--- a/mixed.docx
+++ b/mixed.docx
@@ -40,7 +40,7 @@
                 <w:rFonts w:ascii="TimeNewRoman" w:hAnsi="TimeNewRoman"/>
                 <w:sz w:val="30"/>
               </w:rPr>
-              <w:t>8×7+86=</w:t>
+              <w:t>6×5+32=</w:t>
             </w:r>
           </w:p>
         </w:tc>
@@ -57,7 +57,7 @@
                 <w:rFonts w:ascii="TimeNewRoman" w:hAnsi="TimeNewRoman"/>
                 <w:sz w:val="30"/>
               </w:rPr>
-              <w:t>52-45=</w:t>
+              <w:t>5×9+51=</w:t>
             </w:r>
           </w:p>
         </w:tc>
@@ -74,773 +74,7 @@
                 <w:rFonts w:ascii="TimeNewRoman" w:hAnsi="TimeNewRoman"/>
                 <w:sz w:val="30"/>
               </w:rPr>
-              <w:t>93-84=</w:t>
-            </w:r>
-          </w:p>
-        </w:tc>
-        <w:tc>
-          <w:tcPr>
-            <w:tcW w:type="dxa" w:w="1987"/>
-          </w:tcPr>
-          <w:p>
-            <w:pPr>
-              <w:jc w:val="left"/>
-            </w:pPr>
-            <w:r>
-              <w:rPr>
-                <w:rFonts w:ascii="TimeNewRoman" w:hAnsi="TimeNewRoman"/>
-                <w:sz w:val="30"/>
-              </w:rPr>
-              <w:t>52+20=</w:t>
-            </w:r>
-          </w:p>
-        </w:tc>
-        <w:tc>
-          <w:tcPr>
-            <w:tcW w:type="dxa" w:w="1987"/>
-          </w:tcPr>
-          <w:p>
-            <w:pPr>
-              <w:jc w:val="left"/>
-            </w:pPr>
-            <w:r>
-              <w:rPr>
-                <w:rFonts w:ascii="TimeNewRoman" w:hAnsi="TimeNewRoman"/>
-                <w:sz w:val="30"/>
-              </w:rPr>
-              <w:t>5×2=</w:t>
-            </w:r>
-          </w:p>
-        </w:tc>
-      </w:tr>
-      <w:tr>
-        <w:tc>
-          <w:tcPr>
-            <w:tcW w:type="dxa" w:w="1987"/>
-          </w:tcPr>
-          <w:p>
-            <w:pPr>
-              <w:jc w:val="left"/>
-            </w:pPr>
-            <w:r>
-              <w:rPr>
-                <w:rFonts w:ascii="TimeNewRoman" w:hAnsi="TimeNewRoman"/>
-                <w:sz w:val="30"/>
-              </w:rPr>
-              <w:t>3×8=</w:t>
-            </w:r>
-          </w:p>
-        </w:tc>
-        <w:tc>
-          <w:tcPr>
-            <w:tcW w:type="dxa" w:w="1987"/>
-          </w:tcPr>
-          <w:p>
-            <w:pPr>
-              <w:jc w:val="left"/>
-            </w:pPr>
-            <w:r>
-              <w:rPr>
-                <w:rFonts w:ascii="TimeNewRoman" w:hAnsi="TimeNewRoman"/>
-                <w:sz w:val="30"/>
-              </w:rPr>
-              <w:t>97+45-25=</w:t>
-            </w:r>
-          </w:p>
-        </w:tc>
-        <w:tc>
-          <w:tcPr>
-            <w:tcW w:type="dxa" w:w="1987"/>
-          </w:tcPr>
-          <w:p>
-            <w:pPr>
-              <w:jc w:val="left"/>
-            </w:pPr>
-            <w:r>
-              <w:rPr>
-                <w:rFonts w:ascii="TimeNewRoman" w:hAnsi="TimeNewRoman"/>
-                <w:sz w:val="30"/>
-              </w:rPr>
-              <w:t>6×5-19=</w:t>
-            </w:r>
-          </w:p>
-        </w:tc>
-        <w:tc>
-          <w:tcPr>
-            <w:tcW w:type="dxa" w:w="1987"/>
-          </w:tcPr>
-          <w:p>
-            <w:pPr>
-              <w:jc w:val="left"/>
-            </w:pPr>
-            <w:r>
-              <w:rPr>
-                <w:rFonts w:ascii="TimeNewRoman" w:hAnsi="TimeNewRoman"/>
-                <w:sz w:val="30"/>
-              </w:rPr>
-              <w:t>68+95-57=</w:t>
-            </w:r>
-          </w:p>
-        </w:tc>
-        <w:tc>
-          <w:tcPr>
-            <w:tcW w:type="dxa" w:w="1987"/>
-          </w:tcPr>
-          <w:p>
-            <w:pPr>
-              <w:jc w:val="left"/>
-            </w:pPr>
-            <w:r>
-              <w:rPr>
-                <w:rFonts w:ascii="TimeNewRoman" w:hAnsi="TimeNewRoman"/>
-                <w:sz w:val="30"/>
-              </w:rPr>
-              <w:t>69-53=</w:t>
-            </w:r>
-          </w:p>
-        </w:tc>
-      </w:tr>
-      <w:tr>
-        <w:tc>
-          <w:tcPr>
-            <w:tcW w:type="dxa" w:w="1987"/>
-          </w:tcPr>
-          <w:p>
-            <w:pPr>
-              <w:jc w:val="left"/>
-            </w:pPr>
-            <w:r>
-              <w:rPr>
-                <w:rFonts w:ascii="TimeNewRoman" w:hAnsi="TimeNewRoman"/>
-                <w:sz w:val="30"/>
-              </w:rPr>
-              <w:t>9×1=</w:t>
-            </w:r>
-          </w:p>
-        </w:tc>
-        <w:tc>
-          <w:tcPr>
-            <w:tcW w:type="dxa" w:w="1987"/>
-          </w:tcPr>
-          <w:p>
-            <w:pPr>
-              <w:jc w:val="left"/>
-            </w:pPr>
-            <w:r>
-              <w:rPr>
-                <w:rFonts w:ascii="TimeNewRoman" w:hAnsi="TimeNewRoman"/>
-                <w:sz w:val="30"/>
-              </w:rPr>
-              <w:t>9+23=</w:t>
-            </w:r>
-          </w:p>
-        </w:tc>
-        <w:tc>
-          <w:tcPr>
-            <w:tcW w:type="dxa" w:w="1987"/>
-          </w:tcPr>
-          <w:p>
-            <w:pPr>
-              <w:jc w:val="left"/>
-            </w:pPr>
-            <w:r>
-              <w:rPr>
-                <w:rFonts w:ascii="TimeNewRoman" w:hAnsi="TimeNewRoman"/>
-                <w:sz w:val="30"/>
-              </w:rPr>
-              <w:t>40+57=</w:t>
-            </w:r>
-          </w:p>
-        </w:tc>
-        <w:tc>
-          <w:tcPr>
-            <w:tcW w:type="dxa" w:w="1987"/>
-          </w:tcPr>
-          <w:p>
-            <w:pPr>
-              <w:jc w:val="left"/>
-            </w:pPr>
-            <w:r>
-              <w:rPr>
-                <w:rFonts w:ascii="TimeNewRoman" w:hAnsi="TimeNewRoman"/>
-                <w:sz w:val="30"/>
-              </w:rPr>
-              <w:t>7×6=</w:t>
-            </w:r>
-          </w:p>
-        </w:tc>
-        <w:tc>
-          <w:tcPr>
-            <w:tcW w:type="dxa" w:w="1987"/>
-          </w:tcPr>
-          <w:p>
-            <w:pPr>
-              <w:jc w:val="left"/>
-            </w:pPr>
-            <w:r>
-              <w:rPr>
-                <w:rFonts w:ascii="TimeNewRoman" w:hAnsi="TimeNewRoman"/>
-                <w:sz w:val="30"/>
-              </w:rPr>
-              <w:t>8×2=</w:t>
-            </w:r>
-          </w:p>
-        </w:tc>
-      </w:tr>
-      <w:tr>
-        <w:tc>
-          <w:tcPr>
-            <w:tcW w:type="dxa" w:w="1987"/>
-          </w:tcPr>
-          <w:p>
-            <w:pPr>
-              <w:jc w:val="left"/>
-            </w:pPr>
-            <w:r>
-              <w:rPr>
-                <w:rFonts w:ascii="TimeNewRoman" w:hAnsi="TimeNewRoman"/>
-                <w:sz w:val="30"/>
-              </w:rPr>
-              <w:t>14+9=</w:t>
-            </w:r>
-          </w:p>
-        </w:tc>
-        <w:tc>
-          <w:tcPr>
-            <w:tcW w:type="dxa" w:w="1987"/>
-          </w:tcPr>
-          <w:p>
-            <w:pPr>
-              <w:jc w:val="left"/>
-            </w:pPr>
-            <w:r>
-              <w:rPr>
-                <w:rFonts w:ascii="TimeNewRoman" w:hAnsi="TimeNewRoman"/>
-                <w:sz w:val="30"/>
-              </w:rPr>
-              <w:t>6×6+51=</w:t>
-            </w:r>
-          </w:p>
-        </w:tc>
-        <w:tc>
-          <w:tcPr>
-            <w:tcW w:type="dxa" w:w="1987"/>
-          </w:tcPr>
-          <w:p>
-            <w:pPr>
-              <w:jc w:val="left"/>
-            </w:pPr>
-            <w:r>
-              <w:rPr>
-                <w:rFonts w:ascii="TimeNewRoman" w:hAnsi="TimeNewRoman"/>
-                <w:sz w:val="30"/>
-              </w:rPr>
-              <w:t>5×9-18=</w:t>
-            </w:r>
-          </w:p>
-        </w:tc>
-        <w:tc>
-          <w:tcPr>
-            <w:tcW w:type="dxa" w:w="1987"/>
-          </w:tcPr>
-          <w:p>
-            <w:pPr>
-              <w:jc w:val="left"/>
-            </w:pPr>
-            <w:r>
-              <w:rPr>
-                <w:rFonts w:ascii="TimeNewRoman" w:hAnsi="TimeNewRoman"/>
-                <w:sz w:val="30"/>
-              </w:rPr>
-              <w:t>3×6=</w:t>
-            </w:r>
-          </w:p>
-        </w:tc>
-        <w:tc>
-          <w:tcPr>
-            <w:tcW w:type="dxa" w:w="1987"/>
-          </w:tcPr>
-          <w:p>
-            <w:pPr>
-              <w:jc w:val="left"/>
-            </w:pPr>
-            <w:r>
-              <w:rPr>
-                <w:rFonts w:ascii="TimeNewRoman" w:hAnsi="TimeNewRoman"/>
-                <w:sz w:val="30"/>
-              </w:rPr>
-              <w:t>73+57+74=</w:t>
-            </w:r>
-          </w:p>
-        </w:tc>
-      </w:tr>
-      <w:tr>
-        <w:tc>
-          <w:tcPr>
-            <w:tcW w:type="dxa" w:w="1987"/>
-          </w:tcPr>
-          <w:p>
-            <w:pPr>
-              <w:jc w:val="left"/>
-            </w:pPr>
-            <w:r>
-              <w:rPr>
-                <w:rFonts w:ascii="TimeNewRoman" w:hAnsi="TimeNewRoman"/>
-                <w:sz w:val="30"/>
-              </w:rPr>
-              <w:t>21+53=</w:t>
-            </w:r>
-          </w:p>
-        </w:tc>
-        <w:tc>
-          <w:tcPr>
-            <w:tcW w:type="dxa" w:w="1987"/>
-          </w:tcPr>
-          <w:p>
-            <w:pPr>
-              <w:jc w:val="left"/>
-            </w:pPr>
-            <w:r>
-              <w:rPr>
-                <w:rFonts w:ascii="TimeNewRoman" w:hAnsi="TimeNewRoman"/>
-                <w:sz w:val="30"/>
-              </w:rPr>
-              <w:t>30÷6=</w:t>
-            </w:r>
-          </w:p>
-        </w:tc>
-        <w:tc>
-          <w:tcPr>
-            <w:tcW w:type="dxa" w:w="1987"/>
-          </w:tcPr>
-          <w:p>
-            <w:pPr>
-              <w:jc w:val="left"/>
-            </w:pPr>
-            <w:r>
-              <w:rPr>
-                <w:rFonts w:ascii="TimeNewRoman" w:hAnsi="TimeNewRoman"/>
-                <w:sz w:val="30"/>
-              </w:rPr>
-              <w:t>99-7=</w:t>
-            </w:r>
-          </w:p>
-        </w:tc>
-        <w:tc>
-          <w:tcPr>
-            <w:tcW w:type="dxa" w:w="1987"/>
-          </w:tcPr>
-          <w:p>
-            <w:pPr>
-              <w:jc w:val="left"/>
-            </w:pPr>
-            <w:r>
-              <w:rPr>
-                <w:rFonts w:ascii="TimeNewRoman" w:hAnsi="TimeNewRoman"/>
-                <w:sz w:val="30"/>
-              </w:rPr>
-              <w:t>41+54=</w:t>
-            </w:r>
-          </w:p>
-        </w:tc>
-        <w:tc>
-          <w:tcPr>
-            <w:tcW w:type="dxa" w:w="1987"/>
-          </w:tcPr>
-          <w:p>
-            <w:pPr>
-              <w:jc w:val="left"/>
-            </w:pPr>
-            <w:r>
-              <w:rPr>
-                <w:rFonts w:ascii="TimeNewRoman" w:hAnsi="TimeNewRoman"/>
-                <w:sz w:val="30"/>
-              </w:rPr>
-              <w:t>3×3=</w:t>
-            </w:r>
-          </w:p>
-        </w:tc>
-      </w:tr>
-      <w:tr>
-        <w:tc>
-          <w:tcPr>
-            <w:tcW w:type="dxa" w:w="1987"/>
-          </w:tcPr>
-          <w:p>
-            <w:pPr>
-              <w:jc w:val="left"/>
-            </w:pPr>
-            <w:r>
-              <w:rPr>
-                <w:rFonts w:ascii="TimeNewRoman" w:hAnsi="TimeNewRoman"/>
-                <w:sz w:val="30"/>
-              </w:rPr>
-              <w:t>9×9=</w:t>
-            </w:r>
-          </w:p>
-        </w:tc>
-        <w:tc>
-          <w:tcPr>
-            <w:tcW w:type="dxa" w:w="1987"/>
-          </w:tcPr>
-          <w:p>
-            <w:pPr>
-              <w:jc w:val="left"/>
-            </w:pPr>
-            <w:r>
-              <w:rPr>
-                <w:rFonts w:ascii="TimeNewRoman" w:hAnsi="TimeNewRoman"/>
-                <w:sz w:val="30"/>
-              </w:rPr>
-              <w:t>5×7=</w:t>
-            </w:r>
-          </w:p>
-        </w:tc>
-        <w:tc>
-          <w:tcPr>
-            <w:tcW w:type="dxa" w:w="1987"/>
-          </w:tcPr>
-          <w:p>
-            <w:pPr>
-              <w:jc w:val="left"/>
-            </w:pPr>
-            <w:r>
-              <w:rPr>
-                <w:rFonts w:ascii="TimeNewRoman" w:hAnsi="TimeNewRoman"/>
-                <w:sz w:val="30"/>
-              </w:rPr>
-              <w:t>28÷7=</w:t>
-            </w:r>
-          </w:p>
-        </w:tc>
-        <w:tc>
-          <w:tcPr>
-            <w:tcW w:type="dxa" w:w="1987"/>
-          </w:tcPr>
-          <w:p>
-            <w:pPr>
-              <w:jc w:val="left"/>
-            </w:pPr>
-            <w:r>
-              <w:rPr>
-                <w:rFonts w:ascii="TimeNewRoman" w:hAnsi="TimeNewRoman"/>
-                <w:sz w:val="30"/>
-              </w:rPr>
-              <w:t>2×7=</w:t>
-            </w:r>
-          </w:p>
-        </w:tc>
-        <w:tc>
-          <w:tcPr>
-            <w:tcW w:type="dxa" w:w="1987"/>
-          </w:tcPr>
-          <w:p>
-            <w:pPr>
-              <w:jc w:val="left"/>
-            </w:pPr>
-            <w:r>
-              <w:rPr>
-                <w:rFonts w:ascii="TimeNewRoman" w:hAnsi="TimeNewRoman"/>
-                <w:sz w:val="30"/>
-              </w:rPr>
-              <w:t>44-41=</w:t>
-            </w:r>
-          </w:p>
-        </w:tc>
-      </w:tr>
-      <w:tr>
-        <w:tc>
-          <w:tcPr>
-            <w:tcW w:type="dxa" w:w="1987"/>
-          </w:tcPr>
-          <w:p>
-            <w:pPr>
-              <w:jc w:val="left"/>
-            </w:pPr>
-            <w:r>
-              <w:rPr>
-                <w:rFonts w:ascii="TimeNewRoman" w:hAnsi="TimeNewRoman"/>
-                <w:sz w:val="30"/>
-              </w:rPr>
-              <w:t>49-38=</w:t>
-            </w:r>
-          </w:p>
-        </w:tc>
-        <w:tc>
-          <w:tcPr>
-            <w:tcW w:type="dxa" w:w="1987"/>
-          </w:tcPr>
-          <w:p>
-            <w:pPr>
-              <w:jc w:val="left"/>
-            </w:pPr>
-            <w:r>
-              <w:rPr>
-                <w:rFonts w:ascii="TimeNewRoman" w:hAnsi="TimeNewRoman"/>
-                <w:sz w:val="30"/>
-              </w:rPr>
-              <w:t>62-1=</w:t>
-            </w:r>
-          </w:p>
-        </w:tc>
-        <w:tc>
-          <w:tcPr>
-            <w:tcW w:type="dxa" w:w="1987"/>
-          </w:tcPr>
-          <w:p>
-            <w:pPr>
-              <w:jc w:val="left"/>
-            </w:pPr>
-            <w:r>
-              <w:rPr>
-                <w:rFonts w:ascii="TimeNewRoman" w:hAnsi="TimeNewRoman"/>
-                <w:sz w:val="30"/>
-              </w:rPr>
-              <w:t>12+1=</w:t>
-            </w:r>
-          </w:p>
-        </w:tc>
-        <w:tc>
-          <w:tcPr>
-            <w:tcW w:type="dxa" w:w="1987"/>
-          </w:tcPr>
-          <w:p>
-            <w:pPr>
-              <w:jc w:val="left"/>
-            </w:pPr>
-            <w:r>
-              <w:rPr>
-                <w:rFonts w:ascii="TimeNewRoman" w:hAnsi="TimeNewRoman"/>
-                <w:sz w:val="30"/>
-              </w:rPr>
-              <w:t>55+21=</w:t>
-            </w:r>
-          </w:p>
-        </w:tc>
-        <w:tc>
-          <w:tcPr>
-            <w:tcW w:type="dxa" w:w="1987"/>
-          </w:tcPr>
-          <w:p>
-            <w:pPr>
-              <w:jc w:val="left"/>
-            </w:pPr>
-            <w:r>
-              <w:rPr>
-                <w:rFonts w:ascii="TimeNewRoman" w:hAnsi="TimeNewRoman"/>
-                <w:sz w:val="30"/>
-              </w:rPr>
-              <w:t>60-33=</w:t>
-            </w:r>
-          </w:p>
-        </w:tc>
-      </w:tr>
-      <w:tr>
-        <w:tc>
-          <w:tcPr>
-            <w:tcW w:type="dxa" w:w="1987"/>
-          </w:tcPr>
-          <w:p>
-            <w:pPr>
-              <w:jc w:val="left"/>
-            </w:pPr>
-            <w:r>
-              <w:rPr>
-                <w:rFonts w:ascii="TimeNewRoman" w:hAnsi="TimeNewRoman"/>
-                <w:sz w:val="30"/>
-              </w:rPr>
-              <w:t>6×5=</w:t>
-            </w:r>
-          </w:p>
-        </w:tc>
-        <w:tc>
-          <w:tcPr>
-            <w:tcW w:type="dxa" w:w="1987"/>
-          </w:tcPr>
-          <w:p>
-            <w:pPr>
-              <w:jc w:val="left"/>
-            </w:pPr>
-            <w:r>
-              <w:rPr>
-                <w:rFonts w:ascii="TimeNewRoman" w:hAnsi="TimeNewRoman"/>
-                <w:sz w:val="30"/>
-              </w:rPr>
-              <w:t>7×9=</w:t>
-            </w:r>
-          </w:p>
-        </w:tc>
-        <w:tc>
-          <w:tcPr>
-            <w:tcW w:type="dxa" w:w="1987"/>
-          </w:tcPr>
-          <w:p>
-            <w:pPr>
-              <w:jc w:val="left"/>
-            </w:pPr>
-            <w:r>
-              <w:rPr>
-                <w:rFonts w:ascii="TimeNewRoman" w:hAnsi="TimeNewRoman"/>
-                <w:sz w:val="30"/>
-              </w:rPr>
-              <w:t>39+50-12=</w:t>
-            </w:r>
-          </w:p>
-        </w:tc>
-        <w:tc>
-          <w:tcPr>
-            <w:tcW w:type="dxa" w:w="1987"/>
-          </w:tcPr>
-          <w:p>
-            <w:pPr>
-              <w:jc w:val="left"/>
-            </w:pPr>
-            <w:r>
-              <w:rPr>
-                <w:rFonts w:ascii="TimeNewRoman" w:hAnsi="TimeNewRoman"/>
-                <w:sz w:val="30"/>
-              </w:rPr>
-              <w:t>2×3-4=</w:t>
-            </w:r>
-          </w:p>
-        </w:tc>
-        <w:tc>
-          <w:tcPr>
-            <w:tcW w:type="dxa" w:w="1987"/>
-          </w:tcPr>
-          <w:p>
-            <w:pPr>
-              <w:jc w:val="left"/>
-            </w:pPr>
-            <w:r>
-              <w:rPr>
-                <w:rFonts w:ascii="TimeNewRoman" w:hAnsi="TimeNewRoman"/>
-                <w:sz w:val="30"/>
-              </w:rPr>
-              <w:t>27-11=</w:t>
-            </w:r>
-          </w:p>
-        </w:tc>
-      </w:tr>
-      <w:tr>
-        <w:tc>
-          <w:tcPr>
-            <w:tcW w:type="dxa" w:w="1987"/>
-          </w:tcPr>
-          <w:p>
-            <w:pPr>
-              <w:jc w:val="left"/>
-            </w:pPr>
-            <w:r>
-              <w:rPr>
-                <w:rFonts w:ascii="TimeNewRoman" w:hAnsi="TimeNewRoman"/>
-                <w:sz w:val="30"/>
-              </w:rPr>
-              <w:t>2×5=</w:t>
-            </w:r>
-          </w:p>
-        </w:tc>
-        <w:tc>
-          <w:tcPr>
-            <w:tcW w:type="dxa" w:w="1987"/>
-          </w:tcPr>
-          <w:p>
-            <w:pPr>
-              <w:jc w:val="left"/>
-            </w:pPr>
-            <w:r>
-              <w:rPr>
-                <w:rFonts w:ascii="TimeNewRoman" w:hAnsi="TimeNewRoman"/>
-                <w:sz w:val="30"/>
-              </w:rPr>
-              <w:t>6×5+55=</w:t>
-            </w:r>
-          </w:p>
-        </w:tc>
-        <w:tc>
-          <w:tcPr>
-            <w:tcW w:type="dxa" w:w="1987"/>
-          </w:tcPr>
-          <w:p>
-            <w:pPr>
-              <w:jc w:val="left"/>
-            </w:pPr>
-            <w:r>
-              <w:rPr>
-                <w:rFonts w:ascii="TimeNewRoman" w:hAnsi="TimeNewRoman"/>
-                <w:sz w:val="30"/>
-              </w:rPr>
-              <w:t>6×6-6=</w:t>
-            </w:r>
-          </w:p>
-        </w:tc>
-        <w:tc>
-          <w:tcPr>
-            <w:tcW w:type="dxa" w:w="1987"/>
-          </w:tcPr>
-          <w:p>
-            <w:pPr>
-              <w:jc w:val="left"/>
-            </w:pPr>
-            <w:r>
-              <w:rPr>
-                <w:rFonts w:ascii="TimeNewRoman" w:hAnsi="TimeNewRoman"/>
-                <w:sz w:val="30"/>
-              </w:rPr>
-              <w:t>5+70=</w:t>
-            </w:r>
-          </w:p>
-        </w:tc>
-        <w:tc>
-          <w:tcPr>
-            <w:tcW w:type="dxa" w:w="1987"/>
-          </w:tcPr>
-          <w:p>
-            <w:pPr>
-              <w:jc w:val="left"/>
-            </w:pPr>
-            <w:r>
-              <w:rPr>
-                <w:rFonts w:ascii="TimeNewRoman" w:hAnsi="TimeNewRoman"/>
-                <w:sz w:val="30"/>
-              </w:rPr>
-              <w:t>7×2=</w:t>
-            </w:r>
-          </w:p>
-        </w:tc>
-      </w:tr>
-      <w:tr>
-        <w:tc>
-          <w:tcPr>
-            <w:tcW w:type="dxa" w:w="1987"/>
-          </w:tcPr>
-          <w:p>
-            <w:pPr>
-              <w:jc w:val="left"/>
-            </w:pPr>
-            <w:r>
-              <w:rPr>
-                <w:rFonts w:ascii="TimeNewRoman" w:hAnsi="TimeNewRoman"/>
-                <w:sz w:val="30"/>
-              </w:rPr>
-              <w:t>5×4-16=</w:t>
-            </w:r>
-          </w:p>
-        </w:tc>
-        <w:tc>
-          <w:tcPr>
-            <w:tcW w:type="dxa" w:w="1987"/>
-          </w:tcPr>
-          <w:p>
-            <w:pPr>
-              <w:jc w:val="left"/>
-            </w:pPr>
-            <w:r>
-              <w:rPr>
-                <w:rFonts w:ascii="TimeNewRoman" w:hAnsi="TimeNewRoman"/>
-                <w:sz w:val="30"/>
-              </w:rPr>
-              <w:t>1×9=</w:t>
+              <w:t>69+81+52=</w:t>
             </w:r>
           </w:p>
         </w:tc>
@@ -874,24 +108,7 @@
                 <w:rFonts w:ascii="TimeNewRoman" w:hAnsi="TimeNewRoman"/>
                 <w:sz w:val="30"/>
               </w:rPr>
-              <w:t>58+94+21=</w:t>
-            </w:r>
-          </w:p>
-        </w:tc>
-        <w:tc>
-          <w:tcPr>
-            <w:tcW w:type="dxa" w:w="1987"/>
-          </w:tcPr>
-          <w:p>
-            <w:pPr>
-              <w:jc w:val="left"/>
-            </w:pPr>
-            <w:r>
-              <w:rPr>
-                <w:rFonts w:ascii="TimeNewRoman" w:hAnsi="TimeNewRoman"/>
-                <w:sz w:val="30"/>
-              </w:rPr>
-              <w:t>9×8-56=</w:t>
+              <w:t>2×5=</w:t>
             </w:r>
           </w:p>
         </w:tc>
@@ -910,7 +127,7 @@
                 <w:rFonts w:ascii="TimeNewRoman" w:hAnsi="TimeNewRoman"/>
                 <w:sz w:val="30"/>
               </w:rPr>
-              <w:t>7×5=</w:t>
+              <w:t>52-47=</w:t>
             </w:r>
           </w:p>
         </w:tc>
@@ -927,7 +144,7 @@
                 <w:rFonts w:ascii="TimeNewRoman" w:hAnsi="TimeNewRoman"/>
                 <w:sz w:val="30"/>
               </w:rPr>
-              <w:t>48+38=</w:t>
+              <w:t>42-5=</w:t>
             </w:r>
           </w:p>
         </w:tc>
@@ -944,7 +161,7 @@
                 <w:rFonts w:ascii="TimeNewRoman" w:hAnsi="TimeNewRoman"/>
                 <w:sz w:val="30"/>
               </w:rPr>
-              <w:t>61-1=</w:t>
+              <w:t>6×5+93=</w:t>
             </w:r>
           </w:p>
         </w:tc>
@@ -961,7 +178,7 @@
                 <w:rFonts w:ascii="TimeNewRoman" w:hAnsi="TimeNewRoman"/>
                 <w:sz w:val="30"/>
               </w:rPr>
-              <w:t>70-13=</w:t>
+              <w:t>6×4=</w:t>
             </w:r>
           </w:p>
         </w:tc>
@@ -978,7 +195,7 @@
                 <w:rFonts w:ascii="TimeNewRoman" w:hAnsi="TimeNewRoman"/>
                 <w:sz w:val="30"/>
               </w:rPr>
-              <w:t>4+6=</w:t>
+              <w:t>11+26=</w:t>
             </w:r>
           </w:p>
         </w:tc>
@@ -997,7 +214,7 @@
                 <w:rFonts w:ascii="TimeNewRoman" w:hAnsi="TimeNewRoman"/>
                 <w:sz w:val="30"/>
               </w:rPr>
-              <w:t>9×5=</w:t>
+              <w:t>8÷4=</w:t>
             </w:r>
           </w:p>
         </w:tc>
@@ -1014,7 +231,7 @@
                 <w:rFonts w:ascii="TimeNewRoman" w:hAnsi="TimeNewRoman"/>
                 <w:sz w:val="30"/>
               </w:rPr>
-              <w:t>42+51+61=</w:t>
+              <w:t>74+2=</w:t>
             </w:r>
           </w:p>
         </w:tc>
@@ -1031,7 +248,7 @@
                 <w:rFonts w:ascii="TimeNewRoman" w:hAnsi="TimeNewRoman"/>
                 <w:sz w:val="30"/>
               </w:rPr>
-              <w:t>58+29-28=</w:t>
+              <w:t>54+3=</w:t>
             </w:r>
           </w:p>
         </w:tc>
@@ -1048,7 +265,7 @@
                 <w:rFonts w:ascii="TimeNewRoman" w:hAnsi="TimeNewRoman"/>
                 <w:sz w:val="30"/>
               </w:rPr>
-              <w:t>36÷6=</w:t>
+              <w:t>13+4-4=</w:t>
             </w:r>
           </w:p>
         </w:tc>
@@ -1065,7 +282,7 @@
                 <w:rFonts w:ascii="TimeNewRoman" w:hAnsi="TimeNewRoman"/>
                 <w:sz w:val="30"/>
               </w:rPr>
-              <w:t>97-83=</w:t>
+              <w:t>2+11+19=</w:t>
             </w:r>
           </w:p>
         </w:tc>
@@ -1084,7 +301,7 @@
                 <w:rFonts w:ascii="TimeNewRoman" w:hAnsi="TimeNewRoman"/>
                 <w:sz w:val="30"/>
               </w:rPr>
-              <w:t>21+51=</w:t>
+              <w:t>87-26=</w:t>
             </w:r>
           </w:p>
         </w:tc>
@@ -1101,7 +318,7 @@
                 <w:rFonts w:ascii="TimeNewRoman" w:hAnsi="TimeNewRoman"/>
                 <w:sz w:val="30"/>
               </w:rPr>
-              <w:t>93-51=</w:t>
+              <w:t>8×4=</w:t>
             </w:r>
           </w:p>
         </w:tc>
@@ -1118,7 +335,7 @@
                 <w:rFonts w:ascii="TimeNewRoman" w:hAnsi="TimeNewRoman"/>
                 <w:sz w:val="30"/>
               </w:rPr>
-              <w:t>63+36=</w:t>
+              <w:t>3×7=</w:t>
             </w:r>
           </w:p>
         </w:tc>
@@ -1135,7 +352,7 @@
                 <w:rFonts w:ascii="TimeNewRoman" w:hAnsi="TimeNewRoman"/>
                 <w:sz w:val="30"/>
               </w:rPr>
-              <w:t>40+55=</w:t>
+              <w:t>76+94-85=</w:t>
             </w:r>
           </w:p>
         </w:tc>
@@ -1152,268 +369,7 @@
                 <w:rFonts w:ascii="TimeNewRoman" w:hAnsi="TimeNewRoman"/>
                 <w:sz w:val="30"/>
               </w:rPr>
-              <w:t>52-15=</w:t>
-            </w:r>
-          </w:p>
-        </w:tc>
-      </w:tr>
-      <w:tr>
-        <w:tc>
-          <w:tcPr>
-            <w:tcW w:type="dxa" w:w="1987"/>
-          </w:tcPr>
-          <w:p>
-            <w:pPr>
-              <w:jc w:val="left"/>
-            </w:pPr>
-            <w:r>
-              <w:rPr>
-                <w:rFonts w:ascii="TimeNewRoman" w:hAnsi="TimeNewRoman"/>
-                <w:sz w:val="30"/>
-              </w:rPr>
-              <w:t>79+9-45=</w:t>
-            </w:r>
-          </w:p>
-        </w:tc>
-        <w:tc>
-          <w:tcPr>
-            <w:tcW w:type="dxa" w:w="1987"/>
-          </w:tcPr>
-          <w:p>
-            <w:pPr>
-              <w:jc w:val="left"/>
-            </w:pPr>
-            <w:r>
-              <w:rPr>
-                <w:rFonts w:ascii="TimeNewRoman" w:hAnsi="TimeNewRoman"/>
-                <w:sz w:val="30"/>
-              </w:rPr>
-              <w:t>2×4=</w:t>
-            </w:r>
-          </w:p>
-        </w:tc>
-        <w:tc>
-          <w:tcPr>
-            <w:tcW w:type="dxa" w:w="1987"/>
-          </w:tcPr>
-          <w:p>
-            <w:pPr>
-              <w:jc w:val="left"/>
-            </w:pPr>
-            <w:r>
-              <w:rPr>
-                <w:rFonts w:ascii="TimeNewRoman" w:hAnsi="TimeNewRoman"/>
-                <w:sz w:val="30"/>
-              </w:rPr>
-              <w:t>5×8+11=</w:t>
-            </w:r>
-          </w:p>
-        </w:tc>
-        <w:tc>
-          <w:tcPr>
-            <w:tcW w:type="dxa" w:w="1987"/>
-          </w:tcPr>
-          <w:p>
-            <w:pPr>
-              <w:jc w:val="left"/>
-            </w:pPr>
-            <w:r>
-              <w:rPr>
-                <w:rFonts w:ascii="TimeNewRoman" w:hAnsi="TimeNewRoman"/>
-                <w:sz w:val="30"/>
-              </w:rPr>
-              <w:t>23+67=</w:t>
-            </w:r>
-          </w:p>
-        </w:tc>
-        <w:tc>
-          <w:tcPr>
-            <w:tcW w:type="dxa" w:w="1987"/>
-          </w:tcPr>
-          <w:p>
-            <w:pPr>
-              <w:jc w:val="left"/>
-            </w:pPr>
-            <w:r>
-              <w:rPr>
-                <w:rFonts w:ascii="TimeNewRoman" w:hAnsi="TimeNewRoman"/>
-                <w:sz w:val="30"/>
-              </w:rPr>
-              <w:t>57-28=</w:t>
-            </w:r>
-          </w:p>
-        </w:tc>
-      </w:tr>
-      <w:tr>
-        <w:tc>
-          <w:tcPr>
-            <w:tcW w:type="dxa" w:w="1987"/>
-          </w:tcPr>
-          <w:p>
-            <w:pPr>
-              <w:jc w:val="left"/>
-            </w:pPr>
-            <w:r>
-              <w:rPr>
-                <w:rFonts w:ascii="TimeNewRoman" w:hAnsi="TimeNewRoman"/>
-                <w:sz w:val="30"/>
-              </w:rPr>
-              <w:t>29-5=</w:t>
-            </w:r>
-          </w:p>
-        </w:tc>
-        <w:tc>
-          <w:tcPr>
-            <w:tcW w:type="dxa" w:w="1987"/>
-          </w:tcPr>
-          <w:p>
-            <w:pPr>
-              <w:jc w:val="left"/>
-            </w:pPr>
-            <w:r>
-              <w:rPr>
-                <w:rFonts w:ascii="TimeNewRoman" w:hAnsi="TimeNewRoman"/>
-                <w:sz w:val="30"/>
-              </w:rPr>
-              <w:t>32+44=</w:t>
-            </w:r>
-          </w:p>
-        </w:tc>
-        <w:tc>
-          <w:tcPr>
-            <w:tcW w:type="dxa" w:w="1987"/>
-          </w:tcPr>
-          <w:p>
-            <w:pPr>
-              <w:jc w:val="left"/>
-            </w:pPr>
-            <w:r>
-              <w:rPr>
-                <w:rFonts w:ascii="TimeNewRoman" w:hAnsi="TimeNewRoman"/>
-                <w:sz w:val="30"/>
-              </w:rPr>
-              <w:t>5×9=</w:t>
-            </w:r>
-          </w:p>
-        </w:tc>
-        <w:tc>
-          <w:tcPr>
-            <w:tcW w:type="dxa" w:w="1987"/>
-          </w:tcPr>
-          <w:p>
-            <w:pPr>
-              <w:jc w:val="left"/>
-            </w:pPr>
-            <w:r>
-              <w:rPr>
-                <w:rFonts w:ascii="TimeNewRoman" w:hAnsi="TimeNewRoman"/>
-                <w:sz w:val="30"/>
-              </w:rPr>
-              <w:t>28+25+24=</w:t>
-            </w:r>
-          </w:p>
-        </w:tc>
-        <w:tc>
-          <w:tcPr>
-            <w:tcW w:type="dxa" w:w="1987"/>
-          </w:tcPr>
-          <w:p>
-            <w:pPr>
-              <w:jc w:val="left"/>
-            </w:pPr>
-            <w:r>
-              <w:rPr>
-                <w:rFonts w:ascii="TimeNewRoman" w:hAnsi="TimeNewRoman"/>
-                <w:sz w:val="30"/>
-              </w:rPr>
-              <w:t>39+44+24=</w:t>
-            </w:r>
-          </w:p>
-        </w:tc>
-      </w:tr>
-      <w:tr>
-        <w:tc>
-          <w:tcPr>
-            <w:tcW w:type="dxa" w:w="1987"/>
-          </w:tcPr>
-          <w:p>
-            <w:pPr>
-              <w:jc w:val="left"/>
-            </w:pPr>
-            <w:r>
-              <w:rPr>
-                <w:rFonts w:ascii="TimeNewRoman" w:hAnsi="TimeNewRoman"/>
-                <w:sz w:val="30"/>
-              </w:rPr>
-              <w:t>2×9=</w:t>
-            </w:r>
-          </w:p>
-        </w:tc>
-        <w:tc>
-          <w:tcPr>
-            <w:tcW w:type="dxa" w:w="1987"/>
-          </w:tcPr>
-          <w:p>
-            <w:pPr>
-              <w:jc w:val="left"/>
-            </w:pPr>
-            <w:r>
-              <w:rPr>
-                <w:rFonts w:ascii="TimeNewRoman" w:hAnsi="TimeNewRoman"/>
-                <w:sz w:val="30"/>
-              </w:rPr>
-              <w:t>8×3=</w:t>
-            </w:r>
-          </w:p>
-        </w:tc>
-        <w:tc>
-          <w:tcPr>
-            <w:tcW w:type="dxa" w:w="1987"/>
-          </w:tcPr>
-          <w:p>
-            <w:pPr>
-              <w:jc w:val="left"/>
-            </w:pPr>
-            <w:r>
-              <w:rPr>
-                <w:rFonts w:ascii="TimeNewRoman" w:hAnsi="TimeNewRoman"/>
-                <w:sz w:val="30"/>
-              </w:rPr>
-              <w:t>27-9=</w:t>
-            </w:r>
-          </w:p>
-        </w:tc>
-        <w:tc>
-          <w:tcPr>
-            <w:tcW w:type="dxa" w:w="1987"/>
-          </w:tcPr>
-          <w:p>
-            <w:pPr>
-              <w:jc w:val="left"/>
-            </w:pPr>
-            <w:r>
-              <w:rPr>
-                <w:rFonts w:ascii="TimeNewRoman" w:hAnsi="TimeNewRoman"/>
-                <w:sz w:val="30"/>
-              </w:rPr>
-              <w:t>10+5-10=</w:t>
-            </w:r>
-          </w:p>
-        </w:tc>
-        <w:tc>
-          <w:tcPr>
-            <w:tcW w:type="dxa" w:w="1987"/>
-          </w:tcPr>
-          <w:p>
-            <w:pPr>
-              <w:jc w:val="left"/>
-            </w:pPr>
-            <w:r>
-              <w:rPr>
-                <w:rFonts w:ascii="TimeNewRoman" w:hAnsi="TimeNewRoman"/>
-                <w:sz w:val="30"/>
-              </w:rPr>
-              <w:t>2×8=</w:t>
+              <w:t>8×5=</w:t>
             </w:r>
           </w:p>
         </w:tc>
@@ -1449,7 +405,7 @@
                 <w:rFonts w:ascii="TimeNewRoman" w:hAnsi="TimeNewRoman"/>
                 <w:sz w:val="30"/>
               </w:rPr>
-              <w:t>2×3+60=</w:t>
+              <w:t>83-20=</w:t>
             </w:r>
           </w:p>
         </w:tc>
@@ -1466,7 +422,7 @@
                 <w:rFonts w:ascii="TimeNewRoman" w:hAnsi="TimeNewRoman"/>
                 <w:sz w:val="30"/>
               </w:rPr>
-              <w:t>49÷7=</w:t>
+              <w:t>6×4+20=</w:t>
             </w:r>
           </w:p>
         </w:tc>
@@ -1483,7 +439,7 @@
                 <w:rFonts w:ascii="TimeNewRoman" w:hAnsi="TimeNewRoman"/>
                 <w:sz w:val="30"/>
               </w:rPr>
-              <w:t>7×9-18=</w:t>
+              <w:t>2×7+2=</w:t>
             </w:r>
           </w:p>
         </w:tc>
@@ -1500,7 +456,7 @@
                 <w:rFonts w:ascii="TimeNewRoman" w:hAnsi="TimeNewRoman"/>
                 <w:sz w:val="30"/>
               </w:rPr>
-              <w:t>54+3+42=</w:t>
+              <w:t>81-78=</w:t>
             </w:r>
           </w:p>
         </w:tc>
@@ -1519,7 +475,7 @@
                 <w:rFonts w:ascii="TimeNewRoman" w:hAnsi="TimeNewRoman"/>
                 <w:sz w:val="30"/>
               </w:rPr>
-              <w:t>94+79-11=</w:t>
+              <w:t>45-33=</w:t>
             </w:r>
           </w:p>
         </w:tc>
@@ -1536,7 +492,7 @@
                 <w:rFonts w:ascii="TimeNewRoman" w:hAnsi="TimeNewRoman"/>
                 <w:sz w:val="30"/>
               </w:rPr>
-              <w:t>3×5=</w:t>
+              <w:t>7×9=</w:t>
             </w:r>
           </w:p>
         </w:tc>
@@ -1553,7 +509,7 @@
                 <w:rFonts w:ascii="TimeNewRoman" w:hAnsi="TimeNewRoman"/>
                 <w:sz w:val="30"/>
               </w:rPr>
-              <w:t>4×2=</w:t>
+              <w:t>57-29=</w:t>
             </w:r>
           </w:p>
         </w:tc>
@@ -1570,7 +526,7 @@
                 <w:rFonts w:ascii="TimeNewRoman" w:hAnsi="TimeNewRoman"/>
                 <w:sz w:val="30"/>
               </w:rPr>
-              <w:t>4×5=</w:t>
+              <w:t>12÷6=</w:t>
             </w:r>
           </w:p>
         </w:tc>
@@ -1587,7 +543,7 @@
                 <w:rFonts w:ascii="TimeNewRoman" w:hAnsi="TimeNewRoman"/>
                 <w:sz w:val="30"/>
               </w:rPr>
-              <w:t>3×7=</w:t>
+              <w:t>20÷5=</w:t>
             </w:r>
           </w:p>
         </w:tc>
@@ -1606,7 +562,7 @@
                 <w:rFonts w:ascii="TimeNewRoman" w:hAnsi="TimeNewRoman"/>
                 <w:sz w:val="30"/>
               </w:rPr>
-              <w:t>46+28=</w:t>
+              <w:t>7+23=</w:t>
             </w:r>
           </w:p>
         </w:tc>
@@ -1623,7 +579,7 @@
                 <w:rFonts w:ascii="TimeNewRoman" w:hAnsi="TimeNewRoman"/>
                 <w:sz w:val="30"/>
               </w:rPr>
-              <w:t>59+57-74=</w:t>
+              <w:t>2×4=</w:t>
             </w:r>
           </w:p>
         </w:tc>
@@ -1640,7 +596,7 @@
                 <w:rFonts w:ascii="TimeNewRoman" w:hAnsi="TimeNewRoman"/>
                 <w:sz w:val="30"/>
               </w:rPr>
-              <w:t>6×6=</w:t>
+              <w:t>35-26=</w:t>
             </w:r>
           </w:p>
         </w:tc>
@@ -1657,7 +613,7 @@
                 <w:rFonts w:ascii="TimeNewRoman" w:hAnsi="TimeNewRoman"/>
                 <w:sz w:val="30"/>
               </w:rPr>
-              <w:t>4+93=</w:t>
+              <w:t>4÷2=</w:t>
             </w:r>
           </w:p>
         </w:tc>
@@ -1674,7 +630,7 @@
                 <w:rFonts w:ascii="TimeNewRoman" w:hAnsi="TimeNewRoman"/>
                 <w:sz w:val="30"/>
               </w:rPr>
-              <w:t>52-49=</w:t>
+              <w:t>2×9=</w:t>
             </w:r>
           </w:p>
         </w:tc>
@@ -1693,7 +649,7 @@
                 <w:rFonts w:ascii="TimeNewRoman" w:hAnsi="TimeNewRoman"/>
                 <w:sz w:val="30"/>
               </w:rPr>
-              <w:t>99-25=</w:t>
+              <w:t>38+32+50=</w:t>
             </w:r>
           </w:p>
         </w:tc>
@@ -1710,7 +666,7 @@
                 <w:rFonts w:ascii="TimeNewRoman" w:hAnsi="TimeNewRoman"/>
                 <w:sz w:val="30"/>
               </w:rPr>
-              <w:t>24+44=</w:t>
+              <w:t>7×7=</w:t>
             </w:r>
           </w:p>
         </w:tc>
@@ -1727,7 +683,7 @@
                 <w:rFonts w:ascii="TimeNewRoman" w:hAnsi="TimeNewRoman"/>
                 <w:sz w:val="30"/>
               </w:rPr>
-              <w:t>7×6+78=</w:t>
+              <w:t>35+31=</w:t>
             </w:r>
           </w:p>
         </w:tc>
@@ -1744,7 +700,7 @@
                 <w:rFonts w:ascii="TimeNewRoman" w:hAnsi="TimeNewRoman"/>
                 <w:sz w:val="30"/>
               </w:rPr>
-              <w:t>8×7-18=</w:t>
+              <w:t>13+60=</w:t>
             </w:r>
           </w:p>
         </w:tc>
@@ -1761,7 +717,1051 @@
                 <w:rFonts w:ascii="TimeNewRoman" w:hAnsi="TimeNewRoman"/>
                 <w:sz w:val="30"/>
               </w:rPr>
-              <w:t>6×8=</w:t>
+              <w:t>85-4=</w:t>
+            </w:r>
+          </w:p>
+        </w:tc>
+      </w:tr>
+      <w:tr>
+        <w:tc>
+          <w:tcPr>
+            <w:tcW w:type="dxa" w:w="1987"/>
+          </w:tcPr>
+          <w:p>
+            <w:pPr>
+              <w:jc w:val="left"/>
+            </w:pPr>
+            <w:r>
+              <w:rPr>
+                <w:rFonts w:ascii="TimeNewRoman" w:hAnsi="TimeNewRoman"/>
+                <w:sz w:val="30"/>
+              </w:rPr>
+              <w:t>2×9+70=</w:t>
+            </w:r>
+          </w:p>
+        </w:tc>
+        <w:tc>
+          <w:tcPr>
+            <w:tcW w:type="dxa" w:w="1987"/>
+          </w:tcPr>
+          <w:p>
+            <w:pPr>
+              <w:jc w:val="left"/>
+            </w:pPr>
+            <w:r>
+              <w:rPr>
+                <w:rFonts w:ascii="TimeNewRoman" w:hAnsi="TimeNewRoman"/>
+                <w:sz w:val="30"/>
+              </w:rPr>
+              <w:t>2+44-28=</w:t>
+            </w:r>
+          </w:p>
+        </w:tc>
+        <w:tc>
+          <w:tcPr>
+            <w:tcW w:type="dxa" w:w="1987"/>
+          </w:tcPr>
+          <w:p>
+            <w:pPr>
+              <w:jc w:val="left"/>
+            </w:pPr>
+            <w:r>
+              <w:rPr>
+                <w:rFonts w:ascii="TimeNewRoman" w:hAnsi="TimeNewRoman"/>
+                <w:sz w:val="30"/>
+              </w:rPr>
+              <w:t>3×3=</w:t>
+            </w:r>
+          </w:p>
+        </w:tc>
+        <w:tc>
+          <w:tcPr>
+            <w:tcW w:type="dxa" w:w="1987"/>
+          </w:tcPr>
+          <w:p>
+            <w:pPr>
+              <w:jc w:val="left"/>
+            </w:pPr>
+            <w:r>
+              <w:rPr>
+                <w:rFonts w:ascii="TimeNewRoman" w:hAnsi="TimeNewRoman"/>
+                <w:sz w:val="30"/>
+              </w:rPr>
+              <w:t>61+65-86=</w:t>
+            </w:r>
+          </w:p>
+        </w:tc>
+        <w:tc>
+          <w:tcPr>
+            <w:tcW w:type="dxa" w:w="1987"/>
+          </w:tcPr>
+          <w:p>
+            <w:pPr>
+              <w:jc w:val="left"/>
+            </w:pPr>
+            <w:r>
+              <w:rPr>
+                <w:rFonts w:ascii="TimeNewRoman" w:hAnsi="TimeNewRoman"/>
+                <w:sz w:val="30"/>
+              </w:rPr>
+              <w:t>9×7=</w:t>
+            </w:r>
+          </w:p>
+        </w:tc>
+      </w:tr>
+      <w:tr>
+        <w:tc>
+          <w:tcPr>
+            <w:tcW w:type="dxa" w:w="1987"/>
+          </w:tcPr>
+          <w:p>
+            <w:pPr>
+              <w:jc w:val="left"/>
+            </w:pPr>
+            <w:r>
+              <w:rPr>
+                <w:rFonts w:ascii="TimeNewRoman" w:hAnsi="TimeNewRoman"/>
+                <w:sz w:val="30"/>
+              </w:rPr>
+              <w:t>3×2=</w:t>
+            </w:r>
+          </w:p>
+        </w:tc>
+        <w:tc>
+          <w:tcPr>
+            <w:tcW w:type="dxa" w:w="1987"/>
+          </w:tcPr>
+          <w:p>
+            <w:pPr>
+              <w:jc w:val="left"/>
+            </w:pPr>
+            <w:r>
+              <w:rPr>
+                <w:rFonts w:ascii="TimeNewRoman" w:hAnsi="TimeNewRoman"/>
+                <w:sz w:val="30"/>
+              </w:rPr>
+              <w:t>3×7-16=</w:t>
+            </w:r>
+          </w:p>
+        </w:tc>
+        <w:tc>
+          <w:tcPr>
+            <w:tcW w:type="dxa" w:w="1987"/>
+          </w:tcPr>
+          <w:p>
+            <w:pPr>
+              <w:jc w:val="left"/>
+            </w:pPr>
+            <w:r>
+              <w:rPr>
+                <w:rFonts w:ascii="TimeNewRoman" w:hAnsi="TimeNewRoman"/>
+                <w:sz w:val="30"/>
+              </w:rPr>
+              <w:t>61+6=</w:t>
+            </w:r>
+          </w:p>
+        </w:tc>
+        <w:tc>
+          <w:tcPr>
+            <w:tcW w:type="dxa" w:w="1987"/>
+          </w:tcPr>
+          <w:p>
+            <w:pPr>
+              <w:jc w:val="left"/>
+            </w:pPr>
+            <w:r>
+              <w:rPr>
+                <w:rFonts w:ascii="TimeNewRoman" w:hAnsi="TimeNewRoman"/>
+                <w:sz w:val="30"/>
+              </w:rPr>
+              <w:t>94+74+80=</w:t>
+            </w:r>
+          </w:p>
+        </w:tc>
+        <w:tc>
+          <w:tcPr>
+            <w:tcW w:type="dxa" w:w="1987"/>
+          </w:tcPr>
+          <w:p>
+            <w:pPr>
+              <w:jc w:val="left"/>
+            </w:pPr>
+            <w:r>
+              <w:rPr>
+                <w:rFonts w:ascii="TimeNewRoman" w:hAnsi="TimeNewRoman"/>
+                <w:sz w:val="30"/>
+              </w:rPr>
+              <w:t>3×5+43=</w:t>
+            </w:r>
+          </w:p>
+        </w:tc>
+      </w:tr>
+      <w:tr>
+        <w:tc>
+          <w:tcPr>
+            <w:tcW w:type="dxa" w:w="1987"/>
+          </w:tcPr>
+          <w:p>
+            <w:pPr>
+              <w:jc w:val="left"/>
+            </w:pPr>
+            <w:r>
+              <w:rPr>
+                <w:rFonts w:ascii="TimeNewRoman" w:hAnsi="TimeNewRoman"/>
+                <w:sz w:val="30"/>
+              </w:rPr>
+              <w:t>9×3=</w:t>
+            </w:r>
+          </w:p>
+        </w:tc>
+        <w:tc>
+          <w:tcPr>
+            <w:tcW w:type="dxa" w:w="1987"/>
+          </w:tcPr>
+          <w:p>
+            <w:pPr>
+              <w:jc w:val="left"/>
+            </w:pPr>
+            <w:r>
+              <w:rPr>
+                <w:rFonts w:ascii="TimeNewRoman" w:hAnsi="TimeNewRoman"/>
+                <w:sz w:val="30"/>
+              </w:rPr>
+              <w:t>10+36-19=</w:t>
+            </w:r>
+          </w:p>
+        </w:tc>
+        <w:tc>
+          <w:tcPr>
+            <w:tcW w:type="dxa" w:w="1987"/>
+          </w:tcPr>
+          <w:p>
+            <w:pPr>
+              <w:jc w:val="left"/>
+            </w:pPr>
+            <w:r>
+              <w:rPr>
+                <w:rFonts w:ascii="TimeNewRoman" w:hAnsi="TimeNewRoman"/>
+                <w:sz w:val="30"/>
+              </w:rPr>
+              <w:t>4×6+76=</w:t>
+            </w:r>
+          </w:p>
+        </w:tc>
+        <w:tc>
+          <w:tcPr>
+            <w:tcW w:type="dxa" w:w="1987"/>
+          </w:tcPr>
+          <w:p>
+            <w:pPr>
+              <w:jc w:val="left"/>
+            </w:pPr>
+            <w:r>
+              <w:rPr>
+                <w:rFonts w:ascii="TimeNewRoman" w:hAnsi="TimeNewRoman"/>
+                <w:sz w:val="30"/>
+              </w:rPr>
+              <w:t>7×8=</w:t>
+            </w:r>
+          </w:p>
+        </w:tc>
+        <w:tc>
+          <w:tcPr>
+            <w:tcW w:type="dxa" w:w="1987"/>
+          </w:tcPr>
+          <w:p>
+            <w:pPr>
+              <w:jc w:val="left"/>
+            </w:pPr>
+            <w:r>
+              <w:rPr>
+                <w:rFonts w:ascii="TimeNewRoman" w:hAnsi="TimeNewRoman"/>
+                <w:sz w:val="30"/>
+              </w:rPr>
+              <w:t>5×4=</w:t>
+            </w:r>
+          </w:p>
+        </w:tc>
+      </w:tr>
+      <w:tr>
+        <w:tc>
+          <w:tcPr>
+            <w:tcW w:type="dxa" w:w="1987"/>
+          </w:tcPr>
+          <w:p>
+            <w:pPr>
+              <w:jc w:val="left"/>
+            </w:pPr>
+            <w:r>
+              <w:rPr>
+                <w:rFonts w:ascii="TimeNewRoman" w:hAnsi="TimeNewRoman"/>
+                <w:sz w:val="30"/>
+              </w:rPr>
+              <w:t>2×7+27=</w:t>
+            </w:r>
+          </w:p>
+        </w:tc>
+        <w:tc>
+          <w:tcPr>
+            <w:tcW w:type="dxa" w:w="1987"/>
+          </w:tcPr>
+          <w:p>
+            <w:pPr>
+              <w:jc w:val="left"/>
+            </w:pPr>
+            <w:r>
+              <w:rPr>
+                <w:rFonts w:ascii="TimeNewRoman" w:hAnsi="TimeNewRoman"/>
+                <w:sz w:val="30"/>
+              </w:rPr>
+              <w:t>85+90+64=</w:t>
+            </w:r>
+          </w:p>
+        </w:tc>
+        <w:tc>
+          <w:tcPr>
+            <w:tcW w:type="dxa" w:w="1987"/>
+          </w:tcPr>
+          <w:p>
+            <w:pPr>
+              <w:jc w:val="left"/>
+            </w:pPr>
+            <w:r>
+              <w:rPr>
+                <w:rFonts w:ascii="TimeNewRoman" w:hAnsi="TimeNewRoman"/>
+                <w:sz w:val="30"/>
+              </w:rPr>
+              <w:t>8×9=</w:t>
+            </w:r>
+          </w:p>
+        </w:tc>
+        <w:tc>
+          <w:tcPr>
+            <w:tcW w:type="dxa" w:w="1987"/>
+          </w:tcPr>
+          <w:p>
+            <w:pPr>
+              <w:jc w:val="left"/>
+            </w:pPr>
+            <w:r>
+              <w:rPr>
+                <w:rFonts w:ascii="TimeNewRoman" w:hAnsi="TimeNewRoman"/>
+                <w:sz w:val="30"/>
+              </w:rPr>
+              <w:t>3×2+13=</w:t>
+            </w:r>
+          </w:p>
+        </w:tc>
+        <w:tc>
+          <w:tcPr>
+            <w:tcW w:type="dxa" w:w="1987"/>
+          </w:tcPr>
+          <w:p>
+            <w:pPr>
+              <w:jc w:val="left"/>
+            </w:pPr>
+            <w:r>
+              <w:rPr>
+                <w:rFonts w:ascii="TimeNewRoman" w:hAnsi="TimeNewRoman"/>
+                <w:sz w:val="30"/>
+              </w:rPr>
+              <w:t>8×3=</w:t>
+            </w:r>
+          </w:p>
+        </w:tc>
+      </w:tr>
+      <w:tr>
+        <w:tc>
+          <w:tcPr>
+            <w:tcW w:type="dxa" w:w="1987"/>
+          </w:tcPr>
+          <w:p>
+            <w:pPr>
+              <w:jc w:val="left"/>
+            </w:pPr>
+            <w:r>
+              <w:rPr>
+                <w:rFonts w:ascii="TimeNewRoman" w:hAnsi="TimeNewRoman"/>
+                <w:sz w:val="30"/>
+              </w:rPr>
+              <w:t>18+62=</w:t>
+            </w:r>
+          </w:p>
+        </w:tc>
+        <w:tc>
+          <w:tcPr>
+            <w:tcW w:type="dxa" w:w="1987"/>
+          </w:tcPr>
+          <w:p>
+            <w:pPr>
+              <w:jc w:val="left"/>
+            </w:pPr>
+            <w:r>
+              <w:rPr>
+                <w:rFonts w:ascii="TimeNewRoman" w:hAnsi="TimeNewRoman"/>
+                <w:sz w:val="30"/>
+              </w:rPr>
+              <w:t>6×9=</w:t>
+            </w:r>
+          </w:p>
+        </w:tc>
+        <w:tc>
+          <w:tcPr>
+            <w:tcW w:type="dxa" w:w="1987"/>
+          </w:tcPr>
+          <w:p>
+            <w:pPr>
+              <w:jc w:val="left"/>
+            </w:pPr>
+            <w:r>
+              <w:rPr>
+                <w:rFonts w:ascii="TimeNewRoman" w:hAnsi="TimeNewRoman"/>
+                <w:sz w:val="30"/>
+              </w:rPr>
+              <w:t>7×2=</w:t>
+            </w:r>
+          </w:p>
+        </w:tc>
+        <w:tc>
+          <w:tcPr>
+            <w:tcW w:type="dxa" w:w="1987"/>
+          </w:tcPr>
+          <w:p>
+            <w:pPr>
+              <w:jc w:val="left"/>
+            </w:pPr>
+            <w:r>
+              <w:rPr>
+                <w:rFonts w:ascii="TimeNewRoman" w:hAnsi="TimeNewRoman"/>
+                <w:sz w:val="30"/>
+              </w:rPr>
+              <w:t>42+47=</w:t>
+            </w:r>
+          </w:p>
+        </w:tc>
+        <w:tc>
+          <w:tcPr>
+            <w:tcW w:type="dxa" w:w="1987"/>
+          </w:tcPr>
+          <w:p>
+            <w:pPr>
+              <w:jc w:val="left"/>
+            </w:pPr>
+            <w:r>
+              <w:rPr>
+                <w:rFonts w:ascii="TimeNewRoman" w:hAnsi="TimeNewRoman"/>
+                <w:sz w:val="30"/>
+              </w:rPr>
+              <w:t>4×8=</w:t>
+            </w:r>
+          </w:p>
+        </w:tc>
+      </w:tr>
+      <w:tr>
+        <w:tc>
+          <w:tcPr>
+            <w:tcW w:type="dxa" w:w="1987"/>
+          </w:tcPr>
+          <w:p>
+            <w:pPr>
+              <w:jc w:val="left"/>
+            </w:pPr>
+            <w:r>
+              <w:rPr>
+                <w:rFonts w:ascii="TimeNewRoman" w:hAnsi="TimeNewRoman"/>
+                <w:sz w:val="30"/>
+              </w:rPr>
+              <w:t>59-30=</w:t>
+            </w:r>
+          </w:p>
+        </w:tc>
+        <w:tc>
+          <w:tcPr>
+            <w:tcW w:type="dxa" w:w="1987"/>
+          </w:tcPr>
+          <w:p>
+            <w:pPr>
+              <w:jc w:val="left"/>
+            </w:pPr>
+            <w:r>
+              <w:rPr>
+                <w:rFonts w:ascii="TimeNewRoman" w:hAnsi="TimeNewRoman"/>
+                <w:sz w:val="30"/>
+              </w:rPr>
+              <w:t>4×2+42=</w:t>
+            </w:r>
+          </w:p>
+        </w:tc>
+        <w:tc>
+          <w:tcPr>
+            <w:tcW w:type="dxa" w:w="1987"/>
+          </w:tcPr>
+          <w:p>
+            <w:pPr>
+              <w:jc w:val="left"/>
+            </w:pPr>
+            <w:r>
+              <w:rPr>
+                <w:rFonts w:ascii="TimeNewRoman" w:hAnsi="TimeNewRoman"/>
+                <w:sz w:val="30"/>
+              </w:rPr>
+              <w:t>74+9-70=</w:t>
+            </w:r>
+          </w:p>
+        </w:tc>
+        <w:tc>
+          <w:tcPr>
+            <w:tcW w:type="dxa" w:w="1987"/>
+          </w:tcPr>
+          <w:p>
+            <w:pPr>
+              <w:jc w:val="left"/>
+            </w:pPr>
+            <w:r>
+              <w:rPr>
+                <w:rFonts w:ascii="TimeNewRoman" w:hAnsi="TimeNewRoman"/>
+                <w:sz w:val="30"/>
+              </w:rPr>
+              <w:t>88+48-98=</w:t>
+            </w:r>
+          </w:p>
+        </w:tc>
+        <w:tc>
+          <w:tcPr>
+            <w:tcW w:type="dxa" w:w="1987"/>
+          </w:tcPr>
+          <w:p>
+            <w:pPr>
+              <w:jc w:val="left"/>
+            </w:pPr>
+            <w:r>
+              <w:rPr>
+                <w:rFonts w:ascii="TimeNewRoman" w:hAnsi="TimeNewRoman"/>
+                <w:sz w:val="30"/>
+              </w:rPr>
+              <w:t>31+73-37=</w:t>
+            </w:r>
+          </w:p>
+        </w:tc>
+      </w:tr>
+      <w:tr>
+        <w:tc>
+          <w:tcPr>
+            <w:tcW w:type="dxa" w:w="1987"/>
+          </w:tcPr>
+          <w:p>
+            <w:pPr>
+              <w:jc w:val="left"/>
+            </w:pPr>
+            <w:r>
+              <w:rPr>
+                <w:rFonts w:ascii="TimeNewRoman" w:hAnsi="TimeNewRoman"/>
+                <w:sz w:val="30"/>
+              </w:rPr>
+              <w:t>41-36=</w:t>
+            </w:r>
+          </w:p>
+        </w:tc>
+        <w:tc>
+          <w:tcPr>
+            <w:tcW w:type="dxa" w:w="1987"/>
+          </w:tcPr>
+          <w:p>
+            <w:pPr>
+              <w:jc w:val="left"/>
+            </w:pPr>
+            <w:r>
+              <w:rPr>
+                <w:rFonts w:ascii="TimeNewRoman" w:hAnsi="TimeNewRoman"/>
+                <w:sz w:val="30"/>
+              </w:rPr>
+              <w:t>6×7=</w:t>
+            </w:r>
+          </w:p>
+        </w:tc>
+        <w:tc>
+          <w:tcPr>
+            <w:tcW w:type="dxa" w:w="1987"/>
+          </w:tcPr>
+          <w:p>
+            <w:pPr>
+              <w:jc w:val="left"/>
+            </w:pPr>
+            <w:r>
+              <w:rPr>
+                <w:rFonts w:ascii="TimeNewRoman" w:hAnsi="TimeNewRoman"/>
+                <w:sz w:val="30"/>
+              </w:rPr>
+              <w:t>16÷8=</w:t>
+            </w:r>
+          </w:p>
+        </w:tc>
+        <w:tc>
+          <w:tcPr>
+            <w:tcW w:type="dxa" w:w="1987"/>
+          </w:tcPr>
+          <w:p>
+            <w:pPr>
+              <w:jc w:val="left"/>
+            </w:pPr>
+            <w:r>
+              <w:rPr>
+                <w:rFonts w:ascii="TimeNewRoman" w:hAnsi="TimeNewRoman"/>
+                <w:sz w:val="30"/>
+              </w:rPr>
+              <w:t>5×2=</w:t>
+            </w:r>
+          </w:p>
+        </w:tc>
+        <w:tc>
+          <w:tcPr>
+            <w:tcW w:type="dxa" w:w="1987"/>
+          </w:tcPr>
+          <w:p>
+            <w:pPr>
+              <w:jc w:val="left"/>
+            </w:pPr>
+            <w:r>
+              <w:rPr>
+                <w:rFonts w:ascii="TimeNewRoman" w:hAnsi="TimeNewRoman"/>
+                <w:sz w:val="30"/>
+              </w:rPr>
+              <w:t>32-8=</w:t>
+            </w:r>
+          </w:p>
+        </w:tc>
+      </w:tr>
+      <w:tr>
+        <w:tc>
+          <w:tcPr>
+            <w:tcW w:type="dxa" w:w="1987"/>
+          </w:tcPr>
+          <w:p>
+            <w:pPr>
+              <w:jc w:val="left"/>
+            </w:pPr>
+            <w:r>
+              <w:rPr>
+                <w:rFonts w:ascii="TimeNewRoman" w:hAnsi="TimeNewRoman"/>
+                <w:sz w:val="30"/>
+              </w:rPr>
+              <w:t>49-19=</w:t>
+            </w:r>
+          </w:p>
+        </w:tc>
+        <w:tc>
+          <w:tcPr>
+            <w:tcW w:type="dxa" w:w="1987"/>
+          </w:tcPr>
+          <w:p>
+            <w:pPr>
+              <w:jc w:val="left"/>
+            </w:pPr>
+            <w:r>
+              <w:rPr>
+                <w:rFonts w:ascii="TimeNewRoman" w:hAnsi="TimeNewRoman"/>
+                <w:sz w:val="30"/>
+              </w:rPr>
+              <w:t>5×3+69=</w:t>
+            </w:r>
+          </w:p>
+        </w:tc>
+        <w:tc>
+          <w:tcPr>
+            <w:tcW w:type="dxa" w:w="1987"/>
+          </w:tcPr>
+          <w:p>
+            <w:pPr>
+              <w:jc w:val="left"/>
+            </w:pPr>
+            <w:r>
+              <w:rPr>
+                <w:rFonts w:ascii="TimeNewRoman" w:hAnsi="TimeNewRoman"/>
+                <w:sz w:val="30"/>
+              </w:rPr>
+              <w:t>7×3=</w:t>
+            </w:r>
+          </w:p>
+        </w:tc>
+        <w:tc>
+          <w:tcPr>
+            <w:tcW w:type="dxa" w:w="1987"/>
+          </w:tcPr>
+          <w:p>
+            <w:pPr>
+              <w:jc w:val="left"/>
+            </w:pPr>
+            <w:r>
+              <w:rPr>
+                <w:rFonts w:ascii="TimeNewRoman" w:hAnsi="TimeNewRoman"/>
+                <w:sz w:val="30"/>
+              </w:rPr>
+              <w:t>6×6+95=</w:t>
+            </w:r>
+          </w:p>
+        </w:tc>
+        <w:tc>
+          <w:tcPr>
+            <w:tcW w:type="dxa" w:w="1987"/>
+          </w:tcPr>
+          <w:p>
+            <w:pPr>
+              <w:jc w:val="left"/>
+            </w:pPr>
+            <w:r>
+              <w:rPr>
+                <w:rFonts w:ascii="TimeNewRoman" w:hAnsi="TimeNewRoman"/>
+                <w:sz w:val="30"/>
+              </w:rPr>
+              <w:t>65+52+22=</w:t>
+            </w:r>
+          </w:p>
+        </w:tc>
+      </w:tr>
+      <w:tr>
+        <w:tc>
+          <w:tcPr>
+            <w:tcW w:type="dxa" w:w="1987"/>
+          </w:tcPr>
+          <w:p>
+            <w:pPr>
+              <w:jc w:val="left"/>
+            </w:pPr>
+            <w:r>
+              <w:rPr>
+                <w:rFonts w:ascii="TimeNewRoman" w:hAnsi="TimeNewRoman"/>
+                <w:sz w:val="30"/>
+              </w:rPr>
+              <w:t>68-46=</w:t>
+            </w:r>
+          </w:p>
+        </w:tc>
+        <w:tc>
+          <w:tcPr>
+            <w:tcW w:type="dxa" w:w="1987"/>
+          </w:tcPr>
+          <w:p>
+            <w:pPr>
+              <w:jc w:val="left"/>
+            </w:pPr>
+            <w:r>
+              <w:rPr>
+                <w:rFonts w:ascii="TimeNewRoman" w:hAnsi="TimeNewRoman"/>
+                <w:sz w:val="30"/>
+              </w:rPr>
+              <w:t>33-24=</w:t>
+            </w:r>
+          </w:p>
+        </w:tc>
+        <w:tc>
+          <w:tcPr>
+            <w:tcW w:type="dxa" w:w="1987"/>
+          </w:tcPr>
+          <w:p>
+            <w:pPr>
+              <w:jc w:val="left"/>
+            </w:pPr>
+            <w:r>
+              <w:rPr>
+                <w:rFonts w:ascii="TimeNewRoman" w:hAnsi="TimeNewRoman"/>
+                <w:sz w:val="30"/>
+              </w:rPr>
+              <w:t>81-74=</w:t>
+            </w:r>
+          </w:p>
+        </w:tc>
+        <w:tc>
+          <w:tcPr>
+            <w:tcW w:type="dxa" w:w="1987"/>
+          </w:tcPr>
+          <w:p>
+            <w:pPr>
+              <w:jc w:val="left"/>
+            </w:pPr>
+            <w:r>
+              <w:rPr>
+                <w:rFonts w:ascii="TimeNewRoman" w:hAnsi="TimeNewRoman"/>
+                <w:sz w:val="30"/>
+              </w:rPr>
+              <w:t>12+27-36=</w:t>
+            </w:r>
+          </w:p>
+        </w:tc>
+        <w:tc>
+          <w:tcPr>
+            <w:tcW w:type="dxa" w:w="1987"/>
+          </w:tcPr>
+          <w:p>
+            <w:pPr>
+              <w:jc w:val="left"/>
+            </w:pPr>
+            <w:r>
+              <w:rPr>
+                <w:rFonts w:ascii="TimeNewRoman" w:hAnsi="TimeNewRoman"/>
+                <w:sz w:val="30"/>
+              </w:rPr>
+              <w:t>6+43=</w:t>
+            </w:r>
+          </w:p>
+        </w:tc>
+      </w:tr>
+      <w:tr>
+        <w:tc>
+          <w:tcPr>
+            <w:tcW w:type="dxa" w:w="1987"/>
+          </w:tcPr>
+          <w:p>
+            <w:pPr>
+              <w:jc w:val="left"/>
+            </w:pPr>
+            <w:r>
+              <w:rPr>
+                <w:rFonts w:ascii="TimeNewRoman" w:hAnsi="TimeNewRoman"/>
+                <w:sz w:val="30"/>
+              </w:rPr>
+              <w:t>36÷9=</w:t>
+            </w:r>
+          </w:p>
+        </w:tc>
+        <w:tc>
+          <w:tcPr>
+            <w:tcW w:type="dxa" w:w="1987"/>
+          </w:tcPr>
+          <w:p>
+            <w:pPr>
+              <w:jc w:val="left"/>
+            </w:pPr>
+            <w:r>
+              <w:rPr>
+                <w:rFonts w:ascii="TimeNewRoman" w:hAnsi="TimeNewRoman"/>
+                <w:sz w:val="30"/>
+              </w:rPr>
+              <w:t>7×4=</w:t>
+            </w:r>
+          </w:p>
+        </w:tc>
+        <w:tc>
+          <w:tcPr>
+            <w:tcW w:type="dxa" w:w="1987"/>
+          </w:tcPr>
+          <w:p>
+            <w:pPr>
+              <w:jc w:val="left"/>
+            </w:pPr>
+            <w:r>
+              <w:rPr>
+                <w:rFonts w:ascii="TimeNewRoman" w:hAnsi="TimeNewRoman"/>
+                <w:sz w:val="30"/>
+              </w:rPr>
+              <w:t>2×2=</w:t>
+            </w:r>
+          </w:p>
+        </w:tc>
+        <w:tc>
+          <w:tcPr>
+            <w:tcW w:type="dxa" w:w="1987"/>
+          </w:tcPr>
+          <w:p>
+            <w:pPr>
+              <w:jc w:val="left"/>
+            </w:pPr>
+            <w:r>
+              <w:rPr>
+                <w:rFonts w:ascii="TimeNewRoman" w:hAnsi="TimeNewRoman"/>
+                <w:sz w:val="30"/>
+              </w:rPr>
+              <w:t>85-3=</w:t>
+            </w:r>
+          </w:p>
+        </w:tc>
+        <w:tc>
+          <w:tcPr>
+            <w:tcW w:type="dxa" w:w="1987"/>
+          </w:tcPr>
+          <w:p>
+            <w:pPr>
+              <w:jc w:val="left"/>
+            </w:pPr>
+            <w:r>
+              <w:rPr>
+                <w:rFonts w:ascii="TimeNewRoman" w:hAnsi="TimeNewRoman"/>
+                <w:sz w:val="30"/>
+              </w:rPr>
+              <w:t>5×6=</w:t>
+            </w:r>
+          </w:p>
+        </w:tc>
+      </w:tr>
+      <w:tr>
+        <w:tc>
+          <w:tcPr>
+            <w:tcW w:type="dxa" w:w="1987"/>
+          </w:tcPr>
+          <w:p>
+            <w:pPr>
+              <w:jc w:val="left"/>
+            </w:pPr>
+            <w:r>
+              <w:rPr>
+                <w:rFonts w:ascii="TimeNewRoman" w:hAnsi="TimeNewRoman"/>
+                <w:sz w:val="30"/>
+              </w:rPr>
+              <w:t>5×7=</w:t>
+            </w:r>
+          </w:p>
+        </w:tc>
+        <w:tc>
+          <w:tcPr>
+            <w:tcW w:type="dxa" w:w="1987"/>
+          </w:tcPr>
+          <w:p>
+            <w:pPr>
+              <w:jc w:val="left"/>
+            </w:pPr>
+            <w:r>
+              <w:rPr>
+                <w:rFonts w:ascii="TimeNewRoman" w:hAnsi="TimeNewRoman"/>
+                <w:sz w:val="30"/>
+              </w:rPr>
+              <w:t>5×5=</w:t>
+            </w:r>
+          </w:p>
+        </w:tc>
+        <w:tc>
+          <w:tcPr>
+            <w:tcW w:type="dxa" w:w="1987"/>
+          </w:tcPr>
+          <w:p>
+            <w:pPr>
+              <w:jc w:val="left"/>
+            </w:pPr>
+            <w:r>
+              <w:rPr>
+                <w:rFonts w:ascii="TimeNewRoman" w:hAnsi="TimeNewRoman"/>
+                <w:sz w:val="30"/>
+              </w:rPr>
+              <w:t>4×9=</w:t>
+            </w:r>
+          </w:p>
+        </w:tc>
+        <w:tc>
+          <w:tcPr>
+            <w:tcW w:type="dxa" w:w="1987"/>
+          </w:tcPr>
+          <w:p>
+            <w:pPr>
+              <w:jc w:val="left"/>
+            </w:pPr>
+            <w:r>
+              <w:rPr>
+                <w:rFonts w:ascii="TimeNewRoman" w:hAnsi="TimeNewRoman"/>
+                <w:sz w:val="30"/>
+              </w:rPr>
+              <w:t>8×8=</w:t>
+            </w:r>
+          </w:p>
+        </w:tc>
+        <w:tc>
+          <w:tcPr>
+            <w:tcW w:type="dxa" w:w="1987"/>
+          </w:tcPr>
+          <w:p>
+            <w:pPr>
+              <w:jc w:val="left"/>
+            </w:pPr>
+            <w:r>
+              <w:rPr>
+                <w:rFonts w:ascii="TimeNewRoman" w:hAnsi="TimeNewRoman"/>
+                <w:sz w:val="30"/>
+              </w:rPr>
+              <w:t>2×7=</w:t>
+            </w:r>
+          </w:p>
+        </w:tc>
+      </w:tr>
+      <w:tr>
+        <w:tc>
+          <w:tcPr>
+            <w:tcW w:type="dxa" w:w="1987"/>
+          </w:tcPr>
+          <w:p>
+            <w:pPr>
+              <w:jc w:val="left"/>
+            </w:pPr>
+            <w:r>
+              <w:rPr>
+                <w:rFonts w:ascii="TimeNewRoman" w:hAnsi="TimeNewRoman"/>
+                <w:sz w:val="30"/>
+              </w:rPr>
+              <w:t>7×4-15=</w:t>
+            </w:r>
+          </w:p>
+        </w:tc>
+        <w:tc>
+          <w:tcPr>
+            <w:tcW w:type="dxa" w:w="1987"/>
+          </w:tcPr>
+          <w:p>
+            <w:pPr>
+              <w:jc w:val="left"/>
+            </w:pPr>
+            <w:r>
+              <w:rPr>
+                <w:rFonts w:ascii="TimeNewRoman" w:hAnsi="TimeNewRoman"/>
+                <w:sz w:val="30"/>
+              </w:rPr>
+              <w:t>37+44=</w:t>
+            </w:r>
+          </w:p>
+        </w:tc>
+        <w:tc>
+          <w:tcPr>
+            <w:tcW w:type="dxa" w:w="1987"/>
+          </w:tcPr>
+          <w:p>
+            <w:pPr>
+              <w:jc w:val="left"/>
+            </w:pPr>
+            <w:r>
+              <w:rPr>
+                <w:rFonts w:ascii="TimeNewRoman" w:hAnsi="TimeNewRoman"/>
+                <w:sz w:val="30"/>
+              </w:rPr>
+              <w:t>65+95-29=</w:t>
+            </w:r>
+          </w:p>
+        </w:tc>
+        <w:tc>
+          <w:tcPr>
+            <w:tcW w:type="dxa" w:w="1987"/>
+          </w:tcPr>
+          <w:p>
+            <w:pPr>
+              <w:jc w:val="left"/>
+            </w:pPr>
+            <w:r>
+              <w:rPr>
+                <w:rFonts w:ascii="TimeNewRoman" w:hAnsi="TimeNewRoman"/>
+                <w:sz w:val="30"/>
+              </w:rPr>
+              <w:t>8×2=</w:t>
+            </w:r>
+          </w:p>
+        </w:tc>
+        <w:tc>
+          <w:tcPr>
+            <w:tcW w:type="dxa" w:w="1987"/>
+          </w:tcPr>
+          <w:p>
+            <w:pPr>
+              <w:jc w:val="left"/>
+            </w:pPr>
+            <w:r>
+              <w:rPr>
+                <w:rFonts w:ascii="TimeNewRoman" w:hAnsi="TimeNewRoman"/>
+                <w:sz w:val="30"/>
+              </w:rPr>
+              <w:t>4×7=</w:t>
             </w:r>
           </w:p>
         </w:tc>

--- a/mixed.docx
+++ b/mixed.docx
@@ -11,7 +11,7 @@
           <w:rFonts w:ascii="Arial" w:hAnsi="Arial"/>
           <w:sz w:val="30"/>
         </w:rPr>
-        <w:t>2026-09-12 Saturday</w:t>
+        <w:t>2026-09-13 Sunday</w:t>
       </w:r>
     </w:p>
     <w:tbl>
@@ -40,7 +40,7 @@
                 <w:rFonts w:ascii="TimeNewRoman" w:hAnsi="TimeNewRoman"/>
                 <w:sz w:val="30"/>
               </w:rPr>
-              <w:t>6×5+32=</w:t>
+              <w:t>8×4+13=</w:t>
             </w:r>
           </w:p>
         </w:tc>
@@ -57,7 +57,7 @@
                 <w:rFonts w:ascii="TimeNewRoman" w:hAnsi="TimeNewRoman"/>
                 <w:sz w:val="30"/>
               </w:rPr>
-              <w:t>5×9+51=</w:t>
+              <w:t>4×8=</w:t>
             </w:r>
           </w:p>
         </w:tc>
@@ -74,7 +74,7 @@
                 <w:rFonts w:ascii="TimeNewRoman" w:hAnsi="TimeNewRoman"/>
                 <w:sz w:val="30"/>
               </w:rPr>
-              <w:t>69+81+52=</w:t>
+              <w:t>5×8-5=</w:t>
             </w:r>
           </w:p>
         </w:tc>
@@ -91,7 +91,7 @@
                 <w:rFonts w:ascii="TimeNewRoman" w:hAnsi="TimeNewRoman"/>
                 <w:sz w:val="30"/>
               </w:rPr>
-              <w:t>8×6=</w:t>
+              <w:t>25+44-40=</w:t>
             </w:r>
           </w:p>
         </w:tc>
@@ -108,7 +108,7 @@
                 <w:rFonts w:ascii="TimeNewRoman" w:hAnsi="TimeNewRoman"/>
                 <w:sz w:val="30"/>
               </w:rPr>
-              <w:t>2×5=</w:t>
+              <w:t>7×9+74=</w:t>
             </w:r>
           </w:p>
         </w:tc>
@@ -127,7 +127,7 @@
                 <w:rFonts w:ascii="TimeNewRoman" w:hAnsi="TimeNewRoman"/>
                 <w:sz w:val="30"/>
               </w:rPr>
-              <w:t>52-47=</w:t>
+              <w:t>2×3+77=</w:t>
             </w:r>
           </w:p>
         </w:tc>
@@ -144,7 +144,7 @@
                 <w:rFonts w:ascii="TimeNewRoman" w:hAnsi="TimeNewRoman"/>
                 <w:sz w:val="30"/>
               </w:rPr>
-              <w:t>42-5=</w:t>
+              <w:t>6×2=</w:t>
             </w:r>
           </w:p>
         </w:tc>
@@ -161,7 +161,7 @@
                 <w:rFonts w:ascii="TimeNewRoman" w:hAnsi="TimeNewRoman"/>
                 <w:sz w:val="30"/>
               </w:rPr>
-              <w:t>6×5+93=</w:t>
+              <w:t>99-38=</w:t>
             </w:r>
           </w:p>
         </w:tc>
@@ -178,7 +178,7 @@
                 <w:rFonts w:ascii="TimeNewRoman" w:hAnsi="TimeNewRoman"/>
                 <w:sz w:val="30"/>
               </w:rPr>
-              <w:t>6×4=</w:t>
+              <w:t>57+6-30=</w:t>
             </w:r>
           </w:p>
         </w:tc>
@@ -195,7 +195,355 @@
                 <w:rFonts w:ascii="TimeNewRoman" w:hAnsi="TimeNewRoman"/>
                 <w:sz w:val="30"/>
               </w:rPr>
-              <w:t>11+26=</w:t>
+              <w:t>8×9=</w:t>
+            </w:r>
+          </w:p>
+        </w:tc>
+      </w:tr>
+      <w:tr>
+        <w:tc>
+          <w:tcPr>
+            <w:tcW w:type="dxa" w:w="1987"/>
+          </w:tcPr>
+          <w:p>
+            <w:pPr>
+              <w:jc w:val="left"/>
+            </w:pPr>
+            <w:r>
+              <w:rPr>
+                <w:rFonts w:ascii="TimeNewRoman" w:hAnsi="TimeNewRoman"/>
+                <w:sz w:val="30"/>
+              </w:rPr>
+              <w:t>59-51=</w:t>
+            </w:r>
+          </w:p>
+        </w:tc>
+        <w:tc>
+          <w:tcPr>
+            <w:tcW w:type="dxa" w:w="1987"/>
+          </w:tcPr>
+          <w:p>
+            <w:pPr>
+              <w:jc w:val="left"/>
+            </w:pPr>
+            <w:r>
+              <w:rPr>
+                <w:rFonts w:ascii="TimeNewRoman" w:hAnsi="TimeNewRoman"/>
+                <w:sz w:val="30"/>
+              </w:rPr>
+              <w:t>77-73=</w:t>
+            </w:r>
+          </w:p>
+        </w:tc>
+        <w:tc>
+          <w:tcPr>
+            <w:tcW w:type="dxa" w:w="1987"/>
+          </w:tcPr>
+          <w:p>
+            <w:pPr>
+              <w:jc w:val="left"/>
+            </w:pPr>
+            <w:r>
+              <w:rPr>
+                <w:rFonts w:ascii="TimeNewRoman" w:hAnsi="TimeNewRoman"/>
+                <w:sz w:val="30"/>
+              </w:rPr>
+              <w:t>6×6=</w:t>
+            </w:r>
+          </w:p>
+        </w:tc>
+        <w:tc>
+          <w:tcPr>
+            <w:tcW w:type="dxa" w:w="1987"/>
+          </w:tcPr>
+          <w:p>
+            <w:pPr>
+              <w:jc w:val="left"/>
+            </w:pPr>
+            <w:r>
+              <w:rPr>
+                <w:rFonts w:ascii="TimeNewRoman" w:hAnsi="TimeNewRoman"/>
+                <w:sz w:val="30"/>
+              </w:rPr>
+              <w:t>8×5=</w:t>
+            </w:r>
+          </w:p>
+        </w:tc>
+        <w:tc>
+          <w:tcPr>
+            <w:tcW w:type="dxa" w:w="1987"/>
+          </w:tcPr>
+          <w:p>
+            <w:pPr>
+              <w:jc w:val="left"/>
+            </w:pPr>
+            <w:r>
+              <w:rPr>
+                <w:rFonts w:ascii="TimeNewRoman" w:hAnsi="TimeNewRoman"/>
+                <w:sz w:val="30"/>
+              </w:rPr>
+              <w:t>7×2=</w:t>
+            </w:r>
+          </w:p>
+        </w:tc>
+      </w:tr>
+      <w:tr>
+        <w:tc>
+          <w:tcPr>
+            <w:tcW w:type="dxa" w:w="1987"/>
+          </w:tcPr>
+          <w:p>
+            <w:pPr>
+              <w:jc w:val="left"/>
+            </w:pPr>
+            <w:r>
+              <w:rPr>
+                <w:rFonts w:ascii="TimeNewRoman" w:hAnsi="TimeNewRoman"/>
+                <w:sz w:val="30"/>
+              </w:rPr>
+              <w:t>19+59=</w:t>
+            </w:r>
+          </w:p>
+        </w:tc>
+        <w:tc>
+          <w:tcPr>
+            <w:tcW w:type="dxa" w:w="1987"/>
+          </w:tcPr>
+          <w:p>
+            <w:pPr>
+              <w:jc w:val="left"/>
+            </w:pPr>
+            <w:r>
+              <w:rPr>
+                <w:rFonts w:ascii="TimeNewRoman" w:hAnsi="TimeNewRoman"/>
+                <w:sz w:val="30"/>
+              </w:rPr>
+              <w:t>4×9-2=</w:t>
+            </w:r>
+          </w:p>
+        </w:tc>
+        <w:tc>
+          <w:tcPr>
+            <w:tcW w:type="dxa" w:w="1987"/>
+          </w:tcPr>
+          <w:p>
+            <w:pPr>
+              <w:jc w:val="left"/>
+            </w:pPr>
+            <w:r>
+              <w:rPr>
+                <w:rFonts w:ascii="TimeNewRoman" w:hAnsi="TimeNewRoman"/>
+                <w:sz w:val="30"/>
+              </w:rPr>
+              <w:t>71-48=</w:t>
+            </w:r>
+          </w:p>
+        </w:tc>
+        <w:tc>
+          <w:tcPr>
+            <w:tcW w:type="dxa" w:w="1987"/>
+          </w:tcPr>
+          <w:p>
+            <w:pPr>
+              <w:jc w:val="left"/>
+            </w:pPr>
+            <w:r>
+              <w:rPr>
+                <w:rFonts w:ascii="TimeNewRoman" w:hAnsi="TimeNewRoman"/>
+                <w:sz w:val="30"/>
+              </w:rPr>
+              <w:t>92+43+82=</w:t>
+            </w:r>
+          </w:p>
+        </w:tc>
+        <w:tc>
+          <w:tcPr>
+            <w:tcW w:type="dxa" w:w="1987"/>
+          </w:tcPr>
+          <w:p>
+            <w:pPr>
+              <w:jc w:val="left"/>
+            </w:pPr>
+            <w:r>
+              <w:rPr>
+                <w:rFonts w:ascii="TimeNewRoman" w:hAnsi="TimeNewRoman"/>
+                <w:sz w:val="30"/>
+              </w:rPr>
+              <w:t>7×5=</w:t>
+            </w:r>
+          </w:p>
+        </w:tc>
+      </w:tr>
+      <w:tr>
+        <w:tc>
+          <w:tcPr>
+            <w:tcW w:type="dxa" w:w="1987"/>
+          </w:tcPr>
+          <w:p>
+            <w:pPr>
+              <w:jc w:val="left"/>
+            </w:pPr>
+            <w:r>
+              <w:rPr>
+                <w:rFonts w:ascii="TimeNewRoman" w:hAnsi="TimeNewRoman"/>
+                <w:sz w:val="30"/>
+              </w:rPr>
+              <w:t>93-44=</w:t>
+            </w:r>
+          </w:p>
+        </w:tc>
+        <w:tc>
+          <w:tcPr>
+            <w:tcW w:type="dxa" w:w="1987"/>
+          </w:tcPr>
+          <w:p>
+            <w:pPr>
+              <w:jc w:val="left"/>
+            </w:pPr>
+            <w:r>
+              <w:rPr>
+                <w:rFonts w:ascii="TimeNewRoman" w:hAnsi="TimeNewRoman"/>
+                <w:sz w:val="30"/>
+              </w:rPr>
+              <w:t>2×6=</w:t>
+            </w:r>
+          </w:p>
+        </w:tc>
+        <w:tc>
+          <w:tcPr>
+            <w:tcW w:type="dxa" w:w="1987"/>
+          </w:tcPr>
+          <w:p>
+            <w:pPr>
+              <w:jc w:val="left"/>
+            </w:pPr>
+            <w:r>
+              <w:rPr>
+                <w:rFonts w:ascii="TimeNewRoman" w:hAnsi="TimeNewRoman"/>
+                <w:sz w:val="30"/>
+              </w:rPr>
+              <w:t>24÷6=</w:t>
+            </w:r>
+          </w:p>
+        </w:tc>
+        <w:tc>
+          <w:tcPr>
+            <w:tcW w:type="dxa" w:w="1987"/>
+          </w:tcPr>
+          <w:p>
+            <w:pPr>
+              <w:jc w:val="left"/>
+            </w:pPr>
+            <w:r>
+              <w:rPr>
+                <w:rFonts w:ascii="TimeNewRoman" w:hAnsi="TimeNewRoman"/>
+                <w:sz w:val="30"/>
+              </w:rPr>
+              <w:t>8×8=</w:t>
+            </w:r>
+          </w:p>
+        </w:tc>
+        <w:tc>
+          <w:tcPr>
+            <w:tcW w:type="dxa" w:w="1987"/>
+          </w:tcPr>
+          <w:p>
+            <w:pPr>
+              <w:jc w:val="left"/>
+            </w:pPr>
+            <w:r>
+              <w:rPr>
+                <w:rFonts w:ascii="TimeNewRoman" w:hAnsi="TimeNewRoman"/>
+                <w:sz w:val="30"/>
+              </w:rPr>
+              <w:t>39+47=</w:t>
+            </w:r>
+          </w:p>
+        </w:tc>
+      </w:tr>
+      <w:tr>
+        <w:tc>
+          <w:tcPr>
+            <w:tcW w:type="dxa" w:w="1987"/>
+          </w:tcPr>
+          <w:p>
+            <w:pPr>
+              <w:jc w:val="left"/>
+            </w:pPr>
+            <w:r>
+              <w:rPr>
+                <w:rFonts w:ascii="TimeNewRoman" w:hAnsi="TimeNewRoman"/>
+                <w:sz w:val="30"/>
+              </w:rPr>
+              <w:t>4×9=</w:t>
+            </w:r>
+          </w:p>
+        </w:tc>
+        <w:tc>
+          <w:tcPr>
+            <w:tcW w:type="dxa" w:w="1987"/>
+          </w:tcPr>
+          <w:p>
+            <w:pPr>
+              <w:jc w:val="left"/>
+            </w:pPr>
+            <w:r>
+              <w:rPr>
+                <w:rFonts w:ascii="TimeNewRoman" w:hAnsi="TimeNewRoman"/>
+                <w:sz w:val="30"/>
+              </w:rPr>
+              <w:t>2×7=</w:t>
+            </w:r>
+          </w:p>
+        </w:tc>
+        <w:tc>
+          <w:tcPr>
+            <w:tcW w:type="dxa" w:w="1987"/>
+          </w:tcPr>
+          <w:p>
+            <w:pPr>
+              <w:jc w:val="left"/>
+            </w:pPr>
+            <w:r>
+              <w:rPr>
+                <w:rFonts w:ascii="TimeNewRoman" w:hAnsi="TimeNewRoman"/>
+                <w:sz w:val="30"/>
+              </w:rPr>
+              <w:t>66-39=</w:t>
+            </w:r>
+          </w:p>
+        </w:tc>
+        <w:tc>
+          <w:tcPr>
+            <w:tcW w:type="dxa" w:w="1987"/>
+          </w:tcPr>
+          <w:p>
+            <w:pPr>
+              <w:jc w:val="left"/>
+            </w:pPr>
+            <w:r>
+              <w:rPr>
+                <w:rFonts w:ascii="TimeNewRoman" w:hAnsi="TimeNewRoman"/>
+                <w:sz w:val="30"/>
+              </w:rPr>
+              <w:t>4×7=</w:t>
+            </w:r>
+          </w:p>
+        </w:tc>
+        <w:tc>
+          <w:tcPr>
+            <w:tcW w:type="dxa" w:w="1987"/>
+          </w:tcPr>
+          <w:p>
+            <w:pPr>
+              <w:jc w:val="left"/>
+            </w:pPr>
+            <w:r>
+              <w:rPr>
+                <w:rFonts w:ascii="TimeNewRoman" w:hAnsi="TimeNewRoman"/>
+                <w:sz w:val="30"/>
+              </w:rPr>
+              <w:t>72+6=</w:t>
             </w:r>
           </w:p>
         </w:tc>
@@ -231,7 +579,7 @@
                 <w:rFonts w:ascii="TimeNewRoman" w:hAnsi="TimeNewRoman"/>
                 <w:sz w:val="30"/>
               </w:rPr>
-              <w:t>74+2=</w:t>
+              <w:t>3×1=</w:t>
             </w:r>
           </w:p>
         </w:tc>
@@ -248,7 +596,7 @@
                 <w:rFonts w:ascii="TimeNewRoman" w:hAnsi="TimeNewRoman"/>
                 <w:sz w:val="30"/>
               </w:rPr>
-              <w:t>54+3=</w:t>
+              <w:t>5×3+65=</w:t>
             </w:r>
           </w:p>
         </w:tc>
@@ -265,7 +613,7 @@
                 <w:rFonts w:ascii="TimeNewRoman" w:hAnsi="TimeNewRoman"/>
                 <w:sz w:val="30"/>
               </w:rPr>
-              <w:t>13+4-4=</w:t>
+              <w:t>6×8=</w:t>
             </w:r>
           </w:p>
         </w:tc>
@@ -282,7 +630,7 @@
                 <w:rFonts w:ascii="TimeNewRoman" w:hAnsi="TimeNewRoman"/>
                 <w:sz w:val="30"/>
               </w:rPr>
-              <w:t>2+11+19=</w:t>
+              <w:t>6×5=</w:t>
             </w:r>
           </w:p>
         </w:tc>
@@ -301,7 +649,546 @@
                 <w:rFonts w:ascii="TimeNewRoman" w:hAnsi="TimeNewRoman"/>
                 <w:sz w:val="30"/>
               </w:rPr>
-              <w:t>87-26=</w:t>
+              <w:t>3×6=</w:t>
+            </w:r>
+          </w:p>
+        </w:tc>
+        <w:tc>
+          <w:tcPr>
+            <w:tcW w:type="dxa" w:w="1987"/>
+          </w:tcPr>
+          <w:p>
+            <w:pPr>
+              <w:jc w:val="left"/>
+            </w:pPr>
+            <w:r>
+              <w:rPr>
+                <w:rFonts w:ascii="TimeNewRoman" w:hAnsi="TimeNewRoman"/>
+                <w:sz w:val="30"/>
+              </w:rPr>
+              <w:t>2+22=</w:t>
+            </w:r>
+          </w:p>
+        </w:tc>
+        <w:tc>
+          <w:tcPr>
+            <w:tcW w:type="dxa" w:w="1987"/>
+          </w:tcPr>
+          <w:p>
+            <w:pPr>
+              <w:jc w:val="left"/>
+            </w:pPr>
+            <w:r>
+              <w:rPr>
+                <w:rFonts w:ascii="TimeNewRoman" w:hAnsi="TimeNewRoman"/>
+                <w:sz w:val="30"/>
+              </w:rPr>
+              <w:t>58+90-6=</w:t>
+            </w:r>
+          </w:p>
+        </w:tc>
+        <w:tc>
+          <w:tcPr>
+            <w:tcW w:type="dxa" w:w="1987"/>
+          </w:tcPr>
+          <w:p>
+            <w:pPr>
+              <w:jc w:val="left"/>
+            </w:pPr>
+            <w:r>
+              <w:rPr>
+                <w:rFonts w:ascii="TimeNewRoman" w:hAnsi="TimeNewRoman"/>
+                <w:sz w:val="30"/>
+              </w:rPr>
+              <w:t>5×5=</w:t>
+            </w:r>
+          </w:p>
+        </w:tc>
+        <w:tc>
+          <w:tcPr>
+            <w:tcW w:type="dxa" w:w="1987"/>
+          </w:tcPr>
+          <w:p>
+            <w:pPr>
+              <w:jc w:val="left"/>
+            </w:pPr>
+            <w:r>
+              <w:rPr>
+                <w:rFonts w:ascii="TimeNewRoman" w:hAnsi="TimeNewRoman"/>
+                <w:sz w:val="30"/>
+              </w:rPr>
+              <w:t>30+2=</w:t>
+            </w:r>
+          </w:p>
+        </w:tc>
+      </w:tr>
+      <w:tr>
+        <w:tc>
+          <w:tcPr>
+            <w:tcW w:type="dxa" w:w="1987"/>
+          </w:tcPr>
+          <w:p>
+            <w:pPr>
+              <w:jc w:val="left"/>
+            </w:pPr>
+            <w:r>
+              <w:rPr>
+                <w:rFonts w:ascii="TimeNewRoman" w:hAnsi="TimeNewRoman"/>
+                <w:sz w:val="30"/>
+              </w:rPr>
+              <w:t>34-21=</w:t>
+            </w:r>
+          </w:p>
+        </w:tc>
+        <w:tc>
+          <w:tcPr>
+            <w:tcW w:type="dxa" w:w="1987"/>
+          </w:tcPr>
+          <w:p>
+            <w:pPr>
+              <w:jc w:val="left"/>
+            </w:pPr>
+            <w:r>
+              <w:rPr>
+                <w:rFonts w:ascii="TimeNewRoman" w:hAnsi="TimeNewRoman"/>
+                <w:sz w:val="30"/>
+              </w:rPr>
+              <w:t>6+90-44=</w:t>
+            </w:r>
+          </w:p>
+        </w:tc>
+        <w:tc>
+          <w:tcPr>
+            <w:tcW w:type="dxa" w:w="1987"/>
+          </w:tcPr>
+          <w:p>
+            <w:pPr>
+              <w:jc w:val="left"/>
+            </w:pPr>
+            <w:r>
+              <w:rPr>
+                <w:rFonts w:ascii="TimeNewRoman" w:hAnsi="TimeNewRoman"/>
+                <w:sz w:val="30"/>
+              </w:rPr>
+              <w:t>5×4=</w:t>
+            </w:r>
+          </w:p>
+        </w:tc>
+        <w:tc>
+          <w:tcPr>
+            <w:tcW w:type="dxa" w:w="1987"/>
+          </w:tcPr>
+          <w:p>
+            <w:pPr>
+              <w:jc w:val="left"/>
+            </w:pPr>
+            <w:r>
+              <w:rPr>
+                <w:rFonts w:ascii="TimeNewRoman" w:hAnsi="TimeNewRoman"/>
+                <w:sz w:val="30"/>
+              </w:rPr>
+              <w:t>7×3=</w:t>
+            </w:r>
+          </w:p>
+        </w:tc>
+        <w:tc>
+          <w:tcPr>
+            <w:tcW w:type="dxa" w:w="1987"/>
+          </w:tcPr>
+          <w:p>
+            <w:pPr>
+              <w:jc w:val="left"/>
+            </w:pPr>
+            <w:r>
+              <w:rPr>
+                <w:rFonts w:ascii="TimeNewRoman" w:hAnsi="TimeNewRoman"/>
+                <w:sz w:val="30"/>
+              </w:rPr>
+              <w:t>52-9=</w:t>
+            </w:r>
+          </w:p>
+        </w:tc>
+      </w:tr>
+      <w:tr>
+        <w:tc>
+          <w:tcPr>
+            <w:tcW w:type="dxa" w:w="1987"/>
+          </w:tcPr>
+          <w:p>
+            <w:pPr>
+              <w:jc w:val="left"/>
+            </w:pPr>
+            <w:r>
+              <w:rPr>
+                <w:rFonts w:ascii="TimeNewRoman" w:hAnsi="TimeNewRoman"/>
+                <w:sz w:val="30"/>
+              </w:rPr>
+              <w:t>6×7=</w:t>
+            </w:r>
+          </w:p>
+        </w:tc>
+        <w:tc>
+          <w:tcPr>
+            <w:tcW w:type="dxa" w:w="1987"/>
+          </w:tcPr>
+          <w:p>
+            <w:pPr>
+              <w:jc w:val="left"/>
+            </w:pPr>
+            <w:r>
+              <w:rPr>
+                <w:rFonts w:ascii="TimeNewRoman" w:hAnsi="TimeNewRoman"/>
+                <w:sz w:val="30"/>
+              </w:rPr>
+              <w:t>9×8=</w:t>
+            </w:r>
+          </w:p>
+        </w:tc>
+        <w:tc>
+          <w:tcPr>
+            <w:tcW w:type="dxa" w:w="1987"/>
+          </w:tcPr>
+          <w:p>
+            <w:pPr>
+              <w:jc w:val="left"/>
+            </w:pPr>
+            <w:r>
+              <w:rPr>
+                <w:rFonts w:ascii="TimeNewRoman" w:hAnsi="TimeNewRoman"/>
+                <w:sz w:val="30"/>
+              </w:rPr>
+              <w:t>7×3+3=</w:t>
+            </w:r>
+          </w:p>
+        </w:tc>
+        <w:tc>
+          <w:tcPr>
+            <w:tcW w:type="dxa" w:w="1987"/>
+          </w:tcPr>
+          <w:p>
+            <w:pPr>
+              <w:jc w:val="left"/>
+            </w:pPr>
+            <w:r>
+              <w:rPr>
+                <w:rFonts w:ascii="TimeNewRoman" w:hAnsi="TimeNewRoman"/>
+                <w:sz w:val="30"/>
+              </w:rPr>
+              <w:t>8×7-9=</w:t>
+            </w:r>
+          </w:p>
+        </w:tc>
+        <w:tc>
+          <w:tcPr>
+            <w:tcW w:type="dxa" w:w="1987"/>
+          </w:tcPr>
+          <w:p>
+            <w:pPr>
+              <w:jc w:val="left"/>
+            </w:pPr>
+            <w:r>
+              <w:rPr>
+                <w:rFonts w:ascii="TimeNewRoman" w:hAnsi="TimeNewRoman"/>
+                <w:sz w:val="30"/>
+              </w:rPr>
+              <w:t>73+28-64=</w:t>
+            </w:r>
+          </w:p>
+        </w:tc>
+      </w:tr>
+      <w:tr>
+        <w:tc>
+          <w:tcPr>
+            <w:tcW w:type="dxa" w:w="1987"/>
+          </w:tcPr>
+          <w:p>
+            <w:pPr>
+              <w:jc w:val="left"/>
+            </w:pPr>
+            <w:r>
+              <w:rPr>
+                <w:rFonts w:ascii="TimeNewRoman" w:hAnsi="TimeNewRoman"/>
+                <w:sz w:val="30"/>
+              </w:rPr>
+              <w:t>47+19=</w:t>
+            </w:r>
+          </w:p>
+        </w:tc>
+        <w:tc>
+          <w:tcPr>
+            <w:tcW w:type="dxa" w:w="1987"/>
+          </w:tcPr>
+          <w:p>
+            <w:pPr>
+              <w:jc w:val="left"/>
+            </w:pPr>
+            <w:r>
+              <w:rPr>
+                <w:rFonts w:ascii="TimeNewRoman" w:hAnsi="TimeNewRoman"/>
+                <w:sz w:val="30"/>
+              </w:rPr>
+              <w:t>21+27+81=</w:t>
+            </w:r>
+          </w:p>
+        </w:tc>
+        <w:tc>
+          <w:tcPr>
+            <w:tcW w:type="dxa" w:w="1987"/>
+          </w:tcPr>
+          <w:p>
+            <w:pPr>
+              <w:jc w:val="left"/>
+            </w:pPr>
+            <w:r>
+              <w:rPr>
+                <w:rFonts w:ascii="TimeNewRoman" w:hAnsi="TimeNewRoman"/>
+                <w:sz w:val="30"/>
+              </w:rPr>
+              <w:t>42+33=</w:t>
+            </w:r>
+          </w:p>
+        </w:tc>
+        <w:tc>
+          <w:tcPr>
+            <w:tcW w:type="dxa" w:w="1987"/>
+          </w:tcPr>
+          <w:p>
+            <w:pPr>
+              <w:jc w:val="left"/>
+            </w:pPr>
+            <w:r>
+              <w:rPr>
+                <w:rFonts w:ascii="TimeNewRoman" w:hAnsi="TimeNewRoman"/>
+                <w:sz w:val="30"/>
+              </w:rPr>
+              <w:t>91-56=</w:t>
+            </w:r>
+          </w:p>
+        </w:tc>
+        <w:tc>
+          <w:tcPr>
+            <w:tcW w:type="dxa" w:w="1987"/>
+          </w:tcPr>
+          <w:p>
+            <w:pPr>
+              <w:jc w:val="left"/>
+            </w:pPr>
+            <w:r>
+              <w:rPr>
+                <w:rFonts w:ascii="TimeNewRoman" w:hAnsi="TimeNewRoman"/>
+                <w:sz w:val="30"/>
+              </w:rPr>
+              <w:t>30÷5=</w:t>
+            </w:r>
+          </w:p>
+        </w:tc>
+      </w:tr>
+      <w:tr>
+        <w:tc>
+          <w:tcPr>
+            <w:tcW w:type="dxa" w:w="1987"/>
+          </w:tcPr>
+          <w:p>
+            <w:pPr>
+              <w:jc w:val="left"/>
+            </w:pPr>
+            <w:r>
+              <w:rPr>
+                <w:rFonts w:ascii="TimeNewRoman" w:hAnsi="TimeNewRoman"/>
+                <w:sz w:val="30"/>
+              </w:rPr>
+              <w:t>5×9-19=</w:t>
+            </w:r>
+          </w:p>
+        </w:tc>
+        <w:tc>
+          <w:tcPr>
+            <w:tcW w:type="dxa" w:w="1987"/>
+          </w:tcPr>
+          <w:p>
+            <w:pPr>
+              <w:jc w:val="left"/>
+            </w:pPr>
+            <w:r>
+              <w:rPr>
+                <w:rFonts w:ascii="TimeNewRoman" w:hAnsi="TimeNewRoman"/>
+                <w:sz w:val="30"/>
+              </w:rPr>
+              <w:t>9×9=</w:t>
+            </w:r>
+          </w:p>
+        </w:tc>
+        <w:tc>
+          <w:tcPr>
+            <w:tcW w:type="dxa" w:w="1987"/>
+          </w:tcPr>
+          <w:p>
+            <w:pPr>
+              <w:jc w:val="left"/>
+            </w:pPr>
+            <w:r>
+              <w:rPr>
+                <w:rFonts w:ascii="TimeNewRoman" w:hAnsi="TimeNewRoman"/>
+                <w:sz w:val="30"/>
+              </w:rPr>
+              <w:t>4×4+61=</w:t>
+            </w:r>
+          </w:p>
+        </w:tc>
+        <w:tc>
+          <w:tcPr>
+            <w:tcW w:type="dxa" w:w="1987"/>
+          </w:tcPr>
+          <w:p>
+            <w:pPr>
+              <w:jc w:val="left"/>
+            </w:pPr>
+            <w:r>
+              <w:rPr>
+                <w:rFonts w:ascii="TimeNewRoman" w:hAnsi="TimeNewRoman"/>
+                <w:sz w:val="30"/>
+              </w:rPr>
+              <w:t>40-30=</w:t>
+            </w:r>
+          </w:p>
+        </w:tc>
+        <w:tc>
+          <w:tcPr>
+            <w:tcW w:type="dxa" w:w="1987"/>
+          </w:tcPr>
+          <w:p>
+            <w:pPr>
+              <w:jc w:val="left"/>
+            </w:pPr>
+            <w:r>
+              <w:rPr>
+                <w:rFonts w:ascii="TimeNewRoman" w:hAnsi="TimeNewRoman"/>
+                <w:sz w:val="30"/>
+              </w:rPr>
+              <w:t>8×1=</w:t>
+            </w:r>
+          </w:p>
+        </w:tc>
+      </w:tr>
+      <w:tr>
+        <w:tc>
+          <w:tcPr>
+            <w:tcW w:type="dxa" w:w="1987"/>
+          </w:tcPr>
+          <w:p>
+            <w:pPr>
+              <w:jc w:val="left"/>
+            </w:pPr>
+            <w:r>
+              <w:rPr>
+                <w:rFonts w:ascii="TimeNewRoman" w:hAnsi="TimeNewRoman"/>
+                <w:sz w:val="30"/>
+              </w:rPr>
+              <w:t>8×8-52=</w:t>
+            </w:r>
+          </w:p>
+        </w:tc>
+        <w:tc>
+          <w:tcPr>
+            <w:tcW w:type="dxa" w:w="1987"/>
+          </w:tcPr>
+          <w:p>
+            <w:pPr>
+              <w:jc w:val="left"/>
+            </w:pPr>
+            <w:r>
+              <w:rPr>
+                <w:rFonts w:ascii="TimeNewRoman" w:hAnsi="TimeNewRoman"/>
+                <w:sz w:val="30"/>
+              </w:rPr>
+              <w:t>7×8=</w:t>
+            </w:r>
+          </w:p>
+        </w:tc>
+        <w:tc>
+          <w:tcPr>
+            <w:tcW w:type="dxa" w:w="1987"/>
+          </w:tcPr>
+          <w:p>
+            <w:pPr>
+              <w:jc w:val="left"/>
+            </w:pPr>
+            <w:r>
+              <w:rPr>
+                <w:rFonts w:ascii="TimeNewRoman" w:hAnsi="TimeNewRoman"/>
+                <w:sz w:val="30"/>
+              </w:rPr>
+              <w:t>7×1=</w:t>
+            </w:r>
+          </w:p>
+        </w:tc>
+        <w:tc>
+          <w:tcPr>
+            <w:tcW w:type="dxa" w:w="1987"/>
+          </w:tcPr>
+          <w:p>
+            <w:pPr>
+              <w:jc w:val="left"/>
+            </w:pPr>
+            <w:r>
+              <w:rPr>
+                <w:rFonts w:ascii="TimeNewRoman" w:hAnsi="TimeNewRoman"/>
+                <w:sz w:val="30"/>
+              </w:rPr>
+              <w:t>5×6=</w:t>
+            </w:r>
+          </w:p>
+        </w:tc>
+        <w:tc>
+          <w:tcPr>
+            <w:tcW w:type="dxa" w:w="1987"/>
+          </w:tcPr>
+          <w:p>
+            <w:pPr>
+              <w:jc w:val="left"/>
+            </w:pPr>
+            <w:r>
+              <w:rPr>
+                <w:rFonts w:ascii="TimeNewRoman" w:hAnsi="TimeNewRoman"/>
+                <w:sz w:val="30"/>
+              </w:rPr>
+              <w:t>48-36=</w:t>
+            </w:r>
+          </w:p>
+        </w:tc>
+      </w:tr>
+      <w:tr>
+        <w:tc>
+          <w:tcPr>
+            <w:tcW w:type="dxa" w:w="1987"/>
+          </w:tcPr>
+          <w:p>
+            <w:pPr>
+              <w:jc w:val="left"/>
+            </w:pPr>
+            <w:r>
+              <w:rPr>
+                <w:rFonts w:ascii="TimeNewRoman" w:hAnsi="TimeNewRoman"/>
+                <w:sz w:val="30"/>
+              </w:rPr>
+              <w:t>4×2=</w:t>
+            </w:r>
+          </w:p>
+        </w:tc>
+        <w:tc>
+          <w:tcPr>
+            <w:tcW w:type="dxa" w:w="1987"/>
+          </w:tcPr>
+          <w:p>
+            <w:pPr>
+              <w:jc w:val="left"/>
+            </w:pPr>
+            <w:r>
+              <w:rPr>
+                <w:rFonts w:ascii="TimeNewRoman" w:hAnsi="TimeNewRoman"/>
+                <w:sz w:val="30"/>
+              </w:rPr>
+              <w:t>1×8=</w:t>
             </w:r>
           </w:p>
         </w:tc>
@@ -335,7 +1222,7 @@
                 <w:rFonts w:ascii="TimeNewRoman" w:hAnsi="TimeNewRoman"/>
                 <w:sz w:val="30"/>
               </w:rPr>
-              <w:t>3×7=</w:t>
+              <w:t>9×7=</w:t>
             </w:r>
           </w:p>
         </w:tc>
@@ -352,24 +1239,7 @@
                 <w:rFonts w:ascii="TimeNewRoman" w:hAnsi="TimeNewRoman"/>
                 <w:sz w:val="30"/>
               </w:rPr>
-              <w:t>76+94-85=</w:t>
-            </w:r>
-          </w:p>
-        </w:tc>
-        <w:tc>
-          <w:tcPr>
-            <w:tcW w:type="dxa" w:w="1987"/>
-          </w:tcPr>
-          <w:p>
-            <w:pPr>
-              <w:jc w:val="left"/>
-            </w:pPr>
-            <w:r>
-              <w:rPr>
-                <w:rFonts w:ascii="TimeNewRoman" w:hAnsi="TimeNewRoman"/>
-                <w:sz w:val="30"/>
-              </w:rPr>
-              <w:t>8×5=</w:t>
+              <w:t>85+19+34=</w:t>
             </w:r>
           </w:p>
         </w:tc>
@@ -388,7 +1258,7 @@
                 <w:rFonts w:ascii="TimeNewRoman" w:hAnsi="TimeNewRoman"/>
                 <w:sz w:val="30"/>
               </w:rPr>
-              <w:t>3×9=</w:t>
+              <w:t>63-59=</w:t>
             </w:r>
           </w:p>
         </w:tc>
@@ -405,7 +1275,7 @@
                 <w:rFonts w:ascii="TimeNewRoman" w:hAnsi="TimeNewRoman"/>
                 <w:sz w:val="30"/>
               </w:rPr>
-              <w:t>83-20=</w:t>
+              <w:t>10÷2=</w:t>
             </w:r>
           </w:p>
         </w:tc>
@@ -422,7 +1292,7 @@
                 <w:rFonts w:ascii="TimeNewRoman" w:hAnsi="TimeNewRoman"/>
                 <w:sz w:val="30"/>
               </w:rPr>
-              <w:t>6×4+20=</w:t>
+              <w:t>4×5=</w:t>
             </w:r>
           </w:p>
         </w:tc>
@@ -439,7 +1309,7 @@
                 <w:rFonts w:ascii="TimeNewRoman" w:hAnsi="TimeNewRoman"/>
                 <w:sz w:val="30"/>
               </w:rPr>
-              <w:t>2×7+2=</w:t>
+              <w:t>8×7+12=</w:t>
             </w:r>
           </w:p>
         </w:tc>
@@ -456,7 +1326,7 @@
                 <w:rFonts w:ascii="TimeNewRoman" w:hAnsi="TimeNewRoman"/>
                 <w:sz w:val="30"/>
               </w:rPr>
-              <w:t>81-78=</w:t>
+              <w:t>3×7=</w:t>
             </w:r>
           </w:p>
         </w:tc>
@@ -475,7 +1345,7 @@
                 <w:rFonts w:ascii="TimeNewRoman" w:hAnsi="TimeNewRoman"/>
                 <w:sz w:val="30"/>
               </w:rPr>
-              <w:t>45-33=</w:t>
+              <w:t>1×2=</w:t>
             </w:r>
           </w:p>
         </w:tc>
@@ -492,164 +1362,7 @@
                 <w:rFonts w:ascii="TimeNewRoman" w:hAnsi="TimeNewRoman"/>
                 <w:sz w:val="30"/>
               </w:rPr>
-              <w:t>7×9=</w:t>
-            </w:r>
-          </w:p>
-        </w:tc>
-        <w:tc>
-          <w:tcPr>
-            <w:tcW w:type="dxa" w:w="1987"/>
-          </w:tcPr>
-          <w:p>
-            <w:pPr>
-              <w:jc w:val="left"/>
-            </w:pPr>
-            <w:r>
-              <w:rPr>
-                <w:rFonts w:ascii="TimeNewRoman" w:hAnsi="TimeNewRoman"/>
-                <w:sz w:val="30"/>
-              </w:rPr>
-              <w:t>57-29=</w:t>
-            </w:r>
-          </w:p>
-        </w:tc>
-        <w:tc>
-          <w:tcPr>
-            <w:tcW w:type="dxa" w:w="1987"/>
-          </w:tcPr>
-          <w:p>
-            <w:pPr>
-              <w:jc w:val="left"/>
-            </w:pPr>
-            <w:r>
-              <w:rPr>
-                <w:rFonts w:ascii="TimeNewRoman" w:hAnsi="TimeNewRoman"/>
-                <w:sz w:val="30"/>
-              </w:rPr>
-              <w:t>12÷6=</w:t>
-            </w:r>
-          </w:p>
-        </w:tc>
-        <w:tc>
-          <w:tcPr>
-            <w:tcW w:type="dxa" w:w="1987"/>
-          </w:tcPr>
-          <w:p>
-            <w:pPr>
-              <w:jc w:val="left"/>
-            </w:pPr>
-            <w:r>
-              <w:rPr>
-                <w:rFonts w:ascii="TimeNewRoman" w:hAnsi="TimeNewRoman"/>
-                <w:sz w:val="30"/>
-              </w:rPr>
-              <w:t>20÷5=</w:t>
-            </w:r>
-          </w:p>
-        </w:tc>
-      </w:tr>
-      <w:tr>
-        <w:tc>
-          <w:tcPr>
-            <w:tcW w:type="dxa" w:w="1987"/>
-          </w:tcPr>
-          <w:p>
-            <w:pPr>
-              <w:jc w:val="left"/>
-            </w:pPr>
-            <w:r>
-              <w:rPr>
-                <w:rFonts w:ascii="TimeNewRoman" w:hAnsi="TimeNewRoman"/>
-                <w:sz w:val="30"/>
-              </w:rPr>
-              <w:t>7+23=</w:t>
-            </w:r>
-          </w:p>
-        </w:tc>
-        <w:tc>
-          <w:tcPr>
-            <w:tcW w:type="dxa" w:w="1987"/>
-          </w:tcPr>
-          <w:p>
-            <w:pPr>
-              <w:jc w:val="left"/>
-            </w:pPr>
-            <w:r>
-              <w:rPr>
-                <w:rFonts w:ascii="TimeNewRoman" w:hAnsi="TimeNewRoman"/>
-                <w:sz w:val="30"/>
-              </w:rPr>
-              <w:t>2×4=</w:t>
-            </w:r>
-          </w:p>
-        </w:tc>
-        <w:tc>
-          <w:tcPr>
-            <w:tcW w:type="dxa" w:w="1987"/>
-          </w:tcPr>
-          <w:p>
-            <w:pPr>
-              <w:jc w:val="left"/>
-            </w:pPr>
-            <w:r>
-              <w:rPr>
-                <w:rFonts w:ascii="TimeNewRoman" w:hAnsi="TimeNewRoman"/>
-                <w:sz w:val="30"/>
-              </w:rPr>
-              <w:t>35-26=</w:t>
-            </w:r>
-          </w:p>
-        </w:tc>
-        <w:tc>
-          <w:tcPr>
-            <w:tcW w:type="dxa" w:w="1987"/>
-          </w:tcPr>
-          <w:p>
-            <w:pPr>
-              <w:jc w:val="left"/>
-            </w:pPr>
-            <w:r>
-              <w:rPr>
-                <w:rFonts w:ascii="TimeNewRoman" w:hAnsi="TimeNewRoman"/>
-                <w:sz w:val="30"/>
-              </w:rPr>
-              <w:t>4÷2=</w:t>
-            </w:r>
-          </w:p>
-        </w:tc>
-        <w:tc>
-          <w:tcPr>
-            <w:tcW w:type="dxa" w:w="1987"/>
-          </w:tcPr>
-          <w:p>
-            <w:pPr>
-              <w:jc w:val="left"/>
-            </w:pPr>
-            <w:r>
-              <w:rPr>
-                <w:rFonts w:ascii="TimeNewRoman" w:hAnsi="TimeNewRoman"/>
-                <w:sz w:val="30"/>
-              </w:rPr>
-              <w:t>2×9=</w:t>
-            </w:r>
-          </w:p>
-        </w:tc>
-      </w:tr>
-      <w:tr>
-        <w:tc>
-          <w:tcPr>
-            <w:tcW w:type="dxa" w:w="1987"/>
-          </w:tcPr>
-          <w:p>
-            <w:pPr>
-              <w:jc w:val="left"/>
-            </w:pPr>
-            <w:r>
-              <w:rPr>
-                <w:rFonts w:ascii="TimeNewRoman" w:hAnsi="TimeNewRoman"/>
-                <w:sz w:val="30"/>
-              </w:rPr>
-              <w:t>38+32+50=</w:t>
+              <w:t>4+65-11=</w:t>
             </w:r>
           </w:p>
         </w:tc>
@@ -683,7 +1396,7 @@
                 <w:rFonts w:ascii="TimeNewRoman" w:hAnsi="TimeNewRoman"/>
                 <w:sz w:val="30"/>
               </w:rPr>
-              <w:t>35+31=</w:t>
+              <w:t>99-81=</w:t>
             </w:r>
           </w:p>
         </w:tc>
@@ -700,24 +1413,7 @@
                 <w:rFonts w:ascii="TimeNewRoman" w:hAnsi="TimeNewRoman"/>
                 <w:sz w:val="30"/>
               </w:rPr>
-              <w:t>13+60=</w:t>
-            </w:r>
-          </w:p>
-        </w:tc>
-        <w:tc>
-          <w:tcPr>
-            <w:tcW w:type="dxa" w:w="1987"/>
-          </w:tcPr>
-          <w:p>
-            <w:pPr>
-              <w:jc w:val="left"/>
-            </w:pPr>
-            <w:r>
-              <w:rPr>
-                <w:rFonts w:ascii="TimeNewRoman" w:hAnsi="TimeNewRoman"/>
-                <w:sz w:val="30"/>
-              </w:rPr>
-              <w:t>85-4=</w:t>
+              <w:t>30÷6=</w:t>
             </w:r>
           </w:p>
         </w:tc>
@@ -736,7 +1432,7 @@
                 <w:rFonts w:ascii="TimeNewRoman" w:hAnsi="TimeNewRoman"/>
                 <w:sz w:val="30"/>
               </w:rPr>
-              <w:t>2×9+70=</w:t>
+              <w:t>5×3=</w:t>
             </w:r>
           </w:p>
         </w:tc>
@@ -753,7 +1449,7 @@
                 <w:rFonts w:ascii="TimeNewRoman" w:hAnsi="TimeNewRoman"/>
                 <w:sz w:val="30"/>
               </w:rPr>
-              <w:t>2+44-28=</w:t>
+              <w:t>97-18=</w:t>
             </w:r>
           </w:p>
         </w:tc>
@@ -770,7 +1466,7 @@
                 <w:rFonts w:ascii="TimeNewRoman" w:hAnsi="TimeNewRoman"/>
                 <w:sz w:val="30"/>
               </w:rPr>
-              <w:t>3×3=</w:t>
+              <w:t>2×7+84=</w:t>
             </w:r>
           </w:p>
         </w:tc>
@@ -787,7 +1483,7 @@
                 <w:rFonts w:ascii="TimeNewRoman" w:hAnsi="TimeNewRoman"/>
                 <w:sz w:val="30"/>
               </w:rPr>
-              <w:t>61+65-86=</w:t>
+              <w:t>15+40=</w:t>
             </w:r>
           </w:p>
         </w:tc>
@@ -804,7 +1500,7 @@
                 <w:rFonts w:ascii="TimeNewRoman" w:hAnsi="TimeNewRoman"/>
                 <w:sz w:val="30"/>
               </w:rPr>
-              <w:t>9×7=</w:t>
+              <w:t>32÷4=</w:t>
             </w:r>
           </w:p>
         </w:tc>
@@ -823,7 +1519,7 @@
                 <w:rFonts w:ascii="TimeNewRoman" w:hAnsi="TimeNewRoman"/>
                 <w:sz w:val="30"/>
               </w:rPr>
-              <w:t>3×2=</w:t>
+              <w:t>79+4=</w:t>
             </w:r>
           </w:p>
         </w:tc>
@@ -840,7 +1536,7 @@
                 <w:rFonts w:ascii="TimeNewRoman" w:hAnsi="TimeNewRoman"/>
                 <w:sz w:val="30"/>
               </w:rPr>
-              <w:t>3×7-16=</w:t>
+              <w:t>7×6=</w:t>
             </w:r>
           </w:p>
         </w:tc>
@@ -857,7 +1553,7 @@
                 <w:rFonts w:ascii="TimeNewRoman" w:hAnsi="TimeNewRoman"/>
                 <w:sz w:val="30"/>
               </w:rPr>
-              <w:t>61+6=</w:t>
+              <w:t>2×6-3=</w:t>
             </w:r>
           </w:p>
         </w:tc>
@@ -874,7 +1570,7 @@
                 <w:rFonts w:ascii="TimeNewRoman" w:hAnsi="TimeNewRoman"/>
                 <w:sz w:val="30"/>
               </w:rPr>
-              <w:t>94+74+80=</w:t>
+              <w:t>64+42+41=</w:t>
             </w:r>
           </w:p>
         </w:tc>
@@ -891,7 +1587,7 @@
                 <w:rFonts w:ascii="TimeNewRoman" w:hAnsi="TimeNewRoman"/>
                 <w:sz w:val="30"/>
               </w:rPr>
-              <w:t>3×5+43=</w:t>
+              <w:t>48-32=</w:t>
             </w:r>
           </w:p>
         </w:tc>
@@ -910,824 +1606,7 @@
                 <w:rFonts w:ascii="TimeNewRoman" w:hAnsi="TimeNewRoman"/>
                 <w:sz w:val="30"/>
               </w:rPr>
-              <w:t>9×3=</w:t>
-            </w:r>
-          </w:p>
-        </w:tc>
-        <w:tc>
-          <w:tcPr>
-            <w:tcW w:type="dxa" w:w="1987"/>
-          </w:tcPr>
-          <w:p>
-            <w:pPr>
-              <w:jc w:val="left"/>
-            </w:pPr>
-            <w:r>
-              <w:rPr>
-                <w:rFonts w:ascii="TimeNewRoman" w:hAnsi="TimeNewRoman"/>
-                <w:sz w:val="30"/>
-              </w:rPr>
-              <w:t>10+36-19=</w:t>
-            </w:r>
-          </w:p>
-        </w:tc>
-        <w:tc>
-          <w:tcPr>
-            <w:tcW w:type="dxa" w:w="1987"/>
-          </w:tcPr>
-          <w:p>
-            <w:pPr>
-              <w:jc w:val="left"/>
-            </w:pPr>
-            <w:r>
-              <w:rPr>
-                <w:rFonts w:ascii="TimeNewRoman" w:hAnsi="TimeNewRoman"/>
-                <w:sz w:val="30"/>
-              </w:rPr>
-              <w:t>4×6+76=</w:t>
-            </w:r>
-          </w:p>
-        </w:tc>
-        <w:tc>
-          <w:tcPr>
-            <w:tcW w:type="dxa" w:w="1987"/>
-          </w:tcPr>
-          <w:p>
-            <w:pPr>
-              <w:jc w:val="left"/>
-            </w:pPr>
-            <w:r>
-              <w:rPr>
-                <w:rFonts w:ascii="TimeNewRoman" w:hAnsi="TimeNewRoman"/>
-                <w:sz w:val="30"/>
-              </w:rPr>
-              <w:t>7×8=</w:t>
-            </w:r>
-          </w:p>
-        </w:tc>
-        <w:tc>
-          <w:tcPr>
-            <w:tcW w:type="dxa" w:w="1987"/>
-          </w:tcPr>
-          <w:p>
-            <w:pPr>
-              <w:jc w:val="left"/>
-            </w:pPr>
-            <w:r>
-              <w:rPr>
-                <w:rFonts w:ascii="TimeNewRoman" w:hAnsi="TimeNewRoman"/>
-                <w:sz w:val="30"/>
-              </w:rPr>
-              <w:t>5×4=</w:t>
-            </w:r>
-          </w:p>
-        </w:tc>
-      </w:tr>
-      <w:tr>
-        <w:tc>
-          <w:tcPr>
-            <w:tcW w:type="dxa" w:w="1987"/>
-          </w:tcPr>
-          <w:p>
-            <w:pPr>
-              <w:jc w:val="left"/>
-            </w:pPr>
-            <w:r>
-              <w:rPr>
-                <w:rFonts w:ascii="TimeNewRoman" w:hAnsi="TimeNewRoman"/>
-                <w:sz w:val="30"/>
-              </w:rPr>
-              <w:t>2×7+27=</w:t>
-            </w:r>
-          </w:p>
-        </w:tc>
-        <w:tc>
-          <w:tcPr>
-            <w:tcW w:type="dxa" w:w="1987"/>
-          </w:tcPr>
-          <w:p>
-            <w:pPr>
-              <w:jc w:val="left"/>
-            </w:pPr>
-            <w:r>
-              <w:rPr>
-                <w:rFonts w:ascii="TimeNewRoman" w:hAnsi="TimeNewRoman"/>
-                <w:sz w:val="30"/>
-              </w:rPr>
-              <w:t>85+90+64=</w:t>
-            </w:r>
-          </w:p>
-        </w:tc>
-        <w:tc>
-          <w:tcPr>
-            <w:tcW w:type="dxa" w:w="1987"/>
-          </w:tcPr>
-          <w:p>
-            <w:pPr>
-              <w:jc w:val="left"/>
-            </w:pPr>
-            <w:r>
-              <w:rPr>
-                <w:rFonts w:ascii="TimeNewRoman" w:hAnsi="TimeNewRoman"/>
-                <w:sz w:val="30"/>
-              </w:rPr>
-              <w:t>8×9=</w:t>
-            </w:r>
-          </w:p>
-        </w:tc>
-        <w:tc>
-          <w:tcPr>
-            <w:tcW w:type="dxa" w:w="1987"/>
-          </w:tcPr>
-          <w:p>
-            <w:pPr>
-              <w:jc w:val="left"/>
-            </w:pPr>
-            <w:r>
-              <w:rPr>
-                <w:rFonts w:ascii="TimeNewRoman" w:hAnsi="TimeNewRoman"/>
-                <w:sz w:val="30"/>
-              </w:rPr>
-              <w:t>3×2+13=</w:t>
-            </w:r>
-          </w:p>
-        </w:tc>
-        <w:tc>
-          <w:tcPr>
-            <w:tcW w:type="dxa" w:w="1987"/>
-          </w:tcPr>
-          <w:p>
-            <w:pPr>
-              <w:jc w:val="left"/>
-            </w:pPr>
-            <w:r>
-              <w:rPr>
-                <w:rFonts w:ascii="TimeNewRoman" w:hAnsi="TimeNewRoman"/>
-                <w:sz w:val="30"/>
-              </w:rPr>
-              <w:t>8×3=</w:t>
-            </w:r>
-          </w:p>
-        </w:tc>
-      </w:tr>
-      <w:tr>
-        <w:tc>
-          <w:tcPr>
-            <w:tcW w:type="dxa" w:w="1987"/>
-          </w:tcPr>
-          <w:p>
-            <w:pPr>
-              <w:jc w:val="left"/>
-            </w:pPr>
-            <w:r>
-              <w:rPr>
-                <w:rFonts w:ascii="TimeNewRoman" w:hAnsi="TimeNewRoman"/>
-                <w:sz w:val="30"/>
-              </w:rPr>
-              <w:t>18+62=</w:t>
-            </w:r>
-          </w:p>
-        </w:tc>
-        <w:tc>
-          <w:tcPr>
-            <w:tcW w:type="dxa" w:w="1987"/>
-          </w:tcPr>
-          <w:p>
-            <w:pPr>
-              <w:jc w:val="left"/>
-            </w:pPr>
-            <w:r>
-              <w:rPr>
-                <w:rFonts w:ascii="TimeNewRoman" w:hAnsi="TimeNewRoman"/>
-                <w:sz w:val="30"/>
-              </w:rPr>
-              <w:t>6×9=</w:t>
-            </w:r>
-          </w:p>
-        </w:tc>
-        <w:tc>
-          <w:tcPr>
-            <w:tcW w:type="dxa" w:w="1987"/>
-          </w:tcPr>
-          <w:p>
-            <w:pPr>
-              <w:jc w:val="left"/>
-            </w:pPr>
-            <w:r>
-              <w:rPr>
-                <w:rFonts w:ascii="TimeNewRoman" w:hAnsi="TimeNewRoman"/>
-                <w:sz w:val="30"/>
-              </w:rPr>
-              <w:t>7×2=</w:t>
-            </w:r>
-          </w:p>
-        </w:tc>
-        <w:tc>
-          <w:tcPr>
-            <w:tcW w:type="dxa" w:w="1987"/>
-          </w:tcPr>
-          <w:p>
-            <w:pPr>
-              <w:jc w:val="left"/>
-            </w:pPr>
-            <w:r>
-              <w:rPr>
-                <w:rFonts w:ascii="TimeNewRoman" w:hAnsi="TimeNewRoman"/>
-                <w:sz w:val="30"/>
-              </w:rPr>
-              <w:t>42+47=</w:t>
-            </w:r>
-          </w:p>
-        </w:tc>
-        <w:tc>
-          <w:tcPr>
-            <w:tcW w:type="dxa" w:w="1987"/>
-          </w:tcPr>
-          <w:p>
-            <w:pPr>
-              <w:jc w:val="left"/>
-            </w:pPr>
-            <w:r>
-              <w:rPr>
-                <w:rFonts w:ascii="TimeNewRoman" w:hAnsi="TimeNewRoman"/>
-                <w:sz w:val="30"/>
-              </w:rPr>
-              <w:t>4×8=</w:t>
-            </w:r>
-          </w:p>
-        </w:tc>
-      </w:tr>
-      <w:tr>
-        <w:tc>
-          <w:tcPr>
-            <w:tcW w:type="dxa" w:w="1987"/>
-          </w:tcPr>
-          <w:p>
-            <w:pPr>
-              <w:jc w:val="left"/>
-            </w:pPr>
-            <w:r>
-              <w:rPr>
-                <w:rFonts w:ascii="TimeNewRoman" w:hAnsi="TimeNewRoman"/>
-                <w:sz w:val="30"/>
-              </w:rPr>
-              <w:t>59-30=</w:t>
-            </w:r>
-          </w:p>
-        </w:tc>
-        <w:tc>
-          <w:tcPr>
-            <w:tcW w:type="dxa" w:w="1987"/>
-          </w:tcPr>
-          <w:p>
-            <w:pPr>
-              <w:jc w:val="left"/>
-            </w:pPr>
-            <w:r>
-              <w:rPr>
-                <w:rFonts w:ascii="TimeNewRoman" w:hAnsi="TimeNewRoman"/>
-                <w:sz w:val="30"/>
-              </w:rPr>
-              <w:t>4×2+42=</w:t>
-            </w:r>
-          </w:p>
-        </w:tc>
-        <w:tc>
-          <w:tcPr>
-            <w:tcW w:type="dxa" w:w="1987"/>
-          </w:tcPr>
-          <w:p>
-            <w:pPr>
-              <w:jc w:val="left"/>
-            </w:pPr>
-            <w:r>
-              <w:rPr>
-                <w:rFonts w:ascii="TimeNewRoman" w:hAnsi="TimeNewRoman"/>
-                <w:sz w:val="30"/>
-              </w:rPr>
-              <w:t>74+9-70=</w:t>
-            </w:r>
-          </w:p>
-        </w:tc>
-        <w:tc>
-          <w:tcPr>
-            <w:tcW w:type="dxa" w:w="1987"/>
-          </w:tcPr>
-          <w:p>
-            <w:pPr>
-              <w:jc w:val="left"/>
-            </w:pPr>
-            <w:r>
-              <w:rPr>
-                <w:rFonts w:ascii="TimeNewRoman" w:hAnsi="TimeNewRoman"/>
-                <w:sz w:val="30"/>
-              </w:rPr>
-              <w:t>88+48-98=</w:t>
-            </w:r>
-          </w:p>
-        </w:tc>
-        <w:tc>
-          <w:tcPr>
-            <w:tcW w:type="dxa" w:w="1987"/>
-          </w:tcPr>
-          <w:p>
-            <w:pPr>
-              <w:jc w:val="left"/>
-            </w:pPr>
-            <w:r>
-              <w:rPr>
-                <w:rFonts w:ascii="TimeNewRoman" w:hAnsi="TimeNewRoman"/>
-                <w:sz w:val="30"/>
-              </w:rPr>
-              <w:t>31+73-37=</w:t>
-            </w:r>
-          </w:p>
-        </w:tc>
-      </w:tr>
-      <w:tr>
-        <w:tc>
-          <w:tcPr>
-            <w:tcW w:type="dxa" w:w="1987"/>
-          </w:tcPr>
-          <w:p>
-            <w:pPr>
-              <w:jc w:val="left"/>
-            </w:pPr>
-            <w:r>
-              <w:rPr>
-                <w:rFonts w:ascii="TimeNewRoman" w:hAnsi="TimeNewRoman"/>
-                <w:sz w:val="30"/>
-              </w:rPr>
-              <w:t>41-36=</w:t>
-            </w:r>
-          </w:p>
-        </w:tc>
-        <w:tc>
-          <w:tcPr>
-            <w:tcW w:type="dxa" w:w="1987"/>
-          </w:tcPr>
-          <w:p>
-            <w:pPr>
-              <w:jc w:val="left"/>
-            </w:pPr>
-            <w:r>
-              <w:rPr>
-                <w:rFonts w:ascii="TimeNewRoman" w:hAnsi="TimeNewRoman"/>
-                <w:sz w:val="30"/>
-              </w:rPr>
-              <w:t>6×7=</w:t>
-            </w:r>
-          </w:p>
-        </w:tc>
-        <w:tc>
-          <w:tcPr>
-            <w:tcW w:type="dxa" w:w="1987"/>
-          </w:tcPr>
-          <w:p>
-            <w:pPr>
-              <w:jc w:val="left"/>
-            </w:pPr>
-            <w:r>
-              <w:rPr>
-                <w:rFonts w:ascii="TimeNewRoman" w:hAnsi="TimeNewRoman"/>
-                <w:sz w:val="30"/>
-              </w:rPr>
-              <w:t>16÷8=</w:t>
-            </w:r>
-          </w:p>
-        </w:tc>
-        <w:tc>
-          <w:tcPr>
-            <w:tcW w:type="dxa" w:w="1987"/>
-          </w:tcPr>
-          <w:p>
-            <w:pPr>
-              <w:jc w:val="left"/>
-            </w:pPr>
-            <w:r>
-              <w:rPr>
-                <w:rFonts w:ascii="TimeNewRoman" w:hAnsi="TimeNewRoman"/>
-                <w:sz w:val="30"/>
-              </w:rPr>
-              <w:t>5×2=</w:t>
-            </w:r>
-          </w:p>
-        </w:tc>
-        <w:tc>
-          <w:tcPr>
-            <w:tcW w:type="dxa" w:w="1987"/>
-          </w:tcPr>
-          <w:p>
-            <w:pPr>
-              <w:jc w:val="left"/>
-            </w:pPr>
-            <w:r>
-              <w:rPr>
-                <w:rFonts w:ascii="TimeNewRoman" w:hAnsi="TimeNewRoman"/>
-                <w:sz w:val="30"/>
-              </w:rPr>
-              <w:t>32-8=</w:t>
-            </w:r>
-          </w:p>
-        </w:tc>
-      </w:tr>
-      <w:tr>
-        <w:tc>
-          <w:tcPr>
-            <w:tcW w:type="dxa" w:w="1987"/>
-          </w:tcPr>
-          <w:p>
-            <w:pPr>
-              <w:jc w:val="left"/>
-            </w:pPr>
-            <w:r>
-              <w:rPr>
-                <w:rFonts w:ascii="TimeNewRoman" w:hAnsi="TimeNewRoman"/>
-                <w:sz w:val="30"/>
-              </w:rPr>
-              <w:t>49-19=</w:t>
-            </w:r>
-          </w:p>
-        </w:tc>
-        <w:tc>
-          <w:tcPr>
-            <w:tcW w:type="dxa" w:w="1987"/>
-          </w:tcPr>
-          <w:p>
-            <w:pPr>
-              <w:jc w:val="left"/>
-            </w:pPr>
-            <w:r>
-              <w:rPr>
-                <w:rFonts w:ascii="TimeNewRoman" w:hAnsi="TimeNewRoman"/>
-                <w:sz w:val="30"/>
-              </w:rPr>
-              <w:t>5×3+69=</w:t>
-            </w:r>
-          </w:p>
-        </w:tc>
-        <w:tc>
-          <w:tcPr>
-            <w:tcW w:type="dxa" w:w="1987"/>
-          </w:tcPr>
-          <w:p>
-            <w:pPr>
-              <w:jc w:val="left"/>
-            </w:pPr>
-            <w:r>
-              <w:rPr>
-                <w:rFonts w:ascii="TimeNewRoman" w:hAnsi="TimeNewRoman"/>
-                <w:sz w:val="30"/>
-              </w:rPr>
-              <w:t>7×3=</w:t>
-            </w:r>
-          </w:p>
-        </w:tc>
-        <w:tc>
-          <w:tcPr>
-            <w:tcW w:type="dxa" w:w="1987"/>
-          </w:tcPr>
-          <w:p>
-            <w:pPr>
-              <w:jc w:val="left"/>
-            </w:pPr>
-            <w:r>
-              <w:rPr>
-                <w:rFonts w:ascii="TimeNewRoman" w:hAnsi="TimeNewRoman"/>
-                <w:sz w:val="30"/>
-              </w:rPr>
-              <w:t>6×6+95=</w:t>
-            </w:r>
-          </w:p>
-        </w:tc>
-        <w:tc>
-          <w:tcPr>
-            <w:tcW w:type="dxa" w:w="1987"/>
-          </w:tcPr>
-          <w:p>
-            <w:pPr>
-              <w:jc w:val="left"/>
-            </w:pPr>
-            <w:r>
-              <w:rPr>
-                <w:rFonts w:ascii="TimeNewRoman" w:hAnsi="TimeNewRoman"/>
-                <w:sz w:val="30"/>
-              </w:rPr>
-              <w:t>65+52+22=</w:t>
-            </w:r>
-          </w:p>
-        </w:tc>
-      </w:tr>
-      <w:tr>
-        <w:tc>
-          <w:tcPr>
-            <w:tcW w:type="dxa" w:w="1987"/>
-          </w:tcPr>
-          <w:p>
-            <w:pPr>
-              <w:jc w:val="left"/>
-            </w:pPr>
-            <w:r>
-              <w:rPr>
-                <w:rFonts w:ascii="TimeNewRoman" w:hAnsi="TimeNewRoman"/>
-                <w:sz w:val="30"/>
-              </w:rPr>
-              <w:t>68-46=</w:t>
-            </w:r>
-          </w:p>
-        </w:tc>
-        <w:tc>
-          <w:tcPr>
-            <w:tcW w:type="dxa" w:w="1987"/>
-          </w:tcPr>
-          <w:p>
-            <w:pPr>
-              <w:jc w:val="left"/>
-            </w:pPr>
-            <w:r>
-              <w:rPr>
-                <w:rFonts w:ascii="TimeNewRoman" w:hAnsi="TimeNewRoman"/>
-                <w:sz w:val="30"/>
-              </w:rPr>
-              <w:t>33-24=</w:t>
-            </w:r>
-          </w:p>
-        </w:tc>
-        <w:tc>
-          <w:tcPr>
-            <w:tcW w:type="dxa" w:w="1987"/>
-          </w:tcPr>
-          <w:p>
-            <w:pPr>
-              <w:jc w:val="left"/>
-            </w:pPr>
-            <w:r>
-              <w:rPr>
-                <w:rFonts w:ascii="TimeNewRoman" w:hAnsi="TimeNewRoman"/>
-                <w:sz w:val="30"/>
-              </w:rPr>
-              <w:t>81-74=</w:t>
-            </w:r>
-          </w:p>
-        </w:tc>
-        <w:tc>
-          <w:tcPr>
-            <w:tcW w:type="dxa" w:w="1987"/>
-          </w:tcPr>
-          <w:p>
-            <w:pPr>
-              <w:jc w:val="left"/>
-            </w:pPr>
-            <w:r>
-              <w:rPr>
-                <w:rFonts w:ascii="TimeNewRoman" w:hAnsi="TimeNewRoman"/>
-                <w:sz w:val="30"/>
-              </w:rPr>
-              <w:t>12+27-36=</w:t>
-            </w:r>
-          </w:p>
-        </w:tc>
-        <w:tc>
-          <w:tcPr>
-            <w:tcW w:type="dxa" w:w="1987"/>
-          </w:tcPr>
-          <w:p>
-            <w:pPr>
-              <w:jc w:val="left"/>
-            </w:pPr>
-            <w:r>
-              <w:rPr>
-                <w:rFonts w:ascii="TimeNewRoman" w:hAnsi="TimeNewRoman"/>
-                <w:sz w:val="30"/>
-              </w:rPr>
-              <w:t>6+43=</w:t>
-            </w:r>
-          </w:p>
-        </w:tc>
-      </w:tr>
-      <w:tr>
-        <w:tc>
-          <w:tcPr>
-            <w:tcW w:type="dxa" w:w="1987"/>
-          </w:tcPr>
-          <w:p>
-            <w:pPr>
-              <w:jc w:val="left"/>
-            </w:pPr>
-            <w:r>
-              <w:rPr>
-                <w:rFonts w:ascii="TimeNewRoman" w:hAnsi="TimeNewRoman"/>
-                <w:sz w:val="30"/>
-              </w:rPr>
-              <w:t>36÷9=</w:t>
-            </w:r>
-          </w:p>
-        </w:tc>
-        <w:tc>
-          <w:tcPr>
-            <w:tcW w:type="dxa" w:w="1987"/>
-          </w:tcPr>
-          <w:p>
-            <w:pPr>
-              <w:jc w:val="left"/>
-            </w:pPr>
-            <w:r>
-              <w:rPr>
-                <w:rFonts w:ascii="TimeNewRoman" w:hAnsi="TimeNewRoman"/>
-                <w:sz w:val="30"/>
-              </w:rPr>
-              <w:t>7×4=</w:t>
-            </w:r>
-          </w:p>
-        </w:tc>
-        <w:tc>
-          <w:tcPr>
-            <w:tcW w:type="dxa" w:w="1987"/>
-          </w:tcPr>
-          <w:p>
-            <w:pPr>
-              <w:jc w:val="left"/>
-            </w:pPr>
-            <w:r>
-              <w:rPr>
-                <w:rFonts w:ascii="TimeNewRoman" w:hAnsi="TimeNewRoman"/>
-                <w:sz w:val="30"/>
-              </w:rPr>
-              <w:t>2×2=</w:t>
-            </w:r>
-          </w:p>
-        </w:tc>
-        <w:tc>
-          <w:tcPr>
-            <w:tcW w:type="dxa" w:w="1987"/>
-          </w:tcPr>
-          <w:p>
-            <w:pPr>
-              <w:jc w:val="left"/>
-            </w:pPr>
-            <w:r>
-              <w:rPr>
-                <w:rFonts w:ascii="TimeNewRoman" w:hAnsi="TimeNewRoman"/>
-                <w:sz w:val="30"/>
-              </w:rPr>
-              <w:t>85-3=</w:t>
-            </w:r>
-          </w:p>
-        </w:tc>
-        <w:tc>
-          <w:tcPr>
-            <w:tcW w:type="dxa" w:w="1987"/>
-          </w:tcPr>
-          <w:p>
-            <w:pPr>
-              <w:jc w:val="left"/>
-            </w:pPr>
-            <w:r>
-              <w:rPr>
-                <w:rFonts w:ascii="TimeNewRoman" w:hAnsi="TimeNewRoman"/>
-                <w:sz w:val="30"/>
-              </w:rPr>
-              <w:t>5×6=</w:t>
-            </w:r>
-          </w:p>
-        </w:tc>
-      </w:tr>
-      <w:tr>
-        <w:tc>
-          <w:tcPr>
-            <w:tcW w:type="dxa" w:w="1987"/>
-          </w:tcPr>
-          <w:p>
-            <w:pPr>
-              <w:jc w:val="left"/>
-            </w:pPr>
-            <w:r>
-              <w:rPr>
-                <w:rFonts w:ascii="TimeNewRoman" w:hAnsi="TimeNewRoman"/>
-                <w:sz w:val="30"/>
-              </w:rPr>
-              <w:t>5×7=</w:t>
-            </w:r>
-          </w:p>
-        </w:tc>
-        <w:tc>
-          <w:tcPr>
-            <w:tcW w:type="dxa" w:w="1987"/>
-          </w:tcPr>
-          <w:p>
-            <w:pPr>
-              <w:jc w:val="left"/>
-            </w:pPr>
-            <w:r>
-              <w:rPr>
-                <w:rFonts w:ascii="TimeNewRoman" w:hAnsi="TimeNewRoman"/>
-                <w:sz w:val="30"/>
-              </w:rPr>
-              <w:t>5×5=</w:t>
-            </w:r>
-          </w:p>
-        </w:tc>
-        <w:tc>
-          <w:tcPr>
-            <w:tcW w:type="dxa" w:w="1987"/>
-          </w:tcPr>
-          <w:p>
-            <w:pPr>
-              <w:jc w:val="left"/>
-            </w:pPr>
-            <w:r>
-              <w:rPr>
-                <w:rFonts w:ascii="TimeNewRoman" w:hAnsi="TimeNewRoman"/>
-                <w:sz w:val="30"/>
-              </w:rPr>
-              <w:t>4×9=</w:t>
-            </w:r>
-          </w:p>
-        </w:tc>
-        <w:tc>
-          <w:tcPr>
-            <w:tcW w:type="dxa" w:w="1987"/>
-          </w:tcPr>
-          <w:p>
-            <w:pPr>
-              <w:jc w:val="left"/>
-            </w:pPr>
-            <w:r>
-              <w:rPr>
-                <w:rFonts w:ascii="TimeNewRoman" w:hAnsi="TimeNewRoman"/>
-                <w:sz w:val="30"/>
-              </w:rPr>
-              <w:t>8×8=</w:t>
-            </w:r>
-          </w:p>
-        </w:tc>
-        <w:tc>
-          <w:tcPr>
-            <w:tcW w:type="dxa" w:w="1987"/>
-          </w:tcPr>
-          <w:p>
-            <w:pPr>
-              <w:jc w:val="left"/>
-            </w:pPr>
-            <w:r>
-              <w:rPr>
-                <w:rFonts w:ascii="TimeNewRoman" w:hAnsi="TimeNewRoman"/>
-                <w:sz w:val="30"/>
-              </w:rPr>
-              <w:t>2×7=</w:t>
-            </w:r>
-          </w:p>
-        </w:tc>
-      </w:tr>
-      <w:tr>
-        <w:tc>
-          <w:tcPr>
-            <w:tcW w:type="dxa" w:w="1987"/>
-          </w:tcPr>
-          <w:p>
-            <w:pPr>
-              <w:jc w:val="left"/>
-            </w:pPr>
-            <w:r>
-              <w:rPr>
-                <w:rFonts w:ascii="TimeNewRoman" w:hAnsi="TimeNewRoman"/>
-                <w:sz w:val="30"/>
-              </w:rPr>
-              <w:t>7×4-15=</w:t>
-            </w:r>
-          </w:p>
-        </w:tc>
-        <w:tc>
-          <w:tcPr>
-            <w:tcW w:type="dxa" w:w="1987"/>
-          </w:tcPr>
-          <w:p>
-            <w:pPr>
-              <w:jc w:val="left"/>
-            </w:pPr>
-            <w:r>
-              <w:rPr>
-                <w:rFonts w:ascii="TimeNewRoman" w:hAnsi="TimeNewRoman"/>
-                <w:sz w:val="30"/>
-              </w:rPr>
-              <w:t>37+44=</w:t>
-            </w:r>
-          </w:p>
-        </w:tc>
-        <w:tc>
-          <w:tcPr>
-            <w:tcW w:type="dxa" w:w="1987"/>
-          </w:tcPr>
-          <w:p>
-            <w:pPr>
-              <w:jc w:val="left"/>
-            </w:pPr>
-            <w:r>
-              <w:rPr>
-                <w:rFonts w:ascii="TimeNewRoman" w:hAnsi="TimeNewRoman"/>
-                <w:sz w:val="30"/>
-              </w:rPr>
-              <w:t>65+95-29=</w:t>
+              <w:t>4×3=</w:t>
             </w:r>
           </w:p>
         </w:tc>
@@ -1761,7 +1640,128 @@
                 <w:rFonts w:ascii="TimeNewRoman" w:hAnsi="TimeNewRoman"/>
                 <w:sz w:val="30"/>
               </w:rPr>
-              <w:t>4×7=</w:t>
+              <w:t>90-59=</w:t>
+            </w:r>
+          </w:p>
+        </w:tc>
+        <w:tc>
+          <w:tcPr>
+            <w:tcW w:type="dxa" w:w="1987"/>
+          </w:tcPr>
+          <w:p>
+            <w:pPr>
+              <w:jc w:val="left"/>
+            </w:pPr>
+            <w:r>
+              <w:rPr>
+                <w:rFonts w:ascii="TimeNewRoman" w:hAnsi="TimeNewRoman"/>
+                <w:sz w:val="30"/>
+              </w:rPr>
+              <w:t>65+5+98=</w:t>
+            </w:r>
+          </w:p>
+        </w:tc>
+        <w:tc>
+          <w:tcPr>
+            <w:tcW w:type="dxa" w:w="1987"/>
+          </w:tcPr>
+          <w:p>
+            <w:pPr>
+              <w:jc w:val="left"/>
+            </w:pPr>
+            <w:r>
+              <w:rPr>
+                <w:rFonts w:ascii="TimeNewRoman" w:hAnsi="TimeNewRoman"/>
+                <w:sz w:val="30"/>
+              </w:rPr>
+              <w:t>50+48-48=</w:t>
+            </w:r>
+          </w:p>
+        </w:tc>
+      </w:tr>
+      <w:tr>
+        <w:tc>
+          <w:tcPr>
+            <w:tcW w:type="dxa" w:w="1987"/>
+          </w:tcPr>
+          <w:p>
+            <w:pPr>
+              <w:jc w:val="left"/>
+            </w:pPr>
+            <w:r>
+              <w:rPr>
+                <w:rFonts w:ascii="TimeNewRoman" w:hAnsi="TimeNewRoman"/>
+                <w:sz w:val="30"/>
+              </w:rPr>
+              <w:t>40+58=</w:t>
+            </w:r>
+          </w:p>
+        </w:tc>
+        <w:tc>
+          <w:tcPr>
+            <w:tcW w:type="dxa" w:w="1987"/>
+          </w:tcPr>
+          <w:p>
+            <w:pPr>
+              <w:jc w:val="left"/>
+            </w:pPr>
+            <w:r>
+              <w:rPr>
+                <w:rFonts w:ascii="TimeNewRoman" w:hAnsi="TimeNewRoman"/>
+                <w:sz w:val="30"/>
+              </w:rPr>
+              <w:t>3×9=</w:t>
+            </w:r>
+          </w:p>
+        </w:tc>
+        <w:tc>
+          <w:tcPr>
+            <w:tcW w:type="dxa" w:w="1987"/>
+          </w:tcPr>
+          <w:p>
+            <w:pPr>
+              <w:jc w:val="left"/>
+            </w:pPr>
+            <w:r>
+              <w:rPr>
+                <w:rFonts w:ascii="TimeNewRoman" w:hAnsi="TimeNewRoman"/>
+                <w:sz w:val="30"/>
+              </w:rPr>
+              <w:t>2÷2=</w:t>
+            </w:r>
+          </w:p>
+        </w:tc>
+        <w:tc>
+          <w:tcPr>
+            <w:tcW w:type="dxa" w:w="1987"/>
+          </w:tcPr>
+          <w:p>
+            <w:pPr>
+              <w:jc w:val="left"/>
+            </w:pPr>
+            <w:r>
+              <w:rPr>
+                <w:rFonts w:ascii="TimeNewRoman" w:hAnsi="TimeNewRoman"/>
+                <w:sz w:val="30"/>
+              </w:rPr>
+              <w:t>40+42=</w:t>
+            </w:r>
+          </w:p>
+        </w:tc>
+        <w:tc>
+          <w:tcPr>
+            <w:tcW w:type="dxa" w:w="1987"/>
+          </w:tcPr>
+          <w:p>
+            <w:pPr>
+              <w:jc w:val="left"/>
+            </w:pPr>
+            <w:r>
+              <w:rPr>
+                <w:rFonts w:ascii="TimeNewRoman" w:hAnsi="TimeNewRoman"/>
+                <w:sz w:val="30"/>
+              </w:rPr>
+              <w:t>4×6=</w:t>
             </w:r>
           </w:p>
         </w:tc>

--- a/mixed.docx
+++ b/mixed.docx
@@ -40,7 +40,7 @@
                 <w:rFonts w:ascii="TimeNewRoman" w:hAnsi="TimeNewRoman"/>
                 <w:sz w:val="30"/>
               </w:rPr>
-              <w:t>8×4+13=</w:t>
+              <w:t>84-44=</w:t>
             </w:r>
           </w:p>
         </w:tc>
@@ -57,7 +57,7 @@
                 <w:rFonts w:ascii="TimeNewRoman" w:hAnsi="TimeNewRoman"/>
                 <w:sz w:val="30"/>
               </w:rPr>
-              <w:t>4×8=</w:t>
+              <w:t>4×2=</w:t>
             </w:r>
           </w:p>
         </w:tc>
@@ -74,7 +74,7 @@
                 <w:rFonts w:ascii="TimeNewRoman" w:hAnsi="TimeNewRoman"/>
                 <w:sz w:val="30"/>
               </w:rPr>
-              <w:t>5×8-5=</w:t>
+              <w:t>5+76=</w:t>
             </w:r>
           </w:p>
         </w:tc>
@@ -91,7 +91,7 @@
                 <w:rFonts w:ascii="TimeNewRoman" w:hAnsi="TimeNewRoman"/>
                 <w:sz w:val="30"/>
               </w:rPr>
-              <w:t>25+44-40=</w:t>
+              <w:t>2×8=</w:t>
             </w:r>
           </w:p>
         </w:tc>
@@ -108,7 +108,7 @@
                 <w:rFonts w:ascii="TimeNewRoman" w:hAnsi="TimeNewRoman"/>
                 <w:sz w:val="30"/>
               </w:rPr>
-              <w:t>7×9+74=</w:t>
+              <w:t>27+27=</w:t>
             </w:r>
           </w:p>
         </w:tc>
@@ -127,650 +127,7 @@
                 <w:rFonts w:ascii="TimeNewRoman" w:hAnsi="TimeNewRoman"/>
                 <w:sz w:val="30"/>
               </w:rPr>
-              <w:t>2×3+77=</w:t>
-            </w:r>
-          </w:p>
-        </w:tc>
-        <w:tc>
-          <w:tcPr>
-            <w:tcW w:type="dxa" w:w="1987"/>
-          </w:tcPr>
-          <w:p>
-            <w:pPr>
-              <w:jc w:val="left"/>
-            </w:pPr>
-            <w:r>
-              <w:rPr>
-                <w:rFonts w:ascii="TimeNewRoman" w:hAnsi="TimeNewRoman"/>
-                <w:sz w:val="30"/>
-              </w:rPr>
-              <w:t>6×2=</w:t>
-            </w:r>
-          </w:p>
-        </w:tc>
-        <w:tc>
-          <w:tcPr>
-            <w:tcW w:type="dxa" w:w="1987"/>
-          </w:tcPr>
-          <w:p>
-            <w:pPr>
-              <w:jc w:val="left"/>
-            </w:pPr>
-            <w:r>
-              <w:rPr>
-                <w:rFonts w:ascii="TimeNewRoman" w:hAnsi="TimeNewRoman"/>
-                <w:sz w:val="30"/>
-              </w:rPr>
-              <w:t>99-38=</w:t>
-            </w:r>
-          </w:p>
-        </w:tc>
-        <w:tc>
-          <w:tcPr>
-            <w:tcW w:type="dxa" w:w="1987"/>
-          </w:tcPr>
-          <w:p>
-            <w:pPr>
-              <w:jc w:val="left"/>
-            </w:pPr>
-            <w:r>
-              <w:rPr>
-                <w:rFonts w:ascii="TimeNewRoman" w:hAnsi="TimeNewRoman"/>
-                <w:sz w:val="30"/>
-              </w:rPr>
-              <w:t>57+6-30=</w:t>
-            </w:r>
-          </w:p>
-        </w:tc>
-        <w:tc>
-          <w:tcPr>
-            <w:tcW w:type="dxa" w:w="1987"/>
-          </w:tcPr>
-          <w:p>
-            <w:pPr>
-              <w:jc w:val="left"/>
-            </w:pPr>
-            <w:r>
-              <w:rPr>
-                <w:rFonts w:ascii="TimeNewRoman" w:hAnsi="TimeNewRoman"/>
-                <w:sz w:val="30"/>
-              </w:rPr>
-              <w:t>8×9=</w:t>
-            </w:r>
-          </w:p>
-        </w:tc>
-      </w:tr>
-      <w:tr>
-        <w:tc>
-          <w:tcPr>
-            <w:tcW w:type="dxa" w:w="1987"/>
-          </w:tcPr>
-          <w:p>
-            <w:pPr>
-              <w:jc w:val="left"/>
-            </w:pPr>
-            <w:r>
-              <w:rPr>
-                <w:rFonts w:ascii="TimeNewRoman" w:hAnsi="TimeNewRoman"/>
-                <w:sz w:val="30"/>
-              </w:rPr>
-              <w:t>59-51=</w:t>
-            </w:r>
-          </w:p>
-        </w:tc>
-        <w:tc>
-          <w:tcPr>
-            <w:tcW w:type="dxa" w:w="1987"/>
-          </w:tcPr>
-          <w:p>
-            <w:pPr>
-              <w:jc w:val="left"/>
-            </w:pPr>
-            <w:r>
-              <w:rPr>
-                <w:rFonts w:ascii="TimeNewRoman" w:hAnsi="TimeNewRoman"/>
-                <w:sz w:val="30"/>
-              </w:rPr>
-              <w:t>77-73=</w:t>
-            </w:r>
-          </w:p>
-        </w:tc>
-        <w:tc>
-          <w:tcPr>
-            <w:tcW w:type="dxa" w:w="1987"/>
-          </w:tcPr>
-          <w:p>
-            <w:pPr>
-              <w:jc w:val="left"/>
-            </w:pPr>
-            <w:r>
-              <w:rPr>
-                <w:rFonts w:ascii="TimeNewRoman" w:hAnsi="TimeNewRoman"/>
-                <w:sz w:val="30"/>
-              </w:rPr>
-              <w:t>6×6=</w:t>
-            </w:r>
-          </w:p>
-        </w:tc>
-        <w:tc>
-          <w:tcPr>
-            <w:tcW w:type="dxa" w:w="1987"/>
-          </w:tcPr>
-          <w:p>
-            <w:pPr>
-              <w:jc w:val="left"/>
-            </w:pPr>
-            <w:r>
-              <w:rPr>
-                <w:rFonts w:ascii="TimeNewRoman" w:hAnsi="TimeNewRoman"/>
-                <w:sz w:val="30"/>
-              </w:rPr>
-              <w:t>8×5=</w:t>
-            </w:r>
-          </w:p>
-        </w:tc>
-        <w:tc>
-          <w:tcPr>
-            <w:tcW w:type="dxa" w:w="1987"/>
-          </w:tcPr>
-          <w:p>
-            <w:pPr>
-              <w:jc w:val="left"/>
-            </w:pPr>
-            <w:r>
-              <w:rPr>
-                <w:rFonts w:ascii="TimeNewRoman" w:hAnsi="TimeNewRoman"/>
-                <w:sz w:val="30"/>
-              </w:rPr>
-              <w:t>7×2=</w:t>
-            </w:r>
-          </w:p>
-        </w:tc>
-      </w:tr>
-      <w:tr>
-        <w:tc>
-          <w:tcPr>
-            <w:tcW w:type="dxa" w:w="1987"/>
-          </w:tcPr>
-          <w:p>
-            <w:pPr>
-              <w:jc w:val="left"/>
-            </w:pPr>
-            <w:r>
-              <w:rPr>
-                <w:rFonts w:ascii="TimeNewRoman" w:hAnsi="TimeNewRoman"/>
-                <w:sz w:val="30"/>
-              </w:rPr>
-              <w:t>19+59=</w:t>
-            </w:r>
-          </w:p>
-        </w:tc>
-        <w:tc>
-          <w:tcPr>
-            <w:tcW w:type="dxa" w:w="1987"/>
-          </w:tcPr>
-          <w:p>
-            <w:pPr>
-              <w:jc w:val="left"/>
-            </w:pPr>
-            <w:r>
-              <w:rPr>
-                <w:rFonts w:ascii="TimeNewRoman" w:hAnsi="TimeNewRoman"/>
-                <w:sz w:val="30"/>
-              </w:rPr>
-              <w:t>4×9-2=</w:t>
-            </w:r>
-          </w:p>
-        </w:tc>
-        <w:tc>
-          <w:tcPr>
-            <w:tcW w:type="dxa" w:w="1987"/>
-          </w:tcPr>
-          <w:p>
-            <w:pPr>
-              <w:jc w:val="left"/>
-            </w:pPr>
-            <w:r>
-              <w:rPr>
-                <w:rFonts w:ascii="TimeNewRoman" w:hAnsi="TimeNewRoman"/>
-                <w:sz w:val="30"/>
-              </w:rPr>
-              <w:t>71-48=</w:t>
-            </w:r>
-          </w:p>
-        </w:tc>
-        <w:tc>
-          <w:tcPr>
-            <w:tcW w:type="dxa" w:w="1987"/>
-          </w:tcPr>
-          <w:p>
-            <w:pPr>
-              <w:jc w:val="left"/>
-            </w:pPr>
-            <w:r>
-              <w:rPr>
-                <w:rFonts w:ascii="TimeNewRoman" w:hAnsi="TimeNewRoman"/>
-                <w:sz w:val="30"/>
-              </w:rPr>
-              <w:t>92+43+82=</w:t>
-            </w:r>
-          </w:p>
-        </w:tc>
-        <w:tc>
-          <w:tcPr>
-            <w:tcW w:type="dxa" w:w="1987"/>
-          </w:tcPr>
-          <w:p>
-            <w:pPr>
-              <w:jc w:val="left"/>
-            </w:pPr>
-            <w:r>
-              <w:rPr>
-                <w:rFonts w:ascii="TimeNewRoman" w:hAnsi="TimeNewRoman"/>
-                <w:sz w:val="30"/>
-              </w:rPr>
-              <w:t>7×5=</w:t>
-            </w:r>
-          </w:p>
-        </w:tc>
-      </w:tr>
-      <w:tr>
-        <w:tc>
-          <w:tcPr>
-            <w:tcW w:type="dxa" w:w="1987"/>
-          </w:tcPr>
-          <w:p>
-            <w:pPr>
-              <w:jc w:val="left"/>
-            </w:pPr>
-            <w:r>
-              <w:rPr>
-                <w:rFonts w:ascii="TimeNewRoman" w:hAnsi="TimeNewRoman"/>
-                <w:sz w:val="30"/>
-              </w:rPr>
-              <w:t>93-44=</w:t>
-            </w:r>
-          </w:p>
-        </w:tc>
-        <w:tc>
-          <w:tcPr>
-            <w:tcW w:type="dxa" w:w="1987"/>
-          </w:tcPr>
-          <w:p>
-            <w:pPr>
-              <w:jc w:val="left"/>
-            </w:pPr>
-            <w:r>
-              <w:rPr>
-                <w:rFonts w:ascii="TimeNewRoman" w:hAnsi="TimeNewRoman"/>
-                <w:sz w:val="30"/>
-              </w:rPr>
-              <w:t>2×6=</w:t>
-            </w:r>
-          </w:p>
-        </w:tc>
-        <w:tc>
-          <w:tcPr>
-            <w:tcW w:type="dxa" w:w="1987"/>
-          </w:tcPr>
-          <w:p>
-            <w:pPr>
-              <w:jc w:val="left"/>
-            </w:pPr>
-            <w:r>
-              <w:rPr>
-                <w:rFonts w:ascii="TimeNewRoman" w:hAnsi="TimeNewRoman"/>
-                <w:sz w:val="30"/>
-              </w:rPr>
-              <w:t>24÷6=</w:t>
-            </w:r>
-          </w:p>
-        </w:tc>
-        <w:tc>
-          <w:tcPr>
-            <w:tcW w:type="dxa" w:w="1987"/>
-          </w:tcPr>
-          <w:p>
-            <w:pPr>
-              <w:jc w:val="left"/>
-            </w:pPr>
-            <w:r>
-              <w:rPr>
-                <w:rFonts w:ascii="TimeNewRoman" w:hAnsi="TimeNewRoman"/>
-                <w:sz w:val="30"/>
-              </w:rPr>
-              <w:t>8×8=</w:t>
-            </w:r>
-          </w:p>
-        </w:tc>
-        <w:tc>
-          <w:tcPr>
-            <w:tcW w:type="dxa" w:w="1987"/>
-          </w:tcPr>
-          <w:p>
-            <w:pPr>
-              <w:jc w:val="left"/>
-            </w:pPr>
-            <w:r>
-              <w:rPr>
-                <w:rFonts w:ascii="TimeNewRoman" w:hAnsi="TimeNewRoman"/>
-                <w:sz w:val="30"/>
-              </w:rPr>
-              <w:t>39+47=</w:t>
-            </w:r>
-          </w:p>
-        </w:tc>
-      </w:tr>
-      <w:tr>
-        <w:tc>
-          <w:tcPr>
-            <w:tcW w:type="dxa" w:w="1987"/>
-          </w:tcPr>
-          <w:p>
-            <w:pPr>
-              <w:jc w:val="left"/>
-            </w:pPr>
-            <w:r>
-              <w:rPr>
-                <w:rFonts w:ascii="TimeNewRoman" w:hAnsi="TimeNewRoman"/>
-                <w:sz w:val="30"/>
-              </w:rPr>
-              <w:t>4×9=</w:t>
-            </w:r>
-          </w:p>
-        </w:tc>
-        <w:tc>
-          <w:tcPr>
-            <w:tcW w:type="dxa" w:w="1987"/>
-          </w:tcPr>
-          <w:p>
-            <w:pPr>
-              <w:jc w:val="left"/>
-            </w:pPr>
-            <w:r>
-              <w:rPr>
-                <w:rFonts w:ascii="TimeNewRoman" w:hAnsi="TimeNewRoman"/>
-                <w:sz w:val="30"/>
-              </w:rPr>
-              <w:t>2×7=</w:t>
-            </w:r>
-          </w:p>
-        </w:tc>
-        <w:tc>
-          <w:tcPr>
-            <w:tcW w:type="dxa" w:w="1987"/>
-          </w:tcPr>
-          <w:p>
-            <w:pPr>
-              <w:jc w:val="left"/>
-            </w:pPr>
-            <w:r>
-              <w:rPr>
-                <w:rFonts w:ascii="TimeNewRoman" w:hAnsi="TimeNewRoman"/>
-                <w:sz w:val="30"/>
-              </w:rPr>
-              <w:t>66-39=</w:t>
-            </w:r>
-          </w:p>
-        </w:tc>
-        <w:tc>
-          <w:tcPr>
-            <w:tcW w:type="dxa" w:w="1987"/>
-          </w:tcPr>
-          <w:p>
-            <w:pPr>
-              <w:jc w:val="left"/>
-            </w:pPr>
-            <w:r>
-              <w:rPr>
-                <w:rFonts w:ascii="TimeNewRoman" w:hAnsi="TimeNewRoman"/>
-                <w:sz w:val="30"/>
-              </w:rPr>
-              <w:t>4×7=</w:t>
-            </w:r>
-          </w:p>
-        </w:tc>
-        <w:tc>
-          <w:tcPr>
-            <w:tcW w:type="dxa" w:w="1987"/>
-          </w:tcPr>
-          <w:p>
-            <w:pPr>
-              <w:jc w:val="left"/>
-            </w:pPr>
-            <w:r>
-              <w:rPr>
-                <w:rFonts w:ascii="TimeNewRoman" w:hAnsi="TimeNewRoman"/>
-                <w:sz w:val="30"/>
-              </w:rPr>
-              <w:t>72+6=</w:t>
-            </w:r>
-          </w:p>
-        </w:tc>
-      </w:tr>
-      <w:tr>
-        <w:tc>
-          <w:tcPr>
-            <w:tcW w:type="dxa" w:w="1987"/>
-          </w:tcPr>
-          <w:p>
-            <w:pPr>
-              <w:jc w:val="left"/>
-            </w:pPr>
-            <w:r>
-              <w:rPr>
-                <w:rFonts w:ascii="TimeNewRoman" w:hAnsi="TimeNewRoman"/>
-                <w:sz w:val="30"/>
-              </w:rPr>
-              <w:t>8÷4=</w:t>
-            </w:r>
-          </w:p>
-        </w:tc>
-        <w:tc>
-          <w:tcPr>
-            <w:tcW w:type="dxa" w:w="1987"/>
-          </w:tcPr>
-          <w:p>
-            <w:pPr>
-              <w:jc w:val="left"/>
-            </w:pPr>
-            <w:r>
-              <w:rPr>
-                <w:rFonts w:ascii="TimeNewRoman" w:hAnsi="TimeNewRoman"/>
-                <w:sz w:val="30"/>
-              </w:rPr>
-              <w:t>3×1=</w:t>
-            </w:r>
-          </w:p>
-        </w:tc>
-        <w:tc>
-          <w:tcPr>
-            <w:tcW w:type="dxa" w:w="1987"/>
-          </w:tcPr>
-          <w:p>
-            <w:pPr>
-              <w:jc w:val="left"/>
-            </w:pPr>
-            <w:r>
-              <w:rPr>
-                <w:rFonts w:ascii="TimeNewRoman" w:hAnsi="TimeNewRoman"/>
-                <w:sz w:val="30"/>
-              </w:rPr>
-              <w:t>5×3+65=</w:t>
-            </w:r>
-          </w:p>
-        </w:tc>
-        <w:tc>
-          <w:tcPr>
-            <w:tcW w:type="dxa" w:w="1987"/>
-          </w:tcPr>
-          <w:p>
-            <w:pPr>
-              <w:jc w:val="left"/>
-            </w:pPr>
-            <w:r>
-              <w:rPr>
-                <w:rFonts w:ascii="TimeNewRoman" w:hAnsi="TimeNewRoman"/>
-                <w:sz w:val="30"/>
-              </w:rPr>
-              <w:t>6×8=</w:t>
-            </w:r>
-          </w:p>
-        </w:tc>
-        <w:tc>
-          <w:tcPr>
-            <w:tcW w:type="dxa" w:w="1987"/>
-          </w:tcPr>
-          <w:p>
-            <w:pPr>
-              <w:jc w:val="left"/>
-            </w:pPr>
-            <w:r>
-              <w:rPr>
-                <w:rFonts w:ascii="TimeNewRoman" w:hAnsi="TimeNewRoman"/>
-                <w:sz w:val="30"/>
-              </w:rPr>
-              <w:t>6×5=</w:t>
-            </w:r>
-          </w:p>
-        </w:tc>
-      </w:tr>
-      <w:tr>
-        <w:tc>
-          <w:tcPr>
-            <w:tcW w:type="dxa" w:w="1987"/>
-          </w:tcPr>
-          <w:p>
-            <w:pPr>
-              <w:jc w:val="left"/>
-            </w:pPr>
-            <w:r>
-              <w:rPr>
-                <w:rFonts w:ascii="TimeNewRoman" w:hAnsi="TimeNewRoman"/>
-                <w:sz w:val="30"/>
-              </w:rPr>
-              <w:t>3×6=</w:t>
-            </w:r>
-          </w:p>
-        </w:tc>
-        <w:tc>
-          <w:tcPr>
-            <w:tcW w:type="dxa" w:w="1987"/>
-          </w:tcPr>
-          <w:p>
-            <w:pPr>
-              <w:jc w:val="left"/>
-            </w:pPr>
-            <w:r>
-              <w:rPr>
-                <w:rFonts w:ascii="TimeNewRoman" w:hAnsi="TimeNewRoman"/>
-                <w:sz w:val="30"/>
-              </w:rPr>
-              <w:t>2+22=</w:t>
-            </w:r>
-          </w:p>
-        </w:tc>
-        <w:tc>
-          <w:tcPr>
-            <w:tcW w:type="dxa" w:w="1987"/>
-          </w:tcPr>
-          <w:p>
-            <w:pPr>
-              <w:jc w:val="left"/>
-            </w:pPr>
-            <w:r>
-              <w:rPr>
-                <w:rFonts w:ascii="TimeNewRoman" w:hAnsi="TimeNewRoman"/>
-                <w:sz w:val="30"/>
-              </w:rPr>
-              <w:t>58+90-6=</w:t>
-            </w:r>
-          </w:p>
-        </w:tc>
-        <w:tc>
-          <w:tcPr>
-            <w:tcW w:type="dxa" w:w="1987"/>
-          </w:tcPr>
-          <w:p>
-            <w:pPr>
-              <w:jc w:val="left"/>
-            </w:pPr>
-            <w:r>
-              <w:rPr>
-                <w:rFonts w:ascii="TimeNewRoman" w:hAnsi="TimeNewRoman"/>
-                <w:sz w:val="30"/>
-              </w:rPr>
-              <w:t>5×5=</w:t>
-            </w:r>
-          </w:p>
-        </w:tc>
-        <w:tc>
-          <w:tcPr>
-            <w:tcW w:type="dxa" w:w="1987"/>
-          </w:tcPr>
-          <w:p>
-            <w:pPr>
-              <w:jc w:val="left"/>
-            </w:pPr>
-            <w:r>
-              <w:rPr>
-                <w:rFonts w:ascii="TimeNewRoman" w:hAnsi="TimeNewRoman"/>
-                <w:sz w:val="30"/>
-              </w:rPr>
-              <w:t>30+2=</w:t>
-            </w:r>
-          </w:p>
-        </w:tc>
-      </w:tr>
-      <w:tr>
-        <w:tc>
-          <w:tcPr>
-            <w:tcW w:type="dxa" w:w="1987"/>
-          </w:tcPr>
-          <w:p>
-            <w:pPr>
-              <w:jc w:val="left"/>
-            </w:pPr>
-            <w:r>
-              <w:rPr>
-                <w:rFonts w:ascii="TimeNewRoman" w:hAnsi="TimeNewRoman"/>
-                <w:sz w:val="30"/>
-              </w:rPr>
-              <w:t>34-21=</w:t>
-            </w:r>
-          </w:p>
-        </w:tc>
-        <w:tc>
-          <w:tcPr>
-            <w:tcW w:type="dxa" w:w="1987"/>
-          </w:tcPr>
-          <w:p>
-            <w:pPr>
-              <w:jc w:val="left"/>
-            </w:pPr>
-            <w:r>
-              <w:rPr>
-                <w:rFonts w:ascii="TimeNewRoman" w:hAnsi="TimeNewRoman"/>
-                <w:sz w:val="30"/>
-              </w:rPr>
-              <w:t>6+90-44=</w:t>
-            </w:r>
-          </w:p>
-        </w:tc>
-        <w:tc>
-          <w:tcPr>
-            <w:tcW w:type="dxa" w:w="1987"/>
-          </w:tcPr>
-          <w:p>
-            <w:pPr>
-              <w:jc w:val="left"/>
-            </w:pPr>
-            <w:r>
-              <w:rPr>
-                <w:rFonts w:ascii="TimeNewRoman" w:hAnsi="TimeNewRoman"/>
-                <w:sz w:val="30"/>
-              </w:rPr>
-              <w:t>5×4=</w:t>
+              <w:t>5×3-12=</w:t>
             </w:r>
           </w:p>
         </w:tc>
@@ -804,7 +161,41 @@
                 <w:rFonts w:ascii="TimeNewRoman" w:hAnsi="TimeNewRoman"/>
                 <w:sz w:val="30"/>
               </w:rPr>
-              <w:t>52-9=</w:t>
+              <w:t>92+45+61=</w:t>
+            </w:r>
+          </w:p>
+        </w:tc>
+        <w:tc>
+          <w:tcPr>
+            <w:tcW w:type="dxa" w:w="1987"/>
+          </w:tcPr>
+          <w:p>
+            <w:pPr>
+              <w:jc w:val="left"/>
+            </w:pPr>
+            <w:r>
+              <w:rPr>
+                <w:rFonts w:ascii="TimeNewRoman" w:hAnsi="TimeNewRoman"/>
+                <w:sz w:val="30"/>
+              </w:rPr>
+              <w:t>30÷6=</w:t>
+            </w:r>
+          </w:p>
+        </w:tc>
+        <w:tc>
+          <w:tcPr>
+            <w:tcW w:type="dxa" w:w="1987"/>
+          </w:tcPr>
+          <w:p>
+            <w:pPr>
+              <w:jc w:val="left"/>
+            </w:pPr>
+            <w:r>
+              <w:rPr>
+                <w:rFonts w:ascii="TimeNewRoman" w:hAnsi="TimeNewRoman"/>
+                <w:sz w:val="30"/>
+              </w:rPr>
+              <w:t>75+49+63=</w:t>
             </w:r>
           </w:p>
         </w:tc>
@@ -823,7 +214,355 @@
                 <w:rFonts w:ascii="TimeNewRoman" w:hAnsi="TimeNewRoman"/>
                 <w:sz w:val="30"/>
               </w:rPr>
-              <w:t>6×7=</w:t>
+              <w:t>12÷3=</w:t>
+            </w:r>
+          </w:p>
+        </w:tc>
+        <w:tc>
+          <w:tcPr>
+            <w:tcW w:type="dxa" w:w="1987"/>
+          </w:tcPr>
+          <w:p>
+            <w:pPr>
+              <w:jc w:val="left"/>
+            </w:pPr>
+            <w:r>
+              <w:rPr>
+                <w:rFonts w:ascii="TimeNewRoman" w:hAnsi="TimeNewRoman"/>
+                <w:sz w:val="30"/>
+              </w:rPr>
+              <w:t>8×4+8=</w:t>
+            </w:r>
+          </w:p>
+        </w:tc>
+        <w:tc>
+          <w:tcPr>
+            <w:tcW w:type="dxa" w:w="1987"/>
+          </w:tcPr>
+          <w:p>
+            <w:pPr>
+              <w:jc w:val="left"/>
+            </w:pPr>
+            <w:r>
+              <w:rPr>
+                <w:rFonts w:ascii="TimeNewRoman" w:hAnsi="TimeNewRoman"/>
+                <w:sz w:val="30"/>
+              </w:rPr>
+              <w:t>9×5+30=</w:t>
+            </w:r>
+          </w:p>
+        </w:tc>
+        <w:tc>
+          <w:tcPr>
+            <w:tcW w:type="dxa" w:w="1987"/>
+          </w:tcPr>
+          <w:p>
+            <w:pPr>
+              <w:jc w:val="left"/>
+            </w:pPr>
+            <w:r>
+              <w:rPr>
+                <w:rFonts w:ascii="TimeNewRoman" w:hAnsi="TimeNewRoman"/>
+                <w:sz w:val="30"/>
+              </w:rPr>
+              <w:t>53-47=</w:t>
+            </w:r>
+          </w:p>
+        </w:tc>
+        <w:tc>
+          <w:tcPr>
+            <w:tcW w:type="dxa" w:w="1987"/>
+          </w:tcPr>
+          <w:p>
+            <w:pPr>
+              <w:jc w:val="left"/>
+            </w:pPr>
+            <w:r>
+              <w:rPr>
+                <w:rFonts w:ascii="TimeNewRoman" w:hAnsi="TimeNewRoman"/>
+                <w:sz w:val="30"/>
+              </w:rPr>
+              <w:t>20÷4=</w:t>
+            </w:r>
+          </w:p>
+        </w:tc>
+      </w:tr>
+      <w:tr>
+        <w:tc>
+          <w:tcPr>
+            <w:tcW w:type="dxa" w:w="1987"/>
+          </w:tcPr>
+          <w:p>
+            <w:pPr>
+              <w:jc w:val="left"/>
+            </w:pPr>
+            <w:r>
+              <w:rPr>
+                <w:rFonts w:ascii="TimeNewRoman" w:hAnsi="TimeNewRoman"/>
+                <w:sz w:val="30"/>
+              </w:rPr>
+              <w:t>5×6=</w:t>
+            </w:r>
+          </w:p>
+        </w:tc>
+        <w:tc>
+          <w:tcPr>
+            <w:tcW w:type="dxa" w:w="1987"/>
+          </w:tcPr>
+          <w:p>
+            <w:pPr>
+              <w:jc w:val="left"/>
+            </w:pPr>
+            <w:r>
+              <w:rPr>
+                <w:rFonts w:ascii="TimeNewRoman" w:hAnsi="TimeNewRoman"/>
+                <w:sz w:val="30"/>
+              </w:rPr>
+              <w:t>5×9-28=</w:t>
+            </w:r>
+          </w:p>
+        </w:tc>
+        <w:tc>
+          <w:tcPr>
+            <w:tcW w:type="dxa" w:w="1987"/>
+          </w:tcPr>
+          <w:p>
+            <w:pPr>
+              <w:jc w:val="left"/>
+            </w:pPr>
+            <w:r>
+              <w:rPr>
+                <w:rFonts w:ascii="TimeNewRoman" w:hAnsi="TimeNewRoman"/>
+                <w:sz w:val="30"/>
+              </w:rPr>
+              <w:t>9×2=</w:t>
+            </w:r>
+          </w:p>
+        </w:tc>
+        <w:tc>
+          <w:tcPr>
+            <w:tcW w:type="dxa" w:w="1987"/>
+          </w:tcPr>
+          <w:p>
+            <w:pPr>
+              <w:jc w:val="left"/>
+            </w:pPr>
+            <w:r>
+              <w:rPr>
+                <w:rFonts w:ascii="TimeNewRoman" w:hAnsi="TimeNewRoman"/>
+                <w:sz w:val="30"/>
+              </w:rPr>
+              <w:t>18+5=</w:t>
+            </w:r>
+          </w:p>
+        </w:tc>
+        <w:tc>
+          <w:tcPr>
+            <w:tcW w:type="dxa" w:w="1987"/>
+          </w:tcPr>
+          <w:p>
+            <w:pPr>
+              <w:jc w:val="left"/>
+            </w:pPr>
+            <w:r>
+              <w:rPr>
+                <w:rFonts w:ascii="TimeNewRoman" w:hAnsi="TimeNewRoman"/>
+                <w:sz w:val="30"/>
+              </w:rPr>
+              <w:t>4×4=</w:t>
+            </w:r>
+          </w:p>
+        </w:tc>
+      </w:tr>
+      <w:tr>
+        <w:tc>
+          <w:tcPr>
+            <w:tcW w:type="dxa" w:w="1987"/>
+          </w:tcPr>
+          <w:p>
+            <w:pPr>
+              <w:jc w:val="left"/>
+            </w:pPr>
+            <w:r>
+              <w:rPr>
+                <w:rFonts w:ascii="TimeNewRoman" w:hAnsi="TimeNewRoman"/>
+                <w:sz w:val="30"/>
+              </w:rPr>
+              <w:t>37+30=</w:t>
+            </w:r>
+          </w:p>
+        </w:tc>
+        <w:tc>
+          <w:tcPr>
+            <w:tcW w:type="dxa" w:w="1987"/>
+          </w:tcPr>
+          <w:p>
+            <w:pPr>
+              <w:jc w:val="left"/>
+            </w:pPr>
+            <w:r>
+              <w:rPr>
+                <w:rFonts w:ascii="TimeNewRoman" w:hAnsi="TimeNewRoman"/>
+                <w:sz w:val="30"/>
+              </w:rPr>
+              <w:t>81-67=</w:t>
+            </w:r>
+          </w:p>
+        </w:tc>
+        <w:tc>
+          <w:tcPr>
+            <w:tcW w:type="dxa" w:w="1987"/>
+          </w:tcPr>
+          <w:p>
+            <w:pPr>
+              <w:jc w:val="left"/>
+            </w:pPr>
+            <w:r>
+              <w:rPr>
+                <w:rFonts w:ascii="TimeNewRoman" w:hAnsi="TimeNewRoman"/>
+                <w:sz w:val="30"/>
+              </w:rPr>
+              <w:t>18+19=</w:t>
+            </w:r>
+          </w:p>
+        </w:tc>
+        <w:tc>
+          <w:tcPr>
+            <w:tcW w:type="dxa" w:w="1987"/>
+          </w:tcPr>
+          <w:p>
+            <w:pPr>
+              <w:jc w:val="left"/>
+            </w:pPr>
+            <w:r>
+              <w:rPr>
+                <w:rFonts w:ascii="TimeNewRoman" w:hAnsi="TimeNewRoman"/>
+                <w:sz w:val="30"/>
+              </w:rPr>
+              <w:t>45+51=</w:t>
+            </w:r>
+          </w:p>
+        </w:tc>
+        <w:tc>
+          <w:tcPr>
+            <w:tcW w:type="dxa" w:w="1987"/>
+          </w:tcPr>
+          <w:p>
+            <w:pPr>
+              <w:jc w:val="left"/>
+            </w:pPr>
+            <w:r>
+              <w:rPr>
+                <w:rFonts w:ascii="TimeNewRoman" w:hAnsi="TimeNewRoman"/>
+                <w:sz w:val="30"/>
+              </w:rPr>
+              <w:t>43+45+20=</w:t>
+            </w:r>
+          </w:p>
+        </w:tc>
+      </w:tr>
+      <w:tr>
+        <w:tc>
+          <w:tcPr>
+            <w:tcW w:type="dxa" w:w="1987"/>
+          </w:tcPr>
+          <w:p>
+            <w:pPr>
+              <w:jc w:val="left"/>
+            </w:pPr>
+            <w:r>
+              <w:rPr>
+                <w:rFonts w:ascii="TimeNewRoman" w:hAnsi="TimeNewRoman"/>
+                <w:sz w:val="30"/>
+              </w:rPr>
+              <w:t>8×9=</w:t>
+            </w:r>
+          </w:p>
+        </w:tc>
+        <w:tc>
+          <w:tcPr>
+            <w:tcW w:type="dxa" w:w="1987"/>
+          </w:tcPr>
+          <w:p>
+            <w:pPr>
+              <w:jc w:val="left"/>
+            </w:pPr>
+            <w:r>
+              <w:rPr>
+                <w:rFonts w:ascii="TimeNewRoman" w:hAnsi="TimeNewRoman"/>
+                <w:sz w:val="30"/>
+              </w:rPr>
+              <w:t>5×3=</w:t>
+            </w:r>
+          </w:p>
+        </w:tc>
+        <w:tc>
+          <w:tcPr>
+            <w:tcW w:type="dxa" w:w="1987"/>
+          </w:tcPr>
+          <w:p>
+            <w:pPr>
+              <w:jc w:val="left"/>
+            </w:pPr>
+            <w:r>
+              <w:rPr>
+                <w:rFonts w:ascii="TimeNewRoman" w:hAnsi="TimeNewRoman"/>
+                <w:sz w:val="30"/>
+              </w:rPr>
+              <w:t>21+80+99=</w:t>
+            </w:r>
+          </w:p>
+        </w:tc>
+        <w:tc>
+          <w:tcPr>
+            <w:tcW w:type="dxa" w:w="1987"/>
+          </w:tcPr>
+          <w:p>
+            <w:pPr>
+              <w:jc w:val="left"/>
+            </w:pPr>
+            <w:r>
+              <w:rPr>
+                <w:rFonts w:ascii="TimeNewRoman" w:hAnsi="TimeNewRoman"/>
+                <w:sz w:val="30"/>
+              </w:rPr>
+              <w:t>51+62+79=</w:t>
+            </w:r>
+          </w:p>
+        </w:tc>
+        <w:tc>
+          <w:tcPr>
+            <w:tcW w:type="dxa" w:w="1987"/>
+          </w:tcPr>
+          <w:p>
+            <w:pPr>
+              <w:jc w:val="left"/>
+            </w:pPr>
+            <w:r>
+              <w:rPr>
+                <w:rFonts w:ascii="TimeNewRoman" w:hAnsi="TimeNewRoman"/>
+                <w:sz w:val="30"/>
+              </w:rPr>
+              <w:t>2×6=</w:t>
+            </w:r>
+          </w:p>
+        </w:tc>
+      </w:tr>
+      <w:tr>
+        <w:tc>
+          <w:tcPr>
+            <w:tcW w:type="dxa" w:w="1987"/>
+          </w:tcPr>
+          <w:p>
+            <w:pPr>
+              <w:jc w:val="left"/>
+            </w:pPr>
+            <w:r>
+              <w:rPr>
+                <w:rFonts w:ascii="TimeNewRoman" w:hAnsi="TimeNewRoman"/>
+                <w:sz w:val="30"/>
+              </w:rPr>
+              <w:t>3×5=</w:t>
             </w:r>
           </w:p>
         </w:tc>
@@ -857,7 +596,7 @@
                 <w:rFonts w:ascii="TimeNewRoman" w:hAnsi="TimeNewRoman"/>
                 <w:sz w:val="30"/>
               </w:rPr>
-              <w:t>7×3+3=</w:t>
+              <w:t>79-8=</w:t>
             </w:r>
           </w:p>
         </w:tc>
@@ -874,7 +613,7 @@
                 <w:rFonts w:ascii="TimeNewRoman" w:hAnsi="TimeNewRoman"/>
                 <w:sz w:val="30"/>
               </w:rPr>
-              <w:t>8×7-9=</w:t>
+              <w:t>3+65=</w:t>
             </w:r>
           </w:p>
         </w:tc>
@@ -891,7 +630,7 @@
                 <w:rFonts w:ascii="TimeNewRoman" w:hAnsi="TimeNewRoman"/>
                 <w:sz w:val="30"/>
               </w:rPr>
-              <w:t>73+28-64=</w:t>
+              <w:t>3×9=</w:t>
             </w:r>
           </w:p>
         </w:tc>
@@ -910,7 +649,7 @@
                 <w:rFonts w:ascii="TimeNewRoman" w:hAnsi="TimeNewRoman"/>
                 <w:sz w:val="30"/>
               </w:rPr>
-              <w:t>47+19=</w:t>
+              <w:t>12+37-5=</w:t>
             </w:r>
           </w:p>
         </w:tc>
@@ -927,7 +666,7 @@
                 <w:rFonts w:ascii="TimeNewRoman" w:hAnsi="TimeNewRoman"/>
                 <w:sz w:val="30"/>
               </w:rPr>
-              <w:t>21+27+81=</w:t>
+              <w:t>84-26=</w:t>
             </w:r>
           </w:p>
         </w:tc>
@@ -944,7 +683,7 @@
                 <w:rFonts w:ascii="TimeNewRoman" w:hAnsi="TimeNewRoman"/>
                 <w:sz w:val="30"/>
               </w:rPr>
-              <w:t>42+33=</w:t>
+              <w:t>88+96+70=</w:t>
             </w:r>
           </w:p>
         </w:tc>
@@ -961,7 +700,7 @@
                 <w:rFonts w:ascii="TimeNewRoman" w:hAnsi="TimeNewRoman"/>
                 <w:sz w:val="30"/>
               </w:rPr>
-              <w:t>91-56=</w:t>
+              <w:t>3×8-3=</w:t>
             </w:r>
           </w:p>
         </w:tc>
@@ -978,7 +717,7 @@
                 <w:rFonts w:ascii="TimeNewRoman" w:hAnsi="TimeNewRoman"/>
                 <w:sz w:val="30"/>
               </w:rPr>
-              <w:t>30÷5=</w:t>
+              <w:t>6×9=</w:t>
             </w:r>
           </w:p>
         </w:tc>
@@ -997,7 +736,7 @@
                 <w:rFonts w:ascii="TimeNewRoman" w:hAnsi="TimeNewRoman"/>
                 <w:sz w:val="30"/>
               </w:rPr>
-              <w:t>5×9-19=</w:t>
+              <w:t>69+28=</w:t>
             </w:r>
           </w:p>
         </w:tc>
@@ -1014,7 +753,7 @@
                 <w:rFonts w:ascii="TimeNewRoman" w:hAnsi="TimeNewRoman"/>
                 <w:sz w:val="30"/>
               </w:rPr>
-              <w:t>9×9=</w:t>
+              <w:t>42÷7=</w:t>
             </w:r>
           </w:p>
         </w:tc>
@@ -1031,7 +770,7 @@
                 <w:rFonts w:ascii="TimeNewRoman" w:hAnsi="TimeNewRoman"/>
                 <w:sz w:val="30"/>
               </w:rPr>
-              <w:t>4×4+61=</w:t>
+              <w:t>9×1=</w:t>
             </w:r>
           </w:p>
         </w:tc>
@@ -1048,7 +787,7 @@
                 <w:rFonts w:ascii="TimeNewRoman" w:hAnsi="TimeNewRoman"/>
                 <w:sz w:val="30"/>
               </w:rPr>
-              <w:t>40-30=</w:t>
+              <w:t>58+90-16=</w:t>
             </w:r>
           </w:p>
         </w:tc>
@@ -1065,7 +804,7 @@
                 <w:rFonts w:ascii="TimeNewRoman" w:hAnsi="TimeNewRoman"/>
                 <w:sz w:val="30"/>
               </w:rPr>
-              <w:t>8×1=</w:t>
+              <w:t>43+10-13=</w:t>
             </w:r>
           </w:p>
         </w:tc>
@@ -1084,7 +823,7 @@
                 <w:rFonts w:ascii="TimeNewRoman" w:hAnsi="TimeNewRoman"/>
                 <w:sz w:val="30"/>
               </w:rPr>
-              <w:t>8×8-52=</w:t>
+              <w:t>76+23-26=</w:t>
             </w:r>
           </w:p>
         </w:tc>
@@ -1101,7 +840,7 @@
                 <w:rFonts w:ascii="TimeNewRoman" w:hAnsi="TimeNewRoman"/>
                 <w:sz w:val="30"/>
               </w:rPr>
-              <w:t>7×8=</w:t>
+              <w:t>6×4=</w:t>
             </w:r>
           </w:p>
         </w:tc>
@@ -1118,7 +857,7 @@
                 <w:rFonts w:ascii="TimeNewRoman" w:hAnsi="TimeNewRoman"/>
                 <w:sz w:val="30"/>
               </w:rPr>
-              <w:t>7×1=</w:t>
+              <w:t>38+73-51=</w:t>
             </w:r>
           </w:p>
         </w:tc>
@@ -1135,7 +874,7 @@
                 <w:rFonts w:ascii="TimeNewRoman" w:hAnsi="TimeNewRoman"/>
                 <w:sz w:val="30"/>
               </w:rPr>
-              <w:t>5×6=</w:t>
+              <w:t>4×6=</w:t>
             </w:r>
           </w:p>
         </w:tc>
@@ -1152,7 +891,7 @@
                 <w:rFonts w:ascii="TimeNewRoman" w:hAnsi="TimeNewRoman"/>
                 <w:sz w:val="30"/>
               </w:rPr>
-              <w:t>48-36=</w:t>
+              <w:t>27-4=</w:t>
             </w:r>
           </w:p>
         </w:tc>
@@ -1171,7 +910,7 @@
                 <w:rFonts w:ascii="TimeNewRoman" w:hAnsi="TimeNewRoman"/>
                 <w:sz w:val="30"/>
               </w:rPr>
-              <w:t>4×2=</w:t>
+              <w:t>71+24-78=</w:t>
             </w:r>
           </w:p>
         </w:tc>
@@ -1188,7 +927,285 @@
                 <w:rFonts w:ascii="TimeNewRoman" w:hAnsi="TimeNewRoman"/>
                 <w:sz w:val="30"/>
               </w:rPr>
-              <w:t>1×8=</w:t>
+              <w:t>5×4+51=</w:t>
+            </w:r>
+          </w:p>
+        </w:tc>
+        <w:tc>
+          <w:tcPr>
+            <w:tcW w:type="dxa" w:w="1987"/>
+          </w:tcPr>
+          <w:p>
+            <w:pPr>
+              <w:jc w:val="left"/>
+            </w:pPr>
+            <w:r>
+              <w:rPr>
+                <w:rFonts w:ascii="TimeNewRoman" w:hAnsi="TimeNewRoman"/>
+                <w:sz w:val="30"/>
+              </w:rPr>
+              <w:t>5×3+83=</w:t>
+            </w:r>
+          </w:p>
+        </w:tc>
+        <w:tc>
+          <w:tcPr>
+            <w:tcW w:type="dxa" w:w="1987"/>
+          </w:tcPr>
+          <w:p>
+            <w:pPr>
+              <w:jc w:val="left"/>
+            </w:pPr>
+            <w:r>
+              <w:rPr>
+                <w:rFonts w:ascii="TimeNewRoman" w:hAnsi="TimeNewRoman"/>
+                <w:sz w:val="30"/>
+              </w:rPr>
+              <w:t>7×6=</w:t>
+            </w:r>
+          </w:p>
+        </w:tc>
+        <w:tc>
+          <w:tcPr>
+            <w:tcW w:type="dxa" w:w="1987"/>
+          </w:tcPr>
+          <w:p>
+            <w:pPr>
+              <w:jc w:val="left"/>
+            </w:pPr>
+            <w:r>
+              <w:rPr>
+                <w:rFonts w:ascii="TimeNewRoman" w:hAnsi="TimeNewRoman"/>
+                <w:sz w:val="30"/>
+              </w:rPr>
+              <w:t>16+33-6=</w:t>
+            </w:r>
+          </w:p>
+        </w:tc>
+      </w:tr>
+      <w:tr>
+        <w:tc>
+          <w:tcPr>
+            <w:tcW w:type="dxa" w:w="1987"/>
+          </w:tcPr>
+          <w:p>
+            <w:pPr>
+              <w:jc w:val="left"/>
+            </w:pPr>
+            <w:r>
+              <w:rPr>
+                <w:rFonts w:ascii="TimeNewRoman" w:hAnsi="TimeNewRoman"/>
+                <w:sz w:val="30"/>
+              </w:rPr>
+              <w:t>40÷5=</w:t>
+            </w:r>
+          </w:p>
+        </w:tc>
+        <w:tc>
+          <w:tcPr>
+            <w:tcW w:type="dxa" w:w="1987"/>
+          </w:tcPr>
+          <w:p>
+            <w:pPr>
+              <w:jc w:val="left"/>
+            </w:pPr>
+            <w:r>
+              <w:rPr>
+                <w:rFonts w:ascii="TimeNewRoman" w:hAnsi="TimeNewRoman"/>
+                <w:sz w:val="30"/>
+              </w:rPr>
+              <w:t>88-73=</w:t>
+            </w:r>
+          </w:p>
+        </w:tc>
+        <w:tc>
+          <w:tcPr>
+            <w:tcW w:type="dxa" w:w="1987"/>
+          </w:tcPr>
+          <w:p>
+            <w:pPr>
+              <w:jc w:val="left"/>
+            </w:pPr>
+            <w:r>
+              <w:rPr>
+                <w:rFonts w:ascii="TimeNewRoman" w:hAnsi="TimeNewRoman"/>
+                <w:sz w:val="30"/>
+              </w:rPr>
+              <w:t>45+54=</w:t>
+            </w:r>
+          </w:p>
+        </w:tc>
+        <w:tc>
+          <w:tcPr>
+            <w:tcW w:type="dxa" w:w="1987"/>
+          </w:tcPr>
+          <w:p>
+            <w:pPr>
+              <w:jc w:val="left"/>
+            </w:pPr>
+            <w:r>
+              <w:rPr>
+                <w:rFonts w:ascii="TimeNewRoman" w:hAnsi="TimeNewRoman"/>
+                <w:sz w:val="30"/>
+              </w:rPr>
+              <w:t>8×9-18=</w:t>
+            </w:r>
+          </w:p>
+        </w:tc>
+        <w:tc>
+          <w:tcPr>
+            <w:tcW w:type="dxa" w:w="1987"/>
+          </w:tcPr>
+          <w:p>
+            <w:pPr>
+              <w:jc w:val="left"/>
+            </w:pPr>
+            <w:r>
+              <w:rPr>
+                <w:rFonts w:ascii="TimeNewRoman" w:hAnsi="TimeNewRoman"/>
+                <w:sz w:val="30"/>
+              </w:rPr>
+              <w:t>99-17=</w:t>
+            </w:r>
+          </w:p>
+        </w:tc>
+      </w:tr>
+      <w:tr>
+        <w:tc>
+          <w:tcPr>
+            <w:tcW w:type="dxa" w:w="1987"/>
+          </w:tcPr>
+          <w:p>
+            <w:pPr>
+              <w:jc w:val="left"/>
+            </w:pPr>
+            <w:r>
+              <w:rPr>
+                <w:rFonts w:ascii="TimeNewRoman" w:hAnsi="TimeNewRoman"/>
+                <w:sz w:val="30"/>
+              </w:rPr>
+              <w:t>5×1=</w:t>
+            </w:r>
+          </w:p>
+        </w:tc>
+        <w:tc>
+          <w:tcPr>
+            <w:tcW w:type="dxa" w:w="1987"/>
+          </w:tcPr>
+          <w:p>
+            <w:pPr>
+              <w:jc w:val="left"/>
+            </w:pPr>
+            <w:r>
+              <w:rPr>
+                <w:rFonts w:ascii="TimeNewRoman" w:hAnsi="TimeNewRoman"/>
+                <w:sz w:val="30"/>
+              </w:rPr>
+              <w:t>6×2+52=</w:t>
+            </w:r>
+          </w:p>
+        </w:tc>
+        <w:tc>
+          <w:tcPr>
+            <w:tcW w:type="dxa" w:w="1987"/>
+          </w:tcPr>
+          <w:p>
+            <w:pPr>
+              <w:jc w:val="left"/>
+            </w:pPr>
+            <w:r>
+              <w:rPr>
+                <w:rFonts w:ascii="TimeNewRoman" w:hAnsi="TimeNewRoman"/>
+                <w:sz w:val="30"/>
+              </w:rPr>
+              <w:t>15+18=</w:t>
+            </w:r>
+          </w:p>
+        </w:tc>
+        <w:tc>
+          <w:tcPr>
+            <w:tcW w:type="dxa" w:w="1987"/>
+          </w:tcPr>
+          <w:p>
+            <w:pPr>
+              <w:jc w:val="left"/>
+            </w:pPr>
+            <w:r>
+              <w:rPr>
+                <w:rFonts w:ascii="TimeNewRoman" w:hAnsi="TimeNewRoman"/>
+                <w:sz w:val="30"/>
+              </w:rPr>
+              <w:t>2×7+10=</w:t>
+            </w:r>
+          </w:p>
+        </w:tc>
+        <w:tc>
+          <w:tcPr>
+            <w:tcW w:type="dxa" w:w="1987"/>
+          </w:tcPr>
+          <w:p>
+            <w:pPr>
+              <w:jc w:val="left"/>
+            </w:pPr>
+            <w:r>
+              <w:rPr>
+                <w:rFonts w:ascii="TimeNewRoman" w:hAnsi="TimeNewRoman"/>
+                <w:sz w:val="30"/>
+              </w:rPr>
+              <w:t>94-9=</w:t>
+            </w:r>
+          </w:p>
+        </w:tc>
+      </w:tr>
+      <w:tr>
+        <w:tc>
+          <w:tcPr>
+            <w:tcW w:type="dxa" w:w="1987"/>
+          </w:tcPr>
+          <w:p>
+            <w:pPr>
+              <w:jc w:val="left"/>
+            </w:pPr>
+            <w:r>
+              <w:rPr>
+                <w:rFonts w:ascii="TimeNewRoman" w:hAnsi="TimeNewRoman"/>
+                <w:sz w:val="30"/>
+              </w:rPr>
+              <w:t>45÷9=</w:t>
+            </w:r>
+          </w:p>
+        </w:tc>
+        <w:tc>
+          <w:tcPr>
+            <w:tcW w:type="dxa" w:w="1987"/>
+          </w:tcPr>
+          <w:p>
+            <w:pPr>
+              <w:jc w:val="left"/>
+            </w:pPr>
+            <w:r>
+              <w:rPr>
+                <w:rFonts w:ascii="TimeNewRoman" w:hAnsi="TimeNewRoman"/>
+                <w:sz w:val="30"/>
+              </w:rPr>
+              <w:t>40÷8=</w:t>
+            </w:r>
+          </w:p>
+        </w:tc>
+        <w:tc>
+          <w:tcPr>
+            <w:tcW w:type="dxa" w:w="1987"/>
+          </w:tcPr>
+          <w:p>
+            <w:pPr>
+              <w:jc w:val="left"/>
+            </w:pPr>
+            <w:r>
+              <w:rPr>
+                <w:rFonts w:ascii="TimeNewRoman" w:hAnsi="TimeNewRoman"/>
+                <w:sz w:val="30"/>
+              </w:rPr>
+              <w:t>6+32+97=</w:t>
             </w:r>
           </w:p>
         </w:tc>
@@ -1222,24 +1239,7 @@
                 <w:rFonts w:ascii="TimeNewRoman" w:hAnsi="TimeNewRoman"/>
                 <w:sz w:val="30"/>
               </w:rPr>
-              <w:t>9×7=</w:t>
-            </w:r>
-          </w:p>
-        </w:tc>
-        <w:tc>
-          <w:tcPr>
-            <w:tcW w:type="dxa" w:w="1987"/>
-          </w:tcPr>
-          <w:p>
-            <w:pPr>
-              <w:jc w:val="left"/>
-            </w:pPr>
-            <w:r>
-              <w:rPr>
-                <w:rFonts w:ascii="TimeNewRoman" w:hAnsi="TimeNewRoman"/>
-                <w:sz w:val="30"/>
-              </w:rPr>
-              <w:t>85+19+34=</w:t>
+              <w:t>4×3=</w:t>
             </w:r>
           </w:p>
         </w:tc>
@@ -1258,7 +1258,7 @@
                 <w:rFonts w:ascii="TimeNewRoman" w:hAnsi="TimeNewRoman"/>
                 <w:sz w:val="30"/>
               </w:rPr>
-              <w:t>63-59=</w:t>
+              <w:t>6÷3=</w:t>
             </w:r>
           </w:p>
         </w:tc>
@@ -1275,7 +1275,7 @@
                 <w:rFonts w:ascii="TimeNewRoman" w:hAnsi="TimeNewRoman"/>
                 <w:sz w:val="30"/>
               </w:rPr>
-              <w:t>10÷2=</w:t>
+              <w:t>2×5=</w:t>
             </w:r>
           </w:p>
         </w:tc>
@@ -1292,7 +1292,7 @@
                 <w:rFonts w:ascii="TimeNewRoman" w:hAnsi="TimeNewRoman"/>
                 <w:sz w:val="30"/>
               </w:rPr>
-              <w:t>4×5=</w:t>
+              <w:t>1×6=</w:t>
             </w:r>
           </w:p>
         </w:tc>
@@ -1309,7 +1309,7 @@
                 <w:rFonts w:ascii="TimeNewRoman" w:hAnsi="TimeNewRoman"/>
                 <w:sz w:val="30"/>
               </w:rPr>
-              <w:t>8×7+12=</w:t>
+              <w:t>7×5=</w:t>
             </w:r>
           </w:p>
         </w:tc>
@@ -1326,7 +1326,7 @@
                 <w:rFonts w:ascii="TimeNewRoman" w:hAnsi="TimeNewRoman"/>
                 <w:sz w:val="30"/>
               </w:rPr>
-              <w:t>3×7=</w:t>
+              <w:t>66-40=</w:t>
             </w:r>
           </w:p>
         </w:tc>
@@ -1345,7 +1345,7 @@
                 <w:rFonts w:ascii="TimeNewRoman" w:hAnsi="TimeNewRoman"/>
                 <w:sz w:val="30"/>
               </w:rPr>
-              <w:t>1×2=</w:t>
+              <w:t>91-10=</w:t>
             </w:r>
           </w:p>
         </w:tc>
@@ -1362,7 +1362,7 @@
                 <w:rFonts w:ascii="TimeNewRoman" w:hAnsi="TimeNewRoman"/>
                 <w:sz w:val="30"/>
               </w:rPr>
-              <w:t>4+65-11=</w:t>
+              <w:t>44-6=</w:t>
             </w:r>
           </w:p>
         </w:tc>
@@ -1379,7 +1379,7 @@
                 <w:rFonts w:ascii="TimeNewRoman" w:hAnsi="TimeNewRoman"/>
                 <w:sz w:val="30"/>
               </w:rPr>
-              <w:t>7×7=</w:t>
+              <w:t>8×4-19=</w:t>
             </w:r>
           </w:p>
         </w:tc>
@@ -1396,7 +1396,7 @@
                 <w:rFonts w:ascii="TimeNewRoman" w:hAnsi="TimeNewRoman"/>
                 <w:sz w:val="30"/>
               </w:rPr>
-              <w:t>99-81=</w:t>
+              <w:t>7×2=</w:t>
             </w:r>
           </w:p>
         </w:tc>
@@ -1413,7 +1413,7 @@
                 <w:rFonts w:ascii="TimeNewRoman" w:hAnsi="TimeNewRoman"/>
                 <w:sz w:val="30"/>
               </w:rPr>
-              <w:t>30÷6=</w:t>
+              <w:t>11-10=</w:t>
             </w:r>
           </w:p>
         </w:tc>
@@ -1432,7 +1432,7 @@
                 <w:rFonts w:ascii="TimeNewRoman" w:hAnsi="TimeNewRoman"/>
                 <w:sz w:val="30"/>
               </w:rPr>
-              <w:t>5×3=</w:t>
+              <w:t>7×4=</w:t>
             </w:r>
           </w:p>
         </w:tc>
@@ -1449,7 +1449,7 @@
                 <w:rFonts w:ascii="TimeNewRoman" w:hAnsi="TimeNewRoman"/>
                 <w:sz w:val="30"/>
               </w:rPr>
-              <w:t>97-18=</w:t>
+              <w:t>6+64-4=</w:t>
             </w:r>
           </w:p>
         </w:tc>
@@ -1466,7 +1466,7 @@
                 <w:rFonts w:ascii="TimeNewRoman" w:hAnsi="TimeNewRoman"/>
                 <w:sz w:val="30"/>
               </w:rPr>
-              <w:t>2×7+84=</w:t>
+              <w:t>15+52=</w:t>
             </w:r>
           </w:p>
         </w:tc>
@@ -1483,7 +1483,7 @@
                 <w:rFonts w:ascii="TimeNewRoman" w:hAnsi="TimeNewRoman"/>
                 <w:sz w:val="30"/>
               </w:rPr>
-              <w:t>15+40=</w:t>
+              <w:t>58+99+7=</w:t>
             </w:r>
           </w:p>
         </w:tc>
@@ -1500,7 +1500,7 @@
                 <w:rFonts w:ascii="TimeNewRoman" w:hAnsi="TimeNewRoman"/>
                 <w:sz w:val="30"/>
               </w:rPr>
-              <w:t>32÷4=</w:t>
+              <w:t>3×8=</w:t>
             </w:r>
           </w:p>
         </w:tc>
@@ -1519,7 +1519,7 @@
                 <w:rFonts w:ascii="TimeNewRoman" w:hAnsi="TimeNewRoman"/>
                 <w:sz w:val="30"/>
               </w:rPr>
-              <w:t>79+4=</w:t>
+              <w:t>57+22=</w:t>
             </w:r>
           </w:p>
         </w:tc>
@@ -1536,7 +1536,7 @@
                 <w:rFonts w:ascii="TimeNewRoman" w:hAnsi="TimeNewRoman"/>
                 <w:sz w:val="30"/>
               </w:rPr>
-              <w:t>7×6=</w:t>
+              <w:t>44-23=</w:t>
             </w:r>
           </w:p>
         </w:tc>
@@ -1553,7 +1553,7 @@
                 <w:rFonts w:ascii="TimeNewRoman" w:hAnsi="TimeNewRoman"/>
                 <w:sz w:val="30"/>
               </w:rPr>
-              <w:t>2×6-3=</w:t>
+              <w:t>3×8+61=</w:t>
             </w:r>
           </w:p>
         </w:tc>
@@ -1570,7 +1570,7 @@
                 <w:rFonts w:ascii="TimeNewRoman" w:hAnsi="TimeNewRoman"/>
                 <w:sz w:val="30"/>
               </w:rPr>
-              <w:t>64+42+41=</w:t>
+              <w:t>7×5-12=</w:t>
             </w:r>
           </w:p>
         </w:tc>
@@ -1587,7 +1587,7 @@
                 <w:rFonts w:ascii="TimeNewRoman" w:hAnsi="TimeNewRoman"/>
                 <w:sz w:val="30"/>
               </w:rPr>
-              <w:t>48-32=</w:t>
+              <w:t>33+46=</w:t>
             </w:r>
           </w:p>
         </w:tc>
@@ -1606,7 +1606,7 @@
                 <w:rFonts w:ascii="TimeNewRoman" w:hAnsi="TimeNewRoman"/>
                 <w:sz w:val="30"/>
               </w:rPr>
-              <w:t>4×3=</w:t>
+              <w:t>56÷8=</w:t>
             </w:r>
           </w:p>
         </w:tc>
@@ -1623,7 +1623,7 @@
                 <w:rFonts w:ascii="TimeNewRoman" w:hAnsi="TimeNewRoman"/>
                 <w:sz w:val="30"/>
               </w:rPr>
-              <w:t>8×2=</w:t>
+              <w:t>78-24=</w:t>
             </w:r>
           </w:p>
         </w:tc>
@@ -1640,7 +1640,7 @@
                 <w:rFonts w:ascii="TimeNewRoman" w:hAnsi="TimeNewRoman"/>
                 <w:sz w:val="30"/>
               </w:rPr>
-              <w:t>90-59=</w:t>
+              <w:t>95+37-21=</w:t>
             </w:r>
           </w:p>
         </w:tc>
@@ -1657,7 +1657,7 @@
                 <w:rFonts w:ascii="TimeNewRoman" w:hAnsi="TimeNewRoman"/>
                 <w:sz w:val="30"/>
               </w:rPr>
-              <w:t>65+5+98=</w:t>
+              <w:t>13+18=</w:t>
             </w:r>
           </w:p>
         </w:tc>
@@ -1674,7 +1674,7 @@
                 <w:rFonts w:ascii="TimeNewRoman" w:hAnsi="TimeNewRoman"/>
                 <w:sz w:val="30"/>
               </w:rPr>
-              <w:t>50+48-48=</w:t>
+              <w:t>7×9=</w:t>
             </w:r>
           </w:p>
         </w:tc>
@@ -1693,7 +1693,7 @@
                 <w:rFonts w:ascii="TimeNewRoman" w:hAnsi="TimeNewRoman"/>
                 <w:sz w:val="30"/>
               </w:rPr>
-              <w:t>40+58=</w:t>
+              <w:t>6×5=</w:t>
             </w:r>
           </w:p>
         </w:tc>
@@ -1710,7 +1710,7 @@
                 <w:rFonts w:ascii="TimeNewRoman" w:hAnsi="TimeNewRoman"/>
                 <w:sz w:val="30"/>
               </w:rPr>
-              <w:t>3×9=</w:t>
+              <w:t>4×2-2=</w:t>
             </w:r>
           </w:p>
         </w:tc>
@@ -1727,7 +1727,7 @@
                 <w:rFonts w:ascii="TimeNewRoman" w:hAnsi="TimeNewRoman"/>
                 <w:sz w:val="30"/>
               </w:rPr>
-              <w:t>2÷2=</w:t>
+              <w:t>6÷2=</w:t>
             </w:r>
           </w:p>
         </w:tc>
@@ -1744,7 +1744,7 @@
                 <w:rFonts w:ascii="TimeNewRoman" w:hAnsi="TimeNewRoman"/>
                 <w:sz w:val="30"/>
               </w:rPr>
-              <w:t>40+42=</w:t>
+              <w:t>14÷7=</w:t>
             </w:r>
           </w:p>
         </w:tc>
@@ -1761,7 +1761,7 @@
                 <w:rFonts w:ascii="TimeNewRoman" w:hAnsi="TimeNewRoman"/>
                 <w:sz w:val="30"/>
               </w:rPr>
-              <w:t>4×6=</w:t>
+              <w:t>4×8=</w:t>
             </w:r>
           </w:p>
         </w:tc>

--- a/mixed.docx
+++ b/mixed.docx
@@ -11,7 +11,7 @@
           <w:rFonts w:ascii="Arial" w:hAnsi="Arial"/>
           <w:sz w:val="30"/>
         </w:rPr>
-        <w:t>2026-09-13 Sunday</w:t>
+        <w:t>2026-09-14 Monday</w:t>
       </w:r>
     </w:p>
     <w:tbl>
@@ -40,7 +40,372 @@
                 <w:rFonts w:ascii="TimeNewRoman" w:hAnsi="TimeNewRoman"/>
                 <w:sz w:val="30"/>
               </w:rPr>
-              <w:t>84-44=</w:t>
+              <w:t>8×2=</w:t>
+            </w:r>
+          </w:p>
+        </w:tc>
+        <w:tc>
+          <w:tcPr>
+            <w:tcW w:type="dxa" w:w="1987"/>
+          </w:tcPr>
+          <w:p>
+            <w:pPr>
+              <w:jc w:val="left"/>
+            </w:pPr>
+            <w:r>
+              <w:rPr>
+                <w:rFonts w:ascii="TimeNewRoman" w:hAnsi="TimeNewRoman"/>
+                <w:sz w:val="30"/>
+              </w:rPr>
+              <w:t>3×2=</w:t>
+            </w:r>
+          </w:p>
+        </w:tc>
+        <w:tc>
+          <w:tcPr>
+            <w:tcW w:type="dxa" w:w="1987"/>
+          </w:tcPr>
+          <w:p>
+            <w:pPr>
+              <w:jc w:val="left"/>
+            </w:pPr>
+            <w:r>
+              <w:rPr>
+                <w:rFonts w:ascii="TimeNewRoman" w:hAnsi="TimeNewRoman"/>
+                <w:sz w:val="30"/>
+              </w:rPr>
+              <w:t>39-7=</w:t>
+            </w:r>
+          </w:p>
+        </w:tc>
+        <w:tc>
+          <w:tcPr>
+            <w:tcW w:type="dxa" w:w="1987"/>
+          </w:tcPr>
+          <w:p>
+            <w:pPr>
+              <w:jc w:val="left"/>
+            </w:pPr>
+            <w:r>
+              <w:rPr>
+                <w:rFonts w:ascii="TimeNewRoman" w:hAnsi="TimeNewRoman"/>
+                <w:sz w:val="30"/>
+              </w:rPr>
+              <w:t>2×6=</w:t>
+            </w:r>
+          </w:p>
+        </w:tc>
+        <w:tc>
+          <w:tcPr>
+            <w:tcW w:type="dxa" w:w="1987"/>
+          </w:tcPr>
+          <w:p>
+            <w:pPr>
+              <w:jc w:val="left"/>
+            </w:pPr>
+            <w:r>
+              <w:rPr>
+                <w:rFonts w:ascii="TimeNewRoman" w:hAnsi="TimeNewRoman"/>
+                <w:sz w:val="30"/>
+              </w:rPr>
+              <w:t>7×2=</w:t>
+            </w:r>
+          </w:p>
+        </w:tc>
+      </w:tr>
+      <w:tr>
+        <w:tc>
+          <w:tcPr>
+            <w:tcW w:type="dxa" w:w="1987"/>
+          </w:tcPr>
+          <w:p>
+            <w:pPr>
+              <w:jc w:val="left"/>
+            </w:pPr>
+            <w:r>
+              <w:rPr>
+                <w:rFonts w:ascii="TimeNewRoman" w:hAnsi="TimeNewRoman"/>
+                <w:sz w:val="30"/>
+              </w:rPr>
+              <w:t>3×4=</w:t>
+            </w:r>
+          </w:p>
+        </w:tc>
+        <w:tc>
+          <w:tcPr>
+            <w:tcW w:type="dxa" w:w="1987"/>
+          </w:tcPr>
+          <w:p>
+            <w:pPr>
+              <w:jc w:val="left"/>
+            </w:pPr>
+            <w:r>
+              <w:rPr>
+                <w:rFonts w:ascii="TimeNewRoman" w:hAnsi="TimeNewRoman"/>
+                <w:sz w:val="30"/>
+              </w:rPr>
+              <w:t>59-26=</w:t>
+            </w:r>
+          </w:p>
+        </w:tc>
+        <w:tc>
+          <w:tcPr>
+            <w:tcW w:type="dxa" w:w="1987"/>
+          </w:tcPr>
+          <w:p>
+            <w:pPr>
+              <w:jc w:val="left"/>
+            </w:pPr>
+            <w:r>
+              <w:rPr>
+                <w:rFonts w:ascii="TimeNewRoman" w:hAnsi="TimeNewRoman"/>
+                <w:sz w:val="30"/>
+              </w:rPr>
+              <w:t>4×4-15=</w:t>
+            </w:r>
+          </w:p>
+        </w:tc>
+        <w:tc>
+          <w:tcPr>
+            <w:tcW w:type="dxa" w:w="1987"/>
+          </w:tcPr>
+          <w:p>
+            <w:pPr>
+              <w:jc w:val="left"/>
+            </w:pPr>
+            <w:r>
+              <w:rPr>
+                <w:rFonts w:ascii="TimeNewRoman" w:hAnsi="TimeNewRoman"/>
+                <w:sz w:val="30"/>
+              </w:rPr>
+              <w:t>27-6=</w:t>
+            </w:r>
+          </w:p>
+        </w:tc>
+        <w:tc>
+          <w:tcPr>
+            <w:tcW w:type="dxa" w:w="1987"/>
+          </w:tcPr>
+          <w:p>
+            <w:pPr>
+              <w:jc w:val="left"/>
+            </w:pPr>
+            <w:r>
+              <w:rPr>
+                <w:rFonts w:ascii="TimeNewRoman" w:hAnsi="TimeNewRoman"/>
+                <w:sz w:val="30"/>
+              </w:rPr>
+              <w:t>78-11=</w:t>
+            </w:r>
+          </w:p>
+        </w:tc>
+      </w:tr>
+      <w:tr>
+        <w:tc>
+          <w:tcPr>
+            <w:tcW w:type="dxa" w:w="1987"/>
+          </w:tcPr>
+          <w:p>
+            <w:pPr>
+              <w:jc w:val="left"/>
+            </w:pPr>
+            <w:r>
+              <w:rPr>
+                <w:rFonts w:ascii="TimeNewRoman" w:hAnsi="TimeNewRoman"/>
+                <w:sz w:val="30"/>
+              </w:rPr>
+              <w:t>86+4=</w:t>
+            </w:r>
+          </w:p>
+        </w:tc>
+        <w:tc>
+          <w:tcPr>
+            <w:tcW w:type="dxa" w:w="1987"/>
+          </w:tcPr>
+          <w:p>
+            <w:pPr>
+              <w:jc w:val="left"/>
+            </w:pPr>
+            <w:r>
+              <w:rPr>
+                <w:rFonts w:ascii="TimeNewRoman" w:hAnsi="TimeNewRoman"/>
+                <w:sz w:val="30"/>
+              </w:rPr>
+              <w:t>35÷5=</w:t>
+            </w:r>
+          </w:p>
+        </w:tc>
+        <w:tc>
+          <w:tcPr>
+            <w:tcW w:type="dxa" w:w="1987"/>
+          </w:tcPr>
+          <w:p>
+            <w:pPr>
+              <w:jc w:val="left"/>
+            </w:pPr>
+            <w:r>
+              <w:rPr>
+                <w:rFonts w:ascii="TimeNewRoman" w:hAnsi="TimeNewRoman"/>
+                <w:sz w:val="30"/>
+              </w:rPr>
+              <w:t>6×4=</w:t>
+            </w:r>
+          </w:p>
+        </w:tc>
+        <w:tc>
+          <w:tcPr>
+            <w:tcW w:type="dxa" w:w="1987"/>
+          </w:tcPr>
+          <w:p>
+            <w:pPr>
+              <w:jc w:val="left"/>
+            </w:pPr>
+            <w:r>
+              <w:rPr>
+                <w:rFonts w:ascii="TimeNewRoman" w:hAnsi="TimeNewRoman"/>
+                <w:sz w:val="30"/>
+              </w:rPr>
+              <w:t>60+34=</w:t>
+            </w:r>
+          </w:p>
+        </w:tc>
+        <w:tc>
+          <w:tcPr>
+            <w:tcW w:type="dxa" w:w="1987"/>
+          </w:tcPr>
+          <w:p>
+            <w:pPr>
+              <w:jc w:val="left"/>
+            </w:pPr>
+            <w:r>
+              <w:rPr>
+                <w:rFonts w:ascii="TimeNewRoman" w:hAnsi="TimeNewRoman"/>
+                <w:sz w:val="30"/>
+              </w:rPr>
+              <w:t>81+7=</w:t>
+            </w:r>
+          </w:p>
+        </w:tc>
+      </w:tr>
+      <w:tr>
+        <w:tc>
+          <w:tcPr>
+            <w:tcW w:type="dxa" w:w="1987"/>
+          </w:tcPr>
+          <w:p>
+            <w:pPr>
+              <w:jc w:val="left"/>
+            </w:pPr>
+            <w:r>
+              <w:rPr>
+                <w:rFonts w:ascii="TimeNewRoman" w:hAnsi="TimeNewRoman"/>
+                <w:sz w:val="30"/>
+              </w:rPr>
+              <w:t>6×7=</w:t>
+            </w:r>
+          </w:p>
+        </w:tc>
+        <w:tc>
+          <w:tcPr>
+            <w:tcW w:type="dxa" w:w="1987"/>
+          </w:tcPr>
+          <w:p>
+            <w:pPr>
+              <w:jc w:val="left"/>
+            </w:pPr>
+            <w:r>
+              <w:rPr>
+                <w:rFonts w:ascii="TimeNewRoman" w:hAnsi="TimeNewRoman"/>
+                <w:sz w:val="30"/>
+              </w:rPr>
+              <w:t>9×8-61=</w:t>
+            </w:r>
+          </w:p>
+        </w:tc>
+        <w:tc>
+          <w:tcPr>
+            <w:tcW w:type="dxa" w:w="1987"/>
+          </w:tcPr>
+          <w:p>
+            <w:pPr>
+              <w:jc w:val="left"/>
+            </w:pPr>
+            <w:r>
+              <w:rPr>
+                <w:rFonts w:ascii="TimeNewRoman" w:hAnsi="TimeNewRoman"/>
+                <w:sz w:val="30"/>
+              </w:rPr>
+              <w:t>3×7=</w:t>
+            </w:r>
+          </w:p>
+        </w:tc>
+        <w:tc>
+          <w:tcPr>
+            <w:tcW w:type="dxa" w:w="1987"/>
+          </w:tcPr>
+          <w:p>
+            <w:pPr>
+              <w:jc w:val="left"/>
+            </w:pPr>
+            <w:r>
+              <w:rPr>
+                <w:rFonts w:ascii="TimeNewRoman" w:hAnsi="TimeNewRoman"/>
+                <w:sz w:val="30"/>
+              </w:rPr>
+              <w:t>5×6=</w:t>
+            </w:r>
+          </w:p>
+        </w:tc>
+        <w:tc>
+          <w:tcPr>
+            <w:tcW w:type="dxa" w:w="1987"/>
+          </w:tcPr>
+          <w:p>
+            <w:pPr>
+              <w:jc w:val="left"/>
+            </w:pPr>
+            <w:r>
+              <w:rPr>
+                <w:rFonts w:ascii="TimeNewRoman" w:hAnsi="TimeNewRoman"/>
+                <w:sz w:val="30"/>
+              </w:rPr>
+              <w:t>8×8-50=</w:t>
+            </w:r>
+          </w:p>
+        </w:tc>
+      </w:tr>
+      <w:tr>
+        <w:tc>
+          <w:tcPr>
+            <w:tcW w:type="dxa" w:w="1987"/>
+          </w:tcPr>
+          <w:p>
+            <w:pPr>
+              <w:jc w:val="left"/>
+            </w:pPr>
+            <w:r>
+              <w:rPr>
+                <w:rFonts w:ascii="TimeNewRoman" w:hAnsi="TimeNewRoman"/>
+                <w:sz w:val="30"/>
+              </w:rPr>
+              <w:t>21+72=</w:t>
+            </w:r>
+          </w:p>
+        </w:tc>
+        <w:tc>
+          <w:tcPr>
+            <w:tcW w:type="dxa" w:w="1987"/>
+          </w:tcPr>
+          <w:p>
+            <w:pPr>
+              <w:jc w:val="left"/>
+            </w:pPr>
+            <w:r>
+              <w:rPr>
+                <w:rFonts w:ascii="TimeNewRoman" w:hAnsi="TimeNewRoman"/>
+                <w:sz w:val="30"/>
+              </w:rPr>
+              <w:t>6×2-4=</w:t>
             </w:r>
           </w:p>
         </w:tc>
@@ -74,7 +439,7 @@
                 <w:rFonts w:ascii="TimeNewRoman" w:hAnsi="TimeNewRoman"/>
                 <w:sz w:val="30"/>
               </w:rPr>
-              <w:t>5+76=</w:t>
+              <w:t>81+6+34=</w:t>
             </w:r>
           </w:p>
         </w:tc>
@@ -91,24 +456,7 @@
                 <w:rFonts w:ascii="TimeNewRoman" w:hAnsi="TimeNewRoman"/>
                 <w:sz w:val="30"/>
               </w:rPr>
-              <w:t>2×8=</w:t>
-            </w:r>
-          </w:p>
-        </w:tc>
-        <w:tc>
-          <w:tcPr>
-            <w:tcW w:type="dxa" w:w="1987"/>
-          </w:tcPr>
-          <w:p>
-            <w:pPr>
-              <w:jc w:val="left"/>
-            </w:pPr>
-            <w:r>
-              <w:rPr>
-                <w:rFonts w:ascii="TimeNewRoman" w:hAnsi="TimeNewRoman"/>
-                <w:sz w:val="30"/>
-              </w:rPr>
-              <w:t>27+27=</w:t>
+              <w:t>11+64=</w:t>
             </w:r>
           </w:p>
         </w:tc>
@@ -127,7 +475,7 @@
                 <w:rFonts w:ascii="TimeNewRoman" w:hAnsi="TimeNewRoman"/>
                 <w:sz w:val="30"/>
               </w:rPr>
-              <w:t>5×3-12=</w:t>
+              <w:t>89+37+78=</w:t>
             </w:r>
           </w:p>
         </w:tc>
@@ -144,7 +492,7 @@
                 <w:rFonts w:ascii="TimeNewRoman" w:hAnsi="TimeNewRoman"/>
                 <w:sz w:val="30"/>
               </w:rPr>
-              <w:t>7×3=</w:t>
+              <w:t>4÷4=</w:t>
             </w:r>
           </w:p>
         </w:tc>
@@ -161,7 +509,7 @@
                 <w:rFonts w:ascii="TimeNewRoman" w:hAnsi="TimeNewRoman"/>
                 <w:sz w:val="30"/>
               </w:rPr>
-              <w:t>92+45+61=</w:t>
+              <w:t>40÷8=</w:t>
             </w:r>
           </w:p>
         </w:tc>
@@ -178,7 +526,7 @@
                 <w:rFonts w:ascii="TimeNewRoman" w:hAnsi="TimeNewRoman"/>
                 <w:sz w:val="30"/>
               </w:rPr>
-              <w:t>30÷6=</w:t>
+              <w:t>7+75=</w:t>
             </w:r>
           </w:p>
         </w:tc>
@@ -195,7 +543,7 @@
                 <w:rFonts w:ascii="TimeNewRoman" w:hAnsi="TimeNewRoman"/>
                 <w:sz w:val="30"/>
               </w:rPr>
-              <w:t>75+49+63=</w:t>
+              <w:t>9×6=</w:t>
             </w:r>
           </w:p>
         </w:tc>
@@ -214,7 +562,7 @@
                 <w:rFonts w:ascii="TimeNewRoman" w:hAnsi="TimeNewRoman"/>
                 <w:sz w:val="30"/>
               </w:rPr>
-              <w:t>12÷3=</w:t>
+              <w:t>5+14=</w:t>
             </w:r>
           </w:p>
         </w:tc>
@@ -231,7 +579,7 @@
                 <w:rFonts w:ascii="TimeNewRoman" w:hAnsi="TimeNewRoman"/>
                 <w:sz w:val="30"/>
               </w:rPr>
-              <w:t>8×4+8=</w:t>
+              <w:t>93+6=</w:t>
             </w:r>
           </w:p>
         </w:tc>
@@ -248,7 +596,7 @@
                 <w:rFonts w:ascii="TimeNewRoman" w:hAnsi="TimeNewRoman"/>
                 <w:sz w:val="30"/>
               </w:rPr>
-              <w:t>9×5+30=</w:t>
+              <w:t>1×8=</w:t>
             </w:r>
           </w:p>
         </w:tc>
@@ -265,7 +613,7 @@
                 <w:rFonts w:ascii="TimeNewRoman" w:hAnsi="TimeNewRoman"/>
                 <w:sz w:val="30"/>
               </w:rPr>
-              <w:t>53-47=</w:t>
+              <w:t>56÷8=</w:t>
             </w:r>
           </w:p>
         </w:tc>
@@ -282,7 +630,7 @@
                 <w:rFonts w:ascii="TimeNewRoman" w:hAnsi="TimeNewRoman"/>
                 <w:sz w:val="30"/>
               </w:rPr>
-              <w:t>20÷4=</w:t>
+              <w:t>8×3=</w:t>
             </w:r>
           </w:p>
         </w:tc>
@@ -301,7 +649,7 @@
                 <w:rFonts w:ascii="TimeNewRoman" w:hAnsi="TimeNewRoman"/>
                 <w:sz w:val="30"/>
               </w:rPr>
-              <w:t>5×6=</w:t>
+              <w:t>55+74+52=</w:t>
             </w:r>
           </w:p>
         </w:tc>
@@ -318,7 +666,94 @@
                 <w:rFonts w:ascii="TimeNewRoman" w:hAnsi="TimeNewRoman"/>
                 <w:sz w:val="30"/>
               </w:rPr>
-              <w:t>5×9-28=</w:t>
+              <w:t>7×8=</w:t>
+            </w:r>
+          </w:p>
+        </w:tc>
+        <w:tc>
+          <w:tcPr>
+            <w:tcW w:type="dxa" w:w="1987"/>
+          </w:tcPr>
+          <w:p>
+            <w:pPr>
+              <w:jc w:val="left"/>
+            </w:pPr>
+            <w:r>
+              <w:rPr>
+                <w:rFonts w:ascii="TimeNewRoman" w:hAnsi="TimeNewRoman"/>
+                <w:sz w:val="30"/>
+              </w:rPr>
+              <w:t>50-15=</w:t>
+            </w:r>
+          </w:p>
+        </w:tc>
+        <w:tc>
+          <w:tcPr>
+            <w:tcW w:type="dxa" w:w="1987"/>
+          </w:tcPr>
+          <w:p>
+            <w:pPr>
+              <w:jc w:val="left"/>
+            </w:pPr>
+            <w:r>
+              <w:rPr>
+                <w:rFonts w:ascii="TimeNewRoman" w:hAnsi="TimeNewRoman"/>
+                <w:sz w:val="30"/>
+              </w:rPr>
+              <w:t>8×4+12=</w:t>
+            </w:r>
+          </w:p>
+        </w:tc>
+        <w:tc>
+          <w:tcPr>
+            <w:tcW w:type="dxa" w:w="1987"/>
+          </w:tcPr>
+          <w:p>
+            <w:pPr>
+              <w:jc w:val="left"/>
+            </w:pPr>
+            <w:r>
+              <w:rPr>
+                <w:rFonts w:ascii="TimeNewRoman" w:hAnsi="TimeNewRoman"/>
+                <w:sz w:val="30"/>
+              </w:rPr>
+              <w:t>51-43=</w:t>
+            </w:r>
+          </w:p>
+        </w:tc>
+      </w:tr>
+      <w:tr>
+        <w:tc>
+          <w:tcPr>
+            <w:tcW w:type="dxa" w:w="1987"/>
+          </w:tcPr>
+          <w:p>
+            <w:pPr>
+              <w:jc w:val="left"/>
+            </w:pPr>
+            <w:r>
+              <w:rPr>
+                <w:rFonts w:ascii="TimeNewRoman" w:hAnsi="TimeNewRoman"/>
+                <w:sz w:val="30"/>
+              </w:rPr>
+              <w:t>9×9+15=</w:t>
+            </w:r>
+          </w:p>
+        </w:tc>
+        <w:tc>
+          <w:tcPr>
+            <w:tcW w:type="dxa" w:w="1987"/>
+          </w:tcPr>
+          <w:p>
+            <w:pPr>
+              <w:jc w:val="left"/>
+            </w:pPr>
+            <w:r>
+              <w:rPr>
+                <w:rFonts w:ascii="TimeNewRoman" w:hAnsi="TimeNewRoman"/>
+                <w:sz w:val="30"/>
+              </w:rPr>
+              <w:t>9×8=</w:t>
             </w:r>
           </w:p>
         </w:tc>
@@ -352,7 +787,7 @@
                 <w:rFonts w:ascii="TimeNewRoman" w:hAnsi="TimeNewRoman"/>
                 <w:sz w:val="30"/>
               </w:rPr>
-              <w:t>18+5=</w:t>
+              <w:t>74-70=</w:t>
             </w:r>
           </w:p>
         </w:tc>
@@ -369,7 +804,7 @@
                 <w:rFonts w:ascii="TimeNewRoman" w:hAnsi="TimeNewRoman"/>
                 <w:sz w:val="30"/>
               </w:rPr>
-              <w:t>4×4=</w:t>
+              <w:t>95-37=</w:t>
             </w:r>
           </w:p>
         </w:tc>
@@ -388,7 +823,7 @@
                 <w:rFonts w:ascii="TimeNewRoman" w:hAnsi="TimeNewRoman"/>
                 <w:sz w:val="30"/>
               </w:rPr>
-              <w:t>37+30=</w:t>
+              <w:t>20+86-97=</w:t>
             </w:r>
           </w:p>
         </w:tc>
@@ -405,7 +840,7 @@
                 <w:rFonts w:ascii="TimeNewRoman" w:hAnsi="TimeNewRoman"/>
                 <w:sz w:val="30"/>
               </w:rPr>
-              <w:t>81-67=</w:t>
+              <w:t>3+67+94=</w:t>
             </w:r>
           </w:p>
         </w:tc>
@@ -422,7 +857,7 @@
                 <w:rFonts w:ascii="TimeNewRoman" w:hAnsi="TimeNewRoman"/>
                 <w:sz w:val="30"/>
               </w:rPr>
-              <w:t>18+19=</w:t>
+              <w:t>7+64=</w:t>
             </w:r>
           </w:p>
         </w:tc>
@@ -439,7 +874,7 @@
                 <w:rFonts w:ascii="TimeNewRoman" w:hAnsi="TimeNewRoman"/>
                 <w:sz w:val="30"/>
               </w:rPr>
-              <w:t>45+51=</w:t>
+              <w:t>67-10=</w:t>
             </w:r>
           </w:p>
         </w:tc>
@@ -456,7 +891,7 @@
                 <w:rFonts w:ascii="TimeNewRoman" w:hAnsi="TimeNewRoman"/>
                 <w:sz w:val="30"/>
               </w:rPr>
-              <w:t>43+45+20=</w:t>
+              <w:t>2×9=</w:t>
             </w:r>
           </w:p>
         </w:tc>
@@ -475,7 +910,7 @@
                 <w:rFonts w:ascii="TimeNewRoman" w:hAnsi="TimeNewRoman"/>
                 <w:sz w:val="30"/>
               </w:rPr>
-              <w:t>8×9=</w:t>
+              <w:t>6×8-47=</w:t>
             </w:r>
           </w:p>
         </w:tc>
@@ -492,7 +927,7 @@
                 <w:rFonts w:ascii="TimeNewRoman" w:hAnsi="TimeNewRoman"/>
                 <w:sz w:val="30"/>
               </w:rPr>
-              <w:t>5×3=</w:t>
+              <w:t>60+31+81=</w:t>
             </w:r>
           </w:p>
         </w:tc>
@@ -509,7 +944,7 @@
                 <w:rFonts w:ascii="TimeNewRoman" w:hAnsi="TimeNewRoman"/>
                 <w:sz w:val="30"/>
               </w:rPr>
-              <w:t>21+80+99=</w:t>
+              <w:t>24+40=</w:t>
             </w:r>
           </w:p>
         </w:tc>
@@ -526,7 +961,7 @@
                 <w:rFonts w:ascii="TimeNewRoman" w:hAnsi="TimeNewRoman"/>
                 <w:sz w:val="30"/>
               </w:rPr>
-              <w:t>51+62+79=</w:t>
+              <w:t>3×7+48=</w:t>
             </w:r>
           </w:p>
         </w:tc>
@@ -543,7 +978,7 @@
                 <w:rFonts w:ascii="TimeNewRoman" w:hAnsi="TimeNewRoman"/>
                 <w:sz w:val="30"/>
               </w:rPr>
-              <w:t>2×6=</w:t>
+              <w:t>70+67+84=</w:t>
             </w:r>
           </w:p>
         </w:tc>
@@ -562,7 +997,7 @@
                 <w:rFonts w:ascii="TimeNewRoman" w:hAnsi="TimeNewRoman"/>
                 <w:sz w:val="30"/>
               </w:rPr>
-              <w:t>3×5=</w:t>
+              <w:t>65-52=</w:t>
             </w:r>
           </w:p>
         </w:tc>
@@ -579,7 +1014,7 @@
                 <w:rFonts w:ascii="TimeNewRoman" w:hAnsi="TimeNewRoman"/>
                 <w:sz w:val="30"/>
               </w:rPr>
-              <w:t>9×8=</w:t>
+              <w:t>86+84+39=</w:t>
             </w:r>
           </w:p>
         </w:tc>
@@ -596,7 +1031,7 @@
                 <w:rFonts w:ascii="TimeNewRoman" w:hAnsi="TimeNewRoman"/>
                 <w:sz w:val="30"/>
               </w:rPr>
-              <w:t>79-8=</w:t>
+              <w:t>4×3=</w:t>
             </w:r>
           </w:p>
         </w:tc>
@@ -613,7 +1048,7 @@
                 <w:rFonts w:ascii="TimeNewRoman" w:hAnsi="TimeNewRoman"/>
                 <w:sz w:val="30"/>
               </w:rPr>
-              <w:t>3+65=</w:t>
+              <w:t>7+25=</w:t>
             </w:r>
           </w:p>
         </w:tc>
@@ -630,7 +1065,7 @@
                 <w:rFonts w:ascii="TimeNewRoman" w:hAnsi="TimeNewRoman"/>
                 <w:sz w:val="30"/>
               </w:rPr>
-              <w:t>3×9=</w:t>
+              <w:t>4÷2=</w:t>
             </w:r>
           </w:p>
         </w:tc>
@@ -649,7 +1084,7 @@
                 <w:rFonts w:ascii="TimeNewRoman" w:hAnsi="TimeNewRoman"/>
                 <w:sz w:val="30"/>
               </w:rPr>
-              <w:t>12+37-5=</w:t>
+              <w:t>50+8=</w:t>
             </w:r>
           </w:p>
         </w:tc>
@@ -666,7 +1101,7 @@
                 <w:rFonts w:ascii="TimeNewRoman" w:hAnsi="TimeNewRoman"/>
                 <w:sz w:val="30"/>
               </w:rPr>
-              <w:t>84-26=</w:t>
+              <w:t>28÷7=</w:t>
             </w:r>
           </w:p>
         </w:tc>
@@ -683,7 +1118,7 @@
                 <w:rFonts w:ascii="TimeNewRoman" w:hAnsi="TimeNewRoman"/>
                 <w:sz w:val="30"/>
               </w:rPr>
-              <w:t>88+96+70=</w:t>
+              <w:t>4×7=</w:t>
             </w:r>
           </w:p>
         </w:tc>
@@ -700,7 +1135,442 @@
                 <w:rFonts w:ascii="TimeNewRoman" w:hAnsi="TimeNewRoman"/>
                 <w:sz w:val="30"/>
               </w:rPr>
-              <w:t>3×8-3=</w:t>
+              <w:t>5×5-2=</w:t>
+            </w:r>
+          </w:p>
+        </w:tc>
+        <w:tc>
+          <w:tcPr>
+            <w:tcW w:type="dxa" w:w="1987"/>
+          </w:tcPr>
+          <w:p>
+            <w:pPr>
+              <w:jc w:val="left"/>
+            </w:pPr>
+            <w:r>
+              <w:rPr>
+                <w:rFonts w:ascii="TimeNewRoman" w:hAnsi="TimeNewRoman"/>
+                <w:sz w:val="30"/>
+              </w:rPr>
+              <w:t>7×9=</w:t>
+            </w:r>
+          </w:p>
+        </w:tc>
+      </w:tr>
+      <w:tr>
+        <w:tc>
+          <w:tcPr>
+            <w:tcW w:type="dxa" w:w="1987"/>
+          </w:tcPr>
+          <w:p>
+            <w:pPr>
+              <w:jc w:val="left"/>
+            </w:pPr>
+            <w:r>
+              <w:rPr>
+                <w:rFonts w:ascii="TimeNewRoman" w:hAnsi="TimeNewRoman"/>
+                <w:sz w:val="30"/>
+              </w:rPr>
+              <w:t>90+86+35=</w:t>
+            </w:r>
+          </w:p>
+        </w:tc>
+        <w:tc>
+          <w:tcPr>
+            <w:tcW w:type="dxa" w:w="1987"/>
+          </w:tcPr>
+          <w:p>
+            <w:pPr>
+              <w:jc w:val="left"/>
+            </w:pPr>
+            <w:r>
+              <w:rPr>
+                <w:rFonts w:ascii="TimeNewRoman" w:hAnsi="TimeNewRoman"/>
+                <w:sz w:val="30"/>
+              </w:rPr>
+              <w:t>8×3+49=</w:t>
+            </w:r>
+          </w:p>
+        </w:tc>
+        <w:tc>
+          <w:tcPr>
+            <w:tcW w:type="dxa" w:w="1987"/>
+          </w:tcPr>
+          <w:p>
+            <w:pPr>
+              <w:jc w:val="left"/>
+            </w:pPr>
+            <w:r>
+              <w:rPr>
+                <w:rFonts w:ascii="TimeNewRoman" w:hAnsi="TimeNewRoman"/>
+                <w:sz w:val="30"/>
+              </w:rPr>
+              <w:t>4×4-5=</w:t>
+            </w:r>
+          </w:p>
+        </w:tc>
+        <w:tc>
+          <w:tcPr>
+            <w:tcW w:type="dxa" w:w="1987"/>
+          </w:tcPr>
+          <w:p>
+            <w:pPr>
+              <w:jc w:val="left"/>
+            </w:pPr>
+            <w:r>
+              <w:rPr>
+                <w:rFonts w:ascii="TimeNewRoman" w:hAnsi="TimeNewRoman"/>
+                <w:sz w:val="30"/>
+              </w:rPr>
+              <w:t>32+23-15=</w:t>
+            </w:r>
+          </w:p>
+        </w:tc>
+        <w:tc>
+          <w:tcPr>
+            <w:tcW w:type="dxa" w:w="1987"/>
+          </w:tcPr>
+          <w:p>
+            <w:pPr>
+              <w:jc w:val="left"/>
+            </w:pPr>
+            <w:r>
+              <w:rPr>
+                <w:rFonts w:ascii="TimeNewRoman" w:hAnsi="TimeNewRoman"/>
+                <w:sz w:val="30"/>
+              </w:rPr>
+              <w:t>3×3-7=</w:t>
+            </w:r>
+          </w:p>
+        </w:tc>
+      </w:tr>
+      <w:tr>
+        <w:tc>
+          <w:tcPr>
+            <w:tcW w:type="dxa" w:w="1987"/>
+          </w:tcPr>
+          <w:p>
+            <w:pPr>
+              <w:jc w:val="left"/>
+            </w:pPr>
+            <w:r>
+              <w:rPr>
+                <w:rFonts w:ascii="TimeNewRoman" w:hAnsi="TimeNewRoman"/>
+                <w:sz w:val="30"/>
+              </w:rPr>
+              <w:t>9×4=</w:t>
+            </w:r>
+          </w:p>
+        </w:tc>
+        <w:tc>
+          <w:tcPr>
+            <w:tcW w:type="dxa" w:w="1987"/>
+          </w:tcPr>
+          <w:p>
+            <w:pPr>
+              <w:jc w:val="left"/>
+            </w:pPr>
+            <w:r>
+              <w:rPr>
+                <w:rFonts w:ascii="TimeNewRoman" w:hAnsi="TimeNewRoman"/>
+                <w:sz w:val="30"/>
+              </w:rPr>
+              <w:t>1+15=</w:t>
+            </w:r>
+          </w:p>
+        </w:tc>
+        <w:tc>
+          <w:tcPr>
+            <w:tcW w:type="dxa" w:w="1987"/>
+          </w:tcPr>
+          <w:p>
+            <w:pPr>
+              <w:jc w:val="left"/>
+            </w:pPr>
+            <w:r>
+              <w:rPr>
+                <w:rFonts w:ascii="TimeNewRoman" w:hAnsi="TimeNewRoman"/>
+                <w:sz w:val="30"/>
+              </w:rPr>
+              <w:t>5×5=</w:t>
+            </w:r>
+          </w:p>
+        </w:tc>
+        <w:tc>
+          <w:tcPr>
+            <w:tcW w:type="dxa" w:w="1987"/>
+          </w:tcPr>
+          <w:p>
+            <w:pPr>
+              <w:jc w:val="left"/>
+            </w:pPr>
+            <w:r>
+              <w:rPr>
+                <w:rFonts w:ascii="TimeNewRoman" w:hAnsi="TimeNewRoman"/>
+                <w:sz w:val="30"/>
+              </w:rPr>
+              <w:t>2×9-5=</w:t>
+            </w:r>
+          </w:p>
+        </w:tc>
+        <w:tc>
+          <w:tcPr>
+            <w:tcW w:type="dxa" w:w="1987"/>
+          </w:tcPr>
+          <w:p>
+            <w:pPr>
+              <w:jc w:val="left"/>
+            </w:pPr>
+            <w:r>
+              <w:rPr>
+                <w:rFonts w:ascii="TimeNewRoman" w:hAnsi="TimeNewRoman"/>
+                <w:sz w:val="30"/>
+              </w:rPr>
+              <w:t>41+38-45=</w:t>
+            </w:r>
+          </w:p>
+        </w:tc>
+      </w:tr>
+      <w:tr>
+        <w:tc>
+          <w:tcPr>
+            <w:tcW w:type="dxa" w:w="1987"/>
+          </w:tcPr>
+          <w:p>
+            <w:pPr>
+              <w:jc w:val="left"/>
+            </w:pPr>
+            <w:r>
+              <w:rPr>
+                <w:rFonts w:ascii="TimeNewRoman" w:hAnsi="TimeNewRoman"/>
+                <w:sz w:val="30"/>
+              </w:rPr>
+              <w:t>88-27=</w:t>
+            </w:r>
+          </w:p>
+        </w:tc>
+        <w:tc>
+          <w:tcPr>
+            <w:tcW w:type="dxa" w:w="1987"/>
+          </w:tcPr>
+          <w:p>
+            <w:pPr>
+              <w:jc w:val="left"/>
+            </w:pPr>
+            <w:r>
+              <w:rPr>
+                <w:rFonts w:ascii="TimeNewRoman" w:hAnsi="TimeNewRoman"/>
+                <w:sz w:val="30"/>
+              </w:rPr>
+              <w:t>5×7=</w:t>
+            </w:r>
+          </w:p>
+        </w:tc>
+        <w:tc>
+          <w:tcPr>
+            <w:tcW w:type="dxa" w:w="1987"/>
+          </w:tcPr>
+          <w:p>
+            <w:pPr>
+              <w:jc w:val="left"/>
+            </w:pPr>
+            <w:r>
+              <w:rPr>
+                <w:rFonts w:ascii="TimeNewRoman" w:hAnsi="TimeNewRoman"/>
+                <w:sz w:val="30"/>
+              </w:rPr>
+              <w:t>1×4=</w:t>
+            </w:r>
+          </w:p>
+        </w:tc>
+        <w:tc>
+          <w:tcPr>
+            <w:tcW w:type="dxa" w:w="1987"/>
+          </w:tcPr>
+          <w:p>
+            <w:pPr>
+              <w:jc w:val="left"/>
+            </w:pPr>
+            <w:r>
+              <w:rPr>
+                <w:rFonts w:ascii="TimeNewRoman" w:hAnsi="TimeNewRoman"/>
+                <w:sz w:val="30"/>
+              </w:rPr>
+              <w:t>6×5-28=</w:t>
+            </w:r>
+          </w:p>
+        </w:tc>
+        <w:tc>
+          <w:tcPr>
+            <w:tcW w:type="dxa" w:w="1987"/>
+          </w:tcPr>
+          <w:p>
+            <w:pPr>
+              <w:jc w:val="left"/>
+            </w:pPr>
+            <w:r>
+              <w:rPr>
+                <w:rFonts w:ascii="TimeNewRoman" w:hAnsi="TimeNewRoman"/>
+                <w:sz w:val="30"/>
+              </w:rPr>
+              <w:t>8×8=</w:t>
+            </w:r>
+          </w:p>
+        </w:tc>
+      </w:tr>
+      <w:tr>
+        <w:tc>
+          <w:tcPr>
+            <w:tcW w:type="dxa" w:w="1987"/>
+          </w:tcPr>
+          <w:p>
+            <w:pPr>
+              <w:jc w:val="left"/>
+            </w:pPr>
+            <w:r>
+              <w:rPr>
+                <w:rFonts w:ascii="TimeNewRoman" w:hAnsi="TimeNewRoman"/>
+                <w:sz w:val="30"/>
+              </w:rPr>
+              <w:t>21+68-50=</w:t>
+            </w:r>
+          </w:p>
+        </w:tc>
+        <w:tc>
+          <w:tcPr>
+            <w:tcW w:type="dxa" w:w="1987"/>
+          </w:tcPr>
+          <w:p>
+            <w:pPr>
+              <w:jc w:val="left"/>
+            </w:pPr>
+            <w:r>
+              <w:rPr>
+                <w:rFonts w:ascii="TimeNewRoman" w:hAnsi="TimeNewRoman"/>
+                <w:sz w:val="30"/>
+              </w:rPr>
+              <w:t>52+74+57=</w:t>
+            </w:r>
+          </w:p>
+        </w:tc>
+        <w:tc>
+          <w:tcPr>
+            <w:tcW w:type="dxa" w:w="1987"/>
+          </w:tcPr>
+          <w:p>
+            <w:pPr>
+              <w:jc w:val="left"/>
+            </w:pPr>
+            <w:r>
+              <w:rPr>
+                <w:rFonts w:ascii="TimeNewRoman" w:hAnsi="TimeNewRoman"/>
+                <w:sz w:val="30"/>
+              </w:rPr>
+              <w:t>59+10+43=</w:t>
+            </w:r>
+          </w:p>
+        </w:tc>
+        <w:tc>
+          <w:tcPr>
+            <w:tcW w:type="dxa" w:w="1987"/>
+          </w:tcPr>
+          <w:p>
+            <w:pPr>
+              <w:jc w:val="left"/>
+            </w:pPr>
+            <w:r>
+              <w:rPr>
+                <w:rFonts w:ascii="TimeNewRoman" w:hAnsi="TimeNewRoman"/>
+                <w:sz w:val="30"/>
+              </w:rPr>
+              <w:t>7×5=</w:t>
+            </w:r>
+          </w:p>
+        </w:tc>
+        <w:tc>
+          <w:tcPr>
+            <w:tcW w:type="dxa" w:w="1987"/>
+          </w:tcPr>
+          <w:p>
+            <w:pPr>
+              <w:jc w:val="left"/>
+            </w:pPr>
+            <w:r>
+              <w:rPr>
+                <w:rFonts w:ascii="TimeNewRoman" w:hAnsi="TimeNewRoman"/>
+                <w:sz w:val="30"/>
+              </w:rPr>
+              <w:t>24+35-37=</w:t>
+            </w:r>
+          </w:p>
+        </w:tc>
+      </w:tr>
+      <w:tr>
+        <w:tc>
+          <w:tcPr>
+            <w:tcW w:type="dxa" w:w="1987"/>
+          </w:tcPr>
+          <w:p>
+            <w:pPr>
+              <w:jc w:val="left"/>
+            </w:pPr>
+            <w:r>
+              <w:rPr>
+                <w:rFonts w:ascii="TimeNewRoman" w:hAnsi="TimeNewRoman"/>
+                <w:sz w:val="30"/>
+              </w:rPr>
+              <w:t>27÷3=</w:t>
+            </w:r>
+          </w:p>
+        </w:tc>
+        <w:tc>
+          <w:tcPr>
+            <w:tcW w:type="dxa" w:w="1987"/>
+          </w:tcPr>
+          <w:p>
+            <w:pPr>
+              <w:jc w:val="left"/>
+            </w:pPr>
+            <w:r>
+              <w:rPr>
+                <w:rFonts w:ascii="TimeNewRoman" w:hAnsi="TimeNewRoman"/>
+                <w:sz w:val="30"/>
+              </w:rPr>
+              <w:t>2+66+22=</w:t>
+            </w:r>
+          </w:p>
+        </w:tc>
+        <w:tc>
+          <w:tcPr>
+            <w:tcW w:type="dxa" w:w="1987"/>
+          </w:tcPr>
+          <w:p>
+            <w:pPr>
+              <w:jc w:val="left"/>
+            </w:pPr>
+            <w:r>
+              <w:rPr>
+                <w:rFonts w:ascii="TimeNewRoman" w:hAnsi="TimeNewRoman"/>
+                <w:sz w:val="30"/>
+              </w:rPr>
+              <w:t>15÷5=</w:t>
+            </w:r>
+          </w:p>
+        </w:tc>
+        <w:tc>
+          <w:tcPr>
+            <w:tcW w:type="dxa" w:w="1987"/>
+          </w:tcPr>
+          <w:p>
+            <w:pPr>
+              <w:jc w:val="left"/>
+            </w:pPr>
+            <w:r>
+              <w:rPr>
+                <w:rFonts w:ascii="TimeNewRoman" w:hAnsi="TimeNewRoman"/>
+                <w:sz w:val="30"/>
+              </w:rPr>
+              <w:t>2×4=</w:t>
             </w:r>
           </w:p>
         </w:tc>
@@ -736,7 +1606,7 @@
                 <w:rFonts w:ascii="TimeNewRoman" w:hAnsi="TimeNewRoman"/>
                 <w:sz w:val="30"/>
               </w:rPr>
-              <w:t>69+28=</w:t>
+              <w:t>61+26-39=</w:t>
             </w:r>
           </w:p>
         </w:tc>
@@ -753,7 +1623,7 @@
                 <w:rFonts w:ascii="TimeNewRoman" w:hAnsi="TimeNewRoman"/>
                 <w:sz w:val="30"/>
               </w:rPr>
-              <w:t>42÷7=</w:t>
+              <w:t>5×2=</w:t>
             </w:r>
           </w:p>
         </w:tc>
@@ -770,7 +1640,7 @@
                 <w:rFonts w:ascii="TimeNewRoman" w:hAnsi="TimeNewRoman"/>
                 <w:sz w:val="30"/>
               </w:rPr>
-              <w:t>9×1=</w:t>
+              <w:t>4×5=</w:t>
             </w:r>
           </w:p>
         </w:tc>
@@ -787,7 +1657,7 @@
                 <w:rFonts w:ascii="TimeNewRoman" w:hAnsi="TimeNewRoman"/>
                 <w:sz w:val="30"/>
               </w:rPr>
-              <w:t>58+90-16=</w:t>
+              <w:t>7×5+9=</w:t>
             </w:r>
           </w:p>
         </w:tc>
@@ -804,7 +1674,7 @@
                 <w:rFonts w:ascii="TimeNewRoman" w:hAnsi="TimeNewRoman"/>
                 <w:sz w:val="30"/>
               </w:rPr>
-              <w:t>43+10-13=</w:t>
+              <w:t>12÷4=</w:t>
             </w:r>
           </w:p>
         </w:tc>
@@ -823,911 +1693,7 @@
                 <w:rFonts w:ascii="TimeNewRoman" w:hAnsi="TimeNewRoman"/>
                 <w:sz w:val="30"/>
               </w:rPr>
-              <w:t>76+23-26=</w:t>
-            </w:r>
-          </w:p>
-        </w:tc>
-        <w:tc>
-          <w:tcPr>
-            <w:tcW w:type="dxa" w:w="1987"/>
-          </w:tcPr>
-          <w:p>
-            <w:pPr>
-              <w:jc w:val="left"/>
-            </w:pPr>
-            <w:r>
-              <w:rPr>
-                <w:rFonts w:ascii="TimeNewRoman" w:hAnsi="TimeNewRoman"/>
-                <w:sz w:val="30"/>
-              </w:rPr>
-              <w:t>6×4=</w:t>
-            </w:r>
-          </w:p>
-        </w:tc>
-        <w:tc>
-          <w:tcPr>
-            <w:tcW w:type="dxa" w:w="1987"/>
-          </w:tcPr>
-          <w:p>
-            <w:pPr>
-              <w:jc w:val="left"/>
-            </w:pPr>
-            <w:r>
-              <w:rPr>
-                <w:rFonts w:ascii="TimeNewRoman" w:hAnsi="TimeNewRoman"/>
-                <w:sz w:val="30"/>
-              </w:rPr>
-              <w:t>38+73-51=</w:t>
-            </w:r>
-          </w:p>
-        </w:tc>
-        <w:tc>
-          <w:tcPr>
-            <w:tcW w:type="dxa" w:w="1987"/>
-          </w:tcPr>
-          <w:p>
-            <w:pPr>
-              <w:jc w:val="left"/>
-            </w:pPr>
-            <w:r>
-              <w:rPr>
-                <w:rFonts w:ascii="TimeNewRoman" w:hAnsi="TimeNewRoman"/>
-                <w:sz w:val="30"/>
-              </w:rPr>
-              <w:t>4×6=</w:t>
-            </w:r>
-          </w:p>
-        </w:tc>
-        <w:tc>
-          <w:tcPr>
-            <w:tcW w:type="dxa" w:w="1987"/>
-          </w:tcPr>
-          <w:p>
-            <w:pPr>
-              <w:jc w:val="left"/>
-            </w:pPr>
-            <w:r>
-              <w:rPr>
-                <w:rFonts w:ascii="TimeNewRoman" w:hAnsi="TimeNewRoman"/>
-                <w:sz w:val="30"/>
-              </w:rPr>
-              <w:t>27-4=</w:t>
-            </w:r>
-          </w:p>
-        </w:tc>
-      </w:tr>
-      <w:tr>
-        <w:tc>
-          <w:tcPr>
-            <w:tcW w:type="dxa" w:w="1987"/>
-          </w:tcPr>
-          <w:p>
-            <w:pPr>
-              <w:jc w:val="left"/>
-            </w:pPr>
-            <w:r>
-              <w:rPr>
-                <w:rFonts w:ascii="TimeNewRoman" w:hAnsi="TimeNewRoman"/>
-                <w:sz w:val="30"/>
-              </w:rPr>
-              <w:t>71+24-78=</w:t>
-            </w:r>
-          </w:p>
-        </w:tc>
-        <w:tc>
-          <w:tcPr>
-            <w:tcW w:type="dxa" w:w="1987"/>
-          </w:tcPr>
-          <w:p>
-            <w:pPr>
-              <w:jc w:val="left"/>
-            </w:pPr>
-            <w:r>
-              <w:rPr>
-                <w:rFonts w:ascii="TimeNewRoman" w:hAnsi="TimeNewRoman"/>
-                <w:sz w:val="30"/>
-              </w:rPr>
-              <w:t>5×4+51=</w:t>
-            </w:r>
-          </w:p>
-        </w:tc>
-        <w:tc>
-          <w:tcPr>
-            <w:tcW w:type="dxa" w:w="1987"/>
-          </w:tcPr>
-          <w:p>
-            <w:pPr>
-              <w:jc w:val="left"/>
-            </w:pPr>
-            <w:r>
-              <w:rPr>
-                <w:rFonts w:ascii="TimeNewRoman" w:hAnsi="TimeNewRoman"/>
-                <w:sz w:val="30"/>
-              </w:rPr>
-              <w:t>5×3+83=</w:t>
-            </w:r>
-          </w:p>
-        </w:tc>
-        <w:tc>
-          <w:tcPr>
-            <w:tcW w:type="dxa" w:w="1987"/>
-          </w:tcPr>
-          <w:p>
-            <w:pPr>
-              <w:jc w:val="left"/>
-            </w:pPr>
-            <w:r>
-              <w:rPr>
-                <w:rFonts w:ascii="TimeNewRoman" w:hAnsi="TimeNewRoman"/>
-                <w:sz w:val="30"/>
-              </w:rPr>
-              <w:t>7×6=</w:t>
-            </w:r>
-          </w:p>
-        </w:tc>
-        <w:tc>
-          <w:tcPr>
-            <w:tcW w:type="dxa" w:w="1987"/>
-          </w:tcPr>
-          <w:p>
-            <w:pPr>
-              <w:jc w:val="left"/>
-            </w:pPr>
-            <w:r>
-              <w:rPr>
-                <w:rFonts w:ascii="TimeNewRoman" w:hAnsi="TimeNewRoman"/>
-                <w:sz w:val="30"/>
-              </w:rPr>
-              <w:t>16+33-6=</w:t>
-            </w:r>
-          </w:p>
-        </w:tc>
-      </w:tr>
-      <w:tr>
-        <w:tc>
-          <w:tcPr>
-            <w:tcW w:type="dxa" w:w="1987"/>
-          </w:tcPr>
-          <w:p>
-            <w:pPr>
-              <w:jc w:val="left"/>
-            </w:pPr>
-            <w:r>
-              <w:rPr>
-                <w:rFonts w:ascii="TimeNewRoman" w:hAnsi="TimeNewRoman"/>
-                <w:sz w:val="30"/>
-              </w:rPr>
-              <w:t>40÷5=</w:t>
-            </w:r>
-          </w:p>
-        </w:tc>
-        <w:tc>
-          <w:tcPr>
-            <w:tcW w:type="dxa" w:w="1987"/>
-          </w:tcPr>
-          <w:p>
-            <w:pPr>
-              <w:jc w:val="left"/>
-            </w:pPr>
-            <w:r>
-              <w:rPr>
-                <w:rFonts w:ascii="TimeNewRoman" w:hAnsi="TimeNewRoman"/>
-                <w:sz w:val="30"/>
-              </w:rPr>
-              <w:t>88-73=</w:t>
-            </w:r>
-          </w:p>
-        </w:tc>
-        <w:tc>
-          <w:tcPr>
-            <w:tcW w:type="dxa" w:w="1987"/>
-          </w:tcPr>
-          <w:p>
-            <w:pPr>
-              <w:jc w:val="left"/>
-            </w:pPr>
-            <w:r>
-              <w:rPr>
-                <w:rFonts w:ascii="TimeNewRoman" w:hAnsi="TimeNewRoman"/>
-                <w:sz w:val="30"/>
-              </w:rPr>
-              <w:t>45+54=</w:t>
-            </w:r>
-          </w:p>
-        </w:tc>
-        <w:tc>
-          <w:tcPr>
-            <w:tcW w:type="dxa" w:w="1987"/>
-          </w:tcPr>
-          <w:p>
-            <w:pPr>
-              <w:jc w:val="left"/>
-            </w:pPr>
-            <w:r>
-              <w:rPr>
-                <w:rFonts w:ascii="TimeNewRoman" w:hAnsi="TimeNewRoman"/>
-                <w:sz w:val="30"/>
-              </w:rPr>
-              <w:t>8×9-18=</w:t>
-            </w:r>
-          </w:p>
-        </w:tc>
-        <w:tc>
-          <w:tcPr>
-            <w:tcW w:type="dxa" w:w="1987"/>
-          </w:tcPr>
-          <w:p>
-            <w:pPr>
-              <w:jc w:val="left"/>
-            </w:pPr>
-            <w:r>
-              <w:rPr>
-                <w:rFonts w:ascii="TimeNewRoman" w:hAnsi="TimeNewRoman"/>
-                <w:sz w:val="30"/>
-              </w:rPr>
-              <w:t>99-17=</w:t>
-            </w:r>
-          </w:p>
-        </w:tc>
-      </w:tr>
-      <w:tr>
-        <w:tc>
-          <w:tcPr>
-            <w:tcW w:type="dxa" w:w="1987"/>
-          </w:tcPr>
-          <w:p>
-            <w:pPr>
-              <w:jc w:val="left"/>
-            </w:pPr>
-            <w:r>
-              <w:rPr>
-                <w:rFonts w:ascii="TimeNewRoman" w:hAnsi="TimeNewRoman"/>
-                <w:sz w:val="30"/>
-              </w:rPr>
-              <w:t>5×1=</w:t>
-            </w:r>
-          </w:p>
-        </w:tc>
-        <w:tc>
-          <w:tcPr>
-            <w:tcW w:type="dxa" w:w="1987"/>
-          </w:tcPr>
-          <w:p>
-            <w:pPr>
-              <w:jc w:val="left"/>
-            </w:pPr>
-            <w:r>
-              <w:rPr>
-                <w:rFonts w:ascii="TimeNewRoman" w:hAnsi="TimeNewRoman"/>
-                <w:sz w:val="30"/>
-              </w:rPr>
-              <w:t>6×2+52=</w:t>
-            </w:r>
-          </w:p>
-        </w:tc>
-        <w:tc>
-          <w:tcPr>
-            <w:tcW w:type="dxa" w:w="1987"/>
-          </w:tcPr>
-          <w:p>
-            <w:pPr>
-              <w:jc w:val="left"/>
-            </w:pPr>
-            <w:r>
-              <w:rPr>
-                <w:rFonts w:ascii="TimeNewRoman" w:hAnsi="TimeNewRoman"/>
-                <w:sz w:val="30"/>
-              </w:rPr>
-              <w:t>15+18=</w:t>
-            </w:r>
-          </w:p>
-        </w:tc>
-        <w:tc>
-          <w:tcPr>
-            <w:tcW w:type="dxa" w:w="1987"/>
-          </w:tcPr>
-          <w:p>
-            <w:pPr>
-              <w:jc w:val="left"/>
-            </w:pPr>
-            <w:r>
-              <w:rPr>
-                <w:rFonts w:ascii="TimeNewRoman" w:hAnsi="TimeNewRoman"/>
-                <w:sz w:val="30"/>
-              </w:rPr>
-              <w:t>2×7+10=</w:t>
-            </w:r>
-          </w:p>
-        </w:tc>
-        <w:tc>
-          <w:tcPr>
-            <w:tcW w:type="dxa" w:w="1987"/>
-          </w:tcPr>
-          <w:p>
-            <w:pPr>
-              <w:jc w:val="left"/>
-            </w:pPr>
-            <w:r>
-              <w:rPr>
-                <w:rFonts w:ascii="TimeNewRoman" w:hAnsi="TimeNewRoman"/>
-                <w:sz w:val="30"/>
-              </w:rPr>
-              <w:t>94-9=</w:t>
-            </w:r>
-          </w:p>
-        </w:tc>
-      </w:tr>
-      <w:tr>
-        <w:tc>
-          <w:tcPr>
-            <w:tcW w:type="dxa" w:w="1987"/>
-          </w:tcPr>
-          <w:p>
-            <w:pPr>
-              <w:jc w:val="left"/>
-            </w:pPr>
-            <w:r>
-              <w:rPr>
-                <w:rFonts w:ascii="TimeNewRoman" w:hAnsi="TimeNewRoman"/>
-                <w:sz w:val="30"/>
-              </w:rPr>
-              <w:t>45÷9=</w:t>
-            </w:r>
-          </w:p>
-        </w:tc>
-        <w:tc>
-          <w:tcPr>
-            <w:tcW w:type="dxa" w:w="1987"/>
-          </w:tcPr>
-          <w:p>
-            <w:pPr>
-              <w:jc w:val="left"/>
-            </w:pPr>
-            <w:r>
-              <w:rPr>
-                <w:rFonts w:ascii="TimeNewRoman" w:hAnsi="TimeNewRoman"/>
-                <w:sz w:val="30"/>
-              </w:rPr>
-              <w:t>40÷8=</w:t>
-            </w:r>
-          </w:p>
-        </w:tc>
-        <w:tc>
-          <w:tcPr>
-            <w:tcW w:type="dxa" w:w="1987"/>
-          </w:tcPr>
-          <w:p>
-            <w:pPr>
-              <w:jc w:val="left"/>
-            </w:pPr>
-            <w:r>
-              <w:rPr>
-                <w:rFonts w:ascii="TimeNewRoman" w:hAnsi="TimeNewRoman"/>
-                <w:sz w:val="30"/>
-              </w:rPr>
-              <w:t>6+32+97=</w:t>
-            </w:r>
-          </w:p>
-        </w:tc>
-        <w:tc>
-          <w:tcPr>
-            <w:tcW w:type="dxa" w:w="1987"/>
-          </w:tcPr>
-          <w:p>
-            <w:pPr>
-              <w:jc w:val="left"/>
-            </w:pPr>
-            <w:r>
-              <w:rPr>
-                <w:rFonts w:ascii="TimeNewRoman" w:hAnsi="TimeNewRoman"/>
-                <w:sz w:val="30"/>
-              </w:rPr>
-              <w:t>8×4=</w:t>
-            </w:r>
-          </w:p>
-        </w:tc>
-        <w:tc>
-          <w:tcPr>
-            <w:tcW w:type="dxa" w:w="1987"/>
-          </w:tcPr>
-          <w:p>
-            <w:pPr>
-              <w:jc w:val="left"/>
-            </w:pPr>
-            <w:r>
-              <w:rPr>
-                <w:rFonts w:ascii="TimeNewRoman" w:hAnsi="TimeNewRoman"/>
-                <w:sz w:val="30"/>
-              </w:rPr>
-              <w:t>4×3=</w:t>
-            </w:r>
-          </w:p>
-        </w:tc>
-      </w:tr>
-      <w:tr>
-        <w:tc>
-          <w:tcPr>
-            <w:tcW w:type="dxa" w:w="1987"/>
-          </w:tcPr>
-          <w:p>
-            <w:pPr>
-              <w:jc w:val="left"/>
-            </w:pPr>
-            <w:r>
-              <w:rPr>
-                <w:rFonts w:ascii="TimeNewRoman" w:hAnsi="TimeNewRoman"/>
-                <w:sz w:val="30"/>
-              </w:rPr>
-              <w:t>6÷3=</w:t>
-            </w:r>
-          </w:p>
-        </w:tc>
-        <w:tc>
-          <w:tcPr>
-            <w:tcW w:type="dxa" w:w="1987"/>
-          </w:tcPr>
-          <w:p>
-            <w:pPr>
-              <w:jc w:val="left"/>
-            </w:pPr>
-            <w:r>
-              <w:rPr>
-                <w:rFonts w:ascii="TimeNewRoman" w:hAnsi="TimeNewRoman"/>
-                <w:sz w:val="30"/>
-              </w:rPr>
-              <w:t>2×5=</w:t>
-            </w:r>
-          </w:p>
-        </w:tc>
-        <w:tc>
-          <w:tcPr>
-            <w:tcW w:type="dxa" w:w="1987"/>
-          </w:tcPr>
-          <w:p>
-            <w:pPr>
-              <w:jc w:val="left"/>
-            </w:pPr>
-            <w:r>
-              <w:rPr>
-                <w:rFonts w:ascii="TimeNewRoman" w:hAnsi="TimeNewRoman"/>
-                <w:sz w:val="30"/>
-              </w:rPr>
-              <w:t>1×6=</w:t>
-            </w:r>
-          </w:p>
-        </w:tc>
-        <w:tc>
-          <w:tcPr>
-            <w:tcW w:type="dxa" w:w="1987"/>
-          </w:tcPr>
-          <w:p>
-            <w:pPr>
-              <w:jc w:val="left"/>
-            </w:pPr>
-            <w:r>
-              <w:rPr>
-                <w:rFonts w:ascii="TimeNewRoman" w:hAnsi="TimeNewRoman"/>
-                <w:sz w:val="30"/>
-              </w:rPr>
-              <w:t>7×5=</w:t>
-            </w:r>
-          </w:p>
-        </w:tc>
-        <w:tc>
-          <w:tcPr>
-            <w:tcW w:type="dxa" w:w="1987"/>
-          </w:tcPr>
-          <w:p>
-            <w:pPr>
-              <w:jc w:val="left"/>
-            </w:pPr>
-            <w:r>
-              <w:rPr>
-                <w:rFonts w:ascii="TimeNewRoman" w:hAnsi="TimeNewRoman"/>
-                <w:sz w:val="30"/>
-              </w:rPr>
-              <w:t>66-40=</w:t>
-            </w:r>
-          </w:p>
-        </w:tc>
-      </w:tr>
-      <w:tr>
-        <w:tc>
-          <w:tcPr>
-            <w:tcW w:type="dxa" w:w="1987"/>
-          </w:tcPr>
-          <w:p>
-            <w:pPr>
-              <w:jc w:val="left"/>
-            </w:pPr>
-            <w:r>
-              <w:rPr>
-                <w:rFonts w:ascii="TimeNewRoman" w:hAnsi="TimeNewRoman"/>
-                <w:sz w:val="30"/>
-              </w:rPr>
-              <w:t>91-10=</w:t>
-            </w:r>
-          </w:p>
-        </w:tc>
-        <w:tc>
-          <w:tcPr>
-            <w:tcW w:type="dxa" w:w="1987"/>
-          </w:tcPr>
-          <w:p>
-            <w:pPr>
-              <w:jc w:val="left"/>
-            </w:pPr>
-            <w:r>
-              <w:rPr>
-                <w:rFonts w:ascii="TimeNewRoman" w:hAnsi="TimeNewRoman"/>
-                <w:sz w:val="30"/>
-              </w:rPr>
-              <w:t>44-6=</w:t>
-            </w:r>
-          </w:p>
-        </w:tc>
-        <w:tc>
-          <w:tcPr>
-            <w:tcW w:type="dxa" w:w="1987"/>
-          </w:tcPr>
-          <w:p>
-            <w:pPr>
-              <w:jc w:val="left"/>
-            </w:pPr>
-            <w:r>
-              <w:rPr>
-                <w:rFonts w:ascii="TimeNewRoman" w:hAnsi="TimeNewRoman"/>
-                <w:sz w:val="30"/>
-              </w:rPr>
-              <w:t>8×4-19=</w:t>
-            </w:r>
-          </w:p>
-        </w:tc>
-        <w:tc>
-          <w:tcPr>
-            <w:tcW w:type="dxa" w:w="1987"/>
-          </w:tcPr>
-          <w:p>
-            <w:pPr>
-              <w:jc w:val="left"/>
-            </w:pPr>
-            <w:r>
-              <w:rPr>
-                <w:rFonts w:ascii="TimeNewRoman" w:hAnsi="TimeNewRoman"/>
-                <w:sz w:val="30"/>
-              </w:rPr>
-              <w:t>7×2=</w:t>
-            </w:r>
-          </w:p>
-        </w:tc>
-        <w:tc>
-          <w:tcPr>
-            <w:tcW w:type="dxa" w:w="1987"/>
-          </w:tcPr>
-          <w:p>
-            <w:pPr>
-              <w:jc w:val="left"/>
-            </w:pPr>
-            <w:r>
-              <w:rPr>
-                <w:rFonts w:ascii="TimeNewRoman" w:hAnsi="TimeNewRoman"/>
-                <w:sz w:val="30"/>
-              </w:rPr>
-              <w:t>11-10=</w:t>
-            </w:r>
-          </w:p>
-        </w:tc>
-      </w:tr>
-      <w:tr>
-        <w:tc>
-          <w:tcPr>
-            <w:tcW w:type="dxa" w:w="1987"/>
-          </w:tcPr>
-          <w:p>
-            <w:pPr>
-              <w:jc w:val="left"/>
-            </w:pPr>
-            <w:r>
-              <w:rPr>
-                <w:rFonts w:ascii="TimeNewRoman" w:hAnsi="TimeNewRoman"/>
-                <w:sz w:val="30"/>
-              </w:rPr>
-              <w:t>7×4=</w:t>
-            </w:r>
-          </w:p>
-        </w:tc>
-        <w:tc>
-          <w:tcPr>
-            <w:tcW w:type="dxa" w:w="1987"/>
-          </w:tcPr>
-          <w:p>
-            <w:pPr>
-              <w:jc w:val="left"/>
-            </w:pPr>
-            <w:r>
-              <w:rPr>
-                <w:rFonts w:ascii="TimeNewRoman" w:hAnsi="TimeNewRoman"/>
-                <w:sz w:val="30"/>
-              </w:rPr>
-              <w:t>6+64-4=</w:t>
-            </w:r>
-          </w:p>
-        </w:tc>
-        <w:tc>
-          <w:tcPr>
-            <w:tcW w:type="dxa" w:w="1987"/>
-          </w:tcPr>
-          <w:p>
-            <w:pPr>
-              <w:jc w:val="left"/>
-            </w:pPr>
-            <w:r>
-              <w:rPr>
-                <w:rFonts w:ascii="TimeNewRoman" w:hAnsi="TimeNewRoman"/>
-                <w:sz w:val="30"/>
-              </w:rPr>
-              <w:t>15+52=</w:t>
-            </w:r>
-          </w:p>
-        </w:tc>
-        <w:tc>
-          <w:tcPr>
-            <w:tcW w:type="dxa" w:w="1987"/>
-          </w:tcPr>
-          <w:p>
-            <w:pPr>
-              <w:jc w:val="left"/>
-            </w:pPr>
-            <w:r>
-              <w:rPr>
-                <w:rFonts w:ascii="TimeNewRoman" w:hAnsi="TimeNewRoman"/>
-                <w:sz w:val="30"/>
-              </w:rPr>
-              <w:t>58+99+7=</w:t>
-            </w:r>
-          </w:p>
-        </w:tc>
-        <w:tc>
-          <w:tcPr>
-            <w:tcW w:type="dxa" w:w="1987"/>
-          </w:tcPr>
-          <w:p>
-            <w:pPr>
-              <w:jc w:val="left"/>
-            </w:pPr>
-            <w:r>
-              <w:rPr>
-                <w:rFonts w:ascii="TimeNewRoman" w:hAnsi="TimeNewRoman"/>
-                <w:sz w:val="30"/>
-              </w:rPr>
-              <w:t>3×8=</w:t>
-            </w:r>
-          </w:p>
-        </w:tc>
-      </w:tr>
-      <w:tr>
-        <w:tc>
-          <w:tcPr>
-            <w:tcW w:type="dxa" w:w="1987"/>
-          </w:tcPr>
-          <w:p>
-            <w:pPr>
-              <w:jc w:val="left"/>
-            </w:pPr>
-            <w:r>
-              <w:rPr>
-                <w:rFonts w:ascii="TimeNewRoman" w:hAnsi="TimeNewRoman"/>
-                <w:sz w:val="30"/>
-              </w:rPr>
-              <w:t>57+22=</w:t>
-            </w:r>
-          </w:p>
-        </w:tc>
-        <w:tc>
-          <w:tcPr>
-            <w:tcW w:type="dxa" w:w="1987"/>
-          </w:tcPr>
-          <w:p>
-            <w:pPr>
-              <w:jc w:val="left"/>
-            </w:pPr>
-            <w:r>
-              <w:rPr>
-                <w:rFonts w:ascii="TimeNewRoman" w:hAnsi="TimeNewRoman"/>
-                <w:sz w:val="30"/>
-              </w:rPr>
-              <w:t>44-23=</w:t>
-            </w:r>
-          </w:p>
-        </w:tc>
-        <w:tc>
-          <w:tcPr>
-            <w:tcW w:type="dxa" w:w="1987"/>
-          </w:tcPr>
-          <w:p>
-            <w:pPr>
-              <w:jc w:val="left"/>
-            </w:pPr>
-            <w:r>
-              <w:rPr>
-                <w:rFonts w:ascii="TimeNewRoman" w:hAnsi="TimeNewRoman"/>
-                <w:sz w:val="30"/>
-              </w:rPr>
-              <w:t>3×8+61=</w:t>
-            </w:r>
-          </w:p>
-        </w:tc>
-        <w:tc>
-          <w:tcPr>
-            <w:tcW w:type="dxa" w:w="1987"/>
-          </w:tcPr>
-          <w:p>
-            <w:pPr>
-              <w:jc w:val="left"/>
-            </w:pPr>
-            <w:r>
-              <w:rPr>
-                <w:rFonts w:ascii="TimeNewRoman" w:hAnsi="TimeNewRoman"/>
-                <w:sz w:val="30"/>
-              </w:rPr>
-              <w:t>7×5-12=</w:t>
-            </w:r>
-          </w:p>
-        </w:tc>
-        <w:tc>
-          <w:tcPr>
-            <w:tcW w:type="dxa" w:w="1987"/>
-          </w:tcPr>
-          <w:p>
-            <w:pPr>
-              <w:jc w:val="left"/>
-            </w:pPr>
-            <w:r>
-              <w:rPr>
-                <w:rFonts w:ascii="TimeNewRoman" w:hAnsi="TimeNewRoman"/>
-                <w:sz w:val="30"/>
-              </w:rPr>
-              <w:t>33+46=</w:t>
-            </w:r>
-          </w:p>
-        </w:tc>
-      </w:tr>
-      <w:tr>
-        <w:tc>
-          <w:tcPr>
-            <w:tcW w:type="dxa" w:w="1987"/>
-          </w:tcPr>
-          <w:p>
-            <w:pPr>
-              <w:jc w:val="left"/>
-            </w:pPr>
-            <w:r>
-              <w:rPr>
-                <w:rFonts w:ascii="TimeNewRoman" w:hAnsi="TimeNewRoman"/>
-                <w:sz w:val="30"/>
-              </w:rPr>
-              <w:t>56÷8=</w:t>
-            </w:r>
-          </w:p>
-        </w:tc>
-        <w:tc>
-          <w:tcPr>
-            <w:tcW w:type="dxa" w:w="1987"/>
-          </w:tcPr>
-          <w:p>
-            <w:pPr>
-              <w:jc w:val="left"/>
-            </w:pPr>
-            <w:r>
-              <w:rPr>
-                <w:rFonts w:ascii="TimeNewRoman" w:hAnsi="TimeNewRoman"/>
-                <w:sz w:val="30"/>
-              </w:rPr>
-              <w:t>78-24=</w:t>
-            </w:r>
-          </w:p>
-        </w:tc>
-        <w:tc>
-          <w:tcPr>
-            <w:tcW w:type="dxa" w:w="1987"/>
-          </w:tcPr>
-          <w:p>
-            <w:pPr>
-              <w:jc w:val="left"/>
-            </w:pPr>
-            <w:r>
-              <w:rPr>
-                <w:rFonts w:ascii="TimeNewRoman" w:hAnsi="TimeNewRoman"/>
-                <w:sz w:val="30"/>
-              </w:rPr>
-              <w:t>95+37-21=</w:t>
-            </w:r>
-          </w:p>
-        </w:tc>
-        <w:tc>
-          <w:tcPr>
-            <w:tcW w:type="dxa" w:w="1987"/>
-          </w:tcPr>
-          <w:p>
-            <w:pPr>
-              <w:jc w:val="left"/>
-            </w:pPr>
-            <w:r>
-              <w:rPr>
-                <w:rFonts w:ascii="TimeNewRoman" w:hAnsi="TimeNewRoman"/>
-                <w:sz w:val="30"/>
-              </w:rPr>
-              <w:t>13+18=</w:t>
-            </w:r>
-          </w:p>
-        </w:tc>
-        <w:tc>
-          <w:tcPr>
-            <w:tcW w:type="dxa" w:w="1987"/>
-          </w:tcPr>
-          <w:p>
-            <w:pPr>
-              <w:jc w:val="left"/>
-            </w:pPr>
-            <w:r>
-              <w:rPr>
-                <w:rFonts w:ascii="TimeNewRoman" w:hAnsi="TimeNewRoman"/>
-                <w:sz w:val="30"/>
-              </w:rPr>
-              <w:t>7×9=</w:t>
-            </w:r>
-          </w:p>
-        </w:tc>
-      </w:tr>
-      <w:tr>
-        <w:tc>
-          <w:tcPr>
-            <w:tcW w:type="dxa" w:w="1987"/>
-          </w:tcPr>
-          <w:p>
-            <w:pPr>
-              <w:jc w:val="left"/>
-            </w:pPr>
-            <w:r>
-              <w:rPr>
-                <w:rFonts w:ascii="TimeNewRoman" w:hAnsi="TimeNewRoman"/>
-                <w:sz w:val="30"/>
-              </w:rPr>
-              <w:t>6×5=</w:t>
-            </w:r>
-          </w:p>
-        </w:tc>
-        <w:tc>
-          <w:tcPr>
-            <w:tcW w:type="dxa" w:w="1987"/>
-          </w:tcPr>
-          <w:p>
-            <w:pPr>
-              <w:jc w:val="left"/>
-            </w:pPr>
-            <w:r>
-              <w:rPr>
-                <w:rFonts w:ascii="TimeNewRoman" w:hAnsi="TimeNewRoman"/>
-                <w:sz w:val="30"/>
-              </w:rPr>
-              <w:t>4×2-2=</w:t>
-            </w:r>
-          </w:p>
-        </w:tc>
-        <w:tc>
-          <w:tcPr>
-            <w:tcW w:type="dxa" w:w="1987"/>
-          </w:tcPr>
-          <w:p>
-            <w:pPr>
-              <w:jc w:val="left"/>
-            </w:pPr>
-            <w:r>
-              <w:rPr>
-                <w:rFonts w:ascii="TimeNewRoman" w:hAnsi="TimeNewRoman"/>
-                <w:sz w:val="30"/>
-              </w:rPr>
-              <w:t>6÷2=</w:t>
+              <w:t>80+14-61=</w:t>
             </w:r>
           </w:p>
         </w:tc>
@@ -1761,7 +1727,41 @@
                 <w:rFonts w:ascii="TimeNewRoman" w:hAnsi="TimeNewRoman"/>
                 <w:sz w:val="30"/>
               </w:rPr>
-              <w:t>4×8=</w:t>
+              <w:t>4×8+20=</w:t>
+            </w:r>
+          </w:p>
+        </w:tc>
+        <w:tc>
+          <w:tcPr>
+            <w:tcW w:type="dxa" w:w="1987"/>
+          </w:tcPr>
+          <w:p>
+            <w:pPr>
+              <w:jc w:val="left"/>
+            </w:pPr>
+            <w:r>
+              <w:rPr>
+                <w:rFonts w:ascii="TimeNewRoman" w:hAnsi="TimeNewRoman"/>
+                <w:sz w:val="30"/>
+              </w:rPr>
+              <w:t>60+18=</w:t>
+            </w:r>
+          </w:p>
+        </w:tc>
+        <w:tc>
+          <w:tcPr>
+            <w:tcW w:type="dxa" w:w="1987"/>
+          </w:tcPr>
+          <w:p>
+            <w:pPr>
+              <w:jc w:val="left"/>
+            </w:pPr>
+            <w:r>
+              <w:rPr>
+                <w:rFonts w:ascii="TimeNewRoman" w:hAnsi="TimeNewRoman"/>
+                <w:sz w:val="30"/>
+              </w:rPr>
+              <w:t>68+21=</w:t>
             </w:r>
           </w:p>
         </w:tc>

--- a/mixed.docx
+++ b/mixed.docx
@@ -40,7 +40,7 @@
                 <w:rFonts w:ascii="TimeNewRoman" w:hAnsi="TimeNewRoman"/>
                 <w:sz w:val="30"/>
               </w:rPr>
-              <w:t>8×2=</w:t>
+              <w:t>35÷7=</w:t>
             </w:r>
           </w:p>
         </w:tc>
@@ -57,7 +57,7 @@
                 <w:rFonts w:ascii="TimeNewRoman" w:hAnsi="TimeNewRoman"/>
                 <w:sz w:val="30"/>
               </w:rPr>
-              <w:t>3×2=</w:t>
+              <w:t>82-31=</w:t>
             </w:r>
           </w:p>
         </w:tc>
@@ -74,7 +74,7 @@
                 <w:rFonts w:ascii="TimeNewRoman" w:hAnsi="TimeNewRoman"/>
                 <w:sz w:val="30"/>
               </w:rPr>
-              <w:t>39-7=</w:t>
+              <w:t>7×6+93=</w:t>
             </w:r>
           </w:p>
         </w:tc>
@@ -91,7 +91,7 @@
                 <w:rFonts w:ascii="TimeNewRoman" w:hAnsi="TimeNewRoman"/>
                 <w:sz w:val="30"/>
               </w:rPr>
-              <w:t>2×6=</w:t>
+              <w:t>7×4=</w:t>
             </w:r>
           </w:p>
         </w:tc>
@@ -108,7 +108,7 @@
                 <w:rFonts w:ascii="TimeNewRoman" w:hAnsi="TimeNewRoman"/>
                 <w:sz w:val="30"/>
               </w:rPr>
-              <w:t>7×2=</w:t>
+              <w:t>87-83=</w:t>
             </w:r>
           </w:p>
         </w:tc>
@@ -127,7 +127,7 @@
                 <w:rFonts w:ascii="TimeNewRoman" w:hAnsi="TimeNewRoman"/>
                 <w:sz w:val="30"/>
               </w:rPr>
-              <w:t>3×4=</w:t>
+              <w:t>7×7=</w:t>
             </w:r>
           </w:p>
         </w:tc>
@@ -144,7 +144,7 @@
                 <w:rFonts w:ascii="TimeNewRoman" w:hAnsi="TimeNewRoman"/>
                 <w:sz w:val="30"/>
               </w:rPr>
-              <w:t>59-26=</w:t>
+              <w:t>9×2-3=</w:t>
             </w:r>
           </w:p>
         </w:tc>
@@ -161,7 +161,7 @@
                 <w:rFonts w:ascii="TimeNewRoman" w:hAnsi="TimeNewRoman"/>
                 <w:sz w:val="30"/>
               </w:rPr>
-              <w:t>4×4-15=</w:t>
+              <w:t>48+22=</w:t>
             </w:r>
           </w:p>
         </w:tc>
@@ -178,7 +178,7 @@
                 <w:rFonts w:ascii="TimeNewRoman" w:hAnsi="TimeNewRoman"/>
                 <w:sz w:val="30"/>
               </w:rPr>
-              <w:t>27-6=</w:t>
+              <w:t>31+53=</w:t>
             </w:r>
           </w:p>
         </w:tc>
@@ -195,7 +195,7 @@
                 <w:rFonts w:ascii="TimeNewRoman" w:hAnsi="TimeNewRoman"/>
                 <w:sz w:val="30"/>
               </w:rPr>
-              <w:t>78-11=</w:t>
+              <w:t>7×5-8=</w:t>
             </w:r>
           </w:p>
         </w:tc>
@@ -214,7 +214,7 @@
                 <w:rFonts w:ascii="TimeNewRoman" w:hAnsi="TimeNewRoman"/>
                 <w:sz w:val="30"/>
               </w:rPr>
-              <w:t>86+4=</w:t>
+              <w:t>9×3=</w:t>
             </w:r>
           </w:p>
         </w:tc>
@@ -231,7 +231,7 @@
                 <w:rFonts w:ascii="TimeNewRoman" w:hAnsi="TimeNewRoman"/>
                 <w:sz w:val="30"/>
               </w:rPr>
-              <w:t>35÷5=</w:t>
+              <w:t>9×2=</w:t>
             </w:r>
           </w:p>
         </w:tc>
@@ -248,7 +248,7 @@
                 <w:rFonts w:ascii="TimeNewRoman" w:hAnsi="TimeNewRoman"/>
                 <w:sz w:val="30"/>
               </w:rPr>
-              <w:t>6×4=</w:t>
+              <w:t>94-89=</w:t>
             </w:r>
           </w:p>
         </w:tc>
@@ -265,355 +265,7 @@
                 <w:rFonts w:ascii="TimeNewRoman" w:hAnsi="TimeNewRoman"/>
                 <w:sz w:val="30"/>
               </w:rPr>
-              <w:t>60+34=</w:t>
-            </w:r>
-          </w:p>
-        </w:tc>
-        <w:tc>
-          <w:tcPr>
-            <w:tcW w:type="dxa" w:w="1987"/>
-          </w:tcPr>
-          <w:p>
-            <w:pPr>
-              <w:jc w:val="left"/>
-            </w:pPr>
-            <w:r>
-              <w:rPr>
-                <w:rFonts w:ascii="TimeNewRoman" w:hAnsi="TimeNewRoman"/>
-                <w:sz w:val="30"/>
-              </w:rPr>
-              <w:t>81+7=</w:t>
-            </w:r>
-          </w:p>
-        </w:tc>
-      </w:tr>
-      <w:tr>
-        <w:tc>
-          <w:tcPr>
-            <w:tcW w:type="dxa" w:w="1987"/>
-          </w:tcPr>
-          <w:p>
-            <w:pPr>
-              <w:jc w:val="left"/>
-            </w:pPr>
-            <w:r>
-              <w:rPr>
-                <w:rFonts w:ascii="TimeNewRoman" w:hAnsi="TimeNewRoman"/>
-                <w:sz w:val="30"/>
-              </w:rPr>
-              <w:t>6×7=</w:t>
-            </w:r>
-          </w:p>
-        </w:tc>
-        <w:tc>
-          <w:tcPr>
-            <w:tcW w:type="dxa" w:w="1987"/>
-          </w:tcPr>
-          <w:p>
-            <w:pPr>
-              <w:jc w:val="left"/>
-            </w:pPr>
-            <w:r>
-              <w:rPr>
-                <w:rFonts w:ascii="TimeNewRoman" w:hAnsi="TimeNewRoman"/>
-                <w:sz w:val="30"/>
-              </w:rPr>
-              <w:t>9×8-61=</w:t>
-            </w:r>
-          </w:p>
-        </w:tc>
-        <w:tc>
-          <w:tcPr>
-            <w:tcW w:type="dxa" w:w="1987"/>
-          </w:tcPr>
-          <w:p>
-            <w:pPr>
-              <w:jc w:val="left"/>
-            </w:pPr>
-            <w:r>
-              <w:rPr>
-                <w:rFonts w:ascii="TimeNewRoman" w:hAnsi="TimeNewRoman"/>
-                <w:sz w:val="30"/>
-              </w:rPr>
-              <w:t>3×7=</w:t>
-            </w:r>
-          </w:p>
-        </w:tc>
-        <w:tc>
-          <w:tcPr>
-            <w:tcW w:type="dxa" w:w="1987"/>
-          </w:tcPr>
-          <w:p>
-            <w:pPr>
-              <w:jc w:val="left"/>
-            </w:pPr>
-            <w:r>
-              <w:rPr>
-                <w:rFonts w:ascii="TimeNewRoman" w:hAnsi="TimeNewRoman"/>
-                <w:sz w:val="30"/>
-              </w:rPr>
-              <w:t>5×6=</w:t>
-            </w:r>
-          </w:p>
-        </w:tc>
-        <w:tc>
-          <w:tcPr>
-            <w:tcW w:type="dxa" w:w="1987"/>
-          </w:tcPr>
-          <w:p>
-            <w:pPr>
-              <w:jc w:val="left"/>
-            </w:pPr>
-            <w:r>
-              <w:rPr>
-                <w:rFonts w:ascii="TimeNewRoman" w:hAnsi="TimeNewRoman"/>
-                <w:sz w:val="30"/>
-              </w:rPr>
-              <w:t>8×8-50=</w:t>
-            </w:r>
-          </w:p>
-        </w:tc>
-      </w:tr>
-      <w:tr>
-        <w:tc>
-          <w:tcPr>
-            <w:tcW w:type="dxa" w:w="1987"/>
-          </w:tcPr>
-          <w:p>
-            <w:pPr>
-              <w:jc w:val="left"/>
-            </w:pPr>
-            <w:r>
-              <w:rPr>
-                <w:rFonts w:ascii="TimeNewRoman" w:hAnsi="TimeNewRoman"/>
-                <w:sz w:val="30"/>
-              </w:rPr>
-              <w:t>21+72=</w:t>
-            </w:r>
-          </w:p>
-        </w:tc>
-        <w:tc>
-          <w:tcPr>
-            <w:tcW w:type="dxa" w:w="1987"/>
-          </w:tcPr>
-          <w:p>
-            <w:pPr>
-              <w:jc w:val="left"/>
-            </w:pPr>
-            <w:r>
-              <w:rPr>
-                <w:rFonts w:ascii="TimeNewRoman" w:hAnsi="TimeNewRoman"/>
-                <w:sz w:val="30"/>
-              </w:rPr>
-              <w:t>6×2-4=</w:t>
-            </w:r>
-          </w:p>
-        </w:tc>
-        <w:tc>
-          <w:tcPr>
-            <w:tcW w:type="dxa" w:w="1987"/>
-          </w:tcPr>
-          <w:p>
-            <w:pPr>
-              <w:jc w:val="left"/>
-            </w:pPr>
-            <w:r>
-              <w:rPr>
-                <w:rFonts w:ascii="TimeNewRoman" w:hAnsi="TimeNewRoman"/>
-                <w:sz w:val="30"/>
-              </w:rPr>
-              <w:t>4×2=</w:t>
-            </w:r>
-          </w:p>
-        </w:tc>
-        <w:tc>
-          <w:tcPr>
-            <w:tcW w:type="dxa" w:w="1987"/>
-          </w:tcPr>
-          <w:p>
-            <w:pPr>
-              <w:jc w:val="left"/>
-            </w:pPr>
-            <w:r>
-              <w:rPr>
-                <w:rFonts w:ascii="TimeNewRoman" w:hAnsi="TimeNewRoman"/>
-                <w:sz w:val="30"/>
-              </w:rPr>
-              <w:t>81+6+34=</w:t>
-            </w:r>
-          </w:p>
-        </w:tc>
-        <w:tc>
-          <w:tcPr>
-            <w:tcW w:type="dxa" w:w="1987"/>
-          </w:tcPr>
-          <w:p>
-            <w:pPr>
-              <w:jc w:val="left"/>
-            </w:pPr>
-            <w:r>
-              <w:rPr>
-                <w:rFonts w:ascii="TimeNewRoman" w:hAnsi="TimeNewRoman"/>
-                <w:sz w:val="30"/>
-              </w:rPr>
-              <w:t>11+64=</w:t>
-            </w:r>
-          </w:p>
-        </w:tc>
-      </w:tr>
-      <w:tr>
-        <w:tc>
-          <w:tcPr>
-            <w:tcW w:type="dxa" w:w="1987"/>
-          </w:tcPr>
-          <w:p>
-            <w:pPr>
-              <w:jc w:val="left"/>
-            </w:pPr>
-            <w:r>
-              <w:rPr>
-                <w:rFonts w:ascii="TimeNewRoman" w:hAnsi="TimeNewRoman"/>
-                <w:sz w:val="30"/>
-              </w:rPr>
-              <w:t>89+37+78=</w:t>
-            </w:r>
-          </w:p>
-        </w:tc>
-        <w:tc>
-          <w:tcPr>
-            <w:tcW w:type="dxa" w:w="1987"/>
-          </w:tcPr>
-          <w:p>
-            <w:pPr>
-              <w:jc w:val="left"/>
-            </w:pPr>
-            <w:r>
-              <w:rPr>
-                <w:rFonts w:ascii="TimeNewRoman" w:hAnsi="TimeNewRoman"/>
-                <w:sz w:val="30"/>
-              </w:rPr>
-              <w:t>4÷4=</w:t>
-            </w:r>
-          </w:p>
-        </w:tc>
-        <w:tc>
-          <w:tcPr>
-            <w:tcW w:type="dxa" w:w="1987"/>
-          </w:tcPr>
-          <w:p>
-            <w:pPr>
-              <w:jc w:val="left"/>
-            </w:pPr>
-            <w:r>
-              <w:rPr>
-                <w:rFonts w:ascii="TimeNewRoman" w:hAnsi="TimeNewRoman"/>
-                <w:sz w:val="30"/>
-              </w:rPr>
-              <w:t>40÷8=</w:t>
-            </w:r>
-          </w:p>
-        </w:tc>
-        <w:tc>
-          <w:tcPr>
-            <w:tcW w:type="dxa" w:w="1987"/>
-          </w:tcPr>
-          <w:p>
-            <w:pPr>
-              <w:jc w:val="left"/>
-            </w:pPr>
-            <w:r>
-              <w:rPr>
-                <w:rFonts w:ascii="TimeNewRoman" w:hAnsi="TimeNewRoman"/>
-                <w:sz w:val="30"/>
-              </w:rPr>
-              <w:t>7+75=</w:t>
-            </w:r>
-          </w:p>
-        </w:tc>
-        <w:tc>
-          <w:tcPr>
-            <w:tcW w:type="dxa" w:w="1987"/>
-          </w:tcPr>
-          <w:p>
-            <w:pPr>
-              <w:jc w:val="left"/>
-            </w:pPr>
-            <w:r>
-              <w:rPr>
-                <w:rFonts w:ascii="TimeNewRoman" w:hAnsi="TimeNewRoman"/>
-                <w:sz w:val="30"/>
-              </w:rPr>
-              <w:t>9×6=</w:t>
-            </w:r>
-          </w:p>
-        </w:tc>
-      </w:tr>
-      <w:tr>
-        <w:tc>
-          <w:tcPr>
-            <w:tcW w:type="dxa" w:w="1987"/>
-          </w:tcPr>
-          <w:p>
-            <w:pPr>
-              <w:jc w:val="left"/>
-            </w:pPr>
-            <w:r>
-              <w:rPr>
-                <w:rFonts w:ascii="TimeNewRoman" w:hAnsi="TimeNewRoman"/>
-                <w:sz w:val="30"/>
-              </w:rPr>
-              <w:t>5+14=</w:t>
-            </w:r>
-          </w:p>
-        </w:tc>
-        <w:tc>
-          <w:tcPr>
-            <w:tcW w:type="dxa" w:w="1987"/>
-          </w:tcPr>
-          <w:p>
-            <w:pPr>
-              <w:jc w:val="left"/>
-            </w:pPr>
-            <w:r>
-              <w:rPr>
-                <w:rFonts w:ascii="TimeNewRoman" w:hAnsi="TimeNewRoman"/>
-                <w:sz w:val="30"/>
-              </w:rPr>
-              <w:t>93+6=</w:t>
-            </w:r>
-          </w:p>
-        </w:tc>
-        <w:tc>
-          <w:tcPr>
-            <w:tcW w:type="dxa" w:w="1987"/>
-          </w:tcPr>
-          <w:p>
-            <w:pPr>
-              <w:jc w:val="left"/>
-            </w:pPr>
-            <w:r>
-              <w:rPr>
-                <w:rFonts w:ascii="TimeNewRoman" w:hAnsi="TimeNewRoman"/>
-                <w:sz w:val="30"/>
-              </w:rPr>
-              <w:t>1×8=</w:t>
-            </w:r>
-          </w:p>
-        </w:tc>
-        <w:tc>
-          <w:tcPr>
-            <w:tcW w:type="dxa" w:w="1987"/>
-          </w:tcPr>
-          <w:p>
-            <w:pPr>
-              <w:jc w:val="left"/>
-            </w:pPr>
-            <w:r>
-              <w:rPr>
-                <w:rFonts w:ascii="TimeNewRoman" w:hAnsi="TimeNewRoman"/>
-                <w:sz w:val="30"/>
-              </w:rPr>
-              <w:t>56÷8=</w:t>
+              <w:t>5×7-11=</w:t>
             </w:r>
           </w:p>
         </w:tc>
@@ -649,94 +301,7 @@
                 <w:rFonts w:ascii="TimeNewRoman" w:hAnsi="TimeNewRoman"/>
                 <w:sz w:val="30"/>
               </w:rPr>
-              <w:t>55+74+52=</w:t>
-            </w:r>
-          </w:p>
-        </w:tc>
-        <w:tc>
-          <w:tcPr>
-            <w:tcW w:type="dxa" w:w="1987"/>
-          </w:tcPr>
-          <w:p>
-            <w:pPr>
-              <w:jc w:val="left"/>
-            </w:pPr>
-            <w:r>
-              <w:rPr>
-                <w:rFonts w:ascii="TimeNewRoman" w:hAnsi="TimeNewRoman"/>
-                <w:sz w:val="30"/>
-              </w:rPr>
-              <w:t>7×8=</w:t>
-            </w:r>
-          </w:p>
-        </w:tc>
-        <w:tc>
-          <w:tcPr>
-            <w:tcW w:type="dxa" w:w="1987"/>
-          </w:tcPr>
-          <w:p>
-            <w:pPr>
-              <w:jc w:val="left"/>
-            </w:pPr>
-            <w:r>
-              <w:rPr>
-                <w:rFonts w:ascii="TimeNewRoman" w:hAnsi="TimeNewRoman"/>
-                <w:sz w:val="30"/>
-              </w:rPr>
-              <w:t>50-15=</w:t>
-            </w:r>
-          </w:p>
-        </w:tc>
-        <w:tc>
-          <w:tcPr>
-            <w:tcW w:type="dxa" w:w="1987"/>
-          </w:tcPr>
-          <w:p>
-            <w:pPr>
-              <w:jc w:val="left"/>
-            </w:pPr>
-            <w:r>
-              <w:rPr>
-                <w:rFonts w:ascii="TimeNewRoman" w:hAnsi="TimeNewRoman"/>
-                <w:sz w:val="30"/>
-              </w:rPr>
-              <w:t>8×4+12=</w:t>
-            </w:r>
-          </w:p>
-        </w:tc>
-        <w:tc>
-          <w:tcPr>
-            <w:tcW w:type="dxa" w:w="1987"/>
-          </w:tcPr>
-          <w:p>
-            <w:pPr>
-              <w:jc w:val="left"/>
-            </w:pPr>
-            <w:r>
-              <w:rPr>
-                <w:rFonts w:ascii="TimeNewRoman" w:hAnsi="TimeNewRoman"/>
-                <w:sz w:val="30"/>
-              </w:rPr>
-              <w:t>51-43=</w:t>
-            </w:r>
-          </w:p>
-        </w:tc>
-      </w:tr>
-      <w:tr>
-        <w:tc>
-          <w:tcPr>
-            <w:tcW w:type="dxa" w:w="1987"/>
-          </w:tcPr>
-          <w:p>
-            <w:pPr>
-              <w:jc w:val="left"/>
-            </w:pPr>
-            <w:r>
-              <w:rPr>
-                <w:rFonts w:ascii="TimeNewRoman" w:hAnsi="TimeNewRoman"/>
-                <w:sz w:val="30"/>
-              </w:rPr>
-              <w:t>9×9+15=</w:t>
+              <w:t>80+92-97=</w:t>
             </w:r>
           </w:p>
         </w:tc>
@@ -770,7 +335,7 @@
                 <w:rFonts w:ascii="TimeNewRoman" w:hAnsi="TimeNewRoman"/>
                 <w:sz w:val="30"/>
               </w:rPr>
-              <w:t>9×2=</w:t>
+              <w:t>35+27=</w:t>
             </w:r>
           </w:p>
         </w:tc>
@@ -787,7 +352,7 @@
                 <w:rFonts w:ascii="TimeNewRoman" w:hAnsi="TimeNewRoman"/>
                 <w:sz w:val="30"/>
               </w:rPr>
-              <w:t>74-70=</w:t>
+              <w:t>63÷7=</w:t>
             </w:r>
           </w:p>
         </w:tc>
@@ -804,7 +369,7 @@
                 <w:rFonts w:ascii="TimeNewRoman" w:hAnsi="TimeNewRoman"/>
                 <w:sz w:val="30"/>
               </w:rPr>
-              <w:t>95-37=</w:t>
+              <w:t>5×4+20=</w:t>
             </w:r>
           </w:p>
         </w:tc>
@@ -823,7 +388,7 @@
                 <w:rFonts w:ascii="TimeNewRoman" w:hAnsi="TimeNewRoman"/>
                 <w:sz w:val="30"/>
               </w:rPr>
-              <w:t>20+86-97=</w:t>
+              <w:t>12+70=</w:t>
             </w:r>
           </w:p>
         </w:tc>
@@ -840,7 +405,7 @@
                 <w:rFonts w:ascii="TimeNewRoman" w:hAnsi="TimeNewRoman"/>
                 <w:sz w:val="30"/>
               </w:rPr>
-              <w:t>3+67+94=</w:t>
+              <w:t>95+25+85=</w:t>
             </w:r>
           </w:p>
         </w:tc>
@@ -857,7 +422,7 @@
                 <w:rFonts w:ascii="TimeNewRoman" w:hAnsi="TimeNewRoman"/>
                 <w:sz w:val="30"/>
               </w:rPr>
-              <w:t>7+64=</w:t>
+              <w:t>4×7+37=</w:t>
             </w:r>
           </w:p>
         </w:tc>
@@ -874,7 +439,7 @@
                 <w:rFonts w:ascii="TimeNewRoman" w:hAnsi="TimeNewRoman"/>
                 <w:sz w:val="30"/>
               </w:rPr>
-              <w:t>67-10=</w:t>
+              <w:t>98-88=</w:t>
             </w:r>
           </w:p>
         </w:tc>
@@ -891,7 +456,7 @@
                 <w:rFonts w:ascii="TimeNewRoman" w:hAnsi="TimeNewRoman"/>
                 <w:sz w:val="30"/>
               </w:rPr>
-              <w:t>2×9=</w:t>
+              <w:t>10-3=</w:t>
             </w:r>
           </w:p>
         </w:tc>
@@ -910,7 +475,7 @@
                 <w:rFonts w:ascii="TimeNewRoman" w:hAnsi="TimeNewRoman"/>
                 <w:sz w:val="30"/>
               </w:rPr>
-              <w:t>6×8-47=</w:t>
+              <w:t>2×7=</w:t>
             </w:r>
           </w:p>
         </w:tc>
@@ -927,7 +492,7 @@
                 <w:rFonts w:ascii="TimeNewRoman" w:hAnsi="TimeNewRoman"/>
                 <w:sz w:val="30"/>
               </w:rPr>
-              <w:t>60+31+81=</w:t>
+              <w:t>13+88+23=</w:t>
             </w:r>
           </w:p>
         </w:tc>
@@ -944,7 +509,7 @@
                 <w:rFonts w:ascii="TimeNewRoman" w:hAnsi="TimeNewRoman"/>
                 <w:sz w:val="30"/>
               </w:rPr>
-              <w:t>24+40=</w:t>
+              <w:t>8×9=</w:t>
             </w:r>
           </w:p>
         </w:tc>
@@ -961,7 +526,7 @@
                 <w:rFonts w:ascii="TimeNewRoman" w:hAnsi="TimeNewRoman"/>
                 <w:sz w:val="30"/>
               </w:rPr>
-              <w:t>3×7+48=</w:t>
+              <w:t>54÷9=</w:t>
             </w:r>
           </w:p>
         </w:tc>
@@ -978,7 +543,7 @@
                 <w:rFonts w:ascii="TimeNewRoman" w:hAnsi="TimeNewRoman"/>
                 <w:sz w:val="30"/>
               </w:rPr>
-              <w:t>70+67+84=</w:t>
+              <w:t>8×5=</w:t>
             </w:r>
           </w:p>
         </w:tc>
@@ -997,7 +562,7 @@
                 <w:rFonts w:ascii="TimeNewRoman" w:hAnsi="TimeNewRoman"/>
                 <w:sz w:val="30"/>
               </w:rPr>
-              <w:t>65-52=</w:t>
+              <w:t>70-25=</w:t>
             </w:r>
           </w:p>
         </w:tc>
@@ -1014,7 +579,7 @@
                 <w:rFonts w:ascii="TimeNewRoman" w:hAnsi="TimeNewRoman"/>
                 <w:sz w:val="30"/>
               </w:rPr>
-              <w:t>86+84+39=</w:t>
+              <w:t>35+95-57=</w:t>
             </w:r>
           </w:p>
         </w:tc>
@@ -1031,7 +596,7 @@
                 <w:rFonts w:ascii="TimeNewRoman" w:hAnsi="TimeNewRoman"/>
                 <w:sz w:val="30"/>
               </w:rPr>
-              <w:t>4×3=</w:t>
+              <w:t>6×8=</w:t>
             </w:r>
           </w:p>
         </w:tc>
@@ -1048,7 +613,7 @@
                 <w:rFonts w:ascii="TimeNewRoman" w:hAnsi="TimeNewRoman"/>
                 <w:sz w:val="30"/>
               </w:rPr>
-              <w:t>7+25=</w:t>
+              <w:t>3×4=</w:t>
             </w:r>
           </w:p>
         </w:tc>
@@ -1065,7 +630,7 @@
                 <w:rFonts w:ascii="TimeNewRoman" w:hAnsi="TimeNewRoman"/>
                 <w:sz w:val="30"/>
               </w:rPr>
-              <w:t>4÷2=</w:t>
+              <w:t>89+31-88=</w:t>
             </w:r>
           </w:p>
         </w:tc>
@@ -1084,7 +649,7 @@
                 <w:rFonts w:ascii="TimeNewRoman" w:hAnsi="TimeNewRoman"/>
                 <w:sz w:val="30"/>
               </w:rPr>
-              <w:t>50+8=</w:t>
+              <w:t>2×9+35=</w:t>
             </w:r>
           </w:p>
         </w:tc>
@@ -1101,7 +666,7 @@
                 <w:rFonts w:ascii="TimeNewRoman" w:hAnsi="TimeNewRoman"/>
                 <w:sz w:val="30"/>
               </w:rPr>
-              <w:t>28÷7=</w:t>
+              <w:t>5×8+33=</w:t>
             </w:r>
           </w:p>
         </w:tc>
@@ -1118,7 +683,7 @@
                 <w:rFonts w:ascii="TimeNewRoman" w:hAnsi="TimeNewRoman"/>
                 <w:sz w:val="30"/>
               </w:rPr>
-              <w:t>4×7=</w:t>
+              <w:t>40÷8=</w:t>
             </w:r>
           </w:p>
         </w:tc>
@@ -1135,7 +700,7 @@
                 <w:rFonts w:ascii="TimeNewRoman" w:hAnsi="TimeNewRoman"/>
                 <w:sz w:val="30"/>
               </w:rPr>
-              <w:t>5×5-2=</w:t>
+              <w:t>9+56=</w:t>
             </w:r>
           </w:p>
         </w:tc>
@@ -1152,7 +717,7 @@
                 <w:rFonts w:ascii="TimeNewRoman" w:hAnsi="TimeNewRoman"/>
                 <w:sz w:val="30"/>
               </w:rPr>
-              <w:t>7×9=</w:t>
+              <w:t>2×2=</w:t>
             </w:r>
           </w:p>
         </w:tc>
@@ -1171,7 +736,7 @@
                 <w:rFonts w:ascii="TimeNewRoman" w:hAnsi="TimeNewRoman"/>
                 <w:sz w:val="30"/>
               </w:rPr>
-              <w:t>90+86+35=</w:t>
+              <w:t>3×7+42=</w:t>
             </w:r>
           </w:p>
         </w:tc>
@@ -1188,7 +753,7 @@
                 <w:rFonts w:ascii="TimeNewRoman" w:hAnsi="TimeNewRoman"/>
                 <w:sz w:val="30"/>
               </w:rPr>
-              <w:t>8×3+49=</w:t>
+              <w:t>3×2=</w:t>
             </w:r>
           </w:p>
         </w:tc>
@@ -1205,7 +770,7 @@
                 <w:rFonts w:ascii="TimeNewRoman" w:hAnsi="TimeNewRoman"/>
                 <w:sz w:val="30"/>
               </w:rPr>
-              <w:t>4×4-5=</w:t>
+              <w:t>2×8+97=</w:t>
             </w:r>
           </w:p>
         </w:tc>
@@ -1222,7 +787,7 @@
                 <w:rFonts w:ascii="TimeNewRoman" w:hAnsi="TimeNewRoman"/>
                 <w:sz w:val="30"/>
               </w:rPr>
-              <w:t>32+23-15=</w:t>
+              <w:t>3×3=</w:t>
             </w:r>
           </w:p>
         </w:tc>
@@ -1239,7 +804,7 @@
                 <w:rFonts w:ascii="TimeNewRoman" w:hAnsi="TimeNewRoman"/>
                 <w:sz w:val="30"/>
               </w:rPr>
-              <w:t>3×3-7=</w:t>
+              <w:t>24+31+14=</w:t>
             </w:r>
           </w:p>
         </w:tc>
@@ -1258,7 +823,7 @@
                 <w:rFonts w:ascii="TimeNewRoman" w:hAnsi="TimeNewRoman"/>
                 <w:sz w:val="30"/>
               </w:rPr>
-              <w:t>9×4=</w:t>
+              <w:t>4×5-12=</w:t>
             </w:r>
           </w:p>
         </w:tc>
@@ -1275,7 +840,77 @@
                 <w:rFonts w:ascii="TimeNewRoman" w:hAnsi="TimeNewRoman"/>
                 <w:sz w:val="30"/>
               </w:rPr>
-              <w:t>1+15=</w:t>
+              <w:t>16÷4=</w:t>
+            </w:r>
+          </w:p>
+        </w:tc>
+        <w:tc>
+          <w:tcPr>
+            <w:tcW w:type="dxa" w:w="1987"/>
+          </w:tcPr>
+          <w:p>
+            <w:pPr>
+              <w:jc w:val="left"/>
+            </w:pPr>
+            <w:r>
+              <w:rPr>
+                <w:rFonts w:ascii="TimeNewRoman" w:hAnsi="TimeNewRoman"/>
+                <w:sz w:val="30"/>
+              </w:rPr>
+              <w:t>20÷4=</w:t>
+            </w:r>
+          </w:p>
+        </w:tc>
+        <w:tc>
+          <w:tcPr>
+            <w:tcW w:type="dxa" w:w="1987"/>
+          </w:tcPr>
+          <w:p>
+            <w:pPr>
+              <w:jc w:val="left"/>
+            </w:pPr>
+            <w:r>
+              <w:rPr>
+                <w:rFonts w:ascii="TimeNewRoman" w:hAnsi="TimeNewRoman"/>
+                <w:sz w:val="30"/>
+              </w:rPr>
+              <w:t>5+65=</w:t>
+            </w:r>
+          </w:p>
+        </w:tc>
+        <w:tc>
+          <w:tcPr>
+            <w:tcW w:type="dxa" w:w="1987"/>
+          </w:tcPr>
+          <w:p>
+            <w:pPr>
+              <w:jc w:val="left"/>
+            </w:pPr>
+            <w:r>
+              <w:rPr>
+                <w:rFonts w:ascii="TimeNewRoman" w:hAnsi="TimeNewRoman"/>
+                <w:sz w:val="30"/>
+              </w:rPr>
+              <w:t>6÷2=</w:t>
+            </w:r>
+          </w:p>
+        </w:tc>
+      </w:tr>
+      <w:tr>
+        <w:tc>
+          <w:tcPr>
+            <w:tcW w:type="dxa" w:w="1987"/>
+          </w:tcPr>
+          <w:p>
+            <w:pPr>
+              <w:jc w:val="left"/>
+            </w:pPr>
+            <w:r>
+              <w:rPr>
+                <w:rFonts w:ascii="TimeNewRoman" w:hAnsi="TimeNewRoman"/>
+                <w:sz w:val="30"/>
+              </w:rPr>
+              <w:t>8×5-6=</w:t>
             </w:r>
           </w:p>
         </w:tc>
@@ -1309,7 +944,7 @@
                 <w:rFonts w:ascii="TimeNewRoman" w:hAnsi="TimeNewRoman"/>
                 <w:sz w:val="30"/>
               </w:rPr>
-              <w:t>2×9-5=</w:t>
+              <w:t>36-15=</w:t>
             </w:r>
           </w:p>
         </w:tc>
@@ -1326,7 +961,24 @@
                 <w:rFonts w:ascii="TimeNewRoman" w:hAnsi="TimeNewRoman"/>
                 <w:sz w:val="30"/>
               </w:rPr>
-              <w:t>41+38-45=</w:t>
+              <w:t>4×6=</w:t>
+            </w:r>
+          </w:p>
+        </w:tc>
+        <w:tc>
+          <w:tcPr>
+            <w:tcW w:type="dxa" w:w="1987"/>
+          </w:tcPr>
+          <w:p>
+            <w:pPr>
+              <w:jc w:val="left"/>
+            </w:pPr>
+            <w:r>
+              <w:rPr>
+                <w:rFonts w:ascii="TimeNewRoman" w:hAnsi="TimeNewRoman"/>
+                <w:sz w:val="30"/>
+              </w:rPr>
+              <w:t>37+42=</w:t>
             </w:r>
           </w:p>
         </w:tc>
@@ -1345,7 +997,7 @@
                 <w:rFonts w:ascii="TimeNewRoman" w:hAnsi="TimeNewRoman"/>
                 <w:sz w:val="30"/>
               </w:rPr>
-              <w:t>88-27=</w:t>
+              <w:t>78+20=</w:t>
             </w:r>
           </w:p>
         </w:tc>
@@ -1362,7 +1014,7 @@
                 <w:rFonts w:ascii="TimeNewRoman" w:hAnsi="TimeNewRoman"/>
                 <w:sz w:val="30"/>
               </w:rPr>
-              <w:t>5×7=</w:t>
+              <w:t>5×6=</w:t>
             </w:r>
           </w:p>
         </w:tc>
@@ -1379,7 +1031,7 @@
                 <w:rFonts w:ascii="TimeNewRoman" w:hAnsi="TimeNewRoman"/>
                 <w:sz w:val="30"/>
               </w:rPr>
-              <w:t>1×4=</w:t>
+              <w:t>9×3+35=</w:t>
             </w:r>
           </w:p>
         </w:tc>
@@ -1396,7 +1048,7 @@
                 <w:rFonts w:ascii="TimeNewRoman" w:hAnsi="TimeNewRoman"/>
                 <w:sz w:val="30"/>
               </w:rPr>
-              <w:t>6×5-28=</w:t>
+              <w:t>57+7=</w:t>
             </w:r>
           </w:p>
         </w:tc>
@@ -1413,7 +1065,7 @@
                 <w:rFonts w:ascii="TimeNewRoman" w:hAnsi="TimeNewRoman"/>
                 <w:sz w:val="30"/>
               </w:rPr>
-              <w:t>8×8=</w:t>
+              <w:t>33-30=</w:t>
             </w:r>
           </w:p>
         </w:tc>
@@ -1432,7 +1084,7 @@
                 <w:rFonts w:ascii="TimeNewRoman" w:hAnsi="TimeNewRoman"/>
                 <w:sz w:val="30"/>
               </w:rPr>
-              <w:t>21+68-50=</w:t>
+              <w:t>7×2=</w:t>
             </w:r>
           </w:p>
         </w:tc>
@@ -1449,7 +1101,7 @@
                 <w:rFonts w:ascii="TimeNewRoman" w:hAnsi="TimeNewRoman"/>
                 <w:sz w:val="30"/>
               </w:rPr>
-              <w:t>52+74+57=</w:t>
+              <w:t>6×9=</w:t>
             </w:r>
           </w:p>
         </w:tc>
@@ -1466,7 +1118,285 @@
                 <w:rFonts w:ascii="TimeNewRoman" w:hAnsi="TimeNewRoman"/>
                 <w:sz w:val="30"/>
               </w:rPr>
-              <w:t>59+10+43=</w:t>
+              <w:t>31+64=</w:t>
+            </w:r>
+          </w:p>
+        </w:tc>
+        <w:tc>
+          <w:tcPr>
+            <w:tcW w:type="dxa" w:w="1987"/>
+          </w:tcPr>
+          <w:p>
+            <w:pPr>
+              <w:jc w:val="left"/>
+            </w:pPr>
+            <w:r>
+              <w:rPr>
+                <w:rFonts w:ascii="TimeNewRoman" w:hAnsi="TimeNewRoman"/>
+                <w:sz w:val="30"/>
+              </w:rPr>
+              <w:t>24÷3=</w:t>
+            </w:r>
+          </w:p>
+        </w:tc>
+        <w:tc>
+          <w:tcPr>
+            <w:tcW w:type="dxa" w:w="1987"/>
+          </w:tcPr>
+          <w:p>
+            <w:pPr>
+              <w:jc w:val="left"/>
+            </w:pPr>
+            <w:r>
+              <w:rPr>
+                <w:rFonts w:ascii="TimeNewRoman" w:hAnsi="TimeNewRoman"/>
+                <w:sz w:val="30"/>
+              </w:rPr>
+              <w:t>9×3+39=</w:t>
+            </w:r>
+          </w:p>
+        </w:tc>
+      </w:tr>
+      <w:tr>
+        <w:tc>
+          <w:tcPr>
+            <w:tcW w:type="dxa" w:w="1987"/>
+          </w:tcPr>
+          <w:p>
+            <w:pPr>
+              <w:jc w:val="left"/>
+            </w:pPr>
+            <w:r>
+              <w:rPr>
+                <w:rFonts w:ascii="TimeNewRoman" w:hAnsi="TimeNewRoman"/>
+                <w:sz w:val="30"/>
+              </w:rPr>
+              <w:t>52+39-32=</w:t>
+            </w:r>
+          </w:p>
+        </w:tc>
+        <w:tc>
+          <w:tcPr>
+            <w:tcW w:type="dxa" w:w="1987"/>
+          </w:tcPr>
+          <w:p>
+            <w:pPr>
+              <w:jc w:val="left"/>
+            </w:pPr>
+            <w:r>
+              <w:rPr>
+                <w:rFonts w:ascii="TimeNewRoman" w:hAnsi="TimeNewRoman"/>
+                <w:sz w:val="30"/>
+              </w:rPr>
+              <w:t>27÷9=</w:t>
+            </w:r>
+          </w:p>
+        </w:tc>
+        <w:tc>
+          <w:tcPr>
+            <w:tcW w:type="dxa" w:w="1987"/>
+          </w:tcPr>
+          <w:p>
+            <w:pPr>
+              <w:jc w:val="left"/>
+            </w:pPr>
+            <w:r>
+              <w:rPr>
+                <w:rFonts w:ascii="TimeNewRoman" w:hAnsi="TimeNewRoman"/>
+                <w:sz w:val="30"/>
+              </w:rPr>
+              <w:t>87-50=</w:t>
+            </w:r>
+          </w:p>
+        </w:tc>
+        <w:tc>
+          <w:tcPr>
+            <w:tcW w:type="dxa" w:w="1987"/>
+          </w:tcPr>
+          <w:p>
+            <w:pPr>
+              <w:jc w:val="left"/>
+            </w:pPr>
+            <w:r>
+              <w:rPr>
+                <w:rFonts w:ascii="TimeNewRoman" w:hAnsi="TimeNewRoman"/>
+                <w:sz w:val="30"/>
+              </w:rPr>
+              <w:t>26+63+30=</w:t>
+            </w:r>
+          </w:p>
+        </w:tc>
+        <w:tc>
+          <w:tcPr>
+            <w:tcW w:type="dxa" w:w="1987"/>
+          </w:tcPr>
+          <w:p>
+            <w:pPr>
+              <w:jc w:val="left"/>
+            </w:pPr>
+            <w:r>
+              <w:rPr>
+                <w:rFonts w:ascii="TimeNewRoman" w:hAnsi="TimeNewRoman"/>
+                <w:sz w:val="30"/>
+              </w:rPr>
+              <w:t>2×6=</w:t>
+            </w:r>
+          </w:p>
+        </w:tc>
+      </w:tr>
+      <w:tr>
+        <w:tc>
+          <w:tcPr>
+            <w:tcW w:type="dxa" w:w="1987"/>
+          </w:tcPr>
+          <w:p>
+            <w:pPr>
+              <w:jc w:val="left"/>
+            </w:pPr>
+            <w:r>
+              <w:rPr>
+                <w:rFonts w:ascii="TimeNewRoman" w:hAnsi="TimeNewRoman"/>
+                <w:sz w:val="30"/>
+              </w:rPr>
+              <w:t>4×2=</w:t>
+            </w:r>
+          </w:p>
+        </w:tc>
+        <w:tc>
+          <w:tcPr>
+            <w:tcW w:type="dxa" w:w="1987"/>
+          </w:tcPr>
+          <w:p>
+            <w:pPr>
+              <w:jc w:val="left"/>
+            </w:pPr>
+            <w:r>
+              <w:rPr>
+                <w:rFonts w:ascii="TimeNewRoman" w:hAnsi="TimeNewRoman"/>
+                <w:sz w:val="30"/>
+              </w:rPr>
+              <w:t>2×4-7=</w:t>
+            </w:r>
+          </w:p>
+        </w:tc>
+        <w:tc>
+          <w:tcPr>
+            <w:tcW w:type="dxa" w:w="1987"/>
+          </w:tcPr>
+          <w:p>
+            <w:pPr>
+              <w:jc w:val="left"/>
+            </w:pPr>
+            <w:r>
+              <w:rPr>
+                <w:rFonts w:ascii="TimeNewRoman" w:hAnsi="TimeNewRoman"/>
+                <w:sz w:val="30"/>
+              </w:rPr>
+              <w:t>35+59=</w:t>
+            </w:r>
+          </w:p>
+        </w:tc>
+        <w:tc>
+          <w:tcPr>
+            <w:tcW w:type="dxa" w:w="1987"/>
+          </w:tcPr>
+          <w:p>
+            <w:pPr>
+              <w:jc w:val="left"/>
+            </w:pPr>
+            <w:r>
+              <w:rPr>
+                <w:rFonts w:ascii="TimeNewRoman" w:hAnsi="TimeNewRoman"/>
+                <w:sz w:val="30"/>
+              </w:rPr>
+              <w:t>7×5+82=</w:t>
+            </w:r>
+          </w:p>
+        </w:tc>
+        <w:tc>
+          <w:tcPr>
+            <w:tcW w:type="dxa" w:w="1987"/>
+          </w:tcPr>
+          <w:p>
+            <w:pPr>
+              <w:jc w:val="left"/>
+            </w:pPr>
+            <w:r>
+              <w:rPr>
+                <w:rFonts w:ascii="TimeNewRoman" w:hAnsi="TimeNewRoman"/>
+                <w:sz w:val="30"/>
+              </w:rPr>
+              <w:t>3×6=</w:t>
+            </w:r>
+          </w:p>
+        </w:tc>
+      </w:tr>
+      <w:tr>
+        <w:tc>
+          <w:tcPr>
+            <w:tcW w:type="dxa" w:w="1987"/>
+          </w:tcPr>
+          <w:p>
+            <w:pPr>
+              <w:jc w:val="left"/>
+            </w:pPr>
+            <w:r>
+              <w:rPr>
+                <w:rFonts w:ascii="TimeNewRoman" w:hAnsi="TimeNewRoman"/>
+                <w:sz w:val="30"/>
+              </w:rPr>
+              <w:t>96+69+44=</w:t>
+            </w:r>
+          </w:p>
+        </w:tc>
+        <w:tc>
+          <w:tcPr>
+            <w:tcW w:type="dxa" w:w="1987"/>
+          </w:tcPr>
+          <w:p>
+            <w:pPr>
+              <w:jc w:val="left"/>
+            </w:pPr>
+            <w:r>
+              <w:rPr>
+                <w:rFonts w:ascii="TimeNewRoman" w:hAnsi="TimeNewRoman"/>
+                <w:sz w:val="30"/>
+              </w:rPr>
+              <w:t>68-48=</w:t>
+            </w:r>
+          </w:p>
+        </w:tc>
+        <w:tc>
+          <w:tcPr>
+            <w:tcW w:type="dxa" w:w="1987"/>
+          </w:tcPr>
+          <w:p>
+            <w:pPr>
+              <w:jc w:val="left"/>
+            </w:pPr>
+            <w:r>
+              <w:rPr>
+                <w:rFonts w:ascii="TimeNewRoman" w:hAnsi="TimeNewRoman"/>
+                <w:sz w:val="30"/>
+              </w:rPr>
+              <w:t>68-19=</w:t>
+            </w:r>
+          </w:p>
+        </w:tc>
+        <w:tc>
+          <w:tcPr>
+            <w:tcW w:type="dxa" w:w="1987"/>
+          </w:tcPr>
+          <w:p>
+            <w:pPr>
+              <w:jc w:val="left"/>
+            </w:pPr>
+            <w:r>
+              <w:rPr>
+                <w:rFonts w:ascii="TimeNewRoman" w:hAnsi="TimeNewRoman"/>
+                <w:sz w:val="30"/>
+              </w:rPr>
+              <w:t>78-49=</w:t>
             </w:r>
           </w:p>
         </w:tc>
@@ -1487,6 +1417,8 @@
             </w:r>
           </w:p>
         </w:tc>
+      </w:tr>
+      <w:tr>
         <w:tc>
           <w:tcPr>
             <w:tcW w:type="dxa" w:w="1987"/>
@@ -1500,7 +1432,75 @@
                 <w:rFonts w:ascii="TimeNewRoman" w:hAnsi="TimeNewRoman"/>
                 <w:sz w:val="30"/>
               </w:rPr>
-              <w:t>24+35-37=</w:t>
+              <w:t>8×2-13=</w:t>
+            </w:r>
+          </w:p>
+        </w:tc>
+        <w:tc>
+          <w:tcPr>
+            <w:tcW w:type="dxa" w:w="1987"/>
+          </w:tcPr>
+          <w:p>
+            <w:pPr>
+              <w:jc w:val="left"/>
+            </w:pPr>
+            <w:r>
+              <w:rPr>
+                <w:rFonts w:ascii="TimeNewRoman" w:hAnsi="TimeNewRoman"/>
+                <w:sz w:val="30"/>
+              </w:rPr>
+              <w:t>6×9+78=</w:t>
+            </w:r>
+          </w:p>
+        </w:tc>
+        <w:tc>
+          <w:tcPr>
+            <w:tcW w:type="dxa" w:w="1987"/>
+          </w:tcPr>
+          <w:p>
+            <w:pPr>
+              <w:jc w:val="left"/>
+            </w:pPr>
+            <w:r>
+              <w:rPr>
+                <w:rFonts w:ascii="TimeNewRoman" w:hAnsi="TimeNewRoman"/>
+                <w:sz w:val="30"/>
+              </w:rPr>
+              <w:t>44-24=</w:t>
+            </w:r>
+          </w:p>
+        </w:tc>
+        <w:tc>
+          <w:tcPr>
+            <w:tcW w:type="dxa" w:w="1987"/>
+          </w:tcPr>
+          <w:p>
+            <w:pPr>
+              <w:jc w:val="left"/>
+            </w:pPr>
+            <w:r>
+              <w:rPr>
+                <w:rFonts w:ascii="TimeNewRoman" w:hAnsi="TimeNewRoman"/>
+                <w:sz w:val="30"/>
+              </w:rPr>
+              <w:t>2×4+31=</w:t>
+            </w:r>
+          </w:p>
+        </w:tc>
+        <w:tc>
+          <w:tcPr>
+            <w:tcW w:type="dxa" w:w="1987"/>
+          </w:tcPr>
+          <w:p>
+            <w:pPr>
+              <w:jc w:val="left"/>
+            </w:pPr>
+            <w:r>
+              <w:rPr>
+                <w:rFonts w:ascii="TimeNewRoman" w:hAnsi="TimeNewRoman"/>
+                <w:sz w:val="30"/>
+              </w:rPr>
+              <w:t>8+47=</w:t>
             </w:r>
           </w:p>
         </w:tc>
@@ -1519,7 +1519,7 @@
                 <w:rFonts w:ascii="TimeNewRoman" w:hAnsi="TimeNewRoman"/>
                 <w:sz w:val="30"/>
               </w:rPr>
-              <w:t>27÷3=</w:t>
+              <w:t>78-39=</w:t>
             </w:r>
           </w:p>
         </w:tc>
@@ -1536,7 +1536,7 @@
                 <w:rFonts w:ascii="TimeNewRoman" w:hAnsi="TimeNewRoman"/>
                 <w:sz w:val="30"/>
               </w:rPr>
-              <w:t>2+66+22=</w:t>
+              <w:t>98+24-12=</w:t>
             </w:r>
           </w:p>
         </w:tc>
@@ -1553,7 +1553,7 @@
                 <w:rFonts w:ascii="TimeNewRoman" w:hAnsi="TimeNewRoman"/>
                 <w:sz w:val="30"/>
               </w:rPr>
-              <w:t>15÷5=</w:t>
+              <w:t>22+37=</w:t>
             </w:r>
           </w:p>
         </w:tc>
@@ -1570,7 +1570,7 @@
                 <w:rFonts w:ascii="TimeNewRoman" w:hAnsi="TimeNewRoman"/>
                 <w:sz w:val="30"/>
               </w:rPr>
-              <w:t>2×4=</w:t>
+              <w:t>3×3-6=</w:t>
             </w:r>
           </w:p>
         </w:tc>
@@ -1587,7 +1587,7 @@
                 <w:rFonts w:ascii="TimeNewRoman" w:hAnsi="TimeNewRoman"/>
                 <w:sz w:val="30"/>
               </w:rPr>
-              <w:t>6×9=</w:t>
+              <w:t>18+78+96=</w:t>
             </w:r>
           </w:p>
         </w:tc>
@@ -1606,7 +1606,7 @@
                 <w:rFonts w:ascii="TimeNewRoman" w:hAnsi="TimeNewRoman"/>
                 <w:sz w:val="30"/>
               </w:rPr>
-              <w:t>61+26-39=</w:t>
+              <w:t>3×5=</w:t>
             </w:r>
           </w:p>
         </w:tc>
@@ -1623,7 +1623,7 @@
                 <w:rFonts w:ascii="TimeNewRoman" w:hAnsi="TimeNewRoman"/>
                 <w:sz w:val="30"/>
               </w:rPr>
-              <w:t>5×2=</w:t>
+              <w:t>83+2=</w:t>
             </w:r>
           </w:p>
         </w:tc>
@@ -1640,7 +1640,7 @@
                 <w:rFonts w:ascii="TimeNewRoman" w:hAnsi="TimeNewRoman"/>
                 <w:sz w:val="30"/>
               </w:rPr>
-              <w:t>4×5=</w:t>
+              <w:t>46-7=</w:t>
             </w:r>
           </w:p>
         </w:tc>
@@ -1657,7 +1657,7 @@
                 <w:rFonts w:ascii="TimeNewRoman" w:hAnsi="TimeNewRoman"/>
                 <w:sz w:val="30"/>
               </w:rPr>
-              <w:t>7×5+9=</w:t>
+              <w:t>34+10+91=</w:t>
             </w:r>
           </w:p>
         </w:tc>
@@ -1674,7 +1674,7 @@
                 <w:rFonts w:ascii="TimeNewRoman" w:hAnsi="TimeNewRoman"/>
                 <w:sz w:val="30"/>
               </w:rPr>
-              <w:t>12÷4=</w:t>
+              <w:t>5×9+61=</w:t>
             </w:r>
           </w:p>
         </w:tc>
@@ -1693,7 +1693,7 @@
                 <w:rFonts w:ascii="TimeNewRoman" w:hAnsi="TimeNewRoman"/>
                 <w:sz w:val="30"/>
               </w:rPr>
-              <w:t>80+14-61=</w:t>
+              <w:t>12-2=</w:t>
             </w:r>
           </w:p>
         </w:tc>
@@ -1710,7 +1710,7 @@
                 <w:rFonts w:ascii="TimeNewRoman" w:hAnsi="TimeNewRoman"/>
                 <w:sz w:val="30"/>
               </w:rPr>
-              <w:t>14÷7=</w:t>
+              <w:t>87-39=</w:t>
             </w:r>
           </w:p>
         </w:tc>
@@ -1727,7 +1727,7 @@
                 <w:rFonts w:ascii="TimeNewRoman" w:hAnsi="TimeNewRoman"/>
                 <w:sz w:val="30"/>
               </w:rPr>
-              <w:t>4×8+20=</w:t>
+              <w:t>5×1=</w:t>
             </w:r>
           </w:p>
         </w:tc>
@@ -1744,7 +1744,7 @@
                 <w:rFonts w:ascii="TimeNewRoman" w:hAnsi="TimeNewRoman"/>
                 <w:sz w:val="30"/>
               </w:rPr>
-              <w:t>60+18=</w:t>
+              <w:t>42÷6=</w:t>
             </w:r>
           </w:p>
         </w:tc>
@@ -1761,7 +1761,7 @@
                 <w:rFonts w:ascii="TimeNewRoman" w:hAnsi="TimeNewRoman"/>
                 <w:sz w:val="30"/>
               </w:rPr>
-              <w:t>68+21=</w:t>
+              <w:t>64+52-83=</w:t>
             </w:r>
           </w:p>
         </w:tc>

--- a/mixed.docx
+++ b/mixed.docx
@@ -11,7 +11,7 @@
           <w:rFonts w:ascii="Arial" w:hAnsi="Arial"/>
           <w:sz w:val="30"/>
         </w:rPr>
-        <w:t>2026-09-14 Monday</w:t>
+        <w:t>2026-09-15 Tuesday</w:t>
       </w:r>
     </w:p>
     <w:tbl>
@@ -40,181 +40,7 @@
                 <w:rFonts w:ascii="TimeNewRoman" w:hAnsi="TimeNewRoman"/>
                 <w:sz w:val="30"/>
               </w:rPr>
-              <w:t>35÷7=</w:t>
-            </w:r>
-          </w:p>
-        </w:tc>
-        <w:tc>
-          <w:tcPr>
-            <w:tcW w:type="dxa" w:w="1987"/>
-          </w:tcPr>
-          <w:p>
-            <w:pPr>
-              <w:jc w:val="left"/>
-            </w:pPr>
-            <w:r>
-              <w:rPr>
-                <w:rFonts w:ascii="TimeNewRoman" w:hAnsi="TimeNewRoman"/>
-                <w:sz w:val="30"/>
-              </w:rPr>
-              <w:t>82-31=</w:t>
-            </w:r>
-          </w:p>
-        </w:tc>
-        <w:tc>
-          <w:tcPr>
-            <w:tcW w:type="dxa" w:w="1987"/>
-          </w:tcPr>
-          <w:p>
-            <w:pPr>
-              <w:jc w:val="left"/>
-            </w:pPr>
-            <w:r>
-              <w:rPr>
-                <w:rFonts w:ascii="TimeNewRoman" w:hAnsi="TimeNewRoman"/>
-                <w:sz w:val="30"/>
-              </w:rPr>
-              <w:t>7×6+93=</w:t>
-            </w:r>
-          </w:p>
-        </w:tc>
-        <w:tc>
-          <w:tcPr>
-            <w:tcW w:type="dxa" w:w="1987"/>
-          </w:tcPr>
-          <w:p>
-            <w:pPr>
-              <w:jc w:val="left"/>
-            </w:pPr>
-            <w:r>
-              <w:rPr>
-                <w:rFonts w:ascii="TimeNewRoman" w:hAnsi="TimeNewRoman"/>
-                <w:sz w:val="30"/>
-              </w:rPr>
-              <w:t>7×4=</w:t>
-            </w:r>
-          </w:p>
-        </w:tc>
-        <w:tc>
-          <w:tcPr>
-            <w:tcW w:type="dxa" w:w="1987"/>
-          </w:tcPr>
-          <w:p>
-            <w:pPr>
-              <w:jc w:val="left"/>
-            </w:pPr>
-            <w:r>
-              <w:rPr>
-                <w:rFonts w:ascii="TimeNewRoman" w:hAnsi="TimeNewRoman"/>
-                <w:sz w:val="30"/>
-              </w:rPr>
-              <w:t>87-83=</w:t>
-            </w:r>
-          </w:p>
-        </w:tc>
-      </w:tr>
-      <w:tr>
-        <w:tc>
-          <w:tcPr>
-            <w:tcW w:type="dxa" w:w="1987"/>
-          </w:tcPr>
-          <w:p>
-            <w:pPr>
-              <w:jc w:val="left"/>
-            </w:pPr>
-            <w:r>
-              <w:rPr>
-                <w:rFonts w:ascii="TimeNewRoman" w:hAnsi="TimeNewRoman"/>
-                <w:sz w:val="30"/>
-              </w:rPr>
-              <w:t>7×7=</w:t>
-            </w:r>
-          </w:p>
-        </w:tc>
-        <w:tc>
-          <w:tcPr>
-            <w:tcW w:type="dxa" w:w="1987"/>
-          </w:tcPr>
-          <w:p>
-            <w:pPr>
-              <w:jc w:val="left"/>
-            </w:pPr>
-            <w:r>
-              <w:rPr>
-                <w:rFonts w:ascii="TimeNewRoman" w:hAnsi="TimeNewRoman"/>
-                <w:sz w:val="30"/>
-              </w:rPr>
-              <w:t>9×2-3=</w:t>
-            </w:r>
-          </w:p>
-        </w:tc>
-        <w:tc>
-          <w:tcPr>
-            <w:tcW w:type="dxa" w:w="1987"/>
-          </w:tcPr>
-          <w:p>
-            <w:pPr>
-              <w:jc w:val="left"/>
-            </w:pPr>
-            <w:r>
-              <w:rPr>
-                <w:rFonts w:ascii="TimeNewRoman" w:hAnsi="TimeNewRoman"/>
-                <w:sz w:val="30"/>
-              </w:rPr>
-              <w:t>48+22=</w:t>
-            </w:r>
-          </w:p>
-        </w:tc>
-        <w:tc>
-          <w:tcPr>
-            <w:tcW w:type="dxa" w:w="1987"/>
-          </w:tcPr>
-          <w:p>
-            <w:pPr>
-              <w:jc w:val="left"/>
-            </w:pPr>
-            <w:r>
-              <w:rPr>
-                <w:rFonts w:ascii="TimeNewRoman" w:hAnsi="TimeNewRoman"/>
-                <w:sz w:val="30"/>
-              </w:rPr>
-              <w:t>31+53=</w:t>
-            </w:r>
-          </w:p>
-        </w:tc>
-        <w:tc>
-          <w:tcPr>
-            <w:tcW w:type="dxa" w:w="1987"/>
-          </w:tcPr>
-          <w:p>
-            <w:pPr>
-              <w:jc w:val="left"/>
-            </w:pPr>
-            <w:r>
-              <w:rPr>
-                <w:rFonts w:ascii="TimeNewRoman" w:hAnsi="TimeNewRoman"/>
-                <w:sz w:val="30"/>
-              </w:rPr>
-              <w:t>7×5-8=</w:t>
-            </w:r>
-          </w:p>
-        </w:tc>
-      </w:tr>
-      <w:tr>
-        <w:tc>
-          <w:tcPr>
-            <w:tcW w:type="dxa" w:w="1987"/>
-          </w:tcPr>
-          <w:p>
-            <w:pPr>
-              <w:jc w:val="left"/>
-            </w:pPr>
-            <w:r>
-              <w:rPr>
-                <w:rFonts w:ascii="TimeNewRoman" w:hAnsi="TimeNewRoman"/>
-                <w:sz w:val="30"/>
-              </w:rPr>
-              <w:t>9×3=</w:t>
+              <w:t>5×3-2=</w:t>
             </w:r>
           </w:p>
         </w:tc>
@@ -248,7 +74,7 @@
                 <w:rFonts w:ascii="TimeNewRoman" w:hAnsi="TimeNewRoman"/>
                 <w:sz w:val="30"/>
               </w:rPr>
-              <w:t>94-89=</w:t>
+              <w:t>19+39+67=</w:t>
             </w:r>
           </w:p>
         </w:tc>
@@ -265,7 +91,7 @@
                 <w:rFonts w:ascii="TimeNewRoman" w:hAnsi="TimeNewRoman"/>
                 <w:sz w:val="30"/>
               </w:rPr>
-              <w:t>5×7-11=</w:t>
+              <w:t>42+17+67=</w:t>
             </w:r>
           </w:p>
         </w:tc>
@@ -282,7 +108,7 @@
                 <w:rFonts w:ascii="TimeNewRoman" w:hAnsi="TimeNewRoman"/>
                 <w:sz w:val="30"/>
               </w:rPr>
-              <w:t>8×3=</w:t>
+              <w:t>84-25=</w:t>
             </w:r>
           </w:p>
         </w:tc>
@@ -301,7 +127,7 @@
                 <w:rFonts w:ascii="TimeNewRoman" w:hAnsi="TimeNewRoman"/>
                 <w:sz w:val="30"/>
               </w:rPr>
-              <w:t>80+92-97=</w:t>
+              <w:t>20÷5=</w:t>
             </w:r>
           </w:p>
         </w:tc>
@@ -318,7 +144,7 @@
                 <w:rFonts w:ascii="TimeNewRoman" w:hAnsi="TimeNewRoman"/>
                 <w:sz w:val="30"/>
               </w:rPr>
-              <w:t>9×8=</w:t>
+              <w:t>92-12=</w:t>
             </w:r>
           </w:p>
         </w:tc>
@@ -335,7 +161,7 @@
                 <w:rFonts w:ascii="TimeNewRoman" w:hAnsi="TimeNewRoman"/>
                 <w:sz w:val="30"/>
               </w:rPr>
-              <w:t>35+27=</w:t>
+              <w:t>2+20=</w:t>
             </w:r>
           </w:p>
         </w:tc>
@@ -352,7 +178,7 @@
                 <w:rFonts w:ascii="TimeNewRoman" w:hAnsi="TimeNewRoman"/>
                 <w:sz w:val="30"/>
               </w:rPr>
-              <w:t>63÷7=</w:t>
+              <w:t>7×5=</w:t>
             </w:r>
           </w:p>
         </w:tc>
@@ -369,7 +195,7 @@
                 <w:rFonts w:ascii="TimeNewRoman" w:hAnsi="TimeNewRoman"/>
                 <w:sz w:val="30"/>
               </w:rPr>
-              <w:t>5×4+20=</w:t>
+              <w:t>48÷8=</w:t>
             </w:r>
           </w:p>
         </w:tc>
@@ -388,7 +214,7 @@
                 <w:rFonts w:ascii="TimeNewRoman" w:hAnsi="TimeNewRoman"/>
                 <w:sz w:val="30"/>
               </w:rPr>
-              <w:t>12+70=</w:t>
+              <w:t>76-71=</w:t>
             </w:r>
           </w:p>
         </w:tc>
@@ -405,7 +231,7 @@
                 <w:rFonts w:ascii="TimeNewRoman" w:hAnsi="TimeNewRoman"/>
                 <w:sz w:val="30"/>
               </w:rPr>
-              <w:t>95+25+85=</w:t>
+              <w:t>2×5=</w:t>
             </w:r>
           </w:p>
         </w:tc>
@@ -422,7 +248,7 @@
                 <w:rFonts w:ascii="TimeNewRoman" w:hAnsi="TimeNewRoman"/>
                 <w:sz w:val="30"/>
               </w:rPr>
-              <w:t>4×7+37=</w:t>
+              <w:t>3×7=</w:t>
             </w:r>
           </w:p>
         </w:tc>
@@ -439,7 +265,7 @@
                 <w:rFonts w:ascii="TimeNewRoman" w:hAnsi="TimeNewRoman"/>
                 <w:sz w:val="30"/>
               </w:rPr>
-              <w:t>98-88=</w:t>
+              <w:t>24+31=</w:t>
             </w:r>
           </w:p>
         </w:tc>
@@ -456,7 +282,7 @@
                 <w:rFonts w:ascii="TimeNewRoman" w:hAnsi="TimeNewRoman"/>
                 <w:sz w:val="30"/>
               </w:rPr>
-              <w:t>10-3=</w:t>
+              <w:t>7×3+78=</w:t>
             </w:r>
           </w:p>
         </w:tc>
@@ -475,7 +301,7 @@
                 <w:rFonts w:ascii="TimeNewRoman" w:hAnsi="TimeNewRoman"/>
                 <w:sz w:val="30"/>
               </w:rPr>
-              <w:t>2×7=</w:t>
+              <w:t>75+47-83=</w:t>
             </w:r>
           </w:p>
         </w:tc>
@@ -492,7 +318,7 @@
                 <w:rFonts w:ascii="TimeNewRoman" w:hAnsi="TimeNewRoman"/>
                 <w:sz w:val="30"/>
               </w:rPr>
-              <w:t>13+88+23=</w:t>
+              <w:t>46+42=</w:t>
             </w:r>
           </w:p>
         </w:tc>
@@ -509,7 +335,7 @@
                 <w:rFonts w:ascii="TimeNewRoman" w:hAnsi="TimeNewRoman"/>
                 <w:sz w:val="30"/>
               </w:rPr>
-              <w:t>8×9=</w:t>
+              <w:t>8×3-17=</w:t>
             </w:r>
           </w:p>
         </w:tc>
@@ -526,7 +352,7 @@
                 <w:rFonts w:ascii="TimeNewRoman" w:hAnsi="TimeNewRoman"/>
                 <w:sz w:val="30"/>
               </w:rPr>
-              <w:t>54÷9=</w:t>
+              <w:t>15-7=</w:t>
             </w:r>
           </w:p>
         </w:tc>
@@ -543,7 +369,7 @@
                 <w:rFonts w:ascii="TimeNewRoman" w:hAnsi="TimeNewRoman"/>
                 <w:sz w:val="30"/>
               </w:rPr>
-              <w:t>8×5=</w:t>
+              <w:t>63+69-95=</w:t>
             </w:r>
           </w:p>
         </w:tc>
@@ -562,7 +388,7 @@
                 <w:rFonts w:ascii="TimeNewRoman" w:hAnsi="TimeNewRoman"/>
                 <w:sz w:val="30"/>
               </w:rPr>
-              <w:t>70-25=</w:t>
+              <w:t>6×6-23=</w:t>
             </w:r>
           </w:p>
         </w:tc>
@@ -579,7 +405,7 @@
                 <w:rFonts w:ascii="TimeNewRoman" w:hAnsi="TimeNewRoman"/>
                 <w:sz w:val="30"/>
               </w:rPr>
-              <w:t>35+95-57=</w:t>
+              <w:t>61+25=</w:t>
             </w:r>
           </w:p>
         </w:tc>
@@ -596,7 +422,7 @@
                 <w:rFonts w:ascii="TimeNewRoman" w:hAnsi="TimeNewRoman"/>
                 <w:sz w:val="30"/>
               </w:rPr>
-              <w:t>6×8=</w:t>
+              <w:t>5×3=</w:t>
             </w:r>
           </w:p>
         </w:tc>
@@ -613,7 +439,7 @@
                 <w:rFonts w:ascii="TimeNewRoman" w:hAnsi="TimeNewRoman"/>
                 <w:sz w:val="30"/>
               </w:rPr>
-              <w:t>3×4=</w:t>
+              <w:t>41+12-37=</w:t>
             </w:r>
           </w:p>
         </w:tc>
@@ -630,7 +456,7 @@
                 <w:rFonts w:ascii="TimeNewRoman" w:hAnsi="TimeNewRoman"/>
                 <w:sz w:val="30"/>
               </w:rPr>
-              <w:t>89+31-88=</w:t>
+              <w:t>23+39=</w:t>
             </w:r>
           </w:p>
         </w:tc>
@@ -649,7 +475,7 @@
                 <w:rFonts w:ascii="TimeNewRoman" w:hAnsi="TimeNewRoman"/>
                 <w:sz w:val="30"/>
               </w:rPr>
-              <w:t>2×9+35=</w:t>
+              <w:t>8×6=</w:t>
             </w:r>
           </w:p>
         </w:tc>
@@ -666,338 +492,7 @@
                 <w:rFonts w:ascii="TimeNewRoman" w:hAnsi="TimeNewRoman"/>
                 <w:sz w:val="30"/>
               </w:rPr>
-              <w:t>5×8+33=</w:t>
-            </w:r>
-          </w:p>
-        </w:tc>
-        <w:tc>
-          <w:tcPr>
-            <w:tcW w:type="dxa" w:w="1987"/>
-          </w:tcPr>
-          <w:p>
-            <w:pPr>
-              <w:jc w:val="left"/>
-            </w:pPr>
-            <w:r>
-              <w:rPr>
-                <w:rFonts w:ascii="TimeNewRoman" w:hAnsi="TimeNewRoman"/>
-                <w:sz w:val="30"/>
-              </w:rPr>
-              <w:t>40÷8=</w:t>
-            </w:r>
-          </w:p>
-        </w:tc>
-        <w:tc>
-          <w:tcPr>
-            <w:tcW w:type="dxa" w:w="1987"/>
-          </w:tcPr>
-          <w:p>
-            <w:pPr>
-              <w:jc w:val="left"/>
-            </w:pPr>
-            <w:r>
-              <w:rPr>
-                <w:rFonts w:ascii="TimeNewRoman" w:hAnsi="TimeNewRoman"/>
-                <w:sz w:val="30"/>
-              </w:rPr>
-              <w:t>9+56=</w:t>
-            </w:r>
-          </w:p>
-        </w:tc>
-        <w:tc>
-          <w:tcPr>
-            <w:tcW w:type="dxa" w:w="1987"/>
-          </w:tcPr>
-          <w:p>
-            <w:pPr>
-              <w:jc w:val="left"/>
-            </w:pPr>
-            <w:r>
-              <w:rPr>
-                <w:rFonts w:ascii="TimeNewRoman" w:hAnsi="TimeNewRoman"/>
-                <w:sz w:val="30"/>
-              </w:rPr>
-              <w:t>2×2=</w:t>
-            </w:r>
-          </w:p>
-        </w:tc>
-      </w:tr>
-      <w:tr>
-        <w:tc>
-          <w:tcPr>
-            <w:tcW w:type="dxa" w:w="1987"/>
-          </w:tcPr>
-          <w:p>
-            <w:pPr>
-              <w:jc w:val="left"/>
-            </w:pPr>
-            <w:r>
-              <w:rPr>
-                <w:rFonts w:ascii="TimeNewRoman" w:hAnsi="TimeNewRoman"/>
-                <w:sz w:val="30"/>
-              </w:rPr>
-              <w:t>3×7+42=</w:t>
-            </w:r>
-          </w:p>
-        </w:tc>
-        <w:tc>
-          <w:tcPr>
-            <w:tcW w:type="dxa" w:w="1987"/>
-          </w:tcPr>
-          <w:p>
-            <w:pPr>
-              <w:jc w:val="left"/>
-            </w:pPr>
-            <w:r>
-              <w:rPr>
-                <w:rFonts w:ascii="TimeNewRoman" w:hAnsi="TimeNewRoman"/>
-                <w:sz w:val="30"/>
-              </w:rPr>
-              <w:t>3×2=</w:t>
-            </w:r>
-          </w:p>
-        </w:tc>
-        <w:tc>
-          <w:tcPr>
-            <w:tcW w:type="dxa" w:w="1987"/>
-          </w:tcPr>
-          <w:p>
-            <w:pPr>
-              <w:jc w:val="left"/>
-            </w:pPr>
-            <w:r>
-              <w:rPr>
-                <w:rFonts w:ascii="TimeNewRoman" w:hAnsi="TimeNewRoman"/>
-                <w:sz w:val="30"/>
-              </w:rPr>
-              <w:t>2×8+97=</w:t>
-            </w:r>
-          </w:p>
-        </w:tc>
-        <w:tc>
-          <w:tcPr>
-            <w:tcW w:type="dxa" w:w="1987"/>
-          </w:tcPr>
-          <w:p>
-            <w:pPr>
-              <w:jc w:val="left"/>
-            </w:pPr>
-            <w:r>
-              <w:rPr>
-                <w:rFonts w:ascii="TimeNewRoman" w:hAnsi="TimeNewRoman"/>
-                <w:sz w:val="30"/>
-              </w:rPr>
-              <w:t>3×3=</w:t>
-            </w:r>
-          </w:p>
-        </w:tc>
-        <w:tc>
-          <w:tcPr>
-            <w:tcW w:type="dxa" w:w="1987"/>
-          </w:tcPr>
-          <w:p>
-            <w:pPr>
-              <w:jc w:val="left"/>
-            </w:pPr>
-            <w:r>
-              <w:rPr>
-                <w:rFonts w:ascii="TimeNewRoman" w:hAnsi="TimeNewRoman"/>
-                <w:sz w:val="30"/>
-              </w:rPr>
-              <w:t>24+31+14=</w:t>
-            </w:r>
-          </w:p>
-        </w:tc>
-      </w:tr>
-      <w:tr>
-        <w:tc>
-          <w:tcPr>
-            <w:tcW w:type="dxa" w:w="1987"/>
-          </w:tcPr>
-          <w:p>
-            <w:pPr>
-              <w:jc w:val="left"/>
-            </w:pPr>
-            <w:r>
-              <w:rPr>
-                <w:rFonts w:ascii="TimeNewRoman" w:hAnsi="TimeNewRoman"/>
-                <w:sz w:val="30"/>
-              </w:rPr>
-              <w:t>4×5-12=</w:t>
-            </w:r>
-          </w:p>
-        </w:tc>
-        <w:tc>
-          <w:tcPr>
-            <w:tcW w:type="dxa" w:w="1987"/>
-          </w:tcPr>
-          <w:p>
-            <w:pPr>
-              <w:jc w:val="left"/>
-            </w:pPr>
-            <w:r>
-              <w:rPr>
-                <w:rFonts w:ascii="TimeNewRoman" w:hAnsi="TimeNewRoman"/>
-                <w:sz w:val="30"/>
-              </w:rPr>
-              <w:t>16÷4=</w:t>
-            </w:r>
-          </w:p>
-        </w:tc>
-        <w:tc>
-          <w:tcPr>
-            <w:tcW w:type="dxa" w:w="1987"/>
-          </w:tcPr>
-          <w:p>
-            <w:pPr>
-              <w:jc w:val="left"/>
-            </w:pPr>
-            <w:r>
-              <w:rPr>
-                <w:rFonts w:ascii="TimeNewRoman" w:hAnsi="TimeNewRoman"/>
-                <w:sz w:val="30"/>
-              </w:rPr>
-              <w:t>20÷4=</w:t>
-            </w:r>
-          </w:p>
-        </w:tc>
-        <w:tc>
-          <w:tcPr>
-            <w:tcW w:type="dxa" w:w="1987"/>
-          </w:tcPr>
-          <w:p>
-            <w:pPr>
-              <w:jc w:val="left"/>
-            </w:pPr>
-            <w:r>
-              <w:rPr>
-                <w:rFonts w:ascii="TimeNewRoman" w:hAnsi="TimeNewRoman"/>
-                <w:sz w:val="30"/>
-              </w:rPr>
-              <w:t>5+65=</w:t>
-            </w:r>
-          </w:p>
-        </w:tc>
-        <w:tc>
-          <w:tcPr>
-            <w:tcW w:type="dxa" w:w="1987"/>
-          </w:tcPr>
-          <w:p>
-            <w:pPr>
-              <w:jc w:val="left"/>
-            </w:pPr>
-            <w:r>
-              <w:rPr>
-                <w:rFonts w:ascii="TimeNewRoman" w:hAnsi="TimeNewRoman"/>
-                <w:sz w:val="30"/>
-              </w:rPr>
-              <w:t>6÷2=</w:t>
-            </w:r>
-          </w:p>
-        </w:tc>
-      </w:tr>
-      <w:tr>
-        <w:tc>
-          <w:tcPr>
-            <w:tcW w:type="dxa" w:w="1987"/>
-          </w:tcPr>
-          <w:p>
-            <w:pPr>
-              <w:jc w:val="left"/>
-            </w:pPr>
-            <w:r>
-              <w:rPr>
-                <w:rFonts w:ascii="TimeNewRoman" w:hAnsi="TimeNewRoman"/>
-                <w:sz w:val="30"/>
-              </w:rPr>
-              <w:t>8×5-6=</w:t>
-            </w:r>
-          </w:p>
-        </w:tc>
-        <w:tc>
-          <w:tcPr>
-            <w:tcW w:type="dxa" w:w="1987"/>
-          </w:tcPr>
-          <w:p>
-            <w:pPr>
-              <w:jc w:val="left"/>
-            </w:pPr>
-            <w:r>
-              <w:rPr>
-                <w:rFonts w:ascii="TimeNewRoman" w:hAnsi="TimeNewRoman"/>
-                <w:sz w:val="30"/>
-              </w:rPr>
-              <w:t>5×5=</w:t>
-            </w:r>
-          </w:p>
-        </w:tc>
-        <w:tc>
-          <w:tcPr>
-            <w:tcW w:type="dxa" w:w="1987"/>
-          </w:tcPr>
-          <w:p>
-            <w:pPr>
-              <w:jc w:val="left"/>
-            </w:pPr>
-            <w:r>
-              <w:rPr>
-                <w:rFonts w:ascii="TimeNewRoman" w:hAnsi="TimeNewRoman"/>
-                <w:sz w:val="30"/>
-              </w:rPr>
-              <w:t>36-15=</w:t>
-            </w:r>
-          </w:p>
-        </w:tc>
-        <w:tc>
-          <w:tcPr>
-            <w:tcW w:type="dxa" w:w="1987"/>
-          </w:tcPr>
-          <w:p>
-            <w:pPr>
-              <w:jc w:val="left"/>
-            </w:pPr>
-            <w:r>
-              <w:rPr>
-                <w:rFonts w:ascii="TimeNewRoman" w:hAnsi="TimeNewRoman"/>
-                <w:sz w:val="30"/>
-              </w:rPr>
-              <w:t>4×6=</w:t>
-            </w:r>
-          </w:p>
-        </w:tc>
-        <w:tc>
-          <w:tcPr>
-            <w:tcW w:type="dxa" w:w="1987"/>
-          </w:tcPr>
-          <w:p>
-            <w:pPr>
-              <w:jc w:val="left"/>
-            </w:pPr>
-            <w:r>
-              <w:rPr>
-                <w:rFonts w:ascii="TimeNewRoman" w:hAnsi="TimeNewRoman"/>
-                <w:sz w:val="30"/>
-              </w:rPr>
-              <w:t>37+42=</w:t>
-            </w:r>
-          </w:p>
-        </w:tc>
-      </w:tr>
-      <w:tr>
-        <w:tc>
-          <w:tcPr>
-            <w:tcW w:type="dxa" w:w="1987"/>
-          </w:tcPr>
-          <w:p>
-            <w:pPr>
-              <w:jc w:val="left"/>
-            </w:pPr>
-            <w:r>
-              <w:rPr>
-                <w:rFonts w:ascii="TimeNewRoman" w:hAnsi="TimeNewRoman"/>
-                <w:sz w:val="30"/>
-              </w:rPr>
-              <w:t>78+20=</w:t>
+              <w:t>30+26=</w:t>
             </w:r>
           </w:p>
         </w:tc>
@@ -1031,7 +526,7 @@
                 <w:rFonts w:ascii="TimeNewRoman" w:hAnsi="TimeNewRoman"/>
                 <w:sz w:val="30"/>
               </w:rPr>
-              <w:t>9×3+35=</w:t>
+              <w:t>75+23=</w:t>
             </w:r>
           </w:p>
         </w:tc>
@@ -1048,24 +543,7 @@
                 <w:rFonts w:ascii="TimeNewRoman" w:hAnsi="TimeNewRoman"/>
                 <w:sz w:val="30"/>
               </w:rPr>
-              <w:t>57+7=</w:t>
-            </w:r>
-          </w:p>
-        </w:tc>
-        <w:tc>
-          <w:tcPr>
-            <w:tcW w:type="dxa" w:w="1987"/>
-          </w:tcPr>
-          <w:p>
-            <w:pPr>
-              <w:jc w:val="left"/>
-            </w:pPr>
-            <w:r>
-              <w:rPr>
-                <w:rFonts w:ascii="TimeNewRoman" w:hAnsi="TimeNewRoman"/>
-                <w:sz w:val="30"/>
-              </w:rPr>
-              <w:t>33-30=</w:t>
+              <w:t>6×4-5=</w:t>
             </w:r>
           </w:p>
         </w:tc>
@@ -1084,7 +562,7 @@
                 <w:rFonts w:ascii="TimeNewRoman" w:hAnsi="TimeNewRoman"/>
                 <w:sz w:val="30"/>
               </w:rPr>
-              <w:t>7×2=</w:t>
+              <w:t>77+92-54=</w:t>
             </w:r>
           </w:p>
         </w:tc>
@@ -1101,7 +579,7 @@
                 <w:rFonts w:ascii="TimeNewRoman" w:hAnsi="TimeNewRoman"/>
                 <w:sz w:val="30"/>
               </w:rPr>
-              <w:t>6×9=</w:t>
+              <w:t>45-22=</w:t>
             </w:r>
           </w:p>
         </w:tc>
@@ -1118,7 +596,7 @@
                 <w:rFonts w:ascii="TimeNewRoman" w:hAnsi="TimeNewRoman"/>
                 <w:sz w:val="30"/>
               </w:rPr>
-              <w:t>31+64=</w:t>
+              <w:t>42+51=</w:t>
             </w:r>
           </w:p>
         </w:tc>
@@ -1135,7 +613,7 @@
                 <w:rFonts w:ascii="TimeNewRoman" w:hAnsi="TimeNewRoman"/>
                 <w:sz w:val="30"/>
               </w:rPr>
-              <w:t>24÷3=</w:t>
+              <w:t>48+76+1=</w:t>
             </w:r>
           </w:p>
         </w:tc>
@@ -1152,7 +630,7 @@
                 <w:rFonts w:ascii="TimeNewRoman" w:hAnsi="TimeNewRoman"/>
                 <w:sz w:val="30"/>
               </w:rPr>
-              <w:t>9×3+39=</w:t>
+              <w:t>67+45+32=</w:t>
             </w:r>
           </w:p>
         </w:tc>
@@ -1171,7 +649,7 @@
                 <w:rFonts w:ascii="TimeNewRoman" w:hAnsi="TimeNewRoman"/>
                 <w:sz w:val="30"/>
               </w:rPr>
-              <w:t>52+39-32=</w:t>
+              <w:t>21÷7=</w:t>
             </w:r>
           </w:p>
         </w:tc>
@@ -1188,7 +666,7 @@
                 <w:rFonts w:ascii="TimeNewRoman" w:hAnsi="TimeNewRoman"/>
                 <w:sz w:val="30"/>
               </w:rPr>
-              <w:t>27÷9=</w:t>
+              <w:t>14+7-16=</w:t>
             </w:r>
           </w:p>
         </w:tc>
@@ -1205,7 +683,7 @@
                 <w:rFonts w:ascii="TimeNewRoman" w:hAnsi="TimeNewRoman"/>
                 <w:sz w:val="30"/>
               </w:rPr>
-              <w:t>87-50=</w:t>
+              <w:t>4×2=</w:t>
             </w:r>
           </w:p>
         </w:tc>
@@ -1222,7 +700,181 @@
                 <w:rFonts w:ascii="TimeNewRoman" w:hAnsi="TimeNewRoman"/>
                 <w:sz w:val="30"/>
               </w:rPr>
-              <w:t>26+63+30=</w:t>
+              <w:t>7+1=</w:t>
+            </w:r>
+          </w:p>
+        </w:tc>
+        <w:tc>
+          <w:tcPr>
+            <w:tcW w:type="dxa" w:w="1987"/>
+          </w:tcPr>
+          <w:p>
+            <w:pPr>
+              <w:jc w:val="left"/>
+            </w:pPr>
+            <w:r>
+              <w:rPr>
+                <w:rFonts w:ascii="TimeNewRoman" w:hAnsi="TimeNewRoman"/>
+                <w:sz w:val="30"/>
+              </w:rPr>
+              <w:t>89-53=</w:t>
+            </w:r>
+          </w:p>
+        </w:tc>
+      </w:tr>
+      <w:tr>
+        <w:tc>
+          <w:tcPr>
+            <w:tcW w:type="dxa" w:w="1987"/>
+          </w:tcPr>
+          <w:p>
+            <w:pPr>
+              <w:jc w:val="left"/>
+            </w:pPr>
+            <w:r>
+              <w:rPr>
+                <w:rFonts w:ascii="TimeNewRoman" w:hAnsi="TimeNewRoman"/>
+                <w:sz w:val="30"/>
+              </w:rPr>
+              <w:t>3×4=</w:t>
+            </w:r>
+          </w:p>
+        </w:tc>
+        <w:tc>
+          <w:tcPr>
+            <w:tcW w:type="dxa" w:w="1987"/>
+          </w:tcPr>
+          <w:p>
+            <w:pPr>
+              <w:jc w:val="left"/>
+            </w:pPr>
+            <w:r>
+              <w:rPr>
+                <w:rFonts w:ascii="TimeNewRoman" w:hAnsi="TimeNewRoman"/>
+                <w:sz w:val="30"/>
+              </w:rPr>
+              <w:t>9×7=</w:t>
+            </w:r>
+          </w:p>
+        </w:tc>
+        <w:tc>
+          <w:tcPr>
+            <w:tcW w:type="dxa" w:w="1987"/>
+          </w:tcPr>
+          <w:p>
+            <w:pPr>
+              <w:jc w:val="left"/>
+            </w:pPr>
+            <w:r>
+              <w:rPr>
+                <w:rFonts w:ascii="TimeNewRoman" w:hAnsi="TimeNewRoman"/>
+                <w:sz w:val="30"/>
+              </w:rPr>
+              <w:t>8×5=</w:t>
+            </w:r>
+          </w:p>
+        </w:tc>
+        <w:tc>
+          <w:tcPr>
+            <w:tcW w:type="dxa" w:w="1987"/>
+          </w:tcPr>
+          <w:p>
+            <w:pPr>
+              <w:jc w:val="left"/>
+            </w:pPr>
+            <w:r>
+              <w:rPr>
+                <w:rFonts w:ascii="TimeNewRoman" w:hAnsi="TimeNewRoman"/>
+                <w:sz w:val="30"/>
+              </w:rPr>
+              <w:t>67-20=</w:t>
+            </w:r>
+          </w:p>
+        </w:tc>
+        <w:tc>
+          <w:tcPr>
+            <w:tcW w:type="dxa" w:w="1987"/>
+          </w:tcPr>
+          <w:p>
+            <w:pPr>
+              <w:jc w:val="left"/>
+            </w:pPr>
+            <w:r>
+              <w:rPr>
+                <w:rFonts w:ascii="TimeNewRoman" w:hAnsi="TimeNewRoman"/>
+                <w:sz w:val="30"/>
+              </w:rPr>
+              <w:t>78-10=</w:t>
+            </w:r>
+          </w:p>
+        </w:tc>
+      </w:tr>
+      <w:tr>
+        <w:tc>
+          <w:tcPr>
+            <w:tcW w:type="dxa" w:w="1987"/>
+          </w:tcPr>
+          <w:p>
+            <w:pPr>
+              <w:jc w:val="left"/>
+            </w:pPr>
+            <w:r>
+              <w:rPr>
+                <w:rFonts w:ascii="TimeNewRoman" w:hAnsi="TimeNewRoman"/>
+                <w:sz w:val="30"/>
+              </w:rPr>
+              <w:t>4×2+94=</w:t>
+            </w:r>
+          </w:p>
+        </w:tc>
+        <w:tc>
+          <w:tcPr>
+            <w:tcW w:type="dxa" w:w="1987"/>
+          </w:tcPr>
+          <w:p>
+            <w:pPr>
+              <w:jc w:val="left"/>
+            </w:pPr>
+            <w:r>
+              <w:rPr>
+                <w:rFonts w:ascii="TimeNewRoman" w:hAnsi="TimeNewRoman"/>
+                <w:sz w:val="30"/>
+              </w:rPr>
+              <w:t>9×9=</w:t>
+            </w:r>
+          </w:p>
+        </w:tc>
+        <w:tc>
+          <w:tcPr>
+            <w:tcW w:type="dxa" w:w="1987"/>
+          </w:tcPr>
+          <w:p>
+            <w:pPr>
+              <w:jc w:val="left"/>
+            </w:pPr>
+            <w:r>
+              <w:rPr>
+                <w:rFonts w:ascii="TimeNewRoman" w:hAnsi="TimeNewRoman"/>
+                <w:sz w:val="30"/>
+              </w:rPr>
+              <w:t>35÷7=</w:t>
+            </w:r>
+          </w:p>
+        </w:tc>
+        <w:tc>
+          <w:tcPr>
+            <w:tcW w:type="dxa" w:w="1987"/>
+          </w:tcPr>
+          <w:p>
+            <w:pPr>
+              <w:jc w:val="left"/>
+            </w:pPr>
+            <w:r>
+              <w:rPr>
+                <w:rFonts w:ascii="TimeNewRoman" w:hAnsi="TimeNewRoman"/>
+                <w:sz w:val="30"/>
+              </w:rPr>
+              <w:t>4×5+12=</w:t>
             </w:r>
           </w:p>
         </w:tc>
@@ -1258,7 +910,7 @@
                 <w:rFonts w:ascii="TimeNewRoman" w:hAnsi="TimeNewRoman"/>
                 <w:sz w:val="30"/>
               </w:rPr>
-              <w:t>4×2=</w:t>
+              <w:t>52+46-11=</w:t>
             </w:r>
           </w:p>
         </w:tc>
@@ -1275,7 +927,7 @@
                 <w:rFonts w:ascii="TimeNewRoman" w:hAnsi="TimeNewRoman"/>
                 <w:sz w:val="30"/>
               </w:rPr>
-              <w:t>2×4-7=</w:t>
+              <w:t>54-2=</w:t>
             </w:r>
           </w:p>
         </w:tc>
@@ -1292,7 +944,7 @@
                 <w:rFonts w:ascii="TimeNewRoman" w:hAnsi="TimeNewRoman"/>
                 <w:sz w:val="30"/>
               </w:rPr>
-              <w:t>35+59=</w:t>
+              <w:t>91-68=</w:t>
             </w:r>
           </w:p>
         </w:tc>
@@ -1309,7 +961,7 @@
                 <w:rFonts w:ascii="TimeNewRoman" w:hAnsi="TimeNewRoman"/>
                 <w:sz w:val="30"/>
               </w:rPr>
-              <w:t>7×5+82=</w:t>
+              <w:t>4×4=</w:t>
             </w:r>
           </w:p>
         </w:tc>
@@ -1326,7 +978,7 @@
                 <w:rFonts w:ascii="TimeNewRoman" w:hAnsi="TimeNewRoman"/>
                 <w:sz w:val="30"/>
               </w:rPr>
-              <w:t>3×6=</w:t>
+              <w:t>84-55=</w:t>
             </w:r>
           </w:p>
         </w:tc>
@@ -1345,7 +997,7 @@
                 <w:rFonts w:ascii="TimeNewRoman" w:hAnsi="TimeNewRoman"/>
                 <w:sz w:val="30"/>
               </w:rPr>
-              <w:t>96+69+44=</w:t>
+              <w:t>8÷2=</w:t>
             </w:r>
           </w:p>
         </w:tc>
@@ -1362,7 +1014,7 @@
                 <w:rFonts w:ascii="TimeNewRoman" w:hAnsi="TimeNewRoman"/>
                 <w:sz w:val="30"/>
               </w:rPr>
-              <w:t>68-48=</w:t>
+              <w:t>7+5=</w:t>
             </w:r>
           </w:p>
         </w:tc>
@@ -1379,7 +1031,7 @@
                 <w:rFonts w:ascii="TimeNewRoman" w:hAnsi="TimeNewRoman"/>
                 <w:sz w:val="30"/>
               </w:rPr>
-              <w:t>68-19=</w:t>
+              <w:t>49+11=</w:t>
             </w:r>
           </w:p>
         </w:tc>
@@ -1396,7 +1048,7 @@
                 <w:rFonts w:ascii="TimeNewRoman" w:hAnsi="TimeNewRoman"/>
                 <w:sz w:val="30"/>
               </w:rPr>
-              <w:t>78-49=</w:t>
+              <w:t>31+8=</w:t>
             </w:r>
           </w:p>
         </w:tc>
@@ -1413,7 +1065,7 @@
                 <w:rFonts w:ascii="TimeNewRoman" w:hAnsi="TimeNewRoman"/>
                 <w:sz w:val="30"/>
               </w:rPr>
-              <w:t>7×5=</w:t>
+              <w:t>72-52=</w:t>
             </w:r>
           </w:p>
         </w:tc>
@@ -1432,7 +1084,7 @@
                 <w:rFonts w:ascii="TimeNewRoman" w:hAnsi="TimeNewRoman"/>
                 <w:sz w:val="30"/>
               </w:rPr>
-              <w:t>8×2-13=</w:t>
+              <w:t>7×4=</w:t>
             </w:r>
           </w:p>
         </w:tc>
@@ -1449,7 +1101,7 @@
                 <w:rFonts w:ascii="TimeNewRoman" w:hAnsi="TimeNewRoman"/>
                 <w:sz w:val="30"/>
               </w:rPr>
-              <w:t>6×9+78=</w:t>
+              <w:t>2×8=</w:t>
             </w:r>
           </w:p>
         </w:tc>
@@ -1466,7 +1118,7 @@
                 <w:rFonts w:ascii="TimeNewRoman" w:hAnsi="TimeNewRoman"/>
                 <w:sz w:val="30"/>
               </w:rPr>
-              <w:t>44-24=</w:t>
+              <w:t>22+14+50=</w:t>
             </w:r>
           </w:p>
         </w:tc>
@@ -1483,7 +1135,7 @@
                 <w:rFonts w:ascii="TimeNewRoman" w:hAnsi="TimeNewRoman"/>
                 <w:sz w:val="30"/>
               </w:rPr>
-              <w:t>2×4+31=</w:t>
+              <w:t>6×7=</w:t>
             </w:r>
           </w:p>
         </w:tc>
@@ -1500,7 +1152,7 @@
                 <w:rFonts w:ascii="TimeNewRoman" w:hAnsi="TimeNewRoman"/>
                 <w:sz w:val="30"/>
               </w:rPr>
-              <w:t>8+47=</w:t>
+              <w:t>64-30=</w:t>
             </w:r>
           </w:p>
         </w:tc>
@@ -1519,7 +1171,7 @@
                 <w:rFonts w:ascii="TimeNewRoman" w:hAnsi="TimeNewRoman"/>
                 <w:sz w:val="30"/>
               </w:rPr>
-              <w:t>78-39=</w:t>
+              <w:t>5+69=</w:t>
             </w:r>
           </w:p>
         </w:tc>
@@ -1536,7 +1188,7 @@
                 <w:rFonts w:ascii="TimeNewRoman" w:hAnsi="TimeNewRoman"/>
                 <w:sz w:val="30"/>
               </w:rPr>
-              <w:t>98+24-12=</w:t>
+              <w:t>8×8-43=</w:t>
             </w:r>
           </w:p>
         </w:tc>
@@ -1553,7 +1205,7 @@
                 <w:rFonts w:ascii="TimeNewRoman" w:hAnsi="TimeNewRoman"/>
                 <w:sz w:val="30"/>
               </w:rPr>
-              <w:t>22+37=</w:t>
+              <w:t>76+22=</w:t>
             </w:r>
           </w:p>
         </w:tc>
@@ -1570,7 +1222,7 @@
                 <w:rFonts w:ascii="TimeNewRoman" w:hAnsi="TimeNewRoman"/>
                 <w:sz w:val="30"/>
               </w:rPr>
-              <w:t>3×3-6=</w:t>
+              <w:t>1×4=</w:t>
             </w:r>
           </w:p>
         </w:tc>
@@ -1587,7 +1239,7 @@
                 <w:rFonts w:ascii="TimeNewRoman" w:hAnsi="TimeNewRoman"/>
                 <w:sz w:val="30"/>
               </w:rPr>
-              <w:t>18+78+96=</w:t>
+              <w:t>24÷8=</w:t>
             </w:r>
           </w:p>
         </w:tc>
@@ -1606,7 +1258,7 @@
                 <w:rFonts w:ascii="TimeNewRoman" w:hAnsi="TimeNewRoman"/>
                 <w:sz w:val="30"/>
               </w:rPr>
-              <w:t>3×5=</w:t>
+              <w:t>5×9-4=</w:t>
             </w:r>
           </w:p>
         </w:tc>
@@ -1623,7 +1275,7 @@
                 <w:rFonts w:ascii="TimeNewRoman" w:hAnsi="TimeNewRoman"/>
                 <w:sz w:val="30"/>
               </w:rPr>
-              <w:t>83+2=</w:t>
+              <w:t>92+58-87=</w:t>
             </w:r>
           </w:p>
         </w:tc>
@@ -1640,7 +1292,7 @@
                 <w:rFonts w:ascii="TimeNewRoman" w:hAnsi="TimeNewRoman"/>
                 <w:sz w:val="30"/>
               </w:rPr>
-              <w:t>46-7=</w:t>
+              <w:t>8×4-10=</w:t>
             </w:r>
           </w:p>
         </w:tc>
@@ -1657,7 +1309,7 @@
                 <w:rFonts w:ascii="TimeNewRoman" w:hAnsi="TimeNewRoman"/>
                 <w:sz w:val="30"/>
               </w:rPr>
-              <w:t>34+10+91=</w:t>
+              <w:t>38+27=</w:t>
             </w:r>
           </w:p>
         </w:tc>
@@ -1674,7 +1326,7 @@
                 <w:rFonts w:ascii="TimeNewRoman" w:hAnsi="TimeNewRoman"/>
                 <w:sz w:val="30"/>
               </w:rPr>
-              <w:t>5×9+61=</w:t>
+              <w:t>57+4=</w:t>
             </w:r>
           </w:p>
         </w:tc>
@@ -1693,7 +1345,7 @@
                 <w:rFonts w:ascii="TimeNewRoman" w:hAnsi="TimeNewRoman"/>
                 <w:sz w:val="30"/>
               </w:rPr>
-              <w:t>12-2=</w:t>
+              <w:t>4×9=</w:t>
             </w:r>
           </w:p>
         </w:tc>
@@ -1710,7 +1362,7 @@
                 <w:rFonts w:ascii="TimeNewRoman" w:hAnsi="TimeNewRoman"/>
                 <w:sz w:val="30"/>
               </w:rPr>
-              <w:t>87-39=</w:t>
+              <w:t>61-53=</w:t>
             </w:r>
           </w:p>
         </w:tc>
@@ -1727,7 +1379,7 @@
                 <w:rFonts w:ascii="TimeNewRoman" w:hAnsi="TimeNewRoman"/>
                 <w:sz w:val="30"/>
               </w:rPr>
-              <w:t>5×1=</w:t>
+              <w:t>71+63+34=</w:t>
             </w:r>
           </w:p>
         </w:tc>
@@ -1744,7 +1396,7 @@
                 <w:rFonts w:ascii="TimeNewRoman" w:hAnsi="TimeNewRoman"/>
                 <w:sz w:val="30"/>
               </w:rPr>
-              <w:t>42÷6=</w:t>
+              <w:t>5×8=</w:t>
             </w:r>
           </w:p>
         </w:tc>
@@ -1761,7 +1413,355 @@
                 <w:rFonts w:ascii="TimeNewRoman" w:hAnsi="TimeNewRoman"/>
                 <w:sz w:val="30"/>
               </w:rPr>
-              <w:t>64+52-83=</w:t>
+              <w:t>4×8-8=</w:t>
+            </w:r>
+          </w:p>
+        </w:tc>
+      </w:tr>
+      <w:tr>
+        <w:tc>
+          <w:tcPr>
+            <w:tcW w:type="dxa" w:w="1987"/>
+          </w:tcPr>
+          <w:p>
+            <w:pPr>
+              <w:jc w:val="left"/>
+            </w:pPr>
+            <w:r>
+              <w:rPr>
+                <w:rFonts w:ascii="TimeNewRoman" w:hAnsi="TimeNewRoman"/>
+                <w:sz w:val="30"/>
+              </w:rPr>
+              <w:t>3×6+52=</w:t>
+            </w:r>
+          </w:p>
+        </w:tc>
+        <w:tc>
+          <w:tcPr>
+            <w:tcW w:type="dxa" w:w="1987"/>
+          </w:tcPr>
+          <w:p>
+            <w:pPr>
+              <w:jc w:val="left"/>
+            </w:pPr>
+            <w:r>
+              <w:rPr>
+                <w:rFonts w:ascii="TimeNewRoman" w:hAnsi="TimeNewRoman"/>
+                <w:sz w:val="30"/>
+              </w:rPr>
+              <w:t>9×8-62=</w:t>
+            </w:r>
+          </w:p>
+        </w:tc>
+        <w:tc>
+          <w:tcPr>
+            <w:tcW w:type="dxa" w:w="1987"/>
+          </w:tcPr>
+          <w:p>
+            <w:pPr>
+              <w:jc w:val="left"/>
+            </w:pPr>
+            <w:r>
+              <w:rPr>
+                <w:rFonts w:ascii="TimeNewRoman" w:hAnsi="TimeNewRoman"/>
+                <w:sz w:val="30"/>
+              </w:rPr>
+              <w:t>9×8=</w:t>
+            </w:r>
+          </w:p>
+        </w:tc>
+        <w:tc>
+          <w:tcPr>
+            <w:tcW w:type="dxa" w:w="1987"/>
+          </w:tcPr>
+          <w:p>
+            <w:pPr>
+              <w:jc w:val="left"/>
+            </w:pPr>
+            <w:r>
+              <w:rPr>
+                <w:rFonts w:ascii="TimeNewRoman" w:hAnsi="TimeNewRoman"/>
+                <w:sz w:val="30"/>
+              </w:rPr>
+              <w:t>6÷2=</w:t>
+            </w:r>
+          </w:p>
+        </w:tc>
+        <w:tc>
+          <w:tcPr>
+            <w:tcW w:type="dxa" w:w="1987"/>
+          </w:tcPr>
+          <w:p>
+            <w:pPr>
+              <w:jc w:val="left"/>
+            </w:pPr>
+            <w:r>
+              <w:rPr>
+                <w:rFonts w:ascii="TimeNewRoman" w:hAnsi="TimeNewRoman"/>
+                <w:sz w:val="30"/>
+              </w:rPr>
+              <w:t>12+28=</w:t>
+            </w:r>
+          </w:p>
+        </w:tc>
+      </w:tr>
+      <w:tr>
+        <w:tc>
+          <w:tcPr>
+            <w:tcW w:type="dxa" w:w="1987"/>
+          </w:tcPr>
+          <w:p>
+            <w:pPr>
+              <w:jc w:val="left"/>
+            </w:pPr>
+            <w:r>
+              <w:rPr>
+                <w:rFonts w:ascii="TimeNewRoman" w:hAnsi="TimeNewRoman"/>
+                <w:sz w:val="30"/>
+              </w:rPr>
+              <w:t>84-11=</w:t>
+            </w:r>
+          </w:p>
+        </w:tc>
+        <w:tc>
+          <w:tcPr>
+            <w:tcW w:type="dxa" w:w="1987"/>
+          </w:tcPr>
+          <w:p>
+            <w:pPr>
+              <w:jc w:val="left"/>
+            </w:pPr>
+            <w:r>
+              <w:rPr>
+                <w:rFonts w:ascii="TimeNewRoman" w:hAnsi="TimeNewRoman"/>
+                <w:sz w:val="30"/>
+              </w:rPr>
+              <w:t>18÷2=</w:t>
+            </w:r>
+          </w:p>
+        </w:tc>
+        <w:tc>
+          <w:tcPr>
+            <w:tcW w:type="dxa" w:w="1987"/>
+          </w:tcPr>
+          <w:p>
+            <w:pPr>
+              <w:jc w:val="left"/>
+            </w:pPr>
+            <w:r>
+              <w:rPr>
+                <w:rFonts w:ascii="TimeNewRoman" w:hAnsi="TimeNewRoman"/>
+                <w:sz w:val="30"/>
+              </w:rPr>
+              <w:t>19-6=</w:t>
+            </w:r>
+          </w:p>
+        </w:tc>
+        <w:tc>
+          <w:tcPr>
+            <w:tcW w:type="dxa" w:w="1987"/>
+          </w:tcPr>
+          <w:p>
+            <w:pPr>
+              <w:jc w:val="left"/>
+            </w:pPr>
+            <w:r>
+              <w:rPr>
+                <w:rFonts w:ascii="TimeNewRoman" w:hAnsi="TimeNewRoman"/>
+                <w:sz w:val="30"/>
+              </w:rPr>
+              <w:t>8×2=</w:t>
+            </w:r>
+          </w:p>
+        </w:tc>
+        <w:tc>
+          <w:tcPr>
+            <w:tcW w:type="dxa" w:w="1987"/>
+          </w:tcPr>
+          <w:p>
+            <w:pPr>
+              <w:jc w:val="left"/>
+            </w:pPr>
+            <w:r>
+              <w:rPr>
+                <w:rFonts w:ascii="TimeNewRoman" w:hAnsi="TimeNewRoman"/>
+                <w:sz w:val="30"/>
+              </w:rPr>
+              <w:t>97+54-76=</w:t>
+            </w:r>
+          </w:p>
+        </w:tc>
+      </w:tr>
+      <w:tr>
+        <w:tc>
+          <w:tcPr>
+            <w:tcW w:type="dxa" w:w="1987"/>
+          </w:tcPr>
+          <w:p>
+            <w:pPr>
+              <w:jc w:val="left"/>
+            </w:pPr>
+            <w:r>
+              <w:rPr>
+                <w:rFonts w:ascii="TimeNewRoman" w:hAnsi="TimeNewRoman"/>
+                <w:sz w:val="30"/>
+              </w:rPr>
+              <w:t>85+17+4=</w:t>
+            </w:r>
+          </w:p>
+        </w:tc>
+        <w:tc>
+          <w:tcPr>
+            <w:tcW w:type="dxa" w:w="1987"/>
+          </w:tcPr>
+          <w:p>
+            <w:pPr>
+              <w:jc w:val="left"/>
+            </w:pPr>
+            <w:r>
+              <w:rPr>
+                <w:rFonts w:ascii="TimeNewRoman" w:hAnsi="TimeNewRoman"/>
+                <w:sz w:val="30"/>
+              </w:rPr>
+              <w:t>9×3-14=</w:t>
+            </w:r>
+          </w:p>
+        </w:tc>
+        <w:tc>
+          <w:tcPr>
+            <w:tcW w:type="dxa" w:w="1987"/>
+          </w:tcPr>
+          <w:p>
+            <w:pPr>
+              <w:jc w:val="left"/>
+            </w:pPr>
+            <w:r>
+              <w:rPr>
+                <w:rFonts w:ascii="TimeNewRoman" w:hAnsi="TimeNewRoman"/>
+                <w:sz w:val="30"/>
+              </w:rPr>
+              <w:t>2×5-10=</w:t>
+            </w:r>
+          </w:p>
+        </w:tc>
+        <w:tc>
+          <w:tcPr>
+            <w:tcW w:type="dxa" w:w="1987"/>
+          </w:tcPr>
+          <w:p>
+            <w:pPr>
+              <w:jc w:val="left"/>
+            </w:pPr>
+            <w:r>
+              <w:rPr>
+                <w:rFonts w:ascii="TimeNewRoman" w:hAnsi="TimeNewRoman"/>
+                <w:sz w:val="30"/>
+              </w:rPr>
+              <w:t>31+48=</w:t>
+            </w:r>
+          </w:p>
+        </w:tc>
+        <w:tc>
+          <w:tcPr>
+            <w:tcW w:type="dxa" w:w="1987"/>
+          </w:tcPr>
+          <w:p>
+            <w:pPr>
+              <w:jc w:val="left"/>
+            </w:pPr>
+            <w:r>
+              <w:rPr>
+                <w:rFonts w:ascii="TimeNewRoman" w:hAnsi="TimeNewRoman"/>
+                <w:sz w:val="30"/>
+              </w:rPr>
+              <w:t>4-1=</w:t>
+            </w:r>
+          </w:p>
+        </w:tc>
+      </w:tr>
+      <w:tr>
+        <w:tc>
+          <w:tcPr>
+            <w:tcW w:type="dxa" w:w="1987"/>
+          </w:tcPr>
+          <w:p>
+            <w:pPr>
+              <w:jc w:val="left"/>
+            </w:pPr>
+            <w:r>
+              <w:rPr>
+                <w:rFonts w:ascii="TimeNewRoman" w:hAnsi="TimeNewRoman"/>
+                <w:sz w:val="30"/>
+              </w:rPr>
+              <w:t>94-82=</w:t>
+            </w:r>
+          </w:p>
+        </w:tc>
+        <w:tc>
+          <w:tcPr>
+            <w:tcW w:type="dxa" w:w="1987"/>
+          </w:tcPr>
+          <w:p>
+            <w:pPr>
+              <w:jc w:val="left"/>
+            </w:pPr>
+            <w:r>
+              <w:rPr>
+                <w:rFonts w:ascii="TimeNewRoman" w:hAnsi="TimeNewRoman"/>
+                <w:sz w:val="30"/>
+              </w:rPr>
+              <w:t>25+37=</w:t>
+            </w:r>
+          </w:p>
+        </w:tc>
+        <w:tc>
+          <w:tcPr>
+            <w:tcW w:type="dxa" w:w="1987"/>
+          </w:tcPr>
+          <w:p>
+            <w:pPr>
+              <w:jc w:val="left"/>
+            </w:pPr>
+            <w:r>
+              <w:rPr>
+                <w:rFonts w:ascii="TimeNewRoman" w:hAnsi="TimeNewRoman"/>
+                <w:sz w:val="30"/>
+              </w:rPr>
+              <w:t>12÷2=</w:t>
+            </w:r>
+          </w:p>
+        </w:tc>
+        <w:tc>
+          <w:tcPr>
+            <w:tcW w:type="dxa" w:w="1987"/>
+          </w:tcPr>
+          <w:p>
+            <w:pPr>
+              <w:jc w:val="left"/>
+            </w:pPr>
+            <w:r>
+              <w:rPr>
+                <w:rFonts w:ascii="TimeNewRoman" w:hAnsi="TimeNewRoman"/>
+                <w:sz w:val="30"/>
+              </w:rPr>
+              <w:t>70+37+10=</w:t>
+            </w:r>
+          </w:p>
+        </w:tc>
+        <w:tc>
+          <w:tcPr>
+            <w:tcW w:type="dxa" w:w="1987"/>
+          </w:tcPr>
+          <w:p>
+            <w:pPr>
+              <w:jc w:val="left"/>
+            </w:pPr>
+            <w:r>
+              <w:rPr>
+                <w:rFonts w:ascii="TimeNewRoman" w:hAnsi="TimeNewRoman"/>
+                <w:sz w:val="30"/>
+              </w:rPr>
+              <w:t>72÷8=</w:t>
             </w:r>
           </w:p>
         </w:tc>

--- a/mixed.docx
+++ b/mixed.docx
@@ -40,7 +40,7 @@
                 <w:rFonts w:ascii="TimeNewRoman" w:hAnsi="TimeNewRoman"/>
                 <w:sz w:val="30"/>
               </w:rPr>
-              <w:t>5×3-2=</w:t>
+              <w:t>70+11=</w:t>
             </w:r>
           </w:p>
         </w:tc>
@@ -57,7 +57,7 @@
                 <w:rFonts w:ascii="TimeNewRoman" w:hAnsi="TimeNewRoman"/>
                 <w:sz w:val="30"/>
               </w:rPr>
-              <w:t>9×2=</w:t>
+              <w:t>63+45+93=</w:t>
             </w:r>
           </w:p>
         </w:tc>
@@ -74,7 +74,7 @@
                 <w:rFonts w:ascii="TimeNewRoman" w:hAnsi="TimeNewRoman"/>
                 <w:sz w:val="30"/>
               </w:rPr>
-              <w:t>19+39+67=</w:t>
+              <w:t>2×2=</w:t>
             </w:r>
           </w:p>
         </w:tc>
@@ -91,7 +91,7 @@
                 <w:rFonts w:ascii="TimeNewRoman" w:hAnsi="TimeNewRoman"/>
                 <w:sz w:val="30"/>
               </w:rPr>
-              <w:t>42+17+67=</w:t>
+              <w:t>26+29=</w:t>
             </w:r>
           </w:p>
         </w:tc>
@@ -108,7 +108,7 @@
                 <w:rFonts w:ascii="TimeNewRoman" w:hAnsi="TimeNewRoman"/>
                 <w:sz w:val="30"/>
               </w:rPr>
-              <w:t>84-25=</w:t>
+              <w:t>9×3-26=</w:t>
             </w:r>
           </w:p>
         </w:tc>
@@ -127,7 +127,7 @@
                 <w:rFonts w:ascii="TimeNewRoman" w:hAnsi="TimeNewRoman"/>
                 <w:sz w:val="30"/>
               </w:rPr>
-              <w:t>20÷5=</w:t>
+              <w:t>70+28=</w:t>
             </w:r>
           </w:p>
         </w:tc>
@@ -144,7 +144,7 @@
                 <w:rFonts w:ascii="TimeNewRoman" w:hAnsi="TimeNewRoman"/>
                 <w:sz w:val="30"/>
               </w:rPr>
-              <w:t>92-12=</w:t>
+              <w:t>91+94+69=</w:t>
             </w:r>
           </w:p>
         </w:tc>
@@ -161,7 +161,7 @@
                 <w:rFonts w:ascii="TimeNewRoman" w:hAnsi="TimeNewRoman"/>
                 <w:sz w:val="30"/>
               </w:rPr>
-              <w:t>2+20=</w:t>
+              <w:t>35÷5=</w:t>
             </w:r>
           </w:p>
         </w:tc>
@@ -178,7 +178,234 @@
                 <w:rFonts w:ascii="TimeNewRoman" w:hAnsi="TimeNewRoman"/>
                 <w:sz w:val="30"/>
               </w:rPr>
-              <w:t>7×5=</w:t>
+              <w:t>27+34+13=</w:t>
+            </w:r>
+          </w:p>
+        </w:tc>
+        <w:tc>
+          <w:tcPr>
+            <w:tcW w:type="dxa" w:w="1987"/>
+          </w:tcPr>
+          <w:p>
+            <w:pPr>
+              <w:jc w:val="left"/>
+            </w:pPr>
+            <w:r>
+              <w:rPr>
+                <w:rFonts w:ascii="TimeNewRoman" w:hAnsi="TimeNewRoman"/>
+                <w:sz w:val="30"/>
+              </w:rPr>
+              <w:t>9×5+29=</w:t>
+            </w:r>
+          </w:p>
+        </w:tc>
+      </w:tr>
+      <w:tr>
+        <w:tc>
+          <w:tcPr>
+            <w:tcW w:type="dxa" w:w="1987"/>
+          </w:tcPr>
+          <w:p>
+            <w:pPr>
+              <w:jc w:val="left"/>
+            </w:pPr>
+            <w:r>
+              <w:rPr>
+                <w:rFonts w:ascii="TimeNewRoman" w:hAnsi="TimeNewRoman"/>
+                <w:sz w:val="30"/>
+              </w:rPr>
+              <w:t>64+39+84=</w:t>
+            </w:r>
+          </w:p>
+        </w:tc>
+        <w:tc>
+          <w:tcPr>
+            <w:tcW w:type="dxa" w:w="1987"/>
+          </w:tcPr>
+          <w:p>
+            <w:pPr>
+              <w:jc w:val="left"/>
+            </w:pPr>
+            <w:r>
+              <w:rPr>
+                <w:rFonts w:ascii="TimeNewRoman" w:hAnsi="TimeNewRoman"/>
+                <w:sz w:val="30"/>
+              </w:rPr>
+              <w:t>65-12=</w:t>
+            </w:r>
+          </w:p>
+        </w:tc>
+        <w:tc>
+          <w:tcPr>
+            <w:tcW w:type="dxa" w:w="1987"/>
+          </w:tcPr>
+          <w:p>
+            <w:pPr>
+              <w:jc w:val="left"/>
+            </w:pPr>
+            <w:r>
+              <w:rPr>
+                <w:rFonts w:ascii="TimeNewRoman" w:hAnsi="TimeNewRoman"/>
+                <w:sz w:val="30"/>
+              </w:rPr>
+              <w:t>8×6=</w:t>
+            </w:r>
+          </w:p>
+        </w:tc>
+        <w:tc>
+          <w:tcPr>
+            <w:tcW w:type="dxa" w:w="1987"/>
+          </w:tcPr>
+          <w:p>
+            <w:pPr>
+              <w:jc w:val="left"/>
+            </w:pPr>
+            <w:r>
+              <w:rPr>
+                <w:rFonts w:ascii="TimeNewRoman" w:hAnsi="TimeNewRoman"/>
+                <w:sz w:val="30"/>
+              </w:rPr>
+              <w:t>25+53+57=</w:t>
+            </w:r>
+          </w:p>
+        </w:tc>
+        <w:tc>
+          <w:tcPr>
+            <w:tcW w:type="dxa" w:w="1987"/>
+          </w:tcPr>
+          <w:p>
+            <w:pPr>
+              <w:jc w:val="left"/>
+            </w:pPr>
+            <w:r>
+              <w:rPr>
+                <w:rFonts w:ascii="TimeNewRoman" w:hAnsi="TimeNewRoman"/>
+                <w:sz w:val="30"/>
+              </w:rPr>
+              <w:t>3×4=</w:t>
+            </w:r>
+          </w:p>
+        </w:tc>
+      </w:tr>
+      <w:tr>
+        <w:tc>
+          <w:tcPr>
+            <w:tcW w:type="dxa" w:w="1987"/>
+          </w:tcPr>
+          <w:p>
+            <w:pPr>
+              <w:jc w:val="left"/>
+            </w:pPr>
+            <w:r>
+              <w:rPr>
+                <w:rFonts w:ascii="TimeNewRoman" w:hAnsi="TimeNewRoman"/>
+                <w:sz w:val="30"/>
+              </w:rPr>
+              <w:t>51+28+40=</w:t>
+            </w:r>
+          </w:p>
+        </w:tc>
+        <w:tc>
+          <w:tcPr>
+            <w:tcW w:type="dxa" w:w="1987"/>
+          </w:tcPr>
+          <w:p>
+            <w:pPr>
+              <w:jc w:val="left"/>
+            </w:pPr>
+            <w:r>
+              <w:rPr>
+                <w:rFonts w:ascii="TimeNewRoman" w:hAnsi="TimeNewRoman"/>
+                <w:sz w:val="30"/>
+              </w:rPr>
+              <w:t>8+28-20=</w:t>
+            </w:r>
+          </w:p>
+        </w:tc>
+        <w:tc>
+          <w:tcPr>
+            <w:tcW w:type="dxa" w:w="1987"/>
+          </w:tcPr>
+          <w:p>
+            <w:pPr>
+              <w:jc w:val="left"/>
+            </w:pPr>
+            <w:r>
+              <w:rPr>
+                <w:rFonts w:ascii="TimeNewRoman" w:hAnsi="TimeNewRoman"/>
+                <w:sz w:val="30"/>
+              </w:rPr>
+              <w:t>98+59-72=</w:t>
+            </w:r>
+          </w:p>
+        </w:tc>
+        <w:tc>
+          <w:tcPr>
+            <w:tcW w:type="dxa" w:w="1987"/>
+          </w:tcPr>
+          <w:p>
+            <w:pPr>
+              <w:jc w:val="left"/>
+            </w:pPr>
+            <w:r>
+              <w:rPr>
+                <w:rFonts w:ascii="TimeNewRoman" w:hAnsi="TimeNewRoman"/>
+                <w:sz w:val="30"/>
+              </w:rPr>
+              <w:t>3×6=</w:t>
+            </w:r>
+          </w:p>
+        </w:tc>
+        <w:tc>
+          <w:tcPr>
+            <w:tcW w:type="dxa" w:w="1987"/>
+          </w:tcPr>
+          <w:p>
+            <w:pPr>
+              <w:jc w:val="left"/>
+            </w:pPr>
+            <w:r>
+              <w:rPr>
+                <w:rFonts w:ascii="TimeNewRoman" w:hAnsi="TimeNewRoman"/>
+                <w:sz w:val="30"/>
+              </w:rPr>
+              <w:t>8×2=</w:t>
+            </w:r>
+          </w:p>
+        </w:tc>
+      </w:tr>
+      <w:tr>
+        <w:tc>
+          <w:tcPr>
+            <w:tcW w:type="dxa" w:w="1987"/>
+          </w:tcPr>
+          <w:p>
+            <w:pPr>
+              <w:jc w:val="left"/>
+            </w:pPr>
+            <w:r>
+              <w:rPr>
+                <w:rFonts w:ascii="TimeNewRoman" w:hAnsi="TimeNewRoman"/>
+                <w:sz w:val="30"/>
+              </w:rPr>
+              <w:t>3×8+59=</w:t>
+            </w:r>
+          </w:p>
+        </w:tc>
+        <w:tc>
+          <w:tcPr>
+            <w:tcW w:type="dxa" w:w="1987"/>
+          </w:tcPr>
+          <w:p>
+            <w:pPr>
+              <w:jc w:val="left"/>
+            </w:pPr>
+            <w:r>
+              <w:rPr>
+                <w:rFonts w:ascii="TimeNewRoman" w:hAnsi="TimeNewRoman"/>
+                <w:sz w:val="30"/>
+              </w:rPr>
+              <w:t>61+11+79=</w:t>
             </w:r>
           </w:p>
         </w:tc>
@@ -199,8 +426,6 @@
             </w:r>
           </w:p>
         </w:tc>
-      </w:tr>
-      <w:tr>
         <w:tc>
           <w:tcPr>
             <w:tcW w:type="dxa" w:w="1987"/>
@@ -214,7 +439,7 @@
                 <w:rFonts w:ascii="TimeNewRoman" w:hAnsi="TimeNewRoman"/>
                 <w:sz w:val="30"/>
               </w:rPr>
-              <w:t>76-71=</w:t>
+              <w:t>66+20=</w:t>
             </w:r>
           </w:p>
         </w:tc>
@@ -231,7 +456,60 @@
                 <w:rFonts w:ascii="TimeNewRoman" w:hAnsi="TimeNewRoman"/>
                 <w:sz w:val="30"/>
               </w:rPr>
-              <w:t>2×5=</w:t>
+              <w:t>59-57=</w:t>
+            </w:r>
+          </w:p>
+        </w:tc>
+      </w:tr>
+      <w:tr>
+        <w:tc>
+          <w:tcPr>
+            <w:tcW w:type="dxa" w:w="1987"/>
+          </w:tcPr>
+          <w:p>
+            <w:pPr>
+              <w:jc w:val="left"/>
+            </w:pPr>
+            <w:r>
+              <w:rPr>
+                <w:rFonts w:ascii="TimeNewRoman" w:hAnsi="TimeNewRoman"/>
+                <w:sz w:val="30"/>
+              </w:rPr>
+              <w:t>42÷6=</w:t>
+            </w:r>
+          </w:p>
+        </w:tc>
+        <w:tc>
+          <w:tcPr>
+            <w:tcW w:type="dxa" w:w="1987"/>
+          </w:tcPr>
+          <w:p>
+            <w:pPr>
+              <w:jc w:val="left"/>
+            </w:pPr>
+            <w:r>
+              <w:rPr>
+                <w:rFonts w:ascii="TimeNewRoman" w:hAnsi="TimeNewRoman"/>
+                <w:sz w:val="30"/>
+              </w:rPr>
+              <w:t>91+68+96=</w:t>
+            </w:r>
+          </w:p>
+        </w:tc>
+        <w:tc>
+          <w:tcPr>
+            <w:tcW w:type="dxa" w:w="1987"/>
+          </w:tcPr>
+          <w:p>
+            <w:pPr>
+              <w:jc w:val="left"/>
+            </w:pPr>
+            <w:r>
+              <w:rPr>
+                <w:rFonts w:ascii="TimeNewRoman" w:hAnsi="TimeNewRoman"/>
+                <w:sz w:val="30"/>
+              </w:rPr>
+              <w:t>5×8+84=</w:t>
             </w:r>
           </w:p>
         </w:tc>
@@ -265,24 +543,7 @@
                 <w:rFonts w:ascii="TimeNewRoman" w:hAnsi="TimeNewRoman"/>
                 <w:sz w:val="30"/>
               </w:rPr>
-              <w:t>24+31=</w:t>
-            </w:r>
-          </w:p>
-        </w:tc>
-        <w:tc>
-          <w:tcPr>
-            <w:tcW w:type="dxa" w:w="1987"/>
-          </w:tcPr>
-          <w:p>
-            <w:pPr>
-              <w:jc w:val="left"/>
-            </w:pPr>
-            <w:r>
-              <w:rPr>
-                <w:rFonts w:ascii="TimeNewRoman" w:hAnsi="TimeNewRoman"/>
-                <w:sz w:val="30"/>
-              </w:rPr>
-              <w:t>7×3+78=</w:t>
+              <w:t>6×9=</w:t>
             </w:r>
           </w:p>
         </w:tc>
@@ -301,7 +562,7 @@
                 <w:rFonts w:ascii="TimeNewRoman" w:hAnsi="TimeNewRoman"/>
                 <w:sz w:val="30"/>
               </w:rPr>
-              <w:t>75+47-83=</w:t>
+              <w:t>6×8=</w:t>
             </w:r>
           </w:p>
         </w:tc>
@@ -318,7 +579,7 @@
                 <w:rFonts w:ascii="TimeNewRoman" w:hAnsi="TimeNewRoman"/>
                 <w:sz w:val="30"/>
               </w:rPr>
-              <w:t>46+42=</w:t>
+              <w:t>7×7=</w:t>
             </w:r>
           </w:p>
         </w:tc>
@@ -335,7 +596,7 @@
                 <w:rFonts w:ascii="TimeNewRoman" w:hAnsi="TimeNewRoman"/>
                 <w:sz w:val="30"/>
               </w:rPr>
-              <w:t>8×3-17=</w:t>
+              <w:t>6×3=</w:t>
             </w:r>
           </w:p>
         </w:tc>
@@ -352,7 +613,7 @@
                 <w:rFonts w:ascii="TimeNewRoman" w:hAnsi="TimeNewRoman"/>
                 <w:sz w:val="30"/>
               </w:rPr>
-              <w:t>15-7=</w:t>
+              <w:t>52+39-74=</w:t>
             </w:r>
           </w:p>
         </w:tc>
@@ -369,7 +630,7 @@
                 <w:rFonts w:ascii="TimeNewRoman" w:hAnsi="TimeNewRoman"/>
                 <w:sz w:val="30"/>
               </w:rPr>
-              <w:t>63+69-95=</w:t>
+              <w:t>9×3=</w:t>
             </w:r>
           </w:p>
         </w:tc>
@@ -388,7 +649,7 @@
                 <w:rFonts w:ascii="TimeNewRoman" w:hAnsi="TimeNewRoman"/>
                 <w:sz w:val="30"/>
               </w:rPr>
-              <w:t>6×6-23=</w:t>
+              <w:t>33+91+81=</w:t>
             </w:r>
           </w:p>
         </w:tc>
@@ -405,7 +666,7 @@
                 <w:rFonts w:ascii="TimeNewRoman" w:hAnsi="TimeNewRoman"/>
                 <w:sz w:val="30"/>
               </w:rPr>
-              <w:t>61+25=</w:t>
+              <w:t>3×9=</w:t>
             </w:r>
           </w:p>
         </w:tc>
@@ -422,807 +683,7 @@
                 <w:rFonts w:ascii="TimeNewRoman" w:hAnsi="TimeNewRoman"/>
                 <w:sz w:val="30"/>
               </w:rPr>
-              <w:t>5×3=</w:t>
-            </w:r>
-          </w:p>
-        </w:tc>
-        <w:tc>
-          <w:tcPr>
-            <w:tcW w:type="dxa" w:w="1987"/>
-          </w:tcPr>
-          <w:p>
-            <w:pPr>
-              <w:jc w:val="left"/>
-            </w:pPr>
-            <w:r>
-              <w:rPr>
-                <w:rFonts w:ascii="TimeNewRoman" w:hAnsi="TimeNewRoman"/>
-                <w:sz w:val="30"/>
-              </w:rPr>
-              <w:t>41+12-37=</w:t>
-            </w:r>
-          </w:p>
-        </w:tc>
-        <w:tc>
-          <w:tcPr>
-            <w:tcW w:type="dxa" w:w="1987"/>
-          </w:tcPr>
-          <w:p>
-            <w:pPr>
-              <w:jc w:val="left"/>
-            </w:pPr>
-            <w:r>
-              <w:rPr>
-                <w:rFonts w:ascii="TimeNewRoman" w:hAnsi="TimeNewRoman"/>
-                <w:sz w:val="30"/>
-              </w:rPr>
-              <w:t>23+39=</w:t>
-            </w:r>
-          </w:p>
-        </w:tc>
-      </w:tr>
-      <w:tr>
-        <w:tc>
-          <w:tcPr>
-            <w:tcW w:type="dxa" w:w="1987"/>
-          </w:tcPr>
-          <w:p>
-            <w:pPr>
-              <w:jc w:val="left"/>
-            </w:pPr>
-            <w:r>
-              <w:rPr>
-                <w:rFonts w:ascii="TimeNewRoman" w:hAnsi="TimeNewRoman"/>
-                <w:sz w:val="30"/>
-              </w:rPr>
-              <w:t>8×6=</w:t>
-            </w:r>
-          </w:p>
-        </w:tc>
-        <w:tc>
-          <w:tcPr>
-            <w:tcW w:type="dxa" w:w="1987"/>
-          </w:tcPr>
-          <w:p>
-            <w:pPr>
-              <w:jc w:val="left"/>
-            </w:pPr>
-            <w:r>
-              <w:rPr>
-                <w:rFonts w:ascii="TimeNewRoman" w:hAnsi="TimeNewRoman"/>
-                <w:sz w:val="30"/>
-              </w:rPr>
-              <w:t>30+26=</w:t>
-            </w:r>
-          </w:p>
-        </w:tc>
-        <w:tc>
-          <w:tcPr>
-            <w:tcW w:type="dxa" w:w="1987"/>
-          </w:tcPr>
-          <w:p>
-            <w:pPr>
-              <w:jc w:val="left"/>
-            </w:pPr>
-            <w:r>
-              <w:rPr>
-                <w:rFonts w:ascii="TimeNewRoman" w:hAnsi="TimeNewRoman"/>
-                <w:sz w:val="30"/>
-              </w:rPr>
-              <w:t>5×6=</w:t>
-            </w:r>
-          </w:p>
-        </w:tc>
-        <w:tc>
-          <w:tcPr>
-            <w:tcW w:type="dxa" w:w="1987"/>
-          </w:tcPr>
-          <w:p>
-            <w:pPr>
-              <w:jc w:val="left"/>
-            </w:pPr>
-            <w:r>
-              <w:rPr>
-                <w:rFonts w:ascii="TimeNewRoman" w:hAnsi="TimeNewRoman"/>
-                <w:sz w:val="30"/>
-              </w:rPr>
-              <w:t>75+23=</w:t>
-            </w:r>
-          </w:p>
-        </w:tc>
-        <w:tc>
-          <w:tcPr>
-            <w:tcW w:type="dxa" w:w="1987"/>
-          </w:tcPr>
-          <w:p>
-            <w:pPr>
-              <w:jc w:val="left"/>
-            </w:pPr>
-            <w:r>
-              <w:rPr>
-                <w:rFonts w:ascii="TimeNewRoman" w:hAnsi="TimeNewRoman"/>
-                <w:sz w:val="30"/>
-              </w:rPr>
-              <w:t>6×4-5=</w:t>
-            </w:r>
-          </w:p>
-        </w:tc>
-      </w:tr>
-      <w:tr>
-        <w:tc>
-          <w:tcPr>
-            <w:tcW w:type="dxa" w:w="1987"/>
-          </w:tcPr>
-          <w:p>
-            <w:pPr>
-              <w:jc w:val="left"/>
-            </w:pPr>
-            <w:r>
-              <w:rPr>
-                <w:rFonts w:ascii="TimeNewRoman" w:hAnsi="TimeNewRoman"/>
-                <w:sz w:val="30"/>
-              </w:rPr>
-              <w:t>77+92-54=</w:t>
-            </w:r>
-          </w:p>
-        </w:tc>
-        <w:tc>
-          <w:tcPr>
-            <w:tcW w:type="dxa" w:w="1987"/>
-          </w:tcPr>
-          <w:p>
-            <w:pPr>
-              <w:jc w:val="left"/>
-            </w:pPr>
-            <w:r>
-              <w:rPr>
-                <w:rFonts w:ascii="TimeNewRoman" w:hAnsi="TimeNewRoman"/>
-                <w:sz w:val="30"/>
-              </w:rPr>
-              <w:t>45-22=</w:t>
-            </w:r>
-          </w:p>
-        </w:tc>
-        <w:tc>
-          <w:tcPr>
-            <w:tcW w:type="dxa" w:w="1987"/>
-          </w:tcPr>
-          <w:p>
-            <w:pPr>
-              <w:jc w:val="left"/>
-            </w:pPr>
-            <w:r>
-              <w:rPr>
-                <w:rFonts w:ascii="TimeNewRoman" w:hAnsi="TimeNewRoman"/>
-                <w:sz w:val="30"/>
-              </w:rPr>
-              <w:t>42+51=</w:t>
-            </w:r>
-          </w:p>
-        </w:tc>
-        <w:tc>
-          <w:tcPr>
-            <w:tcW w:type="dxa" w:w="1987"/>
-          </w:tcPr>
-          <w:p>
-            <w:pPr>
-              <w:jc w:val="left"/>
-            </w:pPr>
-            <w:r>
-              <w:rPr>
-                <w:rFonts w:ascii="TimeNewRoman" w:hAnsi="TimeNewRoman"/>
-                <w:sz w:val="30"/>
-              </w:rPr>
-              <w:t>48+76+1=</w:t>
-            </w:r>
-          </w:p>
-        </w:tc>
-        <w:tc>
-          <w:tcPr>
-            <w:tcW w:type="dxa" w:w="1987"/>
-          </w:tcPr>
-          <w:p>
-            <w:pPr>
-              <w:jc w:val="left"/>
-            </w:pPr>
-            <w:r>
-              <w:rPr>
-                <w:rFonts w:ascii="TimeNewRoman" w:hAnsi="TimeNewRoman"/>
-                <w:sz w:val="30"/>
-              </w:rPr>
-              <w:t>67+45+32=</w:t>
-            </w:r>
-          </w:p>
-        </w:tc>
-      </w:tr>
-      <w:tr>
-        <w:tc>
-          <w:tcPr>
-            <w:tcW w:type="dxa" w:w="1987"/>
-          </w:tcPr>
-          <w:p>
-            <w:pPr>
-              <w:jc w:val="left"/>
-            </w:pPr>
-            <w:r>
-              <w:rPr>
-                <w:rFonts w:ascii="TimeNewRoman" w:hAnsi="TimeNewRoman"/>
-                <w:sz w:val="30"/>
-              </w:rPr>
-              <w:t>21÷7=</w:t>
-            </w:r>
-          </w:p>
-        </w:tc>
-        <w:tc>
-          <w:tcPr>
-            <w:tcW w:type="dxa" w:w="1987"/>
-          </w:tcPr>
-          <w:p>
-            <w:pPr>
-              <w:jc w:val="left"/>
-            </w:pPr>
-            <w:r>
-              <w:rPr>
-                <w:rFonts w:ascii="TimeNewRoman" w:hAnsi="TimeNewRoman"/>
-                <w:sz w:val="30"/>
-              </w:rPr>
-              <w:t>14+7-16=</w:t>
-            </w:r>
-          </w:p>
-        </w:tc>
-        <w:tc>
-          <w:tcPr>
-            <w:tcW w:type="dxa" w:w="1987"/>
-          </w:tcPr>
-          <w:p>
-            <w:pPr>
-              <w:jc w:val="left"/>
-            </w:pPr>
-            <w:r>
-              <w:rPr>
-                <w:rFonts w:ascii="TimeNewRoman" w:hAnsi="TimeNewRoman"/>
-                <w:sz w:val="30"/>
-              </w:rPr>
-              <w:t>4×2=</w:t>
-            </w:r>
-          </w:p>
-        </w:tc>
-        <w:tc>
-          <w:tcPr>
-            <w:tcW w:type="dxa" w:w="1987"/>
-          </w:tcPr>
-          <w:p>
-            <w:pPr>
-              <w:jc w:val="left"/>
-            </w:pPr>
-            <w:r>
-              <w:rPr>
-                <w:rFonts w:ascii="TimeNewRoman" w:hAnsi="TimeNewRoman"/>
-                <w:sz w:val="30"/>
-              </w:rPr>
-              <w:t>7+1=</w:t>
-            </w:r>
-          </w:p>
-        </w:tc>
-        <w:tc>
-          <w:tcPr>
-            <w:tcW w:type="dxa" w:w="1987"/>
-          </w:tcPr>
-          <w:p>
-            <w:pPr>
-              <w:jc w:val="left"/>
-            </w:pPr>
-            <w:r>
-              <w:rPr>
-                <w:rFonts w:ascii="TimeNewRoman" w:hAnsi="TimeNewRoman"/>
-                <w:sz w:val="30"/>
-              </w:rPr>
-              <w:t>89-53=</w:t>
-            </w:r>
-          </w:p>
-        </w:tc>
-      </w:tr>
-      <w:tr>
-        <w:tc>
-          <w:tcPr>
-            <w:tcW w:type="dxa" w:w="1987"/>
-          </w:tcPr>
-          <w:p>
-            <w:pPr>
-              <w:jc w:val="left"/>
-            </w:pPr>
-            <w:r>
-              <w:rPr>
-                <w:rFonts w:ascii="TimeNewRoman" w:hAnsi="TimeNewRoman"/>
-                <w:sz w:val="30"/>
-              </w:rPr>
-              <w:t>3×4=</w:t>
-            </w:r>
-          </w:p>
-        </w:tc>
-        <w:tc>
-          <w:tcPr>
-            <w:tcW w:type="dxa" w:w="1987"/>
-          </w:tcPr>
-          <w:p>
-            <w:pPr>
-              <w:jc w:val="left"/>
-            </w:pPr>
-            <w:r>
-              <w:rPr>
-                <w:rFonts w:ascii="TimeNewRoman" w:hAnsi="TimeNewRoman"/>
-                <w:sz w:val="30"/>
-              </w:rPr>
-              <w:t>9×7=</w:t>
-            </w:r>
-          </w:p>
-        </w:tc>
-        <w:tc>
-          <w:tcPr>
-            <w:tcW w:type="dxa" w:w="1987"/>
-          </w:tcPr>
-          <w:p>
-            <w:pPr>
-              <w:jc w:val="left"/>
-            </w:pPr>
-            <w:r>
-              <w:rPr>
-                <w:rFonts w:ascii="TimeNewRoman" w:hAnsi="TimeNewRoman"/>
-                <w:sz w:val="30"/>
-              </w:rPr>
-              <w:t>8×5=</w:t>
-            </w:r>
-          </w:p>
-        </w:tc>
-        <w:tc>
-          <w:tcPr>
-            <w:tcW w:type="dxa" w:w="1987"/>
-          </w:tcPr>
-          <w:p>
-            <w:pPr>
-              <w:jc w:val="left"/>
-            </w:pPr>
-            <w:r>
-              <w:rPr>
-                <w:rFonts w:ascii="TimeNewRoman" w:hAnsi="TimeNewRoman"/>
-                <w:sz w:val="30"/>
-              </w:rPr>
-              <w:t>67-20=</w:t>
-            </w:r>
-          </w:p>
-        </w:tc>
-        <w:tc>
-          <w:tcPr>
-            <w:tcW w:type="dxa" w:w="1987"/>
-          </w:tcPr>
-          <w:p>
-            <w:pPr>
-              <w:jc w:val="left"/>
-            </w:pPr>
-            <w:r>
-              <w:rPr>
-                <w:rFonts w:ascii="TimeNewRoman" w:hAnsi="TimeNewRoman"/>
-                <w:sz w:val="30"/>
-              </w:rPr>
-              <w:t>78-10=</w:t>
-            </w:r>
-          </w:p>
-        </w:tc>
-      </w:tr>
-      <w:tr>
-        <w:tc>
-          <w:tcPr>
-            <w:tcW w:type="dxa" w:w="1987"/>
-          </w:tcPr>
-          <w:p>
-            <w:pPr>
-              <w:jc w:val="left"/>
-            </w:pPr>
-            <w:r>
-              <w:rPr>
-                <w:rFonts w:ascii="TimeNewRoman" w:hAnsi="TimeNewRoman"/>
-                <w:sz w:val="30"/>
-              </w:rPr>
-              <w:t>4×2+94=</w:t>
-            </w:r>
-          </w:p>
-        </w:tc>
-        <w:tc>
-          <w:tcPr>
-            <w:tcW w:type="dxa" w:w="1987"/>
-          </w:tcPr>
-          <w:p>
-            <w:pPr>
-              <w:jc w:val="left"/>
-            </w:pPr>
-            <w:r>
-              <w:rPr>
-                <w:rFonts w:ascii="TimeNewRoman" w:hAnsi="TimeNewRoman"/>
-                <w:sz w:val="30"/>
-              </w:rPr>
-              <w:t>9×9=</w:t>
-            </w:r>
-          </w:p>
-        </w:tc>
-        <w:tc>
-          <w:tcPr>
-            <w:tcW w:type="dxa" w:w="1987"/>
-          </w:tcPr>
-          <w:p>
-            <w:pPr>
-              <w:jc w:val="left"/>
-            </w:pPr>
-            <w:r>
-              <w:rPr>
-                <w:rFonts w:ascii="TimeNewRoman" w:hAnsi="TimeNewRoman"/>
-                <w:sz w:val="30"/>
-              </w:rPr>
-              <w:t>35÷7=</w:t>
-            </w:r>
-          </w:p>
-        </w:tc>
-        <w:tc>
-          <w:tcPr>
-            <w:tcW w:type="dxa" w:w="1987"/>
-          </w:tcPr>
-          <w:p>
-            <w:pPr>
-              <w:jc w:val="left"/>
-            </w:pPr>
-            <w:r>
-              <w:rPr>
-                <w:rFonts w:ascii="TimeNewRoman" w:hAnsi="TimeNewRoman"/>
-                <w:sz w:val="30"/>
-              </w:rPr>
-              <w:t>4×5+12=</w:t>
-            </w:r>
-          </w:p>
-        </w:tc>
-        <w:tc>
-          <w:tcPr>
-            <w:tcW w:type="dxa" w:w="1987"/>
-          </w:tcPr>
-          <w:p>
-            <w:pPr>
-              <w:jc w:val="left"/>
-            </w:pPr>
-            <w:r>
-              <w:rPr>
-                <w:rFonts w:ascii="TimeNewRoman" w:hAnsi="TimeNewRoman"/>
-                <w:sz w:val="30"/>
-              </w:rPr>
-              <w:t>2×6=</w:t>
-            </w:r>
-          </w:p>
-        </w:tc>
-      </w:tr>
-      <w:tr>
-        <w:tc>
-          <w:tcPr>
-            <w:tcW w:type="dxa" w:w="1987"/>
-          </w:tcPr>
-          <w:p>
-            <w:pPr>
-              <w:jc w:val="left"/>
-            </w:pPr>
-            <w:r>
-              <w:rPr>
-                <w:rFonts w:ascii="TimeNewRoman" w:hAnsi="TimeNewRoman"/>
-                <w:sz w:val="30"/>
-              </w:rPr>
-              <w:t>52+46-11=</w:t>
-            </w:r>
-          </w:p>
-        </w:tc>
-        <w:tc>
-          <w:tcPr>
-            <w:tcW w:type="dxa" w:w="1987"/>
-          </w:tcPr>
-          <w:p>
-            <w:pPr>
-              <w:jc w:val="left"/>
-            </w:pPr>
-            <w:r>
-              <w:rPr>
-                <w:rFonts w:ascii="TimeNewRoman" w:hAnsi="TimeNewRoman"/>
-                <w:sz w:val="30"/>
-              </w:rPr>
-              <w:t>54-2=</w:t>
-            </w:r>
-          </w:p>
-        </w:tc>
-        <w:tc>
-          <w:tcPr>
-            <w:tcW w:type="dxa" w:w="1987"/>
-          </w:tcPr>
-          <w:p>
-            <w:pPr>
-              <w:jc w:val="left"/>
-            </w:pPr>
-            <w:r>
-              <w:rPr>
-                <w:rFonts w:ascii="TimeNewRoman" w:hAnsi="TimeNewRoman"/>
-                <w:sz w:val="30"/>
-              </w:rPr>
-              <w:t>91-68=</w:t>
-            </w:r>
-          </w:p>
-        </w:tc>
-        <w:tc>
-          <w:tcPr>
-            <w:tcW w:type="dxa" w:w="1987"/>
-          </w:tcPr>
-          <w:p>
-            <w:pPr>
-              <w:jc w:val="left"/>
-            </w:pPr>
-            <w:r>
-              <w:rPr>
-                <w:rFonts w:ascii="TimeNewRoman" w:hAnsi="TimeNewRoman"/>
-                <w:sz w:val="30"/>
-              </w:rPr>
-              <w:t>4×4=</w:t>
-            </w:r>
-          </w:p>
-        </w:tc>
-        <w:tc>
-          <w:tcPr>
-            <w:tcW w:type="dxa" w:w="1987"/>
-          </w:tcPr>
-          <w:p>
-            <w:pPr>
-              <w:jc w:val="left"/>
-            </w:pPr>
-            <w:r>
-              <w:rPr>
-                <w:rFonts w:ascii="TimeNewRoman" w:hAnsi="TimeNewRoman"/>
-                <w:sz w:val="30"/>
-              </w:rPr>
-              <w:t>84-55=</w:t>
-            </w:r>
-          </w:p>
-        </w:tc>
-      </w:tr>
-      <w:tr>
-        <w:tc>
-          <w:tcPr>
-            <w:tcW w:type="dxa" w:w="1987"/>
-          </w:tcPr>
-          <w:p>
-            <w:pPr>
-              <w:jc w:val="left"/>
-            </w:pPr>
-            <w:r>
-              <w:rPr>
-                <w:rFonts w:ascii="TimeNewRoman" w:hAnsi="TimeNewRoman"/>
-                <w:sz w:val="30"/>
-              </w:rPr>
-              <w:t>8÷2=</w:t>
-            </w:r>
-          </w:p>
-        </w:tc>
-        <w:tc>
-          <w:tcPr>
-            <w:tcW w:type="dxa" w:w="1987"/>
-          </w:tcPr>
-          <w:p>
-            <w:pPr>
-              <w:jc w:val="left"/>
-            </w:pPr>
-            <w:r>
-              <w:rPr>
-                <w:rFonts w:ascii="TimeNewRoman" w:hAnsi="TimeNewRoman"/>
-                <w:sz w:val="30"/>
-              </w:rPr>
-              <w:t>7+5=</w:t>
-            </w:r>
-          </w:p>
-        </w:tc>
-        <w:tc>
-          <w:tcPr>
-            <w:tcW w:type="dxa" w:w="1987"/>
-          </w:tcPr>
-          <w:p>
-            <w:pPr>
-              <w:jc w:val="left"/>
-            </w:pPr>
-            <w:r>
-              <w:rPr>
-                <w:rFonts w:ascii="TimeNewRoman" w:hAnsi="TimeNewRoman"/>
-                <w:sz w:val="30"/>
-              </w:rPr>
-              <w:t>49+11=</w:t>
-            </w:r>
-          </w:p>
-        </w:tc>
-        <w:tc>
-          <w:tcPr>
-            <w:tcW w:type="dxa" w:w="1987"/>
-          </w:tcPr>
-          <w:p>
-            <w:pPr>
-              <w:jc w:val="left"/>
-            </w:pPr>
-            <w:r>
-              <w:rPr>
-                <w:rFonts w:ascii="TimeNewRoman" w:hAnsi="TimeNewRoman"/>
-                <w:sz w:val="30"/>
-              </w:rPr>
-              <w:t>31+8=</w:t>
-            </w:r>
-          </w:p>
-        </w:tc>
-        <w:tc>
-          <w:tcPr>
-            <w:tcW w:type="dxa" w:w="1987"/>
-          </w:tcPr>
-          <w:p>
-            <w:pPr>
-              <w:jc w:val="left"/>
-            </w:pPr>
-            <w:r>
-              <w:rPr>
-                <w:rFonts w:ascii="TimeNewRoman" w:hAnsi="TimeNewRoman"/>
-                <w:sz w:val="30"/>
-              </w:rPr>
-              <w:t>72-52=</w:t>
-            </w:r>
-          </w:p>
-        </w:tc>
-      </w:tr>
-      <w:tr>
-        <w:tc>
-          <w:tcPr>
-            <w:tcW w:type="dxa" w:w="1987"/>
-          </w:tcPr>
-          <w:p>
-            <w:pPr>
-              <w:jc w:val="left"/>
-            </w:pPr>
-            <w:r>
-              <w:rPr>
-                <w:rFonts w:ascii="TimeNewRoman" w:hAnsi="TimeNewRoman"/>
-                <w:sz w:val="30"/>
-              </w:rPr>
-              <w:t>7×4=</w:t>
-            </w:r>
-          </w:p>
-        </w:tc>
-        <w:tc>
-          <w:tcPr>
-            <w:tcW w:type="dxa" w:w="1987"/>
-          </w:tcPr>
-          <w:p>
-            <w:pPr>
-              <w:jc w:val="left"/>
-            </w:pPr>
-            <w:r>
-              <w:rPr>
-                <w:rFonts w:ascii="TimeNewRoman" w:hAnsi="TimeNewRoman"/>
-                <w:sz w:val="30"/>
-              </w:rPr>
-              <w:t>2×8=</w:t>
-            </w:r>
-          </w:p>
-        </w:tc>
-        <w:tc>
-          <w:tcPr>
-            <w:tcW w:type="dxa" w:w="1987"/>
-          </w:tcPr>
-          <w:p>
-            <w:pPr>
-              <w:jc w:val="left"/>
-            </w:pPr>
-            <w:r>
-              <w:rPr>
-                <w:rFonts w:ascii="TimeNewRoman" w:hAnsi="TimeNewRoman"/>
-                <w:sz w:val="30"/>
-              </w:rPr>
-              <w:t>22+14+50=</w:t>
-            </w:r>
-          </w:p>
-        </w:tc>
-        <w:tc>
-          <w:tcPr>
-            <w:tcW w:type="dxa" w:w="1987"/>
-          </w:tcPr>
-          <w:p>
-            <w:pPr>
-              <w:jc w:val="left"/>
-            </w:pPr>
-            <w:r>
-              <w:rPr>
-                <w:rFonts w:ascii="TimeNewRoman" w:hAnsi="TimeNewRoman"/>
-                <w:sz w:val="30"/>
-              </w:rPr>
-              <w:t>6×7=</w:t>
-            </w:r>
-          </w:p>
-        </w:tc>
-        <w:tc>
-          <w:tcPr>
-            <w:tcW w:type="dxa" w:w="1987"/>
-          </w:tcPr>
-          <w:p>
-            <w:pPr>
-              <w:jc w:val="left"/>
-            </w:pPr>
-            <w:r>
-              <w:rPr>
-                <w:rFonts w:ascii="TimeNewRoman" w:hAnsi="TimeNewRoman"/>
-                <w:sz w:val="30"/>
-              </w:rPr>
-              <w:t>64-30=</w:t>
-            </w:r>
-          </w:p>
-        </w:tc>
-      </w:tr>
-      <w:tr>
-        <w:tc>
-          <w:tcPr>
-            <w:tcW w:type="dxa" w:w="1987"/>
-          </w:tcPr>
-          <w:p>
-            <w:pPr>
-              <w:jc w:val="left"/>
-            </w:pPr>
-            <w:r>
-              <w:rPr>
-                <w:rFonts w:ascii="TimeNewRoman" w:hAnsi="TimeNewRoman"/>
-                <w:sz w:val="30"/>
-              </w:rPr>
-              <w:t>5+69=</w:t>
-            </w:r>
-          </w:p>
-        </w:tc>
-        <w:tc>
-          <w:tcPr>
-            <w:tcW w:type="dxa" w:w="1987"/>
-          </w:tcPr>
-          <w:p>
-            <w:pPr>
-              <w:jc w:val="left"/>
-            </w:pPr>
-            <w:r>
-              <w:rPr>
-                <w:rFonts w:ascii="TimeNewRoman" w:hAnsi="TimeNewRoman"/>
-                <w:sz w:val="30"/>
-              </w:rPr>
-              <w:t>8×8-43=</w:t>
-            </w:r>
-          </w:p>
-        </w:tc>
-        <w:tc>
-          <w:tcPr>
-            <w:tcW w:type="dxa" w:w="1987"/>
-          </w:tcPr>
-          <w:p>
-            <w:pPr>
-              <w:jc w:val="left"/>
-            </w:pPr>
-            <w:r>
-              <w:rPr>
-                <w:rFonts w:ascii="TimeNewRoman" w:hAnsi="TimeNewRoman"/>
-                <w:sz w:val="30"/>
-              </w:rPr>
-              <w:t>76+22=</w:t>
-            </w:r>
-          </w:p>
-        </w:tc>
-        <w:tc>
-          <w:tcPr>
-            <w:tcW w:type="dxa" w:w="1987"/>
-          </w:tcPr>
-          <w:p>
-            <w:pPr>
-              <w:jc w:val="left"/>
-            </w:pPr>
-            <w:r>
-              <w:rPr>
-                <w:rFonts w:ascii="TimeNewRoman" w:hAnsi="TimeNewRoman"/>
-                <w:sz w:val="30"/>
-              </w:rPr>
-              <w:t>1×4=</w:t>
+              <w:t>36÷4=</w:t>
             </w:r>
           </w:p>
         </w:tc>
@@ -1243,8 +704,6 @@
             </w:r>
           </w:p>
         </w:tc>
-      </w:tr>
-      <w:tr>
         <w:tc>
           <w:tcPr>
             <w:tcW w:type="dxa" w:w="1987"/>
@@ -1258,75 +717,7 @@
                 <w:rFonts w:ascii="TimeNewRoman" w:hAnsi="TimeNewRoman"/>
                 <w:sz w:val="30"/>
               </w:rPr>
-              <w:t>5×9-4=</w:t>
-            </w:r>
-          </w:p>
-        </w:tc>
-        <w:tc>
-          <w:tcPr>
-            <w:tcW w:type="dxa" w:w="1987"/>
-          </w:tcPr>
-          <w:p>
-            <w:pPr>
-              <w:jc w:val="left"/>
-            </w:pPr>
-            <w:r>
-              <w:rPr>
-                <w:rFonts w:ascii="TimeNewRoman" w:hAnsi="TimeNewRoman"/>
-                <w:sz w:val="30"/>
-              </w:rPr>
-              <w:t>92+58-87=</w:t>
-            </w:r>
-          </w:p>
-        </w:tc>
-        <w:tc>
-          <w:tcPr>
-            <w:tcW w:type="dxa" w:w="1987"/>
-          </w:tcPr>
-          <w:p>
-            <w:pPr>
-              <w:jc w:val="left"/>
-            </w:pPr>
-            <w:r>
-              <w:rPr>
-                <w:rFonts w:ascii="TimeNewRoman" w:hAnsi="TimeNewRoman"/>
-                <w:sz w:val="30"/>
-              </w:rPr>
-              <w:t>8×4-10=</w:t>
-            </w:r>
-          </w:p>
-        </w:tc>
-        <w:tc>
-          <w:tcPr>
-            <w:tcW w:type="dxa" w:w="1987"/>
-          </w:tcPr>
-          <w:p>
-            <w:pPr>
-              <w:jc w:val="left"/>
-            </w:pPr>
-            <w:r>
-              <w:rPr>
-                <w:rFonts w:ascii="TimeNewRoman" w:hAnsi="TimeNewRoman"/>
-                <w:sz w:val="30"/>
-              </w:rPr>
-              <w:t>38+27=</w:t>
-            </w:r>
-          </w:p>
-        </w:tc>
-        <w:tc>
-          <w:tcPr>
-            <w:tcW w:type="dxa" w:w="1987"/>
-          </w:tcPr>
-          <w:p>
-            <w:pPr>
-              <w:jc w:val="left"/>
-            </w:pPr>
-            <w:r>
-              <w:rPr>
-                <w:rFonts w:ascii="TimeNewRoman" w:hAnsi="TimeNewRoman"/>
-                <w:sz w:val="30"/>
-              </w:rPr>
-              <w:t>57+4=</w:t>
+              <w:t>40÷5=</w:t>
             </w:r>
           </w:p>
         </w:tc>
@@ -1345,7 +736,7 @@
                 <w:rFonts w:ascii="TimeNewRoman" w:hAnsi="TimeNewRoman"/>
                 <w:sz w:val="30"/>
               </w:rPr>
-              <w:t>4×9=</w:t>
+              <w:t>12+46=</w:t>
             </w:r>
           </w:p>
         </w:tc>
@@ -1362,7 +753,7 @@
                 <w:rFonts w:ascii="TimeNewRoman" w:hAnsi="TimeNewRoman"/>
                 <w:sz w:val="30"/>
               </w:rPr>
-              <w:t>61-53=</w:t>
+              <w:t>47-46=</w:t>
             </w:r>
           </w:p>
         </w:tc>
@@ -1379,7 +770,251 @@
                 <w:rFonts w:ascii="TimeNewRoman" w:hAnsi="TimeNewRoman"/>
                 <w:sz w:val="30"/>
               </w:rPr>
-              <w:t>71+63+34=</w:t>
+              <w:t>10÷2=</w:t>
+            </w:r>
+          </w:p>
+        </w:tc>
+        <w:tc>
+          <w:tcPr>
+            <w:tcW w:type="dxa" w:w="1987"/>
+          </w:tcPr>
+          <w:p>
+            <w:pPr>
+              <w:jc w:val="left"/>
+            </w:pPr>
+            <w:r>
+              <w:rPr>
+                <w:rFonts w:ascii="TimeNewRoman" w:hAnsi="TimeNewRoman"/>
+                <w:sz w:val="30"/>
+              </w:rPr>
+              <w:t>6×2-10=</w:t>
+            </w:r>
+          </w:p>
+        </w:tc>
+        <w:tc>
+          <w:tcPr>
+            <w:tcW w:type="dxa" w:w="1987"/>
+          </w:tcPr>
+          <w:p>
+            <w:pPr>
+              <w:jc w:val="left"/>
+            </w:pPr>
+            <w:r>
+              <w:rPr>
+                <w:rFonts w:ascii="TimeNewRoman" w:hAnsi="TimeNewRoman"/>
+                <w:sz w:val="30"/>
+              </w:rPr>
+              <w:t>2×6+73=</w:t>
+            </w:r>
+          </w:p>
+        </w:tc>
+      </w:tr>
+      <w:tr>
+        <w:tc>
+          <w:tcPr>
+            <w:tcW w:type="dxa" w:w="1987"/>
+          </w:tcPr>
+          <w:p>
+            <w:pPr>
+              <w:jc w:val="left"/>
+            </w:pPr>
+            <w:r>
+              <w:rPr>
+                <w:rFonts w:ascii="TimeNewRoman" w:hAnsi="TimeNewRoman"/>
+                <w:sz w:val="30"/>
+              </w:rPr>
+              <w:t>52+22=</w:t>
+            </w:r>
+          </w:p>
+        </w:tc>
+        <w:tc>
+          <w:tcPr>
+            <w:tcW w:type="dxa" w:w="1987"/>
+          </w:tcPr>
+          <w:p>
+            <w:pPr>
+              <w:jc w:val="left"/>
+            </w:pPr>
+            <w:r>
+              <w:rPr>
+                <w:rFonts w:ascii="TimeNewRoman" w:hAnsi="TimeNewRoman"/>
+                <w:sz w:val="30"/>
+              </w:rPr>
+              <w:t>96+62+30=</w:t>
+            </w:r>
+          </w:p>
+        </w:tc>
+        <w:tc>
+          <w:tcPr>
+            <w:tcW w:type="dxa" w:w="1987"/>
+          </w:tcPr>
+          <w:p>
+            <w:pPr>
+              <w:jc w:val="left"/>
+            </w:pPr>
+            <w:r>
+              <w:rPr>
+                <w:rFonts w:ascii="TimeNewRoman" w:hAnsi="TimeNewRoman"/>
+                <w:sz w:val="30"/>
+              </w:rPr>
+              <w:t>1×1=</w:t>
+            </w:r>
+          </w:p>
+        </w:tc>
+        <w:tc>
+          <w:tcPr>
+            <w:tcW w:type="dxa" w:w="1987"/>
+          </w:tcPr>
+          <w:p>
+            <w:pPr>
+              <w:jc w:val="left"/>
+            </w:pPr>
+            <w:r>
+              <w:rPr>
+                <w:rFonts w:ascii="TimeNewRoman" w:hAnsi="TimeNewRoman"/>
+                <w:sz w:val="30"/>
+              </w:rPr>
+              <w:t>88-56=</w:t>
+            </w:r>
+          </w:p>
+        </w:tc>
+        <w:tc>
+          <w:tcPr>
+            <w:tcW w:type="dxa" w:w="1987"/>
+          </w:tcPr>
+          <w:p>
+            <w:pPr>
+              <w:jc w:val="left"/>
+            </w:pPr>
+            <w:r>
+              <w:rPr>
+                <w:rFonts w:ascii="TimeNewRoman" w:hAnsi="TimeNewRoman"/>
+                <w:sz w:val="30"/>
+              </w:rPr>
+              <w:t>4×6=</w:t>
+            </w:r>
+          </w:p>
+        </w:tc>
+      </w:tr>
+      <w:tr>
+        <w:tc>
+          <w:tcPr>
+            <w:tcW w:type="dxa" w:w="1987"/>
+          </w:tcPr>
+          <w:p>
+            <w:pPr>
+              <w:jc w:val="left"/>
+            </w:pPr>
+            <w:r>
+              <w:rPr>
+                <w:rFonts w:ascii="TimeNewRoman" w:hAnsi="TimeNewRoman"/>
+                <w:sz w:val="30"/>
+              </w:rPr>
+              <w:t>8×8=</w:t>
+            </w:r>
+          </w:p>
+        </w:tc>
+        <w:tc>
+          <w:tcPr>
+            <w:tcW w:type="dxa" w:w="1987"/>
+          </w:tcPr>
+          <w:p>
+            <w:pPr>
+              <w:jc w:val="left"/>
+            </w:pPr>
+            <w:r>
+              <w:rPr>
+                <w:rFonts w:ascii="TimeNewRoman" w:hAnsi="TimeNewRoman"/>
+                <w:sz w:val="30"/>
+              </w:rPr>
+              <w:t>4×5=</w:t>
+            </w:r>
+          </w:p>
+        </w:tc>
+        <w:tc>
+          <w:tcPr>
+            <w:tcW w:type="dxa" w:w="1987"/>
+          </w:tcPr>
+          <w:p>
+            <w:pPr>
+              <w:jc w:val="left"/>
+            </w:pPr>
+            <w:r>
+              <w:rPr>
+                <w:rFonts w:ascii="TimeNewRoman" w:hAnsi="TimeNewRoman"/>
+                <w:sz w:val="30"/>
+              </w:rPr>
+              <w:t>80-68=</w:t>
+            </w:r>
+          </w:p>
+        </w:tc>
+        <w:tc>
+          <w:tcPr>
+            <w:tcW w:type="dxa" w:w="1987"/>
+          </w:tcPr>
+          <w:p>
+            <w:pPr>
+              <w:jc w:val="left"/>
+            </w:pPr>
+            <w:r>
+              <w:rPr>
+                <w:rFonts w:ascii="TimeNewRoman" w:hAnsi="TimeNewRoman"/>
+                <w:sz w:val="30"/>
+              </w:rPr>
+              <w:t>9×8=</w:t>
+            </w:r>
+          </w:p>
+        </w:tc>
+        <w:tc>
+          <w:tcPr>
+            <w:tcW w:type="dxa" w:w="1987"/>
+          </w:tcPr>
+          <w:p>
+            <w:pPr>
+              <w:jc w:val="left"/>
+            </w:pPr>
+            <w:r>
+              <w:rPr>
+                <w:rFonts w:ascii="TimeNewRoman" w:hAnsi="TimeNewRoman"/>
+                <w:sz w:val="30"/>
+              </w:rPr>
+              <w:t>4×7-4=</w:t>
+            </w:r>
+          </w:p>
+        </w:tc>
+      </w:tr>
+      <w:tr>
+        <w:tc>
+          <w:tcPr>
+            <w:tcW w:type="dxa" w:w="1987"/>
+          </w:tcPr>
+          <w:p>
+            <w:pPr>
+              <w:jc w:val="left"/>
+            </w:pPr>
+            <w:r>
+              <w:rPr>
+                <w:rFonts w:ascii="TimeNewRoman" w:hAnsi="TimeNewRoman"/>
+                <w:sz w:val="30"/>
+              </w:rPr>
+              <w:t>59+68+31=</w:t>
+            </w:r>
+          </w:p>
+        </w:tc>
+        <w:tc>
+          <w:tcPr>
+            <w:tcW w:type="dxa" w:w="1987"/>
+          </w:tcPr>
+          <w:p>
+            <w:pPr>
+              <w:jc w:val="left"/>
+            </w:pPr>
+            <w:r>
+              <w:rPr>
+                <w:rFonts w:ascii="TimeNewRoman" w:hAnsi="TimeNewRoman"/>
+                <w:sz w:val="30"/>
+              </w:rPr>
+              <w:t>5×2=</w:t>
             </w:r>
           </w:p>
         </w:tc>
@@ -1413,7 +1048,24 @@
                 <w:rFonts w:ascii="TimeNewRoman" w:hAnsi="TimeNewRoman"/>
                 <w:sz w:val="30"/>
               </w:rPr>
-              <w:t>4×8-8=</w:t>
+              <w:t>65-56=</w:t>
+            </w:r>
+          </w:p>
+        </w:tc>
+        <w:tc>
+          <w:tcPr>
+            <w:tcW w:type="dxa" w:w="1987"/>
+          </w:tcPr>
+          <w:p>
+            <w:pPr>
+              <w:jc w:val="left"/>
+            </w:pPr>
+            <w:r>
+              <w:rPr>
+                <w:rFonts w:ascii="TimeNewRoman" w:hAnsi="TimeNewRoman"/>
+                <w:sz w:val="30"/>
+              </w:rPr>
+              <w:t>25+3=</w:t>
             </w:r>
           </w:p>
         </w:tc>
@@ -1432,7 +1084,7 @@
                 <w:rFonts w:ascii="TimeNewRoman" w:hAnsi="TimeNewRoman"/>
                 <w:sz w:val="30"/>
               </w:rPr>
-              <w:t>3×6+52=</w:t>
+              <w:t>7×6+3=</w:t>
             </w:r>
           </w:p>
         </w:tc>
@@ -1449,7 +1101,7 @@
                 <w:rFonts w:ascii="TimeNewRoman" w:hAnsi="TimeNewRoman"/>
                 <w:sz w:val="30"/>
               </w:rPr>
-              <w:t>9×8-62=</w:t>
+              <w:t>26+81+9=</w:t>
             </w:r>
           </w:p>
         </w:tc>
@@ -1466,7 +1118,7 @@
                 <w:rFonts w:ascii="TimeNewRoman" w:hAnsi="TimeNewRoman"/>
                 <w:sz w:val="30"/>
               </w:rPr>
-              <w:t>9×8=</w:t>
+              <w:t>82-35=</w:t>
             </w:r>
           </w:p>
         </w:tc>
@@ -1483,7 +1135,7 @@
                 <w:rFonts w:ascii="TimeNewRoman" w:hAnsi="TimeNewRoman"/>
                 <w:sz w:val="30"/>
               </w:rPr>
-              <w:t>6÷2=</w:t>
+              <w:t>6÷1=</w:t>
             </w:r>
           </w:p>
         </w:tc>
@@ -1500,7 +1152,7 @@
                 <w:rFonts w:ascii="TimeNewRoman" w:hAnsi="TimeNewRoman"/>
                 <w:sz w:val="30"/>
               </w:rPr>
-              <w:t>12+28=</w:t>
+              <w:t>21÷3=</w:t>
             </w:r>
           </w:p>
         </w:tc>
@@ -1519,7 +1171,7 @@
                 <w:rFonts w:ascii="TimeNewRoman" w:hAnsi="TimeNewRoman"/>
                 <w:sz w:val="30"/>
               </w:rPr>
-              <w:t>84-11=</w:t>
+              <w:t>8×3=</w:t>
             </w:r>
           </w:p>
         </w:tc>
@@ -1536,7 +1188,7 @@
                 <w:rFonts w:ascii="TimeNewRoman" w:hAnsi="TimeNewRoman"/>
                 <w:sz w:val="30"/>
               </w:rPr>
-              <w:t>18÷2=</w:t>
+              <w:t>7+16-19=</w:t>
             </w:r>
           </w:p>
         </w:tc>
@@ -1553,7 +1205,7 @@
                 <w:rFonts w:ascii="TimeNewRoman" w:hAnsi="TimeNewRoman"/>
                 <w:sz w:val="30"/>
               </w:rPr>
-              <w:t>19-6=</w:t>
+              <w:t>31+30=</w:t>
             </w:r>
           </w:p>
         </w:tc>
@@ -1570,7 +1222,7 @@
                 <w:rFonts w:ascii="TimeNewRoman" w:hAnsi="TimeNewRoman"/>
                 <w:sz w:val="30"/>
               </w:rPr>
-              <w:t>8×2=</w:t>
+              <w:t>15+43=</w:t>
             </w:r>
           </w:p>
         </w:tc>
@@ -1587,7 +1239,7 @@
                 <w:rFonts w:ascii="TimeNewRoman" w:hAnsi="TimeNewRoman"/>
                 <w:sz w:val="30"/>
               </w:rPr>
-              <w:t>97+54-76=</w:t>
+              <w:t>8×5=</w:t>
             </w:r>
           </w:p>
         </w:tc>
@@ -1606,7 +1258,7 @@
                 <w:rFonts w:ascii="TimeNewRoman" w:hAnsi="TimeNewRoman"/>
                 <w:sz w:val="30"/>
               </w:rPr>
-              <w:t>85+17+4=</w:t>
+              <w:t>57+31=</w:t>
             </w:r>
           </w:p>
         </w:tc>
@@ -1623,7 +1275,215 @@
                 <w:rFonts w:ascii="TimeNewRoman" w:hAnsi="TimeNewRoman"/>
                 <w:sz w:val="30"/>
               </w:rPr>
-              <w:t>9×3-14=</w:t>
+              <w:t>76+97-66=</w:t>
+            </w:r>
+          </w:p>
+        </w:tc>
+        <w:tc>
+          <w:tcPr>
+            <w:tcW w:type="dxa" w:w="1987"/>
+          </w:tcPr>
+          <w:p>
+            <w:pPr>
+              <w:jc w:val="left"/>
+            </w:pPr>
+            <w:r>
+              <w:rPr>
+                <w:rFonts w:ascii="TimeNewRoman" w:hAnsi="TimeNewRoman"/>
+                <w:sz w:val="30"/>
+              </w:rPr>
+              <w:t>23+63-4=</w:t>
+            </w:r>
+          </w:p>
+        </w:tc>
+        <w:tc>
+          <w:tcPr>
+            <w:tcW w:type="dxa" w:w="1987"/>
+          </w:tcPr>
+          <w:p>
+            <w:pPr>
+              <w:jc w:val="left"/>
+            </w:pPr>
+            <w:r>
+              <w:rPr>
+                <w:rFonts w:ascii="TimeNewRoman" w:hAnsi="TimeNewRoman"/>
+                <w:sz w:val="30"/>
+              </w:rPr>
+              <w:t>4×9=</w:t>
+            </w:r>
+          </w:p>
+        </w:tc>
+        <w:tc>
+          <w:tcPr>
+            <w:tcW w:type="dxa" w:w="1987"/>
+          </w:tcPr>
+          <w:p>
+            <w:pPr>
+              <w:jc w:val="left"/>
+            </w:pPr>
+            <w:r>
+              <w:rPr>
+                <w:rFonts w:ascii="TimeNewRoman" w:hAnsi="TimeNewRoman"/>
+                <w:sz w:val="30"/>
+              </w:rPr>
+              <w:t>1×3=</w:t>
+            </w:r>
+          </w:p>
+        </w:tc>
+      </w:tr>
+      <w:tr>
+        <w:tc>
+          <w:tcPr>
+            <w:tcW w:type="dxa" w:w="1987"/>
+          </w:tcPr>
+          <w:p>
+            <w:pPr>
+              <w:jc w:val="left"/>
+            </w:pPr>
+            <w:r>
+              <w:rPr>
+                <w:rFonts w:ascii="TimeNewRoman" w:hAnsi="TimeNewRoman"/>
+                <w:sz w:val="30"/>
+              </w:rPr>
+              <w:t>4×2=</w:t>
+            </w:r>
+          </w:p>
+        </w:tc>
+        <w:tc>
+          <w:tcPr>
+            <w:tcW w:type="dxa" w:w="1987"/>
+          </w:tcPr>
+          <w:p>
+            <w:pPr>
+              <w:jc w:val="left"/>
+            </w:pPr>
+            <w:r>
+              <w:rPr>
+                <w:rFonts w:ascii="TimeNewRoman" w:hAnsi="TimeNewRoman"/>
+                <w:sz w:val="30"/>
+              </w:rPr>
+              <w:t>4×4-11=</w:t>
+            </w:r>
+          </w:p>
+        </w:tc>
+        <w:tc>
+          <w:tcPr>
+            <w:tcW w:type="dxa" w:w="1987"/>
+          </w:tcPr>
+          <w:p>
+            <w:pPr>
+              <w:jc w:val="left"/>
+            </w:pPr>
+            <w:r>
+              <w:rPr>
+                <w:rFonts w:ascii="TimeNewRoman" w:hAnsi="TimeNewRoman"/>
+                <w:sz w:val="30"/>
+              </w:rPr>
+              <w:t>2×6=</w:t>
+            </w:r>
+          </w:p>
+        </w:tc>
+        <w:tc>
+          <w:tcPr>
+            <w:tcW w:type="dxa" w:w="1987"/>
+          </w:tcPr>
+          <w:p>
+            <w:pPr>
+              <w:jc w:val="left"/>
+            </w:pPr>
+            <w:r>
+              <w:rPr>
+                <w:rFonts w:ascii="TimeNewRoman" w:hAnsi="TimeNewRoman"/>
+                <w:sz w:val="30"/>
+              </w:rPr>
+              <w:t>1+84=</w:t>
+            </w:r>
+          </w:p>
+        </w:tc>
+        <w:tc>
+          <w:tcPr>
+            <w:tcW w:type="dxa" w:w="1987"/>
+          </w:tcPr>
+          <w:p>
+            <w:pPr>
+              <w:jc w:val="left"/>
+            </w:pPr>
+            <w:r>
+              <w:rPr>
+                <w:rFonts w:ascii="TimeNewRoman" w:hAnsi="TimeNewRoman"/>
+                <w:sz w:val="30"/>
+              </w:rPr>
+              <w:t>6×2+11=</w:t>
+            </w:r>
+          </w:p>
+        </w:tc>
+      </w:tr>
+      <w:tr>
+        <w:tc>
+          <w:tcPr>
+            <w:tcW w:type="dxa" w:w="1987"/>
+          </w:tcPr>
+          <w:p>
+            <w:pPr>
+              <w:jc w:val="left"/>
+            </w:pPr>
+            <w:r>
+              <w:rPr>
+                <w:rFonts w:ascii="TimeNewRoman" w:hAnsi="TimeNewRoman"/>
+                <w:sz w:val="30"/>
+              </w:rPr>
+              <w:t>5×7=</w:t>
+            </w:r>
+          </w:p>
+        </w:tc>
+        <w:tc>
+          <w:tcPr>
+            <w:tcW w:type="dxa" w:w="1987"/>
+          </w:tcPr>
+          <w:p>
+            <w:pPr>
+              <w:jc w:val="left"/>
+            </w:pPr>
+            <w:r>
+              <w:rPr>
+                <w:rFonts w:ascii="TimeNewRoman" w:hAnsi="TimeNewRoman"/>
+                <w:sz w:val="30"/>
+              </w:rPr>
+              <w:t>9×4=</w:t>
+            </w:r>
+          </w:p>
+        </w:tc>
+        <w:tc>
+          <w:tcPr>
+            <w:tcW w:type="dxa" w:w="1987"/>
+          </w:tcPr>
+          <w:p>
+            <w:pPr>
+              <w:jc w:val="left"/>
+            </w:pPr>
+            <w:r>
+              <w:rPr>
+                <w:rFonts w:ascii="TimeNewRoman" w:hAnsi="TimeNewRoman"/>
+                <w:sz w:val="30"/>
+              </w:rPr>
+              <w:t>8×1=</w:t>
+            </w:r>
+          </w:p>
+        </w:tc>
+        <w:tc>
+          <w:tcPr>
+            <w:tcW w:type="dxa" w:w="1987"/>
+          </w:tcPr>
+          <w:p>
+            <w:pPr>
+              <w:jc w:val="left"/>
+            </w:pPr>
+            <w:r>
+              <w:rPr>
+                <w:rFonts w:ascii="TimeNewRoman" w:hAnsi="TimeNewRoman"/>
+                <w:sz w:val="30"/>
+              </w:rPr>
+              <w:t>10÷5=</w:t>
             </w:r>
           </w:p>
         </w:tc>
@@ -1644,6 +1504,8 @@
             </w:r>
           </w:p>
         </w:tc>
+      </w:tr>
+      <w:tr>
         <w:tc>
           <w:tcPr>
             <w:tcW w:type="dxa" w:w="1987"/>
@@ -1657,7 +1519,7 @@
                 <w:rFonts w:ascii="TimeNewRoman" w:hAnsi="TimeNewRoman"/>
                 <w:sz w:val="30"/>
               </w:rPr>
-              <w:t>31+48=</w:t>
+              <w:t>8×9=</w:t>
             </w:r>
           </w:p>
         </w:tc>
@@ -1674,7 +1536,58 @@
                 <w:rFonts w:ascii="TimeNewRoman" w:hAnsi="TimeNewRoman"/>
                 <w:sz w:val="30"/>
               </w:rPr>
-              <w:t>4-1=</w:t>
+              <w:t>63-33=</w:t>
+            </w:r>
+          </w:p>
+        </w:tc>
+        <w:tc>
+          <w:tcPr>
+            <w:tcW w:type="dxa" w:w="1987"/>
+          </w:tcPr>
+          <w:p>
+            <w:pPr>
+              <w:jc w:val="left"/>
+            </w:pPr>
+            <w:r>
+              <w:rPr>
+                <w:rFonts w:ascii="TimeNewRoman" w:hAnsi="TimeNewRoman"/>
+                <w:sz w:val="30"/>
+              </w:rPr>
+              <w:t>55-24=</w:t>
+            </w:r>
+          </w:p>
+        </w:tc>
+        <w:tc>
+          <w:tcPr>
+            <w:tcW w:type="dxa" w:w="1987"/>
+          </w:tcPr>
+          <w:p>
+            <w:pPr>
+              <w:jc w:val="left"/>
+            </w:pPr>
+            <w:r>
+              <w:rPr>
+                <w:rFonts w:ascii="TimeNewRoman" w:hAnsi="TimeNewRoman"/>
+                <w:sz w:val="30"/>
+              </w:rPr>
+              <w:t>55+85+16=</w:t>
+            </w:r>
+          </w:p>
+        </w:tc>
+        <w:tc>
+          <w:tcPr>
+            <w:tcW w:type="dxa" w:w="1987"/>
+          </w:tcPr>
+          <w:p>
+            <w:pPr>
+              <w:jc w:val="left"/>
+            </w:pPr>
+            <w:r>
+              <w:rPr>
+                <w:rFonts w:ascii="TimeNewRoman" w:hAnsi="TimeNewRoman"/>
+                <w:sz w:val="30"/>
+              </w:rPr>
+              <w:t>46+79-50=</w:t>
             </w:r>
           </w:p>
         </w:tc>
@@ -1693,7 +1606,7 @@
                 <w:rFonts w:ascii="TimeNewRoman" w:hAnsi="TimeNewRoman"/>
                 <w:sz w:val="30"/>
               </w:rPr>
-              <w:t>94-82=</w:t>
+              <w:t>2×2-1=</w:t>
             </w:r>
           </w:p>
         </w:tc>
@@ -1710,7 +1623,7 @@
                 <w:rFonts w:ascii="TimeNewRoman" w:hAnsi="TimeNewRoman"/>
                 <w:sz w:val="30"/>
               </w:rPr>
-              <w:t>25+37=</w:t>
+              <w:t>5×6-24=</w:t>
             </w:r>
           </w:p>
         </w:tc>
@@ -1727,7 +1640,7 @@
                 <w:rFonts w:ascii="TimeNewRoman" w:hAnsi="TimeNewRoman"/>
                 <w:sz w:val="30"/>
               </w:rPr>
-              <w:t>12÷2=</w:t>
+              <w:t>69-32=</w:t>
             </w:r>
           </w:p>
         </w:tc>
@@ -1744,7 +1657,7 @@
                 <w:rFonts w:ascii="TimeNewRoman" w:hAnsi="TimeNewRoman"/>
                 <w:sz w:val="30"/>
               </w:rPr>
-              <w:t>70+37+10=</w:t>
+              <w:t>3×5=</w:t>
             </w:r>
           </w:p>
         </w:tc>
@@ -1761,7 +1674,94 @@
                 <w:rFonts w:ascii="TimeNewRoman" w:hAnsi="TimeNewRoman"/>
                 <w:sz w:val="30"/>
               </w:rPr>
-              <w:t>72÷8=</w:t>
+              <w:t>3×5-14=</w:t>
+            </w:r>
+          </w:p>
+        </w:tc>
+      </w:tr>
+      <w:tr>
+        <w:tc>
+          <w:tcPr>
+            <w:tcW w:type="dxa" w:w="1987"/>
+          </w:tcPr>
+          <w:p>
+            <w:pPr>
+              <w:jc w:val="left"/>
+            </w:pPr>
+            <w:r>
+              <w:rPr>
+                <w:rFonts w:ascii="TimeNewRoman" w:hAnsi="TimeNewRoman"/>
+                <w:sz w:val="30"/>
+              </w:rPr>
+              <w:t>33+41-65=</w:t>
+            </w:r>
+          </w:p>
+        </w:tc>
+        <w:tc>
+          <w:tcPr>
+            <w:tcW w:type="dxa" w:w="1987"/>
+          </w:tcPr>
+          <w:p>
+            <w:pPr>
+              <w:jc w:val="left"/>
+            </w:pPr>
+            <w:r>
+              <w:rPr>
+                <w:rFonts w:ascii="TimeNewRoman" w:hAnsi="TimeNewRoman"/>
+                <w:sz w:val="30"/>
+              </w:rPr>
+              <w:t>9×1=</w:t>
+            </w:r>
+          </w:p>
+        </w:tc>
+        <w:tc>
+          <w:tcPr>
+            <w:tcW w:type="dxa" w:w="1987"/>
+          </w:tcPr>
+          <w:p>
+            <w:pPr>
+              <w:jc w:val="left"/>
+            </w:pPr>
+            <w:r>
+              <w:rPr>
+                <w:rFonts w:ascii="TimeNewRoman" w:hAnsi="TimeNewRoman"/>
+                <w:sz w:val="30"/>
+              </w:rPr>
+              <w:t>8×7=</w:t>
+            </w:r>
+          </w:p>
+        </w:tc>
+        <w:tc>
+          <w:tcPr>
+            <w:tcW w:type="dxa" w:w="1987"/>
+          </w:tcPr>
+          <w:p>
+            <w:pPr>
+              <w:jc w:val="left"/>
+            </w:pPr>
+            <w:r>
+              <w:rPr>
+                <w:rFonts w:ascii="TimeNewRoman" w:hAnsi="TimeNewRoman"/>
+                <w:sz w:val="30"/>
+              </w:rPr>
+              <w:t>6×6=</w:t>
+            </w:r>
+          </w:p>
+        </w:tc>
+        <w:tc>
+          <w:tcPr>
+            <w:tcW w:type="dxa" w:w="1987"/>
+          </w:tcPr>
+          <w:p>
+            <w:pPr>
+              <w:jc w:val="left"/>
+            </w:pPr>
+            <w:r>
+              <w:rPr>
+                <w:rFonts w:ascii="TimeNewRoman" w:hAnsi="TimeNewRoman"/>
+                <w:sz w:val="30"/>
+              </w:rPr>
+              <w:t>14-12=</w:t>
             </w:r>
           </w:p>
         </w:tc>

--- a/mixed.docx
+++ b/mixed.docx
@@ -11,7 +11,7 @@
           <w:rFonts w:ascii="Arial" w:hAnsi="Arial"/>
           <w:sz w:val="30"/>
         </w:rPr>
-        <w:t>2026-09-15 Tuesday</w:t>
+        <w:t>2026-09-16 Wednesday</w:t>
       </w:r>
     </w:p>
     <w:tbl>
@@ -40,7 +40,7 @@
                 <w:rFonts w:ascii="TimeNewRoman" w:hAnsi="TimeNewRoman"/>
                 <w:sz w:val="30"/>
               </w:rPr>
-              <w:t>70+11=</w:t>
+              <w:t>74+39-56=</w:t>
             </w:r>
           </w:p>
         </w:tc>
@@ -57,7 +57,7 @@
                 <w:rFonts w:ascii="TimeNewRoman" w:hAnsi="TimeNewRoman"/>
                 <w:sz w:val="30"/>
               </w:rPr>
-              <w:t>63+45+93=</w:t>
+              <w:t>7×4=</w:t>
             </w:r>
           </w:p>
         </w:tc>
@@ -74,7 +74,7 @@
                 <w:rFonts w:ascii="TimeNewRoman" w:hAnsi="TimeNewRoman"/>
                 <w:sz w:val="30"/>
               </w:rPr>
-              <w:t>2×2=</w:t>
+              <w:t>18+64-49=</w:t>
             </w:r>
           </w:p>
         </w:tc>
@@ -91,7 +91,7 @@
                 <w:rFonts w:ascii="TimeNewRoman" w:hAnsi="TimeNewRoman"/>
                 <w:sz w:val="30"/>
               </w:rPr>
-              <w:t>26+29=</w:t>
+              <w:t>4×3=</w:t>
             </w:r>
           </w:p>
         </w:tc>
@@ -108,7 +108,7 @@
                 <w:rFonts w:ascii="TimeNewRoman" w:hAnsi="TimeNewRoman"/>
                 <w:sz w:val="30"/>
               </w:rPr>
-              <w:t>9×3-26=</w:t>
+              <w:t>9×9=</w:t>
             </w:r>
           </w:p>
         </w:tc>
@@ -127,7 +127,7 @@
                 <w:rFonts w:ascii="TimeNewRoman" w:hAnsi="TimeNewRoman"/>
                 <w:sz w:val="30"/>
               </w:rPr>
-              <w:t>70+28=</w:t>
+              <w:t>68+24+83=</w:t>
             </w:r>
           </w:p>
         </w:tc>
@@ -144,7 +144,7 @@
                 <w:rFonts w:ascii="TimeNewRoman" w:hAnsi="TimeNewRoman"/>
                 <w:sz w:val="30"/>
               </w:rPr>
-              <w:t>91+94+69=</w:t>
+              <w:t>7×6=</w:t>
             </w:r>
           </w:p>
         </w:tc>
@@ -161,7 +161,7 @@
                 <w:rFonts w:ascii="TimeNewRoman" w:hAnsi="TimeNewRoman"/>
                 <w:sz w:val="30"/>
               </w:rPr>
-              <w:t>35÷5=</w:t>
+              <w:t>2×8+45=</w:t>
             </w:r>
           </w:p>
         </w:tc>
@@ -178,7 +178,7 @@
                 <w:rFonts w:ascii="TimeNewRoman" w:hAnsi="TimeNewRoman"/>
                 <w:sz w:val="30"/>
               </w:rPr>
-              <w:t>27+34+13=</w:t>
+              <w:t>5+8=</w:t>
             </w:r>
           </w:p>
         </w:tc>
@@ -195,7 +195,7 @@
                 <w:rFonts w:ascii="TimeNewRoman" w:hAnsi="TimeNewRoman"/>
                 <w:sz w:val="30"/>
               </w:rPr>
-              <w:t>9×5+29=</w:t>
+              <w:t>18÷9=</w:t>
             </w:r>
           </w:p>
         </w:tc>
@@ -214,7 +214,7 @@
                 <w:rFonts w:ascii="TimeNewRoman" w:hAnsi="TimeNewRoman"/>
                 <w:sz w:val="30"/>
               </w:rPr>
-              <w:t>64+39+84=</w:t>
+              <w:t>7×8=</w:t>
             </w:r>
           </w:p>
         </w:tc>
@@ -231,7 +231,7 @@
                 <w:rFonts w:ascii="TimeNewRoman" w:hAnsi="TimeNewRoman"/>
                 <w:sz w:val="30"/>
               </w:rPr>
-              <w:t>65-12=</w:t>
+              <w:t>78+94-6=</w:t>
             </w:r>
           </w:p>
         </w:tc>
@@ -248,7 +248,7 @@
                 <w:rFonts w:ascii="TimeNewRoman" w:hAnsi="TimeNewRoman"/>
                 <w:sz w:val="30"/>
               </w:rPr>
-              <w:t>8×6=</w:t>
+              <w:t>3×2+82=</w:t>
             </w:r>
           </w:p>
         </w:tc>
@@ -265,7 +265,7 @@
                 <w:rFonts w:ascii="TimeNewRoman" w:hAnsi="TimeNewRoman"/>
                 <w:sz w:val="30"/>
               </w:rPr>
-              <w:t>25+53+57=</w:t>
+              <w:t>45÷5=</w:t>
             </w:r>
           </w:p>
         </w:tc>
@@ -282,7 +282,7 @@
                 <w:rFonts w:ascii="TimeNewRoman" w:hAnsi="TimeNewRoman"/>
                 <w:sz w:val="30"/>
               </w:rPr>
-              <w:t>3×4=</w:t>
+              <w:t>5+51=</w:t>
             </w:r>
           </w:p>
         </w:tc>
@@ -301,7 +301,7 @@
                 <w:rFonts w:ascii="TimeNewRoman" w:hAnsi="TimeNewRoman"/>
                 <w:sz w:val="30"/>
               </w:rPr>
-              <w:t>51+28+40=</w:t>
+              <w:t>90+50-87=</w:t>
             </w:r>
           </w:p>
         </w:tc>
@@ -318,7 +318,7 @@
                 <w:rFonts w:ascii="TimeNewRoman" w:hAnsi="TimeNewRoman"/>
                 <w:sz w:val="30"/>
               </w:rPr>
-              <w:t>8+28-20=</w:t>
+              <w:t>4×5+35=</w:t>
             </w:r>
           </w:p>
         </w:tc>
@@ -335,7 +335,7 @@
                 <w:rFonts w:ascii="TimeNewRoman" w:hAnsi="TimeNewRoman"/>
                 <w:sz w:val="30"/>
               </w:rPr>
-              <w:t>98+59-72=</w:t>
+              <w:t>8×4=</w:t>
             </w:r>
           </w:p>
         </w:tc>
@@ -352,7 +352,7 @@
                 <w:rFonts w:ascii="TimeNewRoman" w:hAnsi="TimeNewRoman"/>
                 <w:sz w:val="30"/>
               </w:rPr>
-              <w:t>3×6=</w:t>
+              <w:t>66+21=</w:t>
             </w:r>
           </w:p>
         </w:tc>
@@ -369,7 +369,7 @@
                 <w:rFonts w:ascii="TimeNewRoman" w:hAnsi="TimeNewRoman"/>
                 <w:sz w:val="30"/>
               </w:rPr>
-              <w:t>8×2=</w:t>
+              <w:t>6×1=</w:t>
             </w:r>
           </w:p>
         </w:tc>
@@ -388,7 +388,7 @@
                 <w:rFonts w:ascii="TimeNewRoman" w:hAnsi="TimeNewRoman"/>
                 <w:sz w:val="30"/>
               </w:rPr>
-              <w:t>3×8+59=</w:t>
+              <w:t>8×9=</w:t>
             </w:r>
           </w:p>
         </w:tc>
@@ -405,7 +405,7 @@
                 <w:rFonts w:ascii="TimeNewRoman" w:hAnsi="TimeNewRoman"/>
                 <w:sz w:val="30"/>
               </w:rPr>
-              <w:t>61+11+79=</w:t>
+              <w:t>5+46=</w:t>
             </w:r>
           </w:p>
         </w:tc>
@@ -422,7 +422,7 @@
                 <w:rFonts w:ascii="TimeNewRoman" w:hAnsi="TimeNewRoman"/>
                 <w:sz w:val="30"/>
               </w:rPr>
-              <w:t>48÷8=</w:t>
+              <w:t>26-5=</w:t>
             </w:r>
           </w:p>
         </w:tc>
@@ -439,7 +439,7 @@
                 <w:rFonts w:ascii="TimeNewRoman" w:hAnsi="TimeNewRoman"/>
                 <w:sz w:val="30"/>
               </w:rPr>
-              <w:t>66+20=</w:t>
+              <w:t>8÷4=</w:t>
             </w:r>
           </w:p>
         </w:tc>
@@ -456,7 +456,7 @@
                 <w:rFonts w:ascii="TimeNewRoman" w:hAnsi="TimeNewRoman"/>
                 <w:sz w:val="30"/>
               </w:rPr>
-              <w:t>59-57=</w:t>
+              <w:t>18÷2=</w:t>
             </w:r>
           </w:p>
         </w:tc>
@@ -475,181 +475,7 @@
                 <w:rFonts w:ascii="TimeNewRoman" w:hAnsi="TimeNewRoman"/>
                 <w:sz w:val="30"/>
               </w:rPr>
-              <w:t>42÷6=</w:t>
-            </w:r>
-          </w:p>
-        </w:tc>
-        <w:tc>
-          <w:tcPr>
-            <w:tcW w:type="dxa" w:w="1987"/>
-          </w:tcPr>
-          <w:p>
-            <w:pPr>
-              <w:jc w:val="left"/>
-            </w:pPr>
-            <w:r>
-              <w:rPr>
-                <w:rFonts w:ascii="TimeNewRoman" w:hAnsi="TimeNewRoman"/>
-                <w:sz w:val="30"/>
-              </w:rPr>
-              <w:t>91+68+96=</w:t>
-            </w:r>
-          </w:p>
-        </w:tc>
-        <w:tc>
-          <w:tcPr>
-            <w:tcW w:type="dxa" w:w="1987"/>
-          </w:tcPr>
-          <w:p>
-            <w:pPr>
-              <w:jc w:val="left"/>
-            </w:pPr>
-            <w:r>
-              <w:rPr>
-                <w:rFonts w:ascii="TimeNewRoman" w:hAnsi="TimeNewRoman"/>
-                <w:sz w:val="30"/>
-              </w:rPr>
-              <w:t>5×8+84=</w:t>
-            </w:r>
-          </w:p>
-        </w:tc>
-        <w:tc>
-          <w:tcPr>
-            <w:tcW w:type="dxa" w:w="1987"/>
-          </w:tcPr>
-          <w:p>
-            <w:pPr>
-              <w:jc w:val="left"/>
-            </w:pPr>
-            <w:r>
-              <w:rPr>
-                <w:rFonts w:ascii="TimeNewRoman" w:hAnsi="TimeNewRoman"/>
-                <w:sz w:val="30"/>
-              </w:rPr>
-              <w:t>3×7=</w:t>
-            </w:r>
-          </w:p>
-        </w:tc>
-        <w:tc>
-          <w:tcPr>
-            <w:tcW w:type="dxa" w:w="1987"/>
-          </w:tcPr>
-          <w:p>
-            <w:pPr>
-              <w:jc w:val="left"/>
-            </w:pPr>
-            <w:r>
-              <w:rPr>
-                <w:rFonts w:ascii="TimeNewRoman" w:hAnsi="TimeNewRoman"/>
-                <w:sz w:val="30"/>
-              </w:rPr>
-              <w:t>6×9=</w:t>
-            </w:r>
-          </w:p>
-        </w:tc>
-      </w:tr>
-      <w:tr>
-        <w:tc>
-          <w:tcPr>
-            <w:tcW w:type="dxa" w:w="1987"/>
-          </w:tcPr>
-          <w:p>
-            <w:pPr>
-              <w:jc w:val="left"/>
-            </w:pPr>
-            <w:r>
-              <w:rPr>
-                <w:rFonts w:ascii="TimeNewRoman" w:hAnsi="TimeNewRoman"/>
-                <w:sz w:val="30"/>
-              </w:rPr>
-              <w:t>6×8=</w:t>
-            </w:r>
-          </w:p>
-        </w:tc>
-        <w:tc>
-          <w:tcPr>
-            <w:tcW w:type="dxa" w:w="1987"/>
-          </w:tcPr>
-          <w:p>
-            <w:pPr>
-              <w:jc w:val="left"/>
-            </w:pPr>
-            <w:r>
-              <w:rPr>
-                <w:rFonts w:ascii="TimeNewRoman" w:hAnsi="TimeNewRoman"/>
-                <w:sz w:val="30"/>
-              </w:rPr>
-              <w:t>7×7=</w:t>
-            </w:r>
-          </w:p>
-        </w:tc>
-        <w:tc>
-          <w:tcPr>
-            <w:tcW w:type="dxa" w:w="1987"/>
-          </w:tcPr>
-          <w:p>
-            <w:pPr>
-              <w:jc w:val="left"/>
-            </w:pPr>
-            <w:r>
-              <w:rPr>
-                <w:rFonts w:ascii="TimeNewRoman" w:hAnsi="TimeNewRoman"/>
-                <w:sz w:val="30"/>
-              </w:rPr>
-              <w:t>6×3=</w:t>
-            </w:r>
-          </w:p>
-        </w:tc>
-        <w:tc>
-          <w:tcPr>
-            <w:tcW w:type="dxa" w:w="1987"/>
-          </w:tcPr>
-          <w:p>
-            <w:pPr>
-              <w:jc w:val="left"/>
-            </w:pPr>
-            <w:r>
-              <w:rPr>
-                <w:rFonts w:ascii="TimeNewRoman" w:hAnsi="TimeNewRoman"/>
-                <w:sz w:val="30"/>
-              </w:rPr>
-              <w:t>52+39-74=</w:t>
-            </w:r>
-          </w:p>
-        </w:tc>
-        <w:tc>
-          <w:tcPr>
-            <w:tcW w:type="dxa" w:w="1987"/>
-          </w:tcPr>
-          <w:p>
-            <w:pPr>
-              <w:jc w:val="left"/>
-            </w:pPr>
-            <w:r>
-              <w:rPr>
-                <w:rFonts w:ascii="TimeNewRoman" w:hAnsi="TimeNewRoman"/>
-                <w:sz w:val="30"/>
-              </w:rPr>
-              <w:t>9×3=</w:t>
-            </w:r>
-          </w:p>
-        </w:tc>
-      </w:tr>
-      <w:tr>
-        <w:tc>
-          <w:tcPr>
-            <w:tcW w:type="dxa" w:w="1987"/>
-          </w:tcPr>
-          <w:p>
-            <w:pPr>
-              <w:jc w:val="left"/>
-            </w:pPr>
-            <w:r>
-              <w:rPr>
-                <w:rFonts w:ascii="TimeNewRoman" w:hAnsi="TimeNewRoman"/>
-                <w:sz w:val="30"/>
-              </w:rPr>
-              <w:t>33+91+81=</w:t>
+              <w:t>81+23-82=</w:t>
             </w:r>
           </w:p>
         </w:tc>
@@ -683,7 +509,7 @@
                 <w:rFonts w:ascii="TimeNewRoman" w:hAnsi="TimeNewRoman"/>
                 <w:sz w:val="30"/>
               </w:rPr>
-              <w:t>36÷4=</w:t>
+              <w:t>8×3-20=</w:t>
             </w:r>
           </w:p>
         </w:tc>
@@ -700,7 +526,7 @@
                 <w:rFonts w:ascii="TimeNewRoman" w:hAnsi="TimeNewRoman"/>
                 <w:sz w:val="30"/>
               </w:rPr>
-              <w:t>24÷8=</w:t>
+              <w:t>7×3=</w:t>
             </w:r>
           </w:p>
         </w:tc>
@@ -717,7 +543,7 @@
                 <w:rFonts w:ascii="TimeNewRoman" w:hAnsi="TimeNewRoman"/>
                 <w:sz w:val="30"/>
               </w:rPr>
-              <w:t>40÷5=</w:t>
+              <w:t>12+60=</w:t>
             </w:r>
           </w:p>
         </w:tc>
@@ -736,7 +562,7 @@
                 <w:rFonts w:ascii="TimeNewRoman" w:hAnsi="TimeNewRoman"/>
                 <w:sz w:val="30"/>
               </w:rPr>
-              <w:t>12+46=</w:t>
+              <w:t>71+8-75=</w:t>
             </w:r>
           </w:p>
         </w:tc>
@@ -753,150 +579,10 @@
                 <w:rFonts w:ascii="TimeNewRoman" w:hAnsi="TimeNewRoman"/>
                 <w:sz w:val="30"/>
               </w:rPr>
-              <w:t>47-46=</w:t>
+              <w:t>5+88=</w:t>
             </w:r>
           </w:p>
         </w:tc>
-        <w:tc>
-          <w:tcPr>
-            <w:tcW w:type="dxa" w:w="1987"/>
-          </w:tcPr>
-          <w:p>
-            <w:pPr>
-              <w:jc w:val="left"/>
-            </w:pPr>
-            <w:r>
-              <w:rPr>
-                <w:rFonts w:ascii="TimeNewRoman" w:hAnsi="TimeNewRoman"/>
-                <w:sz w:val="30"/>
-              </w:rPr>
-              <w:t>10÷2=</w:t>
-            </w:r>
-          </w:p>
-        </w:tc>
-        <w:tc>
-          <w:tcPr>
-            <w:tcW w:type="dxa" w:w="1987"/>
-          </w:tcPr>
-          <w:p>
-            <w:pPr>
-              <w:jc w:val="left"/>
-            </w:pPr>
-            <w:r>
-              <w:rPr>
-                <w:rFonts w:ascii="TimeNewRoman" w:hAnsi="TimeNewRoman"/>
-                <w:sz w:val="30"/>
-              </w:rPr>
-              <w:t>6×2-10=</w:t>
-            </w:r>
-          </w:p>
-        </w:tc>
-        <w:tc>
-          <w:tcPr>
-            <w:tcW w:type="dxa" w:w="1987"/>
-          </w:tcPr>
-          <w:p>
-            <w:pPr>
-              <w:jc w:val="left"/>
-            </w:pPr>
-            <w:r>
-              <w:rPr>
-                <w:rFonts w:ascii="TimeNewRoman" w:hAnsi="TimeNewRoman"/>
-                <w:sz w:val="30"/>
-              </w:rPr>
-              <w:t>2×6+73=</w:t>
-            </w:r>
-          </w:p>
-        </w:tc>
-      </w:tr>
-      <w:tr>
-        <w:tc>
-          <w:tcPr>
-            <w:tcW w:type="dxa" w:w="1987"/>
-          </w:tcPr>
-          <w:p>
-            <w:pPr>
-              <w:jc w:val="left"/>
-            </w:pPr>
-            <w:r>
-              <w:rPr>
-                <w:rFonts w:ascii="TimeNewRoman" w:hAnsi="TimeNewRoman"/>
-                <w:sz w:val="30"/>
-              </w:rPr>
-              <w:t>52+22=</w:t>
-            </w:r>
-          </w:p>
-        </w:tc>
-        <w:tc>
-          <w:tcPr>
-            <w:tcW w:type="dxa" w:w="1987"/>
-          </w:tcPr>
-          <w:p>
-            <w:pPr>
-              <w:jc w:val="left"/>
-            </w:pPr>
-            <w:r>
-              <w:rPr>
-                <w:rFonts w:ascii="TimeNewRoman" w:hAnsi="TimeNewRoman"/>
-                <w:sz w:val="30"/>
-              </w:rPr>
-              <w:t>96+62+30=</w:t>
-            </w:r>
-          </w:p>
-        </w:tc>
-        <w:tc>
-          <w:tcPr>
-            <w:tcW w:type="dxa" w:w="1987"/>
-          </w:tcPr>
-          <w:p>
-            <w:pPr>
-              <w:jc w:val="left"/>
-            </w:pPr>
-            <w:r>
-              <w:rPr>
-                <w:rFonts w:ascii="TimeNewRoman" w:hAnsi="TimeNewRoman"/>
-                <w:sz w:val="30"/>
-              </w:rPr>
-              <w:t>1×1=</w:t>
-            </w:r>
-          </w:p>
-        </w:tc>
-        <w:tc>
-          <w:tcPr>
-            <w:tcW w:type="dxa" w:w="1987"/>
-          </w:tcPr>
-          <w:p>
-            <w:pPr>
-              <w:jc w:val="left"/>
-            </w:pPr>
-            <w:r>
-              <w:rPr>
-                <w:rFonts w:ascii="TimeNewRoman" w:hAnsi="TimeNewRoman"/>
-                <w:sz w:val="30"/>
-              </w:rPr>
-              <w:t>88-56=</w:t>
-            </w:r>
-          </w:p>
-        </w:tc>
-        <w:tc>
-          <w:tcPr>
-            <w:tcW w:type="dxa" w:w="1987"/>
-          </w:tcPr>
-          <w:p>
-            <w:pPr>
-              <w:jc w:val="left"/>
-            </w:pPr>
-            <w:r>
-              <w:rPr>
-                <w:rFonts w:ascii="TimeNewRoman" w:hAnsi="TimeNewRoman"/>
-                <w:sz w:val="30"/>
-              </w:rPr>
-              <w:t>4×6=</w:t>
-            </w:r>
-          </w:p>
-        </w:tc>
-      </w:tr>
-      <w:tr>
         <w:tc>
           <w:tcPr>
             <w:tcW w:type="dxa" w:w="1987"/>
@@ -927,7 +613,7 @@
                 <w:rFonts w:ascii="TimeNewRoman" w:hAnsi="TimeNewRoman"/>
                 <w:sz w:val="30"/>
               </w:rPr>
-              <w:t>4×5=</w:t>
+              <w:t>98-19=</w:t>
             </w:r>
           </w:p>
         </w:tc>
@@ -944,41 +630,7 @@
                 <w:rFonts w:ascii="TimeNewRoman" w:hAnsi="TimeNewRoman"/>
                 <w:sz w:val="30"/>
               </w:rPr>
-              <w:t>80-68=</w:t>
-            </w:r>
-          </w:p>
-        </w:tc>
-        <w:tc>
-          <w:tcPr>
-            <w:tcW w:type="dxa" w:w="1987"/>
-          </w:tcPr>
-          <w:p>
-            <w:pPr>
-              <w:jc w:val="left"/>
-            </w:pPr>
-            <w:r>
-              <w:rPr>
-                <w:rFonts w:ascii="TimeNewRoman" w:hAnsi="TimeNewRoman"/>
-                <w:sz w:val="30"/>
-              </w:rPr>
-              <w:t>9×8=</w:t>
-            </w:r>
-          </w:p>
-        </w:tc>
-        <w:tc>
-          <w:tcPr>
-            <w:tcW w:type="dxa" w:w="1987"/>
-          </w:tcPr>
-          <w:p>
-            <w:pPr>
-              <w:jc w:val="left"/>
-            </w:pPr>
-            <w:r>
-              <w:rPr>
-                <w:rFonts w:ascii="TimeNewRoman" w:hAnsi="TimeNewRoman"/>
-                <w:sz w:val="30"/>
-              </w:rPr>
-              <w:t>4×7-4=</w:t>
+              <w:t>71-3=</w:t>
             </w:r>
           </w:p>
         </w:tc>
@@ -997,7 +649,7 @@
                 <w:rFonts w:ascii="TimeNewRoman" w:hAnsi="TimeNewRoman"/>
                 <w:sz w:val="30"/>
               </w:rPr>
-              <w:t>59+68+31=</w:t>
+              <w:t>2×4=</w:t>
             </w:r>
           </w:p>
         </w:tc>
@@ -1014,7 +666,7 @@
                 <w:rFonts w:ascii="TimeNewRoman" w:hAnsi="TimeNewRoman"/>
                 <w:sz w:val="30"/>
               </w:rPr>
-              <w:t>5×2=</w:t>
+              <w:t>25÷5=</w:t>
             </w:r>
           </w:p>
         </w:tc>
@@ -1031,7 +683,7 @@
                 <w:rFonts w:ascii="TimeNewRoman" w:hAnsi="TimeNewRoman"/>
                 <w:sz w:val="30"/>
               </w:rPr>
-              <w:t>5×8=</w:t>
+              <w:t>6÷2=</w:t>
             </w:r>
           </w:p>
         </w:tc>
@@ -1048,7 +700,7 @@
                 <w:rFonts w:ascii="TimeNewRoman" w:hAnsi="TimeNewRoman"/>
                 <w:sz w:val="30"/>
               </w:rPr>
-              <w:t>65-56=</w:t>
+              <w:t>5×9=</w:t>
             </w:r>
           </w:p>
         </w:tc>
@@ -1065,7 +717,7 @@
                 <w:rFonts w:ascii="TimeNewRoman" w:hAnsi="TimeNewRoman"/>
                 <w:sz w:val="30"/>
               </w:rPr>
-              <w:t>25+3=</w:t>
+              <w:t>58+44+19=</w:t>
             </w:r>
           </w:p>
         </w:tc>
@@ -1084,7 +736,7 @@
                 <w:rFonts w:ascii="TimeNewRoman" w:hAnsi="TimeNewRoman"/>
                 <w:sz w:val="30"/>
               </w:rPr>
-              <w:t>7×6+3=</w:t>
+              <w:t>4×5=</w:t>
             </w:r>
           </w:p>
         </w:tc>
@@ -1101,7 +753,7 @@
                 <w:rFonts w:ascii="TimeNewRoman" w:hAnsi="TimeNewRoman"/>
                 <w:sz w:val="30"/>
               </w:rPr>
-              <w:t>26+81+9=</w:t>
+              <w:t>87-17=</w:t>
             </w:r>
           </w:p>
         </w:tc>
@@ -1118,7 +770,7 @@
                 <w:rFonts w:ascii="TimeNewRoman" w:hAnsi="TimeNewRoman"/>
                 <w:sz w:val="30"/>
               </w:rPr>
-              <w:t>82-35=</w:t>
+              <w:t>6÷3=</w:t>
             </w:r>
           </w:p>
         </w:tc>
@@ -1135,7 +787,7 @@
                 <w:rFonts w:ascii="TimeNewRoman" w:hAnsi="TimeNewRoman"/>
                 <w:sz w:val="30"/>
               </w:rPr>
-              <w:t>6÷1=</w:t>
+              <w:t>8×7=</w:t>
             </w:r>
           </w:p>
         </w:tc>
@@ -1152,7 +804,7 @@
                 <w:rFonts w:ascii="TimeNewRoman" w:hAnsi="TimeNewRoman"/>
                 <w:sz w:val="30"/>
               </w:rPr>
-              <w:t>21÷3=</w:t>
+              <w:t>53+65+88=</w:t>
             </w:r>
           </w:p>
         </w:tc>
@@ -1171,7 +823,7 @@
                 <w:rFonts w:ascii="TimeNewRoman" w:hAnsi="TimeNewRoman"/>
                 <w:sz w:val="30"/>
               </w:rPr>
-              <w:t>8×3=</w:t>
+              <w:t>78+29-1=</w:t>
             </w:r>
           </w:p>
         </w:tc>
@@ -1188,7 +840,7 @@
                 <w:rFonts w:ascii="TimeNewRoman" w:hAnsi="TimeNewRoman"/>
                 <w:sz w:val="30"/>
               </w:rPr>
-              <w:t>7+16-19=</w:t>
+              <w:t>2+38=</w:t>
             </w:r>
           </w:p>
         </w:tc>
@@ -1205,7 +857,7 @@
                 <w:rFonts w:ascii="TimeNewRoman" w:hAnsi="TimeNewRoman"/>
                 <w:sz w:val="30"/>
               </w:rPr>
-              <w:t>31+30=</w:t>
+              <w:t>7×7+40=</w:t>
             </w:r>
           </w:p>
         </w:tc>
@@ -1222,7 +874,7 @@
                 <w:rFonts w:ascii="TimeNewRoman" w:hAnsi="TimeNewRoman"/>
                 <w:sz w:val="30"/>
               </w:rPr>
-              <w:t>15+43=</w:t>
+              <w:t>95-57=</w:t>
             </w:r>
           </w:p>
         </w:tc>
@@ -1239,7 +891,7 @@
                 <w:rFonts w:ascii="TimeNewRoman" w:hAnsi="TimeNewRoman"/>
                 <w:sz w:val="30"/>
               </w:rPr>
-              <w:t>8×5=</w:t>
+              <w:t>7×6+82=</w:t>
             </w:r>
           </w:p>
         </w:tc>
@@ -1258,7 +910,7 @@
                 <w:rFonts w:ascii="TimeNewRoman" w:hAnsi="TimeNewRoman"/>
                 <w:sz w:val="30"/>
               </w:rPr>
-              <w:t>57+31=</w:t>
+              <w:t>3×5=</w:t>
             </w:r>
           </w:p>
         </w:tc>
@@ -1275,7 +927,7 @@
                 <w:rFonts w:ascii="TimeNewRoman" w:hAnsi="TimeNewRoman"/>
                 <w:sz w:val="30"/>
               </w:rPr>
-              <w:t>76+97-66=</w:t>
+              <w:t>3×8=</w:t>
             </w:r>
           </w:p>
         </w:tc>
@@ -1292,7 +944,251 @@
                 <w:rFonts w:ascii="TimeNewRoman" w:hAnsi="TimeNewRoman"/>
                 <w:sz w:val="30"/>
               </w:rPr>
-              <w:t>23+63-4=</w:t>
+              <w:t>54÷6=</w:t>
+            </w:r>
+          </w:p>
+        </w:tc>
+        <w:tc>
+          <w:tcPr>
+            <w:tcW w:type="dxa" w:w="1987"/>
+          </w:tcPr>
+          <w:p>
+            <w:pPr>
+              <w:jc w:val="left"/>
+            </w:pPr>
+            <w:r>
+              <w:rPr>
+                <w:rFonts w:ascii="TimeNewRoman" w:hAnsi="TimeNewRoman"/>
+                <w:sz w:val="30"/>
+              </w:rPr>
+              <w:t>15+43-24=</w:t>
+            </w:r>
+          </w:p>
+        </w:tc>
+        <w:tc>
+          <w:tcPr>
+            <w:tcW w:type="dxa" w:w="1987"/>
+          </w:tcPr>
+          <w:p>
+            <w:pPr>
+              <w:jc w:val="left"/>
+            </w:pPr>
+            <w:r>
+              <w:rPr>
+                <w:rFonts w:ascii="TimeNewRoman" w:hAnsi="TimeNewRoman"/>
+                <w:sz w:val="30"/>
+              </w:rPr>
+              <w:t>87-55=</w:t>
+            </w:r>
+          </w:p>
+        </w:tc>
+      </w:tr>
+      <w:tr>
+        <w:tc>
+          <w:tcPr>
+            <w:tcW w:type="dxa" w:w="1987"/>
+          </w:tcPr>
+          <w:p>
+            <w:pPr>
+              <w:jc w:val="left"/>
+            </w:pPr>
+            <w:r>
+              <w:rPr>
+                <w:rFonts w:ascii="TimeNewRoman" w:hAnsi="TimeNewRoman"/>
+                <w:sz w:val="30"/>
+              </w:rPr>
+              <w:t>47+85-95=</w:t>
+            </w:r>
+          </w:p>
+        </w:tc>
+        <w:tc>
+          <w:tcPr>
+            <w:tcW w:type="dxa" w:w="1987"/>
+          </w:tcPr>
+          <w:p>
+            <w:pPr>
+              <w:jc w:val="left"/>
+            </w:pPr>
+            <w:r>
+              <w:rPr>
+                <w:rFonts w:ascii="TimeNewRoman" w:hAnsi="TimeNewRoman"/>
+                <w:sz w:val="30"/>
+              </w:rPr>
+              <w:t>86-38=</w:t>
+            </w:r>
+          </w:p>
+        </w:tc>
+        <w:tc>
+          <w:tcPr>
+            <w:tcW w:type="dxa" w:w="1987"/>
+          </w:tcPr>
+          <w:p>
+            <w:pPr>
+              <w:jc w:val="left"/>
+            </w:pPr>
+            <w:r>
+              <w:rPr>
+                <w:rFonts w:ascii="TimeNewRoman" w:hAnsi="TimeNewRoman"/>
+                <w:sz w:val="30"/>
+              </w:rPr>
+              <w:t>7×6+33=</w:t>
+            </w:r>
+          </w:p>
+        </w:tc>
+        <w:tc>
+          <w:tcPr>
+            <w:tcW w:type="dxa" w:w="1987"/>
+          </w:tcPr>
+          <w:p>
+            <w:pPr>
+              <w:jc w:val="left"/>
+            </w:pPr>
+            <w:r>
+              <w:rPr>
+                <w:rFonts w:ascii="TimeNewRoman" w:hAnsi="TimeNewRoman"/>
+                <w:sz w:val="30"/>
+              </w:rPr>
+              <w:t>29-7=</w:t>
+            </w:r>
+          </w:p>
+        </w:tc>
+        <w:tc>
+          <w:tcPr>
+            <w:tcW w:type="dxa" w:w="1987"/>
+          </w:tcPr>
+          <w:p>
+            <w:pPr>
+              <w:jc w:val="left"/>
+            </w:pPr>
+            <w:r>
+              <w:rPr>
+                <w:rFonts w:ascii="TimeNewRoman" w:hAnsi="TimeNewRoman"/>
+                <w:sz w:val="30"/>
+              </w:rPr>
+              <w:t>6+17-16=</w:t>
+            </w:r>
+          </w:p>
+        </w:tc>
+      </w:tr>
+      <w:tr>
+        <w:tc>
+          <w:tcPr>
+            <w:tcW w:type="dxa" w:w="1987"/>
+          </w:tcPr>
+          <w:p>
+            <w:pPr>
+              <w:jc w:val="left"/>
+            </w:pPr>
+            <w:r>
+              <w:rPr>
+                <w:rFonts w:ascii="TimeNewRoman" w:hAnsi="TimeNewRoman"/>
+                <w:sz w:val="30"/>
+              </w:rPr>
+              <w:t>89-15=</w:t>
+            </w:r>
+          </w:p>
+        </w:tc>
+        <w:tc>
+          <w:tcPr>
+            <w:tcW w:type="dxa" w:w="1987"/>
+          </w:tcPr>
+          <w:p>
+            <w:pPr>
+              <w:jc w:val="left"/>
+            </w:pPr>
+            <w:r>
+              <w:rPr>
+                <w:rFonts w:ascii="TimeNewRoman" w:hAnsi="TimeNewRoman"/>
+                <w:sz w:val="30"/>
+              </w:rPr>
+              <w:t>37+1+68=</w:t>
+            </w:r>
+          </w:p>
+        </w:tc>
+        <w:tc>
+          <w:tcPr>
+            <w:tcW w:type="dxa" w:w="1987"/>
+          </w:tcPr>
+          <w:p>
+            <w:pPr>
+              <w:jc w:val="left"/>
+            </w:pPr>
+            <w:r>
+              <w:rPr>
+                <w:rFonts w:ascii="TimeNewRoman" w:hAnsi="TimeNewRoman"/>
+                <w:sz w:val="30"/>
+              </w:rPr>
+              <w:t>87-1=</w:t>
+            </w:r>
+          </w:p>
+        </w:tc>
+        <w:tc>
+          <w:tcPr>
+            <w:tcW w:type="dxa" w:w="1987"/>
+          </w:tcPr>
+          <w:p>
+            <w:pPr>
+              <w:jc w:val="left"/>
+            </w:pPr>
+            <w:r>
+              <w:rPr>
+                <w:rFonts w:ascii="TimeNewRoman" w:hAnsi="TimeNewRoman"/>
+                <w:sz w:val="30"/>
+              </w:rPr>
+              <w:t>1÷1=</w:t>
+            </w:r>
+          </w:p>
+        </w:tc>
+        <w:tc>
+          <w:tcPr>
+            <w:tcW w:type="dxa" w:w="1987"/>
+          </w:tcPr>
+          <w:p>
+            <w:pPr>
+              <w:jc w:val="left"/>
+            </w:pPr>
+            <w:r>
+              <w:rPr>
+                <w:rFonts w:ascii="TimeNewRoman" w:hAnsi="TimeNewRoman"/>
+                <w:sz w:val="30"/>
+              </w:rPr>
+              <w:t>83-68=</w:t>
+            </w:r>
+          </w:p>
+        </w:tc>
+      </w:tr>
+      <w:tr>
+        <w:tc>
+          <w:tcPr>
+            <w:tcW w:type="dxa" w:w="1987"/>
+          </w:tcPr>
+          <w:p>
+            <w:pPr>
+              <w:jc w:val="left"/>
+            </w:pPr>
+            <w:r>
+              <w:rPr>
+                <w:rFonts w:ascii="TimeNewRoman" w:hAnsi="TimeNewRoman"/>
+                <w:sz w:val="30"/>
+              </w:rPr>
+              <w:t>17+4-13=</w:t>
+            </w:r>
+          </w:p>
+        </w:tc>
+        <w:tc>
+          <w:tcPr>
+            <w:tcW w:type="dxa" w:w="1987"/>
+          </w:tcPr>
+          <w:p>
+            <w:pPr>
+              <w:jc w:val="left"/>
+            </w:pPr>
+            <w:r>
+              <w:rPr>
+                <w:rFonts w:ascii="TimeNewRoman" w:hAnsi="TimeNewRoman"/>
+                <w:sz w:val="30"/>
+              </w:rPr>
+              <w:t>8-6=</w:t>
             </w:r>
           </w:p>
         </w:tc>
@@ -1326,7 +1222,198 @@
                 <w:rFonts w:ascii="TimeNewRoman" w:hAnsi="TimeNewRoman"/>
                 <w:sz w:val="30"/>
               </w:rPr>
-              <w:t>1×3=</w:t>
+              <w:t>74-9=</w:t>
+            </w:r>
+          </w:p>
+        </w:tc>
+        <w:tc>
+          <w:tcPr>
+            <w:tcW w:type="dxa" w:w="1987"/>
+          </w:tcPr>
+          <w:p>
+            <w:pPr>
+              <w:jc w:val="left"/>
+            </w:pPr>
+            <w:r>
+              <w:rPr>
+                <w:rFonts w:ascii="TimeNewRoman" w:hAnsi="TimeNewRoman"/>
+                <w:sz w:val="30"/>
+              </w:rPr>
+              <w:t>5×4=</w:t>
+            </w:r>
+          </w:p>
+        </w:tc>
+      </w:tr>
+      <w:tr>
+        <w:tc>
+          <w:tcPr>
+            <w:tcW w:type="dxa" w:w="1987"/>
+          </w:tcPr>
+          <w:p>
+            <w:pPr>
+              <w:jc w:val="left"/>
+            </w:pPr>
+            <w:r>
+              <w:rPr>
+                <w:rFonts w:ascii="TimeNewRoman" w:hAnsi="TimeNewRoman"/>
+                <w:sz w:val="30"/>
+              </w:rPr>
+              <w:t>58-45=</w:t>
+            </w:r>
+          </w:p>
+        </w:tc>
+        <w:tc>
+          <w:tcPr>
+            <w:tcW w:type="dxa" w:w="1987"/>
+          </w:tcPr>
+          <w:p>
+            <w:pPr>
+              <w:jc w:val="left"/>
+            </w:pPr>
+            <w:r>
+              <w:rPr>
+                <w:rFonts w:ascii="TimeNewRoman" w:hAnsi="TimeNewRoman"/>
+                <w:sz w:val="30"/>
+              </w:rPr>
+              <w:t>9×2=</w:t>
+            </w:r>
+          </w:p>
+        </w:tc>
+        <w:tc>
+          <w:tcPr>
+            <w:tcW w:type="dxa" w:w="1987"/>
+          </w:tcPr>
+          <w:p>
+            <w:pPr>
+              <w:jc w:val="left"/>
+            </w:pPr>
+            <w:r>
+              <w:rPr>
+                <w:rFonts w:ascii="TimeNewRoman" w:hAnsi="TimeNewRoman"/>
+                <w:sz w:val="30"/>
+              </w:rPr>
+              <w:t>1×2=</w:t>
+            </w:r>
+          </w:p>
+        </w:tc>
+        <w:tc>
+          <w:tcPr>
+            <w:tcW w:type="dxa" w:w="1987"/>
+          </w:tcPr>
+          <w:p>
+            <w:pPr>
+              <w:jc w:val="left"/>
+            </w:pPr>
+            <w:r>
+              <w:rPr>
+                <w:rFonts w:ascii="TimeNewRoman" w:hAnsi="TimeNewRoman"/>
+                <w:sz w:val="30"/>
+              </w:rPr>
+              <w:t>33+16=</w:t>
+            </w:r>
+          </w:p>
+        </w:tc>
+        <w:tc>
+          <w:tcPr>
+            <w:tcW w:type="dxa" w:w="1987"/>
+          </w:tcPr>
+          <w:p>
+            <w:pPr>
+              <w:jc w:val="left"/>
+            </w:pPr>
+            <w:r>
+              <w:rPr>
+                <w:rFonts w:ascii="TimeNewRoman" w:hAnsi="TimeNewRoman"/>
+                <w:sz w:val="30"/>
+              </w:rPr>
+              <w:t>2×6=</w:t>
+            </w:r>
+          </w:p>
+        </w:tc>
+      </w:tr>
+      <w:tr>
+        <w:tc>
+          <w:tcPr>
+            <w:tcW w:type="dxa" w:w="1987"/>
+          </w:tcPr>
+          <w:p>
+            <w:pPr>
+              <w:jc w:val="left"/>
+            </w:pPr>
+            <w:r>
+              <w:rPr>
+                <w:rFonts w:ascii="TimeNewRoman" w:hAnsi="TimeNewRoman"/>
+                <w:sz w:val="30"/>
+              </w:rPr>
+              <w:t>72+14=</w:t>
+            </w:r>
+          </w:p>
+        </w:tc>
+        <w:tc>
+          <w:tcPr>
+            <w:tcW w:type="dxa" w:w="1987"/>
+          </w:tcPr>
+          <w:p>
+            <w:pPr>
+              <w:jc w:val="left"/>
+            </w:pPr>
+            <w:r>
+              <w:rPr>
+                <w:rFonts w:ascii="TimeNewRoman" w:hAnsi="TimeNewRoman"/>
+                <w:sz w:val="30"/>
+              </w:rPr>
+              <w:t>7+99+66=</w:t>
+            </w:r>
+          </w:p>
+        </w:tc>
+        <w:tc>
+          <w:tcPr>
+            <w:tcW w:type="dxa" w:w="1987"/>
+          </w:tcPr>
+          <w:p>
+            <w:pPr>
+              <w:jc w:val="left"/>
+            </w:pPr>
+            <w:r>
+              <w:rPr>
+                <w:rFonts w:ascii="TimeNewRoman" w:hAnsi="TimeNewRoman"/>
+                <w:sz w:val="30"/>
+              </w:rPr>
+              <w:t>6×9=</w:t>
+            </w:r>
+          </w:p>
+        </w:tc>
+        <w:tc>
+          <w:tcPr>
+            <w:tcW w:type="dxa" w:w="1987"/>
+          </w:tcPr>
+          <w:p>
+            <w:pPr>
+              <w:jc w:val="left"/>
+            </w:pPr>
+            <w:r>
+              <w:rPr>
+                <w:rFonts w:ascii="TimeNewRoman" w:hAnsi="TimeNewRoman"/>
+                <w:sz w:val="30"/>
+              </w:rPr>
+              <w:t>3×8+29=</w:t>
+            </w:r>
+          </w:p>
+        </w:tc>
+        <w:tc>
+          <w:tcPr>
+            <w:tcW w:type="dxa" w:w="1987"/>
+          </w:tcPr>
+          <w:p>
+            <w:pPr>
+              <w:jc w:val="left"/>
+            </w:pPr>
+            <w:r>
+              <w:rPr>
+                <w:rFonts w:ascii="TimeNewRoman" w:hAnsi="TimeNewRoman"/>
+                <w:sz w:val="30"/>
+              </w:rPr>
+              <w:t>32+23=</w:t>
             </w:r>
           </w:p>
         </w:tc>
@@ -1362,7 +1449,7 @@
                 <w:rFonts w:ascii="TimeNewRoman" w:hAnsi="TimeNewRoman"/>
                 <w:sz w:val="30"/>
               </w:rPr>
-              <w:t>4×4-11=</w:t>
+              <w:t>28÷4=</w:t>
             </w:r>
           </w:p>
         </w:tc>
@@ -1379,7 +1466,7 @@
                 <w:rFonts w:ascii="TimeNewRoman" w:hAnsi="TimeNewRoman"/>
                 <w:sz w:val="30"/>
               </w:rPr>
-              <w:t>2×6=</w:t>
+              <w:t>17+19=</w:t>
             </w:r>
           </w:p>
         </w:tc>
@@ -1396,7 +1483,7 @@
                 <w:rFonts w:ascii="TimeNewRoman" w:hAnsi="TimeNewRoman"/>
                 <w:sz w:val="30"/>
               </w:rPr>
-              <w:t>1+84=</w:t>
+              <w:t>30-2=</w:t>
             </w:r>
           </w:p>
         </w:tc>
@@ -1413,7 +1500,7 @@
                 <w:rFonts w:ascii="TimeNewRoman" w:hAnsi="TimeNewRoman"/>
                 <w:sz w:val="30"/>
               </w:rPr>
-              <w:t>6×2+11=</w:t>
+              <w:t>56÷8=</w:t>
             </w:r>
           </w:p>
         </w:tc>
@@ -1432,7 +1519,7 @@
                 <w:rFonts w:ascii="TimeNewRoman" w:hAnsi="TimeNewRoman"/>
                 <w:sz w:val="30"/>
               </w:rPr>
-              <w:t>5×7=</w:t>
+              <w:t>83-10=</w:t>
             </w:r>
           </w:p>
         </w:tc>
@@ -1449,7 +1536,7 @@
                 <w:rFonts w:ascii="TimeNewRoman" w:hAnsi="TimeNewRoman"/>
                 <w:sz w:val="30"/>
               </w:rPr>
-              <w:t>9×4=</w:t>
+              <w:t>63-45=</w:t>
             </w:r>
           </w:p>
         </w:tc>
@@ -1466,7 +1553,7 @@
                 <w:rFonts w:ascii="TimeNewRoman" w:hAnsi="TimeNewRoman"/>
                 <w:sz w:val="30"/>
               </w:rPr>
-              <w:t>8×1=</w:t>
+              <w:t>90+77+26=</w:t>
             </w:r>
           </w:p>
         </w:tc>
@@ -1483,7 +1570,7 @@
                 <w:rFonts w:ascii="TimeNewRoman" w:hAnsi="TimeNewRoman"/>
                 <w:sz w:val="30"/>
               </w:rPr>
-              <w:t>10÷5=</w:t>
+              <w:t>60+16+97=</w:t>
             </w:r>
           </w:p>
         </w:tc>
@@ -1500,7 +1587,7 @@
                 <w:rFonts w:ascii="TimeNewRoman" w:hAnsi="TimeNewRoman"/>
                 <w:sz w:val="30"/>
               </w:rPr>
-              <w:t>2×5-10=</w:t>
+              <w:t>7×5=</w:t>
             </w:r>
           </w:p>
         </w:tc>
@@ -1519,7 +1606,7 @@
                 <w:rFonts w:ascii="TimeNewRoman" w:hAnsi="TimeNewRoman"/>
                 <w:sz w:val="30"/>
               </w:rPr>
-              <w:t>8×9=</w:t>
+              <w:t>2×2=</w:t>
             </w:r>
           </w:p>
         </w:tc>
@@ -1536,7 +1623,7 @@
                 <w:rFonts w:ascii="TimeNewRoman" w:hAnsi="TimeNewRoman"/>
                 <w:sz w:val="30"/>
               </w:rPr>
-              <w:t>63-33=</w:t>
+              <w:t>8×3=</w:t>
             </w:r>
           </w:p>
         </w:tc>
@@ -1553,7 +1640,7 @@
                 <w:rFonts w:ascii="TimeNewRoman" w:hAnsi="TimeNewRoman"/>
                 <w:sz w:val="30"/>
               </w:rPr>
-              <w:t>55-24=</w:t>
+              <w:t>3×4=</w:t>
             </w:r>
           </w:p>
         </w:tc>
@@ -1570,7 +1657,7 @@
                 <w:rFonts w:ascii="TimeNewRoman" w:hAnsi="TimeNewRoman"/>
                 <w:sz w:val="30"/>
               </w:rPr>
-              <w:t>55+85+16=</w:t>
+              <w:t>21+62=</w:t>
             </w:r>
           </w:p>
         </w:tc>
@@ -1587,7 +1674,7 @@
                 <w:rFonts w:ascii="TimeNewRoman" w:hAnsi="TimeNewRoman"/>
                 <w:sz w:val="30"/>
               </w:rPr>
-              <w:t>46+79-50=</w:t>
+              <w:t>67+80+2=</w:t>
             </w:r>
           </w:p>
         </w:tc>
@@ -1606,7 +1693,7 @@
                 <w:rFonts w:ascii="TimeNewRoman" w:hAnsi="TimeNewRoman"/>
                 <w:sz w:val="30"/>
               </w:rPr>
-              <w:t>2×2-1=</w:t>
+              <w:t>2×6+92=</w:t>
             </w:r>
           </w:p>
         </w:tc>
@@ -1623,7 +1710,7 @@
                 <w:rFonts w:ascii="TimeNewRoman" w:hAnsi="TimeNewRoman"/>
                 <w:sz w:val="30"/>
               </w:rPr>
-              <w:t>5×6-24=</w:t>
+              <w:t>4×6-22=</w:t>
             </w:r>
           </w:p>
         </w:tc>
@@ -1640,7 +1727,7 @@
                 <w:rFonts w:ascii="TimeNewRoman" w:hAnsi="TimeNewRoman"/>
                 <w:sz w:val="30"/>
               </w:rPr>
-              <w:t>69-32=</w:t>
+              <w:t>5×6-16=</w:t>
             </w:r>
           </w:p>
         </w:tc>
@@ -1657,7 +1744,7 @@
                 <w:rFonts w:ascii="TimeNewRoman" w:hAnsi="TimeNewRoman"/>
                 <w:sz w:val="30"/>
               </w:rPr>
-              <w:t>3×5=</w:t>
+              <w:t>26+48=</w:t>
             </w:r>
           </w:p>
         </w:tc>
@@ -1674,94 +1761,7 @@
                 <w:rFonts w:ascii="TimeNewRoman" w:hAnsi="TimeNewRoman"/>
                 <w:sz w:val="30"/>
               </w:rPr>
-              <w:t>3×5-14=</w:t>
-            </w:r>
-          </w:p>
-        </w:tc>
-      </w:tr>
-      <w:tr>
-        <w:tc>
-          <w:tcPr>
-            <w:tcW w:type="dxa" w:w="1987"/>
-          </w:tcPr>
-          <w:p>
-            <w:pPr>
-              <w:jc w:val="left"/>
-            </w:pPr>
-            <w:r>
-              <w:rPr>
-                <w:rFonts w:ascii="TimeNewRoman" w:hAnsi="TimeNewRoman"/>
-                <w:sz w:val="30"/>
-              </w:rPr>
-              <w:t>33+41-65=</w:t>
-            </w:r>
-          </w:p>
-        </w:tc>
-        <w:tc>
-          <w:tcPr>
-            <w:tcW w:type="dxa" w:w="1987"/>
-          </w:tcPr>
-          <w:p>
-            <w:pPr>
-              <w:jc w:val="left"/>
-            </w:pPr>
-            <w:r>
-              <w:rPr>
-                <w:rFonts w:ascii="TimeNewRoman" w:hAnsi="TimeNewRoman"/>
-                <w:sz w:val="30"/>
-              </w:rPr>
-              <w:t>9×1=</w:t>
-            </w:r>
-          </w:p>
-        </w:tc>
-        <w:tc>
-          <w:tcPr>
-            <w:tcW w:type="dxa" w:w="1987"/>
-          </w:tcPr>
-          <w:p>
-            <w:pPr>
-              <w:jc w:val="left"/>
-            </w:pPr>
-            <w:r>
-              <w:rPr>
-                <w:rFonts w:ascii="TimeNewRoman" w:hAnsi="TimeNewRoman"/>
-                <w:sz w:val="30"/>
-              </w:rPr>
-              <w:t>8×7=</w:t>
-            </w:r>
-          </w:p>
-        </w:tc>
-        <w:tc>
-          <w:tcPr>
-            <w:tcW w:type="dxa" w:w="1987"/>
-          </w:tcPr>
-          <w:p>
-            <w:pPr>
-              <w:jc w:val="left"/>
-            </w:pPr>
-            <w:r>
-              <w:rPr>
-                <w:rFonts w:ascii="TimeNewRoman" w:hAnsi="TimeNewRoman"/>
-                <w:sz w:val="30"/>
-              </w:rPr>
-              <w:t>6×6=</w:t>
-            </w:r>
-          </w:p>
-        </w:tc>
-        <w:tc>
-          <w:tcPr>
-            <w:tcW w:type="dxa" w:w="1987"/>
-          </w:tcPr>
-          <w:p>
-            <w:pPr>
-              <w:jc w:val="left"/>
-            </w:pPr>
-            <w:r>
-              <w:rPr>
-                <w:rFonts w:ascii="TimeNewRoman" w:hAnsi="TimeNewRoman"/>
-                <w:sz w:val="30"/>
-              </w:rPr>
-              <w:t>14-12=</w:t>
+              <w:t>7×5-23=</w:t>
             </w:r>
           </w:p>
         </w:tc>

--- a/mixed.docx
+++ b/mixed.docx
@@ -40,7 +40,7 @@
                 <w:rFonts w:ascii="TimeNewRoman" w:hAnsi="TimeNewRoman"/>
                 <w:sz w:val="30"/>
               </w:rPr>
-              <w:t>74+39-56=</w:t>
+              <w:t>78+98+54=</w:t>
             </w:r>
           </w:p>
         </w:tc>
@@ -57,7 +57,7 @@
                 <w:rFonts w:ascii="TimeNewRoman" w:hAnsi="TimeNewRoman"/>
                 <w:sz w:val="30"/>
               </w:rPr>
-              <w:t>7×4=</w:t>
+              <w:t>6×9=</w:t>
             </w:r>
           </w:p>
         </w:tc>
@@ -74,133 +74,10 @@
                 <w:rFonts w:ascii="TimeNewRoman" w:hAnsi="TimeNewRoman"/>
                 <w:sz w:val="30"/>
               </w:rPr>
-              <w:t>18+64-49=</w:t>
+              <w:t>8×8=</w:t>
             </w:r>
           </w:p>
         </w:tc>
-        <w:tc>
-          <w:tcPr>
-            <w:tcW w:type="dxa" w:w="1987"/>
-          </w:tcPr>
-          <w:p>
-            <w:pPr>
-              <w:jc w:val="left"/>
-            </w:pPr>
-            <w:r>
-              <w:rPr>
-                <w:rFonts w:ascii="TimeNewRoman" w:hAnsi="TimeNewRoman"/>
-                <w:sz w:val="30"/>
-              </w:rPr>
-              <w:t>4×3=</w:t>
-            </w:r>
-          </w:p>
-        </w:tc>
-        <w:tc>
-          <w:tcPr>
-            <w:tcW w:type="dxa" w:w="1987"/>
-          </w:tcPr>
-          <w:p>
-            <w:pPr>
-              <w:jc w:val="left"/>
-            </w:pPr>
-            <w:r>
-              <w:rPr>
-                <w:rFonts w:ascii="TimeNewRoman" w:hAnsi="TimeNewRoman"/>
-                <w:sz w:val="30"/>
-              </w:rPr>
-              <w:t>9×9=</w:t>
-            </w:r>
-          </w:p>
-        </w:tc>
-      </w:tr>
-      <w:tr>
-        <w:tc>
-          <w:tcPr>
-            <w:tcW w:type="dxa" w:w="1987"/>
-          </w:tcPr>
-          <w:p>
-            <w:pPr>
-              <w:jc w:val="left"/>
-            </w:pPr>
-            <w:r>
-              <w:rPr>
-                <w:rFonts w:ascii="TimeNewRoman" w:hAnsi="TimeNewRoman"/>
-                <w:sz w:val="30"/>
-              </w:rPr>
-              <w:t>68+24+83=</w:t>
-            </w:r>
-          </w:p>
-        </w:tc>
-        <w:tc>
-          <w:tcPr>
-            <w:tcW w:type="dxa" w:w="1987"/>
-          </w:tcPr>
-          <w:p>
-            <w:pPr>
-              <w:jc w:val="left"/>
-            </w:pPr>
-            <w:r>
-              <w:rPr>
-                <w:rFonts w:ascii="TimeNewRoman" w:hAnsi="TimeNewRoman"/>
-                <w:sz w:val="30"/>
-              </w:rPr>
-              <w:t>7×6=</w:t>
-            </w:r>
-          </w:p>
-        </w:tc>
-        <w:tc>
-          <w:tcPr>
-            <w:tcW w:type="dxa" w:w="1987"/>
-          </w:tcPr>
-          <w:p>
-            <w:pPr>
-              <w:jc w:val="left"/>
-            </w:pPr>
-            <w:r>
-              <w:rPr>
-                <w:rFonts w:ascii="TimeNewRoman" w:hAnsi="TimeNewRoman"/>
-                <w:sz w:val="30"/>
-              </w:rPr>
-              <w:t>2×8+45=</w:t>
-            </w:r>
-          </w:p>
-        </w:tc>
-        <w:tc>
-          <w:tcPr>
-            <w:tcW w:type="dxa" w:w="1987"/>
-          </w:tcPr>
-          <w:p>
-            <w:pPr>
-              <w:jc w:val="left"/>
-            </w:pPr>
-            <w:r>
-              <w:rPr>
-                <w:rFonts w:ascii="TimeNewRoman" w:hAnsi="TimeNewRoman"/>
-                <w:sz w:val="30"/>
-              </w:rPr>
-              <w:t>5+8=</w:t>
-            </w:r>
-          </w:p>
-        </w:tc>
-        <w:tc>
-          <w:tcPr>
-            <w:tcW w:type="dxa" w:w="1987"/>
-          </w:tcPr>
-          <w:p>
-            <w:pPr>
-              <w:jc w:val="left"/>
-            </w:pPr>
-            <w:r>
-              <w:rPr>
-                <w:rFonts w:ascii="TimeNewRoman" w:hAnsi="TimeNewRoman"/>
-                <w:sz w:val="30"/>
-              </w:rPr>
-              <w:t>18÷9=</w:t>
-            </w:r>
-          </w:p>
-        </w:tc>
-      </w:tr>
-      <w:tr>
         <w:tc>
           <w:tcPr>
             <w:tcW w:type="dxa" w:w="1987"/>
@@ -231,145 +108,7 @@
                 <w:rFonts w:ascii="TimeNewRoman" w:hAnsi="TimeNewRoman"/>
                 <w:sz w:val="30"/>
               </w:rPr>
-              <w:t>78+94-6=</w:t>
-            </w:r>
-          </w:p>
-        </w:tc>
-        <w:tc>
-          <w:tcPr>
-            <w:tcW w:type="dxa" w:w="1987"/>
-          </w:tcPr>
-          <w:p>
-            <w:pPr>
-              <w:jc w:val="left"/>
-            </w:pPr>
-            <w:r>
-              <w:rPr>
-                <w:rFonts w:ascii="TimeNewRoman" w:hAnsi="TimeNewRoman"/>
-                <w:sz w:val="30"/>
-              </w:rPr>
-              <w:t>3×2+82=</w:t>
-            </w:r>
-          </w:p>
-        </w:tc>
-        <w:tc>
-          <w:tcPr>
-            <w:tcW w:type="dxa" w:w="1987"/>
-          </w:tcPr>
-          <w:p>
-            <w:pPr>
-              <w:jc w:val="left"/>
-            </w:pPr>
-            <w:r>
-              <w:rPr>
-                <w:rFonts w:ascii="TimeNewRoman" w:hAnsi="TimeNewRoman"/>
-                <w:sz w:val="30"/>
-              </w:rPr>
-              <w:t>45÷5=</w:t>
-            </w:r>
-          </w:p>
-        </w:tc>
-        <w:tc>
-          <w:tcPr>
-            <w:tcW w:type="dxa" w:w="1987"/>
-          </w:tcPr>
-          <w:p>
-            <w:pPr>
-              <w:jc w:val="left"/>
-            </w:pPr>
-            <w:r>
-              <w:rPr>
-                <w:rFonts w:ascii="TimeNewRoman" w:hAnsi="TimeNewRoman"/>
-                <w:sz w:val="30"/>
-              </w:rPr>
-              <w:t>5+51=</w:t>
-            </w:r>
-          </w:p>
-        </w:tc>
-      </w:tr>
-      <w:tr>
-        <w:tc>
-          <w:tcPr>
-            <w:tcW w:type="dxa" w:w="1987"/>
-          </w:tcPr>
-          <w:p>
-            <w:pPr>
-              <w:jc w:val="left"/>
-            </w:pPr>
-            <w:r>
-              <w:rPr>
-                <w:rFonts w:ascii="TimeNewRoman" w:hAnsi="TimeNewRoman"/>
-                <w:sz w:val="30"/>
-              </w:rPr>
-              <w:t>90+50-87=</w:t>
-            </w:r>
-          </w:p>
-        </w:tc>
-        <w:tc>
-          <w:tcPr>
-            <w:tcW w:type="dxa" w:w="1987"/>
-          </w:tcPr>
-          <w:p>
-            <w:pPr>
-              <w:jc w:val="left"/>
-            </w:pPr>
-            <w:r>
-              <w:rPr>
-                <w:rFonts w:ascii="TimeNewRoman" w:hAnsi="TimeNewRoman"/>
-                <w:sz w:val="30"/>
-              </w:rPr>
-              <w:t>4×5+35=</w:t>
-            </w:r>
-          </w:p>
-        </w:tc>
-        <w:tc>
-          <w:tcPr>
-            <w:tcW w:type="dxa" w:w="1987"/>
-          </w:tcPr>
-          <w:p>
-            <w:pPr>
-              <w:jc w:val="left"/>
-            </w:pPr>
-            <w:r>
-              <w:rPr>
-                <w:rFonts w:ascii="TimeNewRoman" w:hAnsi="TimeNewRoman"/>
-                <w:sz w:val="30"/>
-              </w:rPr>
-              <w:t>8×4=</w:t>
-            </w:r>
-          </w:p>
-        </w:tc>
-        <w:tc>
-          <w:tcPr>
-            <w:tcW w:type="dxa" w:w="1987"/>
-          </w:tcPr>
-          <w:p>
-            <w:pPr>
-              <w:jc w:val="left"/>
-            </w:pPr>
-            <w:r>
-              <w:rPr>
-                <w:rFonts w:ascii="TimeNewRoman" w:hAnsi="TimeNewRoman"/>
-                <w:sz w:val="30"/>
-              </w:rPr>
-              <w:t>66+21=</w:t>
-            </w:r>
-          </w:p>
-        </w:tc>
-        <w:tc>
-          <w:tcPr>
-            <w:tcW w:type="dxa" w:w="1987"/>
-          </w:tcPr>
-          <w:p>
-            <w:pPr>
-              <w:jc w:val="left"/>
-            </w:pPr>
-            <w:r>
-              <w:rPr>
-                <w:rFonts w:ascii="TimeNewRoman" w:hAnsi="TimeNewRoman"/>
-                <w:sz w:val="30"/>
-              </w:rPr>
-              <w:t>6×1=</w:t>
+              <w:t>7×5=</w:t>
             </w:r>
           </w:p>
         </w:tc>
@@ -405,7 +144,7 @@
                 <w:rFonts w:ascii="TimeNewRoman" w:hAnsi="TimeNewRoman"/>
                 <w:sz w:val="30"/>
               </w:rPr>
-              <w:t>5+46=</w:t>
+              <w:t>7×3=</w:t>
             </w:r>
           </w:p>
         </w:tc>
@@ -422,7 +161,7 @@
                 <w:rFonts w:ascii="TimeNewRoman" w:hAnsi="TimeNewRoman"/>
                 <w:sz w:val="30"/>
               </w:rPr>
-              <w:t>26-5=</w:t>
+              <w:t>6×6=</w:t>
             </w:r>
           </w:p>
         </w:tc>
@@ -439,7 +178,7 @@
                 <w:rFonts w:ascii="TimeNewRoman" w:hAnsi="TimeNewRoman"/>
                 <w:sz w:val="30"/>
               </w:rPr>
-              <w:t>8÷4=</w:t>
+              <w:t>5×4-6=</w:t>
             </w:r>
           </w:p>
         </w:tc>
@@ -456,7 +195,7 @@
                 <w:rFonts w:ascii="TimeNewRoman" w:hAnsi="TimeNewRoman"/>
                 <w:sz w:val="30"/>
               </w:rPr>
-              <w:t>18÷2=</w:t>
+              <w:t>9×6+90=</w:t>
             </w:r>
           </w:p>
         </w:tc>
@@ -475,7 +214,7 @@
                 <w:rFonts w:ascii="TimeNewRoman" w:hAnsi="TimeNewRoman"/>
                 <w:sz w:val="30"/>
               </w:rPr>
-              <w:t>81+23-82=</w:t>
+              <w:t>5×8=</w:t>
             </w:r>
           </w:p>
         </w:tc>
@@ -492,7 +231,7 @@
                 <w:rFonts w:ascii="TimeNewRoman" w:hAnsi="TimeNewRoman"/>
                 <w:sz w:val="30"/>
               </w:rPr>
-              <w:t>3×9=</w:t>
+              <w:t>92-86=</w:t>
             </w:r>
           </w:p>
         </w:tc>
@@ -509,7 +248,7 @@
                 <w:rFonts w:ascii="TimeNewRoman" w:hAnsi="TimeNewRoman"/>
                 <w:sz w:val="30"/>
               </w:rPr>
-              <w:t>8×3-20=</w:t>
+              <w:t>19+85+40=</w:t>
             </w:r>
           </w:p>
         </w:tc>
@@ -526,7 +265,7 @@
                 <w:rFonts w:ascii="TimeNewRoman" w:hAnsi="TimeNewRoman"/>
                 <w:sz w:val="30"/>
               </w:rPr>
-              <w:t>7×3=</w:t>
+              <w:t>22+75-16=</w:t>
             </w:r>
           </w:p>
         </w:tc>
@@ -543,7 +282,7 @@
                 <w:rFonts w:ascii="TimeNewRoman" w:hAnsi="TimeNewRoman"/>
                 <w:sz w:val="30"/>
               </w:rPr>
-              <w:t>12+60=</w:t>
+              <w:t>6×8=</w:t>
             </w:r>
           </w:p>
         </w:tc>
@@ -562,7 +301,7 @@
                 <w:rFonts w:ascii="TimeNewRoman" w:hAnsi="TimeNewRoman"/>
                 <w:sz w:val="30"/>
               </w:rPr>
-              <w:t>71+8-75=</w:t>
+              <w:t>6×7=</w:t>
             </w:r>
           </w:p>
         </w:tc>
@@ -579,7 +318,7 @@
                 <w:rFonts w:ascii="TimeNewRoman" w:hAnsi="TimeNewRoman"/>
                 <w:sz w:val="30"/>
               </w:rPr>
-              <w:t>5+88=</w:t>
+              <w:t>7×5-30=</w:t>
             </w:r>
           </w:p>
         </w:tc>
@@ -596,7 +335,7 @@
                 <w:rFonts w:ascii="TimeNewRoman" w:hAnsi="TimeNewRoman"/>
                 <w:sz w:val="30"/>
               </w:rPr>
-              <w:t>8×8=</w:t>
+              <w:t>7×4+27=</w:t>
             </w:r>
           </w:p>
         </w:tc>
@@ -613,7 +352,7 @@
                 <w:rFonts w:ascii="TimeNewRoman" w:hAnsi="TimeNewRoman"/>
                 <w:sz w:val="30"/>
               </w:rPr>
-              <w:t>98-19=</w:t>
+              <w:t>9×5=</w:t>
             </w:r>
           </w:p>
         </w:tc>
@@ -630,7 +369,7 @@
                 <w:rFonts w:ascii="TimeNewRoman" w:hAnsi="TimeNewRoman"/>
                 <w:sz w:val="30"/>
               </w:rPr>
-              <w:t>71-3=</w:t>
+              <w:t>44+40-31=</w:t>
             </w:r>
           </w:p>
         </w:tc>
@@ -649,7 +388,7 @@
                 <w:rFonts w:ascii="TimeNewRoman" w:hAnsi="TimeNewRoman"/>
                 <w:sz w:val="30"/>
               </w:rPr>
-              <w:t>2×4=</w:t>
+              <w:t>8+85=</w:t>
             </w:r>
           </w:p>
         </w:tc>
@@ -666,7 +405,7 @@
                 <w:rFonts w:ascii="TimeNewRoman" w:hAnsi="TimeNewRoman"/>
                 <w:sz w:val="30"/>
               </w:rPr>
-              <w:t>25÷5=</w:t>
+              <w:t>29+11=</w:t>
             </w:r>
           </w:p>
         </w:tc>
@@ -683,7 +422,7 @@
                 <w:rFonts w:ascii="TimeNewRoman" w:hAnsi="TimeNewRoman"/>
                 <w:sz w:val="30"/>
               </w:rPr>
-              <w:t>6÷2=</w:t>
+              <w:t>64+51+64=</w:t>
             </w:r>
           </w:p>
         </w:tc>
@@ -700,7 +439,7 @@
                 <w:rFonts w:ascii="TimeNewRoman" w:hAnsi="TimeNewRoman"/>
                 <w:sz w:val="30"/>
               </w:rPr>
-              <w:t>5×9=</w:t>
+              <w:t>21÷7=</w:t>
             </w:r>
           </w:p>
         </w:tc>
@@ -717,7 +456,7 @@
                 <w:rFonts w:ascii="TimeNewRoman" w:hAnsi="TimeNewRoman"/>
                 <w:sz w:val="30"/>
               </w:rPr>
-              <w:t>58+44+19=</w:t>
+              <w:t>9×6=</w:t>
             </w:r>
           </w:p>
         </w:tc>
@@ -736,7 +475,7 @@
                 <w:rFonts w:ascii="TimeNewRoman" w:hAnsi="TimeNewRoman"/>
                 <w:sz w:val="30"/>
               </w:rPr>
-              <w:t>4×5=</w:t>
+              <w:t>5×6=</w:t>
             </w:r>
           </w:p>
         </w:tc>
@@ -753,737 +492,7 @@
                 <w:rFonts w:ascii="TimeNewRoman" w:hAnsi="TimeNewRoman"/>
                 <w:sz w:val="30"/>
               </w:rPr>
-              <w:t>87-17=</w:t>
-            </w:r>
-          </w:p>
-        </w:tc>
-        <w:tc>
-          <w:tcPr>
-            <w:tcW w:type="dxa" w:w="1987"/>
-          </w:tcPr>
-          <w:p>
-            <w:pPr>
-              <w:jc w:val="left"/>
-            </w:pPr>
-            <w:r>
-              <w:rPr>
-                <w:rFonts w:ascii="TimeNewRoman" w:hAnsi="TimeNewRoman"/>
-                <w:sz w:val="30"/>
-              </w:rPr>
-              <w:t>6÷3=</w:t>
-            </w:r>
-          </w:p>
-        </w:tc>
-        <w:tc>
-          <w:tcPr>
-            <w:tcW w:type="dxa" w:w="1987"/>
-          </w:tcPr>
-          <w:p>
-            <w:pPr>
-              <w:jc w:val="left"/>
-            </w:pPr>
-            <w:r>
-              <w:rPr>
-                <w:rFonts w:ascii="TimeNewRoman" w:hAnsi="TimeNewRoman"/>
-                <w:sz w:val="30"/>
-              </w:rPr>
-              <w:t>8×7=</w:t>
-            </w:r>
-          </w:p>
-        </w:tc>
-        <w:tc>
-          <w:tcPr>
-            <w:tcW w:type="dxa" w:w="1987"/>
-          </w:tcPr>
-          <w:p>
-            <w:pPr>
-              <w:jc w:val="left"/>
-            </w:pPr>
-            <w:r>
-              <w:rPr>
-                <w:rFonts w:ascii="TimeNewRoman" w:hAnsi="TimeNewRoman"/>
-                <w:sz w:val="30"/>
-              </w:rPr>
-              <w:t>53+65+88=</w:t>
-            </w:r>
-          </w:p>
-        </w:tc>
-      </w:tr>
-      <w:tr>
-        <w:tc>
-          <w:tcPr>
-            <w:tcW w:type="dxa" w:w="1987"/>
-          </w:tcPr>
-          <w:p>
-            <w:pPr>
-              <w:jc w:val="left"/>
-            </w:pPr>
-            <w:r>
-              <w:rPr>
-                <w:rFonts w:ascii="TimeNewRoman" w:hAnsi="TimeNewRoman"/>
-                <w:sz w:val="30"/>
-              </w:rPr>
-              <w:t>78+29-1=</w:t>
-            </w:r>
-          </w:p>
-        </w:tc>
-        <w:tc>
-          <w:tcPr>
-            <w:tcW w:type="dxa" w:w="1987"/>
-          </w:tcPr>
-          <w:p>
-            <w:pPr>
-              <w:jc w:val="left"/>
-            </w:pPr>
-            <w:r>
-              <w:rPr>
-                <w:rFonts w:ascii="TimeNewRoman" w:hAnsi="TimeNewRoman"/>
-                <w:sz w:val="30"/>
-              </w:rPr>
-              <w:t>2+38=</w:t>
-            </w:r>
-          </w:p>
-        </w:tc>
-        <w:tc>
-          <w:tcPr>
-            <w:tcW w:type="dxa" w:w="1987"/>
-          </w:tcPr>
-          <w:p>
-            <w:pPr>
-              <w:jc w:val="left"/>
-            </w:pPr>
-            <w:r>
-              <w:rPr>
-                <w:rFonts w:ascii="TimeNewRoman" w:hAnsi="TimeNewRoman"/>
-                <w:sz w:val="30"/>
-              </w:rPr>
-              <w:t>7×7+40=</w:t>
-            </w:r>
-          </w:p>
-        </w:tc>
-        <w:tc>
-          <w:tcPr>
-            <w:tcW w:type="dxa" w:w="1987"/>
-          </w:tcPr>
-          <w:p>
-            <w:pPr>
-              <w:jc w:val="left"/>
-            </w:pPr>
-            <w:r>
-              <w:rPr>
-                <w:rFonts w:ascii="TimeNewRoman" w:hAnsi="TimeNewRoman"/>
-                <w:sz w:val="30"/>
-              </w:rPr>
-              <w:t>95-57=</w:t>
-            </w:r>
-          </w:p>
-        </w:tc>
-        <w:tc>
-          <w:tcPr>
-            <w:tcW w:type="dxa" w:w="1987"/>
-          </w:tcPr>
-          <w:p>
-            <w:pPr>
-              <w:jc w:val="left"/>
-            </w:pPr>
-            <w:r>
-              <w:rPr>
-                <w:rFonts w:ascii="TimeNewRoman" w:hAnsi="TimeNewRoman"/>
-                <w:sz w:val="30"/>
-              </w:rPr>
-              <w:t>7×6+82=</w:t>
-            </w:r>
-          </w:p>
-        </w:tc>
-      </w:tr>
-      <w:tr>
-        <w:tc>
-          <w:tcPr>
-            <w:tcW w:type="dxa" w:w="1987"/>
-          </w:tcPr>
-          <w:p>
-            <w:pPr>
-              <w:jc w:val="left"/>
-            </w:pPr>
-            <w:r>
-              <w:rPr>
-                <w:rFonts w:ascii="TimeNewRoman" w:hAnsi="TimeNewRoman"/>
-                <w:sz w:val="30"/>
-              </w:rPr>
-              <w:t>3×5=</w:t>
-            </w:r>
-          </w:p>
-        </w:tc>
-        <w:tc>
-          <w:tcPr>
-            <w:tcW w:type="dxa" w:w="1987"/>
-          </w:tcPr>
-          <w:p>
-            <w:pPr>
-              <w:jc w:val="left"/>
-            </w:pPr>
-            <w:r>
-              <w:rPr>
-                <w:rFonts w:ascii="TimeNewRoman" w:hAnsi="TimeNewRoman"/>
-                <w:sz w:val="30"/>
-              </w:rPr>
-              <w:t>3×8=</w:t>
-            </w:r>
-          </w:p>
-        </w:tc>
-        <w:tc>
-          <w:tcPr>
-            <w:tcW w:type="dxa" w:w="1987"/>
-          </w:tcPr>
-          <w:p>
-            <w:pPr>
-              <w:jc w:val="left"/>
-            </w:pPr>
-            <w:r>
-              <w:rPr>
-                <w:rFonts w:ascii="TimeNewRoman" w:hAnsi="TimeNewRoman"/>
-                <w:sz w:val="30"/>
-              </w:rPr>
-              <w:t>54÷6=</w:t>
-            </w:r>
-          </w:p>
-        </w:tc>
-        <w:tc>
-          <w:tcPr>
-            <w:tcW w:type="dxa" w:w="1987"/>
-          </w:tcPr>
-          <w:p>
-            <w:pPr>
-              <w:jc w:val="left"/>
-            </w:pPr>
-            <w:r>
-              <w:rPr>
-                <w:rFonts w:ascii="TimeNewRoman" w:hAnsi="TimeNewRoman"/>
-                <w:sz w:val="30"/>
-              </w:rPr>
-              <w:t>15+43-24=</w:t>
-            </w:r>
-          </w:p>
-        </w:tc>
-        <w:tc>
-          <w:tcPr>
-            <w:tcW w:type="dxa" w:w="1987"/>
-          </w:tcPr>
-          <w:p>
-            <w:pPr>
-              <w:jc w:val="left"/>
-            </w:pPr>
-            <w:r>
-              <w:rPr>
-                <w:rFonts w:ascii="TimeNewRoman" w:hAnsi="TimeNewRoman"/>
-                <w:sz w:val="30"/>
-              </w:rPr>
-              <w:t>87-55=</w:t>
-            </w:r>
-          </w:p>
-        </w:tc>
-      </w:tr>
-      <w:tr>
-        <w:tc>
-          <w:tcPr>
-            <w:tcW w:type="dxa" w:w="1987"/>
-          </w:tcPr>
-          <w:p>
-            <w:pPr>
-              <w:jc w:val="left"/>
-            </w:pPr>
-            <w:r>
-              <w:rPr>
-                <w:rFonts w:ascii="TimeNewRoman" w:hAnsi="TimeNewRoman"/>
-                <w:sz w:val="30"/>
-              </w:rPr>
-              <w:t>47+85-95=</w:t>
-            </w:r>
-          </w:p>
-        </w:tc>
-        <w:tc>
-          <w:tcPr>
-            <w:tcW w:type="dxa" w:w="1987"/>
-          </w:tcPr>
-          <w:p>
-            <w:pPr>
-              <w:jc w:val="left"/>
-            </w:pPr>
-            <w:r>
-              <w:rPr>
-                <w:rFonts w:ascii="TimeNewRoman" w:hAnsi="TimeNewRoman"/>
-                <w:sz w:val="30"/>
-              </w:rPr>
-              <w:t>86-38=</w:t>
-            </w:r>
-          </w:p>
-        </w:tc>
-        <w:tc>
-          <w:tcPr>
-            <w:tcW w:type="dxa" w:w="1987"/>
-          </w:tcPr>
-          <w:p>
-            <w:pPr>
-              <w:jc w:val="left"/>
-            </w:pPr>
-            <w:r>
-              <w:rPr>
-                <w:rFonts w:ascii="TimeNewRoman" w:hAnsi="TimeNewRoman"/>
-                <w:sz w:val="30"/>
-              </w:rPr>
-              <w:t>7×6+33=</w:t>
-            </w:r>
-          </w:p>
-        </w:tc>
-        <w:tc>
-          <w:tcPr>
-            <w:tcW w:type="dxa" w:w="1987"/>
-          </w:tcPr>
-          <w:p>
-            <w:pPr>
-              <w:jc w:val="left"/>
-            </w:pPr>
-            <w:r>
-              <w:rPr>
-                <w:rFonts w:ascii="TimeNewRoman" w:hAnsi="TimeNewRoman"/>
-                <w:sz w:val="30"/>
-              </w:rPr>
-              <w:t>29-7=</w:t>
-            </w:r>
-          </w:p>
-        </w:tc>
-        <w:tc>
-          <w:tcPr>
-            <w:tcW w:type="dxa" w:w="1987"/>
-          </w:tcPr>
-          <w:p>
-            <w:pPr>
-              <w:jc w:val="left"/>
-            </w:pPr>
-            <w:r>
-              <w:rPr>
-                <w:rFonts w:ascii="TimeNewRoman" w:hAnsi="TimeNewRoman"/>
-                <w:sz w:val="30"/>
-              </w:rPr>
-              <w:t>6+17-16=</w:t>
-            </w:r>
-          </w:p>
-        </w:tc>
-      </w:tr>
-      <w:tr>
-        <w:tc>
-          <w:tcPr>
-            <w:tcW w:type="dxa" w:w="1987"/>
-          </w:tcPr>
-          <w:p>
-            <w:pPr>
-              <w:jc w:val="left"/>
-            </w:pPr>
-            <w:r>
-              <w:rPr>
-                <w:rFonts w:ascii="TimeNewRoman" w:hAnsi="TimeNewRoman"/>
-                <w:sz w:val="30"/>
-              </w:rPr>
-              <w:t>89-15=</w:t>
-            </w:r>
-          </w:p>
-        </w:tc>
-        <w:tc>
-          <w:tcPr>
-            <w:tcW w:type="dxa" w:w="1987"/>
-          </w:tcPr>
-          <w:p>
-            <w:pPr>
-              <w:jc w:val="left"/>
-            </w:pPr>
-            <w:r>
-              <w:rPr>
-                <w:rFonts w:ascii="TimeNewRoman" w:hAnsi="TimeNewRoman"/>
-                <w:sz w:val="30"/>
-              </w:rPr>
-              <w:t>37+1+68=</w:t>
-            </w:r>
-          </w:p>
-        </w:tc>
-        <w:tc>
-          <w:tcPr>
-            <w:tcW w:type="dxa" w:w="1987"/>
-          </w:tcPr>
-          <w:p>
-            <w:pPr>
-              <w:jc w:val="left"/>
-            </w:pPr>
-            <w:r>
-              <w:rPr>
-                <w:rFonts w:ascii="TimeNewRoman" w:hAnsi="TimeNewRoman"/>
-                <w:sz w:val="30"/>
-              </w:rPr>
-              <w:t>87-1=</w:t>
-            </w:r>
-          </w:p>
-        </w:tc>
-        <w:tc>
-          <w:tcPr>
-            <w:tcW w:type="dxa" w:w="1987"/>
-          </w:tcPr>
-          <w:p>
-            <w:pPr>
-              <w:jc w:val="left"/>
-            </w:pPr>
-            <w:r>
-              <w:rPr>
-                <w:rFonts w:ascii="TimeNewRoman" w:hAnsi="TimeNewRoman"/>
-                <w:sz w:val="30"/>
-              </w:rPr>
-              <w:t>1÷1=</w:t>
-            </w:r>
-          </w:p>
-        </w:tc>
-        <w:tc>
-          <w:tcPr>
-            <w:tcW w:type="dxa" w:w="1987"/>
-          </w:tcPr>
-          <w:p>
-            <w:pPr>
-              <w:jc w:val="left"/>
-            </w:pPr>
-            <w:r>
-              <w:rPr>
-                <w:rFonts w:ascii="TimeNewRoman" w:hAnsi="TimeNewRoman"/>
-                <w:sz w:val="30"/>
-              </w:rPr>
-              <w:t>83-68=</w:t>
-            </w:r>
-          </w:p>
-        </w:tc>
-      </w:tr>
-      <w:tr>
-        <w:tc>
-          <w:tcPr>
-            <w:tcW w:type="dxa" w:w="1987"/>
-          </w:tcPr>
-          <w:p>
-            <w:pPr>
-              <w:jc w:val="left"/>
-            </w:pPr>
-            <w:r>
-              <w:rPr>
-                <w:rFonts w:ascii="TimeNewRoman" w:hAnsi="TimeNewRoman"/>
-                <w:sz w:val="30"/>
-              </w:rPr>
-              <w:t>17+4-13=</w:t>
-            </w:r>
-          </w:p>
-        </w:tc>
-        <w:tc>
-          <w:tcPr>
-            <w:tcW w:type="dxa" w:w="1987"/>
-          </w:tcPr>
-          <w:p>
-            <w:pPr>
-              <w:jc w:val="left"/>
-            </w:pPr>
-            <w:r>
-              <w:rPr>
-                <w:rFonts w:ascii="TimeNewRoman" w:hAnsi="TimeNewRoman"/>
-                <w:sz w:val="30"/>
-              </w:rPr>
-              <w:t>8-6=</w:t>
-            </w:r>
-          </w:p>
-        </w:tc>
-        <w:tc>
-          <w:tcPr>
-            <w:tcW w:type="dxa" w:w="1987"/>
-          </w:tcPr>
-          <w:p>
-            <w:pPr>
-              <w:jc w:val="left"/>
-            </w:pPr>
-            <w:r>
-              <w:rPr>
-                <w:rFonts w:ascii="TimeNewRoman" w:hAnsi="TimeNewRoman"/>
-                <w:sz w:val="30"/>
-              </w:rPr>
-              <w:t>4×9=</w:t>
-            </w:r>
-          </w:p>
-        </w:tc>
-        <w:tc>
-          <w:tcPr>
-            <w:tcW w:type="dxa" w:w="1987"/>
-          </w:tcPr>
-          <w:p>
-            <w:pPr>
-              <w:jc w:val="left"/>
-            </w:pPr>
-            <w:r>
-              <w:rPr>
-                <w:rFonts w:ascii="TimeNewRoman" w:hAnsi="TimeNewRoman"/>
-                <w:sz w:val="30"/>
-              </w:rPr>
-              <w:t>74-9=</w:t>
-            </w:r>
-          </w:p>
-        </w:tc>
-        <w:tc>
-          <w:tcPr>
-            <w:tcW w:type="dxa" w:w="1987"/>
-          </w:tcPr>
-          <w:p>
-            <w:pPr>
-              <w:jc w:val="left"/>
-            </w:pPr>
-            <w:r>
-              <w:rPr>
-                <w:rFonts w:ascii="TimeNewRoman" w:hAnsi="TimeNewRoman"/>
-                <w:sz w:val="30"/>
-              </w:rPr>
-              <w:t>5×4=</w:t>
-            </w:r>
-          </w:p>
-        </w:tc>
-      </w:tr>
-      <w:tr>
-        <w:tc>
-          <w:tcPr>
-            <w:tcW w:type="dxa" w:w="1987"/>
-          </w:tcPr>
-          <w:p>
-            <w:pPr>
-              <w:jc w:val="left"/>
-            </w:pPr>
-            <w:r>
-              <w:rPr>
-                <w:rFonts w:ascii="TimeNewRoman" w:hAnsi="TimeNewRoman"/>
-                <w:sz w:val="30"/>
-              </w:rPr>
-              <w:t>58-45=</w:t>
-            </w:r>
-          </w:p>
-        </w:tc>
-        <w:tc>
-          <w:tcPr>
-            <w:tcW w:type="dxa" w:w="1987"/>
-          </w:tcPr>
-          <w:p>
-            <w:pPr>
-              <w:jc w:val="left"/>
-            </w:pPr>
-            <w:r>
-              <w:rPr>
-                <w:rFonts w:ascii="TimeNewRoman" w:hAnsi="TimeNewRoman"/>
-                <w:sz w:val="30"/>
-              </w:rPr>
-              <w:t>9×2=</w:t>
-            </w:r>
-          </w:p>
-        </w:tc>
-        <w:tc>
-          <w:tcPr>
-            <w:tcW w:type="dxa" w:w="1987"/>
-          </w:tcPr>
-          <w:p>
-            <w:pPr>
-              <w:jc w:val="left"/>
-            </w:pPr>
-            <w:r>
-              <w:rPr>
-                <w:rFonts w:ascii="TimeNewRoman" w:hAnsi="TimeNewRoman"/>
-                <w:sz w:val="30"/>
-              </w:rPr>
-              <w:t>1×2=</w:t>
-            </w:r>
-          </w:p>
-        </w:tc>
-        <w:tc>
-          <w:tcPr>
-            <w:tcW w:type="dxa" w:w="1987"/>
-          </w:tcPr>
-          <w:p>
-            <w:pPr>
-              <w:jc w:val="left"/>
-            </w:pPr>
-            <w:r>
-              <w:rPr>
-                <w:rFonts w:ascii="TimeNewRoman" w:hAnsi="TimeNewRoman"/>
-                <w:sz w:val="30"/>
-              </w:rPr>
-              <w:t>33+16=</w:t>
-            </w:r>
-          </w:p>
-        </w:tc>
-        <w:tc>
-          <w:tcPr>
-            <w:tcW w:type="dxa" w:w="1987"/>
-          </w:tcPr>
-          <w:p>
-            <w:pPr>
-              <w:jc w:val="left"/>
-            </w:pPr>
-            <w:r>
-              <w:rPr>
-                <w:rFonts w:ascii="TimeNewRoman" w:hAnsi="TimeNewRoman"/>
-                <w:sz w:val="30"/>
-              </w:rPr>
-              <w:t>2×6=</w:t>
-            </w:r>
-          </w:p>
-        </w:tc>
-      </w:tr>
-      <w:tr>
-        <w:tc>
-          <w:tcPr>
-            <w:tcW w:type="dxa" w:w="1987"/>
-          </w:tcPr>
-          <w:p>
-            <w:pPr>
-              <w:jc w:val="left"/>
-            </w:pPr>
-            <w:r>
-              <w:rPr>
-                <w:rFonts w:ascii="TimeNewRoman" w:hAnsi="TimeNewRoman"/>
-                <w:sz w:val="30"/>
-              </w:rPr>
-              <w:t>72+14=</w:t>
-            </w:r>
-          </w:p>
-        </w:tc>
-        <w:tc>
-          <w:tcPr>
-            <w:tcW w:type="dxa" w:w="1987"/>
-          </w:tcPr>
-          <w:p>
-            <w:pPr>
-              <w:jc w:val="left"/>
-            </w:pPr>
-            <w:r>
-              <w:rPr>
-                <w:rFonts w:ascii="TimeNewRoman" w:hAnsi="TimeNewRoman"/>
-                <w:sz w:val="30"/>
-              </w:rPr>
-              <w:t>7+99+66=</w:t>
-            </w:r>
-          </w:p>
-        </w:tc>
-        <w:tc>
-          <w:tcPr>
-            <w:tcW w:type="dxa" w:w="1987"/>
-          </w:tcPr>
-          <w:p>
-            <w:pPr>
-              <w:jc w:val="left"/>
-            </w:pPr>
-            <w:r>
-              <w:rPr>
-                <w:rFonts w:ascii="TimeNewRoman" w:hAnsi="TimeNewRoman"/>
-                <w:sz w:val="30"/>
-              </w:rPr>
-              <w:t>6×9=</w:t>
-            </w:r>
-          </w:p>
-        </w:tc>
-        <w:tc>
-          <w:tcPr>
-            <w:tcW w:type="dxa" w:w="1987"/>
-          </w:tcPr>
-          <w:p>
-            <w:pPr>
-              <w:jc w:val="left"/>
-            </w:pPr>
-            <w:r>
-              <w:rPr>
-                <w:rFonts w:ascii="TimeNewRoman" w:hAnsi="TimeNewRoman"/>
-                <w:sz w:val="30"/>
-              </w:rPr>
-              <w:t>3×8+29=</w:t>
-            </w:r>
-          </w:p>
-        </w:tc>
-        <w:tc>
-          <w:tcPr>
-            <w:tcW w:type="dxa" w:w="1987"/>
-          </w:tcPr>
-          <w:p>
-            <w:pPr>
-              <w:jc w:val="left"/>
-            </w:pPr>
-            <w:r>
-              <w:rPr>
-                <w:rFonts w:ascii="TimeNewRoman" w:hAnsi="TimeNewRoman"/>
-                <w:sz w:val="30"/>
-              </w:rPr>
-              <w:t>32+23=</w:t>
-            </w:r>
-          </w:p>
-        </w:tc>
-      </w:tr>
-      <w:tr>
-        <w:tc>
-          <w:tcPr>
-            <w:tcW w:type="dxa" w:w="1987"/>
-          </w:tcPr>
-          <w:p>
-            <w:pPr>
-              <w:jc w:val="left"/>
-            </w:pPr>
-            <w:r>
-              <w:rPr>
-                <w:rFonts w:ascii="TimeNewRoman" w:hAnsi="TimeNewRoman"/>
-                <w:sz w:val="30"/>
-              </w:rPr>
-              <w:t>4×2=</w:t>
-            </w:r>
-          </w:p>
-        </w:tc>
-        <w:tc>
-          <w:tcPr>
-            <w:tcW w:type="dxa" w:w="1987"/>
-          </w:tcPr>
-          <w:p>
-            <w:pPr>
-              <w:jc w:val="left"/>
-            </w:pPr>
-            <w:r>
-              <w:rPr>
-                <w:rFonts w:ascii="TimeNewRoman" w:hAnsi="TimeNewRoman"/>
-                <w:sz w:val="30"/>
-              </w:rPr>
-              <w:t>28÷4=</w:t>
-            </w:r>
-          </w:p>
-        </w:tc>
-        <w:tc>
-          <w:tcPr>
-            <w:tcW w:type="dxa" w:w="1987"/>
-          </w:tcPr>
-          <w:p>
-            <w:pPr>
-              <w:jc w:val="left"/>
-            </w:pPr>
-            <w:r>
-              <w:rPr>
-                <w:rFonts w:ascii="TimeNewRoman" w:hAnsi="TimeNewRoman"/>
-                <w:sz w:val="30"/>
-              </w:rPr>
-              <w:t>17+19=</w:t>
-            </w:r>
-          </w:p>
-        </w:tc>
-        <w:tc>
-          <w:tcPr>
-            <w:tcW w:type="dxa" w:w="1987"/>
-          </w:tcPr>
-          <w:p>
-            <w:pPr>
-              <w:jc w:val="left"/>
-            </w:pPr>
-            <w:r>
-              <w:rPr>
-                <w:rFonts w:ascii="TimeNewRoman" w:hAnsi="TimeNewRoman"/>
-                <w:sz w:val="30"/>
-              </w:rPr>
-              <w:t>30-2=</w:t>
+              <w:t>5+37=</w:t>
             </w:r>
           </w:p>
         </w:tc>
@@ -1504,8 +513,6 @@
             </w:r>
           </w:p>
         </w:tc>
-      </w:tr>
-      <w:tr>
         <w:tc>
           <w:tcPr>
             <w:tcW w:type="dxa" w:w="1987"/>
@@ -1519,7 +526,7 @@
                 <w:rFonts w:ascii="TimeNewRoman" w:hAnsi="TimeNewRoman"/>
                 <w:sz w:val="30"/>
               </w:rPr>
-              <w:t>83-10=</w:t>
+              <w:t>56+7=</w:t>
             </w:r>
           </w:p>
         </w:tc>
@@ -1536,7 +543,26 @@
                 <w:rFonts w:ascii="TimeNewRoman" w:hAnsi="TimeNewRoman"/>
                 <w:sz w:val="30"/>
               </w:rPr>
-              <w:t>63-45=</w:t>
+              <w:t>9×4+80=</w:t>
+            </w:r>
+          </w:p>
+        </w:tc>
+      </w:tr>
+      <w:tr>
+        <w:tc>
+          <w:tcPr>
+            <w:tcW w:type="dxa" w:w="1987"/>
+          </w:tcPr>
+          <w:p>
+            <w:pPr>
+              <w:jc w:val="left"/>
+            </w:pPr>
+            <w:r>
+              <w:rPr>
+                <w:rFonts w:ascii="TimeNewRoman" w:hAnsi="TimeNewRoman"/>
+                <w:sz w:val="30"/>
+              </w:rPr>
+              <w:t>12+31-7=</w:t>
             </w:r>
           </w:p>
         </w:tc>
@@ -1553,7 +579,7 @@
                 <w:rFonts w:ascii="TimeNewRoman" w:hAnsi="TimeNewRoman"/>
                 <w:sz w:val="30"/>
               </w:rPr>
-              <w:t>90+77+26=</w:t>
+              <w:t>72+82+70=</w:t>
             </w:r>
           </w:p>
         </w:tc>
@@ -1570,7 +596,7 @@
                 <w:rFonts w:ascii="TimeNewRoman" w:hAnsi="TimeNewRoman"/>
                 <w:sz w:val="30"/>
               </w:rPr>
-              <w:t>60+16+97=</w:t>
+              <w:t>18÷9=</w:t>
             </w:r>
           </w:p>
         </w:tc>
@@ -1587,7 +613,198 @@
                 <w:rFonts w:ascii="TimeNewRoman" w:hAnsi="TimeNewRoman"/>
                 <w:sz w:val="30"/>
               </w:rPr>
-              <w:t>7×5=</w:t>
+              <w:t>9×7=</w:t>
+            </w:r>
+          </w:p>
+        </w:tc>
+        <w:tc>
+          <w:tcPr>
+            <w:tcW w:type="dxa" w:w="1987"/>
+          </w:tcPr>
+          <w:p>
+            <w:pPr>
+              <w:jc w:val="left"/>
+            </w:pPr>
+            <w:r>
+              <w:rPr>
+                <w:rFonts w:ascii="TimeNewRoman" w:hAnsi="TimeNewRoman"/>
+                <w:sz w:val="30"/>
+              </w:rPr>
+              <w:t>51+38=</w:t>
+            </w:r>
+          </w:p>
+        </w:tc>
+      </w:tr>
+      <w:tr>
+        <w:tc>
+          <w:tcPr>
+            <w:tcW w:type="dxa" w:w="1987"/>
+          </w:tcPr>
+          <w:p>
+            <w:pPr>
+              <w:jc w:val="left"/>
+            </w:pPr>
+            <w:r>
+              <w:rPr>
+                <w:rFonts w:ascii="TimeNewRoman" w:hAnsi="TimeNewRoman"/>
+                <w:sz w:val="30"/>
+              </w:rPr>
+              <w:t>7×2=</w:t>
+            </w:r>
+          </w:p>
+        </w:tc>
+        <w:tc>
+          <w:tcPr>
+            <w:tcW w:type="dxa" w:w="1987"/>
+          </w:tcPr>
+          <w:p>
+            <w:pPr>
+              <w:jc w:val="left"/>
+            </w:pPr>
+            <w:r>
+              <w:rPr>
+                <w:rFonts w:ascii="TimeNewRoman" w:hAnsi="TimeNewRoman"/>
+                <w:sz w:val="30"/>
+              </w:rPr>
+              <w:t>12÷6=</w:t>
+            </w:r>
+          </w:p>
+        </w:tc>
+        <w:tc>
+          <w:tcPr>
+            <w:tcW w:type="dxa" w:w="1987"/>
+          </w:tcPr>
+          <w:p>
+            <w:pPr>
+              <w:jc w:val="left"/>
+            </w:pPr>
+            <w:r>
+              <w:rPr>
+                <w:rFonts w:ascii="TimeNewRoman" w:hAnsi="TimeNewRoman"/>
+                <w:sz w:val="30"/>
+              </w:rPr>
+              <w:t>70+11=</w:t>
+            </w:r>
+          </w:p>
+        </w:tc>
+        <w:tc>
+          <w:tcPr>
+            <w:tcW w:type="dxa" w:w="1987"/>
+          </w:tcPr>
+          <w:p>
+            <w:pPr>
+              <w:jc w:val="left"/>
+            </w:pPr>
+            <w:r>
+              <w:rPr>
+                <w:rFonts w:ascii="TimeNewRoman" w:hAnsi="TimeNewRoman"/>
+                <w:sz w:val="30"/>
+              </w:rPr>
+              <w:t>52-45=</w:t>
+            </w:r>
+          </w:p>
+        </w:tc>
+        <w:tc>
+          <w:tcPr>
+            <w:tcW w:type="dxa" w:w="1987"/>
+          </w:tcPr>
+          <w:p>
+            <w:pPr>
+              <w:jc w:val="left"/>
+            </w:pPr>
+            <w:r>
+              <w:rPr>
+                <w:rFonts w:ascii="TimeNewRoman" w:hAnsi="TimeNewRoman"/>
+                <w:sz w:val="30"/>
+              </w:rPr>
+              <w:t>4×3=</w:t>
+            </w:r>
+          </w:p>
+        </w:tc>
+      </w:tr>
+      <w:tr>
+        <w:tc>
+          <w:tcPr>
+            <w:tcW w:type="dxa" w:w="1987"/>
+          </w:tcPr>
+          <w:p>
+            <w:pPr>
+              <w:jc w:val="left"/>
+            </w:pPr>
+            <w:r>
+              <w:rPr>
+                <w:rFonts w:ascii="TimeNewRoman" w:hAnsi="TimeNewRoman"/>
+                <w:sz w:val="30"/>
+              </w:rPr>
+              <w:t>9×8+89=</w:t>
+            </w:r>
+          </w:p>
+        </w:tc>
+        <w:tc>
+          <w:tcPr>
+            <w:tcW w:type="dxa" w:w="1987"/>
+          </w:tcPr>
+          <w:p>
+            <w:pPr>
+              <w:jc w:val="left"/>
+            </w:pPr>
+            <w:r>
+              <w:rPr>
+                <w:rFonts w:ascii="TimeNewRoman" w:hAnsi="TimeNewRoman"/>
+                <w:sz w:val="30"/>
+              </w:rPr>
+              <w:t>4×7-20=</w:t>
+            </w:r>
+          </w:p>
+        </w:tc>
+        <w:tc>
+          <w:tcPr>
+            <w:tcW w:type="dxa" w:w="1987"/>
+          </w:tcPr>
+          <w:p>
+            <w:pPr>
+              <w:jc w:val="left"/>
+            </w:pPr>
+            <w:r>
+              <w:rPr>
+                <w:rFonts w:ascii="TimeNewRoman" w:hAnsi="TimeNewRoman"/>
+                <w:sz w:val="30"/>
+              </w:rPr>
+              <w:t>38+62-47=</w:t>
+            </w:r>
+          </w:p>
+        </w:tc>
+        <w:tc>
+          <w:tcPr>
+            <w:tcW w:type="dxa" w:w="1987"/>
+          </w:tcPr>
+          <w:p>
+            <w:pPr>
+              <w:jc w:val="left"/>
+            </w:pPr>
+            <w:r>
+              <w:rPr>
+                <w:rFonts w:ascii="TimeNewRoman" w:hAnsi="TimeNewRoman"/>
+                <w:sz w:val="30"/>
+              </w:rPr>
+              <w:t>94+49+18=</w:t>
+            </w:r>
+          </w:p>
+        </w:tc>
+        <w:tc>
+          <w:tcPr>
+            <w:tcW w:type="dxa" w:w="1987"/>
+          </w:tcPr>
+          <w:p>
+            <w:pPr>
+              <w:jc w:val="left"/>
+            </w:pPr>
+            <w:r>
+              <w:rPr>
+                <w:rFonts w:ascii="TimeNewRoman" w:hAnsi="TimeNewRoman"/>
+                <w:sz w:val="30"/>
+              </w:rPr>
+              <w:t>64÷8=</w:t>
             </w:r>
           </w:p>
         </w:tc>
@@ -1623,7 +840,7 @@
                 <w:rFonts w:ascii="TimeNewRoman" w:hAnsi="TimeNewRoman"/>
                 <w:sz w:val="30"/>
               </w:rPr>
-              <w:t>8×3=</w:t>
+              <w:t>6×2=</w:t>
             </w:r>
           </w:p>
         </w:tc>
@@ -1640,7 +857,7 @@
                 <w:rFonts w:ascii="TimeNewRoman" w:hAnsi="TimeNewRoman"/>
                 <w:sz w:val="30"/>
               </w:rPr>
-              <w:t>3×4=</w:t>
+              <w:t>4×8=</w:t>
             </w:r>
           </w:p>
         </w:tc>
@@ -1657,7 +874,7 @@
                 <w:rFonts w:ascii="TimeNewRoman" w:hAnsi="TimeNewRoman"/>
                 <w:sz w:val="30"/>
               </w:rPr>
-              <w:t>21+62=</w:t>
+              <w:t>34+2=</w:t>
             </w:r>
           </w:p>
         </w:tc>
@@ -1674,7 +891,7 @@
                 <w:rFonts w:ascii="TimeNewRoman" w:hAnsi="TimeNewRoman"/>
                 <w:sz w:val="30"/>
               </w:rPr>
-              <w:t>67+80+2=</w:t>
+              <w:t>19+43=</w:t>
             </w:r>
           </w:p>
         </w:tc>
@@ -1693,7 +910,7 @@
                 <w:rFonts w:ascii="TimeNewRoman" w:hAnsi="TimeNewRoman"/>
                 <w:sz w:val="30"/>
               </w:rPr>
-              <w:t>2×6+92=</w:t>
+              <w:t>53+33=</w:t>
             </w:r>
           </w:p>
         </w:tc>
@@ -1710,7 +927,7 @@
                 <w:rFonts w:ascii="TimeNewRoman" w:hAnsi="TimeNewRoman"/>
                 <w:sz w:val="30"/>
               </w:rPr>
-              <w:t>4×6-22=</w:t>
+              <w:t>4+40=</w:t>
             </w:r>
           </w:p>
         </w:tc>
@@ -1727,7 +944,7 @@
                 <w:rFonts w:ascii="TimeNewRoman" w:hAnsi="TimeNewRoman"/>
                 <w:sz w:val="30"/>
               </w:rPr>
-              <w:t>5×6-16=</w:t>
+              <w:t>9×4=</w:t>
             </w:r>
           </w:p>
         </w:tc>
@@ -1744,7 +961,7 @@
                 <w:rFonts w:ascii="TimeNewRoman" w:hAnsi="TimeNewRoman"/>
                 <w:sz w:val="30"/>
               </w:rPr>
-              <w:t>26+48=</w:t>
+              <w:t>5×6+3=</w:t>
             </w:r>
           </w:p>
         </w:tc>
@@ -1761,7 +978,790 @@
                 <w:rFonts w:ascii="TimeNewRoman" w:hAnsi="TimeNewRoman"/>
                 <w:sz w:val="30"/>
               </w:rPr>
-              <w:t>7×5-23=</w:t>
+              <w:t>34+45=</w:t>
+            </w:r>
+          </w:p>
+        </w:tc>
+      </w:tr>
+      <w:tr>
+        <w:tc>
+          <w:tcPr>
+            <w:tcW w:type="dxa" w:w="1987"/>
+          </w:tcPr>
+          <w:p>
+            <w:pPr>
+              <w:jc w:val="left"/>
+            </w:pPr>
+            <w:r>
+              <w:rPr>
+                <w:rFonts w:ascii="TimeNewRoman" w:hAnsi="TimeNewRoman"/>
+                <w:sz w:val="30"/>
+              </w:rPr>
+              <w:t>11+76=</w:t>
+            </w:r>
+          </w:p>
+        </w:tc>
+        <w:tc>
+          <w:tcPr>
+            <w:tcW w:type="dxa" w:w="1987"/>
+          </w:tcPr>
+          <w:p>
+            <w:pPr>
+              <w:jc w:val="left"/>
+            </w:pPr>
+            <w:r>
+              <w:rPr>
+                <w:rFonts w:ascii="TimeNewRoman" w:hAnsi="TimeNewRoman"/>
+                <w:sz w:val="30"/>
+              </w:rPr>
+              <w:t>7×7+84=</w:t>
+            </w:r>
+          </w:p>
+        </w:tc>
+        <w:tc>
+          <w:tcPr>
+            <w:tcW w:type="dxa" w:w="1987"/>
+          </w:tcPr>
+          <w:p>
+            <w:pPr>
+              <w:jc w:val="left"/>
+            </w:pPr>
+            <w:r>
+              <w:rPr>
+                <w:rFonts w:ascii="TimeNewRoman" w:hAnsi="TimeNewRoman"/>
+                <w:sz w:val="30"/>
+              </w:rPr>
+              <w:t>1+17=</w:t>
+            </w:r>
+          </w:p>
+        </w:tc>
+        <w:tc>
+          <w:tcPr>
+            <w:tcW w:type="dxa" w:w="1987"/>
+          </w:tcPr>
+          <w:p>
+            <w:pPr>
+              <w:jc w:val="left"/>
+            </w:pPr>
+            <w:r>
+              <w:rPr>
+                <w:rFonts w:ascii="TimeNewRoman" w:hAnsi="TimeNewRoman"/>
+                <w:sz w:val="30"/>
+              </w:rPr>
+              <w:t>1×2=</w:t>
+            </w:r>
+          </w:p>
+        </w:tc>
+        <w:tc>
+          <w:tcPr>
+            <w:tcW w:type="dxa" w:w="1987"/>
+          </w:tcPr>
+          <w:p>
+            <w:pPr>
+              <w:jc w:val="left"/>
+            </w:pPr>
+            <w:r>
+              <w:rPr>
+                <w:rFonts w:ascii="TimeNewRoman" w:hAnsi="TimeNewRoman"/>
+                <w:sz w:val="30"/>
+              </w:rPr>
+              <w:t>32+31+63=</w:t>
+            </w:r>
+          </w:p>
+        </w:tc>
+      </w:tr>
+      <w:tr>
+        <w:tc>
+          <w:tcPr>
+            <w:tcW w:type="dxa" w:w="1987"/>
+          </w:tcPr>
+          <w:p>
+            <w:pPr>
+              <w:jc w:val="left"/>
+            </w:pPr>
+            <w:r>
+              <w:rPr>
+                <w:rFonts w:ascii="TimeNewRoman" w:hAnsi="TimeNewRoman"/>
+                <w:sz w:val="30"/>
+              </w:rPr>
+              <w:t>8×3=</w:t>
+            </w:r>
+          </w:p>
+        </w:tc>
+        <w:tc>
+          <w:tcPr>
+            <w:tcW w:type="dxa" w:w="1987"/>
+          </w:tcPr>
+          <w:p>
+            <w:pPr>
+              <w:jc w:val="left"/>
+            </w:pPr>
+            <w:r>
+              <w:rPr>
+                <w:rFonts w:ascii="TimeNewRoman" w:hAnsi="TimeNewRoman"/>
+                <w:sz w:val="30"/>
+              </w:rPr>
+              <w:t>2×9=</w:t>
+            </w:r>
+          </w:p>
+        </w:tc>
+        <w:tc>
+          <w:tcPr>
+            <w:tcW w:type="dxa" w:w="1987"/>
+          </w:tcPr>
+          <w:p>
+            <w:pPr>
+              <w:jc w:val="left"/>
+            </w:pPr>
+            <w:r>
+              <w:rPr>
+                <w:rFonts w:ascii="TimeNewRoman" w:hAnsi="TimeNewRoman"/>
+                <w:sz w:val="30"/>
+              </w:rPr>
+              <w:t>8×5=</w:t>
+            </w:r>
+          </w:p>
+        </w:tc>
+        <w:tc>
+          <w:tcPr>
+            <w:tcW w:type="dxa" w:w="1987"/>
+          </w:tcPr>
+          <w:p>
+            <w:pPr>
+              <w:jc w:val="left"/>
+            </w:pPr>
+            <w:r>
+              <w:rPr>
+                <w:rFonts w:ascii="TimeNewRoman" w:hAnsi="TimeNewRoman"/>
+                <w:sz w:val="30"/>
+              </w:rPr>
+              <w:t>3×4-7=</w:t>
+            </w:r>
+          </w:p>
+        </w:tc>
+        <w:tc>
+          <w:tcPr>
+            <w:tcW w:type="dxa" w:w="1987"/>
+          </w:tcPr>
+          <w:p>
+            <w:pPr>
+              <w:jc w:val="left"/>
+            </w:pPr>
+            <w:r>
+              <w:rPr>
+                <w:rFonts w:ascii="TimeNewRoman" w:hAnsi="TimeNewRoman"/>
+                <w:sz w:val="30"/>
+              </w:rPr>
+              <w:t>5×3-8=</w:t>
+            </w:r>
+          </w:p>
+        </w:tc>
+      </w:tr>
+      <w:tr>
+        <w:tc>
+          <w:tcPr>
+            <w:tcW w:type="dxa" w:w="1987"/>
+          </w:tcPr>
+          <w:p>
+            <w:pPr>
+              <w:jc w:val="left"/>
+            </w:pPr>
+            <w:r>
+              <w:rPr>
+                <w:rFonts w:ascii="TimeNewRoman" w:hAnsi="TimeNewRoman"/>
+                <w:sz w:val="30"/>
+              </w:rPr>
+              <w:t>77-6=</w:t>
+            </w:r>
+          </w:p>
+        </w:tc>
+        <w:tc>
+          <w:tcPr>
+            <w:tcW w:type="dxa" w:w="1987"/>
+          </w:tcPr>
+          <w:p>
+            <w:pPr>
+              <w:jc w:val="left"/>
+            </w:pPr>
+            <w:r>
+              <w:rPr>
+                <w:rFonts w:ascii="TimeNewRoman" w:hAnsi="TimeNewRoman"/>
+                <w:sz w:val="30"/>
+              </w:rPr>
+              <w:t>51-50=</w:t>
+            </w:r>
+          </w:p>
+        </w:tc>
+        <w:tc>
+          <w:tcPr>
+            <w:tcW w:type="dxa" w:w="1987"/>
+          </w:tcPr>
+          <w:p>
+            <w:pPr>
+              <w:jc w:val="left"/>
+            </w:pPr>
+            <w:r>
+              <w:rPr>
+                <w:rFonts w:ascii="TimeNewRoman" w:hAnsi="TimeNewRoman"/>
+                <w:sz w:val="30"/>
+              </w:rPr>
+              <w:t>52+68+30=</w:t>
+            </w:r>
+          </w:p>
+        </w:tc>
+        <w:tc>
+          <w:tcPr>
+            <w:tcW w:type="dxa" w:w="1987"/>
+          </w:tcPr>
+          <w:p>
+            <w:pPr>
+              <w:jc w:val="left"/>
+            </w:pPr>
+            <w:r>
+              <w:rPr>
+                <w:rFonts w:ascii="TimeNewRoman" w:hAnsi="TimeNewRoman"/>
+                <w:sz w:val="30"/>
+              </w:rPr>
+              <w:t>12+47=</w:t>
+            </w:r>
+          </w:p>
+        </w:tc>
+        <w:tc>
+          <w:tcPr>
+            <w:tcW w:type="dxa" w:w="1987"/>
+          </w:tcPr>
+          <w:p>
+            <w:pPr>
+              <w:jc w:val="left"/>
+            </w:pPr>
+            <w:r>
+              <w:rPr>
+                <w:rFonts w:ascii="TimeNewRoman" w:hAnsi="TimeNewRoman"/>
+                <w:sz w:val="30"/>
+              </w:rPr>
+              <w:t>5×5-25=</w:t>
+            </w:r>
+          </w:p>
+        </w:tc>
+      </w:tr>
+      <w:tr>
+        <w:tc>
+          <w:tcPr>
+            <w:tcW w:type="dxa" w:w="1987"/>
+          </w:tcPr>
+          <w:p>
+            <w:pPr>
+              <w:jc w:val="left"/>
+            </w:pPr>
+            <w:r>
+              <w:rPr>
+                <w:rFonts w:ascii="TimeNewRoman" w:hAnsi="TimeNewRoman"/>
+                <w:sz w:val="30"/>
+              </w:rPr>
+              <w:t>5×5+37=</w:t>
+            </w:r>
+          </w:p>
+        </w:tc>
+        <w:tc>
+          <w:tcPr>
+            <w:tcW w:type="dxa" w:w="1987"/>
+          </w:tcPr>
+          <w:p>
+            <w:pPr>
+              <w:jc w:val="left"/>
+            </w:pPr>
+            <w:r>
+              <w:rPr>
+                <w:rFonts w:ascii="TimeNewRoman" w:hAnsi="TimeNewRoman"/>
+                <w:sz w:val="30"/>
+              </w:rPr>
+              <w:t>32+43+41=</w:t>
+            </w:r>
+          </w:p>
+        </w:tc>
+        <w:tc>
+          <w:tcPr>
+            <w:tcW w:type="dxa" w:w="1987"/>
+          </w:tcPr>
+          <w:p>
+            <w:pPr>
+              <w:jc w:val="left"/>
+            </w:pPr>
+            <w:r>
+              <w:rPr>
+                <w:rFonts w:ascii="TimeNewRoman" w:hAnsi="TimeNewRoman"/>
+                <w:sz w:val="30"/>
+              </w:rPr>
+              <w:t>9×9=</w:t>
+            </w:r>
+          </w:p>
+        </w:tc>
+        <w:tc>
+          <w:tcPr>
+            <w:tcW w:type="dxa" w:w="1987"/>
+          </w:tcPr>
+          <w:p>
+            <w:pPr>
+              <w:jc w:val="left"/>
+            </w:pPr>
+            <w:r>
+              <w:rPr>
+                <w:rFonts w:ascii="TimeNewRoman" w:hAnsi="TimeNewRoman"/>
+                <w:sz w:val="30"/>
+              </w:rPr>
+              <w:t>3×9=</w:t>
+            </w:r>
+          </w:p>
+        </w:tc>
+        <w:tc>
+          <w:tcPr>
+            <w:tcW w:type="dxa" w:w="1987"/>
+          </w:tcPr>
+          <w:p>
+            <w:pPr>
+              <w:jc w:val="left"/>
+            </w:pPr>
+            <w:r>
+              <w:rPr>
+                <w:rFonts w:ascii="TimeNewRoman" w:hAnsi="TimeNewRoman"/>
+                <w:sz w:val="30"/>
+              </w:rPr>
+              <w:t>68-6=</w:t>
+            </w:r>
+          </w:p>
+        </w:tc>
+      </w:tr>
+      <w:tr>
+        <w:tc>
+          <w:tcPr>
+            <w:tcW w:type="dxa" w:w="1987"/>
+          </w:tcPr>
+          <w:p>
+            <w:pPr>
+              <w:jc w:val="left"/>
+            </w:pPr>
+            <w:r>
+              <w:rPr>
+                <w:rFonts w:ascii="TimeNewRoman" w:hAnsi="TimeNewRoman"/>
+                <w:sz w:val="30"/>
+              </w:rPr>
+              <w:t>3×2=</w:t>
+            </w:r>
+          </w:p>
+        </w:tc>
+        <w:tc>
+          <w:tcPr>
+            <w:tcW w:type="dxa" w:w="1987"/>
+          </w:tcPr>
+          <w:p>
+            <w:pPr>
+              <w:jc w:val="left"/>
+            </w:pPr>
+            <w:r>
+              <w:rPr>
+                <w:rFonts w:ascii="TimeNewRoman" w:hAnsi="TimeNewRoman"/>
+                <w:sz w:val="30"/>
+              </w:rPr>
+              <w:t>8×4=</w:t>
+            </w:r>
+          </w:p>
+        </w:tc>
+        <w:tc>
+          <w:tcPr>
+            <w:tcW w:type="dxa" w:w="1987"/>
+          </w:tcPr>
+          <w:p>
+            <w:pPr>
+              <w:jc w:val="left"/>
+            </w:pPr>
+            <w:r>
+              <w:rPr>
+                <w:rFonts w:ascii="TimeNewRoman" w:hAnsi="TimeNewRoman"/>
+                <w:sz w:val="30"/>
+              </w:rPr>
+              <w:t>2×9+83=</w:t>
+            </w:r>
+          </w:p>
+        </w:tc>
+        <w:tc>
+          <w:tcPr>
+            <w:tcW w:type="dxa" w:w="1987"/>
+          </w:tcPr>
+          <w:p>
+            <w:pPr>
+              <w:jc w:val="left"/>
+            </w:pPr>
+            <w:r>
+              <w:rPr>
+                <w:rFonts w:ascii="TimeNewRoman" w:hAnsi="TimeNewRoman"/>
+                <w:sz w:val="30"/>
+              </w:rPr>
+              <w:t>7×6=</w:t>
+            </w:r>
+          </w:p>
+        </w:tc>
+        <w:tc>
+          <w:tcPr>
+            <w:tcW w:type="dxa" w:w="1987"/>
+          </w:tcPr>
+          <w:p>
+            <w:pPr>
+              <w:jc w:val="left"/>
+            </w:pPr>
+            <w:r>
+              <w:rPr>
+                <w:rFonts w:ascii="TimeNewRoman" w:hAnsi="TimeNewRoman"/>
+                <w:sz w:val="30"/>
+              </w:rPr>
+              <w:t>8×4+25=</w:t>
+            </w:r>
+          </w:p>
+        </w:tc>
+      </w:tr>
+      <w:tr>
+        <w:tc>
+          <w:tcPr>
+            <w:tcW w:type="dxa" w:w="1987"/>
+          </w:tcPr>
+          <w:p>
+            <w:pPr>
+              <w:jc w:val="left"/>
+            </w:pPr>
+            <w:r>
+              <w:rPr>
+                <w:rFonts w:ascii="TimeNewRoman" w:hAnsi="TimeNewRoman"/>
+                <w:sz w:val="30"/>
+              </w:rPr>
+              <w:t>36÷6=</w:t>
+            </w:r>
+          </w:p>
+        </w:tc>
+        <w:tc>
+          <w:tcPr>
+            <w:tcW w:type="dxa" w:w="1987"/>
+          </w:tcPr>
+          <w:p>
+            <w:pPr>
+              <w:jc w:val="left"/>
+            </w:pPr>
+            <w:r>
+              <w:rPr>
+                <w:rFonts w:ascii="TimeNewRoman" w:hAnsi="TimeNewRoman"/>
+                <w:sz w:val="30"/>
+              </w:rPr>
+              <w:t>52+38=</w:t>
+            </w:r>
+          </w:p>
+        </w:tc>
+        <w:tc>
+          <w:tcPr>
+            <w:tcW w:type="dxa" w:w="1987"/>
+          </w:tcPr>
+          <w:p>
+            <w:pPr>
+              <w:jc w:val="left"/>
+            </w:pPr>
+            <w:r>
+              <w:rPr>
+                <w:rFonts w:ascii="TimeNewRoman" w:hAnsi="TimeNewRoman"/>
+                <w:sz w:val="30"/>
+              </w:rPr>
+              <w:t>4×7=</w:t>
+            </w:r>
+          </w:p>
+        </w:tc>
+        <w:tc>
+          <w:tcPr>
+            <w:tcW w:type="dxa" w:w="1987"/>
+          </w:tcPr>
+          <w:p>
+            <w:pPr>
+              <w:jc w:val="left"/>
+            </w:pPr>
+            <w:r>
+              <w:rPr>
+                <w:rFonts w:ascii="TimeNewRoman" w:hAnsi="TimeNewRoman"/>
+                <w:sz w:val="30"/>
+              </w:rPr>
+              <w:t>3×6=</w:t>
+            </w:r>
+          </w:p>
+        </w:tc>
+        <w:tc>
+          <w:tcPr>
+            <w:tcW w:type="dxa" w:w="1987"/>
+          </w:tcPr>
+          <w:p>
+            <w:pPr>
+              <w:jc w:val="left"/>
+            </w:pPr>
+            <w:r>
+              <w:rPr>
+                <w:rFonts w:ascii="TimeNewRoman" w:hAnsi="TimeNewRoman"/>
+                <w:sz w:val="30"/>
+              </w:rPr>
+              <w:t>7×7=</w:t>
+            </w:r>
+          </w:p>
+        </w:tc>
+      </w:tr>
+      <w:tr>
+        <w:tc>
+          <w:tcPr>
+            <w:tcW w:type="dxa" w:w="1987"/>
+          </w:tcPr>
+          <w:p>
+            <w:pPr>
+              <w:jc w:val="left"/>
+            </w:pPr>
+            <w:r>
+              <w:rPr>
+                <w:rFonts w:ascii="TimeNewRoman" w:hAnsi="TimeNewRoman"/>
+                <w:sz w:val="30"/>
+              </w:rPr>
+              <w:t>8+54=</w:t>
+            </w:r>
+          </w:p>
+        </w:tc>
+        <w:tc>
+          <w:tcPr>
+            <w:tcW w:type="dxa" w:w="1987"/>
+          </w:tcPr>
+          <w:p>
+            <w:pPr>
+              <w:jc w:val="left"/>
+            </w:pPr>
+            <w:r>
+              <w:rPr>
+                <w:rFonts w:ascii="TimeNewRoman" w:hAnsi="TimeNewRoman"/>
+                <w:sz w:val="30"/>
+              </w:rPr>
+              <w:t>23+29=</w:t>
+            </w:r>
+          </w:p>
+        </w:tc>
+        <w:tc>
+          <w:tcPr>
+            <w:tcW w:type="dxa" w:w="1987"/>
+          </w:tcPr>
+          <w:p>
+            <w:pPr>
+              <w:jc w:val="left"/>
+            </w:pPr>
+            <w:r>
+              <w:rPr>
+                <w:rFonts w:ascii="TimeNewRoman" w:hAnsi="TimeNewRoman"/>
+                <w:sz w:val="30"/>
+              </w:rPr>
+              <w:t>77-32=</w:t>
+            </w:r>
+          </w:p>
+        </w:tc>
+        <w:tc>
+          <w:tcPr>
+            <w:tcW w:type="dxa" w:w="1987"/>
+          </w:tcPr>
+          <w:p>
+            <w:pPr>
+              <w:jc w:val="left"/>
+            </w:pPr>
+            <w:r>
+              <w:rPr>
+                <w:rFonts w:ascii="TimeNewRoman" w:hAnsi="TimeNewRoman"/>
+                <w:sz w:val="30"/>
+              </w:rPr>
+              <w:t>5×2+49=</w:t>
+            </w:r>
+          </w:p>
+        </w:tc>
+        <w:tc>
+          <w:tcPr>
+            <w:tcW w:type="dxa" w:w="1987"/>
+          </w:tcPr>
+          <w:p>
+            <w:pPr>
+              <w:jc w:val="left"/>
+            </w:pPr>
+            <w:r>
+              <w:rPr>
+                <w:rFonts w:ascii="TimeNewRoman" w:hAnsi="TimeNewRoman"/>
+                <w:sz w:val="30"/>
+              </w:rPr>
+              <w:t>5×2=</w:t>
+            </w:r>
+          </w:p>
+        </w:tc>
+      </w:tr>
+      <w:tr>
+        <w:tc>
+          <w:tcPr>
+            <w:tcW w:type="dxa" w:w="1987"/>
+          </w:tcPr>
+          <w:p>
+            <w:pPr>
+              <w:jc w:val="left"/>
+            </w:pPr>
+            <w:r>
+              <w:rPr>
+                <w:rFonts w:ascii="TimeNewRoman" w:hAnsi="TimeNewRoman"/>
+                <w:sz w:val="30"/>
+              </w:rPr>
+              <w:t>5+86=</w:t>
+            </w:r>
+          </w:p>
+        </w:tc>
+        <w:tc>
+          <w:tcPr>
+            <w:tcW w:type="dxa" w:w="1987"/>
+          </w:tcPr>
+          <w:p>
+            <w:pPr>
+              <w:jc w:val="left"/>
+            </w:pPr>
+            <w:r>
+              <w:rPr>
+                <w:rFonts w:ascii="TimeNewRoman" w:hAnsi="TimeNewRoman"/>
+                <w:sz w:val="30"/>
+              </w:rPr>
+              <w:t>1×3=</w:t>
+            </w:r>
+          </w:p>
+        </w:tc>
+        <w:tc>
+          <w:tcPr>
+            <w:tcW w:type="dxa" w:w="1987"/>
+          </w:tcPr>
+          <w:p>
+            <w:pPr>
+              <w:jc w:val="left"/>
+            </w:pPr>
+            <w:r>
+              <w:rPr>
+                <w:rFonts w:ascii="TimeNewRoman" w:hAnsi="TimeNewRoman"/>
+                <w:sz w:val="30"/>
+              </w:rPr>
+              <w:t>47-45=</w:t>
+            </w:r>
+          </w:p>
+        </w:tc>
+        <w:tc>
+          <w:tcPr>
+            <w:tcW w:type="dxa" w:w="1987"/>
+          </w:tcPr>
+          <w:p>
+            <w:pPr>
+              <w:jc w:val="left"/>
+            </w:pPr>
+            <w:r>
+              <w:rPr>
+                <w:rFonts w:ascii="TimeNewRoman" w:hAnsi="TimeNewRoman"/>
+                <w:sz w:val="30"/>
+              </w:rPr>
+              <w:t>2×7=</w:t>
+            </w:r>
+          </w:p>
+        </w:tc>
+        <w:tc>
+          <w:tcPr>
+            <w:tcW w:type="dxa" w:w="1987"/>
+          </w:tcPr>
+          <w:p>
+            <w:pPr>
+              <w:jc w:val="left"/>
+            </w:pPr>
+            <w:r>
+              <w:rPr>
+                <w:rFonts w:ascii="TimeNewRoman" w:hAnsi="TimeNewRoman"/>
+                <w:sz w:val="30"/>
+              </w:rPr>
+              <w:t>95-38=</w:t>
+            </w:r>
+          </w:p>
+        </w:tc>
+      </w:tr>
+      <w:tr>
+        <w:tc>
+          <w:tcPr>
+            <w:tcW w:type="dxa" w:w="1987"/>
+          </w:tcPr>
+          <w:p>
+            <w:pPr>
+              <w:jc w:val="left"/>
+            </w:pPr>
+            <w:r>
+              <w:rPr>
+                <w:rFonts w:ascii="TimeNewRoman" w:hAnsi="TimeNewRoman"/>
+                <w:sz w:val="30"/>
+              </w:rPr>
+              <w:t>4×4+78=</w:t>
+            </w:r>
+          </w:p>
+        </w:tc>
+        <w:tc>
+          <w:tcPr>
+            <w:tcW w:type="dxa" w:w="1987"/>
+          </w:tcPr>
+          <w:p>
+            <w:pPr>
+              <w:jc w:val="left"/>
+            </w:pPr>
+            <w:r>
+              <w:rPr>
+                <w:rFonts w:ascii="TimeNewRoman" w:hAnsi="TimeNewRoman"/>
+                <w:sz w:val="30"/>
+              </w:rPr>
+              <w:t>8×7=</w:t>
+            </w:r>
+          </w:p>
+        </w:tc>
+        <w:tc>
+          <w:tcPr>
+            <w:tcW w:type="dxa" w:w="1987"/>
+          </w:tcPr>
+          <w:p>
+            <w:pPr>
+              <w:jc w:val="left"/>
+            </w:pPr>
+            <w:r>
+              <w:rPr>
+                <w:rFonts w:ascii="TimeNewRoman" w:hAnsi="TimeNewRoman"/>
+                <w:sz w:val="30"/>
+              </w:rPr>
+              <w:t>4×2=</w:t>
+            </w:r>
+          </w:p>
+        </w:tc>
+        <w:tc>
+          <w:tcPr>
+            <w:tcW w:type="dxa" w:w="1987"/>
+          </w:tcPr>
+          <w:p>
+            <w:pPr>
+              <w:jc w:val="left"/>
+            </w:pPr>
+            <w:r>
+              <w:rPr>
+                <w:rFonts w:ascii="TimeNewRoman" w:hAnsi="TimeNewRoman"/>
+                <w:sz w:val="30"/>
+              </w:rPr>
+              <w:t>9+30-33=</w:t>
+            </w:r>
+          </w:p>
+        </w:tc>
+        <w:tc>
+          <w:tcPr>
+            <w:tcW w:type="dxa" w:w="1987"/>
+          </w:tcPr>
+          <w:p>
+            <w:pPr>
+              <w:jc w:val="left"/>
+            </w:pPr>
+            <w:r>
+              <w:rPr>
+                <w:rFonts w:ascii="TimeNewRoman" w:hAnsi="TimeNewRoman"/>
+                <w:sz w:val="30"/>
+              </w:rPr>
+              <w:t>92+14-54=</w:t>
             </w:r>
           </w:p>
         </w:tc>

--- a/mixed.docx
+++ b/mixed.docx
@@ -11,7 +11,7 @@
           <w:rFonts w:ascii="Arial" w:hAnsi="Arial"/>
           <w:sz w:val="30"/>
         </w:rPr>
-        <w:t>2026-09-16 Wednesday</w:t>
+        <w:t>2026-09-17 Thursday</w:t>
       </w:r>
     </w:p>
     <w:tbl>
@@ -40,7 +40,111 @@
                 <w:rFonts w:ascii="TimeNewRoman" w:hAnsi="TimeNewRoman"/>
                 <w:sz w:val="30"/>
               </w:rPr>
-              <w:t>78+98+54=</w:t>
+              <w:t>79-6=</w:t>
+            </w:r>
+          </w:p>
+        </w:tc>
+        <w:tc>
+          <w:tcPr>
+            <w:tcW w:type="dxa" w:w="1987"/>
+          </w:tcPr>
+          <w:p>
+            <w:pPr>
+              <w:jc w:val="left"/>
+            </w:pPr>
+            <w:r>
+              <w:rPr>
+                <w:rFonts w:ascii="TimeNewRoman" w:hAnsi="TimeNewRoman"/>
+                <w:sz w:val="30"/>
+              </w:rPr>
+              <w:t>9×8=</w:t>
+            </w:r>
+          </w:p>
+        </w:tc>
+        <w:tc>
+          <w:tcPr>
+            <w:tcW w:type="dxa" w:w="1987"/>
+          </w:tcPr>
+          <w:p>
+            <w:pPr>
+              <w:jc w:val="left"/>
+            </w:pPr>
+            <w:r>
+              <w:rPr>
+                <w:rFonts w:ascii="TimeNewRoman" w:hAnsi="TimeNewRoman"/>
+                <w:sz w:val="30"/>
+              </w:rPr>
+              <w:t>82-35=</w:t>
+            </w:r>
+          </w:p>
+        </w:tc>
+        <w:tc>
+          <w:tcPr>
+            <w:tcW w:type="dxa" w:w="1987"/>
+          </w:tcPr>
+          <w:p>
+            <w:pPr>
+              <w:jc w:val="left"/>
+            </w:pPr>
+            <w:r>
+              <w:rPr>
+                <w:rFonts w:ascii="TimeNewRoman" w:hAnsi="TimeNewRoman"/>
+                <w:sz w:val="30"/>
+              </w:rPr>
+              <w:t>17+53-16=</w:t>
+            </w:r>
+          </w:p>
+        </w:tc>
+        <w:tc>
+          <w:tcPr>
+            <w:tcW w:type="dxa" w:w="1987"/>
+          </w:tcPr>
+          <w:p>
+            <w:pPr>
+              <w:jc w:val="left"/>
+            </w:pPr>
+            <w:r>
+              <w:rPr>
+                <w:rFonts w:ascii="TimeNewRoman" w:hAnsi="TimeNewRoman"/>
+                <w:sz w:val="30"/>
+              </w:rPr>
+              <w:t>78+59-65=</w:t>
+            </w:r>
+          </w:p>
+        </w:tc>
+      </w:tr>
+      <w:tr>
+        <w:tc>
+          <w:tcPr>
+            <w:tcW w:type="dxa" w:w="1987"/>
+          </w:tcPr>
+          <w:p>
+            <w:pPr>
+              <w:jc w:val="left"/>
+            </w:pPr>
+            <w:r>
+              <w:rPr>
+                <w:rFonts w:ascii="TimeNewRoman" w:hAnsi="TimeNewRoman"/>
+                <w:sz w:val="30"/>
+              </w:rPr>
+              <w:t>8÷4=</w:t>
+            </w:r>
+          </w:p>
+        </w:tc>
+        <w:tc>
+          <w:tcPr>
+            <w:tcW w:type="dxa" w:w="1987"/>
+          </w:tcPr>
+          <w:p>
+            <w:pPr>
+              <w:jc w:val="left"/>
+            </w:pPr>
+            <w:r>
+              <w:rPr>
+                <w:rFonts w:ascii="TimeNewRoman" w:hAnsi="TimeNewRoman"/>
+                <w:sz w:val="30"/>
+              </w:rPr>
+              <w:t>3×7=</w:t>
             </w:r>
           </w:p>
         </w:tc>
@@ -74,7 +178,7 @@
                 <w:rFonts w:ascii="TimeNewRoman" w:hAnsi="TimeNewRoman"/>
                 <w:sz w:val="30"/>
               </w:rPr>
-              <w:t>8×8=</w:t>
+              <w:t>1×7=</w:t>
             </w:r>
           </w:p>
         </w:tc>
@@ -91,7 +195,26 @@
                 <w:rFonts w:ascii="TimeNewRoman" w:hAnsi="TimeNewRoman"/>
                 <w:sz w:val="30"/>
               </w:rPr>
-              <w:t>7×8=</w:t>
+              <w:t>2×9=</w:t>
+            </w:r>
+          </w:p>
+        </w:tc>
+      </w:tr>
+      <w:tr>
+        <w:tc>
+          <w:tcPr>
+            <w:tcW w:type="dxa" w:w="1987"/>
+          </w:tcPr>
+          <w:p>
+            <w:pPr>
+              <w:jc w:val="left"/>
+            </w:pPr>
+            <w:r>
+              <w:rPr>
+                <w:rFonts w:ascii="TimeNewRoman" w:hAnsi="TimeNewRoman"/>
+                <w:sz w:val="30"/>
+              </w:rPr>
+              <w:t>6×2-4=</w:t>
             </w:r>
           </w:p>
         </w:tc>
@@ -108,12 +231,201 @@
                 <w:rFonts w:ascii="TimeNewRoman" w:hAnsi="TimeNewRoman"/>
                 <w:sz w:val="30"/>
               </w:rPr>
-              <w:t>7×5=</w:t>
+              <w:t>4+76=</w:t>
+            </w:r>
+          </w:p>
+        </w:tc>
+        <w:tc>
+          <w:tcPr>
+            <w:tcW w:type="dxa" w:w="1987"/>
+          </w:tcPr>
+          <w:p>
+            <w:pPr>
+              <w:jc w:val="left"/>
+            </w:pPr>
+            <w:r>
+              <w:rPr>
+                <w:rFonts w:ascii="TimeNewRoman" w:hAnsi="TimeNewRoman"/>
+                <w:sz w:val="30"/>
+              </w:rPr>
+              <w:t>2×5+28=</w:t>
+            </w:r>
+          </w:p>
+        </w:tc>
+        <w:tc>
+          <w:tcPr>
+            <w:tcW w:type="dxa" w:w="1987"/>
+          </w:tcPr>
+          <w:p>
+            <w:pPr>
+              <w:jc w:val="left"/>
+            </w:pPr>
+            <w:r>
+              <w:rPr>
+                <w:rFonts w:ascii="TimeNewRoman" w:hAnsi="TimeNewRoman"/>
+                <w:sz w:val="30"/>
+              </w:rPr>
+              <w:t>39+14=</w:t>
+            </w:r>
+          </w:p>
+        </w:tc>
+        <w:tc>
+          <w:tcPr>
+            <w:tcW w:type="dxa" w:w="1987"/>
+          </w:tcPr>
+          <w:p>
+            <w:pPr>
+              <w:jc w:val="left"/>
+            </w:pPr>
+            <w:r>
+              <w:rPr>
+                <w:rFonts w:ascii="TimeNewRoman" w:hAnsi="TimeNewRoman"/>
+                <w:sz w:val="30"/>
+              </w:rPr>
+              <w:t>3×2=</w:t>
             </w:r>
           </w:p>
         </w:tc>
       </w:tr>
       <w:tr>
+        <w:tc>
+          <w:tcPr>
+            <w:tcW w:type="dxa" w:w="1987"/>
+          </w:tcPr>
+          <w:p>
+            <w:pPr>
+              <w:jc w:val="left"/>
+            </w:pPr>
+            <w:r>
+              <w:rPr>
+                <w:rFonts w:ascii="TimeNewRoman" w:hAnsi="TimeNewRoman"/>
+                <w:sz w:val="30"/>
+              </w:rPr>
+              <w:t>5×2=</w:t>
+            </w:r>
+          </w:p>
+        </w:tc>
+        <w:tc>
+          <w:tcPr>
+            <w:tcW w:type="dxa" w:w="1987"/>
+          </w:tcPr>
+          <w:p>
+            <w:pPr>
+              <w:jc w:val="left"/>
+            </w:pPr>
+            <w:r>
+              <w:rPr>
+                <w:rFonts w:ascii="TimeNewRoman" w:hAnsi="TimeNewRoman"/>
+                <w:sz w:val="30"/>
+              </w:rPr>
+              <w:t>95+48-37=</w:t>
+            </w:r>
+          </w:p>
+        </w:tc>
+        <w:tc>
+          <w:tcPr>
+            <w:tcW w:type="dxa" w:w="1987"/>
+          </w:tcPr>
+          <w:p>
+            <w:pPr>
+              <w:jc w:val="left"/>
+            </w:pPr>
+            <w:r>
+              <w:rPr>
+                <w:rFonts w:ascii="TimeNewRoman" w:hAnsi="TimeNewRoman"/>
+                <w:sz w:val="30"/>
+              </w:rPr>
+              <w:t>6×8+67=</w:t>
+            </w:r>
+          </w:p>
+        </w:tc>
+        <w:tc>
+          <w:tcPr>
+            <w:tcW w:type="dxa" w:w="1987"/>
+          </w:tcPr>
+          <w:p>
+            <w:pPr>
+              <w:jc w:val="left"/>
+            </w:pPr>
+            <w:r>
+              <w:rPr>
+                <w:rFonts w:ascii="TimeNewRoman" w:hAnsi="TimeNewRoman"/>
+                <w:sz w:val="30"/>
+              </w:rPr>
+              <w:t>66-34=</w:t>
+            </w:r>
+          </w:p>
+        </w:tc>
+        <w:tc>
+          <w:tcPr>
+            <w:tcW w:type="dxa" w:w="1987"/>
+          </w:tcPr>
+          <w:p>
+            <w:pPr>
+              <w:jc w:val="left"/>
+            </w:pPr>
+            <w:r>
+              <w:rPr>
+                <w:rFonts w:ascii="TimeNewRoman" w:hAnsi="TimeNewRoman"/>
+                <w:sz w:val="30"/>
+              </w:rPr>
+              <w:t>8×4=</w:t>
+            </w:r>
+          </w:p>
+        </w:tc>
+      </w:tr>
+      <w:tr>
+        <w:tc>
+          <w:tcPr>
+            <w:tcW w:type="dxa" w:w="1987"/>
+          </w:tcPr>
+          <w:p>
+            <w:pPr>
+              <w:jc w:val="left"/>
+            </w:pPr>
+            <w:r>
+              <w:rPr>
+                <w:rFonts w:ascii="TimeNewRoman" w:hAnsi="TimeNewRoman"/>
+                <w:sz w:val="30"/>
+              </w:rPr>
+              <w:t>2×5=</w:t>
+            </w:r>
+          </w:p>
+        </w:tc>
+        <w:tc>
+          <w:tcPr>
+            <w:tcW w:type="dxa" w:w="1987"/>
+          </w:tcPr>
+          <w:p>
+            <w:pPr>
+              <w:jc w:val="left"/>
+            </w:pPr>
+            <w:r>
+              <w:rPr>
+                <w:rFonts w:ascii="TimeNewRoman" w:hAnsi="TimeNewRoman"/>
+                <w:sz w:val="30"/>
+              </w:rPr>
+              <w:t>85-68=</w:t>
+            </w:r>
+          </w:p>
+        </w:tc>
+        <w:tc>
+          <w:tcPr>
+            <w:tcW w:type="dxa" w:w="1987"/>
+          </w:tcPr>
+          <w:p>
+            <w:pPr>
+              <w:jc w:val="left"/>
+            </w:pPr>
+            <w:r>
+              <w:rPr>
+                <w:rFonts w:ascii="TimeNewRoman" w:hAnsi="TimeNewRoman"/>
+                <w:sz w:val="30"/>
+              </w:rPr>
+              <w:t>6×5=</w:t>
+            </w:r>
+          </w:p>
+        </w:tc>
         <w:tc>
           <w:tcPr>
             <w:tcW w:type="dxa" w:w="1987"/>
@@ -144,7 +456,200 @@
                 <w:rFonts w:ascii="TimeNewRoman" w:hAnsi="TimeNewRoman"/>
                 <w:sz w:val="30"/>
               </w:rPr>
-              <w:t>7×3=</w:t>
+              <w:t>16÷8=</w:t>
+            </w:r>
+          </w:p>
+        </w:tc>
+      </w:tr>
+      <w:tr>
+        <w:tc>
+          <w:tcPr>
+            <w:tcW w:type="dxa" w:w="1987"/>
+          </w:tcPr>
+          <w:p>
+            <w:pPr>
+              <w:jc w:val="left"/>
+            </w:pPr>
+            <w:r>
+              <w:rPr>
+                <w:rFonts w:ascii="TimeNewRoman" w:hAnsi="TimeNewRoman"/>
+                <w:sz w:val="30"/>
+              </w:rPr>
+              <w:t>64+21=</w:t>
+            </w:r>
+          </w:p>
+        </w:tc>
+        <w:tc>
+          <w:tcPr>
+            <w:tcW w:type="dxa" w:w="1987"/>
+          </w:tcPr>
+          <w:p>
+            <w:pPr>
+              <w:jc w:val="left"/>
+            </w:pPr>
+            <w:r>
+              <w:rPr>
+                <w:rFonts w:ascii="TimeNewRoman" w:hAnsi="TimeNewRoman"/>
+                <w:sz w:val="30"/>
+              </w:rPr>
+              <w:t>2×6=</w:t>
+            </w:r>
+          </w:p>
+        </w:tc>
+        <w:tc>
+          <w:tcPr>
+            <w:tcW w:type="dxa" w:w="1987"/>
+          </w:tcPr>
+          <w:p>
+            <w:pPr>
+              <w:jc w:val="left"/>
+            </w:pPr>
+            <w:r>
+              <w:rPr>
+                <w:rFonts w:ascii="TimeNewRoman" w:hAnsi="TimeNewRoman"/>
+                <w:sz w:val="30"/>
+              </w:rPr>
+              <w:t>4×7-4=</w:t>
+            </w:r>
+          </w:p>
+        </w:tc>
+        <w:tc>
+          <w:tcPr>
+            <w:tcW w:type="dxa" w:w="1987"/>
+          </w:tcPr>
+          <w:p>
+            <w:pPr>
+              <w:jc w:val="left"/>
+            </w:pPr>
+            <w:r>
+              <w:rPr>
+                <w:rFonts w:ascii="TimeNewRoman" w:hAnsi="TimeNewRoman"/>
+                <w:sz w:val="30"/>
+              </w:rPr>
+              <w:t>52+16=</w:t>
+            </w:r>
+          </w:p>
+        </w:tc>
+        <w:tc>
+          <w:tcPr>
+            <w:tcW w:type="dxa" w:w="1987"/>
+          </w:tcPr>
+          <w:p>
+            <w:pPr>
+              <w:jc w:val="left"/>
+            </w:pPr>
+            <w:r>
+              <w:rPr>
+                <w:rFonts w:ascii="TimeNewRoman" w:hAnsi="TimeNewRoman"/>
+                <w:sz w:val="30"/>
+              </w:rPr>
+              <w:t>5×5-14=</w:t>
+            </w:r>
+          </w:p>
+        </w:tc>
+      </w:tr>
+      <w:tr>
+        <w:tc>
+          <w:tcPr>
+            <w:tcW w:type="dxa" w:w="1987"/>
+          </w:tcPr>
+          <w:p>
+            <w:pPr>
+              <w:jc w:val="left"/>
+            </w:pPr>
+            <w:r>
+              <w:rPr>
+                <w:rFonts w:ascii="TimeNewRoman" w:hAnsi="TimeNewRoman"/>
+                <w:sz w:val="30"/>
+              </w:rPr>
+              <w:t>48÷8=</w:t>
+            </w:r>
+          </w:p>
+        </w:tc>
+        <w:tc>
+          <w:tcPr>
+            <w:tcW w:type="dxa" w:w="1987"/>
+          </w:tcPr>
+          <w:p>
+            <w:pPr>
+              <w:jc w:val="left"/>
+            </w:pPr>
+            <w:r>
+              <w:rPr>
+                <w:rFonts w:ascii="TimeNewRoman" w:hAnsi="TimeNewRoman"/>
+                <w:sz w:val="30"/>
+              </w:rPr>
+              <w:t>23+1=</w:t>
+            </w:r>
+          </w:p>
+        </w:tc>
+        <w:tc>
+          <w:tcPr>
+            <w:tcW w:type="dxa" w:w="1987"/>
+          </w:tcPr>
+          <w:p>
+            <w:pPr>
+              <w:jc w:val="left"/>
+            </w:pPr>
+            <w:r>
+              <w:rPr>
+                <w:rFonts w:ascii="TimeNewRoman" w:hAnsi="TimeNewRoman"/>
+                <w:sz w:val="30"/>
+              </w:rPr>
+              <w:t>31-15=</w:t>
+            </w:r>
+          </w:p>
+        </w:tc>
+        <w:tc>
+          <w:tcPr>
+            <w:tcW w:type="dxa" w:w="1987"/>
+          </w:tcPr>
+          <w:p>
+            <w:pPr>
+              <w:jc w:val="left"/>
+            </w:pPr>
+            <w:r>
+              <w:rPr>
+                <w:rFonts w:ascii="TimeNewRoman" w:hAnsi="TimeNewRoman"/>
+                <w:sz w:val="30"/>
+              </w:rPr>
+              <w:t>48+77+79=</w:t>
+            </w:r>
+          </w:p>
+        </w:tc>
+        <w:tc>
+          <w:tcPr>
+            <w:tcW w:type="dxa" w:w="1987"/>
+          </w:tcPr>
+          <w:p>
+            <w:pPr>
+              <w:jc w:val="left"/>
+            </w:pPr>
+            <w:r>
+              <w:rPr>
+                <w:rFonts w:ascii="TimeNewRoman" w:hAnsi="TimeNewRoman"/>
+                <w:sz w:val="30"/>
+              </w:rPr>
+              <w:t>21÷3=</w:t>
+            </w:r>
+          </w:p>
+        </w:tc>
+      </w:tr>
+      <w:tr>
+        <w:tc>
+          <w:tcPr>
+            <w:tcW w:type="dxa" w:w="1987"/>
+          </w:tcPr>
+          <w:p>
+            <w:pPr>
+              <w:jc w:val="left"/>
+            </w:pPr>
+            <w:r>
+              <w:rPr>
+                <w:rFonts w:ascii="TimeNewRoman" w:hAnsi="TimeNewRoman"/>
+                <w:sz w:val="30"/>
+              </w:rPr>
+              <w:t>80+46+77=</w:t>
             </w:r>
           </w:p>
         </w:tc>
@@ -178,7 +683,7 @@
                 <w:rFonts w:ascii="TimeNewRoman" w:hAnsi="TimeNewRoman"/>
                 <w:sz w:val="30"/>
               </w:rPr>
-              <w:t>5×4-6=</w:t>
+              <w:t>57+2=</w:t>
             </w:r>
           </w:p>
         </w:tc>
@@ -195,7 +700,24 @@
                 <w:rFonts w:ascii="TimeNewRoman" w:hAnsi="TimeNewRoman"/>
                 <w:sz w:val="30"/>
               </w:rPr>
-              <w:t>9×6+90=</w:t>
+              <w:t>56+90-63=</w:t>
+            </w:r>
+          </w:p>
+        </w:tc>
+        <w:tc>
+          <w:tcPr>
+            <w:tcW w:type="dxa" w:w="1987"/>
+          </w:tcPr>
+          <w:p>
+            <w:pPr>
+              <w:jc w:val="left"/>
+            </w:pPr>
+            <w:r>
+              <w:rPr>
+                <w:rFonts w:ascii="TimeNewRoman" w:hAnsi="TimeNewRoman"/>
+                <w:sz w:val="30"/>
+              </w:rPr>
+              <w:t>81-66=</w:t>
             </w:r>
           </w:p>
         </w:tc>
@@ -214,128 +736,7 @@
                 <w:rFonts w:ascii="TimeNewRoman" w:hAnsi="TimeNewRoman"/>
                 <w:sz w:val="30"/>
               </w:rPr>
-              <w:t>5×8=</w:t>
-            </w:r>
-          </w:p>
-        </w:tc>
-        <w:tc>
-          <w:tcPr>
-            <w:tcW w:type="dxa" w:w="1987"/>
-          </w:tcPr>
-          <w:p>
-            <w:pPr>
-              <w:jc w:val="left"/>
-            </w:pPr>
-            <w:r>
-              <w:rPr>
-                <w:rFonts w:ascii="TimeNewRoman" w:hAnsi="TimeNewRoman"/>
-                <w:sz w:val="30"/>
-              </w:rPr>
-              <w:t>92-86=</w:t>
-            </w:r>
-          </w:p>
-        </w:tc>
-        <w:tc>
-          <w:tcPr>
-            <w:tcW w:type="dxa" w:w="1987"/>
-          </w:tcPr>
-          <w:p>
-            <w:pPr>
-              <w:jc w:val="left"/>
-            </w:pPr>
-            <w:r>
-              <w:rPr>
-                <w:rFonts w:ascii="TimeNewRoman" w:hAnsi="TimeNewRoman"/>
-                <w:sz w:val="30"/>
-              </w:rPr>
-              <w:t>19+85+40=</w:t>
-            </w:r>
-          </w:p>
-        </w:tc>
-        <w:tc>
-          <w:tcPr>
-            <w:tcW w:type="dxa" w:w="1987"/>
-          </w:tcPr>
-          <w:p>
-            <w:pPr>
-              <w:jc w:val="left"/>
-            </w:pPr>
-            <w:r>
-              <w:rPr>
-                <w:rFonts w:ascii="TimeNewRoman" w:hAnsi="TimeNewRoman"/>
-                <w:sz w:val="30"/>
-              </w:rPr>
-              <w:t>22+75-16=</w:t>
-            </w:r>
-          </w:p>
-        </w:tc>
-        <w:tc>
-          <w:tcPr>
-            <w:tcW w:type="dxa" w:w="1987"/>
-          </w:tcPr>
-          <w:p>
-            <w:pPr>
-              <w:jc w:val="left"/>
-            </w:pPr>
-            <w:r>
-              <w:rPr>
-                <w:rFonts w:ascii="TimeNewRoman" w:hAnsi="TimeNewRoman"/>
-                <w:sz w:val="30"/>
-              </w:rPr>
-              <w:t>6×8=</w:t>
-            </w:r>
-          </w:p>
-        </w:tc>
-      </w:tr>
-      <w:tr>
-        <w:tc>
-          <w:tcPr>
-            <w:tcW w:type="dxa" w:w="1987"/>
-          </w:tcPr>
-          <w:p>
-            <w:pPr>
-              <w:jc w:val="left"/>
-            </w:pPr>
-            <w:r>
-              <w:rPr>
-                <w:rFonts w:ascii="TimeNewRoman" w:hAnsi="TimeNewRoman"/>
-                <w:sz w:val="30"/>
-              </w:rPr>
-              <w:t>6×7=</w:t>
-            </w:r>
-          </w:p>
-        </w:tc>
-        <w:tc>
-          <w:tcPr>
-            <w:tcW w:type="dxa" w:w="1987"/>
-          </w:tcPr>
-          <w:p>
-            <w:pPr>
-              <w:jc w:val="left"/>
-            </w:pPr>
-            <w:r>
-              <w:rPr>
-                <w:rFonts w:ascii="TimeNewRoman" w:hAnsi="TimeNewRoman"/>
-                <w:sz w:val="30"/>
-              </w:rPr>
-              <w:t>7×5-30=</w:t>
-            </w:r>
-          </w:p>
-        </w:tc>
-        <w:tc>
-          <w:tcPr>
-            <w:tcW w:type="dxa" w:w="1987"/>
-          </w:tcPr>
-          <w:p>
-            <w:pPr>
-              <w:jc w:val="left"/>
-            </w:pPr>
-            <w:r>
-              <w:rPr>
-                <w:rFonts w:ascii="TimeNewRoman" w:hAnsi="TimeNewRoman"/>
-                <w:sz w:val="30"/>
-              </w:rPr>
-              <w:t>7×4+27=</w:t>
+              <w:t>6×5+51=</w:t>
             </w:r>
           </w:p>
         </w:tc>
@@ -369,7 +770,41 @@
                 <w:rFonts w:ascii="TimeNewRoman" w:hAnsi="TimeNewRoman"/>
                 <w:sz w:val="30"/>
               </w:rPr>
-              <w:t>44+40-31=</w:t>
+              <w:t>8×8-64=</w:t>
+            </w:r>
+          </w:p>
+        </w:tc>
+        <w:tc>
+          <w:tcPr>
+            <w:tcW w:type="dxa" w:w="1987"/>
+          </w:tcPr>
+          <w:p>
+            <w:pPr>
+              <w:jc w:val="left"/>
+            </w:pPr>
+            <w:r>
+              <w:rPr>
+                <w:rFonts w:ascii="TimeNewRoman" w:hAnsi="TimeNewRoman"/>
+                <w:sz w:val="30"/>
+              </w:rPr>
+              <w:t>93-37=</w:t>
+            </w:r>
+          </w:p>
+        </w:tc>
+        <w:tc>
+          <w:tcPr>
+            <w:tcW w:type="dxa" w:w="1987"/>
+          </w:tcPr>
+          <w:p>
+            <w:pPr>
+              <w:jc w:val="left"/>
+            </w:pPr>
+            <w:r>
+              <w:rPr>
+                <w:rFonts w:ascii="TimeNewRoman" w:hAnsi="TimeNewRoman"/>
+                <w:sz w:val="30"/>
+              </w:rPr>
+              <w:t>5×8=</w:t>
             </w:r>
           </w:p>
         </w:tc>
@@ -388,7 +823,7 @@
                 <w:rFonts w:ascii="TimeNewRoman" w:hAnsi="TimeNewRoman"/>
                 <w:sz w:val="30"/>
               </w:rPr>
-              <w:t>8+85=</w:t>
+              <w:t>4÷2=</w:t>
             </w:r>
           </w:p>
         </w:tc>
@@ -405,7 +840,7 @@
                 <w:rFonts w:ascii="TimeNewRoman" w:hAnsi="TimeNewRoman"/>
                 <w:sz w:val="30"/>
               </w:rPr>
-              <w:t>29+11=</w:t>
+              <w:t>6×7=</w:t>
             </w:r>
           </w:p>
         </w:tc>
@@ -422,7 +857,7 @@
                 <w:rFonts w:ascii="TimeNewRoman" w:hAnsi="TimeNewRoman"/>
                 <w:sz w:val="30"/>
               </w:rPr>
-              <w:t>64+51+64=</w:t>
+              <w:t>5×3-5=</w:t>
             </w:r>
           </w:p>
         </w:tc>
@@ -439,7 +874,7 @@
                 <w:rFonts w:ascii="TimeNewRoman" w:hAnsi="TimeNewRoman"/>
                 <w:sz w:val="30"/>
               </w:rPr>
-              <w:t>21÷7=</w:t>
+              <w:t>35÷7=</w:t>
             </w:r>
           </w:p>
         </w:tc>
@@ -456,7 +891,7 @@
                 <w:rFonts w:ascii="TimeNewRoman" w:hAnsi="TimeNewRoman"/>
                 <w:sz w:val="30"/>
               </w:rPr>
-              <w:t>9×6=</w:t>
+              <w:t>4×7-20=</w:t>
             </w:r>
           </w:p>
         </w:tc>
@@ -475,7 +910,7 @@
                 <w:rFonts w:ascii="TimeNewRoman" w:hAnsi="TimeNewRoman"/>
                 <w:sz w:val="30"/>
               </w:rPr>
-              <w:t>5×6=</w:t>
+              <w:t>3×5-3=</w:t>
             </w:r>
           </w:p>
         </w:tc>
@@ -492,7 +927,7 @@
                 <w:rFonts w:ascii="TimeNewRoman" w:hAnsi="TimeNewRoman"/>
                 <w:sz w:val="30"/>
               </w:rPr>
-              <w:t>5+37=</w:t>
+              <w:t>12+6+59=</w:t>
             </w:r>
           </w:p>
         </w:tc>
@@ -509,7 +944,7 @@
                 <w:rFonts w:ascii="TimeNewRoman" w:hAnsi="TimeNewRoman"/>
                 <w:sz w:val="30"/>
               </w:rPr>
-              <w:t>56÷8=</w:t>
+              <w:t>2×4=</w:t>
             </w:r>
           </w:p>
         </w:tc>
@@ -526,7 +961,7 @@
                 <w:rFonts w:ascii="TimeNewRoman" w:hAnsi="TimeNewRoman"/>
                 <w:sz w:val="30"/>
               </w:rPr>
-              <w:t>56+7=</w:t>
+              <w:t>4×1=</w:t>
             </w:r>
           </w:p>
         </w:tc>
@@ -543,7 +978,7 @@
                 <w:rFonts w:ascii="TimeNewRoman" w:hAnsi="TimeNewRoman"/>
                 <w:sz w:val="30"/>
               </w:rPr>
-              <w:t>9×4+80=</w:t>
+              <w:t>81÷9=</w:t>
             </w:r>
           </w:p>
         </w:tc>
@@ -562,7 +997,7 @@
                 <w:rFonts w:ascii="TimeNewRoman" w:hAnsi="TimeNewRoman"/>
                 <w:sz w:val="30"/>
               </w:rPr>
-              <w:t>12+31-7=</w:t>
+              <w:t>7×4-22=</w:t>
             </w:r>
           </w:p>
         </w:tc>
@@ -579,7 +1014,24 @@
                 <w:rFonts w:ascii="TimeNewRoman" w:hAnsi="TimeNewRoman"/>
                 <w:sz w:val="30"/>
               </w:rPr>
-              <w:t>72+82+70=</w:t>
+              <w:t>40÷8=</w:t>
+            </w:r>
+          </w:p>
+        </w:tc>
+        <w:tc>
+          <w:tcPr>
+            <w:tcW w:type="dxa" w:w="1987"/>
+          </w:tcPr>
+          <w:p>
+            <w:pPr>
+              <w:jc w:val="left"/>
+            </w:pPr>
+            <w:r>
+              <w:rPr>
+                <w:rFonts w:ascii="TimeNewRoman" w:hAnsi="TimeNewRoman"/>
+                <w:sz w:val="30"/>
+              </w:rPr>
+              <w:t>2×7=</w:t>
             </w:r>
           </w:p>
         </w:tc>
@@ -613,24 +1065,7 @@
                 <w:rFonts w:ascii="TimeNewRoman" w:hAnsi="TimeNewRoman"/>
                 <w:sz w:val="30"/>
               </w:rPr>
-              <w:t>9×7=</w:t>
-            </w:r>
-          </w:p>
-        </w:tc>
-        <w:tc>
-          <w:tcPr>
-            <w:tcW w:type="dxa" w:w="1987"/>
-          </w:tcPr>
-          <w:p>
-            <w:pPr>
-              <w:jc w:val="left"/>
-            </w:pPr>
-            <w:r>
-              <w:rPr>
-                <w:rFonts w:ascii="TimeNewRoman" w:hAnsi="TimeNewRoman"/>
-                <w:sz w:val="30"/>
-              </w:rPr>
-              <w:t>51+38=</w:t>
+              <w:t>73+73+22=</w:t>
             </w:r>
           </w:p>
         </w:tc>
@@ -649,7 +1084,7 @@
                 <w:rFonts w:ascii="TimeNewRoman" w:hAnsi="TimeNewRoman"/>
                 <w:sz w:val="30"/>
               </w:rPr>
-              <w:t>7×2=</w:t>
+              <w:t>48-6=</w:t>
             </w:r>
           </w:p>
         </w:tc>
@@ -666,7 +1101,7 @@
                 <w:rFonts w:ascii="TimeNewRoman" w:hAnsi="TimeNewRoman"/>
                 <w:sz w:val="30"/>
               </w:rPr>
-              <w:t>12÷6=</w:t>
+              <w:t>84+12+60=</w:t>
             </w:r>
           </w:p>
         </w:tc>
@@ -683,7 +1118,7 @@
                 <w:rFonts w:ascii="TimeNewRoman" w:hAnsi="TimeNewRoman"/>
                 <w:sz w:val="30"/>
               </w:rPr>
-              <w:t>70+11=</w:t>
+              <w:t>78-66=</w:t>
             </w:r>
           </w:p>
         </w:tc>
@@ -700,7 +1135,7 @@
                 <w:rFonts w:ascii="TimeNewRoman" w:hAnsi="TimeNewRoman"/>
                 <w:sz w:val="30"/>
               </w:rPr>
-              <w:t>52-45=</w:t>
+              <w:t>8×6=</w:t>
             </w:r>
           </w:p>
         </w:tc>
@@ -717,7 +1152,7 @@
                 <w:rFonts w:ascii="TimeNewRoman" w:hAnsi="TimeNewRoman"/>
                 <w:sz w:val="30"/>
               </w:rPr>
-              <w:t>4×3=</w:t>
+              <w:t>26+90-40=</w:t>
             </w:r>
           </w:p>
         </w:tc>
@@ -736,7 +1171,7 @@
                 <w:rFonts w:ascii="TimeNewRoman" w:hAnsi="TimeNewRoman"/>
                 <w:sz w:val="30"/>
               </w:rPr>
-              <w:t>9×8+89=</w:t>
+              <w:t>9+10=</w:t>
             </w:r>
           </w:p>
         </w:tc>
@@ -753,7 +1188,7 @@
                 <w:rFonts w:ascii="TimeNewRoman" w:hAnsi="TimeNewRoman"/>
                 <w:sz w:val="30"/>
               </w:rPr>
-              <w:t>4×7-20=</w:t>
+              <w:t>98-91=</w:t>
             </w:r>
           </w:p>
         </w:tc>
@@ -770,7 +1205,7 @@
                 <w:rFonts w:ascii="TimeNewRoman" w:hAnsi="TimeNewRoman"/>
                 <w:sz w:val="30"/>
               </w:rPr>
-              <w:t>38+62-47=</w:t>
+              <w:t>56-28=</w:t>
             </w:r>
           </w:p>
         </w:tc>
@@ -787,7 +1222,7 @@
                 <w:rFonts w:ascii="TimeNewRoman" w:hAnsi="TimeNewRoman"/>
                 <w:sz w:val="30"/>
               </w:rPr>
-              <w:t>94+49+18=</w:t>
+              <w:t>66-31=</w:t>
             </w:r>
           </w:p>
         </w:tc>
@@ -804,7 +1239,7 @@
                 <w:rFonts w:ascii="TimeNewRoman" w:hAnsi="TimeNewRoman"/>
                 <w:sz w:val="30"/>
               </w:rPr>
-              <w:t>64÷8=</w:t>
+              <w:t>27÷9=</w:t>
             </w:r>
           </w:p>
         </w:tc>
@@ -823,7 +1258,7 @@
                 <w:rFonts w:ascii="TimeNewRoman" w:hAnsi="TimeNewRoman"/>
                 <w:sz w:val="30"/>
               </w:rPr>
-              <w:t>2×2=</w:t>
+              <w:t>42-4=</w:t>
             </w:r>
           </w:p>
         </w:tc>
@@ -840,7 +1275,7 @@
                 <w:rFonts w:ascii="TimeNewRoman" w:hAnsi="TimeNewRoman"/>
                 <w:sz w:val="30"/>
               </w:rPr>
-              <w:t>6×2=</w:t>
+              <w:t>89+7=</w:t>
             </w:r>
           </w:p>
         </w:tc>
@@ -857,7 +1292,7 @@
                 <w:rFonts w:ascii="TimeNewRoman" w:hAnsi="TimeNewRoman"/>
                 <w:sz w:val="30"/>
               </w:rPr>
-              <w:t>4×8=</w:t>
+              <w:t>7×8-39=</w:t>
             </w:r>
           </w:p>
         </w:tc>
@@ -874,7 +1309,7 @@
                 <w:rFonts w:ascii="TimeNewRoman" w:hAnsi="TimeNewRoman"/>
                 <w:sz w:val="30"/>
               </w:rPr>
-              <w:t>34+2=</w:t>
+              <w:t>68+7+5=</w:t>
             </w:r>
           </w:p>
         </w:tc>
@@ -891,7 +1326,7 @@
                 <w:rFonts w:ascii="TimeNewRoman" w:hAnsi="TimeNewRoman"/>
                 <w:sz w:val="30"/>
               </w:rPr>
-              <w:t>19+43=</w:t>
+              <w:t>63-26=</w:t>
             </w:r>
           </w:p>
         </w:tc>
@@ -910,7 +1345,7 @@
                 <w:rFonts w:ascii="TimeNewRoman" w:hAnsi="TimeNewRoman"/>
                 <w:sz w:val="30"/>
               </w:rPr>
-              <w:t>53+33=</w:t>
+              <w:t>27+45+93=</w:t>
             </w:r>
           </w:p>
         </w:tc>
@@ -927,7 +1362,7 @@
                 <w:rFonts w:ascii="TimeNewRoman" w:hAnsi="TimeNewRoman"/>
                 <w:sz w:val="30"/>
               </w:rPr>
-              <w:t>4+40=</w:t>
+              <w:t>72+19-39=</w:t>
             </w:r>
           </w:p>
         </w:tc>
@@ -944,7 +1379,7 @@
                 <w:rFonts w:ascii="TimeNewRoman" w:hAnsi="TimeNewRoman"/>
                 <w:sz w:val="30"/>
               </w:rPr>
-              <w:t>9×4=</w:t>
+              <w:t>98-17=</w:t>
             </w:r>
           </w:p>
         </w:tc>
@@ -961,7 +1396,7 @@
                 <w:rFonts w:ascii="TimeNewRoman" w:hAnsi="TimeNewRoman"/>
                 <w:sz w:val="30"/>
               </w:rPr>
-              <w:t>5×6+3=</w:t>
+              <w:t>8+44=</w:t>
             </w:r>
           </w:p>
         </w:tc>
@@ -978,7 +1413,7 @@
                 <w:rFonts w:ascii="TimeNewRoman" w:hAnsi="TimeNewRoman"/>
                 <w:sz w:val="30"/>
               </w:rPr>
-              <w:t>34+45=</w:t>
+              <w:t>4×2=</w:t>
             </w:r>
           </w:p>
         </w:tc>
@@ -997,7 +1432,7 @@
                 <w:rFonts w:ascii="TimeNewRoman" w:hAnsi="TimeNewRoman"/>
                 <w:sz w:val="30"/>
               </w:rPr>
-              <w:t>11+76=</w:t>
+              <w:t>7×9=</w:t>
             </w:r>
           </w:p>
         </w:tc>
@@ -1014,7 +1449,7 @@
                 <w:rFonts w:ascii="TimeNewRoman" w:hAnsi="TimeNewRoman"/>
                 <w:sz w:val="30"/>
               </w:rPr>
-              <w:t>7×7+84=</w:t>
+              <w:t>9×2+75=</w:t>
             </w:r>
           </w:p>
         </w:tc>
@@ -1031,7 +1466,7 @@
                 <w:rFonts w:ascii="TimeNewRoman" w:hAnsi="TimeNewRoman"/>
                 <w:sz w:val="30"/>
               </w:rPr>
-              <w:t>1+17=</w:t>
+              <w:t>95-57=</w:t>
             </w:r>
           </w:p>
         </w:tc>
@@ -1048,7 +1483,7 @@
                 <w:rFonts w:ascii="TimeNewRoman" w:hAnsi="TimeNewRoman"/>
                 <w:sz w:val="30"/>
               </w:rPr>
-              <w:t>1×2=</w:t>
+              <w:t>3×3=</w:t>
             </w:r>
           </w:p>
         </w:tc>
@@ -1065,12 +1500,46 @@
                 <w:rFonts w:ascii="TimeNewRoman" w:hAnsi="TimeNewRoman"/>
                 <w:sz w:val="30"/>
               </w:rPr>
-              <w:t>32+31+63=</w:t>
+              <w:t>5÷5=</w:t>
             </w:r>
           </w:p>
         </w:tc>
       </w:tr>
       <w:tr>
+        <w:tc>
+          <w:tcPr>
+            <w:tcW w:type="dxa" w:w="1987"/>
+          </w:tcPr>
+          <w:p>
+            <w:pPr>
+              <w:jc w:val="left"/>
+            </w:pPr>
+            <w:r>
+              <w:rPr>
+                <w:rFonts w:ascii="TimeNewRoman" w:hAnsi="TimeNewRoman"/>
+                <w:sz w:val="30"/>
+              </w:rPr>
+              <w:t>4×8-1=</w:t>
+            </w:r>
+          </w:p>
+        </w:tc>
+        <w:tc>
+          <w:tcPr>
+            <w:tcW w:type="dxa" w:w="1987"/>
+          </w:tcPr>
+          <w:p>
+            <w:pPr>
+              <w:jc w:val="left"/>
+            </w:pPr>
+            <w:r>
+              <w:rPr>
+                <w:rFonts w:ascii="TimeNewRoman" w:hAnsi="TimeNewRoman"/>
+                <w:sz w:val="30"/>
+              </w:rPr>
+              <w:t>5×7-17=</w:t>
+            </w:r>
+          </w:p>
+        </w:tc>
         <w:tc>
           <w:tcPr>
             <w:tcW w:type="dxa" w:w="1987"/>
@@ -1101,7 +1570,7 @@
                 <w:rFonts w:ascii="TimeNewRoman" w:hAnsi="TimeNewRoman"/>
                 <w:sz w:val="30"/>
               </w:rPr>
-              <w:t>2×9=</w:t>
+              <w:t>9×4-18=</w:t>
             </w:r>
           </w:p>
         </w:tc>
@@ -1118,358 +1587,12 @@
                 <w:rFonts w:ascii="TimeNewRoman" w:hAnsi="TimeNewRoman"/>
                 <w:sz w:val="30"/>
               </w:rPr>
-              <w:t>8×5=</w:t>
-            </w:r>
-          </w:p>
-        </w:tc>
-        <w:tc>
-          <w:tcPr>
-            <w:tcW w:type="dxa" w:w="1987"/>
-          </w:tcPr>
-          <w:p>
-            <w:pPr>
-              <w:jc w:val="left"/>
-            </w:pPr>
-            <w:r>
-              <w:rPr>
-                <w:rFonts w:ascii="TimeNewRoman" w:hAnsi="TimeNewRoman"/>
-                <w:sz w:val="30"/>
-              </w:rPr>
-              <w:t>3×4-7=</w:t>
-            </w:r>
-          </w:p>
-        </w:tc>
-        <w:tc>
-          <w:tcPr>
-            <w:tcW w:type="dxa" w:w="1987"/>
-          </w:tcPr>
-          <w:p>
-            <w:pPr>
-              <w:jc w:val="left"/>
-            </w:pPr>
-            <w:r>
-              <w:rPr>
-                <w:rFonts w:ascii="TimeNewRoman" w:hAnsi="TimeNewRoman"/>
-                <w:sz w:val="30"/>
-              </w:rPr>
-              <w:t>5×3-8=</w:t>
+              <w:t>6×4=</w:t>
             </w:r>
           </w:p>
         </w:tc>
       </w:tr>
       <w:tr>
-        <w:tc>
-          <w:tcPr>
-            <w:tcW w:type="dxa" w:w="1987"/>
-          </w:tcPr>
-          <w:p>
-            <w:pPr>
-              <w:jc w:val="left"/>
-            </w:pPr>
-            <w:r>
-              <w:rPr>
-                <w:rFonts w:ascii="TimeNewRoman" w:hAnsi="TimeNewRoman"/>
-                <w:sz w:val="30"/>
-              </w:rPr>
-              <w:t>77-6=</w:t>
-            </w:r>
-          </w:p>
-        </w:tc>
-        <w:tc>
-          <w:tcPr>
-            <w:tcW w:type="dxa" w:w="1987"/>
-          </w:tcPr>
-          <w:p>
-            <w:pPr>
-              <w:jc w:val="left"/>
-            </w:pPr>
-            <w:r>
-              <w:rPr>
-                <w:rFonts w:ascii="TimeNewRoman" w:hAnsi="TimeNewRoman"/>
-                <w:sz w:val="30"/>
-              </w:rPr>
-              <w:t>51-50=</w:t>
-            </w:r>
-          </w:p>
-        </w:tc>
-        <w:tc>
-          <w:tcPr>
-            <w:tcW w:type="dxa" w:w="1987"/>
-          </w:tcPr>
-          <w:p>
-            <w:pPr>
-              <w:jc w:val="left"/>
-            </w:pPr>
-            <w:r>
-              <w:rPr>
-                <w:rFonts w:ascii="TimeNewRoman" w:hAnsi="TimeNewRoman"/>
-                <w:sz w:val="30"/>
-              </w:rPr>
-              <w:t>52+68+30=</w:t>
-            </w:r>
-          </w:p>
-        </w:tc>
-        <w:tc>
-          <w:tcPr>
-            <w:tcW w:type="dxa" w:w="1987"/>
-          </w:tcPr>
-          <w:p>
-            <w:pPr>
-              <w:jc w:val="left"/>
-            </w:pPr>
-            <w:r>
-              <w:rPr>
-                <w:rFonts w:ascii="TimeNewRoman" w:hAnsi="TimeNewRoman"/>
-                <w:sz w:val="30"/>
-              </w:rPr>
-              <w:t>12+47=</w:t>
-            </w:r>
-          </w:p>
-        </w:tc>
-        <w:tc>
-          <w:tcPr>
-            <w:tcW w:type="dxa" w:w="1987"/>
-          </w:tcPr>
-          <w:p>
-            <w:pPr>
-              <w:jc w:val="left"/>
-            </w:pPr>
-            <w:r>
-              <w:rPr>
-                <w:rFonts w:ascii="TimeNewRoman" w:hAnsi="TimeNewRoman"/>
-                <w:sz w:val="30"/>
-              </w:rPr>
-              <w:t>5×5-25=</w:t>
-            </w:r>
-          </w:p>
-        </w:tc>
-      </w:tr>
-      <w:tr>
-        <w:tc>
-          <w:tcPr>
-            <w:tcW w:type="dxa" w:w="1987"/>
-          </w:tcPr>
-          <w:p>
-            <w:pPr>
-              <w:jc w:val="left"/>
-            </w:pPr>
-            <w:r>
-              <w:rPr>
-                <w:rFonts w:ascii="TimeNewRoman" w:hAnsi="TimeNewRoman"/>
-                <w:sz w:val="30"/>
-              </w:rPr>
-              <w:t>5×5+37=</w:t>
-            </w:r>
-          </w:p>
-        </w:tc>
-        <w:tc>
-          <w:tcPr>
-            <w:tcW w:type="dxa" w:w="1987"/>
-          </w:tcPr>
-          <w:p>
-            <w:pPr>
-              <w:jc w:val="left"/>
-            </w:pPr>
-            <w:r>
-              <w:rPr>
-                <w:rFonts w:ascii="TimeNewRoman" w:hAnsi="TimeNewRoman"/>
-                <w:sz w:val="30"/>
-              </w:rPr>
-              <w:t>32+43+41=</w:t>
-            </w:r>
-          </w:p>
-        </w:tc>
-        <w:tc>
-          <w:tcPr>
-            <w:tcW w:type="dxa" w:w="1987"/>
-          </w:tcPr>
-          <w:p>
-            <w:pPr>
-              <w:jc w:val="left"/>
-            </w:pPr>
-            <w:r>
-              <w:rPr>
-                <w:rFonts w:ascii="TimeNewRoman" w:hAnsi="TimeNewRoman"/>
-                <w:sz w:val="30"/>
-              </w:rPr>
-              <w:t>9×9=</w:t>
-            </w:r>
-          </w:p>
-        </w:tc>
-        <w:tc>
-          <w:tcPr>
-            <w:tcW w:type="dxa" w:w="1987"/>
-          </w:tcPr>
-          <w:p>
-            <w:pPr>
-              <w:jc w:val="left"/>
-            </w:pPr>
-            <w:r>
-              <w:rPr>
-                <w:rFonts w:ascii="TimeNewRoman" w:hAnsi="TimeNewRoman"/>
-                <w:sz w:val="30"/>
-              </w:rPr>
-              <w:t>3×9=</w:t>
-            </w:r>
-          </w:p>
-        </w:tc>
-        <w:tc>
-          <w:tcPr>
-            <w:tcW w:type="dxa" w:w="1987"/>
-          </w:tcPr>
-          <w:p>
-            <w:pPr>
-              <w:jc w:val="left"/>
-            </w:pPr>
-            <w:r>
-              <w:rPr>
-                <w:rFonts w:ascii="TimeNewRoman" w:hAnsi="TimeNewRoman"/>
-                <w:sz w:val="30"/>
-              </w:rPr>
-              <w:t>68-6=</w:t>
-            </w:r>
-          </w:p>
-        </w:tc>
-      </w:tr>
-      <w:tr>
-        <w:tc>
-          <w:tcPr>
-            <w:tcW w:type="dxa" w:w="1987"/>
-          </w:tcPr>
-          <w:p>
-            <w:pPr>
-              <w:jc w:val="left"/>
-            </w:pPr>
-            <w:r>
-              <w:rPr>
-                <w:rFonts w:ascii="TimeNewRoman" w:hAnsi="TimeNewRoman"/>
-                <w:sz w:val="30"/>
-              </w:rPr>
-              <w:t>3×2=</w:t>
-            </w:r>
-          </w:p>
-        </w:tc>
-        <w:tc>
-          <w:tcPr>
-            <w:tcW w:type="dxa" w:w="1987"/>
-          </w:tcPr>
-          <w:p>
-            <w:pPr>
-              <w:jc w:val="left"/>
-            </w:pPr>
-            <w:r>
-              <w:rPr>
-                <w:rFonts w:ascii="TimeNewRoman" w:hAnsi="TimeNewRoman"/>
-                <w:sz w:val="30"/>
-              </w:rPr>
-              <w:t>8×4=</w:t>
-            </w:r>
-          </w:p>
-        </w:tc>
-        <w:tc>
-          <w:tcPr>
-            <w:tcW w:type="dxa" w:w="1987"/>
-          </w:tcPr>
-          <w:p>
-            <w:pPr>
-              <w:jc w:val="left"/>
-            </w:pPr>
-            <w:r>
-              <w:rPr>
-                <w:rFonts w:ascii="TimeNewRoman" w:hAnsi="TimeNewRoman"/>
-                <w:sz w:val="30"/>
-              </w:rPr>
-              <w:t>2×9+83=</w:t>
-            </w:r>
-          </w:p>
-        </w:tc>
-        <w:tc>
-          <w:tcPr>
-            <w:tcW w:type="dxa" w:w="1987"/>
-          </w:tcPr>
-          <w:p>
-            <w:pPr>
-              <w:jc w:val="left"/>
-            </w:pPr>
-            <w:r>
-              <w:rPr>
-                <w:rFonts w:ascii="TimeNewRoman" w:hAnsi="TimeNewRoman"/>
-                <w:sz w:val="30"/>
-              </w:rPr>
-              <w:t>7×6=</w:t>
-            </w:r>
-          </w:p>
-        </w:tc>
-        <w:tc>
-          <w:tcPr>
-            <w:tcW w:type="dxa" w:w="1987"/>
-          </w:tcPr>
-          <w:p>
-            <w:pPr>
-              <w:jc w:val="left"/>
-            </w:pPr>
-            <w:r>
-              <w:rPr>
-                <w:rFonts w:ascii="TimeNewRoman" w:hAnsi="TimeNewRoman"/>
-                <w:sz w:val="30"/>
-              </w:rPr>
-              <w:t>8×4+25=</w:t>
-            </w:r>
-          </w:p>
-        </w:tc>
-      </w:tr>
-      <w:tr>
-        <w:tc>
-          <w:tcPr>
-            <w:tcW w:type="dxa" w:w="1987"/>
-          </w:tcPr>
-          <w:p>
-            <w:pPr>
-              <w:jc w:val="left"/>
-            </w:pPr>
-            <w:r>
-              <w:rPr>
-                <w:rFonts w:ascii="TimeNewRoman" w:hAnsi="TimeNewRoman"/>
-                <w:sz w:val="30"/>
-              </w:rPr>
-              <w:t>36÷6=</w:t>
-            </w:r>
-          </w:p>
-        </w:tc>
-        <w:tc>
-          <w:tcPr>
-            <w:tcW w:type="dxa" w:w="1987"/>
-          </w:tcPr>
-          <w:p>
-            <w:pPr>
-              <w:jc w:val="left"/>
-            </w:pPr>
-            <w:r>
-              <w:rPr>
-                <w:rFonts w:ascii="TimeNewRoman" w:hAnsi="TimeNewRoman"/>
-                <w:sz w:val="30"/>
-              </w:rPr>
-              <w:t>52+38=</w:t>
-            </w:r>
-          </w:p>
-        </w:tc>
-        <w:tc>
-          <w:tcPr>
-            <w:tcW w:type="dxa" w:w="1987"/>
-          </w:tcPr>
-          <w:p>
-            <w:pPr>
-              <w:jc w:val="left"/>
-            </w:pPr>
-            <w:r>
-              <w:rPr>
-                <w:rFonts w:ascii="TimeNewRoman" w:hAnsi="TimeNewRoman"/>
-                <w:sz w:val="30"/>
-              </w:rPr>
-              <w:t>4×7=</w:t>
-            </w:r>
-          </w:p>
-        </w:tc>
         <w:tc>
           <w:tcPr>
             <w:tcW w:type="dxa" w:w="1987"/>
@@ -1500,7 +1623,58 @@
                 <w:rFonts w:ascii="TimeNewRoman" w:hAnsi="TimeNewRoman"/>
                 <w:sz w:val="30"/>
               </w:rPr>
-              <w:t>7×7=</w:t>
+              <w:t>4×6=</w:t>
+            </w:r>
+          </w:p>
+        </w:tc>
+        <w:tc>
+          <w:tcPr>
+            <w:tcW w:type="dxa" w:w="1987"/>
+          </w:tcPr>
+          <w:p>
+            <w:pPr>
+              <w:jc w:val="left"/>
+            </w:pPr>
+            <w:r>
+              <w:rPr>
+                <w:rFonts w:ascii="TimeNewRoman" w:hAnsi="TimeNewRoman"/>
+                <w:sz w:val="30"/>
+              </w:rPr>
+              <w:t>10÷5=</w:t>
+            </w:r>
+          </w:p>
+        </w:tc>
+        <w:tc>
+          <w:tcPr>
+            <w:tcW w:type="dxa" w:w="1987"/>
+          </w:tcPr>
+          <w:p>
+            <w:pPr>
+              <w:jc w:val="left"/>
+            </w:pPr>
+            <w:r>
+              <w:rPr>
+                <w:rFonts w:ascii="TimeNewRoman" w:hAnsi="TimeNewRoman"/>
+                <w:sz w:val="30"/>
+              </w:rPr>
+              <w:t>37-5=</w:t>
+            </w:r>
+          </w:p>
+        </w:tc>
+        <w:tc>
+          <w:tcPr>
+            <w:tcW w:type="dxa" w:w="1987"/>
+          </w:tcPr>
+          <w:p>
+            <w:pPr>
+              <w:jc w:val="left"/>
+            </w:pPr>
+            <w:r>
+              <w:rPr>
+                <w:rFonts w:ascii="TimeNewRoman" w:hAnsi="TimeNewRoman"/>
+                <w:sz w:val="30"/>
+              </w:rPr>
+              <w:t>44+16=</w:t>
             </w:r>
           </w:p>
         </w:tc>
@@ -1519,7 +1693,7 @@
                 <w:rFonts w:ascii="TimeNewRoman" w:hAnsi="TimeNewRoman"/>
                 <w:sz w:val="30"/>
               </w:rPr>
-              <w:t>8+54=</w:t>
+              <w:t>18÷2=</w:t>
             </w:r>
           </w:p>
         </w:tc>
@@ -1536,7 +1710,7 @@
                 <w:rFonts w:ascii="TimeNewRoman" w:hAnsi="TimeNewRoman"/>
                 <w:sz w:val="30"/>
               </w:rPr>
-              <w:t>23+29=</w:t>
+              <w:t>63÷9=</w:t>
             </w:r>
           </w:p>
         </w:tc>
@@ -1553,7 +1727,7 @@
                 <w:rFonts w:ascii="TimeNewRoman" w:hAnsi="TimeNewRoman"/>
                 <w:sz w:val="30"/>
               </w:rPr>
-              <w:t>77-32=</w:t>
+              <w:t>6÷3=</w:t>
             </w:r>
           </w:p>
         </w:tc>
@@ -1570,7 +1744,7 @@
                 <w:rFonts w:ascii="TimeNewRoman" w:hAnsi="TimeNewRoman"/>
                 <w:sz w:val="30"/>
               </w:rPr>
-              <w:t>5×2+49=</w:t>
+              <w:t>7×4=</w:t>
             </w:r>
           </w:p>
         </w:tc>
@@ -1587,181 +1761,7 @@
                 <w:rFonts w:ascii="TimeNewRoman" w:hAnsi="TimeNewRoman"/>
                 <w:sz w:val="30"/>
               </w:rPr>
-              <w:t>5×2=</w:t>
-            </w:r>
-          </w:p>
-        </w:tc>
-      </w:tr>
-      <w:tr>
-        <w:tc>
-          <w:tcPr>
-            <w:tcW w:type="dxa" w:w="1987"/>
-          </w:tcPr>
-          <w:p>
-            <w:pPr>
-              <w:jc w:val="left"/>
-            </w:pPr>
-            <w:r>
-              <w:rPr>
-                <w:rFonts w:ascii="TimeNewRoman" w:hAnsi="TimeNewRoman"/>
-                <w:sz w:val="30"/>
-              </w:rPr>
-              <w:t>5+86=</w:t>
-            </w:r>
-          </w:p>
-        </w:tc>
-        <w:tc>
-          <w:tcPr>
-            <w:tcW w:type="dxa" w:w="1987"/>
-          </w:tcPr>
-          <w:p>
-            <w:pPr>
-              <w:jc w:val="left"/>
-            </w:pPr>
-            <w:r>
-              <w:rPr>
-                <w:rFonts w:ascii="TimeNewRoman" w:hAnsi="TimeNewRoman"/>
-                <w:sz w:val="30"/>
-              </w:rPr>
-              <w:t>1×3=</w:t>
-            </w:r>
-          </w:p>
-        </w:tc>
-        <w:tc>
-          <w:tcPr>
-            <w:tcW w:type="dxa" w:w="1987"/>
-          </w:tcPr>
-          <w:p>
-            <w:pPr>
-              <w:jc w:val="left"/>
-            </w:pPr>
-            <w:r>
-              <w:rPr>
-                <w:rFonts w:ascii="TimeNewRoman" w:hAnsi="TimeNewRoman"/>
-                <w:sz w:val="30"/>
-              </w:rPr>
-              <w:t>47-45=</w:t>
-            </w:r>
-          </w:p>
-        </w:tc>
-        <w:tc>
-          <w:tcPr>
-            <w:tcW w:type="dxa" w:w="1987"/>
-          </w:tcPr>
-          <w:p>
-            <w:pPr>
-              <w:jc w:val="left"/>
-            </w:pPr>
-            <w:r>
-              <w:rPr>
-                <w:rFonts w:ascii="TimeNewRoman" w:hAnsi="TimeNewRoman"/>
-                <w:sz w:val="30"/>
-              </w:rPr>
-              <w:t>2×7=</w:t>
-            </w:r>
-          </w:p>
-        </w:tc>
-        <w:tc>
-          <w:tcPr>
-            <w:tcW w:type="dxa" w:w="1987"/>
-          </w:tcPr>
-          <w:p>
-            <w:pPr>
-              <w:jc w:val="left"/>
-            </w:pPr>
-            <w:r>
-              <w:rPr>
-                <w:rFonts w:ascii="TimeNewRoman" w:hAnsi="TimeNewRoman"/>
-                <w:sz w:val="30"/>
-              </w:rPr>
-              <w:t>95-38=</w:t>
-            </w:r>
-          </w:p>
-        </w:tc>
-      </w:tr>
-      <w:tr>
-        <w:tc>
-          <w:tcPr>
-            <w:tcW w:type="dxa" w:w="1987"/>
-          </w:tcPr>
-          <w:p>
-            <w:pPr>
-              <w:jc w:val="left"/>
-            </w:pPr>
-            <w:r>
-              <w:rPr>
-                <w:rFonts w:ascii="TimeNewRoman" w:hAnsi="TimeNewRoman"/>
-                <w:sz w:val="30"/>
-              </w:rPr>
-              <w:t>4×4+78=</w:t>
-            </w:r>
-          </w:p>
-        </w:tc>
-        <w:tc>
-          <w:tcPr>
-            <w:tcW w:type="dxa" w:w="1987"/>
-          </w:tcPr>
-          <w:p>
-            <w:pPr>
-              <w:jc w:val="left"/>
-            </w:pPr>
-            <w:r>
-              <w:rPr>
-                <w:rFonts w:ascii="TimeNewRoman" w:hAnsi="TimeNewRoman"/>
-                <w:sz w:val="30"/>
-              </w:rPr>
-              <w:t>8×7=</w:t>
-            </w:r>
-          </w:p>
-        </w:tc>
-        <w:tc>
-          <w:tcPr>
-            <w:tcW w:type="dxa" w:w="1987"/>
-          </w:tcPr>
-          <w:p>
-            <w:pPr>
-              <w:jc w:val="left"/>
-            </w:pPr>
-            <w:r>
-              <w:rPr>
-                <w:rFonts w:ascii="TimeNewRoman" w:hAnsi="TimeNewRoman"/>
-                <w:sz w:val="30"/>
-              </w:rPr>
-              <w:t>4×2=</w:t>
-            </w:r>
-          </w:p>
-        </w:tc>
-        <w:tc>
-          <w:tcPr>
-            <w:tcW w:type="dxa" w:w="1987"/>
-          </w:tcPr>
-          <w:p>
-            <w:pPr>
-              <w:jc w:val="left"/>
-            </w:pPr>
-            <w:r>
-              <w:rPr>
-                <w:rFonts w:ascii="TimeNewRoman" w:hAnsi="TimeNewRoman"/>
-                <w:sz w:val="30"/>
-              </w:rPr>
-              <w:t>9+30-33=</w:t>
-            </w:r>
-          </w:p>
-        </w:tc>
-        <w:tc>
-          <w:tcPr>
-            <w:tcW w:type="dxa" w:w="1987"/>
-          </w:tcPr>
-          <w:p>
-            <w:pPr>
-              <w:jc w:val="left"/>
-            </w:pPr>
-            <w:r>
-              <w:rPr>
-                <w:rFonts w:ascii="TimeNewRoman" w:hAnsi="TimeNewRoman"/>
-                <w:sz w:val="30"/>
-              </w:rPr>
-              <w:t>92+14-54=</w:t>
+              <w:t>15÷3=</w:t>
             </w:r>
           </w:p>
         </w:tc>

--- a/mixed.docx
+++ b/mixed.docx
@@ -40,7 +40,7 @@
                 <w:rFonts w:ascii="TimeNewRoman" w:hAnsi="TimeNewRoman"/>
                 <w:sz w:val="30"/>
               </w:rPr>
-              <w:t>79-6=</w:t>
+              <w:t>8×5-29=</w:t>
             </w:r>
           </w:p>
         </w:tc>
@@ -57,7 +57,7 @@
                 <w:rFonts w:ascii="TimeNewRoman" w:hAnsi="TimeNewRoman"/>
                 <w:sz w:val="30"/>
               </w:rPr>
-              <w:t>9×8=</w:t>
+              <w:t>6×7=</w:t>
             </w:r>
           </w:p>
         </w:tc>
@@ -74,7 +74,7 @@
                 <w:rFonts w:ascii="TimeNewRoman" w:hAnsi="TimeNewRoman"/>
                 <w:sz w:val="30"/>
               </w:rPr>
-              <w:t>82-35=</w:t>
+              <w:t>3×5+92=</w:t>
             </w:r>
           </w:p>
         </w:tc>
@@ -91,7 +91,7 @@
                 <w:rFonts w:ascii="TimeNewRoman" w:hAnsi="TimeNewRoman"/>
                 <w:sz w:val="30"/>
               </w:rPr>
-              <w:t>17+53-16=</w:t>
+              <w:t>3×9+77=</w:t>
             </w:r>
           </w:p>
         </w:tc>
@@ -108,7 +108,7 @@
                 <w:rFonts w:ascii="TimeNewRoman" w:hAnsi="TimeNewRoman"/>
                 <w:sz w:val="30"/>
               </w:rPr>
-              <w:t>78+59-65=</w:t>
+              <w:t>54÷9=</w:t>
             </w:r>
           </w:p>
         </w:tc>
@@ -127,7 +127,1138 @@
                 <w:rFonts w:ascii="TimeNewRoman" w:hAnsi="TimeNewRoman"/>
                 <w:sz w:val="30"/>
               </w:rPr>
-              <w:t>8÷4=</w:t>
+              <w:t>10÷5=</w:t>
+            </w:r>
+          </w:p>
+        </w:tc>
+        <w:tc>
+          <w:tcPr>
+            <w:tcW w:type="dxa" w:w="1987"/>
+          </w:tcPr>
+          <w:p>
+            <w:pPr>
+              <w:jc w:val="left"/>
+            </w:pPr>
+            <w:r>
+              <w:rPr>
+                <w:rFonts w:ascii="TimeNewRoman" w:hAnsi="TimeNewRoman"/>
+                <w:sz w:val="30"/>
+              </w:rPr>
+              <w:t>4×8=</w:t>
+            </w:r>
+          </w:p>
+        </w:tc>
+        <w:tc>
+          <w:tcPr>
+            <w:tcW w:type="dxa" w:w="1987"/>
+          </w:tcPr>
+          <w:p>
+            <w:pPr>
+              <w:jc w:val="left"/>
+            </w:pPr>
+            <w:r>
+              <w:rPr>
+                <w:rFonts w:ascii="TimeNewRoman" w:hAnsi="TimeNewRoman"/>
+                <w:sz w:val="30"/>
+              </w:rPr>
+              <w:t>19+11-18=</w:t>
+            </w:r>
+          </w:p>
+        </w:tc>
+        <w:tc>
+          <w:tcPr>
+            <w:tcW w:type="dxa" w:w="1987"/>
+          </w:tcPr>
+          <w:p>
+            <w:pPr>
+              <w:jc w:val="left"/>
+            </w:pPr>
+            <w:r>
+              <w:rPr>
+                <w:rFonts w:ascii="TimeNewRoman" w:hAnsi="TimeNewRoman"/>
+                <w:sz w:val="30"/>
+              </w:rPr>
+              <w:t>24÷3=</w:t>
+            </w:r>
+          </w:p>
+        </w:tc>
+        <w:tc>
+          <w:tcPr>
+            <w:tcW w:type="dxa" w:w="1987"/>
+          </w:tcPr>
+          <w:p>
+            <w:pPr>
+              <w:jc w:val="left"/>
+            </w:pPr>
+            <w:r>
+              <w:rPr>
+                <w:rFonts w:ascii="TimeNewRoman" w:hAnsi="TimeNewRoman"/>
+                <w:sz w:val="30"/>
+              </w:rPr>
+              <w:t>22-9=</w:t>
+            </w:r>
+          </w:p>
+        </w:tc>
+      </w:tr>
+      <w:tr>
+        <w:tc>
+          <w:tcPr>
+            <w:tcW w:type="dxa" w:w="1987"/>
+          </w:tcPr>
+          <w:p>
+            <w:pPr>
+              <w:jc w:val="left"/>
+            </w:pPr>
+            <w:r>
+              <w:rPr>
+                <w:rFonts w:ascii="TimeNewRoman" w:hAnsi="TimeNewRoman"/>
+                <w:sz w:val="30"/>
+              </w:rPr>
+              <w:t>9×2-18=</w:t>
+            </w:r>
+          </w:p>
+        </w:tc>
+        <w:tc>
+          <w:tcPr>
+            <w:tcW w:type="dxa" w:w="1987"/>
+          </w:tcPr>
+          <w:p>
+            <w:pPr>
+              <w:jc w:val="left"/>
+            </w:pPr>
+            <w:r>
+              <w:rPr>
+                <w:rFonts w:ascii="TimeNewRoman" w:hAnsi="TimeNewRoman"/>
+                <w:sz w:val="30"/>
+              </w:rPr>
+              <w:t>4×2+27=</w:t>
+            </w:r>
+          </w:p>
+        </w:tc>
+        <w:tc>
+          <w:tcPr>
+            <w:tcW w:type="dxa" w:w="1987"/>
+          </w:tcPr>
+          <w:p>
+            <w:pPr>
+              <w:jc w:val="left"/>
+            </w:pPr>
+            <w:r>
+              <w:rPr>
+                <w:rFonts w:ascii="TimeNewRoman" w:hAnsi="TimeNewRoman"/>
+                <w:sz w:val="30"/>
+              </w:rPr>
+              <w:t>6×3-9=</w:t>
+            </w:r>
+          </w:p>
+        </w:tc>
+        <w:tc>
+          <w:tcPr>
+            <w:tcW w:type="dxa" w:w="1987"/>
+          </w:tcPr>
+          <w:p>
+            <w:pPr>
+              <w:jc w:val="left"/>
+            </w:pPr>
+            <w:r>
+              <w:rPr>
+                <w:rFonts w:ascii="TimeNewRoman" w:hAnsi="TimeNewRoman"/>
+                <w:sz w:val="30"/>
+              </w:rPr>
+              <w:t>33+66=</w:t>
+            </w:r>
+          </w:p>
+        </w:tc>
+        <w:tc>
+          <w:tcPr>
+            <w:tcW w:type="dxa" w:w="1987"/>
+          </w:tcPr>
+          <w:p>
+            <w:pPr>
+              <w:jc w:val="left"/>
+            </w:pPr>
+            <w:r>
+              <w:rPr>
+                <w:rFonts w:ascii="TimeNewRoman" w:hAnsi="TimeNewRoman"/>
+                <w:sz w:val="30"/>
+              </w:rPr>
+              <w:t>3×5=</w:t>
+            </w:r>
+          </w:p>
+        </w:tc>
+      </w:tr>
+      <w:tr>
+        <w:tc>
+          <w:tcPr>
+            <w:tcW w:type="dxa" w:w="1987"/>
+          </w:tcPr>
+          <w:p>
+            <w:pPr>
+              <w:jc w:val="left"/>
+            </w:pPr>
+            <w:r>
+              <w:rPr>
+                <w:rFonts w:ascii="TimeNewRoman" w:hAnsi="TimeNewRoman"/>
+                <w:sz w:val="30"/>
+              </w:rPr>
+              <w:t>27÷9=</w:t>
+            </w:r>
+          </w:p>
+        </w:tc>
+        <w:tc>
+          <w:tcPr>
+            <w:tcW w:type="dxa" w:w="1987"/>
+          </w:tcPr>
+          <w:p>
+            <w:pPr>
+              <w:jc w:val="left"/>
+            </w:pPr>
+            <w:r>
+              <w:rPr>
+                <w:rFonts w:ascii="TimeNewRoman" w:hAnsi="TimeNewRoman"/>
+                <w:sz w:val="30"/>
+              </w:rPr>
+              <w:t>6×8-19=</w:t>
+            </w:r>
+          </w:p>
+        </w:tc>
+        <w:tc>
+          <w:tcPr>
+            <w:tcW w:type="dxa" w:w="1987"/>
+          </w:tcPr>
+          <w:p>
+            <w:pPr>
+              <w:jc w:val="left"/>
+            </w:pPr>
+            <w:r>
+              <w:rPr>
+                <w:rFonts w:ascii="TimeNewRoman" w:hAnsi="TimeNewRoman"/>
+                <w:sz w:val="30"/>
+              </w:rPr>
+              <w:t>14÷7=</w:t>
+            </w:r>
+          </w:p>
+        </w:tc>
+        <w:tc>
+          <w:tcPr>
+            <w:tcW w:type="dxa" w:w="1987"/>
+          </w:tcPr>
+          <w:p>
+            <w:pPr>
+              <w:jc w:val="left"/>
+            </w:pPr>
+            <w:r>
+              <w:rPr>
+                <w:rFonts w:ascii="TimeNewRoman" w:hAnsi="TimeNewRoman"/>
+                <w:sz w:val="30"/>
+              </w:rPr>
+              <w:t>12÷3=</w:t>
+            </w:r>
+          </w:p>
+        </w:tc>
+        <w:tc>
+          <w:tcPr>
+            <w:tcW w:type="dxa" w:w="1987"/>
+          </w:tcPr>
+          <w:p>
+            <w:pPr>
+              <w:jc w:val="left"/>
+            </w:pPr>
+            <w:r>
+              <w:rPr>
+                <w:rFonts w:ascii="TimeNewRoman" w:hAnsi="TimeNewRoman"/>
+                <w:sz w:val="30"/>
+              </w:rPr>
+              <w:t>66-46=</w:t>
+            </w:r>
+          </w:p>
+        </w:tc>
+      </w:tr>
+      <w:tr>
+        <w:tc>
+          <w:tcPr>
+            <w:tcW w:type="dxa" w:w="1987"/>
+          </w:tcPr>
+          <w:p>
+            <w:pPr>
+              <w:jc w:val="left"/>
+            </w:pPr>
+            <w:r>
+              <w:rPr>
+                <w:rFonts w:ascii="TimeNewRoman" w:hAnsi="TimeNewRoman"/>
+                <w:sz w:val="30"/>
+              </w:rPr>
+              <w:t>7×3=</w:t>
+            </w:r>
+          </w:p>
+        </w:tc>
+        <w:tc>
+          <w:tcPr>
+            <w:tcW w:type="dxa" w:w="1987"/>
+          </w:tcPr>
+          <w:p>
+            <w:pPr>
+              <w:jc w:val="left"/>
+            </w:pPr>
+            <w:r>
+              <w:rPr>
+                <w:rFonts w:ascii="TimeNewRoman" w:hAnsi="TimeNewRoman"/>
+                <w:sz w:val="30"/>
+              </w:rPr>
+              <w:t>9×4=</w:t>
+            </w:r>
+          </w:p>
+        </w:tc>
+        <w:tc>
+          <w:tcPr>
+            <w:tcW w:type="dxa" w:w="1987"/>
+          </w:tcPr>
+          <w:p>
+            <w:pPr>
+              <w:jc w:val="left"/>
+            </w:pPr>
+            <w:r>
+              <w:rPr>
+                <w:rFonts w:ascii="TimeNewRoman" w:hAnsi="TimeNewRoman"/>
+                <w:sz w:val="30"/>
+              </w:rPr>
+              <w:t>3+96-89=</w:t>
+            </w:r>
+          </w:p>
+        </w:tc>
+        <w:tc>
+          <w:tcPr>
+            <w:tcW w:type="dxa" w:w="1987"/>
+          </w:tcPr>
+          <w:p>
+            <w:pPr>
+              <w:jc w:val="left"/>
+            </w:pPr>
+            <w:r>
+              <w:rPr>
+                <w:rFonts w:ascii="TimeNewRoman" w:hAnsi="TimeNewRoman"/>
+                <w:sz w:val="30"/>
+              </w:rPr>
+              <w:t>6×9=</w:t>
+            </w:r>
+          </w:p>
+        </w:tc>
+        <w:tc>
+          <w:tcPr>
+            <w:tcW w:type="dxa" w:w="1987"/>
+          </w:tcPr>
+          <w:p>
+            <w:pPr>
+              <w:jc w:val="left"/>
+            </w:pPr>
+            <w:r>
+              <w:rPr>
+                <w:rFonts w:ascii="TimeNewRoman" w:hAnsi="TimeNewRoman"/>
+                <w:sz w:val="30"/>
+              </w:rPr>
+              <w:t>10÷2=</w:t>
+            </w:r>
+          </w:p>
+        </w:tc>
+      </w:tr>
+      <w:tr>
+        <w:tc>
+          <w:tcPr>
+            <w:tcW w:type="dxa" w:w="1987"/>
+          </w:tcPr>
+          <w:p>
+            <w:pPr>
+              <w:jc w:val="left"/>
+            </w:pPr>
+            <w:r>
+              <w:rPr>
+                <w:rFonts w:ascii="TimeNewRoman" w:hAnsi="TimeNewRoman"/>
+                <w:sz w:val="30"/>
+              </w:rPr>
+              <w:t>89+45+28=</w:t>
+            </w:r>
+          </w:p>
+        </w:tc>
+        <w:tc>
+          <w:tcPr>
+            <w:tcW w:type="dxa" w:w="1987"/>
+          </w:tcPr>
+          <w:p>
+            <w:pPr>
+              <w:jc w:val="left"/>
+            </w:pPr>
+            <w:r>
+              <w:rPr>
+                <w:rFonts w:ascii="TimeNewRoman" w:hAnsi="TimeNewRoman"/>
+                <w:sz w:val="30"/>
+              </w:rPr>
+              <w:t>9×3=</w:t>
+            </w:r>
+          </w:p>
+        </w:tc>
+        <w:tc>
+          <w:tcPr>
+            <w:tcW w:type="dxa" w:w="1987"/>
+          </w:tcPr>
+          <w:p>
+            <w:pPr>
+              <w:jc w:val="left"/>
+            </w:pPr>
+            <w:r>
+              <w:rPr>
+                <w:rFonts w:ascii="TimeNewRoman" w:hAnsi="TimeNewRoman"/>
+                <w:sz w:val="30"/>
+              </w:rPr>
+              <w:t>66+3=</w:t>
+            </w:r>
+          </w:p>
+        </w:tc>
+        <w:tc>
+          <w:tcPr>
+            <w:tcW w:type="dxa" w:w="1987"/>
+          </w:tcPr>
+          <w:p>
+            <w:pPr>
+              <w:jc w:val="left"/>
+            </w:pPr>
+            <w:r>
+              <w:rPr>
+                <w:rFonts w:ascii="TimeNewRoman" w:hAnsi="TimeNewRoman"/>
+                <w:sz w:val="30"/>
+              </w:rPr>
+              <w:t>76+48+6=</w:t>
+            </w:r>
+          </w:p>
+        </w:tc>
+        <w:tc>
+          <w:tcPr>
+            <w:tcW w:type="dxa" w:w="1987"/>
+          </w:tcPr>
+          <w:p>
+            <w:pPr>
+              <w:jc w:val="left"/>
+            </w:pPr>
+            <w:r>
+              <w:rPr>
+                <w:rFonts w:ascii="TimeNewRoman" w:hAnsi="TimeNewRoman"/>
+                <w:sz w:val="30"/>
+              </w:rPr>
+              <w:t>8×9=</w:t>
+            </w:r>
+          </w:p>
+        </w:tc>
+      </w:tr>
+      <w:tr>
+        <w:tc>
+          <w:tcPr>
+            <w:tcW w:type="dxa" w:w="1987"/>
+          </w:tcPr>
+          <w:p>
+            <w:pPr>
+              <w:jc w:val="left"/>
+            </w:pPr>
+            <w:r>
+              <w:rPr>
+                <w:rFonts w:ascii="TimeNewRoman" w:hAnsi="TimeNewRoman"/>
+                <w:sz w:val="30"/>
+              </w:rPr>
+              <w:t>26+17=</w:t>
+            </w:r>
+          </w:p>
+        </w:tc>
+        <w:tc>
+          <w:tcPr>
+            <w:tcW w:type="dxa" w:w="1987"/>
+          </w:tcPr>
+          <w:p>
+            <w:pPr>
+              <w:jc w:val="left"/>
+            </w:pPr>
+            <w:r>
+              <w:rPr>
+                <w:rFonts w:ascii="TimeNewRoman" w:hAnsi="TimeNewRoman"/>
+                <w:sz w:val="30"/>
+              </w:rPr>
+              <w:t>81-26=</w:t>
+            </w:r>
+          </w:p>
+        </w:tc>
+        <w:tc>
+          <w:tcPr>
+            <w:tcW w:type="dxa" w:w="1987"/>
+          </w:tcPr>
+          <w:p>
+            <w:pPr>
+              <w:jc w:val="left"/>
+            </w:pPr>
+            <w:r>
+              <w:rPr>
+                <w:rFonts w:ascii="TimeNewRoman" w:hAnsi="TimeNewRoman"/>
+                <w:sz w:val="30"/>
+              </w:rPr>
+              <w:t>3×4-8=</w:t>
+            </w:r>
+          </w:p>
+        </w:tc>
+        <w:tc>
+          <w:tcPr>
+            <w:tcW w:type="dxa" w:w="1987"/>
+          </w:tcPr>
+          <w:p>
+            <w:pPr>
+              <w:jc w:val="left"/>
+            </w:pPr>
+            <w:r>
+              <w:rPr>
+                <w:rFonts w:ascii="TimeNewRoman" w:hAnsi="TimeNewRoman"/>
+                <w:sz w:val="30"/>
+              </w:rPr>
+              <w:t>4×5=</w:t>
+            </w:r>
+          </w:p>
+        </w:tc>
+        <w:tc>
+          <w:tcPr>
+            <w:tcW w:type="dxa" w:w="1987"/>
+          </w:tcPr>
+          <w:p>
+            <w:pPr>
+              <w:jc w:val="left"/>
+            </w:pPr>
+            <w:r>
+              <w:rPr>
+                <w:rFonts w:ascii="TimeNewRoman" w:hAnsi="TimeNewRoman"/>
+                <w:sz w:val="30"/>
+              </w:rPr>
+              <w:t>4×3+79=</w:t>
+            </w:r>
+          </w:p>
+        </w:tc>
+      </w:tr>
+      <w:tr>
+        <w:tc>
+          <w:tcPr>
+            <w:tcW w:type="dxa" w:w="1987"/>
+          </w:tcPr>
+          <w:p>
+            <w:pPr>
+              <w:jc w:val="left"/>
+            </w:pPr>
+            <w:r>
+              <w:rPr>
+                <w:rFonts w:ascii="TimeNewRoman" w:hAnsi="TimeNewRoman"/>
+                <w:sz w:val="30"/>
+              </w:rPr>
+              <w:t>4×9=</w:t>
+            </w:r>
+          </w:p>
+        </w:tc>
+        <w:tc>
+          <w:tcPr>
+            <w:tcW w:type="dxa" w:w="1987"/>
+          </w:tcPr>
+          <w:p>
+            <w:pPr>
+              <w:jc w:val="left"/>
+            </w:pPr>
+            <w:r>
+              <w:rPr>
+                <w:rFonts w:ascii="TimeNewRoman" w:hAnsi="TimeNewRoman"/>
+                <w:sz w:val="30"/>
+              </w:rPr>
+              <w:t>5×7+60=</w:t>
+            </w:r>
+          </w:p>
+        </w:tc>
+        <w:tc>
+          <w:tcPr>
+            <w:tcW w:type="dxa" w:w="1987"/>
+          </w:tcPr>
+          <w:p>
+            <w:pPr>
+              <w:jc w:val="left"/>
+            </w:pPr>
+            <w:r>
+              <w:rPr>
+                <w:rFonts w:ascii="TimeNewRoman" w:hAnsi="TimeNewRoman"/>
+                <w:sz w:val="30"/>
+              </w:rPr>
+              <w:t>23+61=</w:t>
+            </w:r>
+          </w:p>
+        </w:tc>
+        <w:tc>
+          <w:tcPr>
+            <w:tcW w:type="dxa" w:w="1987"/>
+          </w:tcPr>
+          <w:p>
+            <w:pPr>
+              <w:jc w:val="left"/>
+            </w:pPr>
+            <w:r>
+              <w:rPr>
+                <w:rFonts w:ascii="TimeNewRoman" w:hAnsi="TimeNewRoman"/>
+                <w:sz w:val="30"/>
+              </w:rPr>
+              <w:t>67+1=</w:t>
+            </w:r>
+          </w:p>
+        </w:tc>
+        <w:tc>
+          <w:tcPr>
+            <w:tcW w:type="dxa" w:w="1987"/>
+          </w:tcPr>
+          <w:p>
+            <w:pPr>
+              <w:jc w:val="left"/>
+            </w:pPr>
+            <w:r>
+              <w:rPr>
+                <w:rFonts w:ascii="TimeNewRoman" w:hAnsi="TimeNewRoman"/>
+                <w:sz w:val="30"/>
+              </w:rPr>
+              <w:t>92-71=</w:t>
+            </w:r>
+          </w:p>
+        </w:tc>
+      </w:tr>
+      <w:tr>
+        <w:tc>
+          <w:tcPr>
+            <w:tcW w:type="dxa" w:w="1987"/>
+          </w:tcPr>
+          <w:p>
+            <w:pPr>
+              <w:jc w:val="left"/>
+            </w:pPr>
+            <w:r>
+              <w:rPr>
+                <w:rFonts w:ascii="TimeNewRoman" w:hAnsi="TimeNewRoman"/>
+                <w:sz w:val="30"/>
+              </w:rPr>
+              <w:t>8+94+85=</w:t>
+            </w:r>
+          </w:p>
+        </w:tc>
+        <w:tc>
+          <w:tcPr>
+            <w:tcW w:type="dxa" w:w="1987"/>
+          </w:tcPr>
+          <w:p>
+            <w:pPr>
+              <w:jc w:val="left"/>
+            </w:pPr>
+            <w:r>
+              <w:rPr>
+                <w:rFonts w:ascii="TimeNewRoman" w:hAnsi="TimeNewRoman"/>
+                <w:sz w:val="30"/>
+              </w:rPr>
+              <w:t>2×2=</w:t>
+            </w:r>
+          </w:p>
+        </w:tc>
+        <w:tc>
+          <w:tcPr>
+            <w:tcW w:type="dxa" w:w="1987"/>
+          </w:tcPr>
+          <w:p>
+            <w:pPr>
+              <w:jc w:val="left"/>
+            </w:pPr>
+            <w:r>
+              <w:rPr>
+                <w:rFonts w:ascii="TimeNewRoman" w:hAnsi="TimeNewRoman"/>
+                <w:sz w:val="30"/>
+              </w:rPr>
+              <w:t>2×5=</w:t>
+            </w:r>
+          </w:p>
+        </w:tc>
+        <w:tc>
+          <w:tcPr>
+            <w:tcW w:type="dxa" w:w="1987"/>
+          </w:tcPr>
+          <w:p>
+            <w:pPr>
+              <w:jc w:val="left"/>
+            </w:pPr>
+            <w:r>
+              <w:rPr>
+                <w:rFonts w:ascii="TimeNewRoman" w:hAnsi="TimeNewRoman"/>
+                <w:sz w:val="30"/>
+              </w:rPr>
+              <w:t>25÷5=</w:t>
+            </w:r>
+          </w:p>
+        </w:tc>
+        <w:tc>
+          <w:tcPr>
+            <w:tcW w:type="dxa" w:w="1987"/>
+          </w:tcPr>
+          <w:p>
+            <w:pPr>
+              <w:jc w:val="left"/>
+            </w:pPr>
+            <w:r>
+              <w:rPr>
+                <w:rFonts w:ascii="TimeNewRoman" w:hAnsi="TimeNewRoman"/>
+                <w:sz w:val="30"/>
+              </w:rPr>
+              <w:t>5×6=</w:t>
+            </w:r>
+          </w:p>
+        </w:tc>
+      </w:tr>
+      <w:tr>
+        <w:tc>
+          <w:tcPr>
+            <w:tcW w:type="dxa" w:w="1987"/>
+          </w:tcPr>
+          <w:p>
+            <w:pPr>
+              <w:jc w:val="left"/>
+            </w:pPr>
+            <w:r>
+              <w:rPr>
+                <w:rFonts w:ascii="TimeNewRoman" w:hAnsi="TimeNewRoman"/>
+                <w:sz w:val="30"/>
+              </w:rPr>
+              <w:t>28+57=</w:t>
+            </w:r>
+          </w:p>
+        </w:tc>
+        <w:tc>
+          <w:tcPr>
+            <w:tcW w:type="dxa" w:w="1987"/>
+          </w:tcPr>
+          <w:p>
+            <w:pPr>
+              <w:jc w:val="left"/>
+            </w:pPr>
+            <w:r>
+              <w:rPr>
+                <w:rFonts w:ascii="TimeNewRoman" w:hAnsi="TimeNewRoman"/>
+                <w:sz w:val="30"/>
+              </w:rPr>
+              <w:t>4×2+80=</w:t>
+            </w:r>
+          </w:p>
+        </w:tc>
+        <w:tc>
+          <w:tcPr>
+            <w:tcW w:type="dxa" w:w="1987"/>
+          </w:tcPr>
+          <w:p>
+            <w:pPr>
+              <w:jc w:val="left"/>
+            </w:pPr>
+            <w:r>
+              <w:rPr>
+                <w:rFonts w:ascii="TimeNewRoman" w:hAnsi="TimeNewRoman"/>
+                <w:sz w:val="30"/>
+              </w:rPr>
+              <w:t>16÷8=</w:t>
+            </w:r>
+          </w:p>
+        </w:tc>
+        <w:tc>
+          <w:tcPr>
+            <w:tcW w:type="dxa" w:w="1987"/>
+          </w:tcPr>
+          <w:p>
+            <w:pPr>
+              <w:jc w:val="left"/>
+            </w:pPr>
+            <w:r>
+              <w:rPr>
+                <w:rFonts w:ascii="TimeNewRoman" w:hAnsi="TimeNewRoman"/>
+                <w:sz w:val="30"/>
+              </w:rPr>
+              <w:t>3×6-14=</w:t>
+            </w:r>
+          </w:p>
+        </w:tc>
+        <w:tc>
+          <w:tcPr>
+            <w:tcW w:type="dxa" w:w="1987"/>
+          </w:tcPr>
+          <w:p>
+            <w:pPr>
+              <w:jc w:val="left"/>
+            </w:pPr>
+            <w:r>
+              <w:rPr>
+                <w:rFonts w:ascii="TimeNewRoman" w:hAnsi="TimeNewRoman"/>
+                <w:sz w:val="30"/>
+              </w:rPr>
+              <w:t>87-51=</w:t>
+            </w:r>
+          </w:p>
+        </w:tc>
+      </w:tr>
+      <w:tr>
+        <w:tc>
+          <w:tcPr>
+            <w:tcW w:type="dxa" w:w="1987"/>
+          </w:tcPr>
+          <w:p>
+            <w:pPr>
+              <w:jc w:val="left"/>
+            </w:pPr>
+            <w:r>
+              <w:rPr>
+                <w:rFonts w:ascii="TimeNewRoman" w:hAnsi="TimeNewRoman"/>
+                <w:sz w:val="30"/>
+              </w:rPr>
+              <w:t>71+53-94=</w:t>
+            </w:r>
+          </w:p>
+        </w:tc>
+        <w:tc>
+          <w:tcPr>
+            <w:tcW w:type="dxa" w:w="1987"/>
+          </w:tcPr>
+          <w:p>
+            <w:pPr>
+              <w:jc w:val="left"/>
+            </w:pPr>
+            <w:r>
+              <w:rPr>
+                <w:rFonts w:ascii="TimeNewRoman" w:hAnsi="TimeNewRoman"/>
+                <w:sz w:val="30"/>
+              </w:rPr>
+              <w:t>3×5-7=</w:t>
+            </w:r>
+          </w:p>
+        </w:tc>
+        <w:tc>
+          <w:tcPr>
+            <w:tcW w:type="dxa" w:w="1987"/>
+          </w:tcPr>
+          <w:p>
+            <w:pPr>
+              <w:jc w:val="left"/>
+            </w:pPr>
+            <w:r>
+              <w:rPr>
+                <w:rFonts w:ascii="TimeNewRoman" w:hAnsi="TimeNewRoman"/>
+                <w:sz w:val="30"/>
+              </w:rPr>
+              <w:t>6+73=</w:t>
+            </w:r>
+          </w:p>
+        </w:tc>
+        <w:tc>
+          <w:tcPr>
+            <w:tcW w:type="dxa" w:w="1987"/>
+          </w:tcPr>
+          <w:p>
+            <w:pPr>
+              <w:jc w:val="left"/>
+            </w:pPr>
+            <w:r>
+              <w:rPr>
+                <w:rFonts w:ascii="TimeNewRoman" w:hAnsi="TimeNewRoman"/>
+                <w:sz w:val="30"/>
+              </w:rPr>
+              <w:t>5+87=</w:t>
+            </w:r>
+          </w:p>
+        </w:tc>
+        <w:tc>
+          <w:tcPr>
+            <w:tcW w:type="dxa" w:w="1987"/>
+          </w:tcPr>
+          <w:p>
+            <w:pPr>
+              <w:jc w:val="left"/>
+            </w:pPr>
+            <w:r>
+              <w:rPr>
+                <w:rFonts w:ascii="TimeNewRoman" w:hAnsi="TimeNewRoman"/>
+                <w:sz w:val="30"/>
+              </w:rPr>
+              <w:t>18÷9=</w:t>
+            </w:r>
+          </w:p>
+        </w:tc>
+      </w:tr>
+      <w:tr>
+        <w:tc>
+          <w:tcPr>
+            <w:tcW w:type="dxa" w:w="1987"/>
+          </w:tcPr>
+          <w:p>
+            <w:pPr>
+              <w:jc w:val="left"/>
+            </w:pPr>
+            <w:r>
+              <w:rPr>
+                <w:rFonts w:ascii="TimeNewRoman" w:hAnsi="TimeNewRoman"/>
+                <w:sz w:val="30"/>
+              </w:rPr>
+              <w:t>8×8-55=</w:t>
+            </w:r>
+          </w:p>
+        </w:tc>
+        <w:tc>
+          <w:tcPr>
+            <w:tcW w:type="dxa" w:w="1987"/>
+          </w:tcPr>
+          <w:p>
+            <w:pPr>
+              <w:jc w:val="left"/>
+            </w:pPr>
+            <w:r>
+              <w:rPr>
+                <w:rFonts w:ascii="TimeNewRoman" w:hAnsi="TimeNewRoman"/>
+                <w:sz w:val="30"/>
+              </w:rPr>
+              <w:t>63+98-98=</w:t>
+            </w:r>
+          </w:p>
+        </w:tc>
+        <w:tc>
+          <w:tcPr>
+            <w:tcW w:type="dxa" w:w="1987"/>
+          </w:tcPr>
+          <w:p>
+            <w:pPr>
+              <w:jc w:val="left"/>
+            </w:pPr>
+            <w:r>
+              <w:rPr>
+                <w:rFonts w:ascii="TimeNewRoman" w:hAnsi="TimeNewRoman"/>
+                <w:sz w:val="30"/>
+              </w:rPr>
+              <w:t>8×7=</w:t>
+            </w:r>
+          </w:p>
+        </w:tc>
+        <w:tc>
+          <w:tcPr>
+            <w:tcW w:type="dxa" w:w="1987"/>
+          </w:tcPr>
+          <w:p>
+            <w:pPr>
+              <w:jc w:val="left"/>
+            </w:pPr>
+            <w:r>
+              <w:rPr>
+                <w:rFonts w:ascii="TimeNewRoman" w:hAnsi="TimeNewRoman"/>
+                <w:sz w:val="30"/>
+              </w:rPr>
+              <w:t>3×8+86=</w:t>
+            </w:r>
+          </w:p>
+        </w:tc>
+        <w:tc>
+          <w:tcPr>
+            <w:tcW w:type="dxa" w:w="1987"/>
+          </w:tcPr>
+          <w:p>
+            <w:pPr>
+              <w:jc w:val="left"/>
+            </w:pPr>
+            <w:r>
+              <w:rPr>
+                <w:rFonts w:ascii="TimeNewRoman" w:hAnsi="TimeNewRoman"/>
+                <w:sz w:val="30"/>
+              </w:rPr>
+              <w:t>48+9=</w:t>
+            </w:r>
+          </w:p>
+        </w:tc>
+      </w:tr>
+      <w:tr>
+        <w:tc>
+          <w:tcPr>
+            <w:tcW w:type="dxa" w:w="1987"/>
+          </w:tcPr>
+          <w:p>
+            <w:pPr>
+              <w:jc w:val="left"/>
+            </w:pPr>
+            <w:r>
+              <w:rPr>
+                <w:rFonts w:ascii="TimeNewRoman" w:hAnsi="TimeNewRoman"/>
+                <w:sz w:val="30"/>
+              </w:rPr>
+              <w:t>4+8=</w:t>
+            </w:r>
+          </w:p>
+        </w:tc>
+        <w:tc>
+          <w:tcPr>
+            <w:tcW w:type="dxa" w:w="1987"/>
+          </w:tcPr>
+          <w:p>
+            <w:pPr>
+              <w:jc w:val="left"/>
+            </w:pPr>
+            <w:r>
+              <w:rPr>
+                <w:rFonts w:ascii="TimeNewRoman" w:hAnsi="TimeNewRoman"/>
+                <w:sz w:val="30"/>
+              </w:rPr>
+              <w:t>8×2+32=</w:t>
+            </w:r>
+          </w:p>
+        </w:tc>
+        <w:tc>
+          <w:tcPr>
+            <w:tcW w:type="dxa" w:w="1987"/>
+          </w:tcPr>
+          <w:p>
+            <w:pPr>
+              <w:jc w:val="left"/>
+            </w:pPr>
+            <w:r>
+              <w:rPr>
+                <w:rFonts w:ascii="TimeNewRoman" w:hAnsi="TimeNewRoman"/>
+                <w:sz w:val="30"/>
+              </w:rPr>
+              <w:t>6×1=</w:t>
+            </w:r>
+          </w:p>
+        </w:tc>
+        <w:tc>
+          <w:tcPr>
+            <w:tcW w:type="dxa" w:w="1987"/>
+          </w:tcPr>
+          <w:p>
+            <w:pPr>
+              <w:jc w:val="left"/>
+            </w:pPr>
+            <w:r>
+              <w:rPr>
+                <w:rFonts w:ascii="TimeNewRoman" w:hAnsi="TimeNewRoman"/>
+                <w:sz w:val="30"/>
+              </w:rPr>
+              <w:t>1×6=</w:t>
+            </w:r>
+          </w:p>
+        </w:tc>
+        <w:tc>
+          <w:tcPr>
+            <w:tcW w:type="dxa" w:w="1987"/>
+          </w:tcPr>
+          <w:p>
+            <w:pPr>
+              <w:jc w:val="left"/>
+            </w:pPr>
+            <w:r>
+              <w:rPr>
+                <w:rFonts w:ascii="TimeNewRoman" w:hAnsi="TimeNewRoman"/>
+                <w:sz w:val="30"/>
+              </w:rPr>
+              <w:t>22+45=</w:t>
+            </w:r>
+          </w:p>
+        </w:tc>
+      </w:tr>
+      <w:tr>
+        <w:tc>
+          <w:tcPr>
+            <w:tcW w:type="dxa" w:w="1987"/>
+          </w:tcPr>
+          <w:p>
+            <w:pPr>
+              <w:jc w:val="left"/>
+            </w:pPr>
+            <w:r>
+              <w:rPr>
+                <w:rFonts w:ascii="TimeNewRoman" w:hAnsi="TimeNewRoman"/>
+                <w:sz w:val="30"/>
+              </w:rPr>
+              <w:t>3×3=</w:t>
+            </w:r>
+          </w:p>
+        </w:tc>
+        <w:tc>
+          <w:tcPr>
+            <w:tcW w:type="dxa" w:w="1987"/>
+          </w:tcPr>
+          <w:p>
+            <w:pPr>
+              <w:jc w:val="left"/>
+            </w:pPr>
+            <w:r>
+              <w:rPr>
+                <w:rFonts w:ascii="TimeNewRoman" w:hAnsi="TimeNewRoman"/>
+                <w:sz w:val="30"/>
+              </w:rPr>
+              <w:t>6×7+81=</w:t>
+            </w:r>
+          </w:p>
+        </w:tc>
+        <w:tc>
+          <w:tcPr>
+            <w:tcW w:type="dxa" w:w="1987"/>
+          </w:tcPr>
+          <w:p>
+            <w:pPr>
+              <w:jc w:val="left"/>
+            </w:pPr>
+            <w:r>
+              <w:rPr>
+                <w:rFonts w:ascii="TimeNewRoman" w:hAnsi="TimeNewRoman"/>
+                <w:sz w:val="30"/>
+              </w:rPr>
+              <w:t>7-5=</w:t>
+            </w:r>
+          </w:p>
+        </w:tc>
+        <w:tc>
+          <w:tcPr>
+            <w:tcW w:type="dxa" w:w="1987"/>
+          </w:tcPr>
+          <w:p>
+            <w:pPr>
+              <w:jc w:val="left"/>
+            </w:pPr>
+            <w:r>
+              <w:rPr>
+                <w:rFonts w:ascii="TimeNewRoman" w:hAnsi="TimeNewRoman"/>
+                <w:sz w:val="30"/>
+              </w:rPr>
+              <w:t>89+20-96=</w:t>
+            </w:r>
+          </w:p>
+        </w:tc>
+        <w:tc>
+          <w:tcPr>
+            <w:tcW w:type="dxa" w:w="1987"/>
+          </w:tcPr>
+          <w:p>
+            <w:pPr>
+              <w:jc w:val="left"/>
+            </w:pPr>
+            <w:r>
+              <w:rPr>
+                <w:rFonts w:ascii="TimeNewRoman" w:hAnsi="TimeNewRoman"/>
+                <w:sz w:val="30"/>
+              </w:rPr>
+              <w:t>72-2=</w:t>
+            </w:r>
+          </w:p>
+        </w:tc>
+      </w:tr>
+      <w:tr>
+        <w:tc>
+          <w:tcPr>
+            <w:tcW w:type="dxa" w:w="1987"/>
+          </w:tcPr>
+          <w:p>
+            <w:pPr>
+              <w:jc w:val="left"/>
+            </w:pPr>
+            <w:r>
+              <w:rPr>
+                <w:rFonts w:ascii="TimeNewRoman" w:hAnsi="TimeNewRoman"/>
+                <w:sz w:val="30"/>
+              </w:rPr>
+              <w:t>98-64=</w:t>
             </w:r>
           </w:p>
         </w:tc>
@@ -161,7 +1292,7 @@
                 <w:rFonts w:ascii="TimeNewRoman" w:hAnsi="TimeNewRoman"/>
                 <w:sz w:val="30"/>
               </w:rPr>
-              <w:t>6×9=</w:t>
+              <w:t>7×8+61=</w:t>
             </w:r>
           </w:p>
         </w:tc>
@@ -178,7 +1309,7 @@
                 <w:rFonts w:ascii="TimeNewRoman" w:hAnsi="TimeNewRoman"/>
                 <w:sz w:val="30"/>
               </w:rPr>
-              <w:t>1×7=</w:t>
+              <w:t>14+27=</w:t>
             </w:r>
           </w:p>
         </w:tc>
@@ -195,7 +1326,7 @@
                 <w:rFonts w:ascii="TimeNewRoman" w:hAnsi="TimeNewRoman"/>
                 <w:sz w:val="30"/>
               </w:rPr>
-              <w:t>2×9=</w:t>
+              <w:t>50-8=</w:t>
             </w:r>
           </w:p>
         </w:tc>
@@ -214,7 +1345,7 @@
                 <w:rFonts w:ascii="TimeNewRoman" w:hAnsi="TimeNewRoman"/>
                 <w:sz w:val="30"/>
               </w:rPr>
-              <w:t>6×2-4=</w:t>
+              <w:t>8×6=</w:t>
             </w:r>
           </w:p>
         </w:tc>
@@ -231,7 +1362,7 @@
                 <w:rFonts w:ascii="TimeNewRoman" w:hAnsi="TimeNewRoman"/>
                 <w:sz w:val="30"/>
               </w:rPr>
-              <w:t>4+76=</w:t>
+              <w:t>23+40=</w:t>
             </w:r>
           </w:p>
         </w:tc>
@@ -248,7 +1379,7 @@
                 <w:rFonts w:ascii="TimeNewRoman" w:hAnsi="TimeNewRoman"/>
                 <w:sz w:val="30"/>
               </w:rPr>
-              <w:t>2×5+28=</w:t>
+              <w:t>5×9+44=</w:t>
             </w:r>
           </w:p>
         </w:tc>
@@ -265,7 +1396,7 @@
                 <w:rFonts w:ascii="TimeNewRoman" w:hAnsi="TimeNewRoman"/>
                 <w:sz w:val="30"/>
               </w:rPr>
-              <w:t>39+14=</w:t>
+              <w:t>7×2-5=</w:t>
             </w:r>
           </w:p>
         </w:tc>
@@ -282,7 +1413,181 @@
                 <w:rFonts w:ascii="TimeNewRoman" w:hAnsi="TimeNewRoman"/>
                 <w:sz w:val="30"/>
               </w:rPr>
-              <w:t>3×2=</w:t>
+              <w:t>94+94-12=</w:t>
+            </w:r>
+          </w:p>
+        </w:tc>
+      </w:tr>
+      <w:tr>
+        <w:tc>
+          <w:tcPr>
+            <w:tcW w:type="dxa" w:w="1987"/>
+          </w:tcPr>
+          <w:p>
+            <w:pPr>
+              <w:jc w:val="left"/>
+            </w:pPr>
+            <w:r>
+              <w:rPr>
+                <w:rFonts w:ascii="TimeNewRoman" w:hAnsi="TimeNewRoman"/>
+                <w:sz w:val="30"/>
+              </w:rPr>
+              <w:t>6×8=</w:t>
+            </w:r>
+          </w:p>
+        </w:tc>
+        <w:tc>
+          <w:tcPr>
+            <w:tcW w:type="dxa" w:w="1987"/>
+          </w:tcPr>
+          <w:p>
+            <w:pPr>
+              <w:jc w:val="left"/>
+            </w:pPr>
+            <w:r>
+              <w:rPr>
+                <w:rFonts w:ascii="TimeNewRoman" w:hAnsi="TimeNewRoman"/>
+                <w:sz w:val="30"/>
+              </w:rPr>
+              <w:t>5×7-1=</w:t>
+            </w:r>
+          </w:p>
+        </w:tc>
+        <w:tc>
+          <w:tcPr>
+            <w:tcW w:type="dxa" w:w="1987"/>
+          </w:tcPr>
+          <w:p>
+            <w:pPr>
+              <w:jc w:val="left"/>
+            </w:pPr>
+            <w:r>
+              <w:rPr>
+                <w:rFonts w:ascii="TimeNewRoman" w:hAnsi="TimeNewRoman"/>
+                <w:sz w:val="30"/>
+              </w:rPr>
+              <w:t>98+78-8=</w:t>
+            </w:r>
+          </w:p>
+        </w:tc>
+        <w:tc>
+          <w:tcPr>
+            <w:tcW w:type="dxa" w:w="1987"/>
+          </w:tcPr>
+          <w:p>
+            <w:pPr>
+              <w:jc w:val="left"/>
+            </w:pPr>
+            <w:r>
+              <w:rPr>
+                <w:rFonts w:ascii="TimeNewRoman" w:hAnsi="TimeNewRoman"/>
+                <w:sz w:val="30"/>
+              </w:rPr>
+              <w:t>8÷2=</w:t>
+            </w:r>
+          </w:p>
+        </w:tc>
+        <w:tc>
+          <w:tcPr>
+            <w:tcW w:type="dxa" w:w="1987"/>
+          </w:tcPr>
+          <w:p>
+            <w:pPr>
+              <w:jc w:val="left"/>
+            </w:pPr>
+            <w:r>
+              <w:rPr>
+                <w:rFonts w:ascii="TimeNewRoman" w:hAnsi="TimeNewRoman"/>
+                <w:sz w:val="30"/>
+              </w:rPr>
+              <w:t>96-13=</w:t>
+            </w:r>
+          </w:p>
+        </w:tc>
+      </w:tr>
+      <w:tr>
+        <w:tc>
+          <w:tcPr>
+            <w:tcW w:type="dxa" w:w="1987"/>
+          </w:tcPr>
+          <w:p>
+            <w:pPr>
+              <w:jc w:val="left"/>
+            </w:pPr>
+            <w:r>
+              <w:rPr>
+                <w:rFonts w:ascii="TimeNewRoman" w:hAnsi="TimeNewRoman"/>
+                <w:sz w:val="30"/>
+              </w:rPr>
+              <w:t>3×9-21=</w:t>
+            </w:r>
+          </w:p>
+        </w:tc>
+        <w:tc>
+          <w:tcPr>
+            <w:tcW w:type="dxa" w:w="1987"/>
+          </w:tcPr>
+          <w:p>
+            <w:pPr>
+              <w:jc w:val="left"/>
+            </w:pPr>
+            <w:r>
+              <w:rPr>
+                <w:rFonts w:ascii="TimeNewRoman" w:hAnsi="TimeNewRoman"/>
+                <w:sz w:val="30"/>
+              </w:rPr>
+              <w:t>5×8=</w:t>
+            </w:r>
+          </w:p>
+        </w:tc>
+        <w:tc>
+          <w:tcPr>
+            <w:tcW w:type="dxa" w:w="1987"/>
+          </w:tcPr>
+          <w:p>
+            <w:pPr>
+              <w:jc w:val="left"/>
+            </w:pPr>
+            <w:r>
+              <w:rPr>
+                <w:rFonts w:ascii="TimeNewRoman" w:hAnsi="TimeNewRoman"/>
+                <w:sz w:val="30"/>
+              </w:rPr>
+              <w:t>56+64-67=</w:t>
+            </w:r>
+          </w:p>
+        </w:tc>
+        <w:tc>
+          <w:tcPr>
+            <w:tcW w:type="dxa" w:w="1987"/>
+          </w:tcPr>
+          <w:p>
+            <w:pPr>
+              <w:jc w:val="left"/>
+            </w:pPr>
+            <w:r>
+              <w:rPr>
+                <w:rFonts w:ascii="TimeNewRoman" w:hAnsi="TimeNewRoman"/>
+                <w:sz w:val="30"/>
+              </w:rPr>
+              <w:t>8×7-14=</w:t>
+            </w:r>
+          </w:p>
+        </w:tc>
+        <w:tc>
+          <w:tcPr>
+            <w:tcW w:type="dxa" w:w="1987"/>
+          </w:tcPr>
+          <w:p>
+            <w:pPr>
+              <w:jc w:val="left"/>
+            </w:pPr>
+            <w:r>
+              <w:rPr>
+                <w:rFonts w:ascii="TimeNewRoman" w:hAnsi="TimeNewRoman"/>
+                <w:sz w:val="30"/>
+              </w:rPr>
+              <w:t>5×2-9=</w:t>
             </w:r>
           </w:p>
         </w:tc>
@@ -318,7 +1623,7 @@
                 <w:rFonts w:ascii="TimeNewRoman" w:hAnsi="TimeNewRoman"/>
                 <w:sz w:val="30"/>
               </w:rPr>
-              <w:t>95+48-37=</w:t>
+              <w:t>98-21=</w:t>
             </w:r>
           </w:p>
         </w:tc>
@@ -335,7 +1640,7 @@
                 <w:rFonts w:ascii="TimeNewRoman" w:hAnsi="TimeNewRoman"/>
                 <w:sz w:val="30"/>
               </w:rPr>
-              <w:t>6×8+67=</w:t>
+              <w:t>4×3-12=</w:t>
             </w:r>
           </w:p>
         </w:tc>
@@ -352,7 +1657,7 @@
                 <w:rFonts w:ascii="TimeNewRoman" w:hAnsi="TimeNewRoman"/>
                 <w:sz w:val="30"/>
               </w:rPr>
-              <w:t>66-34=</w:t>
+              <w:t>2+20-21=</w:t>
             </w:r>
           </w:p>
         </w:tc>
@@ -369,7 +1674,7 @@
                 <w:rFonts w:ascii="TimeNewRoman" w:hAnsi="TimeNewRoman"/>
                 <w:sz w:val="30"/>
               </w:rPr>
-              <w:t>8×4=</w:t>
+              <w:t>99-24=</w:t>
             </w:r>
           </w:p>
         </w:tc>
@@ -388,7 +1693,7 @@
                 <w:rFonts w:ascii="TimeNewRoman" w:hAnsi="TimeNewRoman"/>
                 <w:sz w:val="30"/>
               </w:rPr>
-              <w:t>2×5=</w:t>
+              <w:t>4×2-1=</w:t>
             </w:r>
           </w:p>
         </w:tc>
@@ -405,7 +1710,7 @@
                 <w:rFonts w:ascii="TimeNewRoman" w:hAnsi="TimeNewRoman"/>
                 <w:sz w:val="30"/>
               </w:rPr>
-              <w:t>85-68=</w:t>
+              <w:t>7×6=</w:t>
             </w:r>
           </w:p>
         </w:tc>
@@ -422,7 +1727,7 @@
                 <w:rFonts w:ascii="TimeNewRoman" w:hAnsi="TimeNewRoman"/>
                 <w:sz w:val="30"/>
               </w:rPr>
-              <w:t>6×5=</w:t>
+              <w:t>38+36=</w:t>
             </w:r>
           </w:p>
         </w:tc>
@@ -439,7 +1744,7 @@
                 <w:rFonts w:ascii="TimeNewRoman" w:hAnsi="TimeNewRoman"/>
                 <w:sz w:val="30"/>
               </w:rPr>
-              <w:t>8×9=</w:t>
+              <w:t>32+31=</w:t>
             </w:r>
           </w:p>
         </w:tc>
@@ -456,1312 +1761,7 @@
                 <w:rFonts w:ascii="TimeNewRoman" w:hAnsi="TimeNewRoman"/>
                 <w:sz w:val="30"/>
               </w:rPr>
-              <w:t>16÷8=</w:t>
-            </w:r>
-          </w:p>
-        </w:tc>
-      </w:tr>
-      <w:tr>
-        <w:tc>
-          <w:tcPr>
-            <w:tcW w:type="dxa" w:w="1987"/>
-          </w:tcPr>
-          <w:p>
-            <w:pPr>
-              <w:jc w:val="left"/>
-            </w:pPr>
-            <w:r>
-              <w:rPr>
-                <w:rFonts w:ascii="TimeNewRoman" w:hAnsi="TimeNewRoman"/>
-                <w:sz w:val="30"/>
-              </w:rPr>
-              <w:t>64+21=</w:t>
-            </w:r>
-          </w:p>
-        </w:tc>
-        <w:tc>
-          <w:tcPr>
-            <w:tcW w:type="dxa" w:w="1987"/>
-          </w:tcPr>
-          <w:p>
-            <w:pPr>
-              <w:jc w:val="left"/>
-            </w:pPr>
-            <w:r>
-              <w:rPr>
-                <w:rFonts w:ascii="TimeNewRoman" w:hAnsi="TimeNewRoman"/>
-                <w:sz w:val="30"/>
-              </w:rPr>
-              <w:t>2×6=</w:t>
-            </w:r>
-          </w:p>
-        </w:tc>
-        <w:tc>
-          <w:tcPr>
-            <w:tcW w:type="dxa" w:w="1987"/>
-          </w:tcPr>
-          <w:p>
-            <w:pPr>
-              <w:jc w:val="left"/>
-            </w:pPr>
-            <w:r>
-              <w:rPr>
-                <w:rFonts w:ascii="TimeNewRoman" w:hAnsi="TimeNewRoman"/>
-                <w:sz w:val="30"/>
-              </w:rPr>
-              <w:t>4×7-4=</w:t>
-            </w:r>
-          </w:p>
-        </w:tc>
-        <w:tc>
-          <w:tcPr>
-            <w:tcW w:type="dxa" w:w="1987"/>
-          </w:tcPr>
-          <w:p>
-            <w:pPr>
-              <w:jc w:val="left"/>
-            </w:pPr>
-            <w:r>
-              <w:rPr>
-                <w:rFonts w:ascii="TimeNewRoman" w:hAnsi="TimeNewRoman"/>
-                <w:sz w:val="30"/>
-              </w:rPr>
-              <w:t>52+16=</w:t>
-            </w:r>
-          </w:p>
-        </w:tc>
-        <w:tc>
-          <w:tcPr>
-            <w:tcW w:type="dxa" w:w="1987"/>
-          </w:tcPr>
-          <w:p>
-            <w:pPr>
-              <w:jc w:val="left"/>
-            </w:pPr>
-            <w:r>
-              <w:rPr>
-                <w:rFonts w:ascii="TimeNewRoman" w:hAnsi="TimeNewRoman"/>
-                <w:sz w:val="30"/>
-              </w:rPr>
-              <w:t>5×5-14=</w:t>
-            </w:r>
-          </w:p>
-        </w:tc>
-      </w:tr>
-      <w:tr>
-        <w:tc>
-          <w:tcPr>
-            <w:tcW w:type="dxa" w:w="1987"/>
-          </w:tcPr>
-          <w:p>
-            <w:pPr>
-              <w:jc w:val="left"/>
-            </w:pPr>
-            <w:r>
-              <w:rPr>
-                <w:rFonts w:ascii="TimeNewRoman" w:hAnsi="TimeNewRoman"/>
-                <w:sz w:val="30"/>
-              </w:rPr>
-              <w:t>48÷8=</w:t>
-            </w:r>
-          </w:p>
-        </w:tc>
-        <w:tc>
-          <w:tcPr>
-            <w:tcW w:type="dxa" w:w="1987"/>
-          </w:tcPr>
-          <w:p>
-            <w:pPr>
-              <w:jc w:val="left"/>
-            </w:pPr>
-            <w:r>
-              <w:rPr>
-                <w:rFonts w:ascii="TimeNewRoman" w:hAnsi="TimeNewRoman"/>
-                <w:sz w:val="30"/>
-              </w:rPr>
-              <w:t>23+1=</w:t>
-            </w:r>
-          </w:p>
-        </w:tc>
-        <w:tc>
-          <w:tcPr>
-            <w:tcW w:type="dxa" w:w="1987"/>
-          </w:tcPr>
-          <w:p>
-            <w:pPr>
-              <w:jc w:val="left"/>
-            </w:pPr>
-            <w:r>
-              <w:rPr>
-                <w:rFonts w:ascii="TimeNewRoman" w:hAnsi="TimeNewRoman"/>
-                <w:sz w:val="30"/>
-              </w:rPr>
-              <w:t>31-15=</w:t>
-            </w:r>
-          </w:p>
-        </w:tc>
-        <w:tc>
-          <w:tcPr>
-            <w:tcW w:type="dxa" w:w="1987"/>
-          </w:tcPr>
-          <w:p>
-            <w:pPr>
-              <w:jc w:val="left"/>
-            </w:pPr>
-            <w:r>
-              <w:rPr>
-                <w:rFonts w:ascii="TimeNewRoman" w:hAnsi="TimeNewRoman"/>
-                <w:sz w:val="30"/>
-              </w:rPr>
-              <w:t>48+77+79=</w:t>
-            </w:r>
-          </w:p>
-        </w:tc>
-        <w:tc>
-          <w:tcPr>
-            <w:tcW w:type="dxa" w:w="1987"/>
-          </w:tcPr>
-          <w:p>
-            <w:pPr>
-              <w:jc w:val="left"/>
-            </w:pPr>
-            <w:r>
-              <w:rPr>
-                <w:rFonts w:ascii="TimeNewRoman" w:hAnsi="TimeNewRoman"/>
-                <w:sz w:val="30"/>
-              </w:rPr>
-              <w:t>21÷3=</w:t>
-            </w:r>
-          </w:p>
-        </w:tc>
-      </w:tr>
-      <w:tr>
-        <w:tc>
-          <w:tcPr>
-            <w:tcW w:type="dxa" w:w="1987"/>
-          </w:tcPr>
-          <w:p>
-            <w:pPr>
-              <w:jc w:val="left"/>
-            </w:pPr>
-            <w:r>
-              <w:rPr>
-                <w:rFonts w:ascii="TimeNewRoman" w:hAnsi="TimeNewRoman"/>
-                <w:sz w:val="30"/>
-              </w:rPr>
-              <w:t>80+46+77=</w:t>
-            </w:r>
-          </w:p>
-        </w:tc>
-        <w:tc>
-          <w:tcPr>
-            <w:tcW w:type="dxa" w:w="1987"/>
-          </w:tcPr>
-          <w:p>
-            <w:pPr>
-              <w:jc w:val="left"/>
-            </w:pPr>
-            <w:r>
-              <w:rPr>
-                <w:rFonts w:ascii="TimeNewRoman" w:hAnsi="TimeNewRoman"/>
-                <w:sz w:val="30"/>
-              </w:rPr>
-              <w:t>6×6=</w:t>
-            </w:r>
-          </w:p>
-        </w:tc>
-        <w:tc>
-          <w:tcPr>
-            <w:tcW w:type="dxa" w:w="1987"/>
-          </w:tcPr>
-          <w:p>
-            <w:pPr>
-              <w:jc w:val="left"/>
-            </w:pPr>
-            <w:r>
-              <w:rPr>
-                <w:rFonts w:ascii="TimeNewRoman" w:hAnsi="TimeNewRoman"/>
-                <w:sz w:val="30"/>
-              </w:rPr>
-              <w:t>57+2=</w:t>
-            </w:r>
-          </w:p>
-        </w:tc>
-        <w:tc>
-          <w:tcPr>
-            <w:tcW w:type="dxa" w:w="1987"/>
-          </w:tcPr>
-          <w:p>
-            <w:pPr>
-              <w:jc w:val="left"/>
-            </w:pPr>
-            <w:r>
-              <w:rPr>
-                <w:rFonts w:ascii="TimeNewRoman" w:hAnsi="TimeNewRoman"/>
-                <w:sz w:val="30"/>
-              </w:rPr>
-              <w:t>56+90-63=</w:t>
-            </w:r>
-          </w:p>
-        </w:tc>
-        <w:tc>
-          <w:tcPr>
-            <w:tcW w:type="dxa" w:w="1987"/>
-          </w:tcPr>
-          <w:p>
-            <w:pPr>
-              <w:jc w:val="left"/>
-            </w:pPr>
-            <w:r>
-              <w:rPr>
-                <w:rFonts w:ascii="TimeNewRoman" w:hAnsi="TimeNewRoman"/>
-                <w:sz w:val="30"/>
-              </w:rPr>
-              <w:t>81-66=</w:t>
-            </w:r>
-          </w:p>
-        </w:tc>
-      </w:tr>
-      <w:tr>
-        <w:tc>
-          <w:tcPr>
-            <w:tcW w:type="dxa" w:w="1987"/>
-          </w:tcPr>
-          <w:p>
-            <w:pPr>
-              <w:jc w:val="left"/>
-            </w:pPr>
-            <w:r>
-              <w:rPr>
-                <w:rFonts w:ascii="TimeNewRoman" w:hAnsi="TimeNewRoman"/>
-                <w:sz w:val="30"/>
-              </w:rPr>
-              <w:t>6×5+51=</w:t>
-            </w:r>
-          </w:p>
-        </w:tc>
-        <w:tc>
-          <w:tcPr>
-            <w:tcW w:type="dxa" w:w="1987"/>
-          </w:tcPr>
-          <w:p>
-            <w:pPr>
-              <w:jc w:val="left"/>
-            </w:pPr>
-            <w:r>
-              <w:rPr>
-                <w:rFonts w:ascii="TimeNewRoman" w:hAnsi="TimeNewRoman"/>
-                <w:sz w:val="30"/>
-              </w:rPr>
-              <w:t>9×5=</w:t>
-            </w:r>
-          </w:p>
-        </w:tc>
-        <w:tc>
-          <w:tcPr>
-            <w:tcW w:type="dxa" w:w="1987"/>
-          </w:tcPr>
-          <w:p>
-            <w:pPr>
-              <w:jc w:val="left"/>
-            </w:pPr>
-            <w:r>
-              <w:rPr>
-                <w:rFonts w:ascii="TimeNewRoman" w:hAnsi="TimeNewRoman"/>
-                <w:sz w:val="30"/>
-              </w:rPr>
-              <w:t>8×8-64=</w:t>
-            </w:r>
-          </w:p>
-        </w:tc>
-        <w:tc>
-          <w:tcPr>
-            <w:tcW w:type="dxa" w:w="1987"/>
-          </w:tcPr>
-          <w:p>
-            <w:pPr>
-              <w:jc w:val="left"/>
-            </w:pPr>
-            <w:r>
-              <w:rPr>
-                <w:rFonts w:ascii="TimeNewRoman" w:hAnsi="TimeNewRoman"/>
-                <w:sz w:val="30"/>
-              </w:rPr>
-              <w:t>93-37=</w:t>
-            </w:r>
-          </w:p>
-        </w:tc>
-        <w:tc>
-          <w:tcPr>
-            <w:tcW w:type="dxa" w:w="1987"/>
-          </w:tcPr>
-          <w:p>
-            <w:pPr>
-              <w:jc w:val="left"/>
-            </w:pPr>
-            <w:r>
-              <w:rPr>
-                <w:rFonts w:ascii="TimeNewRoman" w:hAnsi="TimeNewRoman"/>
-                <w:sz w:val="30"/>
-              </w:rPr>
-              <w:t>5×8=</w:t>
-            </w:r>
-          </w:p>
-        </w:tc>
-      </w:tr>
-      <w:tr>
-        <w:tc>
-          <w:tcPr>
-            <w:tcW w:type="dxa" w:w="1987"/>
-          </w:tcPr>
-          <w:p>
-            <w:pPr>
-              <w:jc w:val="left"/>
-            </w:pPr>
-            <w:r>
-              <w:rPr>
-                <w:rFonts w:ascii="TimeNewRoman" w:hAnsi="TimeNewRoman"/>
-                <w:sz w:val="30"/>
-              </w:rPr>
-              <w:t>4÷2=</w:t>
-            </w:r>
-          </w:p>
-        </w:tc>
-        <w:tc>
-          <w:tcPr>
-            <w:tcW w:type="dxa" w:w="1987"/>
-          </w:tcPr>
-          <w:p>
-            <w:pPr>
-              <w:jc w:val="left"/>
-            </w:pPr>
-            <w:r>
-              <w:rPr>
-                <w:rFonts w:ascii="TimeNewRoman" w:hAnsi="TimeNewRoman"/>
-                <w:sz w:val="30"/>
-              </w:rPr>
-              <w:t>6×7=</w:t>
-            </w:r>
-          </w:p>
-        </w:tc>
-        <w:tc>
-          <w:tcPr>
-            <w:tcW w:type="dxa" w:w="1987"/>
-          </w:tcPr>
-          <w:p>
-            <w:pPr>
-              <w:jc w:val="left"/>
-            </w:pPr>
-            <w:r>
-              <w:rPr>
-                <w:rFonts w:ascii="TimeNewRoman" w:hAnsi="TimeNewRoman"/>
-                <w:sz w:val="30"/>
-              </w:rPr>
-              <w:t>5×3-5=</w:t>
-            </w:r>
-          </w:p>
-        </w:tc>
-        <w:tc>
-          <w:tcPr>
-            <w:tcW w:type="dxa" w:w="1987"/>
-          </w:tcPr>
-          <w:p>
-            <w:pPr>
-              <w:jc w:val="left"/>
-            </w:pPr>
-            <w:r>
-              <w:rPr>
-                <w:rFonts w:ascii="TimeNewRoman" w:hAnsi="TimeNewRoman"/>
-                <w:sz w:val="30"/>
-              </w:rPr>
-              <w:t>35÷7=</w:t>
-            </w:r>
-          </w:p>
-        </w:tc>
-        <w:tc>
-          <w:tcPr>
-            <w:tcW w:type="dxa" w:w="1987"/>
-          </w:tcPr>
-          <w:p>
-            <w:pPr>
-              <w:jc w:val="left"/>
-            </w:pPr>
-            <w:r>
-              <w:rPr>
-                <w:rFonts w:ascii="TimeNewRoman" w:hAnsi="TimeNewRoman"/>
-                <w:sz w:val="30"/>
-              </w:rPr>
-              <w:t>4×7-20=</w:t>
-            </w:r>
-          </w:p>
-        </w:tc>
-      </w:tr>
-      <w:tr>
-        <w:tc>
-          <w:tcPr>
-            <w:tcW w:type="dxa" w:w="1987"/>
-          </w:tcPr>
-          <w:p>
-            <w:pPr>
-              <w:jc w:val="left"/>
-            </w:pPr>
-            <w:r>
-              <w:rPr>
-                <w:rFonts w:ascii="TimeNewRoman" w:hAnsi="TimeNewRoman"/>
-                <w:sz w:val="30"/>
-              </w:rPr>
-              <w:t>3×5-3=</w:t>
-            </w:r>
-          </w:p>
-        </w:tc>
-        <w:tc>
-          <w:tcPr>
-            <w:tcW w:type="dxa" w:w="1987"/>
-          </w:tcPr>
-          <w:p>
-            <w:pPr>
-              <w:jc w:val="left"/>
-            </w:pPr>
-            <w:r>
-              <w:rPr>
-                <w:rFonts w:ascii="TimeNewRoman" w:hAnsi="TimeNewRoman"/>
-                <w:sz w:val="30"/>
-              </w:rPr>
-              <w:t>12+6+59=</w:t>
-            </w:r>
-          </w:p>
-        </w:tc>
-        <w:tc>
-          <w:tcPr>
-            <w:tcW w:type="dxa" w:w="1987"/>
-          </w:tcPr>
-          <w:p>
-            <w:pPr>
-              <w:jc w:val="left"/>
-            </w:pPr>
-            <w:r>
-              <w:rPr>
-                <w:rFonts w:ascii="TimeNewRoman" w:hAnsi="TimeNewRoman"/>
-                <w:sz w:val="30"/>
-              </w:rPr>
-              <w:t>2×4=</w:t>
-            </w:r>
-          </w:p>
-        </w:tc>
-        <w:tc>
-          <w:tcPr>
-            <w:tcW w:type="dxa" w:w="1987"/>
-          </w:tcPr>
-          <w:p>
-            <w:pPr>
-              <w:jc w:val="left"/>
-            </w:pPr>
-            <w:r>
-              <w:rPr>
-                <w:rFonts w:ascii="TimeNewRoman" w:hAnsi="TimeNewRoman"/>
-                <w:sz w:val="30"/>
-              </w:rPr>
-              <w:t>4×1=</w:t>
-            </w:r>
-          </w:p>
-        </w:tc>
-        <w:tc>
-          <w:tcPr>
-            <w:tcW w:type="dxa" w:w="1987"/>
-          </w:tcPr>
-          <w:p>
-            <w:pPr>
-              <w:jc w:val="left"/>
-            </w:pPr>
-            <w:r>
-              <w:rPr>
-                <w:rFonts w:ascii="TimeNewRoman" w:hAnsi="TimeNewRoman"/>
-                <w:sz w:val="30"/>
-              </w:rPr>
-              <w:t>81÷9=</w:t>
-            </w:r>
-          </w:p>
-        </w:tc>
-      </w:tr>
-      <w:tr>
-        <w:tc>
-          <w:tcPr>
-            <w:tcW w:type="dxa" w:w="1987"/>
-          </w:tcPr>
-          <w:p>
-            <w:pPr>
-              <w:jc w:val="left"/>
-            </w:pPr>
-            <w:r>
-              <w:rPr>
-                <w:rFonts w:ascii="TimeNewRoman" w:hAnsi="TimeNewRoman"/>
-                <w:sz w:val="30"/>
-              </w:rPr>
-              <w:t>7×4-22=</w:t>
-            </w:r>
-          </w:p>
-        </w:tc>
-        <w:tc>
-          <w:tcPr>
-            <w:tcW w:type="dxa" w:w="1987"/>
-          </w:tcPr>
-          <w:p>
-            <w:pPr>
-              <w:jc w:val="left"/>
-            </w:pPr>
-            <w:r>
-              <w:rPr>
-                <w:rFonts w:ascii="TimeNewRoman" w:hAnsi="TimeNewRoman"/>
-                <w:sz w:val="30"/>
-              </w:rPr>
-              <w:t>40÷8=</w:t>
-            </w:r>
-          </w:p>
-        </w:tc>
-        <w:tc>
-          <w:tcPr>
-            <w:tcW w:type="dxa" w:w="1987"/>
-          </w:tcPr>
-          <w:p>
-            <w:pPr>
-              <w:jc w:val="left"/>
-            </w:pPr>
-            <w:r>
-              <w:rPr>
-                <w:rFonts w:ascii="TimeNewRoman" w:hAnsi="TimeNewRoman"/>
-                <w:sz w:val="30"/>
-              </w:rPr>
-              <w:t>2×7=</w:t>
-            </w:r>
-          </w:p>
-        </w:tc>
-        <w:tc>
-          <w:tcPr>
-            <w:tcW w:type="dxa" w:w="1987"/>
-          </w:tcPr>
-          <w:p>
-            <w:pPr>
-              <w:jc w:val="left"/>
-            </w:pPr>
-            <w:r>
-              <w:rPr>
-                <w:rFonts w:ascii="TimeNewRoman" w:hAnsi="TimeNewRoman"/>
-                <w:sz w:val="30"/>
-              </w:rPr>
-              <w:t>18÷9=</w:t>
-            </w:r>
-          </w:p>
-        </w:tc>
-        <w:tc>
-          <w:tcPr>
-            <w:tcW w:type="dxa" w:w="1987"/>
-          </w:tcPr>
-          <w:p>
-            <w:pPr>
-              <w:jc w:val="left"/>
-            </w:pPr>
-            <w:r>
-              <w:rPr>
-                <w:rFonts w:ascii="TimeNewRoman" w:hAnsi="TimeNewRoman"/>
-                <w:sz w:val="30"/>
-              </w:rPr>
-              <w:t>73+73+22=</w:t>
-            </w:r>
-          </w:p>
-        </w:tc>
-      </w:tr>
-      <w:tr>
-        <w:tc>
-          <w:tcPr>
-            <w:tcW w:type="dxa" w:w="1987"/>
-          </w:tcPr>
-          <w:p>
-            <w:pPr>
-              <w:jc w:val="left"/>
-            </w:pPr>
-            <w:r>
-              <w:rPr>
-                <w:rFonts w:ascii="TimeNewRoman" w:hAnsi="TimeNewRoman"/>
-                <w:sz w:val="30"/>
-              </w:rPr>
-              <w:t>48-6=</w:t>
-            </w:r>
-          </w:p>
-        </w:tc>
-        <w:tc>
-          <w:tcPr>
-            <w:tcW w:type="dxa" w:w="1987"/>
-          </w:tcPr>
-          <w:p>
-            <w:pPr>
-              <w:jc w:val="left"/>
-            </w:pPr>
-            <w:r>
-              <w:rPr>
-                <w:rFonts w:ascii="TimeNewRoman" w:hAnsi="TimeNewRoman"/>
-                <w:sz w:val="30"/>
-              </w:rPr>
-              <w:t>84+12+60=</w:t>
-            </w:r>
-          </w:p>
-        </w:tc>
-        <w:tc>
-          <w:tcPr>
-            <w:tcW w:type="dxa" w:w="1987"/>
-          </w:tcPr>
-          <w:p>
-            <w:pPr>
-              <w:jc w:val="left"/>
-            </w:pPr>
-            <w:r>
-              <w:rPr>
-                <w:rFonts w:ascii="TimeNewRoman" w:hAnsi="TimeNewRoman"/>
-                <w:sz w:val="30"/>
-              </w:rPr>
-              <w:t>78-66=</w:t>
-            </w:r>
-          </w:p>
-        </w:tc>
-        <w:tc>
-          <w:tcPr>
-            <w:tcW w:type="dxa" w:w="1987"/>
-          </w:tcPr>
-          <w:p>
-            <w:pPr>
-              <w:jc w:val="left"/>
-            </w:pPr>
-            <w:r>
-              <w:rPr>
-                <w:rFonts w:ascii="TimeNewRoman" w:hAnsi="TimeNewRoman"/>
-                <w:sz w:val="30"/>
-              </w:rPr>
-              <w:t>8×6=</w:t>
-            </w:r>
-          </w:p>
-        </w:tc>
-        <w:tc>
-          <w:tcPr>
-            <w:tcW w:type="dxa" w:w="1987"/>
-          </w:tcPr>
-          <w:p>
-            <w:pPr>
-              <w:jc w:val="left"/>
-            </w:pPr>
-            <w:r>
-              <w:rPr>
-                <w:rFonts w:ascii="TimeNewRoman" w:hAnsi="TimeNewRoman"/>
-                <w:sz w:val="30"/>
-              </w:rPr>
-              <w:t>26+90-40=</w:t>
-            </w:r>
-          </w:p>
-        </w:tc>
-      </w:tr>
-      <w:tr>
-        <w:tc>
-          <w:tcPr>
-            <w:tcW w:type="dxa" w:w="1987"/>
-          </w:tcPr>
-          <w:p>
-            <w:pPr>
-              <w:jc w:val="left"/>
-            </w:pPr>
-            <w:r>
-              <w:rPr>
-                <w:rFonts w:ascii="TimeNewRoman" w:hAnsi="TimeNewRoman"/>
-                <w:sz w:val="30"/>
-              </w:rPr>
-              <w:t>9+10=</w:t>
-            </w:r>
-          </w:p>
-        </w:tc>
-        <w:tc>
-          <w:tcPr>
-            <w:tcW w:type="dxa" w:w="1987"/>
-          </w:tcPr>
-          <w:p>
-            <w:pPr>
-              <w:jc w:val="left"/>
-            </w:pPr>
-            <w:r>
-              <w:rPr>
-                <w:rFonts w:ascii="TimeNewRoman" w:hAnsi="TimeNewRoman"/>
-                <w:sz w:val="30"/>
-              </w:rPr>
-              <w:t>98-91=</w:t>
-            </w:r>
-          </w:p>
-        </w:tc>
-        <w:tc>
-          <w:tcPr>
-            <w:tcW w:type="dxa" w:w="1987"/>
-          </w:tcPr>
-          <w:p>
-            <w:pPr>
-              <w:jc w:val="left"/>
-            </w:pPr>
-            <w:r>
-              <w:rPr>
-                <w:rFonts w:ascii="TimeNewRoman" w:hAnsi="TimeNewRoman"/>
-                <w:sz w:val="30"/>
-              </w:rPr>
-              <w:t>56-28=</w:t>
-            </w:r>
-          </w:p>
-        </w:tc>
-        <w:tc>
-          <w:tcPr>
-            <w:tcW w:type="dxa" w:w="1987"/>
-          </w:tcPr>
-          <w:p>
-            <w:pPr>
-              <w:jc w:val="left"/>
-            </w:pPr>
-            <w:r>
-              <w:rPr>
-                <w:rFonts w:ascii="TimeNewRoman" w:hAnsi="TimeNewRoman"/>
-                <w:sz w:val="30"/>
-              </w:rPr>
-              <w:t>66-31=</w:t>
-            </w:r>
-          </w:p>
-        </w:tc>
-        <w:tc>
-          <w:tcPr>
-            <w:tcW w:type="dxa" w:w="1987"/>
-          </w:tcPr>
-          <w:p>
-            <w:pPr>
-              <w:jc w:val="left"/>
-            </w:pPr>
-            <w:r>
-              <w:rPr>
-                <w:rFonts w:ascii="TimeNewRoman" w:hAnsi="TimeNewRoman"/>
-                <w:sz w:val="30"/>
-              </w:rPr>
-              <w:t>27÷9=</w:t>
-            </w:r>
-          </w:p>
-        </w:tc>
-      </w:tr>
-      <w:tr>
-        <w:tc>
-          <w:tcPr>
-            <w:tcW w:type="dxa" w:w="1987"/>
-          </w:tcPr>
-          <w:p>
-            <w:pPr>
-              <w:jc w:val="left"/>
-            </w:pPr>
-            <w:r>
-              <w:rPr>
-                <w:rFonts w:ascii="TimeNewRoman" w:hAnsi="TimeNewRoman"/>
-                <w:sz w:val="30"/>
-              </w:rPr>
-              <w:t>42-4=</w:t>
-            </w:r>
-          </w:p>
-        </w:tc>
-        <w:tc>
-          <w:tcPr>
-            <w:tcW w:type="dxa" w:w="1987"/>
-          </w:tcPr>
-          <w:p>
-            <w:pPr>
-              <w:jc w:val="left"/>
-            </w:pPr>
-            <w:r>
-              <w:rPr>
-                <w:rFonts w:ascii="TimeNewRoman" w:hAnsi="TimeNewRoman"/>
-                <w:sz w:val="30"/>
-              </w:rPr>
-              <w:t>89+7=</w:t>
-            </w:r>
-          </w:p>
-        </w:tc>
-        <w:tc>
-          <w:tcPr>
-            <w:tcW w:type="dxa" w:w="1987"/>
-          </w:tcPr>
-          <w:p>
-            <w:pPr>
-              <w:jc w:val="left"/>
-            </w:pPr>
-            <w:r>
-              <w:rPr>
-                <w:rFonts w:ascii="TimeNewRoman" w:hAnsi="TimeNewRoman"/>
-                <w:sz w:val="30"/>
-              </w:rPr>
-              <w:t>7×8-39=</w:t>
-            </w:r>
-          </w:p>
-        </w:tc>
-        <w:tc>
-          <w:tcPr>
-            <w:tcW w:type="dxa" w:w="1987"/>
-          </w:tcPr>
-          <w:p>
-            <w:pPr>
-              <w:jc w:val="left"/>
-            </w:pPr>
-            <w:r>
-              <w:rPr>
-                <w:rFonts w:ascii="TimeNewRoman" w:hAnsi="TimeNewRoman"/>
-                <w:sz w:val="30"/>
-              </w:rPr>
-              <w:t>68+7+5=</w:t>
-            </w:r>
-          </w:p>
-        </w:tc>
-        <w:tc>
-          <w:tcPr>
-            <w:tcW w:type="dxa" w:w="1987"/>
-          </w:tcPr>
-          <w:p>
-            <w:pPr>
-              <w:jc w:val="left"/>
-            </w:pPr>
-            <w:r>
-              <w:rPr>
-                <w:rFonts w:ascii="TimeNewRoman" w:hAnsi="TimeNewRoman"/>
-                <w:sz w:val="30"/>
-              </w:rPr>
-              <w:t>63-26=</w:t>
-            </w:r>
-          </w:p>
-        </w:tc>
-      </w:tr>
-      <w:tr>
-        <w:tc>
-          <w:tcPr>
-            <w:tcW w:type="dxa" w:w="1987"/>
-          </w:tcPr>
-          <w:p>
-            <w:pPr>
-              <w:jc w:val="left"/>
-            </w:pPr>
-            <w:r>
-              <w:rPr>
-                <w:rFonts w:ascii="TimeNewRoman" w:hAnsi="TimeNewRoman"/>
-                <w:sz w:val="30"/>
-              </w:rPr>
-              <w:t>27+45+93=</w:t>
-            </w:r>
-          </w:p>
-        </w:tc>
-        <w:tc>
-          <w:tcPr>
-            <w:tcW w:type="dxa" w:w="1987"/>
-          </w:tcPr>
-          <w:p>
-            <w:pPr>
-              <w:jc w:val="left"/>
-            </w:pPr>
-            <w:r>
-              <w:rPr>
-                <w:rFonts w:ascii="TimeNewRoman" w:hAnsi="TimeNewRoman"/>
-                <w:sz w:val="30"/>
-              </w:rPr>
-              <w:t>72+19-39=</w:t>
-            </w:r>
-          </w:p>
-        </w:tc>
-        <w:tc>
-          <w:tcPr>
-            <w:tcW w:type="dxa" w:w="1987"/>
-          </w:tcPr>
-          <w:p>
-            <w:pPr>
-              <w:jc w:val="left"/>
-            </w:pPr>
-            <w:r>
-              <w:rPr>
-                <w:rFonts w:ascii="TimeNewRoman" w:hAnsi="TimeNewRoman"/>
-                <w:sz w:val="30"/>
-              </w:rPr>
-              <w:t>98-17=</w:t>
-            </w:r>
-          </w:p>
-        </w:tc>
-        <w:tc>
-          <w:tcPr>
-            <w:tcW w:type="dxa" w:w="1987"/>
-          </w:tcPr>
-          <w:p>
-            <w:pPr>
-              <w:jc w:val="left"/>
-            </w:pPr>
-            <w:r>
-              <w:rPr>
-                <w:rFonts w:ascii="TimeNewRoman" w:hAnsi="TimeNewRoman"/>
-                <w:sz w:val="30"/>
-              </w:rPr>
-              <w:t>8+44=</w:t>
-            </w:r>
-          </w:p>
-        </w:tc>
-        <w:tc>
-          <w:tcPr>
-            <w:tcW w:type="dxa" w:w="1987"/>
-          </w:tcPr>
-          <w:p>
-            <w:pPr>
-              <w:jc w:val="left"/>
-            </w:pPr>
-            <w:r>
-              <w:rPr>
-                <w:rFonts w:ascii="TimeNewRoman" w:hAnsi="TimeNewRoman"/>
-                <w:sz w:val="30"/>
-              </w:rPr>
-              <w:t>4×2=</w:t>
-            </w:r>
-          </w:p>
-        </w:tc>
-      </w:tr>
-      <w:tr>
-        <w:tc>
-          <w:tcPr>
-            <w:tcW w:type="dxa" w:w="1987"/>
-          </w:tcPr>
-          <w:p>
-            <w:pPr>
-              <w:jc w:val="left"/>
-            </w:pPr>
-            <w:r>
-              <w:rPr>
-                <w:rFonts w:ascii="TimeNewRoman" w:hAnsi="TimeNewRoman"/>
-                <w:sz w:val="30"/>
-              </w:rPr>
-              <w:t>7×9=</w:t>
-            </w:r>
-          </w:p>
-        </w:tc>
-        <w:tc>
-          <w:tcPr>
-            <w:tcW w:type="dxa" w:w="1987"/>
-          </w:tcPr>
-          <w:p>
-            <w:pPr>
-              <w:jc w:val="left"/>
-            </w:pPr>
-            <w:r>
-              <w:rPr>
-                <w:rFonts w:ascii="TimeNewRoman" w:hAnsi="TimeNewRoman"/>
-                <w:sz w:val="30"/>
-              </w:rPr>
-              <w:t>9×2+75=</w:t>
-            </w:r>
-          </w:p>
-        </w:tc>
-        <w:tc>
-          <w:tcPr>
-            <w:tcW w:type="dxa" w:w="1987"/>
-          </w:tcPr>
-          <w:p>
-            <w:pPr>
-              <w:jc w:val="left"/>
-            </w:pPr>
-            <w:r>
-              <w:rPr>
-                <w:rFonts w:ascii="TimeNewRoman" w:hAnsi="TimeNewRoman"/>
-                <w:sz w:val="30"/>
-              </w:rPr>
-              <w:t>95-57=</w:t>
-            </w:r>
-          </w:p>
-        </w:tc>
-        <w:tc>
-          <w:tcPr>
-            <w:tcW w:type="dxa" w:w="1987"/>
-          </w:tcPr>
-          <w:p>
-            <w:pPr>
-              <w:jc w:val="left"/>
-            </w:pPr>
-            <w:r>
-              <w:rPr>
-                <w:rFonts w:ascii="TimeNewRoman" w:hAnsi="TimeNewRoman"/>
-                <w:sz w:val="30"/>
-              </w:rPr>
-              <w:t>3×3=</w:t>
-            </w:r>
-          </w:p>
-        </w:tc>
-        <w:tc>
-          <w:tcPr>
-            <w:tcW w:type="dxa" w:w="1987"/>
-          </w:tcPr>
-          <w:p>
-            <w:pPr>
-              <w:jc w:val="left"/>
-            </w:pPr>
-            <w:r>
-              <w:rPr>
-                <w:rFonts w:ascii="TimeNewRoman" w:hAnsi="TimeNewRoman"/>
-                <w:sz w:val="30"/>
-              </w:rPr>
-              <w:t>5÷5=</w:t>
-            </w:r>
-          </w:p>
-        </w:tc>
-      </w:tr>
-      <w:tr>
-        <w:tc>
-          <w:tcPr>
-            <w:tcW w:type="dxa" w:w="1987"/>
-          </w:tcPr>
-          <w:p>
-            <w:pPr>
-              <w:jc w:val="left"/>
-            </w:pPr>
-            <w:r>
-              <w:rPr>
-                <w:rFonts w:ascii="TimeNewRoman" w:hAnsi="TimeNewRoman"/>
-                <w:sz w:val="30"/>
-              </w:rPr>
-              <w:t>4×8-1=</w:t>
-            </w:r>
-          </w:p>
-        </w:tc>
-        <w:tc>
-          <w:tcPr>
-            <w:tcW w:type="dxa" w:w="1987"/>
-          </w:tcPr>
-          <w:p>
-            <w:pPr>
-              <w:jc w:val="left"/>
-            </w:pPr>
-            <w:r>
-              <w:rPr>
-                <w:rFonts w:ascii="TimeNewRoman" w:hAnsi="TimeNewRoman"/>
-                <w:sz w:val="30"/>
-              </w:rPr>
-              <w:t>5×7-17=</w:t>
-            </w:r>
-          </w:p>
-        </w:tc>
-        <w:tc>
-          <w:tcPr>
-            <w:tcW w:type="dxa" w:w="1987"/>
-          </w:tcPr>
-          <w:p>
-            <w:pPr>
-              <w:jc w:val="left"/>
-            </w:pPr>
-            <w:r>
-              <w:rPr>
-                <w:rFonts w:ascii="TimeNewRoman" w:hAnsi="TimeNewRoman"/>
-                <w:sz w:val="30"/>
-              </w:rPr>
-              <w:t>8×3=</w:t>
-            </w:r>
-          </w:p>
-        </w:tc>
-        <w:tc>
-          <w:tcPr>
-            <w:tcW w:type="dxa" w:w="1987"/>
-          </w:tcPr>
-          <w:p>
-            <w:pPr>
-              <w:jc w:val="left"/>
-            </w:pPr>
-            <w:r>
-              <w:rPr>
-                <w:rFonts w:ascii="TimeNewRoman" w:hAnsi="TimeNewRoman"/>
-                <w:sz w:val="30"/>
-              </w:rPr>
-              <w:t>9×4-18=</w:t>
-            </w:r>
-          </w:p>
-        </w:tc>
-        <w:tc>
-          <w:tcPr>
-            <w:tcW w:type="dxa" w:w="1987"/>
-          </w:tcPr>
-          <w:p>
-            <w:pPr>
-              <w:jc w:val="left"/>
-            </w:pPr>
-            <w:r>
-              <w:rPr>
-                <w:rFonts w:ascii="TimeNewRoman" w:hAnsi="TimeNewRoman"/>
-                <w:sz w:val="30"/>
-              </w:rPr>
-              <w:t>6×4=</w:t>
-            </w:r>
-          </w:p>
-        </w:tc>
-      </w:tr>
-      <w:tr>
-        <w:tc>
-          <w:tcPr>
-            <w:tcW w:type="dxa" w:w="1987"/>
-          </w:tcPr>
-          <w:p>
-            <w:pPr>
-              <w:jc w:val="left"/>
-            </w:pPr>
-            <w:r>
-              <w:rPr>
-                <w:rFonts w:ascii="TimeNewRoman" w:hAnsi="TimeNewRoman"/>
-                <w:sz w:val="30"/>
-              </w:rPr>
-              <w:t>3×6=</w:t>
-            </w:r>
-          </w:p>
-        </w:tc>
-        <w:tc>
-          <w:tcPr>
-            <w:tcW w:type="dxa" w:w="1987"/>
-          </w:tcPr>
-          <w:p>
-            <w:pPr>
-              <w:jc w:val="left"/>
-            </w:pPr>
-            <w:r>
-              <w:rPr>
-                <w:rFonts w:ascii="TimeNewRoman" w:hAnsi="TimeNewRoman"/>
-                <w:sz w:val="30"/>
-              </w:rPr>
-              <w:t>4×6=</w:t>
-            </w:r>
-          </w:p>
-        </w:tc>
-        <w:tc>
-          <w:tcPr>
-            <w:tcW w:type="dxa" w:w="1987"/>
-          </w:tcPr>
-          <w:p>
-            <w:pPr>
-              <w:jc w:val="left"/>
-            </w:pPr>
-            <w:r>
-              <w:rPr>
-                <w:rFonts w:ascii="TimeNewRoman" w:hAnsi="TimeNewRoman"/>
-                <w:sz w:val="30"/>
-              </w:rPr>
-              <w:t>10÷5=</w:t>
-            </w:r>
-          </w:p>
-        </w:tc>
-        <w:tc>
-          <w:tcPr>
-            <w:tcW w:type="dxa" w:w="1987"/>
-          </w:tcPr>
-          <w:p>
-            <w:pPr>
-              <w:jc w:val="left"/>
-            </w:pPr>
-            <w:r>
-              <w:rPr>
-                <w:rFonts w:ascii="TimeNewRoman" w:hAnsi="TimeNewRoman"/>
-                <w:sz w:val="30"/>
-              </w:rPr>
-              <w:t>37-5=</w:t>
-            </w:r>
-          </w:p>
-        </w:tc>
-        <w:tc>
-          <w:tcPr>
-            <w:tcW w:type="dxa" w:w="1987"/>
-          </w:tcPr>
-          <w:p>
-            <w:pPr>
-              <w:jc w:val="left"/>
-            </w:pPr>
-            <w:r>
-              <w:rPr>
-                <w:rFonts w:ascii="TimeNewRoman" w:hAnsi="TimeNewRoman"/>
-                <w:sz w:val="30"/>
-              </w:rPr>
-              <w:t>44+16=</w:t>
-            </w:r>
-          </w:p>
-        </w:tc>
-      </w:tr>
-      <w:tr>
-        <w:tc>
-          <w:tcPr>
-            <w:tcW w:type="dxa" w:w="1987"/>
-          </w:tcPr>
-          <w:p>
-            <w:pPr>
-              <w:jc w:val="left"/>
-            </w:pPr>
-            <w:r>
-              <w:rPr>
-                <w:rFonts w:ascii="TimeNewRoman" w:hAnsi="TimeNewRoman"/>
-                <w:sz w:val="30"/>
-              </w:rPr>
-              <w:t>18÷2=</w:t>
-            </w:r>
-          </w:p>
-        </w:tc>
-        <w:tc>
-          <w:tcPr>
-            <w:tcW w:type="dxa" w:w="1987"/>
-          </w:tcPr>
-          <w:p>
-            <w:pPr>
-              <w:jc w:val="left"/>
-            </w:pPr>
-            <w:r>
-              <w:rPr>
-                <w:rFonts w:ascii="TimeNewRoman" w:hAnsi="TimeNewRoman"/>
-                <w:sz w:val="30"/>
-              </w:rPr>
-              <w:t>63÷9=</w:t>
-            </w:r>
-          </w:p>
-        </w:tc>
-        <w:tc>
-          <w:tcPr>
-            <w:tcW w:type="dxa" w:w="1987"/>
-          </w:tcPr>
-          <w:p>
-            <w:pPr>
-              <w:jc w:val="left"/>
-            </w:pPr>
-            <w:r>
-              <w:rPr>
-                <w:rFonts w:ascii="TimeNewRoman" w:hAnsi="TimeNewRoman"/>
-                <w:sz w:val="30"/>
-              </w:rPr>
-              <w:t>6÷3=</w:t>
-            </w:r>
-          </w:p>
-        </w:tc>
-        <w:tc>
-          <w:tcPr>
-            <w:tcW w:type="dxa" w:w="1987"/>
-          </w:tcPr>
-          <w:p>
-            <w:pPr>
-              <w:jc w:val="left"/>
-            </w:pPr>
-            <w:r>
-              <w:rPr>
-                <w:rFonts w:ascii="TimeNewRoman" w:hAnsi="TimeNewRoman"/>
-                <w:sz w:val="30"/>
-              </w:rPr>
-              <w:t>7×4=</w:t>
-            </w:r>
-          </w:p>
-        </w:tc>
-        <w:tc>
-          <w:tcPr>
-            <w:tcW w:type="dxa" w:w="1987"/>
-          </w:tcPr>
-          <w:p>
-            <w:pPr>
-              <w:jc w:val="left"/>
-            </w:pPr>
-            <w:r>
-              <w:rPr>
-                <w:rFonts w:ascii="TimeNewRoman" w:hAnsi="TimeNewRoman"/>
-                <w:sz w:val="30"/>
-              </w:rPr>
-              <w:t>15÷3=</w:t>
+              <w:t>65+3=</w:t>
             </w:r>
           </w:p>
         </w:tc>

--- a/mixed.docx
+++ b/mixed.docx
@@ -11,7 +11,7 @@
           <w:rFonts w:ascii="Arial" w:hAnsi="Arial"/>
           <w:sz w:val="30"/>
         </w:rPr>
-        <w:t>2026-09-17 Thursday</w:t>
+        <w:t>2026-09-18 Friday</w:t>
       </w:r>
     </w:p>
     <w:tbl>
@@ -40,7 +40,7 @@
                 <w:rFonts w:ascii="TimeNewRoman" w:hAnsi="TimeNewRoman"/>
                 <w:sz w:val="30"/>
               </w:rPr>
-              <w:t>8×5-29=</w:t>
+              <w:t>14+74+16=</w:t>
             </w:r>
           </w:p>
         </w:tc>
@@ -57,7 +57,7 @@
                 <w:rFonts w:ascii="TimeNewRoman" w:hAnsi="TimeNewRoman"/>
                 <w:sz w:val="30"/>
               </w:rPr>
-              <w:t>6×7=</w:t>
+              <w:t>2+85+49=</w:t>
             </w:r>
           </w:p>
         </w:tc>
@@ -74,7 +74,7 @@
                 <w:rFonts w:ascii="TimeNewRoman" w:hAnsi="TimeNewRoman"/>
                 <w:sz w:val="30"/>
               </w:rPr>
-              <w:t>3×5+92=</w:t>
+              <w:t>73-16=</w:t>
             </w:r>
           </w:p>
         </w:tc>
@@ -91,7 +91,7 @@
                 <w:rFonts w:ascii="TimeNewRoman" w:hAnsi="TimeNewRoman"/>
                 <w:sz w:val="30"/>
               </w:rPr>
-              <w:t>3×9+77=</w:t>
+              <w:t>2×8-5=</w:t>
             </w:r>
           </w:p>
         </w:tc>
@@ -108,7 +108,7 @@
                 <w:rFonts w:ascii="TimeNewRoman" w:hAnsi="TimeNewRoman"/>
                 <w:sz w:val="30"/>
               </w:rPr>
-              <w:t>54÷9=</w:t>
+              <w:t>5×5=</w:t>
             </w:r>
           </w:p>
         </w:tc>
@@ -127,7 +127,7 @@
                 <w:rFonts w:ascii="TimeNewRoman" w:hAnsi="TimeNewRoman"/>
                 <w:sz w:val="30"/>
               </w:rPr>
-              <w:t>10÷5=</w:t>
+              <w:t>85+30+58=</w:t>
             </w:r>
           </w:p>
         </w:tc>
@@ -144,7 +144,7 @@
                 <w:rFonts w:ascii="TimeNewRoman" w:hAnsi="TimeNewRoman"/>
                 <w:sz w:val="30"/>
               </w:rPr>
-              <w:t>4×8=</w:t>
+              <w:t>99+87+64=</w:t>
             </w:r>
           </w:p>
         </w:tc>
@@ -161,7 +161,7 @@
                 <w:rFonts w:ascii="TimeNewRoman" w:hAnsi="TimeNewRoman"/>
                 <w:sz w:val="30"/>
               </w:rPr>
-              <w:t>19+11-18=</w:t>
+              <w:t>8×8+62=</w:t>
             </w:r>
           </w:p>
         </w:tc>
@@ -178,7 +178,7 @@
                 <w:rFonts w:ascii="TimeNewRoman" w:hAnsi="TimeNewRoman"/>
                 <w:sz w:val="30"/>
               </w:rPr>
-              <w:t>24÷3=</w:t>
+              <w:t>2×4=</w:t>
             </w:r>
           </w:p>
         </w:tc>
@@ -195,7 +195,7 @@
                 <w:rFonts w:ascii="TimeNewRoman" w:hAnsi="TimeNewRoman"/>
                 <w:sz w:val="30"/>
               </w:rPr>
-              <w:t>22-9=</w:t>
+              <w:t>66+15=</w:t>
             </w:r>
           </w:p>
         </w:tc>
@@ -214,7 +214,7 @@
                 <w:rFonts w:ascii="TimeNewRoman" w:hAnsi="TimeNewRoman"/>
                 <w:sz w:val="30"/>
               </w:rPr>
-              <w:t>9×2-18=</w:t>
+              <w:t>56+15=</w:t>
             </w:r>
           </w:p>
         </w:tc>
@@ -231,7 +231,7 @@
                 <w:rFonts w:ascii="TimeNewRoman" w:hAnsi="TimeNewRoman"/>
                 <w:sz w:val="30"/>
               </w:rPr>
-              <w:t>4×2+27=</w:t>
+              <w:t>51-46=</w:t>
             </w:r>
           </w:p>
         </w:tc>
@@ -248,7 +248,7 @@
                 <w:rFonts w:ascii="TimeNewRoman" w:hAnsi="TimeNewRoman"/>
                 <w:sz w:val="30"/>
               </w:rPr>
-              <w:t>6×3-9=</w:t>
+              <w:t>57+29=</w:t>
             </w:r>
           </w:p>
         </w:tc>
@@ -265,7 +265,355 @@
                 <w:rFonts w:ascii="TimeNewRoman" w:hAnsi="TimeNewRoman"/>
                 <w:sz w:val="30"/>
               </w:rPr>
-              <w:t>33+66=</w:t>
+              <w:t>95+27-4=</w:t>
+            </w:r>
+          </w:p>
+        </w:tc>
+        <w:tc>
+          <w:tcPr>
+            <w:tcW w:type="dxa" w:w="1987"/>
+          </w:tcPr>
+          <w:p>
+            <w:pPr>
+              <w:jc w:val="left"/>
+            </w:pPr>
+            <w:r>
+              <w:rPr>
+                <w:rFonts w:ascii="TimeNewRoman" w:hAnsi="TimeNewRoman"/>
+                <w:sz w:val="30"/>
+              </w:rPr>
+              <w:t>7×4=</w:t>
+            </w:r>
+          </w:p>
+        </w:tc>
+      </w:tr>
+      <w:tr>
+        <w:tc>
+          <w:tcPr>
+            <w:tcW w:type="dxa" w:w="1987"/>
+          </w:tcPr>
+          <w:p>
+            <w:pPr>
+              <w:jc w:val="left"/>
+            </w:pPr>
+            <w:r>
+              <w:rPr>
+                <w:rFonts w:ascii="TimeNewRoman" w:hAnsi="TimeNewRoman"/>
+                <w:sz w:val="30"/>
+              </w:rPr>
+              <w:t>94-3=</w:t>
+            </w:r>
+          </w:p>
+        </w:tc>
+        <w:tc>
+          <w:tcPr>
+            <w:tcW w:type="dxa" w:w="1987"/>
+          </w:tcPr>
+          <w:p>
+            <w:pPr>
+              <w:jc w:val="left"/>
+            </w:pPr>
+            <w:r>
+              <w:rPr>
+                <w:rFonts w:ascii="TimeNewRoman" w:hAnsi="TimeNewRoman"/>
+                <w:sz w:val="30"/>
+              </w:rPr>
+              <w:t>3×3=</w:t>
+            </w:r>
+          </w:p>
+        </w:tc>
+        <w:tc>
+          <w:tcPr>
+            <w:tcW w:type="dxa" w:w="1987"/>
+          </w:tcPr>
+          <w:p>
+            <w:pPr>
+              <w:jc w:val="left"/>
+            </w:pPr>
+            <w:r>
+              <w:rPr>
+                <w:rFonts w:ascii="TimeNewRoman" w:hAnsi="TimeNewRoman"/>
+                <w:sz w:val="30"/>
+              </w:rPr>
+              <w:t>61+84-26=</w:t>
+            </w:r>
+          </w:p>
+        </w:tc>
+        <w:tc>
+          <w:tcPr>
+            <w:tcW w:type="dxa" w:w="1987"/>
+          </w:tcPr>
+          <w:p>
+            <w:pPr>
+              <w:jc w:val="left"/>
+            </w:pPr>
+            <w:r>
+              <w:rPr>
+                <w:rFonts w:ascii="TimeNewRoman" w:hAnsi="TimeNewRoman"/>
+                <w:sz w:val="30"/>
+              </w:rPr>
+              <w:t>99-62=</w:t>
+            </w:r>
+          </w:p>
+        </w:tc>
+        <w:tc>
+          <w:tcPr>
+            <w:tcW w:type="dxa" w:w="1987"/>
+          </w:tcPr>
+          <w:p>
+            <w:pPr>
+              <w:jc w:val="left"/>
+            </w:pPr>
+            <w:r>
+              <w:rPr>
+                <w:rFonts w:ascii="TimeNewRoman" w:hAnsi="TimeNewRoman"/>
+                <w:sz w:val="30"/>
+              </w:rPr>
+              <w:t>5×4-18=</w:t>
+            </w:r>
+          </w:p>
+        </w:tc>
+      </w:tr>
+      <w:tr>
+        <w:tc>
+          <w:tcPr>
+            <w:tcW w:type="dxa" w:w="1987"/>
+          </w:tcPr>
+          <w:p>
+            <w:pPr>
+              <w:jc w:val="left"/>
+            </w:pPr>
+            <w:r>
+              <w:rPr>
+                <w:rFonts w:ascii="TimeNewRoman" w:hAnsi="TimeNewRoman"/>
+                <w:sz w:val="30"/>
+              </w:rPr>
+              <w:t>6×3+68=</w:t>
+            </w:r>
+          </w:p>
+        </w:tc>
+        <w:tc>
+          <w:tcPr>
+            <w:tcW w:type="dxa" w:w="1987"/>
+          </w:tcPr>
+          <w:p>
+            <w:pPr>
+              <w:jc w:val="left"/>
+            </w:pPr>
+            <w:r>
+              <w:rPr>
+                <w:rFonts w:ascii="TimeNewRoman" w:hAnsi="TimeNewRoman"/>
+                <w:sz w:val="30"/>
+              </w:rPr>
+              <w:t>7×9-10=</w:t>
+            </w:r>
+          </w:p>
+        </w:tc>
+        <w:tc>
+          <w:tcPr>
+            <w:tcW w:type="dxa" w:w="1987"/>
+          </w:tcPr>
+          <w:p>
+            <w:pPr>
+              <w:jc w:val="left"/>
+            </w:pPr>
+            <w:r>
+              <w:rPr>
+                <w:rFonts w:ascii="TimeNewRoman" w:hAnsi="TimeNewRoman"/>
+                <w:sz w:val="30"/>
+              </w:rPr>
+              <w:t>5×8-31=</w:t>
+            </w:r>
+          </w:p>
+        </w:tc>
+        <w:tc>
+          <w:tcPr>
+            <w:tcW w:type="dxa" w:w="1987"/>
+          </w:tcPr>
+          <w:p>
+            <w:pPr>
+              <w:jc w:val="left"/>
+            </w:pPr>
+            <w:r>
+              <w:rPr>
+                <w:rFonts w:ascii="TimeNewRoman" w:hAnsi="TimeNewRoman"/>
+                <w:sz w:val="30"/>
+              </w:rPr>
+              <w:t>7×2=</w:t>
+            </w:r>
+          </w:p>
+        </w:tc>
+        <w:tc>
+          <w:tcPr>
+            <w:tcW w:type="dxa" w:w="1987"/>
+          </w:tcPr>
+          <w:p>
+            <w:pPr>
+              <w:jc w:val="left"/>
+            </w:pPr>
+            <w:r>
+              <w:rPr>
+                <w:rFonts w:ascii="TimeNewRoman" w:hAnsi="TimeNewRoman"/>
+                <w:sz w:val="30"/>
+              </w:rPr>
+              <w:t>6×2=</w:t>
+            </w:r>
+          </w:p>
+        </w:tc>
+      </w:tr>
+      <w:tr>
+        <w:tc>
+          <w:tcPr>
+            <w:tcW w:type="dxa" w:w="1987"/>
+          </w:tcPr>
+          <w:p>
+            <w:pPr>
+              <w:jc w:val="left"/>
+            </w:pPr>
+            <w:r>
+              <w:rPr>
+                <w:rFonts w:ascii="TimeNewRoman" w:hAnsi="TimeNewRoman"/>
+                <w:sz w:val="30"/>
+              </w:rPr>
+              <w:t>8×9=</w:t>
+            </w:r>
+          </w:p>
+        </w:tc>
+        <w:tc>
+          <w:tcPr>
+            <w:tcW w:type="dxa" w:w="1987"/>
+          </w:tcPr>
+          <w:p>
+            <w:pPr>
+              <w:jc w:val="left"/>
+            </w:pPr>
+            <w:r>
+              <w:rPr>
+                <w:rFonts w:ascii="TimeNewRoman" w:hAnsi="TimeNewRoman"/>
+                <w:sz w:val="30"/>
+              </w:rPr>
+              <w:t>9×5=</w:t>
+            </w:r>
+          </w:p>
+        </w:tc>
+        <w:tc>
+          <w:tcPr>
+            <w:tcW w:type="dxa" w:w="1987"/>
+          </w:tcPr>
+          <w:p>
+            <w:pPr>
+              <w:jc w:val="left"/>
+            </w:pPr>
+            <w:r>
+              <w:rPr>
+                <w:rFonts w:ascii="TimeNewRoman" w:hAnsi="TimeNewRoman"/>
+                <w:sz w:val="30"/>
+              </w:rPr>
+              <w:t>90-40=</w:t>
+            </w:r>
+          </w:p>
+        </w:tc>
+        <w:tc>
+          <w:tcPr>
+            <w:tcW w:type="dxa" w:w="1987"/>
+          </w:tcPr>
+          <w:p>
+            <w:pPr>
+              <w:jc w:val="left"/>
+            </w:pPr>
+            <w:r>
+              <w:rPr>
+                <w:rFonts w:ascii="TimeNewRoman" w:hAnsi="TimeNewRoman"/>
+                <w:sz w:val="30"/>
+              </w:rPr>
+              <w:t>59+66-49=</w:t>
+            </w:r>
+          </w:p>
+        </w:tc>
+        <w:tc>
+          <w:tcPr>
+            <w:tcW w:type="dxa" w:w="1987"/>
+          </w:tcPr>
+          <w:p>
+            <w:pPr>
+              <w:jc w:val="left"/>
+            </w:pPr>
+            <w:r>
+              <w:rPr>
+                <w:rFonts w:ascii="TimeNewRoman" w:hAnsi="TimeNewRoman"/>
+                <w:sz w:val="30"/>
+              </w:rPr>
+              <w:t>9×2=</w:t>
+            </w:r>
+          </w:p>
+        </w:tc>
+      </w:tr>
+      <w:tr>
+        <w:tc>
+          <w:tcPr>
+            <w:tcW w:type="dxa" w:w="1987"/>
+          </w:tcPr>
+          <w:p>
+            <w:pPr>
+              <w:jc w:val="left"/>
+            </w:pPr>
+            <w:r>
+              <w:rPr>
+                <w:rFonts w:ascii="TimeNewRoman" w:hAnsi="TimeNewRoman"/>
+                <w:sz w:val="30"/>
+              </w:rPr>
+              <w:t>8×2=</w:t>
+            </w:r>
+          </w:p>
+        </w:tc>
+        <w:tc>
+          <w:tcPr>
+            <w:tcW w:type="dxa" w:w="1987"/>
+          </w:tcPr>
+          <w:p>
+            <w:pPr>
+              <w:jc w:val="left"/>
+            </w:pPr>
+            <w:r>
+              <w:rPr>
+                <w:rFonts w:ascii="TimeNewRoman" w:hAnsi="TimeNewRoman"/>
+                <w:sz w:val="30"/>
+              </w:rPr>
+              <w:t>8×6-5=</w:t>
+            </w:r>
+          </w:p>
+        </w:tc>
+        <w:tc>
+          <w:tcPr>
+            <w:tcW w:type="dxa" w:w="1987"/>
+          </w:tcPr>
+          <w:p>
+            <w:pPr>
+              <w:jc w:val="left"/>
+            </w:pPr>
+            <w:r>
+              <w:rPr>
+                <w:rFonts w:ascii="TimeNewRoman" w:hAnsi="TimeNewRoman"/>
+                <w:sz w:val="30"/>
+              </w:rPr>
+              <w:t>32+12=</w:t>
+            </w:r>
+          </w:p>
+        </w:tc>
+        <w:tc>
+          <w:tcPr>
+            <w:tcW w:type="dxa" w:w="1987"/>
+          </w:tcPr>
+          <w:p>
+            <w:pPr>
+              <w:jc w:val="left"/>
+            </w:pPr>
+            <w:r>
+              <w:rPr>
+                <w:rFonts w:ascii="TimeNewRoman" w:hAnsi="TimeNewRoman"/>
+                <w:sz w:val="30"/>
+              </w:rPr>
+              <w:t>84-10=</w:t>
             </w:r>
           </w:p>
         </w:tc>
@@ -301,7 +649,7 @@
                 <w:rFonts w:ascii="TimeNewRoman" w:hAnsi="TimeNewRoman"/>
                 <w:sz w:val="30"/>
               </w:rPr>
-              <w:t>27÷9=</w:t>
+              <w:t>19+35=</w:t>
             </w:r>
           </w:p>
         </w:tc>
@@ -318,7 +666,7 @@
                 <w:rFonts w:ascii="TimeNewRoman" w:hAnsi="TimeNewRoman"/>
                 <w:sz w:val="30"/>
               </w:rPr>
-              <w:t>6×8-19=</w:t>
+              <w:t>15+46-10=</w:t>
             </w:r>
           </w:p>
         </w:tc>
@@ -335,7 +683,7 @@
                 <w:rFonts w:ascii="TimeNewRoman" w:hAnsi="TimeNewRoman"/>
                 <w:sz w:val="30"/>
               </w:rPr>
-              <w:t>14÷7=</w:t>
+              <w:t>7×7+67=</w:t>
             </w:r>
           </w:p>
         </w:tc>
@@ -352,7 +700,7 @@
                 <w:rFonts w:ascii="TimeNewRoman" w:hAnsi="TimeNewRoman"/>
                 <w:sz w:val="30"/>
               </w:rPr>
-              <w:t>12÷3=</w:t>
+              <w:t>4×6=</w:t>
             </w:r>
           </w:p>
         </w:tc>
@@ -369,7 +717,7 @@
                 <w:rFonts w:ascii="TimeNewRoman" w:hAnsi="TimeNewRoman"/>
                 <w:sz w:val="30"/>
               </w:rPr>
-              <w:t>66-46=</w:t>
+              <w:t>30+54=</w:t>
             </w:r>
           </w:p>
         </w:tc>
@@ -388,7 +736,7 @@
                 <w:rFonts w:ascii="TimeNewRoman" w:hAnsi="TimeNewRoman"/>
                 <w:sz w:val="30"/>
               </w:rPr>
-              <w:t>7×3=</w:t>
+              <w:t>28+72-11=</w:t>
             </w:r>
           </w:p>
         </w:tc>
@@ -405,7 +753,7 @@
                 <w:rFonts w:ascii="TimeNewRoman" w:hAnsi="TimeNewRoman"/>
                 <w:sz w:val="30"/>
               </w:rPr>
-              <w:t>9×4=</w:t>
+              <w:t>6×3-12=</w:t>
             </w:r>
           </w:p>
         </w:tc>
@@ -422,7 +770,7 @@
                 <w:rFonts w:ascii="TimeNewRoman" w:hAnsi="TimeNewRoman"/>
                 <w:sz w:val="30"/>
               </w:rPr>
-              <w:t>3+96-89=</w:t>
+              <w:t>63÷9=</w:t>
             </w:r>
           </w:p>
         </w:tc>
@@ -439,7 +787,7 @@
                 <w:rFonts w:ascii="TimeNewRoman" w:hAnsi="TimeNewRoman"/>
                 <w:sz w:val="30"/>
               </w:rPr>
-              <w:t>6×9=</w:t>
+              <w:t>18÷3=</w:t>
             </w:r>
           </w:p>
         </w:tc>
@@ -456,7 +804,7 @@
                 <w:rFonts w:ascii="TimeNewRoman" w:hAnsi="TimeNewRoman"/>
                 <w:sz w:val="30"/>
               </w:rPr>
-              <w:t>10÷2=</w:t>
+              <w:t>5×7=</w:t>
             </w:r>
           </w:p>
         </w:tc>
@@ -475,7 +823,7 @@
                 <w:rFonts w:ascii="TimeNewRoman" w:hAnsi="TimeNewRoman"/>
                 <w:sz w:val="30"/>
               </w:rPr>
-              <w:t>89+45+28=</w:t>
+              <w:t>99-34=</w:t>
             </w:r>
           </w:p>
         </w:tc>
@@ -492,7 +840,7 @@
                 <w:rFonts w:ascii="TimeNewRoman" w:hAnsi="TimeNewRoman"/>
                 <w:sz w:val="30"/>
               </w:rPr>
-              <w:t>9×3=</w:t>
+              <w:t>37+47=</w:t>
             </w:r>
           </w:p>
         </w:tc>
@@ -509,7 +857,7 @@
                 <w:rFonts w:ascii="TimeNewRoman" w:hAnsi="TimeNewRoman"/>
                 <w:sz w:val="30"/>
               </w:rPr>
-              <w:t>66+3=</w:t>
+              <w:t>33-15=</w:t>
             </w:r>
           </w:p>
         </w:tc>
@@ -526,7 +874,7 @@
                 <w:rFonts w:ascii="TimeNewRoman" w:hAnsi="TimeNewRoman"/>
                 <w:sz w:val="30"/>
               </w:rPr>
-              <w:t>76+48+6=</w:t>
+              <w:t>4×4=</w:t>
             </w:r>
           </w:p>
         </w:tc>
@@ -543,7 +891,7 @@
                 <w:rFonts w:ascii="TimeNewRoman" w:hAnsi="TimeNewRoman"/>
                 <w:sz w:val="30"/>
               </w:rPr>
-              <w:t>8×9=</w:t>
+              <w:t>2×9=</w:t>
             </w:r>
           </w:p>
         </w:tc>
@@ -562,7 +910,7 @@
                 <w:rFonts w:ascii="TimeNewRoman" w:hAnsi="TimeNewRoman"/>
                 <w:sz w:val="30"/>
               </w:rPr>
-              <w:t>26+17=</w:t>
+              <w:t>88+49+54=</w:t>
             </w:r>
           </w:p>
         </w:tc>
@@ -579,7 +927,7 @@
                 <w:rFonts w:ascii="TimeNewRoman" w:hAnsi="TimeNewRoman"/>
                 <w:sz w:val="30"/>
               </w:rPr>
-              <w:t>81-26=</w:t>
+              <w:t>6÷2=</w:t>
             </w:r>
           </w:p>
         </w:tc>
@@ -596,7 +944,7 @@
                 <w:rFonts w:ascii="TimeNewRoman" w:hAnsi="TimeNewRoman"/>
                 <w:sz w:val="30"/>
               </w:rPr>
-              <w:t>3×4-8=</w:t>
+              <w:t>3×4-10=</w:t>
             </w:r>
           </w:p>
         </w:tc>
@@ -613,7 +961,7 @@
                 <w:rFonts w:ascii="TimeNewRoman" w:hAnsi="TimeNewRoman"/>
                 <w:sz w:val="30"/>
               </w:rPr>
-              <w:t>4×5=</w:t>
+              <w:t>40+35=</w:t>
             </w:r>
           </w:p>
         </w:tc>
@@ -630,7 +978,7 @@
                 <w:rFonts w:ascii="TimeNewRoman" w:hAnsi="TimeNewRoman"/>
                 <w:sz w:val="30"/>
               </w:rPr>
-              <w:t>4×3+79=</w:t>
+              <w:t>30÷5=</w:t>
             </w:r>
           </w:p>
         </w:tc>
@@ -649,7 +997,7 @@
                 <w:rFonts w:ascii="TimeNewRoman" w:hAnsi="TimeNewRoman"/>
                 <w:sz w:val="30"/>
               </w:rPr>
-              <w:t>4×9=</w:t>
+              <w:t>8×8=</w:t>
             </w:r>
           </w:p>
         </w:tc>
@@ -666,7 +1014,7 @@
                 <w:rFonts w:ascii="TimeNewRoman" w:hAnsi="TimeNewRoman"/>
                 <w:sz w:val="30"/>
               </w:rPr>
-              <w:t>5×7+60=</w:t>
+              <w:t>5×9=</w:t>
             </w:r>
           </w:p>
         </w:tc>
@@ -683,7 +1031,7 @@
                 <w:rFonts w:ascii="TimeNewRoman" w:hAnsi="TimeNewRoman"/>
                 <w:sz w:val="30"/>
               </w:rPr>
-              <w:t>23+61=</w:t>
+              <w:t>14+50=</w:t>
             </w:r>
           </w:p>
         </w:tc>
@@ -700,7 +1048,7 @@
                 <w:rFonts w:ascii="TimeNewRoman" w:hAnsi="TimeNewRoman"/>
                 <w:sz w:val="30"/>
               </w:rPr>
-              <w:t>67+1=</w:t>
+              <w:t>20+68=</w:t>
             </w:r>
           </w:p>
         </w:tc>
@@ -717,7 +1065,7 @@
                 <w:rFonts w:ascii="TimeNewRoman" w:hAnsi="TimeNewRoman"/>
                 <w:sz w:val="30"/>
               </w:rPr>
-              <w:t>92-71=</w:t>
+              <w:t>35+88-70=</w:t>
             </w:r>
           </w:p>
         </w:tc>
@@ -736,7 +1084,7 @@
                 <w:rFonts w:ascii="TimeNewRoman" w:hAnsi="TimeNewRoman"/>
                 <w:sz w:val="30"/>
               </w:rPr>
-              <w:t>8+94+85=</w:t>
+              <w:t>5×6=</w:t>
             </w:r>
           </w:p>
         </w:tc>
@@ -753,7 +1101,7 @@
                 <w:rFonts w:ascii="TimeNewRoman" w:hAnsi="TimeNewRoman"/>
                 <w:sz w:val="30"/>
               </w:rPr>
-              <w:t>2×2=</w:t>
+              <w:t>31+9=</w:t>
             </w:r>
           </w:p>
         </w:tc>
@@ -770,7 +1118,7 @@
                 <w:rFonts w:ascii="TimeNewRoman" w:hAnsi="TimeNewRoman"/>
                 <w:sz w:val="30"/>
               </w:rPr>
-              <w:t>2×5=</w:t>
+              <w:t>92+83-82=</w:t>
             </w:r>
           </w:p>
         </w:tc>
@@ -787,7 +1135,7 @@
                 <w:rFonts w:ascii="TimeNewRoman" w:hAnsi="TimeNewRoman"/>
                 <w:sz w:val="30"/>
               </w:rPr>
-              <w:t>25÷5=</w:t>
+              <w:t>90+53-21=</w:t>
             </w:r>
           </w:p>
         </w:tc>
@@ -804,7 +1152,7 @@
                 <w:rFonts w:ascii="TimeNewRoman" w:hAnsi="TimeNewRoman"/>
                 <w:sz w:val="30"/>
               </w:rPr>
-              <w:t>5×6=</w:t>
+              <w:t>9×7=</w:t>
             </w:r>
           </w:p>
         </w:tc>
@@ -823,7 +1171,7 @@
                 <w:rFonts w:ascii="TimeNewRoman" w:hAnsi="TimeNewRoman"/>
                 <w:sz w:val="30"/>
               </w:rPr>
-              <w:t>28+57=</w:t>
+              <w:t>53+12=</w:t>
             </w:r>
           </w:p>
         </w:tc>
@@ -840,7 +1188,7 @@
                 <w:rFonts w:ascii="TimeNewRoman" w:hAnsi="TimeNewRoman"/>
                 <w:sz w:val="30"/>
               </w:rPr>
-              <w:t>4×2+80=</w:t>
+              <w:t>52-13=</w:t>
             </w:r>
           </w:p>
         </w:tc>
@@ -857,7 +1205,7 @@
                 <w:rFonts w:ascii="TimeNewRoman" w:hAnsi="TimeNewRoman"/>
                 <w:sz w:val="30"/>
               </w:rPr>
-              <w:t>16÷8=</w:t>
+              <w:t>8×3=</w:t>
             </w:r>
           </w:p>
         </w:tc>
@@ -874,7 +1222,7 @@
                 <w:rFonts w:ascii="TimeNewRoman" w:hAnsi="TimeNewRoman"/>
                 <w:sz w:val="30"/>
               </w:rPr>
-              <w:t>3×6-14=</w:t>
+              <w:t>13+91+88=</w:t>
             </w:r>
           </w:p>
         </w:tc>
@@ -891,7 +1239,7 @@
                 <w:rFonts w:ascii="TimeNewRoman" w:hAnsi="TimeNewRoman"/>
                 <w:sz w:val="30"/>
               </w:rPr>
-              <w:t>87-51=</w:t>
+              <w:t>3+40=</w:t>
             </w:r>
           </w:p>
         </w:tc>
@@ -910,7 +1258,7 @@
                 <w:rFonts w:ascii="TimeNewRoman" w:hAnsi="TimeNewRoman"/>
                 <w:sz w:val="30"/>
               </w:rPr>
-              <w:t>71+53-94=</w:t>
+              <w:t>4×9+92=</w:t>
             </w:r>
           </w:p>
         </w:tc>
@@ -927,7 +1275,7 @@
                 <w:rFonts w:ascii="TimeNewRoman" w:hAnsi="TimeNewRoman"/>
                 <w:sz w:val="30"/>
               </w:rPr>
-              <w:t>3×5-7=</w:t>
+              <w:t>48-9=</w:t>
             </w:r>
           </w:p>
         </w:tc>
@@ -944,7 +1292,7 @@
                 <w:rFonts w:ascii="TimeNewRoman" w:hAnsi="TimeNewRoman"/>
                 <w:sz w:val="30"/>
               </w:rPr>
-              <w:t>6+73=</w:t>
+              <w:t>23+57=</w:t>
             </w:r>
           </w:p>
         </w:tc>
@@ -961,7 +1309,7 @@
                 <w:rFonts w:ascii="TimeNewRoman" w:hAnsi="TimeNewRoman"/>
                 <w:sz w:val="30"/>
               </w:rPr>
-              <w:t>5+87=</w:t>
+              <w:t>5×8-26=</w:t>
             </w:r>
           </w:p>
         </w:tc>
@@ -978,7 +1326,7 @@
                 <w:rFonts w:ascii="TimeNewRoman" w:hAnsi="TimeNewRoman"/>
                 <w:sz w:val="30"/>
               </w:rPr>
-              <w:t>18÷9=</w:t>
+              <w:t>45-21=</w:t>
             </w:r>
           </w:p>
         </w:tc>
@@ -997,7 +1345,7 @@
                 <w:rFonts w:ascii="TimeNewRoman" w:hAnsi="TimeNewRoman"/>
                 <w:sz w:val="30"/>
               </w:rPr>
-              <w:t>8×8-55=</w:t>
+              <w:t>63+10=</w:t>
             </w:r>
           </w:p>
         </w:tc>
@@ -1014,7 +1362,7 @@
                 <w:rFonts w:ascii="TimeNewRoman" w:hAnsi="TimeNewRoman"/>
                 <w:sz w:val="30"/>
               </w:rPr>
-              <w:t>63+98-98=</w:t>
+              <w:t>48+48+33=</w:t>
             </w:r>
           </w:p>
         </w:tc>
@@ -1031,7 +1379,7 @@
                 <w:rFonts w:ascii="TimeNewRoman" w:hAnsi="TimeNewRoman"/>
                 <w:sz w:val="30"/>
               </w:rPr>
-              <w:t>8×7=</w:t>
+              <w:t>38+58-74=</w:t>
             </w:r>
           </w:p>
         </w:tc>
@@ -1048,7 +1396,7 @@
                 <w:rFonts w:ascii="TimeNewRoman" w:hAnsi="TimeNewRoman"/>
                 <w:sz w:val="30"/>
               </w:rPr>
-              <w:t>3×8+86=</w:t>
+              <w:t>1×7=</w:t>
             </w:r>
           </w:p>
         </w:tc>
@@ -1065,7 +1413,7 @@
                 <w:rFonts w:ascii="TimeNewRoman" w:hAnsi="TimeNewRoman"/>
                 <w:sz w:val="30"/>
               </w:rPr>
-              <w:t>48+9=</w:t>
+              <w:t>9×8=</w:t>
             </w:r>
           </w:p>
         </w:tc>
@@ -1084,7 +1432,7 @@
                 <w:rFonts w:ascii="TimeNewRoman" w:hAnsi="TimeNewRoman"/>
                 <w:sz w:val="30"/>
               </w:rPr>
-              <w:t>4+8=</w:t>
+              <w:t>64+45-89=</w:t>
             </w:r>
           </w:p>
         </w:tc>
@@ -1101,7 +1449,7 @@
                 <w:rFonts w:ascii="TimeNewRoman" w:hAnsi="TimeNewRoman"/>
                 <w:sz w:val="30"/>
               </w:rPr>
-              <w:t>8×2+32=</w:t>
+              <w:t>3×7-7=</w:t>
             </w:r>
           </w:p>
         </w:tc>
@@ -1118,7 +1466,7 @@
                 <w:rFonts w:ascii="TimeNewRoman" w:hAnsi="TimeNewRoman"/>
                 <w:sz w:val="30"/>
               </w:rPr>
-              <w:t>6×1=</w:t>
+              <w:t>4×3=</w:t>
             </w:r>
           </w:p>
         </w:tc>
@@ -1135,7 +1483,7 @@
                 <w:rFonts w:ascii="TimeNewRoman" w:hAnsi="TimeNewRoman"/>
                 <w:sz w:val="30"/>
               </w:rPr>
-              <w:t>1×6=</w:t>
+              <w:t>81+6=</w:t>
             </w:r>
           </w:p>
         </w:tc>
@@ -1152,7 +1500,7 @@
                 <w:rFonts w:ascii="TimeNewRoman" w:hAnsi="TimeNewRoman"/>
                 <w:sz w:val="30"/>
               </w:rPr>
-              <w:t>22+45=</w:t>
+              <w:t>1×2=</w:t>
             </w:r>
           </w:p>
         </w:tc>
@@ -1171,7 +1519,7 @@
                 <w:rFonts w:ascii="TimeNewRoman" w:hAnsi="TimeNewRoman"/>
                 <w:sz w:val="30"/>
               </w:rPr>
-              <w:t>3×3=</w:t>
+              <w:t>46-13=</w:t>
             </w:r>
           </w:p>
         </w:tc>
@@ -1188,7 +1536,7 @@
                 <w:rFonts w:ascii="TimeNewRoman" w:hAnsi="TimeNewRoman"/>
                 <w:sz w:val="30"/>
               </w:rPr>
-              <w:t>6×7+81=</w:t>
+              <w:t>32+52=</w:t>
             </w:r>
           </w:p>
         </w:tc>
@@ -1205,7 +1553,7 @@
                 <w:rFonts w:ascii="TimeNewRoman" w:hAnsi="TimeNewRoman"/>
                 <w:sz w:val="30"/>
               </w:rPr>
-              <w:t>7-5=</w:t>
+              <w:t>40-1=</w:t>
             </w:r>
           </w:p>
         </w:tc>
@@ -1222,7 +1570,7 @@
                 <w:rFonts w:ascii="TimeNewRoman" w:hAnsi="TimeNewRoman"/>
                 <w:sz w:val="30"/>
               </w:rPr>
-              <w:t>89+20-96=</w:t>
+              <w:t>85-83=</w:t>
             </w:r>
           </w:p>
         </w:tc>
@@ -1239,7 +1587,7 @@
                 <w:rFonts w:ascii="TimeNewRoman" w:hAnsi="TimeNewRoman"/>
                 <w:sz w:val="30"/>
               </w:rPr>
-              <w:t>72-2=</w:t>
+              <w:t>20÷5=</w:t>
             </w:r>
           </w:p>
         </w:tc>
@@ -1258,7 +1606,7 @@
                 <w:rFonts w:ascii="TimeNewRoman" w:hAnsi="TimeNewRoman"/>
                 <w:sz w:val="30"/>
               </w:rPr>
-              <w:t>98-64=</w:t>
+              <w:t>6×4=</w:t>
             </w:r>
           </w:p>
         </w:tc>
@@ -1275,7 +1623,7 @@
                 <w:rFonts w:ascii="TimeNewRoman" w:hAnsi="TimeNewRoman"/>
                 <w:sz w:val="30"/>
               </w:rPr>
-              <w:t>3×7=</w:t>
+              <w:t>99+30+83=</w:t>
             </w:r>
           </w:p>
         </w:tc>
@@ -1292,7 +1640,7 @@
                 <w:rFonts w:ascii="TimeNewRoman" w:hAnsi="TimeNewRoman"/>
                 <w:sz w:val="30"/>
               </w:rPr>
-              <w:t>7×8+61=</w:t>
+              <w:t>6×8-1=</w:t>
             </w:r>
           </w:p>
         </w:tc>
@@ -1309,7 +1657,7 @@
                 <w:rFonts w:ascii="TimeNewRoman" w:hAnsi="TimeNewRoman"/>
                 <w:sz w:val="30"/>
               </w:rPr>
-              <w:t>14+27=</w:t>
+              <w:t>93+96+37=</w:t>
             </w:r>
           </w:p>
         </w:tc>
@@ -1326,7 +1674,7 @@
                 <w:rFonts w:ascii="TimeNewRoman" w:hAnsi="TimeNewRoman"/>
                 <w:sz w:val="30"/>
               </w:rPr>
-              <w:t>50-8=</w:t>
+              <w:t>16÷4=</w:t>
             </w:r>
           </w:p>
         </w:tc>
@@ -1345,7 +1693,7 @@
                 <w:rFonts w:ascii="TimeNewRoman" w:hAnsi="TimeNewRoman"/>
                 <w:sz w:val="30"/>
               </w:rPr>
-              <w:t>8×6=</w:t>
+              <w:t>4×4+25=</w:t>
             </w:r>
           </w:p>
         </w:tc>
@@ -1362,7 +1710,7 @@
                 <w:rFonts w:ascii="TimeNewRoman" w:hAnsi="TimeNewRoman"/>
                 <w:sz w:val="30"/>
               </w:rPr>
-              <w:t>23+40=</w:t>
+              <w:t>6×3+90=</w:t>
             </w:r>
           </w:p>
         </w:tc>
@@ -1379,7 +1727,7 @@
                 <w:rFonts w:ascii="TimeNewRoman" w:hAnsi="TimeNewRoman"/>
                 <w:sz w:val="30"/>
               </w:rPr>
-              <w:t>5×9+44=</w:t>
+              <w:t>19+38=</w:t>
             </w:r>
           </w:p>
         </w:tc>
@@ -1396,7 +1744,7 @@
                 <w:rFonts w:ascii="TimeNewRoman" w:hAnsi="TimeNewRoman"/>
                 <w:sz w:val="30"/>
               </w:rPr>
-              <w:t>7×2-5=</w:t>
+              <w:t>8×5-40=</w:t>
             </w:r>
           </w:p>
         </w:tc>
@@ -1413,355 +1761,7 @@
                 <w:rFonts w:ascii="TimeNewRoman" w:hAnsi="TimeNewRoman"/>
                 <w:sz w:val="30"/>
               </w:rPr>
-              <w:t>94+94-12=</w:t>
-            </w:r>
-          </w:p>
-        </w:tc>
-      </w:tr>
-      <w:tr>
-        <w:tc>
-          <w:tcPr>
-            <w:tcW w:type="dxa" w:w="1987"/>
-          </w:tcPr>
-          <w:p>
-            <w:pPr>
-              <w:jc w:val="left"/>
-            </w:pPr>
-            <w:r>
-              <w:rPr>
-                <w:rFonts w:ascii="TimeNewRoman" w:hAnsi="TimeNewRoman"/>
-                <w:sz w:val="30"/>
-              </w:rPr>
-              <w:t>6×8=</w:t>
-            </w:r>
-          </w:p>
-        </w:tc>
-        <w:tc>
-          <w:tcPr>
-            <w:tcW w:type="dxa" w:w="1987"/>
-          </w:tcPr>
-          <w:p>
-            <w:pPr>
-              <w:jc w:val="left"/>
-            </w:pPr>
-            <w:r>
-              <w:rPr>
-                <w:rFonts w:ascii="TimeNewRoman" w:hAnsi="TimeNewRoman"/>
-                <w:sz w:val="30"/>
-              </w:rPr>
-              <w:t>5×7-1=</w:t>
-            </w:r>
-          </w:p>
-        </w:tc>
-        <w:tc>
-          <w:tcPr>
-            <w:tcW w:type="dxa" w:w="1987"/>
-          </w:tcPr>
-          <w:p>
-            <w:pPr>
-              <w:jc w:val="left"/>
-            </w:pPr>
-            <w:r>
-              <w:rPr>
-                <w:rFonts w:ascii="TimeNewRoman" w:hAnsi="TimeNewRoman"/>
-                <w:sz w:val="30"/>
-              </w:rPr>
-              <w:t>98+78-8=</w:t>
-            </w:r>
-          </w:p>
-        </w:tc>
-        <w:tc>
-          <w:tcPr>
-            <w:tcW w:type="dxa" w:w="1987"/>
-          </w:tcPr>
-          <w:p>
-            <w:pPr>
-              <w:jc w:val="left"/>
-            </w:pPr>
-            <w:r>
-              <w:rPr>
-                <w:rFonts w:ascii="TimeNewRoman" w:hAnsi="TimeNewRoman"/>
-                <w:sz w:val="30"/>
-              </w:rPr>
-              <w:t>8÷2=</w:t>
-            </w:r>
-          </w:p>
-        </w:tc>
-        <w:tc>
-          <w:tcPr>
-            <w:tcW w:type="dxa" w:w="1987"/>
-          </w:tcPr>
-          <w:p>
-            <w:pPr>
-              <w:jc w:val="left"/>
-            </w:pPr>
-            <w:r>
-              <w:rPr>
-                <w:rFonts w:ascii="TimeNewRoman" w:hAnsi="TimeNewRoman"/>
-                <w:sz w:val="30"/>
-              </w:rPr>
-              <w:t>96-13=</w:t>
-            </w:r>
-          </w:p>
-        </w:tc>
-      </w:tr>
-      <w:tr>
-        <w:tc>
-          <w:tcPr>
-            <w:tcW w:type="dxa" w:w="1987"/>
-          </w:tcPr>
-          <w:p>
-            <w:pPr>
-              <w:jc w:val="left"/>
-            </w:pPr>
-            <w:r>
-              <w:rPr>
-                <w:rFonts w:ascii="TimeNewRoman" w:hAnsi="TimeNewRoman"/>
-                <w:sz w:val="30"/>
-              </w:rPr>
-              <w:t>3×9-21=</w:t>
-            </w:r>
-          </w:p>
-        </w:tc>
-        <w:tc>
-          <w:tcPr>
-            <w:tcW w:type="dxa" w:w="1987"/>
-          </w:tcPr>
-          <w:p>
-            <w:pPr>
-              <w:jc w:val="left"/>
-            </w:pPr>
-            <w:r>
-              <w:rPr>
-                <w:rFonts w:ascii="TimeNewRoman" w:hAnsi="TimeNewRoman"/>
-                <w:sz w:val="30"/>
-              </w:rPr>
-              <w:t>5×8=</w:t>
-            </w:r>
-          </w:p>
-        </w:tc>
-        <w:tc>
-          <w:tcPr>
-            <w:tcW w:type="dxa" w:w="1987"/>
-          </w:tcPr>
-          <w:p>
-            <w:pPr>
-              <w:jc w:val="left"/>
-            </w:pPr>
-            <w:r>
-              <w:rPr>
-                <w:rFonts w:ascii="TimeNewRoman" w:hAnsi="TimeNewRoman"/>
-                <w:sz w:val="30"/>
-              </w:rPr>
-              <w:t>56+64-67=</w:t>
-            </w:r>
-          </w:p>
-        </w:tc>
-        <w:tc>
-          <w:tcPr>
-            <w:tcW w:type="dxa" w:w="1987"/>
-          </w:tcPr>
-          <w:p>
-            <w:pPr>
-              <w:jc w:val="left"/>
-            </w:pPr>
-            <w:r>
-              <w:rPr>
-                <w:rFonts w:ascii="TimeNewRoman" w:hAnsi="TimeNewRoman"/>
-                <w:sz w:val="30"/>
-              </w:rPr>
-              <w:t>8×7-14=</w:t>
-            </w:r>
-          </w:p>
-        </w:tc>
-        <w:tc>
-          <w:tcPr>
-            <w:tcW w:type="dxa" w:w="1987"/>
-          </w:tcPr>
-          <w:p>
-            <w:pPr>
-              <w:jc w:val="left"/>
-            </w:pPr>
-            <w:r>
-              <w:rPr>
-                <w:rFonts w:ascii="TimeNewRoman" w:hAnsi="TimeNewRoman"/>
-                <w:sz w:val="30"/>
-              </w:rPr>
-              <w:t>5×2-9=</w:t>
-            </w:r>
-          </w:p>
-        </w:tc>
-      </w:tr>
-      <w:tr>
-        <w:tc>
-          <w:tcPr>
-            <w:tcW w:type="dxa" w:w="1987"/>
-          </w:tcPr>
-          <w:p>
-            <w:pPr>
-              <w:jc w:val="left"/>
-            </w:pPr>
-            <w:r>
-              <w:rPr>
-                <w:rFonts w:ascii="TimeNewRoman" w:hAnsi="TimeNewRoman"/>
-                <w:sz w:val="30"/>
-              </w:rPr>
-              <w:t>5×2=</w:t>
-            </w:r>
-          </w:p>
-        </w:tc>
-        <w:tc>
-          <w:tcPr>
-            <w:tcW w:type="dxa" w:w="1987"/>
-          </w:tcPr>
-          <w:p>
-            <w:pPr>
-              <w:jc w:val="left"/>
-            </w:pPr>
-            <w:r>
-              <w:rPr>
-                <w:rFonts w:ascii="TimeNewRoman" w:hAnsi="TimeNewRoman"/>
-                <w:sz w:val="30"/>
-              </w:rPr>
-              <w:t>98-21=</w:t>
-            </w:r>
-          </w:p>
-        </w:tc>
-        <w:tc>
-          <w:tcPr>
-            <w:tcW w:type="dxa" w:w="1987"/>
-          </w:tcPr>
-          <w:p>
-            <w:pPr>
-              <w:jc w:val="left"/>
-            </w:pPr>
-            <w:r>
-              <w:rPr>
-                <w:rFonts w:ascii="TimeNewRoman" w:hAnsi="TimeNewRoman"/>
-                <w:sz w:val="30"/>
-              </w:rPr>
-              <w:t>4×3-12=</w:t>
-            </w:r>
-          </w:p>
-        </w:tc>
-        <w:tc>
-          <w:tcPr>
-            <w:tcW w:type="dxa" w:w="1987"/>
-          </w:tcPr>
-          <w:p>
-            <w:pPr>
-              <w:jc w:val="left"/>
-            </w:pPr>
-            <w:r>
-              <w:rPr>
-                <w:rFonts w:ascii="TimeNewRoman" w:hAnsi="TimeNewRoman"/>
-                <w:sz w:val="30"/>
-              </w:rPr>
-              <w:t>2+20-21=</w:t>
-            </w:r>
-          </w:p>
-        </w:tc>
-        <w:tc>
-          <w:tcPr>
-            <w:tcW w:type="dxa" w:w="1987"/>
-          </w:tcPr>
-          <w:p>
-            <w:pPr>
-              <w:jc w:val="left"/>
-            </w:pPr>
-            <w:r>
-              <w:rPr>
-                <w:rFonts w:ascii="TimeNewRoman" w:hAnsi="TimeNewRoman"/>
-                <w:sz w:val="30"/>
-              </w:rPr>
-              <w:t>99-24=</w:t>
-            </w:r>
-          </w:p>
-        </w:tc>
-      </w:tr>
-      <w:tr>
-        <w:tc>
-          <w:tcPr>
-            <w:tcW w:type="dxa" w:w="1987"/>
-          </w:tcPr>
-          <w:p>
-            <w:pPr>
-              <w:jc w:val="left"/>
-            </w:pPr>
-            <w:r>
-              <w:rPr>
-                <w:rFonts w:ascii="TimeNewRoman" w:hAnsi="TimeNewRoman"/>
-                <w:sz w:val="30"/>
-              </w:rPr>
-              <w:t>4×2-1=</w:t>
-            </w:r>
-          </w:p>
-        </w:tc>
-        <w:tc>
-          <w:tcPr>
-            <w:tcW w:type="dxa" w:w="1987"/>
-          </w:tcPr>
-          <w:p>
-            <w:pPr>
-              <w:jc w:val="left"/>
-            </w:pPr>
-            <w:r>
-              <w:rPr>
-                <w:rFonts w:ascii="TimeNewRoman" w:hAnsi="TimeNewRoman"/>
-                <w:sz w:val="30"/>
-              </w:rPr>
-              <w:t>7×6=</w:t>
-            </w:r>
-          </w:p>
-        </w:tc>
-        <w:tc>
-          <w:tcPr>
-            <w:tcW w:type="dxa" w:w="1987"/>
-          </w:tcPr>
-          <w:p>
-            <w:pPr>
-              <w:jc w:val="left"/>
-            </w:pPr>
-            <w:r>
-              <w:rPr>
-                <w:rFonts w:ascii="TimeNewRoman" w:hAnsi="TimeNewRoman"/>
-                <w:sz w:val="30"/>
-              </w:rPr>
-              <w:t>38+36=</w:t>
-            </w:r>
-          </w:p>
-        </w:tc>
-        <w:tc>
-          <w:tcPr>
-            <w:tcW w:type="dxa" w:w="1987"/>
-          </w:tcPr>
-          <w:p>
-            <w:pPr>
-              <w:jc w:val="left"/>
-            </w:pPr>
-            <w:r>
-              <w:rPr>
-                <w:rFonts w:ascii="TimeNewRoman" w:hAnsi="TimeNewRoman"/>
-                <w:sz w:val="30"/>
-              </w:rPr>
-              <w:t>32+31=</w:t>
-            </w:r>
-          </w:p>
-        </w:tc>
-        <w:tc>
-          <w:tcPr>
-            <w:tcW w:type="dxa" w:w="1987"/>
-          </w:tcPr>
-          <w:p>
-            <w:pPr>
-              <w:jc w:val="left"/>
-            </w:pPr>
-            <w:r>
-              <w:rPr>
-                <w:rFonts w:ascii="TimeNewRoman" w:hAnsi="TimeNewRoman"/>
-                <w:sz w:val="30"/>
-              </w:rPr>
-              <w:t>65+3=</w:t>
+              <w:t>65+53+61=</w:t>
             </w:r>
           </w:p>
         </w:tc>

--- a/mixed.docx
+++ b/mixed.docx
@@ -40,7 +40,7 @@
                 <w:rFonts w:ascii="TimeNewRoman" w:hAnsi="TimeNewRoman"/>
                 <w:sz w:val="30"/>
               </w:rPr>
-              <w:t>14+74+16=</w:t>
+              <w:t>6×3=</w:t>
             </w:r>
           </w:p>
         </w:tc>
@@ -57,7 +57,7 @@
                 <w:rFonts w:ascii="TimeNewRoman" w:hAnsi="TimeNewRoman"/>
                 <w:sz w:val="30"/>
               </w:rPr>
-              <w:t>2+85+49=</w:t>
+              <w:t>83+5+20=</w:t>
             </w:r>
           </w:p>
         </w:tc>
@@ -74,7 +74,7 @@
                 <w:rFonts w:ascii="TimeNewRoman" w:hAnsi="TimeNewRoman"/>
                 <w:sz w:val="30"/>
               </w:rPr>
-              <w:t>73-16=</w:t>
+              <w:t>8×9+79=</w:t>
             </w:r>
           </w:p>
         </w:tc>
@@ -91,7 +91,7 @@
                 <w:rFonts w:ascii="TimeNewRoman" w:hAnsi="TimeNewRoman"/>
                 <w:sz w:val="30"/>
               </w:rPr>
-              <w:t>2×8-5=</w:t>
+              <w:t>9×7+7=</w:t>
             </w:r>
           </w:p>
         </w:tc>
@@ -108,7 +108,7 @@
                 <w:rFonts w:ascii="TimeNewRoman" w:hAnsi="TimeNewRoman"/>
                 <w:sz w:val="30"/>
               </w:rPr>
-              <w:t>5×5=</w:t>
+              <w:t>88-45=</w:t>
             </w:r>
           </w:p>
         </w:tc>
@@ -127,7 +127,7 @@
                 <w:rFonts w:ascii="TimeNewRoman" w:hAnsi="TimeNewRoman"/>
                 <w:sz w:val="30"/>
               </w:rPr>
-              <w:t>85+30+58=</w:t>
+              <w:t>96+39-81=</w:t>
             </w:r>
           </w:p>
         </w:tc>
@@ -144,7 +144,7 @@
                 <w:rFonts w:ascii="TimeNewRoman" w:hAnsi="TimeNewRoman"/>
                 <w:sz w:val="30"/>
               </w:rPr>
-              <w:t>99+87+64=</w:t>
+              <w:t>3×2=</w:t>
             </w:r>
           </w:p>
         </w:tc>
@@ -161,7 +161,7 @@
                 <w:rFonts w:ascii="TimeNewRoman" w:hAnsi="TimeNewRoman"/>
                 <w:sz w:val="30"/>
               </w:rPr>
-              <w:t>8×8+62=</w:t>
+              <w:t>4×3=</w:t>
             </w:r>
           </w:p>
         </w:tc>
@@ -178,7 +178,7 @@
                 <w:rFonts w:ascii="TimeNewRoman" w:hAnsi="TimeNewRoman"/>
                 <w:sz w:val="30"/>
               </w:rPr>
-              <w:t>2×4=</w:t>
+              <w:t>8×6-38=</w:t>
             </w:r>
           </w:p>
         </w:tc>
@@ -195,7 +195,7 @@
                 <w:rFonts w:ascii="TimeNewRoman" w:hAnsi="TimeNewRoman"/>
                 <w:sz w:val="30"/>
               </w:rPr>
-              <w:t>66+15=</w:t>
+              <w:t>28+63=</w:t>
             </w:r>
           </w:p>
         </w:tc>
@@ -214,7 +214,7 @@
                 <w:rFonts w:ascii="TimeNewRoman" w:hAnsi="TimeNewRoman"/>
                 <w:sz w:val="30"/>
               </w:rPr>
-              <w:t>56+15=</w:t>
+              <w:t>4×2=</w:t>
             </w:r>
           </w:p>
         </w:tc>
@@ -231,7 +231,7 @@
                 <w:rFonts w:ascii="TimeNewRoman" w:hAnsi="TimeNewRoman"/>
                 <w:sz w:val="30"/>
               </w:rPr>
-              <w:t>51-46=</w:t>
+              <w:t>24÷3=</w:t>
             </w:r>
           </w:p>
         </w:tc>
@@ -248,7 +248,7 @@
                 <w:rFonts w:ascii="TimeNewRoman" w:hAnsi="TimeNewRoman"/>
                 <w:sz w:val="30"/>
               </w:rPr>
-              <w:t>57+29=</w:t>
+              <w:t>9×1=</w:t>
             </w:r>
           </w:p>
         </w:tc>
@@ -265,7 +265,7 @@
                 <w:rFonts w:ascii="TimeNewRoman" w:hAnsi="TimeNewRoman"/>
                 <w:sz w:val="30"/>
               </w:rPr>
-              <w:t>95+27-4=</w:t>
+              <w:t>9×9=</w:t>
             </w:r>
           </w:p>
         </w:tc>
@@ -282,7 +282,7 @@
                 <w:rFonts w:ascii="TimeNewRoman" w:hAnsi="TimeNewRoman"/>
                 <w:sz w:val="30"/>
               </w:rPr>
-              <w:t>7×4=</w:t>
+              <w:t>6×6=</w:t>
             </w:r>
           </w:p>
         </w:tc>
@@ -301,7 +301,7 @@
                 <w:rFonts w:ascii="TimeNewRoman" w:hAnsi="TimeNewRoman"/>
                 <w:sz w:val="30"/>
               </w:rPr>
-              <w:t>94-3=</w:t>
+              <w:t>8×3=</w:t>
             </w:r>
           </w:p>
         </w:tc>
@@ -318,7 +318,7 @@
                 <w:rFonts w:ascii="TimeNewRoman" w:hAnsi="TimeNewRoman"/>
                 <w:sz w:val="30"/>
               </w:rPr>
-              <w:t>3×3=</w:t>
+              <w:t>13+6-17=</w:t>
             </w:r>
           </w:p>
         </w:tc>
@@ -335,94 +335,7 @@
                 <w:rFonts w:ascii="TimeNewRoman" w:hAnsi="TimeNewRoman"/>
                 <w:sz w:val="30"/>
               </w:rPr>
-              <w:t>61+84-26=</w:t>
-            </w:r>
-          </w:p>
-        </w:tc>
-        <w:tc>
-          <w:tcPr>
-            <w:tcW w:type="dxa" w:w="1987"/>
-          </w:tcPr>
-          <w:p>
-            <w:pPr>
-              <w:jc w:val="left"/>
-            </w:pPr>
-            <w:r>
-              <w:rPr>
-                <w:rFonts w:ascii="TimeNewRoman" w:hAnsi="TimeNewRoman"/>
-                <w:sz w:val="30"/>
-              </w:rPr>
-              <w:t>99-62=</w:t>
-            </w:r>
-          </w:p>
-        </w:tc>
-        <w:tc>
-          <w:tcPr>
-            <w:tcW w:type="dxa" w:w="1987"/>
-          </w:tcPr>
-          <w:p>
-            <w:pPr>
-              <w:jc w:val="left"/>
-            </w:pPr>
-            <w:r>
-              <w:rPr>
-                <w:rFonts w:ascii="TimeNewRoman" w:hAnsi="TimeNewRoman"/>
-                <w:sz w:val="30"/>
-              </w:rPr>
-              <w:t>5×4-18=</w:t>
-            </w:r>
-          </w:p>
-        </w:tc>
-      </w:tr>
-      <w:tr>
-        <w:tc>
-          <w:tcPr>
-            <w:tcW w:type="dxa" w:w="1987"/>
-          </w:tcPr>
-          <w:p>
-            <w:pPr>
-              <w:jc w:val="left"/>
-            </w:pPr>
-            <w:r>
-              <w:rPr>
-                <w:rFonts w:ascii="TimeNewRoman" w:hAnsi="TimeNewRoman"/>
-                <w:sz w:val="30"/>
-              </w:rPr>
-              <w:t>6×3+68=</w:t>
-            </w:r>
-          </w:p>
-        </w:tc>
-        <w:tc>
-          <w:tcPr>
-            <w:tcW w:type="dxa" w:w="1987"/>
-          </w:tcPr>
-          <w:p>
-            <w:pPr>
-              <w:jc w:val="left"/>
-            </w:pPr>
-            <w:r>
-              <w:rPr>
-                <w:rFonts w:ascii="TimeNewRoman" w:hAnsi="TimeNewRoman"/>
-                <w:sz w:val="30"/>
-              </w:rPr>
-              <w:t>7×9-10=</w:t>
-            </w:r>
-          </w:p>
-        </w:tc>
-        <w:tc>
-          <w:tcPr>
-            <w:tcW w:type="dxa" w:w="1987"/>
-          </w:tcPr>
-          <w:p>
-            <w:pPr>
-              <w:jc w:val="left"/>
-            </w:pPr>
-            <w:r>
-              <w:rPr>
-                <w:rFonts w:ascii="TimeNewRoman" w:hAnsi="TimeNewRoman"/>
-                <w:sz w:val="30"/>
-              </w:rPr>
-              <w:t>5×8-31=</w:t>
+              <w:t>71-21=</w:t>
             </w:r>
           </w:p>
         </w:tc>
@@ -456,12 +369,324 @@
                 <w:rFonts w:ascii="TimeNewRoman" w:hAnsi="TimeNewRoman"/>
                 <w:sz w:val="30"/>
               </w:rPr>
-              <w:t>6×2=</w:t>
+              <w:t>79+76-13=</w:t>
             </w:r>
           </w:p>
         </w:tc>
       </w:tr>
       <w:tr>
+        <w:tc>
+          <w:tcPr>
+            <w:tcW w:type="dxa" w:w="1987"/>
+          </w:tcPr>
+          <w:p>
+            <w:pPr>
+              <w:jc w:val="left"/>
+            </w:pPr>
+            <w:r>
+              <w:rPr>
+                <w:rFonts w:ascii="TimeNewRoman" w:hAnsi="TimeNewRoman"/>
+                <w:sz w:val="30"/>
+              </w:rPr>
+              <w:t>3×9=</w:t>
+            </w:r>
+          </w:p>
+        </w:tc>
+        <w:tc>
+          <w:tcPr>
+            <w:tcW w:type="dxa" w:w="1987"/>
+          </w:tcPr>
+          <w:p>
+            <w:pPr>
+              <w:jc w:val="left"/>
+            </w:pPr>
+            <w:r>
+              <w:rPr>
+                <w:rFonts w:ascii="TimeNewRoman" w:hAnsi="TimeNewRoman"/>
+                <w:sz w:val="30"/>
+              </w:rPr>
+              <w:t>1×2=</w:t>
+            </w:r>
+          </w:p>
+        </w:tc>
+        <w:tc>
+          <w:tcPr>
+            <w:tcW w:type="dxa" w:w="1987"/>
+          </w:tcPr>
+          <w:p>
+            <w:pPr>
+              <w:jc w:val="left"/>
+            </w:pPr>
+            <w:r>
+              <w:rPr>
+                <w:rFonts w:ascii="TimeNewRoman" w:hAnsi="TimeNewRoman"/>
+                <w:sz w:val="30"/>
+              </w:rPr>
+              <w:t>5×2=</w:t>
+            </w:r>
+          </w:p>
+        </w:tc>
+        <w:tc>
+          <w:tcPr>
+            <w:tcW w:type="dxa" w:w="1987"/>
+          </w:tcPr>
+          <w:p>
+            <w:pPr>
+              <w:jc w:val="left"/>
+            </w:pPr>
+            <w:r>
+              <w:rPr>
+                <w:rFonts w:ascii="TimeNewRoman" w:hAnsi="TimeNewRoman"/>
+                <w:sz w:val="30"/>
+              </w:rPr>
+              <w:t>7×2+89=</w:t>
+            </w:r>
+          </w:p>
+        </w:tc>
+        <w:tc>
+          <w:tcPr>
+            <w:tcW w:type="dxa" w:w="1987"/>
+          </w:tcPr>
+          <w:p>
+            <w:pPr>
+              <w:jc w:val="left"/>
+            </w:pPr>
+            <w:r>
+              <w:rPr>
+                <w:rFonts w:ascii="TimeNewRoman" w:hAnsi="TimeNewRoman"/>
+                <w:sz w:val="30"/>
+              </w:rPr>
+              <w:t>33+75+8=</w:t>
+            </w:r>
+          </w:p>
+        </w:tc>
+      </w:tr>
+      <w:tr>
+        <w:tc>
+          <w:tcPr>
+            <w:tcW w:type="dxa" w:w="1987"/>
+          </w:tcPr>
+          <w:p>
+            <w:pPr>
+              <w:jc w:val="left"/>
+            </w:pPr>
+            <w:r>
+              <w:rPr>
+                <w:rFonts w:ascii="TimeNewRoman" w:hAnsi="TimeNewRoman"/>
+                <w:sz w:val="30"/>
+              </w:rPr>
+              <w:t>19+13-2=</w:t>
+            </w:r>
+          </w:p>
+        </w:tc>
+        <w:tc>
+          <w:tcPr>
+            <w:tcW w:type="dxa" w:w="1987"/>
+          </w:tcPr>
+          <w:p>
+            <w:pPr>
+              <w:jc w:val="left"/>
+            </w:pPr>
+            <w:r>
+              <w:rPr>
+                <w:rFonts w:ascii="TimeNewRoman" w:hAnsi="TimeNewRoman"/>
+                <w:sz w:val="30"/>
+              </w:rPr>
+              <w:t>32÷8=</w:t>
+            </w:r>
+          </w:p>
+        </w:tc>
+        <w:tc>
+          <w:tcPr>
+            <w:tcW w:type="dxa" w:w="1987"/>
+          </w:tcPr>
+          <w:p>
+            <w:pPr>
+              <w:jc w:val="left"/>
+            </w:pPr>
+            <w:r>
+              <w:rPr>
+                <w:rFonts w:ascii="TimeNewRoman" w:hAnsi="TimeNewRoman"/>
+                <w:sz w:val="30"/>
+              </w:rPr>
+              <w:t>54+85+83=</w:t>
+            </w:r>
+          </w:p>
+        </w:tc>
+        <w:tc>
+          <w:tcPr>
+            <w:tcW w:type="dxa" w:w="1987"/>
+          </w:tcPr>
+          <w:p>
+            <w:pPr>
+              <w:jc w:val="left"/>
+            </w:pPr>
+            <w:r>
+              <w:rPr>
+                <w:rFonts w:ascii="TimeNewRoman" w:hAnsi="TimeNewRoman"/>
+                <w:sz w:val="30"/>
+              </w:rPr>
+              <w:t>49+49-11=</w:t>
+            </w:r>
+          </w:p>
+        </w:tc>
+        <w:tc>
+          <w:tcPr>
+            <w:tcW w:type="dxa" w:w="1987"/>
+          </w:tcPr>
+          <w:p>
+            <w:pPr>
+              <w:jc w:val="left"/>
+            </w:pPr>
+            <w:r>
+              <w:rPr>
+                <w:rFonts w:ascii="TimeNewRoman" w:hAnsi="TimeNewRoman"/>
+                <w:sz w:val="30"/>
+              </w:rPr>
+              <w:t>5×5+8=</w:t>
+            </w:r>
+          </w:p>
+        </w:tc>
+      </w:tr>
+      <w:tr>
+        <w:tc>
+          <w:tcPr>
+            <w:tcW w:type="dxa" w:w="1987"/>
+          </w:tcPr>
+          <w:p>
+            <w:pPr>
+              <w:jc w:val="left"/>
+            </w:pPr>
+            <w:r>
+              <w:rPr>
+                <w:rFonts w:ascii="TimeNewRoman" w:hAnsi="TimeNewRoman"/>
+                <w:sz w:val="30"/>
+              </w:rPr>
+              <w:t>2×2+19=</w:t>
+            </w:r>
+          </w:p>
+        </w:tc>
+        <w:tc>
+          <w:tcPr>
+            <w:tcW w:type="dxa" w:w="1987"/>
+          </w:tcPr>
+          <w:p>
+            <w:pPr>
+              <w:jc w:val="left"/>
+            </w:pPr>
+            <w:r>
+              <w:rPr>
+                <w:rFonts w:ascii="TimeNewRoman" w:hAnsi="TimeNewRoman"/>
+                <w:sz w:val="30"/>
+              </w:rPr>
+              <w:t>2×7+2=</w:t>
+            </w:r>
+          </w:p>
+        </w:tc>
+        <w:tc>
+          <w:tcPr>
+            <w:tcW w:type="dxa" w:w="1987"/>
+          </w:tcPr>
+          <w:p>
+            <w:pPr>
+              <w:jc w:val="left"/>
+            </w:pPr>
+            <w:r>
+              <w:rPr>
+                <w:rFonts w:ascii="TimeNewRoman" w:hAnsi="TimeNewRoman"/>
+                <w:sz w:val="30"/>
+              </w:rPr>
+              <w:t>42÷6=</w:t>
+            </w:r>
+          </w:p>
+        </w:tc>
+        <w:tc>
+          <w:tcPr>
+            <w:tcW w:type="dxa" w:w="1987"/>
+          </w:tcPr>
+          <w:p>
+            <w:pPr>
+              <w:jc w:val="left"/>
+            </w:pPr>
+            <w:r>
+              <w:rPr>
+                <w:rFonts w:ascii="TimeNewRoman" w:hAnsi="TimeNewRoman"/>
+                <w:sz w:val="30"/>
+              </w:rPr>
+              <w:t>7×7=</w:t>
+            </w:r>
+          </w:p>
+        </w:tc>
+        <w:tc>
+          <w:tcPr>
+            <w:tcW w:type="dxa" w:w="1987"/>
+          </w:tcPr>
+          <w:p>
+            <w:pPr>
+              <w:jc w:val="left"/>
+            </w:pPr>
+            <w:r>
+              <w:rPr>
+                <w:rFonts w:ascii="TimeNewRoman" w:hAnsi="TimeNewRoman"/>
+                <w:sz w:val="30"/>
+              </w:rPr>
+              <w:t>10+7-15=</w:t>
+            </w:r>
+          </w:p>
+        </w:tc>
+      </w:tr>
+      <w:tr>
+        <w:tc>
+          <w:tcPr>
+            <w:tcW w:type="dxa" w:w="1987"/>
+          </w:tcPr>
+          <w:p>
+            <w:pPr>
+              <w:jc w:val="left"/>
+            </w:pPr>
+            <w:r>
+              <w:rPr>
+                <w:rFonts w:ascii="TimeNewRoman" w:hAnsi="TimeNewRoman"/>
+                <w:sz w:val="30"/>
+              </w:rPr>
+              <w:t>7×9+76=</w:t>
+            </w:r>
+          </w:p>
+        </w:tc>
+        <w:tc>
+          <w:tcPr>
+            <w:tcW w:type="dxa" w:w="1987"/>
+          </w:tcPr>
+          <w:p>
+            <w:pPr>
+              <w:jc w:val="left"/>
+            </w:pPr>
+            <w:r>
+              <w:rPr>
+                <w:rFonts w:ascii="TimeNewRoman" w:hAnsi="TimeNewRoman"/>
+                <w:sz w:val="30"/>
+              </w:rPr>
+              <w:t>72÷9=</w:t>
+            </w:r>
+          </w:p>
+        </w:tc>
+        <w:tc>
+          <w:tcPr>
+            <w:tcW w:type="dxa" w:w="1987"/>
+          </w:tcPr>
+          <w:p>
+            <w:pPr>
+              <w:jc w:val="left"/>
+            </w:pPr>
+            <w:r>
+              <w:rPr>
+                <w:rFonts w:ascii="TimeNewRoman" w:hAnsi="TimeNewRoman"/>
+                <w:sz w:val="30"/>
+              </w:rPr>
+              <w:t>5×3+74=</w:t>
+            </w:r>
+          </w:p>
+        </w:tc>
         <w:tc>
           <w:tcPr>
             <w:tcW w:type="dxa" w:w="1987"/>
@@ -492,58 +717,7 @@
                 <w:rFonts w:ascii="TimeNewRoman" w:hAnsi="TimeNewRoman"/>
                 <w:sz w:val="30"/>
               </w:rPr>
-              <w:t>9×5=</w:t>
-            </w:r>
-          </w:p>
-        </w:tc>
-        <w:tc>
-          <w:tcPr>
-            <w:tcW w:type="dxa" w:w="1987"/>
-          </w:tcPr>
-          <w:p>
-            <w:pPr>
-              <w:jc w:val="left"/>
-            </w:pPr>
-            <w:r>
-              <w:rPr>
-                <w:rFonts w:ascii="TimeNewRoman" w:hAnsi="TimeNewRoman"/>
-                <w:sz w:val="30"/>
-              </w:rPr>
-              <w:t>90-40=</w:t>
-            </w:r>
-          </w:p>
-        </w:tc>
-        <w:tc>
-          <w:tcPr>
-            <w:tcW w:type="dxa" w:w="1987"/>
-          </w:tcPr>
-          <w:p>
-            <w:pPr>
-              <w:jc w:val="left"/>
-            </w:pPr>
-            <w:r>
-              <w:rPr>
-                <w:rFonts w:ascii="TimeNewRoman" w:hAnsi="TimeNewRoman"/>
-                <w:sz w:val="30"/>
-              </w:rPr>
-              <w:t>59+66-49=</w:t>
-            </w:r>
-          </w:p>
-        </w:tc>
-        <w:tc>
-          <w:tcPr>
-            <w:tcW w:type="dxa" w:w="1987"/>
-          </w:tcPr>
-          <w:p>
-            <w:pPr>
-              <w:jc w:val="left"/>
-            </w:pPr>
-            <w:r>
-              <w:rPr>
-                <w:rFonts w:ascii="TimeNewRoman" w:hAnsi="TimeNewRoman"/>
-                <w:sz w:val="30"/>
-              </w:rPr>
-              <w:t>9×2=</w:t>
+              <w:t>21÷7=</w:t>
             </w:r>
           </w:p>
         </w:tc>
@@ -562,7 +736,7 @@
                 <w:rFonts w:ascii="TimeNewRoman" w:hAnsi="TimeNewRoman"/>
                 <w:sz w:val="30"/>
               </w:rPr>
-              <w:t>8×2=</w:t>
+              <w:t>5×7=</w:t>
             </w:r>
           </w:p>
         </w:tc>
@@ -579,7 +753,7 @@
                 <w:rFonts w:ascii="TimeNewRoman" w:hAnsi="TimeNewRoman"/>
                 <w:sz w:val="30"/>
               </w:rPr>
-              <w:t>8×6-5=</w:t>
+              <w:t>3×5+96=</w:t>
             </w:r>
           </w:p>
         </w:tc>
@@ -596,7 +770,7 @@
                 <w:rFonts w:ascii="TimeNewRoman" w:hAnsi="TimeNewRoman"/>
                 <w:sz w:val="30"/>
               </w:rPr>
-              <w:t>32+12=</w:t>
+              <w:t>5×8=</w:t>
             </w:r>
           </w:p>
         </w:tc>
@@ -613,7 +787,7 @@
                 <w:rFonts w:ascii="TimeNewRoman" w:hAnsi="TimeNewRoman"/>
                 <w:sz w:val="30"/>
               </w:rPr>
-              <w:t>84-10=</w:t>
+              <w:t>5×5=</w:t>
             </w:r>
           </w:p>
         </w:tc>
@@ -630,7 +804,7 @@
                 <w:rFonts w:ascii="TimeNewRoman" w:hAnsi="TimeNewRoman"/>
                 <w:sz w:val="30"/>
               </w:rPr>
-              <w:t>3×5=</w:t>
+              <w:t>69+17=</w:t>
             </w:r>
           </w:p>
         </w:tc>
@@ -649,7 +823,7 @@
                 <w:rFonts w:ascii="TimeNewRoman" w:hAnsi="TimeNewRoman"/>
                 <w:sz w:val="30"/>
               </w:rPr>
-              <w:t>19+35=</w:t>
+              <w:t>75+13=</w:t>
             </w:r>
           </w:p>
         </w:tc>
@@ -666,7 +840,7 @@
                 <w:rFonts w:ascii="TimeNewRoman" w:hAnsi="TimeNewRoman"/>
                 <w:sz w:val="30"/>
               </w:rPr>
-              <w:t>15+46-10=</w:t>
+              <w:t>59-55=</w:t>
             </w:r>
           </w:p>
         </w:tc>
@@ -683,7 +857,7 @@
                 <w:rFonts w:ascii="TimeNewRoman" w:hAnsi="TimeNewRoman"/>
                 <w:sz w:val="30"/>
               </w:rPr>
-              <w:t>7×7+67=</w:t>
+              <w:t>64+24=</w:t>
             </w:r>
           </w:p>
         </w:tc>
@@ -700,7 +874,7 @@
                 <w:rFonts w:ascii="TimeNewRoman" w:hAnsi="TimeNewRoman"/>
                 <w:sz w:val="30"/>
               </w:rPr>
-              <w:t>4×6=</w:t>
+              <w:t>44-30=</w:t>
             </w:r>
           </w:p>
         </w:tc>
@@ -717,7 +891,7 @@
                 <w:rFonts w:ascii="TimeNewRoman" w:hAnsi="TimeNewRoman"/>
                 <w:sz w:val="30"/>
               </w:rPr>
-              <w:t>30+54=</w:t>
+              <w:t>4×3+74=</w:t>
             </w:r>
           </w:p>
         </w:tc>
@@ -736,7 +910,7 @@
                 <w:rFonts w:ascii="TimeNewRoman" w:hAnsi="TimeNewRoman"/>
                 <w:sz w:val="30"/>
               </w:rPr>
-              <w:t>28+72-11=</w:t>
+              <w:t>30+65+61=</w:t>
             </w:r>
           </w:p>
         </w:tc>
@@ -753,7 +927,633 @@
                 <w:rFonts w:ascii="TimeNewRoman" w:hAnsi="TimeNewRoman"/>
                 <w:sz w:val="30"/>
               </w:rPr>
-              <w:t>6×3-12=</w:t>
+              <w:t>24÷6=</w:t>
+            </w:r>
+          </w:p>
+        </w:tc>
+        <w:tc>
+          <w:tcPr>
+            <w:tcW w:type="dxa" w:w="1987"/>
+          </w:tcPr>
+          <w:p>
+            <w:pPr>
+              <w:jc w:val="left"/>
+            </w:pPr>
+            <w:r>
+              <w:rPr>
+                <w:rFonts w:ascii="TimeNewRoman" w:hAnsi="TimeNewRoman"/>
+                <w:sz w:val="30"/>
+              </w:rPr>
+              <w:t>54÷6=</w:t>
+            </w:r>
+          </w:p>
+        </w:tc>
+        <w:tc>
+          <w:tcPr>
+            <w:tcW w:type="dxa" w:w="1987"/>
+          </w:tcPr>
+          <w:p>
+            <w:pPr>
+              <w:jc w:val="left"/>
+            </w:pPr>
+            <w:r>
+              <w:rPr>
+                <w:rFonts w:ascii="TimeNewRoman" w:hAnsi="TimeNewRoman"/>
+                <w:sz w:val="30"/>
+              </w:rPr>
+              <w:t>68+16-79=</w:t>
+            </w:r>
+          </w:p>
+        </w:tc>
+        <w:tc>
+          <w:tcPr>
+            <w:tcW w:type="dxa" w:w="1987"/>
+          </w:tcPr>
+          <w:p>
+            <w:pPr>
+              <w:jc w:val="left"/>
+            </w:pPr>
+            <w:r>
+              <w:rPr>
+                <w:rFonts w:ascii="TimeNewRoman" w:hAnsi="TimeNewRoman"/>
+                <w:sz w:val="30"/>
+              </w:rPr>
+              <w:t>6×7=</w:t>
+            </w:r>
+          </w:p>
+        </w:tc>
+      </w:tr>
+      <w:tr>
+        <w:tc>
+          <w:tcPr>
+            <w:tcW w:type="dxa" w:w="1987"/>
+          </w:tcPr>
+          <w:p>
+            <w:pPr>
+              <w:jc w:val="left"/>
+            </w:pPr>
+            <w:r>
+              <w:rPr>
+                <w:rFonts w:ascii="TimeNewRoman" w:hAnsi="TimeNewRoman"/>
+                <w:sz w:val="30"/>
+              </w:rPr>
+              <w:t>6×5=</w:t>
+            </w:r>
+          </w:p>
+        </w:tc>
+        <w:tc>
+          <w:tcPr>
+            <w:tcW w:type="dxa" w:w="1987"/>
+          </w:tcPr>
+          <w:p>
+            <w:pPr>
+              <w:jc w:val="left"/>
+            </w:pPr>
+            <w:r>
+              <w:rPr>
+                <w:rFonts w:ascii="TimeNewRoman" w:hAnsi="TimeNewRoman"/>
+                <w:sz w:val="30"/>
+              </w:rPr>
+              <w:t>32+33=</w:t>
+            </w:r>
+          </w:p>
+        </w:tc>
+        <w:tc>
+          <w:tcPr>
+            <w:tcW w:type="dxa" w:w="1987"/>
+          </w:tcPr>
+          <w:p>
+            <w:pPr>
+              <w:jc w:val="left"/>
+            </w:pPr>
+            <w:r>
+              <w:rPr>
+                <w:rFonts w:ascii="TimeNewRoman" w:hAnsi="TimeNewRoman"/>
+                <w:sz w:val="30"/>
+              </w:rPr>
+              <w:t>6×4=</w:t>
+            </w:r>
+          </w:p>
+        </w:tc>
+        <w:tc>
+          <w:tcPr>
+            <w:tcW w:type="dxa" w:w="1987"/>
+          </w:tcPr>
+          <w:p>
+            <w:pPr>
+              <w:jc w:val="left"/>
+            </w:pPr>
+            <w:r>
+              <w:rPr>
+                <w:rFonts w:ascii="TimeNewRoman" w:hAnsi="TimeNewRoman"/>
+                <w:sz w:val="30"/>
+              </w:rPr>
+              <w:t>18+2=</w:t>
+            </w:r>
+          </w:p>
+        </w:tc>
+        <w:tc>
+          <w:tcPr>
+            <w:tcW w:type="dxa" w:w="1987"/>
+          </w:tcPr>
+          <w:p>
+            <w:pPr>
+              <w:jc w:val="left"/>
+            </w:pPr>
+            <w:r>
+              <w:rPr>
+                <w:rFonts w:ascii="TimeNewRoman" w:hAnsi="TimeNewRoman"/>
+                <w:sz w:val="30"/>
+              </w:rPr>
+              <w:t>6×9+50=</w:t>
+            </w:r>
+          </w:p>
+        </w:tc>
+      </w:tr>
+      <w:tr>
+        <w:tc>
+          <w:tcPr>
+            <w:tcW w:type="dxa" w:w="1987"/>
+          </w:tcPr>
+          <w:p>
+            <w:pPr>
+              <w:jc w:val="left"/>
+            </w:pPr>
+            <w:r>
+              <w:rPr>
+                <w:rFonts w:ascii="TimeNewRoman" w:hAnsi="TimeNewRoman"/>
+                <w:sz w:val="30"/>
+              </w:rPr>
+              <w:t>9×5-32=</w:t>
+            </w:r>
+          </w:p>
+        </w:tc>
+        <w:tc>
+          <w:tcPr>
+            <w:tcW w:type="dxa" w:w="1987"/>
+          </w:tcPr>
+          <w:p>
+            <w:pPr>
+              <w:jc w:val="left"/>
+            </w:pPr>
+            <w:r>
+              <w:rPr>
+                <w:rFonts w:ascii="TimeNewRoman" w:hAnsi="TimeNewRoman"/>
+                <w:sz w:val="30"/>
+              </w:rPr>
+              <w:t>4×4=</w:t>
+            </w:r>
+          </w:p>
+        </w:tc>
+        <w:tc>
+          <w:tcPr>
+            <w:tcW w:type="dxa" w:w="1987"/>
+          </w:tcPr>
+          <w:p>
+            <w:pPr>
+              <w:jc w:val="left"/>
+            </w:pPr>
+            <w:r>
+              <w:rPr>
+                <w:rFonts w:ascii="TimeNewRoman" w:hAnsi="TimeNewRoman"/>
+                <w:sz w:val="30"/>
+              </w:rPr>
+              <w:t>2×5=</w:t>
+            </w:r>
+          </w:p>
+        </w:tc>
+        <w:tc>
+          <w:tcPr>
+            <w:tcW w:type="dxa" w:w="1987"/>
+          </w:tcPr>
+          <w:p>
+            <w:pPr>
+              <w:jc w:val="left"/>
+            </w:pPr>
+            <w:r>
+              <w:rPr>
+                <w:rFonts w:ascii="TimeNewRoman" w:hAnsi="TimeNewRoman"/>
+                <w:sz w:val="30"/>
+              </w:rPr>
+              <w:t>3×7+52=</w:t>
+            </w:r>
+          </w:p>
+        </w:tc>
+        <w:tc>
+          <w:tcPr>
+            <w:tcW w:type="dxa" w:w="1987"/>
+          </w:tcPr>
+          <w:p>
+            <w:pPr>
+              <w:jc w:val="left"/>
+            </w:pPr>
+            <w:r>
+              <w:rPr>
+                <w:rFonts w:ascii="TimeNewRoman" w:hAnsi="TimeNewRoman"/>
+                <w:sz w:val="30"/>
+              </w:rPr>
+              <w:t>5×9=</w:t>
+            </w:r>
+          </w:p>
+        </w:tc>
+      </w:tr>
+      <w:tr>
+        <w:tc>
+          <w:tcPr>
+            <w:tcW w:type="dxa" w:w="1987"/>
+          </w:tcPr>
+          <w:p>
+            <w:pPr>
+              <w:jc w:val="left"/>
+            </w:pPr>
+            <w:r>
+              <w:rPr>
+                <w:rFonts w:ascii="TimeNewRoman" w:hAnsi="TimeNewRoman"/>
+                <w:sz w:val="30"/>
+              </w:rPr>
+              <w:t>6×9-35=</w:t>
+            </w:r>
+          </w:p>
+        </w:tc>
+        <w:tc>
+          <w:tcPr>
+            <w:tcW w:type="dxa" w:w="1987"/>
+          </w:tcPr>
+          <w:p>
+            <w:pPr>
+              <w:jc w:val="left"/>
+            </w:pPr>
+            <w:r>
+              <w:rPr>
+                <w:rFonts w:ascii="TimeNewRoman" w:hAnsi="TimeNewRoman"/>
+                <w:sz w:val="30"/>
+              </w:rPr>
+              <w:t>21÷3=</w:t>
+            </w:r>
+          </w:p>
+        </w:tc>
+        <w:tc>
+          <w:tcPr>
+            <w:tcW w:type="dxa" w:w="1987"/>
+          </w:tcPr>
+          <w:p>
+            <w:pPr>
+              <w:jc w:val="left"/>
+            </w:pPr>
+            <w:r>
+              <w:rPr>
+                <w:rFonts w:ascii="TimeNewRoman" w:hAnsi="TimeNewRoman"/>
+                <w:sz w:val="30"/>
+              </w:rPr>
+              <w:t>9×5-12=</w:t>
+            </w:r>
+          </w:p>
+        </w:tc>
+        <w:tc>
+          <w:tcPr>
+            <w:tcW w:type="dxa" w:w="1987"/>
+          </w:tcPr>
+          <w:p>
+            <w:pPr>
+              <w:jc w:val="left"/>
+            </w:pPr>
+            <w:r>
+              <w:rPr>
+                <w:rFonts w:ascii="TimeNewRoman" w:hAnsi="TimeNewRoman"/>
+                <w:sz w:val="30"/>
+              </w:rPr>
+              <w:t>1+67-2=</w:t>
+            </w:r>
+          </w:p>
+        </w:tc>
+        <w:tc>
+          <w:tcPr>
+            <w:tcW w:type="dxa" w:w="1987"/>
+          </w:tcPr>
+          <w:p>
+            <w:pPr>
+              <w:jc w:val="left"/>
+            </w:pPr>
+            <w:r>
+              <w:rPr>
+                <w:rFonts w:ascii="TimeNewRoman" w:hAnsi="TimeNewRoman"/>
+                <w:sz w:val="30"/>
+              </w:rPr>
+              <w:t>4×9=</w:t>
+            </w:r>
+          </w:p>
+        </w:tc>
+      </w:tr>
+      <w:tr>
+        <w:tc>
+          <w:tcPr>
+            <w:tcW w:type="dxa" w:w="1987"/>
+          </w:tcPr>
+          <w:p>
+            <w:pPr>
+              <w:jc w:val="left"/>
+            </w:pPr>
+            <w:r>
+              <w:rPr>
+                <w:rFonts w:ascii="TimeNewRoman" w:hAnsi="TimeNewRoman"/>
+                <w:sz w:val="30"/>
+              </w:rPr>
+              <w:t>76+88-38=</w:t>
+            </w:r>
+          </w:p>
+        </w:tc>
+        <w:tc>
+          <w:tcPr>
+            <w:tcW w:type="dxa" w:w="1987"/>
+          </w:tcPr>
+          <w:p>
+            <w:pPr>
+              <w:jc w:val="left"/>
+            </w:pPr>
+            <w:r>
+              <w:rPr>
+                <w:rFonts w:ascii="TimeNewRoman" w:hAnsi="TimeNewRoman"/>
+                <w:sz w:val="30"/>
+              </w:rPr>
+              <w:t>61-60=</w:t>
+            </w:r>
+          </w:p>
+        </w:tc>
+        <w:tc>
+          <w:tcPr>
+            <w:tcW w:type="dxa" w:w="1987"/>
+          </w:tcPr>
+          <w:p>
+            <w:pPr>
+              <w:jc w:val="left"/>
+            </w:pPr>
+            <w:r>
+              <w:rPr>
+                <w:rFonts w:ascii="TimeNewRoman" w:hAnsi="TimeNewRoman"/>
+                <w:sz w:val="30"/>
+              </w:rPr>
+              <w:t>31+78+58=</w:t>
+            </w:r>
+          </w:p>
+        </w:tc>
+        <w:tc>
+          <w:tcPr>
+            <w:tcW w:type="dxa" w:w="1987"/>
+          </w:tcPr>
+          <w:p>
+            <w:pPr>
+              <w:jc w:val="left"/>
+            </w:pPr>
+            <w:r>
+              <w:rPr>
+                <w:rFonts w:ascii="TimeNewRoman" w:hAnsi="TimeNewRoman"/>
+                <w:sz w:val="30"/>
+              </w:rPr>
+              <w:t>72÷8=</w:t>
+            </w:r>
+          </w:p>
+        </w:tc>
+        <w:tc>
+          <w:tcPr>
+            <w:tcW w:type="dxa" w:w="1987"/>
+          </w:tcPr>
+          <w:p>
+            <w:pPr>
+              <w:jc w:val="left"/>
+            </w:pPr>
+            <w:r>
+              <w:rPr>
+                <w:rFonts w:ascii="TimeNewRoman" w:hAnsi="TimeNewRoman"/>
+                <w:sz w:val="30"/>
+              </w:rPr>
+              <w:t>6×8=</w:t>
+            </w:r>
+          </w:p>
+        </w:tc>
+      </w:tr>
+      <w:tr>
+        <w:tc>
+          <w:tcPr>
+            <w:tcW w:type="dxa" w:w="1987"/>
+          </w:tcPr>
+          <w:p>
+            <w:pPr>
+              <w:jc w:val="left"/>
+            </w:pPr>
+            <w:r>
+              <w:rPr>
+                <w:rFonts w:ascii="TimeNewRoman" w:hAnsi="TimeNewRoman"/>
+                <w:sz w:val="30"/>
+              </w:rPr>
+              <w:t>41+21=</w:t>
+            </w:r>
+          </w:p>
+        </w:tc>
+        <w:tc>
+          <w:tcPr>
+            <w:tcW w:type="dxa" w:w="1987"/>
+          </w:tcPr>
+          <w:p>
+            <w:pPr>
+              <w:jc w:val="left"/>
+            </w:pPr>
+            <w:r>
+              <w:rPr>
+                <w:rFonts w:ascii="TimeNewRoman" w:hAnsi="TimeNewRoman"/>
+                <w:sz w:val="30"/>
+              </w:rPr>
+              <w:t>7×4=</w:t>
+            </w:r>
+          </w:p>
+        </w:tc>
+        <w:tc>
+          <w:tcPr>
+            <w:tcW w:type="dxa" w:w="1987"/>
+          </w:tcPr>
+          <w:p>
+            <w:pPr>
+              <w:jc w:val="left"/>
+            </w:pPr>
+            <w:r>
+              <w:rPr>
+                <w:rFonts w:ascii="TimeNewRoman" w:hAnsi="TimeNewRoman"/>
+                <w:sz w:val="30"/>
+              </w:rPr>
+              <w:t>9×7+70=</w:t>
+            </w:r>
+          </w:p>
+        </w:tc>
+        <w:tc>
+          <w:tcPr>
+            <w:tcW w:type="dxa" w:w="1987"/>
+          </w:tcPr>
+          <w:p>
+            <w:pPr>
+              <w:jc w:val="left"/>
+            </w:pPr>
+            <w:r>
+              <w:rPr>
+                <w:rFonts w:ascii="TimeNewRoman" w:hAnsi="TimeNewRoman"/>
+                <w:sz w:val="30"/>
+              </w:rPr>
+              <w:t>3×1=</w:t>
+            </w:r>
+          </w:p>
+        </w:tc>
+        <w:tc>
+          <w:tcPr>
+            <w:tcW w:type="dxa" w:w="1987"/>
+          </w:tcPr>
+          <w:p>
+            <w:pPr>
+              <w:jc w:val="left"/>
+            </w:pPr>
+            <w:r>
+              <w:rPr>
+                <w:rFonts w:ascii="TimeNewRoman" w:hAnsi="TimeNewRoman"/>
+                <w:sz w:val="30"/>
+              </w:rPr>
+              <w:t>24-7=</w:t>
+            </w:r>
+          </w:p>
+        </w:tc>
+      </w:tr>
+      <w:tr>
+        <w:tc>
+          <w:tcPr>
+            <w:tcW w:type="dxa" w:w="1987"/>
+          </w:tcPr>
+          <w:p>
+            <w:pPr>
+              <w:jc w:val="left"/>
+            </w:pPr>
+            <w:r>
+              <w:rPr>
+                <w:rFonts w:ascii="TimeNewRoman" w:hAnsi="TimeNewRoman"/>
+                <w:sz w:val="30"/>
+              </w:rPr>
+              <w:t>17+51=</w:t>
+            </w:r>
+          </w:p>
+        </w:tc>
+        <w:tc>
+          <w:tcPr>
+            <w:tcW w:type="dxa" w:w="1987"/>
+          </w:tcPr>
+          <w:p>
+            <w:pPr>
+              <w:jc w:val="left"/>
+            </w:pPr>
+            <w:r>
+              <w:rPr>
+                <w:rFonts w:ascii="TimeNewRoman" w:hAnsi="TimeNewRoman"/>
+                <w:sz w:val="30"/>
+              </w:rPr>
+              <w:t>7×3=</w:t>
+            </w:r>
+          </w:p>
+        </w:tc>
+        <w:tc>
+          <w:tcPr>
+            <w:tcW w:type="dxa" w:w="1987"/>
+          </w:tcPr>
+          <w:p>
+            <w:pPr>
+              <w:jc w:val="left"/>
+            </w:pPr>
+            <w:r>
+              <w:rPr>
+                <w:rFonts w:ascii="TimeNewRoman" w:hAnsi="TimeNewRoman"/>
+                <w:sz w:val="30"/>
+              </w:rPr>
+              <w:t>70+13=</w:t>
+            </w:r>
+          </w:p>
+        </w:tc>
+        <w:tc>
+          <w:tcPr>
+            <w:tcW w:type="dxa" w:w="1987"/>
+          </w:tcPr>
+          <w:p>
+            <w:pPr>
+              <w:jc w:val="left"/>
+            </w:pPr>
+            <w:r>
+              <w:rPr>
+                <w:rFonts w:ascii="TimeNewRoman" w:hAnsi="TimeNewRoman"/>
+                <w:sz w:val="30"/>
+              </w:rPr>
+              <w:t>39-11=</w:t>
+            </w:r>
+          </w:p>
+        </w:tc>
+        <w:tc>
+          <w:tcPr>
+            <w:tcW w:type="dxa" w:w="1987"/>
+          </w:tcPr>
+          <w:p>
+            <w:pPr>
+              <w:jc w:val="left"/>
+            </w:pPr>
+            <w:r>
+              <w:rPr>
+                <w:rFonts w:ascii="TimeNewRoman" w:hAnsi="TimeNewRoman"/>
+                <w:sz w:val="30"/>
+              </w:rPr>
+              <w:t>3+96=</w:t>
+            </w:r>
+          </w:p>
+        </w:tc>
+      </w:tr>
+      <w:tr>
+        <w:tc>
+          <w:tcPr>
+            <w:tcW w:type="dxa" w:w="1987"/>
+          </w:tcPr>
+          <w:p>
+            <w:pPr>
+              <w:jc w:val="left"/>
+            </w:pPr>
+            <w:r>
+              <w:rPr>
+                <w:rFonts w:ascii="TimeNewRoman" w:hAnsi="TimeNewRoman"/>
+                <w:sz w:val="30"/>
+              </w:rPr>
+              <w:t>80+7=</w:t>
+            </w:r>
+          </w:p>
+        </w:tc>
+        <w:tc>
+          <w:tcPr>
+            <w:tcW w:type="dxa" w:w="1987"/>
+          </w:tcPr>
+          <w:p>
+            <w:pPr>
+              <w:jc w:val="left"/>
+            </w:pPr>
+            <w:r>
+              <w:rPr>
+                <w:rFonts w:ascii="TimeNewRoman" w:hAnsi="TimeNewRoman"/>
+                <w:sz w:val="30"/>
+              </w:rPr>
+              <w:t>7×5=</w:t>
+            </w:r>
+          </w:p>
+        </w:tc>
+        <w:tc>
+          <w:tcPr>
+            <w:tcW w:type="dxa" w:w="1987"/>
+          </w:tcPr>
+          <w:p>
+            <w:pPr>
+              <w:jc w:val="left"/>
+            </w:pPr>
+            <w:r>
+              <w:rPr>
+                <w:rFonts w:ascii="TimeNewRoman" w:hAnsi="TimeNewRoman"/>
+                <w:sz w:val="30"/>
+              </w:rPr>
+              <w:t>6+4+41=</w:t>
             </w:r>
           </w:p>
         </w:tc>
@@ -787,24 +1587,7 @@
                 <w:rFonts w:ascii="TimeNewRoman" w:hAnsi="TimeNewRoman"/>
                 <w:sz w:val="30"/>
               </w:rPr>
-              <w:t>18÷3=</w:t>
-            </w:r>
-          </w:p>
-        </w:tc>
-        <w:tc>
-          <w:tcPr>
-            <w:tcW w:type="dxa" w:w="1987"/>
-          </w:tcPr>
-          <w:p>
-            <w:pPr>
-              <w:jc w:val="left"/>
-            </w:pPr>
-            <w:r>
-              <w:rPr>
-                <w:rFonts w:ascii="TimeNewRoman" w:hAnsi="TimeNewRoman"/>
-                <w:sz w:val="30"/>
-              </w:rPr>
-              <w:t>5×7=</w:t>
+              <w:t>66+33=</w:t>
             </w:r>
           </w:p>
         </w:tc>
@@ -823,7 +1606,7 @@
                 <w:rFonts w:ascii="TimeNewRoman" w:hAnsi="TimeNewRoman"/>
                 <w:sz w:val="30"/>
               </w:rPr>
-              <w:t>99-34=</w:t>
+              <w:t>52-2=</w:t>
             </w:r>
           </w:p>
         </w:tc>
@@ -840,7 +1623,7 @@
                 <w:rFonts w:ascii="TimeNewRoman" w:hAnsi="TimeNewRoman"/>
                 <w:sz w:val="30"/>
               </w:rPr>
-              <w:t>37+47=</w:t>
+              <w:t>82-38=</w:t>
             </w:r>
           </w:p>
         </w:tc>
@@ -857,7 +1640,7 @@
                 <w:rFonts w:ascii="TimeNewRoman" w:hAnsi="TimeNewRoman"/>
                 <w:sz w:val="30"/>
               </w:rPr>
-              <w:t>33-15=</w:t>
+              <w:t>33+36+69=</w:t>
             </w:r>
           </w:p>
         </w:tc>
@@ -874,7 +1657,7 @@
                 <w:rFonts w:ascii="TimeNewRoman" w:hAnsi="TimeNewRoman"/>
                 <w:sz w:val="30"/>
               </w:rPr>
-              <w:t>4×4=</w:t>
+              <w:t>32+7=</w:t>
             </w:r>
           </w:p>
         </w:tc>
@@ -891,7 +1674,7 @@
                 <w:rFonts w:ascii="TimeNewRoman" w:hAnsi="TimeNewRoman"/>
                 <w:sz w:val="30"/>
               </w:rPr>
-              <w:t>2×9=</w:t>
+              <w:t>2×6+67=</w:t>
             </w:r>
           </w:p>
         </w:tc>
@@ -910,7 +1693,7 @@
                 <w:rFonts w:ascii="TimeNewRoman" w:hAnsi="TimeNewRoman"/>
                 <w:sz w:val="30"/>
               </w:rPr>
-              <w:t>88+49+54=</w:t>
+              <w:t>94+32-26=</w:t>
             </w:r>
           </w:p>
         </w:tc>
@@ -927,150 +1710,10 @@
                 <w:rFonts w:ascii="TimeNewRoman" w:hAnsi="TimeNewRoman"/>
                 <w:sz w:val="30"/>
               </w:rPr>
-              <w:t>6÷2=</w:t>
+              <w:t>20÷5=</w:t>
             </w:r>
           </w:p>
         </w:tc>
-        <w:tc>
-          <w:tcPr>
-            <w:tcW w:type="dxa" w:w="1987"/>
-          </w:tcPr>
-          <w:p>
-            <w:pPr>
-              <w:jc w:val="left"/>
-            </w:pPr>
-            <w:r>
-              <w:rPr>
-                <w:rFonts w:ascii="TimeNewRoman" w:hAnsi="TimeNewRoman"/>
-                <w:sz w:val="30"/>
-              </w:rPr>
-              <w:t>3×4-10=</w:t>
-            </w:r>
-          </w:p>
-        </w:tc>
-        <w:tc>
-          <w:tcPr>
-            <w:tcW w:type="dxa" w:w="1987"/>
-          </w:tcPr>
-          <w:p>
-            <w:pPr>
-              <w:jc w:val="left"/>
-            </w:pPr>
-            <w:r>
-              <w:rPr>
-                <w:rFonts w:ascii="TimeNewRoman" w:hAnsi="TimeNewRoman"/>
-                <w:sz w:val="30"/>
-              </w:rPr>
-              <w:t>40+35=</w:t>
-            </w:r>
-          </w:p>
-        </w:tc>
-        <w:tc>
-          <w:tcPr>
-            <w:tcW w:type="dxa" w:w="1987"/>
-          </w:tcPr>
-          <w:p>
-            <w:pPr>
-              <w:jc w:val="left"/>
-            </w:pPr>
-            <w:r>
-              <w:rPr>
-                <w:rFonts w:ascii="TimeNewRoman" w:hAnsi="TimeNewRoman"/>
-                <w:sz w:val="30"/>
-              </w:rPr>
-              <w:t>30÷5=</w:t>
-            </w:r>
-          </w:p>
-        </w:tc>
-      </w:tr>
-      <w:tr>
-        <w:tc>
-          <w:tcPr>
-            <w:tcW w:type="dxa" w:w="1987"/>
-          </w:tcPr>
-          <w:p>
-            <w:pPr>
-              <w:jc w:val="left"/>
-            </w:pPr>
-            <w:r>
-              <w:rPr>
-                <w:rFonts w:ascii="TimeNewRoman" w:hAnsi="TimeNewRoman"/>
-                <w:sz w:val="30"/>
-              </w:rPr>
-              <w:t>8×8=</w:t>
-            </w:r>
-          </w:p>
-        </w:tc>
-        <w:tc>
-          <w:tcPr>
-            <w:tcW w:type="dxa" w:w="1987"/>
-          </w:tcPr>
-          <w:p>
-            <w:pPr>
-              <w:jc w:val="left"/>
-            </w:pPr>
-            <w:r>
-              <w:rPr>
-                <w:rFonts w:ascii="TimeNewRoman" w:hAnsi="TimeNewRoman"/>
-                <w:sz w:val="30"/>
-              </w:rPr>
-              <w:t>5×9=</w:t>
-            </w:r>
-          </w:p>
-        </w:tc>
-        <w:tc>
-          <w:tcPr>
-            <w:tcW w:type="dxa" w:w="1987"/>
-          </w:tcPr>
-          <w:p>
-            <w:pPr>
-              <w:jc w:val="left"/>
-            </w:pPr>
-            <w:r>
-              <w:rPr>
-                <w:rFonts w:ascii="TimeNewRoman" w:hAnsi="TimeNewRoman"/>
-                <w:sz w:val="30"/>
-              </w:rPr>
-              <w:t>14+50=</w:t>
-            </w:r>
-          </w:p>
-        </w:tc>
-        <w:tc>
-          <w:tcPr>
-            <w:tcW w:type="dxa" w:w="1987"/>
-          </w:tcPr>
-          <w:p>
-            <w:pPr>
-              <w:jc w:val="left"/>
-            </w:pPr>
-            <w:r>
-              <w:rPr>
-                <w:rFonts w:ascii="TimeNewRoman" w:hAnsi="TimeNewRoman"/>
-                <w:sz w:val="30"/>
-              </w:rPr>
-              <w:t>20+68=</w:t>
-            </w:r>
-          </w:p>
-        </w:tc>
-        <w:tc>
-          <w:tcPr>
-            <w:tcW w:type="dxa" w:w="1987"/>
-          </w:tcPr>
-          <w:p>
-            <w:pPr>
-              <w:jc w:val="left"/>
-            </w:pPr>
-            <w:r>
-              <w:rPr>
-                <w:rFonts w:ascii="TimeNewRoman" w:hAnsi="TimeNewRoman"/>
-                <w:sz w:val="30"/>
-              </w:rPr>
-              <w:t>35+88-70=</w:t>
-            </w:r>
-          </w:p>
-        </w:tc>
-      </w:tr>
-      <w:tr>
         <w:tc>
           <w:tcPr>
             <w:tcW w:type="dxa" w:w="1987"/>
@@ -1101,7 +1744,7 @@
                 <w:rFonts w:ascii="TimeNewRoman" w:hAnsi="TimeNewRoman"/>
                 <w:sz w:val="30"/>
               </w:rPr>
-              <w:t>31+9=</w:t>
+              <w:t>7×5-17=</w:t>
             </w:r>
           </w:p>
         </w:tc>
@@ -1118,650 +1761,7 @@
                 <w:rFonts w:ascii="TimeNewRoman" w:hAnsi="TimeNewRoman"/>
                 <w:sz w:val="30"/>
               </w:rPr>
-              <w:t>92+83-82=</w:t>
-            </w:r>
-          </w:p>
-        </w:tc>
-        <w:tc>
-          <w:tcPr>
-            <w:tcW w:type="dxa" w:w="1987"/>
-          </w:tcPr>
-          <w:p>
-            <w:pPr>
-              <w:jc w:val="left"/>
-            </w:pPr>
-            <w:r>
-              <w:rPr>
-                <w:rFonts w:ascii="TimeNewRoman" w:hAnsi="TimeNewRoman"/>
-                <w:sz w:val="30"/>
-              </w:rPr>
-              <w:t>90+53-21=</w:t>
-            </w:r>
-          </w:p>
-        </w:tc>
-        <w:tc>
-          <w:tcPr>
-            <w:tcW w:type="dxa" w:w="1987"/>
-          </w:tcPr>
-          <w:p>
-            <w:pPr>
-              <w:jc w:val="left"/>
-            </w:pPr>
-            <w:r>
-              <w:rPr>
-                <w:rFonts w:ascii="TimeNewRoman" w:hAnsi="TimeNewRoman"/>
-                <w:sz w:val="30"/>
-              </w:rPr>
-              <w:t>9×7=</w:t>
-            </w:r>
-          </w:p>
-        </w:tc>
-      </w:tr>
-      <w:tr>
-        <w:tc>
-          <w:tcPr>
-            <w:tcW w:type="dxa" w:w="1987"/>
-          </w:tcPr>
-          <w:p>
-            <w:pPr>
-              <w:jc w:val="left"/>
-            </w:pPr>
-            <w:r>
-              <w:rPr>
-                <w:rFonts w:ascii="TimeNewRoman" w:hAnsi="TimeNewRoman"/>
-                <w:sz w:val="30"/>
-              </w:rPr>
-              <w:t>53+12=</w:t>
-            </w:r>
-          </w:p>
-        </w:tc>
-        <w:tc>
-          <w:tcPr>
-            <w:tcW w:type="dxa" w:w="1987"/>
-          </w:tcPr>
-          <w:p>
-            <w:pPr>
-              <w:jc w:val="left"/>
-            </w:pPr>
-            <w:r>
-              <w:rPr>
-                <w:rFonts w:ascii="TimeNewRoman" w:hAnsi="TimeNewRoman"/>
-                <w:sz w:val="30"/>
-              </w:rPr>
-              <w:t>52-13=</w:t>
-            </w:r>
-          </w:p>
-        </w:tc>
-        <w:tc>
-          <w:tcPr>
-            <w:tcW w:type="dxa" w:w="1987"/>
-          </w:tcPr>
-          <w:p>
-            <w:pPr>
-              <w:jc w:val="left"/>
-            </w:pPr>
-            <w:r>
-              <w:rPr>
-                <w:rFonts w:ascii="TimeNewRoman" w:hAnsi="TimeNewRoman"/>
-                <w:sz w:val="30"/>
-              </w:rPr>
-              <w:t>8×3=</w:t>
-            </w:r>
-          </w:p>
-        </w:tc>
-        <w:tc>
-          <w:tcPr>
-            <w:tcW w:type="dxa" w:w="1987"/>
-          </w:tcPr>
-          <w:p>
-            <w:pPr>
-              <w:jc w:val="left"/>
-            </w:pPr>
-            <w:r>
-              <w:rPr>
-                <w:rFonts w:ascii="TimeNewRoman" w:hAnsi="TimeNewRoman"/>
-                <w:sz w:val="30"/>
-              </w:rPr>
-              <w:t>13+91+88=</w:t>
-            </w:r>
-          </w:p>
-        </w:tc>
-        <w:tc>
-          <w:tcPr>
-            <w:tcW w:type="dxa" w:w="1987"/>
-          </w:tcPr>
-          <w:p>
-            <w:pPr>
-              <w:jc w:val="left"/>
-            </w:pPr>
-            <w:r>
-              <w:rPr>
-                <w:rFonts w:ascii="TimeNewRoman" w:hAnsi="TimeNewRoman"/>
-                <w:sz w:val="30"/>
-              </w:rPr>
-              <w:t>3+40=</w:t>
-            </w:r>
-          </w:p>
-        </w:tc>
-      </w:tr>
-      <w:tr>
-        <w:tc>
-          <w:tcPr>
-            <w:tcW w:type="dxa" w:w="1987"/>
-          </w:tcPr>
-          <w:p>
-            <w:pPr>
-              <w:jc w:val="left"/>
-            </w:pPr>
-            <w:r>
-              <w:rPr>
-                <w:rFonts w:ascii="TimeNewRoman" w:hAnsi="TimeNewRoman"/>
-                <w:sz w:val="30"/>
-              </w:rPr>
-              <w:t>4×9+92=</w:t>
-            </w:r>
-          </w:p>
-        </w:tc>
-        <w:tc>
-          <w:tcPr>
-            <w:tcW w:type="dxa" w:w="1987"/>
-          </w:tcPr>
-          <w:p>
-            <w:pPr>
-              <w:jc w:val="left"/>
-            </w:pPr>
-            <w:r>
-              <w:rPr>
-                <w:rFonts w:ascii="TimeNewRoman" w:hAnsi="TimeNewRoman"/>
-                <w:sz w:val="30"/>
-              </w:rPr>
-              <w:t>48-9=</w:t>
-            </w:r>
-          </w:p>
-        </w:tc>
-        <w:tc>
-          <w:tcPr>
-            <w:tcW w:type="dxa" w:w="1987"/>
-          </w:tcPr>
-          <w:p>
-            <w:pPr>
-              <w:jc w:val="left"/>
-            </w:pPr>
-            <w:r>
-              <w:rPr>
-                <w:rFonts w:ascii="TimeNewRoman" w:hAnsi="TimeNewRoman"/>
-                <w:sz w:val="30"/>
-              </w:rPr>
-              <w:t>23+57=</w:t>
-            </w:r>
-          </w:p>
-        </w:tc>
-        <w:tc>
-          <w:tcPr>
-            <w:tcW w:type="dxa" w:w="1987"/>
-          </w:tcPr>
-          <w:p>
-            <w:pPr>
-              <w:jc w:val="left"/>
-            </w:pPr>
-            <w:r>
-              <w:rPr>
-                <w:rFonts w:ascii="TimeNewRoman" w:hAnsi="TimeNewRoman"/>
-                <w:sz w:val="30"/>
-              </w:rPr>
-              <w:t>5×8-26=</w:t>
-            </w:r>
-          </w:p>
-        </w:tc>
-        <w:tc>
-          <w:tcPr>
-            <w:tcW w:type="dxa" w:w="1987"/>
-          </w:tcPr>
-          <w:p>
-            <w:pPr>
-              <w:jc w:val="left"/>
-            </w:pPr>
-            <w:r>
-              <w:rPr>
-                <w:rFonts w:ascii="TimeNewRoman" w:hAnsi="TimeNewRoman"/>
-                <w:sz w:val="30"/>
-              </w:rPr>
-              <w:t>45-21=</w:t>
-            </w:r>
-          </w:p>
-        </w:tc>
-      </w:tr>
-      <w:tr>
-        <w:tc>
-          <w:tcPr>
-            <w:tcW w:type="dxa" w:w="1987"/>
-          </w:tcPr>
-          <w:p>
-            <w:pPr>
-              <w:jc w:val="left"/>
-            </w:pPr>
-            <w:r>
-              <w:rPr>
-                <w:rFonts w:ascii="TimeNewRoman" w:hAnsi="TimeNewRoman"/>
-                <w:sz w:val="30"/>
-              </w:rPr>
-              <w:t>63+10=</w:t>
-            </w:r>
-          </w:p>
-        </w:tc>
-        <w:tc>
-          <w:tcPr>
-            <w:tcW w:type="dxa" w:w="1987"/>
-          </w:tcPr>
-          <w:p>
-            <w:pPr>
-              <w:jc w:val="left"/>
-            </w:pPr>
-            <w:r>
-              <w:rPr>
-                <w:rFonts w:ascii="TimeNewRoman" w:hAnsi="TimeNewRoman"/>
-                <w:sz w:val="30"/>
-              </w:rPr>
-              <w:t>48+48+33=</w:t>
-            </w:r>
-          </w:p>
-        </w:tc>
-        <w:tc>
-          <w:tcPr>
-            <w:tcW w:type="dxa" w:w="1987"/>
-          </w:tcPr>
-          <w:p>
-            <w:pPr>
-              <w:jc w:val="left"/>
-            </w:pPr>
-            <w:r>
-              <w:rPr>
-                <w:rFonts w:ascii="TimeNewRoman" w:hAnsi="TimeNewRoman"/>
-                <w:sz w:val="30"/>
-              </w:rPr>
-              <w:t>38+58-74=</w:t>
-            </w:r>
-          </w:p>
-        </w:tc>
-        <w:tc>
-          <w:tcPr>
-            <w:tcW w:type="dxa" w:w="1987"/>
-          </w:tcPr>
-          <w:p>
-            <w:pPr>
-              <w:jc w:val="left"/>
-            </w:pPr>
-            <w:r>
-              <w:rPr>
-                <w:rFonts w:ascii="TimeNewRoman" w:hAnsi="TimeNewRoman"/>
-                <w:sz w:val="30"/>
-              </w:rPr>
-              <w:t>1×7=</w:t>
-            </w:r>
-          </w:p>
-        </w:tc>
-        <w:tc>
-          <w:tcPr>
-            <w:tcW w:type="dxa" w:w="1987"/>
-          </w:tcPr>
-          <w:p>
-            <w:pPr>
-              <w:jc w:val="left"/>
-            </w:pPr>
-            <w:r>
-              <w:rPr>
-                <w:rFonts w:ascii="TimeNewRoman" w:hAnsi="TimeNewRoman"/>
-                <w:sz w:val="30"/>
-              </w:rPr>
-              <w:t>9×8=</w:t>
-            </w:r>
-          </w:p>
-        </w:tc>
-      </w:tr>
-      <w:tr>
-        <w:tc>
-          <w:tcPr>
-            <w:tcW w:type="dxa" w:w="1987"/>
-          </w:tcPr>
-          <w:p>
-            <w:pPr>
-              <w:jc w:val="left"/>
-            </w:pPr>
-            <w:r>
-              <w:rPr>
-                <w:rFonts w:ascii="TimeNewRoman" w:hAnsi="TimeNewRoman"/>
-                <w:sz w:val="30"/>
-              </w:rPr>
-              <w:t>64+45-89=</w:t>
-            </w:r>
-          </w:p>
-        </w:tc>
-        <w:tc>
-          <w:tcPr>
-            <w:tcW w:type="dxa" w:w="1987"/>
-          </w:tcPr>
-          <w:p>
-            <w:pPr>
-              <w:jc w:val="left"/>
-            </w:pPr>
-            <w:r>
-              <w:rPr>
-                <w:rFonts w:ascii="TimeNewRoman" w:hAnsi="TimeNewRoman"/>
-                <w:sz w:val="30"/>
-              </w:rPr>
-              <w:t>3×7-7=</w:t>
-            </w:r>
-          </w:p>
-        </w:tc>
-        <w:tc>
-          <w:tcPr>
-            <w:tcW w:type="dxa" w:w="1987"/>
-          </w:tcPr>
-          <w:p>
-            <w:pPr>
-              <w:jc w:val="left"/>
-            </w:pPr>
-            <w:r>
-              <w:rPr>
-                <w:rFonts w:ascii="TimeNewRoman" w:hAnsi="TimeNewRoman"/>
-                <w:sz w:val="30"/>
-              </w:rPr>
-              <w:t>4×3=</w:t>
-            </w:r>
-          </w:p>
-        </w:tc>
-        <w:tc>
-          <w:tcPr>
-            <w:tcW w:type="dxa" w:w="1987"/>
-          </w:tcPr>
-          <w:p>
-            <w:pPr>
-              <w:jc w:val="left"/>
-            </w:pPr>
-            <w:r>
-              <w:rPr>
-                <w:rFonts w:ascii="TimeNewRoman" w:hAnsi="TimeNewRoman"/>
-                <w:sz w:val="30"/>
-              </w:rPr>
-              <w:t>81+6=</w:t>
-            </w:r>
-          </w:p>
-        </w:tc>
-        <w:tc>
-          <w:tcPr>
-            <w:tcW w:type="dxa" w:w="1987"/>
-          </w:tcPr>
-          <w:p>
-            <w:pPr>
-              <w:jc w:val="left"/>
-            </w:pPr>
-            <w:r>
-              <w:rPr>
-                <w:rFonts w:ascii="TimeNewRoman" w:hAnsi="TimeNewRoman"/>
-                <w:sz w:val="30"/>
-              </w:rPr>
-              <w:t>1×2=</w:t>
-            </w:r>
-          </w:p>
-        </w:tc>
-      </w:tr>
-      <w:tr>
-        <w:tc>
-          <w:tcPr>
-            <w:tcW w:type="dxa" w:w="1987"/>
-          </w:tcPr>
-          <w:p>
-            <w:pPr>
-              <w:jc w:val="left"/>
-            </w:pPr>
-            <w:r>
-              <w:rPr>
-                <w:rFonts w:ascii="TimeNewRoman" w:hAnsi="TimeNewRoman"/>
-                <w:sz w:val="30"/>
-              </w:rPr>
-              <w:t>46-13=</w:t>
-            </w:r>
-          </w:p>
-        </w:tc>
-        <w:tc>
-          <w:tcPr>
-            <w:tcW w:type="dxa" w:w="1987"/>
-          </w:tcPr>
-          <w:p>
-            <w:pPr>
-              <w:jc w:val="left"/>
-            </w:pPr>
-            <w:r>
-              <w:rPr>
-                <w:rFonts w:ascii="TimeNewRoman" w:hAnsi="TimeNewRoman"/>
-                <w:sz w:val="30"/>
-              </w:rPr>
-              <w:t>32+52=</w:t>
-            </w:r>
-          </w:p>
-        </w:tc>
-        <w:tc>
-          <w:tcPr>
-            <w:tcW w:type="dxa" w:w="1987"/>
-          </w:tcPr>
-          <w:p>
-            <w:pPr>
-              <w:jc w:val="left"/>
-            </w:pPr>
-            <w:r>
-              <w:rPr>
-                <w:rFonts w:ascii="TimeNewRoman" w:hAnsi="TimeNewRoman"/>
-                <w:sz w:val="30"/>
-              </w:rPr>
-              <w:t>40-1=</w:t>
-            </w:r>
-          </w:p>
-        </w:tc>
-        <w:tc>
-          <w:tcPr>
-            <w:tcW w:type="dxa" w:w="1987"/>
-          </w:tcPr>
-          <w:p>
-            <w:pPr>
-              <w:jc w:val="left"/>
-            </w:pPr>
-            <w:r>
-              <w:rPr>
-                <w:rFonts w:ascii="TimeNewRoman" w:hAnsi="TimeNewRoman"/>
-                <w:sz w:val="30"/>
-              </w:rPr>
-              <w:t>85-83=</w:t>
-            </w:r>
-          </w:p>
-        </w:tc>
-        <w:tc>
-          <w:tcPr>
-            <w:tcW w:type="dxa" w:w="1987"/>
-          </w:tcPr>
-          <w:p>
-            <w:pPr>
-              <w:jc w:val="left"/>
-            </w:pPr>
-            <w:r>
-              <w:rPr>
-                <w:rFonts w:ascii="TimeNewRoman" w:hAnsi="TimeNewRoman"/>
-                <w:sz w:val="30"/>
-              </w:rPr>
-              <w:t>20÷5=</w:t>
-            </w:r>
-          </w:p>
-        </w:tc>
-      </w:tr>
-      <w:tr>
-        <w:tc>
-          <w:tcPr>
-            <w:tcW w:type="dxa" w:w="1987"/>
-          </w:tcPr>
-          <w:p>
-            <w:pPr>
-              <w:jc w:val="left"/>
-            </w:pPr>
-            <w:r>
-              <w:rPr>
-                <w:rFonts w:ascii="TimeNewRoman" w:hAnsi="TimeNewRoman"/>
-                <w:sz w:val="30"/>
-              </w:rPr>
-              <w:t>6×4=</w:t>
-            </w:r>
-          </w:p>
-        </w:tc>
-        <w:tc>
-          <w:tcPr>
-            <w:tcW w:type="dxa" w:w="1987"/>
-          </w:tcPr>
-          <w:p>
-            <w:pPr>
-              <w:jc w:val="left"/>
-            </w:pPr>
-            <w:r>
-              <w:rPr>
-                <w:rFonts w:ascii="TimeNewRoman" w:hAnsi="TimeNewRoman"/>
-                <w:sz w:val="30"/>
-              </w:rPr>
-              <w:t>99+30+83=</w:t>
-            </w:r>
-          </w:p>
-        </w:tc>
-        <w:tc>
-          <w:tcPr>
-            <w:tcW w:type="dxa" w:w="1987"/>
-          </w:tcPr>
-          <w:p>
-            <w:pPr>
-              <w:jc w:val="left"/>
-            </w:pPr>
-            <w:r>
-              <w:rPr>
-                <w:rFonts w:ascii="TimeNewRoman" w:hAnsi="TimeNewRoman"/>
-                <w:sz w:val="30"/>
-              </w:rPr>
-              <w:t>6×8-1=</w:t>
-            </w:r>
-          </w:p>
-        </w:tc>
-        <w:tc>
-          <w:tcPr>
-            <w:tcW w:type="dxa" w:w="1987"/>
-          </w:tcPr>
-          <w:p>
-            <w:pPr>
-              <w:jc w:val="left"/>
-            </w:pPr>
-            <w:r>
-              <w:rPr>
-                <w:rFonts w:ascii="TimeNewRoman" w:hAnsi="TimeNewRoman"/>
-                <w:sz w:val="30"/>
-              </w:rPr>
-              <w:t>93+96+37=</w:t>
-            </w:r>
-          </w:p>
-        </w:tc>
-        <w:tc>
-          <w:tcPr>
-            <w:tcW w:type="dxa" w:w="1987"/>
-          </w:tcPr>
-          <w:p>
-            <w:pPr>
-              <w:jc w:val="left"/>
-            </w:pPr>
-            <w:r>
-              <w:rPr>
-                <w:rFonts w:ascii="TimeNewRoman" w:hAnsi="TimeNewRoman"/>
-                <w:sz w:val="30"/>
-              </w:rPr>
-              <w:t>16÷4=</w:t>
-            </w:r>
-          </w:p>
-        </w:tc>
-      </w:tr>
-      <w:tr>
-        <w:tc>
-          <w:tcPr>
-            <w:tcW w:type="dxa" w:w="1987"/>
-          </w:tcPr>
-          <w:p>
-            <w:pPr>
-              <w:jc w:val="left"/>
-            </w:pPr>
-            <w:r>
-              <w:rPr>
-                <w:rFonts w:ascii="TimeNewRoman" w:hAnsi="TimeNewRoman"/>
-                <w:sz w:val="30"/>
-              </w:rPr>
-              <w:t>4×4+25=</w:t>
-            </w:r>
-          </w:p>
-        </w:tc>
-        <w:tc>
-          <w:tcPr>
-            <w:tcW w:type="dxa" w:w="1987"/>
-          </w:tcPr>
-          <w:p>
-            <w:pPr>
-              <w:jc w:val="left"/>
-            </w:pPr>
-            <w:r>
-              <w:rPr>
-                <w:rFonts w:ascii="TimeNewRoman" w:hAnsi="TimeNewRoman"/>
-                <w:sz w:val="30"/>
-              </w:rPr>
-              <w:t>6×3+90=</w:t>
-            </w:r>
-          </w:p>
-        </w:tc>
-        <w:tc>
-          <w:tcPr>
-            <w:tcW w:type="dxa" w:w="1987"/>
-          </w:tcPr>
-          <w:p>
-            <w:pPr>
-              <w:jc w:val="left"/>
-            </w:pPr>
-            <w:r>
-              <w:rPr>
-                <w:rFonts w:ascii="TimeNewRoman" w:hAnsi="TimeNewRoman"/>
-                <w:sz w:val="30"/>
-              </w:rPr>
-              <w:t>19+38=</w:t>
-            </w:r>
-          </w:p>
-        </w:tc>
-        <w:tc>
-          <w:tcPr>
-            <w:tcW w:type="dxa" w:w="1987"/>
-          </w:tcPr>
-          <w:p>
-            <w:pPr>
-              <w:jc w:val="left"/>
-            </w:pPr>
-            <w:r>
-              <w:rPr>
-                <w:rFonts w:ascii="TimeNewRoman" w:hAnsi="TimeNewRoman"/>
-                <w:sz w:val="30"/>
-              </w:rPr>
-              <w:t>8×5-40=</w:t>
-            </w:r>
-          </w:p>
-        </w:tc>
-        <w:tc>
-          <w:tcPr>
-            <w:tcW w:type="dxa" w:w="1987"/>
-          </w:tcPr>
-          <w:p>
-            <w:pPr>
-              <w:jc w:val="left"/>
-            </w:pPr>
-            <w:r>
-              <w:rPr>
-                <w:rFonts w:ascii="TimeNewRoman" w:hAnsi="TimeNewRoman"/>
-                <w:sz w:val="30"/>
-              </w:rPr>
-              <w:t>65+53+61=</w:t>
+              <w:t>1+6-5=</w:t>
             </w:r>
           </w:p>
         </w:tc>

--- a/mixed.docx
+++ b/mixed.docx
@@ -11,7 +11,7 @@
           <w:rFonts w:ascii="Arial" w:hAnsi="Arial"/>
           <w:sz w:val="30"/>
         </w:rPr>
-        <w:t>2026-09-18 Friday</w:t>
+        <w:t>2026-09-19 Saturday</w:t>
       </w:r>
     </w:p>
     <w:tbl>
@@ -40,7 +40,7 @@
                 <w:rFonts w:ascii="TimeNewRoman" w:hAnsi="TimeNewRoman"/>
                 <w:sz w:val="30"/>
               </w:rPr>
-              <w:t>6×3=</w:t>
+              <w:t>39+9=</w:t>
             </w:r>
           </w:p>
         </w:tc>
@@ -57,7 +57,7 @@
                 <w:rFonts w:ascii="TimeNewRoman" w:hAnsi="TimeNewRoman"/>
                 <w:sz w:val="30"/>
               </w:rPr>
-              <w:t>83+5+20=</w:t>
+              <w:t>2×9=</w:t>
             </w:r>
           </w:p>
         </w:tc>
@@ -74,7 +74,7 @@
                 <w:rFonts w:ascii="TimeNewRoman" w:hAnsi="TimeNewRoman"/>
                 <w:sz w:val="30"/>
               </w:rPr>
-              <w:t>8×9+79=</w:t>
+              <w:t>8+80=</w:t>
             </w:r>
           </w:p>
         </w:tc>
@@ -91,7 +91,7 @@
                 <w:rFonts w:ascii="TimeNewRoman" w:hAnsi="TimeNewRoman"/>
                 <w:sz w:val="30"/>
               </w:rPr>
-              <w:t>9×7+7=</w:t>
+              <w:t>9+1=</w:t>
             </w:r>
           </w:p>
         </w:tc>
@@ -108,7 +108,7 @@
                 <w:rFonts w:ascii="TimeNewRoman" w:hAnsi="TimeNewRoman"/>
                 <w:sz w:val="30"/>
               </w:rPr>
-              <w:t>88-45=</w:t>
+              <w:t>82+13+7=</w:t>
             </w:r>
           </w:p>
         </w:tc>
@@ -127,215 +127,7 @@
                 <w:rFonts w:ascii="TimeNewRoman" w:hAnsi="TimeNewRoman"/>
                 <w:sz w:val="30"/>
               </w:rPr>
-              <w:t>96+39-81=</w:t>
-            </w:r>
-          </w:p>
-        </w:tc>
-        <w:tc>
-          <w:tcPr>
-            <w:tcW w:type="dxa" w:w="1987"/>
-          </w:tcPr>
-          <w:p>
-            <w:pPr>
-              <w:jc w:val="left"/>
-            </w:pPr>
-            <w:r>
-              <w:rPr>
-                <w:rFonts w:ascii="TimeNewRoman" w:hAnsi="TimeNewRoman"/>
-                <w:sz w:val="30"/>
-              </w:rPr>
-              <w:t>3×2=</w:t>
-            </w:r>
-          </w:p>
-        </w:tc>
-        <w:tc>
-          <w:tcPr>
-            <w:tcW w:type="dxa" w:w="1987"/>
-          </w:tcPr>
-          <w:p>
-            <w:pPr>
-              <w:jc w:val="left"/>
-            </w:pPr>
-            <w:r>
-              <w:rPr>
-                <w:rFonts w:ascii="TimeNewRoman" w:hAnsi="TimeNewRoman"/>
-                <w:sz w:val="30"/>
-              </w:rPr>
-              <w:t>4×3=</w:t>
-            </w:r>
-          </w:p>
-        </w:tc>
-        <w:tc>
-          <w:tcPr>
-            <w:tcW w:type="dxa" w:w="1987"/>
-          </w:tcPr>
-          <w:p>
-            <w:pPr>
-              <w:jc w:val="left"/>
-            </w:pPr>
-            <w:r>
-              <w:rPr>
-                <w:rFonts w:ascii="TimeNewRoman" w:hAnsi="TimeNewRoman"/>
-                <w:sz w:val="30"/>
-              </w:rPr>
-              <w:t>8×6-38=</w:t>
-            </w:r>
-          </w:p>
-        </w:tc>
-        <w:tc>
-          <w:tcPr>
-            <w:tcW w:type="dxa" w:w="1987"/>
-          </w:tcPr>
-          <w:p>
-            <w:pPr>
-              <w:jc w:val="left"/>
-            </w:pPr>
-            <w:r>
-              <w:rPr>
-                <w:rFonts w:ascii="TimeNewRoman" w:hAnsi="TimeNewRoman"/>
-                <w:sz w:val="30"/>
-              </w:rPr>
-              <w:t>28+63=</w:t>
-            </w:r>
-          </w:p>
-        </w:tc>
-      </w:tr>
-      <w:tr>
-        <w:tc>
-          <w:tcPr>
-            <w:tcW w:type="dxa" w:w="1987"/>
-          </w:tcPr>
-          <w:p>
-            <w:pPr>
-              <w:jc w:val="left"/>
-            </w:pPr>
-            <w:r>
-              <w:rPr>
-                <w:rFonts w:ascii="TimeNewRoman" w:hAnsi="TimeNewRoman"/>
-                <w:sz w:val="30"/>
-              </w:rPr>
-              <w:t>4×2=</w:t>
-            </w:r>
-          </w:p>
-        </w:tc>
-        <w:tc>
-          <w:tcPr>
-            <w:tcW w:type="dxa" w:w="1987"/>
-          </w:tcPr>
-          <w:p>
-            <w:pPr>
-              <w:jc w:val="left"/>
-            </w:pPr>
-            <w:r>
-              <w:rPr>
-                <w:rFonts w:ascii="TimeNewRoman" w:hAnsi="TimeNewRoman"/>
-                <w:sz w:val="30"/>
-              </w:rPr>
-              <w:t>24÷3=</w:t>
-            </w:r>
-          </w:p>
-        </w:tc>
-        <w:tc>
-          <w:tcPr>
-            <w:tcW w:type="dxa" w:w="1987"/>
-          </w:tcPr>
-          <w:p>
-            <w:pPr>
-              <w:jc w:val="left"/>
-            </w:pPr>
-            <w:r>
-              <w:rPr>
-                <w:rFonts w:ascii="TimeNewRoman" w:hAnsi="TimeNewRoman"/>
-                <w:sz w:val="30"/>
-              </w:rPr>
-              <w:t>9×1=</w:t>
-            </w:r>
-          </w:p>
-        </w:tc>
-        <w:tc>
-          <w:tcPr>
-            <w:tcW w:type="dxa" w:w="1987"/>
-          </w:tcPr>
-          <w:p>
-            <w:pPr>
-              <w:jc w:val="left"/>
-            </w:pPr>
-            <w:r>
-              <w:rPr>
-                <w:rFonts w:ascii="TimeNewRoman" w:hAnsi="TimeNewRoman"/>
-                <w:sz w:val="30"/>
-              </w:rPr>
-              <w:t>9×9=</w:t>
-            </w:r>
-          </w:p>
-        </w:tc>
-        <w:tc>
-          <w:tcPr>
-            <w:tcW w:type="dxa" w:w="1987"/>
-          </w:tcPr>
-          <w:p>
-            <w:pPr>
-              <w:jc w:val="left"/>
-            </w:pPr>
-            <w:r>
-              <w:rPr>
-                <w:rFonts w:ascii="TimeNewRoman" w:hAnsi="TimeNewRoman"/>
-                <w:sz w:val="30"/>
-              </w:rPr>
-              <w:t>6×6=</w:t>
-            </w:r>
-          </w:p>
-        </w:tc>
-      </w:tr>
-      <w:tr>
-        <w:tc>
-          <w:tcPr>
-            <w:tcW w:type="dxa" w:w="1987"/>
-          </w:tcPr>
-          <w:p>
-            <w:pPr>
-              <w:jc w:val="left"/>
-            </w:pPr>
-            <w:r>
-              <w:rPr>
-                <w:rFonts w:ascii="TimeNewRoman" w:hAnsi="TimeNewRoman"/>
-                <w:sz w:val="30"/>
-              </w:rPr>
-              <w:t>8×3=</w:t>
-            </w:r>
-          </w:p>
-        </w:tc>
-        <w:tc>
-          <w:tcPr>
-            <w:tcW w:type="dxa" w:w="1987"/>
-          </w:tcPr>
-          <w:p>
-            <w:pPr>
-              <w:jc w:val="left"/>
-            </w:pPr>
-            <w:r>
-              <w:rPr>
-                <w:rFonts w:ascii="TimeNewRoman" w:hAnsi="TimeNewRoman"/>
-                <w:sz w:val="30"/>
-              </w:rPr>
-              <w:t>13+6-17=</w:t>
-            </w:r>
-          </w:p>
-        </w:tc>
-        <w:tc>
-          <w:tcPr>
-            <w:tcW w:type="dxa" w:w="1987"/>
-          </w:tcPr>
-          <w:p>
-            <w:pPr>
-              <w:jc w:val="left"/>
-            </w:pPr>
-            <w:r>
-              <w:rPr>
-                <w:rFonts w:ascii="TimeNewRoman" w:hAnsi="TimeNewRoman"/>
-                <w:sz w:val="30"/>
-              </w:rPr>
-              <w:t>71-21=</w:t>
+              <w:t>6×7=</w:t>
             </w:r>
           </w:p>
         </w:tc>
@@ -369,7 +161,41 @@
                 <w:rFonts w:ascii="TimeNewRoman" w:hAnsi="TimeNewRoman"/>
                 <w:sz w:val="30"/>
               </w:rPr>
-              <w:t>79+76-13=</w:t>
+              <w:t>45÷9=</w:t>
+            </w:r>
+          </w:p>
+        </w:tc>
+        <w:tc>
+          <w:tcPr>
+            <w:tcW w:type="dxa" w:w="1987"/>
+          </w:tcPr>
+          <w:p>
+            <w:pPr>
+              <w:jc w:val="left"/>
+            </w:pPr>
+            <w:r>
+              <w:rPr>
+                <w:rFonts w:ascii="TimeNewRoman" w:hAnsi="TimeNewRoman"/>
+                <w:sz w:val="30"/>
+              </w:rPr>
+              <w:t>21+41-39=</w:t>
+            </w:r>
+          </w:p>
+        </w:tc>
+        <w:tc>
+          <w:tcPr>
+            <w:tcW w:type="dxa" w:w="1987"/>
+          </w:tcPr>
+          <w:p>
+            <w:pPr>
+              <w:jc w:val="left"/>
+            </w:pPr>
+            <w:r>
+              <w:rPr>
+                <w:rFonts w:ascii="TimeNewRoman" w:hAnsi="TimeNewRoman"/>
+                <w:sz w:val="30"/>
+              </w:rPr>
+              <w:t>20÷4=</w:t>
             </w:r>
           </w:p>
         </w:tc>
@@ -388,7 +214,7 @@
                 <w:rFonts w:ascii="TimeNewRoman" w:hAnsi="TimeNewRoman"/>
                 <w:sz w:val="30"/>
               </w:rPr>
-              <w:t>3×9=</w:t>
+              <w:t>2+26=</w:t>
             </w:r>
           </w:p>
         </w:tc>
@@ -405,7 +231,7 @@
                 <w:rFonts w:ascii="TimeNewRoman" w:hAnsi="TimeNewRoman"/>
                 <w:sz w:val="30"/>
               </w:rPr>
-              <w:t>1×2=</w:t>
+              <w:t>97+79-99=</w:t>
             </w:r>
           </w:p>
         </w:tc>
@@ -422,7 +248,7 @@
                 <w:rFonts w:ascii="TimeNewRoman" w:hAnsi="TimeNewRoman"/>
                 <w:sz w:val="30"/>
               </w:rPr>
-              <w:t>5×2=</w:t>
+              <w:t>4÷2=</w:t>
             </w:r>
           </w:p>
         </w:tc>
@@ -439,7 +265,7 @@
                 <w:rFonts w:ascii="TimeNewRoman" w:hAnsi="TimeNewRoman"/>
                 <w:sz w:val="30"/>
               </w:rPr>
-              <w:t>7×2+89=</w:t>
+              <w:t>2×8+62=</w:t>
             </w:r>
           </w:p>
         </w:tc>
@@ -456,7 +282,7 @@
                 <w:rFonts w:ascii="TimeNewRoman" w:hAnsi="TimeNewRoman"/>
                 <w:sz w:val="30"/>
               </w:rPr>
-              <w:t>33+75+8=</w:t>
+              <w:t>6×8+31=</w:t>
             </w:r>
           </w:p>
         </w:tc>
@@ -475,7 +301,7 @@
                 <w:rFonts w:ascii="TimeNewRoman" w:hAnsi="TimeNewRoman"/>
                 <w:sz w:val="30"/>
               </w:rPr>
-              <w:t>19+13-2=</w:t>
+              <w:t>7×8+96=</w:t>
             </w:r>
           </w:p>
         </w:tc>
@@ -492,7 +318,7 @@
                 <w:rFonts w:ascii="TimeNewRoman" w:hAnsi="TimeNewRoman"/>
                 <w:sz w:val="30"/>
               </w:rPr>
-              <w:t>32÷8=</w:t>
+              <w:t>88+68-10=</w:t>
             </w:r>
           </w:p>
         </w:tc>
@@ -509,7 +335,7 @@
                 <w:rFonts w:ascii="TimeNewRoman" w:hAnsi="TimeNewRoman"/>
                 <w:sz w:val="30"/>
               </w:rPr>
-              <w:t>54+85+83=</w:t>
+              <w:t>18+77=</w:t>
             </w:r>
           </w:p>
         </w:tc>
@@ -526,7 +352,7 @@
                 <w:rFonts w:ascii="TimeNewRoman" w:hAnsi="TimeNewRoman"/>
                 <w:sz w:val="30"/>
               </w:rPr>
-              <w:t>49+49-11=</w:t>
+              <w:t>4×9=</w:t>
             </w:r>
           </w:p>
         </w:tc>
@@ -543,7 +369,7 @@
                 <w:rFonts w:ascii="TimeNewRoman" w:hAnsi="TimeNewRoman"/>
                 <w:sz w:val="30"/>
               </w:rPr>
-              <w:t>5×5+8=</w:t>
+              <w:t>7+39=</w:t>
             </w:r>
           </w:p>
         </w:tc>
@@ -562,7 +388,7 @@
                 <w:rFonts w:ascii="TimeNewRoman" w:hAnsi="TimeNewRoman"/>
                 <w:sz w:val="30"/>
               </w:rPr>
-              <w:t>2×2+19=</w:t>
+              <w:t>73+22=</w:t>
             </w:r>
           </w:p>
         </w:tc>
@@ -579,7 +405,7 @@
                 <w:rFonts w:ascii="TimeNewRoman" w:hAnsi="TimeNewRoman"/>
                 <w:sz w:val="30"/>
               </w:rPr>
-              <w:t>2×7+2=</w:t>
+              <w:t>92-33=</w:t>
             </w:r>
           </w:p>
         </w:tc>
@@ -596,7 +422,7 @@
                 <w:rFonts w:ascii="TimeNewRoman" w:hAnsi="TimeNewRoman"/>
                 <w:sz w:val="30"/>
               </w:rPr>
-              <w:t>42÷6=</w:t>
+              <w:t>61+1=</w:t>
             </w:r>
           </w:p>
         </w:tc>
@@ -613,7 +439,7 @@
                 <w:rFonts w:ascii="TimeNewRoman" w:hAnsi="TimeNewRoman"/>
                 <w:sz w:val="30"/>
               </w:rPr>
-              <w:t>7×7=</w:t>
+              <w:t>3×4=</w:t>
             </w:r>
           </w:p>
         </w:tc>
@@ -630,7 +456,7 @@
                 <w:rFonts w:ascii="TimeNewRoman" w:hAnsi="TimeNewRoman"/>
                 <w:sz w:val="30"/>
               </w:rPr>
-              <w:t>10+7-15=</w:t>
+              <w:t>5×8=</w:t>
             </w:r>
           </w:p>
         </w:tc>
@@ -649,7 +475,7 @@
                 <w:rFonts w:ascii="TimeNewRoman" w:hAnsi="TimeNewRoman"/>
                 <w:sz w:val="30"/>
               </w:rPr>
-              <w:t>7×9+76=</w:t>
+              <w:t>97-59=</w:t>
             </w:r>
           </w:p>
         </w:tc>
@@ -666,24 +492,7 @@
                 <w:rFonts w:ascii="TimeNewRoman" w:hAnsi="TimeNewRoman"/>
                 <w:sz w:val="30"/>
               </w:rPr>
-              <w:t>72÷9=</w:t>
-            </w:r>
-          </w:p>
-        </w:tc>
-        <w:tc>
-          <w:tcPr>
-            <w:tcW w:type="dxa" w:w="1987"/>
-          </w:tcPr>
-          <w:p>
-            <w:pPr>
-              <w:jc w:val="left"/>
-            </w:pPr>
-            <w:r>
-              <w:rPr>
-                <w:rFonts w:ascii="TimeNewRoman" w:hAnsi="TimeNewRoman"/>
-                <w:sz w:val="30"/>
-              </w:rPr>
-              <w:t>5×3+74=</w:t>
+              <w:t>4×2-4=</w:t>
             </w:r>
           </w:p>
         </w:tc>
@@ -717,26 +526,7 @@
                 <w:rFonts w:ascii="TimeNewRoman" w:hAnsi="TimeNewRoman"/>
                 <w:sz w:val="30"/>
               </w:rPr>
-              <w:t>21÷7=</w:t>
-            </w:r>
-          </w:p>
-        </w:tc>
-      </w:tr>
-      <w:tr>
-        <w:tc>
-          <w:tcPr>
-            <w:tcW w:type="dxa" w:w="1987"/>
-          </w:tcPr>
-          <w:p>
-            <w:pPr>
-              <w:jc w:val="left"/>
-            </w:pPr>
-            <w:r>
-              <w:rPr>
-                <w:rFonts w:ascii="TimeNewRoman" w:hAnsi="TimeNewRoman"/>
-                <w:sz w:val="30"/>
-              </w:rPr>
-              <w:t>5×7=</w:t>
+              <w:t>69+13=</w:t>
             </w:r>
           </w:p>
         </w:tc>
@@ -753,27 +543,12 @@
                 <w:rFonts w:ascii="TimeNewRoman" w:hAnsi="TimeNewRoman"/>
                 <w:sz w:val="30"/>
               </w:rPr>
-              <w:t>3×5+96=</w:t>
+              <w:t>4+70=</w:t>
             </w:r>
           </w:p>
         </w:tc>
-        <w:tc>
-          <w:tcPr>
-            <w:tcW w:type="dxa" w:w="1987"/>
-          </w:tcPr>
-          <w:p>
-            <w:pPr>
-              <w:jc w:val="left"/>
-            </w:pPr>
-            <w:r>
-              <w:rPr>
-                <w:rFonts w:ascii="TimeNewRoman" w:hAnsi="TimeNewRoman"/>
-                <w:sz w:val="30"/>
-              </w:rPr>
-              <w:t>5×8=</w:t>
-            </w:r>
-          </w:p>
-        </w:tc>
+      </w:tr>
+      <w:tr>
         <w:tc>
           <w:tcPr>
             <w:tcW w:type="dxa" w:w="1987"/>
@@ -804,7 +579,58 @@
                 <w:rFonts w:ascii="TimeNewRoman" w:hAnsi="TimeNewRoman"/>
                 <w:sz w:val="30"/>
               </w:rPr>
-              <w:t>69+17=</w:t>
+              <w:t>41+19=</w:t>
+            </w:r>
+          </w:p>
+        </w:tc>
+        <w:tc>
+          <w:tcPr>
+            <w:tcW w:type="dxa" w:w="1987"/>
+          </w:tcPr>
+          <w:p>
+            <w:pPr>
+              <w:jc w:val="left"/>
+            </w:pPr>
+            <w:r>
+              <w:rPr>
+                <w:rFonts w:ascii="TimeNewRoman" w:hAnsi="TimeNewRoman"/>
+                <w:sz w:val="30"/>
+              </w:rPr>
+              <w:t>75+14+42=</w:t>
+            </w:r>
+          </w:p>
+        </w:tc>
+        <w:tc>
+          <w:tcPr>
+            <w:tcW w:type="dxa" w:w="1987"/>
+          </w:tcPr>
+          <w:p>
+            <w:pPr>
+              <w:jc w:val="left"/>
+            </w:pPr>
+            <w:r>
+              <w:rPr>
+                <w:rFonts w:ascii="TimeNewRoman" w:hAnsi="TimeNewRoman"/>
+                <w:sz w:val="30"/>
+              </w:rPr>
+              <w:t>9×9+61=</w:t>
+            </w:r>
+          </w:p>
+        </w:tc>
+        <w:tc>
+          <w:tcPr>
+            <w:tcW w:type="dxa" w:w="1987"/>
+          </w:tcPr>
+          <w:p>
+            <w:pPr>
+              <w:jc w:val="left"/>
+            </w:pPr>
+            <w:r>
+              <w:rPr>
+                <w:rFonts w:ascii="TimeNewRoman" w:hAnsi="TimeNewRoman"/>
+                <w:sz w:val="30"/>
+              </w:rPr>
+              <w:t>37+91+25=</w:t>
             </w:r>
           </w:p>
         </w:tc>
@@ -823,7 +649,7 @@
                 <w:rFonts w:ascii="TimeNewRoman" w:hAnsi="TimeNewRoman"/>
                 <w:sz w:val="30"/>
               </w:rPr>
-              <w:t>75+13=</w:t>
+              <w:t>8+51=</w:t>
             </w:r>
           </w:p>
         </w:tc>
@@ -840,7 +666,7 @@
                 <w:rFonts w:ascii="TimeNewRoman" w:hAnsi="TimeNewRoman"/>
                 <w:sz w:val="30"/>
               </w:rPr>
-              <w:t>59-55=</w:t>
+              <w:t>2×8=</w:t>
             </w:r>
           </w:p>
         </w:tc>
@@ -857,7 +683,7 @@
                 <w:rFonts w:ascii="TimeNewRoman" w:hAnsi="TimeNewRoman"/>
                 <w:sz w:val="30"/>
               </w:rPr>
-              <w:t>64+24=</w:t>
+              <w:t>44+10-43=</w:t>
             </w:r>
           </w:p>
         </w:tc>
@@ -874,7 +700,7 @@
                 <w:rFonts w:ascii="TimeNewRoman" w:hAnsi="TimeNewRoman"/>
                 <w:sz w:val="30"/>
               </w:rPr>
-              <w:t>44-30=</w:t>
+              <w:t>10+38=</w:t>
             </w:r>
           </w:p>
         </w:tc>
@@ -891,7 +717,7 @@
                 <w:rFonts w:ascii="TimeNewRoman" w:hAnsi="TimeNewRoman"/>
                 <w:sz w:val="30"/>
               </w:rPr>
-              <w:t>4×3+74=</w:t>
+              <w:t>85-46=</w:t>
             </w:r>
           </w:p>
         </w:tc>
@@ -910,7 +736,7 @@
                 <w:rFonts w:ascii="TimeNewRoman" w:hAnsi="TimeNewRoman"/>
                 <w:sz w:val="30"/>
               </w:rPr>
-              <w:t>30+65+61=</w:t>
+              <w:t>21÷7=</w:t>
             </w:r>
           </w:p>
         </w:tc>
@@ -927,7 +753,7 @@
                 <w:rFonts w:ascii="TimeNewRoman" w:hAnsi="TimeNewRoman"/>
                 <w:sz w:val="30"/>
               </w:rPr>
-              <w:t>24÷6=</w:t>
+              <w:t>16÷8=</w:t>
             </w:r>
           </w:p>
         </w:tc>
@@ -944,7 +770,7 @@
                 <w:rFonts w:ascii="TimeNewRoman" w:hAnsi="TimeNewRoman"/>
                 <w:sz w:val="30"/>
               </w:rPr>
-              <w:t>54÷6=</w:t>
+              <w:t>55+51-83=</w:t>
             </w:r>
           </w:p>
         </w:tc>
@@ -961,7 +787,7 @@
                 <w:rFonts w:ascii="TimeNewRoman" w:hAnsi="TimeNewRoman"/>
                 <w:sz w:val="30"/>
               </w:rPr>
-              <w:t>68+16-79=</w:t>
+              <w:t>55-20=</w:t>
             </w:r>
           </w:p>
         </w:tc>
@@ -978,7 +804,7 @@
                 <w:rFonts w:ascii="TimeNewRoman" w:hAnsi="TimeNewRoman"/>
                 <w:sz w:val="30"/>
               </w:rPr>
-              <w:t>6×7=</w:t>
+              <w:t>3×7-16=</w:t>
             </w:r>
           </w:p>
         </w:tc>
@@ -997,7 +823,7 @@
                 <w:rFonts w:ascii="TimeNewRoman" w:hAnsi="TimeNewRoman"/>
                 <w:sz w:val="30"/>
               </w:rPr>
-              <w:t>6×5=</w:t>
+              <w:t>3×2=</w:t>
             </w:r>
           </w:p>
         </w:tc>
@@ -1014,7 +840,546 @@
                 <w:rFonts w:ascii="TimeNewRoman" w:hAnsi="TimeNewRoman"/>
                 <w:sz w:val="30"/>
               </w:rPr>
-              <w:t>32+33=</w:t>
+              <w:t>55-29=</w:t>
+            </w:r>
+          </w:p>
+        </w:tc>
+        <w:tc>
+          <w:tcPr>
+            <w:tcW w:type="dxa" w:w="1987"/>
+          </w:tcPr>
+          <w:p>
+            <w:pPr>
+              <w:jc w:val="left"/>
+            </w:pPr>
+            <w:r>
+              <w:rPr>
+                <w:rFonts w:ascii="TimeNewRoman" w:hAnsi="TimeNewRoman"/>
+                <w:sz w:val="30"/>
+              </w:rPr>
+              <w:t>12-6=</w:t>
+            </w:r>
+          </w:p>
+        </w:tc>
+        <w:tc>
+          <w:tcPr>
+            <w:tcW w:type="dxa" w:w="1987"/>
+          </w:tcPr>
+          <w:p>
+            <w:pPr>
+              <w:jc w:val="left"/>
+            </w:pPr>
+            <w:r>
+              <w:rPr>
+                <w:rFonts w:ascii="TimeNewRoman" w:hAnsi="TimeNewRoman"/>
+                <w:sz w:val="30"/>
+              </w:rPr>
+              <w:t>36÷4=</w:t>
+            </w:r>
+          </w:p>
+        </w:tc>
+        <w:tc>
+          <w:tcPr>
+            <w:tcW w:type="dxa" w:w="1987"/>
+          </w:tcPr>
+          <w:p>
+            <w:pPr>
+              <w:jc w:val="left"/>
+            </w:pPr>
+            <w:r>
+              <w:rPr>
+                <w:rFonts w:ascii="TimeNewRoman" w:hAnsi="TimeNewRoman"/>
+                <w:sz w:val="30"/>
+              </w:rPr>
+              <w:t>9×9=</w:t>
+            </w:r>
+          </w:p>
+        </w:tc>
+      </w:tr>
+      <w:tr>
+        <w:tc>
+          <w:tcPr>
+            <w:tcW w:type="dxa" w:w="1987"/>
+          </w:tcPr>
+          <w:p>
+            <w:pPr>
+              <w:jc w:val="left"/>
+            </w:pPr>
+            <w:r>
+              <w:rPr>
+                <w:rFonts w:ascii="TimeNewRoman" w:hAnsi="TimeNewRoman"/>
+                <w:sz w:val="30"/>
+              </w:rPr>
+              <w:t>3+72-29=</w:t>
+            </w:r>
+          </w:p>
+        </w:tc>
+        <w:tc>
+          <w:tcPr>
+            <w:tcW w:type="dxa" w:w="1987"/>
+          </w:tcPr>
+          <w:p>
+            <w:pPr>
+              <w:jc w:val="left"/>
+            </w:pPr>
+            <w:r>
+              <w:rPr>
+                <w:rFonts w:ascii="TimeNewRoman" w:hAnsi="TimeNewRoman"/>
+                <w:sz w:val="30"/>
+              </w:rPr>
+              <w:t>48÷8=</w:t>
+            </w:r>
+          </w:p>
+        </w:tc>
+        <w:tc>
+          <w:tcPr>
+            <w:tcW w:type="dxa" w:w="1987"/>
+          </w:tcPr>
+          <w:p>
+            <w:pPr>
+              <w:jc w:val="left"/>
+            </w:pPr>
+            <w:r>
+              <w:rPr>
+                <w:rFonts w:ascii="TimeNewRoman" w:hAnsi="TimeNewRoman"/>
+                <w:sz w:val="30"/>
+              </w:rPr>
+              <w:t>8×5=</w:t>
+            </w:r>
+          </w:p>
+        </w:tc>
+        <w:tc>
+          <w:tcPr>
+            <w:tcW w:type="dxa" w:w="1987"/>
+          </w:tcPr>
+          <w:p>
+            <w:pPr>
+              <w:jc w:val="left"/>
+            </w:pPr>
+            <w:r>
+              <w:rPr>
+                <w:rFonts w:ascii="TimeNewRoman" w:hAnsi="TimeNewRoman"/>
+                <w:sz w:val="30"/>
+              </w:rPr>
+              <w:t>9×7+86=</w:t>
+            </w:r>
+          </w:p>
+        </w:tc>
+        <w:tc>
+          <w:tcPr>
+            <w:tcW w:type="dxa" w:w="1987"/>
+          </w:tcPr>
+          <w:p>
+            <w:pPr>
+              <w:jc w:val="left"/>
+            </w:pPr>
+            <w:r>
+              <w:rPr>
+                <w:rFonts w:ascii="TimeNewRoman" w:hAnsi="TimeNewRoman"/>
+                <w:sz w:val="30"/>
+              </w:rPr>
+              <w:t>97-94=</w:t>
+            </w:r>
+          </w:p>
+        </w:tc>
+      </w:tr>
+      <w:tr>
+        <w:tc>
+          <w:tcPr>
+            <w:tcW w:type="dxa" w:w="1987"/>
+          </w:tcPr>
+          <w:p>
+            <w:pPr>
+              <w:jc w:val="left"/>
+            </w:pPr>
+            <w:r>
+              <w:rPr>
+                <w:rFonts w:ascii="TimeNewRoman" w:hAnsi="TimeNewRoman"/>
+                <w:sz w:val="30"/>
+              </w:rPr>
+              <w:t>9+34=</w:t>
+            </w:r>
+          </w:p>
+        </w:tc>
+        <w:tc>
+          <w:tcPr>
+            <w:tcW w:type="dxa" w:w="1987"/>
+          </w:tcPr>
+          <w:p>
+            <w:pPr>
+              <w:jc w:val="left"/>
+            </w:pPr>
+            <w:r>
+              <w:rPr>
+                <w:rFonts w:ascii="TimeNewRoman" w:hAnsi="TimeNewRoman"/>
+                <w:sz w:val="30"/>
+              </w:rPr>
+              <w:t>41+31=</w:t>
+            </w:r>
+          </w:p>
+        </w:tc>
+        <w:tc>
+          <w:tcPr>
+            <w:tcW w:type="dxa" w:w="1987"/>
+          </w:tcPr>
+          <w:p>
+            <w:pPr>
+              <w:jc w:val="left"/>
+            </w:pPr>
+            <w:r>
+              <w:rPr>
+                <w:rFonts w:ascii="TimeNewRoman" w:hAnsi="TimeNewRoman"/>
+                <w:sz w:val="30"/>
+              </w:rPr>
+              <w:t>9×5-4=</w:t>
+            </w:r>
+          </w:p>
+        </w:tc>
+        <w:tc>
+          <w:tcPr>
+            <w:tcW w:type="dxa" w:w="1987"/>
+          </w:tcPr>
+          <w:p>
+            <w:pPr>
+              <w:jc w:val="left"/>
+            </w:pPr>
+            <w:r>
+              <w:rPr>
+                <w:rFonts w:ascii="TimeNewRoman" w:hAnsi="TimeNewRoman"/>
+                <w:sz w:val="30"/>
+              </w:rPr>
+              <w:t>32-23=</w:t>
+            </w:r>
+          </w:p>
+        </w:tc>
+        <w:tc>
+          <w:tcPr>
+            <w:tcW w:type="dxa" w:w="1987"/>
+          </w:tcPr>
+          <w:p>
+            <w:pPr>
+              <w:jc w:val="left"/>
+            </w:pPr>
+            <w:r>
+              <w:rPr>
+                <w:rFonts w:ascii="TimeNewRoman" w:hAnsi="TimeNewRoman"/>
+                <w:sz w:val="30"/>
+              </w:rPr>
+              <w:t>9×5=</w:t>
+            </w:r>
+          </w:p>
+        </w:tc>
+      </w:tr>
+      <w:tr>
+        <w:tc>
+          <w:tcPr>
+            <w:tcW w:type="dxa" w:w="1987"/>
+          </w:tcPr>
+          <w:p>
+            <w:pPr>
+              <w:jc w:val="left"/>
+            </w:pPr>
+            <w:r>
+              <w:rPr>
+                <w:rFonts w:ascii="TimeNewRoman" w:hAnsi="TimeNewRoman"/>
+                <w:sz w:val="30"/>
+              </w:rPr>
+              <w:t>7×3=</w:t>
+            </w:r>
+          </w:p>
+        </w:tc>
+        <w:tc>
+          <w:tcPr>
+            <w:tcW w:type="dxa" w:w="1987"/>
+          </w:tcPr>
+          <w:p>
+            <w:pPr>
+              <w:jc w:val="left"/>
+            </w:pPr>
+            <w:r>
+              <w:rPr>
+                <w:rFonts w:ascii="TimeNewRoman" w:hAnsi="TimeNewRoman"/>
+                <w:sz w:val="30"/>
+              </w:rPr>
+              <w:t>26+69+6=</w:t>
+            </w:r>
+          </w:p>
+        </w:tc>
+        <w:tc>
+          <w:tcPr>
+            <w:tcW w:type="dxa" w:w="1987"/>
+          </w:tcPr>
+          <w:p>
+            <w:pPr>
+              <w:jc w:val="left"/>
+            </w:pPr>
+            <w:r>
+              <w:rPr>
+                <w:rFonts w:ascii="TimeNewRoman" w:hAnsi="TimeNewRoman"/>
+                <w:sz w:val="30"/>
+              </w:rPr>
+              <w:t>4+9=</w:t>
+            </w:r>
+          </w:p>
+        </w:tc>
+        <w:tc>
+          <w:tcPr>
+            <w:tcW w:type="dxa" w:w="1987"/>
+          </w:tcPr>
+          <w:p>
+            <w:pPr>
+              <w:jc w:val="left"/>
+            </w:pPr>
+            <w:r>
+              <w:rPr>
+                <w:rFonts w:ascii="TimeNewRoman" w:hAnsi="TimeNewRoman"/>
+                <w:sz w:val="30"/>
+              </w:rPr>
+              <w:t>4×4=</w:t>
+            </w:r>
+          </w:p>
+        </w:tc>
+        <w:tc>
+          <w:tcPr>
+            <w:tcW w:type="dxa" w:w="1987"/>
+          </w:tcPr>
+          <w:p>
+            <w:pPr>
+              <w:jc w:val="left"/>
+            </w:pPr>
+            <w:r>
+              <w:rPr>
+                <w:rFonts w:ascii="TimeNewRoman" w:hAnsi="TimeNewRoman"/>
+                <w:sz w:val="30"/>
+              </w:rPr>
+              <w:t>2×4=</w:t>
+            </w:r>
+          </w:p>
+        </w:tc>
+      </w:tr>
+      <w:tr>
+        <w:tc>
+          <w:tcPr>
+            <w:tcW w:type="dxa" w:w="1987"/>
+          </w:tcPr>
+          <w:p>
+            <w:pPr>
+              <w:jc w:val="left"/>
+            </w:pPr>
+            <w:r>
+              <w:rPr>
+                <w:rFonts w:ascii="TimeNewRoman" w:hAnsi="TimeNewRoman"/>
+                <w:sz w:val="30"/>
+              </w:rPr>
+              <w:t>4×3=</w:t>
+            </w:r>
+          </w:p>
+        </w:tc>
+        <w:tc>
+          <w:tcPr>
+            <w:tcW w:type="dxa" w:w="1987"/>
+          </w:tcPr>
+          <w:p>
+            <w:pPr>
+              <w:jc w:val="left"/>
+            </w:pPr>
+            <w:r>
+              <w:rPr>
+                <w:rFonts w:ascii="TimeNewRoman" w:hAnsi="TimeNewRoman"/>
+                <w:sz w:val="30"/>
+              </w:rPr>
+              <w:t>26+58+25=</w:t>
+            </w:r>
+          </w:p>
+        </w:tc>
+        <w:tc>
+          <w:tcPr>
+            <w:tcW w:type="dxa" w:w="1987"/>
+          </w:tcPr>
+          <w:p>
+            <w:pPr>
+              <w:jc w:val="left"/>
+            </w:pPr>
+            <w:r>
+              <w:rPr>
+                <w:rFonts w:ascii="TimeNewRoman" w:hAnsi="TimeNewRoman"/>
+                <w:sz w:val="30"/>
+              </w:rPr>
+              <w:t>18÷6=</w:t>
+            </w:r>
+          </w:p>
+        </w:tc>
+        <w:tc>
+          <w:tcPr>
+            <w:tcW w:type="dxa" w:w="1987"/>
+          </w:tcPr>
+          <w:p>
+            <w:pPr>
+              <w:jc w:val="left"/>
+            </w:pPr>
+            <w:r>
+              <w:rPr>
+                <w:rFonts w:ascii="TimeNewRoman" w:hAnsi="TimeNewRoman"/>
+                <w:sz w:val="30"/>
+              </w:rPr>
+              <w:t>28÷4=</w:t>
+            </w:r>
+          </w:p>
+        </w:tc>
+        <w:tc>
+          <w:tcPr>
+            <w:tcW w:type="dxa" w:w="1987"/>
+          </w:tcPr>
+          <w:p>
+            <w:pPr>
+              <w:jc w:val="left"/>
+            </w:pPr>
+            <w:r>
+              <w:rPr>
+                <w:rFonts w:ascii="TimeNewRoman" w:hAnsi="TimeNewRoman"/>
+                <w:sz w:val="30"/>
+              </w:rPr>
+              <w:t>94-64=</w:t>
+            </w:r>
+          </w:p>
+        </w:tc>
+      </w:tr>
+      <w:tr>
+        <w:tc>
+          <w:tcPr>
+            <w:tcW w:type="dxa" w:w="1987"/>
+          </w:tcPr>
+          <w:p>
+            <w:pPr>
+              <w:jc w:val="left"/>
+            </w:pPr>
+            <w:r>
+              <w:rPr>
+                <w:rFonts w:ascii="TimeNewRoman" w:hAnsi="TimeNewRoman"/>
+                <w:sz w:val="30"/>
+              </w:rPr>
+              <w:t>88+94+99=</w:t>
+            </w:r>
+          </w:p>
+        </w:tc>
+        <w:tc>
+          <w:tcPr>
+            <w:tcW w:type="dxa" w:w="1987"/>
+          </w:tcPr>
+          <w:p>
+            <w:pPr>
+              <w:jc w:val="left"/>
+            </w:pPr>
+            <w:r>
+              <w:rPr>
+                <w:rFonts w:ascii="TimeNewRoman" w:hAnsi="TimeNewRoman"/>
+                <w:sz w:val="30"/>
+              </w:rPr>
+              <w:t>7×1=</w:t>
+            </w:r>
+          </w:p>
+        </w:tc>
+        <w:tc>
+          <w:tcPr>
+            <w:tcW w:type="dxa" w:w="1987"/>
+          </w:tcPr>
+          <w:p>
+            <w:pPr>
+              <w:jc w:val="left"/>
+            </w:pPr>
+            <w:r>
+              <w:rPr>
+                <w:rFonts w:ascii="TimeNewRoman" w:hAnsi="TimeNewRoman"/>
+                <w:sz w:val="30"/>
+              </w:rPr>
+              <w:t>9×2=</w:t>
+            </w:r>
+          </w:p>
+        </w:tc>
+        <w:tc>
+          <w:tcPr>
+            <w:tcW w:type="dxa" w:w="1987"/>
+          </w:tcPr>
+          <w:p>
+            <w:pPr>
+              <w:jc w:val="left"/>
+            </w:pPr>
+            <w:r>
+              <w:rPr>
+                <w:rFonts w:ascii="TimeNewRoman" w:hAnsi="TimeNewRoman"/>
+                <w:sz w:val="30"/>
+              </w:rPr>
+              <w:t>50+43=</w:t>
+            </w:r>
+          </w:p>
+        </w:tc>
+        <w:tc>
+          <w:tcPr>
+            <w:tcW w:type="dxa" w:w="1987"/>
+          </w:tcPr>
+          <w:p>
+            <w:pPr>
+              <w:jc w:val="left"/>
+            </w:pPr>
+            <w:r>
+              <w:rPr>
+                <w:rFonts w:ascii="TimeNewRoman" w:hAnsi="TimeNewRoman"/>
+                <w:sz w:val="30"/>
+              </w:rPr>
+              <w:t>17-11=</w:t>
+            </w:r>
+          </w:p>
+        </w:tc>
+      </w:tr>
+      <w:tr>
+        <w:tc>
+          <w:tcPr>
+            <w:tcW w:type="dxa" w:w="1987"/>
+          </w:tcPr>
+          <w:p>
+            <w:pPr>
+              <w:jc w:val="left"/>
+            </w:pPr>
+            <w:r>
+              <w:rPr>
+                <w:rFonts w:ascii="TimeNewRoman" w:hAnsi="TimeNewRoman"/>
+                <w:sz w:val="30"/>
+              </w:rPr>
+              <w:t>3×3=</w:t>
+            </w:r>
+          </w:p>
+        </w:tc>
+        <w:tc>
+          <w:tcPr>
+            <w:tcW w:type="dxa" w:w="1987"/>
+          </w:tcPr>
+          <w:p>
+            <w:pPr>
+              <w:jc w:val="left"/>
+            </w:pPr>
+            <w:r>
+              <w:rPr>
+                <w:rFonts w:ascii="TimeNewRoman" w:hAnsi="TimeNewRoman"/>
+                <w:sz w:val="30"/>
+              </w:rPr>
+              <w:t>9×4-19=</w:t>
+            </w:r>
+          </w:p>
+        </w:tc>
+        <w:tc>
+          <w:tcPr>
+            <w:tcW w:type="dxa" w:w="1987"/>
+          </w:tcPr>
+          <w:p>
+            <w:pPr>
+              <w:jc w:val="left"/>
+            </w:pPr>
+            <w:r>
+              <w:rPr>
+                <w:rFonts w:ascii="TimeNewRoman" w:hAnsi="TimeNewRoman"/>
+                <w:sz w:val="30"/>
+              </w:rPr>
+              <w:t>57+33=</w:t>
             </w:r>
           </w:p>
         </w:tc>
@@ -1048,24 +1413,7 @@
                 <w:rFonts w:ascii="TimeNewRoman" w:hAnsi="TimeNewRoman"/>
                 <w:sz w:val="30"/>
               </w:rPr>
-              <w:t>18+2=</w:t>
-            </w:r>
-          </w:p>
-        </w:tc>
-        <w:tc>
-          <w:tcPr>
-            <w:tcW w:type="dxa" w:w="1987"/>
-          </w:tcPr>
-          <w:p>
-            <w:pPr>
-              <w:jc w:val="left"/>
-            </w:pPr>
-            <w:r>
-              <w:rPr>
-                <w:rFonts w:ascii="TimeNewRoman" w:hAnsi="TimeNewRoman"/>
-                <w:sz w:val="30"/>
-              </w:rPr>
-              <w:t>6×9+50=</w:t>
+              <w:t>82-20=</w:t>
             </w:r>
           </w:p>
         </w:tc>
@@ -1084,7 +1432,7 @@
                 <w:rFonts w:ascii="TimeNewRoman" w:hAnsi="TimeNewRoman"/>
                 <w:sz w:val="30"/>
               </w:rPr>
-              <w:t>9×5-32=</w:t>
+              <w:t>6×5+30=</w:t>
             </w:r>
           </w:p>
         </w:tc>
@@ -1101,7 +1449,7 @@
                 <w:rFonts w:ascii="TimeNewRoman" w:hAnsi="TimeNewRoman"/>
                 <w:sz w:val="30"/>
               </w:rPr>
-              <w:t>4×4=</w:t>
+              <w:t>4×2=</w:t>
             </w:r>
           </w:p>
         </w:tc>
@@ -1118,7 +1466,7 @@
                 <w:rFonts w:ascii="TimeNewRoman" w:hAnsi="TimeNewRoman"/>
                 <w:sz w:val="30"/>
               </w:rPr>
-              <w:t>2×5=</w:t>
+              <w:t>2×5+76=</w:t>
             </w:r>
           </w:p>
         </w:tc>
@@ -1135,7 +1483,7 @@
                 <w:rFonts w:ascii="TimeNewRoman" w:hAnsi="TimeNewRoman"/>
                 <w:sz w:val="30"/>
               </w:rPr>
-              <w:t>3×7+52=</w:t>
+              <w:t>4×6=</w:t>
             </w:r>
           </w:p>
         </w:tc>
@@ -1152,7 +1500,7 @@
                 <w:rFonts w:ascii="TimeNewRoman" w:hAnsi="TimeNewRoman"/>
                 <w:sz w:val="30"/>
               </w:rPr>
-              <w:t>5×9=</w:t>
+              <w:t>2×6=</w:t>
             </w:r>
           </w:p>
         </w:tc>
@@ -1171,7 +1519,7 @@
                 <w:rFonts w:ascii="TimeNewRoman" w:hAnsi="TimeNewRoman"/>
                 <w:sz w:val="30"/>
               </w:rPr>
-              <w:t>6×9-35=</w:t>
+              <w:t>2+38+97=</w:t>
             </w:r>
           </w:p>
         </w:tc>
@@ -1188,7 +1536,7 @@
                 <w:rFonts w:ascii="TimeNewRoman" w:hAnsi="TimeNewRoman"/>
                 <w:sz w:val="30"/>
               </w:rPr>
-              <w:t>21÷3=</w:t>
+              <w:t>65+85-28=</w:t>
             </w:r>
           </w:p>
         </w:tc>
@@ -1205,7 +1553,7 @@
                 <w:rFonts w:ascii="TimeNewRoman" w:hAnsi="TimeNewRoman"/>
                 <w:sz w:val="30"/>
               </w:rPr>
-              <w:t>9×5-12=</w:t>
+              <w:t>8×2=</w:t>
             </w:r>
           </w:p>
         </w:tc>
@@ -1222,7 +1570,7 @@
                 <w:rFonts w:ascii="TimeNewRoman" w:hAnsi="TimeNewRoman"/>
                 <w:sz w:val="30"/>
               </w:rPr>
-              <w:t>1+67-2=</w:t>
+              <w:t>28+51=</w:t>
             </w:r>
           </w:p>
         </w:tc>
@@ -1239,7 +1587,7 @@
                 <w:rFonts w:ascii="TimeNewRoman" w:hAnsi="TimeNewRoman"/>
                 <w:sz w:val="30"/>
               </w:rPr>
-              <w:t>4×9=</w:t>
+              <w:t>42÷6=</w:t>
             </w:r>
           </w:p>
         </w:tc>
@@ -1258,7 +1606,7 @@
                 <w:rFonts w:ascii="TimeNewRoman" w:hAnsi="TimeNewRoman"/>
                 <w:sz w:val="30"/>
               </w:rPr>
-              <w:t>76+88-38=</w:t>
+              <w:t>9×6=</w:t>
             </w:r>
           </w:p>
         </w:tc>
@@ -1275,7 +1623,7 @@
                 <w:rFonts w:ascii="TimeNewRoman" w:hAnsi="TimeNewRoman"/>
                 <w:sz w:val="30"/>
               </w:rPr>
-              <w:t>61-60=</w:t>
+              <w:t>4×5=</w:t>
             </w:r>
           </w:p>
         </w:tc>
@@ -1292,94 +1640,7 @@
                 <w:rFonts w:ascii="TimeNewRoman" w:hAnsi="TimeNewRoman"/>
                 <w:sz w:val="30"/>
               </w:rPr>
-              <w:t>31+78+58=</w:t>
-            </w:r>
-          </w:p>
-        </w:tc>
-        <w:tc>
-          <w:tcPr>
-            <w:tcW w:type="dxa" w:w="1987"/>
-          </w:tcPr>
-          <w:p>
-            <w:pPr>
-              <w:jc w:val="left"/>
-            </w:pPr>
-            <w:r>
-              <w:rPr>
-                <w:rFonts w:ascii="TimeNewRoman" w:hAnsi="TimeNewRoman"/>
-                <w:sz w:val="30"/>
-              </w:rPr>
-              <w:t>72÷8=</w:t>
-            </w:r>
-          </w:p>
-        </w:tc>
-        <w:tc>
-          <w:tcPr>
-            <w:tcW w:type="dxa" w:w="1987"/>
-          </w:tcPr>
-          <w:p>
-            <w:pPr>
-              <w:jc w:val="left"/>
-            </w:pPr>
-            <w:r>
-              <w:rPr>
-                <w:rFonts w:ascii="TimeNewRoman" w:hAnsi="TimeNewRoman"/>
-                <w:sz w:val="30"/>
-              </w:rPr>
-              <w:t>6×8=</w:t>
-            </w:r>
-          </w:p>
-        </w:tc>
-      </w:tr>
-      <w:tr>
-        <w:tc>
-          <w:tcPr>
-            <w:tcW w:type="dxa" w:w="1987"/>
-          </w:tcPr>
-          <w:p>
-            <w:pPr>
-              <w:jc w:val="left"/>
-            </w:pPr>
-            <w:r>
-              <w:rPr>
-                <w:rFonts w:ascii="TimeNewRoman" w:hAnsi="TimeNewRoman"/>
-                <w:sz w:val="30"/>
-              </w:rPr>
-              <w:t>41+21=</w:t>
-            </w:r>
-          </w:p>
-        </w:tc>
-        <w:tc>
-          <w:tcPr>
-            <w:tcW w:type="dxa" w:w="1987"/>
-          </w:tcPr>
-          <w:p>
-            <w:pPr>
-              <w:jc w:val="left"/>
-            </w:pPr>
-            <w:r>
-              <w:rPr>
-                <w:rFonts w:ascii="TimeNewRoman" w:hAnsi="TimeNewRoman"/>
-                <w:sz w:val="30"/>
-              </w:rPr>
-              <w:t>7×4=</w:t>
-            </w:r>
-          </w:p>
-        </w:tc>
-        <w:tc>
-          <w:tcPr>
-            <w:tcW w:type="dxa" w:w="1987"/>
-          </w:tcPr>
-          <w:p>
-            <w:pPr>
-              <w:jc w:val="left"/>
-            </w:pPr>
-            <w:r>
-              <w:rPr>
-                <w:rFonts w:ascii="TimeNewRoman" w:hAnsi="TimeNewRoman"/>
-                <w:sz w:val="30"/>
-              </w:rPr>
-              <w:t>9×7+70=</w:t>
+              <w:t>9×8=</w:t>
             </w:r>
           </w:p>
         </w:tc>
@@ -1413,7 +1674,7 @@
                 <w:rFonts w:ascii="TimeNewRoman" w:hAnsi="TimeNewRoman"/>
                 <w:sz w:val="30"/>
               </w:rPr>
-              <w:t>24-7=</w:t>
+              <w:t>7×7=</w:t>
             </w:r>
           </w:p>
         </w:tc>
@@ -1432,7 +1693,7 @@
                 <w:rFonts w:ascii="TimeNewRoman" w:hAnsi="TimeNewRoman"/>
                 <w:sz w:val="30"/>
               </w:rPr>
-              <w:t>17+51=</w:t>
+              <w:t>8×6=</w:t>
             </w:r>
           </w:p>
         </w:tc>
@@ -1449,7 +1710,7 @@
                 <w:rFonts w:ascii="TimeNewRoman" w:hAnsi="TimeNewRoman"/>
                 <w:sz w:val="30"/>
               </w:rPr>
-              <w:t>7×3=</w:t>
+              <w:t>39+35=</w:t>
             </w:r>
           </w:p>
         </w:tc>
@@ -1466,7 +1727,7 @@
                 <w:rFonts w:ascii="TimeNewRoman" w:hAnsi="TimeNewRoman"/>
                 <w:sz w:val="30"/>
               </w:rPr>
-              <w:t>70+13=</w:t>
+              <w:t>99+22-88=</w:t>
             </w:r>
           </w:p>
         </w:tc>
@@ -1483,7 +1744,7 @@
                 <w:rFonts w:ascii="TimeNewRoman" w:hAnsi="TimeNewRoman"/>
                 <w:sz w:val="30"/>
               </w:rPr>
-              <w:t>39-11=</w:t>
+              <w:t>14+10=</w:t>
             </w:r>
           </w:p>
         </w:tc>
@@ -1500,268 +1761,7 @@
                 <w:rFonts w:ascii="TimeNewRoman" w:hAnsi="TimeNewRoman"/>
                 <w:sz w:val="30"/>
               </w:rPr>
-              <w:t>3+96=</w:t>
-            </w:r>
-          </w:p>
-        </w:tc>
-      </w:tr>
-      <w:tr>
-        <w:tc>
-          <w:tcPr>
-            <w:tcW w:type="dxa" w:w="1987"/>
-          </w:tcPr>
-          <w:p>
-            <w:pPr>
-              <w:jc w:val="left"/>
-            </w:pPr>
-            <w:r>
-              <w:rPr>
-                <w:rFonts w:ascii="TimeNewRoman" w:hAnsi="TimeNewRoman"/>
-                <w:sz w:val="30"/>
-              </w:rPr>
-              <w:t>80+7=</w:t>
-            </w:r>
-          </w:p>
-        </w:tc>
-        <w:tc>
-          <w:tcPr>
-            <w:tcW w:type="dxa" w:w="1987"/>
-          </w:tcPr>
-          <w:p>
-            <w:pPr>
-              <w:jc w:val="left"/>
-            </w:pPr>
-            <w:r>
-              <w:rPr>
-                <w:rFonts w:ascii="TimeNewRoman" w:hAnsi="TimeNewRoman"/>
-                <w:sz w:val="30"/>
-              </w:rPr>
-              <w:t>7×5=</w:t>
-            </w:r>
-          </w:p>
-        </w:tc>
-        <w:tc>
-          <w:tcPr>
-            <w:tcW w:type="dxa" w:w="1987"/>
-          </w:tcPr>
-          <w:p>
-            <w:pPr>
-              <w:jc w:val="left"/>
-            </w:pPr>
-            <w:r>
-              <w:rPr>
-                <w:rFonts w:ascii="TimeNewRoman" w:hAnsi="TimeNewRoman"/>
-                <w:sz w:val="30"/>
-              </w:rPr>
-              <w:t>6+4+41=</w:t>
-            </w:r>
-          </w:p>
-        </w:tc>
-        <w:tc>
-          <w:tcPr>
-            <w:tcW w:type="dxa" w:w="1987"/>
-          </w:tcPr>
-          <w:p>
-            <w:pPr>
-              <w:jc w:val="left"/>
-            </w:pPr>
-            <w:r>
-              <w:rPr>
-                <w:rFonts w:ascii="TimeNewRoman" w:hAnsi="TimeNewRoman"/>
-                <w:sz w:val="30"/>
-              </w:rPr>
-              <w:t>63÷9=</w:t>
-            </w:r>
-          </w:p>
-        </w:tc>
-        <w:tc>
-          <w:tcPr>
-            <w:tcW w:type="dxa" w:w="1987"/>
-          </w:tcPr>
-          <w:p>
-            <w:pPr>
-              <w:jc w:val="left"/>
-            </w:pPr>
-            <w:r>
-              <w:rPr>
-                <w:rFonts w:ascii="TimeNewRoman" w:hAnsi="TimeNewRoman"/>
-                <w:sz w:val="30"/>
-              </w:rPr>
-              <w:t>66+33=</w:t>
-            </w:r>
-          </w:p>
-        </w:tc>
-      </w:tr>
-      <w:tr>
-        <w:tc>
-          <w:tcPr>
-            <w:tcW w:type="dxa" w:w="1987"/>
-          </w:tcPr>
-          <w:p>
-            <w:pPr>
-              <w:jc w:val="left"/>
-            </w:pPr>
-            <w:r>
-              <w:rPr>
-                <w:rFonts w:ascii="TimeNewRoman" w:hAnsi="TimeNewRoman"/>
-                <w:sz w:val="30"/>
-              </w:rPr>
-              <w:t>52-2=</w:t>
-            </w:r>
-          </w:p>
-        </w:tc>
-        <w:tc>
-          <w:tcPr>
-            <w:tcW w:type="dxa" w:w="1987"/>
-          </w:tcPr>
-          <w:p>
-            <w:pPr>
-              <w:jc w:val="left"/>
-            </w:pPr>
-            <w:r>
-              <w:rPr>
-                <w:rFonts w:ascii="TimeNewRoman" w:hAnsi="TimeNewRoman"/>
-                <w:sz w:val="30"/>
-              </w:rPr>
-              <w:t>82-38=</w:t>
-            </w:r>
-          </w:p>
-        </w:tc>
-        <w:tc>
-          <w:tcPr>
-            <w:tcW w:type="dxa" w:w="1987"/>
-          </w:tcPr>
-          <w:p>
-            <w:pPr>
-              <w:jc w:val="left"/>
-            </w:pPr>
-            <w:r>
-              <w:rPr>
-                <w:rFonts w:ascii="TimeNewRoman" w:hAnsi="TimeNewRoman"/>
-                <w:sz w:val="30"/>
-              </w:rPr>
-              <w:t>33+36+69=</w:t>
-            </w:r>
-          </w:p>
-        </w:tc>
-        <w:tc>
-          <w:tcPr>
-            <w:tcW w:type="dxa" w:w="1987"/>
-          </w:tcPr>
-          <w:p>
-            <w:pPr>
-              <w:jc w:val="left"/>
-            </w:pPr>
-            <w:r>
-              <w:rPr>
-                <w:rFonts w:ascii="TimeNewRoman" w:hAnsi="TimeNewRoman"/>
-                <w:sz w:val="30"/>
-              </w:rPr>
-              <w:t>32+7=</w:t>
-            </w:r>
-          </w:p>
-        </w:tc>
-        <w:tc>
-          <w:tcPr>
-            <w:tcW w:type="dxa" w:w="1987"/>
-          </w:tcPr>
-          <w:p>
-            <w:pPr>
-              <w:jc w:val="left"/>
-            </w:pPr>
-            <w:r>
-              <w:rPr>
-                <w:rFonts w:ascii="TimeNewRoman" w:hAnsi="TimeNewRoman"/>
-                <w:sz w:val="30"/>
-              </w:rPr>
-              <w:t>2×6+67=</w:t>
-            </w:r>
-          </w:p>
-        </w:tc>
-      </w:tr>
-      <w:tr>
-        <w:tc>
-          <w:tcPr>
-            <w:tcW w:type="dxa" w:w="1987"/>
-          </w:tcPr>
-          <w:p>
-            <w:pPr>
-              <w:jc w:val="left"/>
-            </w:pPr>
-            <w:r>
-              <w:rPr>
-                <w:rFonts w:ascii="TimeNewRoman" w:hAnsi="TimeNewRoman"/>
-                <w:sz w:val="30"/>
-              </w:rPr>
-              <w:t>94+32-26=</w:t>
-            </w:r>
-          </w:p>
-        </w:tc>
-        <w:tc>
-          <w:tcPr>
-            <w:tcW w:type="dxa" w:w="1987"/>
-          </w:tcPr>
-          <w:p>
-            <w:pPr>
-              <w:jc w:val="left"/>
-            </w:pPr>
-            <w:r>
-              <w:rPr>
-                <w:rFonts w:ascii="TimeNewRoman" w:hAnsi="TimeNewRoman"/>
-                <w:sz w:val="30"/>
-              </w:rPr>
-              <w:t>20÷5=</w:t>
-            </w:r>
-          </w:p>
-        </w:tc>
-        <w:tc>
-          <w:tcPr>
-            <w:tcW w:type="dxa" w:w="1987"/>
-          </w:tcPr>
-          <w:p>
-            <w:pPr>
-              <w:jc w:val="left"/>
-            </w:pPr>
-            <w:r>
-              <w:rPr>
-                <w:rFonts w:ascii="TimeNewRoman" w:hAnsi="TimeNewRoman"/>
-                <w:sz w:val="30"/>
-              </w:rPr>
-              <w:t>5×6=</w:t>
-            </w:r>
-          </w:p>
-        </w:tc>
-        <w:tc>
-          <w:tcPr>
-            <w:tcW w:type="dxa" w:w="1987"/>
-          </w:tcPr>
-          <w:p>
-            <w:pPr>
-              <w:jc w:val="left"/>
-            </w:pPr>
-            <w:r>
-              <w:rPr>
-                <w:rFonts w:ascii="TimeNewRoman" w:hAnsi="TimeNewRoman"/>
-                <w:sz w:val="30"/>
-              </w:rPr>
-              <w:t>7×5-17=</w:t>
-            </w:r>
-          </w:p>
-        </w:tc>
-        <w:tc>
-          <w:tcPr>
-            <w:tcW w:type="dxa" w:w="1987"/>
-          </w:tcPr>
-          <w:p>
-            <w:pPr>
-              <w:jc w:val="left"/>
-            </w:pPr>
-            <w:r>
-              <w:rPr>
-                <w:rFonts w:ascii="TimeNewRoman" w:hAnsi="TimeNewRoman"/>
-                <w:sz w:val="30"/>
-              </w:rPr>
-              <w:t>1+6-5=</w:t>
+              <w:t>4×8=</w:t>
             </w:r>
           </w:p>
         </w:tc>

--- a/mixed.docx
+++ b/mixed.docx
@@ -40,7 +40,7 @@
                 <w:rFonts w:ascii="TimeNewRoman" w:hAnsi="TimeNewRoman"/>
                 <w:sz w:val="30"/>
               </w:rPr>
-              <w:t>39+9=</w:t>
+              <w:t>4×2=</w:t>
             </w:r>
           </w:p>
         </w:tc>
@@ -57,7 +57,7 @@
                 <w:rFonts w:ascii="TimeNewRoman" w:hAnsi="TimeNewRoman"/>
                 <w:sz w:val="30"/>
               </w:rPr>
-              <w:t>2×9=</w:t>
+              <w:t>2×7+68=</w:t>
             </w:r>
           </w:p>
         </w:tc>
@@ -74,7 +74,7 @@
                 <w:rFonts w:ascii="TimeNewRoman" w:hAnsi="TimeNewRoman"/>
                 <w:sz w:val="30"/>
               </w:rPr>
-              <w:t>8+80=</w:t>
+              <w:t>45-24=</w:t>
             </w:r>
           </w:p>
         </w:tc>
@@ -91,7 +91,7 @@
                 <w:rFonts w:ascii="TimeNewRoman" w:hAnsi="TimeNewRoman"/>
                 <w:sz w:val="30"/>
               </w:rPr>
-              <w:t>9+1=</w:t>
+              <w:t>96-49=</w:t>
             </w:r>
           </w:p>
         </w:tc>
@@ -108,7 +108,7 @@
                 <w:rFonts w:ascii="TimeNewRoman" w:hAnsi="TimeNewRoman"/>
                 <w:sz w:val="30"/>
               </w:rPr>
-              <w:t>82+13+7=</w:t>
+              <w:t>3×6-15=</w:t>
             </w:r>
           </w:p>
         </w:tc>
@@ -127,7 +127,7 @@
                 <w:rFonts w:ascii="TimeNewRoman" w:hAnsi="TimeNewRoman"/>
                 <w:sz w:val="30"/>
               </w:rPr>
-              <w:t>6×7=</w:t>
+              <w:t>5×3=</w:t>
             </w:r>
           </w:p>
         </w:tc>
@@ -144,7 +144,7 @@
                 <w:rFonts w:ascii="TimeNewRoman" w:hAnsi="TimeNewRoman"/>
                 <w:sz w:val="30"/>
               </w:rPr>
-              <w:t>7×2=</w:t>
+              <w:t>83+98+31=</w:t>
             </w:r>
           </w:p>
         </w:tc>
@@ -161,7 +161,7 @@
                 <w:rFonts w:ascii="TimeNewRoman" w:hAnsi="TimeNewRoman"/>
                 <w:sz w:val="30"/>
               </w:rPr>
-              <w:t>45÷9=</w:t>
+              <w:t>50+24=</w:t>
             </w:r>
           </w:p>
         </w:tc>
@@ -178,7 +178,7 @@
                 <w:rFonts w:ascii="TimeNewRoman" w:hAnsi="TimeNewRoman"/>
                 <w:sz w:val="30"/>
               </w:rPr>
-              <w:t>21+41-39=</w:t>
+              <w:t>8×8=</w:t>
             </w:r>
           </w:p>
         </w:tc>
@@ -195,1486 +195,7 @@
                 <w:rFonts w:ascii="TimeNewRoman" w:hAnsi="TimeNewRoman"/>
                 <w:sz w:val="30"/>
               </w:rPr>
-              <w:t>20÷4=</w:t>
-            </w:r>
-          </w:p>
-        </w:tc>
-      </w:tr>
-      <w:tr>
-        <w:tc>
-          <w:tcPr>
-            <w:tcW w:type="dxa" w:w="1987"/>
-          </w:tcPr>
-          <w:p>
-            <w:pPr>
-              <w:jc w:val="left"/>
-            </w:pPr>
-            <w:r>
-              <w:rPr>
-                <w:rFonts w:ascii="TimeNewRoman" w:hAnsi="TimeNewRoman"/>
-                <w:sz w:val="30"/>
-              </w:rPr>
-              <w:t>2+26=</w:t>
-            </w:r>
-          </w:p>
-        </w:tc>
-        <w:tc>
-          <w:tcPr>
-            <w:tcW w:type="dxa" w:w="1987"/>
-          </w:tcPr>
-          <w:p>
-            <w:pPr>
-              <w:jc w:val="left"/>
-            </w:pPr>
-            <w:r>
-              <w:rPr>
-                <w:rFonts w:ascii="TimeNewRoman" w:hAnsi="TimeNewRoman"/>
-                <w:sz w:val="30"/>
-              </w:rPr>
-              <w:t>97+79-99=</w:t>
-            </w:r>
-          </w:p>
-        </w:tc>
-        <w:tc>
-          <w:tcPr>
-            <w:tcW w:type="dxa" w:w="1987"/>
-          </w:tcPr>
-          <w:p>
-            <w:pPr>
-              <w:jc w:val="left"/>
-            </w:pPr>
-            <w:r>
-              <w:rPr>
-                <w:rFonts w:ascii="TimeNewRoman" w:hAnsi="TimeNewRoman"/>
-                <w:sz w:val="30"/>
-              </w:rPr>
-              <w:t>4÷2=</w:t>
-            </w:r>
-          </w:p>
-        </w:tc>
-        <w:tc>
-          <w:tcPr>
-            <w:tcW w:type="dxa" w:w="1987"/>
-          </w:tcPr>
-          <w:p>
-            <w:pPr>
-              <w:jc w:val="left"/>
-            </w:pPr>
-            <w:r>
-              <w:rPr>
-                <w:rFonts w:ascii="TimeNewRoman" w:hAnsi="TimeNewRoman"/>
-                <w:sz w:val="30"/>
-              </w:rPr>
-              <w:t>2×8+62=</w:t>
-            </w:r>
-          </w:p>
-        </w:tc>
-        <w:tc>
-          <w:tcPr>
-            <w:tcW w:type="dxa" w:w="1987"/>
-          </w:tcPr>
-          <w:p>
-            <w:pPr>
-              <w:jc w:val="left"/>
-            </w:pPr>
-            <w:r>
-              <w:rPr>
-                <w:rFonts w:ascii="TimeNewRoman" w:hAnsi="TimeNewRoman"/>
-                <w:sz w:val="30"/>
-              </w:rPr>
-              <w:t>6×8+31=</w:t>
-            </w:r>
-          </w:p>
-        </w:tc>
-      </w:tr>
-      <w:tr>
-        <w:tc>
-          <w:tcPr>
-            <w:tcW w:type="dxa" w:w="1987"/>
-          </w:tcPr>
-          <w:p>
-            <w:pPr>
-              <w:jc w:val="left"/>
-            </w:pPr>
-            <w:r>
-              <w:rPr>
-                <w:rFonts w:ascii="TimeNewRoman" w:hAnsi="TimeNewRoman"/>
-                <w:sz w:val="30"/>
-              </w:rPr>
-              <w:t>7×8+96=</w:t>
-            </w:r>
-          </w:p>
-        </w:tc>
-        <w:tc>
-          <w:tcPr>
-            <w:tcW w:type="dxa" w:w="1987"/>
-          </w:tcPr>
-          <w:p>
-            <w:pPr>
-              <w:jc w:val="left"/>
-            </w:pPr>
-            <w:r>
-              <w:rPr>
-                <w:rFonts w:ascii="TimeNewRoman" w:hAnsi="TimeNewRoman"/>
-                <w:sz w:val="30"/>
-              </w:rPr>
-              <w:t>88+68-10=</w:t>
-            </w:r>
-          </w:p>
-        </w:tc>
-        <w:tc>
-          <w:tcPr>
-            <w:tcW w:type="dxa" w:w="1987"/>
-          </w:tcPr>
-          <w:p>
-            <w:pPr>
-              <w:jc w:val="left"/>
-            </w:pPr>
-            <w:r>
-              <w:rPr>
-                <w:rFonts w:ascii="TimeNewRoman" w:hAnsi="TimeNewRoman"/>
-                <w:sz w:val="30"/>
-              </w:rPr>
-              <w:t>18+77=</w:t>
-            </w:r>
-          </w:p>
-        </w:tc>
-        <w:tc>
-          <w:tcPr>
-            <w:tcW w:type="dxa" w:w="1987"/>
-          </w:tcPr>
-          <w:p>
-            <w:pPr>
-              <w:jc w:val="left"/>
-            </w:pPr>
-            <w:r>
-              <w:rPr>
-                <w:rFonts w:ascii="TimeNewRoman" w:hAnsi="TimeNewRoman"/>
-                <w:sz w:val="30"/>
-              </w:rPr>
-              <w:t>4×9=</w:t>
-            </w:r>
-          </w:p>
-        </w:tc>
-        <w:tc>
-          <w:tcPr>
-            <w:tcW w:type="dxa" w:w="1987"/>
-          </w:tcPr>
-          <w:p>
-            <w:pPr>
-              <w:jc w:val="left"/>
-            </w:pPr>
-            <w:r>
-              <w:rPr>
-                <w:rFonts w:ascii="TimeNewRoman" w:hAnsi="TimeNewRoman"/>
-                <w:sz w:val="30"/>
-              </w:rPr>
-              <w:t>7+39=</w:t>
-            </w:r>
-          </w:p>
-        </w:tc>
-      </w:tr>
-      <w:tr>
-        <w:tc>
-          <w:tcPr>
-            <w:tcW w:type="dxa" w:w="1987"/>
-          </w:tcPr>
-          <w:p>
-            <w:pPr>
-              <w:jc w:val="left"/>
-            </w:pPr>
-            <w:r>
-              <w:rPr>
-                <w:rFonts w:ascii="TimeNewRoman" w:hAnsi="TimeNewRoman"/>
-                <w:sz w:val="30"/>
-              </w:rPr>
-              <w:t>73+22=</w:t>
-            </w:r>
-          </w:p>
-        </w:tc>
-        <w:tc>
-          <w:tcPr>
-            <w:tcW w:type="dxa" w:w="1987"/>
-          </w:tcPr>
-          <w:p>
-            <w:pPr>
-              <w:jc w:val="left"/>
-            </w:pPr>
-            <w:r>
-              <w:rPr>
-                <w:rFonts w:ascii="TimeNewRoman" w:hAnsi="TimeNewRoman"/>
-                <w:sz w:val="30"/>
-              </w:rPr>
-              <w:t>92-33=</w:t>
-            </w:r>
-          </w:p>
-        </w:tc>
-        <w:tc>
-          <w:tcPr>
-            <w:tcW w:type="dxa" w:w="1987"/>
-          </w:tcPr>
-          <w:p>
-            <w:pPr>
-              <w:jc w:val="left"/>
-            </w:pPr>
-            <w:r>
-              <w:rPr>
-                <w:rFonts w:ascii="TimeNewRoman" w:hAnsi="TimeNewRoman"/>
-                <w:sz w:val="30"/>
-              </w:rPr>
-              <w:t>61+1=</w:t>
-            </w:r>
-          </w:p>
-        </w:tc>
-        <w:tc>
-          <w:tcPr>
-            <w:tcW w:type="dxa" w:w="1987"/>
-          </w:tcPr>
-          <w:p>
-            <w:pPr>
-              <w:jc w:val="left"/>
-            </w:pPr>
-            <w:r>
-              <w:rPr>
-                <w:rFonts w:ascii="TimeNewRoman" w:hAnsi="TimeNewRoman"/>
-                <w:sz w:val="30"/>
-              </w:rPr>
-              <w:t>3×4=</w:t>
-            </w:r>
-          </w:p>
-        </w:tc>
-        <w:tc>
-          <w:tcPr>
-            <w:tcW w:type="dxa" w:w="1987"/>
-          </w:tcPr>
-          <w:p>
-            <w:pPr>
-              <w:jc w:val="left"/>
-            </w:pPr>
-            <w:r>
-              <w:rPr>
-                <w:rFonts w:ascii="TimeNewRoman" w:hAnsi="TimeNewRoman"/>
-                <w:sz w:val="30"/>
-              </w:rPr>
-              <w:t>5×8=</w:t>
-            </w:r>
-          </w:p>
-        </w:tc>
-      </w:tr>
-      <w:tr>
-        <w:tc>
-          <w:tcPr>
-            <w:tcW w:type="dxa" w:w="1987"/>
-          </w:tcPr>
-          <w:p>
-            <w:pPr>
-              <w:jc w:val="left"/>
-            </w:pPr>
-            <w:r>
-              <w:rPr>
-                <w:rFonts w:ascii="TimeNewRoman" w:hAnsi="TimeNewRoman"/>
-                <w:sz w:val="30"/>
-              </w:rPr>
-              <w:t>97-59=</w:t>
-            </w:r>
-          </w:p>
-        </w:tc>
-        <w:tc>
-          <w:tcPr>
-            <w:tcW w:type="dxa" w:w="1987"/>
-          </w:tcPr>
-          <w:p>
-            <w:pPr>
-              <w:jc w:val="left"/>
-            </w:pPr>
-            <w:r>
-              <w:rPr>
-                <w:rFonts w:ascii="TimeNewRoman" w:hAnsi="TimeNewRoman"/>
-                <w:sz w:val="30"/>
-              </w:rPr>
-              <w:t>4×2-4=</w:t>
-            </w:r>
-          </w:p>
-        </w:tc>
-        <w:tc>
-          <w:tcPr>
-            <w:tcW w:type="dxa" w:w="1987"/>
-          </w:tcPr>
-          <w:p>
-            <w:pPr>
-              <w:jc w:val="left"/>
-            </w:pPr>
-            <w:r>
-              <w:rPr>
-                <w:rFonts w:ascii="TimeNewRoman" w:hAnsi="TimeNewRoman"/>
-                <w:sz w:val="30"/>
-              </w:rPr>
-              <w:t>8×9=</w:t>
-            </w:r>
-          </w:p>
-        </w:tc>
-        <w:tc>
-          <w:tcPr>
-            <w:tcW w:type="dxa" w:w="1987"/>
-          </w:tcPr>
-          <w:p>
-            <w:pPr>
-              <w:jc w:val="left"/>
-            </w:pPr>
-            <w:r>
-              <w:rPr>
-                <w:rFonts w:ascii="TimeNewRoman" w:hAnsi="TimeNewRoman"/>
-                <w:sz w:val="30"/>
-              </w:rPr>
-              <w:t>69+13=</w:t>
-            </w:r>
-          </w:p>
-        </w:tc>
-        <w:tc>
-          <w:tcPr>
-            <w:tcW w:type="dxa" w:w="1987"/>
-          </w:tcPr>
-          <w:p>
-            <w:pPr>
-              <w:jc w:val="left"/>
-            </w:pPr>
-            <w:r>
-              <w:rPr>
-                <w:rFonts w:ascii="TimeNewRoman" w:hAnsi="TimeNewRoman"/>
-                <w:sz w:val="30"/>
-              </w:rPr>
-              <w:t>4+70=</w:t>
-            </w:r>
-          </w:p>
-        </w:tc>
-      </w:tr>
-      <w:tr>
-        <w:tc>
-          <w:tcPr>
-            <w:tcW w:type="dxa" w:w="1987"/>
-          </w:tcPr>
-          <w:p>
-            <w:pPr>
-              <w:jc w:val="left"/>
-            </w:pPr>
-            <w:r>
-              <w:rPr>
-                <w:rFonts w:ascii="TimeNewRoman" w:hAnsi="TimeNewRoman"/>
-                <w:sz w:val="30"/>
-              </w:rPr>
-              <w:t>5×5=</w:t>
-            </w:r>
-          </w:p>
-        </w:tc>
-        <w:tc>
-          <w:tcPr>
-            <w:tcW w:type="dxa" w:w="1987"/>
-          </w:tcPr>
-          <w:p>
-            <w:pPr>
-              <w:jc w:val="left"/>
-            </w:pPr>
-            <w:r>
-              <w:rPr>
-                <w:rFonts w:ascii="TimeNewRoman" w:hAnsi="TimeNewRoman"/>
-                <w:sz w:val="30"/>
-              </w:rPr>
-              <w:t>41+19=</w:t>
-            </w:r>
-          </w:p>
-        </w:tc>
-        <w:tc>
-          <w:tcPr>
-            <w:tcW w:type="dxa" w:w="1987"/>
-          </w:tcPr>
-          <w:p>
-            <w:pPr>
-              <w:jc w:val="left"/>
-            </w:pPr>
-            <w:r>
-              <w:rPr>
-                <w:rFonts w:ascii="TimeNewRoman" w:hAnsi="TimeNewRoman"/>
-                <w:sz w:val="30"/>
-              </w:rPr>
-              <w:t>75+14+42=</w:t>
-            </w:r>
-          </w:p>
-        </w:tc>
-        <w:tc>
-          <w:tcPr>
-            <w:tcW w:type="dxa" w:w="1987"/>
-          </w:tcPr>
-          <w:p>
-            <w:pPr>
-              <w:jc w:val="left"/>
-            </w:pPr>
-            <w:r>
-              <w:rPr>
-                <w:rFonts w:ascii="TimeNewRoman" w:hAnsi="TimeNewRoman"/>
-                <w:sz w:val="30"/>
-              </w:rPr>
-              <w:t>9×9+61=</w:t>
-            </w:r>
-          </w:p>
-        </w:tc>
-        <w:tc>
-          <w:tcPr>
-            <w:tcW w:type="dxa" w:w="1987"/>
-          </w:tcPr>
-          <w:p>
-            <w:pPr>
-              <w:jc w:val="left"/>
-            </w:pPr>
-            <w:r>
-              <w:rPr>
-                <w:rFonts w:ascii="TimeNewRoman" w:hAnsi="TimeNewRoman"/>
-                <w:sz w:val="30"/>
-              </w:rPr>
-              <w:t>37+91+25=</w:t>
-            </w:r>
-          </w:p>
-        </w:tc>
-      </w:tr>
-      <w:tr>
-        <w:tc>
-          <w:tcPr>
-            <w:tcW w:type="dxa" w:w="1987"/>
-          </w:tcPr>
-          <w:p>
-            <w:pPr>
-              <w:jc w:val="left"/>
-            </w:pPr>
-            <w:r>
-              <w:rPr>
-                <w:rFonts w:ascii="TimeNewRoman" w:hAnsi="TimeNewRoman"/>
-                <w:sz w:val="30"/>
-              </w:rPr>
-              <w:t>8+51=</w:t>
-            </w:r>
-          </w:p>
-        </w:tc>
-        <w:tc>
-          <w:tcPr>
-            <w:tcW w:type="dxa" w:w="1987"/>
-          </w:tcPr>
-          <w:p>
-            <w:pPr>
-              <w:jc w:val="left"/>
-            </w:pPr>
-            <w:r>
-              <w:rPr>
-                <w:rFonts w:ascii="TimeNewRoman" w:hAnsi="TimeNewRoman"/>
-                <w:sz w:val="30"/>
-              </w:rPr>
-              <w:t>2×8=</w:t>
-            </w:r>
-          </w:p>
-        </w:tc>
-        <w:tc>
-          <w:tcPr>
-            <w:tcW w:type="dxa" w:w="1987"/>
-          </w:tcPr>
-          <w:p>
-            <w:pPr>
-              <w:jc w:val="left"/>
-            </w:pPr>
-            <w:r>
-              <w:rPr>
-                <w:rFonts w:ascii="TimeNewRoman" w:hAnsi="TimeNewRoman"/>
-                <w:sz w:val="30"/>
-              </w:rPr>
-              <w:t>44+10-43=</w:t>
-            </w:r>
-          </w:p>
-        </w:tc>
-        <w:tc>
-          <w:tcPr>
-            <w:tcW w:type="dxa" w:w="1987"/>
-          </w:tcPr>
-          <w:p>
-            <w:pPr>
-              <w:jc w:val="left"/>
-            </w:pPr>
-            <w:r>
-              <w:rPr>
-                <w:rFonts w:ascii="TimeNewRoman" w:hAnsi="TimeNewRoman"/>
-                <w:sz w:val="30"/>
-              </w:rPr>
-              <w:t>10+38=</w:t>
-            </w:r>
-          </w:p>
-        </w:tc>
-        <w:tc>
-          <w:tcPr>
-            <w:tcW w:type="dxa" w:w="1987"/>
-          </w:tcPr>
-          <w:p>
-            <w:pPr>
-              <w:jc w:val="left"/>
-            </w:pPr>
-            <w:r>
-              <w:rPr>
-                <w:rFonts w:ascii="TimeNewRoman" w:hAnsi="TimeNewRoman"/>
-                <w:sz w:val="30"/>
-              </w:rPr>
-              <w:t>85-46=</w:t>
-            </w:r>
-          </w:p>
-        </w:tc>
-      </w:tr>
-      <w:tr>
-        <w:tc>
-          <w:tcPr>
-            <w:tcW w:type="dxa" w:w="1987"/>
-          </w:tcPr>
-          <w:p>
-            <w:pPr>
-              <w:jc w:val="left"/>
-            </w:pPr>
-            <w:r>
-              <w:rPr>
-                <w:rFonts w:ascii="TimeNewRoman" w:hAnsi="TimeNewRoman"/>
-                <w:sz w:val="30"/>
-              </w:rPr>
-              <w:t>21÷7=</w:t>
-            </w:r>
-          </w:p>
-        </w:tc>
-        <w:tc>
-          <w:tcPr>
-            <w:tcW w:type="dxa" w:w="1987"/>
-          </w:tcPr>
-          <w:p>
-            <w:pPr>
-              <w:jc w:val="left"/>
-            </w:pPr>
-            <w:r>
-              <w:rPr>
-                <w:rFonts w:ascii="TimeNewRoman" w:hAnsi="TimeNewRoman"/>
-                <w:sz w:val="30"/>
-              </w:rPr>
-              <w:t>16÷8=</w:t>
-            </w:r>
-          </w:p>
-        </w:tc>
-        <w:tc>
-          <w:tcPr>
-            <w:tcW w:type="dxa" w:w="1987"/>
-          </w:tcPr>
-          <w:p>
-            <w:pPr>
-              <w:jc w:val="left"/>
-            </w:pPr>
-            <w:r>
-              <w:rPr>
-                <w:rFonts w:ascii="TimeNewRoman" w:hAnsi="TimeNewRoman"/>
-                <w:sz w:val="30"/>
-              </w:rPr>
-              <w:t>55+51-83=</w:t>
-            </w:r>
-          </w:p>
-        </w:tc>
-        <w:tc>
-          <w:tcPr>
-            <w:tcW w:type="dxa" w:w="1987"/>
-          </w:tcPr>
-          <w:p>
-            <w:pPr>
-              <w:jc w:val="left"/>
-            </w:pPr>
-            <w:r>
-              <w:rPr>
-                <w:rFonts w:ascii="TimeNewRoman" w:hAnsi="TimeNewRoman"/>
-                <w:sz w:val="30"/>
-              </w:rPr>
-              <w:t>55-20=</w:t>
-            </w:r>
-          </w:p>
-        </w:tc>
-        <w:tc>
-          <w:tcPr>
-            <w:tcW w:type="dxa" w:w="1987"/>
-          </w:tcPr>
-          <w:p>
-            <w:pPr>
-              <w:jc w:val="left"/>
-            </w:pPr>
-            <w:r>
-              <w:rPr>
-                <w:rFonts w:ascii="TimeNewRoman" w:hAnsi="TimeNewRoman"/>
-                <w:sz w:val="30"/>
-              </w:rPr>
-              <w:t>3×7-16=</w:t>
-            </w:r>
-          </w:p>
-        </w:tc>
-      </w:tr>
-      <w:tr>
-        <w:tc>
-          <w:tcPr>
-            <w:tcW w:type="dxa" w:w="1987"/>
-          </w:tcPr>
-          <w:p>
-            <w:pPr>
-              <w:jc w:val="left"/>
-            </w:pPr>
-            <w:r>
-              <w:rPr>
-                <w:rFonts w:ascii="TimeNewRoman" w:hAnsi="TimeNewRoman"/>
-                <w:sz w:val="30"/>
-              </w:rPr>
-              <w:t>3×2=</w:t>
-            </w:r>
-          </w:p>
-        </w:tc>
-        <w:tc>
-          <w:tcPr>
-            <w:tcW w:type="dxa" w:w="1987"/>
-          </w:tcPr>
-          <w:p>
-            <w:pPr>
-              <w:jc w:val="left"/>
-            </w:pPr>
-            <w:r>
-              <w:rPr>
-                <w:rFonts w:ascii="TimeNewRoman" w:hAnsi="TimeNewRoman"/>
-                <w:sz w:val="30"/>
-              </w:rPr>
-              <w:t>55-29=</w:t>
-            </w:r>
-          </w:p>
-        </w:tc>
-        <w:tc>
-          <w:tcPr>
-            <w:tcW w:type="dxa" w:w="1987"/>
-          </w:tcPr>
-          <w:p>
-            <w:pPr>
-              <w:jc w:val="left"/>
-            </w:pPr>
-            <w:r>
-              <w:rPr>
-                <w:rFonts w:ascii="TimeNewRoman" w:hAnsi="TimeNewRoman"/>
-                <w:sz w:val="30"/>
-              </w:rPr>
-              <w:t>12-6=</w:t>
-            </w:r>
-          </w:p>
-        </w:tc>
-        <w:tc>
-          <w:tcPr>
-            <w:tcW w:type="dxa" w:w="1987"/>
-          </w:tcPr>
-          <w:p>
-            <w:pPr>
-              <w:jc w:val="left"/>
-            </w:pPr>
-            <w:r>
-              <w:rPr>
-                <w:rFonts w:ascii="TimeNewRoman" w:hAnsi="TimeNewRoman"/>
-                <w:sz w:val="30"/>
-              </w:rPr>
-              <w:t>36÷4=</w:t>
-            </w:r>
-          </w:p>
-        </w:tc>
-        <w:tc>
-          <w:tcPr>
-            <w:tcW w:type="dxa" w:w="1987"/>
-          </w:tcPr>
-          <w:p>
-            <w:pPr>
-              <w:jc w:val="left"/>
-            </w:pPr>
-            <w:r>
-              <w:rPr>
-                <w:rFonts w:ascii="TimeNewRoman" w:hAnsi="TimeNewRoman"/>
-                <w:sz w:val="30"/>
-              </w:rPr>
-              <w:t>9×9=</w:t>
-            </w:r>
-          </w:p>
-        </w:tc>
-      </w:tr>
-      <w:tr>
-        <w:tc>
-          <w:tcPr>
-            <w:tcW w:type="dxa" w:w="1987"/>
-          </w:tcPr>
-          <w:p>
-            <w:pPr>
-              <w:jc w:val="left"/>
-            </w:pPr>
-            <w:r>
-              <w:rPr>
-                <w:rFonts w:ascii="TimeNewRoman" w:hAnsi="TimeNewRoman"/>
-                <w:sz w:val="30"/>
-              </w:rPr>
-              <w:t>3+72-29=</w:t>
-            </w:r>
-          </w:p>
-        </w:tc>
-        <w:tc>
-          <w:tcPr>
-            <w:tcW w:type="dxa" w:w="1987"/>
-          </w:tcPr>
-          <w:p>
-            <w:pPr>
-              <w:jc w:val="left"/>
-            </w:pPr>
-            <w:r>
-              <w:rPr>
-                <w:rFonts w:ascii="TimeNewRoman" w:hAnsi="TimeNewRoman"/>
-                <w:sz w:val="30"/>
-              </w:rPr>
-              <w:t>48÷8=</w:t>
-            </w:r>
-          </w:p>
-        </w:tc>
-        <w:tc>
-          <w:tcPr>
-            <w:tcW w:type="dxa" w:w="1987"/>
-          </w:tcPr>
-          <w:p>
-            <w:pPr>
-              <w:jc w:val="left"/>
-            </w:pPr>
-            <w:r>
-              <w:rPr>
-                <w:rFonts w:ascii="TimeNewRoman" w:hAnsi="TimeNewRoman"/>
-                <w:sz w:val="30"/>
-              </w:rPr>
-              <w:t>8×5=</w:t>
-            </w:r>
-          </w:p>
-        </w:tc>
-        <w:tc>
-          <w:tcPr>
-            <w:tcW w:type="dxa" w:w="1987"/>
-          </w:tcPr>
-          <w:p>
-            <w:pPr>
-              <w:jc w:val="left"/>
-            </w:pPr>
-            <w:r>
-              <w:rPr>
-                <w:rFonts w:ascii="TimeNewRoman" w:hAnsi="TimeNewRoman"/>
-                <w:sz w:val="30"/>
-              </w:rPr>
-              <w:t>9×7+86=</w:t>
-            </w:r>
-          </w:p>
-        </w:tc>
-        <w:tc>
-          <w:tcPr>
-            <w:tcW w:type="dxa" w:w="1987"/>
-          </w:tcPr>
-          <w:p>
-            <w:pPr>
-              <w:jc w:val="left"/>
-            </w:pPr>
-            <w:r>
-              <w:rPr>
-                <w:rFonts w:ascii="TimeNewRoman" w:hAnsi="TimeNewRoman"/>
-                <w:sz w:val="30"/>
-              </w:rPr>
-              <w:t>97-94=</w:t>
-            </w:r>
-          </w:p>
-        </w:tc>
-      </w:tr>
-      <w:tr>
-        <w:tc>
-          <w:tcPr>
-            <w:tcW w:type="dxa" w:w="1987"/>
-          </w:tcPr>
-          <w:p>
-            <w:pPr>
-              <w:jc w:val="left"/>
-            </w:pPr>
-            <w:r>
-              <w:rPr>
-                <w:rFonts w:ascii="TimeNewRoman" w:hAnsi="TimeNewRoman"/>
-                <w:sz w:val="30"/>
-              </w:rPr>
-              <w:t>9+34=</w:t>
-            </w:r>
-          </w:p>
-        </w:tc>
-        <w:tc>
-          <w:tcPr>
-            <w:tcW w:type="dxa" w:w="1987"/>
-          </w:tcPr>
-          <w:p>
-            <w:pPr>
-              <w:jc w:val="left"/>
-            </w:pPr>
-            <w:r>
-              <w:rPr>
-                <w:rFonts w:ascii="TimeNewRoman" w:hAnsi="TimeNewRoman"/>
-                <w:sz w:val="30"/>
-              </w:rPr>
-              <w:t>41+31=</w:t>
-            </w:r>
-          </w:p>
-        </w:tc>
-        <w:tc>
-          <w:tcPr>
-            <w:tcW w:type="dxa" w:w="1987"/>
-          </w:tcPr>
-          <w:p>
-            <w:pPr>
-              <w:jc w:val="left"/>
-            </w:pPr>
-            <w:r>
-              <w:rPr>
-                <w:rFonts w:ascii="TimeNewRoman" w:hAnsi="TimeNewRoman"/>
-                <w:sz w:val="30"/>
-              </w:rPr>
-              <w:t>9×5-4=</w:t>
-            </w:r>
-          </w:p>
-        </w:tc>
-        <w:tc>
-          <w:tcPr>
-            <w:tcW w:type="dxa" w:w="1987"/>
-          </w:tcPr>
-          <w:p>
-            <w:pPr>
-              <w:jc w:val="left"/>
-            </w:pPr>
-            <w:r>
-              <w:rPr>
-                <w:rFonts w:ascii="TimeNewRoman" w:hAnsi="TimeNewRoman"/>
-                <w:sz w:val="30"/>
-              </w:rPr>
-              <w:t>32-23=</w:t>
-            </w:r>
-          </w:p>
-        </w:tc>
-        <w:tc>
-          <w:tcPr>
-            <w:tcW w:type="dxa" w:w="1987"/>
-          </w:tcPr>
-          <w:p>
-            <w:pPr>
-              <w:jc w:val="left"/>
-            </w:pPr>
-            <w:r>
-              <w:rPr>
-                <w:rFonts w:ascii="TimeNewRoman" w:hAnsi="TimeNewRoman"/>
-                <w:sz w:val="30"/>
-              </w:rPr>
-              <w:t>9×5=</w:t>
-            </w:r>
-          </w:p>
-        </w:tc>
-      </w:tr>
-      <w:tr>
-        <w:tc>
-          <w:tcPr>
-            <w:tcW w:type="dxa" w:w="1987"/>
-          </w:tcPr>
-          <w:p>
-            <w:pPr>
-              <w:jc w:val="left"/>
-            </w:pPr>
-            <w:r>
-              <w:rPr>
-                <w:rFonts w:ascii="TimeNewRoman" w:hAnsi="TimeNewRoman"/>
-                <w:sz w:val="30"/>
-              </w:rPr>
-              <w:t>7×3=</w:t>
-            </w:r>
-          </w:p>
-        </w:tc>
-        <w:tc>
-          <w:tcPr>
-            <w:tcW w:type="dxa" w:w="1987"/>
-          </w:tcPr>
-          <w:p>
-            <w:pPr>
-              <w:jc w:val="left"/>
-            </w:pPr>
-            <w:r>
-              <w:rPr>
-                <w:rFonts w:ascii="TimeNewRoman" w:hAnsi="TimeNewRoman"/>
-                <w:sz w:val="30"/>
-              </w:rPr>
-              <w:t>26+69+6=</w:t>
-            </w:r>
-          </w:p>
-        </w:tc>
-        <w:tc>
-          <w:tcPr>
-            <w:tcW w:type="dxa" w:w="1987"/>
-          </w:tcPr>
-          <w:p>
-            <w:pPr>
-              <w:jc w:val="left"/>
-            </w:pPr>
-            <w:r>
-              <w:rPr>
-                <w:rFonts w:ascii="TimeNewRoman" w:hAnsi="TimeNewRoman"/>
-                <w:sz w:val="30"/>
-              </w:rPr>
-              <w:t>4+9=</w:t>
-            </w:r>
-          </w:p>
-        </w:tc>
-        <w:tc>
-          <w:tcPr>
-            <w:tcW w:type="dxa" w:w="1987"/>
-          </w:tcPr>
-          <w:p>
-            <w:pPr>
-              <w:jc w:val="left"/>
-            </w:pPr>
-            <w:r>
-              <w:rPr>
-                <w:rFonts w:ascii="TimeNewRoman" w:hAnsi="TimeNewRoman"/>
-                <w:sz w:val="30"/>
-              </w:rPr>
-              <w:t>4×4=</w:t>
-            </w:r>
-          </w:p>
-        </w:tc>
-        <w:tc>
-          <w:tcPr>
-            <w:tcW w:type="dxa" w:w="1987"/>
-          </w:tcPr>
-          <w:p>
-            <w:pPr>
-              <w:jc w:val="left"/>
-            </w:pPr>
-            <w:r>
-              <w:rPr>
-                <w:rFonts w:ascii="TimeNewRoman" w:hAnsi="TimeNewRoman"/>
-                <w:sz w:val="30"/>
-              </w:rPr>
-              <w:t>2×4=</w:t>
-            </w:r>
-          </w:p>
-        </w:tc>
-      </w:tr>
-      <w:tr>
-        <w:tc>
-          <w:tcPr>
-            <w:tcW w:type="dxa" w:w="1987"/>
-          </w:tcPr>
-          <w:p>
-            <w:pPr>
-              <w:jc w:val="left"/>
-            </w:pPr>
-            <w:r>
-              <w:rPr>
-                <w:rFonts w:ascii="TimeNewRoman" w:hAnsi="TimeNewRoman"/>
-                <w:sz w:val="30"/>
-              </w:rPr>
-              <w:t>4×3=</w:t>
-            </w:r>
-          </w:p>
-        </w:tc>
-        <w:tc>
-          <w:tcPr>
-            <w:tcW w:type="dxa" w:w="1987"/>
-          </w:tcPr>
-          <w:p>
-            <w:pPr>
-              <w:jc w:val="left"/>
-            </w:pPr>
-            <w:r>
-              <w:rPr>
-                <w:rFonts w:ascii="TimeNewRoman" w:hAnsi="TimeNewRoman"/>
-                <w:sz w:val="30"/>
-              </w:rPr>
-              <w:t>26+58+25=</w:t>
-            </w:r>
-          </w:p>
-        </w:tc>
-        <w:tc>
-          <w:tcPr>
-            <w:tcW w:type="dxa" w:w="1987"/>
-          </w:tcPr>
-          <w:p>
-            <w:pPr>
-              <w:jc w:val="left"/>
-            </w:pPr>
-            <w:r>
-              <w:rPr>
-                <w:rFonts w:ascii="TimeNewRoman" w:hAnsi="TimeNewRoman"/>
-                <w:sz w:val="30"/>
-              </w:rPr>
-              <w:t>18÷6=</w:t>
-            </w:r>
-          </w:p>
-        </w:tc>
-        <w:tc>
-          <w:tcPr>
-            <w:tcW w:type="dxa" w:w="1987"/>
-          </w:tcPr>
-          <w:p>
-            <w:pPr>
-              <w:jc w:val="left"/>
-            </w:pPr>
-            <w:r>
-              <w:rPr>
-                <w:rFonts w:ascii="TimeNewRoman" w:hAnsi="TimeNewRoman"/>
-                <w:sz w:val="30"/>
-              </w:rPr>
-              <w:t>28÷4=</w:t>
-            </w:r>
-          </w:p>
-        </w:tc>
-        <w:tc>
-          <w:tcPr>
-            <w:tcW w:type="dxa" w:w="1987"/>
-          </w:tcPr>
-          <w:p>
-            <w:pPr>
-              <w:jc w:val="left"/>
-            </w:pPr>
-            <w:r>
-              <w:rPr>
-                <w:rFonts w:ascii="TimeNewRoman" w:hAnsi="TimeNewRoman"/>
-                <w:sz w:val="30"/>
-              </w:rPr>
-              <w:t>94-64=</w:t>
-            </w:r>
-          </w:p>
-        </w:tc>
-      </w:tr>
-      <w:tr>
-        <w:tc>
-          <w:tcPr>
-            <w:tcW w:type="dxa" w:w="1987"/>
-          </w:tcPr>
-          <w:p>
-            <w:pPr>
-              <w:jc w:val="left"/>
-            </w:pPr>
-            <w:r>
-              <w:rPr>
-                <w:rFonts w:ascii="TimeNewRoman" w:hAnsi="TimeNewRoman"/>
-                <w:sz w:val="30"/>
-              </w:rPr>
-              <w:t>88+94+99=</w:t>
-            </w:r>
-          </w:p>
-        </w:tc>
-        <w:tc>
-          <w:tcPr>
-            <w:tcW w:type="dxa" w:w="1987"/>
-          </w:tcPr>
-          <w:p>
-            <w:pPr>
-              <w:jc w:val="left"/>
-            </w:pPr>
-            <w:r>
-              <w:rPr>
-                <w:rFonts w:ascii="TimeNewRoman" w:hAnsi="TimeNewRoman"/>
-                <w:sz w:val="30"/>
-              </w:rPr>
-              <w:t>7×1=</w:t>
-            </w:r>
-          </w:p>
-        </w:tc>
-        <w:tc>
-          <w:tcPr>
-            <w:tcW w:type="dxa" w:w="1987"/>
-          </w:tcPr>
-          <w:p>
-            <w:pPr>
-              <w:jc w:val="left"/>
-            </w:pPr>
-            <w:r>
-              <w:rPr>
-                <w:rFonts w:ascii="TimeNewRoman" w:hAnsi="TimeNewRoman"/>
-                <w:sz w:val="30"/>
-              </w:rPr>
-              <w:t>9×2=</w:t>
-            </w:r>
-          </w:p>
-        </w:tc>
-        <w:tc>
-          <w:tcPr>
-            <w:tcW w:type="dxa" w:w="1987"/>
-          </w:tcPr>
-          <w:p>
-            <w:pPr>
-              <w:jc w:val="left"/>
-            </w:pPr>
-            <w:r>
-              <w:rPr>
-                <w:rFonts w:ascii="TimeNewRoman" w:hAnsi="TimeNewRoman"/>
-                <w:sz w:val="30"/>
-              </w:rPr>
-              <w:t>50+43=</w:t>
-            </w:r>
-          </w:p>
-        </w:tc>
-        <w:tc>
-          <w:tcPr>
-            <w:tcW w:type="dxa" w:w="1987"/>
-          </w:tcPr>
-          <w:p>
-            <w:pPr>
-              <w:jc w:val="left"/>
-            </w:pPr>
-            <w:r>
-              <w:rPr>
-                <w:rFonts w:ascii="TimeNewRoman" w:hAnsi="TimeNewRoman"/>
-                <w:sz w:val="30"/>
-              </w:rPr>
-              <w:t>17-11=</w:t>
-            </w:r>
-          </w:p>
-        </w:tc>
-      </w:tr>
-      <w:tr>
-        <w:tc>
-          <w:tcPr>
-            <w:tcW w:type="dxa" w:w="1987"/>
-          </w:tcPr>
-          <w:p>
-            <w:pPr>
-              <w:jc w:val="left"/>
-            </w:pPr>
-            <w:r>
-              <w:rPr>
-                <w:rFonts w:ascii="TimeNewRoman" w:hAnsi="TimeNewRoman"/>
-                <w:sz w:val="30"/>
-              </w:rPr>
-              <w:t>3×3=</w:t>
-            </w:r>
-          </w:p>
-        </w:tc>
-        <w:tc>
-          <w:tcPr>
-            <w:tcW w:type="dxa" w:w="1987"/>
-          </w:tcPr>
-          <w:p>
-            <w:pPr>
-              <w:jc w:val="left"/>
-            </w:pPr>
-            <w:r>
-              <w:rPr>
-                <w:rFonts w:ascii="TimeNewRoman" w:hAnsi="TimeNewRoman"/>
-                <w:sz w:val="30"/>
-              </w:rPr>
-              <w:t>9×4-19=</w:t>
-            </w:r>
-          </w:p>
-        </w:tc>
-        <w:tc>
-          <w:tcPr>
-            <w:tcW w:type="dxa" w:w="1987"/>
-          </w:tcPr>
-          <w:p>
-            <w:pPr>
-              <w:jc w:val="left"/>
-            </w:pPr>
-            <w:r>
-              <w:rPr>
-                <w:rFonts w:ascii="TimeNewRoman" w:hAnsi="TimeNewRoman"/>
-                <w:sz w:val="30"/>
-              </w:rPr>
-              <w:t>57+33=</w:t>
-            </w:r>
-          </w:p>
-        </w:tc>
-        <w:tc>
-          <w:tcPr>
-            <w:tcW w:type="dxa" w:w="1987"/>
-          </w:tcPr>
-          <w:p>
-            <w:pPr>
-              <w:jc w:val="left"/>
-            </w:pPr>
-            <w:r>
-              <w:rPr>
-                <w:rFonts w:ascii="TimeNewRoman" w:hAnsi="TimeNewRoman"/>
-                <w:sz w:val="30"/>
-              </w:rPr>
-              <w:t>6×4=</w:t>
-            </w:r>
-          </w:p>
-        </w:tc>
-        <w:tc>
-          <w:tcPr>
-            <w:tcW w:type="dxa" w:w="1987"/>
-          </w:tcPr>
-          <w:p>
-            <w:pPr>
-              <w:jc w:val="left"/>
-            </w:pPr>
-            <w:r>
-              <w:rPr>
-                <w:rFonts w:ascii="TimeNewRoman" w:hAnsi="TimeNewRoman"/>
-                <w:sz w:val="30"/>
-              </w:rPr>
-              <w:t>82-20=</w:t>
-            </w:r>
-          </w:p>
-        </w:tc>
-      </w:tr>
-      <w:tr>
-        <w:tc>
-          <w:tcPr>
-            <w:tcW w:type="dxa" w:w="1987"/>
-          </w:tcPr>
-          <w:p>
-            <w:pPr>
-              <w:jc w:val="left"/>
-            </w:pPr>
-            <w:r>
-              <w:rPr>
-                <w:rFonts w:ascii="TimeNewRoman" w:hAnsi="TimeNewRoman"/>
-                <w:sz w:val="30"/>
-              </w:rPr>
-              <w:t>6×5+30=</w:t>
-            </w:r>
-          </w:p>
-        </w:tc>
-        <w:tc>
-          <w:tcPr>
-            <w:tcW w:type="dxa" w:w="1987"/>
-          </w:tcPr>
-          <w:p>
-            <w:pPr>
-              <w:jc w:val="left"/>
-            </w:pPr>
-            <w:r>
-              <w:rPr>
-                <w:rFonts w:ascii="TimeNewRoman" w:hAnsi="TimeNewRoman"/>
-                <w:sz w:val="30"/>
-              </w:rPr>
-              <w:t>4×2=</w:t>
-            </w:r>
-          </w:p>
-        </w:tc>
-        <w:tc>
-          <w:tcPr>
-            <w:tcW w:type="dxa" w:w="1987"/>
-          </w:tcPr>
-          <w:p>
-            <w:pPr>
-              <w:jc w:val="left"/>
-            </w:pPr>
-            <w:r>
-              <w:rPr>
-                <w:rFonts w:ascii="TimeNewRoman" w:hAnsi="TimeNewRoman"/>
-                <w:sz w:val="30"/>
-              </w:rPr>
-              <w:t>2×5+76=</w:t>
-            </w:r>
-          </w:p>
-        </w:tc>
-        <w:tc>
-          <w:tcPr>
-            <w:tcW w:type="dxa" w:w="1987"/>
-          </w:tcPr>
-          <w:p>
-            <w:pPr>
-              <w:jc w:val="left"/>
-            </w:pPr>
-            <w:r>
-              <w:rPr>
-                <w:rFonts w:ascii="TimeNewRoman" w:hAnsi="TimeNewRoman"/>
-                <w:sz w:val="30"/>
-              </w:rPr>
-              <w:t>4×6=</w:t>
-            </w:r>
-          </w:p>
-        </w:tc>
-        <w:tc>
-          <w:tcPr>
-            <w:tcW w:type="dxa" w:w="1987"/>
-          </w:tcPr>
-          <w:p>
-            <w:pPr>
-              <w:jc w:val="left"/>
-            </w:pPr>
-            <w:r>
-              <w:rPr>
-                <w:rFonts w:ascii="TimeNewRoman" w:hAnsi="TimeNewRoman"/>
-                <w:sz w:val="30"/>
-              </w:rPr>
-              <w:t>2×6=</w:t>
-            </w:r>
-          </w:p>
-        </w:tc>
-      </w:tr>
-      <w:tr>
-        <w:tc>
-          <w:tcPr>
-            <w:tcW w:type="dxa" w:w="1987"/>
-          </w:tcPr>
-          <w:p>
-            <w:pPr>
-              <w:jc w:val="left"/>
-            </w:pPr>
-            <w:r>
-              <w:rPr>
-                <w:rFonts w:ascii="TimeNewRoman" w:hAnsi="TimeNewRoman"/>
-                <w:sz w:val="30"/>
-              </w:rPr>
-              <w:t>2+38+97=</w:t>
-            </w:r>
-          </w:p>
-        </w:tc>
-        <w:tc>
-          <w:tcPr>
-            <w:tcW w:type="dxa" w:w="1987"/>
-          </w:tcPr>
-          <w:p>
-            <w:pPr>
-              <w:jc w:val="left"/>
-            </w:pPr>
-            <w:r>
-              <w:rPr>
-                <w:rFonts w:ascii="TimeNewRoman" w:hAnsi="TimeNewRoman"/>
-                <w:sz w:val="30"/>
-              </w:rPr>
-              <w:t>65+85-28=</w:t>
-            </w:r>
-          </w:p>
-        </w:tc>
-        <w:tc>
-          <w:tcPr>
-            <w:tcW w:type="dxa" w:w="1987"/>
-          </w:tcPr>
-          <w:p>
-            <w:pPr>
-              <w:jc w:val="left"/>
-            </w:pPr>
-            <w:r>
-              <w:rPr>
-                <w:rFonts w:ascii="TimeNewRoman" w:hAnsi="TimeNewRoman"/>
-                <w:sz w:val="30"/>
-              </w:rPr>
-              <w:t>8×2=</w:t>
-            </w:r>
-          </w:p>
-        </w:tc>
-        <w:tc>
-          <w:tcPr>
-            <w:tcW w:type="dxa" w:w="1987"/>
-          </w:tcPr>
-          <w:p>
-            <w:pPr>
-              <w:jc w:val="left"/>
-            </w:pPr>
-            <w:r>
-              <w:rPr>
-                <w:rFonts w:ascii="TimeNewRoman" w:hAnsi="TimeNewRoman"/>
-                <w:sz w:val="30"/>
-              </w:rPr>
-              <w:t>28+51=</w:t>
-            </w:r>
-          </w:p>
-        </w:tc>
-        <w:tc>
-          <w:tcPr>
-            <w:tcW w:type="dxa" w:w="1987"/>
-          </w:tcPr>
-          <w:p>
-            <w:pPr>
-              <w:jc w:val="left"/>
-            </w:pPr>
-            <w:r>
-              <w:rPr>
-                <w:rFonts w:ascii="TimeNewRoman" w:hAnsi="TimeNewRoman"/>
-                <w:sz w:val="30"/>
-              </w:rPr>
-              <w:t>42÷6=</w:t>
-            </w:r>
-          </w:p>
-        </w:tc>
-      </w:tr>
-      <w:tr>
-        <w:tc>
-          <w:tcPr>
-            <w:tcW w:type="dxa" w:w="1987"/>
-          </w:tcPr>
-          <w:p>
-            <w:pPr>
-              <w:jc w:val="left"/>
-            </w:pPr>
-            <w:r>
-              <w:rPr>
-                <w:rFonts w:ascii="TimeNewRoman" w:hAnsi="TimeNewRoman"/>
-                <w:sz w:val="30"/>
-              </w:rPr>
-              <w:t>9×6=</w:t>
-            </w:r>
-          </w:p>
-        </w:tc>
-        <w:tc>
-          <w:tcPr>
-            <w:tcW w:type="dxa" w:w="1987"/>
-          </w:tcPr>
-          <w:p>
-            <w:pPr>
-              <w:jc w:val="left"/>
-            </w:pPr>
-            <w:r>
-              <w:rPr>
-                <w:rFonts w:ascii="TimeNewRoman" w:hAnsi="TimeNewRoman"/>
-                <w:sz w:val="30"/>
-              </w:rPr>
-              <w:t>4×5=</w:t>
-            </w:r>
-          </w:p>
-        </w:tc>
-        <w:tc>
-          <w:tcPr>
-            <w:tcW w:type="dxa" w:w="1987"/>
-          </w:tcPr>
-          <w:p>
-            <w:pPr>
-              <w:jc w:val="left"/>
-            </w:pPr>
-            <w:r>
-              <w:rPr>
-                <w:rFonts w:ascii="TimeNewRoman" w:hAnsi="TimeNewRoman"/>
-                <w:sz w:val="30"/>
-              </w:rPr>
-              <w:t>9×8=</w:t>
-            </w:r>
-          </w:p>
-        </w:tc>
-        <w:tc>
-          <w:tcPr>
-            <w:tcW w:type="dxa" w:w="1987"/>
-          </w:tcPr>
-          <w:p>
-            <w:pPr>
-              <w:jc w:val="left"/>
-            </w:pPr>
-            <w:r>
-              <w:rPr>
-                <w:rFonts w:ascii="TimeNewRoman" w:hAnsi="TimeNewRoman"/>
-                <w:sz w:val="30"/>
-              </w:rPr>
-              <w:t>3×1=</w:t>
-            </w:r>
-          </w:p>
-        </w:tc>
-        <w:tc>
-          <w:tcPr>
-            <w:tcW w:type="dxa" w:w="1987"/>
-          </w:tcPr>
-          <w:p>
-            <w:pPr>
-              <w:jc w:val="left"/>
-            </w:pPr>
-            <w:r>
-              <w:rPr>
-                <w:rFonts w:ascii="TimeNewRoman" w:hAnsi="TimeNewRoman"/>
-                <w:sz w:val="30"/>
-              </w:rPr>
-              <w:t>7×7=</w:t>
+              <w:t>5×7=</w:t>
             </w:r>
           </w:p>
         </w:tc>
@@ -1710,7 +231,7 @@
                 <w:rFonts w:ascii="TimeNewRoman" w:hAnsi="TimeNewRoman"/>
                 <w:sz w:val="30"/>
               </w:rPr>
-              <w:t>39+35=</w:t>
+              <w:t>25+33=</w:t>
             </w:r>
           </w:p>
         </w:tc>
@@ -1727,7 +248,7 @@
                 <w:rFonts w:ascii="TimeNewRoman" w:hAnsi="TimeNewRoman"/>
                 <w:sz w:val="30"/>
               </w:rPr>
-              <w:t>99+22-88=</w:t>
+              <w:t>2×6-3=</w:t>
             </w:r>
           </w:p>
         </w:tc>
@@ -1744,7 +265,181 @@
                 <w:rFonts w:ascii="TimeNewRoman" w:hAnsi="TimeNewRoman"/>
                 <w:sz w:val="30"/>
               </w:rPr>
-              <w:t>14+10=</w:t>
+              <w:t>89-9=</w:t>
+            </w:r>
+          </w:p>
+        </w:tc>
+        <w:tc>
+          <w:tcPr>
+            <w:tcW w:type="dxa" w:w="1987"/>
+          </w:tcPr>
+          <w:p>
+            <w:pPr>
+              <w:jc w:val="left"/>
+            </w:pPr>
+            <w:r>
+              <w:rPr>
+                <w:rFonts w:ascii="TimeNewRoman" w:hAnsi="TimeNewRoman"/>
+                <w:sz w:val="30"/>
+              </w:rPr>
+              <w:t>23+65+63=</w:t>
+            </w:r>
+          </w:p>
+        </w:tc>
+      </w:tr>
+      <w:tr>
+        <w:tc>
+          <w:tcPr>
+            <w:tcW w:type="dxa" w:w="1987"/>
+          </w:tcPr>
+          <w:p>
+            <w:pPr>
+              <w:jc w:val="left"/>
+            </w:pPr>
+            <w:r>
+              <w:rPr>
+                <w:rFonts w:ascii="TimeNewRoman" w:hAnsi="TimeNewRoman"/>
+                <w:sz w:val="30"/>
+              </w:rPr>
+              <w:t>18÷3=</w:t>
+            </w:r>
+          </w:p>
+        </w:tc>
+        <w:tc>
+          <w:tcPr>
+            <w:tcW w:type="dxa" w:w="1987"/>
+          </w:tcPr>
+          <w:p>
+            <w:pPr>
+              <w:jc w:val="left"/>
+            </w:pPr>
+            <w:r>
+              <w:rPr>
+                <w:rFonts w:ascii="TimeNewRoman" w:hAnsi="TimeNewRoman"/>
+                <w:sz w:val="30"/>
+              </w:rPr>
+              <w:t>67+17+46=</w:t>
+            </w:r>
+          </w:p>
+        </w:tc>
+        <w:tc>
+          <w:tcPr>
+            <w:tcW w:type="dxa" w:w="1987"/>
+          </w:tcPr>
+          <w:p>
+            <w:pPr>
+              <w:jc w:val="left"/>
+            </w:pPr>
+            <w:r>
+              <w:rPr>
+                <w:rFonts w:ascii="TimeNewRoman" w:hAnsi="TimeNewRoman"/>
+                <w:sz w:val="30"/>
+              </w:rPr>
+              <w:t>6×5=</w:t>
+            </w:r>
+          </w:p>
+        </w:tc>
+        <w:tc>
+          <w:tcPr>
+            <w:tcW w:type="dxa" w:w="1987"/>
+          </w:tcPr>
+          <w:p>
+            <w:pPr>
+              <w:jc w:val="left"/>
+            </w:pPr>
+            <w:r>
+              <w:rPr>
+                <w:rFonts w:ascii="TimeNewRoman" w:hAnsi="TimeNewRoman"/>
+                <w:sz w:val="30"/>
+              </w:rPr>
+              <w:t>4×7=</w:t>
+            </w:r>
+          </w:p>
+        </w:tc>
+        <w:tc>
+          <w:tcPr>
+            <w:tcW w:type="dxa" w:w="1987"/>
+          </w:tcPr>
+          <w:p>
+            <w:pPr>
+              <w:jc w:val="left"/>
+            </w:pPr>
+            <w:r>
+              <w:rPr>
+                <w:rFonts w:ascii="TimeNewRoman" w:hAnsi="TimeNewRoman"/>
+                <w:sz w:val="30"/>
+              </w:rPr>
+              <w:t>8×7=</w:t>
+            </w:r>
+          </w:p>
+        </w:tc>
+      </w:tr>
+      <w:tr>
+        <w:tc>
+          <w:tcPr>
+            <w:tcW w:type="dxa" w:w="1987"/>
+          </w:tcPr>
+          <w:p>
+            <w:pPr>
+              <w:jc w:val="left"/>
+            </w:pPr>
+            <w:r>
+              <w:rPr>
+                <w:rFonts w:ascii="TimeNewRoman" w:hAnsi="TimeNewRoman"/>
+                <w:sz w:val="30"/>
+              </w:rPr>
+              <w:t>45÷9=</w:t>
+            </w:r>
+          </w:p>
+        </w:tc>
+        <w:tc>
+          <w:tcPr>
+            <w:tcW w:type="dxa" w:w="1987"/>
+          </w:tcPr>
+          <w:p>
+            <w:pPr>
+              <w:jc w:val="left"/>
+            </w:pPr>
+            <w:r>
+              <w:rPr>
+                <w:rFonts w:ascii="TimeNewRoman" w:hAnsi="TimeNewRoman"/>
+                <w:sz w:val="30"/>
+              </w:rPr>
+              <w:t>3×3=</w:t>
+            </w:r>
+          </w:p>
+        </w:tc>
+        <w:tc>
+          <w:tcPr>
+            <w:tcW w:type="dxa" w:w="1987"/>
+          </w:tcPr>
+          <w:p>
+            <w:pPr>
+              <w:jc w:val="left"/>
+            </w:pPr>
+            <w:r>
+              <w:rPr>
+                <w:rFonts w:ascii="TimeNewRoman" w:hAnsi="TimeNewRoman"/>
+                <w:sz w:val="30"/>
+              </w:rPr>
+              <w:t>7×9=</w:t>
+            </w:r>
+          </w:p>
+        </w:tc>
+        <w:tc>
+          <w:tcPr>
+            <w:tcW w:type="dxa" w:w="1987"/>
+          </w:tcPr>
+          <w:p>
+            <w:pPr>
+              <w:jc w:val="left"/>
+            </w:pPr>
+            <w:r>
+              <w:rPr>
+                <w:rFonts w:ascii="TimeNewRoman" w:hAnsi="TimeNewRoman"/>
+                <w:sz w:val="30"/>
+              </w:rPr>
+              <w:t>9×6-48=</w:t>
             </w:r>
           </w:p>
         </w:tc>
@@ -1762,6 +457,1311 @@
                 <w:sz w:val="30"/>
               </w:rPr>
               <w:t>4×8=</w:t>
+            </w:r>
+          </w:p>
+        </w:tc>
+      </w:tr>
+      <w:tr>
+        <w:tc>
+          <w:tcPr>
+            <w:tcW w:type="dxa" w:w="1987"/>
+          </w:tcPr>
+          <w:p>
+            <w:pPr>
+              <w:jc w:val="left"/>
+            </w:pPr>
+            <w:r>
+              <w:rPr>
+                <w:rFonts w:ascii="TimeNewRoman" w:hAnsi="TimeNewRoman"/>
+                <w:sz w:val="30"/>
+              </w:rPr>
+              <w:t>6×6+23=</w:t>
+            </w:r>
+          </w:p>
+        </w:tc>
+        <w:tc>
+          <w:tcPr>
+            <w:tcW w:type="dxa" w:w="1987"/>
+          </w:tcPr>
+          <w:p>
+            <w:pPr>
+              <w:jc w:val="left"/>
+            </w:pPr>
+            <w:r>
+              <w:rPr>
+                <w:rFonts w:ascii="TimeNewRoman" w:hAnsi="TimeNewRoman"/>
+                <w:sz w:val="30"/>
+              </w:rPr>
+              <w:t>1×2=</w:t>
+            </w:r>
+          </w:p>
+        </w:tc>
+        <w:tc>
+          <w:tcPr>
+            <w:tcW w:type="dxa" w:w="1987"/>
+          </w:tcPr>
+          <w:p>
+            <w:pPr>
+              <w:jc w:val="left"/>
+            </w:pPr>
+            <w:r>
+              <w:rPr>
+                <w:rFonts w:ascii="TimeNewRoman" w:hAnsi="TimeNewRoman"/>
+                <w:sz w:val="30"/>
+              </w:rPr>
+              <w:t>16+95-81=</w:t>
+            </w:r>
+          </w:p>
+        </w:tc>
+        <w:tc>
+          <w:tcPr>
+            <w:tcW w:type="dxa" w:w="1987"/>
+          </w:tcPr>
+          <w:p>
+            <w:pPr>
+              <w:jc w:val="left"/>
+            </w:pPr>
+            <w:r>
+              <w:rPr>
+                <w:rFonts w:ascii="TimeNewRoman" w:hAnsi="TimeNewRoman"/>
+                <w:sz w:val="30"/>
+              </w:rPr>
+              <w:t>36÷9=</w:t>
+            </w:r>
+          </w:p>
+        </w:tc>
+        <w:tc>
+          <w:tcPr>
+            <w:tcW w:type="dxa" w:w="1987"/>
+          </w:tcPr>
+          <w:p>
+            <w:pPr>
+              <w:jc w:val="left"/>
+            </w:pPr>
+            <w:r>
+              <w:rPr>
+                <w:rFonts w:ascii="TimeNewRoman" w:hAnsi="TimeNewRoman"/>
+                <w:sz w:val="30"/>
+              </w:rPr>
+              <w:t>3×8=</w:t>
+            </w:r>
+          </w:p>
+        </w:tc>
+      </w:tr>
+      <w:tr>
+        <w:tc>
+          <w:tcPr>
+            <w:tcW w:type="dxa" w:w="1987"/>
+          </w:tcPr>
+          <w:p>
+            <w:pPr>
+              <w:jc w:val="left"/>
+            </w:pPr>
+            <w:r>
+              <w:rPr>
+                <w:rFonts w:ascii="TimeNewRoman" w:hAnsi="TimeNewRoman"/>
+                <w:sz w:val="30"/>
+              </w:rPr>
+              <w:t>38+56=</w:t>
+            </w:r>
+          </w:p>
+        </w:tc>
+        <w:tc>
+          <w:tcPr>
+            <w:tcW w:type="dxa" w:w="1987"/>
+          </w:tcPr>
+          <w:p>
+            <w:pPr>
+              <w:jc w:val="left"/>
+            </w:pPr>
+            <w:r>
+              <w:rPr>
+                <w:rFonts w:ascii="TimeNewRoman" w:hAnsi="TimeNewRoman"/>
+                <w:sz w:val="30"/>
+              </w:rPr>
+              <w:t>25+38=</w:t>
+            </w:r>
+          </w:p>
+        </w:tc>
+        <w:tc>
+          <w:tcPr>
+            <w:tcW w:type="dxa" w:w="1987"/>
+          </w:tcPr>
+          <w:p>
+            <w:pPr>
+              <w:jc w:val="left"/>
+            </w:pPr>
+            <w:r>
+              <w:rPr>
+                <w:rFonts w:ascii="TimeNewRoman" w:hAnsi="TimeNewRoman"/>
+                <w:sz w:val="30"/>
+              </w:rPr>
+              <w:t>45-12=</w:t>
+            </w:r>
+          </w:p>
+        </w:tc>
+        <w:tc>
+          <w:tcPr>
+            <w:tcW w:type="dxa" w:w="1987"/>
+          </w:tcPr>
+          <w:p>
+            <w:pPr>
+              <w:jc w:val="left"/>
+            </w:pPr>
+            <w:r>
+              <w:rPr>
+                <w:rFonts w:ascii="TimeNewRoman" w:hAnsi="TimeNewRoman"/>
+                <w:sz w:val="30"/>
+              </w:rPr>
+              <w:t>6×2=</w:t>
+            </w:r>
+          </w:p>
+        </w:tc>
+        <w:tc>
+          <w:tcPr>
+            <w:tcW w:type="dxa" w:w="1987"/>
+          </w:tcPr>
+          <w:p>
+            <w:pPr>
+              <w:jc w:val="left"/>
+            </w:pPr>
+            <w:r>
+              <w:rPr>
+                <w:rFonts w:ascii="TimeNewRoman" w:hAnsi="TimeNewRoman"/>
+                <w:sz w:val="30"/>
+              </w:rPr>
+              <w:t>25÷5=</w:t>
+            </w:r>
+          </w:p>
+        </w:tc>
+      </w:tr>
+      <w:tr>
+        <w:tc>
+          <w:tcPr>
+            <w:tcW w:type="dxa" w:w="1987"/>
+          </w:tcPr>
+          <w:p>
+            <w:pPr>
+              <w:jc w:val="left"/>
+            </w:pPr>
+            <w:r>
+              <w:rPr>
+                <w:rFonts w:ascii="TimeNewRoman" w:hAnsi="TimeNewRoman"/>
+                <w:sz w:val="30"/>
+              </w:rPr>
+              <w:t>12÷6=</w:t>
+            </w:r>
+          </w:p>
+        </w:tc>
+        <w:tc>
+          <w:tcPr>
+            <w:tcW w:type="dxa" w:w="1987"/>
+          </w:tcPr>
+          <w:p>
+            <w:pPr>
+              <w:jc w:val="left"/>
+            </w:pPr>
+            <w:r>
+              <w:rPr>
+                <w:rFonts w:ascii="TimeNewRoman" w:hAnsi="TimeNewRoman"/>
+                <w:sz w:val="30"/>
+              </w:rPr>
+              <w:t>62+16+24=</w:t>
+            </w:r>
+          </w:p>
+        </w:tc>
+        <w:tc>
+          <w:tcPr>
+            <w:tcW w:type="dxa" w:w="1987"/>
+          </w:tcPr>
+          <w:p>
+            <w:pPr>
+              <w:jc w:val="left"/>
+            </w:pPr>
+            <w:r>
+              <w:rPr>
+                <w:rFonts w:ascii="TimeNewRoman" w:hAnsi="TimeNewRoman"/>
+                <w:sz w:val="30"/>
+              </w:rPr>
+              <w:t>6×7=</w:t>
+            </w:r>
+          </w:p>
+        </w:tc>
+        <w:tc>
+          <w:tcPr>
+            <w:tcW w:type="dxa" w:w="1987"/>
+          </w:tcPr>
+          <w:p>
+            <w:pPr>
+              <w:jc w:val="left"/>
+            </w:pPr>
+            <w:r>
+              <w:rPr>
+                <w:rFonts w:ascii="TimeNewRoman" w:hAnsi="TimeNewRoman"/>
+                <w:sz w:val="30"/>
+              </w:rPr>
+              <w:t>56+43=</w:t>
+            </w:r>
+          </w:p>
+        </w:tc>
+        <w:tc>
+          <w:tcPr>
+            <w:tcW w:type="dxa" w:w="1987"/>
+          </w:tcPr>
+          <w:p>
+            <w:pPr>
+              <w:jc w:val="left"/>
+            </w:pPr>
+            <w:r>
+              <w:rPr>
+                <w:rFonts w:ascii="TimeNewRoman" w:hAnsi="TimeNewRoman"/>
+                <w:sz w:val="30"/>
+              </w:rPr>
+              <w:t>28+94+46=</w:t>
+            </w:r>
+          </w:p>
+        </w:tc>
+      </w:tr>
+      <w:tr>
+        <w:tc>
+          <w:tcPr>
+            <w:tcW w:type="dxa" w:w="1987"/>
+          </w:tcPr>
+          <w:p>
+            <w:pPr>
+              <w:jc w:val="left"/>
+            </w:pPr>
+            <w:r>
+              <w:rPr>
+                <w:rFonts w:ascii="TimeNewRoman" w:hAnsi="TimeNewRoman"/>
+                <w:sz w:val="30"/>
+              </w:rPr>
+              <w:t>25+91+21=</w:t>
+            </w:r>
+          </w:p>
+        </w:tc>
+        <w:tc>
+          <w:tcPr>
+            <w:tcW w:type="dxa" w:w="1987"/>
+          </w:tcPr>
+          <w:p>
+            <w:pPr>
+              <w:jc w:val="left"/>
+            </w:pPr>
+            <w:r>
+              <w:rPr>
+                <w:rFonts w:ascii="TimeNewRoman" w:hAnsi="TimeNewRoman"/>
+                <w:sz w:val="30"/>
+              </w:rPr>
+              <w:t>56+39+20=</w:t>
+            </w:r>
+          </w:p>
+        </w:tc>
+        <w:tc>
+          <w:tcPr>
+            <w:tcW w:type="dxa" w:w="1987"/>
+          </w:tcPr>
+          <w:p>
+            <w:pPr>
+              <w:jc w:val="left"/>
+            </w:pPr>
+            <w:r>
+              <w:rPr>
+                <w:rFonts w:ascii="TimeNewRoman" w:hAnsi="TimeNewRoman"/>
+                <w:sz w:val="30"/>
+              </w:rPr>
+              <w:t>90+18-94=</w:t>
+            </w:r>
+          </w:p>
+        </w:tc>
+        <w:tc>
+          <w:tcPr>
+            <w:tcW w:type="dxa" w:w="1987"/>
+          </w:tcPr>
+          <w:p>
+            <w:pPr>
+              <w:jc w:val="left"/>
+            </w:pPr>
+            <w:r>
+              <w:rPr>
+                <w:rFonts w:ascii="TimeNewRoman" w:hAnsi="TimeNewRoman"/>
+                <w:sz w:val="30"/>
+              </w:rPr>
+              <w:t>78-19=</w:t>
+            </w:r>
+          </w:p>
+        </w:tc>
+        <w:tc>
+          <w:tcPr>
+            <w:tcW w:type="dxa" w:w="1987"/>
+          </w:tcPr>
+          <w:p>
+            <w:pPr>
+              <w:jc w:val="left"/>
+            </w:pPr>
+            <w:r>
+              <w:rPr>
+                <w:rFonts w:ascii="TimeNewRoman" w:hAnsi="TimeNewRoman"/>
+                <w:sz w:val="30"/>
+              </w:rPr>
+              <w:t>8×5=</w:t>
+            </w:r>
+          </w:p>
+        </w:tc>
+      </w:tr>
+      <w:tr>
+        <w:tc>
+          <w:tcPr>
+            <w:tcW w:type="dxa" w:w="1987"/>
+          </w:tcPr>
+          <w:p>
+            <w:pPr>
+              <w:jc w:val="left"/>
+            </w:pPr>
+            <w:r>
+              <w:rPr>
+                <w:rFonts w:ascii="TimeNewRoman" w:hAnsi="TimeNewRoman"/>
+                <w:sz w:val="30"/>
+              </w:rPr>
+              <w:t>44+3=</w:t>
+            </w:r>
+          </w:p>
+        </w:tc>
+        <w:tc>
+          <w:tcPr>
+            <w:tcW w:type="dxa" w:w="1987"/>
+          </w:tcPr>
+          <w:p>
+            <w:pPr>
+              <w:jc w:val="left"/>
+            </w:pPr>
+            <w:r>
+              <w:rPr>
+                <w:rFonts w:ascii="TimeNewRoman" w:hAnsi="TimeNewRoman"/>
+                <w:sz w:val="30"/>
+              </w:rPr>
+              <w:t>75-59=</w:t>
+            </w:r>
+          </w:p>
+        </w:tc>
+        <w:tc>
+          <w:tcPr>
+            <w:tcW w:type="dxa" w:w="1987"/>
+          </w:tcPr>
+          <w:p>
+            <w:pPr>
+              <w:jc w:val="left"/>
+            </w:pPr>
+            <w:r>
+              <w:rPr>
+                <w:rFonts w:ascii="TimeNewRoman" w:hAnsi="TimeNewRoman"/>
+                <w:sz w:val="30"/>
+              </w:rPr>
+              <w:t>8×2=</w:t>
+            </w:r>
+          </w:p>
+        </w:tc>
+        <w:tc>
+          <w:tcPr>
+            <w:tcW w:type="dxa" w:w="1987"/>
+          </w:tcPr>
+          <w:p>
+            <w:pPr>
+              <w:jc w:val="left"/>
+            </w:pPr>
+            <w:r>
+              <w:rPr>
+                <w:rFonts w:ascii="TimeNewRoman" w:hAnsi="TimeNewRoman"/>
+                <w:sz w:val="30"/>
+              </w:rPr>
+              <w:t>82-64=</w:t>
+            </w:r>
+          </w:p>
+        </w:tc>
+        <w:tc>
+          <w:tcPr>
+            <w:tcW w:type="dxa" w:w="1987"/>
+          </w:tcPr>
+          <w:p>
+            <w:pPr>
+              <w:jc w:val="left"/>
+            </w:pPr>
+            <w:r>
+              <w:rPr>
+                <w:rFonts w:ascii="TimeNewRoman" w:hAnsi="TimeNewRoman"/>
+                <w:sz w:val="30"/>
+              </w:rPr>
+              <w:t>9×3=</w:t>
+            </w:r>
+          </w:p>
+        </w:tc>
+      </w:tr>
+      <w:tr>
+        <w:tc>
+          <w:tcPr>
+            <w:tcW w:type="dxa" w:w="1987"/>
+          </w:tcPr>
+          <w:p>
+            <w:pPr>
+              <w:jc w:val="left"/>
+            </w:pPr>
+            <w:r>
+              <w:rPr>
+                <w:rFonts w:ascii="TimeNewRoman" w:hAnsi="TimeNewRoman"/>
+                <w:sz w:val="30"/>
+              </w:rPr>
+              <w:t>47+16=</w:t>
+            </w:r>
+          </w:p>
+        </w:tc>
+        <w:tc>
+          <w:tcPr>
+            <w:tcW w:type="dxa" w:w="1987"/>
+          </w:tcPr>
+          <w:p>
+            <w:pPr>
+              <w:jc w:val="left"/>
+            </w:pPr>
+            <w:r>
+              <w:rPr>
+                <w:rFonts w:ascii="TimeNewRoman" w:hAnsi="TimeNewRoman"/>
+                <w:sz w:val="30"/>
+              </w:rPr>
+              <w:t>2×2=</w:t>
+            </w:r>
+          </w:p>
+        </w:tc>
+        <w:tc>
+          <w:tcPr>
+            <w:tcW w:type="dxa" w:w="1987"/>
+          </w:tcPr>
+          <w:p>
+            <w:pPr>
+              <w:jc w:val="left"/>
+            </w:pPr>
+            <w:r>
+              <w:rPr>
+                <w:rFonts w:ascii="TimeNewRoman" w:hAnsi="TimeNewRoman"/>
+                <w:sz w:val="30"/>
+              </w:rPr>
+              <w:t>62-47=</w:t>
+            </w:r>
+          </w:p>
+        </w:tc>
+        <w:tc>
+          <w:tcPr>
+            <w:tcW w:type="dxa" w:w="1987"/>
+          </w:tcPr>
+          <w:p>
+            <w:pPr>
+              <w:jc w:val="left"/>
+            </w:pPr>
+            <w:r>
+              <w:rPr>
+                <w:rFonts w:ascii="TimeNewRoman" w:hAnsi="TimeNewRoman"/>
+                <w:sz w:val="30"/>
+              </w:rPr>
+              <w:t>45+45=</w:t>
+            </w:r>
+          </w:p>
+        </w:tc>
+        <w:tc>
+          <w:tcPr>
+            <w:tcW w:type="dxa" w:w="1987"/>
+          </w:tcPr>
+          <w:p>
+            <w:pPr>
+              <w:jc w:val="left"/>
+            </w:pPr>
+            <w:r>
+              <w:rPr>
+                <w:rFonts w:ascii="TimeNewRoman" w:hAnsi="TimeNewRoman"/>
+                <w:sz w:val="30"/>
+              </w:rPr>
+              <w:t>56+59+78=</w:t>
+            </w:r>
+          </w:p>
+        </w:tc>
+      </w:tr>
+      <w:tr>
+        <w:tc>
+          <w:tcPr>
+            <w:tcW w:type="dxa" w:w="1987"/>
+          </w:tcPr>
+          <w:p>
+            <w:pPr>
+              <w:jc w:val="left"/>
+            </w:pPr>
+            <w:r>
+              <w:rPr>
+                <w:rFonts w:ascii="TimeNewRoman" w:hAnsi="TimeNewRoman"/>
+                <w:sz w:val="30"/>
+              </w:rPr>
+              <w:t>28+62+63=</w:t>
+            </w:r>
+          </w:p>
+        </w:tc>
+        <w:tc>
+          <w:tcPr>
+            <w:tcW w:type="dxa" w:w="1987"/>
+          </w:tcPr>
+          <w:p>
+            <w:pPr>
+              <w:jc w:val="left"/>
+            </w:pPr>
+            <w:r>
+              <w:rPr>
+                <w:rFonts w:ascii="TimeNewRoman" w:hAnsi="TimeNewRoman"/>
+                <w:sz w:val="30"/>
+              </w:rPr>
+              <w:t>94+28-2=</w:t>
+            </w:r>
+          </w:p>
+        </w:tc>
+        <w:tc>
+          <w:tcPr>
+            <w:tcW w:type="dxa" w:w="1987"/>
+          </w:tcPr>
+          <w:p>
+            <w:pPr>
+              <w:jc w:val="left"/>
+            </w:pPr>
+            <w:r>
+              <w:rPr>
+                <w:rFonts w:ascii="TimeNewRoman" w:hAnsi="TimeNewRoman"/>
+                <w:sz w:val="30"/>
+              </w:rPr>
+              <w:t>81-39=</w:t>
+            </w:r>
+          </w:p>
+        </w:tc>
+        <w:tc>
+          <w:tcPr>
+            <w:tcW w:type="dxa" w:w="1987"/>
+          </w:tcPr>
+          <w:p>
+            <w:pPr>
+              <w:jc w:val="left"/>
+            </w:pPr>
+            <w:r>
+              <w:rPr>
+                <w:rFonts w:ascii="TimeNewRoman" w:hAnsi="TimeNewRoman"/>
+                <w:sz w:val="30"/>
+              </w:rPr>
+              <w:t>36÷4=</w:t>
+            </w:r>
+          </w:p>
+        </w:tc>
+        <w:tc>
+          <w:tcPr>
+            <w:tcW w:type="dxa" w:w="1987"/>
+          </w:tcPr>
+          <w:p>
+            <w:pPr>
+              <w:jc w:val="left"/>
+            </w:pPr>
+            <w:r>
+              <w:rPr>
+                <w:rFonts w:ascii="TimeNewRoman" w:hAnsi="TimeNewRoman"/>
+                <w:sz w:val="30"/>
+              </w:rPr>
+              <w:t>6×6=</w:t>
+            </w:r>
+          </w:p>
+        </w:tc>
+      </w:tr>
+      <w:tr>
+        <w:tc>
+          <w:tcPr>
+            <w:tcW w:type="dxa" w:w="1987"/>
+          </w:tcPr>
+          <w:p>
+            <w:pPr>
+              <w:jc w:val="left"/>
+            </w:pPr>
+            <w:r>
+              <w:rPr>
+                <w:rFonts w:ascii="TimeNewRoman" w:hAnsi="TimeNewRoman"/>
+                <w:sz w:val="30"/>
+              </w:rPr>
+              <w:t>15÷5=</w:t>
+            </w:r>
+          </w:p>
+        </w:tc>
+        <w:tc>
+          <w:tcPr>
+            <w:tcW w:type="dxa" w:w="1987"/>
+          </w:tcPr>
+          <w:p>
+            <w:pPr>
+              <w:jc w:val="left"/>
+            </w:pPr>
+            <w:r>
+              <w:rPr>
+                <w:rFonts w:ascii="TimeNewRoman" w:hAnsi="TimeNewRoman"/>
+                <w:sz w:val="30"/>
+              </w:rPr>
+              <w:t>63÷7=</w:t>
+            </w:r>
+          </w:p>
+        </w:tc>
+        <w:tc>
+          <w:tcPr>
+            <w:tcW w:type="dxa" w:w="1987"/>
+          </w:tcPr>
+          <w:p>
+            <w:pPr>
+              <w:jc w:val="left"/>
+            </w:pPr>
+            <w:r>
+              <w:rPr>
+                <w:rFonts w:ascii="TimeNewRoman" w:hAnsi="TimeNewRoman"/>
+                <w:sz w:val="30"/>
+              </w:rPr>
+              <w:t>75+76+88=</w:t>
+            </w:r>
+          </w:p>
+        </w:tc>
+        <w:tc>
+          <w:tcPr>
+            <w:tcW w:type="dxa" w:w="1987"/>
+          </w:tcPr>
+          <w:p>
+            <w:pPr>
+              <w:jc w:val="left"/>
+            </w:pPr>
+            <w:r>
+              <w:rPr>
+                <w:rFonts w:ascii="TimeNewRoman" w:hAnsi="TimeNewRoman"/>
+                <w:sz w:val="30"/>
+              </w:rPr>
+              <w:t>94-71=</w:t>
+            </w:r>
+          </w:p>
+        </w:tc>
+        <w:tc>
+          <w:tcPr>
+            <w:tcW w:type="dxa" w:w="1987"/>
+          </w:tcPr>
+          <w:p>
+            <w:pPr>
+              <w:jc w:val="left"/>
+            </w:pPr>
+            <w:r>
+              <w:rPr>
+                <w:rFonts w:ascii="TimeNewRoman" w:hAnsi="TimeNewRoman"/>
+                <w:sz w:val="30"/>
+              </w:rPr>
+              <w:t>1+63-13=</w:t>
+            </w:r>
+          </w:p>
+        </w:tc>
+      </w:tr>
+      <w:tr>
+        <w:tc>
+          <w:tcPr>
+            <w:tcW w:type="dxa" w:w="1987"/>
+          </w:tcPr>
+          <w:p>
+            <w:pPr>
+              <w:jc w:val="left"/>
+            </w:pPr>
+            <w:r>
+              <w:rPr>
+                <w:rFonts w:ascii="TimeNewRoman" w:hAnsi="TimeNewRoman"/>
+                <w:sz w:val="30"/>
+              </w:rPr>
+              <w:t>97-36=</w:t>
+            </w:r>
+          </w:p>
+        </w:tc>
+        <w:tc>
+          <w:tcPr>
+            <w:tcW w:type="dxa" w:w="1987"/>
+          </w:tcPr>
+          <w:p>
+            <w:pPr>
+              <w:jc w:val="left"/>
+            </w:pPr>
+            <w:r>
+              <w:rPr>
+                <w:rFonts w:ascii="TimeNewRoman" w:hAnsi="TimeNewRoman"/>
+                <w:sz w:val="30"/>
+              </w:rPr>
+              <w:t>5×4=</w:t>
+            </w:r>
+          </w:p>
+        </w:tc>
+        <w:tc>
+          <w:tcPr>
+            <w:tcW w:type="dxa" w:w="1987"/>
+          </w:tcPr>
+          <w:p>
+            <w:pPr>
+              <w:jc w:val="left"/>
+            </w:pPr>
+            <w:r>
+              <w:rPr>
+                <w:rFonts w:ascii="TimeNewRoman" w:hAnsi="TimeNewRoman"/>
+                <w:sz w:val="30"/>
+              </w:rPr>
+              <w:t>14÷7=</w:t>
+            </w:r>
+          </w:p>
+        </w:tc>
+        <w:tc>
+          <w:tcPr>
+            <w:tcW w:type="dxa" w:w="1987"/>
+          </w:tcPr>
+          <w:p>
+            <w:pPr>
+              <w:jc w:val="left"/>
+            </w:pPr>
+            <w:r>
+              <w:rPr>
+                <w:rFonts w:ascii="TimeNewRoman" w:hAnsi="TimeNewRoman"/>
+                <w:sz w:val="30"/>
+              </w:rPr>
+              <w:t>93-62=</w:t>
+            </w:r>
+          </w:p>
+        </w:tc>
+        <w:tc>
+          <w:tcPr>
+            <w:tcW w:type="dxa" w:w="1987"/>
+          </w:tcPr>
+          <w:p>
+            <w:pPr>
+              <w:jc w:val="left"/>
+            </w:pPr>
+            <w:r>
+              <w:rPr>
+                <w:rFonts w:ascii="TimeNewRoman" w:hAnsi="TimeNewRoman"/>
+                <w:sz w:val="30"/>
+              </w:rPr>
+              <w:t>2×3=</w:t>
+            </w:r>
+          </w:p>
+        </w:tc>
+      </w:tr>
+      <w:tr>
+        <w:tc>
+          <w:tcPr>
+            <w:tcW w:type="dxa" w:w="1987"/>
+          </w:tcPr>
+          <w:p>
+            <w:pPr>
+              <w:jc w:val="left"/>
+            </w:pPr>
+            <w:r>
+              <w:rPr>
+                <w:rFonts w:ascii="TimeNewRoman" w:hAnsi="TimeNewRoman"/>
+                <w:sz w:val="30"/>
+              </w:rPr>
+              <w:t>41+34=</w:t>
+            </w:r>
+          </w:p>
+        </w:tc>
+        <w:tc>
+          <w:tcPr>
+            <w:tcW w:type="dxa" w:w="1987"/>
+          </w:tcPr>
+          <w:p>
+            <w:pPr>
+              <w:jc w:val="left"/>
+            </w:pPr>
+            <w:r>
+              <w:rPr>
+                <w:rFonts w:ascii="TimeNewRoman" w:hAnsi="TimeNewRoman"/>
+                <w:sz w:val="30"/>
+              </w:rPr>
+              <w:t>41-21=</w:t>
+            </w:r>
+          </w:p>
+        </w:tc>
+        <w:tc>
+          <w:tcPr>
+            <w:tcW w:type="dxa" w:w="1987"/>
+          </w:tcPr>
+          <w:p>
+            <w:pPr>
+              <w:jc w:val="left"/>
+            </w:pPr>
+            <w:r>
+              <w:rPr>
+                <w:rFonts w:ascii="TimeNewRoman" w:hAnsi="TimeNewRoman"/>
+                <w:sz w:val="30"/>
+              </w:rPr>
+              <w:t>3×5=</w:t>
+            </w:r>
+          </w:p>
+        </w:tc>
+        <w:tc>
+          <w:tcPr>
+            <w:tcW w:type="dxa" w:w="1987"/>
+          </w:tcPr>
+          <w:p>
+            <w:pPr>
+              <w:jc w:val="left"/>
+            </w:pPr>
+            <w:r>
+              <w:rPr>
+                <w:rFonts w:ascii="TimeNewRoman" w:hAnsi="TimeNewRoman"/>
+                <w:sz w:val="30"/>
+              </w:rPr>
+              <w:t>62-42=</w:t>
+            </w:r>
+          </w:p>
+        </w:tc>
+        <w:tc>
+          <w:tcPr>
+            <w:tcW w:type="dxa" w:w="1987"/>
+          </w:tcPr>
+          <w:p>
+            <w:pPr>
+              <w:jc w:val="left"/>
+            </w:pPr>
+            <w:r>
+              <w:rPr>
+                <w:rFonts w:ascii="TimeNewRoman" w:hAnsi="TimeNewRoman"/>
+                <w:sz w:val="30"/>
+              </w:rPr>
+              <w:t>6+1-6=</w:t>
+            </w:r>
+          </w:p>
+        </w:tc>
+      </w:tr>
+      <w:tr>
+        <w:tc>
+          <w:tcPr>
+            <w:tcW w:type="dxa" w:w="1987"/>
+          </w:tcPr>
+          <w:p>
+            <w:pPr>
+              <w:jc w:val="left"/>
+            </w:pPr>
+            <w:r>
+              <w:rPr>
+                <w:rFonts w:ascii="TimeNewRoman" w:hAnsi="TimeNewRoman"/>
+                <w:sz w:val="30"/>
+              </w:rPr>
+              <w:t>7×2=</w:t>
+            </w:r>
+          </w:p>
+        </w:tc>
+        <w:tc>
+          <w:tcPr>
+            <w:tcW w:type="dxa" w:w="1987"/>
+          </w:tcPr>
+          <w:p>
+            <w:pPr>
+              <w:jc w:val="left"/>
+            </w:pPr>
+            <w:r>
+              <w:rPr>
+                <w:rFonts w:ascii="TimeNewRoman" w:hAnsi="TimeNewRoman"/>
+                <w:sz w:val="30"/>
+              </w:rPr>
+              <w:t>60-58=</w:t>
+            </w:r>
+          </w:p>
+        </w:tc>
+        <w:tc>
+          <w:tcPr>
+            <w:tcW w:type="dxa" w:w="1987"/>
+          </w:tcPr>
+          <w:p>
+            <w:pPr>
+              <w:jc w:val="left"/>
+            </w:pPr>
+            <w:r>
+              <w:rPr>
+                <w:rFonts w:ascii="TimeNewRoman" w:hAnsi="TimeNewRoman"/>
+                <w:sz w:val="30"/>
+              </w:rPr>
+              <w:t>23+32=</w:t>
+            </w:r>
+          </w:p>
+        </w:tc>
+        <w:tc>
+          <w:tcPr>
+            <w:tcW w:type="dxa" w:w="1987"/>
+          </w:tcPr>
+          <w:p>
+            <w:pPr>
+              <w:jc w:val="left"/>
+            </w:pPr>
+            <w:r>
+              <w:rPr>
+                <w:rFonts w:ascii="TimeNewRoman" w:hAnsi="TimeNewRoman"/>
+                <w:sz w:val="30"/>
+              </w:rPr>
+              <w:t>8+83-30=</w:t>
+            </w:r>
+          </w:p>
+        </w:tc>
+        <w:tc>
+          <w:tcPr>
+            <w:tcW w:type="dxa" w:w="1987"/>
+          </w:tcPr>
+          <w:p>
+            <w:pPr>
+              <w:jc w:val="left"/>
+            </w:pPr>
+            <w:r>
+              <w:rPr>
+                <w:rFonts w:ascii="TimeNewRoman" w:hAnsi="TimeNewRoman"/>
+                <w:sz w:val="30"/>
+              </w:rPr>
+              <w:t>73+22-56=</w:t>
+            </w:r>
+          </w:p>
+        </w:tc>
+      </w:tr>
+      <w:tr>
+        <w:tc>
+          <w:tcPr>
+            <w:tcW w:type="dxa" w:w="1987"/>
+          </w:tcPr>
+          <w:p>
+            <w:pPr>
+              <w:jc w:val="left"/>
+            </w:pPr>
+            <w:r>
+              <w:rPr>
+                <w:rFonts w:ascii="TimeNewRoman" w:hAnsi="TimeNewRoman"/>
+                <w:sz w:val="30"/>
+              </w:rPr>
+              <w:t>5×4+33=</w:t>
+            </w:r>
+          </w:p>
+        </w:tc>
+        <w:tc>
+          <w:tcPr>
+            <w:tcW w:type="dxa" w:w="1987"/>
+          </w:tcPr>
+          <w:p>
+            <w:pPr>
+              <w:jc w:val="left"/>
+            </w:pPr>
+            <w:r>
+              <w:rPr>
+                <w:rFonts w:ascii="TimeNewRoman" w:hAnsi="TimeNewRoman"/>
+                <w:sz w:val="30"/>
+              </w:rPr>
+              <w:t>6×4=</w:t>
+            </w:r>
+          </w:p>
+        </w:tc>
+        <w:tc>
+          <w:tcPr>
+            <w:tcW w:type="dxa" w:w="1987"/>
+          </w:tcPr>
+          <w:p>
+            <w:pPr>
+              <w:jc w:val="left"/>
+            </w:pPr>
+            <w:r>
+              <w:rPr>
+                <w:rFonts w:ascii="TimeNewRoman" w:hAnsi="TimeNewRoman"/>
+                <w:sz w:val="30"/>
+              </w:rPr>
+              <w:t>14÷2=</w:t>
+            </w:r>
+          </w:p>
+        </w:tc>
+        <w:tc>
+          <w:tcPr>
+            <w:tcW w:type="dxa" w:w="1987"/>
+          </w:tcPr>
+          <w:p>
+            <w:pPr>
+              <w:jc w:val="left"/>
+            </w:pPr>
+            <w:r>
+              <w:rPr>
+                <w:rFonts w:ascii="TimeNewRoman" w:hAnsi="TimeNewRoman"/>
+                <w:sz w:val="30"/>
+              </w:rPr>
+              <w:t>83+43+9=</w:t>
+            </w:r>
+          </w:p>
+        </w:tc>
+        <w:tc>
+          <w:tcPr>
+            <w:tcW w:type="dxa" w:w="1987"/>
+          </w:tcPr>
+          <w:p>
+            <w:pPr>
+              <w:jc w:val="left"/>
+            </w:pPr>
+            <w:r>
+              <w:rPr>
+                <w:rFonts w:ascii="TimeNewRoman" w:hAnsi="TimeNewRoman"/>
+                <w:sz w:val="30"/>
+              </w:rPr>
+              <w:t>31+67=</w:t>
+            </w:r>
+          </w:p>
+        </w:tc>
+      </w:tr>
+      <w:tr>
+        <w:tc>
+          <w:tcPr>
+            <w:tcW w:type="dxa" w:w="1987"/>
+          </w:tcPr>
+          <w:p>
+            <w:pPr>
+              <w:jc w:val="left"/>
+            </w:pPr>
+            <w:r>
+              <w:rPr>
+                <w:rFonts w:ascii="TimeNewRoman" w:hAnsi="TimeNewRoman"/>
+                <w:sz w:val="30"/>
+              </w:rPr>
+              <w:t>97+11+97=</w:t>
+            </w:r>
+          </w:p>
+        </w:tc>
+        <w:tc>
+          <w:tcPr>
+            <w:tcW w:type="dxa" w:w="1987"/>
+          </w:tcPr>
+          <w:p>
+            <w:pPr>
+              <w:jc w:val="left"/>
+            </w:pPr>
+            <w:r>
+              <w:rPr>
+                <w:rFonts w:ascii="TimeNewRoman" w:hAnsi="TimeNewRoman"/>
+                <w:sz w:val="30"/>
+              </w:rPr>
+              <w:t>35÷5=</w:t>
+            </w:r>
+          </w:p>
+        </w:tc>
+        <w:tc>
+          <w:tcPr>
+            <w:tcW w:type="dxa" w:w="1987"/>
+          </w:tcPr>
+          <w:p>
+            <w:pPr>
+              <w:jc w:val="left"/>
+            </w:pPr>
+            <w:r>
+              <w:rPr>
+                <w:rFonts w:ascii="TimeNewRoman" w:hAnsi="TimeNewRoman"/>
+                <w:sz w:val="30"/>
+              </w:rPr>
+              <w:t>15+15=</w:t>
+            </w:r>
+          </w:p>
+        </w:tc>
+        <w:tc>
+          <w:tcPr>
+            <w:tcW w:type="dxa" w:w="1987"/>
+          </w:tcPr>
+          <w:p>
+            <w:pPr>
+              <w:jc w:val="left"/>
+            </w:pPr>
+            <w:r>
+              <w:rPr>
+                <w:rFonts w:ascii="TimeNewRoman" w:hAnsi="TimeNewRoman"/>
+                <w:sz w:val="30"/>
+              </w:rPr>
+              <w:t>27÷3=</w:t>
+            </w:r>
+          </w:p>
+        </w:tc>
+        <w:tc>
+          <w:tcPr>
+            <w:tcW w:type="dxa" w:w="1987"/>
+          </w:tcPr>
+          <w:p>
+            <w:pPr>
+              <w:jc w:val="left"/>
+            </w:pPr>
+            <w:r>
+              <w:rPr>
+                <w:rFonts w:ascii="TimeNewRoman" w:hAnsi="TimeNewRoman"/>
+                <w:sz w:val="30"/>
+              </w:rPr>
+              <w:t>10+40=</w:t>
+            </w:r>
+          </w:p>
+        </w:tc>
+      </w:tr>
+      <w:tr>
+        <w:tc>
+          <w:tcPr>
+            <w:tcW w:type="dxa" w:w="1987"/>
+          </w:tcPr>
+          <w:p>
+            <w:pPr>
+              <w:jc w:val="left"/>
+            </w:pPr>
+            <w:r>
+              <w:rPr>
+                <w:rFonts w:ascii="TimeNewRoman" w:hAnsi="TimeNewRoman"/>
+                <w:sz w:val="30"/>
+              </w:rPr>
+              <w:t>32+61=</w:t>
+            </w:r>
+          </w:p>
+        </w:tc>
+        <w:tc>
+          <w:tcPr>
+            <w:tcW w:type="dxa" w:w="1987"/>
+          </w:tcPr>
+          <w:p>
+            <w:pPr>
+              <w:jc w:val="left"/>
+            </w:pPr>
+            <w:r>
+              <w:rPr>
+                <w:rFonts w:ascii="TimeNewRoman" w:hAnsi="TimeNewRoman"/>
+                <w:sz w:val="30"/>
+              </w:rPr>
+              <w:t>8×6+77=</w:t>
+            </w:r>
+          </w:p>
+        </w:tc>
+        <w:tc>
+          <w:tcPr>
+            <w:tcW w:type="dxa" w:w="1987"/>
+          </w:tcPr>
+          <w:p>
+            <w:pPr>
+              <w:jc w:val="left"/>
+            </w:pPr>
+            <w:r>
+              <w:rPr>
+                <w:rFonts w:ascii="TimeNewRoman" w:hAnsi="TimeNewRoman"/>
+                <w:sz w:val="30"/>
+              </w:rPr>
+              <w:t>20-9=</w:t>
+            </w:r>
+          </w:p>
+        </w:tc>
+        <w:tc>
+          <w:tcPr>
+            <w:tcW w:type="dxa" w:w="1987"/>
+          </w:tcPr>
+          <w:p>
+            <w:pPr>
+              <w:jc w:val="left"/>
+            </w:pPr>
+            <w:r>
+              <w:rPr>
+                <w:rFonts w:ascii="TimeNewRoman" w:hAnsi="TimeNewRoman"/>
+                <w:sz w:val="30"/>
+              </w:rPr>
+              <w:t>9×7=</w:t>
+            </w:r>
+          </w:p>
+        </w:tc>
+        <w:tc>
+          <w:tcPr>
+            <w:tcW w:type="dxa" w:w="1987"/>
+          </w:tcPr>
+          <w:p>
+            <w:pPr>
+              <w:jc w:val="left"/>
+            </w:pPr>
+            <w:r>
+              <w:rPr>
+                <w:rFonts w:ascii="TimeNewRoman" w:hAnsi="TimeNewRoman"/>
+                <w:sz w:val="30"/>
+              </w:rPr>
+              <w:t>1+51-27=</w:t>
+            </w:r>
+          </w:p>
+        </w:tc>
+      </w:tr>
+      <w:tr>
+        <w:tc>
+          <w:tcPr>
+            <w:tcW w:type="dxa" w:w="1987"/>
+          </w:tcPr>
+          <w:p>
+            <w:pPr>
+              <w:jc w:val="left"/>
+            </w:pPr>
+            <w:r>
+              <w:rPr>
+                <w:rFonts w:ascii="TimeNewRoman" w:hAnsi="TimeNewRoman"/>
+                <w:sz w:val="30"/>
+              </w:rPr>
+              <w:t>9×5=</w:t>
+            </w:r>
+          </w:p>
+        </w:tc>
+        <w:tc>
+          <w:tcPr>
+            <w:tcW w:type="dxa" w:w="1987"/>
+          </w:tcPr>
+          <w:p>
+            <w:pPr>
+              <w:jc w:val="left"/>
+            </w:pPr>
+            <w:r>
+              <w:rPr>
+                <w:rFonts w:ascii="TimeNewRoman" w:hAnsi="TimeNewRoman"/>
+                <w:sz w:val="30"/>
+              </w:rPr>
+              <w:t>3×9=</w:t>
+            </w:r>
+          </w:p>
+        </w:tc>
+        <w:tc>
+          <w:tcPr>
+            <w:tcW w:type="dxa" w:w="1987"/>
+          </w:tcPr>
+          <w:p>
+            <w:pPr>
+              <w:jc w:val="left"/>
+            </w:pPr>
+            <w:r>
+              <w:rPr>
+                <w:rFonts w:ascii="TimeNewRoman" w:hAnsi="TimeNewRoman"/>
+                <w:sz w:val="30"/>
+              </w:rPr>
+              <w:t>9×7-9=</w:t>
+            </w:r>
+          </w:p>
+        </w:tc>
+        <w:tc>
+          <w:tcPr>
+            <w:tcW w:type="dxa" w:w="1987"/>
+          </w:tcPr>
+          <w:p>
+            <w:pPr>
+              <w:jc w:val="left"/>
+            </w:pPr>
+            <w:r>
+              <w:rPr>
+                <w:rFonts w:ascii="TimeNewRoman" w:hAnsi="TimeNewRoman"/>
+                <w:sz w:val="30"/>
+              </w:rPr>
+              <w:t>5+47-25=</w:t>
+            </w:r>
+          </w:p>
+        </w:tc>
+        <w:tc>
+          <w:tcPr>
+            <w:tcW w:type="dxa" w:w="1987"/>
+          </w:tcPr>
+          <w:p>
+            <w:pPr>
+              <w:jc w:val="left"/>
+            </w:pPr>
+            <w:r>
+              <w:rPr>
+                <w:rFonts w:ascii="TimeNewRoman" w:hAnsi="TimeNewRoman"/>
+                <w:sz w:val="30"/>
+              </w:rPr>
+              <w:t>9×1=</w:t>
             </w:r>
           </w:p>
         </w:tc>

--- a/mixed.docx
+++ b/mixed.docx
@@ -11,7 +11,7 @@
           <w:rFonts w:ascii="Arial" w:hAnsi="Arial"/>
           <w:sz w:val="30"/>
         </w:rPr>
-        <w:t>2026-09-19 Saturday</w:t>
+        <w:t>2026-09-20 Sunday</w:t>
       </w:r>
     </w:p>
     <w:tbl>
@@ -40,7 +40,7 @@
                 <w:rFonts w:ascii="TimeNewRoman" w:hAnsi="TimeNewRoman"/>
                 <w:sz w:val="30"/>
               </w:rPr>
-              <w:t>4×2=</w:t>
+              <w:t>2×2=</w:t>
             </w:r>
           </w:p>
         </w:tc>
@@ -57,7 +57,7 @@
                 <w:rFonts w:ascii="TimeNewRoman" w:hAnsi="TimeNewRoman"/>
                 <w:sz w:val="30"/>
               </w:rPr>
-              <w:t>2×7+68=</w:t>
+              <w:t>44+20=</w:t>
             </w:r>
           </w:p>
         </w:tc>
@@ -74,7 +74,7 @@
                 <w:rFonts w:ascii="TimeNewRoman" w:hAnsi="TimeNewRoman"/>
                 <w:sz w:val="30"/>
               </w:rPr>
-              <w:t>45-24=</w:t>
+              <w:t>28÷4=</w:t>
             </w:r>
           </w:p>
         </w:tc>
@@ -91,7 +91,7 @@
                 <w:rFonts w:ascii="TimeNewRoman" w:hAnsi="TimeNewRoman"/>
                 <w:sz w:val="30"/>
               </w:rPr>
-              <w:t>96-49=</w:t>
+              <w:t>6×8-18=</w:t>
             </w:r>
           </w:p>
         </w:tc>
@@ -108,7 +108,1312 @@
                 <w:rFonts w:ascii="TimeNewRoman" w:hAnsi="TimeNewRoman"/>
                 <w:sz w:val="30"/>
               </w:rPr>
-              <w:t>3×6-15=</w:t>
+              <w:t>9+92-23=</w:t>
+            </w:r>
+          </w:p>
+        </w:tc>
+      </w:tr>
+      <w:tr>
+        <w:tc>
+          <w:tcPr>
+            <w:tcW w:type="dxa" w:w="1987"/>
+          </w:tcPr>
+          <w:p>
+            <w:pPr>
+              <w:jc w:val="left"/>
+            </w:pPr>
+            <w:r>
+              <w:rPr>
+                <w:rFonts w:ascii="TimeNewRoman" w:hAnsi="TimeNewRoman"/>
+                <w:sz w:val="30"/>
+              </w:rPr>
+              <w:t>3×6=</w:t>
+            </w:r>
+          </w:p>
+        </w:tc>
+        <w:tc>
+          <w:tcPr>
+            <w:tcW w:type="dxa" w:w="1987"/>
+          </w:tcPr>
+          <w:p>
+            <w:pPr>
+              <w:jc w:val="left"/>
+            </w:pPr>
+            <w:r>
+              <w:rPr>
+                <w:rFonts w:ascii="TimeNewRoman" w:hAnsi="TimeNewRoman"/>
+                <w:sz w:val="30"/>
+              </w:rPr>
+              <w:t>2×5=</w:t>
+            </w:r>
+          </w:p>
+        </w:tc>
+        <w:tc>
+          <w:tcPr>
+            <w:tcW w:type="dxa" w:w="1987"/>
+          </w:tcPr>
+          <w:p>
+            <w:pPr>
+              <w:jc w:val="left"/>
+            </w:pPr>
+            <w:r>
+              <w:rPr>
+                <w:rFonts w:ascii="TimeNewRoman" w:hAnsi="TimeNewRoman"/>
+                <w:sz w:val="30"/>
+              </w:rPr>
+              <w:t>2×4-3=</w:t>
+            </w:r>
+          </w:p>
+        </w:tc>
+        <w:tc>
+          <w:tcPr>
+            <w:tcW w:type="dxa" w:w="1987"/>
+          </w:tcPr>
+          <w:p>
+            <w:pPr>
+              <w:jc w:val="left"/>
+            </w:pPr>
+            <w:r>
+              <w:rPr>
+                <w:rFonts w:ascii="TimeNewRoman" w:hAnsi="TimeNewRoman"/>
+                <w:sz w:val="30"/>
+              </w:rPr>
+              <w:t>5+75=</w:t>
+            </w:r>
+          </w:p>
+        </w:tc>
+        <w:tc>
+          <w:tcPr>
+            <w:tcW w:type="dxa" w:w="1987"/>
+          </w:tcPr>
+          <w:p>
+            <w:pPr>
+              <w:jc w:val="left"/>
+            </w:pPr>
+            <w:r>
+              <w:rPr>
+                <w:rFonts w:ascii="TimeNewRoman" w:hAnsi="TimeNewRoman"/>
+                <w:sz w:val="30"/>
+              </w:rPr>
+              <w:t>8×3=</w:t>
+            </w:r>
+          </w:p>
+        </w:tc>
+      </w:tr>
+      <w:tr>
+        <w:tc>
+          <w:tcPr>
+            <w:tcW w:type="dxa" w:w="1987"/>
+          </w:tcPr>
+          <w:p>
+            <w:pPr>
+              <w:jc w:val="left"/>
+            </w:pPr>
+            <w:r>
+              <w:rPr>
+                <w:rFonts w:ascii="TimeNewRoman" w:hAnsi="TimeNewRoman"/>
+                <w:sz w:val="30"/>
+              </w:rPr>
+              <w:t>16-10=</w:t>
+            </w:r>
+          </w:p>
+        </w:tc>
+        <w:tc>
+          <w:tcPr>
+            <w:tcW w:type="dxa" w:w="1987"/>
+          </w:tcPr>
+          <w:p>
+            <w:pPr>
+              <w:jc w:val="left"/>
+            </w:pPr>
+            <w:r>
+              <w:rPr>
+                <w:rFonts w:ascii="TimeNewRoman" w:hAnsi="TimeNewRoman"/>
+                <w:sz w:val="30"/>
+              </w:rPr>
+              <w:t>18-9=</w:t>
+            </w:r>
+          </w:p>
+        </w:tc>
+        <w:tc>
+          <w:tcPr>
+            <w:tcW w:type="dxa" w:w="1987"/>
+          </w:tcPr>
+          <w:p>
+            <w:pPr>
+              <w:jc w:val="left"/>
+            </w:pPr>
+            <w:r>
+              <w:rPr>
+                <w:rFonts w:ascii="TimeNewRoman" w:hAnsi="TimeNewRoman"/>
+                <w:sz w:val="30"/>
+              </w:rPr>
+              <w:t>25-19=</w:t>
+            </w:r>
+          </w:p>
+        </w:tc>
+        <w:tc>
+          <w:tcPr>
+            <w:tcW w:type="dxa" w:w="1987"/>
+          </w:tcPr>
+          <w:p>
+            <w:pPr>
+              <w:jc w:val="left"/>
+            </w:pPr>
+            <w:r>
+              <w:rPr>
+                <w:rFonts w:ascii="TimeNewRoman" w:hAnsi="TimeNewRoman"/>
+                <w:sz w:val="30"/>
+              </w:rPr>
+              <w:t>74+65+7=</w:t>
+            </w:r>
+          </w:p>
+        </w:tc>
+        <w:tc>
+          <w:tcPr>
+            <w:tcW w:type="dxa" w:w="1987"/>
+          </w:tcPr>
+          <w:p>
+            <w:pPr>
+              <w:jc w:val="left"/>
+            </w:pPr>
+            <w:r>
+              <w:rPr>
+                <w:rFonts w:ascii="TimeNewRoman" w:hAnsi="TimeNewRoman"/>
+                <w:sz w:val="30"/>
+              </w:rPr>
+              <w:t>37+48=</w:t>
+            </w:r>
+          </w:p>
+        </w:tc>
+      </w:tr>
+      <w:tr>
+        <w:tc>
+          <w:tcPr>
+            <w:tcW w:type="dxa" w:w="1987"/>
+          </w:tcPr>
+          <w:p>
+            <w:pPr>
+              <w:jc w:val="left"/>
+            </w:pPr>
+            <w:r>
+              <w:rPr>
+                <w:rFonts w:ascii="TimeNewRoman" w:hAnsi="TimeNewRoman"/>
+                <w:sz w:val="30"/>
+              </w:rPr>
+              <w:t>5×2=</w:t>
+            </w:r>
+          </w:p>
+        </w:tc>
+        <w:tc>
+          <w:tcPr>
+            <w:tcW w:type="dxa" w:w="1987"/>
+          </w:tcPr>
+          <w:p>
+            <w:pPr>
+              <w:jc w:val="left"/>
+            </w:pPr>
+            <w:r>
+              <w:rPr>
+                <w:rFonts w:ascii="TimeNewRoman" w:hAnsi="TimeNewRoman"/>
+                <w:sz w:val="30"/>
+              </w:rPr>
+              <w:t>5+5+76=</w:t>
+            </w:r>
+          </w:p>
+        </w:tc>
+        <w:tc>
+          <w:tcPr>
+            <w:tcW w:type="dxa" w:w="1987"/>
+          </w:tcPr>
+          <w:p>
+            <w:pPr>
+              <w:jc w:val="left"/>
+            </w:pPr>
+            <w:r>
+              <w:rPr>
+                <w:rFonts w:ascii="TimeNewRoman" w:hAnsi="TimeNewRoman"/>
+                <w:sz w:val="30"/>
+              </w:rPr>
+              <w:t>12+27-28=</w:t>
+            </w:r>
+          </w:p>
+        </w:tc>
+        <w:tc>
+          <w:tcPr>
+            <w:tcW w:type="dxa" w:w="1987"/>
+          </w:tcPr>
+          <w:p>
+            <w:pPr>
+              <w:jc w:val="left"/>
+            </w:pPr>
+            <w:r>
+              <w:rPr>
+                <w:rFonts w:ascii="TimeNewRoman" w:hAnsi="TimeNewRoman"/>
+                <w:sz w:val="30"/>
+              </w:rPr>
+              <w:t>9×2=</w:t>
+            </w:r>
+          </w:p>
+        </w:tc>
+        <w:tc>
+          <w:tcPr>
+            <w:tcW w:type="dxa" w:w="1987"/>
+          </w:tcPr>
+          <w:p>
+            <w:pPr>
+              <w:jc w:val="left"/>
+            </w:pPr>
+            <w:r>
+              <w:rPr>
+                <w:rFonts w:ascii="TimeNewRoman" w:hAnsi="TimeNewRoman"/>
+                <w:sz w:val="30"/>
+              </w:rPr>
+              <w:t>3×4+36=</w:t>
+            </w:r>
+          </w:p>
+        </w:tc>
+      </w:tr>
+      <w:tr>
+        <w:tc>
+          <w:tcPr>
+            <w:tcW w:type="dxa" w:w="1987"/>
+          </w:tcPr>
+          <w:p>
+            <w:pPr>
+              <w:jc w:val="left"/>
+            </w:pPr>
+            <w:r>
+              <w:rPr>
+                <w:rFonts w:ascii="TimeNewRoman" w:hAnsi="TimeNewRoman"/>
+                <w:sz w:val="30"/>
+              </w:rPr>
+              <w:t>5×3+47=</w:t>
+            </w:r>
+          </w:p>
+        </w:tc>
+        <w:tc>
+          <w:tcPr>
+            <w:tcW w:type="dxa" w:w="1987"/>
+          </w:tcPr>
+          <w:p>
+            <w:pPr>
+              <w:jc w:val="left"/>
+            </w:pPr>
+            <w:r>
+              <w:rPr>
+                <w:rFonts w:ascii="TimeNewRoman" w:hAnsi="TimeNewRoman"/>
+                <w:sz w:val="30"/>
+              </w:rPr>
+              <w:t>85+38+86=</w:t>
+            </w:r>
+          </w:p>
+        </w:tc>
+        <w:tc>
+          <w:tcPr>
+            <w:tcW w:type="dxa" w:w="1987"/>
+          </w:tcPr>
+          <w:p>
+            <w:pPr>
+              <w:jc w:val="left"/>
+            </w:pPr>
+            <w:r>
+              <w:rPr>
+                <w:rFonts w:ascii="TimeNewRoman" w:hAnsi="TimeNewRoman"/>
+                <w:sz w:val="30"/>
+              </w:rPr>
+              <w:t>35-27=</w:t>
+            </w:r>
+          </w:p>
+        </w:tc>
+        <w:tc>
+          <w:tcPr>
+            <w:tcW w:type="dxa" w:w="1987"/>
+          </w:tcPr>
+          <w:p>
+            <w:pPr>
+              <w:jc w:val="left"/>
+            </w:pPr>
+            <w:r>
+              <w:rPr>
+                <w:rFonts w:ascii="TimeNewRoman" w:hAnsi="TimeNewRoman"/>
+                <w:sz w:val="30"/>
+              </w:rPr>
+              <w:t>88-23=</w:t>
+            </w:r>
+          </w:p>
+        </w:tc>
+        <w:tc>
+          <w:tcPr>
+            <w:tcW w:type="dxa" w:w="1987"/>
+          </w:tcPr>
+          <w:p>
+            <w:pPr>
+              <w:jc w:val="left"/>
+            </w:pPr>
+            <w:r>
+              <w:rPr>
+                <w:rFonts w:ascii="TimeNewRoman" w:hAnsi="TimeNewRoman"/>
+                <w:sz w:val="30"/>
+              </w:rPr>
+              <w:t>48÷8=</w:t>
+            </w:r>
+          </w:p>
+        </w:tc>
+      </w:tr>
+      <w:tr>
+        <w:tc>
+          <w:tcPr>
+            <w:tcW w:type="dxa" w:w="1987"/>
+          </w:tcPr>
+          <w:p>
+            <w:pPr>
+              <w:jc w:val="left"/>
+            </w:pPr>
+            <w:r>
+              <w:rPr>
+                <w:rFonts w:ascii="TimeNewRoman" w:hAnsi="TimeNewRoman"/>
+                <w:sz w:val="30"/>
+              </w:rPr>
+              <w:t>17+19+53=</w:t>
+            </w:r>
+          </w:p>
+        </w:tc>
+        <w:tc>
+          <w:tcPr>
+            <w:tcW w:type="dxa" w:w="1987"/>
+          </w:tcPr>
+          <w:p>
+            <w:pPr>
+              <w:jc w:val="left"/>
+            </w:pPr>
+            <w:r>
+              <w:rPr>
+                <w:rFonts w:ascii="TimeNewRoman" w:hAnsi="TimeNewRoman"/>
+                <w:sz w:val="30"/>
+              </w:rPr>
+              <w:t>5×7=</w:t>
+            </w:r>
+          </w:p>
+        </w:tc>
+        <w:tc>
+          <w:tcPr>
+            <w:tcW w:type="dxa" w:w="1987"/>
+          </w:tcPr>
+          <w:p>
+            <w:pPr>
+              <w:jc w:val="left"/>
+            </w:pPr>
+            <w:r>
+              <w:rPr>
+                <w:rFonts w:ascii="TimeNewRoman" w:hAnsi="TimeNewRoman"/>
+                <w:sz w:val="30"/>
+              </w:rPr>
+              <w:t>2+33=</w:t>
+            </w:r>
+          </w:p>
+        </w:tc>
+        <w:tc>
+          <w:tcPr>
+            <w:tcW w:type="dxa" w:w="1987"/>
+          </w:tcPr>
+          <w:p>
+            <w:pPr>
+              <w:jc w:val="left"/>
+            </w:pPr>
+            <w:r>
+              <w:rPr>
+                <w:rFonts w:ascii="TimeNewRoman" w:hAnsi="TimeNewRoman"/>
+                <w:sz w:val="30"/>
+              </w:rPr>
+              <w:t>2×3=</w:t>
+            </w:r>
+          </w:p>
+        </w:tc>
+        <w:tc>
+          <w:tcPr>
+            <w:tcW w:type="dxa" w:w="1987"/>
+          </w:tcPr>
+          <w:p>
+            <w:pPr>
+              <w:jc w:val="left"/>
+            </w:pPr>
+            <w:r>
+              <w:rPr>
+                <w:rFonts w:ascii="TimeNewRoman" w:hAnsi="TimeNewRoman"/>
+                <w:sz w:val="30"/>
+              </w:rPr>
+              <w:t>9×6=</w:t>
+            </w:r>
+          </w:p>
+        </w:tc>
+      </w:tr>
+      <w:tr>
+        <w:tc>
+          <w:tcPr>
+            <w:tcW w:type="dxa" w:w="1987"/>
+          </w:tcPr>
+          <w:p>
+            <w:pPr>
+              <w:jc w:val="left"/>
+            </w:pPr>
+            <w:r>
+              <w:rPr>
+                <w:rFonts w:ascii="TimeNewRoman" w:hAnsi="TimeNewRoman"/>
+                <w:sz w:val="30"/>
+              </w:rPr>
+              <w:t>35÷5=</w:t>
+            </w:r>
+          </w:p>
+        </w:tc>
+        <w:tc>
+          <w:tcPr>
+            <w:tcW w:type="dxa" w:w="1987"/>
+          </w:tcPr>
+          <w:p>
+            <w:pPr>
+              <w:jc w:val="left"/>
+            </w:pPr>
+            <w:r>
+              <w:rPr>
+                <w:rFonts w:ascii="TimeNewRoman" w:hAnsi="TimeNewRoman"/>
+                <w:sz w:val="30"/>
+              </w:rPr>
+              <w:t>7×8=</w:t>
+            </w:r>
+          </w:p>
+        </w:tc>
+        <w:tc>
+          <w:tcPr>
+            <w:tcW w:type="dxa" w:w="1987"/>
+          </w:tcPr>
+          <w:p>
+            <w:pPr>
+              <w:jc w:val="left"/>
+            </w:pPr>
+            <w:r>
+              <w:rPr>
+                <w:rFonts w:ascii="TimeNewRoman" w:hAnsi="TimeNewRoman"/>
+                <w:sz w:val="30"/>
+              </w:rPr>
+              <w:t>67-66=</w:t>
+            </w:r>
+          </w:p>
+        </w:tc>
+        <w:tc>
+          <w:tcPr>
+            <w:tcW w:type="dxa" w:w="1987"/>
+          </w:tcPr>
+          <w:p>
+            <w:pPr>
+              <w:jc w:val="left"/>
+            </w:pPr>
+            <w:r>
+              <w:rPr>
+                <w:rFonts w:ascii="TimeNewRoman" w:hAnsi="TimeNewRoman"/>
+                <w:sz w:val="30"/>
+              </w:rPr>
+              <w:t>4×7=</w:t>
+            </w:r>
+          </w:p>
+        </w:tc>
+        <w:tc>
+          <w:tcPr>
+            <w:tcW w:type="dxa" w:w="1987"/>
+          </w:tcPr>
+          <w:p>
+            <w:pPr>
+              <w:jc w:val="left"/>
+            </w:pPr>
+            <w:r>
+              <w:rPr>
+                <w:rFonts w:ascii="TimeNewRoman" w:hAnsi="TimeNewRoman"/>
+                <w:sz w:val="30"/>
+              </w:rPr>
+              <w:t>45-43=</w:t>
+            </w:r>
+          </w:p>
+        </w:tc>
+      </w:tr>
+      <w:tr>
+        <w:tc>
+          <w:tcPr>
+            <w:tcW w:type="dxa" w:w="1987"/>
+          </w:tcPr>
+          <w:p>
+            <w:pPr>
+              <w:jc w:val="left"/>
+            </w:pPr>
+            <w:r>
+              <w:rPr>
+                <w:rFonts w:ascii="TimeNewRoman" w:hAnsi="TimeNewRoman"/>
+                <w:sz w:val="30"/>
+              </w:rPr>
+              <w:t>4+84+87=</w:t>
+            </w:r>
+          </w:p>
+        </w:tc>
+        <w:tc>
+          <w:tcPr>
+            <w:tcW w:type="dxa" w:w="1987"/>
+          </w:tcPr>
+          <w:p>
+            <w:pPr>
+              <w:jc w:val="left"/>
+            </w:pPr>
+            <w:r>
+              <w:rPr>
+                <w:rFonts w:ascii="TimeNewRoman" w:hAnsi="TimeNewRoman"/>
+                <w:sz w:val="30"/>
+              </w:rPr>
+              <w:t>96-61=</w:t>
+            </w:r>
+          </w:p>
+        </w:tc>
+        <w:tc>
+          <w:tcPr>
+            <w:tcW w:type="dxa" w:w="1987"/>
+          </w:tcPr>
+          <w:p>
+            <w:pPr>
+              <w:jc w:val="left"/>
+            </w:pPr>
+            <w:r>
+              <w:rPr>
+                <w:rFonts w:ascii="TimeNewRoman" w:hAnsi="TimeNewRoman"/>
+                <w:sz w:val="30"/>
+              </w:rPr>
+              <w:t>99-54=</w:t>
+            </w:r>
+          </w:p>
+        </w:tc>
+        <w:tc>
+          <w:tcPr>
+            <w:tcW w:type="dxa" w:w="1987"/>
+          </w:tcPr>
+          <w:p>
+            <w:pPr>
+              <w:jc w:val="left"/>
+            </w:pPr>
+            <w:r>
+              <w:rPr>
+                <w:rFonts w:ascii="TimeNewRoman" w:hAnsi="TimeNewRoman"/>
+                <w:sz w:val="30"/>
+              </w:rPr>
+              <w:t>6×4-1=</w:t>
+            </w:r>
+          </w:p>
+        </w:tc>
+        <w:tc>
+          <w:tcPr>
+            <w:tcW w:type="dxa" w:w="1987"/>
+          </w:tcPr>
+          <w:p>
+            <w:pPr>
+              <w:jc w:val="left"/>
+            </w:pPr>
+            <w:r>
+              <w:rPr>
+                <w:rFonts w:ascii="TimeNewRoman" w:hAnsi="TimeNewRoman"/>
+                <w:sz w:val="30"/>
+              </w:rPr>
+              <w:t>14+38=</w:t>
+            </w:r>
+          </w:p>
+        </w:tc>
+      </w:tr>
+      <w:tr>
+        <w:tc>
+          <w:tcPr>
+            <w:tcW w:type="dxa" w:w="1987"/>
+          </w:tcPr>
+          <w:p>
+            <w:pPr>
+              <w:jc w:val="left"/>
+            </w:pPr>
+            <w:r>
+              <w:rPr>
+                <w:rFonts w:ascii="TimeNewRoman" w:hAnsi="TimeNewRoman"/>
+                <w:sz w:val="30"/>
+              </w:rPr>
+              <w:t>58+83+31=</w:t>
+            </w:r>
+          </w:p>
+        </w:tc>
+        <w:tc>
+          <w:tcPr>
+            <w:tcW w:type="dxa" w:w="1987"/>
+          </w:tcPr>
+          <w:p>
+            <w:pPr>
+              <w:jc w:val="left"/>
+            </w:pPr>
+            <w:r>
+              <w:rPr>
+                <w:rFonts w:ascii="TimeNewRoman" w:hAnsi="TimeNewRoman"/>
+                <w:sz w:val="30"/>
+              </w:rPr>
+              <w:t>33+16=</w:t>
+            </w:r>
+          </w:p>
+        </w:tc>
+        <w:tc>
+          <w:tcPr>
+            <w:tcW w:type="dxa" w:w="1987"/>
+          </w:tcPr>
+          <w:p>
+            <w:pPr>
+              <w:jc w:val="left"/>
+            </w:pPr>
+            <w:r>
+              <w:rPr>
+                <w:rFonts w:ascii="TimeNewRoman" w:hAnsi="TimeNewRoman"/>
+                <w:sz w:val="30"/>
+              </w:rPr>
+              <w:t>54-27=</w:t>
+            </w:r>
+          </w:p>
+        </w:tc>
+        <w:tc>
+          <w:tcPr>
+            <w:tcW w:type="dxa" w:w="1987"/>
+          </w:tcPr>
+          <w:p>
+            <w:pPr>
+              <w:jc w:val="left"/>
+            </w:pPr>
+            <w:r>
+              <w:rPr>
+                <w:rFonts w:ascii="TimeNewRoman" w:hAnsi="TimeNewRoman"/>
+                <w:sz w:val="30"/>
+              </w:rPr>
+              <w:t>8×2=</w:t>
+            </w:r>
+          </w:p>
+        </w:tc>
+        <w:tc>
+          <w:tcPr>
+            <w:tcW w:type="dxa" w:w="1987"/>
+          </w:tcPr>
+          <w:p>
+            <w:pPr>
+              <w:jc w:val="left"/>
+            </w:pPr>
+            <w:r>
+              <w:rPr>
+                <w:rFonts w:ascii="TimeNewRoman" w:hAnsi="TimeNewRoman"/>
+                <w:sz w:val="30"/>
+              </w:rPr>
+              <w:t>5×6=</w:t>
+            </w:r>
+          </w:p>
+        </w:tc>
+      </w:tr>
+      <w:tr>
+        <w:tc>
+          <w:tcPr>
+            <w:tcW w:type="dxa" w:w="1987"/>
+          </w:tcPr>
+          <w:p>
+            <w:pPr>
+              <w:jc w:val="left"/>
+            </w:pPr>
+            <w:r>
+              <w:rPr>
+                <w:rFonts w:ascii="TimeNewRoman" w:hAnsi="TimeNewRoman"/>
+                <w:sz w:val="30"/>
+              </w:rPr>
+              <w:t>24÷6=</w:t>
+            </w:r>
+          </w:p>
+        </w:tc>
+        <w:tc>
+          <w:tcPr>
+            <w:tcW w:type="dxa" w:w="1987"/>
+          </w:tcPr>
+          <w:p>
+            <w:pPr>
+              <w:jc w:val="left"/>
+            </w:pPr>
+            <w:r>
+              <w:rPr>
+                <w:rFonts w:ascii="TimeNewRoman" w:hAnsi="TimeNewRoman"/>
+                <w:sz w:val="30"/>
+              </w:rPr>
+              <w:t>27÷9=</w:t>
+            </w:r>
+          </w:p>
+        </w:tc>
+        <w:tc>
+          <w:tcPr>
+            <w:tcW w:type="dxa" w:w="1987"/>
+          </w:tcPr>
+          <w:p>
+            <w:pPr>
+              <w:jc w:val="left"/>
+            </w:pPr>
+            <w:r>
+              <w:rPr>
+                <w:rFonts w:ascii="TimeNewRoman" w:hAnsi="TimeNewRoman"/>
+                <w:sz w:val="30"/>
+              </w:rPr>
+              <w:t>2×7=</w:t>
+            </w:r>
+          </w:p>
+        </w:tc>
+        <w:tc>
+          <w:tcPr>
+            <w:tcW w:type="dxa" w:w="1987"/>
+          </w:tcPr>
+          <w:p>
+            <w:pPr>
+              <w:jc w:val="left"/>
+            </w:pPr>
+            <w:r>
+              <w:rPr>
+                <w:rFonts w:ascii="TimeNewRoman" w:hAnsi="TimeNewRoman"/>
+                <w:sz w:val="30"/>
+              </w:rPr>
+              <w:t>8×8=</w:t>
+            </w:r>
+          </w:p>
+        </w:tc>
+        <w:tc>
+          <w:tcPr>
+            <w:tcW w:type="dxa" w:w="1987"/>
+          </w:tcPr>
+          <w:p>
+            <w:pPr>
+              <w:jc w:val="left"/>
+            </w:pPr>
+            <w:r>
+              <w:rPr>
+                <w:rFonts w:ascii="TimeNewRoman" w:hAnsi="TimeNewRoman"/>
+                <w:sz w:val="30"/>
+              </w:rPr>
+              <w:t>5×9+43=</w:t>
+            </w:r>
+          </w:p>
+        </w:tc>
+      </w:tr>
+      <w:tr>
+        <w:tc>
+          <w:tcPr>
+            <w:tcW w:type="dxa" w:w="1987"/>
+          </w:tcPr>
+          <w:p>
+            <w:pPr>
+              <w:jc w:val="left"/>
+            </w:pPr>
+            <w:r>
+              <w:rPr>
+                <w:rFonts w:ascii="TimeNewRoman" w:hAnsi="TimeNewRoman"/>
+                <w:sz w:val="30"/>
+              </w:rPr>
+              <w:t>12÷4=</w:t>
+            </w:r>
+          </w:p>
+        </w:tc>
+        <w:tc>
+          <w:tcPr>
+            <w:tcW w:type="dxa" w:w="1987"/>
+          </w:tcPr>
+          <w:p>
+            <w:pPr>
+              <w:jc w:val="left"/>
+            </w:pPr>
+            <w:r>
+              <w:rPr>
+                <w:rFonts w:ascii="TimeNewRoman" w:hAnsi="TimeNewRoman"/>
+                <w:sz w:val="30"/>
+              </w:rPr>
+              <w:t>6×2=</w:t>
+            </w:r>
+          </w:p>
+        </w:tc>
+        <w:tc>
+          <w:tcPr>
+            <w:tcW w:type="dxa" w:w="1987"/>
+          </w:tcPr>
+          <w:p>
+            <w:pPr>
+              <w:jc w:val="left"/>
+            </w:pPr>
+            <w:r>
+              <w:rPr>
+                <w:rFonts w:ascii="TimeNewRoman" w:hAnsi="TimeNewRoman"/>
+                <w:sz w:val="30"/>
+              </w:rPr>
+              <w:t>79+19-74=</w:t>
+            </w:r>
+          </w:p>
+        </w:tc>
+        <w:tc>
+          <w:tcPr>
+            <w:tcW w:type="dxa" w:w="1987"/>
+          </w:tcPr>
+          <w:p>
+            <w:pPr>
+              <w:jc w:val="left"/>
+            </w:pPr>
+            <w:r>
+              <w:rPr>
+                <w:rFonts w:ascii="TimeNewRoman" w:hAnsi="TimeNewRoman"/>
+                <w:sz w:val="30"/>
+              </w:rPr>
+              <w:t>3×1=</w:t>
+            </w:r>
+          </w:p>
+        </w:tc>
+        <w:tc>
+          <w:tcPr>
+            <w:tcW w:type="dxa" w:w="1987"/>
+          </w:tcPr>
+          <w:p>
+            <w:pPr>
+              <w:jc w:val="left"/>
+            </w:pPr>
+            <w:r>
+              <w:rPr>
+                <w:rFonts w:ascii="TimeNewRoman" w:hAnsi="TimeNewRoman"/>
+                <w:sz w:val="30"/>
+              </w:rPr>
+              <w:t>67+23=</w:t>
+            </w:r>
+          </w:p>
+        </w:tc>
+      </w:tr>
+      <w:tr>
+        <w:tc>
+          <w:tcPr>
+            <w:tcW w:type="dxa" w:w="1987"/>
+          </w:tcPr>
+          <w:p>
+            <w:pPr>
+              <w:jc w:val="left"/>
+            </w:pPr>
+            <w:r>
+              <w:rPr>
+                <w:rFonts w:ascii="TimeNewRoman" w:hAnsi="TimeNewRoman"/>
+                <w:sz w:val="30"/>
+              </w:rPr>
+              <w:t>6×3=</w:t>
+            </w:r>
+          </w:p>
+        </w:tc>
+        <w:tc>
+          <w:tcPr>
+            <w:tcW w:type="dxa" w:w="1987"/>
+          </w:tcPr>
+          <w:p>
+            <w:pPr>
+              <w:jc w:val="left"/>
+            </w:pPr>
+            <w:r>
+              <w:rPr>
+                <w:rFonts w:ascii="TimeNewRoman" w:hAnsi="TimeNewRoman"/>
+                <w:sz w:val="30"/>
+              </w:rPr>
+              <w:t>63-59=</w:t>
+            </w:r>
+          </w:p>
+        </w:tc>
+        <w:tc>
+          <w:tcPr>
+            <w:tcW w:type="dxa" w:w="1987"/>
+          </w:tcPr>
+          <w:p>
+            <w:pPr>
+              <w:jc w:val="left"/>
+            </w:pPr>
+            <w:r>
+              <w:rPr>
+                <w:rFonts w:ascii="TimeNewRoman" w:hAnsi="TimeNewRoman"/>
+                <w:sz w:val="30"/>
+              </w:rPr>
+              <w:t>8×4=</w:t>
+            </w:r>
+          </w:p>
+        </w:tc>
+        <w:tc>
+          <w:tcPr>
+            <w:tcW w:type="dxa" w:w="1987"/>
+          </w:tcPr>
+          <w:p>
+            <w:pPr>
+              <w:jc w:val="left"/>
+            </w:pPr>
+            <w:r>
+              <w:rPr>
+                <w:rFonts w:ascii="TimeNewRoman" w:hAnsi="TimeNewRoman"/>
+                <w:sz w:val="30"/>
+              </w:rPr>
+              <w:t>7×4=</w:t>
+            </w:r>
+          </w:p>
+        </w:tc>
+        <w:tc>
+          <w:tcPr>
+            <w:tcW w:type="dxa" w:w="1987"/>
+          </w:tcPr>
+          <w:p>
+            <w:pPr>
+              <w:jc w:val="left"/>
+            </w:pPr>
+            <w:r>
+              <w:rPr>
+                <w:rFonts w:ascii="TimeNewRoman" w:hAnsi="TimeNewRoman"/>
+                <w:sz w:val="30"/>
+              </w:rPr>
+              <w:t>8×9+18=</w:t>
+            </w:r>
+          </w:p>
+        </w:tc>
+      </w:tr>
+      <w:tr>
+        <w:tc>
+          <w:tcPr>
+            <w:tcW w:type="dxa" w:w="1987"/>
+          </w:tcPr>
+          <w:p>
+            <w:pPr>
+              <w:jc w:val="left"/>
+            </w:pPr>
+            <w:r>
+              <w:rPr>
+                <w:rFonts w:ascii="TimeNewRoman" w:hAnsi="TimeNewRoman"/>
+                <w:sz w:val="30"/>
+              </w:rPr>
+              <w:t>5×5=</w:t>
+            </w:r>
+          </w:p>
+        </w:tc>
+        <w:tc>
+          <w:tcPr>
+            <w:tcW w:type="dxa" w:w="1987"/>
+          </w:tcPr>
+          <w:p>
+            <w:pPr>
+              <w:jc w:val="left"/>
+            </w:pPr>
+            <w:r>
+              <w:rPr>
+                <w:rFonts w:ascii="TimeNewRoman" w:hAnsi="TimeNewRoman"/>
+                <w:sz w:val="30"/>
+              </w:rPr>
+              <w:t>48-29=</w:t>
+            </w:r>
+          </w:p>
+        </w:tc>
+        <w:tc>
+          <w:tcPr>
+            <w:tcW w:type="dxa" w:w="1987"/>
+          </w:tcPr>
+          <w:p>
+            <w:pPr>
+              <w:jc w:val="left"/>
+            </w:pPr>
+            <w:r>
+              <w:rPr>
+                <w:rFonts w:ascii="TimeNewRoman" w:hAnsi="TimeNewRoman"/>
+                <w:sz w:val="30"/>
+              </w:rPr>
+              <w:t>5×4+28=</w:t>
+            </w:r>
+          </w:p>
+        </w:tc>
+        <w:tc>
+          <w:tcPr>
+            <w:tcW w:type="dxa" w:w="1987"/>
+          </w:tcPr>
+          <w:p>
+            <w:pPr>
+              <w:jc w:val="left"/>
+            </w:pPr>
+            <w:r>
+              <w:rPr>
+                <w:rFonts w:ascii="TimeNewRoman" w:hAnsi="TimeNewRoman"/>
+                <w:sz w:val="30"/>
+              </w:rPr>
+              <w:t>8+30=</w:t>
+            </w:r>
+          </w:p>
+        </w:tc>
+        <w:tc>
+          <w:tcPr>
+            <w:tcW w:type="dxa" w:w="1987"/>
+          </w:tcPr>
+          <w:p>
+            <w:pPr>
+              <w:jc w:val="left"/>
+            </w:pPr>
+            <w:r>
+              <w:rPr>
+                <w:rFonts w:ascii="TimeNewRoman" w:hAnsi="TimeNewRoman"/>
+                <w:sz w:val="30"/>
+              </w:rPr>
+              <w:t>63÷7=</w:t>
+            </w:r>
+          </w:p>
+        </w:tc>
+      </w:tr>
+      <w:tr>
+        <w:tc>
+          <w:tcPr>
+            <w:tcW w:type="dxa" w:w="1987"/>
+          </w:tcPr>
+          <w:p>
+            <w:pPr>
+              <w:jc w:val="left"/>
+            </w:pPr>
+            <w:r>
+              <w:rPr>
+                <w:rFonts w:ascii="TimeNewRoman" w:hAnsi="TimeNewRoman"/>
+                <w:sz w:val="30"/>
+              </w:rPr>
+              <w:t>5×8=</w:t>
+            </w:r>
+          </w:p>
+        </w:tc>
+        <w:tc>
+          <w:tcPr>
+            <w:tcW w:type="dxa" w:w="1987"/>
+          </w:tcPr>
+          <w:p>
+            <w:pPr>
+              <w:jc w:val="left"/>
+            </w:pPr>
+            <w:r>
+              <w:rPr>
+                <w:rFonts w:ascii="TimeNewRoman" w:hAnsi="TimeNewRoman"/>
+                <w:sz w:val="30"/>
+              </w:rPr>
+              <w:t>68-41=</w:t>
+            </w:r>
+          </w:p>
+        </w:tc>
+        <w:tc>
+          <w:tcPr>
+            <w:tcW w:type="dxa" w:w="1987"/>
+          </w:tcPr>
+          <w:p>
+            <w:pPr>
+              <w:jc w:val="left"/>
+            </w:pPr>
+            <w:r>
+              <w:rPr>
+                <w:rFonts w:ascii="TimeNewRoman" w:hAnsi="TimeNewRoman"/>
+                <w:sz w:val="30"/>
+              </w:rPr>
+              <w:t>7+80=</w:t>
+            </w:r>
+          </w:p>
+        </w:tc>
+        <w:tc>
+          <w:tcPr>
+            <w:tcW w:type="dxa" w:w="1987"/>
+          </w:tcPr>
+          <w:p>
+            <w:pPr>
+              <w:jc w:val="left"/>
+            </w:pPr>
+            <w:r>
+              <w:rPr>
+                <w:rFonts w:ascii="TimeNewRoman" w:hAnsi="TimeNewRoman"/>
+                <w:sz w:val="30"/>
+              </w:rPr>
+              <w:t>63+25=</w:t>
+            </w:r>
+          </w:p>
+        </w:tc>
+        <w:tc>
+          <w:tcPr>
+            <w:tcW w:type="dxa" w:w="1987"/>
+          </w:tcPr>
+          <w:p>
+            <w:pPr>
+              <w:jc w:val="left"/>
+            </w:pPr>
+            <w:r>
+              <w:rPr>
+                <w:rFonts w:ascii="TimeNewRoman" w:hAnsi="TimeNewRoman"/>
+                <w:sz w:val="30"/>
+              </w:rPr>
+              <w:t>4×3=</w:t>
+            </w:r>
+          </w:p>
+        </w:tc>
+      </w:tr>
+      <w:tr>
+        <w:tc>
+          <w:tcPr>
+            <w:tcW w:type="dxa" w:w="1987"/>
+          </w:tcPr>
+          <w:p>
+            <w:pPr>
+              <w:jc w:val="left"/>
+            </w:pPr>
+            <w:r>
+              <w:rPr>
+                <w:rFonts w:ascii="TimeNewRoman" w:hAnsi="TimeNewRoman"/>
+                <w:sz w:val="30"/>
+              </w:rPr>
+              <w:t>61+67+82=</w:t>
+            </w:r>
+          </w:p>
+        </w:tc>
+        <w:tc>
+          <w:tcPr>
+            <w:tcW w:type="dxa" w:w="1987"/>
+          </w:tcPr>
+          <w:p>
+            <w:pPr>
+              <w:jc w:val="left"/>
+            </w:pPr>
+            <w:r>
+              <w:rPr>
+                <w:rFonts w:ascii="TimeNewRoman" w:hAnsi="TimeNewRoman"/>
+                <w:sz w:val="30"/>
+              </w:rPr>
+              <w:t>77+58+24=</w:t>
+            </w:r>
+          </w:p>
+        </w:tc>
+        <w:tc>
+          <w:tcPr>
+            <w:tcW w:type="dxa" w:w="1987"/>
+          </w:tcPr>
+          <w:p>
+            <w:pPr>
+              <w:jc w:val="left"/>
+            </w:pPr>
+            <w:r>
+              <w:rPr>
+                <w:rFonts w:ascii="TimeNewRoman" w:hAnsi="TimeNewRoman"/>
+                <w:sz w:val="30"/>
+              </w:rPr>
+              <w:t>7×3=</w:t>
+            </w:r>
+          </w:p>
+        </w:tc>
+        <w:tc>
+          <w:tcPr>
+            <w:tcW w:type="dxa" w:w="1987"/>
+          </w:tcPr>
+          <w:p>
+            <w:pPr>
+              <w:jc w:val="left"/>
+            </w:pPr>
+            <w:r>
+              <w:rPr>
+                <w:rFonts w:ascii="TimeNewRoman" w:hAnsi="TimeNewRoman"/>
+                <w:sz w:val="30"/>
+              </w:rPr>
+              <w:t>6×8-42=</w:t>
+            </w:r>
+          </w:p>
+        </w:tc>
+        <w:tc>
+          <w:tcPr>
+            <w:tcW w:type="dxa" w:w="1987"/>
+          </w:tcPr>
+          <w:p>
+            <w:pPr>
+              <w:jc w:val="left"/>
+            </w:pPr>
+            <w:r>
+              <w:rPr>
+                <w:rFonts w:ascii="TimeNewRoman" w:hAnsi="TimeNewRoman"/>
+                <w:sz w:val="30"/>
+              </w:rPr>
+              <w:t>33-5=</w:t>
+            </w:r>
+          </w:p>
+        </w:tc>
+      </w:tr>
+      <w:tr>
+        <w:tc>
+          <w:tcPr>
+            <w:tcW w:type="dxa" w:w="1987"/>
+          </w:tcPr>
+          <w:p>
+            <w:pPr>
+              <w:jc w:val="left"/>
+            </w:pPr>
+            <w:r>
+              <w:rPr>
+                <w:rFonts w:ascii="TimeNewRoman" w:hAnsi="TimeNewRoman"/>
+                <w:sz w:val="30"/>
+              </w:rPr>
+              <w:t>71-50=</w:t>
+            </w:r>
+          </w:p>
+        </w:tc>
+        <w:tc>
+          <w:tcPr>
+            <w:tcW w:type="dxa" w:w="1987"/>
+          </w:tcPr>
+          <w:p>
+            <w:pPr>
+              <w:jc w:val="left"/>
+            </w:pPr>
+            <w:r>
+              <w:rPr>
+                <w:rFonts w:ascii="TimeNewRoman" w:hAnsi="TimeNewRoman"/>
+                <w:sz w:val="30"/>
+              </w:rPr>
+              <w:t>75+36-50=</w:t>
+            </w:r>
+          </w:p>
+        </w:tc>
+        <w:tc>
+          <w:tcPr>
+            <w:tcW w:type="dxa" w:w="1987"/>
+          </w:tcPr>
+          <w:p>
+            <w:pPr>
+              <w:jc w:val="left"/>
+            </w:pPr>
+            <w:r>
+              <w:rPr>
+                <w:rFonts w:ascii="TimeNewRoman" w:hAnsi="TimeNewRoman"/>
+                <w:sz w:val="30"/>
+              </w:rPr>
+              <w:t>93+50+38=</w:t>
+            </w:r>
+          </w:p>
+        </w:tc>
+        <w:tc>
+          <w:tcPr>
+            <w:tcW w:type="dxa" w:w="1987"/>
+          </w:tcPr>
+          <w:p>
+            <w:pPr>
+              <w:jc w:val="left"/>
+            </w:pPr>
+            <w:r>
+              <w:rPr>
+                <w:rFonts w:ascii="TimeNewRoman" w:hAnsi="TimeNewRoman"/>
+                <w:sz w:val="30"/>
+              </w:rPr>
+              <w:t>1×4=</w:t>
+            </w:r>
+          </w:p>
+        </w:tc>
+        <w:tc>
+          <w:tcPr>
+            <w:tcW w:type="dxa" w:w="1987"/>
+          </w:tcPr>
+          <w:p>
+            <w:pPr>
+              <w:jc w:val="left"/>
+            </w:pPr>
+            <w:r>
+              <w:rPr>
+                <w:rFonts w:ascii="TimeNewRoman" w:hAnsi="TimeNewRoman"/>
+                <w:sz w:val="30"/>
+              </w:rPr>
+              <w:t>27+9=</w:t>
             </w:r>
           </w:p>
         </w:tc>
@@ -144,7 +1449,7 @@
                 <w:rFonts w:ascii="TimeNewRoman" w:hAnsi="TimeNewRoman"/>
                 <w:sz w:val="30"/>
               </w:rPr>
-              <w:t>83+98+31=</w:t>
+              <w:t>63+35=</w:t>
             </w:r>
           </w:p>
         </w:tc>
@@ -161,7 +1466,7 @@
                 <w:rFonts w:ascii="TimeNewRoman" w:hAnsi="TimeNewRoman"/>
                 <w:sz w:val="30"/>
               </w:rPr>
-              <w:t>50+24=</w:t>
+              <w:t>5×4=</w:t>
             </w:r>
           </w:p>
         </w:tc>
@@ -178,7 +1483,7 @@
                 <w:rFonts w:ascii="TimeNewRoman" w:hAnsi="TimeNewRoman"/>
                 <w:sz w:val="30"/>
               </w:rPr>
-              <w:t>8×8=</w:t>
+              <w:t>48+60+37=</w:t>
             </w:r>
           </w:p>
         </w:tc>
@@ -195,7 +1500,7 @@
                 <w:rFonts w:ascii="TimeNewRoman" w:hAnsi="TimeNewRoman"/>
                 <w:sz w:val="30"/>
               </w:rPr>
-              <w:t>5×7=</w:t>
+              <w:t>4×6+72=</w:t>
             </w:r>
           </w:p>
         </w:tc>
@@ -214,7 +1519,7 @@
                 <w:rFonts w:ascii="TimeNewRoman" w:hAnsi="TimeNewRoman"/>
                 <w:sz w:val="30"/>
               </w:rPr>
-              <w:t>8×6=</w:t>
+              <w:t>20+69=</w:t>
             </w:r>
           </w:p>
         </w:tc>
@@ -231,7 +1536,7 @@
                 <w:rFonts w:ascii="TimeNewRoman" w:hAnsi="TimeNewRoman"/>
                 <w:sz w:val="30"/>
               </w:rPr>
-              <w:t>25+33=</w:t>
+              <w:t>95-70=</w:t>
             </w:r>
           </w:p>
         </w:tc>
@@ -248,790 +1553,7 @@
                 <w:rFonts w:ascii="TimeNewRoman" w:hAnsi="TimeNewRoman"/>
                 <w:sz w:val="30"/>
               </w:rPr>
-              <w:t>2×6-3=</w:t>
-            </w:r>
-          </w:p>
-        </w:tc>
-        <w:tc>
-          <w:tcPr>
-            <w:tcW w:type="dxa" w:w="1987"/>
-          </w:tcPr>
-          <w:p>
-            <w:pPr>
-              <w:jc w:val="left"/>
-            </w:pPr>
-            <w:r>
-              <w:rPr>
-                <w:rFonts w:ascii="TimeNewRoman" w:hAnsi="TimeNewRoman"/>
-                <w:sz w:val="30"/>
-              </w:rPr>
-              <w:t>89-9=</w:t>
-            </w:r>
-          </w:p>
-        </w:tc>
-        <w:tc>
-          <w:tcPr>
-            <w:tcW w:type="dxa" w:w="1987"/>
-          </w:tcPr>
-          <w:p>
-            <w:pPr>
-              <w:jc w:val="left"/>
-            </w:pPr>
-            <w:r>
-              <w:rPr>
-                <w:rFonts w:ascii="TimeNewRoman" w:hAnsi="TimeNewRoman"/>
-                <w:sz w:val="30"/>
-              </w:rPr>
-              <w:t>23+65+63=</w:t>
-            </w:r>
-          </w:p>
-        </w:tc>
-      </w:tr>
-      <w:tr>
-        <w:tc>
-          <w:tcPr>
-            <w:tcW w:type="dxa" w:w="1987"/>
-          </w:tcPr>
-          <w:p>
-            <w:pPr>
-              <w:jc w:val="left"/>
-            </w:pPr>
-            <w:r>
-              <w:rPr>
-                <w:rFonts w:ascii="TimeNewRoman" w:hAnsi="TimeNewRoman"/>
-                <w:sz w:val="30"/>
-              </w:rPr>
-              <w:t>18÷3=</w:t>
-            </w:r>
-          </w:p>
-        </w:tc>
-        <w:tc>
-          <w:tcPr>
-            <w:tcW w:type="dxa" w:w="1987"/>
-          </w:tcPr>
-          <w:p>
-            <w:pPr>
-              <w:jc w:val="left"/>
-            </w:pPr>
-            <w:r>
-              <w:rPr>
-                <w:rFonts w:ascii="TimeNewRoman" w:hAnsi="TimeNewRoman"/>
-                <w:sz w:val="30"/>
-              </w:rPr>
-              <w:t>67+17+46=</w:t>
-            </w:r>
-          </w:p>
-        </w:tc>
-        <w:tc>
-          <w:tcPr>
-            <w:tcW w:type="dxa" w:w="1987"/>
-          </w:tcPr>
-          <w:p>
-            <w:pPr>
-              <w:jc w:val="left"/>
-            </w:pPr>
-            <w:r>
-              <w:rPr>
-                <w:rFonts w:ascii="TimeNewRoman" w:hAnsi="TimeNewRoman"/>
-                <w:sz w:val="30"/>
-              </w:rPr>
-              <w:t>6×5=</w:t>
-            </w:r>
-          </w:p>
-        </w:tc>
-        <w:tc>
-          <w:tcPr>
-            <w:tcW w:type="dxa" w:w="1987"/>
-          </w:tcPr>
-          <w:p>
-            <w:pPr>
-              <w:jc w:val="left"/>
-            </w:pPr>
-            <w:r>
-              <w:rPr>
-                <w:rFonts w:ascii="TimeNewRoman" w:hAnsi="TimeNewRoman"/>
-                <w:sz w:val="30"/>
-              </w:rPr>
-              <w:t>4×7=</w:t>
-            </w:r>
-          </w:p>
-        </w:tc>
-        <w:tc>
-          <w:tcPr>
-            <w:tcW w:type="dxa" w:w="1987"/>
-          </w:tcPr>
-          <w:p>
-            <w:pPr>
-              <w:jc w:val="left"/>
-            </w:pPr>
-            <w:r>
-              <w:rPr>
-                <w:rFonts w:ascii="TimeNewRoman" w:hAnsi="TimeNewRoman"/>
-                <w:sz w:val="30"/>
-              </w:rPr>
-              <w:t>8×7=</w:t>
-            </w:r>
-          </w:p>
-        </w:tc>
-      </w:tr>
-      <w:tr>
-        <w:tc>
-          <w:tcPr>
-            <w:tcW w:type="dxa" w:w="1987"/>
-          </w:tcPr>
-          <w:p>
-            <w:pPr>
-              <w:jc w:val="left"/>
-            </w:pPr>
-            <w:r>
-              <w:rPr>
-                <w:rFonts w:ascii="TimeNewRoman" w:hAnsi="TimeNewRoman"/>
-                <w:sz w:val="30"/>
-              </w:rPr>
-              <w:t>45÷9=</w:t>
-            </w:r>
-          </w:p>
-        </w:tc>
-        <w:tc>
-          <w:tcPr>
-            <w:tcW w:type="dxa" w:w="1987"/>
-          </w:tcPr>
-          <w:p>
-            <w:pPr>
-              <w:jc w:val="left"/>
-            </w:pPr>
-            <w:r>
-              <w:rPr>
-                <w:rFonts w:ascii="TimeNewRoman" w:hAnsi="TimeNewRoman"/>
-                <w:sz w:val="30"/>
-              </w:rPr>
-              <w:t>3×3=</w:t>
-            </w:r>
-          </w:p>
-        </w:tc>
-        <w:tc>
-          <w:tcPr>
-            <w:tcW w:type="dxa" w:w="1987"/>
-          </w:tcPr>
-          <w:p>
-            <w:pPr>
-              <w:jc w:val="left"/>
-            </w:pPr>
-            <w:r>
-              <w:rPr>
-                <w:rFonts w:ascii="TimeNewRoman" w:hAnsi="TimeNewRoman"/>
-                <w:sz w:val="30"/>
-              </w:rPr>
-              <w:t>7×9=</w:t>
-            </w:r>
-          </w:p>
-        </w:tc>
-        <w:tc>
-          <w:tcPr>
-            <w:tcW w:type="dxa" w:w="1987"/>
-          </w:tcPr>
-          <w:p>
-            <w:pPr>
-              <w:jc w:val="left"/>
-            </w:pPr>
-            <w:r>
-              <w:rPr>
-                <w:rFonts w:ascii="TimeNewRoman" w:hAnsi="TimeNewRoman"/>
-                <w:sz w:val="30"/>
-              </w:rPr>
-              <w:t>9×6-48=</w:t>
-            </w:r>
-          </w:p>
-        </w:tc>
-        <w:tc>
-          <w:tcPr>
-            <w:tcW w:type="dxa" w:w="1987"/>
-          </w:tcPr>
-          <w:p>
-            <w:pPr>
-              <w:jc w:val="left"/>
-            </w:pPr>
-            <w:r>
-              <w:rPr>
-                <w:rFonts w:ascii="TimeNewRoman" w:hAnsi="TimeNewRoman"/>
-                <w:sz w:val="30"/>
-              </w:rPr>
-              <w:t>4×8=</w:t>
-            </w:r>
-          </w:p>
-        </w:tc>
-      </w:tr>
-      <w:tr>
-        <w:tc>
-          <w:tcPr>
-            <w:tcW w:type="dxa" w:w="1987"/>
-          </w:tcPr>
-          <w:p>
-            <w:pPr>
-              <w:jc w:val="left"/>
-            </w:pPr>
-            <w:r>
-              <w:rPr>
-                <w:rFonts w:ascii="TimeNewRoman" w:hAnsi="TimeNewRoman"/>
-                <w:sz w:val="30"/>
-              </w:rPr>
-              <w:t>6×6+23=</w:t>
-            </w:r>
-          </w:p>
-        </w:tc>
-        <w:tc>
-          <w:tcPr>
-            <w:tcW w:type="dxa" w:w="1987"/>
-          </w:tcPr>
-          <w:p>
-            <w:pPr>
-              <w:jc w:val="left"/>
-            </w:pPr>
-            <w:r>
-              <w:rPr>
-                <w:rFonts w:ascii="TimeNewRoman" w:hAnsi="TimeNewRoman"/>
-                <w:sz w:val="30"/>
-              </w:rPr>
-              <w:t>1×2=</w:t>
-            </w:r>
-          </w:p>
-        </w:tc>
-        <w:tc>
-          <w:tcPr>
-            <w:tcW w:type="dxa" w:w="1987"/>
-          </w:tcPr>
-          <w:p>
-            <w:pPr>
-              <w:jc w:val="left"/>
-            </w:pPr>
-            <w:r>
-              <w:rPr>
-                <w:rFonts w:ascii="TimeNewRoman" w:hAnsi="TimeNewRoman"/>
-                <w:sz w:val="30"/>
-              </w:rPr>
-              <w:t>16+95-81=</w:t>
-            </w:r>
-          </w:p>
-        </w:tc>
-        <w:tc>
-          <w:tcPr>
-            <w:tcW w:type="dxa" w:w="1987"/>
-          </w:tcPr>
-          <w:p>
-            <w:pPr>
-              <w:jc w:val="left"/>
-            </w:pPr>
-            <w:r>
-              <w:rPr>
-                <w:rFonts w:ascii="TimeNewRoman" w:hAnsi="TimeNewRoman"/>
-                <w:sz w:val="30"/>
-              </w:rPr>
-              <w:t>36÷9=</w:t>
-            </w:r>
-          </w:p>
-        </w:tc>
-        <w:tc>
-          <w:tcPr>
-            <w:tcW w:type="dxa" w:w="1987"/>
-          </w:tcPr>
-          <w:p>
-            <w:pPr>
-              <w:jc w:val="left"/>
-            </w:pPr>
-            <w:r>
-              <w:rPr>
-                <w:rFonts w:ascii="TimeNewRoman" w:hAnsi="TimeNewRoman"/>
-                <w:sz w:val="30"/>
-              </w:rPr>
-              <w:t>3×8=</w:t>
-            </w:r>
-          </w:p>
-        </w:tc>
-      </w:tr>
-      <w:tr>
-        <w:tc>
-          <w:tcPr>
-            <w:tcW w:type="dxa" w:w="1987"/>
-          </w:tcPr>
-          <w:p>
-            <w:pPr>
-              <w:jc w:val="left"/>
-            </w:pPr>
-            <w:r>
-              <w:rPr>
-                <w:rFonts w:ascii="TimeNewRoman" w:hAnsi="TimeNewRoman"/>
-                <w:sz w:val="30"/>
-              </w:rPr>
-              <w:t>38+56=</w:t>
-            </w:r>
-          </w:p>
-        </w:tc>
-        <w:tc>
-          <w:tcPr>
-            <w:tcW w:type="dxa" w:w="1987"/>
-          </w:tcPr>
-          <w:p>
-            <w:pPr>
-              <w:jc w:val="left"/>
-            </w:pPr>
-            <w:r>
-              <w:rPr>
-                <w:rFonts w:ascii="TimeNewRoman" w:hAnsi="TimeNewRoman"/>
-                <w:sz w:val="30"/>
-              </w:rPr>
-              <w:t>25+38=</w:t>
-            </w:r>
-          </w:p>
-        </w:tc>
-        <w:tc>
-          <w:tcPr>
-            <w:tcW w:type="dxa" w:w="1987"/>
-          </w:tcPr>
-          <w:p>
-            <w:pPr>
-              <w:jc w:val="left"/>
-            </w:pPr>
-            <w:r>
-              <w:rPr>
-                <w:rFonts w:ascii="TimeNewRoman" w:hAnsi="TimeNewRoman"/>
-                <w:sz w:val="30"/>
-              </w:rPr>
-              <w:t>45-12=</w:t>
-            </w:r>
-          </w:p>
-        </w:tc>
-        <w:tc>
-          <w:tcPr>
-            <w:tcW w:type="dxa" w:w="1987"/>
-          </w:tcPr>
-          <w:p>
-            <w:pPr>
-              <w:jc w:val="left"/>
-            </w:pPr>
-            <w:r>
-              <w:rPr>
-                <w:rFonts w:ascii="TimeNewRoman" w:hAnsi="TimeNewRoman"/>
-                <w:sz w:val="30"/>
-              </w:rPr>
-              <w:t>6×2=</w:t>
-            </w:r>
-          </w:p>
-        </w:tc>
-        <w:tc>
-          <w:tcPr>
-            <w:tcW w:type="dxa" w:w="1987"/>
-          </w:tcPr>
-          <w:p>
-            <w:pPr>
-              <w:jc w:val="left"/>
-            </w:pPr>
-            <w:r>
-              <w:rPr>
-                <w:rFonts w:ascii="TimeNewRoman" w:hAnsi="TimeNewRoman"/>
-                <w:sz w:val="30"/>
-              </w:rPr>
-              <w:t>25÷5=</w:t>
-            </w:r>
-          </w:p>
-        </w:tc>
-      </w:tr>
-      <w:tr>
-        <w:tc>
-          <w:tcPr>
-            <w:tcW w:type="dxa" w:w="1987"/>
-          </w:tcPr>
-          <w:p>
-            <w:pPr>
-              <w:jc w:val="left"/>
-            </w:pPr>
-            <w:r>
-              <w:rPr>
-                <w:rFonts w:ascii="TimeNewRoman" w:hAnsi="TimeNewRoman"/>
-                <w:sz w:val="30"/>
-              </w:rPr>
-              <w:t>12÷6=</w:t>
-            </w:r>
-          </w:p>
-        </w:tc>
-        <w:tc>
-          <w:tcPr>
-            <w:tcW w:type="dxa" w:w="1987"/>
-          </w:tcPr>
-          <w:p>
-            <w:pPr>
-              <w:jc w:val="left"/>
-            </w:pPr>
-            <w:r>
-              <w:rPr>
-                <w:rFonts w:ascii="TimeNewRoman" w:hAnsi="TimeNewRoman"/>
-                <w:sz w:val="30"/>
-              </w:rPr>
-              <w:t>62+16+24=</w:t>
-            </w:r>
-          </w:p>
-        </w:tc>
-        <w:tc>
-          <w:tcPr>
-            <w:tcW w:type="dxa" w:w="1987"/>
-          </w:tcPr>
-          <w:p>
-            <w:pPr>
-              <w:jc w:val="left"/>
-            </w:pPr>
-            <w:r>
-              <w:rPr>
-                <w:rFonts w:ascii="TimeNewRoman" w:hAnsi="TimeNewRoman"/>
-                <w:sz w:val="30"/>
-              </w:rPr>
-              <w:t>6×7=</w:t>
-            </w:r>
-          </w:p>
-        </w:tc>
-        <w:tc>
-          <w:tcPr>
-            <w:tcW w:type="dxa" w:w="1987"/>
-          </w:tcPr>
-          <w:p>
-            <w:pPr>
-              <w:jc w:val="left"/>
-            </w:pPr>
-            <w:r>
-              <w:rPr>
-                <w:rFonts w:ascii="TimeNewRoman" w:hAnsi="TimeNewRoman"/>
-                <w:sz w:val="30"/>
-              </w:rPr>
-              <w:t>56+43=</w:t>
-            </w:r>
-          </w:p>
-        </w:tc>
-        <w:tc>
-          <w:tcPr>
-            <w:tcW w:type="dxa" w:w="1987"/>
-          </w:tcPr>
-          <w:p>
-            <w:pPr>
-              <w:jc w:val="left"/>
-            </w:pPr>
-            <w:r>
-              <w:rPr>
-                <w:rFonts w:ascii="TimeNewRoman" w:hAnsi="TimeNewRoman"/>
-                <w:sz w:val="30"/>
-              </w:rPr>
-              <w:t>28+94+46=</w:t>
-            </w:r>
-          </w:p>
-        </w:tc>
-      </w:tr>
-      <w:tr>
-        <w:tc>
-          <w:tcPr>
-            <w:tcW w:type="dxa" w:w="1987"/>
-          </w:tcPr>
-          <w:p>
-            <w:pPr>
-              <w:jc w:val="left"/>
-            </w:pPr>
-            <w:r>
-              <w:rPr>
-                <w:rFonts w:ascii="TimeNewRoman" w:hAnsi="TimeNewRoman"/>
-                <w:sz w:val="30"/>
-              </w:rPr>
-              <w:t>25+91+21=</w:t>
-            </w:r>
-          </w:p>
-        </w:tc>
-        <w:tc>
-          <w:tcPr>
-            <w:tcW w:type="dxa" w:w="1987"/>
-          </w:tcPr>
-          <w:p>
-            <w:pPr>
-              <w:jc w:val="left"/>
-            </w:pPr>
-            <w:r>
-              <w:rPr>
-                <w:rFonts w:ascii="TimeNewRoman" w:hAnsi="TimeNewRoman"/>
-                <w:sz w:val="30"/>
-              </w:rPr>
-              <w:t>56+39+20=</w:t>
-            </w:r>
-          </w:p>
-        </w:tc>
-        <w:tc>
-          <w:tcPr>
-            <w:tcW w:type="dxa" w:w="1987"/>
-          </w:tcPr>
-          <w:p>
-            <w:pPr>
-              <w:jc w:val="left"/>
-            </w:pPr>
-            <w:r>
-              <w:rPr>
-                <w:rFonts w:ascii="TimeNewRoman" w:hAnsi="TimeNewRoman"/>
-                <w:sz w:val="30"/>
-              </w:rPr>
-              <w:t>90+18-94=</w:t>
-            </w:r>
-          </w:p>
-        </w:tc>
-        <w:tc>
-          <w:tcPr>
-            <w:tcW w:type="dxa" w:w="1987"/>
-          </w:tcPr>
-          <w:p>
-            <w:pPr>
-              <w:jc w:val="left"/>
-            </w:pPr>
-            <w:r>
-              <w:rPr>
-                <w:rFonts w:ascii="TimeNewRoman" w:hAnsi="TimeNewRoman"/>
-                <w:sz w:val="30"/>
-              </w:rPr>
-              <w:t>78-19=</w:t>
-            </w:r>
-          </w:p>
-        </w:tc>
-        <w:tc>
-          <w:tcPr>
-            <w:tcW w:type="dxa" w:w="1987"/>
-          </w:tcPr>
-          <w:p>
-            <w:pPr>
-              <w:jc w:val="left"/>
-            </w:pPr>
-            <w:r>
-              <w:rPr>
-                <w:rFonts w:ascii="TimeNewRoman" w:hAnsi="TimeNewRoman"/>
-                <w:sz w:val="30"/>
-              </w:rPr>
-              <w:t>8×5=</w:t>
-            </w:r>
-          </w:p>
-        </w:tc>
-      </w:tr>
-      <w:tr>
-        <w:tc>
-          <w:tcPr>
-            <w:tcW w:type="dxa" w:w="1987"/>
-          </w:tcPr>
-          <w:p>
-            <w:pPr>
-              <w:jc w:val="left"/>
-            </w:pPr>
-            <w:r>
-              <w:rPr>
-                <w:rFonts w:ascii="TimeNewRoman" w:hAnsi="TimeNewRoman"/>
-                <w:sz w:val="30"/>
-              </w:rPr>
-              <w:t>44+3=</w:t>
-            </w:r>
-          </w:p>
-        </w:tc>
-        <w:tc>
-          <w:tcPr>
-            <w:tcW w:type="dxa" w:w="1987"/>
-          </w:tcPr>
-          <w:p>
-            <w:pPr>
-              <w:jc w:val="left"/>
-            </w:pPr>
-            <w:r>
-              <w:rPr>
-                <w:rFonts w:ascii="TimeNewRoman" w:hAnsi="TimeNewRoman"/>
-                <w:sz w:val="30"/>
-              </w:rPr>
-              <w:t>75-59=</w:t>
-            </w:r>
-          </w:p>
-        </w:tc>
-        <w:tc>
-          <w:tcPr>
-            <w:tcW w:type="dxa" w:w="1987"/>
-          </w:tcPr>
-          <w:p>
-            <w:pPr>
-              <w:jc w:val="left"/>
-            </w:pPr>
-            <w:r>
-              <w:rPr>
-                <w:rFonts w:ascii="TimeNewRoman" w:hAnsi="TimeNewRoman"/>
-                <w:sz w:val="30"/>
-              </w:rPr>
-              <w:t>8×2=</w:t>
-            </w:r>
-          </w:p>
-        </w:tc>
-        <w:tc>
-          <w:tcPr>
-            <w:tcW w:type="dxa" w:w="1987"/>
-          </w:tcPr>
-          <w:p>
-            <w:pPr>
-              <w:jc w:val="left"/>
-            </w:pPr>
-            <w:r>
-              <w:rPr>
-                <w:rFonts w:ascii="TimeNewRoman" w:hAnsi="TimeNewRoman"/>
-                <w:sz w:val="30"/>
-              </w:rPr>
-              <w:t>82-64=</w:t>
-            </w:r>
-          </w:p>
-        </w:tc>
-        <w:tc>
-          <w:tcPr>
-            <w:tcW w:type="dxa" w:w="1987"/>
-          </w:tcPr>
-          <w:p>
-            <w:pPr>
-              <w:jc w:val="left"/>
-            </w:pPr>
-            <w:r>
-              <w:rPr>
-                <w:rFonts w:ascii="TimeNewRoman" w:hAnsi="TimeNewRoman"/>
-                <w:sz w:val="30"/>
-              </w:rPr>
-              <w:t>9×3=</w:t>
-            </w:r>
-          </w:p>
-        </w:tc>
-      </w:tr>
-      <w:tr>
-        <w:tc>
-          <w:tcPr>
-            <w:tcW w:type="dxa" w:w="1987"/>
-          </w:tcPr>
-          <w:p>
-            <w:pPr>
-              <w:jc w:val="left"/>
-            </w:pPr>
-            <w:r>
-              <w:rPr>
-                <w:rFonts w:ascii="TimeNewRoman" w:hAnsi="TimeNewRoman"/>
-                <w:sz w:val="30"/>
-              </w:rPr>
-              <w:t>47+16=</w:t>
-            </w:r>
-          </w:p>
-        </w:tc>
-        <w:tc>
-          <w:tcPr>
-            <w:tcW w:type="dxa" w:w="1987"/>
-          </w:tcPr>
-          <w:p>
-            <w:pPr>
-              <w:jc w:val="left"/>
-            </w:pPr>
-            <w:r>
-              <w:rPr>
-                <w:rFonts w:ascii="TimeNewRoman" w:hAnsi="TimeNewRoman"/>
-                <w:sz w:val="30"/>
-              </w:rPr>
-              <w:t>2×2=</w:t>
-            </w:r>
-          </w:p>
-        </w:tc>
-        <w:tc>
-          <w:tcPr>
-            <w:tcW w:type="dxa" w:w="1987"/>
-          </w:tcPr>
-          <w:p>
-            <w:pPr>
-              <w:jc w:val="left"/>
-            </w:pPr>
-            <w:r>
-              <w:rPr>
-                <w:rFonts w:ascii="TimeNewRoman" w:hAnsi="TimeNewRoman"/>
-                <w:sz w:val="30"/>
-              </w:rPr>
-              <w:t>62-47=</w:t>
-            </w:r>
-          </w:p>
-        </w:tc>
-        <w:tc>
-          <w:tcPr>
-            <w:tcW w:type="dxa" w:w="1987"/>
-          </w:tcPr>
-          <w:p>
-            <w:pPr>
-              <w:jc w:val="left"/>
-            </w:pPr>
-            <w:r>
-              <w:rPr>
-                <w:rFonts w:ascii="TimeNewRoman" w:hAnsi="TimeNewRoman"/>
-                <w:sz w:val="30"/>
-              </w:rPr>
-              <w:t>45+45=</w:t>
-            </w:r>
-          </w:p>
-        </w:tc>
-        <w:tc>
-          <w:tcPr>
-            <w:tcW w:type="dxa" w:w="1987"/>
-          </w:tcPr>
-          <w:p>
-            <w:pPr>
-              <w:jc w:val="left"/>
-            </w:pPr>
-            <w:r>
-              <w:rPr>
-                <w:rFonts w:ascii="TimeNewRoman" w:hAnsi="TimeNewRoman"/>
-                <w:sz w:val="30"/>
-              </w:rPr>
-              <w:t>56+59+78=</w:t>
-            </w:r>
-          </w:p>
-        </w:tc>
-      </w:tr>
-      <w:tr>
-        <w:tc>
-          <w:tcPr>
-            <w:tcW w:type="dxa" w:w="1987"/>
-          </w:tcPr>
-          <w:p>
-            <w:pPr>
-              <w:jc w:val="left"/>
-            </w:pPr>
-            <w:r>
-              <w:rPr>
-                <w:rFonts w:ascii="TimeNewRoman" w:hAnsi="TimeNewRoman"/>
-                <w:sz w:val="30"/>
-              </w:rPr>
-              <w:t>28+62+63=</w:t>
-            </w:r>
-          </w:p>
-        </w:tc>
-        <w:tc>
-          <w:tcPr>
-            <w:tcW w:type="dxa" w:w="1987"/>
-          </w:tcPr>
-          <w:p>
-            <w:pPr>
-              <w:jc w:val="left"/>
-            </w:pPr>
-            <w:r>
-              <w:rPr>
-                <w:rFonts w:ascii="TimeNewRoman" w:hAnsi="TimeNewRoman"/>
-                <w:sz w:val="30"/>
-              </w:rPr>
-              <w:t>94+28-2=</w:t>
-            </w:r>
-          </w:p>
-        </w:tc>
-        <w:tc>
-          <w:tcPr>
-            <w:tcW w:type="dxa" w:w="1987"/>
-          </w:tcPr>
-          <w:p>
-            <w:pPr>
-              <w:jc w:val="left"/>
-            </w:pPr>
-            <w:r>
-              <w:rPr>
-                <w:rFonts w:ascii="TimeNewRoman" w:hAnsi="TimeNewRoman"/>
-                <w:sz w:val="30"/>
-              </w:rPr>
-              <w:t>81-39=</w:t>
+              <w:t>43+60-13=</w:t>
             </w:r>
           </w:p>
         </w:tc>
@@ -1065,220 +1587,12 @@
                 <w:rFonts w:ascii="TimeNewRoman" w:hAnsi="TimeNewRoman"/>
                 <w:sz w:val="30"/>
               </w:rPr>
-              <w:t>6×6=</w:t>
+              <w:t>29-2=</w:t>
             </w:r>
           </w:p>
         </w:tc>
       </w:tr>
       <w:tr>
-        <w:tc>
-          <w:tcPr>
-            <w:tcW w:type="dxa" w:w="1987"/>
-          </w:tcPr>
-          <w:p>
-            <w:pPr>
-              <w:jc w:val="left"/>
-            </w:pPr>
-            <w:r>
-              <w:rPr>
-                <w:rFonts w:ascii="TimeNewRoman" w:hAnsi="TimeNewRoman"/>
-                <w:sz w:val="30"/>
-              </w:rPr>
-              <w:t>15÷5=</w:t>
-            </w:r>
-          </w:p>
-        </w:tc>
-        <w:tc>
-          <w:tcPr>
-            <w:tcW w:type="dxa" w:w="1987"/>
-          </w:tcPr>
-          <w:p>
-            <w:pPr>
-              <w:jc w:val="left"/>
-            </w:pPr>
-            <w:r>
-              <w:rPr>
-                <w:rFonts w:ascii="TimeNewRoman" w:hAnsi="TimeNewRoman"/>
-                <w:sz w:val="30"/>
-              </w:rPr>
-              <w:t>63÷7=</w:t>
-            </w:r>
-          </w:p>
-        </w:tc>
-        <w:tc>
-          <w:tcPr>
-            <w:tcW w:type="dxa" w:w="1987"/>
-          </w:tcPr>
-          <w:p>
-            <w:pPr>
-              <w:jc w:val="left"/>
-            </w:pPr>
-            <w:r>
-              <w:rPr>
-                <w:rFonts w:ascii="TimeNewRoman" w:hAnsi="TimeNewRoman"/>
-                <w:sz w:val="30"/>
-              </w:rPr>
-              <w:t>75+76+88=</w:t>
-            </w:r>
-          </w:p>
-        </w:tc>
-        <w:tc>
-          <w:tcPr>
-            <w:tcW w:type="dxa" w:w="1987"/>
-          </w:tcPr>
-          <w:p>
-            <w:pPr>
-              <w:jc w:val="left"/>
-            </w:pPr>
-            <w:r>
-              <w:rPr>
-                <w:rFonts w:ascii="TimeNewRoman" w:hAnsi="TimeNewRoman"/>
-                <w:sz w:val="30"/>
-              </w:rPr>
-              <w:t>94-71=</w:t>
-            </w:r>
-          </w:p>
-        </w:tc>
-        <w:tc>
-          <w:tcPr>
-            <w:tcW w:type="dxa" w:w="1987"/>
-          </w:tcPr>
-          <w:p>
-            <w:pPr>
-              <w:jc w:val="left"/>
-            </w:pPr>
-            <w:r>
-              <w:rPr>
-                <w:rFonts w:ascii="TimeNewRoman" w:hAnsi="TimeNewRoman"/>
-                <w:sz w:val="30"/>
-              </w:rPr>
-              <w:t>1+63-13=</w:t>
-            </w:r>
-          </w:p>
-        </w:tc>
-      </w:tr>
-      <w:tr>
-        <w:tc>
-          <w:tcPr>
-            <w:tcW w:type="dxa" w:w="1987"/>
-          </w:tcPr>
-          <w:p>
-            <w:pPr>
-              <w:jc w:val="left"/>
-            </w:pPr>
-            <w:r>
-              <w:rPr>
-                <w:rFonts w:ascii="TimeNewRoman" w:hAnsi="TimeNewRoman"/>
-                <w:sz w:val="30"/>
-              </w:rPr>
-              <w:t>97-36=</w:t>
-            </w:r>
-          </w:p>
-        </w:tc>
-        <w:tc>
-          <w:tcPr>
-            <w:tcW w:type="dxa" w:w="1987"/>
-          </w:tcPr>
-          <w:p>
-            <w:pPr>
-              <w:jc w:val="left"/>
-            </w:pPr>
-            <w:r>
-              <w:rPr>
-                <w:rFonts w:ascii="TimeNewRoman" w:hAnsi="TimeNewRoman"/>
-                <w:sz w:val="30"/>
-              </w:rPr>
-              <w:t>5×4=</w:t>
-            </w:r>
-          </w:p>
-        </w:tc>
-        <w:tc>
-          <w:tcPr>
-            <w:tcW w:type="dxa" w:w="1987"/>
-          </w:tcPr>
-          <w:p>
-            <w:pPr>
-              <w:jc w:val="left"/>
-            </w:pPr>
-            <w:r>
-              <w:rPr>
-                <w:rFonts w:ascii="TimeNewRoman" w:hAnsi="TimeNewRoman"/>
-                <w:sz w:val="30"/>
-              </w:rPr>
-              <w:t>14÷7=</w:t>
-            </w:r>
-          </w:p>
-        </w:tc>
-        <w:tc>
-          <w:tcPr>
-            <w:tcW w:type="dxa" w:w="1987"/>
-          </w:tcPr>
-          <w:p>
-            <w:pPr>
-              <w:jc w:val="left"/>
-            </w:pPr>
-            <w:r>
-              <w:rPr>
-                <w:rFonts w:ascii="TimeNewRoman" w:hAnsi="TimeNewRoman"/>
-                <w:sz w:val="30"/>
-              </w:rPr>
-              <w:t>93-62=</w:t>
-            </w:r>
-          </w:p>
-        </w:tc>
-        <w:tc>
-          <w:tcPr>
-            <w:tcW w:type="dxa" w:w="1987"/>
-          </w:tcPr>
-          <w:p>
-            <w:pPr>
-              <w:jc w:val="left"/>
-            </w:pPr>
-            <w:r>
-              <w:rPr>
-                <w:rFonts w:ascii="TimeNewRoman" w:hAnsi="TimeNewRoman"/>
-                <w:sz w:val="30"/>
-              </w:rPr>
-              <w:t>2×3=</w:t>
-            </w:r>
-          </w:p>
-        </w:tc>
-      </w:tr>
-      <w:tr>
-        <w:tc>
-          <w:tcPr>
-            <w:tcW w:type="dxa" w:w="1987"/>
-          </w:tcPr>
-          <w:p>
-            <w:pPr>
-              <w:jc w:val="left"/>
-            </w:pPr>
-            <w:r>
-              <w:rPr>
-                <w:rFonts w:ascii="TimeNewRoman" w:hAnsi="TimeNewRoman"/>
-                <w:sz w:val="30"/>
-              </w:rPr>
-              <w:t>41+34=</w:t>
-            </w:r>
-          </w:p>
-        </w:tc>
-        <w:tc>
-          <w:tcPr>
-            <w:tcW w:type="dxa" w:w="1987"/>
-          </w:tcPr>
-          <w:p>
-            <w:pPr>
-              <w:jc w:val="left"/>
-            </w:pPr>
-            <w:r>
-              <w:rPr>
-                <w:rFonts w:ascii="TimeNewRoman" w:hAnsi="TimeNewRoman"/>
-                <w:sz w:val="30"/>
-              </w:rPr>
-              <w:t>41-21=</w:t>
-            </w:r>
-          </w:p>
-        </w:tc>
         <w:tc>
           <w:tcPr>
             <w:tcW w:type="dxa" w:w="1987"/>
@@ -1309,7 +1623,7 @@
                 <w:rFonts w:ascii="TimeNewRoman" w:hAnsi="TimeNewRoman"/>
                 <w:sz w:val="30"/>
               </w:rPr>
-              <w:t>62-42=</w:t>
+              <w:t>4×6=</w:t>
             </w:r>
           </w:p>
         </w:tc>
@@ -1326,7 +1640,41 @@
                 <w:rFonts w:ascii="TimeNewRoman" w:hAnsi="TimeNewRoman"/>
                 <w:sz w:val="30"/>
               </w:rPr>
-              <w:t>6+1-6=</w:t>
+              <w:t>3×2=</w:t>
+            </w:r>
+          </w:p>
+        </w:tc>
+        <w:tc>
+          <w:tcPr>
+            <w:tcW w:type="dxa" w:w="1987"/>
+          </w:tcPr>
+          <w:p>
+            <w:pPr>
+              <w:jc w:val="left"/>
+            </w:pPr>
+            <w:r>
+              <w:rPr>
+                <w:rFonts w:ascii="TimeNewRoman" w:hAnsi="TimeNewRoman"/>
+                <w:sz w:val="30"/>
+              </w:rPr>
+              <w:t>7×7-32=</w:t>
+            </w:r>
+          </w:p>
+        </w:tc>
+        <w:tc>
+          <w:tcPr>
+            <w:tcW w:type="dxa" w:w="1987"/>
+          </w:tcPr>
+          <w:p>
+            <w:pPr>
+              <w:jc w:val="left"/>
+            </w:pPr>
+            <w:r>
+              <w:rPr>
+                <w:rFonts w:ascii="TimeNewRoman" w:hAnsi="TimeNewRoman"/>
+                <w:sz w:val="30"/>
+              </w:rPr>
+              <w:t>7×7=</w:t>
             </w:r>
           </w:p>
         </w:tc>
@@ -1345,7 +1693,7 @@
                 <w:rFonts w:ascii="TimeNewRoman" w:hAnsi="TimeNewRoman"/>
                 <w:sz w:val="30"/>
               </w:rPr>
-              <w:t>7×2=</w:t>
+              <w:t>33-24=</w:t>
             </w:r>
           </w:p>
         </w:tc>
@@ -1362,7 +1710,7 @@
                 <w:rFonts w:ascii="TimeNewRoman" w:hAnsi="TimeNewRoman"/>
                 <w:sz w:val="30"/>
               </w:rPr>
-              <w:t>60-58=</w:t>
+              <w:t>25+90-33=</w:t>
             </w:r>
           </w:p>
         </w:tc>
@@ -1379,7 +1727,7 @@
                 <w:rFonts w:ascii="TimeNewRoman" w:hAnsi="TimeNewRoman"/>
                 <w:sz w:val="30"/>
               </w:rPr>
-              <w:t>23+32=</w:t>
+              <w:t>7×1=</w:t>
             </w:r>
           </w:p>
         </w:tc>
@@ -1396,7 +1744,7 @@
                 <w:rFonts w:ascii="TimeNewRoman" w:hAnsi="TimeNewRoman"/>
                 <w:sz w:val="30"/>
               </w:rPr>
-              <w:t>8+83-30=</w:t>
+              <w:t>78+30-28=</w:t>
             </w:r>
           </w:p>
         </w:tc>
@@ -1413,355 +1761,7 @@
                 <w:rFonts w:ascii="TimeNewRoman" w:hAnsi="TimeNewRoman"/>
                 <w:sz w:val="30"/>
               </w:rPr>
-              <w:t>73+22-56=</w:t>
-            </w:r>
-          </w:p>
-        </w:tc>
-      </w:tr>
-      <w:tr>
-        <w:tc>
-          <w:tcPr>
-            <w:tcW w:type="dxa" w:w="1987"/>
-          </w:tcPr>
-          <w:p>
-            <w:pPr>
-              <w:jc w:val="left"/>
-            </w:pPr>
-            <w:r>
-              <w:rPr>
-                <w:rFonts w:ascii="TimeNewRoman" w:hAnsi="TimeNewRoman"/>
-                <w:sz w:val="30"/>
-              </w:rPr>
-              <w:t>5×4+33=</w:t>
-            </w:r>
-          </w:p>
-        </w:tc>
-        <w:tc>
-          <w:tcPr>
-            <w:tcW w:type="dxa" w:w="1987"/>
-          </w:tcPr>
-          <w:p>
-            <w:pPr>
-              <w:jc w:val="left"/>
-            </w:pPr>
-            <w:r>
-              <w:rPr>
-                <w:rFonts w:ascii="TimeNewRoman" w:hAnsi="TimeNewRoman"/>
-                <w:sz w:val="30"/>
-              </w:rPr>
-              <w:t>6×4=</w:t>
-            </w:r>
-          </w:p>
-        </w:tc>
-        <w:tc>
-          <w:tcPr>
-            <w:tcW w:type="dxa" w:w="1987"/>
-          </w:tcPr>
-          <w:p>
-            <w:pPr>
-              <w:jc w:val="left"/>
-            </w:pPr>
-            <w:r>
-              <w:rPr>
-                <w:rFonts w:ascii="TimeNewRoman" w:hAnsi="TimeNewRoman"/>
-                <w:sz w:val="30"/>
-              </w:rPr>
-              <w:t>14÷2=</w:t>
-            </w:r>
-          </w:p>
-        </w:tc>
-        <w:tc>
-          <w:tcPr>
-            <w:tcW w:type="dxa" w:w="1987"/>
-          </w:tcPr>
-          <w:p>
-            <w:pPr>
-              <w:jc w:val="left"/>
-            </w:pPr>
-            <w:r>
-              <w:rPr>
-                <w:rFonts w:ascii="TimeNewRoman" w:hAnsi="TimeNewRoman"/>
-                <w:sz w:val="30"/>
-              </w:rPr>
-              <w:t>83+43+9=</w:t>
-            </w:r>
-          </w:p>
-        </w:tc>
-        <w:tc>
-          <w:tcPr>
-            <w:tcW w:type="dxa" w:w="1987"/>
-          </w:tcPr>
-          <w:p>
-            <w:pPr>
-              <w:jc w:val="left"/>
-            </w:pPr>
-            <w:r>
-              <w:rPr>
-                <w:rFonts w:ascii="TimeNewRoman" w:hAnsi="TimeNewRoman"/>
-                <w:sz w:val="30"/>
-              </w:rPr>
-              <w:t>31+67=</w:t>
-            </w:r>
-          </w:p>
-        </w:tc>
-      </w:tr>
-      <w:tr>
-        <w:tc>
-          <w:tcPr>
-            <w:tcW w:type="dxa" w:w="1987"/>
-          </w:tcPr>
-          <w:p>
-            <w:pPr>
-              <w:jc w:val="left"/>
-            </w:pPr>
-            <w:r>
-              <w:rPr>
-                <w:rFonts w:ascii="TimeNewRoman" w:hAnsi="TimeNewRoman"/>
-                <w:sz w:val="30"/>
-              </w:rPr>
-              <w:t>97+11+97=</w:t>
-            </w:r>
-          </w:p>
-        </w:tc>
-        <w:tc>
-          <w:tcPr>
-            <w:tcW w:type="dxa" w:w="1987"/>
-          </w:tcPr>
-          <w:p>
-            <w:pPr>
-              <w:jc w:val="left"/>
-            </w:pPr>
-            <w:r>
-              <w:rPr>
-                <w:rFonts w:ascii="TimeNewRoman" w:hAnsi="TimeNewRoman"/>
-                <w:sz w:val="30"/>
-              </w:rPr>
-              <w:t>35÷5=</w:t>
-            </w:r>
-          </w:p>
-        </w:tc>
-        <w:tc>
-          <w:tcPr>
-            <w:tcW w:type="dxa" w:w="1987"/>
-          </w:tcPr>
-          <w:p>
-            <w:pPr>
-              <w:jc w:val="left"/>
-            </w:pPr>
-            <w:r>
-              <w:rPr>
-                <w:rFonts w:ascii="TimeNewRoman" w:hAnsi="TimeNewRoman"/>
-                <w:sz w:val="30"/>
-              </w:rPr>
-              <w:t>15+15=</w:t>
-            </w:r>
-          </w:p>
-        </w:tc>
-        <w:tc>
-          <w:tcPr>
-            <w:tcW w:type="dxa" w:w="1987"/>
-          </w:tcPr>
-          <w:p>
-            <w:pPr>
-              <w:jc w:val="left"/>
-            </w:pPr>
-            <w:r>
-              <w:rPr>
-                <w:rFonts w:ascii="TimeNewRoman" w:hAnsi="TimeNewRoman"/>
-                <w:sz w:val="30"/>
-              </w:rPr>
-              <w:t>27÷3=</w:t>
-            </w:r>
-          </w:p>
-        </w:tc>
-        <w:tc>
-          <w:tcPr>
-            <w:tcW w:type="dxa" w:w="1987"/>
-          </w:tcPr>
-          <w:p>
-            <w:pPr>
-              <w:jc w:val="left"/>
-            </w:pPr>
-            <w:r>
-              <w:rPr>
-                <w:rFonts w:ascii="TimeNewRoman" w:hAnsi="TimeNewRoman"/>
-                <w:sz w:val="30"/>
-              </w:rPr>
-              <w:t>10+40=</w:t>
-            </w:r>
-          </w:p>
-        </w:tc>
-      </w:tr>
-      <w:tr>
-        <w:tc>
-          <w:tcPr>
-            <w:tcW w:type="dxa" w:w="1987"/>
-          </w:tcPr>
-          <w:p>
-            <w:pPr>
-              <w:jc w:val="left"/>
-            </w:pPr>
-            <w:r>
-              <w:rPr>
-                <w:rFonts w:ascii="TimeNewRoman" w:hAnsi="TimeNewRoman"/>
-                <w:sz w:val="30"/>
-              </w:rPr>
-              <w:t>32+61=</w:t>
-            </w:r>
-          </w:p>
-        </w:tc>
-        <w:tc>
-          <w:tcPr>
-            <w:tcW w:type="dxa" w:w="1987"/>
-          </w:tcPr>
-          <w:p>
-            <w:pPr>
-              <w:jc w:val="left"/>
-            </w:pPr>
-            <w:r>
-              <w:rPr>
-                <w:rFonts w:ascii="TimeNewRoman" w:hAnsi="TimeNewRoman"/>
-                <w:sz w:val="30"/>
-              </w:rPr>
-              <w:t>8×6+77=</w:t>
-            </w:r>
-          </w:p>
-        </w:tc>
-        <w:tc>
-          <w:tcPr>
-            <w:tcW w:type="dxa" w:w="1987"/>
-          </w:tcPr>
-          <w:p>
-            <w:pPr>
-              <w:jc w:val="left"/>
-            </w:pPr>
-            <w:r>
-              <w:rPr>
-                <w:rFonts w:ascii="TimeNewRoman" w:hAnsi="TimeNewRoman"/>
-                <w:sz w:val="30"/>
-              </w:rPr>
-              <w:t>20-9=</w:t>
-            </w:r>
-          </w:p>
-        </w:tc>
-        <w:tc>
-          <w:tcPr>
-            <w:tcW w:type="dxa" w:w="1987"/>
-          </w:tcPr>
-          <w:p>
-            <w:pPr>
-              <w:jc w:val="left"/>
-            </w:pPr>
-            <w:r>
-              <w:rPr>
-                <w:rFonts w:ascii="TimeNewRoman" w:hAnsi="TimeNewRoman"/>
-                <w:sz w:val="30"/>
-              </w:rPr>
-              <w:t>9×7=</w:t>
-            </w:r>
-          </w:p>
-        </w:tc>
-        <w:tc>
-          <w:tcPr>
-            <w:tcW w:type="dxa" w:w="1987"/>
-          </w:tcPr>
-          <w:p>
-            <w:pPr>
-              <w:jc w:val="left"/>
-            </w:pPr>
-            <w:r>
-              <w:rPr>
-                <w:rFonts w:ascii="TimeNewRoman" w:hAnsi="TimeNewRoman"/>
-                <w:sz w:val="30"/>
-              </w:rPr>
-              <w:t>1+51-27=</w:t>
-            </w:r>
-          </w:p>
-        </w:tc>
-      </w:tr>
-      <w:tr>
-        <w:tc>
-          <w:tcPr>
-            <w:tcW w:type="dxa" w:w="1987"/>
-          </w:tcPr>
-          <w:p>
-            <w:pPr>
-              <w:jc w:val="left"/>
-            </w:pPr>
-            <w:r>
-              <w:rPr>
-                <w:rFonts w:ascii="TimeNewRoman" w:hAnsi="TimeNewRoman"/>
-                <w:sz w:val="30"/>
-              </w:rPr>
-              <w:t>9×5=</w:t>
-            </w:r>
-          </w:p>
-        </w:tc>
-        <w:tc>
-          <w:tcPr>
-            <w:tcW w:type="dxa" w:w="1987"/>
-          </w:tcPr>
-          <w:p>
-            <w:pPr>
-              <w:jc w:val="left"/>
-            </w:pPr>
-            <w:r>
-              <w:rPr>
-                <w:rFonts w:ascii="TimeNewRoman" w:hAnsi="TimeNewRoman"/>
-                <w:sz w:val="30"/>
-              </w:rPr>
-              <w:t>3×9=</w:t>
-            </w:r>
-          </w:p>
-        </w:tc>
-        <w:tc>
-          <w:tcPr>
-            <w:tcW w:type="dxa" w:w="1987"/>
-          </w:tcPr>
-          <w:p>
-            <w:pPr>
-              <w:jc w:val="left"/>
-            </w:pPr>
-            <w:r>
-              <w:rPr>
-                <w:rFonts w:ascii="TimeNewRoman" w:hAnsi="TimeNewRoman"/>
-                <w:sz w:val="30"/>
-              </w:rPr>
-              <w:t>9×7-9=</w:t>
-            </w:r>
-          </w:p>
-        </w:tc>
-        <w:tc>
-          <w:tcPr>
-            <w:tcW w:type="dxa" w:w="1987"/>
-          </w:tcPr>
-          <w:p>
-            <w:pPr>
-              <w:jc w:val="left"/>
-            </w:pPr>
-            <w:r>
-              <w:rPr>
-                <w:rFonts w:ascii="TimeNewRoman" w:hAnsi="TimeNewRoman"/>
-                <w:sz w:val="30"/>
-              </w:rPr>
-              <w:t>5+47-25=</w:t>
-            </w:r>
-          </w:p>
-        </w:tc>
-        <w:tc>
-          <w:tcPr>
-            <w:tcW w:type="dxa" w:w="1987"/>
-          </w:tcPr>
-          <w:p>
-            <w:pPr>
-              <w:jc w:val="left"/>
-            </w:pPr>
-            <w:r>
-              <w:rPr>
-                <w:rFonts w:ascii="TimeNewRoman" w:hAnsi="TimeNewRoman"/>
-                <w:sz w:val="30"/>
-              </w:rPr>
-              <w:t>9×1=</w:t>
+              <w:t>5+55=</w:t>
             </w:r>
           </w:p>
         </w:tc>

--- a/mixed.docx
+++ b/mixed.docx
@@ -40,7 +40,7 @@
                 <w:rFonts w:ascii="TimeNewRoman" w:hAnsi="TimeNewRoman"/>
                 <w:sz w:val="30"/>
               </w:rPr>
-              <w:t>2×2=</w:t>
+              <w:t>4×4=</w:t>
             </w:r>
           </w:p>
         </w:tc>
@@ -57,7 +57,7 @@
                 <w:rFonts w:ascii="TimeNewRoman" w:hAnsi="TimeNewRoman"/>
                 <w:sz w:val="30"/>
               </w:rPr>
-              <w:t>44+20=</w:t>
+              <w:t>16+30=</w:t>
             </w:r>
           </w:p>
         </w:tc>
@@ -74,7 +74,7 @@
                 <w:rFonts w:ascii="TimeNewRoman" w:hAnsi="TimeNewRoman"/>
                 <w:sz w:val="30"/>
               </w:rPr>
-              <w:t>28÷4=</w:t>
+              <w:t>46+38-71=</w:t>
             </w:r>
           </w:p>
         </w:tc>
@@ -91,756 +91,7 @@
                 <w:rFonts w:ascii="TimeNewRoman" w:hAnsi="TimeNewRoman"/>
                 <w:sz w:val="30"/>
               </w:rPr>
-              <w:t>6×8-18=</w:t>
-            </w:r>
-          </w:p>
-        </w:tc>
-        <w:tc>
-          <w:tcPr>
-            <w:tcW w:type="dxa" w:w="1987"/>
-          </w:tcPr>
-          <w:p>
-            <w:pPr>
-              <w:jc w:val="left"/>
-            </w:pPr>
-            <w:r>
-              <w:rPr>
-                <w:rFonts w:ascii="TimeNewRoman" w:hAnsi="TimeNewRoman"/>
-                <w:sz w:val="30"/>
-              </w:rPr>
-              <w:t>9+92-23=</w:t>
-            </w:r>
-          </w:p>
-        </w:tc>
-      </w:tr>
-      <w:tr>
-        <w:tc>
-          <w:tcPr>
-            <w:tcW w:type="dxa" w:w="1987"/>
-          </w:tcPr>
-          <w:p>
-            <w:pPr>
-              <w:jc w:val="left"/>
-            </w:pPr>
-            <w:r>
-              <w:rPr>
-                <w:rFonts w:ascii="TimeNewRoman" w:hAnsi="TimeNewRoman"/>
-                <w:sz w:val="30"/>
-              </w:rPr>
-              <w:t>3×6=</w:t>
-            </w:r>
-          </w:p>
-        </w:tc>
-        <w:tc>
-          <w:tcPr>
-            <w:tcW w:type="dxa" w:w="1987"/>
-          </w:tcPr>
-          <w:p>
-            <w:pPr>
-              <w:jc w:val="left"/>
-            </w:pPr>
-            <w:r>
-              <w:rPr>
-                <w:rFonts w:ascii="TimeNewRoman" w:hAnsi="TimeNewRoman"/>
-                <w:sz w:val="30"/>
-              </w:rPr>
-              <w:t>2×5=</w:t>
-            </w:r>
-          </w:p>
-        </w:tc>
-        <w:tc>
-          <w:tcPr>
-            <w:tcW w:type="dxa" w:w="1987"/>
-          </w:tcPr>
-          <w:p>
-            <w:pPr>
-              <w:jc w:val="left"/>
-            </w:pPr>
-            <w:r>
-              <w:rPr>
-                <w:rFonts w:ascii="TimeNewRoman" w:hAnsi="TimeNewRoman"/>
-                <w:sz w:val="30"/>
-              </w:rPr>
-              <w:t>2×4-3=</w:t>
-            </w:r>
-          </w:p>
-        </w:tc>
-        <w:tc>
-          <w:tcPr>
-            <w:tcW w:type="dxa" w:w="1987"/>
-          </w:tcPr>
-          <w:p>
-            <w:pPr>
-              <w:jc w:val="left"/>
-            </w:pPr>
-            <w:r>
-              <w:rPr>
-                <w:rFonts w:ascii="TimeNewRoman" w:hAnsi="TimeNewRoman"/>
-                <w:sz w:val="30"/>
-              </w:rPr>
-              <w:t>5+75=</w:t>
-            </w:r>
-          </w:p>
-        </w:tc>
-        <w:tc>
-          <w:tcPr>
-            <w:tcW w:type="dxa" w:w="1987"/>
-          </w:tcPr>
-          <w:p>
-            <w:pPr>
-              <w:jc w:val="left"/>
-            </w:pPr>
-            <w:r>
-              <w:rPr>
-                <w:rFonts w:ascii="TimeNewRoman" w:hAnsi="TimeNewRoman"/>
-                <w:sz w:val="30"/>
-              </w:rPr>
-              <w:t>8×3=</w:t>
-            </w:r>
-          </w:p>
-        </w:tc>
-      </w:tr>
-      <w:tr>
-        <w:tc>
-          <w:tcPr>
-            <w:tcW w:type="dxa" w:w="1987"/>
-          </w:tcPr>
-          <w:p>
-            <w:pPr>
-              <w:jc w:val="left"/>
-            </w:pPr>
-            <w:r>
-              <w:rPr>
-                <w:rFonts w:ascii="TimeNewRoman" w:hAnsi="TimeNewRoman"/>
-                <w:sz w:val="30"/>
-              </w:rPr>
-              <w:t>16-10=</w:t>
-            </w:r>
-          </w:p>
-        </w:tc>
-        <w:tc>
-          <w:tcPr>
-            <w:tcW w:type="dxa" w:w="1987"/>
-          </w:tcPr>
-          <w:p>
-            <w:pPr>
-              <w:jc w:val="left"/>
-            </w:pPr>
-            <w:r>
-              <w:rPr>
-                <w:rFonts w:ascii="TimeNewRoman" w:hAnsi="TimeNewRoman"/>
-                <w:sz w:val="30"/>
-              </w:rPr>
-              <w:t>18-9=</w:t>
-            </w:r>
-          </w:p>
-        </w:tc>
-        <w:tc>
-          <w:tcPr>
-            <w:tcW w:type="dxa" w:w="1987"/>
-          </w:tcPr>
-          <w:p>
-            <w:pPr>
-              <w:jc w:val="left"/>
-            </w:pPr>
-            <w:r>
-              <w:rPr>
-                <w:rFonts w:ascii="TimeNewRoman" w:hAnsi="TimeNewRoman"/>
-                <w:sz w:val="30"/>
-              </w:rPr>
-              <w:t>25-19=</w:t>
-            </w:r>
-          </w:p>
-        </w:tc>
-        <w:tc>
-          <w:tcPr>
-            <w:tcW w:type="dxa" w:w="1987"/>
-          </w:tcPr>
-          <w:p>
-            <w:pPr>
-              <w:jc w:val="left"/>
-            </w:pPr>
-            <w:r>
-              <w:rPr>
-                <w:rFonts w:ascii="TimeNewRoman" w:hAnsi="TimeNewRoman"/>
-                <w:sz w:val="30"/>
-              </w:rPr>
-              <w:t>74+65+7=</w:t>
-            </w:r>
-          </w:p>
-        </w:tc>
-        <w:tc>
-          <w:tcPr>
-            <w:tcW w:type="dxa" w:w="1987"/>
-          </w:tcPr>
-          <w:p>
-            <w:pPr>
-              <w:jc w:val="left"/>
-            </w:pPr>
-            <w:r>
-              <w:rPr>
-                <w:rFonts w:ascii="TimeNewRoman" w:hAnsi="TimeNewRoman"/>
-                <w:sz w:val="30"/>
-              </w:rPr>
-              <w:t>37+48=</w:t>
-            </w:r>
-          </w:p>
-        </w:tc>
-      </w:tr>
-      <w:tr>
-        <w:tc>
-          <w:tcPr>
-            <w:tcW w:type="dxa" w:w="1987"/>
-          </w:tcPr>
-          <w:p>
-            <w:pPr>
-              <w:jc w:val="left"/>
-            </w:pPr>
-            <w:r>
-              <w:rPr>
-                <w:rFonts w:ascii="TimeNewRoman" w:hAnsi="TimeNewRoman"/>
-                <w:sz w:val="30"/>
-              </w:rPr>
-              <w:t>5×2=</w:t>
-            </w:r>
-          </w:p>
-        </w:tc>
-        <w:tc>
-          <w:tcPr>
-            <w:tcW w:type="dxa" w:w="1987"/>
-          </w:tcPr>
-          <w:p>
-            <w:pPr>
-              <w:jc w:val="left"/>
-            </w:pPr>
-            <w:r>
-              <w:rPr>
-                <w:rFonts w:ascii="TimeNewRoman" w:hAnsi="TimeNewRoman"/>
-                <w:sz w:val="30"/>
-              </w:rPr>
-              <w:t>5+5+76=</w:t>
-            </w:r>
-          </w:p>
-        </w:tc>
-        <w:tc>
-          <w:tcPr>
-            <w:tcW w:type="dxa" w:w="1987"/>
-          </w:tcPr>
-          <w:p>
-            <w:pPr>
-              <w:jc w:val="left"/>
-            </w:pPr>
-            <w:r>
-              <w:rPr>
-                <w:rFonts w:ascii="TimeNewRoman" w:hAnsi="TimeNewRoman"/>
-                <w:sz w:val="30"/>
-              </w:rPr>
-              <w:t>12+27-28=</w:t>
-            </w:r>
-          </w:p>
-        </w:tc>
-        <w:tc>
-          <w:tcPr>
-            <w:tcW w:type="dxa" w:w="1987"/>
-          </w:tcPr>
-          <w:p>
-            <w:pPr>
-              <w:jc w:val="left"/>
-            </w:pPr>
-            <w:r>
-              <w:rPr>
-                <w:rFonts w:ascii="TimeNewRoman" w:hAnsi="TimeNewRoman"/>
-                <w:sz w:val="30"/>
-              </w:rPr>
-              <w:t>9×2=</w:t>
-            </w:r>
-          </w:p>
-        </w:tc>
-        <w:tc>
-          <w:tcPr>
-            <w:tcW w:type="dxa" w:w="1987"/>
-          </w:tcPr>
-          <w:p>
-            <w:pPr>
-              <w:jc w:val="left"/>
-            </w:pPr>
-            <w:r>
-              <w:rPr>
-                <w:rFonts w:ascii="TimeNewRoman" w:hAnsi="TimeNewRoman"/>
-                <w:sz w:val="30"/>
-              </w:rPr>
-              <w:t>3×4+36=</w:t>
-            </w:r>
-          </w:p>
-        </w:tc>
-      </w:tr>
-      <w:tr>
-        <w:tc>
-          <w:tcPr>
-            <w:tcW w:type="dxa" w:w="1987"/>
-          </w:tcPr>
-          <w:p>
-            <w:pPr>
-              <w:jc w:val="left"/>
-            </w:pPr>
-            <w:r>
-              <w:rPr>
-                <w:rFonts w:ascii="TimeNewRoman" w:hAnsi="TimeNewRoman"/>
-                <w:sz w:val="30"/>
-              </w:rPr>
-              <w:t>5×3+47=</w:t>
-            </w:r>
-          </w:p>
-        </w:tc>
-        <w:tc>
-          <w:tcPr>
-            <w:tcW w:type="dxa" w:w="1987"/>
-          </w:tcPr>
-          <w:p>
-            <w:pPr>
-              <w:jc w:val="left"/>
-            </w:pPr>
-            <w:r>
-              <w:rPr>
-                <w:rFonts w:ascii="TimeNewRoman" w:hAnsi="TimeNewRoman"/>
-                <w:sz w:val="30"/>
-              </w:rPr>
-              <w:t>85+38+86=</w:t>
-            </w:r>
-          </w:p>
-        </w:tc>
-        <w:tc>
-          <w:tcPr>
-            <w:tcW w:type="dxa" w:w="1987"/>
-          </w:tcPr>
-          <w:p>
-            <w:pPr>
-              <w:jc w:val="left"/>
-            </w:pPr>
-            <w:r>
-              <w:rPr>
-                <w:rFonts w:ascii="TimeNewRoman" w:hAnsi="TimeNewRoman"/>
-                <w:sz w:val="30"/>
-              </w:rPr>
-              <w:t>35-27=</w:t>
-            </w:r>
-          </w:p>
-        </w:tc>
-        <w:tc>
-          <w:tcPr>
-            <w:tcW w:type="dxa" w:w="1987"/>
-          </w:tcPr>
-          <w:p>
-            <w:pPr>
-              <w:jc w:val="left"/>
-            </w:pPr>
-            <w:r>
-              <w:rPr>
-                <w:rFonts w:ascii="TimeNewRoman" w:hAnsi="TimeNewRoman"/>
-                <w:sz w:val="30"/>
-              </w:rPr>
-              <w:t>88-23=</w:t>
-            </w:r>
-          </w:p>
-        </w:tc>
-        <w:tc>
-          <w:tcPr>
-            <w:tcW w:type="dxa" w:w="1987"/>
-          </w:tcPr>
-          <w:p>
-            <w:pPr>
-              <w:jc w:val="left"/>
-            </w:pPr>
-            <w:r>
-              <w:rPr>
-                <w:rFonts w:ascii="TimeNewRoman" w:hAnsi="TimeNewRoman"/>
-                <w:sz w:val="30"/>
-              </w:rPr>
-              <w:t>48÷8=</w:t>
-            </w:r>
-          </w:p>
-        </w:tc>
-      </w:tr>
-      <w:tr>
-        <w:tc>
-          <w:tcPr>
-            <w:tcW w:type="dxa" w:w="1987"/>
-          </w:tcPr>
-          <w:p>
-            <w:pPr>
-              <w:jc w:val="left"/>
-            </w:pPr>
-            <w:r>
-              <w:rPr>
-                <w:rFonts w:ascii="TimeNewRoman" w:hAnsi="TimeNewRoman"/>
-                <w:sz w:val="30"/>
-              </w:rPr>
-              <w:t>17+19+53=</w:t>
-            </w:r>
-          </w:p>
-        </w:tc>
-        <w:tc>
-          <w:tcPr>
-            <w:tcW w:type="dxa" w:w="1987"/>
-          </w:tcPr>
-          <w:p>
-            <w:pPr>
-              <w:jc w:val="left"/>
-            </w:pPr>
-            <w:r>
-              <w:rPr>
-                <w:rFonts w:ascii="TimeNewRoman" w:hAnsi="TimeNewRoman"/>
-                <w:sz w:val="30"/>
-              </w:rPr>
-              <w:t>5×7=</w:t>
-            </w:r>
-          </w:p>
-        </w:tc>
-        <w:tc>
-          <w:tcPr>
-            <w:tcW w:type="dxa" w:w="1987"/>
-          </w:tcPr>
-          <w:p>
-            <w:pPr>
-              <w:jc w:val="left"/>
-            </w:pPr>
-            <w:r>
-              <w:rPr>
-                <w:rFonts w:ascii="TimeNewRoman" w:hAnsi="TimeNewRoman"/>
-                <w:sz w:val="30"/>
-              </w:rPr>
-              <w:t>2+33=</w:t>
-            </w:r>
-          </w:p>
-        </w:tc>
-        <w:tc>
-          <w:tcPr>
-            <w:tcW w:type="dxa" w:w="1987"/>
-          </w:tcPr>
-          <w:p>
-            <w:pPr>
-              <w:jc w:val="left"/>
-            </w:pPr>
-            <w:r>
-              <w:rPr>
-                <w:rFonts w:ascii="TimeNewRoman" w:hAnsi="TimeNewRoman"/>
-                <w:sz w:val="30"/>
-              </w:rPr>
-              <w:t>2×3=</w:t>
-            </w:r>
-          </w:p>
-        </w:tc>
-        <w:tc>
-          <w:tcPr>
-            <w:tcW w:type="dxa" w:w="1987"/>
-          </w:tcPr>
-          <w:p>
-            <w:pPr>
-              <w:jc w:val="left"/>
-            </w:pPr>
-            <w:r>
-              <w:rPr>
-                <w:rFonts w:ascii="TimeNewRoman" w:hAnsi="TimeNewRoman"/>
-                <w:sz w:val="30"/>
-              </w:rPr>
-              <w:t>9×6=</w:t>
-            </w:r>
-          </w:p>
-        </w:tc>
-      </w:tr>
-      <w:tr>
-        <w:tc>
-          <w:tcPr>
-            <w:tcW w:type="dxa" w:w="1987"/>
-          </w:tcPr>
-          <w:p>
-            <w:pPr>
-              <w:jc w:val="left"/>
-            </w:pPr>
-            <w:r>
-              <w:rPr>
-                <w:rFonts w:ascii="TimeNewRoman" w:hAnsi="TimeNewRoman"/>
-                <w:sz w:val="30"/>
-              </w:rPr>
-              <w:t>35÷5=</w:t>
-            </w:r>
-          </w:p>
-        </w:tc>
-        <w:tc>
-          <w:tcPr>
-            <w:tcW w:type="dxa" w:w="1987"/>
-          </w:tcPr>
-          <w:p>
-            <w:pPr>
-              <w:jc w:val="left"/>
-            </w:pPr>
-            <w:r>
-              <w:rPr>
-                <w:rFonts w:ascii="TimeNewRoman" w:hAnsi="TimeNewRoman"/>
-                <w:sz w:val="30"/>
-              </w:rPr>
-              <w:t>7×8=</w:t>
-            </w:r>
-          </w:p>
-        </w:tc>
-        <w:tc>
-          <w:tcPr>
-            <w:tcW w:type="dxa" w:w="1987"/>
-          </w:tcPr>
-          <w:p>
-            <w:pPr>
-              <w:jc w:val="left"/>
-            </w:pPr>
-            <w:r>
-              <w:rPr>
-                <w:rFonts w:ascii="TimeNewRoman" w:hAnsi="TimeNewRoman"/>
-                <w:sz w:val="30"/>
-              </w:rPr>
-              <w:t>67-66=</w:t>
-            </w:r>
-          </w:p>
-        </w:tc>
-        <w:tc>
-          <w:tcPr>
-            <w:tcW w:type="dxa" w:w="1987"/>
-          </w:tcPr>
-          <w:p>
-            <w:pPr>
-              <w:jc w:val="left"/>
-            </w:pPr>
-            <w:r>
-              <w:rPr>
-                <w:rFonts w:ascii="TimeNewRoman" w:hAnsi="TimeNewRoman"/>
-                <w:sz w:val="30"/>
-              </w:rPr>
-              <w:t>4×7=</w:t>
-            </w:r>
-          </w:p>
-        </w:tc>
-        <w:tc>
-          <w:tcPr>
-            <w:tcW w:type="dxa" w:w="1987"/>
-          </w:tcPr>
-          <w:p>
-            <w:pPr>
-              <w:jc w:val="left"/>
-            </w:pPr>
-            <w:r>
-              <w:rPr>
-                <w:rFonts w:ascii="TimeNewRoman" w:hAnsi="TimeNewRoman"/>
-                <w:sz w:val="30"/>
-              </w:rPr>
-              <w:t>45-43=</w:t>
-            </w:r>
-          </w:p>
-        </w:tc>
-      </w:tr>
-      <w:tr>
-        <w:tc>
-          <w:tcPr>
-            <w:tcW w:type="dxa" w:w="1987"/>
-          </w:tcPr>
-          <w:p>
-            <w:pPr>
-              <w:jc w:val="left"/>
-            </w:pPr>
-            <w:r>
-              <w:rPr>
-                <w:rFonts w:ascii="TimeNewRoman" w:hAnsi="TimeNewRoman"/>
-                <w:sz w:val="30"/>
-              </w:rPr>
-              <w:t>4+84+87=</w:t>
-            </w:r>
-          </w:p>
-        </w:tc>
-        <w:tc>
-          <w:tcPr>
-            <w:tcW w:type="dxa" w:w="1987"/>
-          </w:tcPr>
-          <w:p>
-            <w:pPr>
-              <w:jc w:val="left"/>
-            </w:pPr>
-            <w:r>
-              <w:rPr>
-                <w:rFonts w:ascii="TimeNewRoman" w:hAnsi="TimeNewRoman"/>
-                <w:sz w:val="30"/>
-              </w:rPr>
-              <w:t>96-61=</w:t>
-            </w:r>
-          </w:p>
-        </w:tc>
-        <w:tc>
-          <w:tcPr>
-            <w:tcW w:type="dxa" w:w="1987"/>
-          </w:tcPr>
-          <w:p>
-            <w:pPr>
-              <w:jc w:val="left"/>
-            </w:pPr>
-            <w:r>
-              <w:rPr>
-                <w:rFonts w:ascii="TimeNewRoman" w:hAnsi="TimeNewRoman"/>
-                <w:sz w:val="30"/>
-              </w:rPr>
-              <w:t>99-54=</w:t>
-            </w:r>
-          </w:p>
-        </w:tc>
-        <w:tc>
-          <w:tcPr>
-            <w:tcW w:type="dxa" w:w="1987"/>
-          </w:tcPr>
-          <w:p>
-            <w:pPr>
-              <w:jc w:val="left"/>
-            </w:pPr>
-            <w:r>
-              <w:rPr>
-                <w:rFonts w:ascii="TimeNewRoman" w:hAnsi="TimeNewRoman"/>
-                <w:sz w:val="30"/>
-              </w:rPr>
-              <w:t>6×4-1=</w:t>
-            </w:r>
-          </w:p>
-        </w:tc>
-        <w:tc>
-          <w:tcPr>
-            <w:tcW w:type="dxa" w:w="1987"/>
-          </w:tcPr>
-          <w:p>
-            <w:pPr>
-              <w:jc w:val="left"/>
-            </w:pPr>
-            <w:r>
-              <w:rPr>
-                <w:rFonts w:ascii="TimeNewRoman" w:hAnsi="TimeNewRoman"/>
-                <w:sz w:val="30"/>
-              </w:rPr>
-              <w:t>14+38=</w:t>
-            </w:r>
-          </w:p>
-        </w:tc>
-      </w:tr>
-      <w:tr>
-        <w:tc>
-          <w:tcPr>
-            <w:tcW w:type="dxa" w:w="1987"/>
-          </w:tcPr>
-          <w:p>
-            <w:pPr>
-              <w:jc w:val="left"/>
-            </w:pPr>
-            <w:r>
-              <w:rPr>
-                <w:rFonts w:ascii="TimeNewRoman" w:hAnsi="TimeNewRoman"/>
-                <w:sz w:val="30"/>
-              </w:rPr>
-              <w:t>58+83+31=</w:t>
-            </w:r>
-          </w:p>
-        </w:tc>
-        <w:tc>
-          <w:tcPr>
-            <w:tcW w:type="dxa" w:w="1987"/>
-          </w:tcPr>
-          <w:p>
-            <w:pPr>
-              <w:jc w:val="left"/>
-            </w:pPr>
-            <w:r>
-              <w:rPr>
-                <w:rFonts w:ascii="TimeNewRoman" w:hAnsi="TimeNewRoman"/>
-                <w:sz w:val="30"/>
-              </w:rPr>
-              <w:t>33+16=</w:t>
-            </w:r>
-          </w:p>
-        </w:tc>
-        <w:tc>
-          <w:tcPr>
-            <w:tcW w:type="dxa" w:w="1987"/>
-          </w:tcPr>
-          <w:p>
-            <w:pPr>
-              <w:jc w:val="left"/>
-            </w:pPr>
-            <w:r>
-              <w:rPr>
-                <w:rFonts w:ascii="TimeNewRoman" w:hAnsi="TimeNewRoman"/>
-                <w:sz w:val="30"/>
-              </w:rPr>
-              <w:t>54-27=</w:t>
-            </w:r>
-          </w:p>
-        </w:tc>
-        <w:tc>
-          <w:tcPr>
-            <w:tcW w:type="dxa" w:w="1987"/>
-          </w:tcPr>
-          <w:p>
-            <w:pPr>
-              <w:jc w:val="left"/>
-            </w:pPr>
-            <w:r>
-              <w:rPr>
-                <w:rFonts w:ascii="TimeNewRoman" w:hAnsi="TimeNewRoman"/>
-                <w:sz w:val="30"/>
-              </w:rPr>
-              <w:t>8×2=</w:t>
-            </w:r>
-          </w:p>
-        </w:tc>
-        <w:tc>
-          <w:tcPr>
-            <w:tcW w:type="dxa" w:w="1987"/>
-          </w:tcPr>
-          <w:p>
-            <w:pPr>
-              <w:jc w:val="left"/>
-            </w:pPr>
-            <w:r>
-              <w:rPr>
-                <w:rFonts w:ascii="TimeNewRoman" w:hAnsi="TimeNewRoman"/>
-                <w:sz w:val="30"/>
-              </w:rPr>
-              <w:t>5×6=</w:t>
-            </w:r>
-          </w:p>
-        </w:tc>
-      </w:tr>
-      <w:tr>
-        <w:tc>
-          <w:tcPr>
-            <w:tcW w:type="dxa" w:w="1987"/>
-          </w:tcPr>
-          <w:p>
-            <w:pPr>
-              <w:jc w:val="left"/>
-            </w:pPr>
-            <w:r>
-              <w:rPr>
-                <w:rFonts w:ascii="TimeNewRoman" w:hAnsi="TimeNewRoman"/>
-                <w:sz w:val="30"/>
-              </w:rPr>
-              <w:t>24÷6=</w:t>
-            </w:r>
-          </w:p>
-        </w:tc>
-        <w:tc>
-          <w:tcPr>
-            <w:tcW w:type="dxa" w:w="1987"/>
-          </w:tcPr>
-          <w:p>
-            <w:pPr>
-              <w:jc w:val="left"/>
-            </w:pPr>
-            <w:r>
-              <w:rPr>
-                <w:rFonts w:ascii="TimeNewRoman" w:hAnsi="TimeNewRoman"/>
-                <w:sz w:val="30"/>
-              </w:rPr>
-              <w:t>27÷9=</w:t>
+              <w:t>15+22=</w:t>
             </w:r>
           </w:p>
         </w:tc>
@@ -861,6 +112,8 @@
             </w:r>
           </w:p>
         </w:tc>
+      </w:tr>
+      <w:tr>
         <w:tc>
           <w:tcPr>
             <w:tcW w:type="dxa" w:w="1987"/>
@@ -874,7 +127,7 @@
                 <w:rFonts w:ascii="TimeNewRoman" w:hAnsi="TimeNewRoman"/>
                 <w:sz w:val="30"/>
               </w:rPr>
-              <w:t>8×8=</w:t>
+              <w:t>37+37=</w:t>
             </w:r>
           </w:p>
         </w:tc>
@@ -891,7 +144,58 @@
                 <w:rFonts w:ascii="TimeNewRoman" w:hAnsi="TimeNewRoman"/>
                 <w:sz w:val="30"/>
               </w:rPr>
-              <w:t>5×9+43=</w:t>
+              <w:t>30+7=</w:t>
+            </w:r>
+          </w:p>
+        </w:tc>
+        <w:tc>
+          <w:tcPr>
+            <w:tcW w:type="dxa" w:w="1987"/>
+          </w:tcPr>
+          <w:p>
+            <w:pPr>
+              <w:jc w:val="left"/>
+            </w:pPr>
+            <w:r>
+              <w:rPr>
+                <w:rFonts w:ascii="TimeNewRoman" w:hAnsi="TimeNewRoman"/>
+                <w:sz w:val="30"/>
+              </w:rPr>
+              <w:t>26+36=</w:t>
+            </w:r>
+          </w:p>
+        </w:tc>
+        <w:tc>
+          <w:tcPr>
+            <w:tcW w:type="dxa" w:w="1987"/>
+          </w:tcPr>
+          <w:p>
+            <w:pPr>
+              <w:jc w:val="left"/>
+            </w:pPr>
+            <w:r>
+              <w:rPr>
+                <w:rFonts w:ascii="TimeNewRoman" w:hAnsi="TimeNewRoman"/>
+                <w:sz w:val="30"/>
+              </w:rPr>
+              <w:t>3×8=</w:t>
+            </w:r>
+          </w:p>
+        </w:tc>
+        <w:tc>
+          <w:tcPr>
+            <w:tcW w:type="dxa" w:w="1987"/>
+          </w:tcPr>
+          <w:p>
+            <w:pPr>
+              <w:jc w:val="left"/>
+            </w:pPr>
+            <w:r>
+              <w:rPr>
+                <w:rFonts w:ascii="TimeNewRoman" w:hAnsi="TimeNewRoman"/>
+                <w:sz w:val="30"/>
+              </w:rPr>
+              <w:t>7×9=</w:t>
             </w:r>
           </w:p>
         </w:tc>
@@ -910,7 +214,7 @@
                 <w:rFonts w:ascii="TimeNewRoman" w:hAnsi="TimeNewRoman"/>
                 <w:sz w:val="30"/>
               </w:rPr>
-              <w:t>12÷4=</w:t>
+              <w:t>8×5=</w:t>
             </w:r>
           </w:p>
         </w:tc>
@@ -927,7 +231,7 @@
                 <w:rFonts w:ascii="TimeNewRoman" w:hAnsi="TimeNewRoman"/>
                 <w:sz w:val="30"/>
               </w:rPr>
-              <w:t>6×2=</w:t>
+              <w:t>6÷3=</w:t>
             </w:r>
           </w:p>
         </w:tc>
@@ -944,7 +248,7 @@
                 <w:rFonts w:ascii="TimeNewRoman" w:hAnsi="TimeNewRoman"/>
                 <w:sz w:val="30"/>
               </w:rPr>
-              <w:t>79+19-74=</w:t>
+              <w:t>24+69=</w:t>
             </w:r>
           </w:p>
         </w:tc>
@@ -961,181 +265,7 @@
                 <w:rFonts w:ascii="TimeNewRoman" w:hAnsi="TimeNewRoman"/>
                 <w:sz w:val="30"/>
               </w:rPr>
-              <w:t>3×1=</w:t>
-            </w:r>
-          </w:p>
-        </w:tc>
-        <w:tc>
-          <w:tcPr>
-            <w:tcW w:type="dxa" w:w="1987"/>
-          </w:tcPr>
-          <w:p>
-            <w:pPr>
-              <w:jc w:val="left"/>
-            </w:pPr>
-            <w:r>
-              <w:rPr>
-                <w:rFonts w:ascii="TimeNewRoman" w:hAnsi="TimeNewRoman"/>
-                <w:sz w:val="30"/>
-              </w:rPr>
-              <w:t>67+23=</w:t>
-            </w:r>
-          </w:p>
-        </w:tc>
-      </w:tr>
-      <w:tr>
-        <w:tc>
-          <w:tcPr>
-            <w:tcW w:type="dxa" w:w="1987"/>
-          </w:tcPr>
-          <w:p>
-            <w:pPr>
-              <w:jc w:val="left"/>
-            </w:pPr>
-            <w:r>
-              <w:rPr>
-                <w:rFonts w:ascii="TimeNewRoman" w:hAnsi="TimeNewRoman"/>
-                <w:sz w:val="30"/>
-              </w:rPr>
-              <w:t>6×3=</w:t>
-            </w:r>
-          </w:p>
-        </w:tc>
-        <w:tc>
-          <w:tcPr>
-            <w:tcW w:type="dxa" w:w="1987"/>
-          </w:tcPr>
-          <w:p>
-            <w:pPr>
-              <w:jc w:val="left"/>
-            </w:pPr>
-            <w:r>
-              <w:rPr>
-                <w:rFonts w:ascii="TimeNewRoman" w:hAnsi="TimeNewRoman"/>
-                <w:sz w:val="30"/>
-              </w:rPr>
-              <w:t>63-59=</w:t>
-            </w:r>
-          </w:p>
-        </w:tc>
-        <w:tc>
-          <w:tcPr>
-            <w:tcW w:type="dxa" w:w="1987"/>
-          </w:tcPr>
-          <w:p>
-            <w:pPr>
-              <w:jc w:val="left"/>
-            </w:pPr>
-            <w:r>
-              <w:rPr>
-                <w:rFonts w:ascii="TimeNewRoman" w:hAnsi="TimeNewRoman"/>
-                <w:sz w:val="30"/>
-              </w:rPr>
-              <w:t>8×4=</w:t>
-            </w:r>
-          </w:p>
-        </w:tc>
-        <w:tc>
-          <w:tcPr>
-            <w:tcW w:type="dxa" w:w="1987"/>
-          </w:tcPr>
-          <w:p>
-            <w:pPr>
-              <w:jc w:val="left"/>
-            </w:pPr>
-            <w:r>
-              <w:rPr>
-                <w:rFonts w:ascii="TimeNewRoman" w:hAnsi="TimeNewRoman"/>
-                <w:sz w:val="30"/>
-              </w:rPr>
-              <w:t>7×4=</w:t>
-            </w:r>
-          </w:p>
-        </w:tc>
-        <w:tc>
-          <w:tcPr>
-            <w:tcW w:type="dxa" w:w="1987"/>
-          </w:tcPr>
-          <w:p>
-            <w:pPr>
-              <w:jc w:val="left"/>
-            </w:pPr>
-            <w:r>
-              <w:rPr>
-                <w:rFonts w:ascii="TimeNewRoman" w:hAnsi="TimeNewRoman"/>
-                <w:sz w:val="30"/>
-              </w:rPr>
-              <w:t>8×9+18=</w:t>
-            </w:r>
-          </w:p>
-        </w:tc>
-      </w:tr>
-      <w:tr>
-        <w:tc>
-          <w:tcPr>
-            <w:tcW w:type="dxa" w:w="1987"/>
-          </w:tcPr>
-          <w:p>
-            <w:pPr>
-              <w:jc w:val="left"/>
-            </w:pPr>
-            <w:r>
-              <w:rPr>
-                <w:rFonts w:ascii="TimeNewRoman" w:hAnsi="TimeNewRoman"/>
-                <w:sz w:val="30"/>
-              </w:rPr>
-              <w:t>5×5=</w:t>
-            </w:r>
-          </w:p>
-        </w:tc>
-        <w:tc>
-          <w:tcPr>
-            <w:tcW w:type="dxa" w:w="1987"/>
-          </w:tcPr>
-          <w:p>
-            <w:pPr>
-              <w:jc w:val="left"/>
-            </w:pPr>
-            <w:r>
-              <w:rPr>
-                <w:rFonts w:ascii="TimeNewRoman" w:hAnsi="TimeNewRoman"/>
-                <w:sz w:val="30"/>
-              </w:rPr>
-              <w:t>48-29=</w:t>
-            </w:r>
-          </w:p>
-        </w:tc>
-        <w:tc>
-          <w:tcPr>
-            <w:tcW w:type="dxa" w:w="1987"/>
-          </w:tcPr>
-          <w:p>
-            <w:pPr>
-              <w:jc w:val="left"/>
-            </w:pPr>
-            <w:r>
-              <w:rPr>
-                <w:rFonts w:ascii="TimeNewRoman" w:hAnsi="TimeNewRoman"/>
-                <w:sz w:val="30"/>
-              </w:rPr>
-              <w:t>5×4+28=</w:t>
-            </w:r>
-          </w:p>
-        </w:tc>
-        <w:tc>
-          <w:tcPr>
-            <w:tcW w:type="dxa" w:w="1987"/>
-          </w:tcPr>
-          <w:p>
-            <w:pPr>
-              <w:jc w:val="left"/>
-            </w:pPr>
-            <w:r>
-              <w:rPr>
-                <w:rFonts w:ascii="TimeNewRoman" w:hAnsi="TimeNewRoman"/>
-                <w:sz w:val="30"/>
-              </w:rPr>
-              <w:t>8+30=</w:t>
+              <w:t>68-46=</w:t>
             </w:r>
           </w:p>
         </w:tc>
@@ -1171,7 +301,7 @@
                 <w:rFonts w:ascii="TimeNewRoman" w:hAnsi="TimeNewRoman"/>
                 <w:sz w:val="30"/>
               </w:rPr>
-              <w:t>5×8=</w:t>
+              <w:t>12+8-5=</w:t>
             </w:r>
           </w:p>
         </w:tc>
@@ -1188,7 +318,7 @@
                 <w:rFonts w:ascii="TimeNewRoman" w:hAnsi="TimeNewRoman"/>
                 <w:sz w:val="30"/>
               </w:rPr>
-              <w:t>68-41=</w:t>
+              <w:t>2×8-6=</w:t>
             </w:r>
           </w:p>
         </w:tc>
@@ -1205,7 +335,7 @@
                 <w:rFonts w:ascii="TimeNewRoman" w:hAnsi="TimeNewRoman"/>
                 <w:sz w:val="30"/>
               </w:rPr>
-              <w:t>7+80=</w:t>
+              <w:t>16+34=</w:t>
             </w:r>
           </w:p>
         </w:tc>
@@ -1222,7 +352,7 @@
                 <w:rFonts w:ascii="TimeNewRoman" w:hAnsi="TimeNewRoman"/>
                 <w:sz w:val="30"/>
               </w:rPr>
-              <w:t>63+25=</w:t>
+              <w:t>3×2-1=</w:t>
             </w:r>
           </w:p>
         </w:tc>
@@ -1239,7 +369,7 @@
                 <w:rFonts w:ascii="TimeNewRoman" w:hAnsi="TimeNewRoman"/>
                 <w:sz w:val="30"/>
               </w:rPr>
-              <w:t>4×3=</w:t>
+              <w:t>5×7=</w:t>
             </w:r>
           </w:p>
         </w:tc>
@@ -1258,7 +388,7 @@
                 <w:rFonts w:ascii="TimeNewRoman" w:hAnsi="TimeNewRoman"/>
                 <w:sz w:val="30"/>
               </w:rPr>
-              <w:t>61+67+82=</w:t>
+              <w:t>2×6=</w:t>
             </w:r>
           </w:p>
         </w:tc>
@@ -1275,7 +405,7 @@
                 <w:rFonts w:ascii="TimeNewRoman" w:hAnsi="TimeNewRoman"/>
                 <w:sz w:val="30"/>
               </w:rPr>
-              <w:t>77+58+24=</w:t>
+              <w:t>2×5+4=</w:t>
             </w:r>
           </w:p>
         </w:tc>
@@ -1292,7 +422,7 @@
                 <w:rFonts w:ascii="TimeNewRoman" w:hAnsi="TimeNewRoman"/>
                 <w:sz w:val="30"/>
               </w:rPr>
-              <w:t>7×3=</w:t>
+              <w:t>77-45=</w:t>
             </w:r>
           </w:p>
         </w:tc>
@@ -1309,7 +439,7 @@
                 <w:rFonts w:ascii="TimeNewRoman" w:hAnsi="TimeNewRoman"/>
                 <w:sz w:val="30"/>
               </w:rPr>
-              <w:t>6×8-42=</w:t>
+              <w:t>8×2+82=</w:t>
             </w:r>
           </w:p>
         </w:tc>
@@ -1326,7 +456,7 @@
                 <w:rFonts w:ascii="TimeNewRoman" w:hAnsi="TimeNewRoman"/>
                 <w:sz w:val="30"/>
               </w:rPr>
-              <w:t>33-5=</w:t>
+              <w:t>8×6+19=</w:t>
             </w:r>
           </w:p>
         </w:tc>
@@ -1345,7 +475,7 @@
                 <w:rFonts w:ascii="TimeNewRoman" w:hAnsi="TimeNewRoman"/>
                 <w:sz w:val="30"/>
               </w:rPr>
-              <w:t>71-50=</w:t>
+              <w:t>8×9+45=</w:t>
             </w:r>
           </w:p>
         </w:tc>
@@ -1362,7 +492,7 @@
                 <w:rFonts w:ascii="TimeNewRoman" w:hAnsi="TimeNewRoman"/>
                 <w:sz w:val="30"/>
               </w:rPr>
-              <w:t>75+36-50=</w:t>
+              <w:t>24+33-3=</w:t>
             </w:r>
           </w:p>
         </w:tc>
@@ -1379,7 +509,7 @@
                 <w:rFonts w:ascii="TimeNewRoman" w:hAnsi="TimeNewRoman"/>
                 <w:sz w:val="30"/>
               </w:rPr>
-              <w:t>93+50+38=</w:t>
+              <w:t>9×2=</w:t>
             </w:r>
           </w:p>
         </w:tc>
@@ -1396,7 +526,7 @@
                 <w:rFonts w:ascii="TimeNewRoman" w:hAnsi="TimeNewRoman"/>
                 <w:sz w:val="30"/>
               </w:rPr>
-              <w:t>1×4=</w:t>
+              <w:t>43-11=</w:t>
             </w:r>
           </w:p>
         </w:tc>
@@ -1413,7 +543,7 @@
                 <w:rFonts w:ascii="TimeNewRoman" w:hAnsi="TimeNewRoman"/>
                 <w:sz w:val="30"/>
               </w:rPr>
-              <w:t>27+9=</w:t>
+              <w:t>6×2=</w:t>
             </w:r>
           </w:p>
         </w:tc>
@@ -1432,7 +562,7 @@
                 <w:rFonts w:ascii="TimeNewRoman" w:hAnsi="TimeNewRoman"/>
                 <w:sz w:val="30"/>
               </w:rPr>
-              <w:t>5×3=</w:t>
+              <w:t>75-10=</w:t>
             </w:r>
           </w:p>
         </w:tc>
@@ -1449,7 +579,7 @@
                 <w:rFonts w:ascii="TimeNewRoman" w:hAnsi="TimeNewRoman"/>
                 <w:sz w:val="30"/>
               </w:rPr>
-              <w:t>63+35=</w:t>
+              <w:t>87-61=</w:t>
             </w:r>
           </w:p>
         </w:tc>
@@ -1466,7 +596,7 @@
                 <w:rFonts w:ascii="TimeNewRoman" w:hAnsi="TimeNewRoman"/>
                 <w:sz w:val="30"/>
               </w:rPr>
-              <w:t>5×4=</w:t>
+              <w:t>6×6-30=</w:t>
             </w:r>
           </w:p>
         </w:tc>
@@ -1483,7 +613,7 @@
                 <w:rFonts w:ascii="TimeNewRoman" w:hAnsi="TimeNewRoman"/>
                 <w:sz w:val="30"/>
               </w:rPr>
-              <w:t>48+60+37=</w:t>
+              <w:t>7×9+76=</w:t>
             </w:r>
           </w:p>
         </w:tc>
@@ -1500,7 +630,7 @@
                 <w:rFonts w:ascii="TimeNewRoman" w:hAnsi="TimeNewRoman"/>
                 <w:sz w:val="30"/>
               </w:rPr>
-              <w:t>4×6+72=</w:t>
+              <w:t>4×2=</w:t>
             </w:r>
           </w:p>
         </w:tc>
@@ -1519,7 +649,7 @@
                 <w:rFonts w:ascii="TimeNewRoman" w:hAnsi="TimeNewRoman"/>
                 <w:sz w:val="30"/>
               </w:rPr>
-              <w:t>20+69=</w:t>
+              <w:t>6×8+34=</w:t>
             </w:r>
           </w:p>
         </w:tc>
@@ -1536,7 +666,7 @@
                 <w:rFonts w:ascii="TimeNewRoman" w:hAnsi="TimeNewRoman"/>
                 <w:sz w:val="30"/>
               </w:rPr>
-              <w:t>95-70=</w:t>
+              <w:t>9×3+69=</w:t>
             </w:r>
           </w:p>
         </w:tc>
@@ -1553,7 +683,7 @@
                 <w:rFonts w:ascii="TimeNewRoman" w:hAnsi="TimeNewRoman"/>
                 <w:sz w:val="30"/>
               </w:rPr>
-              <w:t>43+60-13=</w:t>
+              <w:t>2×5=</w:t>
             </w:r>
           </w:p>
         </w:tc>
@@ -1570,7 +700,7 @@
                 <w:rFonts w:ascii="TimeNewRoman" w:hAnsi="TimeNewRoman"/>
                 <w:sz w:val="30"/>
               </w:rPr>
-              <w:t>36÷4=</w:t>
+              <w:t>25+3=</w:t>
             </w:r>
           </w:p>
         </w:tc>
@@ -1587,7 +717,7 @@
                 <w:rFonts w:ascii="TimeNewRoman" w:hAnsi="TimeNewRoman"/>
                 <w:sz w:val="30"/>
               </w:rPr>
-              <w:t>29-2=</w:t>
+              <w:t>54+42=</w:t>
             </w:r>
           </w:p>
         </w:tc>
@@ -1606,7 +736,41 @@
                 <w:rFonts w:ascii="TimeNewRoman" w:hAnsi="TimeNewRoman"/>
                 <w:sz w:val="30"/>
               </w:rPr>
-              <w:t>3×5=</w:t>
+              <w:t>44+47+55=</w:t>
+            </w:r>
+          </w:p>
+        </w:tc>
+        <w:tc>
+          <w:tcPr>
+            <w:tcW w:type="dxa" w:w="1987"/>
+          </w:tcPr>
+          <w:p>
+            <w:pPr>
+              <w:jc w:val="left"/>
+            </w:pPr>
+            <w:r>
+              <w:rPr>
+                <w:rFonts w:ascii="TimeNewRoman" w:hAnsi="TimeNewRoman"/>
+                <w:sz w:val="30"/>
+              </w:rPr>
+              <w:t>8×2-9=</w:t>
+            </w:r>
+          </w:p>
+        </w:tc>
+        <w:tc>
+          <w:tcPr>
+            <w:tcW w:type="dxa" w:w="1987"/>
+          </w:tcPr>
+          <w:p>
+            <w:pPr>
+              <w:jc w:val="left"/>
+            </w:pPr>
+            <w:r>
+              <w:rPr>
+                <w:rFonts w:ascii="TimeNewRoman" w:hAnsi="TimeNewRoman"/>
+                <w:sz w:val="30"/>
+              </w:rPr>
+              <w:t>28÷4=</w:t>
             </w:r>
           </w:p>
         </w:tc>
@@ -1640,41 +804,7 @@
                 <w:rFonts w:ascii="TimeNewRoman" w:hAnsi="TimeNewRoman"/>
                 <w:sz w:val="30"/>
               </w:rPr>
-              <w:t>3×2=</w:t>
-            </w:r>
-          </w:p>
-        </w:tc>
-        <w:tc>
-          <w:tcPr>
-            <w:tcW w:type="dxa" w:w="1987"/>
-          </w:tcPr>
-          <w:p>
-            <w:pPr>
-              <w:jc w:val="left"/>
-            </w:pPr>
-            <w:r>
-              <w:rPr>
-                <w:rFonts w:ascii="TimeNewRoman" w:hAnsi="TimeNewRoman"/>
-                <w:sz w:val="30"/>
-              </w:rPr>
-              <w:t>7×7-32=</w:t>
-            </w:r>
-          </w:p>
-        </w:tc>
-        <w:tc>
-          <w:tcPr>
-            <w:tcW w:type="dxa" w:w="1987"/>
-          </w:tcPr>
-          <w:p>
-            <w:pPr>
-              <w:jc w:val="left"/>
-            </w:pPr>
-            <w:r>
-              <w:rPr>
-                <w:rFonts w:ascii="TimeNewRoman" w:hAnsi="TimeNewRoman"/>
-                <w:sz w:val="30"/>
-              </w:rPr>
-              <w:t>7×7=</w:t>
+              <w:t>5×4=</w:t>
             </w:r>
           </w:p>
         </w:tc>
@@ -1693,7 +823,7 @@
                 <w:rFonts w:ascii="TimeNewRoman" w:hAnsi="TimeNewRoman"/>
                 <w:sz w:val="30"/>
               </w:rPr>
-              <w:t>33-24=</w:t>
+              <w:t>46+80+10=</w:t>
             </w:r>
           </w:p>
         </w:tc>
@@ -1710,7 +840,7 @@
                 <w:rFonts w:ascii="TimeNewRoman" w:hAnsi="TimeNewRoman"/>
                 <w:sz w:val="30"/>
               </w:rPr>
-              <w:t>25+90-33=</w:t>
+              <w:t>45+8=</w:t>
             </w:r>
           </w:p>
         </w:tc>
@@ -1727,7 +857,7 @@
                 <w:rFonts w:ascii="TimeNewRoman" w:hAnsi="TimeNewRoman"/>
                 <w:sz w:val="30"/>
               </w:rPr>
-              <w:t>7×1=</w:t>
+              <w:t>7×4=</w:t>
             </w:r>
           </w:p>
         </w:tc>
@@ -1744,7 +874,7 @@
                 <w:rFonts w:ascii="TimeNewRoman" w:hAnsi="TimeNewRoman"/>
                 <w:sz w:val="30"/>
               </w:rPr>
-              <w:t>78+30-28=</w:t>
+              <w:t>2×2=</w:t>
             </w:r>
           </w:p>
         </w:tc>
@@ -1761,7 +891,877 @@
                 <w:rFonts w:ascii="TimeNewRoman" w:hAnsi="TimeNewRoman"/>
                 <w:sz w:val="30"/>
               </w:rPr>
-              <w:t>5+55=</w:t>
+              <w:t>4×7=</w:t>
+            </w:r>
+          </w:p>
+        </w:tc>
+      </w:tr>
+      <w:tr>
+        <w:tc>
+          <w:tcPr>
+            <w:tcW w:type="dxa" w:w="1987"/>
+          </w:tcPr>
+          <w:p>
+            <w:pPr>
+              <w:jc w:val="left"/>
+            </w:pPr>
+            <w:r>
+              <w:rPr>
+                <w:rFonts w:ascii="TimeNewRoman" w:hAnsi="TimeNewRoman"/>
+                <w:sz w:val="30"/>
+              </w:rPr>
+              <w:t>7×3=</w:t>
+            </w:r>
+          </w:p>
+        </w:tc>
+        <w:tc>
+          <w:tcPr>
+            <w:tcW w:type="dxa" w:w="1987"/>
+          </w:tcPr>
+          <w:p>
+            <w:pPr>
+              <w:jc w:val="left"/>
+            </w:pPr>
+            <w:r>
+              <w:rPr>
+                <w:rFonts w:ascii="TimeNewRoman" w:hAnsi="TimeNewRoman"/>
+                <w:sz w:val="30"/>
+              </w:rPr>
+              <w:t>6×7+43=</w:t>
+            </w:r>
+          </w:p>
+        </w:tc>
+        <w:tc>
+          <w:tcPr>
+            <w:tcW w:type="dxa" w:w="1987"/>
+          </w:tcPr>
+          <w:p>
+            <w:pPr>
+              <w:jc w:val="left"/>
+            </w:pPr>
+            <w:r>
+              <w:rPr>
+                <w:rFonts w:ascii="TimeNewRoman" w:hAnsi="TimeNewRoman"/>
+                <w:sz w:val="30"/>
+              </w:rPr>
+              <w:t>38+51=</w:t>
+            </w:r>
+          </w:p>
+        </w:tc>
+        <w:tc>
+          <w:tcPr>
+            <w:tcW w:type="dxa" w:w="1987"/>
+          </w:tcPr>
+          <w:p>
+            <w:pPr>
+              <w:jc w:val="left"/>
+            </w:pPr>
+            <w:r>
+              <w:rPr>
+                <w:rFonts w:ascii="TimeNewRoman" w:hAnsi="TimeNewRoman"/>
+                <w:sz w:val="30"/>
+              </w:rPr>
+              <w:t>53-48=</w:t>
+            </w:r>
+          </w:p>
+        </w:tc>
+        <w:tc>
+          <w:tcPr>
+            <w:tcW w:type="dxa" w:w="1987"/>
+          </w:tcPr>
+          <w:p>
+            <w:pPr>
+              <w:jc w:val="left"/>
+            </w:pPr>
+            <w:r>
+              <w:rPr>
+                <w:rFonts w:ascii="TimeNewRoman" w:hAnsi="TimeNewRoman"/>
+                <w:sz w:val="30"/>
+              </w:rPr>
+              <w:t>9×1=</w:t>
+            </w:r>
+          </w:p>
+        </w:tc>
+      </w:tr>
+      <w:tr>
+        <w:tc>
+          <w:tcPr>
+            <w:tcW w:type="dxa" w:w="1987"/>
+          </w:tcPr>
+          <w:p>
+            <w:pPr>
+              <w:jc w:val="left"/>
+            </w:pPr>
+            <w:r>
+              <w:rPr>
+                <w:rFonts w:ascii="TimeNewRoman" w:hAnsi="TimeNewRoman"/>
+                <w:sz w:val="30"/>
+              </w:rPr>
+              <w:t>65+1=</w:t>
+            </w:r>
+          </w:p>
+        </w:tc>
+        <w:tc>
+          <w:tcPr>
+            <w:tcW w:type="dxa" w:w="1987"/>
+          </w:tcPr>
+          <w:p>
+            <w:pPr>
+              <w:jc w:val="left"/>
+            </w:pPr>
+            <w:r>
+              <w:rPr>
+                <w:rFonts w:ascii="TimeNewRoman" w:hAnsi="TimeNewRoman"/>
+                <w:sz w:val="30"/>
+              </w:rPr>
+              <w:t>44+90+79=</w:t>
+            </w:r>
+          </w:p>
+        </w:tc>
+        <w:tc>
+          <w:tcPr>
+            <w:tcW w:type="dxa" w:w="1987"/>
+          </w:tcPr>
+          <w:p>
+            <w:pPr>
+              <w:jc w:val="left"/>
+            </w:pPr>
+            <w:r>
+              <w:rPr>
+                <w:rFonts w:ascii="TimeNewRoman" w:hAnsi="TimeNewRoman"/>
+                <w:sz w:val="30"/>
+              </w:rPr>
+              <w:t>42÷6=</w:t>
+            </w:r>
+          </w:p>
+        </w:tc>
+        <w:tc>
+          <w:tcPr>
+            <w:tcW w:type="dxa" w:w="1987"/>
+          </w:tcPr>
+          <w:p>
+            <w:pPr>
+              <w:jc w:val="left"/>
+            </w:pPr>
+            <w:r>
+              <w:rPr>
+                <w:rFonts w:ascii="TimeNewRoman" w:hAnsi="TimeNewRoman"/>
+                <w:sz w:val="30"/>
+              </w:rPr>
+              <w:t>43+88+80=</w:t>
+            </w:r>
+          </w:p>
+        </w:tc>
+        <w:tc>
+          <w:tcPr>
+            <w:tcW w:type="dxa" w:w="1987"/>
+          </w:tcPr>
+          <w:p>
+            <w:pPr>
+              <w:jc w:val="left"/>
+            </w:pPr>
+            <w:r>
+              <w:rPr>
+                <w:rFonts w:ascii="TimeNewRoman" w:hAnsi="TimeNewRoman"/>
+                <w:sz w:val="30"/>
+              </w:rPr>
+              <w:t>29+47=</w:t>
+            </w:r>
+          </w:p>
+        </w:tc>
+      </w:tr>
+      <w:tr>
+        <w:tc>
+          <w:tcPr>
+            <w:tcW w:type="dxa" w:w="1987"/>
+          </w:tcPr>
+          <w:p>
+            <w:pPr>
+              <w:jc w:val="left"/>
+            </w:pPr>
+            <w:r>
+              <w:rPr>
+                <w:rFonts w:ascii="TimeNewRoman" w:hAnsi="TimeNewRoman"/>
+                <w:sz w:val="30"/>
+              </w:rPr>
+              <w:t>7×8=</w:t>
+            </w:r>
+          </w:p>
+        </w:tc>
+        <w:tc>
+          <w:tcPr>
+            <w:tcW w:type="dxa" w:w="1987"/>
+          </w:tcPr>
+          <w:p>
+            <w:pPr>
+              <w:jc w:val="left"/>
+            </w:pPr>
+            <w:r>
+              <w:rPr>
+                <w:rFonts w:ascii="TimeNewRoman" w:hAnsi="TimeNewRoman"/>
+                <w:sz w:val="30"/>
+              </w:rPr>
+              <w:t>97+96+22=</w:t>
+            </w:r>
+          </w:p>
+        </w:tc>
+        <w:tc>
+          <w:tcPr>
+            <w:tcW w:type="dxa" w:w="1987"/>
+          </w:tcPr>
+          <w:p>
+            <w:pPr>
+              <w:jc w:val="left"/>
+            </w:pPr>
+            <w:r>
+              <w:rPr>
+                <w:rFonts w:ascii="TimeNewRoman" w:hAnsi="TimeNewRoman"/>
+                <w:sz w:val="30"/>
+              </w:rPr>
+              <w:t>12+55-16=</w:t>
+            </w:r>
+          </w:p>
+        </w:tc>
+        <w:tc>
+          <w:tcPr>
+            <w:tcW w:type="dxa" w:w="1987"/>
+          </w:tcPr>
+          <w:p>
+            <w:pPr>
+              <w:jc w:val="left"/>
+            </w:pPr>
+            <w:r>
+              <w:rPr>
+                <w:rFonts w:ascii="TimeNewRoman" w:hAnsi="TimeNewRoman"/>
+                <w:sz w:val="30"/>
+              </w:rPr>
+              <w:t>31+15=</w:t>
+            </w:r>
+          </w:p>
+        </w:tc>
+        <w:tc>
+          <w:tcPr>
+            <w:tcW w:type="dxa" w:w="1987"/>
+          </w:tcPr>
+          <w:p>
+            <w:pPr>
+              <w:jc w:val="left"/>
+            </w:pPr>
+            <w:r>
+              <w:rPr>
+                <w:rFonts w:ascii="TimeNewRoman" w:hAnsi="TimeNewRoman"/>
+                <w:sz w:val="30"/>
+              </w:rPr>
+              <w:t>2×8=</w:t>
+            </w:r>
+          </w:p>
+        </w:tc>
+      </w:tr>
+      <w:tr>
+        <w:tc>
+          <w:tcPr>
+            <w:tcW w:type="dxa" w:w="1987"/>
+          </w:tcPr>
+          <w:p>
+            <w:pPr>
+              <w:jc w:val="left"/>
+            </w:pPr>
+            <w:r>
+              <w:rPr>
+                <w:rFonts w:ascii="TimeNewRoman" w:hAnsi="TimeNewRoman"/>
+                <w:sz w:val="30"/>
+              </w:rPr>
+              <w:t>1+24=</w:t>
+            </w:r>
+          </w:p>
+        </w:tc>
+        <w:tc>
+          <w:tcPr>
+            <w:tcW w:type="dxa" w:w="1987"/>
+          </w:tcPr>
+          <w:p>
+            <w:pPr>
+              <w:jc w:val="left"/>
+            </w:pPr>
+            <w:r>
+              <w:rPr>
+                <w:rFonts w:ascii="TimeNewRoman" w:hAnsi="TimeNewRoman"/>
+                <w:sz w:val="30"/>
+              </w:rPr>
+              <w:t>7×5=</w:t>
+            </w:r>
+          </w:p>
+        </w:tc>
+        <w:tc>
+          <w:tcPr>
+            <w:tcW w:type="dxa" w:w="1987"/>
+          </w:tcPr>
+          <w:p>
+            <w:pPr>
+              <w:jc w:val="left"/>
+            </w:pPr>
+            <w:r>
+              <w:rPr>
+                <w:rFonts w:ascii="TimeNewRoman" w:hAnsi="TimeNewRoman"/>
+                <w:sz w:val="30"/>
+              </w:rPr>
+              <w:t>5×4+39=</w:t>
+            </w:r>
+          </w:p>
+        </w:tc>
+        <w:tc>
+          <w:tcPr>
+            <w:tcW w:type="dxa" w:w="1987"/>
+          </w:tcPr>
+          <w:p>
+            <w:pPr>
+              <w:jc w:val="left"/>
+            </w:pPr>
+            <w:r>
+              <w:rPr>
+                <w:rFonts w:ascii="TimeNewRoman" w:hAnsi="TimeNewRoman"/>
+                <w:sz w:val="30"/>
+              </w:rPr>
+              <w:t>6×8=</w:t>
+            </w:r>
+          </w:p>
+        </w:tc>
+        <w:tc>
+          <w:tcPr>
+            <w:tcW w:type="dxa" w:w="1987"/>
+          </w:tcPr>
+          <w:p>
+            <w:pPr>
+              <w:jc w:val="left"/>
+            </w:pPr>
+            <w:r>
+              <w:rPr>
+                <w:rFonts w:ascii="TimeNewRoman" w:hAnsi="TimeNewRoman"/>
+                <w:sz w:val="30"/>
+              </w:rPr>
+              <w:t>8×6=</w:t>
+            </w:r>
+          </w:p>
+        </w:tc>
+      </w:tr>
+      <w:tr>
+        <w:tc>
+          <w:tcPr>
+            <w:tcW w:type="dxa" w:w="1987"/>
+          </w:tcPr>
+          <w:p>
+            <w:pPr>
+              <w:jc w:val="left"/>
+            </w:pPr>
+            <w:r>
+              <w:rPr>
+                <w:rFonts w:ascii="TimeNewRoman" w:hAnsi="TimeNewRoman"/>
+                <w:sz w:val="30"/>
+              </w:rPr>
+              <w:t>6×4=</w:t>
+            </w:r>
+          </w:p>
+        </w:tc>
+        <w:tc>
+          <w:tcPr>
+            <w:tcW w:type="dxa" w:w="1987"/>
+          </w:tcPr>
+          <w:p>
+            <w:pPr>
+              <w:jc w:val="left"/>
+            </w:pPr>
+            <w:r>
+              <w:rPr>
+                <w:rFonts w:ascii="TimeNewRoman" w:hAnsi="TimeNewRoman"/>
+                <w:sz w:val="30"/>
+              </w:rPr>
+              <w:t>68+69-4=</w:t>
+            </w:r>
+          </w:p>
+        </w:tc>
+        <w:tc>
+          <w:tcPr>
+            <w:tcW w:type="dxa" w:w="1987"/>
+          </w:tcPr>
+          <w:p>
+            <w:pPr>
+              <w:jc w:val="left"/>
+            </w:pPr>
+            <w:r>
+              <w:rPr>
+                <w:rFonts w:ascii="TimeNewRoman" w:hAnsi="TimeNewRoman"/>
+                <w:sz w:val="30"/>
+              </w:rPr>
+              <w:t>21÷7=</w:t>
+            </w:r>
+          </w:p>
+        </w:tc>
+        <w:tc>
+          <w:tcPr>
+            <w:tcW w:type="dxa" w:w="1987"/>
+          </w:tcPr>
+          <w:p>
+            <w:pPr>
+              <w:jc w:val="left"/>
+            </w:pPr>
+            <w:r>
+              <w:rPr>
+                <w:rFonts w:ascii="TimeNewRoman" w:hAnsi="TimeNewRoman"/>
+                <w:sz w:val="30"/>
+              </w:rPr>
+              <w:t>49-7=</w:t>
+            </w:r>
+          </w:p>
+        </w:tc>
+        <w:tc>
+          <w:tcPr>
+            <w:tcW w:type="dxa" w:w="1987"/>
+          </w:tcPr>
+          <w:p>
+            <w:pPr>
+              <w:jc w:val="left"/>
+            </w:pPr>
+            <w:r>
+              <w:rPr>
+                <w:rFonts w:ascii="TimeNewRoman" w:hAnsi="TimeNewRoman"/>
+                <w:sz w:val="30"/>
+              </w:rPr>
+              <w:t>9×5=</w:t>
+            </w:r>
+          </w:p>
+        </w:tc>
+      </w:tr>
+      <w:tr>
+        <w:tc>
+          <w:tcPr>
+            <w:tcW w:type="dxa" w:w="1987"/>
+          </w:tcPr>
+          <w:p>
+            <w:pPr>
+              <w:jc w:val="left"/>
+            </w:pPr>
+            <w:r>
+              <w:rPr>
+                <w:rFonts w:ascii="TimeNewRoman" w:hAnsi="TimeNewRoman"/>
+                <w:sz w:val="30"/>
+              </w:rPr>
+              <w:t>81÷9=</w:t>
+            </w:r>
+          </w:p>
+        </w:tc>
+        <w:tc>
+          <w:tcPr>
+            <w:tcW w:type="dxa" w:w="1987"/>
+          </w:tcPr>
+          <w:p>
+            <w:pPr>
+              <w:jc w:val="left"/>
+            </w:pPr>
+            <w:r>
+              <w:rPr>
+                <w:rFonts w:ascii="TimeNewRoman" w:hAnsi="TimeNewRoman"/>
+                <w:sz w:val="30"/>
+              </w:rPr>
+              <w:t>8×1=</w:t>
+            </w:r>
+          </w:p>
+        </w:tc>
+        <w:tc>
+          <w:tcPr>
+            <w:tcW w:type="dxa" w:w="1987"/>
+          </w:tcPr>
+          <w:p>
+            <w:pPr>
+              <w:jc w:val="left"/>
+            </w:pPr>
+            <w:r>
+              <w:rPr>
+                <w:rFonts w:ascii="TimeNewRoman" w:hAnsi="TimeNewRoman"/>
+                <w:sz w:val="30"/>
+              </w:rPr>
+              <w:t>9÷3=</w:t>
+            </w:r>
+          </w:p>
+        </w:tc>
+        <w:tc>
+          <w:tcPr>
+            <w:tcW w:type="dxa" w:w="1987"/>
+          </w:tcPr>
+          <w:p>
+            <w:pPr>
+              <w:jc w:val="left"/>
+            </w:pPr>
+            <w:r>
+              <w:rPr>
+                <w:rFonts w:ascii="TimeNewRoman" w:hAnsi="TimeNewRoman"/>
+                <w:sz w:val="30"/>
+              </w:rPr>
+              <w:t>88-5=</w:t>
+            </w:r>
+          </w:p>
+        </w:tc>
+        <w:tc>
+          <w:tcPr>
+            <w:tcW w:type="dxa" w:w="1987"/>
+          </w:tcPr>
+          <w:p>
+            <w:pPr>
+              <w:jc w:val="left"/>
+            </w:pPr>
+            <w:r>
+              <w:rPr>
+                <w:rFonts w:ascii="TimeNewRoman" w:hAnsi="TimeNewRoman"/>
+                <w:sz w:val="30"/>
+              </w:rPr>
+              <w:t>9×9-51=</w:t>
+            </w:r>
+          </w:p>
+        </w:tc>
+      </w:tr>
+      <w:tr>
+        <w:tc>
+          <w:tcPr>
+            <w:tcW w:type="dxa" w:w="1987"/>
+          </w:tcPr>
+          <w:p>
+            <w:pPr>
+              <w:jc w:val="left"/>
+            </w:pPr>
+            <w:r>
+              <w:rPr>
+                <w:rFonts w:ascii="TimeNewRoman" w:hAnsi="TimeNewRoman"/>
+                <w:sz w:val="30"/>
+              </w:rPr>
+              <w:t>63÷9=</w:t>
+            </w:r>
+          </w:p>
+        </w:tc>
+        <w:tc>
+          <w:tcPr>
+            <w:tcW w:type="dxa" w:w="1987"/>
+          </w:tcPr>
+          <w:p>
+            <w:pPr>
+              <w:jc w:val="left"/>
+            </w:pPr>
+            <w:r>
+              <w:rPr>
+                <w:rFonts w:ascii="TimeNewRoman" w:hAnsi="TimeNewRoman"/>
+                <w:sz w:val="30"/>
+              </w:rPr>
+              <w:t>4×8=</w:t>
+            </w:r>
+          </w:p>
+        </w:tc>
+        <w:tc>
+          <w:tcPr>
+            <w:tcW w:type="dxa" w:w="1987"/>
+          </w:tcPr>
+          <w:p>
+            <w:pPr>
+              <w:jc w:val="left"/>
+            </w:pPr>
+            <w:r>
+              <w:rPr>
+                <w:rFonts w:ascii="TimeNewRoman" w:hAnsi="TimeNewRoman"/>
+                <w:sz w:val="30"/>
+              </w:rPr>
+              <w:t>8×2+44=</w:t>
+            </w:r>
+          </w:p>
+        </w:tc>
+        <w:tc>
+          <w:tcPr>
+            <w:tcW w:type="dxa" w:w="1987"/>
+          </w:tcPr>
+          <w:p>
+            <w:pPr>
+              <w:jc w:val="left"/>
+            </w:pPr>
+            <w:r>
+              <w:rPr>
+                <w:rFonts w:ascii="TimeNewRoman" w:hAnsi="TimeNewRoman"/>
+                <w:sz w:val="30"/>
+              </w:rPr>
+              <w:t>97+20+56=</w:t>
+            </w:r>
+          </w:p>
+        </w:tc>
+        <w:tc>
+          <w:tcPr>
+            <w:tcW w:type="dxa" w:w="1987"/>
+          </w:tcPr>
+          <w:p>
+            <w:pPr>
+              <w:jc w:val="left"/>
+            </w:pPr>
+            <w:r>
+              <w:rPr>
+                <w:rFonts w:ascii="TimeNewRoman" w:hAnsi="TimeNewRoman"/>
+                <w:sz w:val="30"/>
+              </w:rPr>
+              <w:t>68+22=</w:t>
+            </w:r>
+          </w:p>
+        </w:tc>
+      </w:tr>
+      <w:tr>
+        <w:tc>
+          <w:tcPr>
+            <w:tcW w:type="dxa" w:w="1987"/>
+          </w:tcPr>
+          <w:p>
+            <w:pPr>
+              <w:jc w:val="left"/>
+            </w:pPr>
+            <w:r>
+              <w:rPr>
+                <w:rFonts w:ascii="TimeNewRoman" w:hAnsi="TimeNewRoman"/>
+                <w:sz w:val="30"/>
+              </w:rPr>
+              <w:t>51-40=</w:t>
+            </w:r>
+          </w:p>
+        </w:tc>
+        <w:tc>
+          <w:tcPr>
+            <w:tcW w:type="dxa" w:w="1987"/>
+          </w:tcPr>
+          <w:p>
+            <w:pPr>
+              <w:jc w:val="left"/>
+            </w:pPr>
+            <w:r>
+              <w:rPr>
+                <w:rFonts w:ascii="TimeNewRoman" w:hAnsi="TimeNewRoman"/>
+                <w:sz w:val="30"/>
+              </w:rPr>
+              <w:t>99+33+98=</w:t>
+            </w:r>
+          </w:p>
+        </w:tc>
+        <w:tc>
+          <w:tcPr>
+            <w:tcW w:type="dxa" w:w="1987"/>
+          </w:tcPr>
+          <w:p>
+            <w:pPr>
+              <w:jc w:val="left"/>
+            </w:pPr>
+            <w:r>
+              <w:rPr>
+                <w:rFonts w:ascii="TimeNewRoman" w:hAnsi="TimeNewRoman"/>
+                <w:sz w:val="30"/>
+              </w:rPr>
+              <w:t>30÷5=</w:t>
+            </w:r>
+          </w:p>
+        </w:tc>
+        <w:tc>
+          <w:tcPr>
+            <w:tcW w:type="dxa" w:w="1987"/>
+          </w:tcPr>
+          <w:p>
+            <w:pPr>
+              <w:jc w:val="left"/>
+            </w:pPr>
+            <w:r>
+              <w:rPr>
+                <w:rFonts w:ascii="TimeNewRoman" w:hAnsi="TimeNewRoman"/>
+                <w:sz w:val="30"/>
+              </w:rPr>
+              <w:t>95+17+96=</w:t>
+            </w:r>
+          </w:p>
+        </w:tc>
+        <w:tc>
+          <w:tcPr>
+            <w:tcW w:type="dxa" w:w="1987"/>
+          </w:tcPr>
+          <w:p>
+            <w:pPr>
+              <w:jc w:val="left"/>
+            </w:pPr>
+            <w:r>
+              <w:rPr>
+                <w:rFonts w:ascii="TimeNewRoman" w:hAnsi="TimeNewRoman"/>
+                <w:sz w:val="30"/>
+              </w:rPr>
+              <w:t>35+33-28=</w:t>
+            </w:r>
+          </w:p>
+        </w:tc>
+      </w:tr>
+      <w:tr>
+        <w:tc>
+          <w:tcPr>
+            <w:tcW w:type="dxa" w:w="1987"/>
+          </w:tcPr>
+          <w:p>
+            <w:pPr>
+              <w:jc w:val="left"/>
+            </w:pPr>
+            <w:r>
+              <w:rPr>
+                <w:rFonts w:ascii="TimeNewRoman" w:hAnsi="TimeNewRoman"/>
+                <w:sz w:val="30"/>
+              </w:rPr>
+              <w:t>36÷6=</w:t>
+            </w:r>
+          </w:p>
+        </w:tc>
+        <w:tc>
+          <w:tcPr>
+            <w:tcW w:type="dxa" w:w="1987"/>
+          </w:tcPr>
+          <w:p>
+            <w:pPr>
+              <w:jc w:val="left"/>
+            </w:pPr>
+            <w:r>
+              <w:rPr>
+                <w:rFonts w:ascii="TimeNewRoman" w:hAnsi="TimeNewRoman"/>
+                <w:sz w:val="30"/>
+              </w:rPr>
+              <w:t>84+90+17=</w:t>
+            </w:r>
+          </w:p>
+        </w:tc>
+        <w:tc>
+          <w:tcPr>
+            <w:tcW w:type="dxa" w:w="1987"/>
+          </w:tcPr>
+          <w:p>
+            <w:pPr>
+              <w:jc w:val="left"/>
+            </w:pPr>
+            <w:r>
+              <w:rPr>
+                <w:rFonts w:ascii="TimeNewRoman" w:hAnsi="TimeNewRoman"/>
+                <w:sz w:val="30"/>
+              </w:rPr>
+              <w:t>22+81+58=</w:t>
+            </w:r>
+          </w:p>
+        </w:tc>
+        <w:tc>
+          <w:tcPr>
+            <w:tcW w:type="dxa" w:w="1987"/>
+          </w:tcPr>
+          <w:p>
+            <w:pPr>
+              <w:jc w:val="left"/>
+            </w:pPr>
+            <w:r>
+              <w:rPr>
+                <w:rFonts w:ascii="TimeNewRoman" w:hAnsi="TimeNewRoman"/>
+                <w:sz w:val="30"/>
+              </w:rPr>
+              <w:t>21+37+87=</w:t>
+            </w:r>
+          </w:p>
+        </w:tc>
+        <w:tc>
+          <w:tcPr>
+            <w:tcW w:type="dxa" w:w="1987"/>
+          </w:tcPr>
+          <w:p>
+            <w:pPr>
+              <w:jc w:val="left"/>
+            </w:pPr>
+            <w:r>
+              <w:rPr>
+                <w:rFonts w:ascii="TimeNewRoman" w:hAnsi="TimeNewRoman"/>
+                <w:sz w:val="30"/>
+              </w:rPr>
+              <w:t>8×9=</w:t>
+            </w:r>
+          </w:p>
+        </w:tc>
+      </w:tr>
+      <w:tr>
+        <w:tc>
+          <w:tcPr>
+            <w:tcW w:type="dxa" w:w="1987"/>
+          </w:tcPr>
+          <w:p>
+            <w:pPr>
+              <w:jc w:val="left"/>
+            </w:pPr>
+            <w:r>
+              <w:rPr>
+                <w:rFonts w:ascii="TimeNewRoman" w:hAnsi="TimeNewRoman"/>
+                <w:sz w:val="30"/>
+              </w:rPr>
+              <w:t>73-16=</w:t>
+            </w:r>
+          </w:p>
+        </w:tc>
+        <w:tc>
+          <w:tcPr>
+            <w:tcW w:type="dxa" w:w="1987"/>
+          </w:tcPr>
+          <w:p>
+            <w:pPr>
+              <w:jc w:val="left"/>
+            </w:pPr>
+            <w:r>
+              <w:rPr>
+                <w:rFonts w:ascii="TimeNewRoman" w:hAnsi="TimeNewRoman"/>
+                <w:sz w:val="30"/>
+              </w:rPr>
+              <w:t>82-62=</w:t>
+            </w:r>
+          </w:p>
+        </w:tc>
+        <w:tc>
+          <w:tcPr>
+            <w:tcW w:type="dxa" w:w="1987"/>
+          </w:tcPr>
+          <w:p>
+            <w:pPr>
+              <w:jc w:val="left"/>
+            </w:pPr>
+            <w:r>
+              <w:rPr>
+                <w:rFonts w:ascii="TimeNewRoman" w:hAnsi="TimeNewRoman"/>
+                <w:sz w:val="30"/>
+              </w:rPr>
+              <w:t>14÷2=</w:t>
+            </w:r>
+          </w:p>
+        </w:tc>
+        <w:tc>
+          <w:tcPr>
+            <w:tcW w:type="dxa" w:w="1987"/>
+          </w:tcPr>
+          <w:p>
+            <w:pPr>
+              <w:jc w:val="left"/>
+            </w:pPr>
+            <w:r>
+              <w:rPr>
+                <w:rFonts w:ascii="TimeNewRoman" w:hAnsi="TimeNewRoman"/>
+                <w:sz w:val="30"/>
+              </w:rPr>
+              <w:t>65-47=</w:t>
+            </w:r>
+          </w:p>
+        </w:tc>
+        <w:tc>
+          <w:tcPr>
+            <w:tcW w:type="dxa" w:w="1987"/>
+          </w:tcPr>
+          <w:p>
+            <w:pPr>
+              <w:jc w:val="left"/>
+            </w:pPr>
+            <w:r>
+              <w:rPr>
+                <w:rFonts w:ascii="TimeNewRoman" w:hAnsi="TimeNewRoman"/>
+                <w:sz w:val="30"/>
+              </w:rPr>
+              <w:t>8×2=</w:t>
             </w:r>
           </w:p>
         </w:tc>

--- a/mixed.docx
+++ b/mixed.docx
@@ -11,7 +11,7 @@
           <w:rFonts w:ascii="Arial" w:hAnsi="Arial"/>
           <w:sz w:val="30"/>
         </w:rPr>
-        <w:t>2026-09-20 Sunday</w:t>
+        <w:t>2026-09-21 Monday</w:t>
       </w:r>
     </w:p>
     <w:tbl>
@@ -40,7 +40,7 @@
                 <w:rFonts w:ascii="TimeNewRoman" w:hAnsi="TimeNewRoman"/>
                 <w:sz w:val="30"/>
               </w:rPr>
-              <w:t>4×4=</w:t>
+              <w:t>70+13=</w:t>
             </w:r>
           </w:p>
         </w:tc>
@@ -57,7 +57,7 @@
                 <w:rFonts w:ascii="TimeNewRoman" w:hAnsi="TimeNewRoman"/>
                 <w:sz w:val="30"/>
               </w:rPr>
-              <w:t>16+30=</w:t>
+              <w:t>97-95=</w:t>
             </w:r>
           </w:p>
         </w:tc>
@@ -74,7 +74,7 @@
                 <w:rFonts w:ascii="TimeNewRoman" w:hAnsi="TimeNewRoman"/>
                 <w:sz w:val="30"/>
               </w:rPr>
-              <w:t>46+38-71=</w:t>
+              <w:t>6×8-7=</w:t>
             </w:r>
           </w:p>
         </w:tc>
@@ -91,7 +91,181 @@
                 <w:rFonts w:ascii="TimeNewRoman" w:hAnsi="TimeNewRoman"/>
                 <w:sz w:val="30"/>
               </w:rPr>
-              <w:t>15+22=</w:t>
+              <w:t>8×4=</w:t>
+            </w:r>
+          </w:p>
+        </w:tc>
+        <w:tc>
+          <w:tcPr>
+            <w:tcW w:type="dxa" w:w="1987"/>
+          </w:tcPr>
+          <w:p>
+            <w:pPr>
+              <w:jc w:val="left"/>
+            </w:pPr>
+            <w:r>
+              <w:rPr>
+                <w:rFonts w:ascii="TimeNewRoman" w:hAnsi="TimeNewRoman"/>
+                <w:sz w:val="30"/>
+              </w:rPr>
+              <w:t>27÷9=</w:t>
+            </w:r>
+          </w:p>
+        </w:tc>
+      </w:tr>
+      <w:tr>
+        <w:tc>
+          <w:tcPr>
+            <w:tcW w:type="dxa" w:w="1987"/>
+          </w:tcPr>
+          <w:p>
+            <w:pPr>
+              <w:jc w:val="left"/>
+            </w:pPr>
+            <w:r>
+              <w:rPr>
+                <w:rFonts w:ascii="TimeNewRoman" w:hAnsi="TimeNewRoman"/>
+                <w:sz w:val="30"/>
+              </w:rPr>
+              <w:t>5×6=</w:t>
+            </w:r>
+          </w:p>
+        </w:tc>
+        <w:tc>
+          <w:tcPr>
+            <w:tcW w:type="dxa" w:w="1987"/>
+          </w:tcPr>
+          <w:p>
+            <w:pPr>
+              <w:jc w:val="left"/>
+            </w:pPr>
+            <w:r>
+              <w:rPr>
+                <w:rFonts w:ascii="TimeNewRoman" w:hAnsi="TimeNewRoman"/>
+                <w:sz w:val="30"/>
+              </w:rPr>
+              <w:t>9×5=</w:t>
+            </w:r>
+          </w:p>
+        </w:tc>
+        <w:tc>
+          <w:tcPr>
+            <w:tcW w:type="dxa" w:w="1987"/>
+          </w:tcPr>
+          <w:p>
+            <w:pPr>
+              <w:jc w:val="left"/>
+            </w:pPr>
+            <w:r>
+              <w:rPr>
+                <w:rFonts w:ascii="TimeNewRoman" w:hAnsi="TimeNewRoman"/>
+                <w:sz w:val="30"/>
+              </w:rPr>
+              <w:t>20÷4=</w:t>
+            </w:r>
+          </w:p>
+        </w:tc>
+        <w:tc>
+          <w:tcPr>
+            <w:tcW w:type="dxa" w:w="1987"/>
+          </w:tcPr>
+          <w:p>
+            <w:pPr>
+              <w:jc w:val="left"/>
+            </w:pPr>
+            <w:r>
+              <w:rPr>
+                <w:rFonts w:ascii="TimeNewRoman" w:hAnsi="TimeNewRoman"/>
+                <w:sz w:val="30"/>
+              </w:rPr>
+              <w:t>16÷4=</w:t>
+            </w:r>
+          </w:p>
+        </w:tc>
+        <w:tc>
+          <w:tcPr>
+            <w:tcW w:type="dxa" w:w="1987"/>
+          </w:tcPr>
+          <w:p>
+            <w:pPr>
+              <w:jc w:val="left"/>
+            </w:pPr>
+            <w:r>
+              <w:rPr>
+                <w:rFonts w:ascii="TimeNewRoman" w:hAnsi="TimeNewRoman"/>
+                <w:sz w:val="30"/>
+              </w:rPr>
+              <w:t>1×4=</w:t>
+            </w:r>
+          </w:p>
+        </w:tc>
+      </w:tr>
+      <w:tr>
+        <w:tc>
+          <w:tcPr>
+            <w:tcW w:type="dxa" w:w="1987"/>
+          </w:tcPr>
+          <w:p>
+            <w:pPr>
+              <w:jc w:val="left"/>
+            </w:pPr>
+            <w:r>
+              <w:rPr>
+                <w:rFonts w:ascii="TimeNewRoman" w:hAnsi="TimeNewRoman"/>
+                <w:sz w:val="30"/>
+              </w:rPr>
+              <w:t>4×8-5=</w:t>
+            </w:r>
+          </w:p>
+        </w:tc>
+        <w:tc>
+          <w:tcPr>
+            <w:tcW w:type="dxa" w:w="1987"/>
+          </w:tcPr>
+          <w:p>
+            <w:pPr>
+              <w:jc w:val="left"/>
+            </w:pPr>
+            <w:r>
+              <w:rPr>
+                <w:rFonts w:ascii="TimeNewRoman" w:hAnsi="TimeNewRoman"/>
+                <w:sz w:val="30"/>
+              </w:rPr>
+              <w:t>4×3=</w:t>
+            </w:r>
+          </w:p>
+        </w:tc>
+        <w:tc>
+          <w:tcPr>
+            <w:tcW w:type="dxa" w:w="1987"/>
+          </w:tcPr>
+          <w:p>
+            <w:pPr>
+              <w:jc w:val="left"/>
+            </w:pPr>
+            <w:r>
+              <w:rPr>
+                <w:rFonts w:ascii="TimeNewRoman" w:hAnsi="TimeNewRoman"/>
+                <w:sz w:val="30"/>
+              </w:rPr>
+              <w:t>3×4+50=</w:t>
+            </w:r>
+          </w:p>
+        </w:tc>
+        <w:tc>
+          <w:tcPr>
+            <w:tcW w:type="dxa" w:w="1987"/>
+          </w:tcPr>
+          <w:p>
+            <w:pPr>
+              <w:jc w:val="left"/>
+            </w:pPr>
+            <w:r>
+              <w:rPr>
+                <w:rFonts w:ascii="TimeNewRoman" w:hAnsi="TimeNewRoman"/>
+                <w:sz w:val="30"/>
+              </w:rPr>
+              <w:t>5×2=</w:t>
             </w:r>
           </w:p>
         </w:tc>
@@ -127,7 +301,7 @@
                 <w:rFonts w:ascii="TimeNewRoman" w:hAnsi="TimeNewRoman"/>
                 <w:sz w:val="30"/>
               </w:rPr>
-              <w:t>37+37=</w:t>
+              <w:t>10÷2=</w:t>
             </w:r>
           </w:p>
         </w:tc>
@@ -144,7 +318,7 @@
                 <w:rFonts w:ascii="TimeNewRoman" w:hAnsi="TimeNewRoman"/>
                 <w:sz w:val="30"/>
               </w:rPr>
-              <w:t>30+7=</w:t>
+              <w:t>9×3=</w:t>
             </w:r>
           </w:p>
         </w:tc>
@@ -161,7 +335,7 @@
                 <w:rFonts w:ascii="TimeNewRoman" w:hAnsi="TimeNewRoman"/>
                 <w:sz w:val="30"/>
               </w:rPr>
-              <w:t>26+36=</w:t>
+              <w:t>7×2=</w:t>
             </w:r>
           </w:p>
         </w:tc>
@@ -178,7 +352,7 @@
                 <w:rFonts w:ascii="TimeNewRoman" w:hAnsi="TimeNewRoman"/>
                 <w:sz w:val="30"/>
               </w:rPr>
-              <w:t>3×8=</w:t>
+              <w:t>67-50=</w:t>
             </w:r>
           </w:p>
         </w:tc>
@@ -195,7 +369,7 @@
                 <w:rFonts w:ascii="TimeNewRoman" w:hAnsi="TimeNewRoman"/>
                 <w:sz w:val="30"/>
               </w:rPr>
-              <w:t>7×9=</w:t>
+              <w:t>6×9=</w:t>
             </w:r>
           </w:p>
         </w:tc>
@@ -214,7 +388,128 @@
                 <w:rFonts w:ascii="TimeNewRoman" w:hAnsi="TimeNewRoman"/>
                 <w:sz w:val="30"/>
               </w:rPr>
-              <w:t>8×5=</w:t>
+              <w:t>32+9+17=</w:t>
+            </w:r>
+          </w:p>
+        </w:tc>
+        <w:tc>
+          <w:tcPr>
+            <w:tcW w:type="dxa" w:w="1987"/>
+          </w:tcPr>
+          <w:p>
+            <w:pPr>
+              <w:jc w:val="left"/>
+            </w:pPr>
+            <w:r>
+              <w:rPr>
+                <w:rFonts w:ascii="TimeNewRoman" w:hAnsi="TimeNewRoman"/>
+                <w:sz w:val="30"/>
+              </w:rPr>
+              <w:t>28÷7=</w:t>
+            </w:r>
+          </w:p>
+        </w:tc>
+        <w:tc>
+          <w:tcPr>
+            <w:tcW w:type="dxa" w:w="1987"/>
+          </w:tcPr>
+          <w:p>
+            <w:pPr>
+              <w:jc w:val="left"/>
+            </w:pPr>
+            <w:r>
+              <w:rPr>
+                <w:rFonts w:ascii="TimeNewRoman" w:hAnsi="TimeNewRoman"/>
+                <w:sz w:val="30"/>
+              </w:rPr>
+              <w:t>82+59-87=</w:t>
+            </w:r>
+          </w:p>
+        </w:tc>
+        <w:tc>
+          <w:tcPr>
+            <w:tcW w:type="dxa" w:w="1987"/>
+          </w:tcPr>
+          <w:p>
+            <w:pPr>
+              <w:jc w:val="left"/>
+            </w:pPr>
+            <w:r>
+              <w:rPr>
+                <w:rFonts w:ascii="TimeNewRoman" w:hAnsi="TimeNewRoman"/>
+                <w:sz w:val="30"/>
+              </w:rPr>
+              <w:t>1+29=</w:t>
+            </w:r>
+          </w:p>
+        </w:tc>
+        <w:tc>
+          <w:tcPr>
+            <w:tcW w:type="dxa" w:w="1987"/>
+          </w:tcPr>
+          <w:p>
+            <w:pPr>
+              <w:jc w:val="left"/>
+            </w:pPr>
+            <w:r>
+              <w:rPr>
+                <w:rFonts w:ascii="TimeNewRoman" w:hAnsi="TimeNewRoman"/>
+                <w:sz w:val="30"/>
+              </w:rPr>
+              <w:t>97-92=</w:t>
+            </w:r>
+          </w:p>
+        </w:tc>
+      </w:tr>
+      <w:tr>
+        <w:tc>
+          <w:tcPr>
+            <w:tcW w:type="dxa" w:w="1987"/>
+          </w:tcPr>
+          <w:p>
+            <w:pPr>
+              <w:jc w:val="left"/>
+            </w:pPr>
+            <w:r>
+              <w:rPr>
+                <w:rFonts w:ascii="TimeNewRoman" w:hAnsi="TimeNewRoman"/>
+                <w:sz w:val="30"/>
+              </w:rPr>
+              <w:t>45+85-27=</w:t>
+            </w:r>
+          </w:p>
+        </w:tc>
+        <w:tc>
+          <w:tcPr>
+            <w:tcW w:type="dxa" w:w="1987"/>
+          </w:tcPr>
+          <w:p>
+            <w:pPr>
+              <w:jc w:val="left"/>
+            </w:pPr>
+            <w:r>
+              <w:rPr>
+                <w:rFonts w:ascii="TimeNewRoman" w:hAnsi="TimeNewRoman"/>
+                <w:sz w:val="30"/>
+              </w:rPr>
+              <w:t>33+7-34=</w:t>
+            </w:r>
+          </w:p>
+        </w:tc>
+        <w:tc>
+          <w:tcPr>
+            <w:tcW w:type="dxa" w:w="1987"/>
+          </w:tcPr>
+          <w:p>
+            <w:pPr>
+              <w:jc w:val="left"/>
+            </w:pPr>
+            <w:r>
+              <w:rPr>
+                <w:rFonts w:ascii="TimeNewRoman" w:hAnsi="TimeNewRoman"/>
+                <w:sz w:val="30"/>
+              </w:rPr>
+              <w:t>6÷1=</w:t>
             </w:r>
           </w:p>
         </w:tc>
@@ -248,41 +543,7 @@
                 <w:rFonts w:ascii="TimeNewRoman" w:hAnsi="TimeNewRoman"/>
                 <w:sz w:val="30"/>
               </w:rPr>
-              <w:t>24+69=</w:t>
-            </w:r>
-          </w:p>
-        </w:tc>
-        <w:tc>
-          <w:tcPr>
-            <w:tcW w:type="dxa" w:w="1987"/>
-          </w:tcPr>
-          <w:p>
-            <w:pPr>
-              <w:jc w:val="left"/>
-            </w:pPr>
-            <w:r>
-              <w:rPr>
-                <w:rFonts w:ascii="TimeNewRoman" w:hAnsi="TimeNewRoman"/>
-                <w:sz w:val="30"/>
-              </w:rPr>
-              <w:t>68-46=</w:t>
-            </w:r>
-          </w:p>
-        </w:tc>
-        <w:tc>
-          <w:tcPr>
-            <w:tcW w:type="dxa" w:w="1987"/>
-          </w:tcPr>
-          <w:p>
-            <w:pPr>
-              <w:jc w:val="left"/>
-            </w:pPr>
-            <w:r>
-              <w:rPr>
-                <w:rFonts w:ascii="TimeNewRoman" w:hAnsi="TimeNewRoman"/>
-                <w:sz w:val="30"/>
-              </w:rPr>
-              <w:t>63÷7=</w:t>
+              <w:t>2×4=</w:t>
             </w:r>
           </w:p>
         </w:tc>
@@ -301,7 +562,7 @@
                 <w:rFonts w:ascii="TimeNewRoman" w:hAnsi="TimeNewRoman"/>
                 <w:sz w:val="30"/>
               </w:rPr>
-              <w:t>12+8-5=</w:t>
+              <w:t>49÷7=</w:t>
             </w:r>
           </w:p>
         </w:tc>
@@ -318,7 +579,7 @@
                 <w:rFonts w:ascii="TimeNewRoman" w:hAnsi="TimeNewRoman"/>
                 <w:sz w:val="30"/>
               </w:rPr>
-              <w:t>2×8-6=</w:t>
+              <w:t>48+48=</w:t>
             </w:r>
           </w:p>
         </w:tc>
@@ -335,7 +596,7 @@
                 <w:rFonts w:ascii="TimeNewRoman" w:hAnsi="TimeNewRoman"/>
                 <w:sz w:val="30"/>
               </w:rPr>
-              <w:t>16+34=</w:t>
+              <w:t>7×8=</w:t>
             </w:r>
           </w:p>
         </w:tc>
@@ -352,7 +613,913 @@
                 <w:rFonts w:ascii="TimeNewRoman" w:hAnsi="TimeNewRoman"/>
                 <w:sz w:val="30"/>
               </w:rPr>
-              <w:t>3×2-1=</w:t>
+              <w:t>7×7-13=</w:t>
+            </w:r>
+          </w:p>
+        </w:tc>
+        <w:tc>
+          <w:tcPr>
+            <w:tcW w:type="dxa" w:w="1987"/>
+          </w:tcPr>
+          <w:p>
+            <w:pPr>
+              <w:jc w:val="left"/>
+            </w:pPr>
+            <w:r>
+              <w:rPr>
+                <w:rFonts w:ascii="TimeNewRoman" w:hAnsi="TimeNewRoman"/>
+                <w:sz w:val="30"/>
+              </w:rPr>
+              <w:t>3×7=</w:t>
+            </w:r>
+          </w:p>
+        </w:tc>
+      </w:tr>
+      <w:tr>
+        <w:tc>
+          <w:tcPr>
+            <w:tcW w:type="dxa" w:w="1987"/>
+          </w:tcPr>
+          <w:p>
+            <w:pPr>
+              <w:jc w:val="left"/>
+            </w:pPr>
+            <w:r>
+              <w:rPr>
+                <w:rFonts w:ascii="TimeNewRoman" w:hAnsi="TimeNewRoman"/>
+                <w:sz w:val="30"/>
+              </w:rPr>
+              <w:t>5×4=</w:t>
+            </w:r>
+          </w:p>
+        </w:tc>
+        <w:tc>
+          <w:tcPr>
+            <w:tcW w:type="dxa" w:w="1987"/>
+          </w:tcPr>
+          <w:p>
+            <w:pPr>
+              <w:jc w:val="left"/>
+            </w:pPr>
+            <w:r>
+              <w:rPr>
+                <w:rFonts w:ascii="TimeNewRoman" w:hAnsi="TimeNewRoman"/>
+                <w:sz w:val="30"/>
+              </w:rPr>
+              <w:t>8×3+6=</w:t>
+            </w:r>
+          </w:p>
+        </w:tc>
+        <w:tc>
+          <w:tcPr>
+            <w:tcW w:type="dxa" w:w="1987"/>
+          </w:tcPr>
+          <w:p>
+            <w:pPr>
+              <w:jc w:val="left"/>
+            </w:pPr>
+            <w:r>
+              <w:rPr>
+                <w:rFonts w:ascii="TimeNewRoman" w:hAnsi="TimeNewRoman"/>
+                <w:sz w:val="30"/>
+              </w:rPr>
+              <w:t>19+61-34=</w:t>
+            </w:r>
+          </w:p>
+        </w:tc>
+        <w:tc>
+          <w:tcPr>
+            <w:tcW w:type="dxa" w:w="1987"/>
+          </w:tcPr>
+          <w:p>
+            <w:pPr>
+              <w:jc w:val="left"/>
+            </w:pPr>
+            <w:r>
+              <w:rPr>
+                <w:rFonts w:ascii="TimeNewRoman" w:hAnsi="TimeNewRoman"/>
+                <w:sz w:val="30"/>
+              </w:rPr>
+              <w:t>45÷9=</w:t>
+            </w:r>
+          </w:p>
+        </w:tc>
+        <w:tc>
+          <w:tcPr>
+            <w:tcW w:type="dxa" w:w="1987"/>
+          </w:tcPr>
+          <w:p>
+            <w:pPr>
+              <w:jc w:val="left"/>
+            </w:pPr>
+            <w:r>
+              <w:rPr>
+                <w:rFonts w:ascii="TimeNewRoman" w:hAnsi="TimeNewRoman"/>
+                <w:sz w:val="30"/>
+              </w:rPr>
+              <w:t>29+13=</w:t>
+            </w:r>
+          </w:p>
+        </w:tc>
+      </w:tr>
+      <w:tr>
+        <w:tc>
+          <w:tcPr>
+            <w:tcW w:type="dxa" w:w="1987"/>
+          </w:tcPr>
+          <w:p>
+            <w:pPr>
+              <w:jc w:val="left"/>
+            </w:pPr>
+            <w:r>
+              <w:rPr>
+                <w:rFonts w:ascii="TimeNewRoman" w:hAnsi="TimeNewRoman"/>
+                <w:sz w:val="30"/>
+              </w:rPr>
+              <w:t>36÷4=</w:t>
+            </w:r>
+          </w:p>
+        </w:tc>
+        <w:tc>
+          <w:tcPr>
+            <w:tcW w:type="dxa" w:w="1987"/>
+          </w:tcPr>
+          <w:p>
+            <w:pPr>
+              <w:jc w:val="left"/>
+            </w:pPr>
+            <w:r>
+              <w:rPr>
+                <w:rFonts w:ascii="TimeNewRoman" w:hAnsi="TimeNewRoman"/>
+                <w:sz w:val="30"/>
+              </w:rPr>
+              <w:t>13+77=</w:t>
+            </w:r>
+          </w:p>
+        </w:tc>
+        <w:tc>
+          <w:tcPr>
+            <w:tcW w:type="dxa" w:w="1987"/>
+          </w:tcPr>
+          <w:p>
+            <w:pPr>
+              <w:jc w:val="left"/>
+            </w:pPr>
+            <w:r>
+              <w:rPr>
+                <w:rFonts w:ascii="TimeNewRoman" w:hAnsi="TimeNewRoman"/>
+                <w:sz w:val="30"/>
+              </w:rPr>
+              <w:t>63+26+60=</w:t>
+            </w:r>
+          </w:p>
+        </w:tc>
+        <w:tc>
+          <w:tcPr>
+            <w:tcW w:type="dxa" w:w="1987"/>
+          </w:tcPr>
+          <w:p>
+            <w:pPr>
+              <w:jc w:val="left"/>
+            </w:pPr>
+            <w:r>
+              <w:rPr>
+                <w:rFonts w:ascii="TimeNewRoman" w:hAnsi="TimeNewRoman"/>
+                <w:sz w:val="30"/>
+              </w:rPr>
+              <w:t>9×9=</w:t>
+            </w:r>
+          </w:p>
+        </w:tc>
+        <w:tc>
+          <w:tcPr>
+            <w:tcW w:type="dxa" w:w="1987"/>
+          </w:tcPr>
+          <w:p>
+            <w:pPr>
+              <w:jc w:val="left"/>
+            </w:pPr>
+            <w:r>
+              <w:rPr>
+                <w:rFonts w:ascii="TimeNewRoman" w:hAnsi="TimeNewRoman"/>
+                <w:sz w:val="30"/>
+              </w:rPr>
+              <w:t>58-19=</w:t>
+            </w:r>
+          </w:p>
+        </w:tc>
+      </w:tr>
+      <w:tr>
+        <w:tc>
+          <w:tcPr>
+            <w:tcW w:type="dxa" w:w="1987"/>
+          </w:tcPr>
+          <w:p>
+            <w:pPr>
+              <w:jc w:val="left"/>
+            </w:pPr>
+            <w:r>
+              <w:rPr>
+                <w:rFonts w:ascii="TimeNewRoman" w:hAnsi="TimeNewRoman"/>
+                <w:sz w:val="30"/>
+              </w:rPr>
+              <w:t>82-17=</w:t>
+            </w:r>
+          </w:p>
+        </w:tc>
+        <w:tc>
+          <w:tcPr>
+            <w:tcW w:type="dxa" w:w="1987"/>
+          </w:tcPr>
+          <w:p>
+            <w:pPr>
+              <w:jc w:val="left"/>
+            </w:pPr>
+            <w:r>
+              <w:rPr>
+                <w:rFonts w:ascii="TimeNewRoman" w:hAnsi="TimeNewRoman"/>
+                <w:sz w:val="30"/>
+              </w:rPr>
+              <w:t>28-6=</w:t>
+            </w:r>
+          </w:p>
+        </w:tc>
+        <w:tc>
+          <w:tcPr>
+            <w:tcW w:type="dxa" w:w="1987"/>
+          </w:tcPr>
+          <w:p>
+            <w:pPr>
+              <w:jc w:val="left"/>
+            </w:pPr>
+            <w:r>
+              <w:rPr>
+                <w:rFonts w:ascii="TimeNewRoman" w:hAnsi="TimeNewRoman"/>
+                <w:sz w:val="30"/>
+              </w:rPr>
+              <w:t>40÷5=</w:t>
+            </w:r>
+          </w:p>
+        </w:tc>
+        <w:tc>
+          <w:tcPr>
+            <w:tcW w:type="dxa" w:w="1987"/>
+          </w:tcPr>
+          <w:p>
+            <w:pPr>
+              <w:jc w:val="left"/>
+            </w:pPr>
+            <w:r>
+              <w:rPr>
+                <w:rFonts w:ascii="TimeNewRoman" w:hAnsi="TimeNewRoman"/>
+                <w:sz w:val="30"/>
+              </w:rPr>
+              <w:t>68-18=</w:t>
+            </w:r>
+          </w:p>
+        </w:tc>
+        <w:tc>
+          <w:tcPr>
+            <w:tcW w:type="dxa" w:w="1987"/>
+          </w:tcPr>
+          <w:p>
+            <w:pPr>
+              <w:jc w:val="left"/>
+            </w:pPr>
+            <w:r>
+              <w:rPr>
+                <w:rFonts w:ascii="TimeNewRoman" w:hAnsi="TimeNewRoman"/>
+                <w:sz w:val="30"/>
+              </w:rPr>
+              <w:t>4×2+30=</w:t>
+            </w:r>
+          </w:p>
+        </w:tc>
+      </w:tr>
+      <w:tr>
+        <w:tc>
+          <w:tcPr>
+            <w:tcW w:type="dxa" w:w="1987"/>
+          </w:tcPr>
+          <w:p>
+            <w:pPr>
+              <w:jc w:val="left"/>
+            </w:pPr>
+            <w:r>
+              <w:rPr>
+                <w:rFonts w:ascii="TimeNewRoman" w:hAnsi="TimeNewRoman"/>
+                <w:sz w:val="30"/>
+              </w:rPr>
+              <w:t>2×2=</w:t>
+            </w:r>
+          </w:p>
+        </w:tc>
+        <w:tc>
+          <w:tcPr>
+            <w:tcW w:type="dxa" w:w="1987"/>
+          </w:tcPr>
+          <w:p>
+            <w:pPr>
+              <w:jc w:val="left"/>
+            </w:pPr>
+            <w:r>
+              <w:rPr>
+                <w:rFonts w:ascii="TimeNewRoman" w:hAnsi="TimeNewRoman"/>
+                <w:sz w:val="30"/>
+              </w:rPr>
+              <w:t>44-26=</w:t>
+            </w:r>
+          </w:p>
+        </w:tc>
+        <w:tc>
+          <w:tcPr>
+            <w:tcW w:type="dxa" w:w="1987"/>
+          </w:tcPr>
+          <w:p>
+            <w:pPr>
+              <w:jc w:val="left"/>
+            </w:pPr>
+            <w:r>
+              <w:rPr>
+                <w:rFonts w:ascii="TimeNewRoman" w:hAnsi="TimeNewRoman"/>
+                <w:sz w:val="30"/>
+              </w:rPr>
+              <w:t>6×7=</w:t>
+            </w:r>
+          </w:p>
+        </w:tc>
+        <w:tc>
+          <w:tcPr>
+            <w:tcW w:type="dxa" w:w="1987"/>
+          </w:tcPr>
+          <w:p>
+            <w:pPr>
+              <w:jc w:val="left"/>
+            </w:pPr>
+            <w:r>
+              <w:rPr>
+                <w:rFonts w:ascii="TimeNewRoman" w:hAnsi="TimeNewRoman"/>
+                <w:sz w:val="30"/>
+              </w:rPr>
+              <w:t>26+37-50=</w:t>
+            </w:r>
+          </w:p>
+        </w:tc>
+        <w:tc>
+          <w:tcPr>
+            <w:tcW w:type="dxa" w:w="1987"/>
+          </w:tcPr>
+          <w:p>
+            <w:pPr>
+              <w:jc w:val="left"/>
+            </w:pPr>
+            <w:r>
+              <w:rPr>
+                <w:rFonts w:ascii="TimeNewRoman" w:hAnsi="TimeNewRoman"/>
+                <w:sz w:val="30"/>
+              </w:rPr>
+              <w:t>32+93-18=</w:t>
+            </w:r>
+          </w:p>
+        </w:tc>
+      </w:tr>
+      <w:tr>
+        <w:tc>
+          <w:tcPr>
+            <w:tcW w:type="dxa" w:w="1987"/>
+          </w:tcPr>
+          <w:p>
+            <w:pPr>
+              <w:jc w:val="left"/>
+            </w:pPr>
+            <w:r>
+              <w:rPr>
+                <w:rFonts w:ascii="TimeNewRoman" w:hAnsi="TimeNewRoman"/>
+                <w:sz w:val="30"/>
+              </w:rPr>
+              <w:t>18+53=</w:t>
+            </w:r>
+          </w:p>
+        </w:tc>
+        <w:tc>
+          <w:tcPr>
+            <w:tcW w:type="dxa" w:w="1987"/>
+          </w:tcPr>
+          <w:p>
+            <w:pPr>
+              <w:jc w:val="left"/>
+            </w:pPr>
+            <w:r>
+              <w:rPr>
+                <w:rFonts w:ascii="TimeNewRoman" w:hAnsi="TimeNewRoman"/>
+                <w:sz w:val="30"/>
+              </w:rPr>
+              <w:t>9+1=</w:t>
+            </w:r>
+          </w:p>
+        </w:tc>
+        <w:tc>
+          <w:tcPr>
+            <w:tcW w:type="dxa" w:w="1987"/>
+          </w:tcPr>
+          <w:p>
+            <w:pPr>
+              <w:jc w:val="left"/>
+            </w:pPr>
+            <w:r>
+              <w:rPr>
+                <w:rFonts w:ascii="TimeNewRoman" w:hAnsi="TimeNewRoman"/>
+                <w:sz w:val="30"/>
+              </w:rPr>
+              <w:t>24+57=</w:t>
+            </w:r>
+          </w:p>
+        </w:tc>
+        <w:tc>
+          <w:tcPr>
+            <w:tcW w:type="dxa" w:w="1987"/>
+          </w:tcPr>
+          <w:p>
+            <w:pPr>
+              <w:jc w:val="left"/>
+            </w:pPr>
+            <w:r>
+              <w:rPr>
+                <w:rFonts w:ascii="TimeNewRoman" w:hAnsi="TimeNewRoman"/>
+                <w:sz w:val="30"/>
+              </w:rPr>
+              <w:t>2×6+3=</w:t>
+            </w:r>
+          </w:p>
+        </w:tc>
+        <w:tc>
+          <w:tcPr>
+            <w:tcW w:type="dxa" w:w="1987"/>
+          </w:tcPr>
+          <w:p>
+            <w:pPr>
+              <w:jc w:val="left"/>
+            </w:pPr>
+            <w:r>
+              <w:rPr>
+                <w:rFonts w:ascii="TimeNewRoman" w:hAnsi="TimeNewRoman"/>
+                <w:sz w:val="30"/>
+              </w:rPr>
+              <w:t>7+63-36=</w:t>
+            </w:r>
+          </w:p>
+        </w:tc>
+      </w:tr>
+      <w:tr>
+        <w:tc>
+          <w:tcPr>
+            <w:tcW w:type="dxa" w:w="1987"/>
+          </w:tcPr>
+          <w:p>
+            <w:pPr>
+              <w:jc w:val="left"/>
+            </w:pPr>
+            <w:r>
+              <w:rPr>
+                <w:rFonts w:ascii="TimeNewRoman" w:hAnsi="TimeNewRoman"/>
+                <w:sz w:val="30"/>
+              </w:rPr>
+              <w:t>55-50=</w:t>
+            </w:r>
+          </w:p>
+        </w:tc>
+        <w:tc>
+          <w:tcPr>
+            <w:tcW w:type="dxa" w:w="1987"/>
+          </w:tcPr>
+          <w:p>
+            <w:pPr>
+              <w:jc w:val="left"/>
+            </w:pPr>
+            <w:r>
+              <w:rPr>
+                <w:rFonts w:ascii="TimeNewRoman" w:hAnsi="TimeNewRoman"/>
+                <w:sz w:val="30"/>
+              </w:rPr>
+              <w:t>4×9=</w:t>
+            </w:r>
+          </w:p>
+        </w:tc>
+        <w:tc>
+          <w:tcPr>
+            <w:tcW w:type="dxa" w:w="1987"/>
+          </w:tcPr>
+          <w:p>
+            <w:pPr>
+              <w:jc w:val="left"/>
+            </w:pPr>
+            <w:r>
+              <w:rPr>
+                <w:rFonts w:ascii="TimeNewRoman" w:hAnsi="TimeNewRoman"/>
+                <w:sz w:val="30"/>
+              </w:rPr>
+              <w:t>46+21=</w:t>
+            </w:r>
+          </w:p>
+        </w:tc>
+        <w:tc>
+          <w:tcPr>
+            <w:tcW w:type="dxa" w:w="1987"/>
+          </w:tcPr>
+          <w:p>
+            <w:pPr>
+              <w:jc w:val="left"/>
+            </w:pPr>
+            <w:r>
+              <w:rPr>
+                <w:rFonts w:ascii="TimeNewRoman" w:hAnsi="TimeNewRoman"/>
+                <w:sz w:val="30"/>
+              </w:rPr>
+              <w:t>3+22=</w:t>
+            </w:r>
+          </w:p>
+        </w:tc>
+        <w:tc>
+          <w:tcPr>
+            <w:tcW w:type="dxa" w:w="1987"/>
+          </w:tcPr>
+          <w:p>
+            <w:pPr>
+              <w:jc w:val="left"/>
+            </w:pPr>
+            <w:r>
+              <w:rPr>
+                <w:rFonts w:ascii="TimeNewRoman" w:hAnsi="TimeNewRoman"/>
+                <w:sz w:val="30"/>
+              </w:rPr>
+              <w:t>2+24=</w:t>
+            </w:r>
+          </w:p>
+        </w:tc>
+      </w:tr>
+      <w:tr>
+        <w:tc>
+          <w:tcPr>
+            <w:tcW w:type="dxa" w:w="1987"/>
+          </w:tcPr>
+          <w:p>
+            <w:pPr>
+              <w:jc w:val="left"/>
+            </w:pPr>
+            <w:r>
+              <w:rPr>
+                <w:rFonts w:ascii="TimeNewRoman" w:hAnsi="TimeNewRoman"/>
+                <w:sz w:val="30"/>
+              </w:rPr>
+              <w:t>94-21=</w:t>
+            </w:r>
+          </w:p>
+        </w:tc>
+        <w:tc>
+          <w:tcPr>
+            <w:tcW w:type="dxa" w:w="1987"/>
+          </w:tcPr>
+          <w:p>
+            <w:pPr>
+              <w:jc w:val="left"/>
+            </w:pPr>
+            <w:r>
+              <w:rPr>
+                <w:rFonts w:ascii="TimeNewRoman" w:hAnsi="TimeNewRoman"/>
+                <w:sz w:val="30"/>
+              </w:rPr>
+              <w:t>23+6+69=</w:t>
+            </w:r>
+          </w:p>
+        </w:tc>
+        <w:tc>
+          <w:tcPr>
+            <w:tcW w:type="dxa" w:w="1987"/>
+          </w:tcPr>
+          <w:p>
+            <w:pPr>
+              <w:jc w:val="left"/>
+            </w:pPr>
+            <w:r>
+              <w:rPr>
+                <w:rFonts w:ascii="TimeNewRoman" w:hAnsi="TimeNewRoman"/>
+                <w:sz w:val="30"/>
+              </w:rPr>
+              <w:t>14+52+57=</w:t>
+            </w:r>
+          </w:p>
+        </w:tc>
+        <w:tc>
+          <w:tcPr>
+            <w:tcW w:type="dxa" w:w="1987"/>
+          </w:tcPr>
+          <w:p>
+            <w:pPr>
+              <w:jc w:val="left"/>
+            </w:pPr>
+            <w:r>
+              <w:rPr>
+                <w:rFonts w:ascii="TimeNewRoman" w:hAnsi="TimeNewRoman"/>
+                <w:sz w:val="30"/>
+              </w:rPr>
+              <w:t>18+25=</w:t>
+            </w:r>
+          </w:p>
+        </w:tc>
+        <w:tc>
+          <w:tcPr>
+            <w:tcW w:type="dxa" w:w="1987"/>
+          </w:tcPr>
+          <w:p>
+            <w:pPr>
+              <w:jc w:val="left"/>
+            </w:pPr>
+            <w:r>
+              <w:rPr>
+                <w:rFonts w:ascii="TimeNewRoman" w:hAnsi="TimeNewRoman"/>
+                <w:sz w:val="30"/>
+              </w:rPr>
+              <w:t>5×5+42=</w:t>
+            </w:r>
+          </w:p>
+        </w:tc>
+      </w:tr>
+      <w:tr>
+        <w:tc>
+          <w:tcPr>
+            <w:tcW w:type="dxa" w:w="1987"/>
+          </w:tcPr>
+          <w:p>
+            <w:pPr>
+              <w:jc w:val="left"/>
+            </w:pPr>
+            <w:r>
+              <w:rPr>
+                <w:rFonts w:ascii="TimeNewRoman" w:hAnsi="TimeNewRoman"/>
+                <w:sz w:val="30"/>
+              </w:rPr>
+              <w:t>3×2=</w:t>
+            </w:r>
+          </w:p>
+        </w:tc>
+        <w:tc>
+          <w:tcPr>
+            <w:tcW w:type="dxa" w:w="1987"/>
+          </w:tcPr>
+          <w:p>
+            <w:pPr>
+              <w:jc w:val="left"/>
+            </w:pPr>
+            <w:r>
+              <w:rPr>
+                <w:rFonts w:ascii="TimeNewRoman" w:hAnsi="TimeNewRoman"/>
+                <w:sz w:val="30"/>
+              </w:rPr>
+              <w:t>50+8=</w:t>
+            </w:r>
+          </w:p>
+        </w:tc>
+        <w:tc>
+          <w:tcPr>
+            <w:tcW w:type="dxa" w:w="1987"/>
+          </w:tcPr>
+          <w:p>
+            <w:pPr>
+              <w:jc w:val="left"/>
+            </w:pPr>
+            <w:r>
+              <w:rPr>
+                <w:rFonts w:ascii="TimeNewRoman" w:hAnsi="TimeNewRoman"/>
+                <w:sz w:val="30"/>
+              </w:rPr>
+              <w:t>8×3-8=</w:t>
+            </w:r>
+          </w:p>
+        </w:tc>
+        <w:tc>
+          <w:tcPr>
+            <w:tcW w:type="dxa" w:w="1987"/>
+          </w:tcPr>
+          <w:p>
+            <w:pPr>
+              <w:jc w:val="left"/>
+            </w:pPr>
+            <w:r>
+              <w:rPr>
+                <w:rFonts w:ascii="TimeNewRoman" w:hAnsi="TimeNewRoman"/>
+                <w:sz w:val="30"/>
+              </w:rPr>
+              <w:t>6+95+60=</w:t>
+            </w:r>
+          </w:p>
+        </w:tc>
+        <w:tc>
+          <w:tcPr>
+            <w:tcW w:type="dxa" w:w="1987"/>
+          </w:tcPr>
+          <w:p>
+            <w:pPr>
+              <w:jc w:val="left"/>
+            </w:pPr>
+            <w:r>
+              <w:rPr>
+                <w:rFonts w:ascii="TimeNewRoman" w:hAnsi="TimeNewRoman"/>
+                <w:sz w:val="30"/>
+              </w:rPr>
+              <w:t>52+75-27=</w:t>
+            </w:r>
+          </w:p>
+        </w:tc>
+      </w:tr>
+      <w:tr>
+        <w:tc>
+          <w:tcPr>
+            <w:tcW w:type="dxa" w:w="1987"/>
+          </w:tcPr>
+          <w:p>
+            <w:pPr>
+              <w:jc w:val="left"/>
+            </w:pPr>
+            <w:r>
+              <w:rPr>
+                <w:rFonts w:ascii="TimeNewRoman" w:hAnsi="TimeNewRoman"/>
+                <w:sz w:val="30"/>
+              </w:rPr>
+              <w:t>53-22=</w:t>
+            </w:r>
+          </w:p>
+        </w:tc>
+        <w:tc>
+          <w:tcPr>
+            <w:tcW w:type="dxa" w:w="1987"/>
+          </w:tcPr>
+          <w:p>
+            <w:pPr>
+              <w:jc w:val="left"/>
+            </w:pPr>
+            <w:r>
+              <w:rPr>
+                <w:rFonts w:ascii="TimeNewRoman" w:hAnsi="TimeNewRoman"/>
+                <w:sz w:val="30"/>
+              </w:rPr>
+              <w:t>28-9=</w:t>
+            </w:r>
+          </w:p>
+        </w:tc>
+        <w:tc>
+          <w:tcPr>
+            <w:tcW w:type="dxa" w:w="1987"/>
+          </w:tcPr>
+          <w:p>
+            <w:pPr>
+              <w:jc w:val="left"/>
+            </w:pPr>
+            <w:r>
+              <w:rPr>
+                <w:rFonts w:ascii="TimeNewRoman" w:hAnsi="TimeNewRoman"/>
+                <w:sz w:val="30"/>
+              </w:rPr>
+              <w:t>6+24+80=</w:t>
+            </w:r>
+          </w:p>
+        </w:tc>
+        <w:tc>
+          <w:tcPr>
+            <w:tcW w:type="dxa" w:w="1987"/>
+          </w:tcPr>
+          <w:p>
+            <w:pPr>
+              <w:jc w:val="left"/>
+            </w:pPr>
+            <w:r>
+              <w:rPr>
+                <w:rFonts w:ascii="TimeNewRoman" w:hAnsi="TimeNewRoman"/>
+                <w:sz w:val="30"/>
+              </w:rPr>
+              <w:t>24+1=</w:t>
+            </w:r>
+          </w:p>
+        </w:tc>
+        <w:tc>
+          <w:tcPr>
+            <w:tcW w:type="dxa" w:w="1987"/>
+          </w:tcPr>
+          <w:p>
+            <w:pPr>
+              <w:jc w:val="left"/>
+            </w:pPr>
+            <w:r>
+              <w:rPr>
+                <w:rFonts w:ascii="TimeNewRoman" w:hAnsi="TimeNewRoman"/>
+                <w:sz w:val="30"/>
+              </w:rPr>
+              <w:t>6×6-4=</w:t>
+            </w:r>
+          </w:p>
+        </w:tc>
+      </w:tr>
+      <w:tr>
+        <w:tc>
+          <w:tcPr>
+            <w:tcW w:type="dxa" w:w="1987"/>
+          </w:tcPr>
+          <w:p>
+            <w:pPr>
+              <w:jc w:val="left"/>
+            </w:pPr>
+            <w:r>
+              <w:rPr>
+                <w:rFonts w:ascii="TimeNewRoman" w:hAnsi="TimeNewRoman"/>
+                <w:sz w:val="30"/>
+              </w:rPr>
+              <w:t>3×5-7=</w:t>
+            </w:r>
+          </w:p>
+        </w:tc>
+        <w:tc>
+          <w:tcPr>
+            <w:tcW w:type="dxa" w:w="1987"/>
+          </w:tcPr>
+          <w:p>
+            <w:pPr>
+              <w:jc w:val="left"/>
+            </w:pPr>
+            <w:r>
+              <w:rPr>
+                <w:rFonts w:ascii="TimeNewRoman" w:hAnsi="TimeNewRoman"/>
+                <w:sz w:val="30"/>
+              </w:rPr>
+              <w:t>5+26=</w:t>
+            </w:r>
+          </w:p>
+        </w:tc>
+        <w:tc>
+          <w:tcPr>
+            <w:tcW w:type="dxa" w:w="1987"/>
+          </w:tcPr>
+          <w:p>
+            <w:pPr>
+              <w:jc w:val="left"/>
+            </w:pPr>
+            <w:r>
+              <w:rPr>
+                <w:rFonts w:ascii="TimeNewRoman" w:hAnsi="TimeNewRoman"/>
+                <w:sz w:val="30"/>
+              </w:rPr>
+              <w:t>5×3=</w:t>
+            </w:r>
+          </w:p>
+        </w:tc>
+        <w:tc>
+          <w:tcPr>
+            <w:tcW w:type="dxa" w:w="1987"/>
+          </w:tcPr>
+          <w:p>
+            <w:pPr>
+              <w:jc w:val="left"/>
+            </w:pPr>
+            <w:r>
+              <w:rPr>
+                <w:rFonts w:ascii="TimeNewRoman" w:hAnsi="TimeNewRoman"/>
+                <w:sz w:val="30"/>
+              </w:rPr>
+              <w:t>8×8=</w:t>
+            </w:r>
+          </w:p>
+        </w:tc>
+        <w:tc>
+          <w:tcPr>
+            <w:tcW w:type="dxa" w:w="1987"/>
+          </w:tcPr>
+          <w:p>
+            <w:pPr>
+              <w:jc w:val="left"/>
+            </w:pPr>
+            <w:r>
+              <w:rPr>
+                <w:rFonts w:ascii="TimeNewRoman" w:hAnsi="TimeNewRoman"/>
+                <w:sz w:val="30"/>
+              </w:rPr>
+              <w:t>7×7-20=</w:t>
+            </w:r>
+          </w:p>
+        </w:tc>
+      </w:tr>
+      <w:tr>
+        <w:tc>
+          <w:tcPr>
+            <w:tcW w:type="dxa" w:w="1987"/>
+          </w:tcPr>
+          <w:p>
+            <w:pPr>
+              <w:jc w:val="left"/>
+            </w:pPr>
+            <w:r>
+              <w:rPr>
+                <w:rFonts w:ascii="TimeNewRoman" w:hAnsi="TimeNewRoman"/>
+                <w:sz w:val="30"/>
+              </w:rPr>
+              <w:t>98-43=</w:t>
             </w:r>
           </w:p>
         </w:tc>
@@ -373,8 +1540,6 @@
             </w:r>
           </w:p>
         </w:tc>
-      </w:tr>
-      <w:tr>
         <w:tc>
           <w:tcPr>
             <w:tcW w:type="dxa" w:w="1987"/>
@@ -388,7 +1553,7 @@
                 <w:rFonts w:ascii="TimeNewRoman" w:hAnsi="TimeNewRoman"/>
                 <w:sz w:val="30"/>
               </w:rPr>
-              <w:t>2×6=</w:t>
+              <w:t>3×9=</w:t>
             </w:r>
           </w:p>
         </w:tc>
@@ -405,7 +1570,7 @@
                 <w:rFonts w:ascii="TimeNewRoman" w:hAnsi="TimeNewRoman"/>
                 <w:sz w:val="30"/>
               </w:rPr>
-              <w:t>2×5+4=</w:t>
+              <w:t>4×8=</w:t>
             </w:r>
           </w:p>
         </w:tc>
@@ -422,41 +1587,7 @@
                 <w:rFonts w:ascii="TimeNewRoman" w:hAnsi="TimeNewRoman"/>
                 <w:sz w:val="30"/>
               </w:rPr>
-              <w:t>77-45=</w:t>
-            </w:r>
-          </w:p>
-        </w:tc>
-        <w:tc>
-          <w:tcPr>
-            <w:tcW w:type="dxa" w:w="1987"/>
-          </w:tcPr>
-          <w:p>
-            <w:pPr>
-              <w:jc w:val="left"/>
-            </w:pPr>
-            <w:r>
-              <w:rPr>
-                <w:rFonts w:ascii="TimeNewRoman" w:hAnsi="TimeNewRoman"/>
-                <w:sz w:val="30"/>
-              </w:rPr>
-              <w:t>8×2+82=</w:t>
-            </w:r>
-          </w:p>
-        </w:tc>
-        <w:tc>
-          <w:tcPr>
-            <w:tcW w:type="dxa" w:w="1987"/>
-          </w:tcPr>
-          <w:p>
-            <w:pPr>
-              <w:jc w:val="left"/>
-            </w:pPr>
-            <w:r>
-              <w:rPr>
-                <w:rFonts w:ascii="TimeNewRoman" w:hAnsi="TimeNewRoman"/>
-                <w:sz w:val="30"/>
-              </w:rPr>
-              <w:t>8×6+19=</w:t>
+              <w:t>3×3=</w:t>
             </w:r>
           </w:p>
         </w:tc>
@@ -475,7 +1606,7 @@
                 <w:rFonts w:ascii="TimeNewRoman" w:hAnsi="TimeNewRoman"/>
                 <w:sz w:val="30"/>
               </w:rPr>
-              <w:t>8×9+45=</w:t>
+              <w:t>2×5-7=</w:t>
             </w:r>
           </w:p>
         </w:tc>
@@ -492,7 +1623,7 @@
                 <w:rFonts w:ascii="TimeNewRoman" w:hAnsi="TimeNewRoman"/>
                 <w:sz w:val="30"/>
               </w:rPr>
-              <w:t>24+33-3=</w:t>
+              <w:t>58+64-77=</w:t>
             </w:r>
           </w:p>
         </w:tc>
@@ -509,7 +1640,7 @@
                 <w:rFonts w:ascii="TimeNewRoman" w:hAnsi="TimeNewRoman"/>
                 <w:sz w:val="30"/>
               </w:rPr>
-              <w:t>9×2=</w:t>
+              <w:t>72÷8=</w:t>
             </w:r>
           </w:p>
         </w:tc>
@@ -526,94 +1657,7 @@
                 <w:rFonts w:ascii="TimeNewRoman" w:hAnsi="TimeNewRoman"/>
                 <w:sz w:val="30"/>
               </w:rPr>
-              <w:t>43-11=</w:t>
-            </w:r>
-          </w:p>
-        </w:tc>
-        <w:tc>
-          <w:tcPr>
-            <w:tcW w:type="dxa" w:w="1987"/>
-          </w:tcPr>
-          <w:p>
-            <w:pPr>
-              <w:jc w:val="left"/>
-            </w:pPr>
-            <w:r>
-              <w:rPr>
-                <w:rFonts w:ascii="TimeNewRoman" w:hAnsi="TimeNewRoman"/>
-                <w:sz w:val="30"/>
-              </w:rPr>
-              <w:t>6×2=</w:t>
-            </w:r>
-          </w:p>
-        </w:tc>
-      </w:tr>
-      <w:tr>
-        <w:tc>
-          <w:tcPr>
-            <w:tcW w:type="dxa" w:w="1987"/>
-          </w:tcPr>
-          <w:p>
-            <w:pPr>
-              <w:jc w:val="left"/>
-            </w:pPr>
-            <w:r>
-              <w:rPr>
-                <w:rFonts w:ascii="TimeNewRoman" w:hAnsi="TimeNewRoman"/>
-                <w:sz w:val="30"/>
-              </w:rPr>
-              <w:t>75-10=</w:t>
-            </w:r>
-          </w:p>
-        </w:tc>
-        <w:tc>
-          <w:tcPr>
-            <w:tcW w:type="dxa" w:w="1987"/>
-          </w:tcPr>
-          <w:p>
-            <w:pPr>
-              <w:jc w:val="left"/>
-            </w:pPr>
-            <w:r>
-              <w:rPr>
-                <w:rFonts w:ascii="TimeNewRoman" w:hAnsi="TimeNewRoman"/>
-                <w:sz w:val="30"/>
-              </w:rPr>
-              <w:t>87-61=</w:t>
-            </w:r>
-          </w:p>
-        </w:tc>
-        <w:tc>
-          <w:tcPr>
-            <w:tcW w:type="dxa" w:w="1987"/>
-          </w:tcPr>
-          <w:p>
-            <w:pPr>
-              <w:jc w:val="left"/>
-            </w:pPr>
-            <w:r>
-              <w:rPr>
-                <w:rFonts w:ascii="TimeNewRoman" w:hAnsi="TimeNewRoman"/>
-                <w:sz w:val="30"/>
-              </w:rPr>
-              <w:t>6×6-30=</w:t>
-            </w:r>
-          </w:p>
-        </w:tc>
-        <w:tc>
-          <w:tcPr>
-            <w:tcW w:type="dxa" w:w="1987"/>
-          </w:tcPr>
-          <w:p>
-            <w:pPr>
-              <w:jc w:val="left"/>
-            </w:pPr>
-            <w:r>
-              <w:rPr>
-                <w:rFonts w:ascii="TimeNewRoman" w:hAnsi="TimeNewRoman"/>
-                <w:sz w:val="30"/>
-              </w:rPr>
-              <w:t>7×9+76=</w:t>
+              <w:t>14+68-60=</w:t>
             </w:r>
           </w:p>
         </w:tc>
@@ -649,545 +1693,6 @@
                 <w:rFonts w:ascii="TimeNewRoman" w:hAnsi="TimeNewRoman"/>
                 <w:sz w:val="30"/>
               </w:rPr>
-              <w:t>6×8+34=</w:t>
-            </w:r>
-          </w:p>
-        </w:tc>
-        <w:tc>
-          <w:tcPr>
-            <w:tcW w:type="dxa" w:w="1987"/>
-          </w:tcPr>
-          <w:p>
-            <w:pPr>
-              <w:jc w:val="left"/>
-            </w:pPr>
-            <w:r>
-              <w:rPr>
-                <w:rFonts w:ascii="TimeNewRoman" w:hAnsi="TimeNewRoman"/>
-                <w:sz w:val="30"/>
-              </w:rPr>
-              <w:t>9×3+69=</w:t>
-            </w:r>
-          </w:p>
-        </w:tc>
-        <w:tc>
-          <w:tcPr>
-            <w:tcW w:type="dxa" w:w="1987"/>
-          </w:tcPr>
-          <w:p>
-            <w:pPr>
-              <w:jc w:val="left"/>
-            </w:pPr>
-            <w:r>
-              <w:rPr>
-                <w:rFonts w:ascii="TimeNewRoman" w:hAnsi="TimeNewRoman"/>
-                <w:sz w:val="30"/>
-              </w:rPr>
-              <w:t>2×5=</w:t>
-            </w:r>
-          </w:p>
-        </w:tc>
-        <w:tc>
-          <w:tcPr>
-            <w:tcW w:type="dxa" w:w="1987"/>
-          </w:tcPr>
-          <w:p>
-            <w:pPr>
-              <w:jc w:val="left"/>
-            </w:pPr>
-            <w:r>
-              <w:rPr>
-                <w:rFonts w:ascii="TimeNewRoman" w:hAnsi="TimeNewRoman"/>
-                <w:sz w:val="30"/>
-              </w:rPr>
-              <w:t>25+3=</w:t>
-            </w:r>
-          </w:p>
-        </w:tc>
-        <w:tc>
-          <w:tcPr>
-            <w:tcW w:type="dxa" w:w="1987"/>
-          </w:tcPr>
-          <w:p>
-            <w:pPr>
-              <w:jc w:val="left"/>
-            </w:pPr>
-            <w:r>
-              <w:rPr>
-                <w:rFonts w:ascii="TimeNewRoman" w:hAnsi="TimeNewRoman"/>
-                <w:sz w:val="30"/>
-              </w:rPr>
-              <w:t>54+42=</w:t>
-            </w:r>
-          </w:p>
-        </w:tc>
-      </w:tr>
-      <w:tr>
-        <w:tc>
-          <w:tcPr>
-            <w:tcW w:type="dxa" w:w="1987"/>
-          </w:tcPr>
-          <w:p>
-            <w:pPr>
-              <w:jc w:val="left"/>
-            </w:pPr>
-            <w:r>
-              <w:rPr>
-                <w:rFonts w:ascii="TimeNewRoman" w:hAnsi="TimeNewRoman"/>
-                <w:sz w:val="30"/>
-              </w:rPr>
-              <w:t>44+47+55=</w:t>
-            </w:r>
-          </w:p>
-        </w:tc>
-        <w:tc>
-          <w:tcPr>
-            <w:tcW w:type="dxa" w:w="1987"/>
-          </w:tcPr>
-          <w:p>
-            <w:pPr>
-              <w:jc w:val="left"/>
-            </w:pPr>
-            <w:r>
-              <w:rPr>
-                <w:rFonts w:ascii="TimeNewRoman" w:hAnsi="TimeNewRoman"/>
-                <w:sz w:val="30"/>
-              </w:rPr>
-              <w:t>8×2-9=</w:t>
-            </w:r>
-          </w:p>
-        </w:tc>
-        <w:tc>
-          <w:tcPr>
-            <w:tcW w:type="dxa" w:w="1987"/>
-          </w:tcPr>
-          <w:p>
-            <w:pPr>
-              <w:jc w:val="left"/>
-            </w:pPr>
-            <w:r>
-              <w:rPr>
-                <w:rFonts w:ascii="TimeNewRoman" w:hAnsi="TimeNewRoman"/>
-                <w:sz w:val="30"/>
-              </w:rPr>
-              <w:t>28÷4=</w:t>
-            </w:r>
-          </w:p>
-        </w:tc>
-        <w:tc>
-          <w:tcPr>
-            <w:tcW w:type="dxa" w:w="1987"/>
-          </w:tcPr>
-          <w:p>
-            <w:pPr>
-              <w:jc w:val="left"/>
-            </w:pPr>
-            <w:r>
-              <w:rPr>
-                <w:rFonts w:ascii="TimeNewRoman" w:hAnsi="TimeNewRoman"/>
-                <w:sz w:val="30"/>
-              </w:rPr>
-              <w:t>4×6=</w:t>
-            </w:r>
-          </w:p>
-        </w:tc>
-        <w:tc>
-          <w:tcPr>
-            <w:tcW w:type="dxa" w:w="1987"/>
-          </w:tcPr>
-          <w:p>
-            <w:pPr>
-              <w:jc w:val="left"/>
-            </w:pPr>
-            <w:r>
-              <w:rPr>
-                <w:rFonts w:ascii="TimeNewRoman" w:hAnsi="TimeNewRoman"/>
-                <w:sz w:val="30"/>
-              </w:rPr>
-              <w:t>5×4=</w:t>
-            </w:r>
-          </w:p>
-        </w:tc>
-      </w:tr>
-      <w:tr>
-        <w:tc>
-          <w:tcPr>
-            <w:tcW w:type="dxa" w:w="1987"/>
-          </w:tcPr>
-          <w:p>
-            <w:pPr>
-              <w:jc w:val="left"/>
-            </w:pPr>
-            <w:r>
-              <w:rPr>
-                <w:rFonts w:ascii="TimeNewRoman" w:hAnsi="TimeNewRoman"/>
-                <w:sz w:val="30"/>
-              </w:rPr>
-              <w:t>46+80+10=</w:t>
-            </w:r>
-          </w:p>
-        </w:tc>
-        <w:tc>
-          <w:tcPr>
-            <w:tcW w:type="dxa" w:w="1987"/>
-          </w:tcPr>
-          <w:p>
-            <w:pPr>
-              <w:jc w:val="left"/>
-            </w:pPr>
-            <w:r>
-              <w:rPr>
-                <w:rFonts w:ascii="TimeNewRoman" w:hAnsi="TimeNewRoman"/>
-                <w:sz w:val="30"/>
-              </w:rPr>
-              <w:t>45+8=</w:t>
-            </w:r>
-          </w:p>
-        </w:tc>
-        <w:tc>
-          <w:tcPr>
-            <w:tcW w:type="dxa" w:w="1987"/>
-          </w:tcPr>
-          <w:p>
-            <w:pPr>
-              <w:jc w:val="left"/>
-            </w:pPr>
-            <w:r>
-              <w:rPr>
-                <w:rFonts w:ascii="TimeNewRoman" w:hAnsi="TimeNewRoman"/>
-                <w:sz w:val="30"/>
-              </w:rPr>
-              <w:t>7×4=</w:t>
-            </w:r>
-          </w:p>
-        </w:tc>
-        <w:tc>
-          <w:tcPr>
-            <w:tcW w:type="dxa" w:w="1987"/>
-          </w:tcPr>
-          <w:p>
-            <w:pPr>
-              <w:jc w:val="left"/>
-            </w:pPr>
-            <w:r>
-              <w:rPr>
-                <w:rFonts w:ascii="TimeNewRoman" w:hAnsi="TimeNewRoman"/>
-                <w:sz w:val="30"/>
-              </w:rPr>
-              <w:t>2×2=</w:t>
-            </w:r>
-          </w:p>
-        </w:tc>
-        <w:tc>
-          <w:tcPr>
-            <w:tcW w:type="dxa" w:w="1987"/>
-          </w:tcPr>
-          <w:p>
-            <w:pPr>
-              <w:jc w:val="left"/>
-            </w:pPr>
-            <w:r>
-              <w:rPr>
-                <w:rFonts w:ascii="TimeNewRoman" w:hAnsi="TimeNewRoman"/>
-                <w:sz w:val="30"/>
-              </w:rPr>
-              <w:t>4×7=</w:t>
-            </w:r>
-          </w:p>
-        </w:tc>
-      </w:tr>
-      <w:tr>
-        <w:tc>
-          <w:tcPr>
-            <w:tcW w:type="dxa" w:w="1987"/>
-          </w:tcPr>
-          <w:p>
-            <w:pPr>
-              <w:jc w:val="left"/>
-            </w:pPr>
-            <w:r>
-              <w:rPr>
-                <w:rFonts w:ascii="TimeNewRoman" w:hAnsi="TimeNewRoman"/>
-                <w:sz w:val="30"/>
-              </w:rPr>
-              <w:t>7×3=</w:t>
-            </w:r>
-          </w:p>
-        </w:tc>
-        <w:tc>
-          <w:tcPr>
-            <w:tcW w:type="dxa" w:w="1987"/>
-          </w:tcPr>
-          <w:p>
-            <w:pPr>
-              <w:jc w:val="left"/>
-            </w:pPr>
-            <w:r>
-              <w:rPr>
-                <w:rFonts w:ascii="TimeNewRoman" w:hAnsi="TimeNewRoman"/>
-                <w:sz w:val="30"/>
-              </w:rPr>
-              <w:t>6×7+43=</w:t>
-            </w:r>
-          </w:p>
-        </w:tc>
-        <w:tc>
-          <w:tcPr>
-            <w:tcW w:type="dxa" w:w="1987"/>
-          </w:tcPr>
-          <w:p>
-            <w:pPr>
-              <w:jc w:val="left"/>
-            </w:pPr>
-            <w:r>
-              <w:rPr>
-                <w:rFonts w:ascii="TimeNewRoman" w:hAnsi="TimeNewRoman"/>
-                <w:sz w:val="30"/>
-              </w:rPr>
-              <w:t>38+51=</w:t>
-            </w:r>
-          </w:p>
-        </w:tc>
-        <w:tc>
-          <w:tcPr>
-            <w:tcW w:type="dxa" w:w="1987"/>
-          </w:tcPr>
-          <w:p>
-            <w:pPr>
-              <w:jc w:val="left"/>
-            </w:pPr>
-            <w:r>
-              <w:rPr>
-                <w:rFonts w:ascii="TimeNewRoman" w:hAnsi="TimeNewRoman"/>
-                <w:sz w:val="30"/>
-              </w:rPr>
-              <w:t>53-48=</w:t>
-            </w:r>
-          </w:p>
-        </w:tc>
-        <w:tc>
-          <w:tcPr>
-            <w:tcW w:type="dxa" w:w="1987"/>
-          </w:tcPr>
-          <w:p>
-            <w:pPr>
-              <w:jc w:val="left"/>
-            </w:pPr>
-            <w:r>
-              <w:rPr>
-                <w:rFonts w:ascii="TimeNewRoman" w:hAnsi="TimeNewRoman"/>
-                <w:sz w:val="30"/>
-              </w:rPr>
-              <w:t>9×1=</w:t>
-            </w:r>
-          </w:p>
-        </w:tc>
-      </w:tr>
-      <w:tr>
-        <w:tc>
-          <w:tcPr>
-            <w:tcW w:type="dxa" w:w="1987"/>
-          </w:tcPr>
-          <w:p>
-            <w:pPr>
-              <w:jc w:val="left"/>
-            </w:pPr>
-            <w:r>
-              <w:rPr>
-                <w:rFonts w:ascii="TimeNewRoman" w:hAnsi="TimeNewRoman"/>
-                <w:sz w:val="30"/>
-              </w:rPr>
-              <w:t>65+1=</w:t>
-            </w:r>
-          </w:p>
-        </w:tc>
-        <w:tc>
-          <w:tcPr>
-            <w:tcW w:type="dxa" w:w="1987"/>
-          </w:tcPr>
-          <w:p>
-            <w:pPr>
-              <w:jc w:val="left"/>
-            </w:pPr>
-            <w:r>
-              <w:rPr>
-                <w:rFonts w:ascii="TimeNewRoman" w:hAnsi="TimeNewRoman"/>
-                <w:sz w:val="30"/>
-              </w:rPr>
-              <w:t>44+90+79=</w:t>
-            </w:r>
-          </w:p>
-        </w:tc>
-        <w:tc>
-          <w:tcPr>
-            <w:tcW w:type="dxa" w:w="1987"/>
-          </w:tcPr>
-          <w:p>
-            <w:pPr>
-              <w:jc w:val="left"/>
-            </w:pPr>
-            <w:r>
-              <w:rPr>
-                <w:rFonts w:ascii="TimeNewRoman" w:hAnsi="TimeNewRoman"/>
-                <w:sz w:val="30"/>
-              </w:rPr>
-              <w:t>42÷6=</w:t>
-            </w:r>
-          </w:p>
-        </w:tc>
-        <w:tc>
-          <w:tcPr>
-            <w:tcW w:type="dxa" w:w="1987"/>
-          </w:tcPr>
-          <w:p>
-            <w:pPr>
-              <w:jc w:val="left"/>
-            </w:pPr>
-            <w:r>
-              <w:rPr>
-                <w:rFonts w:ascii="TimeNewRoman" w:hAnsi="TimeNewRoman"/>
-                <w:sz w:val="30"/>
-              </w:rPr>
-              <w:t>43+88+80=</w:t>
-            </w:r>
-          </w:p>
-        </w:tc>
-        <w:tc>
-          <w:tcPr>
-            <w:tcW w:type="dxa" w:w="1987"/>
-          </w:tcPr>
-          <w:p>
-            <w:pPr>
-              <w:jc w:val="left"/>
-            </w:pPr>
-            <w:r>
-              <w:rPr>
-                <w:rFonts w:ascii="TimeNewRoman" w:hAnsi="TimeNewRoman"/>
-                <w:sz w:val="30"/>
-              </w:rPr>
-              <w:t>29+47=</w:t>
-            </w:r>
-          </w:p>
-        </w:tc>
-      </w:tr>
-      <w:tr>
-        <w:tc>
-          <w:tcPr>
-            <w:tcW w:type="dxa" w:w="1987"/>
-          </w:tcPr>
-          <w:p>
-            <w:pPr>
-              <w:jc w:val="left"/>
-            </w:pPr>
-            <w:r>
-              <w:rPr>
-                <w:rFonts w:ascii="TimeNewRoman" w:hAnsi="TimeNewRoman"/>
-                <w:sz w:val="30"/>
-              </w:rPr>
-              <w:t>7×8=</w:t>
-            </w:r>
-          </w:p>
-        </w:tc>
-        <w:tc>
-          <w:tcPr>
-            <w:tcW w:type="dxa" w:w="1987"/>
-          </w:tcPr>
-          <w:p>
-            <w:pPr>
-              <w:jc w:val="left"/>
-            </w:pPr>
-            <w:r>
-              <w:rPr>
-                <w:rFonts w:ascii="TimeNewRoman" w:hAnsi="TimeNewRoman"/>
-                <w:sz w:val="30"/>
-              </w:rPr>
-              <w:t>97+96+22=</w:t>
-            </w:r>
-          </w:p>
-        </w:tc>
-        <w:tc>
-          <w:tcPr>
-            <w:tcW w:type="dxa" w:w="1987"/>
-          </w:tcPr>
-          <w:p>
-            <w:pPr>
-              <w:jc w:val="left"/>
-            </w:pPr>
-            <w:r>
-              <w:rPr>
-                <w:rFonts w:ascii="TimeNewRoman" w:hAnsi="TimeNewRoman"/>
-                <w:sz w:val="30"/>
-              </w:rPr>
-              <w:t>12+55-16=</w:t>
-            </w:r>
-          </w:p>
-        </w:tc>
-        <w:tc>
-          <w:tcPr>
-            <w:tcW w:type="dxa" w:w="1987"/>
-          </w:tcPr>
-          <w:p>
-            <w:pPr>
-              <w:jc w:val="left"/>
-            </w:pPr>
-            <w:r>
-              <w:rPr>
-                <w:rFonts w:ascii="TimeNewRoman" w:hAnsi="TimeNewRoman"/>
-                <w:sz w:val="30"/>
-              </w:rPr>
-              <w:t>31+15=</w:t>
-            </w:r>
-          </w:p>
-        </w:tc>
-        <w:tc>
-          <w:tcPr>
-            <w:tcW w:type="dxa" w:w="1987"/>
-          </w:tcPr>
-          <w:p>
-            <w:pPr>
-              <w:jc w:val="left"/>
-            </w:pPr>
-            <w:r>
-              <w:rPr>
-                <w:rFonts w:ascii="TimeNewRoman" w:hAnsi="TimeNewRoman"/>
-                <w:sz w:val="30"/>
-              </w:rPr>
-              <w:t>2×8=</w:t>
-            </w:r>
-          </w:p>
-        </w:tc>
-      </w:tr>
-      <w:tr>
-        <w:tc>
-          <w:tcPr>
-            <w:tcW w:type="dxa" w:w="1987"/>
-          </w:tcPr>
-          <w:p>
-            <w:pPr>
-              <w:jc w:val="left"/>
-            </w:pPr>
-            <w:r>
-              <w:rPr>
-                <w:rFonts w:ascii="TimeNewRoman" w:hAnsi="TimeNewRoman"/>
-                <w:sz w:val="30"/>
-              </w:rPr>
-              <w:t>1+24=</w:t>
-            </w:r>
-          </w:p>
-        </w:tc>
-        <w:tc>
-          <w:tcPr>
-            <w:tcW w:type="dxa" w:w="1987"/>
-          </w:tcPr>
-          <w:p>
-            <w:pPr>
-              <w:jc w:val="left"/>
-            </w:pPr>
-            <w:r>
-              <w:rPr>
-                <w:rFonts w:ascii="TimeNewRoman" w:hAnsi="TimeNewRoman"/>
-                <w:sz w:val="30"/>
-              </w:rPr>
               <w:t>7×5=</w:t>
             </w:r>
           </w:p>
@@ -1205,7 +1710,7 @@
                 <w:rFonts w:ascii="TimeNewRoman" w:hAnsi="TimeNewRoman"/>
                 <w:sz w:val="30"/>
               </w:rPr>
-              <w:t>5×4+39=</w:t>
+              <w:t>5×3+96=</w:t>
             </w:r>
           </w:p>
         </w:tc>
@@ -1222,7 +1727,7 @@
                 <w:rFonts w:ascii="TimeNewRoman" w:hAnsi="TimeNewRoman"/>
                 <w:sz w:val="30"/>
               </w:rPr>
-              <w:t>6×8=</w:t>
+              <w:t>50-35=</w:t>
             </w:r>
           </w:p>
         </w:tc>
@@ -1239,26 +1744,7 @@
                 <w:rFonts w:ascii="TimeNewRoman" w:hAnsi="TimeNewRoman"/>
                 <w:sz w:val="30"/>
               </w:rPr>
-              <w:t>8×6=</w:t>
-            </w:r>
-          </w:p>
-        </w:tc>
-      </w:tr>
-      <w:tr>
-        <w:tc>
-          <w:tcPr>
-            <w:tcW w:type="dxa" w:w="1987"/>
-          </w:tcPr>
-          <w:p>
-            <w:pPr>
-              <w:jc w:val="left"/>
-            </w:pPr>
-            <w:r>
-              <w:rPr>
-                <w:rFonts w:ascii="TimeNewRoman" w:hAnsi="TimeNewRoman"/>
-                <w:sz w:val="30"/>
-              </w:rPr>
-              <w:t>6×4=</w:t>
+              <w:t>9+63=</w:t>
             </w:r>
           </w:p>
         </w:tc>
@@ -1275,493 +1761,7 @@
                 <w:rFonts w:ascii="TimeNewRoman" w:hAnsi="TimeNewRoman"/>
                 <w:sz w:val="30"/>
               </w:rPr>
-              <w:t>68+69-4=</w:t>
-            </w:r>
-          </w:p>
-        </w:tc>
-        <w:tc>
-          <w:tcPr>
-            <w:tcW w:type="dxa" w:w="1987"/>
-          </w:tcPr>
-          <w:p>
-            <w:pPr>
-              <w:jc w:val="left"/>
-            </w:pPr>
-            <w:r>
-              <w:rPr>
-                <w:rFonts w:ascii="TimeNewRoman" w:hAnsi="TimeNewRoman"/>
-                <w:sz w:val="30"/>
-              </w:rPr>
-              <w:t>21÷7=</w:t>
-            </w:r>
-          </w:p>
-        </w:tc>
-        <w:tc>
-          <w:tcPr>
-            <w:tcW w:type="dxa" w:w="1987"/>
-          </w:tcPr>
-          <w:p>
-            <w:pPr>
-              <w:jc w:val="left"/>
-            </w:pPr>
-            <w:r>
-              <w:rPr>
-                <w:rFonts w:ascii="TimeNewRoman" w:hAnsi="TimeNewRoman"/>
-                <w:sz w:val="30"/>
-              </w:rPr>
-              <w:t>49-7=</w:t>
-            </w:r>
-          </w:p>
-        </w:tc>
-        <w:tc>
-          <w:tcPr>
-            <w:tcW w:type="dxa" w:w="1987"/>
-          </w:tcPr>
-          <w:p>
-            <w:pPr>
-              <w:jc w:val="left"/>
-            </w:pPr>
-            <w:r>
-              <w:rPr>
-                <w:rFonts w:ascii="TimeNewRoman" w:hAnsi="TimeNewRoman"/>
-                <w:sz w:val="30"/>
-              </w:rPr>
-              <w:t>9×5=</w:t>
-            </w:r>
-          </w:p>
-        </w:tc>
-      </w:tr>
-      <w:tr>
-        <w:tc>
-          <w:tcPr>
-            <w:tcW w:type="dxa" w:w="1987"/>
-          </w:tcPr>
-          <w:p>
-            <w:pPr>
-              <w:jc w:val="left"/>
-            </w:pPr>
-            <w:r>
-              <w:rPr>
-                <w:rFonts w:ascii="TimeNewRoman" w:hAnsi="TimeNewRoman"/>
-                <w:sz w:val="30"/>
-              </w:rPr>
-              <w:t>81÷9=</w:t>
-            </w:r>
-          </w:p>
-        </w:tc>
-        <w:tc>
-          <w:tcPr>
-            <w:tcW w:type="dxa" w:w="1987"/>
-          </w:tcPr>
-          <w:p>
-            <w:pPr>
-              <w:jc w:val="left"/>
-            </w:pPr>
-            <w:r>
-              <w:rPr>
-                <w:rFonts w:ascii="TimeNewRoman" w:hAnsi="TimeNewRoman"/>
-                <w:sz w:val="30"/>
-              </w:rPr>
-              <w:t>8×1=</w:t>
-            </w:r>
-          </w:p>
-        </w:tc>
-        <w:tc>
-          <w:tcPr>
-            <w:tcW w:type="dxa" w:w="1987"/>
-          </w:tcPr>
-          <w:p>
-            <w:pPr>
-              <w:jc w:val="left"/>
-            </w:pPr>
-            <w:r>
-              <w:rPr>
-                <w:rFonts w:ascii="TimeNewRoman" w:hAnsi="TimeNewRoman"/>
-                <w:sz w:val="30"/>
-              </w:rPr>
-              <w:t>9÷3=</w:t>
-            </w:r>
-          </w:p>
-        </w:tc>
-        <w:tc>
-          <w:tcPr>
-            <w:tcW w:type="dxa" w:w="1987"/>
-          </w:tcPr>
-          <w:p>
-            <w:pPr>
-              <w:jc w:val="left"/>
-            </w:pPr>
-            <w:r>
-              <w:rPr>
-                <w:rFonts w:ascii="TimeNewRoman" w:hAnsi="TimeNewRoman"/>
-                <w:sz w:val="30"/>
-              </w:rPr>
-              <w:t>88-5=</w:t>
-            </w:r>
-          </w:p>
-        </w:tc>
-        <w:tc>
-          <w:tcPr>
-            <w:tcW w:type="dxa" w:w="1987"/>
-          </w:tcPr>
-          <w:p>
-            <w:pPr>
-              <w:jc w:val="left"/>
-            </w:pPr>
-            <w:r>
-              <w:rPr>
-                <w:rFonts w:ascii="TimeNewRoman" w:hAnsi="TimeNewRoman"/>
-                <w:sz w:val="30"/>
-              </w:rPr>
-              <w:t>9×9-51=</w:t>
-            </w:r>
-          </w:p>
-        </w:tc>
-      </w:tr>
-      <w:tr>
-        <w:tc>
-          <w:tcPr>
-            <w:tcW w:type="dxa" w:w="1987"/>
-          </w:tcPr>
-          <w:p>
-            <w:pPr>
-              <w:jc w:val="left"/>
-            </w:pPr>
-            <w:r>
-              <w:rPr>
-                <w:rFonts w:ascii="TimeNewRoman" w:hAnsi="TimeNewRoman"/>
-                <w:sz w:val="30"/>
-              </w:rPr>
-              <w:t>63÷9=</w:t>
-            </w:r>
-          </w:p>
-        </w:tc>
-        <w:tc>
-          <w:tcPr>
-            <w:tcW w:type="dxa" w:w="1987"/>
-          </w:tcPr>
-          <w:p>
-            <w:pPr>
-              <w:jc w:val="left"/>
-            </w:pPr>
-            <w:r>
-              <w:rPr>
-                <w:rFonts w:ascii="TimeNewRoman" w:hAnsi="TimeNewRoman"/>
-                <w:sz w:val="30"/>
-              </w:rPr>
-              <w:t>4×8=</w:t>
-            </w:r>
-          </w:p>
-        </w:tc>
-        <w:tc>
-          <w:tcPr>
-            <w:tcW w:type="dxa" w:w="1987"/>
-          </w:tcPr>
-          <w:p>
-            <w:pPr>
-              <w:jc w:val="left"/>
-            </w:pPr>
-            <w:r>
-              <w:rPr>
-                <w:rFonts w:ascii="TimeNewRoman" w:hAnsi="TimeNewRoman"/>
-                <w:sz w:val="30"/>
-              </w:rPr>
-              <w:t>8×2+44=</w:t>
-            </w:r>
-          </w:p>
-        </w:tc>
-        <w:tc>
-          <w:tcPr>
-            <w:tcW w:type="dxa" w:w="1987"/>
-          </w:tcPr>
-          <w:p>
-            <w:pPr>
-              <w:jc w:val="left"/>
-            </w:pPr>
-            <w:r>
-              <w:rPr>
-                <w:rFonts w:ascii="TimeNewRoman" w:hAnsi="TimeNewRoman"/>
-                <w:sz w:val="30"/>
-              </w:rPr>
-              <w:t>97+20+56=</w:t>
-            </w:r>
-          </w:p>
-        </w:tc>
-        <w:tc>
-          <w:tcPr>
-            <w:tcW w:type="dxa" w:w="1987"/>
-          </w:tcPr>
-          <w:p>
-            <w:pPr>
-              <w:jc w:val="left"/>
-            </w:pPr>
-            <w:r>
-              <w:rPr>
-                <w:rFonts w:ascii="TimeNewRoman" w:hAnsi="TimeNewRoman"/>
-                <w:sz w:val="30"/>
-              </w:rPr>
-              <w:t>68+22=</w:t>
-            </w:r>
-          </w:p>
-        </w:tc>
-      </w:tr>
-      <w:tr>
-        <w:tc>
-          <w:tcPr>
-            <w:tcW w:type="dxa" w:w="1987"/>
-          </w:tcPr>
-          <w:p>
-            <w:pPr>
-              <w:jc w:val="left"/>
-            </w:pPr>
-            <w:r>
-              <w:rPr>
-                <w:rFonts w:ascii="TimeNewRoman" w:hAnsi="TimeNewRoman"/>
-                <w:sz w:val="30"/>
-              </w:rPr>
-              <w:t>51-40=</w:t>
-            </w:r>
-          </w:p>
-        </w:tc>
-        <w:tc>
-          <w:tcPr>
-            <w:tcW w:type="dxa" w:w="1987"/>
-          </w:tcPr>
-          <w:p>
-            <w:pPr>
-              <w:jc w:val="left"/>
-            </w:pPr>
-            <w:r>
-              <w:rPr>
-                <w:rFonts w:ascii="TimeNewRoman" w:hAnsi="TimeNewRoman"/>
-                <w:sz w:val="30"/>
-              </w:rPr>
-              <w:t>99+33+98=</w:t>
-            </w:r>
-          </w:p>
-        </w:tc>
-        <w:tc>
-          <w:tcPr>
-            <w:tcW w:type="dxa" w:w="1987"/>
-          </w:tcPr>
-          <w:p>
-            <w:pPr>
-              <w:jc w:val="left"/>
-            </w:pPr>
-            <w:r>
-              <w:rPr>
-                <w:rFonts w:ascii="TimeNewRoman" w:hAnsi="TimeNewRoman"/>
-                <w:sz w:val="30"/>
-              </w:rPr>
-              <w:t>30÷5=</w:t>
-            </w:r>
-          </w:p>
-        </w:tc>
-        <w:tc>
-          <w:tcPr>
-            <w:tcW w:type="dxa" w:w="1987"/>
-          </w:tcPr>
-          <w:p>
-            <w:pPr>
-              <w:jc w:val="left"/>
-            </w:pPr>
-            <w:r>
-              <w:rPr>
-                <w:rFonts w:ascii="TimeNewRoman" w:hAnsi="TimeNewRoman"/>
-                <w:sz w:val="30"/>
-              </w:rPr>
-              <w:t>95+17+96=</w:t>
-            </w:r>
-          </w:p>
-        </w:tc>
-        <w:tc>
-          <w:tcPr>
-            <w:tcW w:type="dxa" w:w="1987"/>
-          </w:tcPr>
-          <w:p>
-            <w:pPr>
-              <w:jc w:val="left"/>
-            </w:pPr>
-            <w:r>
-              <w:rPr>
-                <w:rFonts w:ascii="TimeNewRoman" w:hAnsi="TimeNewRoman"/>
-                <w:sz w:val="30"/>
-              </w:rPr>
-              <w:t>35+33-28=</w:t>
-            </w:r>
-          </w:p>
-        </w:tc>
-      </w:tr>
-      <w:tr>
-        <w:tc>
-          <w:tcPr>
-            <w:tcW w:type="dxa" w:w="1987"/>
-          </w:tcPr>
-          <w:p>
-            <w:pPr>
-              <w:jc w:val="left"/>
-            </w:pPr>
-            <w:r>
-              <w:rPr>
-                <w:rFonts w:ascii="TimeNewRoman" w:hAnsi="TimeNewRoman"/>
-                <w:sz w:val="30"/>
-              </w:rPr>
-              <w:t>36÷6=</w:t>
-            </w:r>
-          </w:p>
-        </w:tc>
-        <w:tc>
-          <w:tcPr>
-            <w:tcW w:type="dxa" w:w="1987"/>
-          </w:tcPr>
-          <w:p>
-            <w:pPr>
-              <w:jc w:val="left"/>
-            </w:pPr>
-            <w:r>
-              <w:rPr>
-                <w:rFonts w:ascii="TimeNewRoman" w:hAnsi="TimeNewRoman"/>
-                <w:sz w:val="30"/>
-              </w:rPr>
-              <w:t>84+90+17=</w:t>
-            </w:r>
-          </w:p>
-        </w:tc>
-        <w:tc>
-          <w:tcPr>
-            <w:tcW w:type="dxa" w:w="1987"/>
-          </w:tcPr>
-          <w:p>
-            <w:pPr>
-              <w:jc w:val="left"/>
-            </w:pPr>
-            <w:r>
-              <w:rPr>
-                <w:rFonts w:ascii="TimeNewRoman" w:hAnsi="TimeNewRoman"/>
-                <w:sz w:val="30"/>
-              </w:rPr>
-              <w:t>22+81+58=</w:t>
-            </w:r>
-          </w:p>
-        </w:tc>
-        <w:tc>
-          <w:tcPr>
-            <w:tcW w:type="dxa" w:w="1987"/>
-          </w:tcPr>
-          <w:p>
-            <w:pPr>
-              <w:jc w:val="left"/>
-            </w:pPr>
-            <w:r>
-              <w:rPr>
-                <w:rFonts w:ascii="TimeNewRoman" w:hAnsi="TimeNewRoman"/>
-                <w:sz w:val="30"/>
-              </w:rPr>
-              <w:t>21+37+87=</w:t>
-            </w:r>
-          </w:p>
-        </w:tc>
-        <w:tc>
-          <w:tcPr>
-            <w:tcW w:type="dxa" w:w="1987"/>
-          </w:tcPr>
-          <w:p>
-            <w:pPr>
-              <w:jc w:val="left"/>
-            </w:pPr>
-            <w:r>
-              <w:rPr>
-                <w:rFonts w:ascii="TimeNewRoman" w:hAnsi="TimeNewRoman"/>
-                <w:sz w:val="30"/>
-              </w:rPr>
-              <w:t>8×9=</w:t>
-            </w:r>
-          </w:p>
-        </w:tc>
-      </w:tr>
-      <w:tr>
-        <w:tc>
-          <w:tcPr>
-            <w:tcW w:type="dxa" w:w="1987"/>
-          </w:tcPr>
-          <w:p>
-            <w:pPr>
-              <w:jc w:val="left"/>
-            </w:pPr>
-            <w:r>
-              <w:rPr>
-                <w:rFonts w:ascii="TimeNewRoman" w:hAnsi="TimeNewRoman"/>
-                <w:sz w:val="30"/>
-              </w:rPr>
-              <w:t>73-16=</w:t>
-            </w:r>
-          </w:p>
-        </w:tc>
-        <w:tc>
-          <w:tcPr>
-            <w:tcW w:type="dxa" w:w="1987"/>
-          </w:tcPr>
-          <w:p>
-            <w:pPr>
-              <w:jc w:val="left"/>
-            </w:pPr>
-            <w:r>
-              <w:rPr>
-                <w:rFonts w:ascii="TimeNewRoman" w:hAnsi="TimeNewRoman"/>
-                <w:sz w:val="30"/>
-              </w:rPr>
-              <w:t>82-62=</w:t>
-            </w:r>
-          </w:p>
-        </w:tc>
-        <w:tc>
-          <w:tcPr>
-            <w:tcW w:type="dxa" w:w="1987"/>
-          </w:tcPr>
-          <w:p>
-            <w:pPr>
-              <w:jc w:val="left"/>
-            </w:pPr>
-            <w:r>
-              <w:rPr>
-                <w:rFonts w:ascii="TimeNewRoman" w:hAnsi="TimeNewRoman"/>
-                <w:sz w:val="30"/>
-              </w:rPr>
-              <w:t>14÷2=</w:t>
-            </w:r>
-          </w:p>
-        </w:tc>
-        <w:tc>
-          <w:tcPr>
-            <w:tcW w:type="dxa" w:w="1987"/>
-          </w:tcPr>
-          <w:p>
-            <w:pPr>
-              <w:jc w:val="left"/>
-            </w:pPr>
-            <w:r>
-              <w:rPr>
-                <w:rFonts w:ascii="TimeNewRoman" w:hAnsi="TimeNewRoman"/>
-                <w:sz w:val="30"/>
-              </w:rPr>
-              <w:t>65-47=</w:t>
-            </w:r>
-          </w:p>
-        </w:tc>
-        <w:tc>
-          <w:tcPr>
-            <w:tcW w:type="dxa" w:w="1987"/>
-          </w:tcPr>
-          <w:p>
-            <w:pPr>
-              <w:jc w:val="left"/>
-            </w:pPr>
-            <w:r>
-              <w:rPr>
-                <w:rFonts w:ascii="TimeNewRoman" w:hAnsi="TimeNewRoman"/>
-                <w:sz w:val="30"/>
-              </w:rPr>
-              <w:t>8×2=</w:t>
+              <w:t>6×2=</w:t>
             </w:r>
           </w:p>
         </w:tc>

--- a/mixed.docx
+++ b/mixed.docx
@@ -40,7 +40,7 @@
                 <w:rFonts w:ascii="TimeNewRoman" w:hAnsi="TimeNewRoman"/>
                 <w:sz w:val="30"/>
               </w:rPr>
-              <w:t>70+13=</w:t>
+              <w:t>66+14=</w:t>
             </w:r>
           </w:p>
         </w:tc>
@@ -57,7 +57,7 @@
                 <w:rFonts w:ascii="TimeNewRoman" w:hAnsi="TimeNewRoman"/>
                 <w:sz w:val="30"/>
               </w:rPr>
-              <w:t>97-95=</w:t>
+              <w:t>78-10=</w:t>
             </w:r>
           </w:p>
         </w:tc>
@@ -74,7 +74,7 @@
                 <w:rFonts w:ascii="TimeNewRoman" w:hAnsi="TimeNewRoman"/>
                 <w:sz w:val="30"/>
               </w:rPr>
-              <w:t>6×8-7=</w:t>
+              <w:t>77+95+28=</w:t>
             </w:r>
           </w:p>
         </w:tc>
@@ -91,7 +91,7 @@
                 <w:rFonts w:ascii="TimeNewRoman" w:hAnsi="TimeNewRoman"/>
                 <w:sz w:val="30"/>
               </w:rPr>
-              <w:t>8×4=</w:t>
+              <w:t>9×2+74=</w:t>
             </w:r>
           </w:p>
         </w:tc>
@@ -108,7 +108,7 @@
                 <w:rFonts w:ascii="TimeNewRoman" w:hAnsi="TimeNewRoman"/>
                 <w:sz w:val="30"/>
               </w:rPr>
-              <w:t>27÷9=</w:t>
+              <w:t>3×6+78=</w:t>
             </w:r>
           </w:p>
         </w:tc>
@@ -127,7 +127,7 @@
                 <w:rFonts w:ascii="TimeNewRoman" w:hAnsi="TimeNewRoman"/>
                 <w:sz w:val="30"/>
               </w:rPr>
-              <w:t>5×6=</w:t>
+              <w:t>5×8+42=</w:t>
             </w:r>
           </w:p>
         </w:tc>
@@ -144,7 +144,7 @@
                 <w:rFonts w:ascii="TimeNewRoman" w:hAnsi="TimeNewRoman"/>
                 <w:sz w:val="30"/>
               </w:rPr>
-              <w:t>9×5=</w:t>
+              <w:t>3×6=</w:t>
             </w:r>
           </w:p>
         </w:tc>
@@ -161,7 +161,7 @@
                 <w:rFonts w:ascii="TimeNewRoman" w:hAnsi="TimeNewRoman"/>
                 <w:sz w:val="30"/>
               </w:rPr>
-              <w:t>20÷4=</w:t>
+              <w:t>64-39=</w:t>
             </w:r>
           </w:p>
         </w:tc>
@@ -178,7 +178,7 @@
                 <w:rFonts w:ascii="TimeNewRoman" w:hAnsi="TimeNewRoman"/>
                 <w:sz w:val="30"/>
               </w:rPr>
-              <w:t>16÷4=</w:t>
+              <w:t>3×6-7=</w:t>
             </w:r>
           </w:p>
         </w:tc>
@@ -195,7 +195,7 @@
                 <w:rFonts w:ascii="TimeNewRoman" w:hAnsi="TimeNewRoman"/>
                 <w:sz w:val="30"/>
               </w:rPr>
-              <w:t>1×4=</w:t>
+              <w:t>47+78-46=</w:t>
             </w:r>
           </w:p>
         </w:tc>
@@ -214,7 +214,7 @@
                 <w:rFonts w:ascii="TimeNewRoman" w:hAnsi="TimeNewRoman"/>
                 <w:sz w:val="30"/>
               </w:rPr>
-              <w:t>4×8-5=</w:t>
+              <w:t>44+6=</w:t>
             </w:r>
           </w:p>
         </w:tc>
@@ -231,7 +231,7 @@
                 <w:rFonts w:ascii="TimeNewRoman" w:hAnsi="TimeNewRoman"/>
                 <w:sz w:val="30"/>
               </w:rPr>
-              <w:t>4×3=</w:t>
+              <w:t>8×5=</w:t>
             </w:r>
           </w:p>
         </w:tc>
@@ -248,60 +248,7 @@
                 <w:rFonts w:ascii="TimeNewRoman" w:hAnsi="TimeNewRoman"/>
                 <w:sz w:val="30"/>
               </w:rPr>
-              <w:t>3×4+50=</w:t>
-            </w:r>
-          </w:p>
-        </w:tc>
-        <w:tc>
-          <w:tcPr>
-            <w:tcW w:type="dxa" w:w="1987"/>
-          </w:tcPr>
-          <w:p>
-            <w:pPr>
-              <w:jc w:val="left"/>
-            </w:pPr>
-            <w:r>
-              <w:rPr>
-                <w:rFonts w:ascii="TimeNewRoman" w:hAnsi="TimeNewRoman"/>
-                <w:sz w:val="30"/>
-              </w:rPr>
-              <w:t>5×2=</w:t>
-            </w:r>
-          </w:p>
-        </w:tc>
-        <w:tc>
-          <w:tcPr>
-            <w:tcW w:type="dxa" w:w="1987"/>
-          </w:tcPr>
-          <w:p>
-            <w:pPr>
-              <w:jc w:val="left"/>
-            </w:pPr>
-            <w:r>
-              <w:rPr>
-                <w:rFonts w:ascii="TimeNewRoman" w:hAnsi="TimeNewRoman"/>
-                <w:sz w:val="30"/>
-              </w:rPr>
-              <w:t>2×7=</w:t>
-            </w:r>
-          </w:p>
-        </w:tc>
-      </w:tr>
-      <w:tr>
-        <w:tc>
-          <w:tcPr>
-            <w:tcW w:type="dxa" w:w="1987"/>
-          </w:tcPr>
-          <w:p>
-            <w:pPr>
-              <w:jc w:val="left"/>
-            </w:pPr>
-            <w:r>
-              <w:rPr>
-                <w:rFonts w:ascii="TimeNewRoman" w:hAnsi="TimeNewRoman"/>
-                <w:sz w:val="30"/>
-              </w:rPr>
-              <w:t>10÷2=</w:t>
+              <w:t>75+64+96=</w:t>
             </w:r>
           </w:p>
         </w:tc>
@@ -335,41 +282,7 @@
                 <w:rFonts w:ascii="TimeNewRoman" w:hAnsi="TimeNewRoman"/>
                 <w:sz w:val="30"/>
               </w:rPr>
-              <w:t>7×2=</w:t>
-            </w:r>
-          </w:p>
-        </w:tc>
-        <w:tc>
-          <w:tcPr>
-            <w:tcW w:type="dxa" w:w="1987"/>
-          </w:tcPr>
-          <w:p>
-            <w:pPr>
-              <w:jc w:val="left"/>
-            </w:pPr>
-            <w:r>
-              <w:rPr>
-                <w:rFonts w:ascii="TimeNewRoman" w:hAnsi="TimeNewRoman"/>
-                <w:sz w:val="30"/>
-              </w:rPr>
-              <w:t>67-50=</w:t>
-            </w:r>
-          </w:p>
-        </w:tc>
-        <w:tc>
-          <w:tcPr>
-            <w:tcW w:type="dxa" w:w="1987"/>
-          </w:tcPr>
-          <w:p>
-            <w:pPr>
-              <w:jc w:val="left"/>
-            </w:pPr>
-            <w:r>
-              <w:rPr>
-                <w:rFonts w:ascii="TimeNewRoman" w:hAnsi="TimeNewRoman"/>
-                <w:sz w:val="30"/>
-              </w:rPr>
-              <w:t>6×9=</w:t>
+              <w:t>88-83=</w:t>
             </w:r>
           </w:p>
         </w:tc>
@@ -388,7 +301,7 @@
                 <w:rFonts w:ascii="TimeNewRoman" w:hAnsi="TimeNewRoman"/>
                 <w:sz w:val="30"/>
               </w:rPr>
-              <w:t>32+9+17=</w:t>
+              <w:t>60+33=</w:t>
             </w:r>
           </w:p>
         </w:tc>
@@ -405,7 +318,7 @@
                 <w:rFonts w:ascii="TimeNewRoman" w:hAnsi="TimeNewRoman"/>
                 <w:sz w:val="30"/>
               </w:rPr>
-              <w:t>28÷7=</w:t>
+              <w:t>5×3-9=</w:t>
             </w:r>
           </w:p>
         </w:tc>
@@ -422,7 +335,7 @@
                 <w:rFonts w:ascii="TimeNewRoman" w:hAnsi="TimeNewRoman"/>
                 <w:sz w:val="30"/>
               </w:rPr>
-              <w:t>82+59-87=</w:t>
+              <w:t>41+8+87=</w:t>
             </w:r>
           </w:p>
         </w:tc>
@@ -439,7 +352,7 @@
                 <w:rFonts w:ascii="TimeNewRoman" w:hAnsi="TimeNewRoman"/>
                 <w:sz w:val="30"/>
               </w:rPr>
-              <w:t>1+29=</w:t>
+              <w:t>2+56=</w:t>
             </w:r>
           </w:p>
         </w:tc>
@@ -456,7 +369,7 @@
                 <w:rFonts w:ascii="TimeNewRoman" w:hAnsi="TimeNewRoman"/>
                 <w:sz w:val="30"/>
               </w:rPr>
-              <w:t>97-92=</w:t>
+              <w:t>82-50=</w:t>
             </w:r>
           </w:p>
         </w:tc>
@@ -475,7 +388,7 @@
                 <w:rFonts w:ascii="TimeNewRoman" w:hAnsi="TimeNewRoman"/>
                 <w:sz w:val="30"/>
               </w:rPr>
-              <w:t>45+85-27=</w:t>
+              <w:t>2+55=</w:t>
             </w:r>
           </w:p>
         </w:tc>
@@ -492,7 +405,7 @@
                 <w:rFonts w:ascii="TimeNewRoman" w:hAnsi="TimeNewRoman"/>
                 <w:sz w:val="30"/>
               </w:rPr>
-              <w:t>33+7-34=</w:t>
+              <w:t>73+51+11=</w:t>
             </w:r>
           </w:p>
         </w:tc>
@@ -509,7 +422,234 @@
                 <w:rFonts w:ascii="TimeNewRoman" w:hAnsi="TimeNewRoman"/>
                 <w:sz w:val="30"/>
               </w:rPr>
-              <w:t>6÷1=</w:t>
+              <w:t>6×2=</w:t>
+            </w:r>
+          </w:p>
+        </w:tc>
+        <w:tc>
+          <w:tcPr>
+            <w:tcW w:type="dxa" w:w="1987"/>
+          </w:tcPr>
+          <w:p>
+            <w:pPr>
+              <w:jc w:val="left"/>
+            </w:pPr>
+            <w:r>
+              <w:rPr>
+                <w:rFonts w:ascii="TimeNewRoman" w:hAnsi="TimeNewRoman"/>
+                <w:sz w:val="30"/>
+              </w:rPr>
+              <w:t>8×8=</w:t>
+            </w:r>
+          </w:p>
+        </w:tc>
+        <w:tc>
+          <w:tcPr>
+            <w:tcW w:type="dxa" w:w="1987"/>
+          </w:tcPr>
+          <w:p>
+            <w:pPr>
+              <w:jc w:val="left"/>
+            </w:pPr>
+            <w:r>
+              <w:rPr>
+                <w:rFonts w:ascii="TimeNewRoman" w:hAnsi="TimeNewRoman"/>
+                <w:sz w:val="30"/>
+              </w:rPr>
+              <w:t>3×2-4=</w:t>
+            </w:r>
+          </w:p>
+        </w:tc>
+      </w:tr>
+      <w:tr>
+        <w:tc>
+          <w:tcPr>
+            <w:tcW w:type="dxa" w:w="1987"/>
+          </w:tcPr>
+          <w:p>
+            <w:pPr>
+              <w:jc w:val="left"/>
+            </w:pPr>
+            <w:r>
+              <w:rPr>
+                <w:rFonts w:ascii="TimeNewRoman" w:hAnsi="TimeNewRoman"/>
+                <w:sz w:val="30"/>
+              </w:rPr>
+              <w:t>5×2=</w:t>
+            </w:r>
+          </w:p>
+        </w:tc>
+        <w:tc>
+          <w:tcPr>
+            <w:tcW w:type="dxa" w:w="1987"/>
+          </w:tcPr>
+          <w:p>
+            <w:pPr>
+              <w:jc w:val="left"/>
+            </w:pPr>
+            <w:r>
+              <w:rPr>
+                <w:rFonts w:ascii="TimeNewRoman" w:hAnsi="TimeNewRoman"/>
+                <w:sz w:val="30"/>
+              </w:rPr>
+              <w:t>40÷5=</w:t>
+            </w:r>
+          </w:p>
+        </w:tc>
+        <w:tc>
+          <w:tcPr>
+            <w:tcW w:type="dxa" w:w="1987"/>
+          </w:tcPr>
+          <w:p>
+            <w:pPr>
+              <w:jc w:val="left"/>
+            </w:pPr>
+            <w:r>
+              <w:rPr>
+                <w:rFonts w:ascii="TimeNewRoman" w:hAnsi="TimeNewRoman"/>
+                <w:sz w:val="30"/>
+              </w:rPr>
+              <w:t>72+6=</w:t>
+            </w:r>
+          </w:p>
+        </w:tc>
+        <w:tc>
+          <w:tcPr>
+            <w:tcW w:type="dxa" w:w="1987"/>
+          </w:tcPr>
+          <w:p>
+            <w:pPr>
+              <w:jc w:val="left"/>
+            </w:pPr>
+            <w:r>
+              <w:rPr>
+                <w:rFonts w:ascii="TimeNewRoman" w:hAnsi="TimeNewRoman"/>
+                <w:sz w:val="30"/>
+              </w:rPr>
+              <w:t>3×4+6=</w:t>
+            </w:r>
+          </w:p>
+        </w:tc>
+        <w:tc>
+          <w:tcPr>
+            <w:tcW w:type="dxa" w:w="1987"/>
+          </w:tcPr>
+          <w:p>
+            <w:pPr>
+              <w:jc w:val="left"/>
+            </w:pPr>
+            <w:r>
+              <w:rPr>
+                <w:rFonts w:ascii="TimeNewRoman" w:hAnsi="TimeNewRoman"/>
+                <w:sz w:val="30"/>
+              </w:rPr>
+              <w:t>79-3=</w:t>
+            </w:r>
+          </w:p>
+        </w:tc>
+      </w:tr>
+      <w:tr>
+        <w:tc>
+          <w:tcPr>
+            <w:tcW w:type="dxa" w:w="1987"/>
+          </w:tcPr>
+          <w:p>
+            <w:pPr>
+              <w:jc w:val="left"/>
+            </w:pPr>
+            <w:r>
+              <w:rPr>
+                <w:rFonts w:ascii="TimeNewRoman" w:hAnsi="TimeNewRoman"/>
+                <w:sz w:val="30"/>
+              </w:rPr>
+              <w:t>88-69=</w:t>
+            </w:r>
+          </w:p>
+        </w:tc>
+        <w:tc>
+          <w:tcPr>
+            <w:tcW w:type="dxa" w:w="1987"/>
+          </w:tcPr>
+          <w:p>
+            <w:pPr>
+              <w:jc w:val="left"/>
+            </w:pPr>
+            <w:r>
+              <w:rPr>
+                <w:rFonts w:ascii="TimeNewRoman" w:hAnsi="TimeNewRoman"/>
+                <w:sz w:val="30"/>
+              </w:rPr>
+              <w:t>62-44=</w:t>
+            </w:r>
+          </w:p>
+        </w:tc>
+        <w:tc>
+          <w:tcPr>
+            <w:tcW w:type="dxa" w:w="1987"/>
+          </w:tcPr>
+          <w:p>
+            <w:pPr>
+              <w:jc w:val="left"/>
+            </w:pPr>
+            <w:r>
+              <w:rPr>
+                <w:rFonts w:ascii="TimeNewRoman" w:hAnsi="TimeNewRoman"/>
+                <w:sz w:val="30"/>
+              </w:rPr>
+              <w:t>8×6+21=</w:t>
+            </w:r>
+          </w:p>
+        </w:tc>
+        <w:tc>
+          <w:tcPr>
+            <w:tcW w:type="dxa" w:w="1987"/>
+          </w:tcPr>
+          <w:p>
+            <w:pPr>
+              <w:jc w:val="left"/>
+            </w:pPr>
+            <w:r>
+              <w:rPr>
+                <w:rFonts w:ascii="TimeNewRoman" w:hAnsi="TimeNewRoman"/>
+                <w:sz w:val="30"/>
+              </w:rPr>
+              <w:t>61+67+63=</w:t>
+            </w:r>
+          </w:p>
+        </w:tc>
+        <w:tc>
+          <w:tcPr>
+            <w:tcW w:type="dxa" w:w="1987"/>
+          </w:tcPr>
+          <w:p>
+            <w:pPr>
+              <w:jc w:val="left"/>
+            </w:pPr>
+            <w:r>
+              <w:rPr>
+                <w:rFonts w:ascii="TimeNewRoman" w:hAnsi="TimeNewRoman"/>
+                <w:sz w:val="30"/>
+              </w:rPr>
+              <w:t>4×5=</w:t>
+            </w:r>
+          </w:p>
+        </w:tc>
+      </w:tr>
+      <w:tr>
+        <w:tc>
+          <w:tcPr>
+            <w:tcW w:type="dxa" w:w="1987"/>
+          </w:tcPr>
+          <w:p>
+            <w:pPr>
+              <w:jc w:val="left"/>
+            </w:pPr>
+            <w:r>
+              <w:rPr>
+                <w:rFonts w:ascii="TimeNewRoman" w:hAnsi="TimeNewRoman"/>
+                <w:sz w:val="30"/>
+              </w:rPr>
+              <w:t>5×3=</w:t>
             </w:r>
           </w:p>
         </w:tc>
@@ -543,7 +683,389 @@
                 <w:rFonts w:ascii="TimeNewRoman" w:hAnsi="TimeNewRoman"/>
                 <w:sz w:val="30"/>
               </w:rPr>
+              <w:t>30÷6=</w:t>
+            </w:r>
+          </w:p>
+        </w:tc>
+        <w:tc>
+          <w:tcPr>
+            <w:tcW w:type="dxa" w:w="1987"/>
+          </w:tcPr>
+          <w:p>
+            <w:pPr>
+              <w:jc w:val="left"/>
+            </w:pPr>
+            <w:r>
+              <w:rPr>
+                <w:rFonts w:ascii="TimeNewRoman" w:hAnsi="TimeNewRoman"/>
+                <w:sz w:val="30"/>
+              </w:rPr>
+              <w:t>6×3=</w:t>
+            </w:r>
+          </w:p>
+        </w:tc>
+        <w:tc>
+          <w:tcPr>
+            <w:tcW w:type="dxa" w:w="1987"/>
+          </w:tcPr>
+          <w:p>
+            <w:pPr>
+              <w:jc w:val="left"/>
+            </w:pPr>
+            <w:r>
+              <w:rPr>
+                <w:rFonts w:ascii="TimeNewRoman" w:hAnsi="TimeNewRoman"/>
+                <w:sz w:val="30"/>
+              </w:rPr>
+              <w:t>8×9=</w:t>
+            </w:r>
+          </w:p>
+        </w:tc>
+      </w:tr>
+      <w:tr>
+        <w:tc>
+          <w:tcPr>
+            <w:tcW w:type="dxa" w:w="1987"/>
+          </w:tcPr>
+          <w:p>
+            <w:pPr>
+              <w:jc w:val="left"/>
+            </w:pPr>
+            <w:r>
+              <w:rPr>
+                <w:rFonts w:ascii="TimeNewRoman" w:hAnsi="TimeNewRoman"/>
+                <w:sz w:val="30"/>
+              </w:rPr>
+              <w:t>16+51=</w:t>
+            </w:r>
+          </w:p>
+        </w:tc>
+        <w:tc>
+          <w:tcPr>
+            <w:tcW w:type="dxa" w:w="1987"/>
+          </w:tcPr>
+          <w:p>
+            <w:pPr>
+              <w:jc w:val="left"/>
+            </w:pPr>
+            <w:r>
+              <w:rPr>
+                <w:rFonts w:ascii="TimeNewRoman" w:hAnsi="TimeNewRoman"/>
+                <w:sz w:val="30"/>
+              </w:rPr>
+              <w:t>28-11=</w:t>
+            </w:r>
+          </w:p>
+        </w:tc>
+        <w:tc>
+          <w:tcPr>
+            <w:tcW w:type="dxa" w:w="1987"/>
+          </w:tcPr>
+          <w:p>
+            <w:pPr>
+              <w:jc w:val="left"/>
+            </w:pPr>
+            <w:r>
+              <w:rPr>
+                <w:rFonts w:ascii="TimeNewRoman" w:hAnsi="TimeNewRoman"/>
+                <w:sz w:val="30"/>
+              </w:rPr>
+              <w:t>49-45=</w:t>
+            </w:r>
+          </w:p>
+        </w:tc>
+        <w:tc>
+          <w:tcPr>
+            <w:tcW w:type="dxa" w:w="1987"/>
+          </w:tcPr>
+          <w:p>
+            <w:pPr>
+              <w:jc w:val="left"/>
+            </w:pPr>
+            <w:r>
+              <w:rPr>
+                <w:rFonts w:ascii="TimeNewRoman" w:hAnsi="TimeNewRoman"/>
+                <w:sz w:val="30"/>
+              </w:rPr>
+              <w:t>68-28=</w:t>
+            </w:r>
+          </w:p>
+        </w:tc>
+        <w:tc>
+          <w:tcPr>
+            <w:tcW w:type="dxa" w:w="1987"/>
+          </w:tcPr>
+          <w:p>
+            <w:pPr>
+              <w:jc w:val="left"/>
+            </w:pPr>
+            <w:r>
+              <w:rPr>
+                <w:rFonts w:ascii="TimeNewRoman" w:hAnsi="TimeNewRoman"/>
+                <w:sz w:val="30"/>
+              </w:rPr>
+              <w:t>58+9+6=</w:t>
+            </w:r>
+          </w:p>
+        </w:tc>
+      </w:tr>
+      <w:tr>
+        <w:tc>
+          <w:tcPr>
+            <w:tcW w:type="dxa" w:w="1987"/>
+          </w:tcPr>
+          <w:p>
+            <w:pPr>
+              <w:jc w:val="left"/>
+            </w:pPr>
+            <w:r>
+              <w:rPr>
+                <w:rFonts w:ascii="TimeNewRoman" w:hAnsi="TimeNewRoman"/>
+                <w:sz w:val="30"/>
+              </w:rPr>
+              <w:t>9×2=</w:t>
+            </w:r>
+          </w:p>
+        </w:tc>
+        <w:tc>
+          <w:tcPr>
+            <w:tcW w:type="dxa" w:w="1987"/>
+          </w:tcPr>
+          <w:p>
+            <w:pPr>
+              <w:jc w:val="left"/>
+            </w:pPr>
+            <w:r>
+              <w:rPr>
+                <w:rFonts w:ascii="TimeNewRoman" w:hAnsi="TimeNewRoman"/>
+                <w:sz w:val="30"/>
+              </w:rPr>
+              <w:t>89+83+27=</w:t>
+            </w:r>
+          </w:p>
+        </w:tc>
+        <w:tc>
+          <w:tcPr>
+            <w:tcW w:type="dxa" w:w="1987"/>
+          </w:tcPr>
+          <w:p>
+            <w:pPr>
+              <w:jc w:val="left"/>
+            </w:pPr>
+            <w:r>
+              <w:rPr>
+                <w:rFonts w:ascii="TimeNewRoman" w:hAnsi="TimeNewRoman"/>
+                <w:sz w:val="30"/>
+              </w:rPr>
+              <w:t>53+44+38=</w:t>
+            </w:r>
+          </w:p>
+        </w:tc>
+        <w:tc>
+          <w:tcPr>
+            <w:tcW w:type="dxa" w:w="1987"/>
+          </w:tcPr>
+          <w:p>
+            <w:pPr>
+              <w:jc w:val="left"/>
+            </w:pPr>
+            <w:r>
+              <w:rPr>
+                <w:rFonts w:ascii="TimeNewRoman" w:hAnsi="TimeNewRoman"/>
+                <w:sz w:val="30"/>
+              </w:rPr>
+              <w:t>4+48+92=</w:t>
+            </w:r>
+          </w:p>
+        </w:tc>
+        <w:tc>
+          <w:tcPr>
+            <w:tcW w:type="dxa" w:w="1987"/>
+          </w:tcPr>
+          <w:p>
+            <w:pPr>
+              <w:jc w:val="left"/>
+            </w:pPr>
+            <w:r>
+              <w:rPr>
+                <w:rFonts w:ascii="TimeNewRoman" w:hAnsi="TimeNewRoman"/>
+                <w:sz w:val="30"/>
+              </w:rPr>
+              <w:t>14÷2=</w:t>
+            </w:r>
+          </w:p>
+        </w:tc>
+      </w:tr>
+      <w:tr>
+        <w:tc>
+          <w:tcPr>
+            <w:tcW w:type="dxa" w:w="1987"/>
+          </w:tcPr>
+          <w:p>
+            <w:pPr>
+              <w:jc w:val="left"/>
+            </w:pPr>
+            <w:r>
+              <w:rPr>
+                <w:rFonts w:ascii="TimeNewRoman" w:hAnsi="TimeNewRoman"/>
+                <w:sz w:val="30"/>
+              </w:rPr>
+              <w:t>4×8-4=</w:t>
+            </w:r>
+          </w:p>
+        </w:tc>
+        <w:tc>
+          <w:tcPr>
+            <w:tcW w:type="dxa" w:w="1987"/>
+          </w:tcPr>
+          <w:p>
+            <w:pPr>
+              <w:jc w:val="left"/>
+            </w:pPr>
+            <w:r>
+              <w:rPr>
+                <w:rFonts w:ascii="TimeNewRoman" w:hAnsi="TimeNewRoman"/>
+                <w:sz w:val="30"/>
+              </w:rPr>
+              <w:t>5×2-4=</w:t>
+            </w:r>
+          </w:p>
+        </w:tc>
+        <w:tc>
+          <w:tcPr>
+            <w:tcW w:type="dxa" w:w="1987"/>
+          </w:tcPr>
+          <w:p>
+            <w:pPr>
+              <w:jc w:val="left"/>
+            </w:pPr>
+            <w:r>
+              <w:rPr>
+                <w:rFonts w:ascii="TimeNewRoman" w:hAnsi="TimeNewRoman"/>
+                <w:sz w:val="30"/>
+              </w:rPr>
+              <w:t>63+87+88=</w:t>
+            </w:r>
+          </w:p>
+        </w:tc>
+        <w:tc>
+          <w:tcPr>
+            <w:tcW w:type="dxa" w:w="1987"/>
+          </w:tcPr>
+          <w:p>
+            <w:pPr>
+              <w:jc w:val="left"/>
+            </w:pPr>
+            <w:r>
+              <w:rPr>
+                <w:rFonts w:ascii="TimeNewRoman" w:hAnsi="TimeNewRoman"/>
+                <w:sz w:val="30"/>
+              </w:rPr>
+              <w:t>2×7=</w:t>
+            </w:r>
+          </w:p>
+        </w:tc>
+        <w:tc>
+          <w:tcPr>
+            <w:tcW w:type="dxa" w:w="1987"/>
+          </w:tcPr>
+          <w:p>
+            <w:pPr>
+              <w:jc w:val="left"/>
+            </w:pPr>
+            <w:r>
+              <w:rPr>
+                <w:rFonts w:ascii="TimeNewRoman" w:hAnsi="TimeNewRoman"/>
+                <w:sz w:val="30"/>
+              </w:rPr>
+              <w:t>4×4=</w:t>
+            </w:r>
+          </w:p>
+        </w:tc>
+      </w:tr>
+      <w:tr>
+        <w:tc>
+          <w:tcPr>
+            <w:tcW w:type="dxa" w:w="1987"/>
+          </w:tcPr>
+          <w:p>
+            <w:pPr>
+              <w:jc w:val="left"/>
+            </w:pPr>
+            <w:r>
+              <w:rPr>
+                <w:rFonts w:ascii="TimeNewRoman" w:hAnsi="TimeNewRoman"/>
+                <w:sz w:val="30"/>
+              </w:rPr>
+              <w:t>6×5=</w:t>
+            </w:r>
+          </w:p>
+        </w:tc>
+        <w:tc>
+          <w:tcPr>
+            <w:tcW w:type="dxa" w:w="1987"/>
+          </w:tcPr>
+          <w:p>
+            <w:pPr>
+              <w:jc w:val="left"/>
+            </w:pPr>
+            <w:r>
+              <w:rPr>
+                <w:rFonts w:ascii="TimeNewRoman" w:hAnsi="TimeNewRoman"/>
+                <w:sz w:val="30"/>
+              </w:rPr>
+              <w:t>4×6=</w:t>
+            </w:r>
+          </w:p>
+        </w:tc>
+        <w:tc>
+          <w:tcPr>
+            <w:tcW w:type="dxa" w:w="1987"/>
+          </w:tcPr>
+          <w:p>
+            <w:pPr>
+              <w:jc w:val="left"/>
+            </w:pPr>
+            <w:r>
+              <w:rPr>
+                <w:rFonts w:ascii="TimeNewRoman" w:hAnsi="TimeNewRoman"/>
+                <w:sz w:val="30"/>
+              </w:rPr>
+              <w:t>2×5=</w:t>
+            </w:r>
+          </w:p>
+        </w:tc>
+        <w:tc>
+          <w:tcPr>
+            <w:tcW w:type="dxa" w:w="1987"/>
+          </w:tcPr>
+          <w:p>
+            <w:pPr>
+              <w:jc w:val="left"/>
+            </w:pPr>
+            <w:r>
+              <w:rPr>
+                <w:rFonts w:ascii="TimeNewRoman" w:hAnsi="TimeNewRoman"/>
+                <w:sz w:val="30"/>
+              </w:rPr>
               <w:t>2×4=</w:t>
+            </w:r>
+          </w:p>
+        </w:tc>
+        <w:tc>
+          <w:tcPr>
+            <w:tcW w:type="dxa" w:w="1987"/>
+          </w:tcPr>
+          <w:p>
+            <w:pPr>
+              <w:jc w:val="left"/>
+            </w:pPr>
+            <w:r>
+              <w:rPr>
+                <w:rFonts w:ascii="TimeNewRoman" w:hAnsi="TimeNewRoman"/>
+                <w:sz w:val="30"/>
+              </w:rPr>
+              <w:t>51+41-30=</w:t>
             </w:r>
           </w:p>
         </w:tc>
@@ -579,7 +1101,7 @@
                 <w:rFonts w:ascii="TimeNewRoman" w:hAnsi="TimeNewRoman"/>
                 <w:sz w:val="30"/>
               </w:rPr>
-              <w:t>48+48=</w:t>
+              <w:t>4×2=</w:t>
             </w:r>
           </w:p>
         </w:tc>
@@ -596,7 +1118,7 @@
                 <w:rFonts w:ascii="TimeNewRoman" w:hAnsi="TimeNewRoman"/>
                 <w:sz w:val="30"/>
               </w:rPr>
-              <w:t>7×8=</w:t>
+              <w:t>4×5+36=</w:t>
             </w:r>
           </w:p>
         </w:tc>
@@ -613,7 +1135,7 @@
                 <w:rFonts w:ascii="TimeNewRoman" w:hAnsi="TimeNewRoman"/>
                 <w:sz w:val="30"/>
               </w:rPr>
-              <w:t>7×7-13=</w:t>
+              <w:t>5×9-31=</w:t>
             </w:r>
           </w:p>
         </w:tc>
@@ -630,12 +1152,464 @@
                 <w:rFonts w:ascii="TimeNewRoman" w:hAnsi="TimeNewRoman"/>
                 <w:sz w:val="30"/>
               </w:rPr>
-              <w:t>3×7=</w:t>
+              <w:t>2×2=</w:t>
             </w:r>
           </w:p>
         </w:tc>
       </w:tr>
       <w:tr>
+        <w:tc>
+          <w:tcPr>
+            <w:tcW w:type="dxa" w:w="1987"/>
+          </w:tcPr>
+          <w:p>
+            <w:pPr>
+              <w:jc w:val="left"/>
+            </w:pPr>
+            <w:r>
+              <w:rPr>
+                <w:rFonts w:ascii="TimeNewRoman" w:hAnsi="TimeNewRoman"/>
+                <w:sz w:val="30"/>
+              </w:rPr>
+              <w:t>1×8=</w:t>
+            </w:r>
+          </w:p>
+        </w:tc>
+        <w:tc>
+          <w:tcPr>
+            <w:tcW w:type="dxa" w:w="1987"/>
+          </w:tcPr>
+          <w:p>
+            <w:pPr>
+              <w:jc w:val="left"/>
+            </w:pPr>
+            <w:r>
+              <w:rPr>
+                <w:rFonts w:ascii="TimeNewRoman" w:hAnsi="TimeNewRoman"/>
+                <w:sz w:val="30"/>
+              </w:rPr>
+              <w:t>10+3+6=</w:t>
+            </w:r>
+          </w:p>
+        </w:tc>
+        <w:tc>
+          <w:tcPr>
+            <w:tcW w:type="dxa" w:w="1987"/>
+          </w:tcPr>
+          <w:p>
+            <w:pPr>
+              <w:jc w:val="left"/>
+            </w:pPr>
+            <w:r>
+              <w:rPr>
+                <w:rFonts w:ascii="TimeNewRoman" w:hAnsi="TimeNewRoman"/>
+                <w:sz w:val="30"/>
+              </w:rPr>
+              <w:t>7×3=</w:t>
+            </w:r>
+          </w:p>
+        </w:tc>
+        <w:tc>
+          <w:tcPr>
+            <w:tcW w:type="dxa" w:w="1987"/>
+          </w:tcPr>
+          <w:p>
+            <w:pPr>
+              <w:jc w:val="left"/>
+            </w:pPr>
+            <w:r>
+              <w:rPr>
+                <w:rFonts w:ascii="TimeNewRoman" w:hAnsi="TimeNewRoman"/>
+                <w:sz w:val="30"/>
+              </w:rPr>
+              <w:t>35+95-66=</w:t>
+            </w:r>
+          </w:p>
+        </w:tc>
+        <w:tc>
+          <w:tcPr>
+            <w:tcW w:type="dxa" w:w="1987"/>
+          </w:tcPr>
+          <w:p>
+            <w:pPr>
+              <w:jc w:val="left"/>
+            </w:pPr>
+            <w:r>
+              <w:rPr>
+                <w:rFonts w:ascii="TimeNewRoman" w:hAnsi="TimeNewRoman"/>
+                <w:sz w:val="30"/>
+              </w:rPr>
+              <w:t>12÷6=</w:t>
+            </w:r>
+          </w:p>
+        </w:tc>
+      </w:tr>
+      <w:tr>
+        <w:tc>
+          <w:tcPr>
+            <w:tcW w:type="dxa" w:w="1987"/>
+          </w:tcPr>
+          <w:p>
+            <w:pPr>
+              <w:jc w:val="left"/>
+            </w:pPr>
+            <w:r>
+              <w:rPr>
+                <w:rFonts w:ascii="TimeNewRoman" w:hAnsi="TimeNewRoman"/>
+                <w:sz w:val="30"/>
+              </w:rPr>
+              <w:t>9×3-12=</w:t>
+            </w:r>
+          </w:p>
+        </w:tc>
+        <w:tc>
+          <w:tcPr>
+            <w:tcW w:type="dxa" w:w="1987"/>
+          </w:tcPr>
+          <w:p>
+            <w:pPr>
+              <w:jc w:val="left"/>
+            </w:pPr>
+            <w:r>
+              <w:rPr>
+                <w:rFonts w:ascii="TimeNewRoman" w:hAnsi="TimeNewRoman"/>
+                <w:sz w:val="30"/>
+              </w:rPr>
+              <w:t>54+25=</w:t>
+            </w:r>
+          </w:p>
+        </w:tc>
+        <w:tc>
+          <w:tcPr>
+            <w:tcW w:type="dxa" w:w="1987"/>
+          </w:tcPr>
+          <w:p>
+            <w:pPr>
+              <w:jc w:val="left"/>
+            </w:pPr>
+            <w:r>
+              <w:rPr>
+                <w:rFonts w:ascii="TimeNewRoman" w:hAnsi="TimeNewRoman"/>
+                <w:sz w:val="30"/>
+              </w:rPr>
+              <w:t>6×8=</w:t>
+            </w:r>
+          </w:p>
+        </w:tc>
+        <w:tc>
+          <w:tcPr>
+            <w:tcW w:type="dxa" w:w="1987"/>
+          </w:tcPr>
+          <w:p>
+            <w:pPr>
+              <w:jc w:val="left"/>
+            </w:pPr>
+            <w:r>
+              <w:rPr>
+                <w:rFonts w:ascii="TimeNewRoman" w:hAnsi="TimeNewRoman"/>
+                <w:sz w:val="30"/>
+              </w:rPr>
+              <w:t>3+35=</w:t>
+            </w:r>
+          </w:p>
+        </w:tc>
+        <w:tc>
+          <w:tcPr>
+            <w:tcW w:type="dxa" w:w="1987"/>
+          </w:tcPr>
+          <w:p>
+            <w:pPr>
+              <w:jc w:val="left"/>
+            </w:pPr>
+            <w:r>
+              <w:rPr>
+                <w:rFonts w:ascii="TimeNewRoman" w:hAnsi="TimeNewRoman"/>
+                <w:sz w:val="30"/>
+              </w:rPr>
+              <w:t>70+5=</w:t>
+            </w:r>
+          </w:p>
+        </w:tc>
+      </w:tr>
+      <w:tr>
+        <w:tc>
+          <w:tcPr>
+            <w:tcW w:type="dxa" w:w="1987"/>
+          </w:tcPr>
+          <w:p>
+            <w:pPr>
+              <w:jc w:val="left"/>
+            </w:pPr>
+            <w:r>
+              <w:rPr>
+                <w:rFonts w:ascii="TimeNewRoman" w:hAnsi="TimeNewRoman"/>
+                <w:sz w:val="30"/>
+              </w:rPr>
+              <w:t>8×4=</w:t>
+            </w:r>
+          </w:p>
+        </w:tc>
+        <w:tc>
+          <w:tcPr>
+            <w:tcW w:type="dxa" w:w="1987"/>
+          </w:tcPr>
+          <w:p>
+            <w:pPr>
+              <w:jc w:val="left"/>
+            </w:pPr>
+            <w:r>
+              <w:rPr>
+                <w:rFonts w:ascii="TimeNewRoman" w:hAnsi="TimeNewRoman"/>
+                <w:sz w:val="30"/>
+              </w:rPr>
+              <w:t>8×6=</w:t>
+            </w:r>
+          </w:p>
+        </w:tc>
+        <w:tc>
+          <w:tcPr>
+            <w:tcW w:type="dxa" w:w="1987"/>
+          </w:tcPr>
+          <w:p>
+            <w:pPr>
+              <w:jc w:val="left"/>
+            </w:pPr>
+            <w:r>
+              <w:rPr>
+                <w:rFonts w:ascii="TimeNewRoman" w:hAnsi="TimeNewRoman"/>
+                <w:sz w:val="30"/>
+              </w:rPr>
+              <w:t>3×8=</w:t>
+            </w:r>
+          </w:p>
+        </w:tc>
+        <w:tc>
+          <w:tcPr>
+            <w:tcW w:type="dxa" w:w="1987"/>
+          </w:tcPr>
+          <w:p>
+            <w:pPr>
+              <w:jc w:val="left"/>
+            </w:pPr>
+            <w:r>
+              <w:rPr>
+                <w:rFonts w:ascii="TimeNewRoman" w:hAnsi="TimeNewRoman"/>
+                <w:sz w:val="30"/>
+              </w:rPr>
+              <w:t>27÷3=</w:t>
+            </w:r>
+          </w:p>
+        </w:tc>
+        <w:tc>
+          <w:tcPr>
+            <w:tcW w:type="dxa" w:w="1987"/>
+          </w:tcPr>
+          <w:p>
+            <w:pPr>
+              <w:jc w:val="left"/>
+            </w:pPr>
+            <w:r>
+              <w:rPr>
+                <w:rFonts w:ascii="TimeNewRoman" w:hAnsi="TimeNewRoman"/>
+                <w:sz w:val="30"/>
+              </w:rPr>
+              <w:t>67+99+56=</w:t>
+            </w:r>
+          </w:p>
+        </w:tc>
+      </w:tr>
+      <w:tr>
+        <w:tc>
+          <w:tcPr>
+            <w:tcW w:type="dxa" w:w="1987"/>
+          </w:tcPr>
+          <w:p>
+            <w:pPr>
+              <w:jc w:val="left"/>
+            </w:pPr>
+            <w:r>
+              <w:rPr>
+                <w:rFonts w:ascii="TimeNewRoman" w:hAnsi="TimeNewRoman"/>
+                <w:sz w:val="30"/>
+              </w:rPr>
+              <w:t>12÷4=</w:t>
+            </w:r>
+          </w:p>
+        </w:tc>
+        <w:tc>
+          <w:tcPr>
+            <w:tcW w:type="dxa" w:w="1987"/>
+          </w:tcPr>
+          <w:p>
+            <w:pPr>
+              <w:jc w:val="left"/>
+            </w:pPr>
+            <w:r>
+              <w:rPr>
+                <w:rFonts w:ascii="TimeNewRoman" w:hAnsi="TimeNewRoman"/>
+                <w:sz w:val="30"/>
+              </w:rPr>
+              <w:t>77-3=</w:t>
+            </w:r>
+          </w:p>
+        </w:tc>
+        <w:tc>
+          <w:tcPr>
+            <w:tcW w:type="dxa" w:w="1987"/>
+          </w:tcPr>
+          <w:p>
+            <w:pPr>
+              <w:jc w:val="left"/>
+            </w:pPr>
+            <w:r>
+              <w:rPr>
+                <w:rFonts w:ascii="TimeNewRoman" w:hAnsi="TimeNewRoman"/>
+                <w:sz w:val="30"/>
+              </w:rPr>
+              <w:t>6×7-12=</w:t>
+            </w:r>
+          </w:p>
+        </w:tc>
+        <w:tc>
+          <w:tcPr>
+            <w:tcW w:type="dxa" w:w="1987"/>
+          </w:tcPr>
+          <w:p>
+            <w:pPr>
+              <w:jc w:val="left"/>
+            </w:pPr>
+            <w:r>
+              <w:rPr>
+                <w:rFonts w:ascii="TimeNewRoman" w:hAnsi="TimeNewRoman"/>
+                <w:sz w:val="30"/>
+              </w:rPr>
+              <w:t>7×9=</w:t>
+            </w:r>
+          </w:p>
+        </w:tc>
+        <w:tc>
+          <w:tcPr>
+            <w:tcW w:type="dxa" w:w="1987"/>
+          </w:tcPr>
+          <w:p>
+            <w:pPr>
+              <w:jc w:val="left"/>
+            </w:pPr>
+            <w:r>
+              <w:rPr>
+                <w:rFonts w:ascii="TimeNewRoman" w:hAnsi="TimeNewRoman"/>
+                <w:sz w:val="30"/>
+              </w:rPr>
+              <w:t>4×2-2=</w:t>
+            </w:r>
+          </w:p>
+        </w:tc>
+      </w:tr>
+      <w:tr>
+        <w:tc>
+          <w:tcPr>
+            <w:tcW w:type="dxa" w:w="1987"/>
+          </w:tcPr>
+          <w:p>
+            <w:pPr>
+              <w:jc w:val="left"/>
+            </w:pPr>
+            <w:r>
+              <w:rPr>
+                <w:rFonts w:ascii="TimeNewRoman" w:hAnsi="TimeNewRoman"/>
+                <w:sz w:val="30"/>
+              </w:rPr>
+              <w:t>6×7=</w:t>
+            </w:r>
+          </w:p>
+        </w:tc>
+        <w:tc>
+          <w:tcPr>
+            <w:tcW w:type="dxa" w:w="1987"/>
+          </w:tcPr>
+          <w:p>
+            <w:pPr>
+              <w:jc w:val="left"/>
+            </w:pPr>
+            <w:r>
+              <w:rPr>
+                <w:rFonts w:ascii="TimeNewRoman" w:hAnsi="TimeNewRoman"/>
+                <w:sz w:val="30"/>
+              </w:rPr>
+              <w:t>27+67=</w:t>
+            </w:r>
+          </w:p>
+        </w:tc>
+        <w:tc>
+          <w:tcPr>
+            <w:tcW w:type="dxa" w:w="1987"/>
+          </w:tcPr>
+          <w:p>
+            <w:pPr>
+              <w:jc w:val="left"/>
+            </w:pPr>
+            <w:r>
+              <w:rPr>
+                <w:rFonts w:ascii="TimeNewRoman" w:hAnsi="TimeNewRoman"/>
+                <w:sz w:val="30"/>
+              </w:rPr>
+              <w:t>5×8=</w:t>
+            </w:r>
+          </w:p>
+        </w:tc>
+        <w:tc>
+          <w:tcPr>
+            <w:tcW w:type="dxa" w:w="1987"/>
+          </w:tcPr>
+          <w:p>
+            <w:pPr>
+              <w:jc w:val="left"/>
+            </w:pPr>
+            <w:r>
+              <w:rPr>
+                <w:rFonts w:ascii="TimeNewRoman" w:hAnsi="TimeNewRoman"/>
+                <w:sz w:val="30"/>
+              </w:rPr>
+              <w:t>9×8-39=</w:t>
+            </w:r>
+          </w:p>
+        </w:tc>
+        <w:tc>
+          <w:tcPr>
+            <w:tcW w:type="dxa" w:w="1987"/>
+          </w:tcPr>
+          <w:p>
+            <w:pPr>
+              <w:jc w:val="left"/>
+            </w:pPr>
+            <w:r>
+              <w:rPr>
+                <w:rFonts w:ascii="TimeNewRoman" w:hAnsi="TimeNewRoman"/>
+                <w:sz w:val="30"/>
+              </w:rPr>
+              <w:t>17+27+58=</w:t>
+            </w:r>
+          </w:p>
+        </w:tc>
+      </w:tr>
+      <w:tr>
+        <w:tc>
+          <w:tcPr>
+            <w:tcW w:type="dxa" w:w="1987"/>
+          </w:tcPr>
+          <w:p>
+            <w:pPr>
+              <w:jc w:val="left"/>
+            </w:pPr>
+            <w:r>
+              <w:rPr>
+                <w:rFonts w:ascii="TimeNewRoman" w:hAnsi="TimeNewRoman"/>
+                <w:sz w:val="30"/>
+              </w:rPr>
+              <w:t>20+71=</w:t>
+            </w:r>
+          </w:p>
+        </w:tc>
         <w:tc>
           <w:tcPr>
             <w:tcW w:type="dxa" w:w="1987"/>
@@ -666,7 +1640,7 @@
                 <w:rFonts w:ascii="TimeNewRoman" w:hAnsi="TimeNewRoman"/>
                 <w:sz w:val="30"/>
               </w:rPr>
-              <w:t>8×3+6=</w:t>
+              <w:t>9×4=</w:t>
             </w:r>
           </w:p>
         </w:tc>
@@ -683,7 +1657,7 @@
                 <w:rFonts w:ascii="TimeNewRoman" w:hAnsi="TimeNewRoman"/>
                 <w:sz w:val="30"/>
               </w:rPr>
-              <w:t>19+61-34=</w:t>
+              <w:t>9×3-19=</w:t>
             </w:r>
           </w:p>
         </w:tc>
@@ -700,24 +1674,7 @@
                 <w:rFonts w:ascii="TimeNewRoman" w:hAnsi="TimeNewRoman"/>
                 <w:sz w:val="30"/>
               </w:rPr>
-              <w:t>45÷9=</w:t>
-            </w:r>
-          </w:p>
-        </w:tc>
-        <w:tc>
-          <w:tcPr>
-            <w:tcW w:type="dxa" w:w="1987"/>
-          </w:tcPr>
-          <w:p>
-            <w:pPr>
-              <w:jc w:val="left"/>
-            </w:pPr>
-            <w:r>
-              <w:rPr>
-                <w:rFonts w:ascii="TimeNewRoman" w:hAnsi="TimeNewRoman"/>
-                <w:sz w:val="30"/>
-              </w:rPr>
-              <w:t>29+13=</w:t>
+              <w:t>64+9=</w:t>
             </w:r>
           </w:p>
         </w:tc>
@@ -736,7 +1693,7 @@
                 <w:rFonts w:ascii="TimeNewRoman" w:hAnsi="TimeNewRoman"/>
                 <w:sz w:val="30"/>
               </w:rPr>
-              <w:t>36÷4=</w:t>
+              <w:t>96-23=</w:t>
             </w:r>
           </w:p>
         </w:tc>
@@ -753,7 +1710,7 @@
                 <w:rFonts w:ascii="TimeNewRoman" w:hAnsi="TimeNewRoman"/>
                 <w:sz w:val="30"/>
               </w:rPr>
-              <w:t>13+77=</w:t>
+              <w:t>5×5=</w:t>
             </w:r>
           </w:p>
         </w:tc>
@@ -770,7 +1727,7 @@
                 <w:rFonts w:ascii="TimeNewRoman" w:hAnsi="TimeNewRoman"/>
                 <w:sz w:val="30"/>
               </w:rPr>
-              <w:t>63+26+60=</w:t>
+              <w:t>5×2-7=</w:t>
             </w:r>
           </w:p>
         </w:tc>
@@ -787,7 +1744,7 @@
                 <w:rFonts w:ascii="TimeNewRoman" w:hAnsi="TimeNewRoman"/>
                 <w:sz w:val="30"/>
               </w:rPr>
-              <w:t>9×9=</w:t>
+              <w:t>13+24-8=</w:t>
             </w:r>
           </w:p>
         </w:tc>
@@ -804,964 +1761,7 @@
                 <w:rFonts w:ascii="TimeNewRoman" w:hAnsi="TimeNewRoman"/>
                 <w:sz w:val="30"/>
               </w:rPr>
-              <w:t>58-19=</w:t>
-            </w:r>
-          </w:p>
-        </w:tc>
-      </w:tr>
-      <w:tr>
-        <w:tc>
-          <w:tcPr>
-            <w:tcW w:type="dxa" w:w="1987"/>
-          </w:tcPr>
-          <w:p>
-            <w:pPr>
-              <w:jc w:val="left"/>
-            </w:pPr>
-            <w:r>
-              <w:rPr>
-                <w:rFonts w:ascii="TimeNewRoman" w:hAnsi="TimeNewRoman"/>
-                <w:sz w:val="30"/>
-              </w:rPr>
-              <w:t>82-17=</w:t>
-            </w:r>
-          </w:p>
-        </w:tc>
-        <w:tc>
-          <w:tcPr>
-            <w:tcW w:type="dxa" w:w="1987"/>
-          </w:tcPr>
-          <w:p>
-            <w:pPr>
-              <w:jc w:val="left"/>
-            </w:pPr>
-            <w:r>
-              <w:rPr>
-                <w:rFonts w:ascii="TimeNewRoman" w:hAnsi="TimeNewRoman"/>
-                <w:sz w:val="30"/>
-              </w:rPr>
-              <w:t>28-6=</w:t>
-            </w:r>
-          </w:p>
-        </w:tc>
-        <w:tc>
-          <w:tcPr>
-            <w:tcW w:type="dxa" w:w="1987"/>
-          </w:tcPr>
-          <w:p>
-            <w:pPr>
-              <w:jc w:val="left"/>
-            </w:pPr>
-            <w:r>
-              <w:rPr>
-                <w:rFonts w:ascii="TimeNewRoman" w:hAnsi="TimeNewRoman"/>
-                <w:sz w:val="30"/>
-              </w:rPr>
-              <w:t>40÷5=</w:t>
-            </w:r>
-          </w:p>
-        </w:tc>
-        <w:tc>
-          <w:tcPr>
-            <w:tcW w:type="dxa" w:w="1987"/>
-          </w:tcPr>
-          <w:p>
-            <w:pPr>
-              <w:jc w:val="left"/>
-            </w:pPr>
-            <w:r>
-              <w:rPr>
-                <w:rFonts w:ascii="TimeNewRoman" w:hAnsi="TimeNewRoman"/>
-                <w:sz w:val="30"/>
-              </w:rPr>
-              <w:t>68-18=</w:t>
-            </w:r>
-          </w:p>
-        </w:tc>
-        <w:tc>
-          <w:tcPr>
-            <w:tcW w:type="dxa" w:w="1987"/>
-          </w:tcPr>
-          <w:p>
-            <w:pPr>
-              <w:jc w:val="left"/>
-            </w:pPr>
-            <w:r>
-              <w:rPr>
-                <w:rFonts w:ascii="TimeNewRoman" w:hAnsi="TimeNewRoman"/>
-                <w:sz w:val="30"/>
-              </w:rPr>
-              <w:t>4×2+30=</w:t>
-            </w:r>
-          </w:p>
-        </w:tc>
-      </w:tr>
-      <w:tr>
-        <w:tc>
-          <w:tcPr>
-            <w:tcW w:type="dxa" w:w="1987"/>
-          </w:tcPr>
-          <w:p>
-            <w:pPr>
-              <w:jc w:val="left"/>
-            </w:pPr>
-            <w:r>
-              <w:rPr>
-                <w:rFonts w:ascii="TimeNewRoman" w:hAnsi="TimeNewRoman"/>
-                <w:sz w:val="30"/>
-              </w:rPr>
-              <w:t>2×2=</w:t>
-            </w:r>
-          </w:p>
-        </w:tc>
-        <w:tc>
-          <w:tcPr>
-            <w:tcW w:type="dxa" w:w="1987"/>
-          </w:tcPr>
-          <w:p>
-            <w:pPr>
-              <w:jc w:val="left"/>
-            </w:pPr>
-            <w:r>
-              <w:rPr>
-                <w:rFonts w:ascii="TimeNewRoman" w:hAnsi="TimeNewRoman"/>
-                <w:sz w:val="30"/>
-              </w:rPr>
-              <w:t>44-26=</w:t>
-            </w:r>
-          </w:p>
-        </w:tc>
-        <w:tc>
-          <w:tcPr>
-            <w:tcW w:type="dxa" w:w="1987"/>
-          </w:tcPr>
-          <w:p>
-            <w:pPr>
-              <w:jc w:val="left"/>
-            </w:pPr>
-            <w:r>
-              <w:rPr>
-                <w:rFonts w:ascii="TimeNewRoman" w:hAnsi="TimeNewRoman"/>
-                <w:sz w:val="30"/>
-              </w:rPr>
-              <w:t>6×7=</w:t>
-            </w:r>
-          </w:p>
-        </w:tc>
-        <w:tc>
-          <w:tcPr>
-            <w:tcW w:type="dxa" w:w="1987"/>
-          </w:tcPr>
-          <w:p>
-            <w:pPr>
-              <w:jc w:val="left"/>
-            </w:pPr>
-            <w:r>
-              <w:rPr>
-                <w:rFonts w:ascii="TimeNewRoman" w:hAnsi="TimeNewRoman"/>
-                <w:sz w:val="30"/>
-              </w:rPr>
-              <w:t>26+37-50=</w:t>
-            </w:r>
-          </w:p>
-        </w:tc>
-        <w:tc>
-          <w:tcPr>
-            <w:tcW w:type="dxa" w:w="1987"/>
-          </w:tcPr>
-          <w:p>
-            <w:pPr>
-              <w:jc w:val="left"/>
-            </w:pPr>
-            <w:r>
-              <w:rPr>
-                <w:rFonts w:ascii="TimeNewRoman" w:hAnsi="TimeNewRoman"/>
-                <w:sz w:val="30"/>
-              </w:rPr>
-              <w:t>32+93-18=</w:t>
-            </w:r>
-          </w:p>
-        </w:tc>
-      </w:tr>
-      <w:tr>
-        <w:tc>
-          <w:tcPr>
-            <w:tcW w:type="dxa" w:w="1987"/>
-          </w:tcPr>
-          <w:p>
-            <w:pPr>
-              <w:jc w:val="left"/>
-            </w:pPr>
-            <w:r>
-              <w:rPr>
-                <w:rFonts w:ascii="TimeNewRoman" w:hAnsi="TimeNewRoman"/>
-                <w:sz w:val="30"/>
-              </w:rPr>
-              <w:t>18+53=</w:t>
-            </w:r>
-          </w:p>
-        </w:tc>
-        <w:tc>
-          <w:tcPr>
-            <w:tcW w:type="dxa" w:w="1987"/>
-          </w:tcPr>
-          <w:p>
-            <w:pPr>
-              <w:jc w:val="left"/>
-            </w:pPr>
-            <w:r>
-              <w:rPr>
-                <w:rFonts w:ascii="TimeNewRoman" w:hAnsi="TimeNewRoman"/>
-                <w:sz w:val="30"/>
-              </w:rPr>
-              <w:t>9+1=</w:t>
-            </w:r>
-          </w:p>
-        </w:tc>
-        <w:tc>
-          <w:tcPr>
-            <w:tcW w:type="dxa" w:w="1987"/>
-          </w:tcPr>
-          <w:p>
-            <w:pPr>
-              <w:jc w:val="left"/>
-            </w:pPr>
-            <w:r>
-              <w:rPr>
-                <w:rFonts w:ascii="TimeNewRoman" w:hAnsi="TimeNewRoman"/>
-                <w:sz w:val="30"/>
-              </w:rPr>
-              <w:t>24+57=</w:t>
-            </w:r>
-          </w:p>
-        </w:tc>
-        <w:tc>
-          <w:tcPr>
-            <w:tcW w:type="dxa" w:w="1987"/>
-          </w:tcPr>
-          <w:p>
-            <w:pPr>
-              <w:jc w:val="left"/>
-            </w:pPr>
-            <w:r>
-              <w:rPr>
-                <w:rFonts w:ascii="TimeNewRoman" w:hAnsi="TimeNewRoman"/>
-                <w:sz w:val="30"/>
-              </w:rPr>
-              <w:t>2×6+3=</w:t>
-            </w:r>
-          </w:p>
-        </w:tc>
-        <w:tc>
-          <w:tcPr>
-            <w:tcW w:type="dxa" w:w="1987"/>
-          </w:tcPr>
-          <w:p>
-            <w:pPr>
-              <w:jc w:val="left"/>
-            </w:pPr>
-            <w:r>
-              <w:rPr>
-                <w:rFonts w:ascii="TimeNewRoman" w:hAnsi="TimeNewRoman"/>
-                <w:sz w:val="30"/>
-              </w:rPr>
-              <w:t>7+63-36=</w:t>
-            </w:r>
-          </w:p>
-        </w:tc>
-      </w:tr>
-      <w:tr>
-        <w:tc>
-          <w:tcPr>
-            <w:tcW w:type="dxa" w:w="1987"/>
-          </w:tcPr>
-          <w:p>
-            <w:pPr>
-              <w:jc w:val="left"/>
-            </w:pPr>
-            <w:r>
-              <w:rPr>
-                <w:rFonts w:ascii="TimeNewRoman" w:hAnsi="TimeNewRoman"/>
-                <w:sz w:val="30"/>
-              </w:rPr>
-              <w:t>55-50=</w:t>
-            </w:r>
-          </w:p>
-        </w:tc>
-        <w:tc>
-          <w:tcPr>
-            <w:tcW w:type="dxa" w:w="1987"/>
-          </w:tcPr>
-          <w:p>
-            <w:pPr>
-              <w:jc w:val="left"/>
-            </w:pPr>
-            <w:r>
-              <w:rPr>
-                <w:rFonts w:ascii="TimeNewRoman" w:hAnsi="TimeNewRoman"/>
-                <w:sz w:val="30"/>
-              </w:rPr>
-              <w:t>4×9=</w:t>
-            </w:r>
-          </w:p>
-        </w:tc>
-        <w:tc>
-          <w:tcPr>
-            <w:tcW w:type="dxa" w:w="1987"/>
-          </w:tcPr>
-          <w:p>
-            <w:pPr>
-              <w:jc w:val="left"/>
-            </w:pPr>
-            <w:r>
-              <w:rPr>
-                <w:rFonts w:ascii="TimeNewRoman" w:hAnsi="TimeNewRoman"/>
-                <w:sz w:val="30"/>
-              </w:rPr>
-              <w:t>46+21=</w:t>
-            </w:r>
-          </w:p>
-        </w:tc>
-        <w:tc>
-          <w:tcPr>
-            <w:tcW w:type="dxa" w:w="1987"/>
-          </w:tcPr>
-          <w:p>
-            <w:pPr>
-              <w:jc w:val="left"/>
-            </w:pPr>
-            <w:r>
-              <w:rPr>
-                <w:rFonts w:ascii="TimeNewRoman" w:hAnsi="TimeNewRoman"/>
-                <w:sz w:val="30"/>
-              </w:rPr>
-              <w:t>3+22=</w:t>
-            </w:r>
-          </w:p>
-        </w:tc>
-        <w:tc>
-          <w:tcPr>
-            <w:tcW w:type="dxa" w:w="1987"/>
-          </w:tcPr>
-          <w:p>
-            <w:pPr>
-              <w:jc w:val="left"/>
-            </w:pPr>
-            <w:r>
-              <w:rPr>
-                <w:rFonts w:ascii="TimeNewRoman" w:hAnsi="TimeNewRoman"/>
-                <w:sz w:val="30"/>
-              </w:rPr>
-              <w:t>2+24=</w:t>
-            </w:r>
-          </w:p>
-        </w:tc>
-      </w:tr>
-      <w:tr>
-        <w:tc>
-          <w:tcPr>
-            <w:tcW w:type="dxa" w:w="1987"/>
-          </w:tcPr>
-          <w:p>
-            <w:pPr>
-              <w:jc w:val="left"/>
-            </w:pPr>
-            <w:r>
-              <w:rPr>
-                <w:rFonts w:ascii="TimeNewRoman" w:hAnsi="TimeNewRoman"/>
-                <w:sz w:val="30"/>
-              </w:rPr>
-              <w:t>94-21=</w:t>
-            </w:r>
-          </w:p>
-        </w:tc>
-        <w:tc>
-          <w:tcPr>
-            <w:tcW w:type="dxa" w:w="1987"/>
-          </w:tcPr>
-          <w:p>
-            <w:pPr>
-              <w:jc w:val="left"/>
-            </w:pPr>
-            <w:r>
-              <w:rPr>
-                <w:rFonts w:ascii="TimeNewRoman" w:hAnsi="TimeNewRoman"/>
-                <w:sz w:val="30"/>
-              </w:rPr>
-              <w:t>23+6+69=</w:t>
-            </w:r>
-          </w:p>
-        </w:tc>
-        <w:tc>
-          <w:tcPr>
-            <w:tcW w:type="dxa" w:w="1987"/>
-          </w:tcPr>
-          <w:p>
-            <w:pPr>
-              <w:jc w:val="left"/>
-            </w:pPr>
-            <w:r>
-              <w:rPr>
-                <w:rFonts w:ascii="TimeNewRoman" w:hAnsi="TimeNewRoman"/>
-                <w:sz w:val="30"/>
-              </w:rPr>
-              <w:t>14+52+57=</w:t>
-            </w:r>
-          </w:p>
-        </w:tc>
-        <w:tc>
-          <w:tcPr>
-            <w:tcW w:type="dxa" w:w="1987"/>
-          </w:tcPr>
-          <w:p>
-            <w:pPr>
-              <w:jc w:val="left"/>
-            </w:pPr>
-            <w:r>
-              <w:rPr>
-                <w:rFonts w:ascii="TimeNewRoman" w:hAnsi="TimeNewRoman"/>
-                <w:sz w:val="30"/>
-              </w:rPr>
-              <w:t>18+25=</w:t>
-            </w:r>
-          </w:p>
-        </w:tc>
-        <w:tc>
-          <w:tcPr>
-            <w:tcW w:type="dxa" w:w="1987"/>
-          </w:tcPr>
-          <w:p>
-            <w:pPr>
-              <w:jc w:val="left"/>
-            </w:pPr>
-            <w:r>
-              <w:rPr>
-                <w:rFonts w:ascii="TimeNewRoman" w:hAnsi="TimeNewRoman"/>
-                <w:sz w:val="30"/>
-              </w:rPr>
-              <w:t>5×5+42=</w:t>
-            </w:r>
-          </w:p>
-        </w:tc>
-      </w:tr>
-      <w:tr>
-        <w:tc>
-          <w:tcPr>
-            <w:tcW w:type="dxa" w:w="1987"/>
-          </w:tcPr>
-          <w:p>
-            <w:pPr>
-              <w:jc w:val="left"/>
-            </w:pPr>
-            <w:r>
-              <w:rPr>
-                <w:rFonts w:ascii="TimeNewRoman" w:hAnsi="TimeNewRoman"/>
-                <w:sz w:val="30"/>
-              </w:rPr>
-              <w:t>3×2=</w:t>
-            </w:r>
-          </w:p>
-        </w:tc>
-        <w:tc>
-          <w:tcPr>
-            <w:tcW w:type="dxa" w:w="1987"/>
-          </w:tcPr>
-          <w:p>
-            <w:pPr>
-              <w:jc w:val="left"/>
-            </w:pPr>
-            <w:r>
-              <w:rPr>
-                <w:rFonts w:ascii="TimeNewRoman" w:hAnsi="TimeNewRoman"/>
-                <w:sz w:val="30"/>
-              </w:rPr>
-              <w:t>50+8=</w:t>
-            </w:r>
-          </w:p>
-        </w:tc>
-        <w:tc>
-          <w:tcPr>
-            <w:tcW w:type="dxa" w:w="1987"/>
-          </w:tcPr>
-          <w:p>
-            <w:pPr>
-              <w:jc w:val="left"/>
-            </w:pPr>
-            <w:r>
-              <w:rPr>
-                <w:rFonts w:ascii="TimeNewRoman" w:hAnsi="TimeNewRoman"/>
-                <w:sz w:val="30"/>
-              </w:rPr>
-              <w:t>8×3-8=</w:t>
-            </w:r>
-          </w:p>
-        </w:tc>
-        <w:tc>
-          <w:tcPr>
-            <w:tcW w:type="dxa" w:w="1987"/>
-          </w:tcPr>
-          <w:p>
-            <w:pPr>
-              <w:jc w:val="left"/>
-            </w:pPr>
-            <w:r>
-              <w:rPr>
-                <w:rFonts w:ascii="TimeNewRoman" w:hAnsi="TimeNewRoman"/>
-                <w:sz w:val="30"/>
-              </w:rPr>
-              <w:t>6+95+60=</w:t>
-            </w:r>
-          </w:p>
-        </w:tc>
-        <w:tc>
-          <w:tcPr>
-            <w:tcW w:type="dxa" w:w="1987"/>
-          </w:tcPr>
-          <w:p>
-            <w:pPr>
-              <w:jc w:val="left"/>
-            </w:pPr>
-            <w:r>
-              <w:rPr>
-                <w:rFonts w:ascii="TimeNewRoman" w:hAnsi="TimeNewRoman"/>
-                <w:sz w:val="30"/>
-              </w:rPr>
-              <w:t>52+75-27=</w:t>
-            </w:r>
-          </w:p>
-        </w:tc>
-      </w:tr>
-      <w:tr>
-        <w:tc>
-          <w:tcPr>
-            <w:tcW w:type="dxa" w:w="1987"/>
-          </w:tcPr>
-          <w:p>
-            <w:pPr>
-              <w:jc w:val="left"/>
-            </w:pPr>
-            <w:r>
-              <w:rPr>
-                <w:rFonts w:ascii="TimeNewRoman" w:hAnsi="TimeNewRoman"/>
-                <w:sz w:val="30"/>
-              </w:rPr>
-              <w:t>53-22=</w:t>
-            </w:r>
-          </w:p>
-        </w:tc>
-        <w:tc>
-          <w:tcPr>
-            <w:tcW w:type="dxa" w:w="1987"/>
-          </w:tcPr>
-          <w:p>
-            <w:pPr>
-              <w:jc w:val="left"/>
-            </w:pPr>
-            <w:r>
-              <w:rPr>
-                <w:rFonts w:ascii="TimeNewRoman" w:hAnsi="TimeNewRoman"/>
-                <w:sz w:val="30"/>
-              </w:rPr>
-              <w:t>28-9=</w:t>
-            </w:r>
-          </w:p>
-        </w:tc>
-        <w:tc>
-          <w:tcPr>
-            <w:tcW w:type="dxa" w:w="1987"/>
-          </w:tcPr>
-          <w:p>
-            <w:pPr>
-              <w:jc w:val="left"/>
-            </w:pPr>
-            <w:r>
-              <w:rPr>
-                <w:rFonts w:ascii="TimeNewRoman" w:hAnsi="TimeNewRoman"/>
-                <w:sz w:val="30"/>
-              </w:rPr>
-              <w:t>6+24+80=</w:t>
-            </w:r>
-          </w:p>
-        </w:tc>
-        <w:tc>
-          <w:tcPr>
-            <w:tcW w:type="dxa" w:w="1987"/>
-          </w:tcPr>
-          <w:p>
-            <w:pPr>
-              <w:jc w:val="left"/>
-            </w:pPr>
-            <w:r>
-              <w:rPr>
-                <w:rFonts w:ascii="TimeNewRoman" w:hAnsi="TimeNewRoman"/>
-                <w:sz w:val="30"/>
-              </w:rPr>
-              <w:t>24+1=</w:t>
-            </w:r>
-          </w:p>
-        </w:tc>
-        <w:tc>
-          <w:tcPr>
-            <w:tcW w:type="dxa" w:w="1987"/>
-          </w:tcPr>
-          <w:p>
-            <w:pPr>
-              <w:jc w:val="left"/>
-            </w:pPr>
-            <w:r>
-              <w:rPr>
-                <w:rFonts w:ascii="TimeNewRoman" w:hAnsi="TimeNewRoman"/>
-                <w:sz w:val="30"/>
-              </w:rPr>
-              <w:t>6×6-4=</w:t>
-            </w:r>
-          </w:p>
-        </w:tc>
-      </w:tr>
-      <w:tr>
-        <w:tc>
-          <w:tcPr>
-            <w:tcW w:type="dxa" w:w="1987"/>
-          </w:tcPr>
-          <w:p>
-            <w:pPr>
-              <w:jc w:val="left"/>
-            </w:pPr>
-            <w:r>
-              <w:rPr>
-                <w:rFonts w:ascii="TimeNewRoman" w:hAnsi="TimeNewRoman"/>
-                <w:sz w:val="30"/>
-              </w:rPr>
-              <w:t>3×5-7=</w:t>
-            </w:r>
-          </w:p>
-        </w:tc>
-        <w:tc>
-          <w:tcPr>
-            <w:tcW w:type="dxa" w:w="1987"/>
-          </w:tcPr>
-          <w:p>
-            <w:pPr>
-              <w:jc w:val="left"/>
-            </w:pPr>
-            <w:r>
-              <w:rPr>
-                <w:rFonts w:ascii="TimeNewRoman" w:hAnsi="TimeNewRoman"/>
-                <w:sz w:val="30"/>
-              </w:rPr>
-              <w:t>5+26=</w:t>
-            </w:r>
-          </w:p>
-        </w:tc>
-        <w:tc>
-          <w:tcPr>
-            <w:tcW w:type="dxa" w:w="1987"/>
-          </w:tcPr>
-          <w:p>
-            <w:pPr>
-              <w:jc w:val="left"/>
-            </w:pPr>
-            <w:r>
-              <w:rPr>
-                <w:rFonts w:ascii="TimeNewRoman" w:hAnsi="TimeNewRoman"/>
-                <w:sz w:val="30"/>
-              </w:rPr>
-              <w:t>5×3=</w:t>
-            </w:r>
-          </w:p>
-        </w:tc>
-        <w:tc>
-          <w:tcPr>
-            <w:tcW w:type="dxa" w:w="1987"/>
-          </w:tcPr>
-          <w:p>
-            <w:pPr>
-              <w:jc w:val="left"/>
-            </w:pPr>
-            <w:r>
-              <w:rPr>
-                <w:rFonts w:ascii="TimeNewRoman" w:hAnsi="TimeNewRoman"/>
-                <w:sz w:val="30"/>
-              </w:rPr>
-              <w:t>8×8=</w:t>
-            </w:r>
-          </w:p>
-        </w:tc>
-        <w:tc>
-          <w:tcPr>
-            <w:tcW w:type="dxa" w:w="1987"/>
-          </w:tcPr>
-          <w:p>
-            <w:pPr>
-              <w:jc w:val="left"/>
-            </w:pPr>
-            <w:r>
-              <w:rPr>
-                <w:rFonts w:ascii="TimeNewRoman" w:hAnsi="TimeNewRoman"/>
-                <w:sz w:val="30"/>
-              </w:rPr>
-              <w:t>7×7-20=</w:t>
-            </w:r>
-          </w:p>
-        </w:tc>
-      </w:tr>
-      <w:tr>
-        <w:tc>
-          <w:tcPr>
-            <w:tcW w:type="dxa" w:w="1987"/>
-          </w:tcPr>
-          <w:p>
-            <w:pPr>
-              <w:jc w:val="left"/>
-            </w:pPr>
-            <w:r>
-              <w:rPr>
-                <w:rFonts w:ascii="TimeNewRoman" w:hAnsi="TimeNewRoman"/>
-                <w:sz w:val="30"/>
-              </w:rPr>
-              <w:t>98-43=</w:t>
-            </w:r>
-          </w:p>
-        </w:tc>
-        <w:tc>
-          <w:tcPr>
-            <w:tcW w:type="dxa" w:w="1987"/>
-          </w:tcPr>
-          <w:p>
-            <w:pPr>
-              <w:jc w:val="left"/>
-            </w:pPr>
-            <w:r>
-              <w:rPr>
-                <w:rFonts w:ascii="TimeNewRoman" w:hAnsi="TimeNewRoman"/>
-                <w:sz w:val="30"/>
-              </w:rPr>
-              <w:t>5×7=</w:t>
-            </w:r>
-          </w:p>
-        </w:tc>
-        <w:tc>
-          <w:tcPr>
-            <w:tcW w:type="dxa" w:w="1987"/>
-          </w:tcPr>
-          <w:p>
-            <w:pPr>
-              <w:jc w:val="left"/>
-            </w:pPr>
-            <w:r>
-              <w:rPr>
-                <w:rFonts w:ascii="TimeNewRoman" w:hAnsi="TimeNewRoman"/>
-                <w:sz w:val="30"/>
-              </w:rPr>
-              <w:t>3×9=</w:t>
-            </w:r>
-          </w:p>
-        </w:tc>
-        <w:tc>
-          <w:tcPr>
-            <w:tcW w:type="dxa" w:w="1987"/>
-          </w:tcPr>
-          <w:p>
-            <w:pPr>
-              <w:jc w:val="left"/>
-            </w:pPr>
-            <w:r>
-              <w:rPr>
-                <w:rFonts w:ascii="TimeNewRoman" w:hAnsi="TimeNewRoman"/>
-                <w:sz w:val="30"/>
-              </w:rPr>
-              <w:t>4×8=</w:t>
-            </w:r>
-          </w:p>
-        </w:tc>
-        <w:tc>
-          <w:tcPr>
-            <w:tcW w:type="dxa" w:w="1987"/>
-          </w:tcPr>
-          <w:p>
-            <w:pPr>
-              <w:jc w:val="left"/>
-            </w:pPr>
-            <w:r>
-              <w:rPr>
-                <w:rFonts w:ascii="TimeNewRoman" w:hAnsi="TimeNewRoman"/>
-                <w:sz w:val="30"/>
-              </w:rPr>
-              <w:t>3×3=</w:t>
-            </w:r>
-          </w:p>
-        </w:tc>
-      </w:tr>
-      <w:tr>
-        <w:tc>
-          <w:tcPr>
-            <w:tcW w:type="dxa" w:w="1987"/>
-          </w:tcPr>
-          <w:p>
-            <w:pPr>
-              <w:jc w:val="left"/>
-            </w:pPr>
-            <w:r>
-              <w:rPr>
-                <w:rFonts w:ascii="TimeNewRoman" w:hAnsi="TimeNewRoman"/>
-                <w:sz w:val="30"/>
-              </w:rPr>
-              <w:t>2×5-7=</w:t>
-            </w:r>
-          </w:p>
-        </w:tc>
-        <w:tc>
-          <w:tcPr>
-            <w:tcW w:type="dxa" w:w="1987"/>
-          </w:tcPr>
-          <w:p>
-            <w:pPr>
-              <w:jc w:val="left"/>
-            </w:pPr>
-            <w:r>
-              <w:rPr>
-                <w:rFonts w:ascii="TimeNewRoman" w:hAnsi="TimeNewRoman"/>
-                <w:sz w:val="30"/>
-              </w:rPr>
-              <w:t>58+64-77=</w:t>
-            </w:r>
-          </w:p>
-        </w:tc>
-        <w:tc>
-          <w:tcPr>
-            <w:tcW w:type="dxa" w:w="1987"/>
-          </w:tcPr>
-          <w:p>
-            <w:pPr>
-              <w:jc w:val="left"/>
-            </w:pPr>
-            <w:r>
-              <w:rPr>
-                <w:rFonts w:ascii="TimeNewRoman" w:hAnsi="TimeNewRoman"/>
-                <w:sz w:val="30"/>
-              </w:rPr>
-              <w:t>72÷8=</w:t>
-            </w:r>
-          </w:p>
-        </w:tc>
-        <w:tc>
-          <w:tcPr>
-            <w:tcW w:type="dxa" w:w="1987"/>
-          </w:tcPr>
-          <w:p>
-            <w:pPr>
-              <w:jc w:val="left"/>
-            </w:pPr>
-            <w:r>
-              <w:rPr>
-                <w:rFonts w:ascii="TimeNewRoman" w:hAnsi="TimeNewRoman"/>
-                <w:sz w:val="30"/>
-              </w:rPr>
-              <w:t>14+68-60=</w:t>
-            </w:r>
-          </w:p>
-        </w:tc>
-        <w:tc>
-          <w:tcPr>
-            <w:tcW w:type="dxa" w:w="1987"/>
-          </w:tcPr>
-          <w:p>
-            <w:pPr>
-              <w:jc w:val="left"/>
-            </w:pPr>
-            <w:r>
-              <w:rPr>
-                <w:rFonts w:ascii="TimeNewRoman" w:hAnsi="TimeNewRoman"/>
-                <w:sz w:val="30"/>
-              </w:rPr>
-              <w:t>4×2=</w:t>
-            </w:r>
-          </w:p>
-        </w:tc>
-      </w:tr>
-      <w:tr>
-        <w:tc>
-          <w:tcPr>
-            <w:tcW w:type="dxa" w:w="1987"/>
-          </w:tcPr>
-          <w:p>
-            <w:pPr>
-              <w:jc w:val="left"/>
-            </w:pPr>
-            <w:r>
-              <w:rPr>
-                <w:rFonts w:ascii="TimeNewRoman" w:hAnsi="TimeNewRoman"/>
-                <w:sz w:val="30"/>
-              </w:rPr>
-              <w:t>7×5=</w:t>
-            </w:r>
-          </w:p>
-        </w:tc>
-        <w:tc>
-          <w:tcPr>
-            <w:tcW w:type="dxa" w:w="1987"/>
-          </w:tcPr>
-          <w:p>
-            <w:pPr>
-              <w:jc w:val="left"/>
-            </w:pPr>
-            <w:r>
-              <w:rPr>
-                <w:rFonts w:ascii="TimeNewRoman" w:hAnsi="TimeNewRoman"/>
-                <w:sz w:val="30"/>
-              </w:rPr>
-              <w:t>5×3+96=</w:t>
-            </w:r>
-          </w:p>
-        </w:tc>
-        <w:tc>
-          <w:tcPr>
-            <w:tcW w:type="dxa" w:w="1987"/>
-          </w:tcPr>
-          <w:p>
-            <w:pPr>
-              <w:jc w:val="left"/>
-            </w:pPr>
-            <w:r>
-              <w:rPr>
-                <w:rFonts w:ascii="TimeNewRoman" w:hAnsi="TimeNewRoman"/>
-                <w:sz w:val="30"/>
-              </w:rPr>
-              <w:t>50-35=</w:t>
-            </w:r>
-          </w:p>
-        </w:tc>
-        <w:tc>
-          <w:tcPr>
-            <w:tcW w:type="dxa" w:w="1987"/>
-          </w:tcPr>
-          <w:p>
-            <w:pPr>
-              <w:jc w:val="left"/>
-            </w:pPr>
-            <w:r>
-              <w:rPr>
-                <w:rFonts w:ascii="TimeNewRoman" w:hAnsi="TimeNewRoman"/>
-                <w:sz w:val="30"/>
-              </w:rPr>
-              <w:t>9+63=</w:t>
-            </w:r>
-          </w:p>
-        </w:tc>
-        <w:tc>
-          <w:tcPr>
-            <w:tcW w:type="dxa" w:w="1987"/>
-          </w:tcPr>
-          <w:p>
-            <w:pPr>
-              <w:jc w:val="left"/>
-            </w:pPr>
-            <w:r>
-              <w:rPr>
-                <w:rFonts w:ascii="TimeNewRoman" w:hAnsi="TimeNewRoman"/>
-                <w:sz w:val="30"/>
-              </w:rPr>
-              <w:t>6×2=</w:t>
+              <w:t>81+7=</w:t>
             </w:r>
           </w:p>
         </w:tc>

--- a/mixed.docx
+++ b/mixed.docx
@@ -11,7 +11,7 @@
           <w:rFonts w:ascii="Arial" w:hAnsi="Arial"/>
           <w:sz w:val="30"/>
         </w:rPr>
-        <w:t>2026-09-21 Monday</w:t>
+        <w:t>2026-09-22 Tuesday</w:t>
       </w:r>
     </w:p>
     <w:tbl>
@@ -40,7 +40,7 @@
                 <w:rFonts w:ascii="TimeNewRoman" w:hAnsi="TimeNewRoman"/>
                 <w:sz w:val="30"/>
               </w:rPr>
-              <w:t>66+14=</w:t>
+              <w:t>77+21=</w:t>
             </w:r>
           </w:p>
         </w:tc>
@@ -57,7 +57,7 @@
                 <w:rFonts w:ascii="TimeNewRoman" w:hAnsi="TimeNewRoman"/>
                 <w:sz w:val="30"/>
               </w:rPr>
-              <w:t>78-10=</w:t>
+              <w:t>9×8-8=</w:t>
             </w:r>
           </w:p>
         </w:tc>
@@ -74,7 +74,7 @@
                 <w:rFonts w:ascii="TimeNewRoman" w:hAnsi="TimeNewRoman"/>
                 <w:sz w:val="30"/>
               </w:rPr>
-              <w:t>77+95+28=</w:t>
+              <w:t>38+27-46=</w:t>
             </w:r>
           </w:p>
         </w:tc>
@@ -91,7 +91,7 @@
                 <w:rFonts w:ascii="TimeNewRoman" w:hAnsi="TimeNewRoman"/>
                 <w:sz w:val="30"/>
               </w:rPr>
-              <w:t>9×2+74=</w:t>
+              <w:t>17+68=</w:t>
             </w:r>
           </w:p>
         </w:tc>
@@ -108,7 +108,7 @@
                 <w:rFonts w:ascii="TimeNewRoman" w:hAnsi="TimeNewRoman"/>
                 <w:sz w:val="30"/>
               </w:rPr>
-              <w:t>3×6+78=</w:t>
+              <w:t>16÷8=</w:t>
             </w:r>
           </w:p>
         </w:tc>
@@ -127,7 +127,7 @@
                 <w:rFonts w:ascii="TimeNewRoman" w:hAnsi="TimeNewRoman"/>
                 <w:sz w:val="30"/>
               </w:rPr>
-              <w:t>5×8+42=</w:t>
+              <w:t>2+17=</w:t>
             </w:r>
           </w:p>
         </w:tc>
@@ -144,7 +144,7 @@
                 <w:rFonts w:ascii="TimeNewRoman" w:hAnsi="TimeNewRoman"/>
                 <w:sz w:val="30"/>
               </w:rPr>
-              <w:t>3×6=</w:t>
+              <w:t>64÷8=</w:t>
             </w:r>
           </w:p>
         </w:tc>
@@ -161,7 +161,7 @@
                 <w:rFonts w:ascii="TimeNewRoman" w:hAnsi="TimeNewRoman"/>
                 <w:sz w:val="30"/>
               </w:rPr>
-              <w:t>64-39=</w:t>
+              <w:t>31+54=</w:t>
             </w:r>
           </w:p>
         </w:tc>
@@ -178,7 +178,7 @@
                 <w:rFonts w:ascii="TimeNewRoman" w:hAnsi="TimeNewRoman"/>
                 <w:sz w:val="30"/>
               </w:rPr>
-              <w:t>3×6-7=</w:t>
+              <w:t>62+23=</w:t>
             </w:r>
           </w:p>
         </w:tc>
@@ -195,7 +195,7 @@
                 <w:rFonts w:ascii="TimeNewRoman" w:hAnsi="TimeNewRoman"/>
                 <w:sz w:val="30"/>
               </w:rPr>
-              <w:t>47+78-46=</w:t>
+              <w:t>2×5-1=</w:t>
             </w:r>
           </w:p>
         </w:tc>
@@ -214,7 +214,7 @@
                 <w:rFonts w:ascii="TimeNewRoman" w:hAnsi="TimeNewRoman"/>
                 <w:sz w:val="30"/>
               </w:rPr>
-              <w:t>44+6=</w:t>
+              <w:t>72÷8=</w:t>
             </w:r>
           </w:p>
         </w:tc>
@@ -231,7 +231,7 @@
                 <w:rFonts w:ascii="TimeNewRoman" w:hAnsi="TimeNewRoman"/>
                 <w:sz w:val="30"/>
               </w:rPr>
-              <w:t>8×5=</w:t>
+              <w:t>52+18=</w:t>
             </w:r>
           </w:p>
         </w:tc>
@@ -248,7 +248,7 @@
                 <w:rFonts w:ascii="TimeNewRoman" w:hAnsi="TimeNewRoman"/>
                 <w:sz w:val="30"/>
               </w:rPr>
-              <w:t>75+64+96=</w:t>
+              <w:t>93-64=</w:t>
             </w:r>
           </w:p>
         </w:tc>
@@ -265,7 +265,7 @@
                 <w:rFonts w:ascii="TimeNewRoman" w:hAnsi="TimeNewRoman"/>
                 <w:sz w:val="30"/>
               </w:rPr>
-              <w:t>9×3=</w:t>
+              <w:t>8×9=</w:t>
             </w:r>
           </w:p>
         </w:tc>
@@ -282,7 +282,7 @@
                 <w:rFonts w:ascii="TimeNewRoman" w:hAnsi="TimeNewRoman"/>
                 <w:sz w:val="30"/>
               </w:rPr>
-              <w:t>88-83=</w:t>
+              <w:t>30-1=</w:t>
             </w:r>
           </w:p>
         </w:tc>
@@ -301,7 +301,7 @@
                 <w:rFonts w:ascii="TimeNewRoman" w:hAnsi="TimeNewRoman"/>
                 <w:sz w:val="30"/>
               </w:rPr>
-              <w:t>60+33=</w:t>
+              <w:t>71-14=</w:t>
             </w:r>
           </w:p>
         </w:tc>
@@ -318,7 +318,7 @@
                 <w:rFonts w:ascii="TimeNewRoman" w:hAnsi="TimeNewRoman"/>
                 <w:sz w:val="30"/>
               </w:rPr>
-              <w:t>5×3-9=</w:t>
+              <w:t>11+41=</w:t>
             </w:r>
           </w:p>
         </w:tc>
@@ -335,94 +335,7 @@
                 <w:rFonts w:ascii="TimeNewRoman" w:hAnsi="TimeNewRoman"/>
                 <w:sz w:val="30"/>
               </w:rPr>
-              <w:t>41+8+87=</w:t>
-            </w:r>
-          </w:p>
-        </w:tc>
-        <w:tc>
-          <w:tcPr>
-            <w:tcW w:type="dxa" w:w="1987"/>
-          </w:tcPr>
-          <w:p>
-            <w:pPr>
-              <w:jc w:val="left"/>
-            </w:pPr>
-            <w:r>
-              <w:rPr>
-                <w:rFonts w:ascii="TimeNewRoman" w:hAnsi="TimeNewRoman"/>
-                <w:sz w:val="30"/>
-              </w:rPr>
-              <w:t>2+56=</w:t>
-            </w:r>
-          </w:p>
-        </w:tc>
-        <w:tc>
-          <w:tcPr>
-            <w:tcW w:type="dxa" w:w="1987"/>
-          </w:tcPr>
-          <w:p>
-            <w:pPr>
-              <w:jc w:val="left"/>
-            </w:pPr>
-            <w:r>
-              <w:rPr>
-                <w:rFonts w:ascii="TimeNewRoman" w:hAnsi="TimeNewRoman"/>
-                <w:sz w:val="30"/>
-              </w:rPr>
-              <w:t>82-50=</w:t>
-            </w:r>
-          </w:p>
-        </w:tc>
-      </w:tr>
-      <w:tr>
-        <w:tc>
-          <w:tcPr>
-            <w:tcW w:type="dxa" w:w="1987"/>
-          </w:tcPr>
-          <w:p>
-            <w:pPr>
-              <w:jc w:val="left"/>
-            </w:pPr>
-            <w:r>
-              <w:rPr>
-                <w:rFonts w:ascii="TimeNewRoman" w:hAnsi="TimeNewRoman"/>
-                <w:sz w:val="30"/>
-              </w:rPr>
-              <w:t>2+55=</w:t>
-            </w:r>
-          </w:p>
-        </w:tc>
-        <w:tc>
-          <w:tcPr>
-            <w:tcW w:type="dxa" w:w="1987"/>
-          </w:tcPr>
-          <w:p>
-            <w:pPr>
-              <w:jc w:val="left"/>
-            </w:pPr>
-            <w:r>
-              <w:rPr>
-                <w:rFonts w:ascii="TimeNewRoman" w:hAnsi="TimeNewRoman"/>
-                <w:sz w:val="30"/>
-              </w:rPr>
-              <w:t>73+51+11=</w:t>
-            </w:r>
-          </w:p>
-        </w:tc>
-        <w:tc>
-          <w:tcPr>
-            <w:tcW w:type="dxa" w:w="1987"/>
-          </w:tcPr>
-          <w:p>
-            <w:pPr>
-              <w:jc w:val="left"/>
-            </w:pPr>
-            <w:r>
-              <w:rPr>
-                <w:rFonts w:ascii="TimeNewRoman" w:hAnsi="TimeNewRoman"/>
-                <w:sz w:val="30"/>
-              </w:rPr>
-              <w:t>6×2=</w:t>
+              <w:t>2+47=</w:t>
             </w:r>
           </w:p>
         </w:tc>
@@ -456,7 +369,7 @@
                 <w:rFonts w:ascii="TimeNewRoman" w:hAnsi="TimeNewRoman"/>
                 <w:sz w:val="30"/>
               </w:rPr>
-              <w:t>3×2-4=</w:t>
+              <w:t>96-66=</w:t>
             </w:r>
           </w:p>
         </w:tc>
@@ -475,7 +388,7 @@
                 <w:rFonts w:ascii="TimeNewRoman" w:hAnsi="TimeNewRoman"/>
                 <w:sz w:val="30"/>
               </w:rPr>
-              <w:t>5×2=</w:t>
+              <w:t>48+3=</w:t>
             </w:r>
           </w:p>
         </w:tc>
@@ -492,7 +405,7 @@
                 <w:rFonts w:ascii="TimeNewRoman" w:hAnsi="TimeNewRoman"/>
                 <w:sz w:val="30"/>
               </w:rPr>
-              <w:t>40÷5=</w:t>
+              <w:t>25+73=</w:t>
             </w:r>
           </w:p>
         </w:tc>
@@ -509,7 +422,7 @@
                 <w:rFonts w:ascii="TimeNewRoman" w:hAnsi="TimeNewRoman"/>
                 <w:sz w:val="30"/>
               </w:rPr>
-              <w:t>72+6=</w:t>
+              <w:t>54÷6=</w:t>
             </w:r>
           </w:p>
         </w:tc>
@@ -526,7 +439,7 @@
                 <w:rFonts w:ascii="TimeNewRoman" w:hAnsi="TimeNewRoman"/>
                 <w:sz w:val="30"/>
               </w:rPr>
-              <w:t>3×4+6=</w:t>
+              <w:t>7+35=</w:t>
             </w:r>
           </w:p>
         </w:tc>
@@ -543,7 +456,7 @@
                 <w:rFonts w:ascii="TimeNewRoman" w:hAnsi="TimeNewRoman"/>
                 <w:sz w:val="30"/>
               </w:rPr>
-              <w:t>79-3=</w:t>
+              <w:t>5×6+85=</w:t>
             </w:r>
           </w:p>
         </w:tc>
@@ -562,128 +475,7 @@
                 <w:rFonts w:ascii="TimeNewRoman" w:hAnsi="TimeNewRoman"/>
                 <w:sz w:val="30"/>
               </w:rPr>
-              <w:t>88-69=</w:t>
-            </w:r>
-          </w:p>
-        </w:tc>
-        <w:tc>
-          <w:tcPr>
-            <w:tcW w:type="dxa" w:w="1987"/>
-          </w:tcPr>
-          <w:p>
-            <w:pPr>
-              <w:jc w:val="left"/>
-            </w:pPr>
-            <w:r>
-              <w:rPr>
-                <w:rFonts w:ascii="TimeNewRoman" w:hAnsi="TimeNewRoman"/>
-                <w:sz w:val="30"/>
-              </w:rPr>
-              <w:t>62-44=</w:t>
-            </w:r>
-          </w:p>
-        </w:tc>
-        <w:tc>
-          <w:tcPr>
-            <w:tcW w:type="dxa" w:w="1987"/>
-          </w:tcPr>
-          <w:p>
-            <w:pPr>
-              <w:jc w:val="left"/>
-            </w:pPr>
-            <w:r>
-              <w:rPr>
-                <w:rFonts w:ascii="TimeNewRoman" w:hAnsi="TimeNewRoman"/>
-                <w:sz w:val="30"/>
-              </w:rPr>
-              <w:t>8×6+21=</w:t>
-            </w:r>
-          </w:p>
-        </w:tc>
-        <w:tc>
-          <w:tcPr>
-            <w:tcW w:type="dxa" w:w="1987"/>
-          </w:tcPr>
-          <w:p>
-            <w:pPr>
-              <w:jc w:val="left"/>
-            </w:pPr>
-            <w:r>
-              <w:rPr>
-                <w:rFonts w:ascii="TimeNewRoman" w:hAnsi="TimeNewRoman"/>
-                <w:sz w:val="30"/>
-              </w:rPr>
-              <w:t>61+67+63=</w:t>
-            </w:r>
-          </w:p>
-        </w:tc>
-        <w:tc>
-          <w:tcPr>
-            <w:tcW w:type="dxa" w:w="1987"/>
-          </w:tcPr>
-          <w:p>
-            <w:pPr>
-              <w:jc w:val="left"/>
-            </w:pPr>
-            <w:r>
-              <w:rPr>
-                <w:rFonts w:ascii="TimeNewRoman" w:hAnsi="TimeNewRoman"/>
-                <w:sz w:val="30"/>
-              </w:rPr>
-              <w:t>4×5=</w:t>
-            </w:r>
-          </w:p>
-        </w:tc>
-      </w:tr>
-      <w:tr>
-        <w:tc>
-          <w:tcPr>
-            <w:tcW w:type="dxa" w:w="1987"/>
-          </w:tcPr>
-          <w:p>
-            <w:pPr>
-              <w:jc w:val="left"/>
-            </w:pPr>
-            <w:r>
-              <w:rPr>
-                <w:rFonts w:ascii="TimeNewRoman" w:hAnsi="TimeNewRoman"/>
-                <w:sz w:val="30"/>
-              </w:rPr>
-              <w:t>5×3=</w:t>
-            </w:r>
-          </w:p>
-        </w:tc>
-        <w:tc>
-          <w:tcPr>
-            <w:tcW w:type="dxa" w:w="1987"/>
-          </w:tcPr>
-          <w:p>
-            <w:pPr>
-              <w:jc w:val="left"/>
-            </w:pPr>
-            <w:r>
-              <w:rPr>
-                <w:rFonts w:ascii="TimeNewRoman" w:hAnsi="TimeNewRoman"/>
-                <w:sz w:val="30"/>
-              </w:rPr>
-              <w:t>6÷3=</w:t>
-            </w:r>
-          </w:p>
-        </w:tc>
-        <w:tc>
-          <w:tcPr>
-            <w:tcW w:type="dxa" w:w="1987"/>
-          </w:tcPr>
-          <w:p>
-            <w:pPr>
-              <w:jc w:val="left"/>
-            </w:pPr>
-            <w:r>
-              <w:rPr>
-                <w:rFonts w:ascii="TimeNewRoman" w:hAnsi="TimeNewRoman"/>
-                <w:sz w:val="30"/>
-              </w:rPr>
-              <w:t>30÷6=</w:t>
+              <w:t>54+7=</w:t>
             </w:r>
           </w:p>
         </w:tc>
@@ -717,7 +509,41 @@
                 <w:rFonts w:ascii="TimeNewRoman" w:hAnsi="TimeNewRoman"/>
                 <w:sz w:val="30"/>
               </w:rPr>
-              <w:t>8×9=</w:t>
+              <w:t>69-62=</w:t>
+            </w:r>
+          </w:p>
+        </w:tc>
+        <w:tc>
+          <w:tcPr>
+            <w:tcW w:type="dxa" w:w="1987"/>
+          </w:tcPr>
+          <w:p>
+            <w:pPr>
+              <w:jc w:val="left"/>
+            </w:pPr>
+            <w:r>
+              <w:rPr>
+                <w:rFonts w:ascii="TimeNewRoman" w:hAnsi="TimeNewRoman"/>
+                <w:sz w:val="30"/>
+              </w:rPr>
+              <w:t>7×3-19=</w:t>
+            </w:r>
+          </w:p>
+        </w:tc>
+        <w:tc>
+          <w:tcPr>
+            <w:tcW w:type="dxa" w:w="1987"/>
+          </w:tcPr>
+          <w:p>
+            <w:pPr>
+              <w:jc w:val="left"/>
+            </w:pPr>
+            <w:r>
+              <w:rPr>
+                <w:rFonts w:ascii="TimeNewRoman" w:hAnsi="TimeNewRoman"/>
+                <w:sz w:val="30"/>
+              </w:rPr>
+              <w:t>6×4=</w:t>
             </w:r>
           </w:p>
         </w:tc>
@@ -736,7 +562,7 @@
                 <w:rFonts w:ascii="TimeNewRoman" w:hAnsi="TimeNewRoman"/>
                 <w:sz w:val="30"/>
               </w:rPr>
-              <w:t>16+51=</w:t>
+              <w:t>87-58=</w:t>
             </w:r>
           </w:p>
         </w:tc>
@@ -753,7 +579,7 @@
                 <w:rFonts w:ascii="TimeNewRoman" w:hAnsi="TimeNewRoman"/>
                 <w:sz w:val="30"/>
               </w:rPr>
-              <w:t>28-11=</w:t>
+              <w:t>48÷8=</w:t>
             </w:r>
           </w:p>
         </w:tc>
@@ -770,7 +596,7 @@
                 <w:rFonts w:ascii="TimeNewRoman" w:hAnsi="TimeNewRoman"/>
                 <w:sz w:val="30"/>
               </w:rPr>
-              <w:t>49-45=</w:t>
+              <w:t>3×8-3=</w:t>
             </w:r>
           </w:p>
         </w:tc>
@@ -787,7 +613,7 @@
                 <w:rFonts w:ascii="TimeNewRoman" w:hAnsi="TimeNewRoman"/>
                 <w:sz w:val="30"/>
               </w:rPr>
-              <w:t>68-28=</w:t>
+              <w:t>35-32=</w:t>
             </w:r>
           </w:p>
         </w:tc>
@@ -804,7 +630,7 @@
                 <w:rFonts w:ascii="TimeNewRoman" w:hAnsi="TimeNewRoman"/>
                 <w:sz w:val="30"/>
               </w:rPr>
-              <w:t>58+9+6=</w:t>
+              <w:t>91+70-43=</w:t>
             </w:r>
           </w:p>
         </w:tc>
@@ -823,7 +649,7 @@
                 <w:rFonts w:ascii="TimeNewRoman" w:hAnsi="TimeNewRoman"/>
                 <w:sz w:val="30"/>
               </w:rPr>
-              <w:t>9×2=</w:t>
+              <w:t>8×9+2=</w:t>
             </w:r>
           </w:p>
         </w:tc>
@@ -840,7 +666,7 @@
                 <w:rFonts w:ascii="TimeNewRoman" w:hAnsi="TimeNewRoman"/>
                 <w:sz w:val="30"/>
               </w:rPr>
-              <w:t>89+83+27=</w:t>
+              <w:t>86-73=</w:t>
             </w:r>
           </w:p>
         </w:tc>
@@ -857,7 +683,7 @@
                 <w:rFonts w:ascii="TimeNewRoman" w:hAnsi="TimeNewRoman"/>
                 <w:sz w:val="30"/>
               </w:rPr>
-              <w:t>53+44+38=</w:t>
+              <w:t>5×4+39=</w:t>
             </w:r>
           </w:p>
         </w:tc>
@@ -874,7 +700,7 @@
                 <w:rFonts w:ascii="TimeNewRoman" w:hAnsi="TimeNewRoman"/>
                 <w:sz w:val="30"/>
               </w:rPr>
-              <w:t>4+48+92=</w:t>
+              <w:t>76+18-70=</w:t>
             </w:r>
           </w:p>
         </w:tc>
@@ -891,94 +717,7 @@
                 <w:rFonts w:ascii="TimeNewRoman" w:hAnsi="TimeNewRoman"/>
                 <w:sz w:val="30"/>
               </w:rPr>
-              <w:t>14÷2=</w:t>
-            </w:r>
-          </w:p>
-        </w:tc>
-      </w:tr>
-      <w:tr>
-        <w:tc>
-          <w:tcPr>
-            <w:tcW w:type="dxa" w:w="1987"/>
-          </w:tcPr>
-          <w:p>
-            <w:pPr>
-              <w:jc w:val="left"/>
-            </w:pPr>
-            <w:r>
-              <w:rPr>
-                <w:rFonts w:ascii="TimeNewRoman" w:hAnsi="TimeNewRoman"/>
-                <w:sz w:val="30"/>
-              </w:rPr>
-              <w:t>4×8-4=</w:t>
-            </w:r>
-          </w:p>
-        </w:tc>
-        <w:tc>
-          <w:tcPr>
-            <w:tcW w:type="dxa" w:w="1987"/>
-          </w:tcPr>
-          <w:p>
-            <w:pPr>
-              <w:jc w:val="left"/>
-            </w:pPr>
-            <w:r>
-              <w:rPr>
-                <w:rFonts w:ascii="TimeNewRoman" w:hAnsi="TimeNewRoman"/>
-                <w:sz w:val="30"/>
-              </w:rPr>
-              <w:t>5×2-4=</w:t>
-            </w:r>
-          </w:p>
-        </w:tc>
-        <w:tc>
-          <w:tcPr>
-            <w:tcW w:type="dxa" w:w="1987"/>
-          </w:tcPr>
-          <w:p>
-            <w:pPr>
-              <w:jc w:val="left"/>
-            </w:pPr>
-            <w:r>
-              <w:rPr>
-                <w:rFonts w:ascii="TimeNewRoman" w:hAnsi="TimeNewRoman"/>
-                <w:sz w:val="30"/>
-              </w:rPr>
-              <w:t>63+87+88=</w:t>
-            </w:r>
-          </w:p>
-        </w:tc>
-        <w:tc>
-          <w:tcPr>
-            <w:tcW w:type="dxa" w:w="1987"/>
-          </w:tcPr>
-          <w:p>
-            <w:pPr>
-              <w:jc w:val="left"/>
-            </w:pPr>
-            <w:r>
-              <w:rPr>
-                <w:rFonts w:ascii="TimeNewRoman" w:hAnsi="TimeNewRoman"/>
-                <w:sz w:val="30"/>
-              </w:rPr>
-              <w:t>2×7=</w:t>
-            </w:r>
-          </w:p>
-        </w:tc>
-        <w:tc>
-          <w:tcPr>
-            <w:tcW w:type="dxa" w:w="1987"/>
-          </w:tcPr>
-          <w:p>
-            <w:pPr>
-              <w:jc w:val="left"/>
-            </w:pPr>
-            <w:r>
-              <w:rPr>
-                <w:rFonts w:ascii="TimeNewRoman" w:hAnsi="TimeNewRoman"/>
-                <w:sz w:val="30"/>
-              </w:rPr>
-              <w:t>4×4=</w:t>
+              <w:t>8×4=</w:t>
             </w:r>
           </w:p>
         </w:tc>
@@ -1014,7 +753,7 @@
                 <w:rFonts w:ascii="TimeNewRoman" w:hAnsi="TimeNewRoman"/>
                 <w:sz w:val="30"/>
               </w:rPr>
-              <w:t>4×6=</w:t>
+              <w:t>6×2-11=</w:t>
             </w:r>
           </w:p>
         </w:tc>
@@ -1031,7 +770,7 @@
                 <w:rFonts w:ascii="TimeNewRoman" w:hAnsi="TimeNewRoman"/>
                 <w:sz w:val="30"/>
               </w:rPr>
-              <w:t>2×5=</w:t>
+              <w:t>45-20=</w:t>
             </w:r>
           </w:p>
         </w:tc>
@@ -1048,7 +787,7 @@
                 <w:rFonts w:ascii="TimeNewRoman" w:hAnsi="TimeNewRoman"/>
                 <w:sz w:val="30"/>
               </w:rPr>
-              <w:t>2×4=</w:t>
+              <w:t>9×9-14=</w:t>
             </w:r>
           </w:p>
         </w:tc>
@@ -1065,7 +804,7 @@
                 <w:rFonts w:ascii="TimeNewRoman" w:hAnsi="TimeNewRoman"/>
                 <w:sz w:val="30"/>
               </w:rPr>
-              <w:t>51+41-30=</w:t>
+              <w:t>8÷2=</w:t>
             </w:r>
           </w:p>
         </w:tc>
@@ -1084,7 +823,7 @@
                 <w:rFonts w:ascii="TimeNewRoman" w:hAnsi="TimeNewRoman"/>
                 <w:sz w:val="30"/>
               </w:rPr>
-              <w:t>49÷7=</w:t>
+              <w:t>2×6=</w:t>
             </w:r>
           </w:p>
         </w:tc>
@@ -1101,7 +840,7 @@
                 <w:rFonts w:ascii="TimeNewRoman" w:hAnsi="TimeNewRoman"/>
                 <w:sz w:val="30"/>
               </w:rPr>
-              <w:t>4×2=</w:t>
+              <w:t>79+77-68=</w:t>
             </w:r>
           </w:p>
         </w:tc>
@@ -1118,7 +857,7 @@
                 <w:rFonts w:ascii="TimeNewRoman" w:hAnsi="TimeNewRoman"/>
                 <w:sz w:val="30"/>
               </w:rPr>
-              <w:t>4×5+36=</w:t>
+              <w:t>8×5-14=</w:t>
             </w:r>
           </w:p>
         </w:tc>
@@ -1135,7 +874,7 @@
                 <w:rFonts w:ascii="TimeNewRoman" w:hAnsi="TimeNewRoman"/>
                 <w:sz w:val="30"/>
               </w:rPr>
-              <w:t>5×9-31=</w:t>
+              <w:t>7×7=</w:t>
             </w:r>
           </w:p>
         </w:tc>
@@ -1152,7 +891,7 @@
                 <w:rFonts w:ascii="TimeNewRoman" w:hAnsi="TimeNewRoman"/>
                 <w:sz w:val="30"/>
               </w:rPr>
-              <w:t>2×2=</w:t>
+              <w:t>89-79=</w:t>
             </w:r>
           </w:p>
         </w:tc>
@@ -1171,181 +910,7 @@
                 <w:rFonts w:ascii="TimeNewRoman" w:hAnsi="TimeNewRoman"/>
                 <w:sz w:val="30"/>
               </w:rPr>
-              <w:t>1×8=</w:t>
-            </w:r>
-          </w:p>
-        </w:tc>
-        <w:tc>
-          <w:tcPr>
-            <w:tcW w:type="dxa" w:w="1987"/>
-          </w:tcPr>
-          <w:p>
-            <w:pPr>
-              <w:jc w:val="left"/>
-            </w:pPr>
-            <w:r>
-              <w:rPr>
-                <w:rFonts w:ascii="TimeNewRoman" w:hAnsi="TimeNewRoman"/>
-                <w:sz w:val="30"/>
-              </w:rPr>
-              <w:t>10+3+6=</w:t>
-            </w:r>
-          </w:p>
-        </w:tc>
-        <w:tc>
-          <w:tcPr>
-            <w:tcW w:type="dxa" w:w="1987"/>
-          </w:tcPr>
-          <w:p>
-            <w:pPr>
-              <w:jc w:val="left"/>
-            </w:pPr>
-            <w:r>
-              <w:rPr>
-                <w:rFonts w:ascii="TimeNewRoman" w:hAnsi="TimeNewRoman"/>
-                <w:sz w:val="30"/>
-              </w:rPr>
-              <w:t>7×3=</w:t>
-            </w:r>
-          </w:p>
-        </w:tc>
-        <w:tc>
-          <w:tcPr>
-            <w:tcW w:type="dxa" w:w="1987"/>
-          </w:tcPr>
-          <w:p>
-            <w:pPr>
-              <w:jc w:val="left"/>
-            </w:pPr>
-            <w:r>
-              <w:rPr>
-                <w:rFonts w:ascii="TimeNewRoman" w:hAnsi="TimeNewRoman"/>
-                <w:sz w:val="30"/>
-              </w:rPr>
-              <w:t>35+95-66=</w:t>
-            </w:r>
-          </w:p>
-        </w:tc>
-        <w:tc>
-          <w:tcPr>
-            <w:tcW w:type="dxa" w:w="1987"/>
-          </w:tcPr>
-          <w:p>
-            <w:pPr>
-              <w:jc w:val="left"/>
-            </w:pPr>
-            <w:r>
-              <w:rPr>
-                <w:rFonts w:ascii="TimeNewRoman" w:hAnsi="TimeNewRoman"/>
-                <w:sz w:val="30"/>
-              </w:rPr>
-              <w:t>12÷6=</w:t>
-            </w:r>
-          </w:p>
-        </w:tc>
-      </w:tr>
-      <w:tr>
-        <w:tc>
-          <w:tcPr>
-            <w:tcW w:type="dxa" w:w="1987"/>
-          </w:tcPr>
-          <w:p>
-            <w:pPr>
-              <w:jc w:val="left"/>
-            </w:pPr>
-            <w:r>
-              <w:rPr>
-                <w:rFonts w:ascii="TimeNewRoman" w:hAnsi="TimeNewRoman"/>
-                <w:sz w:val="30"/>
-              </w:rPr>
-              <w:t>9×3-12=</w:t>
-            </w:r>
-          </w:p>
-        </w:tc>
-        <w:tc>
-          <w:tcPr>
-            <w:tcW w:type="dxa" w:w="1987"/>
-          </w:tcPr>
-          <w:p>
-            <w:pPr>
-              <w:jc w:val="left"/>
-            </w:pPr>
-            <w:r>
-              <w:rPr>
-                <w:rFonts w:ascii="TimeNewRoman" w:hAnsi="TimeNewRoman"/>
-                <w:sz w:val="30"/>
-              </w:rPr>
-              <w:t>54+25=</w:t>
-            </w:r>
-          </w:p>
-        </w:tc>
-        <w:tc>
-          <w:tcPr>
-            <w:tcW w:type="dxa" w:w="1987"/>
-          </w:tcPr>
-          <w:p>
-            <w:pPr>
-              <w:jc w:val="left"/>
-            </w:pPr>
-            <w:r>
-              <w:rPr>
-                <w:rFonts w:ascii="TimeNewRoman" w:hAnsi="TimeNewRoman"/>
-                <w:sz w:val="30"/>
-              </w:rPr>
-              <w:t>6×8=</w:t>
-            </w:r>
-          </w:p>
-        </w:tc>
-        <w:tc>
-          <w:tcPr>
-            <w:tcW w:type="dxa" w:w="1987"/>
-          </w:tcPr>
-          <w:p>
-            <w:pPr>
-              <w:jc w:val="left"/>
-            </w:pPr>
-            <w:r>
-              <w:rPr>
-                <w:rFonts w:ascii="TimeNewRoman" w:hAnsi="TimeNewRoman"/>
-                <w:sz w:val="30"/>
-              </w:rPr>
-              <w:t>3+35=</w:t>
-            </w:r>
-          </w:p>
-        </w:tc>
-        <w:tc>
-          <w:tcPr>
-            <w:tcW w:type="dxa" w:w="1987"/>
-          </w:tcPr>
-          <w:p>
-            <w:pPr>
-              <w:jc w:val="left"/>
-            </w:pPr>
-            <w:r>
-              <w:rPr>
-                <w:rFonts w:ascii="TimeNewRoman" w:hAnsi="TimeNewRoman"/>
-                <w:sz w:val="30"/>
-              </w:rPr>
-              <w:t>70+5=</w:t>
-            </w:r>
-          </w:p>
-        </w:tc>
-      </w:tr>
-      <w:tr>
-        <w:tc>
-          <w:tcPr>
-            <w:tcW w:type="dxa" w:w="1987"/>
-          </w:tcPr>
-          <w:p>
-            <w:pPr>
-              <w:jc w:val="left"/>
-            </w:pPr>
-            <w:r>
-              <w:rPr>
-                <w:rFonts w:ascii="TimeNewRoman" w:hAnsi="TimeNewRoman"/>
-                <w:sz w:val="30"/>
-              </w:rPr>
-              <w:t>8×4=</w:t>
+              <w:t>40+58=</w:t>
             </w:r>
           </w:p>
         </w:tc>
@@ -1379,7 +944,7 @@
                 <w:rFonts w:ascii="TimeNewRoman" w:hAnsi="TimeNewRoman"/>
                 <w:sz w:val="30"/>
               </w:rPr>
-              <w:t>3×8=</w:t>
+              <w:t>36÷4=</w:t>
             </w:r>
           </w:p>
         </w:tc>
@@ -1396,7 +961,7 @@
                 <w:rFonts w:ascii="TimeNewRoman" w:hAnsi="TimeNewRoman"/>
                 <w:sz w:val="30"/>
               </w:rPr>
-              <w:t>27÷3=</w:t>
+              <w:t>2×3-3=</w:t>
             </w:r>
           </w:p>
         </w:tc>
@@ -1413,7 +978,7 @@
                 <w:rFonts w:ascii="TimeNewRoman" w:hAnsi="TimeNewRoman"/>
                 <w:sz w:val="30"/>
               </w:rPr>
-              <w:t>67+99+56=</w:t>
+              <w:t>36÷6=</w:t>
             </w:r>
           </w:p>
         </w:tc>
@@ -1432,7 +997,7 @@
                 <w:rFonts w:ascii="TimeNewRoman" w:hAnsi="TimeNewRoman"/>
                 <w:sz w:val="30"/>
               </w:rPr>
-              <w:t>12÷4=</w:t>
+              <w:t>5×9-41=</w:t>
             </w:r>
           </w:p>
         </w:tc>
@@ -1449,7 +1014,7 @@
                 <w:rFonts w:ascii="TimeNewRoman" w:hAnsi="TimeNewRoman"/>
                 <w:sz w:val="30"/>
               </w:rPr>
-              <w:t>77-3=</w:t>
+              <w:t>46+15=</w:t>
             </w:r>
           </w:p>
         </w:tc>
@@ -1466,7 +1031,7 @@
                 <w:rFonts w:ascii="TimeNewRoman" w:hAnsi="TimeNewRoman"/>
                 <w:sz w:val="30"/>
               </w:rPr>
-              <w:t>6×7-12=</w:t>
+              <w:t>27÷9=</w:t>
             </w:r>
           </w:p>
         </w:tc>
@@ -1483,7 +1048,7 @@
                 <w:rFonts w:ascii="TimeNewRoman" w:hAnsi="TimeNewRoman"/>
                 <w:sz w:val="30"/>
               </w:rPr>
-              <w:t>7×9=</w:t>
+              <w:t>59-45=</w:t>
             </w:r>
           </w:p>
         </w:tc>
@@ -1500,7 +1065,7 @@
                 <w:rFonts w:ascii="TimeNewRoman" w:hAnsi="TimeNewRoman"/>
                 <w:sz w:val="30"/>
               </w:rPr>
-              <w:t>4×2-2=</w:t>
+              <w:t>34-15=</w:t>
             </w:r>
           </w:p>
         </w:tc>
@@ -1519,7 +1084,7 @@
                 <w:rFonts w:ascii="TimeNewRoman" w:hAnsi="TimeNewRoman"/>
                 <w:sz w:val="30"/>
               </w:rPr>
-              <w:t>6×7=</w:t>
+              <w:t>5×9=</w:t>
             </w:r>
           </w:p>
         </w:tc>
@@ -1536,7 +1101,7 @@
                 <w:rFonts w:ascii="TimeNewRoman" w:hAnsi="TimeNewRoman"/>
                 <w:sz w:val="30"/>
               </w:rPr>
-              <w:t>27+67=</w:t>
+              <w:t>8×2=</w:t>
             </w:r>
           </w:p>
         </w:tc>
@@ -1553,60 +1118,7 @@
                 <w:rFonts w:ascii="TimeNewRoman" w:hAnsi="TimeNewRoman"/>
                 <w:sz w:val="30"/>
               </w:rPr>
-              <w:t>5×8=</w:t>
-            </w:r>
-          </w:p>
-        </w:tc>
-        <w:tc>
-          <w:tcPr>
-            <w:tcW w:type="dxa" w:w="1987"/>
-          </w:tcPr>
-          <w:p>
-            <w:pPr>
-              <w:jc w:val="left"/>
-            </w:pPr>
-            <w:r>
-              <w:rPr>
-                <w:rFonts w:ascii="TimeNewRoman" w:hAnsi="TimeNewRoman"/>
-                <w:sz w:val="30"/>
-              </w:rPr>
-              <w:t>9×8-39=</w:t>
-            </w:r>
-          </w:p>
-        </w:tc>
-        <w:tc>
-          <w:tcPr>
-            <w:tcW w:type="dxa" w:w="1987"/>
-          </w:tcPr>
-          <w:p>
-            <w:pPr>
-              <w:jc w:val="left"/>
-            </w:pPr>
-            <w:r>
-              <w:rPr>
-                <w:rFonts w:ascii="TimeNewRoman" w:hAnsi="TimeNewRoman"/>
-                <w:sz w:val="30"/>
-              </w:rPr>
-              <w:t>17+27+58=</w:t>
-            </w:r>
-          </w:p>
-        </w:tc>
-      </w:tr>
-      <w:tr>
-        <w:tc>
-          <w:tcPr>
-            <w:tcW w:type="dxa" w:w="1987"/>
-          </w:tcPr>
-          <w:p>
-            <w:pPr>
-              <w:jc w:val="left"/>
-            </w:pPr>
-            <w:r>
-              <w:rPr>
-                <w:rFonts w:ascii="TimeNewRoman" w:hAnsi="TimeNewRoman"/>
-                <w:sz w:val="30"/>
-              </w:rPr>
-              <w:t>20+71=</w:t>
+              <w:t>37+50-26=</w:t>
             </w:r>
           </w:p>
         </w:tc>
@@ -1640,41 +1152,7 @@
                 <w:rFonts w:ascii="TimeNewRoman" w:hAnsi="TimeNewRoman"/>
                 <w:sz w:val="30"/>
               </w:rPr>
-              <w:t>9×4=</w:t>
-            </w:r>
-          </w:p>
-        </w:tc>
-        <w:tc>
-          <w:tcPr>
-            <w:tcW w:type="dxa" w:w="1987"/>
-          </w:tcPr>
-          <w:p>
-            <w:pPr>
-              <w:jc w:val="left"/>
-            </w:pPr>
-            <w:r>
-              <w:rPr>
-                <w:rFonts w:ascii="TimeNewRoman" w:hAnsi="TimeNewRoman"/>
-                <w:sz w:val="30"/>
-              </w:rPr>
-              <w:t>9×3-19=</w:t>
-            </w:r>
-          </w:p>
-        </w:tc>
-        <w:tc>
-          <w:tcPr>
-            <w:tcW w:type="dxa" w:w="1987"/>
-          </w:tcPr>
-          <w:p>
-            <w:pPr>
-              <w:jc w:val="left"/>
-            </w:pPr>
-            <w:r>
-              <w:rPr>
-                <w:rFonts w:ascii="TimeNewRoman" w:hAnsi="TimeNewRoman"/>
-                <w:sz w:val="30"/>
-              </w:rPr>
-              <w:t>64+9=</w:t>
+              <w:t>2×4+78=</w:t>
             </w:r>
           </w:p>
         </w:tc>
@@ -1693,7 +1171,7 @@
                 <w:rFonts w:ascii="TimeNewRoman" w:hAnsi="TimeNewRoman"/>
                 <w:sz w:val="30"/>
               </w:rPr>
-              <w:t>96-23=</w:t>
+              <w:t>2×3+48=</w:t>
             </w:r>
           </w:p>
         </w:tc>
@@ -1710,7 +1188,7 @@
                 <w:rFonts w:ascii="TimeNewRoman" w:hAnsi="TimeNewRoman"/>
                 <w:sz w:val="30"/>
               </w:rPr>
-              <w:t>5×5=</w:t>
+              <w:t>20÷4=</w:t>
             </w:r>
           </w:p>
         </w:tc>
@@ -1727,7 +1205,7 @@
                 <w:rFonts w:ascii="TimeNewRoman" w:hAnsi="TimeNewRoman"/>
                 <w:sz w:val="30"/>
               </w:rPr>
-              <w:t>5×2-7=</w:t>
+              <w:t>6×6=</w:t>
             </w:r>
           </w:p>
         </w:tc>
@@ -1744,7 +1222,7 @@
                 <w:rFonts w:ascii="TimeNewRoman" w:hAnsi="TimeNewRoman"/>
                 <w:sz w:val="30"/>
               </w:rPr>
-              <w:t>13+24-8=</w:t>
+              <w:t>5×9-35=</w:t>
             </w:r>
           </w:p>
         </w:tc>
@@ -1761,7 +1239,529 @@
                 <w:rFonts w:ascii="TimeNewRoman" w:hAnsi="TimeNewRoman"/>
                 <w:sz w:val="30"/>
               </w:rPr>
-              <w:t>81+7=</w:t>
+              <w:t>68-48=</w:t>
+            </w:r>
+          </w:p>
+        </w:tc>
+      </w:tr>
+      <w:tr>
+        <w:tc>
+          <w:tcPr>
+            <w:tcW w:type="dxa" w:w="1987"/>
+          </w:tcPr>
+          <w:p>
+            <w:pPr>
+              <w:jc w:val="left"/>
+            </w:pPr>
+            <w:r>
+              <w:rPr>
+                <w:rFonts w:ascii="TimeNewRoman" w:hAnsi="TimeNewRoman"/>
+                <w:sz w:val="30"/>
+              </w:rPr>
+              <w:t>51+59+41=</w:t>
+            </w:r>
+          </w:p>
+        </w:tc>
+        <w:tc>
+          <w:tcPr>
+            <w:tcW w:type="dxa" w:w="1987"/>
+          </w:tcPr>
+          <w:p>
+            <w:pPr>
+              <w:jc w:val="left"/>
+            </w:pPr>
+            <w:r>
+              <w:rPr>
+                <w:rFonts w:ascii="TimeNewRoman" w:hAnsi="TimeNewRoman"/>
+                <w:sz w:val="30"/>
+              </w:rPr>
+              <w:t>5×3-5=</w:t>
+            </w:r>
+          </w:p>
+        </w:tc>
+        <w:tc>
+          <w:tcPr>
+            <w:tcW w:type="dxa" w:w="1987"/>
+          </w:tcPr>
+          <w:p>
+            <w:pPr>
+              <w:jc w:val="left"/>
+            </w:pPr>
+            <w:r>
+              <w:rPr>
+                <w:rFonts w:ascii="TimeNewRoman" w:hAnsi="TimeNewRoman"/>
+                <w:sz w:val="30"/>
+              </w:rPr>
+              <w:t>1×3=</w:t>
+            </w:r>
+          </w:p>
+        </w:tc>
+        <w:tc>
+          <w:tcPr>
+            <w:tcW w:type="dxa" w:w="1987"/>
+          </w:tcPr>
+          <w:p>
+            <w:pPr>
+              <w:jc w:val="left"/>
+            </w:pPr>
+            <w:r>
+              <w:rPr>
+                <w:rFonts w:ascii="TimeNewRoman" w:hAnsi="TimeNewRoman"/>
+                <w:sz w:val="30"/>
+              </w:rPr>
+              <w:t>3×9-17=</w:t>
+            </w:r>
+          </w:p>
+        </w:tc>
+        <w:tc>
+          <w:tcPr>
+            <w:tcW w:type="dxa" w:w="1987"/>
+          </w:tcPr>
+          <w:p>
+            <w:pPr>
+              <w:jc w:val="left"/>
+            </w:pPr>
+            <w:r>
+              <w:rPr>
+                <w:rFonts w:ascii="TimeNewRoman" w:hAnsi="TimeNewRoman"/>
+                <w:sz w:val="30"/>
+              </w:rPr>
+              <w:t>8+89=</w:t>
+            </w:r>
+          </w:p>
+        </w:tc>
+      </w:tr>
+      <w:tr>
+        <w:tc>
+          <w:tcPr>
+            <w:tcW w:type="dxa" w:w="1987"/>
+          </w:tcPr>
+          <w:p>
+            <w:pPr>
+              <w:jc w:val="left"/>
+            </w:pPr>
+            <w:r>
+              <w:rPr>
+                <w:rFonts w:ascii="TimeNewRoman" w:hAnsi="TimeNewRoman"/>
+                <w:sz w:val="30"/>
+              </w:rPr>
+              <w:t>85+42-92=</w:t>
+            </w:r>
+          </w:p>
+        </w:tc>
+        <w:tc>
+          <w:tcPr>
+            <w:tcW w:type="dxa" w:w="1987"/>
+          </w:tcPr>
+          <w:p>
+            <w:pPr>
+              <w:jc w:val="left"/>
+            </w:pPr>
+            <w:r>
+              <w:rPr>
+                <w:rFonts w:ascii="TimeNewRoman" w:hAnsi="TimeNewRoman"/>
+                <w:sz w:val="30"/>
+              </w:rPr>
+              <w:t>82-64=</w:t>
+            </w:r>
+          </w:p>
+        </w:tc>
+        <w:tc>
+          <w:tcPr>
+            <w:tcW w:type="dxa" w:w="1987"/>
+          </w:tcPr>
+          <w:p>
+            <w:pPr>
+              <w:jc w:val="left"/>
+            </w:pPr>
+            <w:r>
+              <w:rPr>
+                <w:rFonts w:ascii="TimeNewRoman" w:hAnsi="TimeNewRoman"/>
+                <w:sz w:val="30"/>
+              </w:rPr>
+              <w:t>7×4+51=</w:t>
+            </w:r>
+          </w:p>
+        </w:tc>
+        <w:tc>
+          <w:tcPr>
+            <w:tcW w:type="dxa" w:w="1987"/>
+          </w:tcPr>
+          <w:p>
+            <w:pPr>
+              <w:jc w:val="left"/>
+            </w:pPr>
+            <w:r>
+              <w:rPr>
+                <w:rFonts w:ascii="TimeNewRoman" w:hAnsi="TimeNewRoman"/>
+                <w:sz w:val="30"/>
+              </w:rPr>
+              <w:t>14÷2=</w:t>
+            </w:r>
+          </w:p>
+        </w:tc>
+        <w:tc>
+          <w:tcPr>
+            <w:tcW w:type="dxa" w:w="1987"/>
+          </w:tcPr>
+          <w:p>
+            <w:pPr>
+              <w:jc w:val="left"/>
+            </w:pPr>
+            <w:r>
+              <w:rPr>
+                <w:rFonts w:ascii="TimeNewRoman" w:hAnsi="TimeNewRoman"/>
+                <w:sz w:val="30"/>
+              </w:rPr>
+              <w:t>9×5=</w:t>
+            </w:r>
+          </w:p>
+        </w:tc>
+      </w:tr>
+      <w:tr>
+        <w:tc>
+          <w:tcPr>
+            <w:tcW w:type="dxa" w:w="1987"/>
+          </w:tcPr>
+          <w:p>
+            <w:pPr>
+              <w:jc w:val="left"/>
+            </w:pPr>
+            <w:r>
+              <w:rPr>
+                <w:rFonts w:ascii="TimeNewRoman" w:hAnsi="TimeNewRoman"/>
+                <w:sz w:val="30"/>
+              </w:rPr>
+              <w:t>27+63-47=</w:t>
+            </w:r>
+          </w:p>
+        </w:tc>
+        <w:tc>
+          <w:tcPr>
+            <w:tcW w:type="dxa" w:w="1987"/>
+          </w:tcPr>
+          <w:p>
+            <w:pPr>
+              <w:jc w:val="left"/>
+            </w:pPr>
+            <w:r>
+              <w:rPr>
+                <w:rFonts w:ascii="TimeNewRoman" w:hAnsi="TimeNewRoman"/>
+                <w:sz w:val="30"/>
+              </w:rPr>
+              <w:t>15÷5=</w:t>
+            </w:r>
+          </w:p>
+        </w:tc>
+        <w:tc>
+          <w:tcPr>
+            <w:tcW w:type="dxa" w:w="1987"/>
+          </w:tcPr>
+          <w:p>
+            <w:pPr>
+              <w:jc w:val="left"/>
+            </w:pPr>
+            <w:r>
+              <w:rPr>
+                <w:rFonts w:ascii="TimeNewRoman" w:hAnsi="TimeNewRoman"/>
+                <w:sz w:val="30"/>
+              </w:rPr>
+              <w:t>3×6=</w:t>
+            </w:r>
+          </w:p>
+        </w:tc>
+        <w:tc>
+          <w:tcPr>
+            <w:tcW w:type="dxa" w:w="1987"/>
+          </w:tcPr>
+          <w:p>
+            <w:pPr>
+              <w:jc w:val="left"/>
+            </w:pPr>
+            <w:r>
+              <w:rPr>
+                <w:rFonts w:ascii="TimeNewRoman" w:hAnsi="TimeNewRoman"/>
+                <w:sz w:val="30"/>
+              </w:rPr>
+              <w:t>71-25=</w:t>
+            </w:r>
+          </w:p>
+        </w:tc>
+        <w:tc>
+          <w:tcPr>
+            <w:tcW w:type="dxa" w:w="1987"/>
+          </w:tcPr>
+          <w:p>
+            <w:pPr>
+              <w:jc w:val="left"/>
+            </w:pPr>
+            <w:r>
+              <w:rPr>
+                <w:rFonts w:ascii="TimeNewRoman" w:hAnsi="TimeNewRoman"/>
+                <w:sz w:val="30"/>
+              </w:rPr>
+              <w:t>2×5=</w:t>
+            </w:r>
+          </w:p>
+        </w:tc>
+      </w:tr>
+      <w:tr>
+        <w:tc>
+          <w:tcPr>
+            <w:tcW w:type="dxa" w:w="1987"/>
+          </w:tcPr>
+          <w:p>
+            <w:pPr>
+              <w:jc w:val="left"/>
+            </w:pPr>
+            <w:r>
+              <w:rPr>
+                <w:rFonts w:ascii="TimeNewRoman" w:hAnsi="TimeNewRoman"/>
+                <w:sz w:val="30"/>
+              </w:rPr>
+              <w:t>4×4=</w:t>
+            </w:r>
+          </w:p>
+        </w:tc>
+        <w:tc>
+          <w:tcPr>
+            <w:tcW w:type="dxa" w:w="1987"/>
+          </w:tcPr>
+          <w:p>
+            <w:pPr>
+              <w:jc w:val="left"/>
+            </w:pPr>
+            <w:r>
+              <w:rPr>
+                <w:rFonts w:ascii="TimeNewRoman" w:hAnsi="TimeNewRoman"/>
+                <w:sz w:val="30"/>
+              </w:rPr>
+              <w:t>2×7=</w:t>
+            </w:r>
+          </w:p>
+        </w:tc>
+        <w:tc>
+          <w:tcPr>
+            <w:tcW w:type="dxa" w:w="1987"/>
+          </w:tcPr>
+          <w:p>
+            <w:pPr>
+              <w:jc w:val="left"/>
+            </w:pPr>
+            <w:r>
+              <w:rPr>
+                <w:rFonts w:ascii="TimeNewRoman" w:hAnsi="TimeNewRoman"/>
+                <w:sz w:val="30"/>
+              </w:rPr>
+              <w:t>12÷3=</w:t>
+            </w:r>
+          </w:p>
+        </w:tc>
+        <w:tc>
+          <w:tcPr>
+            <w:tcW w:type="dxa" w:w="1987"/>
+          </w:tcPr>
+          <w:p>
+            <w:pPr>
+              <w:jc w:val="left"/>
+            </w:pPr>
+            <w:r>
+              <w:rPr>
+                <w:rFonts w:ascii="TimeNewRoman" w:hAnsi="TimeNewRoman"/>
+                <w:sz w:val="30"/>
+              </w:rPr>
+              <w:t>6+80=</w:t>
+            </w:r>
+          </w:p>
+        </w:tc>
+        <w:tc>
+          <w:tcPr>
+            <w:tcW w:type="dxa" w:w="1987"/>
+          </w:tcPr>
+          <w:p>
+            <w:pPr>
+              <w:jc w:val="left"/>
+            </w:pPr>
+            <w:r>
+              <w:rPr>
+                <w:rFonts w:ascii="TimeNewRoman" w:hAnsi="TimeNewRoman"/>
+                <w:sz w:val="30"/>
+              </w:rPr>
+              <w:t>8÷4=</w:t>
+            </w:r>
+          </w:p>
+        </w:tc>
+      </w:tr>
+      <w:tr>
+        <w:tc>
+          <w:tcPr>
+            <w:tcW w:type="dxa" w:w="1987"/>
+          </w:tcPr>
+          <w:p>
+            <w:pPr>
+              <w:jc w:val="left"/>
+            </w:pPr>
+            <w:r>
+              <w:rPr>
+                <w:rFonts w:ascii="TimeNewRoman" w:hAnsi="TimeNewRoman"/>
+                <w:sz w:val="30"/>
+              </w:rPr>
+              <w:t>87+50-63=</w:t>
+            </w:r>
+          </w:p>
+        </w:tc>
+        <w:tc>
+          <w:tcPr>
+            <w:tcW w:type="dxa" w:w="1987"/>
+          </w:tcPr>
+          <w:p>
+            <w:pPr>
+              <w:jc w:val="left"/>
+            </w:pPr>
+            <w:r>
+              <w:rPr>
+                <w:rFonts w:ascii="TimeNewRoman" w:hAnsi="TimeNewRoman"/>
+                <w:sz w:val="30"/>
+              </w:rPr>
+              <w:t>17+39=</w:t>
+            </w:r>
+          </w:p>
+        </w:tc>
+        <w:tc>
+          <w:tcPr>
+            <w:tcW w:type="dxa" w:w="1987"/>
+          </w:tcPr>
+          <w:p>
+            <w:pPr>
+              <w:jc w:val="left"/>
+            </w:pPr>
+            <w:r>
+              <w:rPr>
+                <w:rFonts w:ascii="TimeNewRoman" w:hAnsi="TimeNewRoman"/>
+                <w:sz w:val="30"/>
+              </w:rPr>
+              <w:t>37+34=</w:t>
+            </w:r>
+          </w:p>
+        </w:tc>
+        <w:tc>
+          <w:tcPr>
+            <w:tcW w:type="dxa" w:w="1987"/>
+          </w:tcPr>
+          <w:p>
+            <w:pPr>
+              <w:jc w:val="left"/>
+            </w:pPr>
+            <w:r>
+              <w:rPr>
+                <w:rFonts w:ascii="TimeNewRoman" w:hAnsi="TimeNewRoman"/>
+                <w:sz w:val="30"/>
+              </w:rPr>
+              <w:t>17+41=</w:t>
+            </w:r>
+          </w:p>
+        </w:tc>
+        <w:tc>
+          <w:tcPr>
+            <w:tcW w:type="dxa" w:w="1987"/>
+          </w:tcPr>
+          <w:p>
+            <w:pPr>
+              <w:jc w:val="left"/>
+            </w:pPr>
+            <w:r>
+              <w:rPr>
+                <w:rFonts w:ascii="TimeNewRoman" w:hAnsi="TimeNewRoman"/>
+                <w:sz w:val="30"/>
+              </w:rPr>
+              <w:t>2×3+88=</w:t>
+            </w:r>
+          </w:p>
+        </w:tc>
+      </w:tr>
+      <w:tr>
+        <w:tc>
+          <w:tcPr>
+            <w:tcW w:type="dxa" w:w="1987"/>
+          </w:tcPr>
+          <w:p>
+            <w:pPr>
+              <w:jc w:val="left"/>
+            </w:pPr>
+            <w:r>
+              <w:rPr>
+                <w:rFonts w:ascii="TimeNewRoman" w:hAnsi="TimeNewRoman"/>
+                <w:sz w:val="30"/>
+              </w:rPr>
+              <w:t>5×3+36=</w:t>
+            </w:r>
+          </w:p>
+        </w:tc>
+        <w:tc>
+          <w:tcPr>
+            <w:tcW w:type="dxa" w:w="1987"/>
+          </w:tcPr>
+          <w:p>
+            <w:pPr>
+              <w:jc w:val="left"/>
+            </w:pPr>
+            <w:r>
+              <w:rPr>
+                <w:rFonts w:ascii="TimeNewRoman" w:hAnsi="TimeNewRoman"/>
+                <w:sz w:val="30"/>
+              </w:rPr>
+              <w:t>2×2-3=</w:t>
+            </w:r>
+          </w:p>
+        </w:tc>
+        <w:tc>
+          <w:tcPr>
+            <w:tcW w:type="dxa" w:w="1987"/>
+          </w:tcPr>
+          <w:p>
+            <w:pPr>
+              <w:jc w:val="left"/>
+            </w:pPr>
+            <w:r>
+              <w:rPr>
+                <w:rFonts w:ascii="TimeNewRoman" w:hAnsi="TimeNewRoman"/>
+                <w:sz w:val="30"/>
+              </w:rPr>
+              <w:t>91+48-82=</w:t>
+            </w:r>
+          </w:p>
+        </w:tc>
+        <w:tc>
+          <w:tcPr>
+            <w:tcW w:type="dxa" w:w="1987"/>
+          </w:tcPr>
+          <w:p>
+            <w:pPr>
+              <w:jc w:val="left"/>
+            </w:pPr>
+            <w:r>
+              <w:rPr>
+                <w:rFonts w:ascii="TimeNewRoman" w:hAnsi="TimeNewRoman"/>
+                <w:sz w:val="30"/>
+              </w:rPr>
+              <w:t>75-2=</w:t>
+            </w:r>
+          </w:p>
+        </w:tc>
+        <w:tc>
+          <w:tcPr>
+            <w:tcW w:type="dxa" w:w="1987"/>
+          </w:tcPr>
+          <w:p>
+            <w:pPr>
+              <w:jc w:val="left"/>
+            </w:pPr>
+            <w:r>
+              <w:rPr>
+                <w:rFonts w:ascii="TimeNewRoman" w:hAnsi="TimeNewRoman"/>
+                <w:sz w:val="30"/>
+              </w:rPr>
+              <w:t>26+32+14=</w:t>
             </w:r>
           </w:p>
         </w:tc>

--- a/mixed.docx
+++ b/mixed.docx
@@ -40,7 +40,7 @@
                 <w:rFonts w:ascii="TimeNewRoman" w:hAnsi="TimeNewRoman"/>
                 <w:sz w:val="30"/>
               </w:rPr>
-              <w:t>77+21=</w:t>
+              <w:t>68+15=</w:t>
             </w:r>
           </w:p>
         </w:tc>
@@ -57,7 +57,7 @@
                 <w:rFonts w:ascii="TimeNewRoman" w:hAnsi="TimeNewRoman"/>
                 <w:sz w:val="30"/>
               </w:rPr>
-              <w:t>9×8-8=</w:t>
+              <w:t>7×4=</w:t>
             </w:r>
           </w:p>
         </w:tc>
@@ -74,7 +74,7 @@
                 <w:rFonts w:ascii="TimeNewRoman" w:hAnsi="TimeNewRoman"/>
                 <w:sz w:val="30"/>
               </w:rPr>
-              <w:t>38+27-46=</w:t>
+              <w:t>7+40=</w:t>
             </w:r>
           </w:p>
         </w:tc>
@@ -91,7 +91,7 @@
                 <w:rFonts w:ascii="TimeNewRoman" w:hAnsi="TimeNewRoman"/>
                 <w:sz w:val="30"/>
               </w:rPr>
-              <w:t>17+68=</w:t>
+              <w:t>5×3=</w:t>
             </w:r>
           </w:p>
         </w:tc>
@@ -108,7 +108,7 @@
                 <w:rFonts w:ascii="TimeNewRoman" w:hAnsi="TimeNewRoman"/>
                 <w:sz w:val="30"/>
               </w:rPr>
-              <w:t>16÷8=</w:t>
+              <w:t>5×8-25=</w:t>
             </w:r>
           </w:p>
         </w:tc>
@@ -127,7 +127,7 @@
                 <w:rFonts w:ascii="TimeNewRoman" w:hAnsi="TimeNewRoman"/>
                 <w:sz w:val="30"/>
               </w:rPr>
-              <w:t>2+17=</w:t>
+              <w:t>32+57=</w:t>
             </w:r>
           </w:p>
         </w:tc>
@@ -144,7 +144,7 @@
                 <w:rFonts w:ascii="TimeNewRoman" w:hAnsi="TimeNewRoman"/>
                 <w:sz w:val="30"/>
               </w:rPr>
-              <w:t>64÷8=</w:t>
+              <w:t>24÷3=</w:t>
             </w:r>
           </w:p>
         </w:tc>
@@ -161,7 +161,7 @@
                 <w:rFonts w:ascii="TimeNewRoman" w:hAnsi="TimeNewRoman"/>
                 <w:sz w:val="30"/>
               </w:rPr>
-              <w:t>31+54=</w:t>
+              <w:t>86-34=</w:t>
             </w:r>
           </w:p>
         </w:tc>
@@ -178,7 +178,7 @@
                 <w:rFonts w:ascii="TimeNewRoman" w:hAnsi="TimeNewRoman"/>
                 <w:sz w:val="30"/>
               </w:rPr>
-              <w:t>62+23=</w:t>
+              <w:t>35÷7=</w:t>
             </w:r>
           </w:p>
         </w:tc>
@@ -195,7 +195,7 @@
                 <w:rFonts w:ascii="TimeNewRoman" w:hAnsi="TimeNewRoman"/>
                 <w:sz w:val="30"/>
               </w:rPr>
-              <w:t>2×5-1=</w:t>
+              <w:t>19+49=</w:t>
             </w:r>
           </w:p>
         </w:tc>
@@ -214,7 +214,7 @@
                 <w:rFonts w:ascii="TimeNewRoman" w:hAnsi="TimeNewRoman"/>
                 <w:sz w:val="30"/>
               </w:rPr>
-              <w:t>72÷8=</w:t>
+              <w:t>44+16=</w:t>
             </w:r>
           </w:p>
         </w:tc>
@@ -231,7 +231,7 @@
                 <w:rFonts w:ascii="TimeNewRoman" w:hAnsi="TimeNewRoman"/>
                 <w:sz w:val="30"/>
               </w:rPr>
-              <w:t>52+18=</w:t>
+              <w:t>7×8=</w:t>
             </w:r>
           </w:p>
         </w:tc>
@@ -248,7 +248,773 @@
                 <w:rFonts w:ascii="TimeNewRoman" w:hAnsi="TimeNewRoman"/>
                 <w:sz w:val="30"/>
               </w:rPr>
-              <w:t>93-64=</w:t>
+              <w:t>8×6=</w:t>
+            </w:r>
+          </w:p>
+        </w:tc>
+        <w:tc>
+          <w:tcPr>
+            <w:tcW w:type="dxa" w:w="1987"/>
+          </w:tcPr>
+          <w:p>
+            <w:pPr>
+              <w:jc w:val="left"/>
+            </w:pPr>
+            <w:r>
+              <w:rPr>
+                <w:rFonts w:ascii="TimeNewRoman" w:hAnsi="TimeNewRoman"/>
+                <w:sz w:val="30"/>
+              </w:rPr>
+              <w:t>3×5=</w:t>
+            </w:r>
+          </w:p>
+        </w:tc>
+        <w:tc>
+          <w:tcPr>
+            <w:tcW w:type="dxa" w:w="1987"/>
+          </w:tcPr>
+          <w:p>
+            <w:pPr>
+              <w:jc w:val="left"/>
+            </w:pPr>
+            <w:r>
+              <w:rPr>
+                <w:rFonts w:ascii="TimeNewRoman" w:hAnsi="TimeNewRoman"/>
+                <w:sz w:val="30"/>
+              </w:rPr>
+              <w:t>5×2=</w:t>
+            </w:r>
+          </w:p>
+        </w:tc>
+      </w:tr>
+      <w:tr>
+        <w:tc>
+          <w:tcPr>
+            <w:tcW w:type="dxa" w:w="1987"/>
+          </w:tcPr>
+          <w:p>
+            <w:pPr>
+              <w:jc w:val="left"/>
+            </w:pPr>
+            <w:r>
+              <w:rPr>
+                <w:rFonts w:ascii="TimeNewRoman" w:hAnsi="TimeNewRoman"/>
+                <w:sz w:val="30"/>
+              </w:rPr>
+              <w:t>3+92=</w:t>
+            </w:r>
+          </w:p>
+        </w:tc>
+        <w:tc>
+          <w:tcPr>
+            <w:tcW w:type="dxa" w:w="1987"/>
+          </w:tcPr>
+          <w:p>
+            <w:pPr>
+              <w:jc w:val="left"/>
+            </w:pPr>
+            <w:r>
+              <w:rPr>
+                <w:rFonts w:ascii="TimeNewRoman" w:hAnsi="TimeNewRoman"/>
+                <w:sz w:val="30"/>
+              </w:rPr>
+              <w:t>9×7=</w:t>
+            </w:r>
+          </w:p>
+        </w:tc>
+        <w:tc>
+          <w:tcPr>
+            <w:tcW w:type="dxa" w:w="1987"/>
+          </w:tcPr>
+          <w:p>
+            <w:pPr>
+              <w:jc w:val="left"/>
+            </w:pPr>
+            <w:r>
+              <w:rPr>
+                <w:rFonts w:ascii="TimeNewRoman" w:hAnsi="TimeNewRoman"/>
+                <w:sz w:val="30"/>
+              </w:rPr>
+              <w:t>77+85+35=</w:t>
+            </w:r>
+          </w:p>
+        </w:tc>
+        <w:tc>
+          <w:tcPr>
+            <w:tcW w:type="dxa" w:w="1987"/>
+          </w:tcPr>
+          <w:p>
+            <w:pPr>
+              <w:jc w:val="left"/>
+            </w:pPr>
+            <w:r>
+              <w:rPr>
+                <w:rFonts w:ascii="TimeNewRoman" w:hAnsi="TimeNewRoman"/>
+                <w:sz w:val="30"/>
+              </w:rPr>
+              <w:t>7×3=</w:t>
+            </w:r>
+          </w:p>
+        </w:tc>
+        <w:tc>
+          <w:tcPr>
+            <w:tcW w:type="dxa" w:w="1987"/>
+          </w:tcPr>
+          <w:p>
+            <w:pPr>
+              <w:jc w:val="left"/>
+            </w:pPr>
+            <w:r>
+              <w:rPr>
+                <w:rFonts w:ascii="TimeNewRoman" w:hAnsi="TimeNewRoman"/>
+                <w:sz w:val="30"/>
+              </w:rPr>
+              <w:t>70-28=</w:t>
+            </w:r>
+          </w:p>
+        </w:tc>
+      </w:tr>
+      <w:tr>
+        <w:tc>
+          <w:tcPr>
+            <w:tcW w:type="dxa" w:w="1987"/>
+          </w:tcPr>
+          <w:p>
+            <w:pPr>
+              <w:jc w:val="left"/>
+            </w:pPr>
+            <w:r>
+              <w:rPr>
+                <w:rFonts w:ascii="TimeNewRoman" w:hAnsi="TimeNewRoman"/>
+                <w:sz w:val="30"/>
+              </w:rPr>
+              <w:t>18÷6=</w:t>
+            </w:r>
+          </w:p>
+        </w:tc>
+        <w:tc>
+          <w:tcPr>
+            <w:tcW w:type="dxa" w:w="1987"/>
+          </w:tcPr>
+          <w:p>
+            <w:pPr>
+              <w:jc w:val="left"/>
+            </w:pPr>
+            <w:r>
+              <w:rPr>
+                <w:rFonts w:ascii="TimeNewRoman" w:hAnsi="TimeNewRoman"/>
+                <w:sz w:val="30"/>
+              </w:rPr>
+              <w:t>8×8-40=</w:t>
+            </w:r>
+          </w:p>
+        </w:tc>
+        <w:tc>
+          <w:tcPr>
+            <w:tcW w:type="dxa" w:w="1987"/>
+          </w:tcPr>
+          <w:p>
+            <w:pPr>
+              <w:jc w:val="left"/>
+            </w:pPr>
+            <w:r>
+              <w:rPr>
+                <w:rFonts w:ascii="TimeNewRoman" w:hAnsi="TimeNewRoman"/>
+                <w:sz w:val="30"/>
+              </w:rPr>
+              <w:t>4×3=</w:t>
+            </w:r>
+          </w:p>
+        </w:tc>
+        <w:tc>
+          <w:tcPr>
+            <w:tcW w:type="dxa" w:w="1987"/>
+          </w:tcPr>
+          <w:p>
+            <w:pPr>
+              <w:jc w:val="left"/>
+            </w:pPr>
+            <w:r>
+              <w:rPr>
+                <w:rFonts w:ascii="TimeNewRoman" w:hAnsi="TimeNewRoman"/>
+                <w:sz w:val="30"/>
+              </w:rPr>
+              <w:t>2×9=</w:t>
+            </w:r>
+          </w:p>
+        </w:tc>
+        <w:tc>
+          <w:tcPr>
+            <w:tcW w:type="dxa" w:w="1987"/>
+          </w:tcPr>
+          <w:p>
+            <w:pPr>
+              <w:jc w:val="left"/>
+            </w:pPr>
+            <w:r>
+              <w:rPr>
+                <w:rFonts w:ascii="TimeNewRoman" w:hAnsi="TimeNewRoman"/>
+                <w:sz w:val="30"/>
+              </w:rPr>
+              <w:t>2×8=</w:t>
+            </w:r>
+          </w:p>
+        </w:tc>
+      </w:tr>
+      <w:tr>
+        <w:tc>
+          <w:tcPr>
+            <w:tcW w:type="dxa" w:w="1987"/>
+          </w:tcPr>
+          <w:p>
+            <w:pPr>
+              <w:jc w:val="left"/>
+            </w:pPr>
+            <w:r>
+              <w:rPr>
+                <w:rFonts w:ascii="TimeNewRoman" w:hAnsi="TimeNewRoman"/>
+                <w:sz w:val="30"/>
+              </w:rPr>
+              <w:t>56-26=</w:t>
+            </w:r>
+          </w:p>
+        </w:tc>
+        <w:tc>
+          <w:tcPr>
+            <w:tcW w:type="dxa" w:w="1987"/>
+          </w:tcPr>
+          <w:p>
+            <w:pPr>
+              <w:jc w:val="left"/>
+            </w:pPr>
+            <w:r>
+              <w:rPr>
+                <w:rFonts w:ascii="TimeNewRoman" w:hAnsi="TimeNewRoman"/>
+                <w:sz w:val="30"/>
+              </w:rPr>
+              <w:t>22-19=</w:t>
+            </w:r>
+          </w:p>
+        </w:tc>
+        <w:tc>
+          <w:tcPr>
+            <w:tcW w:type="dxa" w:w="1987"/>
+          </w:tcPr>
+          <w:p>
+            <w:pPr>
+              <w:jc w:val="left"/>
+            </w:pPr>
+            <w:r>
+              <w:rPr>
+                <w:rFonts w:ascii="TimeNewRoman" w:hAnsi="TimeNewRoman"/>
+                <w:sz w:val="30"/>
+              </w:rPr>
+              <w:t>18+18-8=</w:t>
+            </w:r>
+          </w:p>
+        </w:tc>
+        <w:tc>
+          <w:tcPr>
+            <w:tcW w:type="dxa" w:w="1987"/>
+          </w:tcPr>
+          <w:p>
+            <w:pPr>
+              <w:jc w:val="left"/>
+            </w:pPr>
+            <w:r>
+              <w:rPr>
+                <w:rFonts w:ascii="TimeNewRoman" w:hAnsi="TimeNewRoman"/>
+                <w:sz w:val="30"/>
+              </w:rPr>
+              <w:t>4×4-1=</w:t>
+            </w:r>
+          </w:p>
+        </w:tc>
+        <w:tc>
+          <w:tcPr>
+            <w:tcW w:type="dxa" w:w="1987"/>
+          </w:tcPr>
+          <w:p>
+            <w:pPr>
+              <w:jc w:val="left"/>
+            </w:pPr>
+            <w:r>
+              <w:rPr>
+                <w:rFonts w:ascii="TimeNewRoman" w:hAnsi="TimeNewRoman"/>
+                <w:sz w:val="30"/>
+              </w:rPr>
+              <w:t>5×8+74=</w:t>
+            </w:r>
+          </w:p>
+        </w:tc>
+      </w:tr>
+      <w:tr>
+        <w:tc>
+          <w:tcPr>
+            <w:tcW w:type="dxa" w:w="1987"/>
+          </w:tcPr>
+          <w:p>
+            <w:pPr>
+              <w:jc w:val="left"/>
+            </w:pPr>
+            <w:r>
+              <w:rPr>
+                <w:rFonts w:ascii="TimeNewRoman" w:hAnsi="TimeNewRoman"/>
+                <w:sz w:val="30"/>
+              </w:rPr>
+              <w:t>70+8=</w:t>
+            </w:r>
+          </w:p>
+        </w:tc>
+        <w:tc>
+          <w:tcPr>
+            <w:tcW w:type="dxa" w:w="1987"/>
+          </w:tcPr>
+          <w:p>
+            <w:pPr>
+              <w:jc w:val="left"/>
+            </w:pPr>
+            <w:r>
+              <w:rPr>
+                <w:rFonts w:ascii="TimeNewRoman" w:hAnsi="TimeNewRoman"/>
+                <w:sz w:val="30"/>
+              </w:rPr>
+              <w:t>3×8+74=</w:t>
+            </w:r>
+          </w:p>
+        </w:tc>
+        <w:tc>
+          <w:tcPr>
+            <w:tcW w:type="dxa" w:w="1987"/>
+          </w:tcPr>
+          <w:p>
+            <w:pPr>
+              <w:jc w:val="left"/>
+            </w:pPr>
+            <w:r>
+              <w:rPr>
+                <w:rFonts w:ascii="TimeNewRoman" w:hAnsi="TimeNewRoman"/>
+                <w:sz w:val="30"/>
+              </w:rPr>
+              <w:t>4×2+90=</w:t>
+            </w:r>
+          </w:p>
+        </w:tc>
+        <w:tc>
+          <w:tcPr>
+            <w:tcW w:type="dxa" w:w="1987"/>
+          </w:tcPr>
+          <w:p>
+            <w:pPr>
+              <w:jc w:val="left"/>
+            </w:pPr>
+            <w:r>
+              <w:rPr>
+                <w:rFonts w:ascii="TimeNewRoman" w:hAnsi="TimeNewRoman"/>
+                <w:sz w:val="30"/>
+              </w:rPr>
+              <w:t>24+52=</w:t>
+            </w:r>
+          </w:p>
+        </w:tc>
+        <w:tc>
+          <w:tcPr>
+            <w:tcW w:type="dxa" w:w="1987"/>
+          </w:tcPr>
+          <w:p>
+            <w:pPr>
+              <w:jc w:val="left"/>
+            </w:pPr>
+            <w:r>
+              <w:rPr>
+                <w:rFonts w:ascii="TimeNewRoman" w:hAnsi="TimeNewRoman"/>
+                <w:sz w:val="30"/>
+              </w:rPr>
+              <w:t>9×2=</w:t>
+            </w:r>
+          </w:p>
+        </w:tc>
+      </w:tr>
+      <w:tr>
+        <w:tc>
+          <w:tcPr>
+            <w:tcW w:type="dxa" w:w="1987"/>
+          </w:tcPr>
+          <w:p>
+            <w:pPr>
+              <w:jc w:val="left"/>
+            </w:pPr>
+            <w:r>
+              <w:rPr>
+                <w:rFonts w:ascii="TimeNewRoman" w:hAnsi="TimeNewRoman"/>
+                <w:sz w:val="30"/>
+              </w:rPr>
+              <w:t>6×6=</w:t>
+            </w:r>
+          </w:p>
+        </w:tc>
+        <w:tc>
+          <w:tcPr>
+            <w:tcW w:type="dxa" w:w="1987"/>
+          </w:tcPr>
+          <w:p>
+            <w:pPr>
+              <w:jc w:val="left"/>
+            </w:pPr>
+            <w:r>
+              <w:rPr>
+                <w:rFonts w:ascii="TimeNewRoman" w:hAnsi="TimeNewRoman"/>
+                <w:sz w:val="30"/>
+              </w:rPr>
+              <w:t>9×9+52=</w:t>
+            </w:r>
+          </w:p>
+        </w:tc>
+        <w:tc>
+          <w:tcPr>
+            <w:tcW w:type="dxa" w:w="1987"/>
+          </w:tcPr>
+          <w:p>
+            <w:pPr>
+              <w:jc w:val="left"/>
+            </w:pPr>
+            <w:r>
+              <w:rPr>
+                <w:rFonts w:ascii="TimeNewRoman" w:hAnsi="TimeNewRoman"/>
+                <w:sz w:val="30"/>
+              </w:rPr>
+              <w:t>8×8=</w:t>
+            </w:r>
+          </w:p>
+        </w:tc>
+        <w:tc>
+          <w:tcPr>
+            <w:tcW w:type="dxa" w:w="1987"/>
+          </w:tcPr>
+          <w:p>
+            <w:pPr>
+              <w:jc w:val="left"/>
+            </w:pPr>
+            <w:r>
+              <w:rPr>
+                <w:rFonts w:ascii="TimeNewRoman" w:hAnsi="TimeNewRoman"/>
+                <w:sz w:val="30"/>
+              </w:rPr>
+              <w:t>86-52=</w:t>
+            </w:r>
+          </w:p>
+        </w:tc>
+        <w:tc>
+          <w:tcPr>
+            <w:tcW w:type="dxa" w:w="1987"/>
+          </w:tcPr>
+          <w:p>
+            <w:pPr>
+              <w:jc w:val="left"/>
+            </w:pPr>
+            <w:r>
+              <w:rPr>
+                <w:rFonts w:ascii="TimeNewRoman" w:hAnsi="TimeNewRoman"/>
+                <w:sz w:val="30"/>
+              </w:rPr>
+              <w:t>60+22-20=</w:t>
+            </w:r>
+          </w:p>
+        </w:tc>
+      </w:tr>
+      <w:tr>
+        <w:tc>
+          <w:tcPr>
+            <w:tcW w:type="dxa" w:w="1987"/>
+          </w:tcPr>
+          <w:p>
+            <w:pPr>
+              <w:jc w:val="left"/>
+            </w:pPr>
+            <w:r>
+              <w:rPr>
+                <w:rFonts w:ascii="TimeNewRoman" w:hAnsi="TimeNewRoman"/>
+                <w:sz w:val="30"/>
+              </w:rPr>
+              <w:t>7×5+60=</w:t>
+            </w:r>
+          </w:p>
+        </w:tc>
+        <w:tc>
+          <w:tcPr>
+            <w:tcW w:type="dxa" w:w="1987"/>
+          </w:tcPr>
+          <w:p>
+            <w:pPr>
+              <w:jc w:val="left"/>
+            </w:pPr>
+            <w:r>
+              <w:rPr>
+                <w:rFonts w:ascii="TimeNewRoman" w:hAnsi="TimeNewRoman"/>
+                <w:sz w:val="30"/>
+              </w:rPr>
+              <w:t>97-23=</w:t>
+            </w:r>
+          </w:p>
+        </w:tc>
+        <w:tc>
+          <w:tcPr>
+            <w:tcW w:type="dxa" w:w="1987"/>
+          </w:tcPr>
+          <w:p>
+            <w:pPr>
+              <w:jc w:val="left"/>
+            </w:pPr>
+            <w:r>
+              <w:rPr>
+                <w:rFonts w:ascii="TimeNewRoman" w:hAnsi="TimeNewRoman"/>
+                <w:sz w:val="30"/>
+              </w:rPr>
+              <w:t>98-55=</w:t>
+            </w:r>
+          </w:p>
+        </w:tc>
+        <w:tc>
+          <w:tcPr>
+            <w:tcW w:type="dxa" w:w="1987"/>
+          </w:tcPr>
+          <w:p>
+            <w:pPr>
+              <w:jc w:val="left"/>
+            </w:pPr>
+            <w:r>
+              <w:rPr>
+                <w:rFonts w:ascii="TimeNewRoman" w:hAnsi="TimeNewRoman"/>
+                <w:sz w:val="30"/>
+              </w:rPr>
+              <w:t>28+38=</w:t>
+            </w:r>
+          </w:p>
+        </w:tc>
+        <w:tc>
+          <w:tcPr>
+            <w:tcW w:type="dxa" w:w="1987"/>
+          </w:tcPr>
+          <w:p>
+            <w:pPr>
+              <w:jc w:val="left"/>
+            </w:pPr>
+            <w:r>
+              <w:rPr>
+                <w:rFonts w:ascii="TimeNewRoman" w:hAnsi="TimeNewRoman"/>
+                <w:sz w:val="30"/>
+              </w:rPr>
+              <w:t>6×3=</w:t>
+            </w:r>
+          </w:p>
+        </w:tc>
+      </w:tr>
+      <w:tr>
+        <w:tc>
+          <w:tcPr>
+            <w:tcW w:type="dxa" w:w="1987"/>
+          </w:tcPr>
+          <w:p>
+            <w:pPr>
+              <w:jc w:val="left"/>
+            </w:pPr>
+            <w:r>
+              <w:rPr>
+                <w:rFonts w:ascii="TimeNewRoman" w:hAnsi="TimeNewRoman"/>
+                <w:sz w:val="30"/>
+              </w:rPr>
+              <w:t>12÷6=</w:t>
+            </w:r>
+          </w:p>
+        </w:tc>
+        <w:tc>
+          <w:tcPr>
+            <w:tcW w:type="dxa" w:w="1987"/>
+          </w:tcPr>
+          <w:p>
+            <w:pPr>
+              <w:jc w:val="left"/>
+            </w:pPr>
+            <w:r>
+              <w:rPr>
+                <w:rFonts w:ascii="TimeNewRoman" w:hAnsi="TimeNewRoman"/>
+                <w:sz w:val="30"/>
+              </w:rPr>
+              <w:t>19+40+96=</w:t>
+            </w:r>
+          </w:p>
+        </w:tc>
+        <w:tc>
+          <w:tcPr>
+            <w:tcW w:type="dxa" w:w="1987"/>
+          </w:tcPr>
+          <w:p>
+            <w:pPr>
+              <w:jc w:val="left"/>
+            </w:pPr>
+            <w:r>
+              <w:rPr>
+                <w:rFonts w:ascii="TimeNewRoman" w:hAnsi="TimeNewRoman"/>
+                <w:sz w:val="30"/>
+              </w:rPr>
+              <w:t>8×2=</w:t>
+            </w:r>
+          </w:p>
+        </w:tc>
+        <w:tc>
+          <w:tcPr>
+            <w:tcW w:type="dxa" w:w="1987"/>
+          </w:tcPr>
+          <w:p>
+            <w:pPr>
+              <w:jc w:val="left"/>
+            </w:pPr>
+            <w:r>
+              <w:rPr>
+                <w:rFonts w:ascii="TimeNewRoman" w:hAnsi="TimeNewRoman"/>
+                <w:sz w:val="30"/>
+              </w:rPr>
+              <w:t>85-18=</w:t>
+            </w:r>
+          </w:p>
+        </w:tc>
+        <w:tc>
+          <w:tcPr>
+            <w:tcW w:type="dxa" w:w="1987"/>
+          </w:tcPr>
+          <w:p>
+            <w:pPr>
+              <w:jc w:val="left"/>
+            </w:pPr>
+            <w:r>
+              <w:rPr>
+                <w:rFonts w:ascii="TimeNewRoman" w:hAnsi="TimeNewRoman"/>
+                <w:sz w:val="30"/>
+              </w:rPr>
+              <w:t>25-25=</w:t>
+            </w:r>
+          </w:p>
+        </w:tc>
+      </w:tr>
+      <w:tr>
+        <w:tc>
+          <w:tcPr>
+            <w:tcW w:type="dxa" w:w="1987"/>
+          </w:tcPr>
+          <w:p>
+            <w:pPr>
+              <w:jc w:val="left"/>
+            </w:pPr>
+            <w:r>
+              <w:rPr>
+                <w:rFonts w:ascii="TimeNewRoman" w:hAnsi="TimeNewRoman"/>
+                <w:sz w:val="30"/>
+              </w:rPr>
+              <w:t>9×5=</w:t>
+            </w:r>
+          </w:p>
+        </w:tc>
+        <w:tc>
+          <w:tcPr>
+            <w:tcW w:type="dxa" w:w="1987"/>
+          </w:tcPr>
+          <w:p>
+            <w:pPr>
+              <w:jc w:val="left"/>
+            </w:pPr>
+            <w:r>
+              <w:rPr>
+                <w:rFonts w:ascii="TimeNewRoman" w:hAnsi="TimeNewRoman"/>
+                <w:sz w:val="30"/>
+              </w:rPr>
+              <w:t>32÷8=</w:t>
+            </w:r>
+          </w:p>
+        </w:tc>
+        <w:tc>
+          <w:tcPr>
+            <w:tcW w:type="dxa" w:w="1987"/>
+          </w:tcPr>
+          <w:p>
+            <w:pPr>
+              <w:jc w:val="left"/>
+            </w:pPr>
+            <w:r>
+              <w:rPr>
+                <w:rFonts w:ascii="TimeNewRoman" w:hAnsi="TimeNewRoman"/>
+                <w:sz w:val="30"/>
+              </w:rPr>
+              <w:t>4×6=</w:t>
+            </w:r>
+          </w:p>
+        </w:tc>
+        <w:tc>
+          <w:tcPr>
+            <w:tcW w:type="dxa" w:w="1987"/>
+          </w:tcPr>
+          <w:p>
+            <w:pPr>
+              <w:jc w:val="left"/>
+            </w:pPr>
+            <w:r>
+              <w:rPr>
+                <w:rFonts w:ascii="TimeNewRoman" w:hAnsi="TimeNewRoman"/>
+                <w:sz w:val="30"/>
+              </w:rPr>
+              <w:t>9+63=</w:t>
+            </w:r>
+          </w:p>
+        </w:tc>
+        <w:tc>
+          <w:tcPr>
+            <w:tcW w:type="dxa" w:w="1987"/>
+          </w:tcPr>
+          <w:p>
+            <w:pPr>
+              <w:jc w:val="left"/>
+            </w:pPr>
+            <w:r>
+              <w:rPr>
+                <w:rFonts w:ascii="TimeNewRoman" w:hAnsi="TimeNewRoman"/>
+                <w:sz w:val="30"/>
+              </w:rPr>
+              <w:t>56÷8=</w:t>
+            </w:r>
+          </w:p>
+        </w:tc>
+      </w:tr>
+      <w:tr>
+        <w:tc>
+          <w:tcPr>
+            <w:tcW w:type="dxa" w:w="1987"/>
+          </w:tcPr>
+          <w:p>
+            <w:pPr>
+              <w:jc w:val="left"/>
+            </w:pPr>
+            <w:r>
+              <w:rPr>
+                <w:rFonts w:ascii="TimeNewRoman" w:hAnsi="TimeNewRoman"/>
+                <w:sz w:val="30"/>
+              </w:rPr>
+              <w:t>8×3=</w:t>
+            </w:r>
+          </w:p>
+        </w:tc>
+        <w:tc>
+          <w:tcPr>
+            <w:tcW w:type="dxa" w:w="1987"/>
+          </w:tcPr>
+          <w:p>
+            <w:pPr>
+              <w:jc w:val="left"/>
+            </w:pPr>
+            <w:r>
+              <w:rPr>
+                <w:rFonts w:ascii="TimeNewRoman" w:hAnsi="TimeNewRoman"/>
+                <w:sz w:val="30"/>
+              </w:rPr>
+              <w:t>33+87+99=</w:t>
             </w:r>
           </w:p>
         </w:tc>
@@ -282,7 +1048,24 @@
                 <w:rFonts w:ascii="TimeNewRoman" w:hAnsi="TimeNewRoman"/>
                 <w:sz w:val="30"/>
               </w:rPr>
-              <w:t>30-1=</w:t>
+              <w:t>70-5=</w:t>
+            </w:r>
+          </w:p>
+        </w:tc>
+        <w:tc>
+          <w:tcPr>
+            <w:tcW w:type="dxa" w:w="1987"/>
+          </w:tcPr>
+          <w:p>
+            <w:pPr>
+              <w:jc w:val="left"/>
+            </w:pPr>
+            <w:r>
+              <w:rPr>
+                <w:rFonts w:ascii="TimeNewRoman" w:hAnsi="TimeNewRoman"/>
+                <w:sz w:val="30"/>
+              </w:rPr>
+              <w:t>62+24=</w:t>
             </w:r>
           </w:p>
         </w:tc>
@@ -301,7 +1084,7 @@
                 <w:rFonts w:ascii="TimeNewRoman" w:hAnsi="TimeNewRoman"/>
                 <w:sz w:val="30"/>
               </w:rPr>
-              <w:t>71-14=</w:t>
+              <w:t>1×5=</w:t>
             </w:r>
           </w:p>
         </w:tc>
@@ -318,389 +1101,7 @@
                 <w:rFonts w:ascii="TimeNewRoman" w:hAnsi="TimeNewRoman"/>
                 <w:sz w:val="30"/>
               </w:rPr>
-              <w:t>11+41=</w:t>
-            </w:r>
-          </w:p>
-        </w:tc>
-        <w:tc>
-          <w:tcPr>
-            <w:tcW w:type="dxa" w:w="1987"/>
-          </w:tcPr>
-          <w:p>
-            <w:pPr>
-              <w:jc w:val="left"/>
-            </w:pPr>
-            <w:r>
-              <w:rPr>
-                <w:rFonts w:ascii="TimeNewRoman" w:hAnsi="TimeNewRoman"/>
-                <w:sz w:val="30"/>
-              </w:rPr>
-              <w:t>2+47=</w:t>
-            </w:r>
-          </w:p>
-        </w:tc>
-        <w:tc>
-          <w:tcPr>
-            <w:tcW w:type="dxa" w:w="1987"/>
-          </w:tcPr>
-          <w:p>
-            <w:pPr>
-              <w:jc w:val="left"/>
-            </w:pPr>
-            <w:r>
-              <w:rPr>
-                <w:rFonts w:ascii="TimeNewRoman" w:hAnsi="TimeNewRoman"/>
-                <w:sz w:val="30"/>
-              </w:rPr>
-              <w:t>8×8=</w:t>
-            </w:r>
-          </w:p>
-        </w:tc>
-        <w:tc>
-          <w:tcPr>
-            <w:tcW w:type="dxa" w:w="1987"/>
-          </w:tcPr>
-          <w:p>
-            <w:pPr>
-              <w:jc w:val="left"/>
-            </w:pPr>
-            <w:r>
-              <w:rPr>
-                <w:rFonts w:ascii="TimeNewRoman" w:hAnsi="TimeNewRoman"/>
-                <w:sz w:val="30"/>
-              </w:rPr>
-              <w:t>96-66=</w:t>
-            </w:r>
-          </w:p>
-        </w:tc>
-      </w:tr>
-      <w:tr>
-        <w:tc>
-          <w:tcPr>
-            <w:tcW w:type="dxa" w:w="1987"/>
-          </w:tcPr>
-          <w:p>
-            <w:pPr>
-              <w:jc w:val="left"/>
-            </w:pPr>
-            <w:r>
-              <w:rPr>
-                <w:rFonts w:ascii="TimeNewRoman" w:hAnsi="TimeNewRoman"/>
-                <w:sz w:val="30"/>
-              </w:rPr>
-              <w:t>48+3=</w:t>
-            </w:r>
-          </w:p>
-        </w:tc>
-        <w:tc>
-          <w:tcPr>
-            <w:tcW w:type="dxa" w:w="1987"/>
-          </w:tcPr>
-          <w:p>
-            <w:pPr>
-              <w:jc w:val="left"/>
-            </w:pPr>
-            <w:r>
-              <w:rPr>
-                <w:rFonts w:ascii="TimeNewRoman" w:hAnsi="TimeNewRoman"/>
-                <w:sz w:val="30"/>
-              </w:rPr>
-              <w:t>25+73=</w:t>
-            </w:r>
-          </w:p>
-        </w:tc>
-        <w:tc>
-          <w:tcPr>
-            <w:tcW w:type="dxa" w:w="1987"/>
-          </w:tcPr>
-          <w:p>
-            <w:pPr>
-              <w:jc w:val="left"/>
-            </w:pPr>
-            <w:r>
-              <w:rPr>
-                <w:rFonts w:ascii="TimeNewRoman" w:hAnsi="TimeNewRoman"/>
-                <w:sz w:val="30"/>
-              </w:rPr>
-              <w:t>54÷6=</w:t>
-            </w:r>
-          </w:p>
-        </w:tc>
-        <w:tc>
-          <w:tcPr>
-            <w:tcW w:type="dxa" w:w="1987"/>
-          </w:tcPr>
-          <w:p>
-            <w:pPr>
-              <w:jc w:val="left"/>
-            </w:pPr>
-            <w:r>
-              <w:rPr>
-                <w:rFonts w:ascii="TimeNewRoman" w:hAnsi="TimeNewRoman"/>
-                <w:sz w:val="30"/>
-              </w:rPr>
-              <w:t>7+35=</w:t>
-            </w:r>
-          </w:p>
-        </w:tc>
-        <w:tc>
-          <w:tcPr>
-            <w:tcW w:type="dxa" w:w="1987"/>
-          </w:tcPr>
-          <w:p>
-            <w:pPr>
-              <w:jc w:val="left"/>
-            </w:pPr>
-            <w:r>
-              <w:rPr>
-                <w:rFonts w:ascii="TimeNewRoman" w:hAnsi="TimeNewRoman"/>
-                <w:sz w:val="30"/>
-              </w:rPr>
-              <w:t>5×6+85=</w:t>
-            </w:r>
-          </w:p>
-        </w:tc>
-      </w:tr>
-      <w:tr>
-        <w:tc>
-          <w:tcPr>
-            <w:tcW w:type="dxa" w:w="1987"/>
-          </w:tcPr>
-          <w:p>
-            <w:pPr>
-              <w:jc w:val="left"/>
-            </w:pPr>
-            <w:r>
-              <w:rPr>
-                <w:rFonts w:ascii="TimeNewRoman" w:hAnsi="TimeNewRoman"/>
-                <w:sz w:val="30"/>
-              </w:rPr>
-              <w:t>54+7=</w:t>
-            </w:r>
-          </w:p>
-        </w:tc>
-        <w:tc>
-          <w:tcPr>
-            <w:tcW w:type="dxa" w:w="1987"/>
-          </w:tcPr>
-          <w:p>
-            <w:pPr>
-              <w:jc w:val="left"/>
-            </w:pPr>
-            <w:r>
-              <w:rPr>
-                <w:rFonts w:ascii="TimeNewRoman" w:hAnsi="TimeNewRoman"/>
-                <w:sz w:val="30"/>
-              </w:rPr>
-              <w:t>6×3=</w:t>
-            </w:r>
-          </w:p>
-        </w:tc>
-        <w:tc>
-          <w:tcPr>
-            <w:tcW w:type="dxa" w:w="1987"/>
-          </w:tcPr>
-          <w:p>
-            <w:pPr>
-              <w:jc w:val="left"/>
-            </w:pPr>
-            <w:r>
-              <w:rPr>
-                <w:rFonts w:ascii="TimeNewRoman" w:hAnsi="TimeNewRoman"/>
-                <w:sz w:val="30"/>
-              </w:rPr>
-              <w:t>69-62=</w:t>
-            </w:r>
-          </w:p>
-        </w:tc>
-        <w:tc>
-          <w:tcPr>
-            <w:tcW w:type="dxa" w:w="1987"/>
-          </w:tcPr>
-          <w:p>
-            <w:pPr>
-              <w:jc w:val="left"/>
-            </w:pPr>
-            <w:r>
-              <w:rPr>
-                <w:rFonts w:ascii="TimeNewRoman" w:hAnsi="TimeNewRoman"/>
-                <w:sz w:val="30"/>
-              </w:rPr>
-              <w:t>7×3-19=</w:t>
-            </w:r>
-          </w:p>
-        </w:tc>
-        <w:tc>
-          <w:tcPr>
-            <w:tcW w:type="dxa" w:w="1987"/>
-          </w:tcPr>
-          <w:p>
-            <w:pPr>
-              <w:jc w:val="left"/>
-            </w:pPr>
-            <w:r>
-              <w:rPr>
-                <w:rFonts w:ascii="TimeNewRoman" w:hAnsi="TimeNewRoman"/>
-                <w:sz w:val="30"/>
-              </w:rPr>
-              <w:t>6×4=</w:t>
-            </w:r>
-          </w:p>
-        </w:tc>
-      </w:tr>
-      <w:tr>
-        <w:tc>
-          <w:tcPr>
-            <w:tcW w:type="dxa" w:w="1987"/>
-          </w:tcPr>
-          <w:p>
-            <w:pPr>
-              <w:jc w:val="left"/>
-            </w:pPr>
-            <w:r>
-              <w:rPr>
-                <w:rFonts w:ascii="TimeNewRoman" w:hAnsi="TimeNewRoman"/>
-                <w:sz w:val="30"/>
-              </w:rPr>
-              <w:t>87-58=</w:t>
-            </w:r>
-          </w:p>
-        </w:tc>
-        <w:tc>
-          <w:tcPr>
-            <w:tcW w:type="dxa" w:w="1987"/>
-          </w:tcPr>
-          <w:p>
-            <w:pPr>
-              <w:jc w:val="left"/>
-            </w:pPr>
-            <w:r>
-              <w:rPr>
-                <w:rFonts w:ascii="TimeNewRoman" w:hAnsi="TimeNewRoman"/>
-                <w:sz w:val="30"/>
-              </w:rPr>
-              <w:t>48÷8=</w:t>
-            </w:r>
-          </w:p>
-        </w:tc>
-        <w:tc>
-          <w:tcPr>
-            <w:tcW w:type="dxa" w:w="1987"/>
-          </w:tcPr>
-          <w:p>
-            <w:pPr>
-              <w:jc w:val="left"/>
-            </w:pPr>
-            <w:r>
-              <w:rPr>
-                <w:rFonts w:ascii="TimeNewRoman" w:hAnsi="TimeNewRoman"/>
-                <w:sz w:val="30"/>
-              </w:rPr>
-              <w:t>3×8-3=</w:t>
-            </w:r>
-          </w:p>
-        </w:tc>
-        <w:tc>
-          <w:tcPr>
-            <w:tcW w:type="dxa" w:w="1987"/>
-          </w:tcPr>
-          <w:p>
-            <w:pPr>
-              <w:jc w:val="left"/>
-            </w:pPr>
-            <w:r>
-              <w:rPr>
-                <w:rFonts w:ascii="TimeNewRoman" w:hAnsi="TimeNewRoman"/>
-                <w:sz w:val="30"/>
-              </w:rPr>
-              <w:t>35-32=</w:t>
-            </w:r>
-          </w:p>
-        </w:tc>
-        <w:tc>
-          <w:tcPr>
-            <w:tcW w:type="dxa" w:w="1987"/>
-          </w:tcPr>
-          <w:p>
-            <w:pPr>
-              <w:jc w:val="left"/>
-            </w:pPr>
-            <w:r>
-              <w:rPr>
-                <w:rFonts w:ascii="TimeNewRoman" w:hAnsi="TimeNewRoman"/>
-                <w:sz w:val="30"/>
-              </w:rPr>
-              <w:t>91+70-43=</w:t>
-            </w:r>
-          </w:p>
-        </w:tc>
-      </w:tr>
-      <w:tr>
-        <w:tc>
-          <w:tcPr>
-            <w:tcW w:type="dxa" w:w="1987"/>
-          </w:tcPr>
-          <w:p>
-            <w:pPr>
-              <w:jc w:val="left"/>
-            </w:pPr>
-            <w:r>
-              <w:rPr>
-                <w:rFonts w:ascii="TimeNewRoman" w:hAnsi="TimeNewRoman"/>
-                <w:sz w:val="30"/>
-              </w:rPr>
-              <w:t>8×9+2=</w:t>
-            </w:r>
-          </w:p>
-        </w:tc>
-        <w:tc>
-          <w:tcPr>
-            <w:tcW w:type="dxa" w:w="1987"/>
-          </w:tcPr>
-          <w:p>
-            <w:pPr>
-              <w:jc w:val="left"/>
-            </w:pPr>
-            <w:r>
-              <w:rPr>
-                <w:rFonts w:ascii="TimeNewRoman" w:hAnsi="TimeNewRoman"/>
-                <w:sz w:val="30"/>
-              </w:rPr>
-              <w:t>86-73=</w:t>
-            </w:r>
-          </w:p>
-        </w:tc>
-        <w:tc>
-          <w:tcPr>
-            <w:tcW w:type="dxa" w:w="1987"/>
-          </w:tcPr>
-          <w:p>
-            <w:pPr>
-              <w:jc w:val="left"/>
-            </w:pPr>
-            <w:r>
-              <w:rPr>
-                <w:rFonts w:ascii="TimeNewRoman" w:hAnsi="TimeNewRoman"/>
-                <w:sz w:val="30"/>
-              </w:rPr>
-              <w:t>5×4+39=</w:t>
-            </w:r>
-          </w:p>
-        </w:tc>
-        <w:tc>
-          <w:tcPr>
-            <w:tcW w:type="dxa" w:w="1987"/>
-          </w:tcPr>
-          <w:p>
-            <w:pPr>
-              <w:jc w:val="left"/>
-            </w:pPr>
-            <w:r>
-              <w:rPr>
-                <w:rFonts w:ascii="TimeNewRoman" w:hAnsi="TimeNewRoman"/>
-                <w:sz w:val="30"/>
-              </w:rPr>
-              <w:t>76+18-70=</w:t>
+              <w:t>85+10=</w:t>
             </w:r>
           </w:p>
         </w:tc>
@@ -721,8 +1122,6 @@
             </w:r>
           </w:p>
         </w:tc>
-      </w:tr>
-      <w:tr>
         <w:tc>
           <w:tcPr>
             <w:tcW w:type="dxa" w:w="1987"/>
@@ -736,7 +1135,7 @@
                 <w:rFonts w:ascii="TimeNewRoman" w:hAnsi="TimeNewRoman"/>
                 <w:sz w:val="30"/>
               </w:rPr>
-              <w:t>6×5=</w:t>
+              <w:t>36÷4=</w:t>
             </w:r>
           </w:p>
         </w:tc>
@@ -753,58 +1152,7 @@
                 <w:rFonts w:ascii="TimeNewRoman" w:hAnsi="TimeNewRoman"/>
                 <w:sz w:val="30"/>
               </w:rPr>
-              <w:t>6×2-11=</w:t>
-            </w:r>
-          </w:p>
-        </w:tc>
-        <w:tc>
-          <w:tcPr>
-            <w:tcW w:type="dxa" w:w="1987"/>
-          </w:tcPr>
-          <w:p>
-            <w:pPr>
-              <w:jc w:val="left"/>
-            </w:pPr>
-            <w:r>
-              <w:rPr>
-                <w:rFonts w:ascii="TimeNewRoman" w:hAnsi="TimeNewRoman"/>
-                <w:sz w:val="30"/>
-              </w:rPr>
-              <w:t>45-20=</w:t>
-            </w:r>
-          </w:p>
-        </w:tc>
-        <w:tc>
-          <w:tcPr>
-            <w:tcW w:type="dxa" w:w="1987"/>
-          </w:tcPr>
-          <w:p>
-            <w:pPr>
-              <w:jc w:val="left"/>
-            </w:pPr>
-            <w:r>
-              <w:rPr>
-                <w:rFonts w:ascii="TimeNewRoman" w:hAnsi="TimeNewRoman"/>
-                <w:sz w:val="30"/>
-              </w:rPr>
-              <w:t>9×9-14=</w:t>
-            </w:r>
-          </w:p>
-        </w:tc>
-        <w:tc>
-          <w:tcPr>
-            <w:tcW w:type="dxa" w:w="1987"/>
-          </w:tcPr>
-          <w:p>
-            <w:pPr>
-              <w:jc w:val="left"/>
-            </w:pPr>
-            <w:r>
-              <w:rPr>
-                <w:rFonts w:ascii="TimeNewRoman" w:hAnsi="TimeNewRoman"/>
-                <w:sz w:val="30"/>
-              </w:rPr>
-              <w:t>8÷2=</w:t>
+              <w:t>5×6=</w:t>
             </w:r>
           </w:p>
         </w:tc>
@@ -823,7 +1171,7 @@
                 <w:rFonts w:ascii="TimeNewRoman" w:hAnsi="TimeNewRoman"/>
                 <w:sz w:val="30"/>
               </w:rPr>
-              <w:t>2×6=</w:t>
+              <w:t>2×4=</w:t>
             </w:r>
           </w:p>
         </w:tc>
@@ -840,7 +1188,7 @@
                 <w:rFonts w:ascii="TimeNewRoman" w:hAnsi="TimeNewRoman"/>
                 <w:sz w:val="30"/>
               </w:rPr>
-              <w:t>79+77-68=</w:t>
+              <w:t>17-8=</w:t>
             </w:r>
           </w:p>
         </w:tc>
@@ -857,7 +1205,512 @@
                 <w:rFonts w:ascii="TimeNewRoman" w:hAnsi="TimeNewRoman"/>
                 <w:sz w:val="30"/>
               </w:rPr>
-              <w:t>8×5-14=</w:t>
+              <w:t>40÷8=</w:t>
+            </w:r>
+          </w:p>
+        </w:tc>
+        <w:tc>
+          <w:tcPr>
+            <w:tcW w:type="dxa" w:w="1987"/>
+          </w:tcPr>
+          <w:p>
+            <w:pPr>
+              <w:jc w:val="left"/>
+            </w:pPr>
+            <w:r>
+              <w:rPr>
+                <w:rFonts w:ascii="TimeNewRoman" w:hAnsi="TimeNewRoman"/>
+                <w:sz w:val="30"/>
+              </w:rPr>
+              <w:t>56+9=</w:t>
+            </w:r>
+          </w:p>
+        </w:tc>
+        <w:tc>
+          <w:tcPr>
+            <w:tcW w:type="dxa" w:w="1987"/>
+          </w:tcPr>
+          <w:p>
+            <w:pPr>
+              <w:jc w:val="left"/>
+            </w:pPr>
+            <w:r>
+              <w:rPr>
+                <w:rFonts w:ascii="TimeNewRoman" w:hAnsi="TimeNewRoman"/>
+                <w:sz w:val="30"/>
+              </w:rPr>
+              <w:t>1×1=</w:t>
+            </w:r>
+          </w:p>
+        </w:tc>
+      </w:tr>
+      <w:tr>
+        <w:tc>
+          <w:tcPr>
+            <w:tcW w:type="dxa" w:w="1987"/>
+          </w:tcPr>
+          <w:p>
+            <w:pPr>
+              <w:jc w:val="left"/>
+            </w:pPr>
+            <w:r>
+              <w:rPr>
+                <w:rFonts w:ascii="TimeNewRoman" w:hAnsi="TimeNewRoman"/>
+                <w:sz w:val="30"/>
+              </w:rPr>
+              <w:t>42+80-52=</w:t>
+            </w:r>
+          </w:p>
+        </w:tc>
+        <w:tc>
+          <w:tcPr>
+            <w:tcW w:type="dxa" w:w="1987"/>
+          </w:tcPr>
+          <w:p>
+            <w:pPr>
+              <w:jc w:val="left"/>
+            </w:pPr>
+            <w:r>
+              <w:rPr>
+                <w:rFonts w:ascii="TimeNewRoman" w:hAnsi="TimeNewRoman"/>
+                <w:sz w:val="30"/>
+              </w:rPr>
+              <w:t>61+50-3=</w:t>
+            </w:r>
+          </w:p>
+        </w:tc>
+        <w:tc>
+          <w:tcPr>
+            <w:tcW w:type="dxa" w:w="1987"/>
+          </w:tcPr>
+          <w:p>
+            <w:pPr>
+              <w:jc w:val="left"/>
+            </w:pPr>
+            <w:r>
+              <w:rPr>
+                <w:rFonts w:ascii="TimeNewRoman" w:hAnsi="TimeNewRoman"/>
+                <w:sz w:val="30"/>
+              </w:rPr>
+              <w:t>7×9-34=</w:t>
+            </w:r>
+          </w:p>
+        </w:tc>
+        <w:tc>
+          <w:tcPr>
+            <w:tcW w:type="dxa" w:w="1987"/>
+          </w:tcPr>
+          <w:p>
+            <w:pPr>
+              <w:jc w:val="left"/>
+            </w:pPr>
+            <w:r>
+              <w:rPr>
+                <w:rFonts w:ascii="TimeNewRoman" w:hAnsi="TimeNewRoman"/>
+                <w:sz w:val="30"/>
+              </w:rPr>
+              <w:t>33+55+60=</w:t>
+            </w:r>
+          </w:p>
+        </w:tc>
+        <w:tc>
+          <w:tcPr>
+            <w:tcW w:type="dxa" w:w="1987"/>
+          </w:tcPr>
+          <w:p>
+            <w:pPr>
+              <w:jc w:val="left"/>
+            </w:pPr>
+            <w:r>
+              <w:rPr>
+                <w:rFonts w:ascii="TimeNewRoman" w:hAnsi="TimeNewRoman"/>
+                <w:sz w:val="30"/>
+              </w:rPr>
+              <w:t>98+57+18=</w:t>
+            </w:r>
+          </w:p>
+        </w:tc>
+      </w:tr>
+      <w:tr>
+        <w:tc>
+          <w:tcPr>
+            <w:tcW w:type="dxa" w:w="1987"/>
+          </w:tcPr>
+          <w:p>
+            <w:pPr>
+              <w:jc w:val="left"/>
+            </w:pPr>
+            <w:r>
+              <w:rPr>
+                <w:rFonts w:ascii="TimeNewRoman" w:hAnsi="TimeNewRoman"/>
+                <w:sz w:val="30"/>
+              </w:rPr>
+              <w:t>14÷2=</w:t>
+            </w:r>
+          </w:p>
+        </w:tc>
+        <w:tc>
+          <w:tcPr>
+            <w:tcW w:type="dxa" w:w="1987"/>
+          </w:tcPr>
+          <w:p>
+            <w:pPr>
+              <w:jc w:val="left"/>
+            </w:pPr>
+            <w:r>
+              <w:rPr>
+                <w:rFonts w:ascii="TimeNewRoman" w:hAnsi="TimeNewRoman"/>
+                <w:sz w:val="30"/>
+              </w:rPr>
+              <w:t>4÷2=</w:t>
+            </w:r>
+          </w:p>
+        </w:tc>
+        <w:tc>
+          <w:tcPr>
+            <w:tcW w:type="dxa" w:w="1987"/>
+          </w:tcPr>
+          <w:p>
+            <w:pPr>
+              <w:jc w:val="left"/>
+            </w:pPr>
+            <w:r>
+              <w:rPr>
+                <w:rFonts w:ascii="TimeNewRoman" w:hAnsi="TimeNewRoman"/>
+                <w:sz w:val="30"/>
+              </w:rPr>
+              <w:t>10+13=</w:t>
+            </w:r>
+          </w:p>
+        </w:tc>
+        <w:tc>
+          <w:tcPr>
+            <w:tcW w:type="dxa" w:w="1987"/>
+          </w:tcPr>
+          <w:p>
+            <w:pPr>
+              <w:jc w:val="left"/>
+            </w:pPr>
+            <w:r>
+              <w:rPr>
+                <w:rFonts w:ascii="TimeNewRoman" w:hAnsi="TimeNewRoman"/>
+                <w:sz w:val="30"/>
+              </w:rPr>
+              <w:t>8×7=</w:t>
+            </w:r>
+          </w:p>
+        </w:tc>
+        <w:tc>
+          <w:tcPr>
+            <w:tcW w:type="dxa" w:w="1987"/>
+          </w:tcPr>
+          <w:p>
+            <w:pPr>
+              <w:jc w:val="left"/>
+            </w:pPr>
+            <w:r>
+              <w:rPr>
+                <w:rFonts w:ascii="TimeNewRoman" w:hAnsi="TimeNewRoman"/>
+                <w:sz w:val="30"/>
+              </w:rPr>
+              <w:t>35+91-2=</w:t>
+            </w:r>
+          </w:p>
+        </w:tc>
+      </w:tr>
+      <w:tr>
+        <w:tc>
+          <w:tcPr>
+            <w:tcW w:type="dxa" w:w="1987"/>
+          </w:tcPr>
+          <w:p>
+            <w:pPr>
+              <w:jc w:val="left"/>
+            </w:pPr>
+            <w:r>
+              <w:rPr>
+                <w:rFonts w:ascii="TimeNewRoman" w:hAnsi="TimeNewRoman"/>
+                <w:sz w:val="30"/>
+              </w:rPr>
+              <w:t>6×2=</w:t>
+            </w:r>
+          </w:p>
+        </w:tc>
+        <w:tc>
+          <w:tcPr>
+            <w:tcW w:type="dxa" w:w="1987"/>
+          </w:tcPr>
+          <w:p>
+            <w:pPr>
+              <w:jc w:val="left"/>
+            </w:pPr>
+            <w:r>
+              <w:rPr>
+                <w:rFonts w:ascii="TimeNewRoman" w:hAnsi="TimeNewRoman"/>
+                <w:sz w:val="30"/>
+              </w:rPr>
+              <w:t>66+31-19=</w:t>
+            </w:r>
+          </w:p>
+        </w:tc>
+        <w:tc>
+          <w:tcPr>
+            <w:tcW w:type="dxa" w:w="1987"/>
+          </w:tcPr>
+          <w:p>
+            <w:pPr>
+              <w:jc w:val="left"/>
+            </w:pPr>
+            <w:r>
+              <w:rPr>
+                <w:rFonts w:ascii="TimeNewRoman" w:hAnsi="TimeNewRoman"/>
+                <w:sz w:val="30"/>
+              </w:rPr>
+              <w:t>1×4=</w:t>
+            </w:r>
+          </w:p>
+        </w:tc>
+        <w:tc>
+          <w:tcPr>
+            <w:tcW w:type="dxa" w:w="1987"/>
+          </w:tcPr>
+          <w:p>
+            <w:pPr>
+              <w:jc w:val="left"/>
+            </w:pPr>
+            <w:r>
+              <w:rPr>
+                <w:rFonts w:ascii="TimeNewRoman" w:hAnsi="TimeNewRoman"/>
+                <w:sz w:val="30"/>
+              </w:rPr>
+              <w:t>18÷3=</w:t>
+            </w:r>
+          </w:p>
+        </w:tc>
+        <w:tc>
+          <w:tcPr>
+            <w:tcW w:type="dxa" w:w="1987"/>
+          </w:tcPr>
+          <w:p>
+            <w:pPr>
+              <w:jc w:val="left"/>
+            </w:pPr>
+            <w:r>
+              <w:rPr>
+                <w:rFonts w:ascii="TimeNewRoman" w:hAnsi="TimeNewRoman"/>
+                <w:sz w:val="30"/>
+              </w:rPr>
+              <w:t>58-51=</w:t>
+            </w:r>
+          </w:p>
+        </w:tc>
+      </w:tr>
+      <w:tr>
+        <w:tc>
+          <w:tcPr>
+            <w:tcW w:type="dxa" w:w="1987"/>
+          </w:tcPr>
+          <w:p>
+            <w:pPr>
+              <w:jc w:val="left"/>
+            </w:pPr>
+            <w:r>
+              <w:rPr>
+                <w:rFonts w:ascii="TimeNewRoman" w:hAnsi="TimeNewRoman"/>
+                <w:sz w:val="30"/>
+              </w:rPr>
+              <w:t>7×2=</w:t>
+            </w:r>
+          </w:p>
+        </w:tc>
+        <w:tc>
+          <w:tcPr>
+            <w:tcW w:type="dxa" w:w="1987"/>
+          </w:tcPr>
+          <w:p>
+            <w:pPr>
+              <w:jc w:val="left"/>
+            </w:pPr>
+            <w:r>
+              <w:rPr>
+                <w:rFonts w:ascii="TimeNewRoman" w:hAnsi="TimeNewRoman"/>
+                <w:sz w:val="30"/>
+              </w:rPr>
+              <w:t>36÷9=</w:t>
+            </w:r>
+          </w:p>
+        </w:tc>
+        <w:tc>
+          <w:tcPr>
+            <w:tcW w:type="dxa" w:w="1987"/>
+          </w:tcPr>
+          <w:p>
+            <w:pPr>
+              <w:jc w:val="left"/>
+            </w:pPr>
+            <w:r>
+              <w:rPr>
+                <w:rFonts w:ascii="TimeNewRoman" w:hAnsi="TimeNewRoman"/>
+                <w:sz w:val="30"/>
+              </w:rPr>
+              <w:t>28÷4=</w:t>
+            </w:r>
+          </w:p>
+        </w:tc>
+        <w:tc>
+          <w:tcPr>
+            <w:tcW w:type="dxa" w:w="1987"/>
+          </w:tcPr>
+          <w:p>
+            <w:pPr>
+              <w:jc w:val="left"/>
+            </w:pPr>
+            <w:r>
+              <w:rPr>
+                <w:rFonts w:ascii="TimeNewRoman" w:hAnsi="TimeNewRoman"/>
+                <w:sz w:val="30"/>
+              </w:rPr>
+              <w:t>7×6=</w:t>
+            </w:r>
+          </w:p>
+        </w:tc>
+        <w:tc>
+          <w:tcPr>
+            <w:tcW w:type="dxa" w:w="1987"/>
+          </w:tcPr>
+          <w:p>
+            <w:pPr>
+              <w:jc w:val="left"/>
+            </w:pPr>
+            <w:r>
+              <w:rPr>
+                <w:rFonts w:ascii="TimeNewRoman" w:hAnsi="TimeNewRoman"/>
+                <w:sz w:val="30"/>
+              </w:rPr>
+              <w:t>7×5=</w:t>
+            </w:r>
+          </w:p>
+        </w:tc>
+      </w:tr>
+      <w:tr>
+        <w:tc>
+          <w:tcPr>
+            <w:tcW w:type="dxa" w:w="1987"/>
+          </w:tcPr>
+          <w:p>
+            <w:pPr>
+              <w:jc w:val="left"/>
+            </w:pPr>
+            <w:r>
+              <w:rPr>
+                <w:rFonts w:ascii="TimeNewRoman" w:hAnsi="TimeNewRoman"/>
+                <w:sz w:val="30"/>
+              </w:rPr>
+              <w:t>26+17-36=</w:t>
+            </w:r>
+          </w:p>
+        </w:tc>
+        <w:tc>
+          <w:tcPr>
+            <w:tcW w:type="dxa" w:w="1987"/>
+          </w:tcPr>
+          <w:p>
+            <w:pPr>
+              <w:jc w:val="left"/>
+            </w:pPr>
+            <w:r>
+              <w:rPr>
+                <w:rFonts w:ascii="TimeNewRoman" w:hAnsi="TimeNewRoman"/>
+                <w:sz w:val="30"/>
+              </w:rPr>
+              <w:t>3×2=</w:t>
+            </w:r>
+          </w:p>
+        </w:tc>
+        <w:tc>
+          <w:tcPr>
+            <w:tcW w:type="dxa" w:w="1987"/>
+          </w:tcPr>
+          <w:p>
+            <w:pPr>
+              <w:jc w:val="left"/>
+            </w:pPr>
+            <w:r>
+              <w:rPr>
+                <w:rFonts w:ascii="TimeNewRoman" w:hAnsi="TimeNewRoman"/>
+                <w:sz w:val="30"/>
+              </w:rPr>
+              <w:t>70+13+75=</w:t>
+            </w:r>
+          </w:p>
+        </w:tc>
+        <w:tc>
+          <w:tcPr>
+            <w:tcW w:type="dxa" w:w="1987"/>
+          </w:tcPr>
+          <w:p>
+            <w:pPr>
+              <w:jc w:val="left"/>
+            </w:pPr>
+            <w:r>
+              <w:rPr>
+                <w:rFonts w:ascii="TimeNewRoman" w:hAnsi="TimeNewRoman"/>
+                <w:sz w:val="30"/>
+              </w:rPr>
+              <w:t>1+88=</w:t>
+            </w:r>
+          </w:p>
+        </w:tc>
+        <w:tc>
+          <w:tcPr>
+            <w:tcW w:type="dxa" w:w="1987"/>
+          </w:tcPr>
+          <w:p>
+            <w:pPr>
+              <w:jc w:val="left"/>
+            </w:pPr>
+            <w:r>
+              <w:rPr>
+                <w:rFonts w:ascii="TimeNewRoman" w:hAnsi="TimeNewRoman"/>
+                <w:sz w:val="30"/>
+              </w:rPr>
+              <w:t>8×6+70=</w:t>
+            </w:r>
+          </w:p>
+        </w:tc>
+      </w:tr>
+      <w:tr>
+        <w:tc>
+          <w:tcPr>
+            <w:tcW w:type="dxa" w:w="1987"/>
+          </w:tcPr>
+          <w:p>
+            <w:pPr>
+              <w:jc w:val="left"/>
+            </w:pPr>
+            <w:r>
+              <w:rPr>
+                <w:rFonts w:ascii="TimeNewRoman" w:hAnsi="TimeNewRoman"/>
+                <w:sz w:val="30"/>
+              </w:rPr>
+              <w:t>5×4=</w:t>
+            </w:r>
+          </w:p>
+        </w:tc>
+        <w:tc>
+          <w:tcPr>
+            <w:tcW w:type="dxa" w:w="1987"/>
+          </w:tcPr>
+          <w:p>
+            <w:pPr>
+              <w:jc w:val="left"/>
+            </w:pPr>
+            <w:r>
+              <w:rPr>
+                <w:rFonts w:ascii="TimeNewRoman" w:hAnsi="TimeNewRoman"/>
+                <w:sz w:val="30"/>
+              </w:rPr>
+              <w:t>56÷7=</w:t>
             </w:r>
           </w:p>
         </w:tc>
@@ -891,26 +1744,7 @@
                 <w:rFonts w:ascii="TimeNewRoman" w:hAnsi="TimeNewRoman"/>
                 <w:sz w:val="30"/>
               </w:rPr>
-              <w:t>89-79=</w:t>
-            </w:r>
-          </w:p>
-        </w:tc>
-      </w:tr>
-      <w:tr>
-        <w:tc>
-          <w:tcPr>
-            <w:tcW w:type="dxa" w:w="1987"/>
-          </w:tcPr>
-          <w:p>
-            <w:pPr>
-              <w:jc w:val="left"/>
-            </w:pPr>
-            <w:r>
-              <w:rPr>
-                <w:rFonts w:ascii="TimeNewRoman" w:hAnsi="TimeNewRoman"/>
-                <w:sz w:val="30"/>
-              </w:rPr>
-              <w:t>40+58=</w:t>
+              <w:t>85+87-25=</w:t>
             </w:r>
           </w:p>
         </w:tc>
@@ -927,841 +1761,7 @@
                 <w:rFonts w:ascii="TimeNewRoman" w:hAnsi="TimeNewRoman"/>
                 <w:sz w:val="30"/>
               </w:rPr>
-              <w:t>8×6=</w:t>
-            </w:r>
-          </w:p>
-        </w:tc>
-        <w:tc>
-          <w:tcPr>
-            <w:tcW w:type="dxa" w:w="1987"/>
-          </w:tcPr>
-          <w:p>
-            <w:pPr>
-              <w:jc w:val="left"/>
-            </w:pPr>
-            <w:r>
-              <w:rPr>
-                <w:rFonts w:ascii="TimeNewRoman" w:hAnsi="TimeNewRoman"/>
-                <w:sz w:val="30"/>
-              </w:rPr>
-              <w:t>36÷4=</w:t>
-            </w:r>
-          </w:p>
-        </w:tc>
-        <w:tc>
-          <w:tcPr>
-            <w:tcW w:type="dxa" w:w="1987"/>
-          </w:tcPr>
-          <w:p>
-            <w:pPr>
-              <w:jc w:val="left"/>
-            </w:pPr>
-            <w:r>
-              <w:rPr>
-                <w:rFonts w:ascii="TimeNewRoman" w:hAnsi="TimeNewRoman"/>
-                <w:sz w:val="30"/>
-              </w:rPr>
-              <w:t>2×3-3=</w:t>
-            </w:r>
-          </w:p>
-        </w:tc>
-        <w:tc>
-          <w:tcPr>
-            <w:tcW w:type="dxa" w:w="1987"/>
-          </w:tcPr>
-          <w:p>
-            <w:pPr>
-              <w:jc w:val="left"/>
-            </w:pPr>
-            <w:r>
-              <w:rPr>
-                <w:rFonts w:ascii="TimeNewRoman" w:hAnsi="TimeNewRoman"/>
-                <w:sz w:val="30"/>
-              </w:rPr>
-              <w:t>36÷6=</w:t>
-            </w:r>
-          </w:p>
-        </w:tc>
-      </w:tr>
-      <w:tr>
-        <w:tc>
-          <w:tcPr>
-            <w:tcW w:type="dxa" w:w="1987"/>
-          </w:tcPr>
-          <w:p>
-            <w:pPr>
-              <w:jc w:val="left"/>
-            </w:pPr>
-            <w:r>
-              <w:rPr>
-                <w:rFonts w:ascii="TimeNewRoman" w:hAnsi="TimeNewRoman"/>
-                <w:sz w:val="30"/>
-              </w:rPr>
-              <w:t>5×9-41=</w:t>
-            </w:r>
-          </w:p>
-        </w:tc>
-        <w:tc>
-          <w:tcPr>
-            <w:tcW w:type="dxa" w:w="1987"/>
-          </w:tcPr>
-          <w:p>
-            <w:pPr>
-              <w:jc w:val="left"/>
-            </w:pPr>
-            <w:r>
-              <w:rPr>
-                <w:rFonts w:ascii="TimeNewRoman" w:hAnsi="TimeNewRoman"/>
-                <w:sz w:val="30"/>
-              </w:rPr>
-              <w:t>46+15=</w:t>
-            </w:r>
-          </w:p>
-        </w:tc>
-        <w:tc>
-          <w:tcPr>
-            <w:tcW w:type="dxa" w:w="1987"/>
-          </w:tcPr>
-          <w:p>
-            <w:pPr>
-              <w:jc w:val="left"/>
-            </w:pPr>
-            <w:r>
-              <w:rPr>
-                <w:rFonts w:ascii="TimeNewRoman" w:hAnsi="TimeNewRoman"/>
-                <w:sz w:val="30"/>
-              </w:rPr>
-              <w:t>27÷9=</w:t>
-            </w:r>
-          </w:p>
-        </w:tc>
-        <w:tc>
-          <w:tcPr>
-            <w:tcW w:type="dxa" w:w="1987"/>
-          </w:tcPr>
-          <w:p>
-            <w:pPr>
-              <w:jc w:val="left"/>
-            </w:pPr>
-            <w:r>
-              <w:rPr>
-                <w:rFonts w:ascii="TimeNewRoman" w:hAnsi="TimeNewRoman"/>
-                <w:sz w:val="30"/>
-              </w:rPr>
-              <w:t>59-45=</w:t>
-            </w:r>
-          </w:p>
-        </w:tc>
-        <w:tc>
-          <w:tcPr>
-            <w:tcW w:type="dxa" w:w="1987"/>
-          </w:tcPr>
-          <w:p>
-            <w:pPr>
-              <w:jc w:val="left"/>
-            </w:pPr>
-            <w:r>
-              <w:rPr>
-                <w:rFonts w:ascii="TimeNewRoman" w:hAnsi="TimeNewRoman"/>
-                <w:sz w:val="30"/>
-              </w:rPr>
-              <w:t>34-15=</w:t>
-            </w:r>
-          </w:p>
-        </w:tc>
-      </w:tr>
-      <w:tr>
-        <w:tc>
-          <w:tcPr>
-            <w:tcW w:type="dxa" w:w="1987"/>
-          </w:tcPr>
-          <w:p>
-            <w:pPr>
-              <w:jc w:val="left"/>
-            </w:pPr>
-            <w:r>
-              <w:rPr>
-                <w:rFonts w:ascii="TimeNewRoman" w:hAnsi="TimeNewRoman"/>
-                <w:sz w:val="30"/>
-              </w:rPr>
-              <w:t>5×9=</w:t>
-            </w:r>
-          </w:p>
-        </w:tc>
-        <w:tc>
-          <w:tcPr>
-            <w:tcW w:type="dxa" w:w="1987"/>
-          </w:tcPr>
-          <w:p>
-            <w:pPr>
-              <w:jc w:val="left"/>
-            </w:pPr>
-            <w:r>
-              <w:rPr>
-                <w:rFonts w:ascii="TimeNewRoman" w:hAnsi="TimeNewRoman"/>
-                <w:sz w:val="30"/>
-              </w:rPr>
-              <w:t>8×2=</w:t>
-            </w:r>
-          </w:p>
-        </w:tc>
-        <w:tc>
-          <w:tcPr>
-            <w:tcW w:type="dxa" w:w="1987"/>
-          </w:tcPr>
-          <w:p>
-            <w:pPr>
-              <w:jc w:val="left"/>
-            </w:pPr>
-            <w:r>
-              <w:rPr>
-                <w:rFonts w:ascii="TimeNewRoman" w:hAnsi="TimeNewRoman"/>
-                <w:sz w:val="30"/>
-              </w:rPr>
-              <w:t>37+50-26=</w:t>
-            </w:r>
-          </w:p>
-        </w:tc>
-        <w:tc>
-          <w:tcPr>
-            <w:tcW w:type="dxa" w:w="1987"/>
-          </w:tcPr>
-          <w:p>
-            <w:pPr>
-              <w:jc w:val="left"/>
-            </w:pPr>
-            <w:r>
-              <w:rPr>
-                <w:rFonts w:ascii="TimeNewRoman" w:hAnsi="TimeNewRoman"/>
-                <w:sz w:val="30"/>
-              </w:rPr>
-              <w:t>5×4=</w:t>
-            </w:r>
-          </w:p>
-        </w:tc>
-        <w:tc>
-          <w:tcPr>
-            <w:tcW w:type="dxa" w:w="1987"/>
-          </w:tcPr>
-          <w:p>
-            <w:pPr>
-              <w:jc w:val="left"/>
-            </w:pPr>
-            <w:r>
-              <w:rPr>
-                <w:rFonts w:ascii="TimeNewRoman" w:hAnsi="TimeNewRoman"/>
-                <w:sz w:val="30"/>
-              </w:rPr>
-              <w:t>2×4+78=</w:t>
-            </w:r>
-          </w:p>
-        </w:tc>
-      </w:tr>
-      <w:tr>
-        <w:tc>
-          <w:tcPr>
-            <w:tcW w:type="dxa" w:w="1987"/>
-          </w:tcPr>
-          <w:p>
-            <w:pPr>
-              <w:jc w:val="left"/>
-            </w:pPr>
-            <w:r>
-              <w:rPr>
-                <w:rFonts w:ascii="TimeNewRoman" w:hAnsi="TimeNewRoman"/>
-                <w:sz w:val="30"/>
-              </w:rPr>
-              <w:t>2×3+48=</w:t>
-            </w:r>
-          </w:p>
-        </w:tc>
-        <w:tc>
-          <w:tcPr>
-            <w:tcW w:type="dxa" w:w="1987"/>
-          </w:tcPr>
-          <w:p>
-            <w:pPr>
-              <w:jc w:val="left"/>
-            </w:pPr>
-            <w:r>
-              <w:rPr>
-                <w:rFonts w:ascii="TimeNewRoman" w:hAnsi="TimeNewRoman"/>
-                <w:sz w:val="30"/>
-              </w:rPr>
-              <w:t>20÷4=</w:t>
-            </w:r>
-          </w:p>
-        </w:tc>
-        <w:tc>
-          <w:tcPr>
-            <w:tcW w:type="dxa" w:w="1987"/>
-          </w:tcPr>
-          <w:p>
-            <w:pPr>
-              <w:jc w:val="left"/>
-            </w:pPr>
-            <w:r>
-              <w:rPr>
-                <w:rFonts w:ascii="TimeNewRoman" w:hAnsi="TimeNewRoman"/>
-                <w:sz w:val="30"/>
-              </w:rPr>
-              <w:t>6×6=</w:t>
-            </w:r>
-          </w:p>
-        </w:tc>
-        <w:tc>
-          <w:tcPr>
-            <w:tcW w:type="dxa" w:w="1987"/>
-          </w:tcPr>
-          <w:p>
-            <w:pPr>
-              <w:jc w:val="left"/>
-            </w:pPr>
-            <w:r>
-              <w:rPr>
-                <w:rFonts w:ascii="TimeNewRoman" w:hAnsi="TimeNewRoman"/>
-                <w:sz w:val="30"/>
-              </w:rPr>
-              <w:t>5×9-35=</w:t>
-            </w:r>
-          </w:p>
-        </w:tc>
-        <w:tc>
-          <w:tcPr>
-            <w:tcW w:type="dxa" w:w="1987"/>
-          </w:tcPr>
-          <w:p>
-            <w:pPr>
-              <w:jc w:val="left"/>
-            </w:pPr>
-            <w:r>
-              <w:rPr>
-                <w:rFonts w:ascii="TimeNewRoman" w:hAnsi="TimeNewRoman"/>
-                <w:sz w:val="30"/>
-              </w:rPr>
-              <w:t>68-48=</w:t>
-            </w:r>
-          </w:p>
-        </w:tc>
-      </w:tr>
-      <w:tr>
-        <w:tc>
-          <w:tcPr>
-            <w:tcW w:type="dxa" w:w="1987"/>
-          </w:tcPr>
-          <w:p>
-            <w:pPr>
-              <w:jc w:val="left"/>
-            </w:pPr>
-            <w:r>
-              <w:rPr>
-                <w:rFonts w:ascii="TimeNewRoman" w:hAnsi="TimeNewRoman"/>
-                <w:sz w:val="30"/>
-              </w:rPr>
-              <w:t>51+59+41=</w:t>
-            </w:r>
-          </w:p>
-        </w:tc>
-        <w:tc>
-          <w:tcPr>
-            <w:tcW w:type="dxa" w:w="1987"/>
-          </w:tcPr>
-          <w:p>
-            <w:pPr>
-              <w:jc w:val="left"/>
-            </w:pPr>
-            <w:r>
-              <w:rPr>
-                <w:rFonts w:ascii="TimeNewRoman" w:hAnsi="TimeNewRoman"/>
-                <w:sz w:val="30"/>
-              </w:rPr>
-              <w:t>5×3-5=</w:t>
-            </w:r>
-          </w:p>
-        </w:tc>
-        <w:tc>
-          <w:tcPr>
-            <w:tcW w:type="dxa" w:w="1987"/>
-          </w:tcPr>
-          <w:p>
-            <w:pPr>
-              <w:jc w:val="left"/>
-            </w:pPr>
-            <w:r>
-              <w:rPr>
-                <w:rFonts w:ascii="TimeNewRoman" w:hAnsi="TimeNewRoman"/>
-                <w:sz w:val="30"/>
-              </w:rPr>
-              <w:t>1×3=</w:t>
-            </w:r>
-          </w:p>
-        </w:tc>
-        <w:tc>
-          <w:tcPr>
-            <w:tcW w:type="dxa" w:w="1987"/>
-          </w:tcPr>
-          <w:p>
-            <w:pPr>
-              <w:jc w:val="left"/>
-            </w:pPr>
-            <w:r>
-              <w:rPr>
-                <w:rFonts w:ascii="TimeNewRoman" w:hAnsi="TimeNewRoman"/>
-                <w:sz w:val="30"/>
-              </w:rPr>
-              <w:t>3×9-17=</w:t>
-            </w:r>
-          </w:p>
-        </w:tc>
-        <w:tc>
-          <w:tcPr>
-            <w:tcW w:type="dxa" w:w="1987"/>
-          </w:tcPr>
-          <w:p>
-            <w:pPr>
-              <w:jc w:val="left"/>
-            </w:pPr>
-            <w:r>
-              <w:rPr>
-                <w:rFonts w:ascii="TimeNewRoman" w:hAnsi="TimeNewRoman"/>
-                <w:sz w:val="30"/>
-              </w:rPr>
-              <w:t>8+89=</w:t>
-            </w:r>
-          </w:p>
-        </w:tc>
-      </w:tr>
-      <w:tr>
-        <w:tc>
-          <w:tcPr>
-            <w:tcW w:type="dxa" w:w="1987"/>
-          </w:tcPr>
-          <w:p>
-            <w:pPr>
-              <w:jc w:val="left"/>
-            </w:pPr>
-            <w:r>
-              <w:rPr>
-                <w:rFonts w:ascii="TimeNewRoman" w:hAnsi="TimeNewRoman"/>
-                <w:sz w:val="30"/>
-              </w:rPr>
-              <w:t>85+42-92=</w:t>
-            </w:r>
-          </w:p>
-        </w:tc>
-        <w:tc>
-          <w:tcPr>
-            <w:tcW w:type="dxa" w:w="1987"/>
-          </w:tcPr>
-          <w:p>
-            <w:pPr>
-              <w:jc w:val="left"/>
-            </w:pPr>
-            <w:r>
-              <w:rPr>
-                <w:rFonts w:ascii="TimeNewRoman" w:hAnsi="TimeNewRoman"/>
-                <w:sz w:val="30"/>
-              </w:rPr>
-              <w:t>82-64=</w:t>
-            </w:r>
-          </w:p>
-        </w:tc>
-        <w:tc>
-          <w:tcPr>
-            <w:tcW w:type="dxa" w:w="1987"/>
-          </w:tcPr>
-          <w:p>
-            <w:pPr>
-              <w:jc w:val="left"/>
-            </w:pPr>
-            <w:r>
-              <w:rPr>
-                <w:rFonts w:ascii="TimeNewRoman" w:hAnsi="TimeNewRoman"/>
-                <w:sz w:val="30"/>
-              </w:rPr>
-              <w:t>7×4+51=</w:t>
-            </w:r>
-          </w:p>
-        </w:tc>
-        <w:tc>
-          <w:tcPr>
-            <w:tcW w:type="dxa" w:w="1987"/>
-          </w:tcPr>
-          <w:p>
-            <w:pPr>
-              <w:jc w:val="left"/>
-            </w:pPr>
-            <w:r>
-              <w:rPr>
-                <w:rFonts w:ascii="TimeNewRoman" w:hAnsi="TimeNewRoman"/>
-                <w:sz w:val="30"/>
-              </w:rPr>
-              <w:t>14÷2=</w:t>
-            </w:r>
-          </w:p>
-        </w:tc>
-        <w:tc>
-          <w:tcPr>
-            <w:tcW w:type="dxa" w:w="1987"/>
-          </w:tcPr>
-          <w:p>
-            <w:pPr>
-              <w:jc w:val="left"/>
-            </w:pPr>
-            <w:r>
-              <w:rPr>
-                <w:rFonts w:ascii="TimeNewRoman" w:hAnsi="TimeNewRoman"/>
-                <w:sz w:val="30"/>
-              </w:rPr>
-              <w:t>9×5=</w:t>
-            </w:r>
-          </w:p>
-        </w:tc>
-      </w:tr>
-      <w:tr>
-        <w:tc>
-          <w:tcPr>
-            <w:tcW w:type="dxa" w:w="1987"/>
-          </w:tcPr>
-          <w:p>
-            <w:pPr>
-              <w:jc w:val="left"/>
-            </w:pPr>
-            <w:r>
-              <w:rPr>
-                <w:rFonts w:ascii="TimeNewRoman" w:hAnsi="TimeNewRoman"/>
-                <w:sz w:val="30"/>
-              </w:rPr>
-              <w:t>27+63-47=</w:t>
-            </w:r>
-          </w:p>
-        </w:tc>
-        <w:tc>
-          <w:tcPr>
-            <w:tcW w:type="dxa" w:w="1987"/>
-          </w:tcPr>
-          <w:p>
-            <w:pPr>
-              <w:jc w:val="left"/>
-            </w:pPr>
-            <w:r>
-              <w:rPr>
-                <w:rFonts w:ascii="TimeNewRoman" w:hAnsi="TimeNewRoman"/>
-                <w:sz w:val="30"/>
-              </w:rPr>
-              <w:t>15÷5=</w:t>
-            </w:r>
-          </w:p>
-        </w:tc>
-        <w:tc>
-          <w:tcPr>
-            <w:tcW w:type="dxa" w:w="1987"/>
-          </w:tcPr>
-          <w:p>
-            <w:pPr>
-              <w:jc w:val="left"/>
-            </w:pPr>
-            <w:r>
-              <w:rPr>
-                <w:rFonts w:ascii="TimeNewRoman" w:hAnsi="TimeNewRoman"/>
-                <w:sz w:val="30"/>
-              </w:rPr>
-              <w:t>3×6=</w:t>
-            </w:r>
-          </w:p>
-        </w:tc>
-        <w:tc>
-          <w:tcPr>
-            <w:tcW w:type="dxa" w:w="1987"/>
-          </w:tcPr>
-          <w:p>
-            <w:pPr>
-              <w:jc w:val="left"/>
-            </w:pPr>
-            <w:r>
-              <w:rPr>
-                <w:rFonts w:ascii="TimeNewRoman" w:hAnsi="TimeNewRoman"/>
-                <w:sz w:val="30"/>
-              </w:rPr>
-              <w:t>71-25=</w:t>
-            </w:r>
-          </w:p>
-        </w:tc>
-        <w:tc>
-          <w:tcPr>
-            <w:tcW w:type="dxa" w:w="1987"/>
-          </w:tcPr>
-          <w:p>
-            <w:pPr>
-              <w:jc w:val="left"/>
-            </w:pPr>
-            <w:r>
-              <w:rPr>
-                <w:rFonts w:ascii="TimeNewRoman" w:hAnsi="TimeNewRoman"/>
-                <w:sz w:val="30"/>
-              </w:rPr>
-              <w:t>2×5=</w:t>
-            </w:r>
-          </w:p>
-        </w:tc>
-      </w:tr>
-      <w:tr>
-        <w:tc>
-          <w:tcPr>
-            <w:tcW w:type="dxa" w:w="1987"/>
-          </w:tcPr>
-          <w:p>
-            <w:pPr>
-              <w:jc w:val="left"/>
-            </w:pPr>
-            <w:r>
-              <w:rPr>
-                <w:rFonts w:ascii="TimeNewRoman" w:hAnsi="TimeNewRoman"/>
-                <w:sz w:val="30"/>
-              </w:rPr>
-              <w:t>4×4=</w:t>
-            </w:r>
-          </w:p>
-        </w:tc>
-        <w:tc>
-          <w:tcPr>
-            <w:tcW w:type="dxa" w:w="1987"/>
-          </w:tcPr>
-          <w:p>
-            <w:pPr>
-              <w:jc w:val="left"/>
-            </w:pPr>
-            <w:r>
-              <w:rPr>
-                <w:rFonts w:ascii="TimeNewRoman" w:hAnsi="TimeNewRoman"/>
-                <w:sz w:val="30"/>
-              </w:rPr>
-              <w:t>2×7=</w:t>
-            </w:r>
-          </w:p>
-        </w:tc>
-        <w:tc>
-          <w:tcPr>
-            <w:tcW w:type="dxa" w:w="1987"/>
-          </w:tcPr>
-          <w:p>
-            <w:pPr>
-              <w:jc w:val="left"/>
-            </w:pPr>
-            <w:r>
-              <w:rPr>
-                <w:rFonts w:ascii="TimeNewRoman" w:hAnsi="TimeNewRoman"/>
-                <w:sz w:val="30"/>
-              </w:rPr>
-              <w:t>12÷3=</w:t>
-            </w:r>
-          </w:p>
-        </w:tc>
-        <w:tc>
-          <w:tcPr>
-            <w:tcW w:type="dxa" w:w="1987"/>
-          </w:tcPr>
-          <w:p>
-            <w:pPr>
-              <w:jc w:val="left"/>
-            </w:pPr>
-            <w:r>
-              <w:rPr>
-                <w:rFonts w:ascii="TimeNewRoman" w:hAnsi="TimeNewRoman"/>
-                <w:sz w:val="30"/>
-              </w:rPr>
-              <w:t>6+80=</w:t>
-            </w:r>
-          </w:p>
-        </w:tc>
-        <w:tc>
-          <w:tcPr>
-            <w:tcW w:type="dxa" w:w="1987"/>
-          </w:tcPr>
-          <w:p>
-            <w:pPr>
-              <w:jc w:val="left"/>
-            </w:pPr>
-            <w:r>
-              <w:rPr>
-                <w:rFonts w:ascii="TimeNewRoman" w:hAnsi="TimeNewRoman"/>
-                <w:sz w:val="30"/>
-              </w:rPr>
-              <w:t>8÷4=</w:t>
-            </w:r>
-          </w:p>
-        </w:tc>
-      </w:tr>
-      <w:tr>
-        <w:tc>
-          <w:tcPr>
-            <w:tcW w:type="dxa" w:w="1987"/>
-          </w:tcPr>
-          <w:p>
-            <w:pPr>
-              <w:jc w:val="left"/>
-            </w:pPr>
-            <w:r>
-              <w:rPr>
-                <w:rFonts w:ascii="TimeNewRoman" w:hAnsi="TimeNewRoman"/>
-                <w:sz w:val="30"/>
-              </w:rPr>
-              <w:t>87+50-63=</w:t>
-            </w:r>
-          </w:p>
-        </w:tc>
-        <w:tc>
-          <w:tcPr>
-            <w:tcW w:type="dxa" w:w="1987"/>
-          </w:tcPr>
-          <w:p>
-            <w:pPr>
-              <w:jc w:val="left"/>
-            </w:pPr>
-            <w:r>
-              <w:rPr>
-                <w:rFonts w:ascii="TimeNewRoman" w:hAnsi="TimeNewRoman"/>
-                <w:sz w:val="30"/>
-              </w:rPr>
-              <w:t>17+39=</w:t>
-            </w:r>
-          </w:p>
-        </w:tc>
-        <w:tc>
-          <w:tcPr>
-            <w:tcW w:type="dxa" w:w="1987"/>
-          </w:tcPr>
-          <w:p>
-            <w:pPr>
-              <w:jc w:val="left"/>
-            </w:pPr>
-            <w:r>
-              <w:rPr>
-                <w:rFonts w:ascii="TimeNewRoman" w:hAnsi="TimeNewRoman"/>
-                <w:sz w:val="30"/>
-              </w:rPr>
-              <w:t>37+34=</w:t>
-            </w:r>
-          </w:p>
-        </w:tc>
-        <w:tc>
-          <w:tcPr>
-            <w:tcW w:type="dxa" w:w="1987"/>
-          </w:tcPr>
-          <w:p>
-            <w:pPr>
-              <w:jc w:val="left"/>
-            </w:pPr>
-            <w:r>
-              <w:rPr>
-                <w:rFonts w:ascii="TimeNewRoman" w:hAnsi="TimeNewRoman"/>
-                <w:sz w:val="30"/>
-              </w:rPr>
-              <w:t>17+41=</w:t>
-            </w:r>
-          </w:p>
-        </w:tc>
-        <w:tc>
-          <w:tcPr>
-            <w:tcW w:type="dxa" w:w="1987"/>
-          </w:tcPr>
-          <w:p>
-            <w:pPr>
-              <w:jc w:val="left"/>
-            </w:pPr>
-            <w:r>
-              <w:rPr>
-                <w:rFonts w:ascii="TimeNewRoman" w:hAnsi="TimeNewRoman"/>
-                <w:sz w:val="30"/>
-              </w:rPr>
-              <w:t>2×3+88=</w:t>
-            </w:r>
-          </w:p>
-        </w:tc>
-      </w:tr>
-      <w:tr>
-        <w:tc>
-          <w:tcPr>
-            <w:tcW w:type="dxa" w:w="1987"/>
-          </w:tcPr>
-          <w:p>
-            <w:pPr>
-              <w:jc w:val="left"/>
-            </w:pPr>
-            <w:r>
-              <w:rPr>
-                <w:rFonts w:ascii="TimeNewRoman" w:hAnsi="TimeNewRoman"/>
-                <w:sz w:val="30"/>
-              </w:rPr>
-              <w:t>5×3+36=</w:t>
-            </w:r>
-          </w:p>
-        </w:tc>
-        <w:tc>
-          <w:tcPr>
-            <w:tcW w:type="dxa" w:w="1987"/>
-          </w:tcPr>
-          <w:p>
-            <w:pPr>
-              <w:jc w:val="left"/>
-            </w:pPr>
-            <w:r>
-              <w:rPr>
-                <w:rFonts w:ascii="TimeNewRoman" w:hAnsi="TimeNewRoman"/>
-                <w:sz w:val="30"/>
-              </w:rPr>
-              <w:t>2×2-3=</w:t>
-            </w:r>
-          </w:p>
-        </w:tc>
-        <w:tc>
-          <w:tcPr>
-            <w:tcW w:type="dxa" w:w="1987"/>
-          </w:tcPr>
-          <w:p>
-            <w:pPr>
-              <w:jc w:val="left"/>
-            </w:pPr>
-            <w:r>
-              <w:rPr>
-                <w:rFonts w:ascii="TimeNewRoman" w:hAnsi="TimeNewRoman"/>
-                <w:sz w:val="30"/>
-              </w:rPr>
-              <w:t>91+48-82=</w:t>
-            </w:r>
-          </w:p>
-        </w:tc>
-        <w:tc>
-          <w:tcPr>
-            <w:tcW w:type="dxa" w:w="1987"/>
-          </w:tcPr>
-          <w:p>
-            <w:pPr>
-              <w:jc w:val="left"/>
-            </w:pPr>
-            <w:r>
-              <w:rPr>
-                <w:rFonts w:ascii="TimeNewRoman" w:hAnsi="TimeNewRoman"/>
-                <w:sz w:val="30"/>
-              </w:rPr>
-              <w:t>75-2=</w:t>
-            </w:r>
-          </w:p>
-        </w:tc>
-        <w:tc>
-          <w:tcPr>
-            <w:tcW w:type="dxa" w:w="1987"/>
-          </w:tcPr>
-          <w:p>
-            <w:pPr>
-              <w:jc w:val="left"/>
-            </w:pPr>
-            <w:r>
-              <w:rPr>
-                <w:rFonts w:ascii="TimeNewRoman" w:hAnsi="TimeNewRoman"/>
-                <w:sz w:val="30"/>
-              </w:rPr>
-              <w:t>26+32+14=</w:t>
+              <w:t>93+73+63=</w:t>
             </w:r>
           </w:p>
         </w:tc>

--- a/mixed.docx
+++ b/mixed.docx
@@ -11,7 +11,7 @@
           <w:rFonts w:ascii="Arial" w:hAnsi="Arial"/>
           <w:sz w:val="30"/>
         </w:rPr>
-        <w:t>2026-09-22 Tuesday</w:t>
+        <w:t>2026-09-23 Wednesday</w:t>
       </w:r>
     </w:p>
     <w:tbl>
@@ -40,7 +40,7 @@
                 <w:rFonts w:ascii="TimeNewRoman" w:hAnsi="TimeNewRoman"/>
                 <w:sz w:val="30"/>
               </w:rPr>
-              <w:t>68+15=</w:t>
+              <w:t>2×3=</w:t>
             </w:r>
           </w:p>
         </w:tc>
@@ -57,7 +57,7 @@
                 <w:rFonts w:ascii="TimeNewRoman" w:hAnsi="TimeNewRoman"/>
                 <w:sz w:val="30"/>
               </w:rPr>
-              <w:t>7×4=</w:t>
+              <w:t>25+18=</w:t>
             </w:r>
           </w:p>
         </w:tc>
@@ -74,7 +74,7 @@
                 <w:rFonts w:ascii="TimeNewRoman" w:hAnsi="TimeNewRoman"/>
                 <w:sz w:val="30"/>
               </w:rPr>
-              <w:t>7+40=</w:t>
+              <w:t>63+33=</w:t>
             </w:r>
           </w:p>
         </w:tc>
@@ -91,7 +91,7 @@
                 <w:rFonts w:ascii="TimeNewRoman" w:hAnsi="TimeNewRoman"/>
                 <w:sz w:val="30"/>
               </w:rPr>
-              <w:t>5×3=</w:t>
+              <w:t>3×2=</w:t>
             </w:r>
           </w:p>
         </w:tc>
@@ -108,7 +108,7 @@
                 <w:rFonts w:ascii="TimeNewRoman" w:hAnsi="TimeNewRoman"/>
                 <w:sz w:val="30"/>
               </w:rPr>
-              <w:t>5×8-25=</w:t>
+              <w:t>51-21=</w:t>
             </w:r>
           </w:p>
         </w:tc>
@@ -127,7 +127,7 @@
                 <w:rFonts w:ascii="TimeNewRoman" w:hAnsi="TimeNewRoman"/>
                 <w:sz w:val="30"/>
               </w:rPr>
-              <w:t>32+57=</w:t>
+              <w:t>8×9=</w:t>
             </w:r>
           </w:p>
         </w:tc>
@@ -144,7 +144,7 @@
                 <w:rFonts w:ascii="TimeNewRoman" w:hAnsi="TimeNewRoman"/>
                 <w:sz w:val="30"/>
               </w:rPr>
-              <w:t>24÷3=</w:t>
+              <w:t>3×4-3=</w:t>
             </w:r>
           </w:p>
         </w:tc>
@@ -161,7 +161,7 @@
                 <w:rFonts w:ascii="TimeNewRoman" w:hAnsi="TimeNewRoman"/>
                 <w:sz w:val="30"/>
               </w:rPr>
-              <w:t>86-34=</w:t>
+              <w:t>6×1=</w:t>
             </w:r>
           </w:p>
         </w:tc>
@@ -178,7 +178,7 @@
                 <w:rFonts w:ascii="TimeNewRoman" w:hAnsi="TimeNewRoman"/>
                 <w:sz w:val="30"/>
               </w:rPr>
-              <w:t>35÷7=</w:t>
+              <w:t>59-11=</w:t>
             </w:r>
           </w:p>
         </w:tc>
@@ -195,7 +195,7 @@
                 <w:rFonts w:ascii="TimeNewRoman" w:hAnsi="TimeNewRoman"/>
                 <w:sz w:val="30"/>
               </w:rPr>
-              <w:t>19+49=</w:t>
+              <w:t>4×5=</w:t>
             </w:r>
           </w:p>
         </w:tc>
@@ -214,7 +214,7 @@
                 <w:rFonts w:ascii="TimeNewRoman" w:hAnsi="TimeNewRoman"/>
                 <w:sz w:val="30"/>
               </w:rPr>
-              <w:t>44+16=</w:t>
+              <w:t>5×6=</w:t>
             </w:r>
           </w:p>
         </w:tc>
@@ -231,7 +231,7 @@
                 <w:rFonts w:ascii="TimeNewRoman" w:hAnsi="TimeNewRoman"/>
                 <w:sz w:val="30"/>
               </w:rPr>
-              <w:t>7×8=</w:t>
+              <w:t>2×4-3=</w:t>
             </w:r>
           </w:p>
         </w:tc>
@@ -248,7 +248,756 @@
                 <w:rFonts w:ascii="TimeNewRoman" w:hAnsi="TimeNewRoman"/>
                 <w:sz w:val="30"/>
               </w:rPr>
-              <w:t>8×6=</w:t>
+              <w:t>70+9-9=</w:t>
+            </w:r>
+          </w:p>
+        </w:tc>
+        <w:tc>
+          <w:tcPr>
+            <w:tcW w:type="dxa" w:w="1987"/>
+          </w:tcPr>
+          <w:p>
+            <w:pPr>
+              <w:jc w:val="left"/>
+            </w:pPr>
+            <w:r>
+              <w:rPr>
+                <w:rFonts w:ascii="TimeNewRoman" w:hAnsi="TimeNewRoman"/>
+                <w:sz w:val="30"/>
+              </w:rPr>
+              <w:t>3×8=</w:t>
+            </w:r>
+          </w:p>
+        </w:tc>
+        <w:tc>
+          <w:tcPr>
+            <w:tcW w:type="dxa" w:w="1987"/>
+          </w:tcPr>
+          <w:p>
+            <w:pPr>
+              <w:jc w:val="left"/>
+            </w:pPr>
+            <w:r>
+              <w:rPr>
+                <w:rFonts w:ascii="TimeNewRoman" w:hAnsi="TimeNewRoman"/>
+                <w:sz w:val="30"/>
+              </w:rPr>
+              <w:t>7×7+34=</w:t>
+            </w:r>
+          </w:p>
+        </w:tc>
+      </w:tr>
+      <w:tr>
+        <w:tc>
+          <w:tcPr>
+            <w:tcW w:type="dxa" w:w="1987"/>
+          </w:tcPr>
+          <w:p>
+            <w:pPr>
+              <w:jc w:val="left"/>
+            </w:pPr>
+            <w:r>
+              <w:rPr>
+                <w:rFonts w:ascii="TimeNewRoman" w:hAnsi="TimeNewRoman"/>
+                <w:sz w:val="30"/>
+              </w:rPr>
+              <w:t>4×9-17=</w:t>
+            </w:r>
+          </w:p>
+        </w:tc>
+        <w:tc>
+          <w:tcPr>
+            <w:tcW w:type="dxa" w:w="1987"/>
+          </w:tcPr>
+          <w:p>
+            <w:pPr>
+              <w:jc w:val="left"/>
+            </w:pPr>
+            <w:r>
+              <w:rPr>
+                <w:rFonts w:ascii="TimeNewRoman" w:hAnsi="TimeNewRoman"/>
+                <w:sz w:val="30"/>
+              </w:rPr>
+              <w:t>4×4-6=</w:t>
+            </w:r>
+          </w:p>
+        </w:tc>
+        <w:tc>
+          <w:tcPr>
+            <w:tcW w:type="dxa" w:w="1987"/>
+          </w:tcPr>
+          <w:p>
+            <w:pPr>
+              <w:jc w:val="left"/>
+            </w:pPr>
+            <w:r>
+              <w:rPr>
+                <w:rFonts w:ascii="TimeNewRoman" w:hAnsi="TimeNewRoman"/>
+                <w:sz w:val="30"/>
+              </w:rPr>
+              <w:t>2×2+18=</w:t>
+            </w:r>
+          </w:p>
+        </w:tc>
+        <w:tc>
+          <w:tcPr>
+            <w:tcW w:type="dxa" w:w="1987"/>
+          </w:tcPr>
+          <w:p>
+            <w:pPr>
+              <w:jc w:val="left"/>
+            </w:pPr>
+            <w:r>
+              <w:rPr>
+                <w:rFonts w:ascii="TimeNewRoman" w:hAnsi="TimeNewRoman"/>
+                <w:sz w:val="30"/>
+              </w:rPr>
+              <w:t>5×4=</w:t>
+            </w:r>
+          </w:p>
+        </w:tc>
+        <w:tc>
+          <w:tcPr>
+            <w:tcW w:type="dxa" w:w="1987"/>
+          </w:tcPr>
+          <w:p>
+            <w:pPr>
+              <w:jc w:val="left"/>
+            </w:pPr>
+            <w:r>
+              <w:rPr>
+                <w:rFonts w:ascii="TimeNewRoman" w:hAnsi="TimeNewRoman"/>
+                <w:sz w:val="30"/>
+              </w:rPr>
+              <w:t>4×6=</w:t>
+            </w:r>
+          </w:p>
+        </w:tc>
+      </w:tr>
+      <w:tr>
+        <w:tc>
+          <w:tcPr>
+            <w:tcW w:type="dxa" w:w="1987"/>
+          </w:tcPr>
+          <w:p>
+            <w:pPr>
+              <w:jc w:val="left"/>
+            </w:pPr>
+            <w:r>
+              <w:rPr>
+                <w:rFonts w:ascii="TimeNewRoman" w:hAnsi="TimeNewRoman"/>
+                <w:sz w:val="30"/>
+              </w:rPr>
+              <w:t>78+78+30=</w:t>
+            </w:r>
+          </w:p>
+        </w:tc>
+        <w:tc>
+          <w:tcPr>
+            <w:tcW w:type="dxa" w:w="1987"/>
+          </w:tcPr>
+          <w:p>
+            <w:pPr>
+              <w:jc w:val="left"/>
+            </w:pPr>
+            <w:r>
+              <w:rPr>
+                <w:rFonts w:ascii="TimeNewRoman" w:hAnsi="TimeNewRoman"/>
+                <w:sz w:val="30"/>
+              </w:rPr>
+              <w:t>14÷7=</w:t>
+            </w:r>
+          </w:p>
+        </w:tc>
+        <w:tc>
+          <w:tcPr>
+            <w:tcW w:type="dxa" w:w="1987"/>
+          </w:tcPr>
+          <w:p>
+            <w:pPr>
+              <w:jc w:val="left"/>
+            </w:pPr>
+            <w:r>
+              <w:rPr>
+                <w:rFonts w:ascii="TimeNewRoman" w:hAnsi="TimeNewRoman"/>
+                <w:sz w:val="30"/>
+              </w:rPr>
+              <w:t>7×5=</w:t>
+            </w:r>
+          </w:p>
+        </w:tc>
+        <w:tc>
+          <w:tcPr>
+            <w:tcW w:type="dxa" w:w="1987"/>
+          </w:tcPr>
+          <w:p>
+            <w:pPr>
+              <w:jc w:val="left"/>
+            </w:pPr>
+            <w:r>
+              <w:rPr>
+                <w:rFonts w:ascii="TimeNewRoman" w:hAnsi="TimeNewRoman"/>
+                <w:sz w:val="30"/>
+              </w:rPr>
+              <w:t>4×9-17=</w:t>
+            </w:r>
+          </w:p>
+        </w:tc>
+        <w:tc>
+          <w:tcPr>
+            <w:tcW w:type="dxa" w:w="1987"/>
+          </w:tcPr>
+          <w:p>
+            <w:pPr>
+              <w:jc w:val="left"/>
+            </w:pPr>
+            <w:r>
+              <w:rPr>
+                <w:rFonts w:ascii="TimeNewRoman" w:hAnsi="TimeNewRoman"/>
+                <w:sz w:val="30"/>
+              </w:rPr>
+              <w:t>56-35=</w:t>
+            </w:r>
+          </w:p>
+        </w:tc>
+      </w:tr>
+      <w:tr>
+        <w:tc>
+          <w:tcPr>
+            <w:tcW w:type="dxa" w:w="1987"/>
+          </w:tcPr>
+          <w:p>
+            <w:pPr>
+              <w:jc w:val="left"/>
+            </w:pPr>
+            <w:r>
+              <w:rPr>
+                <w:rFonts w:ascii="TimeNewRoman" w:hAnsi="TimeNewRoman"/>
+                <w:sz w:val="30"/>
+              </w:rPr>
+              <w:t>8+19=</w:t>
+            </w:r>
+          </w:p>
+        </w:tc>
+        <w:tc>
+          <w:tcPr>
+            <w:tcW w:type="dxa" w:w="1987"/>
+          </w:tcPr>
+          <w:p>
+            <w:pPr>
+              <w:jc w:val="left"/>
+            </w:pPr>
+            <w:r>
+              <w:rPr>
+                <w:rFonts w:ascii="TimeNewRoman" w:hAnsi="TimeNewRoman"/>
+                <w:sz w:val="30"/>
+              </w:rPr>
+              <w:t>81+9-26=</w:t>
+            </w:r>
+          </w:p>
+        </w:tc>
+        <w:tc>
+          <w:tcPr>
+            <w:tcW w:type="dxa" w:w="1987"/>
+          </w:tcPr>
+          <w:p>
+            <w:pPr>
+              <w:jc w:val="left"/>
+            </w:pPr>
+            <w:r>
+              <w:rPr>
+                <w:rFonts w:ascii="TimeNewRoman" w:hAnsi="TimeNewRoman"/>
+                <w:sz w:val="30"/>
+              </w:rPr>
+              <w:t>6×3=</w:t>
+            </w:r>
+          </w:p>
+        </w:tc>
+        <w:tc>
+          <w:tcPr>
+            <w:tcW w:type="dxa" w:w="1987"/>
+          </w:tcPr>
+          <w:p>
+            <w:pPr>
+              <w:jc w:val="left"/>
+            </w:pPr>
+            <w:r>
+              <w:rPr>
+                <w:rFonts w:ascii="TimeNewRoman" w:hAnsi="TimeNewRoman"/>
+                <w:sz w:val="30"/>
+              </w:rPr>
+              <w:t>66+88-86=</w:t>
+            </w:r>
+          </w:p>
+        </w:tc>
+        <w:tc>
+          <w:tcPr>
+            <w:tcW w:type="dxa" w:w="1987"/>
+          </w:tcPr>
+          <w:p>
+            <w:pPr>
+              <w:jc w:val="left"/>
+            </w:pPr>
+            <w:r>
+              <w:rPr>
+                <w:rFonts w:ascii="TimeNewRoman" w:hAnsi="TimeNewRoman"/>
+                <w:sz w:val="30"/>
+              </w:rPr>
+              <w:t>65+56+3=</w:t>
+            </w:r>
+          </w:p>
+        </w:tc>
+      </w:tr>
+      <w:tr>
+        <w:tc>
+          <w:tcPr>
+            <w:tcW w:type="dxa" w:w="1987"/>
+          </w:tcPr>
+          <w:p>
+            <w:pPr>
+              <w:jc w:val="left"/>
+            </w:pPr>
+            <w:r>
+              <w:rPr>
+                <w:rFonts w:ascii="TimeNewRoman" w:hAnsi="TimeNewRoman"/>
+                <w:sz w:val="30"/>
+              </w:rPr>
+              <w:t>16÷2=</w:t>
+            </w:r>
+          </w:p>
+        </w:tc>
+        <w:tc>
+          <w:tcPr>
+            <w:tcW w:type="dxa" w:w="1987"/>
+          </w:tcPr>
+          <w:p>
+            <w:pPr>
+              <w:jc w:val="left"/>
+            </w:pPr>
+            <w:r>
+              <w:rPr>
+                <w:rFonts w:ascii="TimeNewRoman" w:hAnsi="TimeNewRoman"/>
+                <w:sz w:val="30"/>
+              </w:rPr>
+              <w:t>2×4=</w:t>
+            </w:r>
+          </w:p>
+        </w:tc>
+        <w:tc>
+          <w:tcPr>
+            <w:tcW w:type="dxa" w:w="1987"/>
+          </w:tcPr>
+          <w:p>
+            <w:pPr>
+              <w:jc w:val="left"/>
+            </w:pPr>
+            <w:r>
+              <w:rPr>
+                <w:rFonts w:ascii="TimeNewRoman" w:hAnsi="TimeNewRoman"/>
+                <w:sz w:val="30"/>
+              </w:rPr>
+              <w:t>6×6=</w:t>
+            </w:r>
+          </w:p>
+        </w:tc>
+        <w:tc>
+          <w:tcPr>
+            <w:tcW w:type="dxa" w:w="1987"/>
+          </w:tcPr>
+          <w:p>
+            <w:pPr>
+              <w:jc w:val="left"/>
+            </w:pPr>
+            <w:r>
+              <w:rPr>
+                <w:rFonts w:ascii="TimeNewRoman" w:hAnsi="TimeNewRoman"/>
+                <w:sz w:val="30"/>
+              </w:rPr>
+              <w:t>30+26+96=</w:t>
+            </w:r>
+          </w:p>
+        </w:tc>
+        <w:tc>
+          <w:tcPr>
+            <w:tcW w:type="dxa" w:w="1987"/>
+          </w:tcPr>
+          <w:p>
+            <w:pPr>
+              <w:jc w:val="left"/>
+            </w:pPr>
+            <w:r>
+              <w:rPr>
+                <w:rFonts w:ascii="TimeNewRoman" w:hAnsi="TimeNewRoman"/>
+                <w:sz w:val="30"/>
+              </w:rPr>
+              <w:t>69-2=</w:t>
+            </w:r>
+          </w:p>
+        </w:tc>
+      </w:tr>
+      <w:tr>
+        <w:tc>
+          <w:tcPr>
+            <w:tcW w:type="dxa" w:w="1987"/>
+          </w:tcPr>
+          <w:p>
+            <w:pPr>
+              <w:jc w:val="left"/>
+            </w:pPr>
+            <w:r>
+              <w:rPr>
+                <w:rFonts w:ascii="TimeNewRoman" w:hAnsi="TimeNewRoman"/>
+                <w:sz w:val="30"/>
+              </w:rPr>
+              <w:t>98-17=</w:t>
+            </w:r>
+          </w:p>
+        </w:tc>
+        <w:tc>
+          <w:tcPr>
+            <w:tcW w:type="dxa" w:w="1987"/>
+          </w:tcPr>
+          <w:p>
+            <w:pPr>
+              <w:jc w:val="left"/>
+            </w:pPr>
+            <w:r>
+              <w:rPr>
+                <w:rFonts w:ascii="TimeNewRoman" w:hAnsi="TimeNewRoman"/>
+                <w:sz w:val="30"/>
+              </w:rPr>
+              <w:t>55+14=</w:t>
+            </w:r>
+          </w:p>
+        </w:tc>
+        <w:tc>
+          <w:tcPr>
+            <w:tcW w:type="dxa" w:w="1987"/>
+          </w:tcPr>
+          <w:p>
+            <w:pPr>
+              <w:jc w:val="left"/>
+            </w:pPr>
+            <w:r>
+              <w:rPr>
+                <w:rFonts w:ascii="TimeNewRoman" w:hAnsi="TimeNewRoman"/>
+                <w:sz w:val="30"/>
+              </w:rPr>
+              <w:t>31+18=</w:t>
+            </w:r>
+          </w:p>
+        </w:tc>
+        <w:tc>
+          <w:tcPr>
+            <w:tcW w:type="dxa" w:w="1987"/>
+          </w:tcPr>
+          <w:p>
+            <w:pPr>
+              <w:jc w:val="left"/>
+            </w:pPr>
+            <w:r>
+              <w:rPr>
+                <w:rFonts w:ascii="TimeNewRoman" w:hAnsi="TimeNewRoman"/>
+                <w:sz w:val="30"/>
+              </w:rPr>
+              <w:t>56÷8=</w:t>
+            </w:r>
+          </w:p>
+        </w:tc>
+        <w:tc>
+          <w:tcPr>
+            <w:tcW w:type="dxa" w:w="1987"/>
+          </w:tcPr>
+          <w:p>
+            <w:pPr>
+              <w:jc w:val="left"/>
+            </w:pPr>
+            <w:r>
+              <w:rPr>
+                <w:rFonts w:ascii="TimeNewRoman" w:hAnsi="TimeNewRoman"/>
+                <w:sz w:val="30"/>
+              </w:rPr>
+              <w:t>2×9=</w:t>
+            </w:r>
+          </w:p>
+        </w:tc>
+      </w:tr>
+      <w:tr>
+        <w:tc>
+          <w:tcPr>
+            <w:tcW w:type="dxa" w:w="1987"/>
+          </w:tcPr>
+          <w:p>
+            <w:pPr>
+              <w:jc w:val="left"/>
+            </w:pPr>
+            <w:r>
+              <w:rPr>
+                <w:rFonts w:ascii="TimeNewRoman" w:hAnsi="TimeNewRoman"/>
+                <w:sz w:val="30"/>
+              </w:rPr>
+              <w:t>76-75=</w:t>
+            </w:r>
+          </w:p>
+        </w:tc>
+        <w:tc>
+          <w:tcPr>
+            <w:tcW w:type="dxa" w:w="1987"/>
+          </w:tcPr>
+          <w:p>
+            <w:pPr>
+              <w:jc w:val="left"/>
+            </w:pPr>
+            <w:r>
+              <w:rPr>
+                <w:rFonts w:ascii="TimeNewRoman" w:hAnsi="TimeNewRoman"/>
+                <w:sz w:val="30"/>
+              </w:rPr>
+              <w:t>3+53=</w:t>
+            </w:r>
+          </w:p>
+        </w:tc>
+        <w:tc>
+          <w:tcPr>
+            <w:tcW w:type="dxa" w:w="1987"/>
+          </w:tcPr>
+          <w:p>
+            <w:pPr>
+              <w:jc w:val="left"/>
+            </w:pPr>
+            <w:r>
+              <w:rPr>
+                <w:rFonts w:ascii="TimeNewRoman" w:hAnsi="TimeNewRoman"/>
+                <w:sz w:val="30"/>
+              </w:rPr>
+              <w:t>6×4=</w:t>
+            </w:r>
+          </w:p>
+        </w:tc>
+        <w:tc>
+          <w:tcPr>
+            <w:tcW w:type="dxa" w:w="1987"/>
+          </w:tcPr>
+          <w:p>
+            <w:pPr>
+              <w:jc w:val="left"/>
+            </w:pPr>
+            <w:r>
+              <w:rPr>
+                <w:rFonts w:ascii="TimeNewRoman" w:hAnsi="TimeNewRoman"/>
+                <w:sz w:val="30"/>
+              </w:rPr>
+              <w:t>4×4=</w:t>
+            </w:r>
+          </w:p>
+        </w:tc>
+        <w:tc>
+          <w:tcPr>
+            <w:tcW w:type="dxa" w:w="1987"/>
+          </w:tcPr>
+          <w:p>
+            <w:pPr>
+              <w:jc w:val="left"/>
+            </w:pPr>
+            <w:r>
+              <w:rPr>
+                <w:rFonts w:ascii="TimeNewRoman" w:hAnsi="TimeNewRoman"/>
+                <w:sz w:val="30"/>
+              </w:rPr>
+              <w:t>15÷5=</w:t>
+            </w:r>
+          </w:p>
+        </w:tc>
+      </w:tr>
+      <w:tr>
+        <w:tc>
+          <w:tcPr>
+            <w:tcW w:type="dxa" w:w="1987"/>
+          </w:tcPr>
+          <w:p>
+            <w:pPr>
+              <w:jc w:val="left"/>
+            </w:pPr>
+            <w:r>
+              <w:rPr>
+                <w:rFonts w:ascii="TimeNewRoman" w:hAnsi="TimeNewRoman"/>
+                <w:sz w:val="30"/>
+              </w:rPr>
+              <w:t>54-39=</w:t>
+            </w:r>
+          </w:p>
+        </w:tc>
+        <w:tc>
+          <w:tcPr>
+            <w:tcW w:type="dxa" w:w="1987"/>
+          </w:tcPr>
+          <w:p>
+            <w:pPr>
+              <w:jc w:val="left"/>
+            </w:pPr>
+            <w:r>
+              <w:rPr>
+                <w:rFonts w:ascii="TimeNewRoman" w:hAnsi="TimeNewRoman"/>
+                <w:sz w:val="30"/>
+              </w:rPr>
+              <w:t>7×2+86=</w:t>
+            </w:r>
+          </w:p>
+        </w:tc>
+        <w:tc>
+          <w:tcPr>
+            <w:tcW w:type="dxa" w:w="1987"/>
+          </w:tcPr>
+          <w:p>
+            <w:pPr>
+              <w:jc w:val="left"/>
+            </w:pPr>
+            <w:r>
+              <w:rPr>
+                <w:rFonts w:ascii="TimeNewRoman" w:hAnsi="TimeNewRoman"/>
+                <w:sz w:val="30"/>
+              </w:rPr>
+              <w:t>3×3=</w:t>
+            </w:r>
+          </w:p>
+        </w:tc>
+        <w:tc>
+          <w:tcPr>
+            <w:tcW w:type="dxa" w:w="1987"/>
+          </w:tcPr>
+          <w:p>
+            <w:pPr>
+              <w:jc w:val="left"/>
+            </w:pPr>
+            <w:r>
+              <w:rPr>
+                <w:rFonts w:ascii="TimeNewRoman" w:hAnsi="TimeNewRoman"/>
+                <w:sz w:val="30"/>
+              </w:rPr>
+              <w:t>32+38-30=</w:t>
+            </w:r>
+          </w:p>
+        </w:tc>
+        <w:tc>
+          <w:tcPr>
+            <w:tcW w:type="dxa" w:w="1987"/>
+          </w:tcPr>
+          <w:p>
+            <w:pPr>
+              <w:jc w:val="left"/>
+            </w:pPr>
+            <w:r>
+              <w:rPr>
+                <w:rFonts w:ascii="TimeNewRoman" w:hAnsi="TimeNewRoman"/>
+                <w:sz w:val="30"/>
+              </w:rPr>
+              <w:t>9×3=</w:t>
+            </w:r>
+          </w:p>
+        </w:tc>
+      </w:tr>
+      <w:tr>
+        <w:tc>
+          <w:tcPr>
+            <w:tcW w:type="dxa" w:w="1987"/>
+          </w:tcPr>
+          <w:p>
+            <w:pPr>
+              <w:jc w:val="left"/>
+            </w:pPr>
+            <w:r>
+              <w:rPr>
+                <w:rFonts w:ascii="TimeNewRoman" w:hAnsi="TimeNewRoman"/>
+                <w:sz w:val="30"/>
+              </w:rPr>
+              <w:t>78-17=</w:t>
+            </w:r>
+          </w:p>
+        </w:tc>
+        <w:tc>
+          <w:tcPr>
+            <w:tcW w:type="dxa" w:w="1987"/>
+          </w:tcPr>
+          <w:p>
+            <w:pPr>
+              <w:jc w:val="left"/>
+            </w:pPr>
+            <w:r>
+              <w:rPr>
+                <w:rFonts w:ascii="TimeNewRoman" w:hAnsi="TimeNewRoman"/>
+                <w:sz w:val="30"/>
+              </w:rPr>
+              <w:t>88-9=</w:t>
+            </w:r>
+          </w:p>
+        </w:tc>
+        <w:tc>
+          <w:tcPr>
+            <w:tcW w:type="dxa" w:w="1987"/>
+          </w:tcPr>
+          <w:p>
+            <w:pPr>
+              <w:jc w:val="left"/>
+            </w:pPr>
+            <w:r>
+              <w:rPr>
+                <w:rFonts w:ascii="TimeNewRoman" w:hAnsi="TimeNewRoman"/>
+                <w:sz w:val="30"/>
+              </w:rPr>
+              <w:t>60+18=</w:t>
+            </w:r>
+          </w:p>
+        </w:tc>
+        <w:tc>
+          <w:tcPr>
+            <w:tcW w:type="dxa" w:w="1987"/>
+          </w:tcPr>
+          <w:p>
+            <w:pPr>
+              <w:jc w:val="left"/>
+            </w:pPr>
+            <w:r>
+              <w:rPr>
+                <w:rFonts w:ascii="TimeNewRoman" w:hAnsi="TimeNewRoman"/>
+                <w:sz w:val="30"/>
+              </w:rPr>
+              <w:t>18-4=</w:t>
+            </w:r>
+          </w:p>
+        </w:tc>
+        <w:tc>
+          <w:tcPr>
+            <w:tcW w:type="dxa" w:w="1987"/>
+          </w:tcPr>
+          <w:p>
+            <w:pPr>
+              <w:jc w:val="left"/>
+            </w:pPr>
+            <w:r>
+              <w:rPr>
+                <w:rFonts w:ascii="TimeNewRoman" w:hAnsi="TimeNewRoman"/>
+                <w:sz w:val="30"/>
+              </w:rPr>
+              <w:t>12÷3=</w:t>
+            </w:r>
+          </w:p>
+        </w:tc>
+      </w:tr>
+      <w:tr>
+        <w:tc>
+          <w:tcPr>
+            <w:tcW w:type="dxa" w:w="1987"/>
+          </w:tcPr>
+          <w:p>
+            <w:pPr>
+              <w:jc w:val="left"/>
+            </w:pPr>
+            <w:r>
+              <w:rPr>
+                <w:rFonts w:ascii="TimeNewRoman" w:hAnsi="TimeNewRoman"/>
+                <w:sz w:val="30"/>
+              </w:rPr>
+              <w:t>7×3=</w:t>
             </w:r>
           </w:p>
         </w:tc>
@@ -282,7 +1031,41 @@
                 <w:rFonts w:ascii="TimeNewRoman" w:hAnsi="TimeNewRoman"/>
                 <w:sz w:val="30"/>
               </w:rPr>
-              <w:t>5×2=</w:t>
+              <w:t>6×4-21=</w:t>
+            </w:r>
+          </w:p>
+        </w:tc>
+        <w:tc>
+          <w:tcPr>
+            <w:tcW w:type="dxa" w:w="1987"/>
+          </w:tcPr>
+          <w:p>
+            <w:pPr>
+              <w:jc w:val="left"/>
+            </w:pPr>
+            <w:r>
+              <w:rPr>
+                <w:rFonts w:ascii="TimeNewRoman" w:hAnsi="TimeNewRoman"/>
+                <w:sz w:val="30"/>
+              </w:rPr>
+              <w:t>85-80=</w:t>
+            </w:r>
+          </w:p>
+        </w:tc>
+        <w:tc>
+          <w:tcPr>
+            <w:tcW w:type="dxa" w:w="1987"/>
+          </w:tcPr>
+          <w:p>
+            <w:pPr>
+              <w:jc w:val="left"/>
+            </w:pPr>
+            <w:r>
+              <w:rPr>
+                <w:rFonts w:ascii="TimeNewRoman" w:hAnsi="TimeNewRoman"/>
+                <w:sz w:val="30"/>
+              </w:rPr>
+              <w:t>7×2=</w:t>
             </w:r>
           </w:p>
         </w:tc>
@@ -301,7 +1084,7 @@
                 <w:rFonts w:ascii="TimeNewRoman" w:hAnsi="TimeNewRoman"/>
                 <w:sz w:val="30"/>
               </w:rPr>
-              <w:t>3+92=</w:t>
+              <w:t>52+39-25=</w:t>
             </w:r>
           </w:p>
         </w:tc>
@@ -318,7 +1101,7 @@
                 <w:rFonts w:ascii="TimeNewRoman" w:hAnsi="TimeNewRoman"/>
                 <w:sz w:val="30"/>
               </w:rPr>
-              <w:t>9×7=</w:t>
+              <w:t>98-58=</w:t>
             </w:r>
           </w:p>
         </w:tc>
@@ -335,7 +1118,7 @@
                 <w:rFonts w:ascii="TimeNewRoman" w:hAnsi="TimeNewRoman"/>
                 <w:sz w:val="30"/>
               </w:rPr>
-              <w:t>77+85+35=</w:t>
+              <w:t>6×7=</w:t>
             </w:r>
           </w:p>
         </w:tc>
@@ -352,7 +1135,7 @@
                 <w:rFonts w:ascii="TimeNewRoman" w:hAnsi="TimeNewRoman"/>
                 <w:sz w:val="30"/>
               </w:rPr>
-              <w:t>7×3=</w:t>
+              <w:t>50+19=</w:t>
             </w:r>
           </w:p>
         </w:tc>
@@ -369,7 +1152,7 @@
                 <w:rFonts w:ascii="TimeNewRoman" w:hAnsi="TimeNewRoman"/>
                 <w:sz w:val="30"/>
               </w:rPr>
-              <w:t>70-28=</w:t>
+              <w:t>8×4=</w:t>
             </w:r>
           </w:p>
         </w:tc>
@@ -388,7 +1171,7 @@
                 <w:rFonts w:ascii="TimeNewRoman" w:hAnsi="TimeNewRoman"/>
                 <w:sz w:val="30"/>
               </w:rPr>
-              <w:t>18÷6=</w:t>
+              <w:t>32÷4=</w:t>
             </w:r>
           </w:p>
         </w:tc>
@@ -405,7 +1188,7 @@
                 <w:rFonts w:ascii="TimeNewRoman" w:hAnsi="TimeNewRoman"/>
                 <w:sz w:val="30"/>
               </w:rPr>
-              <w:t>8×8-40=</w:t>
+              <w:t>6×9=</w:t>
             </w:r>
           </w:p>
         </w:tc>
@@ -422,7 +1205,7 @@
                 <w:rFonts w:ascii="TimeNewRoman" w:hAnsi="TimeNewRoman"/>
                 <w:sz w:val="30"/>
               </w:rPr>
-              <w:t>4×3=</w:t>
+              <w:t>47+3=</w:t>
             </w:r>
           </w:p>
         </w:tc>
@@ -439,7 +1222,355 @@
                 <w:rFonts w:ascii="TimeNewRoman" w:hAnsi="TimeNewRoman"/>
                 <w:sz w:val="30"/>
               </w:rPr>
-              <w:t>2×9=</w:t>
+              <w:t>9×6=</w:t>
+            </w:r>
+          </w:p>
+        </w:tc>
+        <w:tc>
+          <w:tcPr>
+            <w:tcW w:type="dxa" w:w="1987"/>
+          </w:tcPr>
+          <w:p>
+            <w:pPr>
+              <w:jc w:val="left"/>
+            </w:pPr>
+            <w:r>
+              <w:rPr>
+                <w:rFonts w:ascii="TimeNewRoman" w:hAnsi="TimeNewRoman"/>
+                <w:sz w:val="30"/>
+              </w:rPr>
+              <w:t>2×2=</w:t>
+            </w:r>
+          </w:p>
+        </w:tc>
+      </w:tr>
+      <w:tr>
+        <w:tc>
+          <w:tcPr>
+            <w:tcW w:type="dxa" w:w="1987"/>
+          </w:tcPr>
+          <w:p>
+            <w:pPr>
+              <w:jc w:val="left"/>
+            </w:pPr>
+            <w:r>
+              <w:rPr>
+                <w:rFonts w:ascii="TimeNewRoman" w:hAnsi="TimeNewRoman"/>
+                <w:sz w:val="30"/>
+              </w:rPr>
+              <w:t>37-21=</w:t>
+            </w:r>
+          </w:p>
+        </w:tc>
+        <w:tc>
+          <w:tcPr>
+            <w:tcW w:type="dxa" w:w="1987"/>
+          </w:tcPr>
+          <w:p>
+            <w:pPr>
+              <w:jc w:val="left"/>
+            </w:pPr>
+            <w:r>
+              <w:rPr>
+                <w:rFonts w:ascii="TimeNewRoman" w:hAnsi="TimeNewRoman"/>
+                <w:sz w:val="30"/>
+              </w:rPr>
+              <w:t>8×3-11=</w:t>
+            </w:r>
+          </w:p>
+        </w:tc>
+        <w:tc>
+          <w:tcPr>
+            <w:tcW w:type="dxa" w:w="1987"/>
+          </w:tcPr>
+          <w:p>
+            <w:pPr>
+              <w:jc w:val="left"/>
+            </w:pPr>
+            <w:r>
+              <w:rPr>
+                <w:rFonts w:ascii="TimeNewRoman" w:hAnsi="TimeNewRoman"/>
+                <w:sz w:val="30"/>
+              </w:rPr>
+              <w:t>4×7=</w:t>
+            </w:r>
+          </w:p>
+        </w:tc>
+        <w:tc>
+          <w:tcPr>
+            <w:tcW w:type="dxa" w:w="1987"/>
+          </w:tcPr>
+          <w:p>
+            <w:pPr>
+              <w:jc w:val="left"/>
+            </w:pPr>
+            <w:r>
+              <w:rPr>
+                <w:rFonts w:ascii="TimeNewRoman" w:hAnsi="TimeNewRoman"/>
+                <w:sz w:val="30"/>
+              </w:rPr>
+              <w:t>20+16=</w:t>
+            </w:r>
+          </w:p>
+        </w:tc>
+        <w:tc>
+          <w:tcPr>
+            <w:tcW w:type="dxa" w:w="1987"/>
+          </w:tcPr>
+          <w:p>
+            <w:pPr>
+              <w:jc w:val="left"/>
+            </w:pPr>
+            <w:r>
+              <w:rPr>
+                <w:rFonts w:ascii="TimeNewRoman" w:hAnsi="TimeNewRoman"/>
+                <w:sz w:val="30"/>
+              </w:rPr>
+              <w:t>7×6=</w:t>
+            </w:r>
+          </w:p>
+        </w:tc>
+      </w:tr>
+      <w:tr>
+        <w:tc>
+          <w:tcPr>
+            <w:tcW w:type="dxa" w:w="1987"/>
+          </w:tcPr>
+          <w:p>
+            <w:pPr>
+              <w:jc w:val="left"/>
+            </w:pPr>
+            <w:r>
+              <w:rPr>
+                <w:rFonts w:ascii="TimeNewRoman" w:hAnsi="TimeNewRoman"/>
+                <w:sz w:val="30"/>
+              </w:rPr>
+              <w:t>9×8=</w:t>
+            </w:r>
+          </w:p>
+        </w:tc>
+        <w:tc>
+          <w:tcPr>
+            <w:tcW w:type="dxa" w:w="1987"/>
+          </w:tcPr>
+          <w:p>
+            <w:pPr>
+              <w:jc w:val="left"/>
+            </w:pPr>
+            <w:r>
+              <w:rPr>
+                <w:rFonts w:ascii="TimeNewRoman" w:hAnsi="TimeNewRoman"/>
+                <w:sz w:val="30"/>
+              </w:rPr>
+              <w:t>85-68=</w:t>
+            </w:r>
+          </w:p>
+        </w:tc>
+        <w:tc>
+          <w:tcPr>
+            <w:tcW w:type="dxa" w:w="1987"/>
+          </w:tcPr>
+          <w:p>
+            <w:pPr>
+              <w:jc w:val="left"/>
+            </w:pPr>
+            <w:r>
+              <w:rPr>
+                <w:rFonts w:ascii="TimeNewRoman" w:hAnsi="TimeNewRoman"/>
+                <w:sz w:val="30"/>
+              </w:rPr>
+              <w:t>8×2+70=</w:t>
+            </w:r>
+          </w:p>
+        </w:tc>
+        <w:tc>
+          <w:tcPr>
+            <w:tcW w:type="dxa" w:w="1987"/>
+          </w:tcPr>
+          <w:p>
+            <w:pPr>
+              <w:jc w:val="left"/>
+            </w:pPr>
+            <w:r>
+              <w:rPr>
+                <w:rFonts w:ascii="TimeNewRoman" w:hAnsi="TimeNewRoman"/>
+                <w:sz w:val="30"/>
+              </w:rPr>
+              <w:t>19-10=</w:t>
+            </w:r>
+          </w:p>
+        </w:tc>
+        <w:tc>
+          <w:tcPr>
+            <w:tcW w:type="dxa" w:w="1987"/>
+          </w:tcPr>
+          <w:p>
+            <w:pPr>
+              <w:jc w:val="left"/>
+            </w:pPr>
+            <w:r>
+              <w:rPr>
+                <w:rFonts w:ascii="TimeNewRoman" w:hAnsi="TimeNewRoman"/>
+                <w:sz w:val="30"/>
+              </w:rPr>
+              <w:t>8×6=</w:t>
+            </w:r>
+          </w:p>
+        </w:tc>
+      </w:tr>
+      <w:tr>
+        <w:tc>
+          <w:tcPr>
+            <w:tcW w:type="dxa" w:w="1987"/>
+          </w:tcPr>
+          <w:p>
+            <w:pPr>
+              <w:jc w:val="left"/>
+            </w:pPr>
+            <w:r>
+              <w:rPr>
+                <w:rFonts w:ascii="TimeNewRoman" w:hAnsi="TimeNewRoman"/>
+                <w:sz w:val="30"/>
+              </w:rPr>
+              <w:t>74-17=</w:t>
+            </w:r>
+          </w:p>
+        </w:tc>
+        <w:tc>
+          <w:tcPr>
+            <w:tcW w:type="dxa" w:w="1987"/>
+          </w:tcPr>
+          <w:p>
+            <w:pPr>
+              <w:jc w:val="left"/>
+            </w:pPr>
+            <w:r>
+              <w:rPr>
+                <w:rFonts w:ascii="TimeNewRoman" w:hAnsi="TimeNewRoman"/>
+                <w:sz w:val="30"/>
+              </w:rPr>
+              <w:t>4×1=</w:t>
+            </w:r>
+          </w:p>
+        </w:tc>
+        <w:tc>
+          <w:tcPr>
+            <w:tcW w:type="dxa" w:w="1987"/>
+          </w:tcPr>
+          <w:p>
+            <w:pPr>
+              <w:jc w:val="left"/>
+            </w:pPr>
+            <w:r>
+              <w:rPr>
+                <w:rFonts w:ascii="TimeNewRoman" w:hAnsi="TimeNewRoman"/>
+                <w:sz w:val="30"/>
+              </w:rPr>
+              <w:t>91-42=</w:t>
+            </w:r>
+          </w:p>
+        </w:tc>
+        <w:tc>
+          <w:tcPr>
+            <w:tcW w:type="dxa" w:w="1987"/>
+          </w:tcPr>
+          <w:p>
+            <w:pPr>
+              <w:jc w:val="left"/>
+            </w:pPr>
+            <w:r>
+              <w:rPr>
+                <w:rFonts w:ascii="TimeNewRoman" w:hAnsi="TimeNewRoman"/>
+                <w:sz w:val="30"/>
+              </w:rPr>
+              <w:t>7×6-23=</w:t>
+            </w:r>
+          </w:p>
+        </w:tc>
+        <w:tc>
+          <w:tcPr>
+            <w:tcW w:type="dxa" w:w="1987"/>
+          </w:tcPr>
+          <w:p>
+            <w:pPr>
+              <w:jc w:val="left"/>
+            </w:pPr>
+            <w:r>
+              <w:rPr>
+                <w:rFonts w:ascii="TimeNewRoman" w:hAnsi="TimeNewRoman"/>
+                <w:sz w:val="30"/>
+              </w:rPr>
+              <w:t>65+33=</w:t>
+            </w:r>
+          </w:p>
+        </w:tc>
+      </w:tr>
+      <w:tr>
+        <w:tc>
+          <w:tcPr>
+            <w:tcW w:type="dxa" w:w="1987"/>
+          </w:tcPr>
+          <w:p>
+            <w:pPr>
+              <w:jc w:val="left"/>
+            </w:pPr>
+            <w:r>
+              <w:rPr>
+                <w:rFonts w:ascii="TimeNewRoman" w:hAnsi="TimeNewRoman"/>
+                <w:sz w:val="30"/>
+              </w:rPr>
+              <w:t>5×1=</w:t>
+            </w:r>
+          </w:p>
+        </w:tc>
+        <w:tc>
+          <w:tcPr>
+            <w:tcW w:type="dxa" w:w="1987"/>
+          </w:tcPr>
+          <w:p>
+            <w:pPr>
+              <w:jc w:val="left"/>
+            </w:pPr>
+            <w:r>
+              <w:rPr>
+                <w:rFonts w:ascii="TimeNewRoman" w:hAnsi="TimeNewRoman"/>
+                <w:sz w:val="30"/>
+              </w:rPr>
+              <w:t>66+21=</w:t>
+            </w:r>
+          </w:p>
+        </w:tc>
+        <w:tc>
+          <w:tcPr>
+            <w:tcW w:type="dxa" w:w="1987"/>
+          </w:tcPr>
+          <w:p>
+            <w:pPr>
+              <w:jc w:val="left"/>
+            </w:pPr>
+            <w:r>
+              <w:rPr>
+                <w:rFonts w:ascii="TimeNewRoman" w:hAnsi="TimeNewRoman"/>
+                <w:sz w:val="30"/>
+              </w:rPr>
+              <w:t>36+54-30=</w:t>
+            </w:r>
+          </w:p>
+        </w:tc>
+        <w:tc>
+          <w:tcPr>
+            <w:tcW w:type="dxa" w:w="1987"/>
+          </w:tcPr>
+          <w:p>
+            <w:pPr>
+              <w:jc w:val="left"/>
+            </w:pPr>
+            <w:r>
+              <w:rPr>
+                <w:rFonts w:ascii="TimeNewRoman" w:hAnsi="TimeNewRoman"/>
+                <w:sz w:val="30"/>
+              </w:rPr>
+              <w:t>7×9=</w:t>
             </w:r>
           </w:p>
         </w:tc>
@@ -475,7 +1606,7 @@
                 <w:rFonts w:ascii="TimeNewRoman" w:hAnsi="TimeNewRoman"/>
                 <w:sz w:val="30"/>
               </w:rPr>
-              <w:t>56-26=</w:t>
+              <w:t>5×9=</w:t>
             </w:r>
           </w:p>
         </w:tc>
@@ -492,7 +1623,7 @@
                 <w:rFonts w:ascii="TimeNewRoman" w:hAnsi="TimeNewRoman"/>
                 <w:sz w:val="30"/>
               </w:rPr>
-              <w:t>22-19=</w:t>
+              <w:t>1+70=</w:t>
             </w:r>
           </w:p>
         </w:tc>
@@ -509,7 +1640,7 @@
                 <w:rFonts w:ascii="TimeNewRoman" w:hAnsi="TimeNewRoman"/>
                 <w:sz w:val="30"/>
               </w:rPr>
-              <w:t>18+18-8=</w:t>
+              <w:t>1×3=</w:t>
             </w:r>
           </w:p>
         </w:tc>
@@ -526,7 +1657,7 @@
                 <w:rFonts w:ascii="TimeNewRoman" w:hAnsi="TimeNewRoman"/>
                 <w:sz w:val="30"/>
               </w:rPr>
-              <w:t>4×4-1=</w:t>
+              <w:t>7×1=</w:t>
             </w:r>
           </w:p>
         </w:tc>
@@ -543,7 +1674,7 @@
                 <w:rFonts w:ascii="TimeNewRoman" w:hAnsi="TimeNewRoman"/>
                 <w:sz w:val="30"/>
               </w:rPr>
-              <w:t>5×8+74=</w:t>
+              <w:t>3×4=</w:t>
             </w:r>
           </w:p>
         </w:tc>
@@ -562,7 +1693,7 @@
                 <w:rFonts w:ascii="TimeNewRoman" w:hAnsi="TimeNewRoman"/>
                 <w:sz w:val="30"/>
               </w:rPr>
-              <w:t>70+8=</w:t>
+              <w:t>40-4=</w:t>
             </w:r>
           </w:p>
         </w:tc>
@@ -579,7 +1710,7 @@
                 <w:rFonts w:ascii="TimeNewRoman" w:hAnsi="TimeNewRoman"/>
                 <w:sz w:val="30"/>
               </w:rPr>
-              <w:t>3×8+74=</w:t>
+              <w:t>4×3=</w:t>
             </w:r>
           </w:p>
         </w:tc>
@@ -596,7 +1727,7 @@
                 <w:rFonts w:ascii="TimeNewRoman" w:hAnsi="TimeNewRoman"/>
                 <w:sz w:val="30"/>
               </w:rPr>
-              <w:t>4×2+90=</w:t>
+              <w:t>19+93+32=</w:t>
             </w:r>
           </w:p>
         </w:tc>
@@ -613,860 +1744,7 @@
                 <w:rFonts w:ascii="TimeNewRoman" w:hAnsi="TimeNewRoman"/>
                 <w:sz w:val="30"/>
               </w:rPr>
-              <w:t>24+52=</w:t>
-            </w:r>
-          </w:p>
-        </w:tc>
-        <w:tc>
-          <w:tcPr>
-            <w:tcW w:type="dxa" w:w="1987"/>
-          </w:tcPr>
-          <w:p>
-            <w:pPr>
-              <w:jc w:val="left"/>
-            </w:pPr>
-            <w:r>
-              <w:rPr>
-                <w:rFonts w:ascii="TimeNewRoman" w:hAnsi="TimeNewRoman"/>
-                <w:sz w:val="30"/>
-              </w:rPr>
-              <w:t>9×2=</w:t>
-            </w:r>
-          </w:p>
-        </w:tc>
-      </w:tr>
-      <w:tr>
-        <w:tc>
-          <w:tcPr>
-            <w:tcW w:type="dxa" w:w="1987"/>
-          </w:tcPr>
-          <w:p>
-            <w:pPr>
-              <w:jc w:val="left"/>
-            </w:pPr>
-            <w:r>
-              <w:rPr>
-                <w:rFonts w:ascii="TimeNewRoman" w:hAnsi="TimeNewRoman"/>
-                <w:sz w:val="30"/>
-              </w:rPr>
-              <w:t>6×6=</w:t>
-            </w:r>
-          </w:p>
-        </w:tc>
-        <w:tc>
-          <w:tcPr>
-            <w:tcW w:type="dxa" w:w="1987"/>
-          </w:tcPr>
-          <w:p>
-            <w:pPr>
-              <w:jc w:val="left"/>
-            </w:pPr>
-            <w:r>
-              <w:rPr>
-                <w:rFonts w:ascii="TimeNewRoman" w:hAnsi="TimeNewRoman"/>
-                <w:sz w:val="30"/>
-              </w:rPr>
-              <w:t>9×9+52=</w:t>
-            </w:r>
-          </w:p>
-        </w:tc>
-        <w:tc>
-          <w:tcPr>
-            <w:tcW w:type="dxa" w:w="1987"/>
-          </w:tcPr>
-          <w:p>
-            <w:pPr>
-              <w:jc w:val="left"/>
-            </w:pPr>
-            <w:r>
-              <w:rPr>
-                <w:rFonts w:ascii="TimeNewRoman" w:hAnsi="TimeNewRoman"/>
-                <w:sz w:val="30"/>
-              </w:rPr>
-              <w:t>8×8=</w:t>
-            </w:r>
-          </w:p>
-        </w:tc>
-        <w:tc>
-          <w:tcPr>
-            <w:tcW w:type="dxa" w:w="1987"/>
-          </w:tcPr>
-          <w:p>
-            <w:pPr>
-              <w:jc w:val="left"/>
-            </w:pPr>
-            <w:r>
-              <w:rPr>
-                <w:rFonts w:ascii="TimeNewRoman" w:hAnsi="TimeNewRoman"/>
-                <w:sz w:val="30"/>
-              </w:rPr>
-              <w:t>86-52=</w:t>
-            </w:r>
-          </w:p>
-        </w:tc>
-        <w:tc>
-          <w:tcPr>
-            <w:tcW w:type="dxa" w:w="1987"/>
-          </w:tcPr>
-          <w:p>
-            <w:pPr>
-              <w:jc w:val="left"/>
-            </w:pPr>
-            <w:r>
-              <w:rPr>
-                <w:rFonts w:ascii="TimeNewRoman" w:hAnsi="TimeNewRoman"/>
-                <w:sz w:val="30"/>
-              </w:rPr>
-              <w:t>60+22-20=</w:t>
-            </w:r>
-          </w:p>
-        </w:tc>
-      </w:tr>
-      <w:tr>
-        <w:tc>
-          <w:tcPr>
-            <w:tcW w:type="dxa" w:w="1987"/>
-          </w:tcPr>
-          <w:p>
-            <w:pPr>
-              <w:jc w:val="left"/>
-            </w:pPr>
-            <w:r>
-              <w:rPr>
-                <w:rFonts w:ascii="TimeNewRoman" w:hAnsi="TimeNewRoman"/>
-                <w:sz w:val="30"/>
-              </w:rPr>
-              <w:t>7×5+60=</w:t>
-            </w:r>
-          </w:p>
-        </w:tc>
-        <w:tc>
-          <w:tcPr>
-            <w:tcW w:type="dxa" w:w="1987"/>
-          </w:tcPr>
-          <w:p>
-            <w:pPr>
-              <w:jc w:val="left"/>
-            </w:pPr>
-            <w:r>
-              <w:rPr>
-                <w:rFonts w:ascii="TimeNewRoman" w:hAnsi="TimeNewRoman"/>
-                <w:sz w:val="30"/>
-              </w:rPr>
-              <w:t>97-23=</w:t>
-            </w:r>
-          </w:p>
-        </w:tc>
-        <w:tc>
-          <w:tcPr>
-            <w:tcW w:type="dxa" w:w="1987"/>
-          </w:tcPr>
-          <w:p>
-            <w:pPr>
-              <w:jc w:val="left"/>
-            </w:pPr>
-            <w:r>
-              <w:rPr>
-                <w:rFonts w:ascii="TimeNewRoman" w:hAnsi="TimeNewRoman"/>
-                <w:sz w:val="30"/>
-              </w:rPr>
-              <w:t>98-55=</w:t>
-            </w:r>
-          </w:p>
-        </w:tc>
-        <w:tc>
-          <w:tcPr>
-            <w:tcW w:type="dxa" w:w="1987"/>
-          </w:tcPr>
-          <w:p>
-            <w:pPr>
-              <w:jc w:val="left"/>
-            </w:pPr>
-            <w:r>
-              <w:rPr>
-                <w:rFonts w:ascii="TimeNewRoman" w:hAnsi="TimeNewRoman"/>
-                <w:sz w:val="30"/>
-              </w:rPr>
-              <w:t>28+38=</w:t>
-            </w:r>
-          </w:p>
-        </w:tc>
-        <w:tc>
-          <w:tcPr>
-            <w:tcW w:type="dxa" w:w="1987"/>
-          </w:tcPr>
-          <w:p>
-            <w:pPr>
-              <w:jc w:val="left"/>
-            </w:pPr>
-            <w:r>
-              <w:rPr>
-                <w:rFonts w:ascii="TimeNewRoman" w:hAnsi="TimeNewRoman"/>
-                <w:sz w:val="30"/>
-              </w:rPr>
-              <w:t>6×3=</w:t>
-            </w:r>
-          </w:p>
-        </w:tc>
-      </w:tr>
-      <w:tr>
-        <w:tc>
-          <w:tcPr>
-            <w:tcW w:type="dxa" w:w="1987"/>
-          </w:tcPr>
-          <w:p>
-            <w:pPr>
-              <w:jc w:val="left"/>
-            </w:pPr>
-            <w:r>
-              <w:rPr>
-                <w:rFonts w:ascii="TimeNewRoman" w:hAnsi="TimeNewRoman"/>
-                <w:sz w:val="30"/>
-              </w:rPr>
-              <w:t>12÷6=</w:t>
-            </w:r>
-          </w:p>
-        </w:tc>
-        <w:tc>
-          <w:tcPr>
-            <w:tcW w:type="dxa" w:w="1987"/>
-          </w:tcPr>
-          <w:p>
-            <w:pPr>
-              <w:jc w:val="left"/>
-            </w:pPr>
-            <w:r>
-              <w:rPr>
-                <w:rFonts w:ascii="TimeNewRoman" w:hAnsi="TimeNewRoman"/>
-                <w:sz w:val="30"/>
-              </w:rPr>
-              <w:t>19+40+96=</w:t>
-            </w:r>
-          </w:p>
-        </w:tc>
-        <w:tc>
-          <w:tcPr>
-            <w:tcW w:type="dxa" w:w="1987"/>
-          </w:tcPr>
-          <w:p>
-            <w:pPr>
-              <w:jc w:val="left"/>
-            </w:pPr>
-            <w:r>
-              <w:rPr>
-                <w:rFonts w:ascii="TimeNewRoman" w:hAnsi="TimeNewRoman"/>
-                <w:sz w:val="30"/>
-              </w:rPr>
-              <w:t>8×2=</w:t>
-            </w:r>
-          </w:p>
-        </w:tc>
-        <w:tc>
-          <w:tcPr>
-            <w:tcW w:type="dxa" w:w="1987"/>
-          </w:tcPr>
-          <w:p>
-            <w:pPr>
-              <w:jc w:val="left"/>
-            </w:pPr>
-            <w:r>
-              <w:rPr>
-                <w:rFonts w:ascii="TimeNewRoman" w:hAnsi="TimeNewRoman"/>
-                <w:sz w:val="30"/>
-              </w:rPr>
-              <w:t>85-18=</w:t>
-            </w:r>
-          </w:p>
-        </w:tc>
-        <w:tc>
-          <w:tcPr>
-            <w:tcW w:type="dxa" w:w="1987"/>
-          </w:tcPr>
-          <w:p>
-            <w:pPr>
-              <w:jc w:val="left"/>
-            </w:pPr>
-            <w:r>
-              <w:rPr>
-                <w:rFonts w:ascii="TimeNewRoman" w:hAnsi="TimeNewRoman"/>
-                <w:sz w:val="30"/>
-              </w:rPr>
-              <w:t>25-25=</w:t>
-            </w:r>
-          </w:p>
-        </w:tc>
-      </w:tr>
-      <w:tr>
-        <w:tc>
-          <w:tcPr>
-            <w:tcW w:type="dxa" w:w="1987"/>
-          </w:tcPr>
-          <w:p>
-            <w:pPr>
-              <w:jc w:val="left"/>
-            </w:pPr>
-            <w:r>
-              <w:rPr>
-                <w:rFonts w:ascii="TimeNewRoman" w:hAnsi="TimeNewRoman"/>
-                <w:sz w:val="30"/>
-              </w:rPr>
-              <w:t>9×5=</w:t>
-            </w:r>
-          </w:p>
-        </w:tc>
-        <w:tc>
-          <w:tcPr>
-            <w:tcW w:type="dxa" w:w="1987"/>
-          </w:tcPr>
-          <w:p>
-            <w:pPr>
-              <w:jc w:val="left"/>
-            </w:pPr>
-            <w:r>
-              <w:rPr>
-                <w:rFonts w:ascii="TimeNewRoman" w:hAnsi="TimeNewRoman"/>
-                <w:sz w:val="30"/>
-              </w:rPr>
-              <w:t>32÷8=</w:t>
-            </w:r>
-          </w:p>
-        </w:tc>
-        <w:tc>
-          <w:tcPr>
-            <w:tcW w:type="dxa" w:w="1987"/>
-          </w:tcPr>
-          <w:p>
-            <w:pPr>
-              <w:jc w:val="left"/>
-            </w:pPr>
-            <w:r>
-              <w:rPr>
-                <w:rFonts w:ascii="TimeNewRoman" w:hAnsi="TimeNewRoman"/>
-                <w:sz w:val="30"/>
-              </w:rPr>
-              <w:t>4×6=</w:t>
-            </w:r>
-          </w:p>
-        </w:tc>
-        <w:tc>
-          <w:tcPr>
-            <w:tcW w:type="dxa" w:w="1987"/>
-          </w:tcPr>
-          <w:p>
-            <w:pPr>
-              <w:jc w:val="left"/>
-            </w:pPr>
-            <w:r>
-              <w:rPr>
-                <w:rFonts w:ascii="TimeNewRoman" w:hAnsi="TimeNewRoman"/>
-                <w:sz w:val="30"/>
-              </w:rPr>
-              <w:t>9+63=</w:t>
-            </w:r>
-          </w:p>
-        </w:tc>
-        <w:tc>
-          <w:tcPr>
-            <w:tcW w:type="dxa" w:w="1987"/>
-          </w:tcPr>
-          <w:p>
-            <w:pPr>
-              <w:jc w:val="left"/>
-            </w:pPr>
-            <w:r>
-              <w:rPr>
-                <w:rFonts w:ascii="TimeNewRoman" w:hAnsi="TimeNewRoman"/>
-                <w:sz w:val="30"/>
-              </w:rPr>
-              <w:t>56÷8=</w:t>
-            </w:r>
-          </w:p>
-        </w:tc>
-      </w:tr>
-      <w:tr>
-        <w:tc>
-          <w:tcPr>
-            <w:tcW w:type="dxa" w:w="1987"/>
-          </w:tcPr>
-          <w:p>
-            <w:pPr>
-              <w:jc w:val="left"/>
-            </w:pPr>
-            <w:r>
-              <w:rPr>
-                <w:rFonts w:ascii="TimeNewRoman" w:hAnsi="TimeNewRoman"/>
-                <w:sz w:val="30"/>
-              </w:rPr>
-              <w:t>8×3=</w:t>
-            </w:r>
-          </w:p>
-        </w:tc>
-        <w:tc>
-          <w:tcPr>
-            <w:tcW w:type="dxa" w:w="1987"/>
-          </w:tcPr>
-          <w:p>
-            <w:pPr>
-              <w:jc w:val="left"/>
-            </w:pPr>
-            <w:r>
-              <w:rPr>
-                <w:rFonts w:ascii="TimeNewRoman" w:hAnsi="TimeNewRoman"/>
-                <w:sz w:val="30"/>
-              </w:rPr>
-              <w:t>33+87+99=</w:t>
-            </w:r>
-          </w:p>
-        </w:tc>
-        <w:tc>
-          <w:tcPr>
-            <w:tcW w:type="dxa" w:w="1987"/>
-          </w:tcPr>
-          <w:p>
-            <w:pPr>
-              <w:jc w:val="left"/>
-            </w:pPr>
-            <w:r>
-              <w:rPr>
-                <w:rFonts w:ascii="TimeNewRoman" w:hAnsi="TimeNewRoman"/>
-                <w:sz w:val="30"/>
-              </w:rPr>
-              <w:t>8×9=</w:t>
-            </w:r>
-          </w:p>
-        </w:tc>
-        <w:tc>
-          <w:tcPr>
-            <w:tcW w:type="dxa" w:w="1987"/>
-          </w:tcPr>
-          <w:p>
-            <w:pPr>
-              <w:jc w:val="left"/>
-            </w:pPr>
-            <w:r>
-              <w:rPr>
-                <w:rFonts w:ascii="TimeNewRoman" w:hAnsi="TimeNewRoman"/>
-                <w:sz w:val="30"/>
-              </w:rPr>
-              <w:t>70-5=</w:t>
-            </w:r>
-          </w:p>
-        </w:tc>
-        <w:tc>
-          <w:tcPr>
-            <w:tcW w:type="dxa" w:w="1987"/>
-          </w:tcPr>
-          <w:p>
-            <w:pPr>
-              <w:jc w:val="left"/>
-            </w:pPr>
-            <w:r>
-              <w:rPr>
-                <w:rFonts w:ascii="TimeNewRoman" w:hAnsi="TimeNewRoman"/>
-                <w:sz w:val="30"/>
-              </w:rPr>
-              <w:t>62+24=</w:t>
-            </w:r>
-          </w:p>
-        </w:tc>
-      </w:tr>
-      <w:tr>
-        <w:tc>
-          <w:tcPr>
-            <w:tcW w:type="dxa" w:w="1987"/>
-          </w:tcPr>
-          <w:p>
-            <w:pPr>
-              <w:jc w:val="left"/>
-            </w:pPr>
-            <w:r>
-              <w:rPr>
-                <w:rFonts w:ascii="TimeNewRoman" w:hAnsi="TimeNewRoman"/>
-                <w:sz w:val="30"/>
-              </w:rPr>
-              <w:t>1×5=</w:t>
-            </w:r>
-          </w:p>
-        </w:tc>
-        <w:tc>
-          <w:tcPr>
-            <w:tcW w:type="dxa" w:w="1987"/>
-          </w:tcPr>
-          <w:p>
-            <w:pPr>
-              <w:jc w:val="left"/>
-            </w:pPr>
-            <w:r>
-              <w:rPr>
-                <w:rFonts w:ascii="TimeNewRoman" w:hAnsi="TimeNewRoman"/>
-                <w:sz w:val="30"/>
-              </w:rPr>
-              <w:t>85+10=</w:t>
-            </w:r>
-          </w:p>
-        </w:tc>
-        <w:tc>
-          <w:tcPr>
-            <w:tcW w:type="dxa" w:w="1987"/>
-          </w:tcPr>
-          <w:p>
-            <w:pPr>
-              <w:jc w:val="left"/>
-            </w:pPr>
-            <w:r>
-              <w:rPr>
-                <w:rFonts w:ascii="TimeNewRoman" w:hAnsi="TimeNewRoman"/>
-                <w:sz w:val="30"/>
-              </w:rPr>
-              <w:t>8×4=</w:t>
-            </w:r>
-          </w:p>
-        </w:tc>
-        <w:tc>
-          <w:tcPr>
-            <w:tcW w:type="dxa" w:w="1987"/>
-          </w:tcPr>
-          <w:p>
-            <w:pPr>
-              <w:jc w:val="left"/>
-            </w:pPr>
-            <w:r>
-              <w:rPr>
-                <w:rFonts w:ascii="TimeNewRoman" w:hAnsi="TimeNewRoman"/>
-                <w:sz w:val="30"/>
-              </w:rPr>
-              <w:t>36÷4=</w:t>
-            </w:r>
-          </w:p>
-        </w:tc>
-        <w:tc>
-          <w:tcPr>
-            <w:tcW w:type="dxa" w:w="1987"/>
-          </w:tcPr>
-          <w:p>
-            <w:pPr>
-              <w:jc w:val="left"/>
-            </w:pPr>
-            <w:r>
-              <w:rPr>
-                <w:rFonts w:ascii="TimeNewRoman" w:hAnsi="TimeNewRoman"/>
-                <w:sz w:val="30"/>
-              </w:rPr>
-              <w:t>5×6=</w:t>
-            </w:r>
-          </w:p>
-        </w:tc>
-      </w:tr>
-      <w:tr>
-        <w:tc>
-          <w:tcPr>
-            <w:tcW w:type="dxa" w:w="1987"/>
-          </w:tcPr>
-          <w:p>
-            <w:pPr>
-              <w:jc w:val="left"/>
-            </w:pPr>
-            <w:r>
-              <w:rPr>
-                <w:rFonts w:ascii="TimeNewRoman" w:hAnsi="TimeNewRoman"/>
-                <w:sz w:val="30"/>
-              </w:rPr>
-              <w:t>2×4=</w:t>
-            </w:r>
-          </w:p>
-        </w:tc>
-        <w:tc>
-          <w:tcPr>
-            <w:tcW w:type="dxa" w:w="1987"/>
-          </w:tcPr>
-          <w:p>
-            <w:pPr>
-              <w:jc w:val="left"/>
-            </w:pPr>
-            <w:r>
-              <w:rPr>
-                <w:rFonts w:ascii="TimeNewRoman" w:hAnsi="TimeNewRoman"/>
-                <w:sz w:val="30"/>
-              </w:rPr>
-              <w:t>17-8=</w:t>
-            </w:r>
-          </w:p>
-        </w:tc>
-        <w:tc>
-          <w:tcPr>
-            <w:tcW w:type="dxa" w:w="1987"/>
-          </w:tcPr>
-          <w:p>
-            <w:pPr>
-              <w:jc w:val="left"/>
-            </w:pPr>
-            <w:r>
-              <w:rPr>
-                <w:rFonts w:ascii="TimeNewRoman" w:hAnsi="TimeNewRoman"/>
-                <w:sz w:val="30"/>
-              </w:rPr>
-              <w:t>40÷8=</w:t>
-            </w:r>
-          </w:p>
-        </w:tc>
-        <w:tc>
-          <w:tcPr>
-            <w:tcW w:type="dxa" w:w="1987"/>
-          </w:tcPr>
-          <w:p>
-            <w:pPr>
-              <w:jc w:val="left"/>
-            </w:pPr>
-            <w:r>
-              <w:rPr>
-                <w:rFonts w:ascii="TimeNewRoman" w:hAnsi="TimeNewRoman"/>
-                <w:sz w:val="30"/>
-              </w:rPr>
-              <w:t>56+9=</w:t>
-            </w:r>
-          </w:p>
-        </w:tc>
-        <w:tc>
-          <w:tcPr>
-            <w:tcW w:type="dxa" w:w="1987"/>
-          </w:tcPr>
-          <w:p>
-            <w:pPr>
-              <w:jc w:val="left"/>
-            </w:pPr>
-            <w:r>
-              <w:rPr>
-                <w:rFonts w:ascii="TimeNewRoman" w:hAnsi="TimeNewRoman"/>
-                <w:sz w:val="30"/>
-              </w:rPr>
-              <w:t>1×1=</w:t>
-            </w:r>
-          </w:p>
-        </w:tc>
-      </w:tr>
-      <w:tr>
-        <w:tc>
-          <w:tcPr>
-            <w:tcW w:type="dxa" w:w="1987"/>
-          </w:tcPr>
-          <w:p>
-            <w:pPr>
-              <w:jc w:val="left"/>
-            </w:pPr>
-            <w:r>
-              <w:rPr>
-                <w:rFonts w:ascii="TimeNewRoman" w:hAnsi="TimeNewRoman"/>
-                <w:sz w:val="30"/>
-              </w:rPr>
-              <w:t>42+80-52=</w:t>
-            </w:r>
-          </w:p>
-        </w:tc>
-        <w:tc>
-          <w:tcPr>
-            <w:tcW w:type="dxa" w:w="1987"/>
-          </w:tcPr>
-          <w:p>
-            <w:pPr>
-              <w:jc w:val="left"/>
-            </w:pPr>
-            <w:r>
-              <w:rPr>
-                <w:rFonts w:ascii="TimeNewRoman" w:hAnsi="TimeNewRoman"/>
-                <w:sz w:val="30"/>
-              </w:rPr>
-              <w:t>61+50-3=</w:t>
-            </w:r>
-          </w:p>
-        </w:tc>
-        <w:tc>
-          <w:tcPr>
-            <w:tcW w:type="dxa" w:w="1987"/>
-          </w:tcPr>
-          <w:p>
-            <w:pPr>
-              <w:jc w:val="left"/>
-            </w:pPr>
-            <w:r>
-              <w:rPr>
-                <w:rFonts w:ascii="TimeNewRoman" w:hAnsi="TimeNewRoman"/>
-                <w:sz w:val="30"/>
-              </w:rPr>
-              <w:t>7×9-34=</w:t>
-            </w:r>
-          </w:p>
-        </w:tc>
-        <w:tc>
-          <w:tcPr>
-            <w:tcW w:type="dxa" w:w="1987"/>
-          </w:tcPr>
-          <w:p>
-            <w:pPr>
-              <w:jc w:val="left"/>
-            </w:pPr>
-            <w:r>
-              <w:rPr>
-                <w:rFonts w:ascii="TimeNewRoman" w:hAnsi="TimeNewRoman"/>
-                <w:sz w:val="30"/>
-              </w:rPr>
-              <w:t>33+55+60=</w:t>
-            </w:r>
-          </w:p>
-        </w:tc>
-        <w:tc>
-          <w:tcPr>
-            <w:tcW w:type="dxa" w:w="1987"/>
-          </w:tcPr>
-          <w:p>
-            <w:pPr>
-              <w:jc w:val="left"/>
-            </w:pPr>
-            <w:r>
-              <w:rPr>
-                <w:rFonts w:ascii="TimeNewRoman" w:hAnsi="TimeNewRoman"/>
-                <w:sz w:val="30"/>
-              </w:rPr>
-              <w:t>98+57+18=</w:t>
-            </w:r>
-          </w:p>
-        </w:tc>
-      </w:tr>
-      <w:tr>
-        <w:tc>
-          <w:tcPr>
-            <w:tcW w:type="dxa" w:w="1987"/>
-          </w:tcPr>
-          <w:p>
-            <w:pPr>
-              <w:jc w:val="left"/>
-            </w:pPr>
-            <w:r>
-              <w:rPr>
-                <w:rFonts w:ascii="TimeNewRoman" w:hAnsi="TimeNewRoman"/>
-                <w:sz w:val="30"/>
-              </w:rPr>
-              <w:t>14÷2=</w:t>
-            </w:r>
-          </w:p>
-        </w:tc>
-        <w:tc>
-          <w:tcPr>
-            <w:tcW w:type="dxa" w:w="1987"/>
-          </w:tcPr>
-          <w:p>
-            <w:pPr>
-              <w:jc w:val="left"/>
-            </w:pPr>
-            <w:r>
-              <w:rPr>
-                <w:rFonts w:ascii="TimeNewRoman" w:hAnsi="TimeNewRoman"/>
-                <w:sz w:val="30"/>
-              </w:rPr>
-              <w:t>4÷2=</w:t>
-            </w:r>
-          </w:p>
-        </w:tc>
-        <w:tc>
-          <w:tcPr>
-            <w:tcW w:type="dxa" w:w="1987"/>
-          </w:tcPr>
-          <w:p>
-            <w:pPr>
-              <w:jc w:val="left"/>
-            </w:pPr>
-            <w:r>
-              <w:rPr>
-                <w:rFonts w:ascii="TimeNewRoman" w:hAnsi="TimeNewRoman"/>
-                <w:sz w:val="30"/>
-              </w:rPr>
-              <w:t>10+13=</w:t>
-            </w:r>
-          </w:p>
-        </w:tc>
-        <w:tc>
-          <w:tcPr>
-            <w:tcW w:type="dxa" w:w="1987"/>
-          </w:tcPr>
-          <w:p>
-            <w:pPr>
-              <w:jc w:val="left"/>
-            </w:pPr>
-            <w:r>
-              <w:rPr>
-                <w:rFonts w:ascii="TimeNewRoman" w:hAnsi="TimeNewRoman"/>
-                <w:sz w:val="30"/>
-              </w:rPr>
-              <w:t>8×7=</w:t>
-            </w:r>
-          </w:p>
-        </w:tc>
-        <w:tc>
-          <w:tcPr>
-            <w:tcW w:type="dxa" w:w="1987"/>
-          </w:tcPr>
-          <w:p>
-            <w:pPr>
-              <w:jc w:val="left"/>
-            </w:pPr>
-            <w:r>
-              <w:rPr>
-                <w:rFonts w:ascii="TimeNewRoman" w:hAnsi="TimeNewRoman"/>
-                <w:sz w:val="30"/>
-              </w:rPr>
-              <w:t>35+91-2=</w:t>
-            </w:r>
-          </w:p>
-        </w:tc>
-      </w:tr>
-      <w:tr>
-        <w:tc>
-          <w:tcPr>
-            <w:tcW w:type="dxa" w:w="1987"/>
-          </w:tcPr>
-          <w:p>
-            <w:pPr>
-              <w:jc w:val="left"/>
-            </w:pPr>
-            <w:r>
-              <w:rPr>
-                <w:rFonts w:ascii="TimeNewRoman" w:hAnsi="TimeNewRoman"/>
-                <w:sz w:val="30"/>
-              </w:rPr>
-              <w:t>6×2=</w:t>
-            </w:r>
-          </w:p>
-        </w:tc>
-        <w:tc>
-          <w:tcPr>
-            <w:tcW w:type="dxa" w:w="1987"/>
-          </w:tcPr>
-          <w:p>
-            <w:pPr>
-              <w:jc w:val="left"/>
-            </w:pPr>
-            <w:r>
-              <w:rPr>
-                <w:rFonts w:ascii="TimeNewRoman" w:hAnsi="TimeNewRoman"/>
-                <w:sz w:val="30"/>
-              </w:rPr>
-              <w:t>66+31-19=</w:t>
-            </w:r>
-          </w:p>
-        </w:tc>
-        <w:tc>
-          <w:tcPr>
-            <w:tcW w:type="dxa" w:w="1987"/>
-          </w:tcPr>
-          <w:p>
-            <w:pPr>
-              <w:jc w:val="left"/>
-            </w:pPr>
-            <w:r>
-              <w:rPr>
-                <w:rFonts w:ascii="TimeNewRoman" w:hAnsi="TimeNewRoman"/>
-                <w:sz w:val="30"/>
-              </w:rPr>
-              <w:t>1×4=</w:t>
+              <w:t>3×7=</w:t>
             </w:r>
           </w:p>
         </w:tc>
@@ -1484,284 +1762,6 @@
                 <w:sz w:val="30"/>
               </w:rPr>
               <w:t>18÷3=</w:t>
-            </w:r>
-          </w:p>
-        </w:tc>
-        <w:tc>
-          <w:tcPr>
-            <w:tcW w:type="dxa" w:w="1987"/>
-          </w:tcPr>
-          <w:p>
-            <w:pPr>
-              <w:jc w:val="left"/>
-            </w:pPr>
-            <w:r>
-              <w:rPr>
-                <w:rFonts w:ascii="TimeNewRoman" w:hAnsi="TimeNewRoman"/>
-                <w:sz w:val="30"/>
-              </w:rPr>
-              <w:t>58-51=</w:t>
-            </w:r>
-          </w:p>
-        </w:tc>
-      </w:tr>
-      <w:tr>
-        <w:tc>
-          <w:tcPr>
-            <w:tcW w:type="dxa" w:w="1987"/>
-          </w:tcPr>
-          <w:p>
-            <w:pPr>
-              <w:jc w:val="left"/>
-            </w:pPr>
-            <w:r>
-              <w:rPr>
-                <w:rFonts w:ascii="TimeNewRoman" w:hAnsi="TimeNewRoman"/>
-                <w:sz w:val="30"/>
-              </w:rPr>
-              <w:t>7×2=</w:t>
-            </w:r>
-          </w:p>
-        </w:tc>
-        <w:tc>
-          <w:tcPr>
-            <w:tcW w:type="dxa" w:w="1987"/>
-          </w:tcPr>
-          <w:p>
-            <w:pPr>
-              <w:jc w:val="left"/>
-            </w:pPr>
-            <w:r>
-              <w:rPr>
-                <w:rFonts w:ascii="TimeNewRoman" w:hAnsi="TimeNewRoman"/>
-                <w:sz w:val="30"/>
-              </w:rPr>
-              <w:t>36÷9=</w:t>
-            </w:r>
-          </w:p>
-        </w:tc>
-        <w:tc>
-          <w:tcPr>
-            <w:tcW w:type="dxa" w:w="1987"/>
-          </w:tcPr>
-          <w:p>
-            <w:pPr>
-              <w:jc w:val="left"/>
-            </w:pPr>
-            <w:r>
-              <w:rPr>
-                <w:rFonts w:ascii="TimeNewRoman" w:hAnsi="TimeNewRoman"/>
-                <w:sz w:val="30"/>
-              </w:rPr>
-              <w:t>28÷4=</w:t>
-            </w:r>
-          </w:p>
-        </w:tc>
-        <w:tc>
-          <w:tcPr>
-            <w:tcW w:type="dxa" w:w="1987"/>
-          </w:tcPr>
-          <w:p>
-            <w:pPr>
-              <w:jc w:val="left"/>
-            </w:pPr>
-            <w:r>
-              <w:rPr>
-                <w:rFonts w:ascii="TimeNewRoman" w:hAnsi="TimeNewRoman"/>
-                <w:sz w:val="30"/>
-              </w:rPr>
-              <w:t>7×6=</w:t>
-            </w:r>
-          </w:p>
-        </w:tc>
-        <w:tc>
-          <w:tcPr>
-            <w:tcW w:type="dxa" w:w="1987"/>
-          </w:tcPr>
-          <w:p>
-            <w:pPr>
-              <w:jc w:val="left"/>
-            </w:pPr>
-            <w:r>
-              <w:rPr>
-                <w:rFonts w:ascii="TimeNewRoman" w:hAnsi="TimeNewRoman"/>
-                <w:sz w:val="30"/>
-              </w:rPr>
-              <w:t>7×5=</w:t>
-            </w:r>
-          </w:p>
-        </w:tc>
-      </w:tr>
-      <w:tr>
-        <w:tc>
-          <w:tcPr>
-            <w:tcW w:type="dxa" w:w="1987"/>
-          </w:tcPr>
-          <w:p>
-            <w:pPr>
-              <w:jc w:val="left"/>
-            </w:pPr>
-            <w:r>
-              <w:rPr>
-                <w:rFonts w:ascii="TimeNewRoman" w:hAnsi="TimeNewRoman"/>
-                <w:sz w:val="30"/>
-              </w:rPr>
-              <w:t>26+17-36=</w:t>
-            </w:r>
-          </w:p>
-        </w:tc>
-        <w:tc>
-          <w:tcPr>
-            <w:tcW w:type="dxa" w:w="1987"/>
-          </w:tcPr>
-          <w:p>
-            <w:pPr>
-              <w:jc w:val="left"/>
-            </w:pPr>
-            <w:r>
-              <w:rPr>
-                <w:rFonts w:ascii="TimeNewRoman" w:hAnsi="TimeNewRoman"/>
-                <w:sz w:val="30"/>
-              </w:rPr>
-              <w:t>3×2=</w:t>
-            </w:r>
-          </w:p>
-        </w:tc>
-        <w:tc>
-          <w:tcPr>
-            <w:tcW w:type="dxa" w:w="1987"/>
-          </w:tcPr>
-          <w:p>
-            <w:pPr>
-              <w:jc w:val="left"/>
-            </w:pPr>
-            <w:r>
-              <w:rPr>
-                <w:rFonts w:ascii="TimeNewRoman" w:hAnsi="TimeNewRoman"/>
-                <w:sz w:val="30"/>
-              </w:rPr>
-              <w:t>70+13+75=</w:t>
-            </w:r>
-          </w:p>
-        </w:tc>
-        <w:tc>
-          <w:tcPr>
-            <w:tcW w:type="dxa" w:w="1987"/>
-          </w:tcPr>
-          <w:p>
-            <w:pPr>
-              <w:jc w:val="left"/>
-            </w:pPr>
-            <w:r>
-              <w:rPr>
-                <w:rFonts w:ascii="TimeNewRoman" w:hAnsi="TimeNewRoman"/>
-                <w:sz w:val="30"/>
-              </w:rPr>
-              <w:t>1+88=</w:t>
-            </w:r>
-          </w:p>
-        </w:tc>
-        <w:tc>
-          <w:tcPr>
-            <w:tcW w:type="dxa" w:w="1987"/>
-          </w:tcPr>
-          <w:p>
-            <w:pPr>
-              <w:jc w:val="left"/>
-            </w:pPr>
-            <w:r>
-              <w:rPr>
-                <w:rFonts w:ascii="TimeNewRoman" w:hAnsi="TimeNewRoman"/>
-                <w:sz w:val="30"/>
-              </w:rPr>
-              <w:t>8×6+70=</w:t>
-            </w:r>
-          </w:p>
-        </w:tc>
-      </w:tr>
-      <w:tr>
-        <w:tc>
-          <w:tcPr>
-            <w:tcW w:type="dxa" w:w="1987"/>
-          </w:tcPr>
-          <w:p>
-            <w:pPr>
-              <w:jc w:val="left"/>
-            </w:pPr>
-            <w:r>
-              <w:rPr>
-                <w:rFonts w:ascii="TimeNewRoman" w:hAnsi="TimeNewRoman"/>
-                <w:sz w:val="30"/>
-              </w:rPr>
-              <w:t>5×4=</w:t>
-            </w:r>
-          </w:p>
-        </w:tc>
-        <w:tc>
-          <w:tcPr>
-            <w:tcW w:type="dxa" w:w="1987"/>
-          </w:tcPr>
-          <w:p>
-            <w:pPr>
-              <w:jc w:val="left"/>
-            </w:pPr>
-            <w:r>
-              <w:rPr>
-                <w:rFonts w:ascii="TimeNewRoman" w:hAnsi="TimeNewRoman"/>
-                <w:sz w:val="30"/>
-              </w:rPr>
-              <w:t>56÷7=</w:t>
-            </w:r>
-          </w:p>
-        </w:tc>
-        <w:tc>
-          <w:tcPr>
-            <w:tcW w:type="dxa" w:w="1987"/>
-          </w:tcPr>
-          <w:p>
-            <w:pPr>
-              <w:jc w:val="left"/>
-            </w:pPr>
-            <w:r>
-              <w:rPr>
-                <w:rFonts w:ascii="TimeNewRoman" w:hAnsi="TimeNewRoman"/>
-                <w:sz w:val="30"/>
-              </w:rPr>
-              <w:t>7×7=</w:t>
-            </w:r>
-          </w:p>
-        </w:tc>
-        <w:tc>
-          <w:tcPr>
-            <w:tcW w:type="dxa" w:w="1987"/>
-          </w:tcPr>
-          <w:p>
-            <w:pPr>
-              <w:jc w:val="left"/>
-            </w:pPr>
-            <w:r>
-              <w:rPr>
-                <w:rFonts w:ascii="TimeNewRoman" w:hAnsi="TimeNewRoman"/>
-                <w:sz w:val="30"/>
-              </w:rPr>
-              <w:t>85+87-25=</w:t>
-            </w:r>
-          </w:p>
-        </w:tc>
-        <w:tc>
-          <w:tcPr>
-            <w:tcW w:type="dxa" w:w="1987"/>
-          </w:tcPr>
-          <w:p>
-            <w:pPr>
-              <w:jc w:val="left"/>
-            </w:pPr>
-            <w:r>
-              <w:rPr>
-                <w:rFonts w:ascii="TimeNewRoman" w:hAnsi="TimeNewRoman"/>
-                <w:sz w:val="30"/>
-              </w:rPr>
-              <w:t>93+73+63=</w:t>
             </w:r>
           </w:p>
         </w:tc>

--- a/mixed.docx
+++ b/mixed.docx
@@ -40,7 +40,7 @@
                 <w:rFonts w:ascii="TimeNewRoman" w:hAnsi="TimeNewRoman"/>
                 <w:sz w:val="30"/>
               </w:rPr>
-              <w:t>2×3=</w:t>
+              <w:t>13+52=</w:t>
             </w:r>
           </w:p>
         </w:tc>
@@ -57,7 +57,7 @@
                 <w:rFonts w:ascii="TimeNewRoman" w:hAnsi="TimeNewRoman"/>
                 <w:sz w:val="30"/>
               </w:rPr>
-              <w:t>25+18=</w:t>
+              <w:t>76+9+57=</w:t>
             </w:r>
           </w:p>
         </w:tc>
@@ -74,7 +74,338 @@
                 <w:rFonts w:ascii="TimeNewRoman" w:hAnsi="TimeNewRoman"/>
                 <w:sz w:val="30"/>
               </w:rPr>
+              <w:t>4×8+68=</w:t>
+            </w:r>
+          </w:p>
+        </w:tc>
+        <w:tc>
+          <w:tcPr>
+            <w:tcW w:type="dxa" w:w="1987"/>
+          </w:tcPr>
+          <w:p>
+            <w:pPr>
+              <w:jc w:val="left"/>
+            </w:pPr>
+            <w:r>
+              <w:rPr>
+                <w:rFonts w:ascii="TimeNewRoman" w:hAnsi="TimeNewRoman"/>
+                <w:sz w:val="30"/>
+              </w:rPr>
+              <w:t>8×2=</w:t>
+            </w:r>
+          </w:p>
+        </w:tc>
+        <w:tc>
+          <w:tcPr>
+            <w:tcW w:type="dxa" w:w="1987"/>
+          </w:tcPr>
+          <w:p>
+            <w:pPr>
+              <w:jc w:val="left"/>
+            </w:pPr>
+            <w:r>
+              <w:rPr>
+                <w:rFonts w:ascii="TimeNewRoman" w:hAnsi="TimeNewRoman"/>
+                <w:sz w:val="30"/>
+              </w:rPr>
+              <w:t>10÷2=</w:t>
+            </w:r>
+          </w:p>
+        </w:tc>
+      </w:tr>
+      <w:tr>
+        <w:tc>
+          <w:tcPr>
+            <w:tcW w:type="dxa" w:w="1987"/>
+          </w:tcPr>
+          <w:p>
+            <w:pPr>
+              <w:jc w:val="left"/>
+            </w:pPr>
+            <w:r>
+              <w:rPr>
+                <w:rFonts w:ascii="TimeNewRoman" w:hAnsi="TimeNewRoman"/>
+                <w:sz w:val="30"/>
+              </w:rPr>
+              <w:t>42÷6=</w:t>
+            </w:r>
+          </w:p>
+        </w:tc>
+        <w:tc>
+          <w:tcPr>
+            <w:tcW w:type="dxa" w:w="1987"/>
+          </w:tcPr>
+          <w:p>
+            <w:pPr>
+              <w:jc w:val="left"/>
+            </w:pPr>
+            <w:r>
+              <w:rPr>
+                <w:rFonts w:ascii="TimeNewRoman" w:hAnsi="TimeNewRoman"/>
+                <w:sz w:val="30"/>
+              </w:rPr>
+              <w:t>43+54=</w:t>
+            </w:r>
+          </w:p>
+        </w:tc>
+        <w:tc>
+          <w:tcPr>
+            <w:tcW w:type="dxa" w:w="1987"/>
+          </w:tcPr>
+          <w:p>
+            <w:pPr>
+              <w:jc w:val="left"/>
+            </w:pPr>
+            <w:r>
+              <w:rPr>
+                <w:rFonts w:ascii="TimeNewRoman" w:hAnsi="TimeNewRoman"/>
+                <w:sz w:val="30"/>
+              </w:rPr>
+              <w:t>6×5-30=</w:t>
+            </w:r>
+          </w:p>
+        </w:tc>
+        <w:tc>
+          <w:tcPr>
+            <w:tcW w:type="dxa" w:w="1987"/>
+          </w:tcPr>
+          <w:p>
+            <w:pPr>
+              <w:jc w:val="left"/>
+            </w:pPr>
+            <w:r>
+              <w:rPr>
+                <w:rFonts w:ascii="TimeNewRoman" w:hAnsi="TimeNewRoman"/>
+                <w:sz w:val="30"/>
+              </w:rPr>
+              <w:t>2×6=</w:t>
+            </w:r>
+          </w:p>
+        </w:tc>
+        <w:tc>
+          <w:tcPr>
+            <w:tcW w:type="dxa" w:w="1987"/>
+          </w:tcPr>
+          <w:p>
+            <w:pPr>
+              <w:jc w:val="left"/>
+            </w:pPr>
+            <w:r>
+              <w:rPr>
+                <w:rFonts w:ascii="TimeNewRoman" w:hAnsi="TimeNewRoman"/>
+                <w:sz w:val="30"/>
+              </w:rPr>
+              <w:t>4+30-8=</w:t>
+            </w:r>
+          </w:p>
+        </w:tc>
+      </w:tr>
+      <w:tr>
+        <w:tc>
+          <w:tcPr>
+            <w:tcW w:type="dxa" w:w="1987"/>
+          </w:tcPr>
+          <w:p>
+            <w:pPr>
+              <w:jc w:val="left"/>
+            </w:pPr>
+            <w:r>
+              <w:rPr>
+                <w:rFonts w:ascii="TimeNewRoman" w:hAnsi="TimeNewRoman"/>
+                <w:sz w:val="30"/>
+              </w:rPr>
+              <w:t>8×5=</w:t>
+            </w:r>
+          </w:p>
+        </w:tc>
+        <w:tc>
+          <w:tcPr>
+            <w:tcW w:type="dxa" w:w="1987"/>
+          </w:tcPr>
+          <w:p>
+            <w:pPr>
+              <w:jc w:val="left"/>
+            </w:pPr>
+            <w:r>
+              <w:rPr>
+                <w:rFonts w:ascii="TimeNewRoman" w:hAnsi="TimeNewRoman"/>
+                <w:sz w:val="30"/>
+              </w:rPr>
+              <w:t>3+7=</w:t>
+            </w:r>
+          </w:p>
+        </w:tc>
+        <w:tc>
+          <w:tcPr>
+            <w:tcW w:type="dxa" w:w="1987"/>
+          </w:tcPr>
+          <w:p>
+            <w:pPr>
+              <w:jc w:val="left"/>
+            </w:pPr>
+            <w:r>
+              <w:rPr>
+                <w:rFonts w:ascii="TimeNewRoman" w:hAnsi="TimeNewRoman"/>
+                <w:sz w:val="30"/>
+              </w:rPr>
+              <w:t>56+33=</w:t>
+            </w:r>
+          </w:p>
+        </w:tc>
+        <w:tc>
+          <w:tcPr>
+            <w:tcW w:type="dxa" w:w="1987"/>
+          </w:tcPr>
+          <w:p>
+            <w:pPr>
+              <w:jc w:val="left"/>
+            </w:pPr>
+            <w:r>
+              <w:rPr>
+                <w:rFonts w:ascii="TimeNewRoman" w:hAnsi="TimeNewRoman"/>
+                <w:sz w:val="30"/>
+              </w:rPr>
+              <w:t>70+6=</w:t>
+            </w:r>
+          </w:p>
+        </w:tc>
+        <w:tc>
+          <w:tcPr>
+            <w:tcW w:type="dxa" w:w="1987"/>
+          </w:tcPr>
+          <w:p>
+            <w:pPr>
+              <w:jc w:val="left"/>
+            </w:pPr>
+            <w:r>
+              <w:rPr>
+                <w:rFonts w:ascii="TimeNewRoman" w:hAnsi="TimeNewRoman"/>
+                <w:sz w:val="30"/>
+              </w:rPr>
+              <w:t>93-12=</w:t>
+            </w:r>
+          </w:p>
+        </w:tc>
+      </w:tr>
+      <w:tr>
+        <w:tc>
+          <w:tcPr>
+            <w:tcW w:type="dxa" w:w="1987"/>
+          </w:tcPr>
+          <w:p>
+            <w:pPr>
+              <w:jc w:val="left"/>
+            </w:pPr>
+            <w:r>
+              <w:rPr>
+                <w:rFonts w:ascii="TimeNewRoman" w:hAnsi="TimeNewRoman"/>
+                <w:sz w:val="30"/>
+              </w:rPr>
+              <w:t>27÷9=</w:t>
+            </w:r>
+          </w:p>
+        </w:tc>
+        <w:tc>
+          <w:tcPr>
+            <w:tcW w:type="dxa" w:w="1987"/>
+          </w:tcPr>
+          <w:p>
+            <w:pPr>
+              <w:jc w:val="left"/>
+            </w:pPr>
+            <w:r>
+              <w:rPr>
+                <w:rFonts w:ascii="TimeNewRoman" w:hAnsi="TimeNewRoman"/>
+                <w:sz w:val="30"/>
+              </w:rPr>
+              <w:t>9×5-39=</w:t>
+            </w:r>
+          </w:p>
+        </w:tc>
+        <w:tc>
+          <w:tcPr>
+            <w:tcW w:type="dxa" w:w="1987"/>
+          </w:tcPr>
+          <w:p>
+            <w:pPr>
+              <w:jc w:val="left"/>
+            </w:pPr>
+            <w:r>
+              <w:rPr>
+                <w:rFonts w:ascii="TimeNewRoman" w:hAnsi="TimeNewRoman"/>
+                <w:sz w:val="30"/>
+              </w:rPr>
+              <w:t>5×7-2=</w:t>
+            </w:r>
+          </w:p>
+        </w:tc>
+        <w:tc>
+          <w:tcPr>
+            <w:tcW w:type="dxa" w:w="1987"/>
+          </w:tcPr>
+          <w:p>
+            <w:pPr>
+              <w:jc w:val="left"/>
+            </w:pPr>
+            <w:r>
+              <w:rPr>
+                <w:rFonts w:ascii="TimeNewRoman" w:hAnsi="TimeNewRoman"/>
+                <w:sz w:val="30"/>
+              </w:rPr>
+              <w:t>8×7=</w:t>
+            </w:r>
+          </w:p>
+        </w:tc>
+        <w:tc>
+          <w:tcPr>
+            <w:tcW w:type="dxa" w:w="1987"/>
+          </w:tcPr>
+          <w:p>
+            <w:pPr>
+              <w:jc w:val="left"/>
+            </w:pPr>
+            <w:r>
+              <w:rPr>
+                <w:rFonts w:ascii="TimeNewRoman" w:hAnsi="TimeNewRoman"/>
+                <w:sz w:val="30"/>
+              </w:rPr>
+              <w:t>12+58=</w:t>
+            </w:r>
+          </w:p>
+        </w:tc>
+      </w:tr>
+      <w:tr>
+        <w:tc>
+          <w:tcPr>
+            <w:tcW w:type="dxa" w:w="1987"/>
+          </w:tcPr>
+          <w:p>
+            <w:pPr>
+              <w:jc w:val="left"/>
+            </w:pPr>
+            <w:r>
+              <w:rPr>
+                <w:rFonts w:ascii="TimeNewRoman" w:hAnsi="TimeNewRoman"/>
+                <w:sz w:val="30"/>
+              </w:rPr>
               <w:t>63+33=</w:t>
+            </w:r>
+          </w:p>
+        </w:tc>
+        <w:tc>
+          <w:tcPr>
+            <w:tcW w:type="dxa" w:w="1987"/>
+          </w:tcPr>
+          <w:p>
+            <w:pPr>
+              <w:jc w:val="left"/>
+            </w:pPr>
+            <w:r>
+              <w:rPr>
+                <w:rFonts w:ascii="TimeNewRoman" w:hAnsi="TimeNewRoman"/>
+                <w:sz w:val="30"/>
+              </w:rPr>
+              <w:t>6×5+59=</w:t>
             </w:r>
           </w:p>
         </w:tc>
@@ -108,7 +439,24 @@
                 <w:rFonts w:ascii="TimeNewRoman" w:hAnsi="TimeNewRoman"/>
                 <w:sz w:val="30"/>
               </w:rPr>
-              <w:t>51-21=</w:t>
+              <w:t>4×3-9=</w:t>
+            </w:r>
+          </w:p>
+        </w:tc>
+        <w:tc>
+          <w:tcPr>
+            <w:tcW w:type="dxa" w:w="1987"/>
+          </w:tcPr>
+          <w:p>
+            <w:pPr>
+              <w:jc w:val="left"/>
+            </w:pPr>
+            <w:r>
+              <w:rPr>
+                <w:rFonts w:ascii="TimeNewRoman" w:hAnsi="TimeNewRoman"/>
+                <w:sz w:val="30"/>
+              </w:rPr>
+              <w:t>8÷4=</w:t>
             </w:r>
           </w:p>
         </w:tc>
@@ -127,7 +475,7 @@
                 <w:rFonts w:ascii="TimeNewRoman" w:hAnsi="TimeNewRoman"/>
                 <w:sz w:val="30"/>
               </w:rPr>
-              <w:t>8×9=</w:t>
+              <w:t>84+50-61=</w:t>
             </w:r>
           </w:p>
         </w:tc>
@@ -144,7 +492,7 @@
                 <w:rFonts w:ascii="TimeNewRoman" w:hAnsi="TimeNewRoman"/>
                 <w:sz w:val="30"/>
               </w:rPr>
-              <w:t>3×4-3=</w:t>
+              <w:t>30-9=</w:t>
             </w:r>
           </w:p>
         </w:tc>
@@ -161,7 +509,7 @@
                 <w:rFonts w:ascii="TimeNewRoman" w:hAnsi="TimeNewRoman"/>
                 <w:sz w:val="30"/>
               </w:rPr>
-              <w:t>6×1=</w:t>
+              <w:t>20+74=</w:t>
             </w:r>
           </w:p>
         </w:tc>
@@ -178,7 +526,7 @@
                 <w:rFonts w:ascii="TimeNewRoman" w:hAnsi="TimeNewRoman"/>
                 <w:sz w:val="30"/>
               </w:rPr>
-              <w:t>59-11=</w:t>
+              <w:t>48+21=</w:t>
             </w:r>
           </w:p>
         </w:tc>
@@ -195,7 +543,7 @@
                 <w:rFonts w:ascii="TimeNewRoman" w:hAnsi="TimeNewRoman"/>
                 <w:sz w:val="30"/>
               </w:rPr>
-              <w:t>4×5=</w:t>
+              <w:t>5×2=</w:t>
             </w:r>
           </w:p>
         </w:tc>
@@ -214,7 +562,7 @@
                 <w:rFonts w:ascii="TimeNewRoman" w:hAnsi="TimeNewRoman"/>
                 <w:sz w:val="30"/>
               </w:rPr>
-              <w:t>5×6=</w:t>
+              <w:t>8×3=</w:t>
             </w:r>
           </w:p>
         </w:tc>
@@ -231,7 +579,7 @@
                 <w:rFonts w:ascii="TimeNewRoman" w:hAnsi="TimeNewRoman"/>
                 <w:sz w:val="30"/>
               </w:rPr>
-              <w:t>2×4-3=</w:t>
+              <w:t>87+62-89=</w:t>
             </w:r>
           </w:p>
         </w:tc>
@@ -248,7 +596,7 @@
                 <w:rFonts w:ascii="TimeNewRoman" w:hAnsi="TimeNewRoman"/>
                 <w:sz w:val="30"/>
               </w:rPr>
-              <w:t>70+9-9=</w:t>
+              <w:t>76-25=</w:t>
             </w:r>
           </w:p>
         </w:tc>
@@ -265,7 +613,7 @@
                 <w:rFonts w:ascii="TimeNewRoman" w:hAnsi="TimeNewRoman"/>
                 <w:sz w:val="30"/>
               </w:rPr>
-              <w:t>3×8=</w:t>
+              <w:t>7×5-23=</w:t>
             </w:r>
           </w:p>
         </w:tc>
@@ -282,7 +630,7 @@
                 <w:rFonts w:ascii="TimeNewRoman" w:hAnsi="TimeNewRoman"/>
                 <w:sz w:val="30"/>
               </w:rPr>
-              <w:t>7×7+34=</w:t>
+              <w:t>4×8=</w:t>
             </w:r>
           </w:p>
         </w:tc>
@@ -301,7 +649,7 @@
                 <w:rFonts w:ascii="TimeNewRoman" w:hAnsi="TimeNewRoman"/>
                 <w:sz w:val="30"/>
               </w:rPr>
-              <w:t>4×9-17=</w:t>
+              <w:t>5×8=</w:t>
             </w:r>
           </w:p>
         </w:tc>
@@ -318,7 +666,7 @@
                 <w:rFonts w:ascii="TimeNewRoman" w:hAnsi="TimeNewRoman"/>
                 <w:sz w:val="30"/>
               </w:rPr>
-              <w:t>4×4-6=</w:t>
+              <w:t>80-70=</w:t>
             </w:r>
           </w:p>
         </w:tc>
@@ -335,7 +683,7 @@
                 <w:rFonts w:ascii="TimeNewRoman" w:hAnsi="TimeNewRoman"/>
                 <w:sz w:val="30"/>
               </w:rPr>
-              <w:t>2×2+18=</w:t>
+              <w:t>95-52=</w:t>
             </w:r>
           </w:p>
         </w:tc>
@@ -352,7 +700,7 @@
                 <w:rFonts w:ascii="TimeNewRoman" w:hAnsi="TimeNewRoman"/>
                 <w:sz w:val="30"/>
               </w:rPr>
-              <w:t>5×4=</w:t>
+              <w:t>20+40+1=</w:t>
             </w:r>
           </w:p>
         </w:tc>
@@ -369,7 +717,7 @@
                 <w:rFonts w:ascii="TimeNewRoman" w:hAnsi="TimeNewRoman"/>
                 <w:sz w:val="30"/>
               </w:rPr>
-              <w:t>4×6=</w:t>
+              <w:t>45-43=</w:t>
             </w:r>
           </w:p>
         </w:tc>
@@ -388,7 +736,7 @@
                 <w:rFonts w:ascii="TimeNewRoman" w:hAnsi="TimeNewRoman"/>
                 <w:sz w:val="30"/>
               </w:rPr>
-              <w:t>78+78+30=</w:t>
+              <w:t>29+80+18=</w:t>
             </w:r>
           </w:p>
         </w:tc>
@@ -405,7 +753,7 @@
                 <w:rFonts w:ascii="TimeNewRoman" w:hAnsi="TimeNewRoman"/>
                 <w:sz w:val="30"/>
               </w:rPr>
-              <w:t>14÷7=</w:t>
+              <w:t>7×5-27=</w:t>
             </w:r>
           </w:p>
         </w:tc>
@@ -422,7 +770,7 @@
                 <w:rFonts w:ascii="TimeNewRoman" w:hAnsi="TimeNewRoman"/>
                 <w:sz w:val="30"/>
               </w:rPr>
-              <w:t>7×5=</w:t>
+              <w:t>6×5=</w:t>
             </w:r>
           </w:p>
         </w:tc>
@@ -439,7 +787,7 @@
                 <w:rFonts w:ascii="TimeNewRoman" w:hAnsi="TimeNewRoman"/>
                 <w:sz w:val="30"/>
               </w:rPr>
-              <w:t>4×9-17=</w:t>
+              <w:t>84-53=</w:t>
             </w:r>
           </w:p>
         </w:tc>
@@ -456,703 +804,7 @@
                 <w:rFonts w:ascii="TimeNewRoman" w:hAnsi="TimeNewRoman"/>
                 <w:sz w:val="30"/>
               </w:rPr>
-              <w:t>56-35=</w:t>
-            </w:r>
-          </w:p>
-        </w:tc>
-      </w:tr>
-      <w:tr>
-        <w:tc>
-          <w:tcPr>
-            <w:tcW w:type="dxa" w:w="1987"/>
-          </w:tcPr>
-          <w:p>
-            <w:pPr>
-              <w:jc w:val="left"/>
-            </w:pPr>
-            <w:r>
-              <w:rPr>
-                <w:rFonts w:ascii="TimeNewRoman" w:hAnsi="TimeNewRoman"/>
-                <w:sz w:val="30"/>
-              </w:rPr>
-              <w:t>8+19=</w:t>
-            </w:r>
-          </w:p>
-        </w:tc>
-        <w:tc>
-          <w:tcPr>
-            <w:tcW w:type="dxa" w:w="1987"/>
-          </w:tcPr>
-          <w:p>
-            <w:pPr>
-              <w:jc w:val="left"/>
-            </w:pPr>
-            <w:r>
-              <w:rPr>
-                <w:rFonts w:ascii="TimeNewRoman" w:hAnsi="TimeNewRoman"/>
-                <w:sz w:val="30"/>
-              </w:rPr>
-              <w:t>81+9-26=</w:t>
-            </w:r>
-          </w:p>
-        </w:tc>
-        <w:tc>
-          <w:tcPr>
-            <w:tcW w:type="dxa" w:w="1987"/>
-          </w:tcPr>
-          <w:p>
-            <w:pPr>
-              <w:jc w:val="left"/>
-            </w:pPr>
-            <w:r>
-              <w:rPr>
-                <w:rFonts w:ascii="TimeNewRoman" w:hAnsi="TimeNewRoman"/>
-                <w:sz w:val="30"/>
-              </w:rPr>
-              <w:t>6×3=</w:t>
-            </w:r>
-          </w:p>
-        </w:tc>
-        <w:tc>
-          <w:tcPr>
-            <w:tcW w:type="dxa" w:w="1987"/>
-          </w:tcPr>
-          <w:p>
-            <w:pPr>
-              <w:jc w:val="left"/>
-            </w:pPr>
-            <w:r>
-              <w:rPr>
-                <w:rFonts w:ascii="TimeNewRoman" w:hAnsi="TimeNewRoman"/>
-                <w:sz w:val="30"/>
-              </w:rPr>
-              <w:t>66+88-86=</w:t>
-            </w:r>
-          </w:p>
-        </w:tc>
-        <w:tc>
-          <w:tcPr>
-            <w:tcW w:type="dxa" w:w="1987"/>
-          </w:tcPr>
-          <w:p>
-            <w:pPr>
-              <w:jc w:val="left"/>
-            </w:pPr>
-            <w:r>
-              <w:rPr>
-                <w:rFonts w:ascii="TimeNewRoman" w:hAnsi="TimeNewRoman"/>
-                <w:sz w:val="30"/>
-              </w:rPr>
-              <w:t>65+56+3=</w:t>
-            </w:r>
-          </w:p>
-        </w:tc>
-      </w:tr>
-      <w:tr>
-        <w:tc>
-          <w:tcPr>
-            <w:tcW w:type="dxa" w:w="1987"/>
-          </w:tcPr>
-          <w:p>
-            <w:pPr>
-              <w:jc w:val="left"/>
-            </w:pPr>
-            <w:r>
-              <w:rPr>
-                <w:rFonts w:ascii="TimeNewRoman" w:hAnsi="TimeNewRoman"/>
-                <w:sz w:val="30"/>
-              </w:rPr>
-              <w:t>16÷2=</w:t>
-            </w:r>
-          </w:p>
-        </w:tc>
-        <w:tc>
-          <w:tcPr>
-            <w:tcW w:type="dxa" w:w="1987"/>
-          </w:tcPr>
-          <w:p>
-            <w:pPr>
-              <w:jc w:val="left"/>
-            </w:pPr>
-            <w:r>
-              <w:rPr>
-                <w:rFonts w:ascii="TimeNewRoman" w:hAnsi="TimeNewRoman"/>
-                <w:sz w:val="30"/>
-              </w:rPr>
-              <w:t>2×4=</w:t>
-            </w:r>
-          </w:p>
-        </w:tc>
-        <w:tc>
-          <w:tcPr>
-            <w:tcW w:type="dxa" w:w="1987"/>
-          </w:tcPr>
-          <w:p>
-            <w:pPr>
-              <w:jc w:val="left"/>
-            </w:pPr>
-            <w:r>
-              <w:rPr>
-                <w:rFonts w:ascii="TimeNewRoman" w:hAnsi="TimeNewRoman"/>
-                <w:sz w:val="30"/>
-              </w:rPr>
-              <w:t>6×6=</w:t>
-            </w:r>
-          </w:p>
-        </w:tc>
-        <w:tc>
-          <w:tcPr>
-            <w:tcW w:type="dxa" w:w="1987"/>
-          </w:tcPr>
-          <w:p>
-            <w:pPr>
-              <w:jc w:val="left"/>
-            </w:pPr>
-            <w:r>
-              <w:rPr>
-                <w:rFonts w:ascii="TimeNewRoman" w:hAnsi="TimeNewRoman"/>
-                <w:sz w:val="30"/>
-              </w:rPr>
-              <w:t>30+26+96=</w:t>
-            </w:r>
-          </w:p>
-        </w:tc>
-        <w:tc>
-          <w:tcPr>
-            <w:tcW w:type="dxa" w:w="1987"/>
-          </w:tcPr>
-          <w:p>
-            <w:pPr>
-              <w:jc w:val="left"/>
-            </w:pPr>
-            <w:r>
-              <w:rPr>
-                <w:rFonts w:ascii="TimeNewRoman" w:hAnsi="TimeNewRoman"/>
-                <w:sz w:val="30"/>
-              </w:rPr>
-              <w:t>69-2=</w:t>
-            </w:r>
-          </w:p>
-        </w:tc>
-      </w:tr>
-      <w:tr>
-        <w:tc>
-          <w:tcPr>
-            <w:tcW w:type="dxa" w:w="1987"/>
-          </w:tcPr>
-          <w:p>
-            <w:pPr>
-              <w:jc w:val="left"/>
-            </w:pPr>
-            <w:r>
-              <w:rPr>
-                <w:rFonts w:ascii="TimeNewRoman" w:hAnsi="TimeNewRoman"/>
-                <w:sz w:val="30"/>
-              </w:rPr>
-              <w:t>98-17=</w:t>
-            </w:r>
-          </w:p>
-        </w:tc>
-        <w:tc>
-          <w:tcPr>
-            <w:tcW w:type="dxa" w:w="1987"/>
-          </w:tcPr>
-          <w:p>
-            <w:pPr>
-              <w:jc w:val="left"/>
-            </w:pPr>
-            <w:r>
-              <w:rPr>
-                <w:rFonts w:ascii="TimeNewRoman" w:hAnsi="TimeNewRoman"/>
-                <w:sz w:val="30"/>
-              </w:rPr>
-              <w:t>55+14=</w:t>
-            </w:r>
-          </w:p>
-        </w:tc>
-        <w:tc>
-          <w:tcPr>
-            <w:tcW w:type="dxa" w:w="1987"/>
-          </w:tcPr>
-          <w:p>
-            <w:pPr>
-              <w:jc w:val="left"/>
-            </w:pPr>
-            <w:r>
-              <w:rPr>
-                <w:rFonts w:ascii="TimeNewRoman" w:hAnsi="TimeNewRoman"/>
-                <w:sz w:val="30"/>
-              </w:rPr>
-              <w:t>31+18=</w:t>
-            </w:r>
-          </w:p>
-        </w:tc>
-        <w:tc>
-          <w:tcPr>
-            <w:tcW w:type="dxa" w:w="1987"/>
-          </w:tcPr>
-          <w:p>
-            <w:pPr>
-              <w:jc w:val="left"/>
-            </w:pPr>
-            <w:r>
-              <w:rPr>
-                <w:rFonts w:ascii="TimeNewRoman" w:hAnsi="TimeNewRoman"/>
-                <w:sz w:val="30"/>
-              </w:rPr>
-              <w:t>56÷8=</w:t>
-            </w:r>
-          </w:p>
-        </w:tc>
-        <w:tc>
-          <w:tcPr>
-            <w:tcW w:type="dxa" w:w="1987"/>
-          </w:tcPr>
-          <w:p>
-            <w:pPr>
-              <w:jc w:val="left"/>
-            </w:pPr>
-            <w:r>
-              <w:rPr>
-                <w:rFonts w:ascii="TimeNewRoman" w:hAnsi="TimeNewRoman"/>
-                <w:sz w:val="30"/>
-              </w:rPr>
-              <w:t>2×9=</w:t>
-            </w:r>
-          </w:p>
-        </w:tc>
-      </w:tr>
-      <w:tr>
-        <w:tc>
-          <w:tcPr>
-            <w:tcW w:type="dxa" w:w="1987"/>
-          </w:tcPr>
-          <w:p>
-            <w:pPr>
-              <w:jc w:val="left"/>
-            </w:pPr>
-            <w:r>
-              <w:rPr>
-                <w:rFonts w:ascii="TimeNewRoman" w:hAnsi="TimeNewRoman"/>
-                <w:sz w:val="30"/>
-              </w:rPr>
-              <w:t>76-75=</w:t>
-            </w:r>
-          </w:p>
-        </w:tc>
-        <w:tc>
-          <w:tcPr>
-            <w:tcW w:type="dxa" w:w="1987"/>
-          </w:tcPr>
-          <w:p>
-            <w:pPr>
-              <w:jc w:val="left"/>
-            </w:pPr>
-            <w:r>
-              <w:rPr>
-                <w:rFonts w:ascii="TimeNewRoman" w:hAnsi="TimeNewRoman"/>
-                <w:sz w:val="30"/>
-              </w:rPr>
-              <w:t>3+53=</w:t>
-            </w:r>
-          </w:p>
-        </w:tc>
-        <w:tc>
-          <w:tcPr>
-            <w:tcW w:type="dxa" w:w="1987"/>
-          </w:tcPr>
-          <w:p>
-            <w:pPr>
-              <w:jc w:val="left"/>
-            </w:pPr>
-            <w:r>
-              <w:rPr>
-                <w:rFonts w:ascii="TimeNewRoman" w:hAnsi="TimeNewRoman"/>
-                <w:sz w:val="30"/>
-              </w:rPr>
-              <w:t>6×4=</w:t>
-            </w:r>
-          </w:p>
-        </w:tc>
-        <w:tc>
-          <w:tcPr>
-            <w:tcW w:type="dxa" w:w="1987"/>
-          </w:tcPr>
-          <w:p>
-            <w:pPr>
-              <w:jc w:val="left"/>
-            </w:pPr>
-            <w:r>
-              <w:rPr>
-                <w:rFonts w:ascii="TimeNewRoman" w:hAnsi="TimeNewRoman"/>
-                <w:sz w:val="30"/>
-              </w:rPr>
-              <w:t>4×4=</w:t>
-            </w:r>
-          </w:p>
-        </w:tc>
-        <w:tc>
-          <w:tcPr>
-            <w:tcW w:type="dxa" w:w="1987"/>
-          </w:tcPr>
-          <w:p>
-            <w:pPr>
-              <w:jc w:val="left"/>
-            </w:pPr>
-            <w:r>
-              <w:rPr>
-                <w:rFonts w:ascii="TimeNewRoman" w:hAnsi="TimeNewRoman"/>
-                <w:sz w:val="30"/>
-              </w:rPr>
-              <w:t>15÷5=</w:t>
-            </w:r>
-          </w:p>
-        </w:tc>
-      </w:tr>
-      <w:tr>
-        <w:tc>
-          <w:tcPr>
-            <w:tcW w:type="dxa" w:w="1987"/>
-          </w:tcPr>
-          <w:p>
-            <w:pPr>
-              <w:jc w:val="left"/>
-            </w:pPr>
-            <w:r>
-              <w:rPr>
-                <w:rFonts w:ascii="TimeNewRoman" w:hAnsi="TimeNewRoman"/>
-                <w:sz w:val="30"/>
-              </w:rPr>
-              <w:t>54-39=</w:t>
-            </w:r>
-          </w:p>
-        </w:tc>
-        <w:tc>
-          <w:tcPr>
-            <w:tcW w:type="dxa" w:w="1987"/>
-          </w:tcPr>
-          <w:p>
-            <w:pPr>
-              <w:jc w:val="left"/>
-            </w:pPr>
-            <w:r>
-              <w:rPr>
-                <w:rFonts w:ascii="TimeNewRoman" w:hAnsi="TimeNewRoman"/>
-                <w:sz w:val="30"/>
-              </w:rPr>
-              <w:t>7×2+86=</w:t>
-            </w:r>
-          </w:p>
-        </w:tc>
-        <w:tc>
-          <w:tcPr>
-            <w:tcW w:type="dxa" w:w="1987"/>
-          </w:tcPr>
-          <w:p>
-            <w:pPr>
-              <w:jc w:val="left"/>
-            </w:pPr>
-            <w:r>
-              <w:rPr>
-                <w:rFonts w:ascii="TimeNewRoman" w:hAnsi="TimeNewRoman"/>
-                <w:sz w:val="30"/>
-              </w:rPr>
-              <w:t>3×3=</w:t>
-            </w:r>
-          </w:p>
-        </w:tc>
-        <w:tc>
-          <w:tcPr>
-            <w:tcW w:type="dxa" w:w="1987"/>
-          </w:tcPr>
-          <w:p>
-            <w:pPr>
-              <w:jc w:val="left"/>
-            </w:pPr>
-            <w:r>
-              <w:rPr>
-                <w:rFonts w:ascii="TimeNewRoman" w:hAnsi="TimeNewRoman"/>
-                <w:sz w:val="30"/>
-              </w:rPr>
-              <w:t>32+38-30=</w:t>
-            </w:r>
-          </w:p>
-        </w:tc>
-        <w:tc>
-          <w:tcPr>
-            <w:tcW w:type="dxa" w:w="1987"/>
-          </w:tcPr>
-          <w:p>
-            <w:pPr>
-              <w:jc w:val="left"/>
-            </w:pPr>
-            <w:r>
-              <w:rPr>
-                <w:rFonts w:ascii="TimeNewRoman" w:hAnsi="TimeNewRoman"/>
-                <w:sz w:val="30"/>
-              </w:rPr>
-              <w:t>9×3=</w:t>
-            </w:r>
-          </w:p>
-        </w:tc>
-      </w:tr>
-      <w:tr>
-        <w:tc>
-          <w:tcPr>
-            <w:tcW w:type="dxa" w:w="1987"/>
-          </w:tcPr>
-          <w:p>
-            <w:pPr>
-              <w:jc w:val="left"/>
-            </w:pPr>
-            <w:r>
-              <w:rPr>
-                <w:rFonts w:ascii="TimeNewRoman" w:hAnsi="TimeNewRoman"/>
-                <w:sz w:val="30"/>
-              </w:rPr>
-              <w:t>78-17=</w:t>
-            </w:r>
-          </w:p>
-        </w:tc>
-        <w:tc>
-          <w:tcPr>
-            <w:tcW w:type="dxa" w:w="1987"/>
-          </w:tcPr>
-          <w:p>
-            <w:pPr>
-              <w:jc w:val="left"/>
-            </w:pPr>
-            <w:r>
-              <w:rPr>
-                <w:rFonts w:ascii="TimeNewRoman" w:hAnsi="TimeNewRoman"/>
-                <w:sz w:val="30"/>
-              </w:rPr>
-              <w:t>88-9=</w:t>
-            </w:r>
-          </w:p>
-        </w:tc>
-        <w:tc>
-          <w:tcPr>
-            <w:tcW w:type="dxa" w:w="1987"/>
-          </w:tcPr>
-          <w:p>
-            <w:pPr>
-              <w:jc w:val="left"/>
-            </w:pPr>
-            <w:r>
-              <w:rPr>
-                <w:rFonts w:ascii="TimeNewRoman" w:hAnsi="TimeNewRoman"/>
-                <w:sz w:val="30"/>
-              </w:rPr>
-              <w:t>60+18=</w:t>
-            </w:r>
-          </w:p>
-        </w:tc>
-        <w:tc>
-          <w:tcPr>
-            <w:tcW w:type="dxa" w:w="1987"/>
-          </w:tcPr>
-          <w:p>
-            <w:pPr>
-              <w:jc w:val="left"/>
-            </w:pPr>
-            <w:r>
-              <w:rPr>
-                <w:rFonts w:ascii="TimeNewRoman" w:hAnsi="TimeNewRoman"/>
-                <w:sz w:val="30"/>
-              </w:rPr>
-              <w:t>18-4=</w:t>
-            </w:r>
-          </w:p>
-        </w:tc>
-        <w:tc>
-          <w:tcPr>
-            <w:tcW w:type="dxa" w:w="1987"/>
-          </w:tcPr>
-          <w:p>
-            <w:pPr>
-              <w:jc w:val="left"/>
-            </w:pPr>
-            <w:r>
-              <w:rPr>
-                <w:rFonts w:ascii="TimeNewRoman" w:hAnsi="TimeNewRoman"/>
-                <w:sz w:val="30"/>
-              </w:rPr>
-              <w:t>12÷3=</w:t>
-            </w:r>
-          </w:p>
-        </w:tc>
-      </w:tr>
-      <w:tr>
-        <w:tc>
-          <w:tcPr>
-            <w:tcW w:type="dxa" w:w="1987"/>
-          </w:tcPr>
-          <w:p>
-            <w:pPr>
-              <w:jc w:val="left"/>
-            </w:pPr>
-            <w:r>
-              <w:rPr>
-                <w:rFonts w:ascii="TimeNewRoman" w:hAnsi="TimeNewRoman"/>
-                <w:sz w:val="30"/>
-              </w:rPr>
-              <w:t>7×3=</w:t>
-            </w:r>
-          </w:p>
-        </w:tc>
-        <w:tc>
-          <w:tcPr>
-            <w:tcW w:type="dxa" w:w="1987"/>
-          </w:tcPr>
-          <w:p>
-            <w:pPr>
-              <w:jc w:val="left"/>
-            </w:pPr>
-            <w:r>
-              <w:rPr>
-                <w:rFonts w:ascii="TimeNewRoman" w:hAnsi="TimeNewRoman"/>
-                <w:sz w:val="30"/>
-              </w:rPr>
-              <w:t>3×5=</w:t>
-            </w:r>
-          </w:p>
-        </w:tc>
-        <w:tc>
-          <w:tcPr>
-            <w:tcW w:type="dxa" w:w="1987"/>
-          </w:tcPr>
-          <w:p>
-            <w:pPr>
-              <w:jc w:val="left"/>
-            </w:pPr>
-            <w:r>
-              <w:rPr>
-                <w:rFonts w:ascii="TimeNewRoman" w:hAnsi="TimeNewRoman"/>
-                <w:sz w:val="30"/>
-              </w:rPr>
-              <w:t>6×4-21=</w:t>
-            </w:r>
-          </w:p>
-        </w:tc>
-        <w:tc>
-          <w:tcPr>
-            <w:tcW w:type="dxa" w:w="1987"/>
-          </w:tcPr>
-          <w:p>
-            <w:pPr>
-              <w:jc w:val="left"/>
-            </w:pPr>
-            <w:r>
-              <w:rPr>
-                <w:rFonts w:ascii="TimeNewRoman" w:hAnsi="TimeNewRoman"/>
-                <w:sz w:val="30"/>
-              </w:rPr>
-              <w:t>85-80=</w:t>
-            </w:r>
-          </w:p>
-        </w:tc>
-        <w:tc>
-          <w:tcPr>
-            <w:tcW w:type="dxa" w:w="1987"/>
-          </w:tcPr>
-          <w:p>
-            <w:pPr>
-              <w:jc w:val="left"/>
-            </w:pPr>
-            <w:r>
-              <w:rPr>
-                <w:rFonts w:ascii="TimeNewRoman" w:hAnsi="TimeNewRoman"/>
-                <w:sz w:val="30"/>
-              </w:rPr>
-              <w:t>7×2=</w:t>
-            </w:r>
-          </w:p>
-        </w:tc>
-      </w:tr>
-      <w:tr>
-        <w:tc>
-          <w:tcPr>
-            <w:tcW w:type="dxa" w:w="1987"/>
-          </w:tcPr>
-          <w:p>
-            <w:pPr>
-              <w:jc w:val="left"/>
-            </w:pPr>
-            <w:r>
-              <w:rPr>
-                <w:rFonts w:ascii="TimeNewRoman" w:hAnsi="TimeNewRoman"/>
-                <w:sz w:val="30"/>
-              </w:rPr>
-              <w:t>52+39-25=</w:t>
-            </w:r>
-          </w:p>
-        </w:tc>
-        <w:tc>
-          <w:tcPr>
-            <w:tcW w:type="dxa" w:w="1987"/>
-          </w:tcPr>
-          <w:p>
-            <w:pPr>
-              <w:jc w:val="left"/>
-            </w:pPr>
-            <w:r>
-              <w:rPr>
-                <w:rFonts w:ascii="TimeNewRoman" w:hAnsi="TimeNewRoman"/>
-                <w:sz w:val="30"/>
-              </w:rPr>
-              <w:t>98-58=</w:t>
-            </w:r>
-          </w:p>
-        </w:tc>
-        <w:tc>
-          <w:tcPr>
-            <w:tcW w:type="dxa" w:w="1987"/>
-          </w:tcPr>
-          <w:p>
-            <w:pPr>
-              <w:jc w:val="left"/>
-            </w:pPr>
-            <w:r>
-              <w:rPr>
-                <w:rFonts w:ascii="TimeNewRoman" w:hAnsi="TimeNewRoman"/>
-                <w:sz w:val="30"/>
-              </w:rPr>
-              <w:t>6×7=</w:t>
-            </w:r>
-          </w:p>
-        </w:tc>
-        <w:tc>
-          <w:tcPr>
-            <w:tcW w:type="dxa" w:w="1987"/>
-          </w:tcPr>
-          <w:p>
-            <w:pPr>
-              <w:jc w:val="left"/>
-            </w:pPr>
-            <w:r>
-              <w:rPr>
-                <w:rFonts w:ascii="TimeNewRoman" w:hAnsi="TimeNewRoman"/>
-                <w:sz w:val="30"/>
-              </w:rPr>
-              <w:t>50+19=</w:t>
-            </w:r>
-          </w:p>
-        </w:tc>
-        <w:tc>
-          <w:tcPr>
-            <w:tcW w:type="dxa" w:w="1987"/>
-          </w:tcPr>
-          <w:p>
-            <w:pPr>
-              <w:jc w:val="left"/>
-            </w:pPr>
-            <w:r>
-              <w:rPr>
-                <w:rFonts w:ascii="TimeNewRoman" w:hAnsi="TimeNewRoman"/>
-                <w:sz w:val="30"/>
-              </w:rPr>
-              <w:t>8×4=</w:t>
+              <w:t>7×9=</w:t>
             </w:r>
           </w:p>
         </w:tc>
@@ -1188,7 +840,7 @@
                 <w:rFonts w:ascii="TimeNewRoman" w:hAnsi="TimeNewRoman"/>
                 <w:sz w:val="30"/>
               </w:rPr>
-              <w:t>6×9=</w:t>
+              <w:t>56-6=</w:t>
             </w:r>
           </w:p>
         </w:tc>
@@ -1205,7 +857,7 @@
                 <w:rFonts w:ascii="TimeNewRoman" w:hAnsi="TimeNewRoman"/>
                 <w:sz w:val="30"/>
               </w:rPr>
-              <w:t>47+3=</w:t>
+              <w:t>4×4=</w:t>
             </w:r>
           </w:p>
         </w:tc>
@@ -1222,7 +874,7 @@
                 <w:rFonts w:ascii="TimeNewRoman" w:hAnsi="TimeNewRoman"/>
                 <w:sz w:val="30"/>
               </w:rPr>
-              <w:t>9×6=</w:t>
+              <w:t>90-85=</w:t>
             </w:r>
           </w:p>
         </w:tc>
@@ -1239,7 +891,7 @@
                 <w:rFonts w:ascii="TimeNewRoman" w:hAnsi="TimeNewRoman"/>
                 <w:sz w:val="30"/>
               </w:rPr>
-              <w:t>2×2=</w:t>
+              <w:t>93-81=</w:t>
             </w:r>
           </w:p>
         </w:tc>
@@ -1258,7 +910,7 @@
                 <w:rFonts w:ascii="TimeNewRoman" w:hAnsi="TimeNewRoman"/>
                 <w:sz w:val="30"/>
               </w:rPr>
-              <w:t>37-21=</w:t>
+              <w:t>6×6+38=</w:t>
             </w:r>
           </w:p>
         </w:tc>
@@ -1275,7 +927,7 @@
                 <w:rFonts w:ascii="TimeNewRoman" w:hAnsi="TimeNewRoman"/>
                 <w:sz w:val="30"/>
               </w:rPr>
-              <w:t>8×3-11=</w:t>
+              <w:t>39+49+5=</w:t>
             </w:r>
           </w:p>
         </w:tc>
@@ -1292,7 +944,7 @@
                 <w:rFonts w:ascii="TimeNewRoman" w:hAnsi="TimeNewRoman"/>
                 <w:sz w:val="30"/>
               </w:rPr>
-              <w:t>4×7=</w:t>
+              <w:t>32÷8=</w:t>
             </w:r>
           </w:p>
         </w:tc>
@@ -1309,7 +961,7 @@
                 <w:rFonts w:ascii="TimeNewRoman" w:hAnsi="TimeNewRoman"/>
                 <w:sz w:val="30"/>
               </w:rPr>
-              <w:t>20+16=</w:t>
+              <w:t>1×5=</w:t>
             </w:r>
           </w:p>
         </w:tc>
@@ -1326,12 +978,759 @@
                 <w:rFonts w:ascii="TimeNewRoman" w:hAnsi="TimeNewRoman"/>
                 <w:sz w:val="30"/>
               </w:rPr>
-              <w:t>7×6=</w:t>
+              <w:t>90-10=</w:t>
             </w:r>
           </w:p>
         </w:tc>
       </w:tr>
       <w:tr>
+        <w:tc>
+          <w:tcPr>
+            <w:tcW w:type="dxa" w:w="1987"/>
+          </w:tcPr>
+          <w:p>
+            <w:pPr>
+              <w:jc w:val="left"/>
+            </w:pPr>
+            <w:r>
+              <w:rPr>
+                <w:rFonts w:ascii="TimeNewRoman" w:hAnsi="TimeNewRoman"/>
+                <w:sz w:val="30"/>
+              </w:rPr>
+              <w:t>2×6-12=</w:t>
+            </w:r>
+          </w:p>
+        </w:tc>
+        <w:tc>
+          <w:tcPr>
+            <w:tcW w:type="dxa" w:w="1987"/>
+          </w:tcPr>
+          <w:p>
+            <w:pPr>
+              <w:jc w:val="left"/>
+            </w:pPr>
+            <w:r>
+              <w:rPr>
+                <w:rFonts w:ascii="TimeNewRoman" w:hAnsi="TimeNewRoman"/>
+                <w:sz w:val="30"/>
+              </w:rPr>
+              <w:t>9×2=</w:t>
+            </w:r>
+          </w:p>
+        </w:tc>
+        <w:tc>
+          <w:tcPr>
+            <w:tcW w:type="dxa" w:w="1987"/>
+          </w:tcPr>
+          <w:p>
+            <w:pPr>
+              <w:jc w:val="left"/>
+            </w:pPr>
+            <w:r>
+              <w:rPr>
+                <w:rFonts w:ascii="TimeNewRoman" w:hAnsi="TimeNewRoman"/>
+                <w:sz w:val="30"/>
+              </w:rPr>
+              <w:t>30÷6=</w:t>
+            </w:r>
+          </w:p>
+        </w:tc>
+        <w:tc>
+          <w:tcPr>
+            <w:tcW w:type="dxa" w:w="1987"/>
+          </w:tcPr>
+          <w:p>
+            <w:pPr>
+              <w:jc w:val="left"/>
+            </w:pPr>
+            <w:r>
+              <w:rPr>
+                <w:rFonts w:ascii="TimeNewRoman" w:hAnsi="TimeNewRoman"/>
+                <w:sz w:val="30"/>
+              </w:rPr>
+              <w:t>2×8+67=</w:t>
+            </w:r>
+          </w:p>
+        </w:tc>
+        <w:tc>
+          <w:tcPr>
+            <w:tcW w:type="dxa" w:w="1987"/>
+          </w:tcPr>
+          <w:p>
+            <w:pPr>
+              <w:jc w:val="left"/>
+            </w:pPr>
+            <w:r>
+              <w:rPr>
+                <w:rFonts w:ascii="TimeNewRoman" w:hAnsi="TimeNewRoman"/>
+                <w:sz w:val="30"/>
+              </w:rPr>
+              <w:t>40÷5=</w:t>
+            </w:r>
+          </w:p>
+        </w:tc>
+      </w:tr>
+      <w:tr>
+        <w:tc>
+          <w:tcPr>
+            <w:tcW w:type="dxa" w:w="1987"/>
+          </w:tcPr>
+          <w:p>
+            <w:pPr>
+              <w:jc w:val="left"/>
+            </w:pPr>
+            <w:r>
+              <w:rPr>
+                <w:rFonts w:ascii="TimeNewRoman" w:hAnsi="TimeNewRoman"/>
+                <w:sz w:val="30"/>
+              </w:rPr>
+              <w:t>4÷2=</w:t>
+            </w:r>
+          </w:p>
+        </w:tc>
+        <w:tc>
+          <w:tcPr>
+            <w:tcW w:type="dxa" w:w="1987"/>
+          </w:tcPr>
+          <w:p>
+            <w:pPr>
+              <w:jc w:val="left"/>
+            </w:pPr>
+            <w:r>
+              <w:rPr>
+                <w:rFonts w:ascii="TimeNewRoman" w:hAnsi="TimeNewRoman"/>
+                <w:sz w:val="30"/>
+              </w:rPr>
+              <w:t>47+2-43=</w:t>
+            </w:r>
+          </w:p>
+        </w:tc>
+        <w:tc>
+          <w:tcPr>
+            <w:tcW w:type="dxa" w:w="1987"/>
+          </w:tcPr>
+          <w:p>
+            <w:pPr>
+              <w:jc w:val="left"/>
+            </w:pPr>
+            <w:r>
+              <w:rPr>
+                <w:rFonts w:ascii="TimeNewRoman" w:hAnsi="TimeNewRoman"/>
+                <w:sz w:val="30"/>
+              </w:rPr>
+              <w:t>45+25+14=</w:t>
+            </w:r>
+          </w:p>
+        </w:tc>
+        <w:tc>
+          <w:tcPr>
+            <w:tcW w:type="dxa" w:w="1987"/>
+          </w:tcPr>
+          <w:p>
+            <w:pPr>
+              <w:jc w:val="left"/>
+            </w:pPr>
+            <w:r>
+              <w:rPr>
+                <w:rFonts w:ascii="TimeNewRoman" w:hAnsi="TimeNewRoman"/>
+                <w:sz w:val="30"/>
+              </w:rPr>
+              <w:t>9×4-4=</w:t>
+            </w:r>
+          </w:p>
+        </w:tc>
+        <w:tc>
+          <w:tcPr>
+            <w:tcW w:type="dxa" w:w="1987"/>
+          </w:tcPr>
+          <w:p>
+            <w:pPr>
+              <w:jc w:val="left"/>
+            </w:pPr>
+            <w:r>
+              <w:rPr>
+                <w:rFonts w:ascii="TimeNewRoman" w:hAnsi="TimeNewRoman"/>
+                <w:sz w:val="30"/>
+              </w:rPr>
+              <w:t>47+44=</w:t>
+            </w:r>
+          </w:p>
+        </w:tc>
+      </w:tr>
+      <w:tr>
+        <w:tc>
+          <w:tcPr>
+            <w:tcW w:type="dxa" w:w="1987"/>
+          </w:tcPr>
+          <w:p>
+            <w:pPr>
+              <w:jc w:val="left"/>
+            </w:pPr>
+            <w:r>
+              <w:rPr>
+                <w:rFonts w:ascii="TimeNewRoman" w:hAnsi="TimeNewRoman"/>
+                <w:sz w:val="30"/>
+              </w:rPr>
+              <w:t>8×6=</w:t>
+            </w:r>
+          </w:p>
+        </w:tc>
+        <w:tc>
+          <w:tcPr>
+            <w:tcW w:type="dxa" w:w="1987"/>
+          </w:tcPr>
+          <w:p>
+            <w:pPr>
+              <w:jc w:val="left"/>
+            </w:pPr>
+            <w:r>
+              <w:rPr>
+                <w:rFonts w:ascii="TimeNewRoman" w:hAnsi="TimeNewRoman"/>
+                <w:sz w:val="30"/>
+              </w:rPr>
+              <w:t>6+25=</w:t>
+            </w:r>
+          </w:p>
+        </w:tc>
+        <w:tc>
+          <w:tcPr>
+            <w:tcW w:type="dxa" w:w="1987"/>
+          </w:tcPr>
+          <w:p>
+            <w:pPr>
+              <w:jc w:val="left"/>
+            </w:pPr>
+            <w:r>
+              <w:rPr>
+                <w:rFonts w:ascii="TimeNewRoman" w:hAnsi="TimeNewRoman"/>
+                <w:sz w:val="30"/>
+              </w:rPr>
+              <w:t>7×9-59=</w:t>
+            </w:r>
+          </w:p>
+        </w:tc>
+        <w:tc>
+          <w:tcPr>
+            <w:tcW w:type="dxa" w:w="1987"/>
+          </w:tcPr>
+          <w:p>
+            <w:pPr>
+              <w:jc w:val="left"/>
+            </w:pPr>
+            <w:r>
+              <w:rPr>
+                <w:rFonts w:ascii="TimeNewRoman" w:hAnsi="TimeNewRoman"/>
+                <w:sz w:val="30"/>
+              </w:rPr>
+              <w:t>7×7=</w:t>
+            </w:r>
+          </w:p>
+        </w:tc>
+        <w:tc>
+          <w:tcPr>
+            <w:tcW w:type="dxa" w:w="1987"/>
+          </w:tcPr>
+          <w:p>
+            <w:pPr>
+              <w:jc w:val="left"/>
+            </w:pPr>
+            <w:r>
+              <w:rPr>
+                <w:rFonts w:ascii="TimeNewRoman" w:hAnsi="TimeNewRoman"/>
+                <w:sz w:val="30"/>
+              </w:rPr>
+              <w:t>3×9=</w:t>
+            </w:r>
+          </w:p>
+        </w:tc>
+      </w:tr>
+      <w:tr>
+        <w:tc>
+          <w:tcPr>
+            <w:tcW w:type="dxa" w:w="1987"/>
+          </w:tcPr>
+          <w:p>
+            <w:pPr>
+              <w:jc w:val="left"/>
+            </w:pPr>
+            <w:r>
+              <w:rPr>
+                <w:rFonts w:ascii="TimeNewRoman" w:hAnsi="TimeNewRoman"/>
+                <w:sz w:val="30"/>
+              </w:rPr>
+              <w:t>6×8=</w:t>
+            </w:r>
+          </w:p>
+        </w:tc>
+        <w:tc>
+          <w:tcPr>
+            <w:tcW w:type="dxa" w:w="1987"/>
+          </w:tcPr>
+          <w:p>
+            <w:pPr>
+              <w:jc w:val="left"/>
+            </w:pPr>
+            <w:r>
+              <w:rPr>
+                <w:rFonts w:ascii="TimeNewRoman" w:hAnsi="TimeNewRoman"/>
+                <w:sz w:val="30"/>
+              </w:rPr>
+              <w:t>3×4=</w:t>
+            </w:r>
+          </w:p>
+        </w:tc>
+        <w:tc>
+          <w:tcPr>
+            <w:tcW w:type="dxa" w:w="1987"/>
+          </w:tcPr>
+          <w:p>
+            <w:pPr>
+              <w:jc w:val="left"/>
+            </w:pPr>
+            <w:r>
+              <w:rPr>
+                <w:rFonts w:ascii="TimeNewRoman" w:hAnsi="TimeNewRoman"/>
+                <w:sz w:val="30"/>
+              </w:rPr>
+              <w:t>91-82=</w:t>
+            </w:r>
+          </w:p>
+        </w:tc>
+        <w:tc>
+          <w:tcPr>
+            <w:tcW w:type="dxa" w:w="1987"/>
+          </w:tcPr>
+          <w:p>
+            <w:pPr>
+              <w:jc w:val="left"/>
+            </w:pPr>
+            <w:r>
+              <w:rPr>
+                <w:rFonts w:ascii="TimeNewRoman" w:hAnsi="TimeNewRoman"/>
+                <w:sz w:val="30"/>
+              </w:rPr>
+              <w:t>6×3=</w:t>
+            </w:r>
+          </w:p>
+        </w:tc>
+        <w:tc>
+          <w:tcPr>
+            <w:tcW w:type="dxa" w:w="1987"/>
+          </w:tcPr>
+          <w:p>
+            <w:pPr>
+              <w:jc w:val="left"/>
+            </w:pPr>
+            <w:r>
+              <w:rPr>
+                <w:rFonts w:ascii="TimeNewRoman" w:hAnsi="TimeNewRoman"/>
+                <w:sz w:val="30"/>
+              </w:rPr>
+              <w:t>34+68-6=</w:t>
+            </w:r>
+          </w:p>
+        </w:tc>
+      </w:tr>
+      <w:tr>
+        <w:tc>
+          <w:tcPr>
+            <w:tcW w:type="dxa" w:w="1987"/>
+          </w:tcPr>
+          <w:p>
+            <w:pPr>
+              <w:jc w:val="left"/>
+            </w:pPr>
+            <w:r>
+              <w:rPr>
+                <w:rFonts w:ascii="TimeNewRoman" w:hAnsi="TimeNewRoman"/>
+                <w:sz w:val="30"/>
+              </w:rPr>
+              <w:t>56-40=</w:t>
+            </w:r>
+          </w:p>
+        </w:tc>
+        <w:tc>
+          <w:tcPr>
+            <w:tcW w:type="dxa" w:w="1987"/>
+          </w:tcPr>
+          <w:p>
+            <w:pPr>
+              <w:jc w:val="left"/>
+            </w:pPr>
+            <w:r>
+              <w:rPr>
+                <w:rFonts w:ascii="TimeNewRoman" w:hAnsi="TimeNewRoman"/>
+                <w:sz w:val="30"/>
+              </w:rPr>
+              <w:t>4×2=</w:t>
+            </w:r>
+          </w:p>
+        </w:tc>
+        <w:tc>
+          <w:tcPr>
+            <w:tcW w:type="dxa" w:w="1987"/>
+          </w:tcPr>
+          <w:p>
+            <w:pPr>
+              <w:jc w:val="left"/>
+            </w:pPr>
+            <w:r>
+              <w:rPr>
+                <w:rFonts w:ascii="TimeNewRoman" w:hAnsi="TimeNewRoman"/>
+                <w:sz w:val="30"/>
+              </w:rPr>
+              <w:t>3×6=</w:t>
+            </w:r>
+          </w:p>
+        </w:tc>
+        <w:tc>
+          <w:tcPr>
+            <w:tcW w:type="dxa" w:w="1987"/>
+          </w:tcPr>
+          <w:p>
+            <w:pPr>
+              <w:jc w:val="left"/>
+            </w:pPr>
+            <w:r>
+              <w:rPr>
+                <w:rFonts w:ascii="TimeNewRoman" w:hAnsi="TimeNewRoman"/>
+                <w:sz w:val="30"/>
+              </w:rPr>
+              <w:t>7+39-27=</w:t>
+            </w:r>
+          </w:p>
+        </w:tc>
+        <w:tc>
+          <w:tcPr>
+            <w:tcW w:type="dxa" w:w="1987"/>
+          </w:tcPr>
+          <w:p>
+            <w:pPr>
+              <w:jc w:val="left"/>
+            </w:pPr>
+            <w:r>
+              <w:rPr>
+                <w:rFonts w:ascii="TimeNewRoman" w:hAnsi="TimeNewRoman"/>
+                <w:sz w:val="30"/>
+              </w:rPr>
+              <w:t>12÷6=</w:t>
+            </w:r>
+          </w:p>
+        </w:tc>
+      </w:tr>
+      <w:tr>
+        <w:tc>
+          <w:tcPr>
+            <w:tcW w:type="dxa" w:w="1987"/>
+          </w:tcPr>
+          <w:p>
+            <w:pPr>
+              <w:jc w:val="left"/>
+            </w:pPr>
+            <w:r>
+              <w:rPr>
+                <w:rFonts w:ascii="TimeNewRoman" w:hAnsi="TimeNewRoman"/>
+                <w:sz w:val="30"/>
+              </w:rPr>
+              <w:t>7+59=</w:t>
+            </w:r>
+          </w:p>
+        </w:tc>
+        <w:tc>
+          <w:tcPr>
+            <w:tcW w:type="dxa" w:w="1987"/>
+          </w:tcPr>
+          <w:p>
+            <w:pPr>
+              <w:jc w:val="left"/>
+            </w:pPr>
+            <w:r>
+              <w:rPr>
+                <w:rFonts w:ascii="TimeNewRoman" w:hAnsi="TimeNewRoman"/>
+                <w:sz w:val="30"/>
+              </w:rPr>
+              <w:t>6+59+4=</w:t>
+            </w:r>
+          </w:p>
+        </w:tc>
+        <w:tc>
+          <w:tcPr>
+            <w:tcW w:type="dxa" w:w="1987"/>
+          </w:tcPr>
+          <w:p>
+            <w:pPr>
+              <w:jc w:val="left"/>
+            </w:pPr>
+            <w:r>
+              <w:rPr>
+                <w:rFonts w:ascii="TimeNewRoman" w:hAnsi="TimeNewRoman"/>
+                <w:sz w:val="30"/>
+              </w:rPr>
+              <w:t>6×4=</w:t>
+            </w:r>
+          </w:p>
+        </w:tc>
+        <w:tc>
+          <w:tcPr>
+            <w:tcW w:type="dxa" w:w="1987"/>
+          </w:tcPr>
+          <w:p>
+            <w:pPr>
+              <w:jc w:val="left"/>
+            </w:pPr>
+            <w:r>
+              <w:rPr>
+                <w:rFonts w:ascii="TimeNewRoman" w:hAnsi="TimeNewRoman"/>
+                <w:sz w:val="30"/>
+              </w:rPr>
+              <w:t>9×8+48=</w:t>
+            </w:r>
+          </w:p>
+        </w:tc>
+        <w:tc>
+          <w:tcPr>
+            <w:tcW w:type="dxa" w:w="1987"/>
+          </w:tcPr>
+          <w:p>
+            <w:pPr>
+              <w:jc w:val="left"/>
+            </w:pPr>
+            <w:r>
+              <w:rPr>
+                <w:rFonts w:ascii="TimeNewRoman" w:hAnsi="TimeNewRoman"/>
+                <w:sz w:val="30"/>
+              </w:rPr>
+              <w:t>86+62-8=</w:t>
+            </w:r>
+          </w:p>
+        </w:tc>
+      </w:tr>
+      <w:tr>
+        <w:tc>
+          <w:tcPr>
+            <w:tcW w:type="dxa" w:w="1987"/>
+          </w:tcPr>
+          <w:p>
+            <w:pPr>
+              <w:jc w:val="left"/>
+            </w:pPr>
+            <w:r>
+              <w:rPr>
+                <w:rFonts w:ascii="TimeNewRoman" w:hAnsi="TimeNewRoman"/>
+                <w:sz w:val="30"/>
+              </w:rPr>
+              <w:t>44+80-77=</w:t>
+            </w:r>
+          </w:p>
+        </w:tc>
+        <w:tc>
+          <w:tcPr>
+            <w:tcW w:type="dxa" w:w="1987"/>
+          </w:tcPr>
+          <w:p>
+            <w:pPr>
+              <w:jc w:val="left"/>
+            </w:pPr>
+            <w:r>
+              <w:rPr>
+                <w:rFonts w:ascii="TimeNewRoman" w:hAnsi="TimeNewRoman"/>
+                <w:sz w:val="30"/>
+              </w:rPr>
+              <w:t>66+76+79=</w:t>
+            </w:r>
+          </w:p>
+        </w:tc>
+        <w:tc>
+          <w:tcPr>
+            <w:tcW w:type="dxa" w:w="1987"/>
+          </w:tcPr>
+          <w:p>
+            <w:pPr>
+              <w:jc w:val="left"/>
+            </w:pPr>
+            <w:r>
+              <w:rPr>
+                <w:rFonts w:ascii="TimeNewRoman" w:hAnsi="TimeNewRoman"/>
+                <w:sz w:val="30"/>
+              </w:rPr>
+              <w:t>68-34=</w:t>
+            </w:r>
+          </w:p>
+        </w:tc>
+        <w:tc>
+          <w:tcPr>
+            <w:tcW w:type="dxa" w:w="1987"/>
+          </w:tcPr>
+          <w:p>
+            <w:pPr>
+              <w:jc w:val="left"/>
+            </w:pPr>
+            <w:r>
+              <w:rPr>
+                <w:rFonts w:ascii="TimeNewRoman" w:hAnsi="TimeNewRoman"/>
+                <w:sz w:val="30"/>
+              </w:rPr>
+              <w:t>3×1=</w:t>
+            </w:r>
+          </w:p>
+        </w:tc>
+        <w:tc>
+          <w:tcPr>
+            <w:tcW w:type="dxa" w:w="1987"/>
+          </w:tcPr>
+          <w:p>
+            <w:pPr>
+              <w:jc w:val="left"/>
+            </w:pPr>
+            <w:r>
+              <w:rPr>
+                <w:rFonts w:ascii="TimeNewRoman" w:hAnsi="TimeNewRoman"/>
+                <w:sz w:val="30"/>
+              </w:rPr>
+              <w:t>4×3=</w:t>
+            </w:r>
+          </w:p>
+        </w:tc>
+      </w:tr>
+      <w:tr>
+        <w:tc>
+          <w:tcPr>
+            <w:tcW w:type="dxa" w:w="1987"/>
+          </w:tcPr>
+          <w:p>
+            <w:pPr>
+              <w:jc w:val="left"/>
+            </w:pPr>
+            <w:r>
+              <w:rPr>
+                <w:rFonts w:ascii="TimeNewRoman" w:hAnsi="TimeNewRoman"/>
+                <w:sz w:val="30"/>
+              </w:rPr>
+              <w:t>52+52+99=</w:t>
+            </w:r>
+          </w:p>
+        </w:tc>
+        <w:tc>
+          <w:tcPr>
+            <w:tcW w:type="dxa" w:w="1987"/>
+          </w:tcPr>
+          <w:p>
+            <w:pPr>
+              <w:jc w:val="left"/>
+            </w:pPr>
+            <w:r>
+              <w:rPr>
+                <w:rFonts w:ascii="TimeNewRoman" w:hAnsi="TimeNewRoman"/>
+                <w:sz w:val="30"/>
+              </w:rPr>
+              <w:t>2×8=</w:t>
+            </w:r>
+          </w:p>
+        </w:tc>
+        <w:tc>
+          <w:tcPr>
+            <w:tcW w:type="dxa" w:w="1987"/>
+          </w:tcPr>
+          <w:p>
+            <w:pPr>
+              <w:jc w:val="left"/>
+            </w:pPr>
+            <w:r>
+              <w:rPr>
+                <w:rFonts w:ascii="TimeNewRoman" w:hAnsi="TimeNewRoman"/>
+                <w:sz w:val="30"/>
+              </w:rPr>
+              <w:t>5×8-5=</w:t>
+            </w:r>
+          </w:p>
+        </w:tc>
+        <w:tc>
+          <w:tcPr>
+            <w:tcW w:type="dxa" w:w="1987"/>
+          </w:tcPr>
+          <w:p>
+            <w:pPr>
+              <w:jc w:val="left"/>
+            </w:pPr>
+            <w:r>
+              <w:rPr>
+                <w:rFonts w:ascii="TimeNewRoman" w:hAnsi="TimeNewRoman"/>
+                <w:sz w:val="30"/>
+              </w:rPr>
+              <w:t>15+14=</w:t>
+            </w:r>
+          </w:p>
+        </w:tc>
+        <w:tc>
+          <w:tcPr>
+            <w:tcW w:type="dxa" w:w="1987"/>
+          </w:tcPr>
+          <w:p>
+            <w:pPr>
+              <w:jc w:val="left"/>
+            </w:pPr>
+            <w:r>
+              <w:rPr>
+                <w:rFonts w:ascii="TimeNewRoman" w:hAnsi="TimeNewRoman"/>
+                <w:sz w:val="30"/>
+              </w:rPr>
+              <w:t>20+56+58=</w:t>
+            </w:r>
+          </w:p>
+        </w:tc>
+      </w:tr>
+      <w:tr>
+        <w:tc>
+          <w:tcPr>
+            <w:tcW w:type="dxa" w:w="1987"/>
+          </w:tcPr>
+          <w:p>
+            <w:pPr>
+              <w:jc w:val="left"/>
+            </w:pPr>
+            <w:r>
+              <w:rPr>
+                <w:rFonts w:ascii="TimeNewRoman" w:hAnsi="TimeNewRoman"/>
+                <w:sz w:val="30"/>
+              </w:rPr>
+              <w:t>60+23=</w:t>
+            </w:r>
+          </w:p>
+        </w:tc>
+        <w:tc>
+          <w:tcPr>
+            <w:tcW w:type="dxa" w:w="1987"/>
+          </w:tcPr>
+          <w:p>
+            <w:pPr>
+              <w:jc w:val="left"/>
+            </w:pPr>
+            <w:r>
+              <w:rPr>
+                <w:rFonts w:ascii="TimeNewRoman" w:hAnsi="TimeNewRoman"/>
+                <w:sz w:val="30"/>
+              </w:rPr>
+              <w:t>7×8=</w:t>
+            </w:r>
+          </w:p>
+        </w:tc>
+        <w:tc>
+          <w:tcPr>
+            <w:tcW w:type="dxa" w:w="1987"/>
+          </w:tcPr>
+          <w:p>
+            <w:pPr>
+              <w:jc w:val="left"/>
+            </w:pPr>
+            <w:r>
+              <w:rPr>
+                <w:rFonts w:ascii="TimeNewRoman" w:hAnsi="TimeNewRoman"/>
+                <w:sz w:val="30"/>
+              </w:rPr>
+              <w:t>10+47+70=</w:t>
+            </w:r>
+          </w:p>
+        </w:tc>
         <w:tc>
           <w:tcPr>
             <w:tcW w:type="dxa" w:w="1987"/>
@@ -1362,406 +1761,7 @@
                 <w:rFonts w:ascii="TimeNewRoman" w:hAnsi="TimeNewRoman"/>
                 <w:sz w:val="30"/>
               </w:rPr>
-              <w:t>85-68=</w:t>
-            </w:r>
-          </w:p>
-        </w:tc>
-        <w:tc>
-          <w:tcPr>
-            <w:tcW w:type="dxa" w:w="1987"/>
-          </w:tcPr>
-          <w:p>
-            <w:pPr>
-              <w:jc w:val="left"/>
-            </w:pPr>
-            <w:r>
-              <w:rPr>
-                <w:rFonts w:ascii="TimeNewRoman" w:hAnsi="TimeNewRoman"/>
-                <w:sz w:val="30"/>
-              </w:rPr>
-              <w:t>8×2+70=</w:t>
-            </w:r>
-          </w:p>
-        </w:tc>
-        <w:tc>
-          <w:tcPr>
-            <w:tcW w:type="dxa" w:w="1987"/>
-          </w:tcPr>
-          <w:p>
-            <w:pPr>
-              <w:jc w:val="left"/>
-            </w:pPr>
-            <w:r>
-              <w:rPr>
-                <w:rFonts w:ascii="TimeNewRoman" w:hAnsi="TimeNewRoman"/>
-                <w:sz w:val="30"/>
-              </w:rPr>
-              <w:t>19-10=</w:t>
-            </w:r>
-          </w:p>
-        </w:tc>
-        <w:tc>
-          <w:tcPr>
-            <w:tcW w:type="dxa" w:w="1987"/>
-          </w:tcPr>
-          <w:p>
-            <w:pPr>
-              <w:jc w:val="left"/>
-            </w:pPr>
-            <w:r>
-              <w:rPr>
-                <w:rFonts w:ascii="TimeNewRoman" w:hAnsi="TimeNewRoman"/>
-                <w:sz w:val="30"/>
-              </w:rPr>
-              <w:t>8×6=</w:t>
-            </w:r>
-          </w:p>
-        </w:tc>
-      </w:tr>
-      <w:tr>
-        <w:tc>
-          <w:tcPr>
-            <w:tcW w:type="dxa" w:w="1987"/>
-          </w:tcPr>
-          <w:p>
-            <w:pPr>
-              <w:jc w:val="left"/>
-            </w:pPr>
-            <w:r>
-              <w:rPr>
-                <w:rFonts w:ascii="TimeNewRoman" w:hAnsi="TimeNewRoman"/>
-                <w:sz w:val="30"/>
-              </w:rPr>
-              <w:t>74-17=</w:t>
-            </w:r>
-          </w:p>
-        </w:tc>
-        <w:tc>
-          <w:tcPr>
-            <w:tcW w:type="dxa" w:w="1987"/>
-          </w:tcPr>
-          <w:p>
-            <w:pPr>
-              <w:jc w:val="left"/>
-            </w:pPr>
-            <w:r>
-              <w:rPr>
-                <w:rFonts w:ascii="TimeNewRoman" w:hAnsi="TimeNewRoman"/>
-                <w:sz w:val="30"/>
-              </w:rPr>
-              <w:t>4×1=</w:t>
-            </w:r>
-          </w:p>
-        </w:tc>
-        <w:tc>
-          <w:tcPr>
-            <w:tcW w:type="dxa" w:w="1987"/>
-          </w:tcPr>
-          <w:p>
-            <w:pPr>
-              <w:jc w:val="left"/>
-            </w:pPr>
-            <w:r>
-              <w:rPr>
-                <w:rFonts w:ascii="TimeNewRoman" w:hAnsi="TimeNewRoman"/>
-                <w:sz w:val="30"/>
-              </w:rPr>
-              <w:t>91-42=</w:t>
-            </w:r>
-          </w:p>
-        </w:tc>
-        <w:tc>
-          <w:tcPr>
-            <w:tcW w:type="dxa" w:w="1987"/>
-          </w:tcPr>
-          <w:p>
-            <w:pPr>
-              <w:jc w:val="left"/>
-            </w:pPr>
-            <w:r>
-              <w:rPr>
-                <w:rFonts w:ascii="TimeNewRoman" w:hAnsi="TimeNewRoman"/>
-                <w:sz w:val="30"/>
-              </w:rPr>
-              <w:t>7×6-23=</w:t>
-            </w:r>
-          </w:p>
-        </w:tc>
-        <w:tc>
-          <w:tcPr>
-            <w:tcW w:type="dxa" w:w="1987"/>
-          </w:tcPr>
-          <w:p>
-            <w:pPr>
-              <w:jc w:val="left"/>
-            </w:pPr>
-            <w:r>
-              <w:rPr>
-                <w:rFonts w:ascii="TimeNewRoman" w:hAnsi="TimeNewRoman"/>
-                <w:sz w:val="30"/>
-              </w:rPr>
-              <w:t>65+33=</w:t>
-            </w:r>
-          </w:p>
-        </w:tc>
-      </w:tr>
-      <w:tr>
-        <w:tc>
-          <w:tcPr>
-            <w:tcW w:type="dxa" w:w="1987"/>
-          </w:tcPr>
-          <w:p>
-            <w:pPr>
-              <w:jc w:val="left"/>
-            </w:pPr>
-            <w:r>
-              <w:rPr>
-                <w:rFonts w:ascii="TimeNewRoman" w:hAnsi="TimeNewRoman"/>
-                <w:sz w:val="30"/>
-              </w:rPr>
-              <w:t>5×1=</w:t>
-            </w:r>
-          </w:p>
-        </w:tc>
-        <w:tc>
-          <w:tcPr>
-            <w:tcW w:type="dxa" w:w="1987"/>
-          </w:tcPr>
-          <w:p>
-            <w:pPr>
-              <w:jc w:val="left"/>
-            </w:pPr>
-            <w:r>
-              <w:rPr>
-                <w:rFonts w:ascii="TimeNewRoman" w:hAnsi="TimeNewRoman"/>
-                <w:sz w:val="30"/>
-              </w:rPr>
-              <w:t>66+21=</w:t>
-            </w:r>
-          </w:p>
-        </w:tc>
-        <w:tc>
-          <w:tcPr>
-            <w:tcW w:type="dxa" w:w="1987"/>
-          </w:tcPr>
-          <w:p>
-            <w:pPr>
-              <w:jc w:val="left"/>
-            </w:pPr>
-            <w:r>
-              <w:rPr>
-                <w:rFonts w:ascii="TimeNewRoman" w:hAnsi="TimeNewRoman"/>
-                <w:sz w:val="30"/>
-              </w:rPr>
-              <w:t>36+54-30=</w:t>
-            </w:r>
-          </w:p>
-        </w:tc>
-        <w:tc>
-          <w:tcPr>
-            <w:tcW w:type="dxa" w:w="1987"/>
-          </w:tcPr>
-          <w:p>
-            <w:pPr>
-              <w:jc w:val="left"/>
-            </w:pPr>
-            <w:r>
-              <w:rPr>
-                <w:rFonts w:ascii="TimeNewRoman" w:hAnsi="TimeNewRoman"/>
-                <w:sz w:val="30"/>
-              </w:rPr>
-              <w:t>7×9=</w:t>
-            </w:r>
-          </w:p>
-        </w:tc>
-        <w:tc>
-          <w:tcPr>
-            <w:tcW w:type="dxa" w:w="1987"/>
-          </w:tcPr>
-          <w:p>
-            <w:pPr>
-              <w:jc w:val="left"/>
-            </w:pPr>
-            <w:r>
-              <w:rPr>
-                <w:rFonts w:ascii="TimeNewRoman" w:hAnsi="TimeNewRoman"/>
-                <w:sz w:val="30"/>
-              </w:rPr>
-              <w:t>2×8=</w:t>
-            </w:r>
-          </w:p>
-        </w:tc>
-      </w:tr>
-      <w:tr>
-        <w:tc>
-          <w:tcPr>
-            <w:tcW w:type="dxa" w:w="1987"/>
-          </w:tcPr>
-          <w:p>
-            <w:pPr>
-              <w:jc w:val="left"/>
-            </w:pPr>
-            <w:r>
-              <w:rPr>
-                <w:rFonts w:ascii="TimeNewRoman" w:hAnsi="TimeNewRoman"/>
-                <w:sz w:val="30"/>
-              </w:rPr>
-              <w:t>5×9=</w:t>
-            </w:r>
-          </w:p>
-        </w:tc>
-        <w:tc>
-          <w:tcPr>
-            <w:tcW w:type="dxa" w:w="1987"/>
-          </w:tcPr>
-          <w:p>
-            <w:pPr>
-              <w:jc w:val="left"/>
-            </w:pPr>
-            <w:r>
-              <w:rPr>
-                <w:rFonts w:ascii="TimeNewRoman" w:hAnsi="TimeNewRoman"/>
-                <w:sz w:val="30"/>
-              </w:rPr>
-              <w:t>1+70=</w:t>
-            </w:r>
-          </w:p>
-        </w:tc>
-        <w:tc>
-          <w:tcPr>
-            <w:tcW w:type="dxa" w:w="1987"/>
-          </w:tcPr>
-          <w:p>
-            <w:pPr>
-              <w:jc w:val="left"/>
-            </w:pPr>
-            <w:r>
-              <w:rPr>
-                <w:rFonts w:ascii="TimeNewRoman" w:hAnsi="TimeNewRoman"/>
-                <w:sz w:val="30"/>
-              </w:rPr>
-              <w:t>1×3=</w:t>
-            </w:r>
-          </w:p>
-        </w:tc>
-        <w:tc>
-          <w:tcPr>
-            <w:tcW w:type="dxa" w:w="1987"/>
-          </w:tcPr>
-          <w:p>
-            <w:pPr>
-              <w:jc w:val="left"/>
-            </w:pPr>
-            <w:r>
-              <w:rPr>
-                <w:rFonts w:ascii="TimeNewRoman" w:hAnsi="TimeNewRoman"/>
-                <w:sz w:val="30"/>
-              </w:rPr>
-              <w:t>7×1=</w:t>
-            </w:r>
-          </w:p>
-        </w:tc>
-        <w:tc>
-          <w:tcPr>
-            <w:tcW w:type="dxa" w:w="1987"/>
-          </w:tcPr>
-          <w:p>
-            <w:pPr>
-              <w:jc w:val="left"/>
-            </w:pPr>
-            <w:r>
-              <w:rPr>
-                <w:rFonts w:ascii="TimeNewRoman" w:hAnsi="TimeNewRoman"/>
-                <w:sz w:val="30"/>
-              </w:rPr>
-              <w:t>3×4=</w:t>
-            </w:r>
-          </w:p>
-        </w:tc>
-      </w:tr>
-      <w:tr>
-        <w:tc>
-          <w:tcPr>
-            <w:tcW w:type="dxa" w:w="1987"/>
-          </w:tcPr>
-          <w:p>
-            <w:pPr>
-              <w:jc w:val="left"/>
-            </w:pPr>
-            <w:r>
-              <w:rPr>
-                <w:rFonts w:ascii="TimeNewRoman" w:hAnsi="TimeNewRoman"/>
-                <w:sz w:val="30"/>
-              </w:rPr>
-              <w:t>40-4=</w:t>
-            </w:r>
-          </w:p>
-        </w:tc>
-        <w:tc>
-          <w:tcPr>
-            <w:tcW w:type="dxa" w:w="1987"/>
-          </w:tcPr>
-          <w:p>
-            <w:pPr>
-              <w:jc w:val="left"/>
-            </w:pPr>
-            <w:r>
-              <w:rPr>
-                <w:rFonts w:ascii="TimeNewRoman" w:hAnsi="TimeNewRoman"/>
-                <w:sz w:val="30"/>
-              </w:rPr>
-              <w:t>4×3=</w:t>
-            </w:r>
-          </w:p>
-        </w:tc>
-        <w:tc>
-          <w:tcPr>
-            <w:tcW w:type="dxa" w:w="1987"/>
-          </w:tcPr>
-          <w:p>
-            <w:pPr>
-              <w:jc w:val="left"/>
-            </w:pPr>
-            <w:r>
-              <w:rPr>
-                <w:rFonts w:ascii="TimeNewRoman" w:hAnsi="TimeNewRoman"/>
-                <w:sz w:val="30"/>
-              </w:rPr>
-              <w:t>19+93+32=</w:t>
-            </w:r>
-          </w:p>
-        </w:tc>
-        <w:tc>
-          <w:tcPr>
-            <w:tcW w:type="dxa" w:w="1987"/>
-          </w:tcPr>
-          <w:p>
-            <w:pPr>
-              <w:jc w:val="left"/>
-            </w:pPr>
-            <w:r>
-              <w:rPr>
-                <w:rFonts w:ascii="TimeNewRoman" w:hAnsi="TimeNewRoman"/>
-                <w:sz w:val="30"/>
-              </w:rPr>
-              <w:t>3×7=</w:t>
-            </w:r>
-          </w:p>
-        </w:tc>
-        <w:tc>
-          <w:tcPr>
-            <w:tcW w:type="dxa" w:w="1987"/>
-          </w:tcPr>
-          <w:p>
-            <w:pPr>
-              <w:jc w:val="left"/>
-            </w:pPr>
-            <w:r>
-              <w:rPr>
-                <w:rFonts w:ascii="TimeNewRoman" w:hAnsi="TimeNewRoman"/>
-                <w:sz w:val="30"/>
-              </w:rPr>
-              <w:t>18÷3=</w:t>
+              <w:t>5×3=</w:t>
             </w:r>
           </w:p>
         </w:tc>

--- a/mixed.docx
+++ b/mixed.docx
@@ -11,7 +11,7 @@
           <w:rFonts w:ascii="Arial" w:hAnsi="Arial"/>
           <w:sz w:val="30"/>
         </w:rPr>
-        <w:t>2026-09-23 Wednesday</w:t>
+        <w:t>2026-09-24 Thursday</w:t>
       </w:r>
     </w:p>
     <w:tbl>
@@ -40,7 +40,7 @@
                 <w:rFonts w:ascii="TimeNewRoman" w:hAnsi="TimeNewRoman"/>
                 <w:sz w:val="30"/>
               </w:rPr>
-              <w:t>13+52=</w:t>
+              <w:t>20÷4=</w:t>
             </w:r>
           </w:p>
         </w:tc>
@@ -57,7 +57,7 @@
                 <w:rFonts w:ascii="TimeNewRoman" w:hAnsi="TimeNewRoman"/>
                 <w:sz w:val="30"/>
               </w:rPr>
-              <w:t>76+9+57=</w:t>
+              <w:t>2×7=</w:t>
             </w:r>
           </w:p>
         </w:tc>
@@ -74,7 +74,669 @@
                 <w:rFonts w:ascii="TimeNewRoman" w:hAnsi="TimeNewRoman"/>
                 <w:sz w:val="30"/>
               </w:rPr>
-              <w:t>4×8+68=</w:t>
+              <w:t>24÷8=</w:t>
+            </w:r>
+          </w:p>
+        </w:tc>
+        <w:tc>
+          <w:tcPr>
+            <w:tcW w:type="dxa" w:w="1987"/>
+          </w:tcPr>
+          <w:p>
+            <w:pPr>
+              <w:jc w:val="left"/>
+            </w:pPr>
+            <w:r>
+              <w:rPr>
+                <w:rFonts w:ascii="TimeNewRoman" w:hAnsi="TimeNewRoman"/>
+                <w:sz w:val="30"/>
+              </w:rPr>
+              <w:t>75-58=</w:t>
+            </w:r>
+          </w:p>
+        </w:tc>
+        <w:tc>
+          <w:tcPr>
+            <w:tcW w:type="dxa" w:w="1987"/>
+          </w:tcPr>
+          <w:p>
+            <w:pPr>
+              <w:jc w:val="left"/>
+            </w:pPr>
+            <w:r>
+              <w:rPr>
+                <w:rFonts w:ascii="TimeNewRoman" w:hAnsi="TimeNewRoman"/>
+                <w:sz w:val="30"/>
+              </w:rPr>
+              <w:t>7×8=</w:t>
+            </w:r>
+          </w:p>
+        </w:tc>
+      </w:tr>
+      <w:tr>
+        <w:tc>
+          <w:tcPr>
+            <w:tcW w:type="dxa" w:w="1987"/>
+          </w:tcPr>
+          <w:p>
+            <w:pPr>
+              <w:jc w:val="left"/>
+            </w:pPr>
+            <w:r>
+              <w:rPr>
+                <w:rFonts w:ascii="TimeNewRoman" w:hAnsi="TimeNewRoman"/>
+                <w:sz w:val="30"/>
+              </w:rPr>
+              <w:t>6×6+48=</w:t>
+            </w:r>
+          </w:p>
+        </w:tc>
+        <w:tc>
+          <w:tcPr>
+            <w:tcW w:type="dxa" w:w="1987"/>
+          </w:tcPr>
+          <w:p>
+            <w:pPr>
+              <w:jc w:val="left"/>
+            </w:pPr>
+            <w:r>
+              <w:rPr>
+                <w:rFonts w:ascii="TimeNewRoman" w:hAnsi="TimeNewRoman"/>
+                <w:sz w:val="30"/>
+              </w:rPr>
+              <w:t>8+92-5=</w:t>
+            </w:r>
+          </w:p>
+        </w:tc>
+        <w:tc>
+          <w:tcPr>
+            <w:tcW w:type="dxa" w:w="1987"/>
+          </w:tcPr>
+          <w:p>
+            <w:pPr>
+              <w:jc w:val="left"/>
+            </w:pPr>
+            <w:r>
+              <w:rPr>
+                <w:rFonts w:ascii="TimeNewRoman" w:hAnsi="TimeNewRoman"/>
+                <w:sz w:val="30"/>
+              </w:rPr>
+              <w:t>73-18=</w:t>
+            </w:r>
+          </w:p>
+        </w:tc>
+        <w:tc>
+          <w:tcPr>
+            <w:tcW w:type="dxa" w:w="1987"/>
+          </w:tcPr>
+          <w:p>
+            <w:pPr>
+              <w:jc w:val="left"/>
+            </w:pPr>
+            <w:r>
+              <w:rPr>
+                <w:rFonts w:ascii="TimeNewRoman" w:hAnsi="TimeNewRoman"/>
+                <w:sz w:val="30"/>
+              </w:rPr>
+              <w:t>5×2-7=</w:t>
+            </w:r>
+          </w:p>
+        </w:tc>
+        <w:tc>
+          <w:tcPr>
+            <w:tcW w:type="dxa" w:w="1987"/>
+          </w:tcPr>
+          <w:p>
+            <w:pPr>
+              <w:jc w:val="left"/>
+            </w:pPr>
+            <w:r>
+              <w:rPr>
+                <w:rFonts w:ascii="TimeNewRoman" w:hAnsi="TimeNewRoman"/>
+                <w:sz w:val="30"/>
+              </w:rPr>
+              <w:t>78-53=</w:t>
+            </w:r>
+          </w:p>
+        </w:tc>
+      </w:tr>
+      <w:tr>
+        <w:tc>
+          <w:tcPr>
+            <w:tcW w:type="dxa" w:w="1987"/>
+          </w:tcPr>
+          <w:p>
+            <w:pPr>
+              <w:jc w:val="left"/>
+            </w:pPr>
+            <w:r>
+              <w:rPr>
+                <w:rFonts w:ascii="TimeNewRoman" w:hAnsi="TimeNewRoman"/>
+                <w:sz w:val="30"/>
+              </w:rPr>
+              <w:t>5×9=</w:t>
+            </w:r>
+          </w:p>
+        </w:tc>
+        <w:tc>
+          <w:tcPr>
+            <w:tcW w:type="dxa" w:w="1987"/>
+          </w:tcPr>
+          <w:p>
+            <w:pPr>
+              <w:jc w:val="left"/>
+            </w:pPr>
+            <w:r>
+              <w:rPr>
+                <w:rFonts w:ascii="TimeNewRoman" w:hAnsi="TimeNewRoman"/>
+                <w:sz w:val="30"/>
+              </w:rPr>
+              <w:t>2×7-10=</w:t>
+            </w:r>
+          </w:p>
+        </w:tc>
+        <w:tc>
+          <w:tcPr>
+            <w:tcW w:type="dxa" w:w="1987"/>
+          </w:tcPr>
+          <w:p>
+            <w:pPr>
+              <w:jc w:val="left"/>
+            </w:pPr>
+            <w:r>
+              <w:rPr>
+                <w:rFonts w:ascii="TimeNewRoman" w:hAnsi="TimeNewRoman"/>
+                <w:sz w:val="30"/>
+              </w:rPr>
+              <w:t>77+41-23=</w:t>
+            </w:r>
+          </w:p>
+        </w:tc>
+        <w:tc>
+          <w:tcPr>
+            <w:tcW w:type="dxa" w:w="1987"/>
+          </w:tcPr>
+          <w:p>
+            <w:pPr>
+              <w:jc w:val="left"/>
+            </w:pPr>
+            <w:r>
+              <w:rPr>
+                <w:rFonts w:ascii="TimeNewRoman" w:hAnsi="TimeNewRoman"/>
+                <w:sz w:val="30"/>
+              </w:rPr>
+              <w:t>81+10=</w:t>
+            </w:r>
+          </w:p>
+        </w:tc>
+        <w:tc>
+          <w:tcPr>
+            <w:tcW w:type="dxa" w:w="1987"/>
+          </w:tcPr>
+          <w:p>
+            <w:pPr>
+              <w:jc w:val="left"/>
+            </w:pPr>
+            <w:r>
+              <w:rPr>
+                <w:rFonts w:ascii="TimeNewRoman" w:hAnsi="TimeNewRoman"/>
+                <w:sz w:val="30"/>
+              </w:rPr>
+              <w:t>21+46=</w:t>
+            </w:r>
+          </w:p>
+        </w:tc>
+      </w:tr>
+      <w:tr>
+        <w:tc>
+          <w:tcPr>
+            <w:tcW w:type="dxa" w:w="1987"/>
+          </w:tcPr>
+          <w:p>
+            <w:pPr>
+              <w:jc w:val="left"/>
+            </w:pPr>
+            <w:r>
+              <w:rPr>
+                <w:rFonts w:ascii="TimeNewRoman" w:hAnsi="TimeNewRoman"/>
+                <w:sz w:val="30"/>
+              </w:rPr>
+              <w:t>9×8+11=</w:t>
+            </w:r>
+          </w:p>
+        </w:tc>
+        <w:tc>
+          <w:tcPr>
+            <w:tcW w:type="dxa" w:w="1987"/>
+          </w:tcPr>
+          <w:p>
+            <w:pPr>
+              <w:jc w:val="left"/>
+            </w:pPr>
+            <w:r>
+              <w:rPr>
+                <w:rFonts w:ascii="TimeNewRoman" w:hAnsi="TimeNewRoman"/>
+                <w:sz w:val="30"/>
+              </w:rPr>
+              <w:t>3×5=</w:t>
+            </w:r>
+          </w:p>
+        </w:tc>
+        <w:tc>
+          <w:tcPr>
+            <w:tcW w:type="dxa" w:w="1987"/>
+          </w:tcPr>
+          <w:p>
+            <w:pPr>
+              <w:jc w:val="left"/>
+            </w:pPr>
+            <w:r>
+              <w:rPr>
+                <w:rFonts w:ascii="TimeNewRoman" w:hAnsi="TimeNewRoman"/>
+                <w:sz w:val="30"/>
+              </w:rPr>
+              <w:t>81÷9=</w:t>
+            </w:r>
+          </w:p>
+        </w:tc>
+        <w:tc>
+          <w:tcPr>
+            <w:tcW w:type="dxa" w:w="1987"/>
+          </w:tcPr>
+          <w:p>
+            <w:pPr>
+              <w:jc w:val="left"/>
+            </w:pPr>
+            <w:r>
+              <w:rPr>
+                <w:rFonts w:ascii="TimeNewRoman" w:hAnsi="TimeNewRoman"/>
+                <w:sz w:val="30"/>
+              </w:rPr>
+              <w:t>47+47-67=</w:t>
+            </w:r>
+          </w:p>
+        </w:tc>
+        <w:tc>
+          <w:tcPr>
+            <w:tcW w:type="dxa" w:w="1987"/>
+          </w:tcPr>
+          <w:p>
+            <w:pPr>
+              <w:jc w:val="left"/>
+            </w:pPr>
+            <w:r>
+              <w:rPr>
+                <w:rFonts w:ascii="TimeNewRoman" w:hAnsi="TimeNewRoman"/>
+                <w:sz w:val="30"/>
+              </w:rPr>
+              <w:t>74-15=</w:t>
+            </w:r>
+          </w:p>
+        </w:tc>
+      </w:tr>
+      <w:tr>
+        <w:tc>
+          <w:tcPr>
+            <w:tcW w:type="dxa" w:w="1987"/>
+          </w:tcPr>
+          <w:p>
+            <w:pPr>
+              <w:jc w:val="left"/>
+            </w:pPr>
+            <w:r>
+              <w:rPr>
+                <w:rFonts w:ascii="TimeNewRoman" w:hAnsi="TimeNewRoman"/>
+                <w:sz w:val="30"/>
+              </w:rPr>
+              <w:t>13+10-15=</w:t>
+            </w:r>
+          </w:p>
+        </w:tc>
+        <w:tc>
+          <w:tcPr>
+            <w:tcW w:type="dxa" w:w="1987"/>
+          </w:tcPr>
+          <w:p>
+            <w:pPr>
+              <w:jc w:val="left"/>
+            </w:pPr>
+            <w:r>
+              <w:rPr>
+                <w:rFonts w:ascii="TimeNewRoman" w:hAnsi="TimeNewRoman"/>
+                <w:sz w:val="30"/>
+              </w:rPr>
+              <w:t>80-1=</w:t>
+            </w:r>
+          </w:p>
+        </w:tc>
+        <w:tc>
+          <w:tcPr>
+            <w:tcW w:type="dxa" w:w="1987"/>
+          </w:tcPr>
+          <w:p>
+            <w:pPr>
+              <w:jc w:val="left"/>
+            </w:pPr>
+            <w:r>
+              <w:rPr>
+                <w:rFonts w:ascii="TimeNewRoman" w:hAnsi="TimeNewRoman"/>
+                <w:sz w:val="30"/>
+              </w:rPr>
+              <w:t>5×5+11=</w:t>
+            </w:r>
+          </w:p>
+        </w:tc>
+        <w:tc>
+          <w:tcPr>
+            <w:tcW w:type="dxa" w:w="1987"/>
+          </w:tcPr>
+          <w:p>
+            <w:pPr>
+              <w:jc w:val="left"/>
+            </w:pPr>
+            <w:r>
+              <w:rPr>
+                <w:rFonts w:ascii="TimeNewRoman" w:hAnsi="TimeNewRoman"/>
+                <w:sz w:val="30"/>
+              </w:rPr>
+              <w:t>6×5=</w:t>
+            </w:r>
+          </w:p>
+        </w:tc>
+        <w:tc>
+          <w:tcPr>
+            <w:tcW w:type="dxa" w:w="1987"/>
+          </w:tcPr>
+          <w:p>
+            <w:pPr>
+              <w:jc w:val="left"/>
+            </w:pPr>
+            <w:r>
+              <w:rPr>
+                <w:rFonts w:ascii="TimeNewRoman" w:hAnsi="TimeNewRoman"/>
+                <w:sz w:val="30"/>
+              </w:rPr>
+              <w:t>9×9=</w:t>
+            </w:r>
+          </w:p>
+        </w:tc>
+      </w:tr>
+      <w:tr>
+        <w:tc>
+          <w:tcPr>
+            <w:tcW w:type="dxa" w:w="1987"/>
+          </w:tcPr>
+          <w:p>
+            <w:pPr>
+              <w:jc w:val="left"/>
+            </w:pPr>
+            <w:r>
+              <w:rPr>
+                <w:rFonts w:ascii="TimeNewRoman" w:hAnsi="TimeNewRoman"/>
+                <w:sz w:val="30"/>
+              </w:rPr>
+              <w:t>68-26=</w:t>
+            </w:r>
+          </w:p>
+        </w:tc>
+        <w:tc>
+          <w:tcPr>
+            <w:tcW w:type="dxa" w:w="1987"/>
+          </w:tcPr>
+          <w:p>
+            <w:pPr>
+              <w:jc w:val="left"/>
+            </w:pPr>
+            <w:r>
+              <w:rPr>
+                <w:rFonts w:ascii="TimeNewRoman" w:hAnsi="TimeNewRoman"/>
+                <w:sz w:val="30"/>
+              </w:rPr>
+              <w:t>28+36=</w:t>
+            </w:r>
+          </w:p>
+        </w:tc>
+        <w:tc>
+          <w:tcPr>
+            <w:tcW w:type="dxa" w:w="1987"/>
+          </w:tcPr>
+          <w:p>
+            <w:pPr>
+              <w:jc w:val="left"/>
+            </w:pPr>
+            <w:r>
+              <w:rPr>
+                <w:rFonts w:ascii="TimeNewRoman" w:hAnsi="TimeNewRoman"/>
+                <w:sz w:val="30"/>
+              </w:rPr>
+              <w:t>16÷4=</w:t>
+            </w:r>
+          </w:p>
+        </w:tc>
+        <w:tc>
+          <w:tcPr>
+            <w:tcW w:type="dxa" w:w="1987"/>
+          </w:tcPr>
+          <w:p>
+            <w:pPr>
+              <w:jc w:val="left"/>
+            </w:pPr>
+            <w:r>
+              <w:rPr>
+                <w:rFonts w:ascii="TimeNewRoman" w:hAnsi="TimeNewRoman"/>
+                <w:sz w:val="30"/>
+              </w:rPr>
+              <w:t>4×8+38=</w:t>
+            </w:r>
+          </w:p>
+        </w:tc>
+        <w:tc>
+          <w:tcPr>
+            <w:tcW w:type="dxa" w:w="1987"/>
+          </w:tcPr>
+          <w:p>
+            <w:pPr>
+              <w:jc w:val="left"/>
+            </w:pPr>
+            <w:r>
+              <w:rPr>
+                <w:rFonts w:ascii="TimeNewRoman" w:hAnsi="TimeNewRoman"/>
+                <w:sz w:val="30"/>
+              </w:rPr>
+              <w:t>72+67-31=</w:t>
+            </w:r>
+          </w:p>
+        </w:tc>
+      </w:tr>
+      <w:tr>
+        <w:tc>
+          <w:tcPr>
+            <w:tcW w:type="dxa" w:w="1987"/>
+          </w:tcPr>
+          <w:p>
+            <w:pPr>
+              <w:jc w:val="left"/>
+            </w:pPr>
+            <w:r>
+              <w:rPr>
+                <w:rFonts w:ascii="TimeNewRoman" w:hAnsi="TimeNewRoman"/>
+                <w:sz w:val="30"/>
+              </w:rPr>
+              <w:t>12÷4=</w:t>
+            </w:r>
+          </w:p>
+        </w:tc>
+        <w:tc>
+          <w:tcPr>
+            <w:tcW w:type="dxa" w:w="1987"/>
+          </w:tcPr>
+          <w:p>
+            <w:pPr>
+              <w:jc w:val="left"/>
+            </w:pPr>
+            <w:r>
+              <w:rPr>
+                <w:rFonts w:ascii="TimeNewRoman" w:hAnsi="TimeNewRoman"/>
+                <w:sz w:val="30"/>
+              </w:rPr>
+              <w:t>30÷5=</w:t>
+            </w:r>
+          </w:p>
+        </w:tc>
+        <w:tc>
+          <w:tcPr>
+            <w:tcW w:type="dxa" w:w="1987"/>
+          </w:tcPr>
+          <w:p>
+            <w:pPr>
+              <w:jc w:val="left"/>
+            </w:pPr>
+            <w:r>
+              <w:rPr>
+                <w:rFonts w:ascii="TimeNewRoman" w:hAnsi="TimeNewRoman"/>
+                <w:sz w:val="30"/>
+              </w:rPr>
+              <w:t>14÷7=</w:t>
+            </w:r>
+          </w:p>
+        </w:tc>
+        <w:tc>
+          <w:tcPr>
+            <w:tcW w:type="dxa" w:w="1987"/>
+          </w:tcPr>
+          <w:p>
+            <w:pPr>
+              <w:jc w:val="left"/>
+            </w:pPr>
+            <w:r>
+              <w:rPr>
+                <w:rFonts w:ascii="TimeNewRoman" w:hAnsi="TimeNewRoman"/>
+                <w:sz w:val="30"/>
+              </w:rPr>
+              <w:t>2×2-3=</w:t>
+            </w:r>
+          </w:p>
+        </w:tc>
+        <w:tc>
+          <w:tcPr>
+            <w:tcW w:type="dxa" w:w="1987"/>
+          </w:tcPr>
+          <w:p>
+            <w:pPr>
+              <w:jc w:val="left"/>
+            </w:pPr>
+            <w:r>
+              <w:rPr>
+                <w:rFonts w:ascii="TimeNewRoman" w:hAnsi="TimeNewRoman"/>
+                <w:sz w:val="30"/>
+              </w:rPr>
+              <w:t>9×5+4=</w:t>
+            </w:r>
+          </w:p>
+        </w:tc>
+      </w:tr>
+      <w:tr>
+        <w:tc>
+          <w:tcPr>
+            <w:tcW w:type="dxa" w:w="1987"/>
+          </w:tcPr>
+          <w:p>
+            <w:pPr>
+              <w:jc w:val="left"/>
+            </w:pPr>
+            <w:r>
+              <w:rPr>
+                <w:rFonts w:ascii="TimeNewRoman" w:hAnsi="TimeNewRoman"/>
+                <w:sz w:val="30"/>
+              </w:rPr>
+              <w:t>55+25+16=</w:t>
+            </w:r>
+          </w:p>
+        </w:tc>
+        <w:tc>
+          <w:tcPr>
+            <w:tcW w:type="dxa" w:w="1987"/>
+          </w:tcPr>
+          <w:p>
+            <w:pPr>
+              <w:jc w:val="left"/>
+            </w:pPr>
+            <w:r>
+              <w:rPr>
+                <w:rFonts w:ascii="TimeNewRoman" w:hAnsi="TimeNewRoman"/>
+                <w:sz w:val="30"/>
+              </w:rPr>
+              <w:t>92+47+38=</w:t>
+            </w:r>
+          </w:p>
+        </w:tc>
+        <w:tc>
+          <w:tcPr>
+            <w:tcW w:type="dxa" w:w="1987"/>
+          </w:tcPr>
+          <w:p>
+            <w:pPr>
+              <w:jc w:val="left"/>
+            </w:pPr>
+            <w:r>
+              <w:rPr>
+                <w:rFonts w:ascii="TimeNewRoman" w:hAnsi="TimeNewRoman"/>
+                <w:sz w:val="30"/>
+              </w:rPr>
+              <w:t>63-27=</w:t>
+            </w:r>
+          </w:p>
+        </w:tc>
+        <w:tc>
+          <w:tcPr>
+            <w:tcW w:type="dxa" w:w="1987"/>
+          </w:tcPr>
+          <w:p>
+            <w:pPr>
+              <w:jc w:val="left"/>
+            </w:pPr>
+            <w:r>
+              <w:rPr>
+                <w:rFonts w:ascii="TimeNewRoman" w:hAnsi="TimeNewRoman"/>
+                <w:sz w:val="30"/>
+              </w:rPr>
+              <w:t>2×4=</w:t>
+            </w:r>
+          </w:p>
+        </w:tc>
+        <w:tc>
+          <w:tcPr>
+            <w:tcW w:type="dxa" w:w="1987"/>
+          </w:tcPr>
+          <w:p>
+            <w:pPr>
+              <w:jc w:val="left"/>
+            </w:pPr>
+            <w:r>
+              <w:rPr>
+                <w:rFonts w:ascii="TimeNewRoman" w:hAnsi="TimeNewRoman"/>
+                <w:sz w:val="30"/>
+              </w:rPr>
+              <w:t>60+21=</w:t>
+            </w:r>
+          </w:p>
+        </w:tc>
+      </w:tr>
+      <w:tr>
+        <w:tc>
+          <w:tcPr>
+            <w:tcW w:type="dxa" w:w="1987"/>
+          </w:tcPr>
+          <w:p>
+            <w:pPr>
+              <w:jc w:val="left"/>
+            </w:pPr>
+            <w:r>
+              <w:rPr>
+                <w:rFonts w:ascii="TimeNewRoman" w:hAnsi="TimeNewRoman"/>
+                <w:sz w:val="30"/>
+              </w:rPr>
+              <w:t>6×2-10=</w:t>
             </w:r>
           </w:p>
         </w:tc>
@@ -108,7 +770,41 @@
                 <w:rFonts w:ascii="TimeNewRoman" w:hAnsi="TimeNewRoman"/>
                 <w:sz w:val="30"/>
               </w:rPr>
-              <w:t>10÷2=</w:t>
+              <w:t>56-1=</w:t>
+            </w:r>
+          </w:p>
+        </w:tc>
+        <w:tc>
+          <w:tcPr>
+            <w:tcW w:type="dxa" w:w="1987"/>
+          </w:tcPr>
+          <w:p>
+            <w:pPr>
+              <w:jc w:val="left"/>
+            </w:pPr>
+            <w:r>
+              <w:rPr>
+                <w:rFonts w:ascii="TimeNewRoman" w:hAnsi="TimeNewRoman"/>
+                <w:sz w:val="30"/>
+              </w:rPr>
+              <w:t>63÷7=</w:t>
+            </w:r>
+          </w:p>
+        </w:tc>
+        <w:tc>
+          <w:tcPr>
+            <w:tcW w:type="dxa" w:w="1987"/>
+          </w:tcPr>
+          <w:p>
+            <w:pPr>
+              <w:jc w:val="left"/>
+            </w:pPr>
+            <w:r>
+              <w:rPr>
+                <w:rFonts w:ascii="TimeNewRoman" w:hAnsi="TimeNewRoman"/>
+                <w:sz w:val="30"/>
+              </w:rPr>
+              <w:t>80+33+62=</w:t>
             </w:r>
           </w:p>
         </w:tc>
@@ -127,7 +823,7 @@
                 <w:rFonts w:ascii="TimeNewRoman" w:hAnsi="TimeNewRoman"/>
                 <w:sz w:val="30"/>
               </w:rPr>
-              <w:t>42÷6=</w:t>
+              <w:t>99-13=</w:t>
             </w:r>
           </w:p>
         </w:tc>
@@ -144,7 +840,7 @@
                 <w:rFonts w:ascii="TimeNewRoman" w:hAnsi="TimeNewRoman"/>
                 <w:sz w:val="30"/>
               </w:rPr>
-              <w:t>43+54=</w:t>
+              <w:t>72÷8=</w:t>
             </w:r>
           </w:p>
         </w:tc>
@@ -161,7 +857,7 @@
                 <w:rFonts w:ascii="TimeNewRoman" w:hAnsi="TimeNewRoman"/>
                 <w:sz w:val="30"/>
               </w:rPr>
-              <w:t>6×5-30=</w:t>
+              <w:t>68+76+18=</w:t>
             </w:r>
           </w:p>
         </w:tc>
@@ -178,7 +874,7 @@
                 <w:rFonts w:ascii="TimeNewRoman" w:hAnsi="TimeNewRoman"/>
                 <w:sz w:val="30"/>
               </w:rPr>
-              <w:t>2×6=</w:t>
+              <w:t>14+78=</w:t>
             </w:r>
           </w:p>
         </w:tc>
@@ -195,7 +891,7 @@
                 <w:rFonts w:ascii="TimeNewRoman" w:hAnsi="TimeNewRoman"/>
                 <w:sz w:val="30"/>
               </w:rPr>
-              <w:t>4+30-8=</w:t>
+              <w:t>9×6=</w:t>
             </w:r>
           </w:p>
         </w:tc>
@@ -214,7 +910,7 @@
                 <w:rFonts w:ascii="TimeNewRoman" w:hAnsi="TimeNewRoman"/>
                 <w:sz w:val="30"/>
               </w:rPr>
-              <w:t>8×5=</w:t>
+              <w:t>95-83=</w:t>
             </w:r>
           </w:p>
         </w:tc>
@@ -231,7 +927,7 @@
                 <w:rFonts w:ascii="TimeNewRoman" w:hAnsi="TimeNewRoman"/>
                 <w:sz w:val="30"/>
               </w:rPr>
-              <w:t>3+7=</w:t>
+              <w:t>6×2=</w:t>
             </w:r>
           </w:p>
         </w:tc>
@@ -248,7 +944,7 @@
                 <w:rFonts w:ascii="TimeNewRoman" w:hAnsi="TimeNewRoman"/>
                 <w:sz w:val="30"/>
               </w:rPr>
-              <w:t>56+33=</w:t>
+              <w:t>63-57=</w:t>
             </w:r>
           </w:p>
         </w:tc>
@@ -265,7 +961,7 @@
                 <w:rFonts w:ascii="TimeNewRoman" w:hAnsi="TimeNewRoman"/>
                 <w:sz w:val="30"/>
               </w:rPr>
-              <w:t>70+6=</w:t>
+              <w:t>66+58+79=</w:t>
             </w:r>
           </w:p>
         </w:tc>
@@ -282,7 +978,7 @@
                 <w:rFonts w:ascii="TimeNewRoman" w:hAnsi="TimeNewRoman"/>
                 <w:sz w:val="30"/>
               </w:rPr>
-              <w:t>93-12=</w:t>
+              <w:t>99-34=</w:t>
             </w:r>
           </w:p>
         </w:tc>
@@ -301,7 +997,7 @@
                 <w:rFonts w:ascii="TimeNewRoman" w:hAnsi="TimeNewRoman"/>
                 <w:sz w:val="30"/>
               </w:rPr>
-              <w:t>27÷9=</w:t>
+              <w:t>18÷6=</w:t>
             </w:r>
           </w:p>
         </w:tc>
@@ -318,7 +1014,7 @@
                 <w:rFonts w:ascii="TimeNewRoman" w:hAnsi="TimeNewRoman"/>
                 <w:sz w:val="30"/>
               </w:rPr>
-              <w:t>9×5-39=</w:t>
+              <w:t>13+97-30=</w:t>
             </w:r>
           </w:p>
         </w:tc>
@@ -335,7 +1031,7 @@
                 <w:rFonts w:ascii="TimeNewRoman" w:hAnsi="TimeNewRoman"/>
                 <w:sz w:val="30"/>
               </w:rPr>
-              <w:t>5×7-2=</w:t>
+              <w:t>5×8-4=</w:t>
             </w:r>
           </w:p>
         </w:tc>
@@ -352,7 +1048,7 @@
                 <w:rFonts w:ascii="TimeNewRoman" w:hAnsi="TimeNewRoman"/>
                 <w:sz w:val="30"/>
               </w:rPr>
-              <w:t>8×7=</w:t>
+              <w:t>90+7=</w:t>
             </w:r>
           </w:p>
         </w:tc>
@@ -369,7 +1065,7 @@
                 <w:rFonts w:ascii="TimeNewRoman" w:hAnsi="TimeNewRoman"/>
                 <w:sz w:val="30"/>
               </w:rPr>
-              <w:t>12+58=</w:t>
+              <w:t>7×7=</w:t>
             </w:r>
           </w:p>
         </w:tc>
@@ -388,24 +1084,7 @@
                 <w:rFonts w:ascii="TimeNewRoman" w:hAnsi="TimeNewRoman"/>
                 <w:sz w:val="30"/>
               </w:rPr>
-              <w:t>63+33=</w:t>
-            </w:r>
-          </w:p>
-        </w:tc>
-        <w:tc>
-          <w:tcPr>
-            <w:tcW w:type="dxa" w:w="1987"/>
-          </w:tcPr>
-          <w:p>
-            <w:pPr>
-              <w:jc w:val="left"/>
-            </w:pPr>
-            <w:r>
-              <w:rPr>
-                <w:rFonts w:ascii="TimeNewRoman" w:hAnsi="TimeNewRoman"/>
-                <w:sz w:val="30"/>
-              </w:rPr>
-              <w:t>6×5+59=</w:t>
+              <w:t>88+16+95=</w:t>
             </w:r>
           </w:p>
         </w:tc>
@@ -439,7 +1118,7 @@
                 <w:rFonts w:ascii="TimeNewRoman" w:hAnsi="TimeNewRoman"/>
                 <w:sz w:val="30"/>
               </w:rPr>
-              <w:t>4×3-9=</w:t>
+              <w:t>2+80=</w:t>
             </w:r>
           </w:p>
         </w:tc>
@@ -456,7 +1135,24 @@
                 <w:rFonts w:ascii="TimeNewRoman" w:hAnsi="TimeNewRoman"/>
                 <w:sz w:val="30"/>
               </w:rPr>
-              <w:t>8÷4=</w:t>
+              <w:t>8×4=</w:t>
+            </w:r>
+          </w:p>
+        </w:tc>
+        <w:tc>
+          <w:tcPr>
+            <w:tcW w:type="dxa" w:w="1987"/>
+          </w:tcPr>
+          <w:p>
+            <w:pPr>
+              <w:jc w:val="left"/>
+            </w:pPr>
+            <w:r>
+              <w:rPr>
+                <w:rFonts w:ascii="TimeNewRoman" w:hAnsi="TimeNewRoman"/>
+                <w:sz w:val="30"/>
+              </w:rPr>
+              <w:t>50-6=</w:t>
             </w:r>
           </w:p>
         </w:tc>
@@ -475,80 +1171,10 @@
                 <w:rFonts w:ascii="TimeNewRoman" w:hAnsi="TimeNewRoman"/>
                 <w:sz w:val="30"/>
               </w:rPr>
-              <w:t>84+50-61=</w:t>
+              <w:t>18+30-34=</w:t>
             </w:r>
           </w:p>
         </w:tc>
-        <w:tc>
-          <w:tcPr>
-            <w:tcW w:type="dxa" w:w="1987"/>
-          </w:tcPr>
-          <w:p>
-            <w:pPr>
-              <w:jc w:val="left"/>
-            </w:pPr>
-            <w:r>
-              <w:rPr>
-                <w:rFonts w:ascii="TimeNewRoman" w:hAnsi="TimeNewRoman"/>
-                <w:sz w:val="30"/>
-              </w:rPr>
-              <w:t>30-9=</w:t>
-            </w:r>
-          </w:p>
-        </w:tc>
-        <w:tc>
-          <w:tcPr>
-            <w:tcW w:type="dxa" w:w="1987"/>
-          </w:tcPr>
-          <w:p>
-            <w:pPr>
-              <w:jc w:val="left"/>
-            </w:pPr>
-            <w:r>
-              <w:rPr>
-                <w:rFonts w:ascii="TimeNewRoman" w:hAnsi="TimeNewRoman"/>
-                <w:sz w:val="30"/>
-              </w:rPr>
-              <w:t>20+74=</w:t>
-            </w:r>
-          </w:p>
-        </w:tc>
-        <w:tc>
-          <w:tcPr>
-            <w:tcW w:type="dxa" w:w="1987"/>
-          </w:tcPr>
-          <w:p>
-            <w:pPr>
-              <w:jc w:val="left"/>
-            </w:pPr>
-            <w:r>
-              <w:rPr>
-                <w:rFonts w:ascii="TimeNewRoman" w:hAnsi="TimeNewRoman"/>
-                <w:sz w:val="30"/>
-              </w:rPr>
-              <w:t>48+21=</w:t>
-            </w:r>
-          </w:p>
-        </w:tc>
-        <w:tc>
-          <w:tcPr>
-            <w:tcW w:type="dxa" w:w="1987"/>
-          </w:tcPr>
-          <w:p>
-            <w:pPr>
-              <w:jc w:val="left"/>
-            </w:pPr>
-            <w:r>
-              <w:rPr>
-                <w:rFonts w:ascii="TimeNewRoman" w:hAnsi="TimeNewRoman"/>
-                <w:sz w:val="30"/>
-              </w:rPr>
-              <w:t>5×2=</w:t>
-            </w:r>
-          </w:p>
-        </w:tc>
-      </w:tr>
-      <w:tr>
         <w:tc>
           <w:tcPr>
             <w:tcW w:type="dxa" w:w="1987"/>
@@ -579,7 +1205,7 @@
                 <w:rFonts w:ascii="TimeNewRoman" w:hAnsi="TimeNewRoman"/>
                 <w:sz w:val="30"/>
               </w:rPr>
-              <w:t>87+62-89=</w:t>
+              <w:t>2×6-12=</w:t>
             </w:r>
           </w:p>
         </w:tc>
@@ -596,251 +1222,7 @@
                 <w:rFonts w:ascii="TimeNewRoman" w:hAnsi="TimeNewRoman"/>
                 <w:sz w:val="30"/>
               </w:rPr>
-              <w:t>76-25=</w:t>
-            </w:r>
-          </w:p>
-        </w:tc>
-        <w:tc>
-          <w:tcPr>
-            <w:tcW w:type="dxa" w:w="1987"/>
-          </w:tcPr>
-          <w:p>
-            <w:pPr>
-              <w:jc w:val="left"/>
-            </w:pPr>
-            <w:r>
-              <w:rPr>
-                <w:rFonts w:ascii="TimeNewRoman" w:hAnsi="TimeNewRoman"/>
-                <w:sz w:val="30"/>
-              </w:rPr>
-              <w:t>7×5-23=</w:t>
-            </w:r>
-          </w:p>
-        </w:tc>
-        <w:tc>
-          <w:tcPr>
-            <w:tcW w:type="dxa" w:w="1987"/>
-          </w:tcPr>
-          <w:p>
-            <w:pPr>
-              <w:jc w:val="left"/>
-            </w:pPr>
-            <w:r>
-              <w:rPr>
-                <w:rFonts w:ascii="TimeNewRoman" w:hAnsi="TimeNewRoman"/>
-                <w:sz w:val="30"/>
-              </w:rPr>
-              <w:t>4×8=</w:t>
-            </w:r>
-          </w:p>
-        </w:tc>
-      </w:tr>
-      <w:tr>
-        <w:tc>
-          <w:tcPr>
-            <w:tcW w:type="dxa" w:w="1987"/>
-          </w:tcPr>
-          <w:p>
-            <w:pPr>
-              <w:jc w:val="left"/>
-            </w:pPr>
-            <w:r>
-              <w:rPr>
-                <w:rFonts w:ascii="TimeNewRoman" w:hAnsi="TimeNewRoman"/>
-                <w:sz w:val="30"/>
-              </w:rPr>
-              <w:t>5×8=</w:t>
-            </w:r>
-          </w:p>
-        </w:tc>
-        <w:tc>
-          <w:tcPr>
-            <w:tcW w:type="dxa" w:w="1987"/>
-          </w:tcPr>
-          <w:p>
-            <w:pPr>
-              <w:jc w:val="left"/>
-            </w:pPr>
-            <w:r>
-              <w:rPr>
-                <w:rFonts w:ascii="TimeNewRoman" w:hAnsi="TimeNewRoman"/>
-                <w:sz w:val="30"/>
-              </w:rPr>
-              <w:t>80-70=</w:t>
-            </w:r>
-          </w:p>
-        </w:tc>
-        <w:tc>
-          <w:tcPr>
-            <w:tcW w:type="dxa" w:w="1987"/>
-          </w:tcPr>
-          <w:p>
-            <w:pPr>
-              <w:jc w:val="left"/>
-            </w:pPr>
-            <w:r>
-              <w:rPr>
-                <w:rFonts w:ascii="TimeNewRoman" w:hAnsi="TimeNewRoman"/>
-                <w:sz w:val="30"/>
-              </w:rPr>
-              <w:t>95-52=</w:t>
-            </w:r>
-          </w:p>
-        </w:tc>
-        <w:tc>
-          <w:tcPr>
-            <w:tcW w:type="dxa" w:w="1987"/>
-          </w:tcPr>
-          <w:p>
-            <w:pPr>
-              <w:jc w:val="left"/>
-            </w:pPr>
-            <w:r>
-              <w:rPr>
-                <w:rFonts w:ascii="TimeNewRoman" w:hAnsi="TimeNewRoman"/>
-                <w:sz w:val="30"/>
-              </w:rPr>
-              <w:t>20+40+1=</w:t>
-            </w:r>
-          </w:p>
-        </w:tc>
-        <w:tc>
-          <w:tcPr>
-            <w:tcW w:type="dxa" w:w="1987"/>
-          </w:tcPr>
-          <w:p>
-            <w:pPr>
-              <w:jc w:val="left"/>
-            </w:pPr>
-            <w:r>
-              <w:rPr>
-                <w:rFonts w:ascii="TimeNewRoman" w:hAnsi="TimeNewRoman"/>
-                <w:sz w:val="30"/>
-              </w:rPr>
-              <w:t>45-43=</w:t>
-            </w:r>
-          </w:p>
-        </w:tc>
-      </w:tr>
-      <w:tr>
-        <w:tc>
-          <w:tcPr>
-            <w:tcW w:type="dxa" w:w="1987"/>
-          </w:tcPr>
-          <w:p>
-            <w:pPr>
-              <w:jc w:val="left"/>
-            </w:pPr>
-            <w:r>
-              <w:rPr>
-                <w:rFonts w:ascii="TimeNewRoman" w:hAnsi="TimeNewRoman"/>
-                <w:sz w:val="30"/>
-              </w:rPr>
-              <w:t>29+80+18=</w:t>
-            </w:r>
-          </w:p>
-        </w:tc>
-        <w:tc>
-          <w:tcPr>
-            <w:tcW w:type="dxa" w:w="1987"/>
-          </w:tcPr>
-          <w:p>
-            <w:pPr>
-              <w:jc w:val="left"/>
-            </w:pPr>
-            <w:r>
-              <w:rPr>
-                <w:rFonts w:ascii="TimeNewRoman" w:hAnsi="TimeNewRoman"/>
-                <w:sz w:val="30"/>
-              </w:rPr>
-              <w:t>7×5-27=</w:t>
-            </w:r>
-          </w:p>
-        </w:tc>
-        <w:tc>
-          <w:tcPr>
-            <w:tcW w:type="dxa" w:w="1987"/>
-          </w:tcPr>
-          <w:p>
-            <w:pPr>
-              <w:jc w:val="left"/>
-            </w:pPr>
-            <w:r>
-              <w:rPr>
-                <w:rFonts w:ascii="TimeNewRoman" w:hAnsi="TimeNewRoman"/>
-                <w:sz w:val="30"/>
-              </w:rPr>
-              <w:t>6×5=</w:t>
-            </w:r>
-          </w:p>
-        </w:tc>
-        <w:tc>
-          <w:tcPr>
-            <w:tcW w:type="dxa" w:w="1987"/>
-          </w:tcPr>
-          <w:p>
-            <w:pPr>
-              <w:jc w:val="left"/>
-            </w:pPr>
-            <w:r>
-              <w:rPr>
-                <w:rFonts w:ascii="TimeNewRoman" w:hAnsi="TimeNewRoman"/>
-                <w:sz w:val="30"/>
-              </w:rPr>
-              <w:t>84-53=</w:t>
-            </w:r>
-          </w:p>
-        </w:tc>
-        <w:tc>
-          <w:tcPr>
-            <w:tcW w:type="dxa" w:w="1987"/>
-          </w:tcPr>
-          <w:p>
-            <w:pPr>
-              <w:jc w:val="left"/>
-            </w:pPr>
-            <w:r>
-              <w:rPr>
-                <w:rFonts w:ascii="TimeNewRoman" w:hAnsi="TimeNewRoman"/>
-                <w:sz w:val="30"/>
-              </w:rPr>
-              <w:t>7×9=</w:t>
-            </w:r>
-          </w:p>
-        </w:tc>
-      </w:tr>
-      <w:tr>
-        <w:tc>
-          <w:tcPr>
-            <w:tcW w:type="dxa" w:w="1987"/>
-          </w:tcPr>
-          <w:p>
-            <w:pPr>
-              <w:jc w:val="left"/>
-            </w:pPr>
-            <w:r>
-              <w:rPr>
-                <w:rFonts w:ascii="TimeNewRoman" w:hAnsi="TimeNewRoman"/>
-                <w:sz w:val="30"/>
-              </w:rPr>
-              <w:t>32÷4=</w:t>
-            </w:r>
-          </w:p>
-        </w:tc>
-        <w:tc>
-          <w:tcPr>
-            <w:tcW w:type="dxa" w:w="1987"/>
-          </w:tcPr>
-          <w:p>
-            <w:pPr>
-              <w:jc w:val="left"/>
-            </w:pPr>
-            <w:r>
-              <w:rPr>
-                <w:rFonts w:ascii="TimeNewRoman" w:hAnsi="TimeNewRoman"/>
-                <w:sz w:val="30"/>
-              </w:rPr>
-              <w:t>56-6=</w:t>
+              <w:t>51+9=</w:t>
             </w:r>
           </w:p>
         </w:tc>
@@ -861,6 +1243,8 @@
             </w:r>
           </w:p>
         </w:tc>
+      </w:tr>
+      <w:tr>
         <w:tc>
           <w:tcPr>
             <w:tcW w:type="dxa" w:w="1987"/>
@@ -874,7 +1258,7 @@
                 <w:rFonts w:ascii="TimeNewRoman" w:hAnsi="TimeNewRoman"/>
                 <w:sz w:val="30"/>
               </w:rPr>
-              <w:t>90-85=</w:t>
+              <w:t>76-19=</w:t>
             </w:r>
           </w:p>
         </w:tc>
@@ -891,7 +1275,58 @@
                 <w:rFonts w:ascii="TimeNewRoman" w:hAnsi="TimeNewRoman"/>
                 <w:sz w:val="30"/>
               </w:rPr>
-              <w:t>93-81=</w:t>
+              <w:t>1×9=</w:t>
+            </w:r>
+          </w:p>
+        </w:tc>
+        <w:tc>
+          <w:tcPr>
+            <w:tcW w:type="dxa" w:w="1987"/>
+          </w:tcPr>
+          <w:p>
+            <w:pPr>
+              <w:jc w:val="left"/>
+            </w:pPr>
+            <w:r>
+              <w:rPr>
+                <w:rFonts w:ascii="TimeNewRoman" w:hAnsi="TimeNewRoman"/>
+                <w:sz w:val="30"/>
+              </w:rPr>
+              <w:t>21+45+69=</w:t>
+            </w:r>
+          </w:p>
+        </w:tc>
+        <w:tc>
+          <w:tcPr>
+            <w:tcW w:type="dxa" w:w="1987"/>
+          </w:tcPr>
+          <w:p>
+            <w:pPr>
+              <w:jc w:val="left"/>
+            </w:pPr>
+            <w:r>
+              <w:rPr>
+                <w:rFonts w:ascii="TimeNewRoman" w:hAnsi="TimeNewRoman"/>
+                <w:sz w:val="30"/>
+              </w:rPr>
+              <w:t>82+16=</w:t>
+            </w:r>
+          </w:p>
+        </w:tc>
+        <w:tc>
+          <w:tcPr>
+            <w:tcW w:type="dxa" w:w="1987"/>
+          </w:tcPr>
+          <w:p>
+            <w:pPr>
+              <w:jc w:val="left"/>
+            </w:pPr>
+            <w:r>
+              <w:rPr>
+                <w:rFonts w:ascii="TimeNewRoman" w:hAnsi="TimeNewRoman"/>
+                <w:sz w:val="30"/>
+              </w:rPr>
+              <w:t>38+60=</w:t>
             </w:r>
           </w:p>
         </w:tc>
@@ -910,7 +1345,7 @@
                 <w:rFonts w:ascii="TimeNewRoman" w:hAnsi="TimeNewRoman"/>
                 <w:sz w:val="30"/>
               </w:rPr>
-              <w:t>6×6+38=</w:t>
+              <w:t>32+53-73=</w:t>
             </w:r>
           </w:p>
         </w:tc>
@@ -927,7 +1362,7 @@
                 <w:rFonts w:ascii="TimeNewRoman" w:hAnsi="TimeNewRoman"/>
                 <w:sz w:val="30"/>
               </w:rPr>
-              <w:t>39+49+5=</w:t>
+              <w:t>77-50=</w:t>
             </w:r>
           </w:p>
         </w:tc>
@@ -944,7 +1379,7 @@
                 <w:rFonts w:ascii="TimeNewRoman" w:hAnsi="TimeNewRoman"/>
                 <w:sz w:val="30"/>
               </w:rPr>
-              <w:t>32÷8=</w:t>
+              <w:t>9×7=</w:t>
             </w:r>
           </w:p>
         </w:tc>
@@ -961,7 +1396,7 @@
                 <w:rFonts w:ascii="TimeNewRoman" w:hAnsi="TimeNewRoman"/>
                 <w:sz w:val="30"/>
               </w:rPr>
-              <w:t>1×5=</w:t>
+              <w:t>21-10=</w:t>
             </w:r>
           </w:p>
         </w:tc>
@@ -978,7 +1413,7 @@
                 <w:rFonts w:ascii="TimeNewRoman" w:hAnsi="TimeNewRoman"/>
                 <w:sz w:val="30"/>
               </w:rPr>
-              <w:t>90-10=</w:t>
+              <w:t>18÷3=</w:t>
             </w:r>
           </w:p>
         </w:tc>
@@ -997,7 +1432,7 @@
                 <w:rFonts w:ascii="TimeNewRoman" w:hAnsi="TimeNewRoman"/>
                 <w:sz w:val="30"/>
               </w:rPr>
-              <w:t>2×6-12=</w:t>
+              <w:t>7×2=</w:t>
             </w:r>
           </w:p>
         </w:tc>
@@ -1014,7 +1449,7 @@
                 <w:rFonts w:ascii="TimeNewRoman" w:hAnsi="TimeNewRoman"/>
                 <w:sz w:val="30"/>
               </w:rPr>
-              <w:t>9×2=</w:t>
+              <w:t>3×7=</w:t>
             </w:r>
           </w:p>
         </w:tc>
@@ -1031,7 +1466,7 @@
                 <w:rFonts w:ascii="TimeNewRoman" w:hAnsi="TimeNewRoman"/>
                 <w:sz w:val="30"/>
               </w:rPr>
-              <w:t>30÷6=</w:t>
+              <w:t>48+5+10=</w:t>
             </w:r>
           </w:p>
         </w:tc>
@@ -1048,7 +1483,7 @@
                 <w:rFonts w:ascii="TimeNewRoman" w:hAnsi="TimeNewRoman"/>
                 <w:sz w:val="30"/>
               </w:rPr>
-              <w:t>2×8+67=</w:t>
+              <w:t>9×8+52=</w:t>
             </w:r>
           </w:p>
         </w:tc>
@@ -1065,7 +1500,7 @@
                 <w:rFonts w:ascii="TimeNewRoman" w:hAnsi="TimeNewRoman"/>
                 <w:sz w:val="30"/>
               </w:rPr>
-              <w:t>40÷5=</w:t>
+              <w:t>2×2=</w:t>
             </w:r>
           </w:p>
         </w:tc>
@@ -1084,7 +1519,7 @@
                 <w:rFonts w:ascii="TimeNewRoman" w:hAnsi="TimeNewRoman"/>
                 <w:sz w:val="30"/>
               </w:rPr>
-              <w:t>4÷2=</w:t>
+              <w:t>9×5=</w:t>
             </w:r>
           </w:p>
         </w:tc>
@@ -1101,7 +1536,7 @@
                 <w:rFonts w:ascii="TimeNewRoman" w:hAnsi="TimeNewRoman"/>
                 <w:sz w:val="30"/>
               </w:rPr>
-              <w:t>47+2-43=</w:t>
+              <w:t>6×5-19=</w:t>
             </w:r>
           </w:p>
         </w:tc>
@@ -1118,7 +1553,7 @@
                 <w:rFonts w:ascii="TimeNewRoman" w:hAnsi="TimeNewRoman"/>
                 <w:sz w:val="30"/>
               </w:rPr>
-              <w:t>45+25+14=</w:t>
+              <w:t>12÷2=</w:t>
             </w:r>
           </w:p>
         </w:tc>
@@ -1135,7 +1570,7 @@
                 <w:rFonts w:ascii="TimeNewRoman" w:hAnsi="TimeNewRoman"/>
                 <w:sz w:val="30"/>
               </w:rPr>
-              <w:t>9×4-4=</w:t>
+              <w:t>4×5=</w:t>
             </w:r>
           </w:p>
         </w:tc>
@@ -1152,7 +1587,7 @@
                 <w:rFonts w:ascii="TimeNewRoman" w:hAnsi="TimeNewRoman"/>
                 <w:sz w:val="30"/>
               </w:rPr>
-              <w:t>47+44=</w:t>
+              <w:t>38+74+4=</w:t>
             </w:r>
           </w:p>
         </w:tc>
@@ -1171,7 +1606,7 @@
                 <w:rFonts w:ascii="TimeNewRoman" w:hAnsi="TimeNewRoman"/>
                 <w:sz w:val="30"/>
               </w:rPr>
-              <w:t>8×6=</w:t>
+              <w:t>2×9-14=</w:t>
             </w:r>
           </w:p>
         </w:tc>
@@ -1188,7 +1623,7 @@
                 <w:rFonts w:ascii="TimeNewRoman" w:hAnsi="TimeNewRoman"/>
                 <w:sz w:val="30"/>
               </w:rPr>
-              <w:t>6+25=</w:t>
+              <w:t>97-11=</w:t>
             </w:r>
           </w:p>
         </w:tc>
@@ -1205,7 +1640,7 @@
                 <w:rFonts w:ascii="TimeNewRoman" w:hAnsi="TimeNewRoman"/>
                 <w:sz w:val="30"/>
               </w:rPr>
-              <w:t>7×9-59=</w:t>
+              <w:t>24÷6=</w:t>
             </w:r>
           </w:p>
         </w:tc>
@@ -1222,7 +1657,7 @@
                 <w:rFonts w:ascii="TimeNewRoman" w:hAnsi="TimeNewRoman"/>
                 <w:sz w:val="30"/>
               </w:rPr>
-              <w:t>7×7=</w:t>
+              <w:t>5×8+51=</w:t>
             </w:r>
           </w:p>
         </w:tc>
@@ -1239,7 +1674,7 @@
                 <w:rFonts w:ascii="TimeNewRoman" w:hAnsi="TimeNewRoman"/>
                 <w:sz w:val="30"/>
               </w:rPr>
-              <w:t>3×9=</w:t>
+              <w:t>3×3=</w:t>
             </w:r>
           </w:p>
         </w:tc>
@@ -1258,7 +1693,7 @@
                 <w:rFonts w:ascii="TimeNewRoman" w:hAnsi="TimeNewRoman"/>
                 <w:sz w:val="30"/>
               </w:rPr>
-              <w:t>6×8=</w:t>
+              <w:t>2×6=</w:t>
             </w:r>
           </w:p>
         </w:tc>
@@ -1275,7 +1710,7 @@
                 <w:rFonts w:ascii="TimeNewRoman" w:hAnsi="TimeNewRoman"/>
                 <w:sz w:val="30"/>
               </w:rPr>
-              <w:t>3×4=</w:t>
+              <w:t>6×1=</w:t>
             </w:r>
           </w:p>
         </w:tc>
@@ -1292,7 +1727,7 @@
                 <w:rFonts w:ascii="TimeNewRoman" w:hAnsi="TimeNewRoman"/>
                 <w:sz w:val="30"/>
               </w:rPr>
-              <w:t>91-82=</w:t>
+              <w:t>4×8+69=</w:t>
             </w:r>
           </w:p>
         </w:tc>
@@ -1309,7 +1744,7 @@
                 <w:rFonts w:ascii="TimeNewRoman" w:hAnsi="TimeNewRoman"/>
                 <w:sz w:val="30"/>
               </w:rPr>
-              <w:t>6×3=</w:t>
+              <w:t>5×2+32=</w:t>
             </w:r>
           </w:p>
         </w:tc>
@@ -1326,442 +1761,7 @@
                 <w:rFonts w:ascii="TimeNewRoman" w:hAnsi="TimeNewRoman"/>
                 <w:sz w:val="30"/>
               </w:rPr>
-              <w:t>34+68-6=</w:t>
-            </w:r>
-          </w:p>
-        </w:tc>
-      </w:tr>
-      <w:tr>
-        <w:tc>
-          <w:tcPr>
-            <w:tcW w:type="dxa" w:w="1987"/>
-          </w:tcPr>
-          <w:p>
-            <w:pPr>
-              <w:jc w:val="left"/>
-            </w:pPr>
-            <w:r>
-              <w:rPr>
-                <w:rFonts w:ascii="TimeNewRoman" w:hAnsi="TimeNewRoman"/>
-                <w:sz w:val="30"/>
-              </w:rPr>
-              <w:t>56-40=</w:t>
-            </w:r>
-          </w:p>
-        </w:tc>
-        <w:tc>
-          <w:tcPr>
-            <w:tcW w:type="dxa" w:w="1987"/>
-          </w:tcPr>
-          <w:p>
-            <w:pPr>
-              <w:jc w:val="left"/>
-            </w:pPr>
-            <w:r>
-              <w:rPr>
-                <w:rFonts w:ascii="TimeNewRoman" w:hAnsi="TimeNewRoman"/>
-                <w:sz w:val="30"/>
-              </w:rPr>
-              <w:t>4×2=</w:t>
-            </w:r>
-          </w:p>
-        </w:tc>
-        <w:tc>
-          <w:tcPr>
-            <w:tcW w:type="dxa" w:w="1987"/>
-          </w:tcPr>
-          <w:p>
-            <w:pPr>
-              <w:jc w:val="left"/>
-            </w:pPr>
-            <w:r>
-              <w:rPr>
-                <w:rFonts w:ascii="TimeNewRoman" w:hAnsi="TimeNewRoman"/>
-                <w:sz w:val="30"/>
-              </w:rPr>
-              <w:t>3×6=</w:t>
-            </w:r>
-          </w:p>
-        </w:tc>
-        <w:tc>
-          <w:tcPr>
-            <w:tcW w:type="dxa" w:w="1987"/>
-          </w:tcPr>
-          <w:p>
-            <w:pPr>
-              <w:jc w:val="left"/>
-            </w:pPr>
-            <w:r>
-              <w:rPr>
-                <w:rFonts w:ascii="TimeNewRoman" w:hAnsi="TimeNewRoman"/>
-                <w:sz w:val="30"/>
-              </w:rPr>
-              <w:t>7+39-27=</w:t>
-            </w:r>
-          </w:p>
-        </w:tc>
-        <w:tc>
-          <w:tcPr>
-            <w:tcW w:type="dxa" w:w="1987"/>
-          </w:tcPr>
-          <w:p>
-            <w:pPr>
-              <w:jc w:val="left"/>
-            </w:pPr>
-            <w:r>
-              <w:rPr>
-                <w:rFonts w:ascii="TimeNewRoman" w:hAnsi="TimeNewRoman"/>
-                <w:sz w:val="30"/>
-              </w:rPr>
-              <w:t>12÷6=</w:t>
-            </w:r>
-          </w:p>
-        </w:tc>
-      </w:tr>
-      <w:tr>
-        <w:tc>
-          <w:tcPr>
-            <w:tcW w:type="dxa" w:w="1987"/>
-          </w:tcPr>
-          <w:p>
-            <w:pPr>
-              <w:jc w:val="left"/>
-            </w:pPr>
-            <w:r>
-              <w:rPr>
-                <w:rFonts w:ascii="TimeNewRoman" w:hAnsi="TimeNewRoman"/>
-                <w:sz w:val="30"/>
-              </w:rPr>
-              <w:t>7+59=</w:t>
-            </w:r>
-          </w:p>
-        </w:tc>
-        <w:tc>
-          <w:tcPr>
-            <w:tcW w:type="dxa" w:w="1987"/>
-          </w:tcPr>
-          <w:p>
-            <w:pPr>
-              <w:jc w:val="left"/>
-            </w:pPr>
-            <w:r>
-              <w:rPr>
-                <w:rFonts w:ascii="TimeNewRoman" w:hAnsi="TimeNewRoman"/>
-                <w:sz w:val="30"/>
-              </w:rPr>
-              <w:t>6+59+4=</w:t>
-            </w:r>
-          </w:p>
-        </w:tc>
-        <w:tc>
-          <w:tcPr>
-            <w:tcW w:type="dxa" w:w="1987"/>
-          </w:tcPr>
-          <w:p>
-            <w:pPr>
-              <w:jc w:val="left"/>
-            </w:pPr>
-            <w:r>
-              <w:rPr>
-                <w:rFonts w:ascii="TimeNewRoman" w:hAnsi="TimeNewRoman"/>
-                <w:sz w:val="30"/>
-              </w:rPr>
-              <w:t>6×4=</w:t>
-            </w:r>
-          </w:p>
-        </w:tc>
-        <w:tc>
-          <w:tcPr>
-            <w:tcW w:type="dxa" w:w="1987"/>
-          </w:tcPr>
-          <w:p>
-            <w:pPr>
-              <w:jc w:val="left"/>
-            </w:pPr>
-            <w:r>
-              <w:rPr>
-                <w:rFonts w:ascii="TimeNewRoman" w:hAnsi="TimeNewRoman"/>
-                <w:sz w:val="30"/>
-              </w:rPr>
-              <w:t>9×8+48=</w:t>
-            </w:r>
-          </w:p>
-        </w:tc>
-        <w:tc>
-          <w:tcPr>
-            <w:tcW w:type="dxa" w:w="1987"/>
-          </w:tcPr>
-          <w:p>
-            <w:pPr>
-              <w:jc w:val="left"/>
-            </w:pPr>
-            <w:r>
-              <w:rPr>
-                <w:rFonts w:ascii="TimeNewRoman" w:hAnsi="TimeNewRoman"/>
-                <w:sz w:val="30"/>
-              </w:rPr>
-              <w:t>86+62-8=</w:t>
-            </w:r>
-          </w:p>
-        </w:tc>
-      </w:tr>
-      <w:tr>
-        <w:tc>
-          <w:tcPr>
-            <w:tcW w:type="dxa" w:w="1987"/>
-          </w:tcPr>
-          <w:p>
-            <w:pPr>
-              <w:jc w:val="left"/>
-            </w:pPr>
-            <w:r>
-              <w:rPr>
-                <w:rFonts w:ascii="TimeNewRoman" w:hAnsi="TimeNewRoman"/>
-                <w:sz w:val="30"/>
-              </w:rPr>
-              <w:t>44+80-77=</w:t>
-            </w:r>
-          </w:p>
-        </w:tc>
-        <w:tc>
-          <w:tcPr>
-            <w:tcW w:type="dxa" w:w="1987"/>
-          </w:tcPr>
-          <w:p>
-            <w:pPr>
-              <w:jc w:val="left"/>
-            </w:pPr>
-            <w:r>
-              <w:rPr>
-                <w:rFonts w:ascii="TimeNewRoman" w:hAnsi="TimeNewRoman"/>
-                <w:sz w:val="30"/>
-              </w:rPr>
-              <w:t>66+76+79=</w:t>
-            </w:r>
-          </w:p>
-        </w:tc>
-        <w:tc>
-          <w:tcPr>
-            <w:tcW w:type="dxa" w:w="1987"/>
-          </w:tcPr>
-          <w:p>
-            <w:pPr>
-              <w:jc w:val="left"/>
-            </w:pPr>
-            <w:r>
-              <w:rPr>
-                <w:rFonts w:ascii="TimeNewRoman" w:hAnsi="TimeNewRoman"/>
-                <w:sz w:val="30"/>
-              </w:rPr>
-              <w:t>68-34=</w:t>
-            </w:r>
-          </w:p>
-        </w:tc>
-        <w:tc>
-          <w:tcPr>
-            <w:tcW w:type="dxa" w:w="1987"/>
-          </w:tcPr>
-          <w:p>
-            <w:pPr>
-              <w:jc w:val="left"/>
-            </w:pPr>
-            <w:r>
-              <w:rPr>
-                <w:rFonts w:ascii="TimeNewRoman" w:hAnsi="TimeNewRoman"/>
-                <w:sz w:val="30"/>
-              </w:rPr>
-              <w:t>3×1=</w:t>
-            </w:r>
-          </w:p>
-        </w:tc>
-        <w:tc>
-          <w:tcPr>
-            <w:tcW w:type="dxa" w:w="1987"/>
-          </w:tcPr>
-          <w:p>
-            <w:pPr>
-              <w:jc w:val="left"/>
-            </w:pPr>
-            <w:r>
-              <w:rPr>
-                <w:rFonts w:ascii="TimeNewRoman" w:hAnsi="TimeNewRoman"/>
-                <w:sz w:val="30"/>
-              </w:rPr>
-              <w:t>4×3=</w:t>
-            </w:r>
-          </w:p>
-        </w:tc>
-      </w:tr>
-      <w:tr>
-        <w:tc>
-          <w:tcPr>
-            <w:tcW w:type="dxa" w:w="1987"/>
-          </w:tcPr>
-          <w:p>
-            <w:pPr>
-              <w:jc w:val="left"/>
-            </w:pPr>
-            <w:r>
-              <w:rPr>
-                <w:rFonts w:ascii="TimeNewRoman" w:hAnsi="TimeNewRoman"/>
-                <w:sz w:val="30"/>
-              </w:rPr>
-              <w:t>52+52+99=</w:t>
-            </w:r>
-          </w:p>
-        </w:tc>
-        <w:tc>
-          <w:tcPr>
-            <w:tcW w:type="dxa" w:w="1987"/>
-          </w:tcPr>
-          <w:p>
-            <w:pPr>
-              <w:jc w:val="left"/>
-            </w:pPr>
-            <w:r>
-              <w:rPr>
-                <w:rFonts w:ascii="TimeNewRoman" w:hAnsi="TimeNewRoman"/>
-                <w:sz w:val="30"/>
-              </w:rPr>
-              <w:t>2×8=</w:t>
-            </w:r>
-          </w:p>
-        </w:tc>
-        <w:tc>
-          <w:tcPr>
-            <w:tcW w:type="dxa" w:w="1987"/>
-          </w:tcPr>
-          <w:p>
-            <w:pPr>
-              <w:jc w:val="left"/>
-            </w:pPr>
-            <w:r>
-              <w:rPr>
-                <w:rFonts w:ascii="TimeNewRoman" w:hAnsi="TimeNewRoman"/>
-                <w:sz w:val="30"/>
-              </w:rPr>
-              <w:t>5×8-5=</w:t>
-            </w:r>
-          </w:p>
-        </w:tc>
-        <w:tc>
-          <w:tcPr>
-            <w:tcW w:type="dxa" w:w="1987"/>
-          </w:tcPr>
-          <w:p>
-            <w:pPr>
-              <w:jc w:val="left"/>
-            </w:pPr>
-            <w:r>
-              <w:rPr>
-                <w:rFonts w:ascii="TimeNewRoman" w:hAnsi="TimeNewRoman"/>
-                <w:sz w:val="30"/>
-              </w:rPr>
-              <w:t>15+14=</w:t>
-            </w:r>
-          </w:p>
-        </w:tc>
-        <w:tc>
-          <w:tcPr>
-            <w:tcW w:type="dxa" w:w="1987"/>
-          </w:tcPr>
-          <w:p>
-            <w:pPr>
-              <w:jc w:val="left"/>
-            </w:pPr>
-            <w:r>
-              <w:rPr>
-                <w:rFonts w:ascii="TimeNewRoman" w:hAnsi="TimeNewRoman"/>
-                <w:sz w:val="30"/>
-              </w:rPr>
-              <w:t>20+56+58=</w:t>
-            </w:r>
-          </w:p>
-        </w:tc>
-      </w:tr>
-      <w:tr>
-        <w:tc>
-          <w:tcPr>
-            <w:tcW w:type="dxa" w:w="1987"/>
-          </w:tcPr>
-          <w:p>
-            <w:pPr>
-              <w:jc w:val="left"/>
-            </w:pPr>
-            <w:r>
-              <w:rPr>
-                <w:rFonts w:ascii="TimeNewRoman" w:hAnsi="TimeNewRoman"/>
-                <w:sz w:val="30"/>
-              </w:rPr>
-              <w:t>60+23=</w:t>
-            </w:r>
-          </w:p>
-        </w:tc>
-        <w:tc>
-          <w:tcPr>
-            <w:tcW w:type="dxa" w:w="1987"/>
-          </w:tcPr>
-          <w:p>
-            <w:pPr>
-              <w:jc w:val="left"/>
-            </w:pPr>
-            <w:r>
-              <w:rPr>
-                <w:rFonts w:ascii="TimeNewRoman" w:hAnsi="TimeNewRoman"/>
-                <w:sz w:val="30"/>
-              </w:rPr>
-              <w:t>7×8=</w:t>
-            </w:r>
-          </w:p>
-        </w:tc>
-        <w:tc>
-          <w:tcPr>
-            <w:tcW w:type="dxa" w:w="1987"/>
-          </w:tcPr>
-          <w:p>
-            <w:pPr>
-              <w:jc w:val="left"/>
-            </w:pPr>
-            <w:r>
-              <w:rPr>
-                <w:rFonts w:ascii="TimeNewRoman" w:hAnsi="TimeNewRoman"/>
-                <w:sz w:val="30"/>
-              </w:rPr>
-              <w:t>10+47+70=</w:t>
-            </w:r>
-          </w:p>
-        </w:tc>
-        <w:tc>
-          <w:tcPr>
-            <w:tcW w:type="dxa" w:w="1987"/>
-          </w:tcPr>
-          <w:p>
-            <w:pPr>
-              <w:jc w:val="left"/>
-            </w:pPr>
-            <w:r>
-              <w:rPr>
-                <w:rFonts w:ascii="TimeNewRoman" w:hAnsi="TimeNewRoman"/>
-                <w:sz w:val="30"/>
-              </w:rPr>
-              <w:t>9×8=</w:t>
-            </w:r>
-          </w:p>
-        </w:tc>
-        <w:tc>
-          <w:tcPr>
-            <w:tcW w:type="dxa" w:w="1987"/>
-          </w:tcPr>
-          <w:p>
-            <w:pPr>
-              <w:jc w:val="left"/>
-            </w:pPr>
-            <w:r>
-              <w:rPr>
-                <w:rFonts w:ascii="TimeNewRoman" w:hAnsi="TimeNewRoman"/>
-                <w:sz w:val="30"/>
-              </w:rPr>
-              <w:t>5×3=</w:t>
+              <w:t>67-1=</w:t>
             </w:r>
           </w:p>
         </w:tc>

--- a/mixed.docx
+++ b/mixed.docx
@@ -40,7 +40,7 @@
                 <w:rFonts w:ascii="TimeNewRoman" w:hAnsi="TimeNewRoman"/>
                 <w:sz w:val="30"/>
               </w:rPr>
-              <w:t>20÷4=</w:t>
+              <w:t>3×2=</w:t>
             </w:r>
           </w:p>
         </w:tc>
@@ -57,7 +57,7 @@
                 <w:rFonts w:ascii="TimeNewRoman" w:hAnsi="TimeNewRoman"/>
                 <w:sz w:val="30"/>
               </w:rPr>
-              <w:t>2×7=</w:t>
+              <w:t>32÷8=</w:t>
             </w:r>
           </w:p>
         </w:tc>
@@ -74,7 +74,7 @@
                 <w:rFonts w:ascii="TimeNewRoman" w:hAnsi="TimeNewRoman"/>
                 <w:sz w:val="30"/>
               </w:rPr>
-              <w:t>24÷8=</w:t>
+              <w:t>66-7=</w:t>
             </w:r>
           </w:p>
         </w:tc>
@@ -91,7 +91,7 @@
                 <w:rFonts w:ascii="TimeNewRoman" w:hAnsi="TimeNewRoman"/>
                 <w:sz w:val="30"/>
               </w:rPr>
-              <w:t>75-58=</w:t>
+              <w:t>24÷4=</w:t>
             </w:r>
           </w:p>
         </w:tc>
@@ -108,7 +108,7 @@
                 <w:rFonts w:ascii="TimeNewRoman" w:hAnsi="TimeNewRoman"/>
                 <w:sz w:val="30"/>
               </w:rPr>
-              <w:t>7×8=</w:t>
+              <w:t>63+13-68=</w:t>
             </w:r>
           </w:p>
         </w:tc>
@@ -127,7 +127,7 @@
                 <w:rFonts w:ascii="TimeNewRoman" w:hAnsi="TimeNewRoman"/>
                 <w:sz w:val="30"/>
               </w:rPr>
-              <w:t>6×6+48=</w:t>
+              <w:t>3+76=</w:t>
             </w:r>
           </w:p>
         </w:tc>
@@ -144,7 +144,7 @@
                 <w:rFonts w:ascii="TimeNewRoman" w:hAnsi="TimeNewRoman"/>
                 <w:sz w:val="30"/>
               </w:rPr>
-              <w:t>8+92-5=</w:t>
+              <w:t>75-12=</w:t>
             </w:r>
           </w:p>
         </w:tc>
@@ -161,7 +161,7 @@
                 <w:rFonts w:ascii="TimeNewRoman" w:hAnsi="TimeNewRoman"/>
                 <w:sz w:val="30"/>
               </w:rPr>
-              <w:t>73-18=</w:t>
+              <w:t>8×7=</w:t>
             </w:r>
           </w:p>
         </w:tc>
@@ -178,7 +178,7 @@
                 <w:rFonts w:ascii="TimeNewRoman" w:hAnsi="TimeNewRoman"/>
                 <w:sz w:val="30"/>
               </w:rPr>
-              <w:t>5×2-7=</w:t>
+              <w:t>9×5=</w:t>
             </w:r>
           </w:p>
         </w:tc>
@@ -195,7 +195,7 @@
                 <w:rFonts w:ascii="TimeNewRoman" w:hAnsi="TimeNewRoman"/>
                 <w:sz w:val="30"/>
               </w:rPr>
-              <w:t>78-53=</w:t>
+              <w:t>5×9=</w:t>
             </w:r>
           </w:p>
         </w:tc>
@@ -214,7 +214,7 @@
                 <w:rFonts w:ascii="TimeNewRoman" w:hAnsi="TimeNewRoman"/>
                 <w:sz w:val="30"/>
               </w:rPr>
-              <w:t>5×9=</w:t>
+              <w:t>93-34=</w:t>
             </w:r>
           </w:p>
         </w:tc>
@@ -231,7 +231,7 @@
                 <w:rFonts w:ascii="TimeNewRoman" w:hAnsi="TimeNewRoman"/>
                 <w:sz w:val="30"/>
               </w:rPr>
-              <w:t>2×7-10=</w:t>
+              <w:t>5×2-9=</w:t>
             </w:r>
           </w:p>
         </w:tc>
@@ -248,7 +248,7 @@
                 <w:rFonts w:ascii="TimeNewRoman" w:hAnsi="TimeNewRoman"/>
                 <w:sz w:val="30"/>
               </w:rPr>
-              <w:t>77+41-23=</w:t>
+              <w:t>4×4-4=</w:t>
             </w:r>
           </w:p>
         </w:tc>
@@ -265,7 +265,7 @@
                 <w:rFonts w:ascii="TimeNewRoman" w:hAnsi="TimeNewRoman"/>
                 <w:sz w:val="30"/>
               </w:rPr>
-              <w:t>81+10=</w:t>
+              <w:t>27÷9=</w:t>
             </w:r>
           </w:p>
         </w:tc>
@@ -282,7 +282,7 @@
                 <w:rFonts w:ascii="TimeNewRoman" w:hAnsi="TimeNewRoman"/>
                 <w:sz w:val="30"/>
               </w:rPr>
-              <w:t>21+46=</w:t>
+              <w:t>7×3+47=</w:t>
             </w:r>
           </w:p>
         </w:tc>
@@ -301,7 +301,7 @@
                 <w:rFonts w:ascii="TimeNewRoman" w:hAnsi="TimeNewRoman"/>
                 <w:sz w:val="30"/>
               </w:rPr>
-              <w:t>9×8+11=</w:t>
+              <w:t>36÷4=</w:t>
             </w:r>
           </w:p>
         </w:tc>
@@ -318,7 +318,7 @@
                 <w:rFonts w:ascii="TimeNewRoman" w:hAnsi="TimeNewRoman"/>
                 <w:sz w:val="30"/>
               </w:rPr>
-              <w:t>3×5=</w:t>
+              <w:t>18÷9=</w:t>
             </w:r>
           </w:p>
         </w:tc>
@@ -335,7 +335,7 @@
                 <w:rFonts w:ascii="TimeNewRoman" w:hAnsi="TimeNewRoman"/>
                 <w:sz w:val="30"/>
               </w:rPr>
-              <w:t>81÷9=</w:t>
+              <w:t>64÷8=</w:t>
             </w:r>
           </w:p>
         </w:tc>
@@ -352,7 +352,7 @@
                 <w:rFonts w:ascii="TimeNewRoman" w:hAnsi="TimeNewRoman"/>
                 <w:sz w:val="30"/>
               </w:rPr>
-              <w:t>47+47-67=</w:t>
+              <w:t>9×7=</w:t>
             </w:r>
           </w:p>
         </w:tc>
@@ -369,7 +369,7 @@
                 <w:rFonts w:ascii="TimeNewRoman" w:hAnsi="TimeNewRoman"/>
                 <w:sz w:val="30"/>
               </w:rPr>
-              <w:t>74-15=</w:t>
+              <w:t>1+91=</w:t>
             </w:r>
           </w:p>
         </w:tc>
@@ -388,7 +388,7 @@
                 <w:rFonts w:ascii="TimeNewRoman" w:hAnsi="TimeNewRoman"/>
                 <w:sz w:val="30"/>
               </w:rPr>
-              <w:t>13+10-15=</w:t>
+              <w:t>6×9=</w:t>
             </w:r>
           </w:p>
         </w:tc>
@@ -405,7 +405,7 @@
                 <w:rFonts w:ascii="TimeNewRoman" w:hAnsi="TimeNewRoman"/>
                 <w:sz w:val="30"/>
               </w:rPr>
-              <w:t>80-1=</w:t>
+              <w:t>45÷5=</w:t>
             </w:r>
           </w:p>
         </w:tc>
@@ -422,7 +422,7 @@
                 <w:rFonts w:ascii="TimeNewRoman" w:hAnsi="TimeNewRoman"/>
                 <w:sz w:val="30"/>
               </w:rPr>
-              <w:t>5×5+11=</w:t>
+              <w:t>2×3+40=</w:t>
             </w:r>
           </w:p>
         </w:tc>
@@ -439,7 +439,7 @@
                 <w:rFonts w:ascii="TimeNewRoman" w:hAnsi="TimeNewRoman"/>
                 <w:sz w:val="30"/>
               </w:rPr>
-              <w:t>6×5=</w:t>
+              <w:t>25÷5=</w:t>
             </w:r>
           </w:p>
         </w:tc>
@@ -456,7 +456,7 @@
                 <w:rFonts w:ascii="TimeNewRoman" w:hAnsi="TimeNewRoman"/>
                 <w:sz w:val="30"/>
               </w:rPr>
-              <w:t>9×9=</w:t>
+              <w:t>16-8=</w:t>
             </w:r>
           </w:p>
         </w:tc>
@@ -475,7 +475,7 @@
                 <w:rFonts w:ascii="TimeNewRoman" w:hAnsi="TimeNewRoman"/>
                 <w:sz w:val="30"/>
               </w:rPr>
-              <w:t>68-26=</w:t>
+              <w:t>98+30+15=</w:t>
             </w:r>
           </w:p>
         </w:tc>
@@ -492,7 +492,7 @@
                 <w:rFonts w:ascii="TimeNewRoman" w:hAnsi="TimeNewRoman"/>
                 <w:sz w:val="30"/>
               </w:rPr>
-              <w:t>28+36=</w:t>
+              <w:t>10+43=</w:t>
             </w:r>
           </w:p>
         </w:tc>
@@ -509,7 +509,7 @@
                 <w:rFonts w:ascii="TimeNewRoman" w:hAnsi="TimeNewRoman"/>
                 <w:sz w:val="30"/>
               </w:rPr>
-              <w:t>16÷4=</w:t>
+              <w:t>37+13-38=</w:t>
             </w:r>
           </w:p>
         </w:tc>
@@ -526,7 +526,7 @@
                 <w:rFonts w:ascii="TimeNewRoman" w:hAnsi="TimeNewRoman"/>
                 <w:sz w:val="30"/>
               </w:rPr>
-              <w:t>4×8+38=</w:t>
+              <w:t>76-52=</w:t>
             </w:r>
           </w:p>
         </w:tc>
@@ -543,7 +543,7 @@
                 <w:rFonts w:ascii="TimeNewRoman" w:hAnsi="TimeNewRoman"/>
                 <w:sz w:val="30"/>
               </w:rPr>
-              <w:t>72+67-31=</w:t>
+              <w:t>3×8=</w:t>
             </w:r>
           </w:p>
         </w:tc>
@@ -562,7 +562,7 @@
                 <w:rFonts w:ascii="TimeNewRoman" w:hAnsi="TimeNewRoman"/>
                 <w:sz w:val="30"/>
               </w:rPr>
-              <w:t>12÷4=</w:t>
+              <w:t>77-42=</w:t>
             </w:r>
           </w:p>
         </w:tc>
@@ -579,7 +579,7 @@
                 <w:rFonts w:ascii="TimeNewRoman" w:hAnsi="TimeNewRoman"/>
                 <w:sz w:val="30"/>
               </w:rPr>
-              <w:t>30÷5=</w:t>
+              <w:t>5×7=</w:t>
             </w:r>
           </w:p>
         </w:tc>
@@ -596,7 +596,7 @@
                 <w:rFonts w:ascii="TimeNewRoman" w:hAnsi="TimeNewRoman"/>
                 <w:sz w:val="30"/>
               </w:rPr>
-              <w:t>14÷7=</w:t>
+              <w:t>5×6+39=</w:t>
             </w:r>
           </w:p>
         </w:tc>
@@ -613,7 +613,7 @@
                 <w:rFonts w:ascii="TimeNewRoman" w:hAnsi="TimeNewRoman"/>
                 <w:sz w:val="30"/>
               </w:rPr>
-              <w:t>2×2-3=</w:t>
+              <w:t>32+57=</w:t>
             </w:r>
           </w:p>
         </w:tc>
@@ -630,7 +630,7 @@
                 <w:rFonts w:ascii="TimeNewRoman" w:hAnsi="TimeNewRoman"/>
                 <w:sz w:val="30"/>
               </w:rPr>
-              <w:t>9×5+4=</w:t>
+              <w:t>76-55=</w:t>
             </w:r>
           </w:p>
         </w:tc>
@@ -649,7 +649,7 @@
                 <w:rFonts w:ascii="TimeNewRoman" w:hAnsi="TimeNewRoman"/>
                 <w:sz w:val="30"/>
               </w:rPr>
-              <w:t>55+25+16=</w:t>
+              <w:t>3×3=</w:t>
             </w:r>
           </w:p>
         </w:tc>
@@ -666,7 +666,7 @@
                 <w:rFonts w:ascii="TimeNewRoman" w:hAnsi="TimeNewRoman"/>
                 <w:sz w:val="30"/>
               </w:rPr>
-              <w:t>92+47+38=</w:t>
+              <w:t>9×3-21=</w:t>
             </w:r>
           </w:p>
         </w:tc>
@@ -683,7 +683,7 @@
                 <w:rFonts w:ascii="TimeNewRoman" w:hAnsi="TimeNewRoman"/>
                 <w:sz w:val="30"/>
               </w:rPr>
-              <w:t>63-27=</w:t>
+              <w:t>2×9=</w:t>
             </w:r>
           </w:p>
         </w:tc>
@@ -700,7 +700,7 @@
                 <w:rFonts w:ascii="TimeNewRoman" w:hAnsi="TimeNewRoman"/>
                 <w:sz w:val="30"/>
               </w:rPr>
-              <w:t>2×4=</w:t>
+              <w:t>6×3=</w:t>
             </w:r>
           </w:p>
         </w:tc>
@@ -717,7 +717,7 @@
                 <w:rFonts w:ascii="TimeNewRoman" w:hAnsi="TimeNewRoman"/>
                 <w:sz w:val="30"/>
               </w:rPr>
-              <w:t>60+21=</w:t>
+              <w:t>95-91=</w:t>
             </w:r>
           </w:p>
         </w:tc>
@@ -736,10 +736,80 @@
                 <w:rFonts w:ascii="TimeNewRoman" w:hAnsi="TimeNewRoman"/>
                 <w:sz w:val="30"/>
               </w:rPr>
-              <w:t>6×2-10=</w:t>
+              <w:t>5×8-22=</w:t>
             </w:r>
           </w:p>
         </w:tc>
+        <w:tc>
+          <w:tcPr>
+            <w:tcW w:type="dxa" w:w="1987"/>
+          </w:tcPr>
+          <w:p>
+            <w:pPr>
+              <w:jc w:val="left"/>
+            </w:pPr>
+            <w:r>
+              <w:rPr>
+                <w:rFonts w:ascii="TimeNewRoman" w:hAnsi="TimeNewRoman"/>
+                <w:sz w:val="30"/>
+              </w:rPr>
+              <w:t>2+10+27=</w:t>
+            </w:r>
+          </w:p>
+        </w:tc>
+        <w:tc>
+          <w:tcPr>
+            <w:tcW w:type="dxa" w:w="1987"/>
+          </w:tcPr>
+          <w:p>
+            <w:pPr>
+              <w:jc w:val="left"/>
+            </w:pPr>
+            <w:r>
+              <w:rPr>
+                <w:rFonts w:ascii="TimeNewRoman" w:hAnsi="TimeNewRoman"/>
+                <w:sz w:val="30"/>
+              </w:rPr>
+              <w:t>51-42=</w:t>
+            </w:r>
+          </w:p>
+        </w:tc>
+        <w:tc>
+          <w:tcPr>
+            <w:tcW w:type="dxa" w:w="1987"/>
+          </w:tcPr>
+          <w:p>
+            <w:pPr>
+              <w:jc w:val="left"/>
+            </w:pPr>
+            <w:r>
+              <w:rPr>
+                <w:rFonts w:ascii="TimeNewRoman" w:hAnsi="TimeNewRoman"/>
+                <w:sz w:val="30"/>
+              </w:rPr>
+              <w:t>7×9=</w:t>
+            </w:r>
+          </w:p>
+        </w:tc>
+        <w:tc>
+          <w:tcPr>
+            <w:tcW w:type="dxa" w:w="1987"/>
+          </w:tcPr>
+          <w:p>
+            <w:pPr>
+              <w:jc w:val="left"/>
+            </w:pPr>
+            <w:r>
+              <w:rPr>
+                <w:rFonts w:ascii="TimeNewRoman" w:hAnsi="TimeNewRoman"/>
+                <w:sz w:val="30"/>
+              </w:rPr>
+              <w:t>2×3+79=</w:t>
+            </w:r>
+          </w:p>
+        </w:tc>
+      </w:tr>
+      <w:tr>
         <w:tc>
           <w:tcPr>
             <w:tcW w:type="dxa" w:w="1987"/>
@@ -770,7 +840,7 @@
                 <w:rFonts w:ascii="TimeNewRoman" w:hAnsi="TimeNewRoman"/>
                 <w:sz w:val="30"/>
               </w:rPr>
-              <w:t>56-1=</w:t>
+              <w:t>7×5=</w:t>
             </w:r>
           </w:p>
         </w:tc>
@@ -787,7 +857,7 @@
                 <w:rFonts w:ascii="TimeNewRoman" w:hAnsi="TimeNewRoman"/>
                 <w:sz w:val="30"/>
               </w:rPr>
-              <w:t>63÷7=</w:t>
+              <w:t>56+9+84=</w:t>
             </w:r>
           </w:p>
         </w:tc>
@@ -804,7 +874,24 @@
                 <w:rFonts w:ascii="TimeNewRoman" w:hAnsi="TimeNewRoman"/>
                 <w:sz w:val="30"/>
               </w:rPr>
-              <w:t>80+33+62=</w:t>
+              <w:t>85-29=</w:t>
+            </w:r>
+          </w:p>
+        </w:tc>
+        <w:tc>
+          <w:tcPr>
+            <w:tcW w:type="dxa" w:w="1987"/>
+          </w:tcPr>
+          <w:p>
+            <w:pPr>
+              <w:jc w:val="left"/>
+            </w:pPr>
+            <w:r>
+              <w:rPr>
+                <w:rFonts w:ascii="TimeNewRoman" w:hAnsi="TimeNewRoman"/>
+                <w:sz w:val="30"/>
+              </w:rPr>
+              <w:t>5×8=</w:t>
             </w:r>
           </w:p>
         </w:tc>
@@ -823,7 +910,7 @@
                 <w:rFonts w:ascii="TimeNewRoman" w:hAnsi="TimeNewRoman"/>
                 <w:sz w:val="30"/>
               </w:rPr>
-              <w:t>99-13=</w:t>
+              <w:t>6+29+36=</w:t>
             </w:r>
           </w:p>
         </w:tc>
@@ -840,7 +927,7 @@
                 <w:rFonts w:ascii="TimeNewRoman" w:hAnsi="TimeNewRoman"/>
                 <w:sz w:val="30"/>
               </w:rPr>
-              <w:t>72÷8=</w:t>
+              <w:t>5×6=</w:t>
             </w:r>
           </w:p>
         </w:tc>
@@ -857,7 +944,7 @@
                 <w:rFonts w:ascii="TimeNewRoman" w:hAnsi="TimeNewRoman"/>
                 <w:sz w:val="30"/>
               </w:rPr>
-              <w:t>68+76+18=</w:t>
+              <w:t>10+57=</w:t>
             </w:r>
           </w:p>
         </w:tc>
@@ -874,7 +961,7 @@
                 <w:rFonts w:ascii="TimeNewRoman" w:hAnsi="TimeNewRoman"/>
                 <w:sz w:val="30"/>
               </w:rPr>
-              <w:t>14+78=</w:t>
+              <w:t>7×6=</w:t>
             </w:r>
           </w:p>
         </w:tc>
@@ -891,7 +978,7 @@
                 <w:rFonts w:ascii="TimeNewRoman" w:hAnsi="TimeNewRoman"/>
                 <w:sz w:val="30"/>
               </w:rPr>
-              <w:t>9×6=</w:t>
+              <w:t>78-39=</w:t>
             </w:r>
           </w:p>
         </w:tc>
@@ -910,7 +997,7 @@
                 <w:rFonts w:ascii="TimeNewRoman" w:hAnsi="TimeNewRoman"/>
                 <w:sz w:val="30"/>
               </w:rPr>
-              <w:t>95-83=</w:t>
+              <w:t>38-20=</w:t>
             </w:r>
           </w:p>
         </w:tc>
@@ -927,7 +1014,7 @@
                 <w:rFonts w:ascii="TimeNewRoman" w:hAnsi="TimeNewRoman"/>
                 <w:sz w:val="30"/>
               </w:rPr>
-              <w:t>6×2=</w:t>
+              <w:t>29+6-32=</w:t>
             </w:r>
           </w:p>
         </w:tc>
@@ -944,7 +1031,7 @@
                 <w:rFonts w:ascii="TimeNewRoman" w:hAnsi="TimeNewRoman"/>
                 <w:sz w:val="30"/>
               </w:rPr>
-              <w:t>63-57=</w:t>
+              <w:t>9×8=</w:t>
             </w:r>
           </w:p>
         </w:tc>
@@ -961,7 +1048,7 @@
                 <w:rFonts w:ascii="TimeNewRoman" w:hAnsi="TimeNewRoman"/>
                 <w:sz w:val="30"/>
               </w:rPr>
-              <w:t>66+58+79=</w:t>
+              <w:t>78+14-1=</w:t>
             </w:r>
           </w:p>
         </w:tc>
@@ -978,7 +1065,7 @@
                 <w:rFonts w:ascii="TimeNewRoman" w:hAnsi="TimeNewRoman"/>
                 <w:sz w:val="30"/>
               </w:rPr>
-              <w:t>99-34=</w:t>
+              <w:t>6×4=</w:t>
             </w:r>
           </w:p>
         </w:tc>
@@ -997,7 +1084,7 @@
                 <w:rFonts w:ascii="TimeNewRoman" w:hAnsi="TimeNewRoman"/>
                 <w:sz w:val="30"/>
               </w:rPr>
-              <w:t>18÷6=</w:t>
+              <w:t>92-76=</w:t>
             </w:r>
           </w:p>
         </w:tc>
@@ -1014,7 +1101,7 @@
                 <w:rFonts w:ascii="TimeNewRoman" w:hAnsi="TimeNewRoman"/>
                 <w:sz w:val="30"/>
               </w:rPr>
-              <w:t>13+97-30=</w:t>
+              <w:t>4×8+61=</w:t>
             </w:r>
           </w:p>
         </w:tc>
@@ -1031,7 +1118,7 @@
                 <w:rFonts w:ascii="TimeNewRoman" w:hAnsi="TimeNewRoman"/>
                 <w:sz w:val="30"/>
               </w:rPr>
-              <w:t>5×8-4=</w:t>
+              <w:t>6×8=</w:t>
             </w:r>
           </w:p>
         </w:tc>
@@ -1048,7 +1135,442 @@
                 <w:rFonts w:ascii="TimeNewRoman" w:hAnsi="TimeNewRoman"/>
                 <w:sz w:val="30"/>
               </w:rPr>
-              <w:t>90+7=</w:t>
+              <w:t>1×2=</w:t>
+            </w:r>
+          </w:p>
+        </w:tc>
+        <w:tc>
+          <w:tcPr>
+            <w:tcW w:type="dxa" w:w="1987"/>
+          </w:tcPr>
+          <w:p>
+            <w:pPr>
+              <w:jc w:val="left"/>
+            </w:pPr>
+            <w:r>
+              <w:rPr>
+                <w:rFonts w:ascii="TimeNewRoman" w:hAnsi="TimeNewRoman"/>
+                <w:sz w:val="30"/>
+              </w:rPr>
+              <w:t>3×5=</w:t>
+            </w:r>
+          </w:p>
+        </w:tc>
+      </w:tr>
+      <w:tr>
+        <w:tc>
+          <w:tcPr>
+            <w:tcW w:type="dxa" w:w="1987"/>
+          </w:tcPr>
+          <w:p>
+            <w:pPr>
+              <w:jc w:val="left"/>
+            </w:pPr>
+            <w:r>
+              <w:rPr>
+                <w:rFonts w:ascii="TimeNewRoman" w:hAnsi="TimeNewRoman"/>
+                <w:sz w:val="30"/>
+              </w:rPr>
+              <w:t>78-47=</w:t>
+            </w:r>
+          </w:p>
+        </w:tc>
+        <w:tc>
+          <w:tcPr>
+            <w:tcW w:type="dxa" w:w="1987"/>
+          </w:tcPr>
+          <w:p>
+            <w:pPr>
+              <w:jc w:val="left"/>
+            </w:pPr>
+            <w:r>
+              <w:rPr>
+                <w:rFonts w:ascii="TimeNewRoman" w:hAnsi="TimeNewRoman"/>
+                <w:sz w:val="30"/>
+              </w:rPr>
+              <w:t>31+67=</w:t>
+            </w:r>
+          </w:p>
+        </w:tc>
+        <w:tc>
+          <w:tcPr>
+            <w:tcW w:type="dxa" w:w="1987"/>
+          </w:tcPr>
+          <w:p>
+            <w:pPr>
+              <w:jc w:val="left"/>
+            </w:pPr>
+            <w:r>
+              <w:rPr>
+                <w:rFonts w:ascii="TimeNewRoman" w:hAnsi="TimeNewRoman"/>
+                <w:sz w:val="30"/>
+              </w:rPr>
+              <w:t>50+47=</w:t>
+            </w:r>
+          </w:p>
+        </w:tc>
+        <w:tc>
+          <w:tcPr>
+            <w:tcW w:type="dxa" w:w="1987"/>
+          </w:tcPr>
+          <w:p>
+            <w:pPr>
+              <w:jc w:val="left"/>
+            </w:pPr>
+            <w:r>
+              <w:rPr>
+                <w:rFonts w:ascii="TimeNewRoman" w:hAnsi="TimeNewRoman"/>
+                <w:sz w:val="30"/>
+              </w:rPr>
+              <w:t>8+45=</w:t>
+            </w:r>
+          </w:p>
+        </w:tc>
+        <w:tc>
+          <w:tcPr>
+            <w:tcW w:type="dxa" w:w="1987"/>
+          </w:tcPr>
+          <w:p>
+            <w:pPr>
+              <w:jc w:val="left"/>
+            </w:pPr>
+            <w:r>
+              <w:rPr>
+                <w:rFonts w:ascii="TimeNewRoman" w:hAnsi="TimeNewRoman"/>
+                <w:sz w:val="30"/>
+              </w:rPr>
+              <w:t>55-16=</w:t>
+            </w:r>
+          </w:p>
+        </w:tc>
+      </w:tr>
+      <w:tr>
+        <w:tc>
+          <w:tcPr>
+            <w:tcW w:type="dxa" w:w="1987"/>
+          </w:tcPr>
+          <w:p>
+            <w:pPr>
+              <w:jc w:val="left"/>
+            </w:pPr>
+            <w:r>
+              <w:rPr>
+                <w:rFonts w:ascii="TimeNewRoman" w:hAnsi="TimeNewRoman"/>
+                <w:sz w:val="30"/>
+              </w:rPr>
+              <w:t>5×5=</w:t>
+            </w:r>
+          </w:p>
+        </w:tc>
+        <w:tc>
+          <w:tcPr>
+            <w:tcW w:type="dxa" w:w="1987"/>
+          </w:tcPr>
+          <w:p>
+            <w:pPr>
+              <w:jc w:val="left"/>
+            </w:pPr>
+            <w:r>
+              <w:rPr>
+                <w:rFonts w:ascii="TimeNewRoman" w:hAnsi="TimeNewRoman"/>
+                <w:sz w:val="30"/>
+              </w:rPr>
+              <w:t>7×3=</w:t>
+            </w:r>
+          </w:p>
+        </w:tc>
+        <w:tc>
+          <w:tcPr>
+            <w:tcW w:type="dxa" w:w="1987"/>
+          </w:tcPr>
+          <w:p>
+            <w:pPr>
+              <w:jc w:val="left"/>
+            </w:pPr>
+            <w:r>
+              <w:rPr>
+                <w:rFonts w:ascii="TimeNewRoman" w:hAnsi="TimeNewRoman"/>
+                <w:sz w:val="30"/>
+              </w:rPr>
+              <w:t>8×4-18=</w:t>
+            </w:r>
+          </w:p>
+        </w:tc>
+        <w:tc>
+          <w:tcPr>
+            <w:tcW w:type="dxa" w:w="1987"/>
+          </w:tcPr>
+          <w:p>
+            <w:pPr>
+              <w:jc w:val="left"/>
+            </w:pPr>
+            <w:r>
+              <w:rPr>
+                <w:rFonts w:ascii="TimeNewRoman" w:hAnsi="TimeNewRoman"/>
+                <w:sz w:val="30"/>
+              </w:rPr>
+              <w:t>8×3-24=</w:t>
+            </w:r>
+          </w:p>
+        </w:tc>
+        <w:tc>
+          <w:tcPr>
+            <w:tcW w:type="dxa" w:w="1987"/>
+          </w:tcPr>
+          <w:p>
+            <w:pPr>
+              <w:jc w:val="left"/>
+            </w:pPr>
+            <w:r>
+              <w:rPr>
+                <w:rFonts w:ascii="TimeNewRoman" w:hAnsi="TimeNewRoman"/>
+                <w:sz w:val="30"/>
+              </w:rPr>
+              <w:t>12÷3=</w:t>
+            </w:r>
+          </w:p>
+        </w:tc>
+      </w:tr>
+      <w:tr>
+        <w:tc>
+          <w:tcPr>
+            <w:tcW w:type="dxa" w:w="1987"/>
+          </w:tcPr>
+          <w:p>
+            <w:pPr>
+              <w:jc w:val="left"/>
+            </w:pPr>
+            <w:r>
+              <w:rPr>
+                <w:rFonts w:ascii="TimeNewRoman" w:hAnsi="TimeNewRoman"/>
+                <w:sz w:val="30"/>
+              </w:rPr>
+              <w:t>7×2=</w:t>
+            </w:r>
+          </w:p>
+        </w:tc>
+        <w:tc>
+          <w:tcPr>
+            <w:tcW w:type="dxa" w:w="1987"/>
+          </w:tcPr>
+          <w:p>
+            <w:pPr>
+              <w:jc w:val="left"/>
+            </w:pPr>
+            <w:r>
+              <w:rPr>
+                <w:rFonts w:ascii="TimeNewRoman" w:hAnsi="TimeNewRoman"/>
+                <w:sz w:val="30"/>
+              </w:rPr>
+              <w:t>63-12=</w:t>
+            </w:r>
+          </w:p>
+        </w:tc>
+        <w:tc>
+          <w:tcPr>
+            <w:tcW w:type="dxa" w:w="1987"/>
+          </w:tcPr>
+          <w:p>
+            <w:pPr>
+              <w:jc w:val="left"/>
+            </w:pPr>
+            <w:r>
+              <w:rPr>
+                <w:rFonts w:ascii="TimeNewRoman" w:hAnsi="TimeNewRoman"/>
+                <w:sz w:val="30"/>
+              </w:rPr>
+              <w:t>71+16-76=</w:t>
+            </w:r>
+          </w:p>
+        </w:tc>
+        <w:tc>
+          <w:tcPr>
+            <w:tcW w:type="dxa" w:w="1987"/>
+          </w:tcPr>
+          <w:p>
+            <w:pPr>
+              <w:jc w:val="left"/>
+            </w:pPr>
+            <w:r>
+              <w:rPr>
+                <w:rFonts w:ascii="TimeNewRoman" w:hAnsi="TimeNewRoman"/>
+                <w:sz w:val="30"/>
+              </w:rPr>
+              <w:t>4×3=</w:t>
+            </w:r>
+          </w:p>
+        </w:tc>
+        <w:tc>
+          <w:tcPr>
+            <w:tcW w:type="dxa" w:w="1987"/>
+          </w:tcPr>
+          <w:p>
+            <w:pPr>
+              <w:jc w:val="left"/>
+            </w:pPr>
+            <w:r>
+              <w:rPr>
+                <w:rFonts w:ascii="TimeNewRoman" w:hAnsi="TimeNewRoman"/>
+                <w:sz w:val="30"/>
+              </w:rPr>
+              <w:t>6+57-32=</w:t>
+            </w:r>
+          </w:p>
+        </w:tc>
+      </w:tr>
+      <w:tr>
+        <w:tc>
+          <w:tcPr>
+            <w:tcW w:type="dxa" w:w="1987"/>
+          </w:tcPr>
+          <w:p>
+            <w:pPr>
+              <w:jc w:val="left"/>
+            </w:pPr>
+            <w:r>
+              <w:rPr>
+                <w:rFonts w:ascii="TimeNewRoman" w:hAnsi="TimeNewRoman"/>
+                <w:sz w:val="30"/>
+              </w:rPr>
+              <w:t>1+40=</w:t>
+            </w:r>
+          </w:p>
+        </w:tc>
+        <w:tc>
+          <w:tcPr>
+            <w:tcW w:type="dxa" w:w="1987"/>
+          </w:tcPr>
+          <w:p>
+            <w:pPr>
+              <w:jc w:val="left"/>
+            </w:pPr>
+            <w:r>
+              <w:rPr>
+                <w:rFonts w:ascii="TimeNewRoman" w:hAnsi="TimeNewRoman"/>
+                <w:sz w:val="30"/>
+              </w:rPr>
+              <w:t>42+73-47=</w:t>
+            </w:r>
+          </w:p>
+        </w:tc>
+        <w:tc>
+          <w:tcPr>
+            <w:tcW w:type="dxa" w:w="1987"/>
+          </w:tcPr>
+          <w:p>
+            <w:pPr>
+              <w:jc w:val="left"/>
+            </w:pPr>
+            <w:r>
+              <w:rPr>
+                <w:rFonts w:ascii="TimeNewRoman" w:hAnsi="TimeNewRoman"/>
+                <w:sz w:val="30"/>
+              </w:rPr>
+              <w:t>2×5=</w:t>
+            </w:r>
+          </w:p>
+        </w:tc>
+        <w:tc>
+          <w:tcPr>
+            <w:tcW w:type="dxa" w:w="1987"/>
+          </w:tcPr>
+          <w:p>
+            <w:pPr>
+              <w:jc w:val="left"/>
+            </w:pPr>
+            <w:r>
+              <w:rPr>
+                <w:rFonts w:ascii="TimeNewRoman" w:hAnsi="TimeNewRoman"/>
+                <w:sz w:val="30"/>
+              </w:rPr>
+              <w:t>3×5-5=</w:t>
+            </w:r>
+          </w:p>
+        </w:tc>
+        <w:tc>
+          <w:tcPr>
+            <w:tcW w:type="dxa" w:w="1987"/>
+          </w:tcPr>
+          <w:p>
+            <w:pPr>
+              <w:jc w:val="left"/>
+            </w:pPr>
+            <w:r>
+              <w:rPr>
+                <w:rFonts w:ascii="TimeNewRoman" w:hAnsi="TimeNewRoman"/>
+                <w:sz w:val="30"/>
+              </w:rPr>
+              <w:t>36+42=</w:t>
+            </w:r>
+          </w:p>
+        </w:tc>
+      </w:tr>
+      <w:tr>
+        <w:tc>
+          <w:tcPr>
+            <w:tcW w:type="dxa" w:w="1987"/>
+          </w:tcPr>
+          <w:p>
+            <w:pPr>
+              <w:jc w:val="left"/>
+            </w:pPr>
+            <w:r>
+              <w:rPr>
+                <w:rFonts w:ascii="TimeNewRoman" w:hAnsi="TimeNewRoman"/>
+                <w:sz w:val="30"/>
+              </w:rPr>
+              <w:t>9×3-8=</w:t>
+            </w:r>
+          </w:p>
+        </w:tc>
+        <w:tc>
+          <w:tcPr>
+            <w:tcW w:type="dxa" w:w="1987"/>
+          </w:tcPr>
+          <w:p>
+            <w:pPr>
+              <w:jc w:val="left"/>
+            </w:pPr>
+            <w:r>
+              <w:rPr>
+                <w:rFonts w:ascii="TimeNewRoman" w:hAnsi="TimeNewRoman"/>
+                <w:sz w:val="30"/>
+              </w:rPr>
+              <w:t>28÷7=</w:t>
+            </w:r>
+          </w:p>
+        </w:tc>
+        <w:tc>
+          <w:tcPr>
+            <w:tcW w:type="dxa" w:w="1987"/>
+          </w:tcPr>
+          <w:p>
+            <w:pPr>
+              <w:jc w:val="left"/>
+            </w:pPr>
+            <w:r>
+              <w:rPr>
+                <w:rFonts w:ascii="TimeNewRoman" w:hAnsi="TimeNewRoman"/>
+                <w:sz w:val="30"/>
+              </w:rPr>
+              <w:t>7×4=</w:t>
+            </w:r>
+          </w:p>
+        </w:tc>
+        <w:tc>
+          <w:tcPr>
+            <w:tcW w:type="dxa" w:w="1987"/>
+          </w:tcPr>
+          <w:p>
+            <w:pPr>
+              <w:jc w:val="left"/>
+            </w:pPr>
+            <w:r>
+              <w:rPr>
+                <w:rFonts w:ascii="TimeNewRoman" w:hAnsi="TimeNewRoman"/>
+                <w:sz w:val="30"/>
+              </w:rPr>
+              <w:t>9×7+97=</w:t>
             </w:r>
           </w:p>
         </w:tc>
@@ -1084,7 +1606,7 @@
                 <w:rFonts w:ascii="TimeNewRoman" w:hAnsi="TimeNewRoman"/>
                 <w:sz w:val="30"/>
               </w:rPr>
-              <w:t>88+16+95=</w:t>
+              <w:t>4×5=</w:t>
             </w:r>
           </w:p>
         </w:tc>
@@ -1101,7 +1623,7 @@
                 <w:rFonts w:ascii="TimeNewRoman" w:hAnsi="TimeNewRoman"/>
                 <w:sz w:val="30"/>
               </w:rPr>
-              <w:t>3×2=</w:t>
+              <w:t>14+46-10=</w:t>
             </w:r>
           </w:p>
         </w:tc>
@@ -1118,7 +1640,77 @@
                 <w:rFonts w:ascii="TimeNewRoman" w:hAnsi="TimeNewRoman"/>
                 <w:sz w:val="30"/>
               </w:rPr>
-              <w:t>2+80=</w:t>
+              <w:t>2×2+19=</w:t>
+            </w:r>
+          </w:p>
+        </w:tc>
+        <w:tc>
+          <w:tcPr>
+            <w:tcW w:type="dxa" w:w="1987"/>
+          </w:tcPr>
+          <w:p>
+            <w:pPr>
+              <w:jc w:val="left"/>
+            </w:pPr>
+            <w:r>
+              <w:rPr>
+                <w:rFonts w:ascii="TimeNewRoman" w:hAnsi="TimeNewRoman"/>
+                <w:sz w:val="30"/>
+              </w:rPr>
+              <w:t>8×3+18=</w:t>
+            </w:r>
+          </w:p>
+        </w:tc>
+        <w:tc>
+          <w:tcPr>
+            <w:tcW w:type="dxa" w:w="1987"/>
+          </w:tcPr>
+          <w:p>
+            <w:pPr>
+              <w:jc w:val="left"/>
+            </w:pPr>
+            <w:r>
+              <w:rPr>
+                <w:rFonts w:ascii="TimeNewRoman" w:hAnsi="TimeNewRoman"/>
+                <w:sz w:val="30"/>
+              </w:rPr>
+              <w:t>60+35=</w:t>
+            </w:r>
+          </w:p>
+        </w:tc>
+      </w:tr>
+      <w:tr>
+        <w:tc>
+          <w:tcPr>
+            <w:tcW w:type="dxa" w:w="1987"/>
+          </w:tcPr>
+          <w:p>
+            <w:pPr>
+              <w:jc w:val="left"/>
+            </w:pPr>
+            <w:r>
+              <w:rPr>
+                <w:rFonts w:ascii="TimeNewRoman" w:hAnsi="TimeNewRoman"/>
+                <w:sz w:val="30"/>
+              </w:rPr>
+              <w:t>20÷5=</w:t>
+            </w:r>
+          </w:p>
+        </w:tc>
+        <w:tc>
+          <w:tcPr>
+            <w:tcW w:type="dxa" w:w="1987"/>
+          </w:tcPr>
+          <w:p>
+            <w:pPr>
+              <w:jc w:val="left"/>
+            </w:pPr>
+            <w:r>
+              <w:rPr>
+                <w:rFonts w:ascii="TimeNewRoman" w:hAnsi="TimeNewRoman"/>
+                <w:sz w:val="30"/>
+              </w:rPr>
+              <w:t>54÷9=</w:t>
             </w:r>
           </w:p>
         </w:tc>
@@ -1152,26 +1744,7 @@
                 <w:rFonts w:ascii="TimeNewRoman" w:hAnsi="TimeNewRoman"/>
                 <w:sz w:val="30"/>
               </w:rPr>
-              <w:t>50-6=</w:t>
-            </w:r>
-          </w:p>
-        </w:tc>
-      </w:tr>
-      <w:tr>
-        <w:tc>
-          <w:tcPr>
-            <w:tcW w:type="dxa" w:w="1987"/>
-          </w:tcPr>
-          <w:p>
-            <w:pPr>
-              <w:jc w:val="left"/>
-            </w:pPr>
-            <w:r>
-              <w:rPr>
-                <w:rFonts w:ascii="TimeNewRoman" w:hAnsi="TimeNewRoman"/>
-                <w:sz w:val="30"/>
-              </w:rPr>
-              <w:t>18+30-34=</w:t>
+              <w:t>59+12-28=</w:t>
             </w:r>
           </w:p>
         </w:tc>
@@ -1188,580 +1761,7 @@
                 <w:rFonts w:ascii="TimeNewRoman" w:hAnsi="TimeNewRoman"/>
                 <w:sz w:val="30"/>
               </w:rPr>
-              <w:t>8×3=</w:t>
-            </w:r>
-          </w:p>
-        </w:tc>
-        <w:tc>
-          <w:tcPr>
-            <w:tcW w:type="dxa" w:w="1987"/>
-          </w:tcPr>
-          <w:p>
-            <w:pPr>
-              <w:jc w:val="left"/>
-            </w:pPr>
-            <w:r>
-              <w:rPr>
-                <w:rFonts w:ascii="TimeNewRoman" w:hAnsi="TimeNewRoman"/>
-                <w:sz w:val="30"/>
-              </w:rPr>
-              <w:t>2×6-12=</w:t>
-            </w:r>
-          </w:p>
-        </w:tc>
-        <w:tc>
-          <w:tcPr>
-            <w:tcW w:type="dxa" w:w="1987"/>
-          </w:tcPr>
-          <w:p>
-            <w:pPr>
-              <w:jc w:val="left"/>
-            </w:pPr>
-            <w:r>
-              <w:rPr>
-                <w:rFonts w:ascii="TimeNewRoman" w:hAnsi="TimeNewRoman"/>
-                <w:sz w:val="30"/>
-              </w:rPr>
-              <w:t>51+9=</w:t>
-            </w:r>
-          </w:p>
-        </w:tc>
-        <w:tc>
-          <w:tcPr>
-            <w:tcW w:type="dxa" w:w="1987"/>
-          </w:tcPr>
-          <w:p>
-            <w:pPr>
-              <w:jc w:val="left"/>
-            </w:pPr>
-            <w:r>
-              <w:rPr>
-                <w:rFonts w:ascii="TimeNewRoman" w:hAnsi="TimeNewRoman"/>
-                <w:sz w:val="30"/>
-              </w:rPr>
-              <w:t>4×4=</w:t>
-            </w:r>
-          </w:p>
-        </w:tc>
-      </w:tr>
-      <w:tr>
-        <w:tc>
-          <w:tcPr>
-            <w:tcW w:type="dxa" w:w="1987"/>
-          </w:tcPr>
-          <w:p>
-            <w:pPr>
-              <w:jc w:val="left"/>
-            </w:pPr>
-            <w:r>
-              <w:rPr>
-                <w:rFonts w:ascii="TimeNewRoman" w:hAnsi="TimeNewRoman"/>
-                <w:sz w:val="30"/>
-              </w:rPr>
-              <w:t>76-19=</w:t>
-            </w:r>
-          </w:p>
-        </w:tc>
-        <w:tc>
-          <w:tcPr>
-            <w:tcW w:type="dxa" w:w="1987"/>
-          </w:tcPr>
-          <w:p>
-            <w:pPr>
-              <w:jc w:val="left"/>
-            </w:pPr>
-            <w:r>
-              <w:rPr>
-                <w:rFonts w:ascii="TimeNewRoman" w:hAnsi="TimeNewRoman"/>
-                <w:sz w:val="30"/>
-              </w:rPr>
-              <w:t>1×9=</w:t>
-            </w:r>
-          </w:p>
-        </w:tc>
-        <w:tc>
-          <w:tcPr>
-            <w:tcW w:type="dxa" w:w="1987"/>
-          </w:tcPr>
-          <w:p>
-            <w:pPr>
-              <w:jc w:val="left"/>
-            </w:pPr>
-            <w:r>
-              <w:rPr>
-                <w:rFonts w:ascii="TimeNewRoman" w:hAnsi="TimeNewRoman"/>
-                <w:sz w:val="30"/>
-              </w:rPr>
-              <w:t>21+45+69=</w:t>
-            </w:r>
-          </w:p>
-        </w:tc>
-        <w:tc>
-          <w:tcPr>
-            <w:tcW w:type="dxa" w:w="1987"/>
-          </w:tcPr>
-          <w:p>
-            <w:pPr>
-              <w:jc w:val="left"/>
-            </w:pPr>
-            <w:r>
-              <w:rPr>
-                <w:rFonts w:ascii="TimeNewRoman" w:hAnsi="TimeNewRoman"/>
-                <w:sz w:val="30"/>
-              </w:rPr>
-              <w:t>82+16=</w:t>
-            </w:r>
-          </w:p>
-        </w:tc>
-        <w:tc>
-          <w:tcPr>
-            <w:tcW w:type="dxa" w:w="1987"/>
-          </w:tcPr>
-          <w:p>
-            <w:pPr>
-              <w:jc w:val="left"/>
-            </w:pPr>
-            <w:r>
-              <w:rPr>
-                <w:rFonts w:ascii="TimeNewRoman" w:hAnsi="TimeNewRoman"/>
-                <w:sz w:val="30"/>
-              </w:rPr>
-              <w:t>38+60=</w:t>
-            </w:r>
-          </w:p>
-        </w:tc>
-      </w:tr>
-      <w:tr>
-        <w:tc>
-          <w:tcPr>
-            <w:tcW w:type="dxa" w:w="1987"/>
-          </w:tcPr>
-          <w:p>
-            <w:pPr>
-              <w:jc w:val="left"/>
-            </w:pPr>
-            <w:r>
-              <w:rPr>
-                <w:rFonts w:ascii="TimeNewRoman" w:hAnsi="TimeNewRoman"/>
-                <w:sz w:val="30"/>
-              </w:rPr>
-              <w:t>32+53-73=</w:t>
-            </w:r>
-          </w:p>
-        </w:tc>
-        <w:tc>
-          <w:tcPr>
-            <w:tcW w:type="dxa" w:w="1987"/>
-          </w:tcPr>
-          <w:p>
-            <w:pPr>
-              <w:jc w:val="left"/>
-            </w:pPr>
-            <w:r>
-              <w:rPr>
-                <w:rFonts w:ascii="TimeNewRoman" w:hAnsi="TimeNewRoman"/>
-                <w:sz w:val="30"/>
-              </w:rPr>
-              <w:t>77-50=</w:t>
-            </w:r>
-          </w:p>
-        </w:tc>
-        <w:tc>
-          <w:tcPr>
-            <w:tcW w:type="dxa" w:w="1987"/>
-          </w:tcPr>
-          <w:p>
-            <w:pPr>
-              <w:jc w:val="left"/>
-            </w:pPr>
-            <w:r>
-              <w:rPr>
-                <w:rFonts w:ascii="TimeNewRoman" w:hAnsi="TimeNewRoman"/>
-                <w:sz w:val="30"/>
-              </w:rPr>
-              <w:t>9×7=</w:t>
-            </w:r>
-          </w:p>
-        </w:tc>
-        <w:tc>
-          <w:tcPr>
-            <w:tcW w:type="dxa" w:w="1987"/>
-          </w:tcPr>
-          <w:p>
-            <w:pPr>
-              <w:jc w:val="left"/>
-            </w:pPr>
-            <w:r>
-              <w:rPr>
-                <w:rFonts w:ascii="TimeNewRoman" w:hAnsi="TimeNewRoman"/>
-                <w:sz w:val="30"/>
-              </w:rPr>
-              <w:t>21-10=</w:t>
-            </w:r>
-          </w:p>
-        </w:tc>
-        <w:tc>
-          <w:tcPr>
-            <w:tcW w:type="dxa" w:w="1987"/>
-          </w:tcPr>
-          <w:p>
-            <w:pPr>
-              <w:jc w:val="left"/>
-            </w:pPr>
-            <w:r>
-              <w:rPr>
-                <w:rFonts w:ascii="TimeNewRoman" w:hAnsi="TimeNewRoman"/>
-                <w:sz w:val="30"/>
-              </w:rPr>
-              <w:t>18÷3=</w:t>
-            </w:r>
-          </w:p>
-        </w:tc>
-      </w:tr>
-      <w:tr>
-        <w:tc>
-          <w:tcPr>
-            <w:tcW w:type="dxa" w:w="1987"/>
-          </w:tcPr>
-          <w:p>
-            <w:pPr>
-              <w:jc w:val="left"/>
-            </w:pPr>
-            <w:r>
-              <w:rPr>
-                <w:rFonts w:ascii="TimeNewRoman" w:hAnsi="TimeNewRoman"/>
-                <w:sz w:val="30"/>
-              </w:rPr>
-              <w:t>7×2=</w:t>
-            </w:r>
-          </w:p>
-        </w:tc>
-        <w:tc>
-          <w:tcPr>
-            <w:tcW w:type="dxa" w:w="1987"/>
-          </w:tcPr>
-          <w:p>
-            <w:pPr>
-              <w:jc w:val="left"/>
-            </w:pPr>
-            <w:r>
-              <w:rPr>
-                <w:rFonts w:ascii="TimeNewRoman" w:hAnsi="TimeNewRoman"/>
-                <w:sz w:val="30"/>
-              </w:rPr>
-              <w:t>3×7=</w:t>
-            </w:r>
-          </w:p>
-        </w:tc>
-        <w:tc>
-          <w:tcPr>
-            <w:tcW w:type="dxa" w:w="1987"/>
-          </w:tcPr>
-          <w:p>
-            <w:pPr>
-              <w:jc w:val="left"/>
-            </w:pPr>
-            <w:r>
-              <w:rPr>
-                <w:rFonts w:ascii="TimeNewRoman" w:hAnsi="TimeNewRoman"/>
-                <w:sz w:val="30"/>
-              </w:rPr>
-              <w:t>48+5+10=</w:t>
-            </w:r>
-          </w:p>
-        </w:tc>
-        <w:tc>
-          <w:tcPr>
-            <w:tcW w:type="dxa" w:w="1987"/>
-          </w:tcPr>
-          <w:p>
-            <w:pPr>
-              <w:jc w:val="left"/>
-            </w:pPr>
-            <w:r>
-              <w:rPr>
-                <w:rFonts w:ascii="TimeNewRoman" w:hAnsi="TimeNewRoman"/>
-                <w:sz w:val="30"/>
-              </w:rPr>
-              <w:t>9×8+52=</w:t>
-            </w:r>
-          </w:p>
-        </w:tc>
-        <w:tc>
-          <w:tcPr>
-            <w:tcW w:type="dxa" w:w="1987"/>
-          </w:tcPr>
-          <w:p>
-            <w:pPr>
-              <w:jc w:val="left"/>
-            </w:pPr>
-            <w:r>
-              <w:rPr>
-                <w:rFonts w:ascii="TimeNewRoman" w:hAnsi="TimeNewRoman"/>
-                <w:sz w:val="30"/>
-              </w:rPr>
-              <w:t>2×2=</w:t>
-            </w:r>
-          </w:p>
-        </w:tc>
-      </w:tr>
-      <w:tr>
-        <w:tc>
-          <w:tcPr>
-            <w:tcW w:type="dxa" w:w="1987"/>
-          </w:tcPr>
-          <w:p>
-            <w:pPr>
-              <w:jc w:val="left"/>
-            </w:pPr>
-            <w:r>
-              <w:rPr>
-                <w:rFonts w:ascii="TimeNewRoman" w:hAnsi="TimeNewRoman"/>
-                <w:sz w:val="30"/>
-              </w:rPr>
-              <w:t>9×5=</w:t>
-            </w:r>
-          </w:p>
-        </w:tc>
-        <w:tc>
-          <w:tcPr>
-            <w:tcW w:type="dxa" w:w="1987"/>
-          </w:tcPr>
-          <w:p>
-            <w:pPr>
-              <w:jc w:val="left"/>
-            </w:pPr>
-            <w:r>
-              <w:rPr>
-                <w:rFonts w:ascii="TimeNewRoman" w:hAnsi="TimeNewRoman"/>
-                <w:sz w:val="30"/>
-              </w:rPr>
-              <w:t>6×5-19=</w:t>
-            </w:r>
-          </w:p>
-        </w:tc>
-        <w:tc>
-          <w:tcPr>
-            <w:tcW w:type="dxa" w:w="1987"/>
-          </w:tcPr>
-          <w:p>
-            <w:pPr>
-              <w:jc w:val="left"/>
-            </w:pPr>
-            <w:r>
-              <w:rPr>
-                <w:rFonts w:ascii="TimeNewRoman" w:hAnsi="TimeNewRoman"/>
-                <w:sz w:val="30"/>
-              </w:rPr>
-              <w:t>12÷2=</w:t>
-            </w:r>
-          </w:p>
-        </w:tc>
-        <w:tc>
-          <w:tcPr>
-            <w:tcW w:type="dxa" w:w="1987"/>
-          </w:tcPr>
-          <w:p>
-            <w:pPr>
-              <w:jc w:val="left"/>
-            </w:pPr>
-            <w:r>
-              <w:rPr>
-                <w:rFonts w:ascii="TimeNewRoman" w:hAnsi="TimeNewRoman"/>
-                <w:sz w:val="30"/>
-              </w:rPr>
-              <w:t>4×5=</w:t>
-            </w:r>
-          </w:p>
-        </w:tc>
-        <w:tc>
-          <w:tcPr>
-            <w:tcW w:type="dxa" w:w="1987"/>
-          </w:tcPr>
-          <w:p>
-            <w:pPr>
-              <w:jc w:val="left"/>
-            </w:pPr>
-            <w:r>
-              <w:rPr>
-                <w:rFonts w:ascii="TimeNewRoman" w:hAnsi="TimeNewRoman"/>
-                <w:sz w:val="30"/>
-              </w:rPr>
-              <w:t>38+74+4=</w:t>
-            </w:r>
-          </w:p>
-        </w:tc>
-      </w:tr>
-      <w:tr>
-        <w:tc>
-          <w:tcPr>
-            <w:tcW w:type="dxa" w:w="1987"/>
-          </w:tcPr>
-          <w:p>
-            <w:pPr>
-              <w:jc w:val="left"/>
-            </w:pPr>
-            <w:r>
-              <w:rPr>
-                <w:rFonts w:ascii="TimeNewRoman" w:hAnsi="TimeNewRoman"/>
-                <w:sz w:val="30"/>
-              </w:rPr>
-              <w:t>2×9-14=</w:t>
-            </w:r>
-          </w:p>
-        </w:tc>
-        <w:tc>
-          <w:tcPr>
-            <w:tcW w:type="dxa" w:w="1987"/>
-          </w:tcPr>
-          <w:p>
-            <w:pPr>
-              <w:jc w:val="left"/>
-            </w:pPr>
-            <w:r>
-              <w:rPr>
-                <w:rFonts w:ascii="TimeNewRoman" w:hAnsi="TimeNewRoman"/>
-                <w:sz w:val="30"/>
-              </w:rPr>
-              <w:t>97-11=</w:t>
-            </w:r>
-          </w:p>
-        </w:tc>
-        <w:tc>
-          <w:tcPr>
-            <w:tcW w:type="dxa" w:w="1987"/>
-          </w:tcPr>
-          <w:p>
-            <w:pPr>
-              <w:jc w:val="left"/>
-            </w:pPr>
-            <w:r>
-              <w:rPr>
-                <w:rFonts w:ascii="TimeNewRoman" w:hAnsi="TimeNewRoman"/>
-                <w:sz w:val="30"/>
-              </w:rPr>
-              <w:t>24÷6=</w:t>
-            </w:r>
-          </w:p>
-        </w:tc>
-        <w:tc>
-          <w:tcPr>
-            <w:tcW w:type="dxa" w:w="1987"/>
-          </w:tcPr>
-          <w:p>
-            <w:pPr>
-              <w:jc w:val="left"/>
-            </w:pPr>
-            <w:r>
-              <w:rPr>
-                <w:rFonts w:ascii="TimeNewRoman" w:hAnsi="TimeNewRoman"/>
-                <w:sz w:val="30"/>
-              </w:rPr>
-              <w:t>5×8+51=</w:t>
-            </w:r>
-          </w:p>
-        </w:tc>
-        <w:tc>
-          <w:tcPr>
-            <w:tcW w:type="dxa" w:w="1987"/>
-          </w:tcPr>
-          <w:p>
-            <w:pPr>
-              <w:jc w:val="left"/>
-            </w:pPr>
-            <w:r>
-              <w:rPr>
-                <w:rFonts w:ascii="TimeNewRoman" w:hAnsi="TimeNewRoman"/>
-                <w:sz w:val="30"/>
-              </w:rPr>
-              <w:t>3×3=</w:t>
-            </w:r>
-          </w:p>
-        </w:tc>
-      </w:tr>
-      <w:tr>
-        <w:tc>
-          <w:tcPr>
-            <w:tcW w:type="dxa" w:w="1987"/>
-          </w:tcPr>
-          <w:p>
-            <w:pPr>
-              <w:jc w:val="left"/>
-            </w:pPr>
-            <w:r>
-              <w:rPr>
-                <w:rFonts w:ascii="TimeNewRoman" w:hAnsi="TimeNewRoman"/>
-                <w:sz w:val="30"/>
-              </w:rPr>
-              <w:t>2×6=</w:t>
-            </w:r>
-          </w:p>
-        </w:tc>
-        <w:tc>
-          <w:tcPr>
-            <w:tcW w:type="dxa" w:w="1987"/>
-          </w:tcPr>
-          <w:p>
-            <w:pPr>
-              <w:jc w:val="left"/>
-            </w:pPr>
-            <w:r>
-              <w:rPr>
-                <w:rFonts w:ascii="TimeNewRoman" w:hAnsi="TimeNewRoman"/>
-                <w:sz w:val="30"/>
-              </w:rPr>
-              <w:t>6×1=</w:t>
-            </w:r>
-          </w:p>
-        </w:tc>
-        <w:tc>
-          <w:tcPr>
-            <w:tcW w:type="dxa" w:w="1987"/>
-          </w:tcPr>
-          <w:p>
-            <w:pPr>
-              <w:jc w:val="left"/>
-            </w:pPr>
-            <w:r>
-              <w:rPr>
-                <w:rFonts w:ascii="TimeNewRoman" w:hAnsi="TimeNewRoman"/>
-                <w:sz w:val="30"/>
-              </w:rPr>
-              <w:t>4×8+69=</w:t>
-            </w:r>
-          </w:p>
-        </w:tc>
-        <w:tc>
-          <w:tcPr>
-            <w:tcW w:type="dxa" w:w="1987"/>
-          </w:tcPr>
-          <w:p>
-            <w:pPr>
-              <w:jc w:val="left"/>
-            </w:pPr>
-            <w:r>
-              <w:rPr>
-                <w:rFonts w:ascii="TimeNewRoman" w:hAnsi="TimeNewRoman"/>
-                <w:sz w:val="30"/>
-              </w:rPr>
-              <w:t>5×2+32=</w:t>
-            </w:r>
-          </w:p>
-        </w:tc>
-        <w:tc>
-          <w:tcPr>
-            <w:tcW w:type="dxa" w:w="1987"/>
-          </w:tcPr>
-          <w:p>
-            <w:pPr>
-              <w:jc w:val="left"/>
-            </w:pPr>
-            <w:r>
-              <w:rPr>
-                <w:rFonts w:ascii="TimeNewRoman" w:hAnsi="TimeNewRoman"/>
-                <w:sz w:val="30"/>
-              </w:rPr>
-              <w:t>67-1=</w:t>
+              <w:t>95-35=</w:t>
             </w:r>
           </w:p>
         </w:tc>

--- a/mixed.docx
+++ b/mixed.docx
@@ -11,7 +11,7 @@
           <w:rFonts w:ascii="Arial" w:hAnsi="Arial"/>
           <w:sz w:val="30"/>
         </w:rPr>
-        <w:t>2026-09-24 Thursday</w:t>
+        <w:t>2026-09-25 Friday</w:t>
       </w:r>
     </w:p>
     <w:tbl>
@@ -40,7 +40,7 @@
                 <w:rFonts w:ascii="TimeNewRoman" w:hAnsi="TimeNewRoman"/>
                 <w:sz w:val="30"/>
               </w:rPr>
-              <w:t>3×2=</w:t>
+              <w:t>4×3=</w:t>
             </w:r>
           </w:p>
         </w:tc>
@@ -57,7 +57,7 @@
                 <w:rFonts w:ascii="TimeNewRoman" w:hAnsi="TimeNewRoman"/>
                 <w:sz w:val="30"/>
               </w:rPr>
-              <w:t>32÷8=</w:t>
+              <w:t>86-15=</w:t>
             </w:r>
           </w:p>
         </w:tc>
@@ -74,7 +74,7 @@
                 <w:rFonts w:ascii="TimeNewRoman" w:hAnsi="TimeNewRoman"/>
                 <w:sz w:val="30"/>
               </w:rPr>
-              <w:t>66-7=</w:t>
+              <w:t>72-69=</w:t>
             </w:r>
           </w:p>
         </w:tc>
@@ -91,7 +91,7 @@
                 <w:rFonts w:ascii="TimeNewRoman" w:hAnsi="TimeNewRoman"/>
                 <w:sz w:val="30"/>
               </w:rPr>
-              <w:t>24÷4=</w:t>
+              <w:t>42+28=</w:t>
             </w:r>
           </w:p>
         </w:tc>
@@ -108,7 +108,7 @@
                 <w:rFonts w:ascii="TimeNewRoman" w:hAnsi="TimeNewRoman"/>
                 <w:sz w:val="30"/>
               </w:rPr>
-              <w:t>63+13-68=</w:t>
+              <w:t>80-51=</w:t>
             </w:r>
           </w:p>
         </w:tc>
@@ -127,7 +127,7 @@
                 <w:rFonts w:ascii="TimeNewRoman" w:hAnsi="TimeNewRoman"/>
                 <w:sz w:val="30"/>
               </w:rPr>
-              <w:t>3+76=</w:t>
+              <w:t>2×6=</w:t>
             </w:r>
           </w:p>
         </w:tc>
@@ -144,7 +144,7 @@
                 <w:rFonts w:ascii="TimeNewRoman" w:hAnsi="TimeNewRoman"/>
                 <w:sz w:val="30"/>
               </w:rPr>
-              <w:t>75-12=</w:t>
+              <w:t>44-26=</w:t>
             </w:r>
           </w:p>
         </w:tc>
@@ -161,7 +161,7 @@
                 <w:rFonts w:ascii="TimeNewRoman" w:hAnsi="TimeNewRoman"/>
                 <w:sz w:val="30"/>
               </w:rPr>
-              <w:t>8×7=</w:t>
+              <w:t>5×8=</w:t>
             </w:r>
           </w:p>
         </w:tc>
@@ -178,7 +178,7 @@
                 <w:rFonts w:ascii="TimeNewRoman" w:hAnsi="TimeNewRoman"/>
                 <w:sz w:val="30"/>
               </w:rPr>
-              <w:t>9×5=</w:t>
+              <w:t>90+80+83=</w:t>
             </w:r>
           </w:p>
         </w:tc>
@@ -195,442 +195,7 @@
                 <w:rFonts w:ascii="TimeNewRoman" w:hAnsi="TimeNewRoman"/>
                 <w:sz w:val="30"/>
               </w:rPr>
-              <w:t>5×9=</w:t>
-            </w:r>
-          </w:p>
-        </w:tc>
-      </w:tr>
-      <w:tr>
-        <w:tc>
-          <w:tcPr>
-            <w:tcW w:type="dxa" w:w="1987"/>
-          </w:tcPr>
-          <w:p>
-            <w:pPr>
-              <w:jc w:val="left"/>
-            </w:pPr>
-            <w:r>
-              <w:rPr>
-                <w:rFonts w:ascii="TimeNewRoman" w:hAnsi="TimeNewRoman"/>
-                <w:sz w:val="30"/>
-              </w:rPr>
-              <w:t>93-34=</w:t>
-            </w:r>
-          </w:p>
-        </w:tc>
-        <w:tc>
-          <w:tcPr>
-            <w:tcW w:type="dxa" w:w="1987"/>
-          </w:tcPr>
-          <w:p>
-            <w:pPr>
-              <w:jc w:val="left"/>
-            </w:pPr>
-            <w:r>
-              <w:rPr>
-                <w:rFonts w:ascii="TimeNewRoman" w:hAnsi="TimeNewRoman"/>
-                <w:sz w:val="30"/>
-              </w:rPr>
-              <w:t>5×2-9=</w:t>
-            </w:r>
-          </w:p>
-        </w:tc>
-        <w:tc>
-          <w:tcPr>
-            <w:tcW w:type="dxa" w:w="1987"/>
-          </w:tcPr>
-          <w:p>
-            <w:pPr>
-              <w:jc w:val="left"/>
-            </w:pPr>
-            <w:r>
-              <w:rPr>
-                <w:rFonts w:ascii="TimeNewRoman" w:hAnsi="TimeNewRoman"/>
-                <w:sz w:val="30"/>
-              </w:rPr>
-              <w:t>4×4-4=</w:t>
-            </w:r>
-          </w:p>
-        </w:tc>
-        <w:tc>
-          <w:tcPr>
-            <w:tcW w:type="dxa" w:w="1987"/>
-          </w:tcPr>
-          <w:p>
-            <w:pPr>
-              <w:jc w:val="left"/>
-            </w:pPr>
-            <w:r>
-              <w:rPr>
-                <w:rFonts w:ascii="TimeNewRoman" w:hAnsi="TimeNewRoman"/>
-                <w:sz w:val="30"/>
-              </w:rPr>
-              <w:t>27÷9=</w:t>
-            </w:r>
-          </w:p>
-        </w:tc>
-        <w:tc>
-          <w:tcPr>
-            <w:tcW w:type="dxa" w:w="1987"/>
-          </w:tcPr>
-          <w:p>
-            <w:pPr>
-              <w:jc w:val="left"/>
-            </w:pPr>
-            <w:r>
-              <w:rPr>
-                <w:rFonts w:ascii="TimeNewRoman" w:hAnsi="TimeNewRoman"/>
-                <w:sz w:val="30"/>
-              </w:rPr>
-              <w:t>7×3+47=</w:t>
-            </w:r>
-          </w:p>
-        </w:tc>
-      </w:tr>
-      <w:tr>
-        <w:tc>
-          <w:tcPr>
-            <w:tcW w:type="dxa" w:w="1987"/>
-          </w:tcPr>
-          <w:p>
-            <w:pPr>
-              <w:jc w:val="left"/>
-            </w:pPr>
-            <w:r>
-              <w:rPr>
-                <w:rFonts w:ascii="TimeNewRoman" w:hAnsi="TimeNewRoman"/>
-                <w:sz w:val="30"/>
-              </w:rPr>
-              <w:t>36÷4=</w:t>
-            </w:r>
-          </w:p>
-        </w:tc>
-        <w:tc>
-          <w:tcPr>
-            <w:tcW w:type="dxa" w:w="1987"/>
-          </w:tcPr>
-          <w:p>
-            <w:pPr>
-              <w:jc w:val="left"/>
-            </w:pPr>
-            <w:r>
-              <w:rPr>
-                <w:rFonts w:ascii="TimeNewRoman" w:hAnsi="TimeNewRoman"/>
-                <w:sz w:val="30"/>
-              </w:rPr>
-              <w:t>18÷9=</w:t>
-            </w:r>
-          </w:p>
-        </w:tc>
-        <w:tc>
-          <w:tcPr>
-            <w:tcW w:type="dxa" w:w="1987"/>
-          </w:tcPr>
-          <w:p>
-            <w:pPr>
-              <w:jc w:val="left"/>
-            </w:pPr>
-            <w:r>
-              <w:rPr>
-                <w:rFonts w:ascii="TimeNewRoman" w:hAnsi="TimeNewRoman"/>
-                <w:sz w:val="30"/>
-              </w:rPr>
-              <w:t>64÷8=</w:t>
-            </w:r>
-          </w:p>
-        </w:tc>
-        <w:tc>
-          <w:tcPr>
-            <w:tcW w:type="dxa" w:w="1987"/>
-          </w:tcPr>
-          <w:p>
-            <w:pPr>
-              <w:jc w:val="left"/>
-            </w:pPr>
-            <w:r>
-              <w:rPr>
-                <w:rFonts w:ascii="TimeNewRoman" w:hAnsi="TimeNewRoman"/>
-                <w:sz w:val="30"/>
-              </w:rPr>
-              <w:t>9×7=</w:t>
-            </w:r>
-          </w:p>
-        </w:tc>
-        <w:tc>
-          <w:tcPr>
-            <w:tcW w:type="dxa" w:w="1987"/>
-          </w:tcPr>
-          <w:p>
-            <w:pPr>
-              <w:jc w:val="left"/>
-            </w:pPr>
-            <w:r>
-              <w:rPr>
-                <w:rFonts w:ascii="TimeNewRoman" w:hAnsi="TimeNewRoman"/>
-                <w:sz w:val="30"/>
-              </w:rPr>
-              <w:t>1+91=</w:t>
-            </w:r>
-          </w:p>
-        </w:tc>
-      </w:tr>
-      <w:tr>
-        <w:tc>
-          <w:tcPr>
-            <w:tcW w:type="dxa" w:w="1987"/>
-          </w:tcPr>
-          <w:p>
-            <w:pPr>
-              <w:jc w:val="left"/>
-            </w:pPr>
-            <w:r>
-              <w:rPr>
-                <w:rFonts w:ascii="TimeNewRoman" w:hAnsi="TimeNewRoman"/>
-                <w:sz w:val="30"/>
-              </w:rPr>
-              <w:t>6×9=</w:t>
-            </w:r>
-          </w:p>
-        </w:tc>
-        <w:tc>
-          <w:tcPr>
-            <w:tcW w:type="dxa" w:w="1987"/>
-          </w:tcPr>
-          <w:p>
-            <w:pPr>
-              <w:jc w:val="left"/>
-            </w:pPr>
-            <w:r>
-              <w:rPr>
-                <w:rFonts w:ascii="TimeNewRoman" w:hAnsi="TimeNewRoman"/>
-                <w:sz w:val="30"/>
-              </w:rPr>
-              <w:t>45÷5=</w:t>
-            </w:r>
-          </w:p>
-        </w:tc>
-        <w:tc>
-          <w:tcPr>
-            <w:tcW w:type="dxa" w:w="1987"/>
-          </w:tcPr>
-          <w:p>
-            <w:pPr>
-              <w:jc w:val="left"/>
-            </w:pPr>
-            <w:r>
-              <w:rPr>
-                <w:rFonts w:ascii="TimeNewRoman" w:hAnsi="TimeNewRoman"/>
-                <w:sz w:val="30"/>
-              </w:rPr>
-              <w:t>2×3+40=</w:t>
-            </w:r>
-          </w:p>
-        </w:tc>
-        <w:tc>
-          <w:tcPr>
-            <w:tcW w:type="dxa" w:w="1987"/>
-          </w:tcPr>
-          <w:p>
-            <w:pPr>
-              <w:jc w:val="left"/>
-            </w:pPr>
-            <w:r>
-              <w:rPr>
-                <w:rFonts w:ascii="TimeNewRoman" w:hAnsi="TimeNewRoman"/>
-                <w:sz w:val="30"/>
-              </w:rPr>
-              <w:t>25÷5=</w:t>
-            </w:r>
-          </w:p>
-        </w:tc>
-        <w:tc>
-          <w:tcPr>
-            <w:tcW w:type="dxa" w:w="1987"/>
-          </w:tcPr>
-          <w:p>
-            <w:pPr>
-              <w:jc w:val="left"/>
-            </w:pPr>
-            <w:r>
-              <w:rPr>
-                <w:rFonts w:ascii="TimeNewRoman" w:hAnsi="TimeNewRoman"/>
-                <w:sz w:val="30"/>
-              </w:rPr>
-              <w:t>16-8=</w:t>
-            </w:r>
-          </w:p>
-        </w:tc>
-      </w:tr>
-      <w:tr>
-        <w:tc>
-          <w:tcPr>
-            <w:tcW w:type="dxa" w:w="1987"/>
-          </w:tcPr>
-          <w:p>
-            <w:pPr>
-              <w:jc w:val="left"/>
-            </w:pPr>
-            <w:r>
-              <w:rPr>
-                <w:rFonts w:ascii="TimeNewRoman" w:hAnsi="TimeNewRoman"/>
-                <w:sz w:val="30"/>
-              </w:rPr>
-              <w:t>98+30+15=</w:t>
-            </w:r>
-          </w:p>
-        </w:tc>
-        <w:tc>
-          <w:tcPr>
-            <w:tcW w:type="dxa" w:w="1987"/>
-          </w:tcPr>
-          <w:p>
-            <w:pPr>
-              <w:jc w:val="left"/>
-            </w:pPr>
-            <w:r>
-              <w:rPr>
-                <w:rFonts w:ascii="TimeNewRoman" w:hAnsi="TimeNewRoman"/>
-                <w:sz w:val="30"/>
-              </w:rPr>
-              <w:t>10+43=</w:t>
-            </w:r>
-          </w:p>
-        </w:tc>
-        <w:tc>
-          <w:tcPr>
-            <w:tcW w:type="dxa" w:w="1987"/>
-          </w:tcPr>
-          <w:p>
-            <w:pPr>
-              <w:jc w:val="left"/>
-            </w:pPr>
-            <w:r>
-              <w:rPr>
-                <w:rFonts w:ascii="TimeNewRoman" w:hAnsi="TimeNewRoman"/>
-                <w:sz w:val="30"/>
-              </w:rPr>
-              <w:t>37+13-38=</w:t>
-            </w:r>
-          </w:p>
-        </w:tc>
-        <w:tc>
-          <w:tcPr>
-            <w:tcW w:type="dxa" w:w="1987"/>
-          </w:tcPr>
-          <w:p>
-            <w:pPr>
-              <w:jc w:val="left"/>
-            </w:pPr>
-            <w:r>
-              <w:rPr>
-                <w:rFonts w:ascii="TimeNewRoman" w:hAnsi="TimeNewRoman"/>
-                <w:sz w:val="30"/>
-              </w:rPr>
-              <w:t>76-52=</w:t>
-            </w:r>
-          </w:p>
-        </w:tc>
-        <w:tc>
-          <w:tcPr>
-            <w:tcW w:type="dxa" w:w="1987"/>
-          </w:tcPr>
-          <w:p>
-            <w:pPr>
-              <w:jc w:val="left"/>
-            </w:pPr>
-            <w:r>
-              <w:rPr>
-                <w:rFonts w:ascii="TimeNewRoman" w:hAnsi="TimeNewRoman"/>
-                <w:sz w:val="30"/>
-              </w:rPr>
-              <w:t>3×8=</w:t>
-            </w:r>
-          </w:p>
-        </w:tc>
-      </w:tr>
-      <w:tr>
-        <w:tc>
-          <w:tcPr>
-            <w:tcW w:type="dxa" w:w="1987"/>
-          </w:tcPr>
-          <w:p>
-            <w:pPr>
-              <w:jc w:val="left"/>
-            </w:pPr>
-            <w:r>
-              <w:rPr>
-                <w:rFonts w:ascii="TimeNewRoman" w:hAnsi="TimeNewRoman"/>
-                <w:sz w:val="30"/>
-              </w:rPr>
-              <w:t>77-42=</w:t>
-            </w:r>
-          </w:p>
-        </w:tc>
-        <w:tc>
-          <w:tcPr>
-            <w:tcW w:type="dxa" w:w="1987"/>
-          </w:tcPr>
-          <w:p>
-            <w:pPr>
-              <w:jc w:val="left"/>
-            </w:pPr>
-            <w:r>
-              <w:rPr>
-                <w:rFonts w:ascii="TimeNewRoman" w:hAnsi="TimeNewRoman"/>
-                <w:sz w:val="30"/>
-              </w:rPr>
-              <w:t>5×7=</w:t>
-            </w:r>
-          </w:p>
-        </w:tc>
-        <w:tc>
-          <w:tcPr>
-            <w:tcW w:type="dxa" w:w="1987"/>
-          </w:tcPr>
-          <w:p>
-            <w:pPr>
-              <w:jc w:val="left"/>
-            </w:pPr>
-            <w:r>
-              <w:rPr>
-                <w:rFonts w:ascii="TimeNewRoman" w:hAnsi="TimeNewRoman"/>
-                <w:sz w:val="30"/>
-              </w:rPr>
-              <w:t>5×6+39=</w:t>
-            </w:r>
-          </w:p>
-        </w:tc>
-        <w:tc>
-          <w:tcPr>
-            <w:tcW w:type="dxa" w:w="1987"/>
-          </w:tcPr>
-          <w:p>
-            <w:pPr>
-              <w:jc w:val="left"/>
-            </w:pPr>
-            <w:r>
-              <w:rPr>
-                <w:rFonts w:ascii="TimeNewRoman" w:hAnsi="TimeNewRoman"/>
-                <w:sz w:val="30"/>
-              </w:rPr>
-              <w:t>32+57=</w:t>
-            </w:r>
-          </w:p>
-        </w:tc>
-        <w:tc>
-          <w:tcPr>
-            <w:tcW w:type="dxa" w:w="1987"/>
-          </w:tcPr>
-          <w:p>
-            <w:pPr>
-              <w:jc w:val="left"/>
-            </w:pPr>
-            <w:r>
-              <w:rPr>
-                <w:rFonts w:ascii="TimeNewRoman" w:hAnsi="TimeNewRoman"/>
-                <w:sz w:val="30"/>
-              </w:rPr>
-              <w:t>76-55=</w:t>
+              <w:t>98+82+20=</w:t>
             </w:r>
           </w:p>
         </w:tc>
@@ -666,7 +231,7 @@
                 <w:rFonts w:ascii="TimeNewRoman" w:hAnsi="TimeNewRoman"/>
                 <w:sz w:val="30"/>
               </w:rPr>
-              <w:t>9×3-21=</w:t>
+              <w:t>36+35=</w:t>
             </w:r>
           </w:p>
         </w:tc>
@@ -683,7 +248,7 @@
                 <w:rFonts w:ascii="TimeNewRoman" w:hAnsi="TimeNewRoman"/>
                 <w:sz w:val="30"/>
               </w:rPr>
-              <w:t>2×9=</w:t>
+              <w:t>3×7=</w:t>
             </w:r>
           </w:p>
         </w:tc>
@@ -700,7 +265,7 @@
                 <w:rFonts w:ascii="TimeNewRoman" w:hAnsi="TimeNewRoman"/>
                 <w:sz w:val="30"/>
               </w:rPr>
-              <w:t>6×3=</w:t>
+              <w:t>30÷5=</w:t>
             </w:r>
           </w:p>
         </w:tc>
@@ -717,7 +282,7 @@
                 <w:rFonts w:ascii="TimeNewRoman" w:hAnsi="TimeNewRoman"/>
                 <w:sz w:val="30"/>
               </w:rPr>
-              <w:t>95-91=</w:t>
+              <w:t>25+4=</w:t>
             </w:r>
           </w:p>
         </w:tc>
@@ -736,7 +301,7 @@
                 <w:rFonts w:ascii="TimeNewRoman" w:hAnsi="TimeNewRoman"/>
                 <w:sz w:val="30"/>
               </w:rPr>
-              <w:t>5×8-22=</w:t>
+              <w:t>73-67=</w:t>
             </w:r>
           </w:p>
         </w:tc>
@@ -753,7 +318,7 @@
                 <w:rFonts w:ascii="TimeNewRoman" w:hAnsi="TimeNewRoman"/>
                 <w:sz w:val="30"/>
               </w:rPr>
-              <w:t>2+10+27=</w:t>
+              <w:t>4×5=</w:t>
             </w:r>
           </w:p>
         </w:tc>
@@ -770,7 +335,7 @@
                 <w:rFonts w:ascii="TimeNewRoman" w:hAnsi="TimeNewRoman"/>
                 <w:sz w:val="30"/>
               </w:rPr>
-              <w:t>51-42=</w:t>
+              <w:t>6+60=</w:t>
             </w:r>
           </w:p>
         </w:tc>
@@ -787,7 +352,7 @@
                 <w:rFonts w:ascii="TimeNewRoman" w:hAnsi="TimeNewRoman"/>
                 <w:sz w:val="30"/>
               </w:rPr>
-              <w:t>7×9=</w:t>
+              <w:t>48÷6=</w:t>
             </w:r>
           </w:p>
         </w:tc>
@@ -804,7 +369,7 @@
                 <w:rFonts w:ascii="TimeNewRoman" w:hAnsi="TimeNewRoman"/>
                 <w:sz w:val="30"/>
               </w:rPr>
-              <w:t>2×3+79=</w:t>
+              <w:t>44+28=</w:t>
             </w:r>
           </w:p>
         </w:tc>
@@ -823,7 +388,807 @@
                 <w:rFonts w:ascii="TimeNewRoman" w:hAnsi="TimeNewRoman"/>
                 <w:sz w:val="30"/>
               </w:rPr>
+              <w:t>76-32=</w:t>
+            </w:r>
+          </w:p>
+        </w:tc>
+        <w:tc>
+          <w:tcPr>
+            <w:tcW w:type="dxa" w:w="1987"/>
+          </w:tcPr>
+          <w:p>
+            <w:pPr>
+              <w:jc w:val="left"/>
+            </w:pPr>
+            <w:r>
+              <w:rPr>
+                <w:rFonts w:ascii="TimeNewRoman" w:hAnsi="TimeNewRoman"/>
+                <w:sz w:val="30"/>
+              </w:rPr>
+              <w:t>86+47-8=</w:t>
+            </w:r>
+          </w:p>
+        </w:tc>
+        <w:tc>
+          <w:tcPr>
+            <w:tcW w:type="dxa" w:w="1987"/>
+          </w:tcPr>
+          <w:p>
+            <w:pPr>
+              <w:jc w:val="left"/>
+            </w:pPr>
+            <w:r>
+              <w:rPr>
+                <w:rFonts w:ascii="TimeNewRoman" w:hAnsi="TimeNewRoman"/>
+                <w:sz w:val="30"/>
+              </w:rPr>
+              <w:t>37-34=</w:t>
+            </w:r>
+          </w:p>
+        </w:tc>
+        <w:tc>
+          <w:tcPr>
+            <w:tcW w:type="dxa" w:w="1987"/>
+          </w:tcPr>
+          <w:p>
+            <w:pPr>
+              <w:jc w:val="left"/>
+            </w:pPr>
+            <w:r>
+              <w:rPr>
+                <w:rFonts w:ascii="TimeNewRoman" w:hAnsi="TimeNewRoman"/>
+                <w:sz w:val="30"/>
+              </w:rPr>
+              <w:t>7×3=</w:t>
+            </w:r>
+          </w:p>
+        </w:tc>
+        <w:tc>
+          <w:tcPr>
+            <w:tcW w:type="dxa" w:w="1987"/>
+          </w:tcPr>
+          <w:p>
+            <w:pPr>
+              <w:jc w:val="left"/>
+            </w:pPr>
+            <w:r>
+              <w:rPr>
+                <w:rFonts w:ascii="TimeNewRoman" w:hAnsi="TimeNewRoman"/>
+                <w:sz w:val="30"/>
+              </w:rPr>
               <w:t>8×2=</w:t>
+            </w:r>
+          </w:p>
+        </w:tc>
+      </w:tr>
+      <w:tr>
+        <w:tc>
+          <w:tcPr>
+            <w:tcW w:type="dxa" w:w="1987"/>
+          </w:tcPr>
+          <w:p>
+            <w:pPr>
+              <w:jc w:val="left"/>
+            </w:pPr>
+            <w:r>
+              <w:rPr>
+                <w:rFonts w:ascii="TimeNewRoman" w:hAnsi="TimeNewRoman"/>
+                <w:sz w:val="30"/>
+              </w:rPr>
+              <w:t>4×4-11=</w:t>
+            </w:r>
+          </w:p>
+        </w:tc>
+        <w:tc>
+          <w:tcPr>
+            <w:tcW w:type="dxa" w:w="1987"/>
+          </w:tcPr>
+          <w:p>
+            <w:pPr>
+              <w:jc w:val="left"/>
+            </w:pPr>
+            <w:r>
+              <w:rPr>
+                <w:rFonts w:ascii="TimeNewRoman" w:hAnsi="TimeNewRoman"/>
+                <w:sz w:val="30"/>
+              </w:rPr>
+              <w:t>8×5+16=</w:t>
+            </w:r>
+          </w:p>
+        </w:tc>
+        <w:tc>
+          <w:tcPr>
+            <w:tcW w:type="dxa" w:w="1987"/>
+          </w:tcPr>
+          <w:p>
+            <w:pPr>
+              <w:jc w:val="left"/>
+            </w:pPr>
+            <w:r>
+              <w:rPr>
+                <w:rFonts w:ascii="TimeNewRoman" w:hAnsi="TimeNewRoman"/>
+                <w:sz w:val="30"/>
+              </w:rPr>
+              <w:t>69+55-7=</w:t>
+            </w:r>
+          </w:p>
+        </w:tc>
+        <w:tc>
+          <w:tcPr>
+            <w:tcW w:type="dxa" w:w="1987"/>
+          </w:tcPr>
+          <w:p>
+            <w:pPr>
+              <w:jc w:val="left"/>
+            </w:pPr>
+            <w:r>
+              <w:rPr>
+                <w:rFonts w:ascii="TimeNewRoman" w:hAnsi="TimeNewRoman"/>
+                <w:sz w:val="30"/>
+              </w:rPr>
+              <w:t>9×5=</w:t>
+            </w:r>
+          </w:p>
+        </w:tc>
+        <w:tc>
+          <w:tcPr>
+            <w:tcW w:type="dxa" w:w="1987"/>
+          </w:tcPr>
+          <w:p>
+            <w:pPr>
+              <w:jc w:val="left"/>
+            </w:pPr>
+            <w:r>
+              <w:rPr>
+                <w:rFonts w:ascii="TimeNewRoman" w:hAnsi="TimeNewRoman"/>
+                <w:sz w:val="30"/>
+              </w:rPr>
+              <w:t>59-11=</w:t>
+            </w:r>
+          </w:p>
+        </w:tc>
+      </w:tr>
+      <w:tr>
+        <w:tc>
+          <w:tcPr>
+            <w:tcW w:type="dxa" w:w="1987"/>
+          </w:tcPr>
+          <w:p>
+            <w:pPr>
+              <w:jc w:val="left"/>
+            </w:pPr>
+            <w:r>
+              <w:rPr>
+                <w:rFonts w:ascii="TimeNewRoman" w:hAnsi="TimeNewRoman"/>
+                <w:sz w:val="30"/>
+              </w:rPr>
+              <w:t>27÷9=</w:t>
+            </w:r>
+          </w:p>
+        </w:tc>
+        <w:tc>
+          <w:tcPr>
+            <w:tcW w:type="dxa" w:w="1987"/>
+          </w:tcPr>
+          <w:p>
+            <w:pPr>
+              <w:jc w:val="left"/>
+            </w:pPr>
+            <w:r>
+              <w:rPr>
+                <w:rFonts w:ascii="TimeNewRoman" w:hAnsi="TimeNewRoman"/>
+                <w:sz w:val="30"/>
+              </w:rPr>
+              <w:t>33-12=</w:t>
+            </w:r>
+          </w:p>
+        </w:tc>
+        <w:tc>
+          <w:tcPr>
+            <w:tcW w:type="dxa" w:w="1987"/>
+          </w:tcPr>
+          <w:p>
+            <w:pPr>
+              <w:jc w:val="left"/>
+            </w:pPr>
+            <w:r>
+              <w:rPr>
+                <w:rFonts w:ascii="TimeNewRoman" w:hAnsi="TimeNewRoman"/>
+                <w:sz w:val="30"/>
+              </w:rPr>
+              <w:t>73+19=</w:t>
+            </w:r>
+          </w:p>
+        </w:tc>
+        <w:tc>
+          <w:tcPr>
+            <w:tcW w:type="dxa" w:w="1987"/>
+          </w:tcPr>
+          <w:p>
+            <w:pPr>
+              <w:jc w:val="left"/>
+            </w:pPr>
+            <w:r>
+              <w:rPr>
+                <w:rFonts w:ascii="TimeNewRoman" w:hAnsi="TimeNewRoman"/>
+                <w:sz w:val="30"/>
+              </w:rPr>
+              <w:t>36-8=</w:t>
+            </w:r>
+          </w:p>
+        </w:tc>
+        <w:tc>
+          <w:tcPr>
+            <w:tcW w:type="dxa" w:w="1987"/>
+          </w:tcPr>
+          <w:p>
+            <w:pPr>
+              <w:jc w:val="left"/>
+            </w:pPr>
+            <w:r>
+              <w:rPr>
+                <w:rFonts w:ascii="TimeNewRoman" w:hAnsi="TimeNewRoman"/>
+                <w:sz w:val="30"/>
+              </w:rPr>
+              <w:t>9×4-25=</w:t>
+            </w:r>
+          </w:p>
+        </w:tc>
+      </w:tr>
+      <w:tr>
+        <w:tc>
+          <w:tcPr>
+            <w:tcW w:type="dxa" w:w="1987"/>
+          </w:tcPr>
+          <w:p>
+            <w:pPr>
+              <w:jc w:val="left"/>
+            </w:pPr>
+            <w:r>
+              <w:rPr>
+                <w:rFonts w:ascii="TimeNewRoman" w:hAnsi="TimeNewRoman"/>
+                <w:sz w:val="30"/>
+              </w:rPr>
+              <w:t>2×7=</w:t>
+            </w:r>
+          </w:p>
+        </w:tc>
+        <w:tc>
+          <w:tcPr>
+            <w:tcW w:type="dxa" w:w="1987"/>
+          </w:tcPr>
+          <w:p>
+            <w:pPr>
+              <w:jc w:val="left"/>
+            </w:pPr>
+            <w:r>
+              <w:rPr>
+                <w:rFonts w:ascii="TimeNewRoman" w:hAnsi="TimeNewRoman"/>
+                <w:sz w:val="30"/>
+              </w:rPr>
+              <w:t>44+2-42=</w:t>
+            </w:r>
+          </w:p>
+        </w:tc>
+        <w:tc>
+          <w:tcPr>
+            <w:tcW w:type="dxa" w:w="1987"/>
+          </w:tcPr>
+          <w:p>
+            <w:pPr>
+              <w:jc w:val="left"/>
+            </w:pPr>
+            <w:r>
+              <w:rPr>
+                <w:rFonts w:ascii="TimeNewRoman" w:hAnsi="TimeNewRoman"/>
+                <w:sz w:val="30"/>
+              </w:rPr>
+              <w:t>9+69=</w:t>
+            </w:r>
+          </w:p>
+        </w:tc>
+        <w:tc>
+          <w:tcPr>
+            <w:tcW w:type="dxa" w:w="1987"/>
+          </w:tcPr>
+          <w:p>
+            <w:pPr>
+              <w:jc w:val="left"/>
+            </w:pPr>
+            <w:r>
+              <w:rPr>
+                <w:rFonts w:ascii="TimeNewRoman" w:hAnsi="TimeNewRoman"/>
+                <w:sz w:val="30"/>
+              </w:rPr>
+              <w:t>18÷3=</w:t>
+            </w:r>
+          </w:p>
+        </w:tc>
+        <w:tc>
+          <w:tcPr>
+            <w:tcW w:type="dxa" w:w="1987"/>
+          </w:tcPr>
+          <w:p>
+            <w:pPr>
+              <w:jc w:val="left"/>
+            </w:pPr>
+            <w:r>
+              <w:rPr>
+                <w:rFonts w:ascii="TimeNewRoman" w:hAnsi="TimeNewRoman"/>
+                <w:sz w:val="30"/>
+              </w:rPr>
+              <w:t>3×9=</w:t>
+            </w:r>
+          </w:p>
+        </w:tc>
+      </w:tr>
+      <w:tr>
+        <w:tc>
+          <w:tcPr>
+            <w:tcW w:type="dxa" w:w="1987"/>
+          </w:tcPr>
+          <w:p>
+            <w:pPr>
+              <w:jc w:val="left"/>
+            </w:pPr>
+            <w:r>
+              <w:rPr>
+                <w:rFonts w:ascii="TimeNewRoman" w:hAnsi="TimeNewRoman"/>
+                <w:sz w:val="30"/>
+              </w:rPr>
+              <w:t>63-12=</w:t>
+            </w:r>
+          </w:p>
+        </w:tc>
+        <w:tc>
+          <w:tcPr>
+            <w:tcW w:type="dxa" w:w="1987"/>
+          </w:tcPr>
+          <w:p>
+            <w:pPr>
+              <w:jc w:val="left"/>
+            </w:pPr>
+            <w:r>
+              <w:rPr>
+                <w:rFonts w:ascii="TimeNewRoman" w:hAnsi="TimeNewRoman"/>
+                <w:sz w:val="30"/>
+              </w:rPr>
+              <w:t>5×2+76=</w:t>
+            </w:r>
+          </w:p>
+        </w:tc>
+        <w:tc>
+          <w:tcPr>
+            <w:tcW w:type="dxa" w:w="1987"/>
+          </w:tcPr>
+          <w:p>
+            <w:pPr>
+              <w:jc w:val="left"/>
+            </w:pPr>
+            <w:r>
+              <w:rPr>
+                <w:rFonts w:ascii="TimeNewRoman" w:hAnsi="TimeNewRoman"/>
+                <w:sz w:val="30"/>
+              </w:rPr>
+              <w:t>74+39+66=</w:t>
+            </w:r>
+          </w:p>
+        </w:tc>
+        <w:tc>
+          <w:tcPr>
+            <w:tcW w:type="dxa" w:w="1987"/>
+          </w:tcPr>
+          <w:p>
+            <w:pPr>
+              <w:jc w:val="left"/>
+            </w:pPr>
+            <w:r>
+              <w:rPr>
+                <w:rFonts w:ascii="TimeNewRoman" w:hAnsi="TimeNewRoman"/>
+                <w:sz w:val="30"/>
+              </w:rPr>
+              <w:t>4+79=</w:t>
+            </w:r>
+          </w:p>
+        </w:tc>
+        <w:tc>
+          <w:tcPr>
+            <w:tcW w:type="dxa" w:w="1987"/>
+          </w:tcPr>
+          <w:p>
+            <w:pPr>
+              <w:jc w:val="left"/>
+            </w:pPr>
+            <w:r>
+              <w:rPr>
+                <w:rFonts w:ascii="TimeNewRoman" w:hAnsi="TimeNewRoman"/>
+                <w:sz w:val="30"/>
+              </w:rPr>
+              <w:t>12÷6=</w:t>
+            </w:r>
+          </w:p>
+        </w:tc>
+      </w:tr>
+      <w:tr>
+        <w:tc>
+          <w:tcPr>
+            <w:tcW w:type="dxa" w:w="1987"/>
+          </w:tcPr>
+          <w:p>
+            <w:pPr>
+              <w:jc w:val="left"/>
+            </w:pPr>
+            <w:r>
+              <w:rPr>
+                <w:rFonts w:ascii="TimeNewRoman" w:hAnsi="TimeNewRoman"/>
+                <w:sz w:val="30"/>
+              </w:rPr>
+              <w:t>28÷4=</w:t>
+            </w:r>
+          </w:p>
+        </w:tc>
+        <w:tc>
+          <w:tcPr>
+            <w:tcW w:type="dxa" w:w="1987"/>
+          </w:tcPr>
+          <w:p>
+            <w:pPr>
+              <w:jc w:val="left"/>
+            </w:pPr>
+            <w:r>
+              <w:rPr>
+                <w:rFonts w:ascii="TimeNewRoman" w:hAnsi="TimeNewRoman"/>
+                <w:sz w:val="30"/>
+              </w:rPr>
+              <w:t>6+70=</w:t>
+            </w:r>
+          </w:p>
+        </w:tc>
+        <w:tc>
+          <w:tcPr>
+            <w:tcW w:type="dxa" w:w="1987"/>
+          </w:tcPr>
+          <w:p>
+            <w:pPr>
+              <w:jc w:val="left"/>
+            </w:pPr>
+            <w:r>
+              <w:rPr>
+                <w:rFonts w:ascii="TimeNewRoman" w:hAnsi="TimeNewRoman"/>
+                <w:sz w:val="30"/>
+              </w:rPr>
+              <w:t>4×4=</w:t>
+            </w:r>
+          </w:p>
+        </w:tc>
+        <w:tc>
+          <w:tcPr>
+            <w:tcW w:type="dxa" w:w="1987"/>
+          </w:tcPr>
+          <w:p>
+            <w:pPr>
+              <w:jc w:val="left"/>
+            </w:pPr>
+            <w:r>
+              <w:rPr>
+                <w:rFonts w:ascii="TimeNewRoman" w:hAnsi="TimeNewRoman"/>
+                <w:sz w:val="30"/>
+              </w:rPr>
+              <w:t>96+90-87=</w:t>
+            </w:r>
+          </w:p>
+        </w:tc>
+        <w:tc>
+          <w:tcPr>
+            <w:tcW w:type="dxa" w:w="1987"/>
+          </w:tcPr>
+          <w:p>
+            <w:pPr>
+              <w:jc w:val="left"/>
+            </w:pPr>
+            <w:r>
+              <w:rPr>
+                <w:rFonts w:ascii="TimeNewRoman" w:hAnsi="TimeNewRoman"/>
+                <w:sz w:val="30"/>
+              </w:rPr>
+              <w:t>40+2=</w:t>
+            </w:r>
+          </w:p>
+        </w:tc>
+      </w:tr>
+      <w:tr>
+        <w:tc>
+          <w:tcPr>
+            <w:tcW w:type="dxa" w:w="1987"/>
+          </w:tcPr>
+          <w:p>
+            <w:pPr>
+              <w:jc w:val="left"/>
+            </w:pPr>
+            <w:r>
+              <w:rPr>
+                <w:rFonts w:ascii="TimeNewRoman" w:hAnsi="TimeNewRoman"/>
+                <w:sz w:val="30"/>
+              </w:rPr>
+              <w:t>26+60-63=</w:t>
+            </w:r>
+          </w:p>
+        </w:tc>
+        <w:tc>
+          <w:tcPr>
+            <w:tcW w:type="dxa" w:w="1987"/>
+          </w:tcPr>
+          <w:p>
+            <w:pPr>
+              <w:jc w:val="left"/>
+            </w:pPr>
+            <w:r>
+              <w:rPr>
+                <w:rFonts w:ascii="TimeNewRoman" w:hAnsi="TimeNewRoman"/>
+                <w:sz w:val="30"/>
+              </w:rPr>
+              <w:t>72÷9=</w:t>
+            </w:r>
+          </w:p>
+        </w:tc>
+        <w:tc>
+          <w:tcPr>
+            <w:tcW w:type="dxa" w:w="1987"/>
+          </w:tcPr>
+          <w:p>
+            <w:pPr>
+              <w:jc w:val="left"/>
+            </w:pPr>
+            <w:r>
+              <w:rPr>
+                <w:rFonts w:ascii="TimeNewRoman" w:hAnsi="TimeNewRoman"/>
+                <w:sz w:val="30"/>
+              </w:rPr>
+              <w:t>77+99+62=</w:t>
+            </w:r>
+          </w:p>
+        </w:tc>
+        <w:tc>
+          <w:tcPr>
+            <w:tcW w:type="dxa" w:w="1987"/>
+          </w:tcPr>
+          <w:p>
+            <w:pPr>
+              <w:jc w:val="left"/>
+            </w:pPr>
+            <w:r>
+              <w:rPr>
+                <w:rFonts w:ascii="TimeNewRoman" w:hAnsi="TimeNewRoman"/>
+                <w:sz w:val="30"/>
+              </w:rPr>
+              <w:t>60+5=</w:t>
+            </w:r>
+          </w:p>
+        </w:tc>
+        <w:tc>
+          <w:tcPr>
+            <w:tcW w:type="dxa" w:w="1987"/>
+          </w:tcPr>
+          <w:p>
+            <w:pPr>
+              <w:jc w:val="left"/>
+            </w:pPr>
+            <w:r>
+              <w:rPr>
+                <w:rFonts w:ascii="TimeNewRoman" w:hAnsi="TimeNewRoman"/>
+                <w:sz w:val="30"/>
+              </w:rPr>
+              <w:t>22+65+15=</w:t>
+            </w:r>
+          </w:p>
+        </w:tc>
+      </w:tr>
+      <w:tr>
+        <w:tc>
+          <w:tcPr>
+            <w:tcW w:type="dxa" w:w="1987"/>
+          </w:tcPr>
+          <w:p>
+            <w:pPr>
+              <w:jc w:val="left"/>
+            </w:pPr>
+            <w:r>
+              <w:rPr>
+                <w:rFonts w:ascii="TimeNewRoman" w:hAnsi="TimeNewRoman"/>
+                <w:sz w:val="30"/>
+              </w:rPr>
+              <w:t>5×2=</w:t>
+            </w:r>
+          </w:p>
+        </w:tc>
+        <w:tc>
+          <w:tcPr>
+            <w:tcW w:type="dxa" w:w="1987"/>
+          </w:tcPr>
+          <w:p>
+            <w:pPr>
+              <w:jc w:val="left"/>
+            </w:pPr>
+            <w:r>
+              <w:rPr>
+                <w:rFonts w:ascii="TimeNewRoman" w:hAnsi="TimeNewRoman"/>
+                <w:sz w:val="30"/>
+              </w:rPr>
+              <w:t>48+43+55=</w:t>
+            </w:r>
+          </w:p>
+        </w:tc>
+        <w:tc>
+          <w:tcPr>
+            <w:tcW w:type="dxa" w:w="1987"/>
+          </w:tcPr>
+          <w:p>
+            <w:pPr>
+              <w:jc w:val="left"/>
+            </w:pPr>
+            <w:r>
+              <w:rPr>
+                <w:rFonts w:ascii="TimeNewRoman" w:hAnsi="TimeNewRoman"/>
+                <w:sz w:val="30"/>
+              </w:rPr>
+              <w:t>18÷6=</w:t>
+            </w:r>
+          </w:p>
+        </w:tc>
+        <w:tc>
+          <w:tcPr>
+            <w:tcW w:type="dxa" w:w="1987"/>
+          </w:tcPr>
+          <w:p>
+            <w:pPr>
+              <w:jc w:val="left"/>
+            </w:pPr>
+            <w:r>
+              <w:rPr>
+                <w:rFonts w:ascii="TimeNewRoman" w:hAnsi="TimeNewRoman"/>
+                <w:sz w:val="30"/>
+              </w:rPr>
+              <w:t>75+9=</w:t>
+            </w:r>
+          </w:p>
+        </w:tc>
+        <w:tc>
+          <w:tcPr>
+            <w:tcW w:type="dxa" w:w="1987"/>
+          </w:tcPr>
+          <w:p>
+            <w:pPr>
+              <w:jc w:val="left"/>
+            </w:pPr>
+            <w:r>
+              <w:rPr>
+                <w:rFonts w:ascii="TimeNewRoman" w:hAnsi="TimeNewRoman"/>
+                <w:sz w:val="30"/>
+              </w:rPr>
+              <w:t>90-86=</w:t>
+            </w:r>
+          </w:p>
+        </w:tc>
+      </w:tr>
+      <w:tr>
+        <w:tc>
+          <w:tcPr>
+            <w:tcW w:type="dxa" w:w="1987"/>
+          </w:tcPr>
+          <w:p>
+            <w:pPr>
+              <w:jc w:val="left"/>
+            </w:pPr>
+            <w:r>
+              <w:rPr>
+                <w:rFonts w:ascii="TimeNewRoman" w:hAnsi="TimeNewRoman"/>
+                <w:sz w:val="30"/>
+              </w:rPr>
+              <w:t>70-67=</w:t>
+            </w:r>
+          </w:p>
+        </w:tc>
+        <w:tc>
+          <w:tcPr>
+            <w:tcW w:type="dxa" w:w="1987"/>
+          </w:tcPr>
+          <w:p>
+            <w:pPr>
+              <w:jc w:val="left"/>
+            </w:pPr>
+            <w:r>
+              <w:rPr>
+                <w:rFonts w:ascii="TimeNewRoman" w:hAnsi="TimeNewRoman"/>
+                <w:sz w:val="30"/>
+              </w:rPr>
+              <w:t>8×6=</w:t>
+            </w:r>
+          </w:p>
+        </w:tc>
+        <w:tc>
+          <w:tcPr>
+            <w:tcW w:type="dxa" w:w="1987"/>
+          </w:tcPr>
+          <w:p>
+            <w:pPr>
+              <w:jc w:val="left"/>
+            </w:pPr>
+            <w:r>
+              <w:rPr>
+                <w:rFonts w:ascii="TimeNewRoman" w:hAnsi="TimeNewRoman"/>
+                <w:sz w:val="30"/>
+              </w:rPr>
+              <w:t>3×6+30=</w:t>
+            </w:r>
+          </w:p>
+        </w:tc>
+        <w:tc>
+          <w:tcPr>
+            <w:tcW w:type="dxa" w:w="1987"/>
+          </w:tcPr>
+          <w:p>
+            <w:pPr>
+              <w:jc w:val="left"/>
+            </w:pPr>
+            <w:r>
+              <w:rPr>
+                <w:rFonts w:ascii="TimeNewRoman" w:hAnsi="TimeNewRoman"/>
+                <w:sz w:val="30"/>
+              </w:rPr>
+              <w:t>92-27=</w:t>
+            </w:r>
+          </w:p>
+        </w:tc>
+        <w:tc>
+          <w:tcPr>
+            <w:tcW w:type="dxa" w:w="1987"/>
+          </w:tcPr>
+          <w:p>
+            <w:pPr>
+              <w:jc w:val="left"/>
+            </w:pPr>
+            <w:r>
+              <w:rPr>
+                <w:rFonts w:ascii="TimeNewRoman" w:hAnsi="TimeNewRoman"/>
+                <w:sz w:val="30"/>
+              </w:rPr>
+              <w:t>8×6-33=</w:t>
+            </w:r>
+          </w:p>
+        </w:tc>
+      </w:tr>
+      <w:tr>
+        <w:tc>
+          <w:tcPr>
+            <w:tcW w:type="dxa" w:w="1987"/>
+          </w:tcPr>
+          <w:p>
+            <w:pPr>
+              <w:jc w:val="left"/>
+            </w:pPr>
+            <w:r>
+              <w:rPr>
+                <w:rFonts w:ascii="TimeNewRoman" w:hAnsi="TimeNewRoman"/>
+                <w:sz w:val="30"/>
+              </w:rPr>
+              <w:t>7×8+34=</w:t>
+            </w:r>
+          </w:p>
+        </w:tc>
+        <w:tc>
+          <w:tcPr>
+            <w:tcW w:type="dxa" w:w="1987"/>
+          </w:tcPr>
+          <w:p>
+            <w:pPr>
+              <w:jc w:val="left"/>
+            </w:pPr>
+            <w:r>
+              <w:rPr>
+                <w:rFonts w:ascii="TimeNewRoman" w:hAnsi="TimeNewRoman"/>
+                <w:sz w:val="30"/>
+              </w:rPr>
+              <w:t>8×9=</w:t>
             </w:r>
           </w:p>
         </w:tc>
@@ -857,7 +1222,7 @@
                 <w:rFonts w:ascii="TimeNewRoman" w:hAnsi="TimeNewRoman"/>
                 <w:sz w:val="30"/>
               </w:rPr>
-              <w:t>56+9+84=</w:t>
+              <w:t>8×5=</w:t>
             </w:r>
           </w:p>
         </w:tc>
@@ -874,24 +1239,7 @@
                 <w:rFonts w:ascii="TimeNewRoman" w:hAnsi="TimeNewRoman"/>
                 <w:sz w:val="30"/>
               </w:rPr>
-              <w:t>85-29=</w:t>
-            </w:r>
-          </w:p>
-        </w:tc>
-        <w:tc>
-          <w:tcPr>
-            <w:tcW w:type="dxa" w:w="1987"/>
-          </w:tcPr>
-          <w:p>
-            <w:pPr>
-              <w:jc w:val="left"/>
-            </w:pPr>
-            <w:r>
-              <w:rPr>
-                <w:rFonts w:ascii="TimeNewRoman" w:hAnsi="TimeNewRoman"/>
-                <w:sz w:val="30"/>
-              </w:rPr>
-              <w:t>5×8=</w:t>
+              <w:t>67-41=</w:t>
             </w:r>
           </w:p>
         </w:tc>
@@ -910,7 +1258,7 @@
                 <w:rFonts w:ascii="TimeNewRoman" w:hAnsi="TimeNewRoman"/>
                 <w:sz w:val="30"/>
               </w:rPr>
-              <w:t>6+29+36=</w:t>
+              <w:t>5×4=</w:t>
             </w:r>
           </w:p>
         </w:tc>
@@ -927,24 +1275,7 @@
                 <w:rFonts w:ascii="TimeNewRoman" w:hAnsi="TimeNewRoman"/>
                 <w:sz w:val="30"/>
               </w:rPr>
-              <w:t>5×6=</w:t>
-            </w:r>
-          </w:p>
-        </w:tc>
-        <w:tc>
-          <w:tcPr>
-            <w:tcW w:type="dxa" w:w="1987"/>
-          </w:tcPr>
-          <w:p>
-            <w:pPr>
-              <w:jc w:val="left"/>
-            </w:pPr>
-            <w:r>
-              <w:rPr>
-                <w:rFonts w:ascii="TimeNewRoman" w:hAnsi="TimeNewRoman"/>
-                <w:sz w:val="30"/>
-              </w:rPr>
-              <w:t>10+57=</w:t>
+              <w:t>19+25+70=</w:t>
             </w:r>
           </w:p>
         </w:tc>
@@ -978,7 +1309,24 @@
                 <w:rFonts w:ascii="TimeNewRoman" w:hAnsi="TimeNewRoman"/>
                 <w:sz w:val="30"/>
               </w:rPr>
-              <w:t>78-39=</w:t>
+              <w:t>86+21-69=</w:t>
+            </w:r>
+          </w:p>
+        </w:tc>
+        <w:tc>
+          <w:tcPr>
+            <w:tcW w:type="dxa" w:w="1987"/>
+          </w:tcPr>
+          <w:p>
+            <w:pPr>
+              <w:jc w:val="left"/>
+            </w:pPr>
+            <w:r>
+              <w:rPr>
+                <w:rFonts w:ascii="TimeNewRoman" w:hAnsi="TimeNewRoman"/>
+                <w:sz w:val="30"/>
+              </w:rPr>
+              <w:t>6×5=</w:t>
             </w:r>
           </w:p>
         </w:tc>
@@ -997,7 +1345,7 @@
                 <w:rFonts w:ascii="TimeNewRoman" w:hAnsi="TimeNewRoman"/>
                 <w:sz w:val="30"/>
               </w:rPr>
-              <w:t>38-20=</w:t>
+              <w:t>24÷6=</w:t>
             </w:r>
           </w:p>
         </w:tc>
@@ -1014,7 +1362,7 @@
                 <w:rFonts w:ascii="TimeNewRoman" w:hAnsi="TimeNewRoman"/>
                 <w:sz w:val="30"/>
               </w:rPr>
-              <w:t>29+6-32=</w:t>
+              <w:t>7×1=</w:t>
             </w:r>
           </w:p>
         </w:tc>
@@ -1031,7 +1379,7 @@
                 <w:rFonts w:ascii="TimeNewRoman" w:hAnsi="TimeNewRoman"/>
                 <w:sz w:val="30"/>
               </w:rPr>
-              <w:t>9×8=</w:t>
+              <w:t>30-5=</w:t>
             </w:r>
           </w:p>
         </w:tc>
@@ -1048,7 +1396,7 @@
                 <w:rFonts w:ascii="TimeNewRoman" w:hAnsi="TimeNewRoman"/>
                 <w:sz w:val="30"/>
               </w:rPr>
-              <w:t>78+14-1=</w:t>
+              <w:t>9×6=</w:t>
             </w:r>
           </w:p>
         </w:tc>
@@ -1065,7 +1413,7 @@
                 <w:rFonts w:ascii="TimeNewRoman" w:hAnsi="TimeNewRoman"/>
                 <w:sz w:val="30"/>
               </w:rPr>
-              <w:t>6×4=</w:t>
+              <w:t>38+9-25=</w:t>
             </w:r>
           </w:p>
         </w:tc>
@@ -1084,7 +1432,7 @@
                 <w:rFonts w:ascii="TimeNewRoman" w:hAnsi="TimeNewRoman"/>
                 <w:sz w:val="30"/>
               </w:rPr>
-              <w:t>92-76=</w:t>
+              <w:t>12÷3=</w:t>
             </w:r>
           </w:p>
         </w:tc>
@@ -1101,7 +1449,7 @@
                 <w:rFonts w:ascii="TimeNewRoman" w:hAnsi="TimeNewRoman"/>
                 <w:sz w:val="30"/>
               </w:rPr>
-              <w:t>4×8+61=</w:t>
+              <w:t>61-22=</w:t>
             </w:r>
           </w:p>
         </w:tc>
@@ -1118,7 +1466,24 @@
                 <w:rFonts w:ascii="TimeNewRoman" w:hAnsi="TimeNewRoman"/>
                 <w:sz w:val="30"/>
               </w:rPr>
-              <w:t>6×8=</w:t>
+              <w:t>7×8=</w:t>
+            </w:r>
+          </w:p>
+        </w:tc>
+        <w:tc>
+          <w:tcPr>
+            <w:tcW w:type="dxa" w:w="1987"/>
+          </w:tcPr>
+          <w:p>
+            <w:pPr>
+              <w:jc w:val="left"/>
+            </w:pPr>
+            <w:r>
+              <w:rPr>
+                <w:rFonts w:ascii="TimeNewRoman" w:hAnsi="TimeNewRoman"/>
+                <w:sz w:val="30"/>
+              </w:rPr>
+              <w:t>5×7=</w:t>
             </w:r>
           </w:p>
         </w:tc>
@@ -1139,6 +1504,8 @@
             </w:r>
           </w:p>
         </w:tc>
+      </w:tr>
+      <w:tr>
         <w:tc>
           <w:tcPr>
             <w:tcW w:type="dxa" w:w="1987"/>
@@ -1152,7 +1519,75 @@
                 <w:rFonts w:ascii="TimeNewRoman" w:hAnsi="TimeNewRoman"/>
                 <w:sz w:val="30"/>
               </w:rPr>
-              <w:t>3×5=</w:t>
+              <w:t>58+24-4=</w:t>
+            </w:r>
+          </w:p>
+        </w:tc>
+        <w:tc>
+          <w:tcPr>
+            <w:tcW w:type="dxa" w:w="1987"/>
+          </w:tcPr>
+          <w:p>
+            <w:pPr>
+              <w:jc w:val="left"/>
+            </w:pPr>
+            <w:r>
+              <w:rPr>
+                <w:rFonts w:ascii="TimeNewRoman" w:hAnsi="TimeNewRoman"/>
+                <w:sz w:val="30"/>
+              </w:rPr>
+              <w:t>7×9+86=</w:t>
+            </w:r>
+          </w:p>
+        </w:tc>
+        <w:tc>
+          <w:tcPr>
+            <w:tcW w:type="dxa" w:w="1987"/>
+          </w:tcPr>
+          <w:p>
+            <w:pPr>
+              <w:jc w:val="left"/>
+            </w:pPr>
+            <w:r>
+              <w:rPr>
+                <w:rFonts w:ascii="TimeNewRoman" w:hAnsi="TimeNewRoman"/>
+                <w:sz w:val="30"/>
+              </w:rPr>
+              <w:t>63+35-4=</w:t>
+            </w:r>
+          </w:p>
+        </w:tc>
+        <w:tc>
+          <w:tcPr>
+            <w:tcW w:type="dxa" w:w="1987"/>
+          </w:tcPr>
+          <w:p>
+            <w:pPr>
+              <w:jc w:val="left"/>
+            </w:pPr>
+            <w:r>
+              <w:rPr>
+                <w:rFonts w:ascii="TimeNewRoman" w:hAnsi="TimeNewRoman"/>
+                <w:sz w:val="30"/>
+              </w:rPr>
+              <w:t>11+56=</w:t>
+            </w:r>
+          </w:p>
+        </w:tc>
+        <w:tc>
+          <w:tcPr>
+            <w:tcW w:type="dxa" w:w="1987"/>
+          </w:tcPr>
+          <w:p>
+            <w:pPr>
+              <w:jc w:val="left"/>
+            </w:pPr>
+            <w:r>
+              <w:rPr>
+                <w:rFonts w:ascii="TimeNewRoman" w:hAnsi="TimeNewRoman"/>
+                <w:sz w:val="30"/>
+              </w:rPr>
+              <w:t>8×7=</w:t>
             </w:r>
           </w:p>
         </w:tc>
@@ -1171,7 +1606,7 @@
                 <w:rFonts w:ascii="TimeNewRoman" w:hAnsi="TimeNewRoman"/>
                 <w:sz w:val="30"/>
               </w:rPr>
-              <w:t>78-47=</w:t>
+              <w:t>92+1=</w:t>
             </w:r>
           </w:p>
         </w:tc>
@@ -1188,7 +1623,7 @@
                 <w:rFonts w:ascii="TimeNewRoman" w:hAnsi="TimeNewRoman"/>
                 <w:sz w:val="30"/>
               </w:rPr>
-              <w:t>31+67=</w:t>
+              <w:t>55+71+15=</w:t>
             </w:r>
           </w:p>
         </w:tc>
@@ -1205,7 +1640,7 @@
                 <w:rFonts w:ascii="TimeNewRoman" w:hAnsi="TimeNewRoman"/>
                 <w:sz w:val="30"/>
               </w:rPr>
-              <w:t>50+47=</w:t>
+              <w:t>5×9=</w:t>
             </w:r>
           </w:p>
         </w:tc>
@@ -1222,7 +1657,7 @@
                 <w:rFonts w:ascii="TimeNewRoman" w:hAnsi="TimeNewRoman"/>
                 <w:sz w:val="30"/>
               </w:rPr>
-              <w:t>8+45=</w:t>
+              <w:t>78-39=</w:t>
             </w:r>
           </w:p>
         </w:tc>
@@ -1239,7 +1674,7 @@
                 <w:rFonts w:ascii="TimeNewRoman" w:hAnsi="TimeNewRoman"/>
                 <w:sz w:val="30"/>
               </w:rPr>
-              <w:t>55-16=</w:t>
+              <w:t>4×7=</w:t>
             </w:r>
           </w:p>
         </w:tc>
@@ -1258,7 +1693,7 @@
                 <w:rFonts w:ascii="TimeNewRoman" w:hAnsi="TimeNewRoman"/>
                 <w:sz w:val="30"/>
               </w:rPr>
-              <w:t>5×5=</w:t>
+              <w:t>80+29-59=</w:t>
             </w:r>
           </w:p>
         </w:tc>
@@ -1275,7 +1710,7 @@
                 <w:rFonts w:ascii="TimeNewRoman" w:hAnsi="TimeNewRoman"/>
                 <w:sz w:val="30"/>
               </w:rPr>
-              <w:t>7×3=</w:t>
+              <w:t>9×7=</w:t>
             </w:r>
           </w:p>
         </w:tc>
@@ -1292,7 +1727,7 @@
                 <w:rFonts w:ascii="TimeNewRoman" w:hAnsi="TimeNewRoman"/>
                 <w:sz w:val="30"/>
               </w:rPr>
-              <w:t>8×4-18=</w:t>
+              <w:t>76+37-2=</w:t>
             </w:r>
           </w:p>
         </w:tc>
@@ -1309,7 +1744,7 @@
                 <w:rFonts w:ascii="TimeNewRoman" w:hAnsi="TimeNewRoman"/>
                 <w:sz w:val="30"/>
               </w:rPr>
-              <w:t>8×3-24=</w:t>
+              <w:t>3×6=</w:t>
             </w:r>
           </w:p>
         </w:tc>
@@ -1326,442 +1761,7 @@
                 <w:rFonts w:ascii="TimeNewRoman" w:hAnsi="TimeNewRoman"/>
                 <w:sz w:val="30"/>
               </w:rPr>
-              <w:t>12÷3=</w:t>
-            </w:r>
-          </w:p>
-        </w:tc>
-      </w:tr>
-      <w:tr>
-        <w:tc>
-          <w:tcPr>
-            <w:tcW w:type="dxa" w:w="1987"/>
-          </w:tcPr>
-          <w:p>
-            <w:pPr>
-              <w:jc w:val="left"/>
-            </w:pPr>
-            <w:r>
-              <w:rPr>
-                <w:rFonts w:ascii="TimeNewRoman" w:hAnsi="TimeNewRoman"/>
-                <w:sz w:val="30"/>
-              </w:rPr>
-              <w:t>7×2=</w:t>
-            </w:r>
-          </w:p>
-        </w:tc>
-        <w:tc>
-          <w:tcPr>
-            <w:tcW w:type="dxa" w:w="1987"/>
-          </w:tcPr>
-          <w:p>
-            <w:pPr>
-              <w:jc w:val="left"/>
-            </w:pPr>
-            <w:r>
-              <w:rPr>
-                <w:rFonts w:ascii="TimeNewRoman" w:hAnsi="TimeNewRoman"/>
-                <w:sz w:val="30"/>
-              </w:rPr>
-              <w:t>63-12=</w:t>
-            </w:r>
-          </w:p>
-        </w:tc>
-        <w:tc>
-          <w:tcPr>
-            <w:tcW w:type="dxa" w:w="1987"/>
-          </w:tcPr>
-          <w:p>
-            <w:pPr>
-              <w:jc w:val="left"/>
-            </w:pPr>
-            <w:r>
-              <w:rPr>
-                <w:rFonts w:ascii="TimeNewRoman" w:hAnsi="TimeNewRoman"/>
-                <w:sz w:val="30"/>
-              </w:rPr>
-              <w:t>71+16-76=</w:t>
-            </w:r>
-          </w:p>
-        </w:tc>
-        <w:tc>
-          <w:tcPr>
-            <w:tcW w:type="dxa" w:w="1987"/>
-          </w:tcPr>
-          <w:p>
-            <w:pPr>
-              <w:jc w:val="left"/>
-            </w:pPr>
-            <w:r>
-              <w:rPr>
-                <w:rFonts w:ascii="TimeNewRoman" w:hAnsi="TimeNewRoman"/>
-                <w:sz w:val="30"/>
-              </w:rPr>
-              <w:t>4×3=</w:t>
-            </w:r>
-          </w:p>
-        </w:tc>
-        <w:tc>
-          <w:tcPr>
-            <w:tcW w:type="dxa" w:w="1987"/>
-          </w:tcPr>
-          <w:p>
-            <w:pPr>
-              <w:jc w:val="left"/>
-            </w:pPr>
-            <w:r>
-              <w:rPr>
-                <w:rFonts w:ascii="TimeNewRoman" w:hAnsi="TimeNewRoman"/>
-                <w:sz w:val="30"/>
-              </w:rPr>
-              <w:t>6+57-32=</w:t>
-            </w:r>
-          </w:p>
-        </w:tc>
-      </w:tr>
-      <w:tr>
-        <w:tc>
-          <w:tcPr>
-            <w:tcW w:type="dxa" w:w="1987"/>
-          </w:tcPr>
-          <w:p>
-            <w:pPr>
-              <w:jc w:val="left"/>
-            </w:pPr>
-            <w:r>
-              <w:rPr>
-                <w:rFonts w:ascii="TimeNewRoman" w:hAnsi="TimeNewRoman"/>
-                <w:sz w:val="30"/>
-              </w:rPr>
-              <w:t>1+40=</w:t>
-            </w:r>
-          </w:p>
-        </w:tc>
-        <w:tc>
-          <w:tcPr>
-            <w:tcW w:type="dxa" w:w="1987"/>
-          </w:tcPr>
-          <w:p>
-            <w:pPr>
-              <w:jc w:val="left"/>
-            </w:pPr>
-            <w:r>
-              <w:rPr>
-                <w:rFonts w:ascii="TimeNewRoman" w:hAnsi="TimeNewRoman"/>
-                <w:sz w:val="30"/>
-              </w:rPr>
-              <w:t>42+73-47=</w:t>
-            </w:r>
-          </w:p>
-        </w:tc>
-        <w:tc>
-          <w:tcPr>
-            <w:tcW w:type="dxa" w:w="1987"/>
-          </w:tcPr>
-          <w:p>
-            <w:pPr>
-              <w:jc w:val="left"/>
-            </w:pPr>
-            <w:r>
-              <w:rPr>
-                <w:rFonts w:ascii="TimeNewRoman" w:hAnsi="TimeNewRoman"/>
-                <w:sz w:val="30"/>
-              </w:rPr>
-              <w:t>2×5=</w:t>
-            </w:r>
-          </w:p>
-        </w:tc>
-        <w:tc>
-          <w:tcPr>
-            <w:tcW w:type="dxa" w:w="1987"/>
-          </w:tcPr>
-          <w:p>
-            <w:pPr>
-              <w:jc w:val="left"/>
-            </w:pPr>
-            <w:r>
-              <w:rPr>
-                <w:rFonts w:ascii="TimeNewRoman" w:hAnsi="TimeNewRoman"/>
-                <w:sz w:val="30"/>
-              </w:rPr>
-              <w:t>3×5-5=</w:t>
-            </w:r>
-          </w:p>
-        </w:tc>
-        <w:tc>
-          <w:tcPr>
-            <w:tcW w:type="dxa" w:w="1987"/>
-          </w:tcPr>
-          <w:p>
-            <w:pPr>
-              <w:jc w:val="left"/>
-            </w:pPr>
-            <w:r>
-              <w:rPr>
-                <w:rFonts w:ascii="TimeNewRoman" w:hAnsi="TimeNewRoman"/>
-                <w:sz w:val="30"/>
-              </w:rPr>
-              <w:t>36+42=</w:t>
-            </w:r>
-          </w:p>
-        </w:tc>
-      </w:tr>
-      <w:tr>
-        <w:tc>
-          <w:tcPr>
-            <w:tcW w:type="dxa" w:w="1987"/>
-          </w:tcPr>
-          <w:p>
-            <w:pPr>
-              <w:jc w:val="left"/>
-            </w:pPr>
-            <w:r>
-              <w:rPr>
-                <w:rFonts w:ascii="TimeNewRoman" w:hAnsi="TimeNewRoman"/>
-                <w:sz w:val="30"/>
-              </w:rPr>
-              <w:t>9×3-8=</w:t>
-            </w:r>
-          </w:p>
-        </w:tc>
-        <w:tc>
-          <w:tcPr>
-            <w:tcW w:type="dxa" w:w="1987"/>
-          </w:tcPr>
-          <w:p>
-            <w:pPr>
-              <w:jc w:val="left"/>
-            </w:pPr>
-            <w:r>
-              <w:rPr>
-                <w:rFonts w:ascii="TimeNewRoman" w:hAnsi="TimeNewRoman"/>
-                <w:sz w:val="30"/>
-              </w:rPr>
-              <w:t>28÷7=</w:t>
-            </w:r>
-          </w:p>
-        </w:tc>
-        <w:tc>
-          <w:tcPr>
-            <w:tcW w:type="dxa" w:w="1987"/>
-          </w:tcPr>
-          <w:p>
-            <w:pPr>
-              <w:jc w:val="left"/>
-            </w:pPr>
-            <w:r>
-              <w:rPr>
-                <w:rFonts w:ascii="TimeNewRoman" w:hAnsi="TimeNewRoman"/>
-                <w:sz w:val="30"/>
-              </w:rPr>
-              <w:t>7×4=</w:t>
-            </w:r>
-          </w:p>
-        </w:tc>
-        <w:tc>
-          <w:tcPr>
-            <w:tcW w:type="dxa" w:w="1987"/>
-          </w:tcPr>
-          <w:p>
-            <w:pPr>
-              <w:jc w:val="left"/>
-            </w:pPr>
-            <w:r>
-              <w:rPr>
-                <w:rFonts w:ascii="TimeNewRoman" w:hAnsi="TimeNewRoman"/>
-                <w:sz w:val="30"/>
-              </w:rPr>
-              <w:t>9×7+97=</w:t>
-            </w:r>
-          </w:p>
-        </w:tc>
-        <w:tc>
-          <w:tcPr>
-            <w:tcW w:type="dxa" w:w="1987"/>
-          </w:tcPr>
-          <w:p>
-            <w:pPr>
-              <w:jc w:val="left"/>
-            </w:pPr>
-            <w:r>
-              <w:rPr>
-                <w:rFonts w:ascii="TimeNewRoman" w:hAnsi="TimeNewRoman"/>
-                <w:sz w:val="30"/>
-              </w:rPr>
-              <w:t>7×7=</w:t>
-            </w:r>
-          </w:p>
-        </w:tc>
-      </w:tr>
-      <w:tr>
-        <w:tc>
-          <w:tcPr>
-            <w:tcW w:type="dxa" w:w="1987"/>
-          </w:tcPr>
-          <w:p>
-            <w:pPr>
-              <w:jc w:val="left"/>
-            </w:pPr>
-            <w:r>
-              <w:rPr>
-                <w:rFonts w:ascii="TimeNewRoman" w:hAnsi="TimeNewRoman"/>
-                <w:sz w:val="30"/>
-              </w:rPr>
-              <w:t>4×5=</w:t>
-            </w:r>
-          </w:p>
-        </w:tc>
-        <w:tc>
-          <w:tcPr>
-            <w:tcW w:type="dxa" w:w="1987"/>
-          </w:tcPr>
-          <w:p>
-            <w:pPr>
-              <w:jc w:val="left"/>
-            </w:pPr>
-            <w:r>
-              <w:rPr>
-                <w:rFonts w:ascii="TimeNewRoman" w:hAnsi="TimeNewRoman"/>
-                <w:sz w:val="30"/>
-              </w:rPr>
-              <w:t>14+46-10=</w:t>
-            </w:r>
-          </w:p>
-        </w:tc>
-        <w:tc>
-          <w:tcPr>
-            <w:tcW w:type="dxa" w:w="1987"/>
-          </w:tcPr>
-          <w:p>
-            <w:pPr>
-              <w:jc w:val="left"/>
-            </w:pPr>
-            <w:r>
-              <w:rPr>
-                <w:rFonts w:ascii="TimeNewRoman" w:hAnsi="TimeNewRoman"/>
-                <w:sz w:val="30"/>
-              </w:rPr>
-              <w:t>2×2+19=</w:t>
-            </w:r>
-          </w:p>
-        </w:tc>
-        <w:tc>
-          <w:tcPr>
-            <w:tcW w:type="dxa" w:w="1987"/>
-          </w:tcPr>
-          <w:p>
-            <w:pPr>
-              <w:jc w:val="left"/>
-            </w:pPr>
-            <w:r>
-              <w:rPr>
-                <w:rFonts w:ascii="TimeNewRoman" w:hAnsi="TimeNewRoman"/>
-                <w:sz w:val="30"/>
-              </w:rPr>
-              <w:t>8×3+18=</w:t>
-            </w:r>
-          </w:p>
-        </w:tc>
-        <w:tc>
-          <w:tcPr>
-            <w:tcW w:type="dxa" w:w="1987"/>
-          </w:tcPr>
-          <w:p>
-            <w:pPr>
-              <w:jc w:val="left"/>
-            </w:pPr>
-            <w:r>
-              <w:rPr>
-                <w:rFonts w:ascii="TimeNewRoman" w:hAnsi="TimeNewRoman"/>
-                <w:sz w:val="30"/>
-              </w:rPr>
-              <w:t>60+35=</w:t>
-            </w:r>
-          </w:p>
-        </w:tc>
-      </w:tr>
-      <w:tr>
-        <w:tc>
-          <w:tcPr>
-            <w:tcW w:type="dxa" w:w="1987"/>
-          </w:tcPr>
-          <w:p>
-            <w:pPr>
-              <w:jc w:val="left"/>
-            </w:pPr>
-            <w:r>
-              <w:rPr>
-                <w:rFonts w:ascii="TimeNewRoman" w:hAnsi="TimeNewRoman"/>
-                <w:sz w:val="30"/>
-              </w:rPr>
-              <w:t>20÷5=</w:t>
-            </w:r>
-          </w:p>
-        </w:tc>
-        <w:tc>
-          <w:tcPr>
-            <w:tcW w:type="dxa" w:w="1987"/>
-          </w:tcPr>
-          <w:p>
-            <w:pPr>
-              <w:jc w:val="left"/>
-            </w:pPr>
-            <w:r>
-              <w:rPr>
-                <w:rFonts w:ascii="TimeNewRoman" w:hAnsi="TimeNewRoman"/>
-                <w:sz w:val="30"/>
-              </w:rPr>
-              <w:t>54÷9=</w:t>
-            </w:r>
-          </w:p>
-        </w:tc>
-        <w:tc>
-          <w:tcPr>
-            <w:tcW w:type="dxa" w:w="1987"/>
-          </w:tcPr>
-          <w:p>
-            <w:pPr>
-              <w:jc w:val="left"/>
-            </w:pPr>
-            <w:r>
-              <w:rPr>
-                <w:rFonts w:ascii="TimeNewRoman" w:hAnsi="TimeNewRoman"/>
-                <w:sz w:val="30"/>
-              </w:rPr>
-              <w:t>8×4=</w:t>
-            </w:r>
-          </w:p>
-        </w:tc>
-        <w:tc>
-          <w:tcPr>
-            <w:tcW w:type="dxa" w:w="1987"/>
-          </w:tcPr>
-          <w:p>
-            <w:pPr>
-              <w:jc w:val="left"/>
-            </w:pPr>
-            <w:r>
-              <w:rPr>
-                <w:rFonts w:ascii="TimeNewRoman" w:hAnsi="TimeNewRoman"/>
-                <w:sz w:val="30"/>
-              </w:rPr>
-              <w:t>59+12-28=</w:t>
-            </w:r>
-          </w:p>
-        </w:tc>
-        <w:tc>
-          <w:tcPr>
-            <w:tcW w:type="dxa" w:w="1987"/>
-          </w:tcPr>
-          <w:p>
-            <w:pPr>
-              <w:jc w:val="left"/>
-            </w:pPr>
-            <w:r>
-              <w:rPr>
-                <w:rFonts w:ascii="TimeNewRoman" w:hAnsi="TimeNewRoman"/>
-                <w:sz w:val="30"/>
-              </w:rPr>
-              <w:t>95-35=</w:t>
+              <w:t>8×8=</w:t>
             </w:r>
           </w:p>
         </w:tc>

--- a/mixed.docx
+++ b/mixed.docx
@@ -40,7 +40,7 @@
                 <w:rFonts w:ascii="TimeNewRoman" w:hAnsi="TimeNewRoman"/>
                 <w:sz w:val="30"/>
               </w:rPr>
-              <w:t>4×3=</w:t>
+              <w:t>8×9=</w:t>
             </w:r>
           </w:p>
         </w:tc>
@@ -57,7 +57,7 @@
                 <w:rFonts w:ascii="TimeNewRoman" w:hAnsi="TimeNewRoman"/>
                 <w:sz w:val="30"/>
               </w:rPr>
-              <w:t>86-15=</w:t>
+              <w:t>29-25=</w:t>
             </w:r>
           </w:p>
         </w:tc>
@@ -74,7 +74,7 @@
                 <w:rFonts w:ascii="TimeNewRoman" w:hAnsi="TimeNewRoman"/>
                 <w:sz w:val="30"/>
               </w:rPr>
-              <w:t>72-69=</w:t>
+              <w:t>6×9=</w:t>
             </w:r>
           </w:p>
         </w:tc>
@@ -91,7 +91,7 @@
                 <w:rFonts w:ascii="TimeNewRoman" w:hAnsi="TimeNewRoman"/>
                 <w:sz w:val="30"/>
               </w:rPr>
-              <w:t>42+28=</w:t>
+              <w:t>3×6+6=</w:t>
             </w:r>
           </w:p>
         </w:tc>
@@ -108,7 +108,7 @@
                 <w:rFonts w:ascii="TimeNewRoman" w:hAnsi="TimeNewRoman"/>
                 <w:sz w:val="30"/>
               </w:rPr>
-              <w:t>80-51=</w:t>
+              <w:t>7×8=</w:t>
             </w:r>
           </w:p>
         </w:tc>
@@ -127,7 +127,7 @@
                 <w:rFonts w:ascii="TimeNewRoman" w:hAnsi="TimeNewRoman"/>
                 <w:sz w:val="30"/>
               </w:rPr>
-              <w:t>2×6=</w:t>
+              <w:t>9×7=</w:t>
             </w:r>
           </w:p>
         </w:tc>
@@ -144,7 +144,7 @@
                 <w:rFonts w:ascii="TimeNewRoman" w:hAnsi="TimeNewRoman"/>
                 <w:sz w:val="30"/>
               </w:rPr>
-              <w:t>44-26=</w:t>
+              <w:t>65+39+84=</w:t>
             </w:r>
           </w:p>
         </w:tc>
@@ -161,7 +161,7 @@
                 <w:rFonts w:ascii="TimeNewRoman" w:hAnsi="TimeNewRoman"/>
                 <w:sz w:val="30"/>
               </w:rPr>
-              <w:t>5×8=</w:t>
+              <w:t>27÷3=</w:t>
             </w:r>
           </w:p>
         </w:tc>
@@ -178,7 +178,7 @@
                 <w:rFonts w:ascii="TimeNewRoman" w:hAnsi="TimeNewRoman"/>
                 <w:sz w:val="30"/>
               </w:rPr>
-              <w:t>90+80+83=</w:t>
+              <w:t>7×7+20=</w:t>
             </w:r>
           </w:p>
         </w:tc>
@@ -195,7 +195,7 @@
                 <w:rFonts w:ascii="TimeNewRoman" w:hAnsi="TimeNewRoman"/>
                 <w:sz w:val="30"/>
               </w:rPr>
-              <w:t>98+82+20=</w:t>
+              <w:t>67-44=</w:t>
             </w:r>
           </w:p>
         </w:tc>
@@ -214,7 +214,7 @@
                 <w:rFonts w:ascii="TimeNewRoman" w:hAnsi="TimeNewRoman"/>
                 <w:sz w:val="30"/>
               </w:rPr>
-              <w:t>3×3=</w:t>
+              <w:t>9×4=</w:t>
             </w:r>
           </w:p>
         </w:tc>
@@ -231,7 +231,459 @@
                 <w:rFonts w:ascii="TimeNewRoman" w:hAnsi="TimeNewRoman"/>
                 <w:sz w:val="30"/>
               </w:rPr>
-              <w:t>36+35=</w:t>
+              <w:t>78-75=</w:t>
+            </w:r>
+          </w:p>
+        </w:tc>
+        <w:tc>
+          <w:tcPr>
+            <w:tcW w:type="dxa" w:w="1987"/>
+          </w:tcPr>
+          <w:p>
+            <w:pPr>
+              <w:jc w:val="left"/>
+            </w:pPr>
+            <w:r>
+              <w:rPr>
+                <w:rFonts w:ascii="TimeNewRoman" w:hAnsi="TimeNewRoman"/>
+                <w:sz w:val="30"/>
+              </w:rPr>
+              <w:t>64+40-21=</w:t>
+            </w:r>
+          </w:p>
+        </w:tc>
+        <w:tc>
+          <w:tcPr>
+            <w:tcW w:type="dxa" w:w="1987"/>
+          </w:tcPr>
+          <w:p>
+            <w:pPr>
+              <w:jc w:val="left"/>
+            </w:pPr>
+            <w:r>
+              <w:rPr>
+                <w:rFonts w:ascii="TimeNewRoman" w:hAnsi="TimeNewRoman"/>
+                <w:sz w:val="30"/>
+              </w:rPr>
+              <w:t>85-58=</w:t>
+            </w:r>
+          </w:p>
+        </w:tc>
+        <w:tc>
+          <w:tcPr>
+            <w:tcW w:type="dxa" w:w="1987"/>
+          </w:tcPr>
+          <w:p>
+            <w:pPr>
+              <w:jc w:val="left"/>
+            </w:pPr>
+            <w:r>
+              <w:rPr>
+                <w:rFonts w:ascii="TimeNewRoman" w:hAnsi="TimeNewRoman"/>
+                <w:sz w:val="30"/>
+              </w:rPr>
+              <w:t>5×7=</w:t>
+            </w:r>
+          </w:p>
+        </w:tc>
+      </w:tr>
+      <w:tr>
+        <w:tc>
+          <w:tcPr>
+            <w:tcW w:type="dxa" w:w="1987"/>
+          </w:tcPr>
+          <w:p>
+            <w:pPr>
+              <w:jc w:val="left"/>
+            </w:pPr>
+            <w:r>
+              <w:rPr>
+                <w:rFonts w:ascii="TimeNewRoman" w:hAnsi="TimeNewRoman"/>
+                <w:sz w:val="30"/>
+              </w:rPr>
+              <w:t>5+2=</w:t>
+            </w:r>
+          </w:p>
+        </w:tc>
+        <w:tc>
+          <w:tcPr>
+            <w:tcW w:type="dxa" w:w="1987"/>
+          </w:tcPr>
+          <w:p>
+            <w:pPr>
+              <w:jc w:val="left"/>
+            </w:pPr>
+            <w:r>
+              <w:rPr>
+                <w:rFonts w:ascii="TimeNewRoman" w:hAnsi="TimeNewRoman"/>
+                <w:sz w:val="30"/>
+              </w:rPr>
+              <w:t>39+91+17=</w:t>
+            </w:r>
+          </w:p>
+        </w:tc>
+        <w:tc>
+          <w:tcPr>
+            <w:tcW w:type="dxa" w:w="1987"/>
+          </w:tcPr>
+          <w:p>
+            <w:pPr>
+              <w:jc w:val="left"/>
+            </w:pPr>
+            <w:r>
+              <w:rPr>
+                <w:rFonts w:ascii="TimeNewRoman" w:hAnsi="TimeNewRoman"/>
+                <w:sz w:val="30"/>
+              </w:rPr>
+              <w:t>31+39=</w:t>
+            </w:r>
+          </w:p>
+        </w:tc>
+        <w:tc>
+          <w:tcPr>
+            <w:tcW w:type="dxa" w:w="1987"/>
+          </w:tcPr>
+          <w:p>
+            <w:pPr>
+              <w:jc w:val="left"/>
+            </w:pPr>
+            <w:r>
+              <w:rPr>
+                <w:rFonts w:ascii="TimeNewRoman" w:hAnsi="TimeNewRoman"/>
+                <w:sz w:val="30"/>
+              </w:rPr>
+              <w:t>3×8=</w:t>
+            </w:r>
+          </w:p>
+        </w:tc>
+        <w:tc>
+          <w:tcPr>
+            <w:tcW w:type="dxa" w:w="1987"/>
+          </w:tcPr>
+          <w:p>
+            <w:pPr>
+              <w:jc w:val="left"/>
+            </w:pPr>
+            <w:r>
+              <w:rPr>
+                <w:rFonts w:ascii="TimeNewRoman" w:hAnsi="TimeNewRoman"/>
+                <w:sz w:val="30"/>
+              </w:rPr>
+              <w:t>88-57=</w:t>
+            </w:r>
+          </w:p>
+        </w:tc>
+      </w:tr>
+      <w:tr>
+        <w:tc>
+          <w:tcPr>
+            <w:tcW w:type="dxa" w:w="1987"/>
+          </w:tcPr>
+          <w:p>
+            <w:pPr>
+              <w:jc w:val="left"/>
+            </w:pPr>
+            <w:r>
+              <w:rPr>
+                <w:rFonts w:ascii="TimeNewRoman" w:hAnsi="TimeNewRoman"/>
+                <w:sz w:val="30"/>
+              </w:rPr>
+              <w:t>31+61=</w:t>
+            </w:r>
+          </w:p>
+        </w:tc>
+        <w:tc>
+          <w:tcPr>
+            <w:tcW w:type="dxa" w:w="1987"/>
+          </w:tcPr>
+          <w:p>
+            <w:pPr>
+              <w:jc w:val="left"/>
+            </w:pPr>
+            <w:r>
+              <w:rPr>
+                <w:rFonts w:ascii="TimeNewRoman" w:hAnsi="TimeNewRoman"/>
+                <w:sz w:val="30"/>
+              </w:rPr>
+              <w:t>40+39-41=</w:t>
+            </w:r>
+          </w:p>
+        </w:tc>
+        <w:tc>
+          <w:tcPr>
+            <w:tcW w:type="dxa" w:w="1987"/>
+          </w:tcPr>
+          <w:p>
+            <w:pPr>
+              <w:jc w:val="left"/>
+            </w:pPr>
+            <w:r>
+              <w:rPr>
+                <w:rFonts w:ascii="TimeNewRoman" w:hAnsi="TimeNewRoman"/>
+                <w:sz w:val="30"/>
+              </w:rPr>
+              <w:t>5×5=</w:t>
+            </w:r>
+          </w:p>
+        </w:tc>
+        <w:tc>
+          <w:tcPr>
+            <w:tcW w:type="dxa" w:w="1987"/>
+          </w:tcPr>
+          <w:p>
+            <w:pPr>
+              <w:jc w:val="left"/>
+            </w:pPr>
+            <w:r>
+              <w:rPr>
+                <w:rFonts w:ascii="TimeNewRoman" w:hAnsi="TimeNewRoman"/>
+                <w:sz w:val="30"/>
+              </w:rPr>
+              <w:t>10+59=</w:t>
+            </w:r>
+          </w:p>
+        </w:tc>
+        <w:tc>
+          <w:tcPr>
+            <w:tcW w:type="dxa" w:w="1987"/>
+          </w:tcPr>
+          <w:p>
+            <w:pPr>
+              <w:jc w:val="left"/>
+            </w:pPr>
+            <w:r>
+              <w:rPr>
+                <w:rFonts w:ascii="TimeNewRoman" w:hAnsi="TimeNewRoman"/>
+                <w:sz w:val="30"/>
+              </w:rPr>
+              <w:t>6×3=</w:t>
+            </w:r>
+          </w:p>
+        </w:tc>
+      </w:tr>
+      <w:tr>
+        <w:tc>
+          <w:tcPr>
+            <w:tcW w:type="dxa" w:w="1987"/>
+          </w:tcPr>
+          <w:p>
+            <w:pPr>
+              <w:jc w:val="left"/>
+            </w:pPr>
+            <w:r>
+              <w:rPr>
+                <w:rFonts w:ascii="TimeNewRoman" w:hAnsi="TimeNewRoman"/>
+                <w:sz w:val="30"/>
+              </w:rPr>
+              <w:t>95-30=</w:t>
+            </w:r>
+          </w:p>
+        </w:tc>
+        <w:tc>
+          <w:tcPr>
+            <w:tcW w:type="dxa" w:w="1987"/>
+          </w:tcPr>
+          <w:p>
+            <w:pPr>
+              <w:jc w:val="left"/>
+            </w:pPr>
+            <w:r>
+              <w:rPr>
+                <w:rFonts w:ascii="TimeNewRoman" w:hAnsi="TimeNewRoman"/>
+                <w:sz w:val="30"/>
+              </w:rPr>
+              <w:t>6×4=</w:t>
+            </w:r>
+          </w:p>
+        </w:tc>
+        <w:tc>
+          <w:tcPr>
+            <w:tcW w:type="dxa" w:w="1987"/>
+          </w:tcPr>
+          <w:p>
+            <w:pPr>
+              <w:jc w:val="left"/>
+            </w:pPr>
+            <w:r>
+              <w:rPr>
+                <w:rFonts w:ascii="TimeNewRoman" w:hAnsi="TimeNewRoman"/>
+                <w:sz w:val="30"/>
+              </w:rPr>
+              <w:t>2×7+56=</w:t>
+            </w:r>
+          </w:p>
+        </w:tc>
+        <w:tc>
+          <w:tcPr>
+            <w:tcW w:type="dxa" w:w="1987"/>
+          </w:tcPr>
+          <w:p>
+            <w:pPr>
+              <w:jc w:val="left"/>
+            </w:pPr>
+            <w:r>
+              <w:rPr>
+                <w:rFonts w:ascii="TimeNewRoman" w:hAnsi="TimeNewRoman"/>
+                <w:sz w:val="30"/>
+              </w:rPr>
+              <w:t>4×8=</w:t>
+            </w:r>
+          </w:p>
+        </w:tc>
+        <w:tc>
+          <w:tcPr>
+            <w:tcW w:type="dxa" w:w="1987"/>
+          </w:tcPr>
+          <w:p>
+            <w:pPr>
+              <w:jc w:val="left"/>
+            </w:pPr>
+            <w:r>
+              <w:rPr>
+                <w:rFonts w:ascii="TimeNewRoman" w:hAnsi="TimeNewRoman"/>
+                <w:sz w:val="30"/>
+              </w:rPr>
+              <w:t>56÷8=</w:t>
+            </w:r>
+          </w:p>
+        </w:tc>
+      </w:tr>
+      <w:tr>
+        <w:tc>
+          <w:tcPr>
+            <w:tcW w:type="dxa" w:w="1987"/>
+          </w:tcPr>
+          <w:p>
+            <w:pPr>
+              <w:jc w:val="left"/>
+            </w:pPr>
+            <w:r>
+              <w:rPr>
+                <w:rFonts w:ascii="TimeNewRoman" w:hAnsi="TimeNewRoman"/>
+                <w:sz w:val="30"/>
+              </w:rPr>
+              <w:t>5+50=</w:t>
+            </w:r>
+          </w:p>
+        </w:tc>
+        <w:tc>
+          <w:tcPr>
+            <w:tcW w:type="dxa" w:w="1987"/>
+          </w:tcPr>
+          <w:p>
+            <w:pPr>
+              <w:jc w:val="left"/>
+            </w:pPr>
+            <w:r>
+              <w:rPr>
+                <w:rFonts w:ascii="TimeNewRoman" w:hAnsi="TimeNewRoman"/>
+                <w:sz w:val="30"/>
+              </w:rPr>
+              <w:t>4×9+23=</w:t>
+            </w:r>
+          </w:p>
+        </w:tc>
+        <w:tc>
+          <w:tcPr>
+            <w:tcW w:type="dxa" w:w="1987"/>
+          </w:tcPr>
+          <w:p>
+            <w:pPr>
+              <w:jc w:val="left"/>
+            </w:pPr>
+            <w:r>
+              <w:rPr>
+                <w:rFonts w:ascii="TimeNewRoman" w:hAnsi="TimeNewRoman"/>
+                <w:sz w:val="30"/>
+              </w:rPr>
+              <w:t>84-21=</w:t>
+            </w:r>
+          </w:p>
+        </w:tc>
+        <w:tc>
+          <w:tcPr>
+            <w:tcW w:type="dxa" w:w="1987"/>
+          </w:tcPr>
+          <w:p>
+            <w:pPr>
+              <w:jc w:val="left"/>
+            </w:pPr>
+            <w:r>
+              <w:rPr>
+                <w:rFonts w:ascii="TimeNewRoman" w:hAnsi="TimeNewRoman"/>
+                <w:sz w:val="30"/>
+              </w:rPr>
+              <w:t>49+71+9=</w:t>
+            </w:r>
+          </w:p>
+        </w:tc>
+        <w:tc>
+          <w:tcPr>
+            <w:tcW w:type="dxa" w:w="1987"/>
+          </w:tcPr>
+          <w:p>
+            <w:pPr>
+              <w:jc w:val="left"/>
+            </w:pPr>
+            <w:r>
+              <w:rPr>
+                <w:rFonts w:ascii="TimeNewRoman" w:hAnsi="TimeNewRoman"/>
+                <w:sz w:val="30"/>
+              </w:rPr>
+              <w:t>3×7+39=</w:t>
+            </w:r>
+          </w:p>
+        </w:tc>
+      </w:tr>
+      <w:tr>
+        <w:tc>
+          <w:tcPr>
+            <w:tcW w:type="dxa" w:w="1987"/>
+          </w:tcPr>
+          <w:p>
+            <w:pPr>
+              <w:jc w:val="left"/>
+            </w:pPr>
+            <w:r>
+              <w:rPr>
+                <w:rFonts w:ascii="TimeNewRoman" w:hAnsi="TimeNewRoman"/>
+                <w:sz w:val="30"/>
+              </w:rPr>
+              <w:t>4+84+62=</w:t>
+            </w:r>
+          </w:p>
+        </w:tc>
+        <w:tc>
+          <w:tcPr>
+            <w:tcW w:type="dxa" w:w="1987"/>
+          </w:tcPr>
+          <w:p>
+            <w:pPr>
+              <w:jc w:val="left"/>
+            </w:pPr>
+            <w:r>
+              <w:rPr>
+                <w:rFonts w:ascii="TimeNewRoman" w:hAnsi="TimeNewRoman"/>
+                <w:sz w:val="30"/>
+              </w:rPr>
+              <w:t>2×8=</w:t>
+            </w:r>
+          </w:p>
+        </w:tc>
+        <w:tc>
+          <w:tcPr>
+            <w:tcW w:type="dxa" w:w="1987"/>
+          </w:tcPr>
+          <w:p>
+            <w:pPr>
+              <w:jc w:val="left"/>
+            </w:pPr>
+            <w:r>
+              <w:rPr>
+                <w:rFonts w:ascii="TimeNewRoman" w:hAnsi="TimeNewRoman"/>
+                <w:sz w:val="30"/>
+              </w:rPr>
+              <w:t>95-54=</w:t>
             </w:r>
           </w:p>
         </w:tc>
@@ -265,24 +717,7 @@
                 <w:rFonts w:ascii="TimeNewRoman" w:hAnsi="TimeNewRoman"/>
                 <w:sz w:val="30"/>
               </w:rPr>
-              <w:t>30÷5=</w:t>
-            </w:r>
-          </w:p>
-        </w:tc>
-        <w:tc>
-          <w:tcPr>
-            <w:tcW w:type="dxa" w:w="1987"/>
-          </w:tcPr>
-          <w:p>
-            <w:pPr>
-              <w:jc w:val="left"/>
-            </w:pPr>
-            <w:r>
-              <w:rPr>
-                <w:rFonts w:ascii="TimeNewRoman" w:hAnsi="TimeNewRoman"/>
-                <w:sz w:val="30"/>
-              </w:rPr>
-              <w:t>25+4=</w:t>
+              <w:t>7×3-3=</w:t>
             </w:r>
           </w:p>
         </w:tc>
@@ -301,7 +736,7 @@
                 <w:rFonts w:ascii="TimeNewRoman" w:hAnsi="TimeNewRoman"/>
                 <w:sz w:val="30"/>
               </w:rPr>
-              <w:t>73-67=</w:t>
+              <w:t>65+60-3=</w:t>
             </w:r>
           </w:p>
         </w:tc>
@@ -318,7 +753,7 @@
                 <w:rFonts w:ascii="TimeNewRoman" w:hAnsi="TimeNewRoman"/>
                 <w:sz w:val="30"/>
               </w:rPr>
-              <w:t>4×5=</w:t>
+              <w:t>16+76-91=</w:t>
             </w:r>
           </w:p>
         </w:tc>
@@ -335,7 +770,7 @@
                 <w:rFonts w:ascii="TimeNewRoman" w:hAnsi="TimeNewRoman"/>
                 <w:sz w:val="30"/>
               </w:rPr>
-              <w:t>6+60=</w:t>
+              <w:t>7×3-4=</w:t>
             </w:r>
           </w:p>
         </w:tc>
@@ -352,7 +787,7 @@
                 <w:rFonts w:ascii="TimeNewRoman" w:hAnsi="TimeNewRoman"/>
                 <w:sz w:val="30"/>
               </w:rPr>
-              <w:t>48÷6=</w:t>
+              <w:t>3×2=</w:t>
             </w:r>
           </w:p>
         </w:tc>
@@ -369,7 +804,7 @@
                 <w:rFonts w:ascii="TimeNewRoman" w:hAnsi="TimeNewRoman"/>
                 <w:sz w:val="30"/>
               </w:rPr>
-              <w:t>44+28=</w:t>
+              <w:t>97-34=</w:t>
             </w:r>
           </w:p>
         </w:tc>
@@ -388,7 +823,7 @@
                 <w:rFonts w:ascii="TimeNewRoman" w:hAnsi="TimeNewRoman"/>
                 <w:sz w:val="30"/>
               </w:rPr>
-              <w:t>76-32=</w:t>
+              <w:t>9×5=</w:t>
             </w:r>
           </w:p>
         </w:tc>
@@ -405,7 +840,7 @@
                 <w:rFonts w:ascii="TimeNewRoman" w:hAnsi="TimeNewRoman"/>
                 <w:sz w:val="30"/>
               </w:rPr>
-              <w:t>86+47-8=</w:t>
+              <w:t>92-47=</w:t>
             </w:r>
           </w:p>
         </w:tc>
@@ -422,7 +857,408 @@
                 <w:rFonts w:ascii="TimeNewRoman" w:hAnsi="TimeNewRoman"/>
                 <w:sz w:val="30"/>
               </w:rPr>
-              <w:t>37-34=</w:t>
+              <w:t>82-47=</w:t>
+            </w:r>
+          </w:p>
+        </w:tc>
+        <w:tc>
+          <w:tcPr>
+            <w:tcW w:type="dxa" w:w="1987"/>
+          </w:tcPr>
+          <w:p>
+            <w:pPr>
+              <w:jc w:val="left"/>
+            </w:pPr>
+            <w:r>
+              <w:rPr>
+                <w:rFonts w:ascii="TimeNewRoman" w:hAnsi="TimeNewRoman"/>
+                <w:sz w:val="30"/>
+              </w:rPr>
+              <w:t>9×2-18=</w:t>
+            </w:r>
+          </w:p>
+        </w:tc>
+        <w:tc>
+          <w:tcPr>
+            <w:tcW w:type="dxa" w:w="1987"/>
+          </w:tcPr>
+          <w:p>
+            <w:pPr>
+              <w:jc w:val="left"/>
+            </w:pPr>
+            <w:r>
+              <w:rPr>
+                <w:rFonts w:ascii="TimeNewRoman" w:hAnsi="TimeNewRoman"/>
+                <w:sz w:val="30"/>
+              </w:rPr>
+              <w:t>72+22=</w:t>
+            </w:r>
+          </w:p>
+        </w:tc>
+      </w:tr>
+      <w:tr>
+        <w:tc>
+          <w:tcPr>
+            <w:tcW w:type="dxa" w:w="1987"/>
+          </w:tcPr>
+          <w:p>
+            <w:pPr>
+              <w:jc w:val="left"/>
+            </w:pPr>
+            <w:r>
+              <w:rPr>
+                <w:rFonts w:ascii="TimeNewRoman" w:hAnsi="TimeNewRoman"/>
+                <w:sz w:val="30"/>
+              </w:rPr>
+              <w:t>59-6=</w:t>
+            </w:r>
+          </w:p>
+        </w:tc>
+        <w:tc>
+          <w:tcPr>
+            <w:tcW w:type="dxa" w:w="1987"/>
+          </w:tcPr>
+          <w:p>
+            <w:pPr>
+              <w:jc w:val="left"/>
+            </w:pPr>
+            <w:r>
+              <w:rPr>
+                <w:rFonts w:ascii="TimeNewRoman" w:hAnsi="TimeNewRoman"/>
+                <w:sz w:val="30"/>
+              </w:rPr>
+              <w:t>8×2=</w:t>
+            </w:r>
+          </w:p>
+        </w:tc>
+        <w:tc>
+          <w:tcPr>
+            <w:tcW w:type="dxa" w:w="1987"/>
+          </w:tcPr>
+          <w:p>
+            <w:pPr>
+              <w:jc w:val="left"/>
+            </w:pPr>
+            <w:r>
+              <w:rPr>
+                <w:rFonts w:ascii="TimeNewRoman" w:hAnsi="TimeNewRoman"/>
+                <w:sz w:val="30"/>
+              </w:rPr>
+              <w:t>11+24+93=</w:t>
+            </w:r>
+          </w:p>
+        </w:tc>
+        <w:tc>
+          <w:tcPr>
+            <w:tcW w:type="dxa" w:w="1987"/>
+          </w:tcPr>
+          <w:p>
+            <w:pPr>
+              <w:jc w:val="left"/>
+            </w:pPr>
+            <w:r>
+              <w:rPr>
+                <w:rFonts w:ascii="TimeNewRoman" w:hAnsi="TimeNewRoman"/>
+                <w:sz w:val="30"/>
+              </w:rPr>
+              <w:t>39+30+88=</w:t>
+            </w:r>
+          </w:p>
+        </w:tc>
+        <w:tc>
+          <w:tcPr>
+            <w:tcW w:type="dxa" w:w="1987"/>
+          </w:tcPr>
+          <w:p>
+            <w:pPr>
+              <w:jc w:val="left"/>
+            </w:pPr>
+            <w:r>
+              <w:rPr>
+                <w:rFonts w:ascii="TimeNewRoman" w:hAnsi="TimeNewRoman"/>
+                <w:sz w:val="30"/>
+              </w:rPr>
+              <w:t>25÷5=</w:t>
+            </w:r>
+          </w:p>
+        </w:tc>
+      </w:tr>
+      <w:tr>
+        <w:tc>
+          <w:tcPr>
+            <w:tcW w:type="dxa" w:w="1987"/>
+          </w:tcPr>
+          <w:p>
+            <w:pPr>
+              <w:jc w:val="left"/>
+            </w:pPr>
+            <w:r>
+              <w:rPr>
+                <w:rFonts w:ascii="TimeNewRoman" w:hAnsi="TimeNewRoman"/>
+                <w:sz w:val="30"/>
+              </w:rPr>
+              <w:t>9×8=</w:t>
+            </w:r>
+          </w:p>
+        </w:tc>
+        <w:tc>
+          <w:tcPr>
+            <w:tcW w:type="dxa" w:w="1987"/>
+          </w:tcPr>
+          <w:p>
+            <w:pPr>
+              <w:jc w:val="left"/>
+            </w:pPr>
+            <w:r>
+              <w:rPr>
+                <w:rFonts w:ascii="TimeNewRoman" w:hAnsi="TimeNewRoman"/>
+                <w:sz w:val="30"/>
+              </w:rPr>
+              <w:t>27÷9=</w:t>
+            </w:r>
+          </w:p>
+        </w:tc>
+        <w:tc>
+          <w:tcPr>
+            <w:tcW w:type="dxa" w:w="1987"/>
+          </w:tcPr>
+          <w:p>
+            <w:pPr>
+              <w:jc w:val="left"/>
+            </w:pPr>
+            <w:r>
+              <w:rPr>
+                <w:rFonts w:ascii="TimeNewRoman" w:hAnsi="TimeNewRoman"/>
+                <w:sz w:val="30"/>
+              </w:rPr>
+              <w:t>31+40+22=</w:t>
+            </w:r>
+          </w:p>
+        </w:tc>
+        <w:tc>
+          <w:tcPr>
+            <w:tcW w:type="dxa" w:w="1987"/>
+          </w:tcPr>
+          <w:p>
+            <w:pPr>
+              <w:jc w:val="left"/>
+            </w:pPr>
+            <w:r>
+              <w:rPr>
+                <w:rFonts w:ascii="TimeNewRoman" w:hAnsi="TimeNewRoman"/>
+                <w:sz w:val="30"/>
+              </w:rPr>
+              <w:t>83+19+1=</w:t>
+            </w:r>
+          </w:p>
+        </w:tc>
+        <w:tc>
+          <w:tcPr>
+            <w:tcW w:type="dxa" w:w="1987"/>
+          </w:tcPr>
+          <w:p>
+            <w:pPr>
+              <w:jc w:val="left"/>
+            </w:pPr>
+            <w:r>
+              <w:rPr>
+                <w:rFonts w:ascii="TimeNewRoman" w:hAnsi="TimeNewRoman"/>
+                <w:sz w:val="30"/>
+              </w:rPr>
+              <w:t>5×6=</w:t>
+            </w:r>
+          </w:p>
+        </w:tc>
+      </w:tr>
+      <w:tr>
+        <w:tc>
+          <w:tcPr>
+            <w:tcW w:type="dxa" w:w="1987"/>
+          </w:tcPr>
+          <w:p>
+            <w:pPr>
+              <w:jc w:val="left"/>
+            </w:pPr>
+            <w:r>
+              <w:rPr>
+                <w:rFonts w:ascii="TimeNewRoman" w:hAnsi="TimeNewRoman"/>
+                <w:sz w:val="30"/>
+              </w:rPr>
+              <w:t>3×5=</w:t>
+            </w:r>
+          </w:p>
+        </w:tc>
+        <w:tc>
+          <w:tcPr>
+            <w:tcW w:type="dxa" w:w="1987"/>
+          </w:tcPr>
+          <w:p>
+            <w:pPr>
+              <w:jc w:val="left"/>
+            </w:pPr>
+            <w:r>
+              <w:rPr>
+                <w:rFonts w:ascii="TimeNewRoman" w:hAnsi="TimeNewRoman"/>
+                <w:sz w:val="30"/>
+              </w:rPr>
+              <w:t>73-6=</w:t>
+            </w:r>
+          </w:p>
+        </w:tc>
+        <w:tc>
+          <w:tcPr>
+            <w:tcW w:type="dxa" w:w="1987"/>
+          </w:tcPr>
+          <w:p>
+            <w:pPr>
+              <w:jc w:val="left"/>
+            </w:pPr>
+            <w:r>
+              <w:rPr>
+                <w:rFonts w:ascii="TimeNewRoman" w:hAnsi="TimeNewRoman"/>
+                <w:sz w:val="30"/>
+              </w:rPr>
+              <w:t>5-4=</w:t>
+            </w:r>
+          </w:p>
+        </w:tc>
+        <w:tc>
+          <w:tcPr>
+            <w:tcW w:type="dxa" w:w="1987"/>
+          </w:tcPr>
+          <w:p>
+            <w:pPr>
+              <w:jc w:val="left"/>
+            </w:pPr>
+            <w:r>
+              <w:rPr>
+                <w:rFonts w:ascii="TimeNewRoman" w:hAnsi="TimeNewRoman"/>
+                <w:sz w:val="30"/>
+              </w:rPr>
+              <w:t>8×9-35=</w:t>
+            </w:r>
+          </w:p>
+        </w:tc>
+        <w:tc>
+          <w:tcPr>
+            <w:tcW w:type="dxa" w:w="1987"/>
+          </w:tcPr>
+          <w:p>
+            <w:pPr>
+              <w:jc w:val="left"/>
+            </w:pPr>
+            <w:r>
+              <w:rPr>
+                <w:rFonts w:ascii="TimeNewRoman" w:hAnsi="TimeNewRoman"/>
+                <w:sz w:val="30"/>
+              </w:rPr>
+              <w:t>49-13=</w:t>
+            </w:r>
+          </w:p>
+        </w:tc>
+      </w:tr>
+      <w:tr>
+        <w:tc>
+          <w:tcPr>
+            <w:tcW w:type="dxa" w:w="1987"/>
+          </w:tcPr>
+          <w:p>
+            <w:pPr>
+              <w:jc w:val="left"/>
+            </w:pPr>
+            <w:r>
+              <w:rPr>
+                <w:rFonts w:ascii="TimeNewRoman" w:hAnsi="TimeNewRoman"/>
+                <w:sz w:val="30"/>
+              </w:rPr>
+              <w:t>8×7=</w:t>
+            </w:r>
+          </w:p>
+        </w:tc>
+        <w:tc>
+          <w:tcPr>
+            <w:tcW w:type="dxa" w:w="1987"/>
+          </w:tcPr>
+          <w:p>
+            <w:pPr>
+              <w:jc w:val="left"/>
+            </w:pPr>
+            <w:r>
+              <w:rPr>
+                <w:rFonts w:ascii="TimeNewRoman" w:hAnsi="TimeNewRoman"/>
+                <w:sz w:val="30"/>
+              </w:rPr>
+              <w:t>2×2-3=</w:t>
+            </w:r>
+          </w:p>
+        </w:tc>
+        <w:tc>
+          <w:tcPr>
+            <w:tcW w:type="dxa" w:w="1987"/>
+          </w:tcPr>
+          <w:p>
+            <w:pPr>
+              <w:jc w:val="left"/>
+            </w:pPr>
+            <w:r>
+              <w:rPr>
+                <w:rFonts w:ascii="TimeNewRoman" w:hAnsi="TimeNewRoman"/>
+                <w:sz w:val="30"/>
+              </w:rPr>
+              <w:t>30-3=</w:t>
+            </w:r>
+          </w:p>
+        </w:tc>
+        <w:tc>
+          <w:tcPr>
+            <w:tcW w:type="dxa" w:w="1987"/>
+          </w:tcPr>
+          <w:p>
+            <w:pPr>
+              <w:jc w:val="left"/>
+            </w:pPr>
+            <w:r>
+              <w:rPr>
+                <w:rFonts w:ascii="TimeNewRoman" w:hAnsi="TimeNewRoman"/>
+                <w:sz w:val="30"/>
+              </w:rPr>
+              <w:t>8×5=</w:t>
+            </w:r>
+          </w:p>
+        </w:tc>
+        <w:tc>
+          <w:tcPr>
+            <w:tcW w:type="dxa" w:w="1987"/>
+          </w:tcPr>
+          <w:p>
+            <w:pPr>
+              <w:jc w:val="left"/>
+            </w:pPr>
+            <w:r>
+              <w:rPr>
+                <w:rFonts w:ascii="TimeNewRoman" w:hAnsi="TimeNewRoman"/>
+                <w:sz w:val="30"/>
+              </w:rPr>
+              <w:t>6×8=</w:t>
+            </w:r>
+          </w:p>
+        </w:tc>
+      </w:tr>
+      <w:tr>
+        <w:tc>
+          <w:tcPr>
+            <w:tcW w:type="dxa" w:w="1987"/>
+          </w:tcPr>
+          <w:p>
+            <w:pPr>
+              <w:jc w:val="left"/>
+            </w:pPr>
+            <w:r>
+              <w:rPr>
+                <w:rFonts w:ascii="TimeNewRoman" w:hAnsi="TimeNewRoman"/>
+                <w:sz w:val="30"/>
+              </w:rPr>
+              <w:t>2+78=</w:t>
             </w:r>
           </w:p>
         </w:tc>
@@ -456,7 +1292,41 @@
                 <w:rFonts w:ascii="TimeNewRoman" w:hAnsi="TimeNewRoman"/>
                 <w:sz w:val="30"/>
               </w:rPr>
-              <w:t>8×2=</w:t>
+              <w:t>9×3=</w:t>
+            </w:r>
+          </w:p>
+        </w:tc>
+        <w:tc>
+          <w:tcPr>
+            <w:tcW w:type="dxa" w:w="1987"/>
+          </w:tcPr>
+          <w:p>
+            <w:pPr>
+              <w:jc w:val="left"/>
+            </w:pPr>
+            <w:r>
+              <w:rPr>
+                <w:rFonts w:ascii="TimeNewRoman" w:hAnsi="TimeNewRoman"/>
+                <w:sz w:val="30"/>
+              </w:rPr>
+              <w:t>3+24=</w:t>
+            </w:r>
+          </w:p>
+        </w:tc>
+        <w:tc>
+          <w:tcPr>
+            <w:tcW w:type="dxa" w:w="1987"/>
+          </w:tcPr>
+          <w:p>
+            <w:pPr>
+              <w:jc w:val="left"/>
+            </w:pPr>
+            <w:r>
+              <w:rPr>
+                <w:rFonts w:ascii="TimeNewRoman" w:hAnsi="TimeNewRoman"/>
+                <w:sz w:val="30"/>
+              </w:rPr>
+              <w:t>6×2=</w:t>
             </w:r>
           </w:p>
         </w:tc>
@@ -475,7 +1345,7 @@
                 <w:rFonts w:ascii="TimeNewRoman" w:hAnsi="TimeNewRoman"/>
                 <w:sz w:val="30"/>
               </w:rPr>
-              <w:t>4×4-11=</w:t>
+              <w:t>7×6=</w:t>
             </w:r>
           </w:p>
         </w:tc>
@@ -492,355 +1362,7 @@
                 <w:rFonts w:ascii="TimeNewRoman" w:hAnsi="TimeNewRoman"/>
                 <w:sz w:val="30"/>
               </w:rPr>
-              <w:t>8×5+16=</w:t>
-            </w:r>
-          </w:p>
-        </w:tc>
-        <w:tc>
-          <w:tcPr>
-            <w:tcW w:type="dxa" w:w="1987"/>
-          </w:tcPr>
-          <w:p>
-            <w:pPr>
-              <w:jc w:val="left"/>
-            </w:pPr>
-            <w:r>
-              <w:rPr>
-                <w:rFonts w:ascii="TimeNewRoman" w:hAnsi="TimeNewRoman"/>
-                <w:sz w:val="30"/>
-              </w:rPr>
-              <w:t>69+55-7=</w:t>
-            </w:r>
-          </w:p>
-        </w:tc>
-        <w:tc>
-          <w:tcPr>
-            <w:tcW w:type="dxa" w:w="1987"/>
-          </w:tcPr>
-          <w:p>
-            <w:pPr>
-              <w:jc w:val="left"/>
-            </w:pPr>
-            <w:r>
-              <w:rPr>
-                <w:rFonts w:ascii="TimeNewRoman" w:hAnsi="TimeNewRoman"/>
-                <w:sz w:val="30"/>
-              </w:rPr>
-              <w:t>9×5=</w:t>
-            </w:r>
-          </w:p>
-        </w:tc>
-        <w:tc>
-          <w:tcPr>
-            <w:tcW w:type="dxa" w:w="1987"/>
-          </w:tcPr>
-          <w:p>
-            <w:pPr>
-              <w:jc w:val="left"/>
-            </w:pPr>
-            <w:r>
-              <w:rPr>
-                <w:rFonts w:ascii="TimeNewRoman" w:hAnsi="TimeNewRoman"/>
-                <w:sz w:val="30"/>
-              </w:rPr>
-              <w:t>59-11=</w:t>
-            </w:r>
-          </w:p>
-        </w:tc>
-      </w:tr>
-      <w:tr>
-        <w:tc>
-          <w:tcPr>
-            <w:tcW w:type="dxa" w:w="1987"/>
-          </w:tcPr>
-          <w:p>
-            <w:pPr>
-              <w:jc w:val="left"/>
-            </w:pPr>
-            <w:r>
-              <w:rPr>
-                <w:rFonts w:ascii="TimeNewRoman" w:hAnsi="TimeNewRoman"/>
-                <w:sz w:val="30"/>
-              </w:rPr>
-              <w:t>27÷9=</w:t>
-            </w:r>
-          </w:p>
-        </w:tc>
-        <w:tc>
-          <w:tcPr>
-            <w:tcW w:type="dxa" w:w="1987"/>
-          </w:tcPr>
-          <w:p>
-            <w:pPr>
-              <w:jc w:val="left"/>
-            </w:pPr>
-            <w:r>
-              <w:rPr>
-                <w:rFonts w:ascii="TimeNewRoman" w:hAnsi="TimeNewRoman"/>
-                <w:sz w:val="30"/>
-              </w:rPr>
-              <w:t>33-12=</w:t>
-            </w:r>
-          </w:p>
-        </w:tc>
-        <w:tc>
-          <w:tcPr>
-            <w:tcW w:type="dxa" w:w="1987"/>
-          </w:tcPr>
-          <w:p>
-            <w:pPr>
-              <w:jc w:val="left"/>
-            </w:pPr>
-            <w:r>
-              <w:rPr>
-                <w:rFonts w:ascii="TimeNewRoman" w:hAnsi="TimeNewRoman"/>
-                <w:sz w:val="30"/>
-              </w:rPr>
-              <w:t>73+19=</w:t>
-            </w:r>
-          </w:p>
-        </w:tc>
-        <w:tc>
-          <w:tcPr>
-            <w:tcW w:type="dxa" w:w="1987"/>
-          </w:tcPr>
-          <w:p>
-            <w:pPr>
-              <w:jc w:val="left"/>
-            </w:pPr>
-            <w:r>
-              <w:rPr>
-                <w:rFonts w:ascii="TimeNewRoman" w:hAnsi="TimeNewRoman"/>
-                <w:sz w:val="30"/>
-              </w:rPr>
-              <w:t>36-8=</w:t>
-            </w:r>
-          </w:p>
-        </w:tc>
-        <w:tc>
-          <w:tcPr>
-            <w:tcW w:type="dxa" w:w="1987"/>
-          </w:tcPr>
-          <w:p>
-            <w:pPr>
-              <w:jc w:val="left"/>
-            </w:pPr>
-            <w:r>
-              <w:rPr>
-                <w:rFonts w:ascii="TimeNewRoman" w:hAnsi="TimeNewRoman"/>
-                <w:sz w:val="30"/>
-              </w:rPr>
-              <w:t>9×4-25=</w:t>
-            </w:r>
-          </w:p>
-        </w:tc>
-      </w:tr>
-      <w:tr>
-        <w:tc>
-          <w:tcPr>
-            <w:tcW w:type="dxa" w:w="1987"/>
-          </w:tcPr>
-          <w:p>
-            <w:pPr>
-              <w:jc w:val="left"/>
-            </w:pPr>
-            <w:r>
-              <w:rPr>
-                <w:rFonts w:ascii="TimeNewRoman" w:hAnsi="TimeNewRoman"/>
-                <w:sz w:val="30"/>
-              </w:rPr>
-              <w:t>2×7=</w:t>
-            </w:r>
-          </w:p>
-        </w:tc>
-        <w:tc>
-          <w:tcPr>
-            <w:tcW w:type="dxa" w:w="1987"/>
-          </w:tcPr>
-          <w:p>
-            <w:pPr>
-              <w:jc w:val="left"/>
-            </w:pPr>
-            <w:r>
-              <w:rPr>
-                <w:rFonts w:ascii="TimeNewRoman" w:hAnsi="TimeNewRoman"/>
-                <w:sz w:val="30"/>
-              </w:rPr>
-              <w:t>44+2-42=</w:t>
-            </w:r>
-          </w:p>
-        </w:tc>
-        <w:tc>
-          <w:tcPr>
-            <w:tcW w:type="dxa" w:w="1987"/>
-          </w:tcPr>
-          <w:p>
-            <w:pPr>
-              <w:jc w:val="left"/>
-            </w:pPr>
-            <w:r>
-              <w:rPr>
-                <w:rFonts w:ascii="TimeNewRoman" w:hAnsi="TimeNewRoman"/>
-                <w:sz w:val="30"/>
-              </w:rPr>
-              <w:t>9+69=</w:t>
-            </w:r>
-          </w:p>
-        </w:tc>
-        <w:tc>
-          <w:tcPr>
-            <w:tcW w:type="dxa" w:w="1987"/>
-          </w:tcPr>
-          <w:p>
-            <w:pPr>
-              <w:jc w:val="left"/>
-            </w:pPr>
-            <w:r>
-              <w:rPr>
-                <w:rFonts w:ascii="TimeNewRoman" w:hAnsi="TimeNewRoman"/>
-                <w:sz w:val="30"/>
-              </w:rPr>
-              <w:t>18÷3=</w:t>
-            </w:r>
-          </w:p>
-        </w:tc>
-        <w:tc>
-          <w:tcPr>
-            <w:tcW w:type="dxa" w:w="1987"/>
-          </w:tcPr>
-          <w:p>
-            <w:pPr>
-              <w:jc w:val="left"/>
-            </w:pPr>
-            <w:r>
-              <w:rPr>
-                <w:rFonts w:ascii="TimeNewRoman" w:hAnsi="TimeNewRoman"/>
-                <w:sz w:val="30"/>
-              </w:rPr>
-              <w:t>3×9=</w:t>
-            </w:r>
-          </w:p>
-        </w:tc>
-      </w:tr>
-      <w:tr>
-        <w:tc>
-          <w:tcPr>
-            <w:tcW w:type="dxa" w:w="1987"/>
-          </w:tcPr>
-          <w:p>
-            <w:pPr>
-              <w:jc w:val="left"/>
-            </w:pPr>
-            <w:r>
-              <w:rPr>
-                <w:rFonts w:ascii="TimeNewRoman" w:hAnsi="TimeNewRoman"/>
-                <w:sz w:val="30"/>
-              </w:rPr>
-              <w:t>63-12=</w:t>
-            </w:r>
-          </w:p>
-        </w:tc>
-        <w:tc>
-          <w:tcPr>
-            <w:tcW w:type="dxa" w:w="1987"/>
-          </w:tcPr>
-          <w:p>
-            <w:pPr>
-              <w:jc w:val="left"/>
-            </w:pPr>
-            <w:r>
-              <w:rPr>
-                <w:rFonts w:ascii="TimeNewRoman" w:hAnsi="TimeNewRoman"/>
-                <w:sz w:val="30"/>
-              </w:rPr>
-              <w:t>5×2+76=</w:t>
-            </w:r>
-          </w:p>
-        </w:tc>
-        <w:tc>
-          <w:tcPr>
-            <w:tcW w:type="dxa" w:w="1987"/>
-          </w:tcPr>
-          <w:p>
-            <w:pPr>
-              <w:jc w:val="left"/>
-            </w:pPr>
-            <w:r>
-              <w:rPr>
-                <w:rFonts w:ascii="TimeNewRoman" w:hAnsi="TimeNewRoman"/>
-                <w:sz w:val="30"/>
-              </w:rPr>
-              <w:t>74+39+66=</w:t>
-            </w:r>
-          </w:p>
-        </w:tc>
-        <w:tc>
-          <w:tcPr>
-            <w:tcW w:type="dxa" w:w="1987"/>
-          </w:tcPr>
-          <w:p>
-            <w:pPr>
-              <w:jc w:val="left"/>
-            </w:pPr>
-            <w:r>
-              <w:rPr>
-                <w:rFonts w:ascii="TimeNewRoman" w:hAnsi="TimeNewRoman"/>
-                <w:sz w:val="30"/>
-              </w:rPr>
-              <w:t>4+79=</w:t>
-            </w:r>
-          </w:p>
-        </w:tc>
-        <w:tc>
-          <w:tcPr>
-            <w:tcW w:type="dxa" w:w="1987"/>
-          </w:tcPr>
-          <w:p>
-            <w:pPr>
-              <w:jc w:val="left"/>
-            </w:pPr>
-            <w:r>
-              <w:rPr>
-                <w:rFonts w:ascii="TimeNewRoman" w:hAnsi="TimeNewRoman"/>
-                <w:sz w:val="30"/>
-              </w:rPr>
-              <w:t>12÷6=</w:t>
-            </w:r>
-          </w:p>
-        </w:tc>
-      </w:tr>
-      <w:tr>
-        <w:tc>
-          <w:tcPr>
-            <w:tcW w:type="dxa" w:w="1987"/>
-          </w:tcPr>
-          <w:p>
-            <w:pPr>
-              <w:jc w:val="left"/>
-            </w:pPr>
-            <w:r>
-              <w:rPr>
-                <w:rFonts w:ascii="TimeNewRoman" w:hAnsi="TimeNewRoman"/>
-                <w:sz w:val="30"/>
-              </w:rPr>
-              <w:t>28÷4=</w:t>
-            </w:r>
-          </w:p>
-        </w:tc>
-        <w:tc>
-          <w:tcPr>
-            <w:tcW w:type="dxa" w:w="1987"/>
-          </w:tcPr>
-          <w:p>
-            <w:pPr>
-              <w:jc w:val="left"/>
-            </w:pPr>
-            <w:r>
-              <w:rPr>
-                <w:rFonts w:ascii="TimeNewRoman" w:hAnsi="TimeNewRoman"/>
-                <w:sz w:val="30"/>
-              </w:rPr>
-              <w:t>6+70=</w:t>
+              <w:t>24÷8=</w:t>
             </w:r>
           </w:p>
         </w:tc>
@@ -874,7 +1396,7 @@
                 <w:rFonts w:ascii="TimeNewRoman" w:hAnsi="TimeNewRoman"/>
                 <w:sz w:val="30"/>
               </w:rPr>
-              <w:t>96+90-87=</w:t>
+              <w:t>32-3=</w:t>
             </w:r>
           </w:p>
         </w:tc>
@@ -891,7 +1413,7 @@
                 <w:rFonts w:ascii="TimeNewRoman" w:hAnsi="TimeNewRoman"/>
                 <w:sz w:val="30"/>
               </w:rPr>
-              <w:t>40+2=</w:t>
+              <w:t>92+83-53=</w:t>
             </w:r>
           </w:p>
         </w:tc>
@@ -910,7 +1432,7 @@
                 <w:rFonts w:ascii="TimeNewRoman" w:hAnsi="TimeNewRoman"/>
                 <w:sz w:val="30"/>
               </w:rPr>
-              <w:t>26+60-63=</w:t>
+              <w:t>65+43-64=</w:t>
             </w:r>
           </w:p>
         </w:tc>
@@ -927,7 +1449,7 @@
                 <w:rFonts w:ascii="TimeNewRoman" w:hAnsi="TimeNewRoman"/>
                 <w:sz w:val="30"/>
               </w:rPr>
-              <w:t>72÷9=</w:t>
+              <w:t>56+86-29=</w:t>
             </w:r>
           </w:p>
         </w:tc>
@@ -944,7 +1466,7 @@
                 <w:rFonts w:ascii="TimeNewRoman" w:hAnsi="TimeNewRoman"/>
                 <w:sz w:val="30"/>
               </w:rPr>
-              <w:t>77+99+62=</w:t>
+              <w:t>8+19+7=</w:t>
             </w:r>
           </w:p>
         </w:tc>
@@ -961,7 +1483,7 @@
                 <w:rFonts w:ascii="TimeNewRoman" w:hAnsi="TimeNewRoman"/>
                 <w:sz w:val="30"/>
               </w:rPr>
-              <w:t>60+5=</w:t>
+              <w:t>36÷9=</w:t>
             </w:r>
           </w:p>
         </w:tc>
@@ -978,7 +1500,7 @@
                 <w:rFonts w:ascii="TimeNewRoman" w:hAnsi="TimeNewRoman"/>
                 <w:sz w:val="30"/>
               </w:rPr>
-              <w:t>22+65+15=</w:t>
+              <w:t>6×4+46=</w:t>
             </w:r>
           </w:p>
         </w:tc>
@@ -997,7 +1519,7 @@
                 <w:rFonts w:ascii="TimeNewRoman" w:hAnsi="TimeNewRoman"/>
                 <w:sz w:val="30"/>
               </w:rPr>
-              <w:t>5×2=</w:t>
+              <w:t>5+50=</w:t>
             </w:r>
           </w:p>
         </w:tc>
@@ -1014,720 +1536,7 @@
                 <w:rFonts w:ascii="TimeNewRoman" w:hAnsi="TimeNewRoman"/>
                 <w:sz w:val="30"/>
               </w:rPr>
-              <w:t>48+43+55=</w:t>
-            </w:r>
-          </w:p>
-        </w:tc>
-        <w:tc>
-          <w:tcPr>
-            <w:tcW w:type="dxa" w:w="1987"/>
-          </w:tcPr>
-          <w:p>
-            <w:pPr>
-              <w:jc w:val="left"/>
-            </w:pPr>
-            <w:r>
-              <w:rPr>
-                <w:rFonts w:ascii="TimeNewRoman" w:hAnsi="TimeNewRoman"/>
-                <w:sz w:val="30"/>
-              </w:rPr>
-              <w:t>18÷6=</w:t>
-            </w:r>
-          </w:p>
-        </w:tc>
-        <w:tc>
-          <w:tcPr>
-            <w:tcW w:type="dxa" w:w="1987"/>
-          </w:tcPr>
-          <w:p>
-            <w:pPr>
-              <w:jc w:val="left"/>
-            </w:pPr>
-            <w:r>
-              <w:rPr>
-                <w:rFonts w:ascii="TimeNewRoman" w:hAnsi="TimeNewRoman"/>
-                <w:sz w:val="30"/>
-              </w:rPr>
-              <w:t>75+9=</w:t>
-            </w:r>
-          </w:p>
-        </w:tc>
-        <w:tc>
-          <w:tcPr>
-            <w:tcW w:type="dxa" w:w="1987"/>
-          </w:tcPr>
-          <w:p>
-            <w:pPr>
-              <w:jc w:val="left"/>
-            </w:pPr>
-            <w:r>
-              <w:rPr>
-                <w:rFonts w:ascii="TimeNewRoman" w:hAnsi="TimeNewRoman"/>
-                <w:sz w:val="30"/>
-              </w:rPr>
-              <w:t>90-86=</w:t>
-            </w:r>
-          </w:p>
-        </w:tc>
-      </w:tr>
-      <w:tr>
-        <w:tc>
-          <w:tcPr>
-            <w:tcW w:type="dxa" w:w="1987"/>
-          </w:tcPr>
-          <w:p>
-            <w:pPr>
-              <w:jc w:val="left"/>
-            </w:pPr>
-            <w:r>
-              <w:rPr>
-                <w:rFonts w:ascii="TimeNewRoman" w:hAnsi="TimeNewRoman"/>
-                <w:sz w:val="30"/>
-              </w:rPr>
-              <w:t>70-67=</w:t>
-            </w:r>
-          </w:p>
-        </w:tc>
-        <w:tc>
-          <w:tcPr>
-            <w:tcW w:type="dxa" w:w="1987"/>
-          </w:tcPr>
-          <w:p>
-            <w:pPr>
-              <w:jc w:val="left"/>
-            </w:pPr>
-            <w:r>
-              <w:rPr>
-                <w:rFonts w:ascii="TimeNewRoman" w:hAnsi="TimeNewRoman"/>
-                <w:sz w:val="30"/>
-              </w:rPr>
-              <w:t>8×6=</w:t>
-            </w:r>
-          </w:p>
-        </w:tc>
-        <w:tc>
-          <w:tcPr>
-            <w:tcW w:type="dxa" w:w="1987"/>
-          </w:tcPr>
-          <w:p>
-            <w:pPr>
-              <w:jc w:val="left"/>
-            </w:pPr>
-            <w:r>
-              <w:rPr>
-                <w:rFonts w:ascii="TimeNewRoman" w:hAnsi="TimeNewRoman"/>
-                <w:sz w:val="30"/>
-              </w:rPr>
-              <w:t>3×6+30=</w:t>
-            </w:r>
-          </w:p>
-        </w:tc>
-        <w:tc>
-          <w:tcPr>
-            <w:tcW w:type="dxa" w:w="1987"/>
-          </w:tcPr>
-          <w:p>
-            <w:pPr>
-              <w:jc w:val="left"/>
-            </w:pPr>
-            <w:r>
-              <w:rPr>
-                <w:rFonts w:ascii="TimeNewRoman" w:hAnsi="TimeNewRoman"/>
-                <w:sz w:val="30"/>
-              </w:rPr>
-              <w:t>92-27=</w:t>
-            </w:r>
-          </w:p>
-        </w:tc>
-        <w:tc>
-          <w:tcPr>
-            <w:tcW w:type="dxa" w:w="1987"/>
-          </w:tcPr>
-          <w:p>
-            <w:pPr>
-              <w:jc w:val="left"/>
-            </w:pPr>
-            <w:r>
-              <w:rPr>
-                <w:rFonts w:ascii="TimeNewRoman" w:hAnsi="TimeNewRoman"/>
-                <w:sz w:val="30"/>
-              </w:rPr>
-              <w:t>8×6-33=</w:t>
-            </w:r>
-          </w:p>
-        </w:tc>
-      </w:tr>
-      <w:tr>
-        <w:tc>
-          <w:tcPr>
-            <w:tcW w:type="dxa" w:w="1987"/>
-          </w:tcPr>
-          <w:p>
-            <w:pPr>
-              <w:jc w:val="left"/>
-            </w:pPr>
-            <w:r>
-              <w:rPr>
-                <w:rFonts w:ascii="TimeNewRoman" w:hAnsi="TimeNewRoman"/>
-                <w:sz w:val="30"/>
-              </w:rPr>
-              <w:t>7×8+34=</w:t>
-            </w:r>
-          </w:p>
-        </w:tc>
-        <w:tc>
-          <w:tcPr>
-            <w:tcW w:type="dxa" w:w="1987"/>
-          </w:tcPr>
-          <w:p>
-            <w:pPr>
-              <w:jc w:val="left"/>
-            </w:pPr>
-            <w:r>
-              <w:rPr>
-                <w:rFonts w:ascii="TimeNewRoman" w:hAnsi="TimeNewRoman"/>
-                <w:sz w:val="30"/>
-              </w:rPr>
-              <w:t>8×9=</w:t>
-            </w:r>
-          </w:p>
-        </w:tc>
-        <w:tc>
-          <w:tcPr>
-            <w:tcW w:type="dxa" w:w="1987"/>
-          </w:tcPr>
-          <w:p>
-            <w:pPr>
-              <w:jc w:val="left"/>
-            </w:pPr>
-            <w:r>
-              <w:rPr>
-                <w:rFonts w:ascii="TimeNewRoman" w:hAnsi="TimeNewRoman"/>
-                <w:sz w:val="30"/>
-              </w:rPr>
-              <w:t>7×5=</w:t>
-            </w:r>
-          </w:p>
-        </w:tc>
-        <w:tc>
-          <w:tcPr>
-            <w:tcW w:type="dxa" w:w="1987"/>
-          </w:tcPr>
-          <w:p>
-            <w:pPr>
-              <w:jc w:val="left"/>
-            </w:pPr>
-            <w:r>
-              <w:rPr>
-                <w:rFonts w:ascii="TimeNewRoman" w:hAnsi="TimeNewRoman"/>
-                <w:sz w:val="30"/>
-              </w:rPr>
-              <w:t>8×5=</w:t>
-            </w:r>
-          </w:p>
-        </w:tc>
-        <w:tc>
-          <w:tcPr>
-            <w:tcW w:type="dxa" w:w="1987"/>
-          </w:tcPr>
-          <w:p>
-            <w:pPr>
-              <w:jc w:val="left"/>
-            </w:pPr>
-            <w:r>
-              <w:rPr>
-                <w:rFonts w:ascii="TimeNewRoman" w:hAnsi="TimeNewRoman"/>
-                <w:sz w:val="30"/>
-              </w:rPr>
-              <w:t>67-41=</w:t>
-            </w:r>
-          </w:p>
-        </w:tc>
-      </w:tr>
-      <w:tr>
-        <w:tc>
-          <w:tcPr>
-            <w:tcW w:type="dxa" w:w="1987"/>
-          </w:tcPr>
-          <w:p>
-            <w:pPr>
-              <w:jc w:val="left"/>
-            </w:pPr>
-            <w:r>
-              <w:rPr>
-                <w:rFonts w:ascii="TimeNewRoman" w:hAnsi="TimeNewRoman"/>
-                <w:sz w:val="30"/>
-              </w:rPr>
-              <w:t>5×4=</w:t>
-            </w:r>
-          </w:p>
-        </w:tc>
-        <w:tc>
-          <w:tcPr>
-            <w:tcW w:type="dxa" w:w="1987"/>
-          </w:tcPr>
-          <w:p>
-            <w:pPr>
-              <w:jc w:val="left"/>
-            </w:pPr>
-            <w:r>
-              <w:rPr>
-                <w:rFonts w:ascii="TimeNewRoman" w:hAnsi="TimeNewRoman"/>
-                <w:sz w:val="30"/>
-              </w:rPr>
-              <w:t>19+25+70=</w:t>
-            </w:r>
-          </w:p>
-        </w:tc>
-        <w:tc>
-          <w:tcPr>
-            <w:tcW w:type="dxa" w:w="1987"/>
-          </w:tcPr>
-          <w:p>
-            <w:pPr>
-              <w:jc w:val="left"/>
-            </w:pPr>
-            <w:r>
-              <w:rPr>
-                <w:rFonts w:ascii="TimeNewRoman" w:hAnsi="TimeNewRoman"/>
-                <w:sz w:val="30"/>
-              </w:rPr>
-              <w:t>7×6=</w:t>
-            </w:r>
-          </w:p>
-        </w:tc>
-        <w:tc>
-          <w:tcPr>
-            <w:tcW w:type="dxa" w:w="1987"/>
-          </w:tcPr>
-          <w:p>
-            <w:pPr>
-              <w:jc w:val="left"/>
-            </w:pPr>
-            <w:r>
-              <w:rPr>
-                <w:rFonts w:ascii="TimeNewRoman" w:hAnsi="TimeNewRoman"/>
-                <w:sz w:val="30"/>
-              </w:rPr>
-              <w:t>86+21-69=</w:t>
-            </w:r>
-          </w:p>
-        </w:tc>
-        <w:tc>
-          <w:tcPr>
-            <w:tcW w:type="dxa" w:w="1987"/>
-          </w:tcPr>
-          <w:p>
-            <w:pPr>
-              <w:jc w:val="left"/>
-            </w:pPr>
-            <w:r>
-              <w:rPr>
-                <w:rFonts w:ascii="TimeNewRoman" w:hAnsi="TimeNewRoman"/>
-                <w:sz w:val="30"/>
-              </w:rPr>
-              <w:t>6×5=</w:t>
-            </w:r>
-          </w:p>
-        </w:tc>
-      </w:tr>
-      <w:tr>
-        <w:tc>
-          <w:tcPr>
-            <w:tcW w:type="dxa" w:w="1987"/>
-          </w:tcPr>
-          <w:p>
-            <w:pPr>
-              <w:jc w:val="left"/>
-            </w:pPr>
-            <w:r>
-              <w:rPr>
-                <w:rFonts w:ascii="TimeNewRoman" w:hAnsi="TimeNewRoman"/>
-                <w:sz w:val="30"/>
-              </w:rPr>
-              <w:t>24÷6=</w:t>
-            </w:r>
-          </w:p>
-        </w:tc>
-        <w:tc>
-          <w:tcPr>
-            <w:tcW w:type="dxa" w:w="1987"/>
-          </w:tcPr>
-          <w:p>
-            <w:pPr>
-              <w:jc w:val="left"/>
-            </w:pPr>
-            <w:r>
-              <w:rPr>
-                <w:rFonts w:ascii="TimeNewRoman" w:hAnsi="TimeNewRoman"/>
-                <w:sz w:val="30"/>
-              </w:rPr>
-              <w:t>7×1=</w:t>
-            </w:r>
-          </w:p>
-        </w:tc>
-        <w:tc>
-          <w:tcPr>
-            <w:tcW w:type="dxa" w:w="1987"/>
-          </w:tcPr>
-          <w:p>
-            <w:pPr>
-              <w:jc w:val="left"/>
-            </w:pPr>
-            <w:r>
-              <w:rPr>
-                <w:rFonts w:ascii="TimeNewRoman" w:hAnsi="TimeNewRoman"/>
-                <w:sz w:val="30"/>
-              </w:rPr>
-              <w:t>30-5=</w:t>
-            </w:r>
-          </w:p>
-        </w:tc>
-        <w:tc>
-          <w:tcPr>
-            <w:tcW w:type="dxa" w:w="1987"/>
-          </w:tcPr>
-          <w:p>
-            <w:pPr>
-              <w:jc w:val="left"/>
-            </w:pPr>
-            <w:r>
-              <w:rPr>
-                <w:rFonts w:ascii="TimeNewRoman" w:hAnsi="TimeNewRoman"/>
-                <w:sz w:val="30"/>
-              </w:rPr>
-              <w:t>9×6=</w:t>
-            </w:r>
-          </w:p>
-        </w:tc>
-        <w:tc>
-          <w:tcPr>
-            <w:tcW w:type="dxa" w:w="1987"/>
-          </w:tcPr>
-          <w:p>
-            <w:pPr>
-              <w:jc w:val="left"/>
-            </w:pPr>
-            <w:r>
-              <w:rPr>
-                <w:rFonts w:ascii="TimeNewRoman" w:hAnsi="TimeNewRoman"/>
-                <w:sz w:val="30"/>
-              </w:rPr>
-              <w:t>38+9-25=</w:t>
-            </w:r>
-          </w:p>
-        </w:tc>
-      </w:tr>
-      <w:tr>
-        <w:tc>
-          <w:tcPr>
-            <w:tcW w:type="dxa" w:w="1987"/>
-          </w:tcPr>
-          <w:p>
-            <w:pPr>
-              <w:jc w:val="left"/>
-            </w:pPr>
-            <w:r>
-              <w:rPr>
-                <w:rFonts w:ascii="TimeNewRoman" w:hAnsi="TimeNewRoman"/>
-                <w:sz w:val="30"/>
-              </w:rPr>
-              <w:t>12÷3=</w:t>
-            </w:r>
-          </w:p>
-        </w:tc>
-        <w:tc>
-          <w:tcPr>
-            <w:tcW w:type="dxa" w:w="1987"/>
-          </w:tcPr>
-          <w:p>
-            <w:pPr>
-              <w:jc w:val="left"/>
-            </w:pPr>
-            <w:r>
-              <w:rPr>
-                <w:rFonts w:ascii="TimeNewRoman" w:hAnsi="TimeNewRoman"/>
-                <w:sz w:val="30"/>
-              </w:rPr>
-              <w:t>61-22=</w:t>
-            </w:r>
-          </w:p>
-        </w:tc>
-        <w:tc>
-          <w:tcPr>
-            <w:tcW w:type="dxa" w:w="1987"/>
-          </w:tcPr>
-          <w:p>
-            <w:pPr>
-              <w:jc w:val="left"/>
-            </w:pPr>
-            <w:r>
-              <w:rPr>
-                <w:rFonts w:ascii="TimeNewRoman" w:hAnsi="TimeNewRoman"/>
-                <w:sz w:val="30"/>
-              </w:rPr>
-              <w:t>7×8=</w:t>
-            </w:r>
-          </w:p>
-        </w:tc>
-        <w:tc>
-          <w:tcPr>
-            <w:tcW w:type="dxa" w:w="1987"/>
-          </w:tcPr>
-          <w:p>
-            <w:pPr>
-              <w:jc w:val="left"/>
-            </w:pPr>
-            <w:r>
-              <w:rPr>
-                <w:rFonts w:ascii="TimeNewRoman" w:hAnsi="TimeNewRoman"/>
-                <w:sz w:val="30"/>
-              </w:rPr>
-              <w:t>5×7=</w:t>
-            </w:r>
-          </w:p>
-        </w:tc>
-        <w:tc>
-          <w:tcPr>
-            <w:tcW w:type="dxa" w:w="1987"/>
-          </w:tcPr>
-          <w:p>
-            <w:pPr>
-              <w:jc w:val="left"/>
-            </w:pPr>
-            <w:r>
-              <w:rPr>
-                <w:rFonts w:ascii="TimeNewRoman" w:hAnsi="TimeNewRoman"/>
-                <w:sz w:val="30"/>
-              </w:rPr>
-              <w:t>1×2=</w:t>
-            </w:r>
-          </w:p>
-        </w:tc>
-      </w:tr>
-      <w:tr>
-        <w:tc>
-          <w:tcPr>
-            <w:tcW w:type="dxa" w:w="1987"/>
-          </w:tcPr>
-          <w:p>
-            <w:pPr>
-              <w:jc w:val="left"/>
-            </w:pPr>
-            <w:r>
-              <w:rPr>
-                <w:rFonts w:ascii="TimeNewRoman" w:hAnsi="TimeNewRoman"/>
-                <w:sz w:val="30"/>
-              </w:rPr>
-              <w:t>58+24-4=</w:t>
-            </w:r>
-          </w:p>
-        </w:tc>
-        <w:tc>
-          <w:tcPr>
-            <w:tcW w:type="dxa" w:w="1987"/>
-          </w:tcPr>
-          <w:p>
-            <w:pPr>
-              <w:jc w:val="left"/>
-            </w:pPr>
-            <w:r>
-              <w:rPr>
-                <w:rFonts w:ascii="TimeNewRoman" w:hAnsi="TimeNewRoman"/>
-                <w:sz w:val="30"/>
-              </w:rPr>
-              <w:t>7×9+86=</w:t>
-            </w:r>
-          </w:p>
-        </w:tc>
-        <w:tc>
-          <w:tcPr>
-            <w:tcW w:type="dxa" w:w="1987"/>
-          </w:tcPr>
-          <w:p>
-            <w:pPr>
-              <w:jc w:val="left"/>
-            </w:pPr>
-            <w:r>
-              <w:rPr>
-                <w:rFonts w:ascii="TimeNewRoman" w:hAnsi="TimeNewRoman"/>
-                <w:sz w:val="30"/>
-              </w:rPr>
-              <w:t>63+35-4=</w:t>
-            </w:r>
-          </w:p>
-        </w:tc>
-        <w:tc>
-          <w:tcPr>
-            <w:tcW w:type="dxa" w:w="1987"/>
-          </w:tcPr>
-          <w:p>
-            <w:pPr>
-              <w:jc w:val="left"/>
-            </w:pPr>
-            <w:r>
-              <w:rPr>
-                <w:rFonts w:ascii="TimeNewRoman" w:hAnsi="TimeNewRoman"/>
-                <w:sz w:val="30"/>
-              </w:rPr>
-              <w:t>11+56=</w:t>
-            </w:r>
-          </w:p>
-        </w:tc>
-        <w:tc>
-          <w:tcPr>
-            <w:tcW w:type="dxa" w:w="1987"/>
-          </w:tcPr>
-          <w:p>
-            <w:pPr>
-              <w:jc w:val="left"/>
-            </w:pPr>
-            <w:r>
-              <w:rPr>
-                <w:rFonts w:ascii="TimeNewRoman" w:hAnsi="TimeNewRoman"/>
-                <w:sz w:val="30"/>
-              </w:rPr>
-              <w:t>8×7=</w:t>
-            </w:r>
-          </w:p>
-        </w:tc>
-      </w:tr>
-      <w:tr>
-        <w:tc>
-          <w:tcPr>
-            <w:tcW w:type="dxa" w:w="1987"/>
-          </w:tcPr>
-          <w:p>
-            <w:pPr>
-              <w:jc w:val="left"/>
-            </w:pPr>
-            <w:r>
-              <w:rPr>
-                <w:rFonts w:ascii="TimeNewRoman" w:hAnsi="TimeNewRoman"/>
-                <w:sz w:val="30"/>
-              </w:rPr>
-              <w:t>92+1=</w:t>
-            </w:r>
-          </w:p>
-        </w:tc>
-        <w:tc>
-          <w:tcPr>
-            <w:tcW w:type="dxa" w:w="1987"/>
-          </w:tcPr>
-          <w:p>
-            <w:pPr>
-              <w:jc w:val="left"/>
-            </w:pPr>
-            <w:r>
-              <w:rPr>
-                <w:rFonts w:ascii="TimeNewRoman" w:hAnsi="TimeNewRoman"/>
-                <w:sz w:val="30"/>
-              </w:rPr>
-              <w:t>55+71+15=</w:t>
-            </w:r>
-          </w:p>
-        </w:tc>
-        <w:tc>
-          <w:tcPr>
-            <w:tcW w:type="dxa" w:w="1987"/>
-          </w:tcPr>
-          <w:p>
-            <w:pPr>
-              <w:jc w:val="left"/>
-            </w:pPr>
-            <w:r>
-              <w:rPr>
-                <w:rFonts w:ascii="TimeNewRoman" w:hAnsi="TimeNewRoman"/>
-                <w:sz w:val="30"/>
-              </w:rPr>
-              <w:t>5×9=</w:t>
-            </w:r>
-          </w:p>
-        </w:tc>
-        <w:tc>
-          <w:tcPr>
-            <w:tcW w:type="dxa" w:w="1987"/>
-          </w:tcPr>
-          <w:p>
-            <w:pPr>
-              <w:jc w:val="left"/>
-            </w:pPr>
-            <w:r>
-              <w:rPr>
-                <w:rFonts w:ascii="TimeNewRoman" w:hAnsi="TimeNewRoman"/>
-                <w:sz w:val="30"/>
-              </w:rPr>
-              <w:t>78-39=</w:t>
-            </w:r>
-          </w:p>
-        </w:tc>
-        <w:tc>
-          <w:tcPr>
-            <w:tcW w:type="dxa" w:w="1987"/>
-          </w:tcPr>
-          <w:p>
-            <w:pPr>
-              <w:jc w:val="left"/>
-            </w:pPr>
-            <w:r>
-              <w:rPr>
-                <w:rFonts w:ascii="TimeNewRoman" w:hAnsi="TimeNewRoman"/>
-                <w:sz w:val="30"/>
-              </w:rPr>
-              <w:t>4×7=</w:t>
-            </w:r>
-          </w:p>
-        </w:tc>
-      </w:tr>
-      <w:tr>
-        <w:tc>
-          <w:tcPr>
-            <w:tcW w:type="dxa" w:w="1987"/>
-          </w:tcPr>
-          <w:p>
-            <w:pPr>
-              <w:jc w:val="left"/>
-            </w:pPr>
-            <w:r>
-              <w:rPr>
-                <w:rFonts w:ascii="TimeNewRoman" w:hAnsi="TimeNewRoman"/>
-                <w:sz w:val="30"/>
-              </w:rPr>
-              <w:t>80+29-59=</w:t>
-            </w:r>
-          </w:p>
-        </w:tc>
-        <w:tc>
-          <w:tcPr>
-            <w:tcW w:type="dxa" w:w="1987"/>
-          </w:tcPr>
-          <w:p>
-            <w:pPr>
-              <w:jc w:val="left"/>
-            </w:pPr>
-            <w:r>
-              <w:rPr>
-                <w:rFonts w:ascii="TimeNewRoman" w:hAnsi="TimeNewRoman"/>
-                <w:sz w:val="30"/>
-              </w:rPr>
-              <w:t>9×7=</w:t>
-            </w:r>
-          </w:p>
-        </w:tc>
-        <w:tc>
-          <w:tcPr>
-            <w:tcW w:type="dxa" w:w="1987"/>
-          </w:tcPr>
-          <w:p>
-            <w:pPr>
-              <w:jc w:val="left"/>
-            </w:pPr>
-            <w:r>
-              <w:rPr>
-                <w:rFonts w:ascii="TimeNewRoman" w:hAnsi="TimeNewRoman"/>
-                <w:sz w:val="30"/>
-              </w:rPr>
-              <w:t>76+37-2=</w:t>
+              <w:t>88-16=</w:t>
             </w:r>
           </w:p>
         </w:tc>
@@ -1761,7 +1570,198 @@
                 <w:rFonts w:ascii="TimeNewRoman" w:hAnsi="TimeNewRoman"/>
                 <w:sz w:val="30"/>
               </w:rPr>
-              <w:t>8×8=</w:t>
+              <w:t>2×3=</w:t>
+            </w:r>
+          </w:p>
+        </w:tc>
+        <w:tc>
+          <w:tcPr>
+            <w:tcW w:type="dxa" w:w="1987"/>
+          </w:tcPr>
+          <w:p>
+            <w:pPr>
+              <w:jc w:val="left"/>
+            </w:pPr>
+            <w:r>
+              <w:rPr>
+                <w:rFonts w:ascii="TimeNewRoman" w:hAnsi="TimeNewRoman"/>
+                <w:sz w:val="30"/>
+              </w:rPr>
+              <w:t>50-46=</w:t>
+            </w:r>
+          </w:p>
+        </w:tc>
+      </w:tr>
+      <w:tr>
+        <w:tc>
+          <w:tcPr>
+            <w:tcW w:type="dxa" w:w="1987"/>
+          </w:tcPr>
+          <w:p>
+            <w:pPr>
+              <w:jc w:val="left"/>
+            </w:pPr>
+            <w:r>
+              <w:rPr>
+                <w:rFonts w:ascii="TimeNewRoman" w:hAnsi="TimeNewRoman"/>
+                <w:sz w:val="30"/>
+              </w:rPr>
+              <w:t>3×3+56=</w:t>
+            </w:r>
+          </w:p>
+        </w:tc>
+        <w:tc>
+          <w:tcPr>
+            <w:tcW w:type="dxa" w:w="1987"/>
+          </w:tcPr>
+          <w:p>
+            <w:pPr>
+              <w:jc w:val="left"/>
+            </w:pPr>
+            <w:r>
+              <w:rPr>
+                <w:rFonts w:ascii="TimeNewRoman" w:hAnsi="TimeNewRoman"/>
+                <w:sz w:val="30"/>
+              </w:rPr>
+              <w:t>4×3=</w:t>
+            </w:r>
+          </w:p>
+        </w:tc>
+        <w:tc>
+          <w:tcPr>
+            <w:tcW w:type="dxa" w:w="1987"/>
+          </w:tcPr>
+          <w:p>
+            <w:pPr>
+              <w:jc w:val="left"/>
+            </w:pPr>
+            <w:r>
+              <w:rPr>
+                <w:rFonts w:ascii="TimeNewRoman" w:hAnsi="TimeNewRoman"/>
+                <w:sz w:val="30"/>
+              </w:rPr>
+              <w:t>3×4+74=</w:t>
+            </w:r>
+          </w:p>
+        </w:tc>
+        <w:tc>
+          <w:tcPr>
+            <w:tcW w:type="dxa" w:w="1987"/>
+          </w:tcPr>
+          <w:p>
+            <w:pPr>
+              <w:jc w:val="left"/>
+            </w:pPr>
+            <w:r>
+              <w:rPr>
+                <w:rFonts w:ascii="TimeNewRoman" w:hAnsi="TimeNewRoman"/>
+                <w:sz w:val="30"/>
+              </w:rPr>
+              <w:t>63+7=</w:t>
+            </w:r>
+          </w:p>
+        </w:tc>
+        <w:tc>
+          <w:tcPr>
+            <w:tcW w:type="dxa" w:w="1987"/>
+          </w:tcPr>
+          <w:p>
+            <w:pPr>
+              <w:jc w:val="left"/>
+            </w:pPr>
+            <w:r>
+              <w:rPr>
+                <w:rFonts w:ascii="TimeNewRoman" w:hAnsi="TimeNewRoman"/>
+                <w:sz w:val="30"/>
+              </w:rPr>
+              <w:t>8×6-40=</w:t>
+            </w:r>
+          </w:p>
+        </w:tc>
+      </w:tr>
+      <w:tr>
+        <w:tc>
+          <w:tcPr>
+            <w:tcW w:type="dxa" w:w="1987"/>
+          </w:tcPr>
+          <w:p>
+            <w:pPr>
+              <w:jc w:val="left"/>
+            </w:pPr>
+            <w:r>
+              <w:rPr>
+                <w:rFonts w:ascii="TimeNewRoman" w:hAnsi="TimeNewRoman"/>
+                <w:sz w:val="30"/>
+              </w:rPr>
+              <w:t>1×6=</w:t>
+            </w:r>
+          </w:p>
+        </w:tc>
+        <w:tc>
+          <w:tcPr>
+            <w:tcW w:type="dxa" w:w="1987"/>
+          </w:tcPr>
+          <w:p>
+            <w:pPr>
+              <w:jc w:val="left"/>
+            </w:pPr>
+            <w:r>
+              <w:rPr>
+                <w:rFonts w:ascii="TimeNewRoman" w:hAnsi="TimeNewRoman"/>
+                <w:sz w:val="30"/>
+              </w:rPr>
+              <w:t>8+38+52=</w:t>
+            </w:r>
+          </w:p>
+        </w:tc>
+        <w:tc>
+          <w:tcPr>
+            <w:tcW w:type="dxa" w:w="1987"/>
+          </w:tcPr>
+          <w:p>
+            <w:pPr>
+              <w:jc w:val="left"/>
+            </w:pPr>
+            <w:r>
+              <w:rPr>
+                <w:rFonts w:ascii="TimeNewRoman" w:hAnsi="TimeNewRoman"/>
+                <w:sz w:val="30"/>
+              </w:rPr>
+              <w:t>8+52-41=</w:t>
+            </w:r>
+          </w:p>
+        </w:tc>
+        <w:tc>
+          <w:tcPr>
+            <w:tcW w:type="dxa" w:w="1987"/>
+          </w:tcPr>
+          <w:p>
+            <w:pPr>
+              <w:jc w:val="left"/>
+            </w:pPr>
+            <w:r>
+              <w:rPr>
+                <w:rFonts w:ascii="TimeNewRoman" w:hAnsi="TimeNewRoman"/>
+                <w:sz w:val="30"/>
+              </w:rPr>
+              <w:t>8+78=</w:t>
+            </w:r>
+          </w:p>
+        </w:tc>
+        <w:tc>
+          <w:tcPr>
+            <w:tcW w:type="dxa" w:w="1987"/>
+          </w:tcPr>
+          <w:p>
+            <w:pPr>
+              <w:jc w:val="left"/>
+            </w:pPr>
+            <w:r>
+              <w:rPr>
+                <w:rFonts w:ascii="TimeNewRoman" w:hAnsi="TimeNewRoman"/>
+                <w:sz w:val="30"/>
+              </w:rPr>
+              <w:t>2×6=</w:t>
             </w:r>
           </w:p>
         </w:tc>

--- a/mixed.docx
+++ b/mixed.docx
@@ -11,7 +11,7 @@
           <w:rFonts w:ascii="Arial" w:hAnsi="Arial"/>
           <w:sz w:val="30"/>
         </w:rPr>
-        <w:t>2026-09-25 Friday</w:t>
+        <w:t>2026-09-26 Saturday</w:t>
       </w:r>
     </w:p>
     <w:tbl>
@@ -40,7 +40,7 @@
                 <w:rFonts w:ascii="TimeNewRoman" w:hAnsi="TimeNewRoman"/>
                 <w:sz w:val="30"/>
               </w:rPr>
-              <w:t>8×9=</w:t>
+              <w:t>1+79=</w:t>
             </w:r>
           </w:p>
         </w:tc>
@@ -57,7 +57,268 @@
                 <w:rFonts w:ascii="TimeNewRoman" w:hAnsi="TimeNewRoman"/>
                 <w:sz w:val="30"/>
               </w:rPr>
-              <w:t>29-25=</w:t>
+              <w:t>34-28=</w:t>
+            </w:r>
+          </w:p>
+        </w:tc>
+        <w:tc>
+          <w:tcPr>
+            <w:tcW w:type="dxa" w:w="1987"/>
+          </w:tcPr>
+          <w:p>
+            <w:pPr>
+              <w:jc w:val="left"/>
+            </w:pPr>
+            <w:r>
+              <w:rPr>
+                <w:rFonts w:ascii="TimeNewRoman" w:hAnsi="TimeNewRoman"/>
+                <w:sz w:val="30"/>
+              </w:rPr>
+              <w:t>21+20=</w:t>
+            </w:r>
+          </w:p>
+        </w:tc>
+        <w:tc>
+          <w:tcPr>
+            <w:tcW w:type="dxa" w:w="1987"/>
+          </w:tcPr>
+          <w:p>
+            <w:pPr>
+              <w:jc w:val="left"/>
+            </w:pPr>
+            <w:r>
+              <w:rPr>
+                <w:rFonts w:ascii="TimeNewRoman" w:hAnsi="TimeNewRoman"/>
+                <w:sz w:val="30"/>
+              </w:rPr>
+              <w:t>5×6=</w:t>
+            </w:r>
+          </w:p>
+        </w:tc>
+        <w:tc>
+          <w:tcPr>
+            <w:tcW w:type="dxa" w:w="1987"/>
+          </w:tcPr>
+          <w:p>
+            <w:pPr>
+              <w:jc w:val="left"/>
+            </w:pPr>
+            <w:r>
+              <w:rPr>
+                <w:rFonts w:ascii="TimeNewRoman" w:hAnsi="TimeNewRoman"/>
+                <w:sz w:val="30"/>
+              </w:rPr>
+              <w:t>2×8=</w:t>
+            </w:r>
+          </w:p>
+        </w:tc>
+      </w:tr>
+      <w:tr>
+        <w:tc>
+          <w:tcPr>
+            <w:tcW w:type="dxa" w:w="1987"/>
+          </w:tcPr>
+          <w:p>
+            <w:pPr>
+              <w:jc w:val="left"/>
+            </w:pPr>
+            <w:r>
+              <w:rPr>
+                <w:rFonts w:ascii="TimeNewRoman" w:hAnsi="TimeNewRoman"/>
+                <w:sz w:val="30"/>
+              </w:rPr>
+              <w:t>58+37=</w:t>
+            </w:r>
+          </w:p>
+        </w:tc>
+        <w:tc>
+          <w:tcPr>
+            <w:tcW w:type="dxa" w:w="1987"/>
+          </w:tcPr>
+          <w:p>
+            <w:pPr>
+              <w:jc w:val="left"/>
+            </w:pPr>
+            <w:r>
+              <w:rPr>
+                <w:rFonts w:ascii="TimeNewRoman" w:hAnsi="TimeNewRoman"/>
+                <w:sz w:val="30"/>
+              </w:rPr>
+              <w:t>8×8=</w:t>
+            </w:r>
+          </w:p>
+        </w:tc>
+        <w:tc>
+          <w:tcPr>
+            <w:tcW w:type="dxa" w:w="1987"/>
+          </w:tcPr>
+          <w:p>
+            <w:pPr>
+              <w:jc w:val="left"/>
+            </w:pPr>
+            <w:r>
+              <w:rPr>
+                <w:rFonts w:ascii="TimeNewRoman" w:hAnsi="TimeNewRoman"/>
+                <w:sz w:val="30"/>
+              </w:rPr>
+              <w:t>49÷7=</w:t>
+            </w:r>
+          </w:p>
+        </w:tc>
+        <w:tc>
+          <w:tcPr>
+            <w:tcW w:type="dxa" w:w="1987"/>
+          </w:tcPr>
+          <w:p>
+            <w:pPr>
+              <w:jc w:val="left"/>
+            </w:pPr>
+            <w:r>
+              <w:rPr>
+                <w:rFonts w:ascii="TimeNewRoman" w:hAnsi="TimeNewRoman"/>
+                <w:sz w:val="30"/>
+              </w:rPr>
+              <w:t>45+24=</w:t>
+            </w:r>
+          </w:p>
+        </w:tc>
+        <w:tc>
+          <w:tcPr>
+            <w:tcW w:type="dxa" w:w="1987"/>
+          </w:tcPr>
+          <w:p>
+            <w:pPr>
+              <w:jc w:val="left"/>
+            </w:pPr>
+            <w:r>
+              <w:rPr>
+                <w:rFonts w:ascii="TimeNewRoman" w:hAnsi="TimeNewRoman"/>
+                <w:sz w:val="30"/>
+              </w:rPr>
+              <w:t>8×7=</w:t>
+            </w:r>
+          </w:p>
+        </w:tc>
+      </w:tr>
+      <w:tr>
+        <w:tc>
+          <w:tcPr>
+            <w:tcW w:type="dxa" w:w="1987"/>
+          </w:tcPr>
+          <w:p>
+            <w:pPr>
+              <w:jc w:val="left"/>
+            </w:pPr>
+            <w:r>
+              <w:rPr>
+                <w:rFonts w:ascii="TimeNewRoman" w:hAnsi="TimeNewRoman"/>
+                <w:sz w:val="30"/>
+              </w:rPr>
+              <w:t>91-61=</w:t>
+            </w:r>
+          </w:p>
+        </w:tc>
+        <w:tc>
+          <w:tcPr>
+            <w:tcW w:type="dxa" w:w="1987"/>
+          </w:tcPr>
+          <w:p>
+            <w:pPr>
+              <w:jc w:val="left"/>
+            </w:pPr>
+            <w:r>
+              <w:rPr>
+                <w:rFonts w:ascii="TimeNewRoman" w:hAnsi="TimeNewRoman"/>
+                <w:sz w:val="30"/>
+              </w:rPr>
+              <w:t>8÷4=</w:t>
+            </w:r>
+          </w:p>
+        </w:tc>
+        <w:tc>
+          <w:tcPr>
+            <w:tcW w:type="dxa" w:w="1987"/>
+          </w:tcPr>
+          <w:p>
+            <w:pPr>
+              <w:jc w:val="left"/>
+            </w:pPr>
+            <w:r>
+              <w:rPr>
+                <w:rFonts w:ascii="TimeNewRoman" w:hAnsi="TimeNewRoman"/>
+                <w:sz w:val="30"/>
+              </w:rPr>
+              <w:t>47+15-41=</w:t>
+            </w:r>
+          </w:p>
+        </w:tc>
+        <w:tc>
+          <w:tcPr>
+            <w:tcW w:type="dxa" w:w="1987"/>
+          </w:tcPr>
+          <w:p>
+            <w:pPr>
+              <w:jc w:val="left"/>
+            </w:pPr>
+            <w:r>
+              <w:rPr>
+                <w:rFonts w:ascii="TimeNewRoman" w:hAnsi="TimeNewRoman"/>
+                <w:sz w:val="30"/>
+              </w:rPr>
+              <w:t>55+13=</w:t>
+            </w:r>
+          </w:p>
+        </w:tc>
+        <w:tc>
+          <w:tcPr>
+            <w:tcW w:type="dxa" w:w="1987"/>
+          </w:tcPr>
+          <w:p>
+            <w:pPr>
+              <w:jc w:val="left"/>
+            </w:pPr>
+            <w:r>
+              <w:rPr>
+                <w:rFonts w:ascii="TimeNewRoman" w:hAnsi="TimeNewRoman"/>
+                <w:sz w:val="30"/>
+              </w:rPr>
+              <w:t>60+33=</w:t>
+            </w:r>
+          </w:p>
+        </w:tc>
+      </w:tr>
+      <w:tr>
+        <w:tc>
+          <w:tcPr>
+            <w:tcW w:type="dxa" w:w="1987"/>
+          </w:tcPr>
+          <w:p>
+            <w:pPr>
+              <w:jc w:val="left"/>
+            </w:pPr>
+            <w:r>
+              <w:rPr>
+                <w:rFonts w:ascii="TimeNewRoman" w:hAnsi="TimeNewRoman"/>
+                <w:sz w:val="30"/>
+              </w:rPr>
+              <w:t>5×6+12=</w:t>
+            </w:r>
+          </w:p>
+        </w:tc>
+        <w:tc>
+          <w:tcPr>
+            <w:tcW w:type="dxa" w:w="1987"/>
+          </w:tcPr>
+          <w:p>
+            <w:pPr>
+              <w:jc w:val="left"/>
+            </w:pPr>
+            <w:r>
+              <w:rPr>
+                <w:rFonts w:ascii="TimeNewRoman" w:hAnsi="TimeNewRoman"/>
+                <w:sz w:val="30"/>
+              </w:rPr>
+              <w:t>85+95+10=</w:t>
             </w:r>
           </w:p>
         </w:tc>
@@ -91,7 +352,7 @@
                 <w:rFonts w:ascii="TimeNewRoman" w:hAnsi="TimeNewRoman"/>
                 <w:sz w:val="30"/>
               </w:rPr>
-              <w:t>3×6+6=</w:t>
+              <w:t>5×8=</w:t>
             </w:r>
           </w:p>
         </w:tc>
@@ -108,7 +369,790 @@
                 <w:rFonts w:ascii="TimeNewRoman" w:hAnsi="TimeNewRoman"/>
                 <w:sz w:val="30"/>
               </w:rPr>
-              <w:t>7×8=</w:t>
+              <w:t>6×8=</w:t>
+            </w:r>
+          </w:p>
+        </w:tc>
+      </w:tr>
+      <w:tr>
+        <w:tc>
+          <w:tcPr>
+            <w:tcW w:type="dxa" w:w="1987"/>
+          </w:tcPr>
+          <w:p>
+            <w:pPr>
+              <w:jc w:val="left"/>
+            </w:pPr>
+            <w:r>
+              <w:rPr>
+                <w:rFonts w:ascii="TimeNewRoman" w:hAnsi="TimeNewRoman"/>
+                <w:sz w:val="30"/>
+              </w:rPr>
+              <w:t>65+9=</w:t>
+            </w:r>
+          </w:p>
+        </w:tc>
+        <w:tc>
+          <w:tcPr>
+            <w:tcW w:type="dxa" w:w="1987"/>
+          </w:tcPr>
+          <w:p>
+            <w:pPr>
+              <w:jc w:val="left"/>
+            </w:pPr>
+            <w:r>
+              <w:rPr>
+                <w:rFonts w:ascii="TimeNewRoman" w:hAnsi="TimeNewRoman"/>
+                <w:sz w:val="30"/>
+              </w:rPr>
+              <w:t>18÷2=</w:t>
+            </w:r>
+          </w:p>
+        </w:tc>
+        <w:tc>
+          <w:tcPr>
+            <w:tcW w:type="dxa" w:w="1987"/>
+          </w:tcPr>
+          <w:p>
+            <w:pPr>
+              <w:jc w:val="left"/>
+            </w:pPr>
+            <w:r>
+              <w:rPr>
+                <w:rFonts w:ascii="TimeNewRoman" w:hAnsi="TimeNewRoman"/>
+                <w:sz w:val="30"/>
+              </w:rPr>
+              <w:t>98-97=</w:t>
+            </w:r>
+          </w:p>
+        </w:tc>
+        <w:tc>
+          <w:tcPr>
+            <w:tcW w:type="dxa" w:w="1987"/>
+          </w:tcPr>
+          <w:p>
+            <w:pPr>
+              <w:jc w:val="left"/>
+            </w:pPr>
+            <w:r>
+              <w:rPr>
+                <w:rFonts w:ascii="TimeNewRoman" w:hAnsi="TimeNewRoman"/>
+                <w:sz w:val="30"/>
+              </w:rPr>
+              <w:t>15-10=</w:t>
+            </w:r>
+          </w:p>
+        </w:tc>
+        <w:tc>
+          <w:tcPr>
+            <w:tcW w:type="dxa" w:w="1987"/>
+          </w:tcPr>
+          <w:p>
+            <w:pPr>
+              <w:jc w:val="left"/>
+            </w:pPr>
+            <w:r>
+              <w:rPr>
+                <w:rFonts w:ascii="TimeNewRoman" w:hAnsi="TimeNewRoman"/>
+                <w:sz w:val="30"/>
+              </w:rPr>
+              <w:t>19+77=</w:t>
+            </w:r>
+          </w:p>
+        </w:tc>
+      </w:tr>
+      <w:tr>
+        <w:tc>
+          <w:tcPr>
+            <w:tcW w:type="dxa" w:w="1987"/>
+          </w:tcPr>
+          <w:p>
+            <w:pPr>
+              <w:jc w:val="left"/>
+            </w:pPr>
+            <w:r>
+              <w:rPr>
+                <w:rFonts w:ascii="TimeNewRoman" w:hAnsi="TimeNewRoman"/>
+                <w:sz w:val="30"/>
+              </w:rPr>
+              <w:t>4×7=</w:t>
+            </w:r>
+          </w:p>
+        </w:tc>
+        <w:tc>
+          <w:tcPr>
+            <w:tcW w:type="dxa" w:w="1987"/>
+          </w:tcPr>
+          <w:p>
+            <w:pPr>
+              <w:jc w:val="left"/>
+            </w:pPr>
+            <w:r>
+              <w:rPr>
+                <w:rFonts w:ascii="TimeNewRoman" w:hAnsi="TimeNewRoman"/>
+                <w:sz w:val="30"/>
+              </w:rPr>
+              <w:t>7+82=</w:t>
+            </w:r>
+          </w:p>
+        </w:tc>
+        <w:tc>
+          <w:tcPr>
+            <w:tcW w:type="dxa" w:w="1987"/>
+          </w:tcPr>
+          <w:p>
+            <w:pPr>
+              <w:jc w:val="left"/>
+            </w:pPr>
+            <w:r>
+              <w:rPr>
+                <w:rFonts w:ascii="TimeNewRoman" w:hAnsi="TimeNewRoman"/>
+                <w:sz w:val="30"/>
+              </w:rPr>
+              <w:t>10+89=</w:t>
+            </w:r>
+          </w:p>
+        </w:tc>
+        <w:tc>
+          <w:tcPr>
+            <w:tcW w:type="dxa" w:w="1987"/>
+          </w:tcPr>
+          <w:p>
+            <w:pPr>
+              <w:jc w:val="left"/>
+            </w:pPr>
+            <w:r>
+              <w:rPr>
+                <w:rFonts w:ascii="TimeNewRoman" w:hAnsi="TimeNewRoman"/>
+                <w:sz w:val="30"/>
+              </w:rPr>
+              <w:t>92+36-39=</w:t>
+            </w:r>
+          </w:p>
+        </w:tc>
+        <w:tc>
+          <w:tcPr>
+            <w:tcW w:type="dxa" w:w="1987"/>
+          </w:tcPr>
+          <w:p>
+            <w:pPr>
+              <w:jc w:val="left"/>
+            </w:pPr>
+            <w:r>
+              <w:rPr>
+                <w:rFonts w:ascii="TimeNewRoman" w:hAnsi="TimeNewRoman"/>
+                <w:sz w:val="30"/>
+              </w:rPr>
+              <w:t>14+40=</w:t>
+            </w:r>
+          </w:p>
+        </w:tc>
+      </w:tr>
+      <w:tr>
+        <w:tc>
+          <w:tcPr>
+            <w:tcW w:type="dxa" w:w="1987"/>
+          </w:tcPr>
+          <w:p>
+            <w:pPr>
+              <w:jc w:val="left"/>
+            </w:pPr>
+            <w:r>
+              <w:rPr>
+                <w:rFonts w:ascii="TimeNewRoman" w:hAnsi="TimeNewRoman"/>
+                <w:sz w:val="30"/>
+              </w:rPr>
+              <w:t>5×7-18=</w:t>
+            </w:r>
+          </w:p>
+        </w:tc>
+        <w:tc>
+          <w:tcPr>
+            <w:tcW w:type="dxa" w:w="1987"/>
+          </w:tcPr>
+          <w:p>
+            <w:pPr>
+              <w:jc w:val="left"/>
+            </w:pPr>
+            <w:r>
+              <w:rPr>
+                <w:rFonts w:ascii="TimeNewRoman" w:hAnsi="TimeNewRoman"/>
+                <w:sz w:val="30"/>
+              </w:rPr>
+              <w:t>2×8-10=</w:t>
+            </w:r>
+          </w:p>
+        </w:tc>
+        <w:tc>
+          <w:tcPr>
+            <w:tcW w:type="dxa" w:w="1987"/>
+          </w:tcPr>
+          <w:p>
+            <w:pPr>
+              <w:jc w:val="left"/>
+            </w:pPr>
+            <w:r>
+              <w:rPr>
+                <w:rFonts w:ascii="TimeNewRoman" w:hAnsi="TimeNewRoman"/>
+                <w:sz w:val="30"/>
+              </w:rPr>
+              <w:t>60+13-52=</w:t>
+            </w:r>
+          </w:p>
+        </w:tc>
+        <w:tc>
+          <w:tcPr>
+            <w:tcW w:type="dxa" w:w="1987"/>
+          </w:tcPr>
+          <w:p>
+            <w:pPr>
+              <w:jc w:val="left"/>
+            </w:pPr>
+            <w:r>
+              <w:rPr>
+                <w:rFonts w:ascii="TimeNewRoman" w:hAnsi="TimeNewRoman"/>
+                <w:sz w:val="30"/>
+              </w:rPr>
+              <w:t>61+85+94=</w:t>
+            </w:r>
+          </w:p>
+        </w:tc>
+        <w:tc>
+          <w:tcPr>
+            <w:tcW w:type="dxa" w:w="1987"/>
+          </w:tcPr>
+          <w:p>
+            <w:pPr>
+              <w:jc w:val="left"/>
+            </w:pPr>
+            <w:r>
+              <w:rPr>
+                <w:rFonts w:ascii="TimeNewRoman" w:hAnsi="TimeNewRoman"/>
+                <w:sz w:val="30"/>
+              </w:rPr>
+              <w:t>4×4=</w:t>
+            </w:r>
+          </w:p>
+        </w:tc>
+      </w:tr>
+      <w:tr>
+        <w:tc>
+          <w:tcPr>
+            <w:tcW w:type="dxa" w:w="1987"/>
+          </w:tcPr>
+          <w:p>
+            <w:pPr>
+              <w:jc w:val="left"/>
+            </w:pPr>
+            <w:r>
+              <w:rPr>
+                <w:rFonts w:ascii="TimeNewRoman" w:hAnsi="TimeNewRoman"/>
+                <w:sz w:val="30"/>
+              </w:rPr>
+              <w:t>53-6=</w:t>
+            </w:r>
+          </w:p>
+        </w:tc>
+        <w:tc>
+          <w:tcPr>
+            <w:tcW w:type="dxa" w:w="1987"/>
+          </w:tcPr>
+          <w:p>
+            <w:pPr>
+              <w:jc w:val="left"/>
+            </w:pPr>
+            <w:r>
+              <w:rPr>
+                <w:rFonts w:ascii="TimeNewRoman" w:hAnsi="TimeNewRoman"/>
+                <w:sz w:val="30"/>
+              </w:rPr>
+              <w:t>7×5=</w:t>
+            </w:r>
+          </w:p>
+        </w:tc>
+        <w:tc>
+          <w:tcPr>
+            <w:tcW w:type="dxa" w:w="1987"/>
+          </w:tcPr>
+          <w:p>
+            <w:pPr>
+              <w:jc w:val="left"/>
+            </w:pPr>
+            <w:r>
+              <w:rPr>
+                <w:rFonts w:ascii="TimeNewRoman" w:hAnsi="TimeNewRoman"/>
+                <w:sz w:val="30"/>
+              </w:rPr>
+              <w:t>2×3=</w:t>
+            </w:r>
+          </w:p>
+        </w:tc>
+        <w:tc>
+          <w:tcPr>
+            <w:tcW w:type="dxa" w:w="1987"/>
+          </w:tcPr>
+          <w:p>
+            <w:pPr>
+              <w:jc w:val="left"/>
+            </w:pPr>
+            <w:r>
+              <w:rPr>
+                <w:rFonts w:ascii="TimeNewRoman" w:hAnsi="TimeNewRoman"/>
+                <w:sz w:val="30"/>
+              </w:rPr>
+              <w:t>1+78=</w:t>
+            </w:r>
+          </w:p>
+        </w:tc>
+        <w:tc>
+          <w:tcPr>
+            <w:tcW w:type="dxa" w:w="1987"/>
+          </w:tcPr>
+          <w:p>
+            <w:pPr>
+              <w:jc w:val="left"/>
+            </w:pPr>
+            <w:r>
+              <w:rPr>
+                <w:rFonts w:ascii="TimeNewRoman" w:hAnsi="TimeNewRoman"/>
+                <w:sz w:val="30"/>
+              </w:rPr>
+              <w:t>3×2-2=</w:t>
+            </w:r>
+          </w:p>
+        </w:tc>
+      </w:tr>
+      <w:tr>
+        <w:tc>
+          <w:tcPr>
+            <w:tcW w:type="dxa" w:w="1987"/>
+          </w:tcPr>
+          <w:p>
+            <w:pPr>
+              <w:jc w:val="left"/>
+            </w:pPr>
+            <w:r>
+              <w:rPr>
+                <w:rFonts w:ascii="TimeNewRoman" w:hAnsi="TimeNewRoman"/>
+                <w:sz w:val="30"/>
+              </w:rPr>
+              <w:t>1×7=</w:t>
+            </w:r>
+          </w:p>
+        </w:tc>
+        <w:tc>
+          <w:tcPr>
+            <w:tcW w:type="dxa" w:w="1987"/>
+          </w:tcPr>
+          <w:p>
+            <w:pPr>
+              <w:jc w:val="left"/>
+            </w:pPr>
+            <w:r>
+              <w:rPr>
+                <w:rFonts w:ascii="TimeNewRoman" w:hAnsi="TimeNewRoman"/>
+                <w:sz w:val="30"/>
+              </w:rPr>
+              <w:t>53+37=</w:t>
+            </w:r>
+          </w:p>
+        </w:tc>
+        <w:tc>
+          <w:tcPr>
+            <w:tcW w:type="dxa" w:w="1987"/>
+          </w:tcPr>
+          <w:p>
+            <w:pPr>
+              <w:jc w:val="left"/>
+            </w:pPr>
+            <w:r>
+              <w:rPr>
+                <w:rFonts w:ascii="TimeNewRoman" w:hAnsi="TimeNewRoman"/>
+                <w:sz w:val="30"/>
+              </w:rPr>
+              <w:t>81÷9=</w:t>
+            </w:r>
+          </w:p>
+        </w:tc>
+        <w:tc>
+          <w:tcPr>
+            <w:tcW w:type="dxa" w:w="1987"/>
+          </w:tcPr>
+          <w:p>
+            <w:pPr>
+              <w:jc w:val="left"/>
+            </w:pPr>
+            <w:r>
+              <w:rPr>
+                <w:rFonts w:ascii="TimeNewRoman" w:hAnsi="TimeNewRoman"/>
+                <w:sz w:val="30"/>
+              </w:rPr>
+              <w:t>66-18=</w:t>
+            </w:r>
+          </w:p>
+        </w:tc>
+        <w:tc>
+          <w:tcPr>
+            <w:tcW w:type="dxa" w:w="1987"/>
+          </w:tcPr>
+          <w:p>
+            <w:pPr>
+              <w:jc w:val="left"/>
+            </w:pPr>
+            <w:r>
+              <w:rPr>
+                <w:rFonts w:ascii="TimeNewRoman" w:hAnsi="TimeNewRoman"/>
+                <w:sz w:val="30"/>
+              </w:rPr>
+              <w:t>79+18+48=</w:t>
+            </w:r>
+          </w:p>
+        </w:tc>
+      </w:tr>
+      <w:tr>
+        <w:tc>
+          <w:tcPr>
+            <w:tcW w:type="dxa" w:w="1987"/>
+          </w:tcPr>
+          <w:p>
+            <w:pPr>
+              <w:jc w:val="left"/>
+            </w:pPr>
+            <w:r>
+              <w:rPr>
+                <w:rFonts w:ascii="TimeNewRoman" w:hAnsi="TimeNewRoman"/>
+                <w:sz w:val="30"/>
+              </w:rPr>
+              <w:t>5×9=</w:t>
+            </w:r>
+          </w:p>
+        </w:tc>
+        <w:tc>
+          <w:tcPr>
+            <w:tcW w:type="dxa" w:w="1987"/>
+          </w:tcPr>
+          <w:p>
+            <w:pPr>
+              <w:jc w:val="left"/>
+            </w:pPr>
+            <w:r>
+              <w:rPr>
+                <w:rFonts w:ascii="TimeNewRoman" w:hAnsi="TimeNewRoman"/>
+                <w:sz w:val="30"/>
+              </w:rPr>
+              <w:t>16÷4=</w:t>
+            </w:r>
+          </w:p>
+        </w:tc>
+        <w:tc>
+          <w:tcPr>
+            <w:tcW w:type="dxa" w:w="1987"/>
+          </w:tcPr>
+          <w:p>
+            <w:pPr>
+              <w:jc w:val="left"/>
+            </w:pPr>
+            <w:r>
+              <w:rPr>
+                <w:rFonts w:ascii="TimeNewRoman" w:hAnsi="TimeNewRoman"/>
+                <w:sz w:val="30"/>
+              </w:rPr>
+              <w:t>2×9-1=</w:t>
+            </w:r>
+          </w:p>
+        </w:tc>
+        <w:tc>
+          <w:tcPr>
+            <w:tcW w:type="dxa" w:w="1987"/>
+          </w:tcPr>
+          <w:p>
+            <w:pPr>
+              <w:jc w:val="left"/>
+            </w:pPr>
+            <w:r>
+              <w:rPr>
+                <w:rFonts w:ascii="TimeNewRoman" w:hAnsi="TimeNewRoman"/>
+                <w:sz w:val="30"/>
+              </w:rPr>
+              <w:t>6×6-23=</w:t>
+            </w:r>
+          </w:p>
+        </w:tc>
+        <w:tc>
+          <w:tcPr>
+            <w:tcW w:type="dxa" w:w="1987"/>
+          </w:tcPr>
+          <w:p>
+            <w:pPr>
+              <w:jc w:val="left"/>
+            </w:pPr>
+            <w:r>
+              <w:rPr>
+                <w:rFonts w:ascii="TimeNewRoman" w:hAnsi="TimeNewRoman"/>
+                <w:sz w:val="30"/>
+              </w:rPr>
+              <w:t>27÷3=</w:t>
+            </w:r>
+          </w:p>
+        </w:tc>
+      </w:tr>
+      <w:tr>
+        <w:tc>
+          <w:tcPr>
+            <w:tcW w:type="dxa" w:w="1987"/>
+          </w:tcPr>
+          <w:p>
+            <w:pPr>
+              <w:jc w:val="left"/>
+            </w:pPr>
+            <w:r>
+              <w:rPr>
+                <w:rFonts w:ascii="TimeNewRoman" w:hAnsi="TimeNewRoman"/>
+                <w:sz w:val="30"/>
+              </w:rPr>
+              <w:t>21÷7=</w:t>
+            </w:r>
+          </w:p>
+        </w:tc>
+        <w:tc>
+          <w:tcPr>
+            <w:tcW w:type="dxa" w:w="1987"/>
+          </w:tcPr>
+          <w:p>
+            <w:pPr>
+              <w:jc w:val="left"/>
+            </w:pPr>
+            <w:r>
+              <w:rPr>
+                <w:rFonts w:ascii="TimeNewRoman" w:hAnsi="TimeNewRoman"/>
+                <w:sz w:val="30"/>
+              </w:rPr>
+              <w:t>8+11=</w:t>
+            </w:r>
+          </w:p>
+        </w:tc>
+        <w:tc>
+          <w:tcPr>
+            <w:tcW w:type="dxa" w:w="1987"/>
+          </w:tcPr>
+          <w:p>
+            <w:pPr>
+              <w:jc w:val="left"/>
+            </w:pPr>
+            <w:r>
+              <w:rPr>
+                <w:rFonts w:ascii="TimeNewRoman" w:hAnsi="TimeNewRoman"/>
+                <w:sz w:val="30"/>
+              </w:rPr>
+              <w:t>45÷5=</w:t>
+            </w:r>
+          </w:p>
+        </w:tc>
+        <w:tc>
+          <w:tcPr>
+            <w:tcW w:type="dxa" w:w="1987"/>
+          </w:tcPr>
+          <w:p>
+            <w:pPr>
+              <w:jc w:val="left"/>
+            </w:pPr>
+            <w:r>
+              <w:rPr>
+                <w:rFonts w:ascii="TimeNewRoman" w:hAnsi="TimeNewRoman"/>
+                <w:sz w:val="30"/>
+              </w:rPr>
+              <w:t>22+59=</w:t>
+            </w:r>
+          </w:p>
+        </w:tc>
+        <w:tc>
+          <w:tcPr>
+            <w:tcW w:type="dxa" w:w="1987"/>
+          </w:tcPr>
+          <w:p>
+            <w:pPr>
+              <w:jc w:val="left"/>
+            </w:pPr>
+            <w:r>
+              <w:rPr>
+                <w:rFonts w:ascii="TimeNewRoman" w:hAnsi="TimeNewRoman"/>
+                <w:sz w:val="30"/>
+              </w:rPr>
+              <w:t>8×3=</w:t>
+            </w:r>
+          </w:p>
+        </w:tc>
+      </w:tr>
+      <w:tr>
+        <w:tc>
+          <w:tcPr>
+            <w:tcW w:type="dxa" w:w="1987"/>
+          </w:tcPr>
+          <w:p>
+            <w:pPr>
+              <w:jc w:val="left"/>
+            </w:pPr>
+            <w:r>
+              <w:rPr>
+                <w:rFonts w:ascii="TimeNewRoman" w:hAnsi="TimeNewRoman"/>
+                <w:sz w:val="30"/>
+              </w:rPr>
+              <w:t>18÷9=</w:t>
+            </w:r>
+          </w:p>
+        </w:tc>
+        <w:tc>
+          <w:tcPr>
+            <w:tcW w:type="dxa" w:w="1987"/>
+          </w:tcPr>
+          <w:p>
+            <w:pPr>
+              <w:jc w:val="left"/>
+            </w:pPr>
+            <w:r>
+              <w:rPr>
+                <w:rFonts w:ascii="TimeNewRoman" w:hAnsi="TimeNewRoman"/>
+                <w:sz w:val="30"/>
+              </w:rPr>
+              <w:t>41+34=</w:t>
+            </w:r>
+          </w:p>
+        </w:tc>
+        <w:tc>
+          <w:tcPr>
+            <w:tcW w:type="dxa" w:w="1987"/>
+          </w:tcPr>
+          <w:p>
+            <w:pPr>
+              <w:jc w:val="left"/>
+            </w:pPr>
+            <w:r>
+              <w:rPr>
+                <w:rFonts w:ascii="TimeNewRoman" w:hAnsi="TimeNewRoman"/>
+                <w:sz w:val="30"/>
+              </w:rPr>
+              <w:t>5×3+93=</w:t>
+            </w:r>
+          </w:p>
+        </w:tc>
+        <w:tc>
+          <w:tcPr>
+            <w:tcW w:type="dxa" w:w="1987"/>
+          </w:tcPr>
+          <w:p>
+            <w:pPr>
+              <w:jc w:val="left"/>
+            </w:pPr>
+            <w:r>
+              <w:rPr>
+                <w:rFonts w:ascii="TimeNewRoman" w:hAnsi="TimeNewRoman"/>
+                <w:sz w:val="30"/>
+              </w:rPr>
+              <w:t>46+34-48=</w:t>
+            </w:r>
+          </w:p>
+        </w:tc>
+        <w:tc>
+          <w:tcPr>
+            <w:tcW w:type="dxa" w:w="1987"/>
+          </w:tcPr>
+          <w:p>
+            <w:pPr>
+              <w:jc w:val="left"/>
+            </w:pPr>
+            <w:r>
+              <w:rPr>
+                <w:rFonts w:ascii="TimeNewRoman" w:hAnsi="TimeNewRoman"/>
+                <w:sz w:val="30"/>
+              </w:rPr>
+              <w:t>5×2=</w:t>
+            </w:r>
+          </w:p>
+        </w:tc>
+      </w:tr>
+      <w:tr>
+        <w:tc>
+          <w:tcPr>
+            <w:tcW w:type="dxa" w:w="1987"/>
+          </w:tcPr>
+          <w:p>
+            <w:pPr>
+              <w:jc w:val="left"/>
+            </w:pPr>
+            <w:r>
+              <w:rPr>
+                <w:rFonts w:ascii="TimeNewRoman" w:hAnsi="TimeNewRoman"/>
+                <w:sz w:val="30"/>
+              </w:rPr>
+              <w:t>9×3=</w:t>
+            </w:r>
+          </w:p>
+        </w:tc>
+        <w:tc>
+          <w:tcPr>
+            <w:tcW w:type="dxa" w:w="1987"/>
+          </w:tcPr>
+          <w:p>
+            <w:pPr>
+              <w:jc w:val="left"/>
+            </w:pPr>
+            <w:r>
+              <w:rPr>
+                <w:rFonts w:ascii="TimeNewRoman" w:hAnsi="TimeNewRoman"/>
+                <w:sz w:val="30"/>
+              </w:rPr>
+              <w:t>35÷7=</w:t>
+            </w:r>
+          </w:p>
+        </w:tc>
+        <w:tc>
+          <w:tcPr>
+            <w:tcW w:type="dxa" w:w="1987"/>
+          </w:tcPr>
+          <w:p>
+            <w:pPr>
+              <w:jc w:val="left"/>
+            </w:pPr>
+            <w:r>
+              <w:rPr>
+                <w:rFonts w:ascii="TimeNewRoman" w:hAnsi="TimeNewRoman"/>
+                <w:sz w:val="30"/>
+              </w:rPr>
+              <w:t>55-9=</w:t>
+            </w:r>
+          </w:p>
+        </w:tc>
+        <w:tc>
+          <w:tcPr>
+            <w:tcW w:type="dxa" w:w="1987"/>
+          </w:tcPr>
+          <w:p>
+            <w:pPr>
+              <w:jc w:val="left"/>
+            </w:pPr>
+            <w:r>
+              <w:rPr>
+                <w:rFonts w:ascii="TimeNewRoman" w:hAnsi="TimeNewRoman"/>
+                <w:sz w:val="30"/>
+              </w:rPr>
+              <w:t>3×9-4=</w:t>
+            </w:r>
+          </w:p>
+        </w:tc>
+        <w:tc>
+          <w:tcPr>
+            <w:tcW w:type="dxa" w:w="1987"/>
+          </w:tcPr>
+          <w:p>
+            <w:pPr>
+              <w:jc w:val="left"/>
+            </w:pPr>
+            <w:r>
+              <w:rPr>
+                <w:rFonts w:ascii="TimeNewRoman" w:hAnsi="TimeNewRoman"/>
+                <w:sz w:val="30"/>
+              </w:rPr>
+              <w:t>71-54=</w:t>
             </w:r>
           </w:p>
         </w:tc>
@@ -144,7 +1188,7 @@
                 <w:rFonts w:ascii="TimeNewRoman" w:hAnsi="TimeNewRoman"/>
                 <w:sz w:val="30"/>
               </w:rPr>
-              <w:t>65+39+84=</w:t>
+              <w:t>6×2+41=</w:t>
             </w:r>
           </w:p>
         </w:tc>
@@ -161,7 +1205,7 @@
                 <w:rFonts w:ascii="TimeNewRoman" w:hAnsi="TimeNewRoman"/>
                 <w:sz w:val="30"/>
               </w:rPr>
-              <w:t>27÷3=</w:t>
+              <w:t>92-27=</w:t>
             </w:r>
           </w:p>
         </w:tc>
@@ -178,7 +1222,7 @@
                 <w:rFonts w:ascii="TimeNewRoman" w:hAnsi="TimeNewRoman"/>
                 <w:sz w:val="30"/>
               </w:rPr>
-              <w:t>7×7+20=</w:t>
+              <w:t>42+50-30=</w:t>
             </w:r>
           </w:p>
         </w:tc>
@@ -195,12 +1239,203 @@
                 <w:rFonts w:ascii="TimeNewRoman" w:hAnsi="TimeNewRoman"/>
                 <w:sz w:val="30"/>
               </w:rPr>
-              <w:t>67-44=</w:t>
+              <w:t>7×8-46=</w:t>
             </w:r>
           </w:p>
         </w:tc>
       </w:tr>
       <w:tr>
+        <w:tc>
+          <w:tcPr>
+            <w:tcW w:type="dxa" w:w="1987"/>
+          </w:tcPr>
+          <w:p>
+            <w:pPr>
+              <w:jc w:val="left"/>
+            </w:pPr>
+            <w:r>
+              <w:rPr>
+                <w:rFonts w:ascii="TimeNewRoman" w:hAnsi="TimeNewRoman"/>
+                <w:sz w:val="30"/>
+              </w:rPr>
+              <w:t>40+24=</w:t>
+            </w:r>
+          </w:p>
+        </w:tc>
+        <w:tc>
+          <w:tcPr>
+            <w:tcW w:type="dxa" w:w="1987"/>
+          </w:tcPr>
+          <w:p>
+            <w:pPr>
+              <w:jc w:val="left"/>
+            </w:pPr>
+            <w:r>
+              <w:rPr>
+                <w:rFonts w:ascii="TimeNewRoman" w:hAnsi="TimeNewRoman"/>
+                <w:sz w:val="30"/>
+              </w:rPr>
+              <w:t>59-17=</w:t>
+            </w:r>
+          </w:p>
+        </w:tc>
+        <w:tc>
+          <w:tcPr>
+            <w:tcW w:type="dxa" w:w="1987"/>
+          </w:tcPr>
+          <w:p>
+            <w:pPr>
+              <w:jc w:val="left"/>
+            </w:pPr>
+            <w:r>
+              <w:rPr>
+                <w:rFonts w:ascii="TimeNewRoman" w:hAnsi="TimeNewRoman"/>
+                <w:sz w:val="30"/>
+              </w:rPr>
+              <w:t>2×3+40=</w:t>
+            </w:r>
+          </w:p>
+        </w:tc>
+        <w:tc>
+          <w:tcPr>
+            <w:tcW w:type="dxa" w:w="1987"/>
+          </w:tcPr>
+          <w:p>
+            <w:pPr>
+              <w:jc w:val="left"/>
+            </w:pPr>
+            <w:r>
+              <w:rPr>
+                <w:rFonts w:ascii="TimeNewRoman" w:hAnsi="TimeNewRoman"/>
+                <w:sz w:val="30"/>
+              </w:rPr>
+              <w:t>8×3+65=</w:t>
+            </w:r>
+          </w:p>
+        </w:tc>
+        <w:tc>
+          <w:tcPr>
+            <w:tcW w:type="dxa" w:w="1987"/>
+          </w:tcPr>
+          <w:p>
+            <w:pPr>
+              <w:jc w:val="left"/>
+            </w:pPr>
+            <w:r>
+              <w:rPr>
+                <w:rFonts w:ascii="TimeNewRoman" w:hAnsi="TimeNewRoman"/>
+                <w:sz w:val="30"/>
+              </w:rPr>
+              <w:t>33+34=</w:t>
+            </w:r>
+          </w:p>
+        </w:tc>
+      </w:tr>
+      <w:tr>
+        <w:tc>
+          <w:tcPr>
+            <w:tcW w:type="dxa" w:w="1987"/>
+          </w:tcPr>
+          <w:p>
+            <w:pPr>
+              <w:jc w:val="left"/>
+            </w:pPr>
+            <w:r>
+              <w:rPr>
+                <w:rFonts w:ascii="TimeNewRoman" w:hAnsi="TimeNewRoman"/>
+                <w:sz w:val="30"/>
+              </w:rPr>
+              <w:t>42÷6=</w:t>
+            </w:r>
+          </w:p>
+        </w:tc>
+        <w:tc>
+          <w:tcPr>
+            <w:tcW w:type="dxa" w:w="1987"/>
+          </w:tcPr>
+          <w:p>
+            <w:pPr>
+              <w:jc w:val="left"/>
+            </w:pPr>
+            <w:r>
+              <w:rPr>
+                <w:rFonts w:ascii="TimeNewRoman" w:hAnsi="TimeNewRoman"/>
+                <w:sz w:val="30"/>
+              </w:rPr>
+              <w:t>74+21=</w:t>
+            </w:r>
+          </w:p>
+        </w:tc>
+        <w:tc>
+          <w:tcPr>
+            <w:tcW w:type="dxa" w:w="1987"/>
+          </w:tcPr>
+          <w:p>
+            <w:pPr>
+              <w:jc w:val="left"/>
+            </w:pPr>
+            <w:r>
+              <w:rPr>
+                <w:rFonts w:ascii="TimeNewRoman" w:hAnsi="TimeNewRoman"/>
+                <w:sz w:val="30"/>
+              </w:rPr>
+              <w:t>83-35=</w:t>
+            </w:r>
+          </w:p>
+        </w:tc>
+        <w:tc>
+          <w:tcPr>
+            <w:tcW w:type="dxa" w:w="1987"/>
+          </w:tcPr>
+          <w:p>
+            <w:pPr>
+              <w:jc w:val="left"/>
+            </w:pPr>
+            <w:r>
+              <w:rPr>
+                <w:rFonts w:ascii="TimeNewRoman" w:hAnsi="TimeNewRoman"/>
+                <w:sz w:val="30"/>
+              </w:rPr>
+              <w:t>28÷7=</w:t>
+            </w:r>
+          </w:p>
+        </w:tc>
+        <w:tc>
+          <w:tcPr>
+            <w:tcW w:type="dxa" w:w="1987"/>
+          </w:tcPr>
+          <w:p>
+            <w:pPr>
+              <w:jc w:val="left"/>
+            </w:pPr>
+            <w:r>
+              <w:rPr>
+                <w:rFonts w:ascii="TimeNewRoman" w:hAnsi="TimeNewRoman"/>
+                <w:sz w:val="30"/>
+              </w:rPr>
+              <w:t>2×7=</w:t>
+            </w:r>
+          </w:p>
+        </w:tc>
+      </w:tr>
+      <w:tr>
+        <w:tc>
+          <w:tcPr>
+            <w:tcW w:type="dxa" w:w="1987"/>
+          </w:tcPr>
+          <w:p>
+            <w:pPr>
+              <w:jc w:val="left"/>
+            </w:pPr>
+            <w:r>
+              <w:rPr>
+                <w:rFonts w:ascii="TimeNewRoman" w:hAnsi="TimeNewRoman"/>
+                <w:sz w:val="30"/>
+              </w:rPr>
+              <w:t>72÷8=</w:t>
+            </w:r>
+          </w:p>
+        </w:tc>
         <w:tc>
           <w:tcPr>
             <w:tcW w:type="dxa" w:w="1987"/>
@@ -231,7 +1466,7 @@
                 <w:rFonts w:ascii="TimeNewRoman" w:hAnsi="TimeNewRoman"/>
                 <w:sz w:val="30"/>
               </w:rPr>
-              <w:t>78-75=</w:t>
+              <w:t>3×5=</w:t>
             </w:r>
           </w:p>
         </w:tc>
@@ -248,7 +1483,7 @@
                 <w:rFonts w:ascii="TimeNewRoman" w:hAnsi="TimeNewRoman"/>
                 <w:sz w:val="30"/>
               </w:rPr>
-              <w:t>64+40-21=</w:t>
+              <w:t>62+85-9=</w:t>
             </w:r>
           </w:p>
         </w:tc>
@@ -265,24 +1500,7 @@
                 <w:rFonts w:ascii="TimeNewRoman" w:hAnsi="TimeNewRoman"/>
                 <w:sz w:val="30"/>
               </w:rPr>
-              <w:t>85-58=</w:t>
-            </w:r>
-          </w:p>
-        </w:tc>
-        <w:tc>
-          <w:tcPr>
-            <w:tcW w:type="dxa" w:w="1987"/>
-          </w:tcPr>
-          <w:p>
-            <w:pPr>
-              <w:jc w:val="left"/>
-            </w:pPr>
-            <w:r>
-              <w:rPr>
-                <w:rFonts w:ascii="TimeNewRoman" w:hAnsi="TimeNewRoman"/>
-                <w:sz w:val="30"/>
-              </w:rPr>
-              <w:t>5×7=</w:t>
+              <w:t>73-27=</w:t>
             </w:r>
           </w:p>
         </w:tc>
@@ -301,7 +1519,7 @@
                 <w:rFonts w:ascii="TimeNewRoman" w:hAnsi="TimeNewRoman"/>
                 <w:sz w:val="30"/>
               </w:rPr>
-              <w:t>5+2=</w:t>
+              <w:t>5×7+14=</w:t>
             </w:r>
           </w:p>
         </w:tc>
@@ -318,7 +1536,7 @@
                 <w:rFonts w:ascii="TimeNewRoman" w:hAnsi="TimeNewRoman"/>
                 <w:sz w:val="30"/>
               </w:rPr>
-              <w:t>39+91+17=</w:t>
+              <w:t>34+64+87=</w:t>
             </w:r>
           </w:p>
         </w:tc>
@@ -335,7 +1553,7 @@
                 <w:rFonts w:ascii="TimeNewRoman" w:hAnsi="TimeNewRoman"/>
                 <w:sz w:val="30"/>
               </w:rPr>
-              <w:t>31+39=</w:t>
+              <w:t>30+17-22=</w:t>
             </w:r>
           </w:p>
         </w:tc>
@@ -352,7 +1570,7 @@
                 <w:rFonts w:ascii="TimeNewRoman" w:hAnsi="TimeNewRoman"/>
                 <w:sz w:val="30"/>
               </w:rPr>
-              <w:t>3×8=</w:t>
+              <w:t>9×7+93=</w:t>
             </w:r>
           </w:p>
         </w:tc>
@@ -369,7 +1587,7 @@
                 <w:rFonts w:ascii="TimeNewRoman" w:hAnsi="TimeNewRoman"/>
                 <w:sz w:val="30"/>
               </w:rPr>
-              <w:t>88-57=</w:t>
+              <w:t>9×6=</w:t>
             </w:r>
           </w:p>
         </w:tc>
@@ -388,7 +1606,7 @@
                 <w:rFonts w:ascii="TimeNewRoman" w:hAnsi="TimeNewRoman"/>
                 <w:sz w:val="30"/>
               </w:rPr>
-              <w:t>31+61=</w:t>
+              <w:t>4×6=</w:t>
             </w:r>
           </w:p>
         </w:tc>
@@ -405,7 +1623,7 @@
                 <w:rFonts w:ascii="TimeNewRoman" w:hAnsi="TimeNewRoman"/>
                 <w:sz w:val="30"/>
               </w:rPr>
-              <w:t>40+39-41=</w:t>
+              <w:t>65+51+53=</w:t>
             </w:r>
           </w:p>
         </w:tc>
@@ -422,7 +1640,7 @@
                 <w:rFonts w:ascii="TimeNewRoman" w:hAnsi="TimeNewRoman"/>
                 <w:sz w:val="30"/>
               </w:rPr>
-              <w:t>5×5=</w:t>
+              <w:t>7×7=</w:t>
             </w:r>
           </w:p>
         </w:tc>
@@ -439,7 +1657,7 @@
                 <w:rFonts w:ascii="TimeNewRoman" w:hAnsi="TimeNewRoman"/>
                 <w:sz w:val="30"/>
               </w:rPr>
-              <w:t>10+59=</w:t>
+              <w:t>9×6+17=</w:t>
             </w:r>
           </w:p>
         </w:tc>
@@ -456,7 +1674,7 @@
                 <w:rFonts w:ascii="TimeNewRoman" w:hAnsi="TimeNewRoman"/>
                 <w:sz w:val="30"/>
               </w:rPr>
-              <w:t>6×3=</w:t>
+              <w:t>78-46=</w:t>
             </w:r>
           </w:p>
         </w:tc>
@@ -475,7 +1693,7 @@
                 <w:rFonts w:ascii="TimeNewRoman" w:hAnsi="TimeNewRoman"/>
                 <w:sz w:val="30"/>
               </w:rPr>
-              <w:t>95-30=</w:t>
+              <w:t>9×5-10=</w:t>
             </w:r>
           </w:p>
         </w:tc>
@@ -492,7 +1710,7 @@
                 <w:rFonts w:ascii="TimeNewRoman" w:hAnsi="TimeNewRoman"/>
                 <w:sz w:val="30"/>
               </w:rPr>
-              <w:t>6×4=</w:t>
+              <w:t>89+13-76=</w:t>
             </w:r>
           </w:p>
         </w:tc>
@@ -509,7 +1727,7 @@
                 <w:rFonts w:ascii="TimeNewRoman" w:hAnsi="TimeNewRoman"/>
                 <w:sz w:val="30"/>
               </w:rPr>
-              <w:t>2×7+56=</w:t>
+              <w:t>2×6+63=</w:t>
             </w:r>
           </w:p>
         </w:tc>
@@ -526,7 +1744,7 @@
                 <w:rFonts w:ascii="TimeNewRoman" w:hAnsi="TimeNewRoman"/>
                 <w:sz w:val="30"/>
               </w:rPr>
-              <w:t>4×8=</w:t>
+              <w:t>46+57+87=</w:t>
             </w:r>
           </w:p>
         </w:tc>
@@ -543,1225 +1761,7 @@
                 <w:rFonts w:ascii="TimeNewRoman" w:hAnsi="TimeNewRoman"/>
                 <w:sz w:val="30"/>
               </w:rPr>
-              <w:t>56÷8=</w:t>
-            </w:r>
-          </w:p>
-        </w:tc>
-      </w:tr>
-      <w:tr>
-        <w:tc>
-          <w:tcPr>
-            <w:tcW w:type="dxa" w:w="1987"/>
-          </w:tcPr>
-          <w:p>
-            <w:pPr>
-              <w:jc w:val="left"/>
-            </w:pPr>
-            <w:r>
-              <w:rPr>
-                <w:rFonts w:ascii="TimeNewRoman" w:hAnsi="TimeNewRoman"/>
-                <w:sz w:val="30"/>
-              </w:rPr>
-              <w:t>5+50=</w:t>
-            </w:r>
-          </w:p>
-        </w:tc>
-        <w:tc>
-          <w:tcPr>
-            <w:tcW w:type="dxa" w:w="1987"/>
-          </w:tcPr>
-          <w:p>
-            <w:pPr>
-              <w:jc w:val="left"/>
-            </w:pPr>
-            <w:r>
-              <w:rPr>
-                <w:rFonts w:ascii="TimeNewRoman" w:hAnsi="TimeNewRoman"/>
-                <w:sz w:val="30"/>
-              </w:rPr>
-              <w:t>4×9+23=</w:t>
-            </w:r>
-          </w:p>
-        </w:tc>
-        <w:tc>
-          <w:tcPr>
-            <w:tcW w:type="dxa" w:w="1987"/>
-          </w:tcPr>
-          <w:p>
-            <w:pPr>
-              <w:jc w:val="left"/>
-            </w:pPr>
-            <w:r>
-              <w:rPr>
-                <w:rFonts w:ascii="TimeNewRoman" w:hAnsi="TimeNewRoman"/>
-                <w:sz w:val="30"/>
-              </w:rPr>
-              <w:t>84-21=</w:t>
-            </w:r>
-          </w:p>
-        </w:tc>
-        <w:tc>
-          <w:tcPr>
-            <w:tcW w:type="dxa" w:w="1987"/>
-          </w:tcPr>
-          <w:p>
-            <w:pPr>
-              <w:jc w:val="left"/>
-            </w:pPr>
-            <w:r>
-              <w:rPr>
-                <w:rFonts w:ascii="TimeNewRoman" w:hAnsi="TimeNewRoman"/>
-                <w:sz w:val="30"/>
-              </w:rPr>
-              <w:t>49+71+9=</w:t>
-            </w:r>
-          </w:p>
-        </w:tc>
-        <w:tc>
-          <w:tcPr>
-            <w:tcW w:type="dxa" w:w="1987"/>
-          </w:tcPr>
-          <w:p>
-            <w:pPr>
-              <w:jc w:val="left"/>
-            </w:pPr>
-            <w:r>
-              <w:rPr>
-                <w:rFonts w:ascii="TimeNewRoman" w:hAnsi="TimeNewRoman"/>
-                <w:sz w:val="30"/>
-              </w:rPr>
-              <w:t>3×7+39=</w:t>
-            </w:r>
-          </w:p>
-        </w:tc>
-      </w:tr>
-      <w:tr>
-        <w:tc>
-          <w:tcPr>
-            <w:tcW w:type="dxa" w:w="1987"/>
-          </w:tcPr>
-          <w:p>
-            <w:pPr>
-              <w:jc w:val="left"/>
-            </w:pPr>
-            <w:r>
-              <w:rPr>
-                <w:rFonts w:ascii="TimeNewRoman" w:hAnsi="TimeNewRoman"/>
-                <w:sz w:val="30"/>
-              </w:rPr>
-              <w:t>4+84+62=</w:t>
-            </w:r>
-          </w:p>
-        </w:tc>
-        <w:tc>
-          <w:tcPr>
-            <w:tcW w:type="dxa" w:w="1987"/>
-          </w:tcPr>
-          <w:p>
-            <w:pPr>
-              <w:jc w:val="left"/>
-            </w:pPr>
-            <w:r>
-              <w:rPr>
-                <w:rFonts w:ascii="TimeNewRoman" w:hAnsi="TimeNewRoman"/>
-                <w:sz w:val="30"/>
-              </w:rPr>
-              <w:t>2×8=</w:t>
-            </w:r>
-          </w:p>
-        </w:tc>
-        <w:tc>
-          <w:tcPr>
-            <w:tcW w:type="dxa" w:w="1987"/>
-          </w:tcPr>
-          <w:p>
-            <w:pPr>
-              <w:jc w:val="left"/>
-            </w:pPr>
-            <w:r>
-              <w:rPr>
-                <w:rFonts w:ascii="TimeNewRoman" w:hAnsi="TimeNewRoman"/>
-                <w:sz w:val="30"/>
-              </w:rPr>
-              <w:t>95-54=</w:t>
-            </w:r>
-          </w:p>
-        </w:tc>
-        <w:tc>
-          <w:tcPr>
-            <w:tcW w:type="dxa" w:w="1987"/>
-          </w:tcPr>
-          <w:p>
-            <w:pPr>
-              <w:jc w:val="left"/>
-            </w:pPr>
-            <w:r>
-              <w:rPr>
-                <w:rFonts w:ascii="TimeNewRoman" w:hAnsi="TimeNewRoman"/>
-                <w:sz w:val="30"/>
-              </w:rPr>
-              <w:t>3×7=</w:t>
-            </w:r>
-          </w:p>
-        </w:tc>
-        <w:tc>
-          <w:tcPr>
-            <w:tcW w:type="dxa" w:w="1987"/>
-          </w:tcPr>
-          <w:p>
-            <w:pPr>
-              <w:jc w:val="left"/>
-            </w:pPr>
-            <w:r>
-              <w:rPr>
-                <w:rFonts w:ascii="TimeNewRoman" w:hAnsi="TimeNewRoman"/>
-                <w:sz w:val="30"/>
-              </w:rPr>
-              <w:t>7×3-3=</w:t>
-            </w:r>
-          </w:p>
-        </w:tc>
-      </w:tr>
-      <w:tr>
-        <w:tc>
-          <w:tcPr>
-            <w:tcW w:type="dxa" w:w="1987"/>
-          </w:tcPr>
-          <w:p>
-            <w:pPr>
-              <w:jc w:val="left"/>
-            </w:pPr>
-            <w:r>
-              <w:rPr>
-                <w:rFonts w:ascii="TimeNewRoman" w:hAnsi="TimeNewRoman"/>
-                <w:sz w:val="30"/>
-              </w:rPr>
-              <w:t>65+60-3=</w:t>
-            </w:r>
-          </w:p>
-        </w:tc>
-        <w:tc>
-          <w:tcPr>
-            <w:tcW w:type="dxa" w:w="1987"/>
-          </w:tcPr>
-          <w:p>
-            <w:pPr>
-              <w:jc w:val="left"/>
-            </w:pPr>
-            <w:r>
-              <w:rPr>
-                <w:rFonts w:ascii="TimeNewRoman" w:hAnsi="TimeNewRoman"/>
-                <w:sz w:val="30"/>
-              </w:rPr>
-              <w:t>16+76-91=</w:t>
-            </w:r>
-          </w:p>
-        </w:tc>
-        <w:tc>
-          <w:tcPr>
-            <w:tcW w:type="dxa" w:w="1987"/>
-          </w:tcPr>
-          <w:p>
-            <w:pPr>
-              <w:jc w:val="left"/>
-            </w:pPr>
-            <w:r>
-              <w:rPr>
-                <w:rFonts w:ascii="TimeNewRoman" w:hAnsi="TimeNewRoman"/>
-                <w:sz w:val="30"/>
-              </w:rPr>
-              <w:t>7×3-4=</w:t>
-            </w:r>
-          </w:p>
-        </w:tc>
-        <w:tc>
-          <w:tcPr>
-            <w:tcW w:type="dxa" w:w="1987"/>
-          </w:tcPr>
-          <w:p>
-            <w:pPr>
-              <w:jc w:val="left"/>
-            </w:pPr>
-            <w:r>
-              <w:rPr>
-                <w:rFonts w:ascii="TimeNewRoman" w:hAnsi="TimeNewRoman"/>
-                <w:sz w:val="30"/>
-              </w:rPr>
-              <w:t>3×2=</w:t>
-            </w:r>
-          </w:p>
-        </w:tc>
-        <w:tc>
-          <w:tcPr>
-            <w:tcW w:type="dxa" w:w="1987"/>
-          </w:tcPr>
-          <w:p>
-            <w:pPr>
-              <w:jc w:val="left"/>
-            </w:pPr>
-            <w:r>
-              <w:rPr>
-                <w:rFonts w:ascii="TimeNewRoman" w:hAnsi="TimeNewRoman"/>
-                <w:sz w:val="30"/>
-              </w:rPr>
-              <w:t>97-34=</w:t>
-            </w:r>
-          </w:p>
-        </w:tc>
-      </w:tr>
-      <w:tr>
-        <w:tc>
-          <w:tcPr>
-            <w:tcW w:type="dxa" w:w="1987"/>
-          </w:tcPr>
-          <w:p>
-            <w:pPr>
-              <w:jc w:val="left"/>
-            </w:pPr>
-            <w:r>
-              <w:rPr>
-                <w:rFonts w:ascii="TimeNewRoman" w:hAnsi="TimeNewRoman"/>
-                <w:sz w:val="30"/>
-              </w:rPr>
-              <w:t>9×5=</w:t>
-            </w:r>
-          </w:p>
-        </w:tc>
-        <w:tc>
-          <w:tcPr>
-            <w:tcW w:type="dxa" w:w="1987"/>
-          </w:tcPr>
-          <w:p>
-            <w:pPr>
-              <w:jc w:val="left"/>
-            </w:pPr>
-            <w:r>
-              <w:rPr>
-                <w:rFonts w:ascii="TimeNewRoman" w:hAnsi="TimeNewRoman"/>
-                <w:sz w:val="30"/>
-              </w:rPr>
-              <w:t>92-47=</w:t>
-            </w:r>
-          </w:p>
-        </w:tc>
-        <w:tc>
-          <w:tcPr>
-            <w:tcW w:type="dxa" w:w="1987"/>
-          </w:tcPr>
-          <w:p>
-            <w:pPr>
-              <w:jc w:val="left"/>
-            </w:pPr>
-            <w:r>
-              <w:rPr>
-                <w:rFonts w:ascii="TimeNewRoman" w:hAnsi="TimeNewRoman"/>
-                <w:sz w:val="30"/>
-              </w:rPr>
-              <w:t>82-47=</w:t>
-            </w:r>
-          </w:p>
-        </w:tc>
-        <w:tc>
-          <w:tcPr>
-            <w:tcW w:type="dxa" w:w="1987"/>
-          </w:tcPr>
-          <w:p>
-            <w:pPr>
-              <w:jc w:val="left"/>
-            </w:pPr>
-            <w:r>
-              <w:rPr>
-                <w:rFonts w:ascii="TimeNewRoman" w:hAnsi="TimeNewRoman"/>
-                <w:sz w:val="30"/>
-              </w:rPr>
-              <w:t>9×2-18=</w:t>
-            </w:r>
-          </w:p>
-        </w:tc>
-        <w:tc>
-          <w:tcPr>
-            <w:tcW w:type="dxa" w:w="1987"/>
-          </w:tcPr>
-          <w:p>
-            <w:pPr>
-              <w:jc w:val="left"/>
-            </w:pPr>
-            <w:r>
-              <w:rPr>
-                <w:rFonts w:ascii="TimeNewRoman" w:hAnsi="TimeNewRoman"/>
-                <w:sz w:val="30"/>
-              </w:rPr>
-              <w:t>72+22=</w:t>
-            </w:r>
-          </w:p>
-        </w:tc>
-      </w:tr>
-      <w:tr>
-        <w:tc>
-          <w:tcPr>
-            <w:tcW w:type="dxa" w:w="1987"/>
-          </w:tcPr>
-          <w:p>
-            <w:pPr>
-              <w:jc w:val="left"/>
-            </w:pPr>
-            <w:r>
-              <w:rPr>
-                <w:rFonts w:ascii="TimeNewRoman" w:hAnsi="TimeNewRoman"/>
-                <w:sz w:val="30"/>
-              </w:rPr>
-              <w:t>59-6=</w:t>
-            </w:r>
-          </w:p>
-        </w:tc>
-        <w:tc>
-          <w:tcPr>
-            <w:tcW w:type="dxa" w:w="1987"/>
-          </w:tcPr>
-          <w:p>
-            <w:pPr>
-              <w:jc w:val="left"/>
-            </w:pPr>
-            <w:r>
-              <w:rPr>
-                <w:rFonts w:ascii="TimeNewRoman" w:hAnsi="TimeNewRoman"/>
-                <w:sz w:val="30"/>
-              </w:rPr>
-              <w:t>8×2=</w:t>
-            </w:r>
-          </w:p>
-        </w:tc>
-        <w:tc>
-          <w:tcPr>
-            <w:tcW w:type="dxa" w:w="1987"/>
-          </w:tcPr>
-          <w:p>
-            <w:pPr>
-              <w:jc w:val="left"/>
-            </w:pPr>
-            <w:r>
-              <w:rPr>
-                <w:rFonts w:ascii="TimeNewRoman" w:hAnsi="TimeNewRoman"/>
-                <w:sz w:val="30"/>
-              </w:rPr>
-              <w:t>11+24+93=</w:t>
-            </w:r>
-          </w:p>
-        </w:tc>
-        <w:tc>
-          <w:tcPr>
-            <w:tcW w:type="dxa" w:w="1987"/>
-          </w:tcPr>
-          <w:p>
-            <w:pPr>
-              <w:jc w:val="left"/>
-            </w:pPr>
-            <w:r>
-              <w:rPr>
-                <w:rFonts w:ascii="TimeNewRoman" w:hAnsi="TimeNewRoman"/>
-                <w:sz w:val="30"/>
-              </w:rPr>
-              <w:t>39+30+88=</w:t>
-            </w:r>
-          </w:p>
-        </w:tc>
-        <w:tc>
-          <w:tcPr>
-            <w:tcW w:type="dxa" w:w="1987"/>
-          </w:tcPr>
-          <w:p>
-            <w:pPr>
-              <w:jc w:val="left"/>
-            </w:pPr>
-            <w:r>
-              <w:rPr>
-                <w:rFonts w:ascii="TimeNewRoman" w:hAnsi="TimeNewRoman"/>
-                <w:sz w:val="30"/>
-              </w:rPr>
-              <w:t>25÷5=</w:t>
-            </w:r>
-          </w:p>
-        </w:tc>
-      </w:tr>
-      <w:tr>
-        <w:tc>
-          <w:tcPr>
-            <w:tcW w:type="dxa" w:w="1987"/>
-          </w:tcPr>
-          <w:p>
-            <w:pPr>
-              <w:jc w:val="left"/>
-            </w:pPr>
-            <w:r>
-              <w:rPr>
-                <w:rFonts w:ascii="TimeNewRoman" w:hAnsi="TimeNewRoman"/>
-                <w:sz w:val="30"/>
-              </w:rPr>
-              <w:t>9×8=</w:t>
-            </w:r>
-          </w:p>
-        </w:tc>
-        <w:tc>
-          <w:tcPr>
-            <w:tcW w:type="dxa" w:w="1987"/>
-          </w:tcPr>
-          <w:p>
-            <w:pPr>
-              <w:jc w:val="left"/>
-            </w:pPr>
-            <w:r>
-              <w:rPr>
-                <w:rFonts w:ascii="TimeNewRoman" w:hAnsi="TimeNewRoman"/>
-                <w:sz w:val="30"/>
-              </w:rPr>
-              <w:t>27÷9=</w:t>
-            </w:r>
-          </w:p>
-        </w:tc>
-        <w:tc>
-          <w:tcPr>
-            <w:tcW w:type="dxa" w:w="1987"/>
-          </w:tcPr>
-          <w:p>
-            <w:pPr>
-              <w:jc w:val="left"/>
-            </w:pPr>
-            <w:r>
-              <w:rPr>
-                <w:rFonts w:ascii="TimeNewRoman" w:hAnsi="TimeNewRoman"/>
-                <w:sz w:val="30"/>
-              </w:rPr>
-              <w:t>31+40+22=</w:t>
-            </w:r>
-          </w:p>
-        </w:tc>
-        <w:tc>
-          <w:tcPr>
-            <w:tcW w:type="dxa" w:w="1987"/>
-          </w:tcPr>
-          <w:p>
-            <w:pPr>
-              <w:jc w:val="left"/>
-            </w:pPr>
-            <w:r>
-              <w:rPr>
-                <w:rFonts w:ascii="TimeNewRoman" w:hAnsi="TimeNewRoman"/>
-                <w:sz w:val="30"/>
-              </w:rPr>
-              <w:t>83+19+1=</w:t>
-            </w:r>
-          </w:p>
-        </w:tc>
-        <w:tc>
-          <w:tcPr>
-            <w:tcW w:type="dxa" w:w="1987"/>
-          </w:tcPr>
-          <w:p>
-            <w:pPr>
-              <w:jc w:val="left"/>
-            </w:pPr>
-            <w:r>
-              <w:rPr>
-                <w:rFonts w:ascii="TimeNewRoman" w:hAnsi="TimeNewRoman"/>
-                <w:sz w:val="30"/>
-              </w:rPr>
-              <w:t>5×6=</w:t>
-            </w:r>
-          </w:p>
-        </w:tc>
-      </w:tr>
-      <w:tr>
-        <w:tc>
-          <w:tcPr>
-            <w:tcW w:type="dxa" w:w="1987"/>
-          </w:tcPr>
-          <w:p>
-            <w:pPr>
-              <w:jc w:val="left"/>
-            </w:pPr>
-            <w:r>
-              <w:rPr>
-                <w:rFonts w:ascii="TimeNewRoman" w:hAnsi="TimeNewRoman"/>
-                <w:sz w:val="30"/>
-              </w:rPr>
-              <w:t>3×5=</w:t>
-            </w:r>
-          </w:p>
-        </w:tc>
-        <w:tc>
-          <w:tcPr>
-            <w:tcW w:type="dxa" w:w="1987"/>
-          </w:tcPr>
-          <w:p>
-            <w:pPr>
-              <w:jc w:val="left"/>
-            </w:pPr>
-            <w:r>
-              <w:rPr>
-                <w:rFonts w:ascii="TimeNewRoman" w:hAnsi="TimeNewRoman"/>
-                <w:sz w:val="30"/>
-              </w:rPr>
-              <w:t>73-6=</w:t>
-            </w:r>
-          </w:p>
-        </w:tc>
-        <w:tc>
-          <w:tcPr>
-            <w:tcW w:type="dxa" w:w="1987"/>
-          </w:tcPr>
-          <w:p>
-            <w:pPr>
-              <w:jc w:val="left"/>
-            </w:pPr>
-            <w:r>
-              <w:rPr>
-                <w:rFonts w:ascii="TimeNewRoman" w:hAnsi="TimeNewRoman"/>
-                <w:sz w:val="30"/>
-              </w:rPr>
-              <w:t>5-4=</w:t>
-            </w:r>
-          </w:p>
-        </w:tc>
-        <w:tc>
-          <w:tcPr>
-            <w:tcW w:type="dxa" w:w="1987"/>
-          </w:tcPr>
-          <w:p>
-            <w:pPr>
-              <w:jc w:val="left"/>
-            </w:pPr>
-            <w:r>
-              <w:rPr>
-                <w:rFonts w:ascii="TimeNewRoman" w:hAnsi="TimeNewRoman"/>
-                <w:sz w:val="30"/>
-              </w:rPr>
-              <w:t>8×9-35=</w:t>
-            </w:r>
-          </w:p>
-        </w:tc>
-        <w:tc>
-          <w:tcPr>
-            <w:tcW w:type="dxa" w:w="1987"/>
-          </w:tcPr>
-          <w:p>
-            <w:pPr>
-              <w:jc w:val="left"/>
-            </w:pPr>
-            <w:r>
-              <w:rPr>
-                <w:rFonts w:ascii="TimeNewRoman" w:hAnsi="TimeNewRoman"/>
-                <w:sz w:val="30"/>
-              </w:rPr>
-              <w:t>49-13=</w:t>
-            </w:r>
-          </w:p>
-        </w:tc>
-      </w:tr>
-      <w:tr>
-        <w:tc>
-          <w:tcPr>
-            <w:tcW w:type="dxa" w:w="1987"/>
-          </w:tcPr>
-          <w:p>
-            <w:pPr>
-              <w:jc w:val="left"/>
-            </w:pPr>
-            <w:r>
-              <w:rPr>
-                <w:rFonts w:ascii="TimeNewRoman" w:hAnsi="TimeNewRoman"/>
-                <w:sz w:val="30"/>
-              </w:rPr>
-              <w:t>8×7=</w:t>
-            </w:r>
-          </w:p>
-        </w:tc>
-        <w:tc>
-          <w:tcPr>
-            <w:tcW w:type="dxa" w:w="1987"/>
-          </w:tcPr>
-          <w:p>
-            <w:pPr>
-              <w:jc w:val="left"/>
-            </w:pPr>
-            <w:r>
-              <w:rPr>
-                <w:rFonts w:ascii="TimeNewRoman" w:hAnsi="TimeNewRoman"/>
-                <w:sz w:val="30"/>
-              </w:rPr>
-              <w:t>2×2-3=</w:t>
-            </w:r>
-          </w:p>
-        </w:tc>
-        <w:tc>
-          <w:tcPr>
-            <w:tcW w:type="dxa" w:w="1987"/>
-          </w:tcPr>
-          <w:p>
-            <w:pPr>
-              <w:jc w:val="left"/>
-            </w:pPr>
-            <w:r>
-              <w:rPr>
-                <w:rFonts w:ascii="TimeNewRoman" w:hAnsi="TimeNewRoman"/>
-                <w:sz w:val="30"/>
-              </w:rPr>
-              <w:t>30-3=</w:t>
-            </w:r>
-          </w:p>
-        </w:tc>
-        <w:tc>
-          <w:tcPr>
-            <w:tcW w:type="dxa" w:w="1987"/>
-          </w:tcPr>
-          <w:p>
-            <w:pPr>
-              <w:jc w:val="left"/>
-            </w:pPr>
-            <w:r>
-              <w:rPr>
-                <w:rFonts w:ascii="TimeNewRoman" w:hAnsi="TimeNewRoman"/>
-                <w:sz w:val="30"/>
-              </w:rPr>
-              <w:t>8×5=</w:t>
-            </w:r>
-          </w:p>
-        </w:tc>
-        <w:tc>
-          <w:tcPr>
-            <w:tcW w:type="dxa" w:w="1987"/>
-          </w:tcPr>
-          <w:p>
-            <w:pPr>
-              <w:jc w:val="left"/>
-            </w:pPr>
-            <w:r>
-              <w:rPr>
-                <w:rFonts w:ascii="TimeNewRoman" w:hAnsi="TimeNewRoman"/>
-                <w:sz w:val="30"/>
-              </w:rPr>
-              <w:t>6×8=</w:t>
-            </w:r>
-          </w:p>
-        </w:tc>
-      </w:tr>
-      <w:tr>
-        <w:tc>
-          <w:tcPr>
-            <w:tcW w:type="dxa" w:w="1987"/>
-          </w:tcPr>
-          <w:p>
-            <w:pPr>
-              <w:jc w:val="left"/>
-            </w:pPr>
-            <w:r>
-              <w:rPr>
-                <w:rFonts w:ascii="TimeNewRoman" w:hAnsi="TimeNewRoman"/>
-                <w:sz w:val="30"/>
-              </w:rPr>
-              <w:t>2+78=</w:t>
-            </w:r>
-          </w:p>
-        </w:tc>
-        <w:tc>
-          <w:tcPr>
-            <w:tcW w:type="dxa" w:w="1987"/>
-          </w:tcPr>
-          <w:p>
-            <w:pPr>
-              <w:jc w:val="left"/>
-            </w:pPr>
-            <w:r>
-              <w:rPr>
-                <w:rFonts w:ascii="TimeNewRoman" w:hAnsi="TimeNewRoman"/>
-                <w:sz w:val="30"/>
-              </w:rPr>
-              <w:t>7×3=</w:t>
-            </w:r>
-          </w:p>
-        </w:tc>
-        <w:tc>
-          <w:tcPr>
-            <w:tcW w:type="dxa" w:w="1987"/>
-          </w:tcPr>
-          <w:p>
-            <w:pPr>
-              <w:jc w:val="left"/>
-            </w:pPr>
-            <w:r>
-              <w:rPr>
-                <w:rFonts w:ascii="TimeNewRoman" w:hAnsi="TimeNewRoman"/>
-                <w:sz w:val="30"/>
-              </w:rPr>
-              <w:t>9×3=</w:t>
-            </w:r>
-          </w:p>
-        </w:tc>
-        <w:tc>
-          <w:tcPr>
-            <w:tcW w:type="dxa" w:w="1987"/>
-          </w:tcPr>
-          <w:p>
-            <w:pPr>
-              <w:jc w:val="left"/>
-            </w:pPr>
-            <w:r>
-              <w:rPr>
-                <w:rFonts w:ascii="TimeNewRoman" w:hAnsi="TimeNewRoman"/>
-                <w:sz w:val="30"/>
-              </w:rPr>
-              <w:t>3+24=</w:t>
-            </w:r>
-          </w:p>
-        </w:tc>
-        <w:tc>
-          <w:tcPr>
-            <w:tcW w:type="dxa" w:w="1987"/>
-          </w:tcPr>
-          <w:p>
-            <w:pPr>
-              <w:jc w:val="left"/>
-            </w:pPr>
-            <w:r>
-              <w:rPr>
-                <w:rFonts w:ascii="TimeNewRoman" w:hAnsi="TimeNewRoman"/>
-                <w:sz w:val="30"/>
-              </w:rPr>
-              <w:t>6×2=</w:t>
-            </w:r>
-          </w:p>
-        </w:tc>
-      </w:tr>
-      <w:tr>
-        <w:tc>
-          <w:tcPr>
-            <w:tcW w:type="dxa" w:w="1987"/>
-          </w:tcPr>
-          <w:p>
-            <w:pPr>
-              <w:jc w:val="left"/>
-            </w:pPr>
-            <w:r>
-              <w:rPr>
-                <w:rFonts w:ascii="TimeNewRoman" w:hAnsi="TimeNewRoman"/>
-                <w:sz w:val="30"/>
-              </w:rPr>
-              <w:t>7×6=</w:t>
-            </w:r>
-          </w:p>
-        </w:tc>
-        <w:tc>
-          <w:tcPr>
-            <w:tcW w:type="dxa" w:w="1987"/>
-          </w:tcPr>
-          <w:p>
-            <w:pPr>
-              <w:jc w:val="left"/>
-            </w:pPr>
-            <w:r>
-              <w:rPr>
-                <w:rFonts w:ascii="TimeNewRoman" w:hAnsi="TimeNewRoman"/>
-                <w:sz w:val="30"/>
-              </w:rPr>
-              <w:t>24÷8=</w:t>
-            </w:r>
-          </w:p>
-        </w:tc>
-        <w:tc>
-          <w:tcPr>
-            <w:tcW w:type="dxa" w:w="1987"/>
-          </w:tcPr>
-          <w:p>
-            <w:pPr>
-              <w:jc w:val="left"/>
-            </w:pPr>
-            <w:r>
-              <w:rPr>
-                <w:rFonts w:ascii="TimeNewRoman" w:hAnsi="TimeNewRoman"/>
-                <w:sz w:val="30"/>
-              </w:rPr>
-              <w:t>4×4=</w:t>
-            </w:r>
-          </w:p>
-        </w:tc>
-        <w:tc>
-          <w:tcPr>
-            <w:tcW w:type="dxa" w:w="1987"/>
-          </w:tcPr>
-          <w:p>
-            <w:pPr>
-              <w:jc w:val="left"/>
-            </w:pPr>
-            <w:r>
-              <w:rPr>
-                <w:rFonts w:ascii="TimeNewRoman" w:hAnsi="TimeNewRoman"/>
-                <w:sz w:val="30"/>
-              </w:rPr>
-              <w:t>32-3=</w:t>
-            </w:r>
-          </w:p>
-        </w:tc>
-        <w:tc>
-          <w:tcPr>
-            <w:tcW w:type="dxa" w:w="1987"/>
-          </w:tcPr>
-          <w:p>
-            <w:pPr>
-              <w:jc w:val="left"/>
-            </w:pPr>
-            <w:r>
-              <w:rPr>
-                <w:rFonts w:ascii="TimeNewRoman" w:hAnsi="TimeNewRoman"/>
-                <w:sz w:val="30"/>
-              </w:rPr>
-              <w:t>92+83-53=</w:t>
-            </w:r>
-          </w:p>
-        </w:tc>
-      </w:tr>
-      <w:tr>
-        <w:tc>
-          <w:tcPr>
-            <w:tcW w:type="dxa" w:w="1987"/>
-          </w:tcPr>
-          <w:p>
-            <w:pPr>
-              <w:jc w:val="left"/>
-            </w:pPr>
-            <w:r>
-              <w:rPr>
-                <w:rFonts w:ascii="TimeNewRoman" w:hAnsi="TimeNewRoman"/>
-                <w:sz w:val="30"/>
-              </w:rPr>
-              <w:t>65+43-64=</w:t>
-            </w:r>
-          </w:p>
-        </w:tc>
-        <w:tc>
-          <w:tcPr>
-            <w:tcW w:type="dxa" w:w="1987"/>
-          </w:tcPr>
-          <w:p>
-            <w:pPr>
-              <w:jc w:val="left"/>
-            </w:pPr>
-            <w:r>
-              <w:rPr>
-                <w:rFonts w:ascii="TimeNewRoman" w:hAnsi="TimeNewRoman"/>
-                <w:sz w:val="30"/>
-              </w:rPr>
-              <w:t>56+86-29=</w:t>
-            </w:r>
-          </w:p>
-        </w:tc>
-        <w:tc>
-          <w:tcPr>
-            <w:tcW w:type="dxa" w:w="1987"/>
-          </w:tcPr>
-          <w:p>
-            <w:pPr>
-              <w:jc w:val="left"/>
-            </w:pPr>
-            <w:r>
-              <w:rPr>
-                <w:rFonts w:ascii="TimeNewRoman" w:hAnsi="TimeNewRoman"/>
-                <w:sz w:val="30"/>
-              </w:rPr>
-              <w:t>8+19+7=</w:t>
-            </w:r>
-          </w:p>
-        </w:tc>
-        <w:tc>
-          <w:tcPr>
-            <w:tcW w:type="dxa" w:w="1987"/>
-          </w:tcPr>
-          <w:p>
-            <w:pPr>
-              <w:jc w:val="left"/>
-            </w:pPr>
-            <w:r>
-              <w:rPr>
-                <w:rFonts w:ascii="TimeNewRoman" w:hAnsi="TimeNewRoman"/>
-                <w:sz w:val="30"/>
-              </w:rPr>
-              <w:t>36÷9=</w:t>
-            </w:r>
-          </w:p>
-        </w:tc>
-        <w:tc>
-          <w:tcPr>
-            <w:tcW w:type="dxa" w:w="1987"/>
-          </w:tcPr>
-          <w:p>
-            <w:pPr>
-              <w:jc w:val="left"/>
-            </w:pPr>
-            <w:r>
-              <w:rPr>
-                <w:rFonts w:ascii="TimeNewRoman" w:hAnsi="TimeNewRoman"/>
-                <w:sz w:val="30"/>
-              </w:rPr>
-              <w:t>6×4+46=</w:t>
-            </w:r>
-          </w:p>
-        </w:tc>
-      </w:tr>
-      <w:tr>
-        <w:tc>
-          <w:tcPr>
-            <w:tcW w:type="dxa" w:w="1987"/>
-          </w:tcPr>
-          <w:p>
-            <w:pPr>
-              <w:jc w:val="left"/>
-            </w:pPr>
-            <w:r>
-              <w:rPr>
-                <w:rFonts w:ascii="TimeNewRoman" w:hAnsi="TimeNewRoman"/>
-                <w:sz w:val="30"/>
-              </w:rPr>
-              <w:t>5+50=</w:t>
-            </w:r>
-          </w:p>
-        </w:tc>
-        <w:tc>
-          <w:tcPr>
-            <w:tcW w:type="dxa" w:w="1987"/>
-          </w:tcPr>
-          <w:p>
-            <w:pPr>
-              <w:jc w:val="left"/>
-            </w:pPr>
-            <w:r>
-              <w:rPr>
-                <w:rFonts w:ascii="TimeNewRoman" w:hAnsi="TimeNewRoman"/>
-                <w:sz w:val="30"/>
-              </w:rPr>
-              <w:t>88-16=</w:t>
-            </w:r>
-          </w:p>
-        </w:tc>
-        <w:tc>
-          <w:tcPr>
-            <w:tcW w:type="dxa" w:w="1987"/>
-          </w:tcPr>
-          <w:p>
-            <w:pPr>
-              <w:jc w:val="left"/>
-            </w:pPr>
-            <w:r>
-              <w:rPr>
-                <w:rFonts w:ascii="TimeNewRoman" w:hAnsi="TimeNewRoman"/>
-                <w:sz w:val="30"/>
-              </w:rPr>
-              <w:t>3×6=</w:t>
-            </w:r>
-          </w:p>
-        </w:tc>
-        <w:tc>
-          <w:tcPr>
-            <w:tcW w:type="dxa" w:w="1987"/>
-          </w:tcPr>
-          <w:p>
-            <w:pPr>
-              <w:jc w:val="left"/>
-            </w:pPr>
-            <w:r>
-              <w:rPr>
-                <w:rFonts w:ascii="TimeNewRoman" w:hAnsi="TimeNewRoman"/>
-                <w:sz w:val="30"/>
-              </w:rPr>
-              <w:t>2×3=</w:t>
-            </w:r>
-          </w:p>
-        </w:tc>
-        <w:tc>
-          <w:tcPr>
-            <w:tcW w:type="dxa" w:w="1987"/>
-          </w:tcPr>
-          <w:p>
-            <w:pPr>
-              <w:jc w:val="left"/>
-            </w:pPr>
-            <w:r>
-              <w:rPr>
-                <w:rFonts w:ascii="TimeNewRoman" w:hAnsi="TimeNewRoman"/>
-                <w:sz w:val="30"/>
-              </w:rPr>
-              <w:t>50-46=</w:t>
-            </w:r>
-          </w:p>
-        </w:tc>
-      </w:tr>
-      <w:tr>
-        <w:tc>
-          <w:tcPr>
-            <w:tcW w:type="dxa" w:w="1987"/>
-          </w:tcPr>
-          <w:p>
-            <w:pPr>
-              <w:jc w:val="left"/>
-            </w:pPr>
-            <w:r>
-              <w:rPr>
-                <w:rFonts w:ascii="TimeNewRoman" w:hAnsi="TimeNewRoman"/>
-                <w:sz w:val="30"/>
-              </w:rPr>
-              <w:t>3×3+56=</w:t>
-            </w:r>
-          </w:p>
-        </w:tc>
-        <w:tc>
-          <w:tcPr>
-            <w:tcW w:type="dxa" w:w="1987"/>
-          </w:tcPr>
-          <w:p>
-            <w:pPr>
-              <w:jc w:val="left"/>
-            </w:pPr>
-            <w:r>
-              <w:rPr>
-                <w:rFonts w:ascii="TimeNewRoman" w:hAnsi="TimeNewRoman"/>
-                <w:sz w:val="30"/>
-              </w:rPr>
-              <w:t>4×3=</w:t>
-            </w:r>
-          </w:p>
-        </w:tc>
-        <w:tc>
-          <w:tcPr>
-            <w:tcW w:type="dxa" w:w="1987"/>
-          </w:tcPr>
-          <w:p>
-            <w:pPr>
-              <w:jc w:val="left"/>
-            </w:pPr>
-            <w:r>
-              <w:rPr>
-                <w:rFonts w:ascii="TimeNewRoman" w:hAnsi="TimeNewRoman"/>
-                <w:sz w:val="30"/>
-              </w:rPr>
-              <w:t>3×4+74=</w:t>
-            </w:r>
-          </w:p>
-        </w:tc>
-        <w:tc>
-          <w:tcPr>
-            <w:tcW w:type="dxa" w:w="1987"/>
-          </w:tcPr>
-          <w:p>
-            <w:pPr>
-              <w:jc w:val="left"/>
-            </w:pPr>
-            <w:r>
-              <w:rPr>
-                <w:rFonts w:ascii="TimeNewRoman" w:hAnsi="TimeNewRoman"/>
-                <w:sz w:val="30"/>
-              </w:rPr>
-              <w:t>63+7=</w:t>
-            </w:r>
-          </w:p>
-        </w:tc>
-        <w:tc>
-          <w:tcPr>
-            <w:tcW w:type="dxa" w:w="1987"/>
-          </w:tcPr>
-          <w:p>
-            <w:pPr>
-              <w:jc w:val="left"/>
-            </w:pPr>
-            <w:r>
-              <w:rPr>
-                <w:rFonts w:ascii="TimeNewRoman" w:hAnsi="TimeNewRoman"/>
-                <w:sz w:val="30"/>
-              </w:rPr>
-              <w:t>8×6-40=</w:t>
-            </w:r>
-          </w:p>
-        </w:tc>
-      </w:tr>
-      <w:tr>
-        <w:tc>
-          <w:tcPr>
-            <w:tcW w:type="dxa" w:w="1987"/>
-          </w:tcPr>
-          <w:p>
-            <w:pPr>
-              <w:jc w:val="left"/>
-            </w:pPr>
-            <w:r>
-              <w:rPr>
-                <w:rFonts w:ascii="TimeNewRoman" w:hAnsi="TimeNewRoman"/>
-                <w:sz w:val="30"/>
-              </w:rPr>
-              <w:t>1×6=</w:t>
-            </w:r>
-          </w:p>
-        </w:tc>
-        <w:tc>
-          <w:tcPr>
-            <w:tcW w:type="dxa" w:w="1987"/>
-          </w:tcPr>
-          <w:p>
-            <w:pPr>
-              <w:jc w:val="left"/>
-            </w:pPr>
-            <w:r>
-              <w:rPr>
-                <w:rFonts w:ascii="TimeNewRoman" w:hAnsi="TimeNewRoman"/>
-                <w:sz w:val="30"/>
-              </w:rPr>
-              <w:t>8+38+52=</w:t>
-            </w:r>
-          </w:p>
-        </w:tc>
-        <w:tc>
-          <w:tcPr>
-            <w:tcW w:type="dxa" w:w="1987"/>
-          </w:tcPr>
-          <w:p>
-            <w:pPr>
-              <w:jc w:val="left"/>
-            </w:pPr>
-            <w:r>
-              <w:rPr>
-                <w:rFonts w:ascii="TimeNewRoman" w:hAnsi="TimeNewRoman"/>
-                <w:sz w:val="30"/>
-              </w:rPr>
-              <w:t>8+52-41=</w:t>
-            </w:r>
-          </w:p>
-        </w:tc>
-        <w:tc>
-          <w:tcPr>
-            <w:tcW w:type="dxa" w:w="1987"/>
-          </w:tcPr>
-          <w:p>
-            <w:pPr>
-              <w:jc w:val="left"/>
-            </w:pPr>
-            <w:r>
-              <w:rPr>
-                <w:rFonts w:ascii="TimeNewRoman" w:hAnsi="TimeNewRoman"/>
-                <w:sz w:val="30"/>
-              </w:rPr>
-              <w:t>8+78=</w:t>
-            </w:r>
-          </w:p>
-        </w:tc>
-        <w:tc>
-          <w:tcPr>
-            <w:tcW w:type="dxa" w:w="1987"/>
-          </w:tcPr>
-          <w:p>
-            <w:pPr>
-              <w:jc w:val="left"/>
-            </w:pPr>
-            <w:r>
-              <w:rPr>
-                <w:rFonts w:ascii="TimeNewRoman" w:hAnsi="TimeNewRoman"/>
-                <w:sz w:val="30"/>
-              </w:rPr>
-              <w:t>2×6=</w:t>
+              <w:t>4×5=</w:t>
             </w:r>
           </w:p>
         </w:tc>

--- a/mixed.docx
+++ b/mixed.docx
@@ -40,7 +40,7 @@
                 <w:rFonts w:ascii="TimeNewRoman" w:hAnsi="TimeNewRoman"/>
                 <w:sz w:val="30"/>
               </w:rPr>
-              <w:t>1+79=</w:t>
+              <w:t>27+10=</w:t>
             </w:r>
           </w:p>
         </w:tc>
@@ -57,7 +57,7 @@
                 <w:rFonts w:ascii="TimeNewRoman" w:hAnsi="TimeNewRoman"/>
                 <w:sz w:val="30"/>
               </w:rPr>
-              <w:t>34-28=</w:t>
+              <w:t>44-7=</w:t>
             </w:r>
           </w:p>
         </w:tc>
@@ -74,7 +74,7 @@
                 <w:rFonts w:ascii="TimeNewRoman" w:hAnsi="TimeNewRoman"/>
                 <w:sz w:val="30"/>
               </w:rPr>
-              <w:t>21+20=</w:t>
+              <w:t>39+29=</w:t>
             </w:r>
           </w:p>
         </w:tc>
@@ -91,7 +91,7 @@
                 <w:rFonts w:ascii="TimeNewRoman" w:hAnsi="TimeNewRoman"/>
                 <w:sz w:val="30"/>
               </w:rPr>
-              <w:t>5×6=</w:t>
+              <w:t>3×2=</w:t>
             </w:r>
           </w:p>
         </w:tc>
@@ -108,7 +108,7 @@
                 <w:rFonts w:ascii="TimeNewRoman" w:hAnsi="TimeNewRoman"/>
                 <w:sz w:val="30"/>
               </w:rPr>
-              <w:t>2×8=</w:t>
+              <w:t>30-9=</w:t>
             </w:r>
           </w:p>
         </w:tc>
@@ -127,7 +127,7 @@
                 <w:rFonts w:ascii="TimeNewRoman" w:hAnsi="TimeNewRoman"/>
                 <w:sz w:val="30"/>
               </w:rPr>
-              <w:t>58+37=</w:t>
+              <w:t>82+2-49=</w:t>
             </w:r>
           </w:p>
         </w:tc>
@@ -144,7 +144,7 @@
                 <w:rFonts w:ascii="TimeNewRoman" w:hAnsi="TimeNewRoman"/>
                 <w:sz w:val="30"/>
               </w:rPr>
-              <w:t>8×8=</w:t>
+              <w:t>60+22+31=</w:t>
             </w:r>
           </w:p>
         </w:tc>
@@ -161,7 +161,7 @@
                 <w:rFonts w:ascii="TimeNewRoman" w:hAnsi="TimeNewRoman"/>
                 <w:sz w:val="30"/>
               </w:rPr>
-              <w:t>49÷7=</w:t>
+              <w:t>24-4=</w:t>
             </w:r>
           </w:p>
         </w:tc>
@@ -178,7 +178,7 @@
                 <w:rFonts w:ascii="TimeNewRoman" w:hAnsi="TimeNewRoman"/>
                 <w:sz w:val="30"/>
               </w:rPr>
-              <w:t>45+24=</w:t>
+              <w:t>7×4+17=</w:t>
             </w:r>
           </w:p>
         </w:tc>
@@ -195,7 +195,7 @@
                 <w:rFonts w:ascii="TimeNewRoman" w:hAnsi="TimeNewRoman"/>
                 <w:sz w:val="30"/>
               </w:rPr>
-              <w:t>8×7=</w:t>
+              <w:t>76+8=</w:t>
             </w:r>
           </w:p>
         </w:tc>
@@ -214,7 +214,7 @@
                 <w:rFonts w:ascii="TimeNewRoman" w:hAnsi="TimeNewRoman"/>
                 <w:sz w:val="30"/>
               </w:rPr>
-              <w:t>91-61=</w:t>
+              <w:t>3×8=</w:t>
             </w:r>
           </w:p>
         </w:tc>
@@ -231,7 +231,7 @@
                 <w:rFonts w:ascii="TimeNewRoman" w:hAnsi="TimeNewRoman"/>
                 <w:sz w:val="30"/>
               </w:rPr>
-              <w:t>8÷4=</w:t>
+              <w:t>4×8=</w:t>
             </w:r>
           </w:p>
         </w:tc>
@@ -248,7 +248,7 @@
                 <w:rFonts w:ascii="TimeNewRoman" w:hAnsi="TimeNewRoman"/>
                 <w:sz w:val="30"/>
               </w:rPr>
-              <w:t>47+15-41=</w:t>
+              <w:t>5×3=</w:t>
             </w:r>
           </w:p>
         </w:tc>
@@ -265,7 +265,7 @@
                 <w:rFonts w:ascii="TimeNewRoman" w:hAnsi="TimeNewRoman"/>
                 <w:sz w:val="30"/>
               </w:rPr>
-              <w:t>55+13=</w:t>
+              <w:t>6×5=</w:t>
             </w:r>
           </w:p>
         </w:tc>
@@ -282,7 +282,7 @@
                 <w:rFonts w:ascii="TimeNewRoman" w:hAnsi="TimeNewRoman"/>
                 <w:sz w:val="30"/>
               </w:rPr>
-              <w:t>60+33=</w:t>
+              <w:t>4×6-12=</w:t>
             </w:r>
           </w:p>
         </w:tc>
@@ -301,7 +301,7 @@
                 <w:rFonts w:ascii="TimeNewRoman" w:hAnsi="TimeNewRoman"/>
                 <w:sz w:val="30"/>
               </w:rPr>
-              <w:t>5×6+12=</w:t>
+              <w:t>7×3=</w:t>
             </w:r>
           </w:p>
         </w:tc>
@@ -318,7 +318,355 @@
                 <w:rFonts w:ascii="TimeNewRoman" w:hAnsi="TimeNewRoman"/>
                 <w:sz w:val="30"/>
               </w:rPr>
-              <w:t>85+95+10=</w:t>
+              <w:t>7×6-8=</w:t>
+            </w:r>
+          </w:p>
+        </w:tc>
+        <w:tc>
+          <w:tcPr>
+            <w:tcW w:type="dxa" w:w="1987"/>
+          </w:tcPr>
+          <w:p>
+            <w:pPr>
+              <w:jc w:val="left"/>
+            </w:pPr>
+            <w:r>
+              <w:rPr>
+                <w:rFonts w:ascii="TimeNewRoman" w:hAnsi="TimeNewRoman"/>
+                <w:sz w:val="30"/>
+              </w:rPr>
+              <w:t>46+22=</w:t>
+            </w:r>
+          </w:p>
+        </w:tc>
+        <w:tc>
+          <w:tcPr>
+            <w:tcW w:type="dxa" w:w="1987"/>
+          </w:tcPr>
+          <w:p>
+            <w:pPr>
+              <w:jc w:val="left"/>
+            </w:pPr>
+            <w:r>
+              <w:rPr>
+                <w:rFonts w:ascii="TimeNewRoman" w:hAnsi="TimeNewRoman"/>
+                <w:sz w:val="30"/>
+              </w:rPr>
+              <w:t>3+94=</w:t>
+            </w:r>
+          </w:p>
+        </w:tc>
+        <w:tc>
+          <w:tcPr>
+            <w:tcW w:type="dxa" w:w="1987"/>
+          </w:tcPr>
+          <w:p>
+            <w:pPr>
+              <w:jc w:val="left"/>
+            </w:pPr>
+            <w:r>
+              <w:rPr>
+                <w:rFonts w:ascii="TimeNewRoman" w:hAnsi="TimeNewRoman"/>
+                <w:sz w:val="30"/>
+              </w:rPr>
+              <w:t>61-49=</w:t>
+            </w:r>
+          </w:p>
+        </w:tc>
+      </w:tr>
+      <w:tr>
+        <w:tc>
+          <w:tcPr>
+            <w:tcW w:type="dxa" w:w="1987"/>
+          </w:tcPr>
+          <w:p>
+            <w:pPr>
+              <w:jc w:val="left"/>
+            </w:pPr>
+            <w:r>
+              <w:rPr>
+                <w:rFonts w:ascii="TimeNewRoman" w:hAnsi="TimeNewRoman"/>
+                <w:sz w:val="30"/>
+              </w:rPr>
+              <w:t>3×4=</w:t>
+            </w:r>
+          </w:p>
+        </w:tc>
+        <w:tc>
+          <w:tcPr>
+            <w:tcW w:type="dxa" w:w="1987"/>
+          </w:tcPr>
+          <w:p>
+            <w:pPr>
+              <w:jc w:val="left"/>
+            </w:pPr>
+            <w:r>
+              <w:rPr>
+                <w:rFonts w:ascii="TimeNewRoman" w:hAnsi="TimeNewRoman"/>
+                <w:sz w:val="30"/>
+              </w:rPr>
+              <w:t>8×2=</w:t>
+            </w:r>
+          </w:p>
+        </w:tc>
+        <w:tc>
+          <w:tcPr>
+            <w:tcW w:type="dxa" w:w="1987"/>
+          </w:tcPr>
+          <w:p>
+            <w:pPr>
+              <w:jc w:val="left"/>
+            </w:pPr>
+            <w:r>
+              <w:rPr>
+                <w:rFonts w:ascii="TimeNewRoman" w:hAnsi="TimeNewRoman"/>
+                <w:sz w:val="30"/>
+              </w:rPr>
+              <w:t>17+31=</w:t>
+            </w:r>
+          </w:p>
+        </w:tc>
+        <w:tc>
+          <w:tcPr>
+            <w:tcW w:type="dxa" w:w="1987"/>
+          </w:tcPr>
+          <w:p>
+            <w:pPr>
+              <w:jc w:val="left"/>
+            </w:pPr>
+            <w:r>
+              <w:rPr>
+                <w:rFonts w:ascii="TimeNewRoman" w:hAnsi="TimeNewRoman"/>
+                <w:sz w:val="30"/>
+              </w:rPr>
+              <w:t>9×7=</w:t>
+            </w:r>
+          </w:p>
+        </w:tc>
+        <w:tc>
+          <w:tcPr>
+            <w:tcW w:type="dxa" w:w="1987"/>
+          </w:tcPr>
+          <w:p>
+            <w:pPr>
+              <w:jc w:val="left"/>
+            </w:pPr>
+            <w:r>
+              <w:rPr>
+                <w:rFonts w:ascii="TimeNewRoman" w:hAnsi="TimeNewRoman"/>
+                <w:sz w:val="30"/>
+              </w:rPr>
+              <w:t>88+15-21=</w:t>
+            </w:r>
+          </w:p>
+        </w:tc>
+      </w:tr>
+      <w:tr>
+        <w:tc>
+          <w:tcPr>
+            <w:tcW w:type="dxa" w:w="1987"/>
+          </w:tcPr>
+          <w:p>
+            <w:pPr>
+              <w:jc w:val="left"/>
+            </w:pPr>
+            <w:r>
+              <w:rPr>
+                <w:rFonts w:ascii="TimeNewRoman" w:hAnsi="TimeNewRoman"/>
+                <w:sz w:val="30"/>
+              </w:rPr>
+              <w:t>2×6=</w:t>
+            </w:r>
+          </w:p>
+        </w:tc>
+        <w:tc>
+          <w:tcPr>
+            <w:tcW w:type="dxa" w:w="1987"/>
+          </w:tcPr>
+          <w:p>
+            <w:pPr>
+              <w:jc w:val="left"/>
+            </w:pPr>
+            <w:r>
+              <w:rPr>
+                <w:rFonts w:ascii="TimeNewRoman" w:hAnsi="TimeNewRoman"/>
+                <w:sz w:val="30"/>
+              </w:rPr>
+              <w:t>2×9=</w:t>
+            </w:r>
+          </w:p>
+        </w:tc>
+        <w:tc>
+          <w:tcPr>
+            <w:tcW w:type="dxa" w:w="1987"/>
+          </w:tcPr>
+          <w:p>
+            <w:pPr>
+              <w:jc w:val="left"/>
+            </w:pPr>
+            <w:r>
+              <w:rPr>
+                <w:rFonts w:ascii="TimeNewRoman" w:hAnsi="TimeNewRoman"/>
+                <w:sz w:val="30"/>
+              </w:rPr>
+              <w:t>9÷3=</w:t>
+            </w:r>
+          </w:p>
+        </w:tc>
+        <w:tc>
+          <w:tcPr>
+            <w:tcW w:type="dxa" w:w="1987"/>
+          </w:tcPr>
+          <w:p>
+            <w:pPr>
+              <w:jc w:val="left"/>
+            </w:pPr>
+            <w:r>
+              <w:rPr>
+                <w:rFonts w:ascii="TimeNewRoman" w:hAnsi="TimeNewRoman"/>
+                <w:sz w:val="30"/>
+              </w:rPr>
+              <w:t>7×8-55=</w:t>
+            </w:r>
+          </w:p>
+        </w:tc>
+        <w:tc>
+          <w:tcPr>
+            <w:tcW w:type="dxa" w:w="1987"/>
+          </w:tcPr>
+          <w:p>
+            <w:pPr>
+              <w:jc w:val="left"/>
+            </w:pPr>
+            <w:r>
+              <w:rPr>
+                <w:rFonts w:ascii="TimeNewRoman" w:hAnsi="TimeNewRoman"/>
+                <w:sz w:val="30"/>
+              </w:rPr>
+              <w:t>63+9=</w:t>
+            </w:r>
+          </w:p>
+        </w:tc>
+      </w:tr>
+      <w:tr>
+        <w:tc>
+          <w:tcPr>
+            <w:tcW w:type="dxa" w:w="1987"/>
+          </w:tcPr>
+          <w:p>
+            <w:pPr>
+              <w:jc w:val="left"/>
+            </w:pPr>
+            <w:r>
+              <w:rPr>
+                <w:rFonts w:ascii="TimeNewRoman" w:hAnsi="TimeNewRoman"/>
+                <w:sz w:val="30"/>
+              </w:rPr>
+              <w:t>25+13-33=</w:t>
+            </w:r>
+          </w:p>
+        </w:tc>
+        <w:tc>
+          <w:tcPr>
+            <w:tcW w:type="dxa" w:w="1987"/>
+          </w:tcPr>
+          <w:p>
+            <w:pPr>
+              <w:jc w:val="left"/>
+            </w:pPr>
+            <w:r>
+              <w:rPr>
+                <w:rFonts w:ascii="TimeNewRoman" w:hAnsi="TimeNewRoman"/>
+                <w:sz w:val="30"/>
+              </w:rPr>
+              <w:t>2×7=</w:t>
+            </w:r>
+          </w:p>
+        </w:tc>
+        <w:tc>
+          <w:tcPr>
+            <w:tcW w:type="dxa" w:w="1987"/>
+          </w:tcPr>
+          <w:p>
+            <w:pPr>
+              <w:jc w:val="left"/>
+            </w:pPr>
+            <w:r>
+              <w:rPr>
+                <w:rFonts w:ascii="TimeNewRoman" w:hAnsi="TimeNewRoman"/>
+                <w:sz w:val="30"/>
+              </w:rPr>
+              <w:t>97-41=</w:t>
+            </w:r>
+          </w:p>
+        </w:tc>
+        <w:tc>
+          <w:tcPr>
+            <w:tcW w:type="dxa" w:w="1987"/>
+          </w:tcPr>
+          <w:p>
+            <w:pPr>
+              <w:jc w:val="left"/>
+            </w:pPr>
+            <w:r>
+              <w:rPr>
+                <w:rFonts w:ascii="TimeNewRoman" w:hAnsi="TimeNewRoman"/>
+                <w:sz w:val="30"/>
+              </w:rPr>
+              <w:t>8×3=</w:t>
+            </w:r>
+          </w:p>
+        </w:tc>
+        <w:tc>
+          <w:tcPr>
+            <w:tcW w:type="dxa" w:w="1987"/>
+          </w:tcPr>
+          <w:p>
+            <w:pPr>
+              <w:jc w:val="left"/>
+            </w:pPr>
+            <w:r>
+              <w:rPr>
+                <w:rFonts w:ascii="TimeNewRoman" w:hAnsi="TimeNewRoman"/>
+                <w:sz w:val="30"/>
+              </w:rPr>
+              <w:t>81+5+14=</w:t>
+            </w:r>
+          </w:p>
+        </w:tc>
+      </w:tr>
+      <w:tr>
+        <w:tc>
+          <w:tcPr>
+            <w:tcW w:type="dxa" w:w="1987"/>
+          </w:tcPr>
+          <w:p>
+            <w:pPr>
+              <w:jc w:val="left"/>
+            </w:pPr>
+            <w:r>
+              <w:rPr>
+                <w:rFonts w:ascii="TimeNewRoman" w:hAnsi="TimeNewRoman"/>
+                <w:sz w:val="30"/>
+              </w:rPr>
+              <w:t>7×9=</w:t>
+            </w:r>
+          </w:p>
+        </w:tc>
+        <w:tc>
+          <w:tcPr>
+            <w:tcW w:type="dxa" w:w="1987"/>
+          </w:tcPr>
+          <w:p>
+            <w:pPr>
+              <w:jc w:val="left"/>
+            </w:pPr>
+            <w:r>
+              <w:rPr>
+                <w:rFonts w:ascii="TimeNewRoman" w:hAnsi="TimeNewRoman"/>
+                <w:sz w:val="30"/>
+              </w:rPr>
+              <w:t>12+8=</w:t>
             </w:r>
           </w:p>
         </w:tc>
@@ -352,7 +700,7 @@
                 <w:rFonts w:ascii="TimeNewRoman" w:hAnsi="TimeNewRoman"/>
                 <w:sz w:val="30"/>
               </w:rPr>
-              <w:t>5×8=</w:t>
+              <w:t>7×6=</w:t>
             </w:r>
           </w:p>
         </w:tc>
@@ -369,7 +717,7 @@
                 <w:rFonts w:ascii="TimeNewRoman" w:hAnsi="TimeNewRoman"/>
                 <w:sz w:val="30"/>
               </w:rPr>
-              <w:t>6×8=</w:t>
+              <w:t>79-1=</w:t>
             </w:r>
           </w:p>
         </w:tc>
@@ -388,689 +736,10 @@
                 <w:rFonts w:ascii="TimeNewRoman" w:hAnsi="TimeNewRoman"/>
                 <w:sz w:val="30"/>
               </w:rPr>
-              <w:t>65+9=</w:t>
+              <w:t>6×4+53=</w:t>
             </w:r>
           </w:p>
         </w:tc>
-        <w:tc>
-          <w:tcPr>
-            <w:tcW w:type="dxa" w:w="1987"/>
-          </w:tcPr>
-          <w:p>
-            <w:pPr>
-              <w:jc w:val="left"/>
-            </w:pPr>
-            <w:r>
-              <w:rPr>
-                <w:rFonts w:ascii="TimeNewRoman" w:hAnsi="TimeNewRoman"/>
-                <w:sz w:val="30"/>
-              </w:rPr>
-              <w:t>18÷2=</w:t>
-            </w:r>
-          </w:p>
-        </w:tc>
-        <w:tc>
-          <w:tcPr>
-            <w:tcW w:type="dxa" w:w="1987"/>
-          </w:tcPr>
-          <w:p>
-            <w:pPr>
-              <w:jc w:val="left"/>
-            </w:pPr>
-            <w:r>
-              <w:rPr>
-                <w:rFonts w:ascii="TimeNewRoman" w:hAnsi="TimeNewRoman"/>
-                <w:sz w:val="30"/>
-              </w:rPr>
-              <w:t>98-97=</w:t>
-            </w:r>
-          </w:p>
-        </w:tc>
-        <w:tc>
-          <w:tcPr>
-            <w:tcW w:type="dxa" w:w="1987"/>
-          </w:tcPr>
-          <w:p>
-            <w:pPr>
-              <w:jc w:val="left"/>
-            </w:pPr>
-            <w:r>
-              <w:rPr>
-                <w:rFonts w:ascii="TimeNewRoman" w:hAnsi="TimeNewRoman"/>
-                <w:sz w:val="30"/>
-              </w:rPr>
-              <w:t>15-10=</w:t>
-            </w:r>
-          </w:p>
-        </w:tc>
-        <w:tc>
-          <w:tcPr>
-            <w:tcW w:type="dxa" w:w="1987"/>
-          </w:tcPr>
-          <w:p>
-            <w:pPr>
-              <w:jc w:val="left"/>
-            </w:pPr>
-            <w:r>
-              <w:rPr>
-                <w:rFonts w:ascii="TimeNewRoman" w:hAnsi="TimeNewRoman"/>
-                <w:sz w:val="30"/>
-              </w:rPr>
-              <w:t>19+77=</w:t>
-            </w:r>
-          </w:p>
-        </w:tc>
-      </w:tr>
-      <w:tr>
-        <w:tc>
-          <w:tcPr>
-            <w:tcW w:type="dxa" w:w="1987"/>
-          </w:tcPr>
-          <w:p>
-            <w:pPr>
-              <w:jc w:val="left"/>
-            </w:pPr>
-            <w:r>
-              <w:rPr>
-                <w:rFonts w:ascii="TimeNewRoman" w:hAnsi="TimeNewRoman"/>
-                <w:sz w:val="30"/>
-              </w:rPr>
-              <w:t>4×7=</w:t>
-            </w:r>
-          </w:p>
-        </w:tc>
-        <w:tc>
-          <w:tcPr>
-            <w:tcW w:type="dxa" w:w="1987"/>
-          </w:tcPr>
-          <w:p>
-            <w:pPr>
-              <w:jc w:val="left"/>
-            </w:pPr>
-            <w:r>
-              <w:rPr>
-                <w:rFonts w:ascii="TimeNewRoman" w:hAnsi="TimeNewRoman"/>
-                <w:sz w:val="30"/>
-              </w:rPr>
-              <w:t>7+82=</w:t>
-            </w:r>
-          </w:p>
-        </w:tc>
-        <w:tc>
-          <w:tcPr>
-            <w:tcW w:type="dxa" w:w="1987"/>
-          </w:tcPr>
-          <w:p>
-            <w:pPr>
-              <w:jc w:val="left"/>
-            </w:pPr>
-            <w:r>
-              <w:rPr>
-                <w:rFonts w:ascii="TimeNewRoman" w:hAnsi="TimeNewRoman"/>
-                <w:sz w:val="30"/>
-              </w:rPr>
-              <w:t>10+89=</w:t>
-            </w:r>
-          </w:p>
-        </w:tc>
-        <w:tc>
-          <w:tcPr>
-            <w:tcW w:type="dxa" w:w="1987"/>
-          </w:tcPr>
-          <w:p>
-            <w:pPr>
-              <w:jc w:val="left"/>
-            </w:pPr>
-            <w:r>
-              <w:rPr>
-                <w:rFonts w:ascii="TimeNewRoman" w:hAnsi="TimeNewRoman"/>
-                <w:sz w:val="30"/>
-              </w:rPr>
-              <w:t>92+36-39=</w:t>
-            </w:r>
-          </w:p>
-        </w:tc>
-        <w:tc>
-          <w:tcPr>
-            <w:tcW w:type="dxa" w:w="1987"/>
-          </w:tcPr>
-          <w:p>
-            <w:pPr>
-              <w:jc w:val="left"/>
-            </w:pPr>
-            <w:r>
-              <w:rPr>
-                <w:rFonts w:ascii="TimeNewRoman" w:hAnsi="TimeNewRoman"/>
-                <w:sz w:val="30"/>
-              </w:rPr>
-              <w:t>14+40=</w:t>
-            </w:r>
-          </w:p>
-        </w:tc>
-      </w:tr>
-      <w:tr>
-        <w:tc>
-          <w:tcPr>
-            <w:tcW w:type="dxa" w:w="1987"/>
-          </w:tcPr>
-          <w:p>
-            <w:pPr>
-              <w:jc w:val="left"/>
-            </w:pPr>
-            <w:r>
-              <w:rPr>
-                <w:rFonts w:ascii="TimeNewRoman" w:hAnsi="TimeNewRoman"/>
-                <w:sz w:val="30"/>
-              </w:rPr>
-              <w:t>5×7-18=</w:t>
-            </w:r>
-          </w:p>
-        </w:tc>
-        <w:tc>
-          <w:tcPr>
-            <w:tcW w:type="dxa" w:w="1987"/>
-          </w:tcPr>
-          <w:p>
-            <w:pPr>
-              <w:jc w:val="left"/>
-            </w:pPr>
-            <w:r>
-              <w:rPr>
-                <w:rFonts w:ascii="TimeNewRoman" w:hAnsi="TimeNewRoman"/>
-                <w:sz w:val="30"/>
-              </w:rPr>
-              <w:t>2×8-10=</w:t>
-            </w:r>
-          </w:p>
-        </w:tc>
-        <w:tc>
-          <w:tcPr>
-            <w:tcW w:type="dxa" w:w="1987"/>
-          </w:tcPr>
-          <w:p>
-            <w:pPr>
-              <w:jc w:val="left"/>
-            </w:pPr>
-            <w:r>
-              <w:rPr>
-                <w:rFonts w:ascii="TimeNewRoman" w:hAnsi="TimeNewRoman"/>
-                <w:sz w:val="30"/>
-              </w:rPr>
-              <w:t>60+13-52=</w:t>
-            </w:r>
-          </w:p>
-        </w:tc>
-        <w:tc>
-          <w:tcPr>
-            <w:tcW w:type="dxa" w:w="1987"/>
-          </w:tcPr>
-          <w:p>
-            <w:pPr>
-              <w:jc w:val="left"/>
-            </w:pPr>
-            <w:r>
-              <w:rPr>
-                <w:rFonts w:ascii="TimeNewRoman" w:hAnsi="TimeNewRoman"/>
-                <w:sz w:val="30"/>
-              </w:rPr>
-              <w:t>61+85+94=</w:t>
-            </w:r>
-          </w:p>
-        </w:tc>
-        <w:tc>
-          <w:tcPr>
-            <w:tcW w:type="dxa" w:w="1987"/>
-          </w:tcPr>
-          <w:p>
-            <w:pPr>
-              <w:jc w:val="left"/>
-            </w:pPr>
-            <w:r>
-              <w:rPr>
-                <w:rFonts w:ascii="TimeNewRoman" w:hAnsi="TimeNewRoman"/>
-                <w:sz w:val="30"/>
-              </w:rPr>
-              <w:t>4×4=</w:t>
-            </w:r>
-          </w:p>
-        </w:tc>
-      </w:tr>
-      <w:tr>
-        <w:tc>
-          <w:tcPr>
-            <w:tcW w:type="dxa" w:w="1987"/>
-          </w:tcPr>
-          <w:p>
-            <w:pPr>
-              <w:jc w:val="left"/>
-            </w:pPr>
-            <w:r>
-              <w:rPr>
-                <w:rFonts w:ascii="TimeNewRoman" w:hAnsi="TimeNewRoman"/>
-                <w:sz w:val="30"/>
-              </w:rPr>
-              <w:t>53-6=</w:t>
-            </w:r>
-          </w:p>
-        </w:tc>
-        <w:tc>
-          <w:tcPr>
-            <w:tcW w:type="dxa" w:w="1987"/>
-          </w:tcPr>
-          <w:p>
-            <w:pPr>
-              <w:jc w:val="left"/>
-            </w:pPr>
-            <w:r>
-              <w:rPr>
-                <w:rFonts w:ascii="TimeNewRoman" w:hAnsi="TimeNewRoman"/>
-                <w:sz w:val="30"/>
-              </w:rPr>
-              <w:t>7×5=</w:t>
-            </w:r>
-          </w:p>
-        </w:tc>
-        <w:tc>
-          <w:tcPr>
-            <w:tcW w:type="dxa" w:w="1987"/>
-          </w:tcPr>
-          <w:p>
-            <w:pPr>
-              <w:jc w:val="left"/>
-            </w:pPr>
-            <w:r>
-              <w:rPr>
-                <w:rFonts w:ascii="TimeNewRoman" w:hAnsi="TimeNewRoman"/>
-                <w:sz w:val="30"/>
-              </w:rPr>
-              <w:t>2×3=</w:t>
-            </w:r>
-          </w:p>
-        </w:tc>
-        <w:tc>
-          <w:tcPr>
-            <w:tcW w:type="dxa" w:w="1987"/>
-          </w:tcPr>
-          <w:p>
-            <w:pPr>
-              <w:jc w:val="left"/>
-            </w:pPr>
-            <w:r>
-              <w:rPr>
-                <w:rFonts w:ascii="TimeNewRoman" w:hAnsi="TimeNewRoman"/>
-                <w:sz w:val="30"/>
-              </w:rPr>
-              <w:t>1+78=</w:t>
-            </w:r>
-          </w:p>
-        </w:tc>
-        <w:tc>
-          <w:tcPr>
-            <w:tcW w:type="dxa" w:w="1987"/>
-          </w:tcPr>
-          <w:p>
-            <w:pPr>
-              <w:jc w:val="left"/>
-            </w:pPr>
-            <w:r>
-              <w:rPr>
-                <w:rFonts w:ascii="TimeNewRoman" w:hAnsi="TimeNewRoman"/>
-                <w:sz w:val="30"/>
-              </w:rPr>
-              <w:t>3×2-2=</w:t>
-            </w:r>
-          </w:p>
-        </w:tc>
-      </w:tr>
-      <w:tr>
-        <w:tc>
-          <w:tcPr>
-            <w:tcW w:type="dxa" w:w="1987"/>
-          </w:tcPr>
-          <w:p>
-            <w:pPr>
-              <w:jc w:val="left"/>
-            </w:pPr>
-            <w:r>
-              <w:rPr>
-                <w:rFonts w:ascii="TimeNewRoman" w:hAnsi="TimeNewRoman"/>
-                <w:sz w:val="30"/>
-              </w:rPr>
-              <w:t>1×7=</w:t>
-            </w:r>
-          </w:p>
-        </w:tc>
-        <w:tc>
-          <w:tcPr>
-            <w:tcW w:type="dxa" w:w="1987"/>
-          </w:tcPr>
-          <w:p>
-            <w:pPr>
-              <w:jc w:val="left"/>
-            </w:pPr>
-            <w:r>
-              <w:rPr>
-                <w:rFonts w:ascii="TimeNewRoman" w:hAnsi="TimeNewRoman"/>
-                <w:sz w:val="30"/>
-              </w:rPr>
-              <w:t>53+37=</w:t>
-            </w:r>
-          </w:p>
-        </w:tc>
-        <w:tc>
-          <w:tcPr>
-            <w:tcW w:type="dxa" w:w="1987"/>
-          </w:tcPr>
-          <w:p>
-            <w:pPr>
-              <w:jc w:val="left"/>
-            </w:pPr>
-            <w:r>
-              <w:rPr>
-                <w:rFonts w:ascii="TimeNewRoman" w:hAnsi="TimeNewRoman"/>
-                <w:sz w:val="30"/>
-              </w:rPr>
-              <w:t>81÷9=</w:t>
-            </w:r>
-          </w:p>
-        </w:tc>
-        <w:tc>
-          <w:tcPr>
-            <w:tcW w:type="dxa" w:w="1987"/>
-          </w:tcPr>
-          <w:p>
-            <w:pPr>
-              <w:jc w:val="left"/>
-            </w:pPr>
-            <w:r>
-              <w:rPr>
-                <w:rFonts w:ascii="TimeNewRoman" w:hAnsi="TimeNewRoman"/>
-                <w:sz w:val="30"/>
-              </w:rPr>
-              <w:t>66-18=</w:t>
-            </w:r>
-          </w:p>
-        </w:tc>
-        <w:tc>
-          <w:tcPr>
-            <w:tcW w:type="dxa" w:w="1987"/>
-          </w:tcPr>
-          <w:p>
-            <w:pPr>
-              <w:jc w:val="left"/>
-            </w:pPr>
-            <w:r>
-              <w:rPr>
-                <w:rFonts w:ascii="TimeNewRoman" w:hAnsi="TimeNewRoman"/>
-                <w:sz w:val="30"/>
-              </w:rPr>
-              <w:t>79+18+48=</w:t>
-            </w:r>
-          </w:p>
-        </w:tc>
-      </w:tr>
-      <w:tr>
-        <w:tc>
-          <w:tcPr>
-            <w:tcW w:type="dxa" w:w="1987"/>
-          </w:tcPr>
-          <w:p>
-            <w:pPr>
-              <w:jc w:val="left"/>
-            </w:pPr>
-            <w:r>
-              <w:rPr>
-                <w:rFonts w:ascii="TimeNewRoman" w:hAnsi="TimeNewRoman"/>
-                <w:sz w:val="30"/>
-              </w:rPr>
-              <w:t>5×9=</w:t>
-            </w:r>
-          </w:p>
-        </w:tc>
-        <w:tc>
-          <w:tcPr>
-            <w:tcW w:type="dxa" w:w="1987"/>
-          </w:tcPr>
-          <w:p>
-            <w:pPr>
-              <w:jc w:val="left"/>
-            </w:pPr>
-            <w:r>
-              <w:rPr>
-                <w:rFonts w:ascii="TimeNewRoman" w:hAnsi="TimeNewRoman"/>
-                <w:sz w:val="30"/>
-              </w:rPr>
-              <w:t>16÷4=</w:t>
-            </w:r>
-          </w:p>
-        </w:tc>
-        <w:tc>
-          <w:tcPr>
-            <w:tcW w:type="dxa" w:w="1987"/>
-          </w:tcPr>
-          <w:p>
-            <w:pPr>
-              <w:jc w:val="left"/>
-            </w:pPr>
-            <w:r>
-              <w:rPr>
-                <w:rFonts w:ascii="TimeNewRoman" w:hAnsi="TimeNewRoman"/>
-                <w:sz w:val="30"/>
-              </w:rPr>
-              <w:t>2×9-1=</w:t>
-            </w:r>
-          </w:p>
-        </w:tc>
-        <w:tc>
-          <w:tcPr>
-            <w:tcW w:type="dxa" w:w="1987"/>
-          </w:tcPr>
-          <w:p>
-            <w:pPr>
-              <w:jc w:val="left"/>
-            </w:pPr>
-            <w:r>
-              <w:rPr>
-                <w:rFonts w:ascii="TimeNewRoman" w:hAnsi="TimeNewRoman"/>
-                <w:sz w:val="30"/>
-              </w:rPr>
-              <w:t>6×6-23=</w:t>
-            </w:r>
-          </w:p>
-        </w:tc>
-        <w:tc>
-          <w:tcPr>
-            <w:tcW w:type="dxa" w:w="1987"/>
-          </w:tcPr>
-          <w:p>
-            <w:pPr>
-              <w:jc w:val="left"/>
-            </w:pPr>
-            <w:r>
-              <w:rPr>
-                <w:rFonts w:ascii="TimeNewRoman" w:hAnsi="TimeNewRoman"/>
-                <w:sz w:val="30"/>
-              </w:rPr>
-              <w:t>27÷3=</w:t>
-            </w:r>
-          </w:p>
-        </w:tc>
-      </w:tr>
-      <w:tr>
-        <w:tc>
-          <w:tcPr>
-            <w:tcW w:type="dxa" w:w="1987"/>
-          </w:tcPr>
-          <w:p>
-            <w:pPr>
-              <w:jc w:val="left"/>
-            </w:pPr>
-            <w:r>
-              <w:rPr>
-                <w:rFonts w:ascii="TimeNewRoman" w:hAnsi="TimeNewRoman"/>
-                <w:sz w:val="30"/>
-              </w:rPr>
-              <w:t>21÷7=</w:t>
-            </w:r>
-          </w:p>
-        </w:tc>
-        <w:tc>
-          <w:tcPr>
-            <w:tcW w:type="dxa" w:w="1987"/>
-          </w:tcPr>
-          <w:p>
-            <w:pPr>
-              <w:jc w:val="left"/>
-            </w:pPr>
-            <w:r>
-              <w:rPr>
-                <w:rFonts w:ascii="TimeNewRoman" w:hAnsi="TimeNewRoman"/>
-                <w:sz w:val="30"/>
-              </w:rPr>
-              <w:t>8+11=</w:t>
-            </w:r>
-          </w:p>
-        </w:tc>
-        <w:tc>
-          <w:tcPr>
-            <w:tcW w:type="dxa" w:w="1987"/>
-          </w:tcPr>
-          <w:p>
-            <w:pPr>
-              <w:jc w:val="left"/>
-            </w:pPr>
-            <w:r>
-              <w:rPr>
-                <w:rFonts w:ascii="TimeNewRoman" w:hAnsi="TimeNewRoman"/>
-                <w:sz w:val="30"/>
-              </w:rPr>
-              <w:t>45÷5=</w:t>
-            </w:r>
-          </w:p>
-        </w:tc>
-        <w:tc>
-          <w:tcPr>
-            <w:tcW w:type="dxa" w:w="1987"/>
-          </w:tcPr>
-          <w:p>
-            <w:pPr>
-              <w:jc w:val="left"/>
-            </w:pPr>
-            <w:r>
-              <w:rPr>
-                <w:rFonts w:ascii="TimeNewRoman" w:hAnsi="TimeNewRoman"/>
-                <w:sz w:val="30"/>
-              </w:rPr>
-              <w:t>22+59=</w:t>
-            </w:r>
-          </w:p>
-        </w:tc>
-        <w:tc>
-          <w:tcPr>
-            <w:tcW w:type="dxa" w:w="1987"/>
-          </w:tcPr>
-          <w:p>
-            <w:pPr>
-              <w:jc w:val="left"/>
-            </w:pPr>
-            <w:r>
-              <w:rPr>
-                <w:rFonts w:ascii="TimeNewRoman" w:hAnsi="TimeNewRoman"/>
-                <w:sz w:val="30"/>
-              </w:rPr>
-              <w:t>8×3=</w:t>
-            </w:r>
-          </w:p>
-        </w:tc>
-      </w:tr>
-      <w:tr>
-        <w:tc>
-          <w:tcPr>
-            <w:tcW w:type="dxa" w:w="1987"/>
-          </w:tcPr>
-          <w:p>
-            <w:pPr>
-              <w:jc w:val="left"/>
-            </w:pPr>
-            <w:r>
-              <w:rPr>
-                <w:rFonts w:ascii="TimeNewRoman" w:hAnsi="TimeNewRoman"/>
-                <w:sz w:val="30"/>
-              </w:rPr>
-              <w:t>18÷9=</w:t>
-            </w:r>
-          </w:p>
-        </w:tc>
-        <w:tc>
-          <w:tcPr>
-            <w:tcW w:type="dxa" w:w="1987"/>
-          </w:tcPr>
-          <w:p>
-            <w:pPr>
-              <w:jc w:val="left"/>
-            </w:pPr>
-            <w:r>
-              <w:rPr>
-                <w:rFonts w:ascii="TimeNewRoman" w:hAnsi="TimeNewRoman"/>
-                <w:sz w:val="30"/>
-              </w:rPr>
-              <w:t>41+34=</w:t>
-            </w:r>
-          </w:p>
-        </w:tc>
-        <w:tc>
-          <w:tcPr>
-            <w:tcW w:type="dxa" w:w="1987"/>
-          </w:tcPr>
-          <w:p>
-            <w:pPr>
-              <w:jc w:val="left"/>
-            </w:pPr>
-            <w:r>
-              <w:rPr>
-                <w:rFonts w:ascii="TimeNewRoman" w:hAnsi="TimeNewRoman"/>
-                <w:sz w:val="30"/>
-              </w:rPr>
-              <w:t>5×3+93=</w:t>
-            </w:r>
-          </w:p>
-        </w:tc>
-        <w:tc>
-          <w:tcPr>
-            <w:tcW w:type="dxa" w:w="1987"/>
-          </w:tcPr>
-          <w:p>
-            <w:pPr>
-              <w:jc w:val="left"/>
-            </w:pPr>
-            <w:r>
-              <w:rPr>
-                <w:rFonts w:ascii="TimeNewRoman" w:hAnsi="TimeNewRoman"/>
-                <w:sz w:val="30"/>
-              </w:rPr>
-              <w:t>46+34-48=</w:t>
-            </w:r>
-          </w:p>
-        </w:tc>
-        <w:tc>
-          <w:tcPr>
-            <w:tcW w:type="dxa" w:w="1987"/>
-          </w:tcPr>
-          <w:p>
-            <w:pPr>
-              <w:jc w:val="left"/>
-            </w:pPr>
-            <w:r>
-              <w:rPr>
-                <w:rFonts w:ascii="TimeNewRoman" w:hAnsi="TimeNewRoman"/>
-                <w:sz w:val="30"/>
-              </w:rPr>
-              <w:t>5×2=</w:t>
-            </w:r>
-          </w:p>
-        </w:tc>
-      </w:tr>
-      <w:tr>
         <w:tc>
           <w:tcPr>
             <w:tcW w:type="dxa" w:w="1987"/>
@@ -1101,7 +770,7 @@
                 <w:rFonts w:ascii="TimeNewRoman" w:hAnsi="TimeNewRoman"/>
                 <w:sz w:val="30"/>
               </w:rPr>
-              <w:t>35÷7=</w:t>
+              <w:t>38+50+76=</w:t>
             </w:r>
           </w:p>
         </w:tc>
@@ -1118,7 +787,7 @@
                 <w:rFonts w:ascii="TimeNewRoman" w:hAnsi="TimeNewRoman"/>
                 <w:sz w:val="30"/>
               </w:rPr>
-              <w:t>55-9=</w:t>
+              <w:t>5×7=</w:t>
             </w:r>
           </w:p>
         </w:tc>
@@ -1135,24 +804,7 @@
                 <w:rFonts w:ascii="TimeNewRoman" w:hAnsi="TimeNewRoman"/>
                 <w:sz w:val="30"/>
               </w:rPr>
-              <w:t>3×9-4=</w:t>
-            </w:r>
-          </w:p>
-        </w:tc>
-        <w:tc>
-          <w:tcPr>
-            <w:tcW w:type="dxa" w:w="1987"/>
-          </w:tcPr>
-          <w:p>
-            <w:pPr>
-              <w:jc w:val="left"/>
-            </w:pPr>
-            <w:r>
-              <w:rPr>
-                <w:rFonts w:ascii="TimeNewRoman" w:hAnsi="TimeNewRoman"/>
-                <w:sz w:val="30"/>
-              </w:rPr>
-              <w:t>71-54=</w:t>
+              <w:t>8×3-5=</w:t>
             </w:r>
           </w:p>
         </w:tc>
@@ -1171,7 +823,7 @@
                 <w:rFonts w:ascii="TimeNewRoman" w:hAnsi="TimeNewRoman"/>
                 <w:sz w:val="30"/>
               </w:rPr>
-              <w:t>9×7=</w:t>
+              <w:t>5×8=</w:t>
             </w:r>
           </w:p>
         </w:tc>
@@ -1188,7 +840,7 @@
                 <w:rFonts w:ascii="TimeNewRoman" w:hAnsi="TimeNewRoman"/>
                 <w:sz w:val="30"/>
               </w:rPr>
-              <w:t>6×2+41=</w:t>
+              <w:t>19+32-22=</w:t>
             </w:r>
           </w:p>
         </w:tc>
@@ -1205,7 +857,7 @@
                 <w:rFonts w:ascii="TimeNewRoman" w:hAnsi="TimeNewRoman"/>
                 <w:sz w:val="30"/>
               </w:rPr>
-              <w:t>92-27=</w:t>
+              <w:t>36÷9=</w:t>
             </w:r>
           </w:p>
         </w:tc>
@@ -1222,7 +874,7 @@
                 <w:rFonts w:ascii="TimeNewRoman" w:hAnsi="TimeNewRoman"/>
                 <w:sz w:val="30"/>
               </w:rPr>
-              <w:t>42+50-30=</w:t>
+              <w:t>6×2=</w:t>
             </w:r>
           </w:p>
         </w:tc>
@@ -1239,355 +891,7 @@
                 <w:rFonts w:ascii="TimeNewRoman" w:hAnsi="TimeNewRoman"/>
                 <w:sz w:val="30"/>
               </w:rPr>
-              <w:t>7×8-46=</w:t>
-            </w:r>
-          </w:p>
-        </w:tc>
-      </w:tr>
-      <w:tr>
-        <w:tc>
-          <w:tcPr>
-            <w:tcW w:type="dxa" w:w="1987"/>
-          </w:tcPr>
-          <w:p>
-            <w:pPr>
-              <w:jc w:val="left"/>
-            </w:pPr>
-            <w:r>
-              <w:rPr>
-                <w:rFonts w:ascii="TimeNewRoman" w:hAnsi="TimeNewRoman"/>
-                <w:sz w:val="30"/>
-              </w:rPr>
-              <w:t>40+24=</w:t>
-            </w:r>
-          </w:p>
-        </w:tc>
-        <w:tc>
-          <w:tcPr>
-            <w:tcW w:type="dxa" w:w="1987"/>
-          </w:tcPr>
-          <w:p>
-            <w:pPr>
-              <w:jc w:val="left"/>
-            </w:pPr>
-            <w:r>
-              <w:rPr>
-                <w:rFonts w:ascii="TimeNewRoman" w:hAnsi="TimeNewRoman"/>
-                <w:sz w:val="30"/>
-              </w:rPr>
-              <w:t>59-17=</w:t>
-            </w:r>
-          </w:p>
-        </w:tc>
-        <w:tc>
-          <w:tcPr>
-            <w:tcW w:type="dxa" w:w="1987"/>
-          </w:tcPr>
-          <w:p>
-            <w:pPr>
-              <w:jc w:val="left"/>
-            </w:pPr>
-            <w:r>
-              <w:rPr>
-                <w:rFonts w:ascii="TimeNewRoman" w:hAnsi="TimeNewRoman"/>
-                <w:sz w:val="30"/>
-              </w:rPr>
-              <w:t>2×3+40=</w:t>
-            </w:r>
-          </w:p>
-        </w:tc>
-        <w:tc>
-          <w:tcPr>
-            <w:tcW w:type="dxa" w:w="1987"/>
-          </w:tcPr>
-          <w:p>
-            <w:pPr>
-              <w:jc w:val="left"/>
-            </w:pPr>
-            <w:r>
-              <w:rPr>
-                <w:rFonts w:ascii="TimeNewRoman" w:hAnsi="TimeNewRoman"/>
-                <w:sz w:val="30"/>
-              </w:rPr>
-              <w:t>8×3+65=</w:t>
-            </w:r>
-          </w:p>
-        </w:tc>
-        <w:tc>
-          <w:tcPr>
-            <w:tcW w:type="dxa" w:w="1987"/>
-          </w:tcPr>
-          <w:p>
-            <w:pPr>
-              <w:jc w:val="left"/>
-            </w:pPr>
-            <w:r>
-              <w:rPr>
-                <w:rFonts w:ascii="TimeNewRoman" w:hAnsi="TimeNewRoman"/>
-                <w:sz w:val="30"/>
-              </w:rPr>
-              <w:t>33+34=</w:t>
-            </w:r>
-          </w:p>
-        </w:tc>
-      </w:tr>
-      <w:tr>
-        <w:tc>
-          <w:tcPr>
-            <w:tcW w:type="dxa" w:w="1987"/>
-          </w:tcPr>
-          <w:p>
-            <w:pPr>
-              <w:jc w:val="left"/>
-            </w:pPr>
-            <w:r>
-              <w:rPr>
-                <w:rFonts w:ascii="TimeNewRoman" w:hAnsi="TimeNewRoman"/>
-                <w:sz w:val="30"/>
-              </w:rPr>
-              <w:t>42÷6=</w:t>
-            </w:r>
-          </w:p>
-        </w:tc>
-        <w:tc>
-          <w:tcPr>
-            <w:tcW w:type="dxa" w:w="1987"/>
-          </w:tcPr>
-          <w:p>
-            <w:pPr>
-              <w:jc w:val="left"/>
-            </w:pPr>
-            <w:r>
-              <w:rPr>
-                <w:rFonts w:ascii="TimeNewRoman" w:hAnsi="TimeNewRoman"/>
-                <w:sz w:val="30"/>
-              </w:rPr>
-              <w:t>74+21=</w:t>
-            </w:r>
-          </w:p>
-        </w:tc>
-        <w:tc>
-          <w:tcPr>
-            <w:tcW w:type="dxa" w:w="1987"/>
-          </w:tcPr>
-          <w:p>
-            <w:pPr>
-              <w:jc w:val="left"/>
-            </w:pPr>
-            <w:r>
-              <w:rPr>
-                <w:rFonts w:ascii="TimeNewRoman" w:hAnsi="TimeNewRoman"/>
-                <w:sz w:val="30"/>
-              </w:rPr>
-              <w:t>83-35=</w:t>
-            </w:r>
-          </w:p>
-        </w:tc>
-        <w:tc>
-          <w:tcPr>
-            <w:tcW w:type="dxa" w:w="1987"/>
-          </w:tcPr>
-          <w:p>
-            <w:pPr>
-              <w:jc w:val="left"/>
-            </w:pPr>
-            <w:r>
-              <w:rPr>
-                <w:rFonts w:ascii="TimeNewRoman" w:hAnsi="TimeNewRoman"/>
-                <w:sz w:val="30"/>
-              </w:rPr>
-              <w:t>28÷7=</w:t>
-            </w:r>
-          </w:p>
-        </w:tc>
-        <w:tc>
-          <w:tcPr>
-            <w:tcW w:type="dxa" w:w="1987"/>
-          </w:tcPr>
-          <w:p>
-            <w:pPr>
-              <w:jc w:val="left"/>
-            </w:pPr>
-            <w:r>
-              <w:rPr>
-                <w:rFonts w:ascii="TimeNewRoman" w:hAnsi="TimeNewRoman"/>
-                <w:sz w:val="30"/>
-              </w:rPr>
-              <w:t>2×7=</w:t>
-            </w:r>
-          </w:p>
-        </w:tc>
-      </w:tr>
-      <w:tr>
-        <w:tc>
-          <w:tcPr>
-            <w:tcW w:type="dxa" w:w="1987"/>
-          </w:tcPr>
-          <w:p>
-            <w:pPr>
-              <w:jc w:val="left"/>
-            </w:pPr>
-            <w:r>
-              <w:rPr>
-                <w:rFonts w:ascii="TimeNewRoman" w:hAnsi="TimeNewRoman"/>
-                <w:sz w:val="30"/>
-              </w:rPr>
-              <w:t>72÷8=</w:t>
-            </w:r>
-          </w:p>
-        </w:tc>
-        <w:tc>
-          <w:tcPr>
-            <w:tcW w:type="dxa" w:w="1987"/>
-          </w:tcPr>
-          <w:p>
-            <w:pPr>
-              <w:jc w:val="left"/>
-            </w:pPr>
-            <w:r>
-              <w:rPr>
-                <w:rFonts w:ascii="TimeNewRoman" w:hAnsi="TimeNewRoman"/>
-                <w:sz w:val="30"/>
-              </w:rPr>
-              <w:t>9×4=</w:t>
-            </w:r>
-          </w:p>
-        </w:tc>
-        <w:tc>
-          <w:tcPr>
-            <w:tcW w:type="dxa" w:w="1987"/>
-          </w:tcPr>
-          <w:p>
-            <w:pPr>
-              <w:jc w:val="left"/>
-            </w:pPr>
-            <w:r>
-              <w:rPr>
-                <w:rFonts w:ascii="TimeNewRoman" w:hAnsi="TimeNewRoman"/>
-                <w:sz w:val="30"/>
-              </w:rPr>
-              <w:t>3×5=</w:t>
-            </w:r>
-          </w:p>
-        </w:tc>
-        <w:tc>
-          <w:tcPr>
-            <w:tcW w:type="dxa" w:w="1987"/>
-          </w:tcPr>
-          <w:p>
-            <w:pPr>
-              <w:jc w:val="left"/>
-            </w:pPr>
-            <w:r>
-              <w:rPr>
-                <w:rFonts w:ascii="TimeNewRoman" w:hAnsi="TimeNewRoman"/>
-                <w:sz w:val="30"/>
-              </w:rPr>
-              <w:t>62+85-9=</w:t>
-            </w:r>
-          </w:p>
-        </w:tc>
-        <w:tc>
-          <w:tcPr>
-            <w:tcW w:type="dxa" w:w="1987"/>
-          </w:tcPr>
-          <w:p>
-            <w:pPr>
-              <w:jc w:val="left"/>
-            </w:pPr>
-            <w:r>
-              <w:rPr>
-                <w:rFonts w:ascii="TimeNewRoman" w:hAnsi="TimeNewRoman"/>
-                <w:sz w:val="30"/>
-              </w:rPr>
-              <w:t>73-27=</w:t>
-            </w:r>
-          </w:p>
-        </w:tc>
-      </w:tr>
-      <w:tr>
-        <w:tc>
-          <w:tcPr>
-            <w:tcW w:type="dxa" w:w="1987"/>
-          </w:tcPr>
-          <w:p>
-            <w:pPr>
-              <w:jc w:val="left"/>
-            </w:pPr>
-            <w:r>
-              <w:rPr>
-                <w:rFonts w:ascii="TimeNewRoman" w:hAnsi="TimeNewRoman"/>
-                <w:sz w:val="30"/>
-              </w:rPr>
-              <w:t>5×7+14=</w:t>
-            </w:r>
-          </w:p>
-        </w:tc>
-        <w:tc>
-          <w:tcPr>
-            <w:tcW w:type="dxa" w:w="1987"/>
-          </w:tcPr>
-          <w:p>
-            <w:pPr>
-              <w:jc w:val="left"/>
-            </w:pPr>
-            <w:r>
-              <w:rPr>
-                <w:rFonts w:ascii="TimeNewRoman" w:hAnsi="TimeNewRoman"/>
-                <w:sz w:val="30"/>
-              </w:rPr>
-              <w:t>34+64+87=</w:t>
-            </w:r>
-          </w:p>
-        </w:tc>
-        <w:tc>
-          <w:tcPr>
-            <w:tcW w:type="dxa" w:w="1987"/>
-          </w:tcPr>
-          <w:p>
-            <w:pPr>
-              <w:jc w:val="left"/>
-            </w:pPr>
-            <w:r>
-              <w:rPr>
-                <w:rFonts w:ascii="TimeNewRoman" w:hAnsi="TimeNewRoman"/>
-                <w:sz w:val="30"/>
-              </w:rPr>
-              <w:t>30+17-22=</w:t>
-            </w:r>
-          </w:p>
-        </w:tc>
-        <w:tc>
-          <w:tcPr>
-            <w:tcW w:type="dxa" w:w="1987"/>
-          </w:tcPr>
-          <w:p>
-            <w:pPr>
-              <w:jc w:val="left"/>
-            </w:pPr>
-            <w:r>
-              <w:rPr>
-                <w:rFonts w:ascii="TimeNewRoman" w:hAnsi="TimeNewRoman"/>
-                <w:sz w:val="30"/>
-              </w:rPr>
-              <w:t>9×7+93=</w:t>
-            </w:r>
-          </w:p>
-        </w:tc>
-        <w:tc>
-          <w:tcPr>
-            <w:tcW w:type="dxa" w:w="1987"/>
-          </w:tcPr>
-          <w:p>
-            <w:pPr>
-              <w:jc w:val="left"/>
-            </w:pPr>
-            <w:r>
-              <w:rPr>
-                <w:rFonts w:ascii="TimeNewRoman" w:hAnsi="TimeNewRoman"/>
-                <w:sz w:val="30"/>
-              </w:rPr>
-              <w:t>9×6=</w:t>
+              <w:t>17+44=</w:t>
             </w:r>
           </w:p>
         </w:tc>
@@ -1623,7 +927,7 @@
                 <w:rFonts w:ascii="TimeNewRoman" w:hAnsi="TimeNewRoman"/>
                 <w:sz w:val="30"/>
               </w:rPr>
-              <w:t>65+51+53=</w:t>
+              <w:t>18+96+87=</w:t>
             </w:r>
           </w:p>
         </w:tc>
@@ -1640,7 +944,7 @@
                 <w:rFonts w:ascii="TimeNewRoman" w:hAnsi="TimeNewRoman"/>
                 <w:sz w:val="30"/>
               </w:rPr>
-              <w:t>7×7=</w:t>
+              <w:t>81+41+55=</w:t>
             </w:r>
           </w:p>
         </w:tc>
@@ -1657,7 +961,7 @@
                 <w:rFonts w:ascii="TimeNewRoman" w:hAnsi="TimeNewRoman"/>
                 <w:sz w:val="30"/>
               </w:rPr>
-              <w:t>9×6+17=</w:t>
+              <w:t>75+71-32=</w:t>
             </w:r>
           </w:p>
         </w:tc>
@@ -1674,7 +978,7 @@
                 <w:rFonts w:ascii="TimeNewRoman" w:hAnsi="TimeNewRoman"/>
                 <w:sz w:val="30"/>
               </w:rPr>
-              <w:t>78-46=</w:t>
+              <w:t>4×5=</w:t>
             </w:r>
           </w:p>
         </w:tc>
@@ -1693,7 +997,7 @@
                 <w:rFonts w:ascii="TimeNewRoman" w:hAnsi="TimeNewRoman"/>
                 <w:sz w:val="30"/>
               </w:rPr>
-              <w:t>9×5-10=</w:t>
+              <w:t>39+50=</w:t>
             </w:r>
           </w:p>
         </w:tc>
@@ -1710,7 +1014,7 @@
                 <w:rFonts w:ascii="TimeNewRoman" w:hAnsi="TimeNewRoman"/>
                 <w:sz w:val="30"/>
               </w:rPr>
-              <w:t>89+13-76=</w:t>
+              <w:t>96+1=</w:t>
             </w:r>
           </w:p>
         </w:tc>
@@ -1727,7 +1031,7 @@
                 <w:rFonts w:ascii="TimeNewRoman" w:hAnsi="TimeNewRoman"/>
                 <w:sz w:val="30"/>
               </w:rPr>
-              <w:t>2×6+63=</w:t>
+              <w:t>3×5=</w:t>
             </w:r>
           </w:p>
         </w:tc>
@@ -1744,7 +1048,7 @@
                 <w:rFonts w:ascii="TimeNewRoman" w:hAnsi="TimeNewRoman"/>
                 <w:sz w:val="30"/>
               </w:rPr>
-              <w:t>46+57+87=</w:t>
+              <w:t>9×4-15=</w:t>
             </w:r>
           </w:p>
         </w:tc>
@@ -1761,7 +1065,703 @@
                 <w:rFonts w:ascii="TimeNewRoman" w:hAnsi="TimeNewRoman"/>
                 <w:sz w:val="30"/>
               </w:rPr>
-              <w:t>4×5=</w:t>
+              <w:t>86+80+14=</w:t>
+            </w:r>
+          </w:p>
+        </w:tc>
+      </w:tr>
+      <w:tr>
+        <w:tc>
+          <w:tcPr>
+            <w:tcW w:type="dxa" w:w="1987"/>
+          </w:tcPr>
+          <w:p>
+            <w:pPr>
+              <w:jc w:val="left"/>
+            </w:pPr>
+            <w:r>
+              <w:rPr>
+                <w:rFonts w:ascii="TimeNewRoman" w:hAnsi="TimeNewRoman"/>
+                <w:sz w:val="30"/>
+              </w:rPr>
+              <w:t>4×3-8=</w:t>
+            </w:r>
+          </w:p>
+        </w:tc>
+        <w:tc>
+          <w:tcPr>
+            <w:tcW w:type="dxa" w:w="1987"/>
+          </w:tcPr>
+          <w:p>
+            <w:pPr>
+              <w:jc w:val="left"/>
+            </w:pPr>
+            <w:r>
+              <w:rPr>
+                <w:rFonts w:ascii="TimeNewRoman" w:hAnsi="TimeNewRoman"/>
+                <w:sz w:val="30"/>
+              </w:rPr>
+              <w:t>54÷9=</w:t>
+            </w:r>
+          </w:p>
+        </w:tc>
+        <w:tc>
+          <w:tcPr>
+            <w:tcW w:type="dxa" w:w="1987"/>
+          </w:tcPr>
+          <w:p>
+            <w:pPr>
+              <w:jc w:val="left"/>
+            </w:pPr>
+            <w:r>
+              <w:rPr>
+                <w:rFonts w:ascii="TimeNewRoman" w:hAnsi="TimeNewRoman"/>
+                <w:sz w:val="30"/>
+              </w:rPr>
+              <w:t>5×2=</w:t>
+            </w:r>
+          </w:p>
+        </w:tc>
+        <w:tc>
+          <w:tcPr>
+            <w:tcW w:type="dxa" w:w="1987"/>
+          </w:tcPr>
+          <w:p>
+            <w:pPr>
+              <w:jc w:val="left"/>
+            </w:pPr>
+            <w:r>
+              <w:rPr>
+                <w:rFonts w:ascii="TimeNewRoman" w:hAnsi="TimeNewRoman"/>
+                <w:sz w:val="30"/>
+              </w:rPr>
+              <w:t>58+26=</w:t>
+            </w:r>
+          </w:p>
+        </w:tc>
+        <w:tc>
+          <w:tcPr>
+            <w:tcW w:type="dxa" w:w="1987"/>
+          </w:tcPr>
+          <w:p>
+            <w:pPr>
+              <w:jc w:val="left"/>
+            </w:pPr>
+            <w:r>
+              <w:rPr>
+                <w:rFonts w:ascii="TimeNewRoman" w:hAnsi="TimeNewRoman"/>
+                <w:sz w:val="30"/>
+              </w:rPr>
+              <w:t>7×4=</w:t>
+            </w:r>
+          </w:p>
+        </w:tc>
+      </w:tr>
+      <w:tr>
+        <w:tc>
+          <w:tcPr>
+            <w:tcW w:type="dxa" w:w="1987"/>
+          </w:tcPr>
+          <w:p>
+            <w:pPr>
+              <w:jc w:val="left"/>
+            </w:pPr>
+            <w:r>
+              <w:rPr>
+                <w:rFonts w:ascii="TimeNewRoman" w:hAnsi="TimeNewRoman"/>
+                <w:sz w:val="30"/>
+              </w:rPr>
+              <w:t>91-66=</w:t>
+            </w:r>
+          </w:p>
+        </w:tc>
+        <w:tc>
+          <w:tcPr>
+            <w:tcW w:type="dxa" w:w="1987"/>
+          </w:tcPr>
+          <w:p>
+            <w:pPr>
+              <w:jc w:val="left"/>
+            </w:pPr>
+            <w:r>
+              <w:rPr>
+                <w:rFonts w:ascii="TimeNewRoman" w:hAnsi="TimeNewRoman"/>
+                <w:sz w:val="30"/>
+              </w:rPr>
+              <w:t>42+23+30=</w:t>
+            </w:r>
+          </w:p>
+        </w:tc>
+        <w:tc>
+          <w:tcPr>
+            <w:tcW w:type="dxa" w:w="1987"/>
+          </w:tcPr>
+          <w:p>
+            <w:pPr>
+              <w:jc w:val="left"/>
+            </w:pPr>
+            <w:r>
+              <w:rPr>
+                <w:rFonts w:ascii="TimeNewRoman" w:hAnsi="TimeNewRoman"/>
+                <w:sz w:val="30"/>
+              </w:rPr>
+              <w:t>5×6=</w:t>
+            </w:r>
+          </w:p>
+        </w:tc>
+        <w:tc>
+          <w:tcPr>
+            <w:tcW w:type="dxa" w:w="1987"/>
+          </w:tcPr>
+          <w:p>
+            <w:pPr>
+              <w:jc w:val="left"/>
+            </w:pPr>
+            <w:r>
+              <w:rPr>
+                <w:rFonts w:ascii="TimeNewRoman" w:hAnsi="TimeNewRoman"/>
+                <w:sz w:val="30"/>
+              </w:rPr>
+              <w:t>8×4=</w:t>
+            </w:r>
+          </w:p>
+        </w:tc>
+        <w:tc>
+          <w:tcPr>
+            <w:tcW w:type="dxa" w:w="1987"/>
+          </w:tcPr>
+          <w:p>
+            <w:pPr>
+              <w:jc w:val="left"/>
+            </w:pPr>
+            <w:r>
+              <w:rPr>
+                <w:rFonts w:ascii="TimeNewRoman" w:hAnsi="TimeNewRoman"/>
+                <w:sz w:val="30"/>
+              </w:rPr>
+              <w:t>7×9+90=</w:t>
+            </w:r>
+          </w:p>
+        </w:tc>
+      </w:tr>
+      <w:tr>
+        <w:tc>
+          <w:tcPr>
+            <w:tcW w:type="dxa" w:w="1987"/>
+          </w:tcPr>
+          <w:p>
+            <w:pPr>
+              <w:jc w:val="left"/>
+            </w:pPr>
+            <w:r>
+              <w:rPr>
+                <w:rFonts w:ascii="TimeNewRoman" w:hAnsi="TimeNewRoman"/>
+                <w:sz w:val="30"/>
+              </w:rPr>
+              <w:t>4×5-6=</w:t>
+            </w:r>
+          </w:p>
+        </w:tc>
+        <w:tc>
+          <w:tcPr>
+            <w:tcW w:type="dxa" w:w="1987"/>
+          </w:tcPr>
+          <w:p>
+            <w:pPr>
+              <w:jc w:val="left"/>
+            </w:pPr>
+            <w:r>
+              <w:rPr>
+                <w:rFonts w:ascii="TimeNewRoman" w:hAnsi="TimeNewRoman"/>
+                <w:sz w:val="30"/>
+              </w:rPr>
+              <w:t>12÷2=</w:t>
+            </w:r>
+          </w:p>
+        </w:tc>
+        <w:tc>
+          <w:tcPr>
+            <w:tcW w:type="dxa" w:w="1987"/>
+          </w:tcPr>
+          <w:p>
+            <w:pPr>
+              <w:jc w:val="left"/>
+            </w:pPr>
+            <w:r>
+              <w:rPr>
+                <w:rFonts w:ascii="TimeNewRoman" w:hAnsi="TimeNewRoman"/>
+                <w:sz w:val="30"/>
+              </w:rPr>
+              <w:t>15-2=</w:t>
+            </w:r>
+          </w:p>
+        </w:tc>
+        <w:tc>
+          <w:tcPr>
+            <w:tcW w:type="dxa" w:w="1987"/>
+          </w:tcPr>
+          <w:p>
+            <w:pPr>
+              <w:jc w:val="left"/>
+            </w:pPr>
+            <w:r>
+              <w:rPr>
+                <w:rFonts w:ascii="TimeNewRoman" w:hAnsi="TimeNewRoman"/>
+                <w:sz w:val="30"/>
+              </w:rPr>
+              <w:t>17+54-27=</w:t>
+            </w:r>
+          </w:p>
+        </w:tc>
+        <w:tc>
+          <w:tcPr>
+            <w:tcW w:type="dxa" w:w="1987"/>
+          </w:tcPr>
+          <w:p>
+            <w:pPr>
+              <w:jc w:val="left"/>
+            </w:pPr>
+            <w:r>
+              <w:rPr>
+                <w:rFonts w:ascii="TimeNewRoman" w:hAnsi="TimeNewRoman"/>
+                <w:sz w:val="30"/>
+              </w:rPr>
+              <w:t>2×3+98=</w:t>
+            </w:r>
+          </w:p>
+        </w:tc>
+      </w:tr>
+      <w:tr>
+        <w:tc>
+          <w:tcPr>
+            <w:tcW w:type="dxa" w:w="1987"/>
+          </w:tcPr>
+          <w:p>
+            <w:pPr>
+              <w:jc w:val="left"/>
+            </w:pPr>
+            <w:r>
+              <w:rPr>
+                <w:rFonts w:ascii="TimeNewRoman" w:hAnsi="TimeNewRoman"/>
+                <w:sz w:val="30"/>
+              </w:rPr>
+              <w:t>3×6+72=</w:t>
+            </w:r>
+          </w:p>
+        </w:tc>
+        <w:tc>
+          <w:tcPr>
+            <w:tcW w:type="dxa" w:w="1987"/>
+          </w:tcPr>
+          <w:p>
+            <w:pPr>
+              <w:jc w:val="left"/>
+            </w:pPr>
+            <w:r>
+              <w:rPr>
+                <w:rFonts w:ascii="TimeNewRoman" w:hAnsi="TimeNewRoman"/>
+                <w:sz w:val="30"/>
+              </w:rPr>
+              <w:t>83-8=</w:t>
+            </w:r>
+          </w:p>
+        </w:tc>
+        <w:tc>
+          <w:tcPr>
+            <w:tcW w:type="dxa" w:w="1987"/>
+          </w:tcPr>
+          <w:p>
+            <w:pPr>
+              <w:jc w:val="left"/>
+            </w:pPr>
+            <w:r>
+              <w:rPr>
+                <w:rFonts w:ascii="TimeNewRoman" w:hAnsi="TimeNewRoman"/>
+                <w:sz w:val="30"/>
+              </w:rPr>
+              <w:t>99-18=</w:t>
+            </w:r>
+          </w:p>
+        </w:tc>
+        <w:tc>
+          <w:tcPr>
+            <w:tcW w:type="dxa" w:w="1987"/>
+          </w:tcPr>
+          <w:p>
+            <w:pPr>
+              <w:jc w:val="left"/>
+            </w:pPr>
+            <w:r>
+              <w:rPr>
+                <w:rFonts w:ascii="TimeNewRoman" w:hAnsi="TimeNewRoman"/>
+                <w:sz w:val="30"/>
+              </w:rPr>
+              <w:t>49÷7=</w:t>
+            </w:r>
+          </w:p>
+        </w:tc>
+        <w:tc>
+          <w:tcPr>
+            <w:tcW w:type="dxa" w:w="1987"/>
+          </w:tcPr>
+          <w:p>
+            <w:pPr>
+              <w:jc w:val="left"/>
+            </w:pPr>
+            <w:r>
+              <w:rPr>
+                <w:rFonts w:ascii="TimeNewRoman" w:hAnsi="TimeNewRoman"/>
+                <w:sz w:val="30"/>
+              </w:rPr>
+              <w:t>8×1=</w:t>
+            </w:r>
+          </w:p>
+        </w:tc>
+      </w:tr>
+      <w:tr>
+        <w:tc>
+          <w:tcPr>
+            <w:tcW w:type="dxa" w:w="1987"/>
+          </w:tcPr>
+          <w:p>
+            <w:pPr>
+              <w:jc w:val="left"/>
+            </w:pPr>
+            <w:r>
+              <w:rPr>
+                <w:rFonts w:ascii="TimeNewRoman" w:hAnsi="TimeNewRoman"/>
+                <w:sz w:val="30"/>
+              </w:rPr>
+              <w:t>93+93+14=</w:t>
+            </w:r>
+          </w:p>
+        </w:tc>
+        <w:tc>
+          <w:tcPr>
+            <w:tcW w:type="dxa" w:w="1987"/>
+          </w:tcPr>
+          <w:p>
+            <w:pPr>
+              <w:jc w:val="left"/>
+            </w:pPr>
+            <w:r>
+              <w:rPr>
+                <w:rFonts w:ascii="TimeNewRoman" w:hAnsi="TimeNewRoman"/>
+                <w:sz w:val="30"/>
+              </w:rPr>
+              <w:t>9×9-73=</w:t>
+            </w:r>
+          </w:p>
+        </w:tc>
+        <w:tc>
+          <w:tcPr>
+            <w:tcW w:type="dxa" w:w="1987"/>
+          </w:tcPr>
+          <w:p>
+            <w:pPr>
+              <w:jc w:val="left"/>
+            </w:pPr>
+            <w:r>
+              <w:rPr>
+                <w:rFonts w:ascii="TimeNewRoman" w:hAnsi="TimeNewRoman"/>
+                <w:sz w:val="30"/>
+              </w:rPr>
+              <w:t>75+4=</w:t>
+            </w:r>
+          </w:p>
+        </w:tc>
+        <w:tc>
+          <w:tcPr>
+            <w:tcW w:type="dxa" w:w="1987"/>
+          </w:tcPr>
+          <w:p>
+            <w:pPr>
+              <w:jc w:val="left"/>
+            </w:pPr>
+            <w:r>
+              <w:rPr>
+                <w:rFonts w:ascii="TimeNewRoman" w:hAnsi="TimeNewRoman"/>
+                <w:sz w:val="30"/>
+              </w:rPr>
+              <w:t>67-39=</w:t>
+            </w:r>
+          </w:p>
+        </w:tc>
+        <w:tc>
+          <w:tcPr>
+            <w:tcW w:type="dxa" w:w="1987"/>
+          </w:tcPr>
+          <w:p>
+            <w:pPr>
+              <w:jc w:val="left"/>
+            </w:pPr>
+            <w:r>
+              <w:rPr>
+                <w:rFonts w:ascii="TimeNewRoman" w:hAnsi="TimeNewRoman"/>
+                <w:sz w:val="30"/>
+              </w:rPr>
+              <w:t>97-75=</w:t>
+            </w:r>
+          </w:p>
+        </w:tc>
+      </w:tr>
+      <w:tr>
+        <w:tc>
+          <w:tcPr>
+            <w:tcW w:type="dxa" w:w="1987"/>
+          </w:tcPr>
+          <w:p>
+            <w:pPr>
+              <w:jc w:val="left"/>
+            </w:pPr>
+            <w:r>
+              <w:rPr>
+                <w:rFonts w:ascii="TimeNewRoman" w:hAnsi="TimeNewRoman"/>
+                <w:sz w:val="30"/>
+              </w:rPr>
+              <w:t>71-57=</w:t>
+            </w:r>
+          </w:p>
+        </w:tc>
+        <w:tc>
+          <w:tcPr>
+            <w:tcW w:type="dxa" w:w="1987"/>
+          </w:tcPr>
+          <w:p>
+            <w:pPr>
+              <w:jc w:val="left"/>
+            </w:pPr>
+            <w:r>
+              <w:rPr>
+                <w:rFonts w:ascii="TimeNewRoman" w:hAnsi="TimeNewRoman"/>
+                <w:sz w:val="30"/>
+              </w:rPr>
+              <w:t>7+69+95=</w:t>
+            </w:r>
+          </w:p>
+        </w:tc>
+        <w:tc>
+          <w:tcPr>
+            <w:tcW w:type="dxa" w:w="1987"/>
+          </w:tcPr>
+          <w:p>
+            <w:pPr>
+              <w:jc w:val="left"/>
+            </w:pPr>
+            <w:r>
+              <w:rPr>
+                <w:rFonts w:ascii="TimeNewRoman" w:hAnsi="TimeNewRoman"/>
+                <w:sz w:val="30"/>
+              </w:rPr>
+              <w:t>73-34=</w:t>
+            </w:r>
+          </w:p>
+        </w:tc>
+        <w:tc>
+          <w:tcPr>
+            <w:tcW w:type="dxa" w:w="1987"/>
+          </w:tcPr>
+          <w:p>
+            <w:pPr>
+              <w:jc w:val="left"/>
+            </w:pPr>
+            <w:r>
+              <w:rPr>
+                <w:rFonts w:ascii="TimeNewRoman" w:hAnsi="TimeNewRoman"/>
+                <w:sz w:val="30"/>
+              </w:rPr>
+              <w:t>7×8=</w:t>
+            </w:r>
+          </w:p>
+        </w:tc>
+        <w:tc>
+          <w:tcPr>
+            <w:tcW w:type="dxa" w:w="1987"/>
+          </w:tcPr>
+          <w:p>
+            <w:pPr>
+              <w:jc w:val="left"/>
+            </w:pPr>
+            <w:r>
+              <w:rPr>
+                <w:rFonts w:ascii="TimeNewRoman" w:hAnsi="TimeNewRoman"/>
+                <w:sz w:val="30"/>
+              </w:rPr>
+              <w:t>6×7+44=</w:t>
+            </w:r>
+          </w:p>
+        </w:tc>
+      </w:tr>
+      <w:tr>
+        <w:tc>
+          <w:tcPr>
+            <w:tcW w:type="dxa" w:w="1987"/>
+          </w:tcPr>
+          <w:p>
+            <w:pPr>
+              <w:jc w:val="left"/>
+            </w:pPr>
+            <w:r>
+              <w:rPr>
+                <w:rFonts w:ascii="TimeNewRoman" w:hAnsi="TimeNewRoman"/>
+                <w:sz w:val="30"/>
+              </w:rPr>
+              <w:t>55-25=</w:t>
+            </w:r>
+          </w:p>
+        </w:tc>
+        <w:tc>
+          <w:tcPr>
+            <w:tcW w:type="dxa" w:w="1987"/>
+          </w:tcPr>
+          <w:p>
+            <w:pPr>
+              <w:jc w:val="left"/>
+            </w:pPr>
+            <w:r>
+              <w:rPr>
+                <w:rFonts w:ascii="TimeNewRoman" w:hAnsi="TimeNewRoman"/>
+                <w:sz w:val="30"/>
+              </w:rPr>
+              <w:t>12÷4=</w:t>
+            </w:r>
+          </w:p>
+        </w:tc>
+        <w:tc>
+          <w:tcPr>
+            <w:tcW w:type="dxa" w:w="1987"/>
+          </w:tcPr>
+          <w:p>
+            <w:pPr>
+              <w:jc w:val="left"/>
+            </w:pPr>
+            <w:r>
+              <w:rPr>
+                <w:rFonts w:ascii="TimeNewRoman" w:hAnsi="TimeNewRoman"/>
+                <w:sz w:val="30"/>
+              </w:rPr>
+              <w:t>9×6=</w:t>
+            </w:r>
+          </w:p>
+        </w:tc>
+        <w:tc>
+          <w:tcPr>
+            <w:tcW w:type="dxa" w:w="1987"/>
+          </w:tcPr>
+          <w:p>
+            <w:pPr>
+              <w:jc w:val="left"/>
+            </w:pPr>
+            <w:r>
+              <w:rPr>
+                <w:rFonts w:ascii="TimeNewRoman" w:hAnsi="TimeNewRoman"/>
+                <w:sz w:val="30"/>
+              </w:rPr>
+              <w:t>27+83+7=</w:t>
+            </w:r>
+          </w:p>
+        </w:tc>
+        <w:tc>
+          <w:tcPr>
+            <w:tcW w:type="dxa" w:w="1987"/>
+          </w:tcPr>
+          <w:p>
+            <w:pPr>
+              <w:jc w:val="left"/>
+            </w:pPr>
+            <w:r>
+              <w:rPr>
+                <w:rFonts w:ascii="TimeNewRoman" w:hAnsi="TimeNewRoman"/>
+                <w:sz w:val="30"/>
+              </w:rPr>
+              <w:t>21÷3=</w:t>
+            </w:r>
+          </w:p>
+        </w:tc>
+      </w:tr>
+      <w:tr>
+        <w:tc>
+          <w:tcPr>
+            <w:tcW w:type="dxa" w:w="1987"/>
+          </w:tcPr>
+          <w:p>
+            <w:pPr>
+              <w:jc w:val="left"/>
+            </w:pPr>
+            <w:r>
+              <w:rPr>
+                <w:rFonts w:ascii="TimeNewRoman" w:hAnsi="TimeNewRoman"/>
+                <w:sz w:val="30"/>
+              </w:rPr>
+              <w:t>1×9=</w:t>
+            </w:r>
+          </w:p>
+        </w:tc>
+        <w:tc>
+          <w:tcPr>
+            <w:tcW w:type="dxa" w:w="1987"/>
+          </w:tcPr>
+          <w:p>
+            <w:pPr>
+              <w:jc w:val="left"/>
+            </w:pPr>
+            <w:r>
+              <w:rPr>
+                <w:rFonts w:ascii="TimeNewRoman" w:hAnsi="TimeNewRoman"/>
+                <w:sz w:val="30"/>
+              </w:rPr>
+              <w:t>81-36=</w:t>
+            </w:r>
+          </w:p>
+        </w:tc>
+        <w:tc>
+          <w:tcPr>
+            <w:tcW w:type="dxa" w:w="1987"/>
+          </w:tcPr>
+          <w:p>
+            <w:pPr>
+              <w:jc w:val="left"/>
+            </w:pPr>
+            <w:r>
+              <w:rPr>
+                <w:rFonts w:ascii="TimeNewRoman" w:hAnsi="TimeNewRoman"/>
+                <w:sz w:val="30"/>
+              </w:rPr>
+              <w:t>5×4=</w:t>
+            </w:r>
+          </w:p>
+        </w:tc>
+        <w:tc>
+          <w:tcPr>
+            <w:tcW w:type="dxa" w:w="1987"/>
+          </w:tcPr>
+          <w:p>
+            <w:pPr>
+              <w:jc w:val="left"/>
+            </w:pPr>
+            <w:r>
+              <w:rPr>
+                <w:rFonts w:ascii="TimeNewRoman" w:hAnsi="TimeNewRoman"/>
+                <w:sz w:val="30"/>
+              </w:rPr>
+              <w:t>41+38=</w:t>
+            </w:r>
+          </w:p>
+        </w:tc>
+        <w:tc>
+          <w:tcPr>
+            <w:tcW w:type="dxa" w:w="1987"/>
+          </w:tcPr>
+          <w:p>
+            <w:pPr>
+              <w:jc w:val="left"/>
+            </w:pPr>
+            <w:r>
+              <w:rPr>
+                <w:rFonts w:ascii="TimeNewRoman" w:hAnsi="TimeNewRoman"/>
+                <w:sz w:val="30"/>
+              </w:rPr>
+              <w:t>6×4=</w:t>
             </w:r>
           </w:p>
         </w:tc>

--- a/mixed.docx
+++ b/mixed.docx
@@ -11,7 +11,7 @@
           <w:rFonts w:ascii="Arial" w:hAnsi="Arial"/>
           <w:sz w:val="30"/>
         </w:rPr>
-        <w:t>2026-09-26 Saturday</w:t>
+        <w:t>2026-09-27 Sunday</w:t>
       </w:r>
     </w:p>
     <w:tbl>
@@ -40,7 +40,7 @@
                 <w:rFonts w:ascii="TimeNewRoman" w:hAnsi="TimeNewRoman"/>
                 <w:sz w:val="30"/>
               </w:rPr>
-              <w:t>27+10=</w:t>
+              <w:t>90+92-1=</w:t>
             </w:r>
           </w:p>
         </w:tc>
@@ -57,7 +57,7 @@
                 <w:rFonts w:ascii="TimeNewRoman" w:hAnsi="TimeNewRoman"/>
                 <w:sz w:val="30"/>
               </w:rPr>
-              <w:t>44-7=</w:t>
+              <w:t>12+81+44=</w:t>
             </w:r>
           </w:p>
         </w:tc>
@@ -74,7 +74,7 @@
                 <w:rFonts w:ascii="TimeNewRoman" w:hAnsi="TimeNewRoman"/>
                 <w:sz w:val="30"/>
               </w:rPr>
-              <w:t>39+29=</w:t>
+              <w:t>8÷2=</w:t>
             </w:r>
           </w:p>
         </w:tc>
@@ -91,7 +91,7 @@
                 <w:rFonts w:ascii="TimeNewRoman" w:hAnsi="TimeNewRoman"/>
                 <w:sz w:val="30"/>
               </w:rPr>
-              <w:t>3×2=</w:t>
+              <w:t>42-42=</w:t>
             </w:r>
           </w:p>
         </w:tc>
@@ -108,7 +108,7 @@
                 <w:rFonts w:ascii="TimeNewRoman" w:hAnsi="TimeNewRoman"/>
                 <w:sz w:val="30"/>
               </w:rPr>
-              <w:t>30-9=</w:t>
+              <w:t>59+27+44=</w:t>
             </w:r>
           </w:p>
         </w:tc>
@@ -127,7 +127,7 @@
                 <w:rFonts w:ascii="TimeNewRoman" w:hAnsi="TimeNewRoman"/>
                 <w:sz w:val="30"/>
               </w:rPr>
-              <w:t>82+2-49=</w:t>
+              <w:t>47+48=</w:t>
             </w:r>
           </w:p>
         </w:tc>
@@ -144,7 +144,7 @@
                 <w:rFonts w:ascii="TimeNewRoman" w:hAnsi="TimeNewRoman"/>
                 <w:sz w:val="30"/>
               </w:rPr>
-              <w:t>60+22+31=</w:t>
+              <w:t>6×8=</w:t>
             </w:r>
           </w:p>
         </w:tc>
@@ -161,7 +161,7 @@
                 <w:rFonts w:ascii="TimeNewRoman" w:hAnsi="TimeNewRoman"/>
                 <w:sz w:val="30"/>
               </w:rPr>
-              <w:t>24-4=</w:t>
+              <w:t>82+10=</w:t>
             </w:r>
           </w:p>
         </w:tc>
@@ -178,7 +178,7 @@
                 <w:rFonts w:ascii="TimeNewRoman" w:hAnsi="TimeNewRoman"/>
                 <w:sz w:val="30"/>
               </w:rPr>
-              <w:t>7×4+17=</w:t>
+              <w:t>5×8=</w:t>
             </w:r>
           </w:p>
         </w:tc>
@@ -195,7 +195,7 @@
                 <w:rFonts w:ascii="TimeNewRoman" w:hAnsi="TimeNewRoman"/>
                 <w:sz w:val="30"/>
               </w:rPr>
-              <w:t>76+8=</w:t>
+              <w:t>61-19=</w:t>
             </w:r>
           </w:p>
         </w:tc>
@@ -214,7 +214,7 @@
                 <w:rFonts w:ascii="TimeNewRoman" w:hAnsi="TimeNewRoman"/>
                 <w:sz w:val="30"/>
               </w:rPr>
-              <w:t>3×8=</w:t>
+              <w:t>8×9-13=</w:t>
             </w:r>
           </w:p>
         </w:tc>
@@ -231,7 +231,7 @@
                 <w:rFonts w:ascii="TimeNewRoman" w:hAnsi="TimeNewRoman"/>
                 <w:sz w:val="30"/>
               </w:rPr>
-              <w:t>4×8=</w:t>
+              <w:t>47+40=</w:t>
             </w:r>
           </w:p>
         </w:tc>
@@ -248,7 +248,7 @@
                 <w:rFonts w:ascii="TimeNewRoman" w:hAnsi="TimeNewRoman"/>
                 <w:sz w:val="30"/>
               </w:rPr>
-              <w:t>5×3=</w:t>
+              <w:t>6×2=</w:t>
             </w:r>
           </w:p>
         </w:tc>
@@ -265,7 +265,7 @@
                 <w:rFonts w:ascii="TimeNewRoman" w:hAnsi="TimeNewRoman"/>
                 <w:sz w:val="30"/>
               </w:rPr>
-              <w:t>6×5=</w:t>
+              <w:t>23+39+11=</w:t>
             </w:r>
           </w:p>
         </w:tc>
@@ -282,7 +282,7 @@
                 <w:rFonts w:ascii="TimeNewRoman" w:hAnsi="TimeNewRoman"/>
                 <w:sz w:val="30"/>
               </w:rPr>
-              <w:t>4×6-12=</w:t>
+              <w:t>6×9=</w:t>
             </w:r>
           </w:p>
         </w:tc>
@@ -301,7 +301,7 @@
                 <w:rFonts w:ascii="TimeNewRoman" w:hAnsi="TimeNewRoman"/>
                 <w:sz w:val="30"/>
               </w:rPr>
-              <w:t>7×3=</w:t>
+              <w:t>13+15=</w:t>
             </w:r>
           </w:p>
         </w:tc>
@@ -318,7 +318,7 @@
                 <w:rFonts w:ascii="TimeNewRoman" w:hAnsi="TimeNewRoman"/>
                 <w:sz w:val="30"/>
               </w:rPr>
-              <w:t>7×6-8=</w:t>
+              <w:t>3×6=</w:t>
             </w:r>
           </w:p>
         </w:tc>
@@ -335,7 +335,7 @@
                 <w:rFonts w:ascii="TimeNewRoman" w:hAnsi="TimeNewRoman"/>
                 <w:sz w:val="30"/>
               </w:rPr>
-              <w:t>46+22=</w:t>
+              <w:t>10+21-27=</w:t>
             </w:r>
           </w:p>
         </w:tc>
@@ -352,7 +352,7 @@
                 <w:rFonts w:ascii="TimeNewRoman" w:hAnsi="TimeNewRoman"/>
                 <w:sz w:val="30"/>
               </w:rPr>
-              <w:t>3+94=</w:t>
+              <w:t>12÷2=</w:t>
             </w:r>
           </w:p>
         </w:tc>
@@ -369,7 +369,7 @@
                 <w:rFonts w:ascii="TimeNewRoman" w:hAnsi="TimeNewRoman"/>
                 <w:sz w:val="30"/>
               </w:rPr>
-              <w:t>61-49=</w:t>
+              <w:t>4×7=</w:t>
             </w:r>
           </w:p>
         </w:tc>
@@ -388,7 +388,7 @@
                 <w:rFonts w:ascii="TimeNewRoman" w:hAnsi="TimeNewRoman"/>
                 <w:sz w:val="30"/>
               </w:rPr>
-              <w:t>3×4=</w:t>
+              <w:t>46+19=</w:t>
             </w:r>
           </w:p>
         </w:tc>
@@ -405,7 +405,7 @@
                 <w:rFonts w:ascii="TimeNewRoman" w:hAnsi="TimeNewRoman"/>
                 <w:sz w:val="30"/>
               </w:rPr>
-              <w:t>8×2=</w:t>
+              <w:t>88-74=</w:t>
             </w:r>
           </w:p>
         </w:tc>
@@ -422,7 +422,7 @@
                 <w:rFonts w:ascii="TimeNewRoman" w:hAnsi="TimeNewRoman"/>
                 <w:sz w:val="30"/>
               </w:rPr>
-              <w:t>17+31=</w:t>
+              <w:t>74+53-56=</w:t>
             </w:r>
           </w:p>
         </w:tc>
@@ -439,7 +439,7 @@
                 <w:rFonts w:ascii="TimeNewRoman" w:hAnsi="TimeNewRoman"/>
                 <w:sz w:val="30"/>
               </w:rPr>
-              <w:t>9×7=</w:t>
+              <w:t>5×7=</w:t>
             </w:r>
           </w:p>
         </w:tc>
@@ -456,7 +456,7 @@
                 <w:rFonts w:ascii="TimeNewRoman" w:hAnsi="TimeNewRoman"/>
                 <w:sz w:val="30"/>
               </w:rPr>
-              <w:t>88+15-21=</w:t>
+              <w:t>4×8+65=</w:t>
             </w:r>
           </w:p>
         </w:tc>
@@ -475,7 +475,7 @@
                 <w:rFonts w:ascii="TimeNewRoman" w:hAnsi="TimeNewRoman"/>
                 <w:sz w:val="30"/>
               </w:rPr>
-              <w:t>2×6=</w:t>
+              <w:t>99-41=</w:t>
             </w:r>
           </w:p>
         </w:tc>
@@ -492,7 +492,7 @@
                 <w:rFonts w:ascii="TimeNewRoman" w:hAnsi="TimeNewRoman"/>
                 <w:sz w:val="30"/>
               </w:rPr>
-              <w:t>2×9=</w:t>
+              <w:t>14+18+41=</w:t>
             </w:r>
           </w:p>
         </w:tc>
@@ -509,7 +509,7 @@
                 <w:rFonts w:ascii="TimeNewRoman" w:hAnsi="TimeNewRoman"/>
                 <w:sz w:val="30"/>
               </w:rPr>
-              <w:t>9÷3=</w:t>
+              <w:t>7×3-5=</w:t>
             </w:r>
           </w:p>
         </w:tc>
@@ -526,7 +526,7 @@
                 <w:rFonts w:ascii="TimeNewRoman" w:hAnsi="TimeNewRoman"/>
                 <w:sz w:val="30"/>
               </w:rPr>
-              <w:t>7×8-55=</w:t>
+              <w:t>4×2-3=</w:t>
             </w:r>
           </w:p>
         </w:tc>
@@ -543,7 +543,7 @@
                 <w:rFonts w:ascii="TimeNewRoman" w:hAnsi="TimeNewRoman"/>
                 <w:sz w:val="30"/>
               </w:rPr>
-              <w:t>63+9=</w:t>
+              <w:t>84+10+45=</w:t>
             </w:r>
           </w:p>
         </w:tc>
@@ -562,7 +562,7 @@
                 <w:rFonts w:ascii="TimeNewRoman" w:hAnsi="TimeNewRoman"/>
                 <w:sz w:val="30"/>
               </w:rPr>
-              <w:t>25+13-33=</w:t>
+              <w:t>44+88+61=</w:t>
             </w:r>
           </w:p>
         </w:tc>
@@ -579,7 +579,7 @@
                 <w:rFonts w:ascii="TimeNewRoman" w:hAnsi="TimeNewRoman"/>
                 <w:sz w:val="30"/>
               </w:rPr>
-              <w:t>2×7=</w:t>
+              <w:t>5+48=</w:t>
             </w:r>
           </w:p>
         </w:tc>
@@ -596,7 +596,7 @@
                 <w:rFonts w:ascii="TimeNewRoman" w:hAnsi="TimeNewRoman"/>
                 <w:sz w:val="30"/>
               </w:rPr>
-              <w:t>97-41=</w:t>
+              <w:t>87+20-41=</w:t>
             </w:r>
           </w:p>
         </w:tc>
@@ -613,7 +613,7 @@
                 <w:rFonts w:ascii="TimeNewRoman" w:hAnsi="TimeNewRoman"/>
                 <w:sz w:val="30"/>
               </w:rPr>
-              <w:t>8×3=</w:t>
+              <w:t>3×3=</w:t>
             </w:r>
           </w:p>
         </w:tc>
@@ -630,7 +630,7 @@
                 <w:rFonts w:ascii="TimeNewRoman" w:hAnsi="TimeNewRoman"/>
                 <w:sz w:val="30"/>
               </w:rPr>
-              <w:t>81+5+14=</w:t>
+              <w:t>55-15=</w:t>
             </w:r>
           </w:p>
         </w:tc>
@@ -649,41 +649,7 @@
                 <w:rFonts w:ascii="TimeNewRoman" w:hAnsi="TimeNewRoman"/>
                 <w:sz w:val="30"/>
               </w:rPr>
-              <w:t>7×9=</w:t>
-            </w:r>
-          </w:p>
-        </w:tc>
-        <w:tc>
-          <w:tcPr>
-            <w:tcW w:type="dxa" w:w="1987"/>
-          </w:tcPr>
-          <w:p>
-            <w:pPr>
-              <w:jc w:val="left"/>
-            </w:pPr>
-            <w:r>
-              <w:rPr>
-                <w:rFonts w:ascii="TimeNewRoman" w:hAnsi="TimeNewRoman"/>
-                <w:sz w:val="30"/>
-              </w:rPr>
-              <w:t>12+8=</w:t>
-            </w:r>
-          </w:p>
-        </w:tc>
-        <w:tc>
-          <w:tcPr>
-            <w:tcW w:type="dxa" w:w="1987"/>
-          </w:tcPr>
-          <w:p>
-            <w:pPr>
-              <w:jc w:val="left"/>
-            </w:pPr>
-            <w:r>
-              <w:rPr>
-                <w:rFonts w:ascii="TimeNewRoman" w:hAnsi="TimeNewRoman"/>
-                <w:sz w:val="30"/>
-              </w:rPr>
-              <w:t>6×9=</w:t>
+              <w:t>4×8+5=</w:t>
             </w:r>
           </w:p>
         </w:tc>
@@ -717,7 +683,41 @@
                 <w:rFonts w:ascii="TimeNewRoman" w:hAnsi="TimeNewRoman"/>
                 <w:sz w:val="30"/>
               </w:rPr>
-              <w:t>79-1=</w:t>
+              <w:t>44-15=</w:t>
+            </w:r>
+          </w:p>
+        </w:tc>
+        <w:tc>
+          <w:tcPr>
+            <w:tcW w:type="dxa" w:w="1987"/>
+          </w:tcPr>
+          <w:p>
+            <w:pPr>
+              <w:jc w:val="left"/>
+            </w:pPr>
+            <w:r>
+              <w:rPr>
+                <w:rFonts w:ascii="TimeNewRoman" w:hAnsi="TimeNewRoman"/>
+                <w:sz w:val="30"/>
+              </w:rPr>
+              <w:t>99+95-31=</w:t>
+            </w:r>
+          </w:p>
+        </w:tc>
+        <w:tc>
+          <w:tcPr>
+            <w:tcW w:type="dxa" w:w="1987"/>
+          </w:tcPr>
+          <w:p>
+            <w:pPr>
+              <w:jc w:val="left"/>
+            </w:pPr>
+            <w:r>
+              <w:rPr>
+                <w:rFonts w:ascii="TimeNewRoman" w:hAnsi="TimeNewRoman"/>
+                <w:sz w:val="30"/>
+              </w:rPr>
+              <w:t>82+73-64=</w:t>
             </w:r>
           </w:p>
         </w:tc>
@@ -736,7 +736,7 @@
                 <w:rFonts w:ascii="TimeNewRoman" w:hAnsi="TimeNewRoman"/>
                 <w:sz w:val="30"/>
               </w:rPr>
-              <w:t>6×4+53=</w:t>
+              <w:t>10÷5=</w:t>
             </w:r>
           </w:p>
         </w:tc>
@@ -753,7 +753,7 @@
                 <w:rFonts w:ascii="TimeNewRoman" w:hAnsi="TimeNewRoman"/>
                 <w:sz w:val="30"/>
               </w:rPr>
-              <w:t>9×3=</w:t>
+              <w:t>8×6+10=</w:t>
             </w:r>
           </w:p>
         </w:tc>
@@ -770,7 +770,7 @@
                 <w:rFonts w:ascii="TimeNewRoman" w:hAnsi="TimeNewRoman"/>
                 <w:sz w:val="30"/>
               </w:rPr>
-              <w:t>38+50+76=</w:t>
+              <w:t>61+27=</w:t>
             </w:r>
           </w:p>
         </w:tc>
@@ -787,7 +787,7 @@
                 <w:rFonts w:ascii="TimeNewRoman" w:hAnsi="TimeNewRoman"/>
                 <w:sz w:val="30"/>
               </w:rPr>
-              <w:t>5×7=</w:t>
+              <w:t>15-2=</w:t>
             </w:r>
           </w:p>
         </w:tc>
@@ -804,7 +804,7 @@
                 <w:rFonts w:ascii="TimeNewRoman" w:hAnsi="TimeNewRoman"/>
                 <w:sz w:val="30"/>
               </w:rPr>
-              <w:t>8×3-5=</w:t>
+              <w:t>50+48=</w:t>
             </w:r>
           </w:p>
         </w:tc>
@@ -823,7 +823,7 @@
                 <w:rFonts w:ascii="TimeNewRoman" w:hAnsi="TimeNewRoman"/>
                 <w:sz w:val="30"/>
               </w:rPr>
-              <w:t>5×8=</w:t>
+              <w:t>5×3+14=</w:t>
             </w:r>
           </w:p>
         </w:tc>
@@ -840,7 +840,7 @@
                 <w:rFonts w:ascii="TimeNewRoman" w:hAnsi="TimeNewRoman"/>
                 <w:sz w:val="30"/>
               </w:rPr>
-              <w:t>19+32-22=</w:t>
+              <w:t>9×7-25=</w:t>
             </w:r>
           </w:p>
         </w:tc>
@@ -857,7 +857,7 @@
                 <w:rFonts w:ascii="TimeNewRoman" w:hAnsi="TimeNewRoman"/>
                 <w:sz w:val="30"/>
               </w:rPr>
-              <w:t>36÷9=</w:t>
+              <w:t>24+92-61=</w:t>
             </w:r>
           </w:p>
         </w:tc>
@@ -874,7 +874,7 @@
                 <w:rFonts w:ascii="TimeNewRoman" w:hAnsi="TimeNewRoman"/>
                 <w:sz w:val="30"/>
               </w:rPr>
-              <w:t>6×2=</w:t>
+              <w:t>6×4=</w:t>
             </w:r>
           </w:p>
         </w:tc>
@@ -891,7 +891,94 @@
                 <w:rFonts w:ascii="TimeNewRoman" w:hAnsi="TimeNewRoman"/>
                 <w:sz w:val="30"/>
               </w:rPr>
-              <w:t>17+44=</w:t>
+              <w:t>2×5=</w:t>
+            </w:r>
+          </w:p>
+        </w:tc>
+      </w:tr>
+      <w:tr>
+        <w:tc>
+          <w:tcPr>
+            <w:tcW w:type="dxa" w:w="1987"/>
+          </w:tcPr>
+          <w:p>
+            <w:pPr>
+              <w:jc w:val="left"/>
+            </w:pPr>
+            <w:r>
+              <w:rPr>
+                <w:rFonts w:ascii="TimeNewRoman" w:hAnsi="TimeNewRoman"/>
+                <w:sz w:val="30"/>
+              </w:rPr>
+              <w:t>8×6=</w:t>
+            </w:r>
+          </w:p>
+        </w:tc>
+        <w:tc>
+          <w:tcPr>
+            <w:tcW w:type="dxa" w:w="1987"/>
+          </w:tcPr>
+          <w:p>
+            <w:pPr>
+              <w:jc w:val="left"/>
+            </w:pPr>
+            <w:r>
+              <w:rPr>
+                <w:rFonts w:ascii="TimeNewRoman" w:hAnsi="TimeNewRoman"/>
+                <w:sz w:val="30"/>
+              </w:rPr>
+              <w:t>28÷7=</w:t>
+            </w:r>
+          </w:p>
+        </w:tc>
+        <w:tc>
+          <w:tcPr>
+            <w:tcW w:type="dxa" w:w="1987"/>
+          </w:tcPr>
+          <w:p>
+            <w:pPr>
+              <w:jc w:val="left"/>
+            </w:pPr>
+            <w:r>
+              <w:rPr>
+                <w:rFonts w:ascii="TimeNewRoman" w:hAnsi="TimeNewRoman"/>
+                <w:sz w:val="30"/>
+              </w:rPr>
+              <w:t>66+22=</w:t>
+            </w:r>
+          </w:p>
+        </w:tc>
+        <w:tc>
+          <w:tcPr>
+            <w:tcW w:type="dxa" w:w="1987"/>
+          </w:tcPr>
+          <w:p>
+            <w:pPr>
+              <w:jc w:val="left"/>
+            </w:pPr>
+            <w:r>
+              <w:rPr>
+                <w:rFonts w:ascii="TimeNewRoman" w:hAnsi="TimeNewRoman"/>
+                <w:sz w:val="30"/>
+              </w:rPr>
+              <w:t>58-37=</w:t>
+            </w:r>
+          </w:p>
+        </w:tc>
+        <w:tc>
+          <w:tcPr>
+            <w:tcW w:type="dxa" w:w="1987"/>
+          </w:tcPr>
+          <w:p>
+            <w:pPr>
+              <w:jc w:val="left"/>
+            </w:pPr>
+            <w:r>
+              <w:rPr>
+                <w:rFonts w:ascii="TimeNewRoman" w:hAnsi="TimeNewRoman"/>
+                <w:sz w:val="30"/>
+              </w:rPr>
+              <w:t>1+77=</w:t>
             </w:r>
           </w:p>
         </w:tc>
@@ -927,7 +1014,7 @@
                 <w:rFonts w:ascii="TimeNewRoman" w:hAnsi="TimeNewRoman"/>
                 <w:sz w:val="30"/>
               </w:rPr>
-              <w:t>18+96+87=</w:t>
+              <w:t>7×8=</w:t>
             </w:r>
           </w:p>
         </w:tc>
@@ -944,7 +1031,7 @@
                 <w:rFonts w:ascii="TimeNewRoman" w:hAnsi="TimeNewRoman"/>
                 <w:sz w:val="30"/>
               </w:rPr>
-              <w:t>81+41+55=</w:t>
+              <w:t>4×9+22=</w:t>
             </w:r>
           </w:p>
         </w:tc>
@@ -961,7 +1048,147 @@
                 <w:rFonts w:ascii="TimeNewRoman" w:hAnsi="TimeNewRoman"/>
                 <w:sz w:val="30"/>
               </w:rPr>
-              <w:t>75+71-32=</w:t>
+              <w:t>6×8+19=</w:t>
+            </w:r>
+          </w:p>
+        </w:tc>
+        <w:tc>
+          <w:tcPr>
+            <w:tcW w:type="dxa" w:w="1987"/>
+          </w:tcPr>
+          <w:p>
+            <w:pPr>
+              <w:jc w:val="left"/>
+            </w:pPr>
+            <w:r>
+              <w:rPr>
+                <w:rFonts w:ascii="TimeNewRoman" w:hAnsi="TimeNewRoman"/>
+                <w:sz w:val="30"/>
+              </w:rPr>
+              <w:t>3+87+8=</w:t>
+            </w:r>
+          </w:p>
+        </w:tc>
+      </w:tr>
+      <w:tr>
+        <w:tc>
+          <w:tcPr>
+            <w:tcW w:type="dxa" w:w="1987"/>
+          </w:tcPr>
+          <w:p>
+            <w:pPr>
+              <w:jc w:val="left"/>
+            </w:pPr>
+            <w:r>
+              <w:rPr>
+                <w:rFonts w:ascii="TimeNewRoman" w:hAnsi="TimeNewRoman"/>
+                <w:sz w:val="30"/>
+              </w:rPr>
+              <w:t>9×3=</w:t>
+            </w:r>
+          </w:p>
+        </w:tc>
+        <w:tc>
+          <w:tcPr>
+            <w:tcW w:type="dxa" w:w="1987"/>
+          </w:tcPr>
+          <w:p>
+            <w:pPr>
+              <w:jc w:val="left"/>
+            </w:pPr>
+            <w:r>
+              <w:rPr>
+                <w:rFonts w:ascii="TimeNewRoman" w:hAnsi="TimeNewRoman"/>
+                <w:sz w:val="30"/>
+              </w:rPr>
+              <w:t>4×3=</w:t>
+            </w:r>
+          </w:p>
+        </w:tc>
+        <w:tc>
+          <w:tcPr>
+            <w:tcW w:type="dxa" w:w="1987"/>
+          </w:tcPr>
+          <w:p>
+            <w:pPr>
+              <w:jc w:val="left"/>
+            </w:pPr>
+            <w:r>
+              <w:rPr>
+                <w:rFonts w:ascii="TimeNewRoman" w:hAnsi="TimeNewRoman"/>
+                <w:sz w:val="30"/>
+              </w:rPr>
+              <w:t>6×3-15=</w:t>
+            </w:r>
+          </w:p>
+        </w:tc>
+        <w:tc>
+          <w:tcPr>
+            <w:tcW w:type="dxa" w:w="1987"/>
+          </w:tcPr>
+          <w:p>
+            <w:pPr>
+              <w:jc w:val="left"/>
+            </w:pPr>
+            <w:r>
+              <w:rPr>
+                <w:rFonts w:ascii="TimeNewRoman" w:hAnsi="TimeNewRoman"/>
+                <w:sz w:val="30"/>
+              </w:rPr>
+              <w:t>7×4=</w:t>
+            </w:r>
+          </w:p>
+        </w:tc>
+        <w:tc>
+          <w:tcPr>
+            <w:tcW w:type="dxa" w:w="1987"/>
+          </w:tcPr>
+          <w:p>
+            <w:pPr>
+              <w:jc w:val="left"/>
+            </w:pPr>
+            <w:r>
+              <w:rPr>
+                <w:rFonts w:ascii="TimeNewRoman" w:hAnsi="TimeNewRoman"/>
+                <w:sz w:val="30"/>
+              </w:rPr>
+              <w:t>32÷4=</w:t>
+            </w:r>
+          </w:p>
+        </w:tc>
+      </w:tr>
+      <w:tr>
+        <w:tc>
+          <w:tcPr>
+            <w:tcW w:type="dxa" w:w="1987"/>
+          </w:tcPr>
+          <w:p>
+            <w:pPr>
+              <w:jc w:val="left"/>
+            </w:pPr>
+            <w:r>
+              <w:rPr>
+                <w:rFonts w:ascii="TimeNewRoman" w:hAnsi="TimeNewRoman"/>
+                <w:sz w:val="30"/>
+              </w:rPr>
+              <w:t>76+31-77=</w:t>
+            </w:r>
+          </w:p>
+        </w:tc>
+        <w:tc>
+          <w:tcPr>
+            <w:tcW w:type="dxa" w:w="1987"/>
+          </w:tcPr>
+          <w:p>
+            <w:pPr>
+              <w:jc w:val="left"/>
+            </w:pPr>
+            <w:r>
+              <w:rPr>
+                <w:rFonts w:ascii="TimeNewRoman" w:hAnsi="TimeNewRoman"/>
+                <w:sz w:val="30"/>
+              </w:rPr>
+              <w:t>16+75+32=</w:t>
             </w:r>
           </w:p>
         </w:tc>
@@ -982,8 +1209,6 @@
             </w:r>
           </w:p>
         </w:tc>
-      </w:tr>
-      <w:tr>
         <w:tc>
           <w:tcPr>
             <w:tcW w:type="dxa" w:w="1987"/>
@@ -997,7 +1222,7 @@
                 <w:rFonts w:ascii="TimeNewRoman" w:hAnsi="TimeNewRoman"/>
                 <w:sz w:val="30"/>
               </w:rPr>
-              <w:t>39+50=</w:t>
+              <w:t>11+77=</w:t>
             </w:r>
           </w:p>
         </w:tc>
@@ -1014,58 +1239,7 @@
                 <w:rFonts w:ascii="TimeNewRoman" w:hAnsi="TimeNewRoman"/>
                 <w:sz w:val="30"/>
               </w:rPr>
-              <w:t>96+1=</w:t>
-            </w:r>
-          </w:p>
-        </w:tc>
-        <w:tc>
-          <w:tcPr>
-            <w:tcW w:type="dxa" w:w="1987"/>
-          </w:tcPr>
-          <w:p>
-            <w:pPr>
-              <w:jc w:val="left"/>
-            </w:pPr>
-            <w:r>
-              <w:rPr>
-                <w:rFonts w:ascii="TimeNewRoman" w:hAnsi="TimeNewRoman"/>
-                <w:sz w:val="30"/>
-              </w:rPr>
-              <w:t>3×5=</w:t>
-            </w:r>
-          </w:p>
-        </w:tc>
-        <w:tc>
-          <w:tcPr>
-            <w:tcW w:type="dxa" w:w="1987"/>
-          </w:tcPr>
-          <w:p>
-            <w:pPr>
-              <w:jc w:val="left"/>
-            </w:pPr>
-            <w:r>
-              <w:rPr>
-                <w:rFonts w:ascii="TimeNewRoman" w:hAnsi="TimeNewRoman"/>
-                <w:sz w:val="30"/>
-              </w:rPr>
-              <w:t>9×4-15=</w:t>
-            </w:r>
-          </w:p>
-        </w:tc>
-        <w:tc>
-          <w:tcPr>
-            <w:tcW w:type="dxa" w:w="1987"/>
-          </w:tcPr>
-          <w:p>
-            <w:pPr>
-              <w:jc w:val="left"/>
-            </w:pPr>
-            <w:r>
-              <w:rPr>
-                <w:rFonts w:ascii="TimeNewRoman" w:hAnsi="TimeNewRoman"/>
-                <w:sz w:val="30"/>
-              </w:rPr>
-              <w:t>86+80+14=</w:t>
+              <w:t>2×8-8=</w:t>
             </w:r>
           </w:p>
         </w:tc>
@@ -1084,7 +1258,7 @@
                 <w:rFonts w:ascii="TimeNewRoman" w:hAnsi="TimeNewRoman"/>
                 <w:sz w:val="30"/>
               </w:rPr>
-              <w:t>4×3-8=</w:t>
+              <w:t>4×2=</w:t>
             </w:r>
           </w:p>
         </w:tc>
@@ -1101,7 +1275,7 @@
                 <w:rFonts w:ascii="TimeNewRoman" w:hAnsi="TimeNewRoman"/>
                 <w:sz w:val="30"/>
               </w:rPr>
-              <w:t>54÷9=</w:t>
+              <w:t>4×8-23=</w:t>
             </w:r>
           </w:p>
         </w:tc>
@@ -1118,7 +1292,7 @@
                 <w:rFonts w:ascii="TimeNewRoman" w:hAnsi="TimeNewRoman"/>
                 <w:sz w:val="30"/>
               </w:rPr>
-              <w:t>5×2=</w:t>
+              <w:t>2×3=</w:t>
             </w:r>
           </w:p>
         </w:tc>
@@ -1135,7 +1309,7 @@
                 <w:rFonts w:ascii="TimeNewRoman" w:hAnsi="TimeNewRoman"/>
                 <w:sz w:val="30"/>
               </w:rPr>
-              <w:t>58+26=</w:t>
+              <w:t>5×3=</w:t>
             </w:r>
           </w:p>
         </w:tc>
@@ -1152,7 +1326,7 @@
                 <w:rFonts w:ascii="TimeNewRoman" w:hAnsi="TimeNewRoman"/>
                 <w:sz w:val="30"/>
               </w:rPr>
-              <w:t>7×4=</w:t>
+              <w:t>34+41+90=</w:t>
             </w:r>
           </w:p>
         </w:tc>
@@ -1171,546 +1345,7 @@
                 <w:rFonts w:ascii="TimeNewRoman" w:hAnsi="TimeNewRoman"/>
                 <w:sz w:val="30"/>
               </w:rPr>
-              <w:t>91-66=</w:t>
-            </w:r>
-          </w:p>
-        </w:tc>
-        <w:tc>
-          <w:tcPr>
-            <w:tcW w:type="dxa" w:w="1987"/>
-          </w:tcPr>
-          <w:p>
-            <w:pPr>
-              <w:jc w:val="left"/>
-            </w:pPr>
-            <w:r>
-              <w:rPr>
-                <w:rFonts w:ascii="TimeNewRoman" w:hAnsi="TimeNewRoman"/>
-                <w:sz w:val="30"/>
-              </w:rPr>
-              <w:t>42+23+30=</w:t>
-            </w:r>
-          </w:p>
-        </w:tc>
-        <w:tc>
-          <w:tcPr>
-            <w:tcW w:type="dxa" w:w="1987"/>
-          </w:tcPr>
-          <w:p>
-            <w:pPr>
-              <w:jc w:val="left"/>
-            </w:pPr>
-            <w:r>
-              <w:rPr>
-                <w:rFonts w:ascii="TimeNewRoman" w:hAnsi="TimeNewRoman"/>
-                <w:sz w:val="30"/>
-              </w:rPr>
-              <w:t>5×6=</w:t>
-            </w:r>
-          </w:p>
-        </w:tc>
-        <w:tc>
-          <w:tcPr>
-            <w:tcW w:type="dxa" w:w="1987"/>
-          </w:tcPr>
-          <w:p>
-            <w:pPr>
-              <w:jc w:val="left"/>
-            </w:pPr>
-            <w:r>
-              <w:rPr>
-                <w:rFonts w:ascii="TimeNewRoman" w:hAnsi="TimeNewRoman"/>
-                <w:sz w:val="30"/>
-              </w:rPr>
-              <w:t>8×4=</w:t>
-            </w:r>
-          </w:p>
-        </w:tc>
-        <w:tc>
-          <w:tcPr>
-            <w:tcW w:type="dxa" w:w="1987"/>
-          </w:tcPr>
-          <w:p>
-            <w:pPr>
-              <w:jc w:val="left"/>
-            </w:pPr>
-            <w:r>
-              <w:rPr>
-                <w:rFonts w:ascii="TimeNewRoman" w:hAnsi="TimeNewRoman"/>
-                <w:sz w:val="30"/>
-              </w:rPr>
-              <w:t>7×9+90=</w:t>
-            </w:r>
-          </w:p>
-        </w:tc>
-      </w:tr>
-      <w:tr>
-        <w:tc>
-          <w:tcPr>
-            <w:tcW w:type="dxa" w:w="1987"/>
-          </w:tcPr>
-          <w:p>
-            <w:pPr>
-              <w:jc w:val="left"/>
-            </w:pPr>
-            <w:r>
-              <w:rPr>
-                <w:rFonts w:ascii="TimeNewRoman" w:hAnsi="TimeNewRoman"/>
-                <w:sz w:val="30"/>
-              </w:rPr>
-              <w:t>4×5-6=</w:t>
-            </w:r>
-          </w:p>
-        </w:tc>
-        <w:tc>
-          <w:tcPr>
-            <w:tcW w:type="dxa" w:w="1987"/>
-          </w:tcPr>
-          <w:p>
-            <w:pPr>
-              <w:jc w:val="left"/>
-            </w:pPr>
-            <w:r>
-              <w:rPr>
-                <w:rFonts w:ascii="TimeNewRoman" w:hAnsi="TimeNewRoman"/>
-                <w:sz w:val="30"/>
-              </w:rPr>
-              <w:t>12÷2=</w:t>
-            </w:r>
-          </w:p>
-        </w:tc>
-        <w:tc>
-          <w:tcPr>
-            <w:tcW w:type="dxa" w:w="1987"/>
-          </w:tcPr>
-          <w:p>
-            <w:pPr>
-              <w:jc w:val="left"/>
-            </w:pPr>
-            <w:r>
-              <w:rPr>
-                <w:rFonts w:ascii="TimeNewRoman" w:hAnsi="TimeNewRoman"/>
-                <w:sz w:val="30"/>
-              </w:rPr>
-              <w:t>15-2=</w:t>
-            </w:r>
-          </w:p>
-        </w:tc>
-        <w:tc>
-          <w:tcPr>
-            <w:tcW w:type="dxa" w:w="1987"/>
-          </w:tcPr>
-          <w:p>
-            <w:pPr>
-              <w:jc w:val="left"/>
-            </w:pPr>
-            <w:r>
-              <w:rPr>
-                <w:rFonts w:ascii="TimeNewRoman" w:hAnsi="TimeNewRoman"/>
-                <w:sz w:val="30"/>
-              </w:rPr>
-              <w:t>17+54-27=</w:t>
-            </w:r>
-          </w:p>
-        </w:tc>
-        <w:tc>
-          <w:tcPr>
-            <w:tcW w:type="dxa" w:w="1987"/>
-          </w:tcPr>
-          <w:p>
-            <w:pPr>
-              <w:jc w:val="left"/>
-            </w:pPr>
-            <w:r>
-              <w:rPr>
-                <w:rFonts w:ascii="TimeNewRoman" w:hAnsi="TimeNewRoman"/>
-                <w:sz w:val="30"/>
-              </w:rPr>
-              <w:t>2×3+98=</w:t>
-            </w:r>
-          </w:p>
-        </w:tc>
-      </w:tr>
-      <w:tr>
-        <w:tc>
-          <w:tcPr>
-            <w:tcW w:type="dxa" w:w="1987"/>
-          </w:tcPr>
-          <w:p>
-            <w:pPr>
-              <w:jc w:val="left"/>
-            </w:pPr>
-            <w:r>
-              <w:rPr>
-                <w:rFonts w:ascii="TimeNewRoman" w:hAnsi="TimeNewRoman"/>
-                <w:sz w:val="30"/>
-              </w:rPr>
-              <w:t>3×6+72=</w:t>
-            </w:r>
-          </w:p>
-        </w:tc>
-        <w:tc>
-          <w:tcPr>
-            <w:tcW w:type="dxa" w:w="1987"/>
-          </w:tcPr>
-          <w:p>
-            <w:pPr>
-              <w:jc w:val="left"/>
-            </w:pPr>
-            <w:r>
-              <w:rPr>
-                <w:rFonts w:ascii="TimeNewRoman" w:hAnsi="TimeNewRoman"/>
-                <w:sz w:val="30"/>
-              </w:rPr>
-              <w:t>83-8=</w:t>
-            </w:r>
-          </w:p>
-        </w:tc>
-        <w:tc>
-          <w:tcPr>
-            <w:tcW w:type="dxa" w:w="1987"/>
-          </w:tcPr>
-          <w:p>
-            <w:pPr>
-              <w:jc w:val="left"/>
-            </w:pPr>
-            <w:r>
-              <w:rPr>
-                <w:rFonts w:ascii="TimeNewRoman" w:hAnsi="TimeNewRoman"/>
-                <w:sz w:val="30"/>
-              </w:rPr>
-              <w:t>99-18=</w:t>
-            </w:r>
-          </w:p>
-        </w:tc>
-        <w:tc>
-          <w:tcPr>
-            <w:tcW w:type="dxa" w:w="1987"/>
-          </w:tcPr>
-          <w:p>
-            <w:pPr>
-              <w:jc w:val="left"/>
-            </w:pPr>
-            <w:r>
-              <w:rPr>
-                <w:rFonts w:ascii="TimeNewRoman" w:hAnsi="TimeNewRoman"/>
-                <w:sz w:val="30"/>
-              </w:rPr>
-              <w:t>49÷7=</w:t>
-            </w:r>
-          </w:p>
-        </w:tc>
-        <w:tc>
-          <w:tcPr>
-            <w:tcW w:type="dxa" w:w="1987"/>
-          </w:tcPr>
-          <w:p>
-            <w:pPr>
-              <w:jc w:val="left"/>
-            </w:pPr>
-            <w:r>
-              <w:rPr>
-                <w:rFonts w:ascii="TimeNewRoman" w:hAnsi="TimeNewRoman"/>
-                <w:sz w:val="30"/>
-              </w:rPr>
-              <w:t>8×1=</w:t>
-            </w:r>
-          </w:p>
-        </w:tc>
-      </w:tr>
-      <w:tr>
-        <w:tc>
-          <w:tcPr>
-            <w:tcW w:type="dxa" w:w="1987"/>
-          </w:tcPr>
-          <w:p>
-            <w:pPr>
-              <w:jc w:val="left"/>
-            </w:pPr>
-            <w:r>
-              <w:rPr>
-                <w:rFonts w:ascii="TimeNewRoman" w:hAnsi="TimeNewRoman"/>
-                <w:sz w:val="30"/>
-              </w:rPr>
-              <w:t>93+93+14=</w:t>
-            </w:r>
-          </w:p>
-        </w:tc>
-        <w:tc>
-          <w:tcPr>
-            <w:tcW w:type="dxa" w:w="1987"/>
-          </w:tcPr>
-          <w:p>
-            <w:pPr>
-              <w:jc w:val="left"/>
-            </w:pPr>
-            <w:r>
-              <w:rPr>
-                <w:rFonts w:ascii="TimeNewRoman" w:hAnsi="TimeNewRoman"/>
-                <w:sz w:val="30"/>
-              </w:rPr>
-              <w:t>9×9-73=</w:t>
-            </w:r>
-          </w:p>
-        </w:tc>
-        <w:tc>
-          <w:tcPr>
-            <w:tcW w:type="dxa" w:w="1987"/>
-          </w:tcPr>
-          <w:p>
-            <w:pPr>
-              <w:jc w:val="left"/>
-            </w:pPr>
-            <w:r>
-              <w:rPr>
-                <w:rFonts w:ascii="TimeNewRoman" w:hAnsi="TimeNewRoman"/>
-                <w:sz w:val="30"/>
-              </w:rPr>
-              <w:t>75+4=</w:t>
-            </w:r>
-          </w:p>
-        </w:tc>
-        <w:tc>
-          <w:tcPr>
-            <w:tcW w:type="dxa" w:w="1987"/>
-          </w:tcPr>
-          <w:p>
-            <w:pPr>
-              <w:jc w:val="left"/>
-            </w:pPr>
-            <w:r>
-              <w:rPr>
-                <w:rFonts w:ascii="TimeNewRoman" w:hAnsi="TimeNewRoman"/>
-                <w:sz w:val="30"/>
-              </w:rPr>
-              <w:t>67-39=</w:t>
-            </w:r>
-          </w:p>
-        </w:tc>
-        <w:tc>
-          <w:tcPr>
-            <w:tcW w:type="dxa" w:w="1987"/>
-          </w:tcPr>
-          <w:p>
-            <w:pPr>
-              <w:jc w:val="left"/>
-            </w:pPr>
-            <w:r>
-              <w:rPr>
-                <w:rFonts w:ascii="TimeNewRoman" w:hAnsi="TimeNewRoman"/>
-                <w:sz w:val="30"/>
-              </w:rPr>
-              <w:t>97-75=</w:t>
-            </w:r>
-          </w:p>
-        </w:tc>
-      </w:tr>
-      <w:tr>
-        <w:tc>
-          <w:tcPr>
-            <w:tcW w:type="dxa" w:w="1987"/>
-          </w:tcPr>
-          <w:p>
-            <w:pPr>
-              <w:jc w:val="left"/>
-            </w:pPr>
-            <w:r>
-              <w:rPr>
-                <w:rFonts w:ascii="TimeNewRoman" w:hAnsi="TimeNewRoman"/>
-                <w:sz w:val="30"/>
-              </w:rPr>
-              <w:t>71-57=</w:t>
-            </w:r>
-          </w:p>
-        </w:tc>
-        <w:tc>
-          <w:tcPr>
-            <w:tcW w:type="dxa" w:w="1987"/>
-          </w:tcPr>
-          <w:p>
-            <w:pPr>
-              <w:jc w:val="left"/>
-            </w:pPr>
-            <w:r>
-              <w:rPr>
-                <w:rFonts w:ascii="TimeNewRoman" w:hAnsi="TimeNewRoman"/>
-                <w:sz w:val="30"/>
-              </w:rPr>
-              <w:t>7+69+95=</w:t>
-            </w:r>
-          </w:p>
-        </w:tc>
-        <w:tc>
-          <w:tcPr>
-            <w:tcW w:type="dxa" w:w="1987"/>
-          </w:tcPr>
-          <w:p>
-            <w:pPr>
-              <w:jc w:val="left"/>
-            </w:pPr>
-            <w:r>
-              <w:rPr>
-                <w:rFonts w:ascii="TimeNewRoman" w:hAnsi="TimeNewRoman"/>
-                <w:sz w:val="30"/>
-              </w:rPr>
-              <w:t>73-34=</w:t>
-            </w:r>
-          </w:p>
-        </w:tc>
-        <w:tc>
-          <w:tcPr>
-            <w:tcW w:type="dxa" w:w="1987"/>
-          </w:tcPr>
-          <w:p>
-            <w:pPr>
-              <w:jc w:val="left"/>
-            </w:pPr>
-            <w:r>
-              <w:rPr>
-                <w:rFonts w:ascii="TimeNewRoman" w:hAnsi="TimeNewRoman"/>
-                <w:sz w:val="30"/>
-              </w:rPr>
-              <w:t>7×8=</w:t>
-            </w:r>
-          </w:p>
-        </w:tc>
-        <w:tc>
-          <w:tcPr>
-            <w:tcW w:type="dxa" w:w="1987"/>
-          </w:tcPr>
-          <w:p>
-            <w:pPr>
-              <w:jc w:val="left"/>
-            </w:pPr>
-            <w:r>
-              <w:rPr>
-                <w:rFonts w:ascii="TimeNewRoman" w:hAnsi="TimeNewRoman"/>
-                <w:sz w:val="30"/>
-              </w:rPr>
-              <w:t>6×7+44=</w:t>
-            </w:r>
-          </w:p>
-        </w:tc>
-      </w:tr>
-      <w:tr>
-        <w:tc>
-          <w:tcPr>
-            <w:tcW w:type="dxa" w:w="1987"/>
-          </w:tcPr>
-          <w:p>
-            <w:pPr>
-              <w:jc w:val="left"/>
-            </w:pPr>
-            <w:r>
-              <w:rPr>
-                <w:rFonts w:ascii="TimeNewRoman" w:hAnsi="TimeNewRoman"/>
-                <w:sz w:val="30"/>
-              </w:rPr>
-              <w:t>55-25=</w:t>
-            </w:r>
-          </w:p>
-        </w:tc>
-        <w:tc>
-          <w:tcPr>
-            <w:tcW w:type="dxa" w:w="1987"/>
-          </w:tcPr>
-          <w:p>
-            <w:pPr>
-              <w:jc w:val="left"/>
-            </w:pPr>
-            <w:r>
-              <w:rPr>
-                <w:rFonts w:ascii="TimeNewRoman" w:hAnsi="TimeNewRoman"/>
-                <w:sz w:val="30"/>
-              </w:rPr>
-              <w:t>12÷4=</w:t>
-            </w:r>
-          </w:p>
-        </w:tc>
-        <w:tc>
-          <w:tcPr>
-            <w:tcW w:type="dxa" w:w="1987"/>
-          </w:tcPr>
-          <w:p>
-            <w:pPr>
-              <w:jc w:val="left"/>
-            </w:pPr>
-            <w:r>
-              <w:rPr>
-                <w:rFonts w:ascii="TimeNewRoman" w:hAnsi="TimeNewRoman"/>
-                <w:sz w:val="30"/>
-              </w:rPr>
-              <w:t>9×6=</w:t>
-            </w:r>
-          </w:p>
-        </w:tc>
-        <w:tc>
-          <w:tcPr>
-            <w:tcW w:type="dxa" w:w="1987"/>
-          </w:tcPr>
-          <w:p>
-            <w:pPr>
-              <w:jc w:val="left"/>
-            </w:pPr>
-            <w:r>
-              <w:rPr>
-                <w:rFonts w:ascii="TimeNewRoman" w:hAnsi="TimeNewRoman"/>
-                <w:sz w:val="30"/>
-              </w:rPr>
-              <w:t>27+83+7=</w:t>
-            </w:r>
-          </w:p>
-        </w:tc>
-        <w:tc>
-          <w:tcPr>
-            <w:tcW w:type="dxa" w:w="1987"/>
-          </w:tcPr>
-          <w:p>
-            <w:pPr>
-              <w:jc w:val="left"/>
-            </w:pPr>
-            <w:r>
-              <w:rPr>
-                <w:rFonts w:ascii="TimeNewRoman" w:hAnsi="TimeNewRoman"/>
-                <w:sz w:val="30"/>
-              </w:rPr>
-              <w:t>21÷3=</w:t>
-            </w:r>
-          </w:p>
-        </w:tc>
-      </w:tr>
-      <w:tr>
-        <w:tc>
-          <w:tcPr>
-            <w:tcW w:type="dxa" w:w="1987"/>
-          </w:tcPr>
-          <w:p>
-            <w:pPr>
-              <w:jc w:val="left"/>
-            </w:pPr>
-            <w:r>
-              <w:rPr>
-                <w:rFonts w:ascii="TimeNewRoman" w:hAnsi="TimeNewRoman"/>
-                <w:sz w:val="30"/>
-              </w:rPr>
-              <w:t>1×9=</w:t>
-            </w:r>
-          </w:p>
-        </w:tc>
-        <w:tc>
-          <w:tcPr>
-            <w:tcW w:type="dxa" w:w="1987"/>
-          </w:tcPr>
-          <w:p>
-            <w:pPr>
-              <w:jc w:val="left"/>
-            </w:pPr>
-            <w:r>
-              <w:rPr>
-                <w:rFonts w:ascii="TimeNewRoman" w:hAnsi="TimeNewRoman"/>
-                <w:sz w:val="30"/>
-              </w:rPr>
-              <w:t>81-36=</w:t>
+              <w:t>3×2=</w:t>
             </w:r>
           </w:p>
         </w:tc>
@@ -1744,7 +1379,7 @@
                 <w:rFonts w:ascii="TimeNewRoman" w:hAnsi="TimeNewRoman"/>
                 <w:sz w:val="30"/>
               </w:rPr>
-              <w:t>41+38=</w:t>
+              <w:t>4×4=</w:t>
             </w:r>
           </w:p>
         </w:tc>
@@ -1761,7 +1396,372 @@
                 <w:rFonts w:ascii="TimeNewRoman" w:hAnsi="TimeNewRoman"/>
                 <w:sz w:val="30"/>
               </w:rPr>
-              <w:t>6×4=</w:t>
+              <w:t>9×4=</w:t>
+            </w:r>
+          </w:p>
+        </w:tc>
+        <w:tc>
+          <w:tcPr>
+            <w:tcW w:type="dxa" w:w="1987"/>
+          </w:tcPr>
+          <w:p>
+            <w:pPr>
+              <w:jc w:val="left"/>
+            </w:pPr>
+            <w:r>
+              <w:rPr>
+                <w:rFonts w:ascii="TimeNewRoman" w:hAnsi="TimeNewRoman"/>
+                <w:sz w:val="30"/>
+              </w:rPr>
+              <w:t>64+2=</w:t>
+            </w:r>
+          </w:p>
+        </w:tc>
+      </w:tr>
+      <w:tr>
+        <w:tc>
+          <w:tcPr>
+            <w:tcW w:type="dxa" w:w="1987"/>
+          </w:tcPr>
+          <w:p>
+            <w:pPr>
+              <w:jc w:val="left"/>
+            </w:pPr>
+            <w:r>
+              <w:rPr>
+                <w:rFonts w:ascii="TimeNewRoman" w:hAnsi="TimeNewRoman"/>
+                <w:sz w:val="30"/>
+              </w:rPr>
+              <w:t>8×7=</w:t>
+            </w:r>
+          </w:p>
+        </w:tc>
+        <w:tc>
+          <w:tcPr>
+            <w:tcW w:type="dxa" w:w="1987"/>
+          </w:tcPr>
+          <w:p>
+            <w:pPr>
+              <w:jc w:val="left"/>
+            </w:pPr>
+            <w:r>
+              <w:rPr>
+                <w:rFonts w:ascii="TimeNewRoman" w:hAnsi="TimeNewRoman"/>
+                <w:sz w:val="30"/>
+              </w:rPr>
+              <w:t>15+1=</w:t>
+            </w:r>
+          </w:p>
+        </w:tc>
+        <w:tc>
+          <w:tcPr>
+            <w:tcW w:type="dxa" w:w="1987"/>
+          </w:tcPr>
+          <w:p>
+            <w:pPr>
+              <w:jc w:val="left"/>
+            </w:pPr>
+            <w:r>
+              <w:rPr>
+                <w:rFonts w:ascii="TimeNewRoman" w:hAnsi="TimeNewRoman"/>
+                <w:sz w:val="30"/>
+              </w:rPr>
+              <w:t>5×5=</w:t>
+            </w:r>
+          </w:p>
+        </w:tc>
+        <w:tc>
+          <w:tcPr>
+            <w:tcW w:type="dxa" w:w="1987"/>
+          </w:tcPr>
+          <w:p>
+            <w:pPr>
+              <w:jc w:val="left"/>
+            </w:pPr>
+            <w:r>
+              <w:rPr>
+                <w:rFonts w:ascii="TimeNewRoman" w:hAnsi="TimeNewRoman"/>
+                <w:sz w:val="30"/>
+              </w:rPr>
+              <w:t>7×8+63=</w:t>
+            </w:r>
+          </w:p>
+        </w:tc>
+        <w:tc>
+          <w:tcPr>
+            <w:tcW w:type="dxa" w:w="1987"/>
+          </w:tcPr>
+          <w:p>
+            <w:pPr>
+              <w:jc w:val="left"/>
+            </w:pPr>
+            <w:r>
+              <w:rPr>
+                <w:rFonts w:ascii="TimeNewRoman" w:hAnsi="TimeNewRoman"/>
+                <w:sz w:val="30"/>
+              </w:rPr>
+              <w:t>6×7=</w:t>
+            </w:r>
+          </w:p>
+        </w:tc>
+      </w:tr>
+      <w:tr>
+        <w:tc>
+          <w:tcPr>
+            <w:tcW w:type="dxa" w:w="1987"/>
+          </w:tcPr>
+          <w:p>
+            <w:pPr>
+              <w:jc w:val="left"/>
+            </w:pPr>
+            <w:r>
+              <w:rPr>
+                <w:rFonts w:ascii="TimeNewRoman" w:hAnsi="TimeNewRoman"/>
+                <w:sz w:val="30"/>
+              </w:rPr>
+              <w:t>4×1=</w:t>
+            </w:r>
+          </w:p>
+        </w:tc>
+        <w:tc>
+          <w:tcPr>
+            <w:tcW w:type="dxa" w:w="1987"/>
+          </w:tcPr>
+          <w:p>
+            <w:pPr>
+              <w:jc w:val="left"/>
+            </w:pPr>
+            <w:r>
+              <w:rPr>
+                <w:rFonts w:ascii="TimeNewRoman" w:hAnsi="TimeNewRoman"/>
+                <w:sz w:val="30"/>
+              </w:rPr>
+              <w:t>1×3=</w:t>
+            </w:r>
+          </w:p>
+        </w:tc>
+        <w:tc>
+          <w:tcPr>
+            <w:tcW w:type="dxa" w:w="1987"/>
+          </w:tcPr>
+          <w:p>
+            <w:pPr>
+              <w:jc w:val="left"/>
+            </w:pPr>
+            <w:r>
+              <w:rPr>
+                <w:rFonts w:ascii="TimeNewRoman" w:hAnsi="TimeNewRoman"/>
+                <w:sz w:val="30"/>
+              </w:rPr>
+              <w:t>71+1=</w:t>
+            </w:r>
+          </w:p>
+        </w:tc>
+        <w:tc>
+          <w:tcPr>
+            <w:tcW w:type="dxa" w:w="1987"/>
+          </w:tcPr>
+          <w:p>
+            <w:pPr>
+              <w:jc w:val="left"/>
+            </w:pPr>
+            <w:r>
+              <w:rPr>
+                <w:rFonts w:ascii="TimeNewRoman" w:hAnsi="TimeNewRoman"/>
+                <w:sz w:val="30"/>
+              </w:rPr>
+              <w:t>2×7=</w:t>
+            </w:r>
+          </w:p>
+        </w:tc>
+        <w:tc>
+          <w:tcPr>
+            <w:tcW w:type="dxa" w:w="1987"/>
+          </w:tcPr>
+          <w:p>
+            <w:pPr>
+              <w:jc w:val="left"/>
+            </w:pPr>
+            <w:r>
+              <w:rPr>
+                <w:rFonts w:ascii="TimeNewRoman" w:hAnsi="TimeNewRoman"/>
+                <w:sz w:val="30"/>
+              </w:rPr>
+              <w:t>41-18=</w:t>
+            </w:r>
+          </w:p>
+        </w:tc>
+      </w:tr>
+      <w:tr>
+        <w:tc>
+          <w:tcPr>
+            <w:tcW w:type="dxa" w:w="1987"/>
+          </w:tcPr>
+          <w:p>
+            <w:pPr>
+              <w:jc w:val="left"/>
+            </w:pPr>
+            <w:r>
+              <w:rPr>
+                <w:rFonts w:ascii="TimeNewRoman" w:hAnsi="TimeNewRoman"/>
+                <w:sz w:val="30"/>
+              </w:rPr>
+              <w:t>6×7+70=</w:t>
+            </w:r>
+          </w:p>
+        </w:tc>
+        <w:tc>
+          <w:tcPr>
+            <w:tcW w:type="dxa" w:w="1987"/>
+          </w:tcPr>
+          <w:p>
+            <w:pPr>
+              <w:jc w:val="left"/>
+            </w:pPr>
+            <w:r>
+              <w:rPr>
+                <w:rFonts w:ascii="TimeNewRoman" w:hAnsi="TimeNewRoman"/>
+                <w:sz w:val="30"/>
+              </w:rPr>
+              <w:t>79-52=</w:t>
+            </w:r>
+          </w:p>
+        </w:tc>
+        <w:tc>
+          <w:tcPr>
+            <w:tcW w:type="dxa" w:w="1987"/>
+          </w:tcPr>
+          <w:p>
+            <w:pPr>
+              <w:jc w:val="left"/>
+            </w:pPr>
+            <w:r>
+              <w:rPr>
+                <w:rFonts w:ascii="TimeNewRoman" w:hAnsi="TimeNewRoman"/>
+                <w:sz w:val="30"/>
+              </w:rPr>
+              <w:t>33+37=</w:t>
+            </w:r>
+          </w:p>
+        </w:tc>
+        <w:tc>
+          <w:tcPr>
+            <w:tcW w:type="dxa" w:w="1987"/>
+          </w:tcPr>
+          <w:p>
+            <w:pPr>
+              <w:jc w:val="left"/>
+            </w:pPr>
+            <w:r>
+              <w:rPr>
+                <w:rFonts w:ascii="TimeNewRoman" w:hAnsi="TimeNewRoman"/>
+                <w:sz w:val="30"/>
+              </w:rPr>
+              <w:t>30÷5=</w:t>
+            </w:r>
+          </w:p>
+        </w:tc>
+        <w:tc>
+          <w:tcPr>
+            <w:tcW w:type="dxa" w:w="1987"/>
+          </w:tcPr>
+          <w:p>
+            <w:pPr>
+              <w:jc w:val="left"/>
+            </w:pPr>
+            <w:r>
+              <w:rPr>
+                <w:rFonts w:ascii="TimeNewRoman" w:hAnsi="TimeNewRoman"/>
+                <w:sz w:val="30"/>
+              </w:rPr>
+              <w:t>36+32=</w:t>
+            </w:r>
+          </w:p>
+        </w:tc>
+      </w:tr>
+      <w:tr>
+        <w:tc>
+          <w:tcPr>
+            <w:tcW w:type="dxa" w:w="1987"/>
+          </w:tcPr>
+          <w:p>
+            <w:pPr>
+              <w:jc w:val="left"/>
+            </w:pPr>
+            <w:r>
+              <w:rPr>
+                <w:rFonts w:ascii="TimeNewRoman" w:hAnsi="TimeNewRoman"/>
+                <w:sz w:val="30"/>
+              </w:rPr>
+              <w:t>4×9+19=</w:t>
+            </w:r>
+          </w:p>
+        </w:tc>
+        <w:tc>
+          <w:tcPr>
+            <w:tcW w:type="dxa" w:w="1987"/>
+          </w:tcPr>
+          <w:p>
+            <w:pPr>
+              <w:jc w:val="left"/>
+            </w:pPr>
+            <w:r>
+              <w:rPr>
+                <w:rFonts w:ascii="TimeNewRoman" w:hAnsi="TimeNewRoman"/>
+                <w:sz w:val="30"/>
+              </w:rPr>
+              <w:t>75-40=</w:t>
+            </w:r>
+          </w:p>
+        </w:tc>
+        <w:tc>
+          <w:tcPr>
+            <w:tcW w:type="dxa" w:w="1987"/>
+          </w:tcPr>
+          <w:p>
+            <w:pPr>
+              <w:jc w:val="left"/>
+            </w:pPr>
+            <w:r>
+              <w:rPr>
+                <w:rFonts w:ascii="TimeNewRoman" w:hAnsi="TimeNewRoman"/>
+                <w:sz w:val="30"/>
+              </w:rPr>
+              <w:t>35+71-77=</w:t>
+            </w:r>
+          </w:p>
+        </w:tc>
+        <w:tc>
+          <w:tcPr>
+            <w:tcW w:type="dxa" w:w="1987"/>
+          </w:tcPr>
+          <w:p>
+            <w:pPr>
+              <w:jc w:val="left"/>
+            </w:pPr>
+            <w:r>
+              <w:rPr>
+                <w:rFonts w:ascii="TimeNewRoman" w:hAnsi="TimeNewRoman"/>
+                <w:sz w:val="30"/>
+              </w:rPr>
+              <w:t>3×7=</w:t>
+            </w:r>
+          </w:p>
+        </w:tc>
+        <w:tc>
+          <w:tcPr>
+            <w:tcW w:type="dxa" w:w="1987"/>
+          </w:tcPr>
+          <w:p>
+            <w:pPr>
+              <w:jc w:val="left"/>
+            </w:pPr>
+            <w:r>
+              <w:rPr>
+                <w:rFonts w:ascii="TimeNewRoman" w:hAnsi="TimeNewRoman"/>
+                <w:sz w:val="30"/>
+              </w:rPr>
+              <w:t>6×2+36=</w:t>
             </w:r>
           </w:p>
         </w:tc>

--- a/mixed.docx
+++ b/mixed.docx
@@ -40,7 +40,7 @@
                 <w:rFonts w:ascii="TimeNewRoman" w:hAnsi="TimeNewRoman"/>
                 <w:sz w:val="30"/>
               </w:rPr>
-              <w:t>90+92-1=</w:t>
+              <w:t>50+78-30=</w:t>
             </w:r>
           </w:p>
         </w:tc>
@@ -57,7 +57,7 @@
                 <w:rFonts w:ascii="TimeNewRoman" w:hAnsi="TimeNewRoman"/>
                 <w:sz w:val="30"/>
               </w:rPr>
-              <w:t>12+81+44=</w:t>
+              <w:t>3×6=</w:t>
             </w:r>
           </w:p>
         </w:tc>
@@ -74,7 +74,7 @@
                 <w:rFonts w:ascii="TimeNewRoman" w:hAnsi="TimeNewRoman"/>
                 <w:sz w:val="30"/>
               </w:rPr>
-              <w:t>8÷2=</w:t>
+              <w:t>89-73=</w:t>
             </w:r>
           </w:p>
         </w:tc>
@@ -91,7 +91,7 @@
                 <w:rFonts w:ascii="TimeNewRoman" w:hAnsi="TimeNewRoman"/>
                 <w:sz w:val="30"/>
               </w:rPr>
-              <w:t>42-42=</w:t>
+              <w:t>7×8=</w:t>
             </w:r>
           </w:p>
         </w:tc>
@@ -108,7 +108,7 @@
                 <w:rFonts w:ascii="TimeNewRoman" w:hAnsi="TimeNewRoman"/>
                 <w:sz w:val="30"/>
               </w:rPr>
-              <w:t>59+27+44=</w:t>
+              <w:t>3×3+57=</w:t>
             </w:r>
           </w:p>
         </w:tc>
@@ -127,7 +127,7 @@
                 <w:rFonts w:ascii="TimeNewRoman" w:hAnsi="TimeNewRoman"/>
                 <w:sz w:val="30"/>
               </w:rPr>
-              <w:t>47+48=</w:t>
+              <w:t>10+47=</w:t>
             </w:r>
           </w:p>
         </w:tc>
@@ -144,7 +144,7 @@
                 <w:rFonts w:ascii="TimeNewRoman" w:hAnsi="TimeNewRoman"/>
                 <w:sz w:val="30"/>
               </w:rPr>
-              <w:t>6×8=</w:t>
+              <w:t>38+49=</w:t>
             </w:r>
           </w:p>
         </w:tc>
@@ -161,7 +161,1278 @@
                 <w:rFonts w:ascii="TimeNewRoman" w:hAnsi="TimeNewRoman"/>
                 <w:sz w:val="30"/>
               </w:rPr>
-              <w:t>82+10=</w:t>
+              <w:t>93+10+93=</w:t>
+            </w:r>
+          </w:p>
+        </w:tc>
+        <w:tc>
+          <w:tcPr>
+            <w:tcW w:type="dxa" w:w="1987"/>
+          </w:tcPr>
+          <w:p>
+            <w:pPr>
+              <w:jc w:val="left"/>
+            </w:pPr>
+            <w:r>
+              <w:rPr>
+                <w:rFonts w:ascii="TimeNewRoman" w:hAnsi="TimeNewRoman"/>
+                <w:sz w:val="30"/>
+              </w:rPr>
+              <w:t>3+35=</w:t>
+            </w:r>
+          </w:p>
+        </w:tc>
+        <w:tc>
+          <w:tcPr>
+            <w:tcW w:type="dxa" w:w="1987"/>
+          </w:tcPr>
+          <w:p>
+            <w:pPr>
+              <w:jc w:val="left"/>
+            </w:pPr>
+            <w:r>
+              <w:rPr>
+                <w:rFonts w:ascii="TimeNewRoman" w:hAnsi="TimeNewRoman"/>
+                <w:sz w:val="30"/>
+              </w:rPr>
+              <w:t>3×7=</w:t>
+            </w:r>
+          </w:p>
+        </w:tc>
+      </w:tr>
+      <w:tr>
+        <w:tc>
+          <w:tcPr>
+            <w:tcW w:type="dxa" w:w="1987"/>
+          </w:tcPr>
+          <w:p>
+            <w:pPr>
+              <w:jc w:val="left"/>
+            </w:pPr>
+            <w:r>
+              <w:rPr>
+                <w:rFonts w:ascii="TimeNewRoman" w:hAnsi="TimeNewRoman"/>
+                <w:sz w:val="30"/>
+              </w:rPr>
+              <w:t>89+3-86=</w:t>
+            </w:r>
+          </w:p>
+        </w:tc>
+        <w:tc>
+          <w:tcPr>
+            <w:tcW w:type="dxa" w:w="1987"/>
+          </w:tcPr>
+          <w:p>
+            <w:pPr>
+              <w:jc w:val="left"/>
+            </w:pPr>
+            <w:r>
+              <w:rPr>
+                <w:rFonts w:ascii="TimeNewRoman" w:hAnsi="TimeNewRoman"/>
+                <w:sz w:val="30"/>
+              </w:rPr>
+              <w:t>46+35=</w:t>
+            </w:r>
+          </w:p>
+        </w:tc>
+        <w:tc>
+          <w:tcPr>
+            <w:tcW w:type="dxa" w:w="1987"/>
+          </w:tcPr>
+          <w:p>
+            <w:pPr>
+              <w:jc w:val="left"/>
+            </w:pPr>
+            <w:r>
+              <w:rPr>
+                <w:rFonts w:ascii="TimeNewRoman" w:hAnsi="TimeNewRoman"/>
+                <w:sz w:val="30"/>
+              </w:rPr>
+              <w:t>8×5-37=</w:t>
+            </w:r>
+          </w:p>
+        </w:tc>
+        <w:tc>
+          <w:tcPr>
+            <w:tcW w:type="dxa" w:w="1987"/>
+          </w:tcPr>
+          <w:p>
+            <w:pPr>
+              <w:jc w:val="left"/>
+            </w:pPr>
+            <w:r>
+              <w:rPr>
+                <w:rFonts w:ascii="TimeNewRoman" w:hAnsi="TimeNewRoman"/>
+                <w:sz w:val="30"/>
+              </w:rPr>
+              <w:t>8×9=</w:t>
+            </w:r>
+          </w:p>
+        </w:tc>
+        <w:tc>
+          <w:tcPr>
+            <w:tcW w:type="dxa" w:w="1987"/>
+          </w:tcPr>
+          <w:p>
+            <w:pPr>
+              <w:jc w:val="left"/>
+            </w:pPr>
+            <w:r>
+              <w:rPr>
+                <w:rFonts w:ascii="TimeNewRoman" w:hAnsi="TimeNewRoman"/>
+                <w:sz w:val="30"/>
+              </w:rPr>
+              <w:t>28+55=</w:t>
+            </w:r>
+          </w:p>
+        </w:tc>
+      </w:tr>
+      <w:tr>
+        <w:tc>
+          <w:tcPr>
+            <w:tcW w:type="dxa" w:w="1987"/>
+          </w:tcPr>
+          <w:p>
+            <w:pPr>
+              <w:jc w:val="left"/>
+            </w:pPr>
+            <w:r>
+              <w:rPr>
+                <w:rFonts w:ascii="TimeNewRoman" w:hAnsi="TimeNewRoman"/>
+                <w:sz w:val="30"/>
+              </w:rPr>
+              <w:t>99-6=</w:t>
+            </w:r>
+          </w:p>
+        </w:tc>
+        <w:tc>
+          <w:tcPr>
+            <w:tcW w:type="dxa" w:w="1987"/>
+          </w:tcPr>
+          <w:p>
+            <w:pPr>
+              <w:jc w:val="left"/>
+            </w:pPr>
+            <w:r>
+              <w:rPr>
+                <w:rFonts w:ascii="TimeNewRoman" w:hAnsi="TimeNewRoman"/>
+                <w:sz w:val="30"/>
+              </w:rPr>
+              <w:t>54÷6=</w:t>
+            </w:r>
+          </w:p>
+        </w:tc>
+        <w:tc>
+          <w:tcPr>
+            <w:tcW w:type="dxa" w:w="1987"/>
+          </w:tcPr>
+          <w:p>
+            <w:pPr>
+              <w:jc w:val="left"/>
+            </w:pPr>
+            <w:r>
+              <w:rPr>
+                <w:rFonts w:ascii="TimeNewRoman" w:hAnsi="TimeNewRoman"/>
+                <w:sz w:val="30"/>
+              </w:rPr>
+              <w:t>4×9-1=</w:t>
+            </w:r>
+          </w:p>
+        </w:tc>
+        <w:tc>
+          <w:tcPr>
+            <w:tcW w:type="dxa" w:w="1987"/>
+          </w:tcPr>
+          <w:p>
+            <w:pPr>
+              <w:jc w:val="left"/>
+            </w:pPr>
+            <w:r>
+              <w:rPr>
+                <w:rFonts w:ascii="TimeNewRoman" w:hAnsi="TimeNewRoman"/>
+                <w:sz w:val="30"/>
+              </w:rPr>
+              <w:t>2×7=</w:t>
+            </w:r>
+          </w:p>
+        </w:tc>
+        <w:tc>
+          <w:tcPr>
+            <w:tcW w:type="dxa" w:w="1987"/>
+          </w:tcPr>
+          <w:p>
+            <w:pPr>
+              <w:jc w:val="left"/>
+            </w:pPr>
+            <w:r>
+              <w:rPr>
+                <w:rFonts w:ascii="TimeNewRoman" w:hAnsi="TimeNewRoman"/>
+                <w:sz w:val="30"/>
+              </w:rPr>
+              <w:t>77+8-60=</w:t>
+            </w:r>
+          </w:p>
+        </w:tc>
+      </w:tr>
+      <w:tr>
+        <w:tc>
+          <w:tcPr>
+            <w:tcW w:type="dxa" w:w="1987"/>
+          </w:tcPr>
+          <w:p>
+            <w:pPr>
+              <w:jc w:val="left"/>
+            </w:pPr>
+            <w:r>
+              <w:rPr>
+                <w:rFonts w:ascii="TimeNewRoman" w:hAnsi="TimeNewRoman"/>
+                <w:sz w:val="30"/>
+              </w:rPr>
+              <w:t>2×3+36=</w:t>
+            </w:r>
+          </w:p>
+        </w:tc>
+        <w:tc>
+          <w:tcPr>
+            <w:tcW w:type="dxa" w:w="1987"/>
+          </w:tcPr>
+          <w:p>
+            <w:pPr>
+              <w:jc w:val="left"/>
+            </w:pPr>
+            <w:r>
+              <w:rPr>
+                <w:rFonts w:ascii="TimeNewRoman" w:hAnsi="TimeNewRoman"/>
+                <w:sz w:val="30"/>
+              </w:rPr>
+              <w:t>6×4+86=</w:t>
+            </w:r>
+          </w:p>
+        </w:tc>
+        <w:tc>
+          <w:tcPr>
+            <w:tcW w:type="dxa" w:w="1987"/>
+          </w:tcPr>
+          <w:p>
+            <w:pPr>
+              <w:jc w:val="left"/>
+            </w:pPr>
+            <w:r>
+              <w:rPr>
+                <w:rFonts w:ascii="TimeNewRoman" w:hAnsi="TimeNewRoman"/>
+                <w:sz w:val="30"/>
+              </w:rPr>
+              <w:t>4×4-2=</w:t>
+            </w:r>
+          </w:p>
+        </w:tc>
+        <w:tc>
+          <w:tcPr>
+            <w:tcW w:type="dxa" w:w="1987"/>
+          </w:tcPr>
+          <w:p>
+            <w:pPr>
+              <w:jc w:val="left"/>
+            </w:pPr>
+            <w:r>
+              <w:rPr>
+                <w:rFonts w:ascii="TimeNewRoman" w:hAnsi="TimeNewRoman"/>
+                <w:sz w:val="30"/>
+              </w:rPr>
+              <w:t>93-13=</w:t>
+            </w:r>
+          </w:p>
+        </w:tc>
+        <w:tc>
+          <w:tcPr>
+            <w:tcW w:type="dxa" w:w="1987"/>
+          </w:tcPr>
+          <w:p>
+            <w:pPr>
+              <w:jc w:val="left"/>
+            </w:pPr>
+            <w:r>
+              <w:rPr>
+                <w:rFonts w:ascii="TimeNewRoman" w:hAnsi="TimeNewRoman"/>
+                <w:sz w:val="30"/>
+              </w:rPr>
+              <w:t>34+19=</w:t>
+            </w:r>
+          </w:p>
+        </w:tc>
+      </w:tr>
+      <w:tr>
+        <w:tc>
+          <w:tcPr>
+            <w:tcW w:type="dxa" w:w="1987"/>
+          </w:tcPr>
+          <w:p>
+            <w:pPr>
+              <w:jc w:val="left"/>
+            </w:pPr>
+            <w:r>
+              <w:rPr>
+                <w:rFonts w:ascii="TimeNewRoman" w:hAnsi="TimeNewRoman"/>
+                <w:sz w:val="30"/>
+              </w:rPr>
+              <w:t>1+40=</w:t>
+            </w:r>
+          </w:p>
+        </w:tc>
+        <w:tc>
+          <w:tcPr>
+            <w:tcW w:type="dxa" w:w="1987"/>
+          </w:tcPr>
+          <w:p>
+            <w:pPr>
+              <w:jc w:val="left"/>
+            </w:pPr>
+            <w:r>
+              <w:rPr>
+                <w:rFonts w:ascii="TimeNewRoman" w:hAnsi="TimeNewRoman"/>
+                <w:sz w:val="30"/>
+              </w:rPr>
+              <w:t>63-15=</w:t>
+            </w:r>
+          </w:p>
+        </w:tc>
+        <w:tc>
+          <w:tcPr>
+            <w:tcW w:type="dxa" w:w="1987"/>
+          </w:tcPr>
+          <w:p>
+            <w:pPr>
+              <w:jc w:val="left"/>
+            </w:pPr>
+            <w:r>
+              <w:rPr>
+                <w:rFonts w:ascii="TimeNewRoman" w:hAnsi="TimeNewRoman"/>
+                <w:sz w:val="30"/>
+              </w:rPr>
+              <w:t>6×3=</w:t>
+            </w:r>
+          </w:p>
+        </w:tc>
+        <w:tc>
+          <w:tcPr>
+            <w:tcW w:type="dxa" w:w="1987"/>
+          </w:tcPr>
+          <w:p>
+            <w:pPr>
+              <w:jc w:val="left"/>
+            </w:pPr>
+            <w:r>
+              <w:rPr>
+                <w:rFonts w:ascii="TimeNewRoman" w:hAnsi="TimeNewRoman"/>
+                <w:sz w:val="30"/>
+              </w:rPr>
+              <w:t>51-7=</w:t>
+            </w:r>
+          </w:p>
+        </w:tc>
+        <w:tc>
+          <w:tcPr>
+            <w:tcW w:type="dxa" w:w="1987"/>
+          </w:tcPr>
+          <w:p>
+            <w:pPr>
+              <w:jc w:val="left"/>
+            </w:pPr>
+            <w:r>
+              <w:rPr>
+                <w:rFonts w:ascii="TimeNewRoman" w:hAnsi="TimeNewRoman"/>
+                <w:sz w:val="30"/>
+              </w:rPr>
+              <w:t>16÷4=</w:t>
+            </w:r>
+          </w:p>
+        </w:tc>
+      </w:tr>
+      <w:tr>
+        <w:tc>
+          <w:tcPr>
+            <w:tcW w:type="dxa" w:w="1987"/>
+          </w:tcPr>
+          <w:p>
+            <w:pPr>
+              <w:jc w:val="left"/>
+            </w:pPr>
+            <w:r>
+              <w:rPr>
+                <w:rFonts w:ascii="TimeNewRoman" w:hAnsi="TimeNewRoman"/>
+                <w:sz w:val="30"/>
+              </w:rPr>
+              <w:t>4×3=</w:t>
+            </w:r>
+          </w:p>
+        </w:tc>
+        <w:tc>
+          <w:tcPr>
+            <w:tcW w:type="dxa" w:w="1987"/>
+          </w:tcPr>
+          <w:p>
+            <w:pPr>
+              <w:jc w:val="left"/>
+            </w:pPr>
+            <w:r>
+              <w:rPr>
+                <w:rFonts w:ascii="TimeNewRoman" w:hAnsi="TimeNewRoman"/>
+                <w:sz w:val="30"/>
+              </w:rPr>
+              <w:t>4+8=</w:t>
+            </w:r>
+          </w:p>
+        </w:tc>
+        <w:tc>
+          <w:tcPr>
+            <w:tcW w:type="dxa" w:w="1987"/>
+          </w:tcPr>
+          <w:p>
+            <w:pPr>
+              <w:jc w:val="left"/>
+            </w:pPr>
+            <w:r>
+              <w:rPr>
+                <w:rFonts w:ascii="TimeNewRoman" w:hAnsi="TimeNewRoman"/>
+                <w:sz w:val="30"/>
+              </w:rPr>
+              <w:t>9×3=</w:t>
+            </w:r>
+          </w:p>
+        </w:tc>
+        <w:tc>
+          <w:tcPr>
+            <w:tcW w:type="dxa" w:w="1987"/>
+          </w:tcPr>
+          <w:p>
+            <w:pPr>
+              <w:jc w:val="left"/>
+            </w:pPr>
+            <w:r>
+              <w:rPr>
+                <w:rFonts w:ascii="TimeNewRoman" w:hAnsi="TimeNewRoman"/>
+                <w:sz w:val="30"/>
+              </w:rPr>
+              <w:t>28+53-42=</w:t>
+            </w:r>
+          </w:p>
+        </w:tc>
+        <w:tc>
+          <w:tcPr>
+            <w:tcW w:type="dxa" w:w="1987"/>
+          </w:tcPr>
+          <w:p>
+            <w:pPr>
+              <w:jc w:val="left"/>
+            </w:pPr>
+            <w:r>
+              <w:rPr>
+                <w:rFonts w:ascii="TimeNewRoman" w:hAnsi="TimeNewRoman"/>
+                <w:sz w:val="30"/>
+              </w:rPr>
+              <w:t>36÷9=</w:t>
+            </w:r>
+          </w:p>
+        </w:tc>
+      </w:tr>
+      <w:tr>
+        <w:tc>
+          <w:tcPr>
+            <w:tcW w:type="dxa" w:w="1987"/>
+          </w:tcPr>
+          <w:p>
+            <w:pPr>
+              <w:jc w:val="left"/>
+            </w:pPr>
+            <w:r>
+              <w:rPr>
+                <w:rFonts w:ascii="TimeNewRoman" w:hAnsi="TimeNewRoman"/>
+                <w:sz w:val="30"/>
+              </w:rPr>
+              <w:t>9×7=</w:t>
+            </w:r>
+          </w:p>
+        </w:tc>
+        <w:tc>
+          <w:tcPr>
+            <w:tcW w:type="dxa" w:w="1987"/>
+          </w:tcPr>
+          <w:p>
+            <w:pPr>
+              <w:jc w:val="left"/>
+            </w:pPr>
+            <w:r>
+              <w:rPr>
+                <w:rFonts w:ascii="TimeNewRoman" w:hAnsi="TimeNewRoman"/>
+                <w:sz w:val="30"/>
+              </w:rPr>
+              <w:t>81+68+82=</w:t>
+            </w:r>
+          </w:p>
+        </w:tc>
+        <w:tc>
+          <w:tcPr>
+            <w:tcW w:type="dxa" w:w="1987"/>
+          </w:tcPr>
+          <w:p>
+            <w:pPr>
+              <w:jc w:val="left"/>
+            </w:pPr>
+            <w:r>
+              <w:rPr>
+                <w:rFonts w:ascii="TimeNewRoman" w:hAnsi="TimeNewRoman"/>
+                <w:sz w:val="30"/>
+              </w:rPr>
+              <w:t>68-24=</w:t>
+            </w:r>
+          </w:p>
+        </w:tc>
+        <w:tc>
+          <w:tcPr>
+            <w:tcW w:type="dxa" w:w="1987"/>
+          </w:tcPr>
+          <w:p>
+            <w:pPr>
+              <w:jc w:val="left"/>
+            </w:pPr>
+            <w:r>
+              <w:rPr>
+                <w:rFonts w:ascii="TimeNewRoman" w:hAnsi="TimeNewRoman"/>
+                <w:sz w:val="30"/>
+              </w:rPr>
+              <w:t>89-27=</w:t>
+            </w:r>
+          </w:p>
+        </w:tc>
+        <w:tc>
+          <w:tcPr>
+            <w:tcW w:type="dxa" w:w="1987"/>
+          </w:tcPr>
+          <w:p>
+            <w:pPr>
+              <w:jc w:val="left"/>
+            </w:pPr>
+            <w:r>
+              <w:rPr>
+                <w:rFonts w:ascii="TimeNewRoman" w:hAnsi="TimeNewRoman"/>
+                <w:sz w:val="30"/>
+              </w:rPr>
+              <w:t>3+32+6=</w:t>
+            </w:r>
+          </w:p>
+        </w:tc>
+      </w:tr>
+      <w:tr>
+        <w:tc>
+          <w:tcPr>
+            <w:tcW w:type="dxa" w:w="1987"/>
+          </w:tcPr>
+          <w:p>
+            <w:pPr>
+              <w:jc w:val="left"/>
+            </w:pPr>
+            <w:r>
+              <w:rPr>
+                <w:rFonts w:ascii="TimeNewRoman" w:hAnsi="TimeNewRoman"/>
+                <w:sz w:val="30"/>
+              </w:rPr>
+              <w:t>6×7+31=</w:t>
+            </w:r>
+          </w:p>
+        </w:tc>
+        <w:tc>
+          <w:tcPr>
+            <w:tcW w:type="dxa" w:w="1987"/>
+          </w:tcPr>
+          <w:p>
+            <w:pPr>
+              <w:jc w:val="left"/>
+            </w:pPr>
+            <w:r>
+              <w:rPr>
+                <w:rFonts w:ascii="TimeNewRoman" w:hAnsi="TimeNewRoman"/>
+                <w:sz w:val="30"/>
+              </w:rPr>
+              <w:t>8×7=</w:t>
+            </w:r>
+          </w:p>
+        </w:tc>
+        <w:tc>
+          <w:tcPr>
+            <w:tcW w:type="dxa" w:w="1987"/>
+          </w:tcPr>
+          <w:p>
+            <w:pPr>
+              <w:jc w:val="left"/>
+            </w:pPr>
+            <w:r>
+              <w:rPr>
+                <w:rFonts w:ascii="TimeNewRoman" w:hAnsi="TimeNewRoman"/>
+                <w:sz w:val="30"/>
+              </w:rPr>
+              <w:t>28÷4=</w:t>
+            </w:r>
+          </w:p>
+        </w:tc>
+        <w:tc>
+          <w:tcPr>
+            <w:tcW w:type="dxa" w:w="1987"/>
+          </w:tcPr>
+          <w:p>
+            <w:pPr>
+              <w:jc w:val="left"/>
+            </w:pPr>
+            <w:r>
+              <w:rPr>
+                <w:rFonts w:ascii="TimeNewRoman" w:hAnsi="TimeNewRoman"/>
+                <w:sz w:val="30"/>
+              </w:rPr>
+              <w:t>7×4+75=</w:t>
+            </w:r>
+          </w:p>
+        </w:tc>
+        <w:tc>
+          <w:tcPr>
+            <w:tcW w:type="dxa" w:w="1987"/>
+          </w:tcPr>
+          <w:p>
+            <w:pPr>
+              <w:jc w:val="left"/>
+            </w:pPr>
+            <w:r>
+              <w:rPr>
+                <w:rFonts w:ascii="TimeNewRoman" w:hAnsi="TimeNewRoman"/>
+                <w:sz w:val="30"/>
+              </w:rPr>
+              <w:t>6×6=</w:t>
+            </w:r>
+          </w:p>
+        </w:tc>
+      </w:tr>
+      <w:tr>
+        <w:tc>
+          <w:tcPr>
+            <w:tcW w:type="dxa" w:w="1987"/>
+          </w:tcPr>
+          <w:p>
+            <w:pPr>
+              <w:jc w:val="left"/>
+            </w:pPr>
+            <w:r>
+              <w:rPr>
+                <w:rFonts w:ascii="TimeNewRoman" w:hAnsi="TimeNewRoman"/>
+                <w:sz w:val="30"/>
+              </w:rPr>
+              <w:t>36÷6=</w:t>
+            </w:r>
+          </w:p>
+        </w:tc>
+        <w:tc>
+          <w:tcPr>
+            <w:tcW w:type="dxa" w:w="1987"/>
+          </w:tcPr>
+          <w:p>
+            <w:pPr>
+              <w:jc w:val="left"/>
+            </w:pPr>
+            <w:r>
+              <w:rPr>
+                <w:rFonts w:ascii="TimeNewRoman" w:hAnsi="TimeNewRoman"/>
+                <w:sz w:val="30"/>
+              </w:rPr>
+              <w:t>60+66+28=</w:t>
+            </w:r>
+          </w:p>
+        </w:tc>
+        <w:tc>
+          <w:tcPr>
+            <w:tcW w:type="dxa" w:w="1987"/>
+          </w:tcPr>
+          <w:p>
+            <w:pPr>
+              <w:jc w:val="left"/>
+            </w:pPr>
+            <w:r>
+              <w:rPr>
+                <w:rFonts w:ascii="TimeNewRoman" w:hAnsi="TimeNewRoman"/>
+                <w:sz w:val="30"/>
+              </w:rPr>
+              <w:t>7×2-4=</w:t>
+            </w:r>
+          </w:p>
+        </w:tc>
+        <w:tc>
+          <w:tcPr>
+            <w:tcW w:type="dxa" w:w="1987"/>
+          </w:tcPr>
+          <w:p>
+            <w:pPr>
+              <w:jc w:val="left"/>
+            </w:pPr>
+            <w:r>
+              <w:rPr>
+                <w:rFonts w:ascii="TimeNewRoman" w:hAnsi="TimeNewRoman"/>
+                <w:sz w:val="30"/>
+              </w:rPr>
+              <w:t>2×4+83=</w:t>
+            </w:r>
+          </w:p>
+        </w:tc>
+        <w:tc>
+          <w:tcPr>
+            <w:tcW w:type="dxa" w:w="1987"/>
+          </w:tcPr>
+          <w:p>
+            <w:pPr>
+              <w:jc w:val="left"/>
+            </w:pPr>
+            <w:r>
+              <w:rPr>
+                <w:rFonts w:ascii="TimeNewRoman" w:hAnsi="TimeNewRoman"/>
+                <w:sz w:val="30"/>
+              </w:rPr>
+              <w:t>2×4-4=</w:t>
+            </w:r>
+          </w:p>
+        </w:tc>
+      </w:tr>
+      <w:tr>
+        <w:tc>
+          <w:tcPr>
+            <w:tcW w:type="dxa" w:w="1987"/>
+          </w:tcPr>
+          <w:p>
+            <w:pPr>
+              <w:jc w:val="left"/>
+            </w:pPr>
+            <w:r>
+              <w:rPr>
+                <w:rFonts w:ascii="TimeNewRoman" w:hAnsi="TimeNewRoman"/>
+                <w:sz w:val="30"/>
+              </w:rPr>
+              <w:t>5+62=</w:t>
+            </w:r>
+          </w:p>
+        </w:tc>
+        <w:tc>
+          <w:tcPr>
+            <w:tcW w:type="dxa" w:w="1987"/>
+          </w:tcPr>
+          <w:p>
+            <w:pPr>
+              <w:jc w:val="left"/>
+            </w:pPr>
+            <w:r>
+              <w:rPr>
+                <w:rFonts w:ascii="TimeNewRoman" w:hAnsi="TimeNewRoman"/>
+                <w:sz w:val="30"/>
+              </w:rPr>
+              <w:t>49÷7=</w:t>
+            </w:r>
+          </w:p>
+        </w:tc>
+        <w:tc>
+          <w:tcPr>
+            <w:tcW w:type="dxa" w:w="1987"/>
+          </w:tcPr>
+          <w:p>
+            <w:pPr>
+              <w:jc w:val="left"/>
+            </w:pPr>
+            <w:r>
+              <w:rPr>
+                <w:rFonts w:ascii="TimeNewRoman" w:hAnsi="TimeNewRoman"/>
+                <w:sz w:val="30"/>
+              </w:rPr>
+              <w:t>9×1=</w:t>
+            </w:r>
+          </w:p>
+        </w:tc>
+        <w:tc>
+          <w:tcPr>
+            <w:tcW w:type="dxa" w:w="1987"/>
+          </w:tcPr>
+          <w:p>
+            <w:pPr>
+              <w:jc w:val="left"/>
+            </w:pPr>
+            <w:r>
+              <w:rPr>
+                <w:rFonts w:ascii="TimeNewRoman" w:hAnsi="TimeNewRoman"/>
+                <w:sz w:val="30"/>
+              </w:rPr>
+              <w:t>9×3-2=</w:t>
+            </w:r>
+          </w:p>
+        </w:tc>
+        <w:tc>
+          <w:tcPr>
+            <w:tcW w:type="dxa" w:w="1987"/>
+          </w:tcPr>
+          <w:p>
+            <w:pPr>
+              <w:jc w:val="left"/>
+            </w:pPr>
+            <w:r>
+              <w:rPr>
+                <w:rFonts w:ascii="TimeNewRoman" w:hAnsi="TimeNewRoman"/>
+                <w:sz w:val="30"/>
+              </w:rPr>
+              <w:t>7×5=</w:t>
+            </w:r>
+          </w:p>
+        </w:tc>
+      </w:tr>
+      <w:tr>
+        <w:tc>
+          <w:tcPr>
+            <w:tcW w:type="dxa" w:w="1987"/>
+          </w:tcPr>
+          <w:p>
+            <w:pPr>
+              <w:jc w:val="left"/>
+            </w:pPr>
+            <w:r>
+              <w:rPr>
+                <w:rFonts w:ascii="TimeNewRoman" w:hAnsi="TimeNewRoman"/>
+                <w:sz w:val="30"/>
+              </w:rPr>
+              <w:t>3×7-11=</w:t>
+            </w:r>
+          </w:p>
+        </w:tc>
+        <w:tc>
+          <w:tcPr>
+            <w:tcW w:type="dxa" w:w="1987"/>
+          </w:tcPr>
+          <w:p>
+            <w:pPr>
+              <w:jc w:val="left"/>
+            </w:pPr>
+            <w:r>
+              <w:rPr>
+                <w:rFonts w:ascii="TimeNewRoman" w:hAnsi="TimeNewRoman"/>
+                <w:sz w:val="30"/>
+              </w:rPr>
+              <w:t>27+39=</w:t>
+            </w:r>
+          </w:p>
+        </w:tc>
+        <w:tc>
+          <w:tcPr>
+            <w:tcW w:type="dxa" w:w="1987"/>
+          </w:tcPr>
+          <w:p>
+            <w:pPr>
+              <w:jc w:val="left"/>
+            </w:pPr>
+            <w:r>
+              <w:rPr>
+                <w:rFonts w:ascii="TimeNewRoman" w:hAnsi="TimeNewRoman"/>
+                <w:sz w:val="30"/>
+              </w:rPr>
+              <w:t>14÷7=</w:t>
+            </w:r>
+          </w:p>
+        </w:tc>
+        <w:tc>
+          <w:tcPr>
+            <w:tcW w:type="dxa" w:w="1987"/>
+          </w:tcPr>
+          <w:p>
+            <w:pPr>
+              <w:jc w:val="left"/>
+            </w:pPr>
+            <w:r>
+              <w:rPr>
+                <w:rFonts w:ascii="TimeNewRoman" w:hAnsi="TimeNewRoman"/>
+                <w:sz w:val="30"/>
+              </w:rPr>
+              <w:t>70-20=</w:t>
+            </w:r>
+          </w:p>
+        </w:tc>
+        <w:tc>
+          <w:tcPr>
+            <w:tcW w:type="dxa" w:w="1987"/>
+          </w:tcPr>
+          <w:p>
+            <w:pPr>
+              <w:jc w:val="left"/>
+            </w:pPr>
+            <w:r>
+              <w:rPr>
+                <w:rFonts w:ascii="TimeNewRoman" w:hAnsi="TimeNewRoman"/>
+                <w:sz w:val="30"/>
+              </w:rPr>
+              <w:t>9+86=</w:t>
+            </w:r>
+          </w:p>
+        </w:tc>
+      </w:tr>
+      <w:tr>
+        <w:tc>
+          <w:tcPr>
+            <w:tcW w:type="dxa" w:w="1987"/>
+          </w:tcPr>
+          <w:p>
+            <w:pPr>
+              <w:jc w:val="left"/>
+            </w:pPr>
+            <w:r>
+              <w:rPr>
+                <w:rFonts w:ascii="TimeNewRoman" w:hAnsi="TimeNewRoman"/>
+                <w:sz w:val="30"/>
+              </w:rPr>
+              <w:t>10+18=</w:t>
+            </w:r>
+          </w:p>
+        </w:tc>
+        <w:tc>
+          <w:tcPr>
+            <w:tcW w:type="dxa" w:w="1987"/>
+          </w:tcPr>
+          <w:p>
+            <w:pPr>
+              <w:jc w:val="left"/>
+            </w:pPr>
+            <w:r>
+              <w:rPr>
+                <w:rFonts w:ascii="TimeNewRoman" w:hAnsi="TimeNewRoman"/>
+                <w:sz w:val="30"/>
+              </w:rPr>
+              <w:t>3×3=</w:t>
+            </w:r>
+          </w:p>
+        </w:tc>
+        <w:tc>
+          <w:tcPr>
+            <w:tcW w:type="dxa" w:w="1987"/>
+          </w:tcPr>
+          <w:p>
+            <w:pPr>
+              <w:jc w:val="left"/>
+            </w:pPr>
+            <w:r>
+              <w:rPr>
+                <w:rFonts w:ascii="TimeNewRoman" w:hAnsi="TimeNewRoman"/>
+                <w:sz w:val="30"/>
+              </w:rPr>
+              <w:t>61+50+44=</w:t>
+            </w:r>
+          </w:p>
+        </w:tc>
+        <w:tc>
+          <w:tcPr>
+            <w:tcW w:type="dxa" w:w="1987"/>
+          </w:tcPr>
+          <w:p>
+            <w:pPr>
+              <w:jc w:val="left"/>
+            </w:pPr>
+            <w:r>
+              <w:rPr>
+                <w:rFonts w:ascii="TimeNewRoman" w:hAnsi="TimeNewRoman"/>
+                <w:sz w:val="30"/>
+              </w:rPr>
+              <w:t>8×3=</w:t>
+            </w:r>
+          </w:p>
+        </w:tc>
+        <w:tc>
+          <w:tcPr>
+            <w:tcW w:type="dxa" w:w="1987"/>
+          </w:tcPr>
+          <w:p>
+            <w:pPr>
+              <w:jc w:val="left"/>
+            </w:pPr>
+            <w:r>
+              <w:rPr>
+                <w:rFonts w:ascii="TimeNewRoman" w:hAnsi="TimeNewRoman"/>
+                <w:sz w:val="30"/>
+              </w:rPr>
+              <w:t>28÷7=</w:t>
+            </w:r>
+          </w:p>
+        </w:tc>
+      </w:tr>
+      <w:tr>
+        <w:tc>
+          <w:tcPr>
+            <w:tcW w:type="dxa" w:w="1987"/>
+          </w:tcPr>
+          <w:p>
+            <w:pPr>
+              <w:jc w:val="left"/>
+            </w:pPr>
+            <w:r>
+              <w:rPr>
+                <w:rFonts w:ascii="TimeNewRoman" w:hAnsi="TimeNewRoman"/>
+                <w:sz w:val="30"/>
+              </w:rPr>
+              <w:t>5×9=</w:t>
+            </w:r>
+          </w:p>
+        </w:tc>
+        <w:tc>
+          <w:tcPr>
+            <w:tcW w:type="dxa" w:w="1987"/>
+          </w:tcPr>
+          <w:p>
+            <w:pPr>
+              <w:jc w:val="left"/>
+            </w:pPr>
+            <w:r>
+              <w:rPr>
+                <w:rFonts w:ascii="TimeNewRoman" w:hAnsi="TimeNewRoman"/>
+                <w:sz w:val="30"/>
+              </w:rPr>
+              <w:t>8×6=</w:t>
+            </w:r>
+          </w:p>
+        </w:tc>
+        <w:tc>
+          <w:tcPr>
+            <w:tcW w:type="dxa" w:w="1987"/>
+          </w:tcPr>
+          <w:p>
+            <w:pPr>
+              <w:jc w:val="left"/>
+            </w:pPr>
+            <w:r>
+              <w:rPr>
+                <w:rFonts w:ascii="TimeNewRoman" w:hAnsi="TimeNewRoman"/>
+                <w:sz w:val="30"/>
+              </w:rPr>
+              <w:t>21÷7=</w:t>
+            </w:r>
+          </w:p>
+        </w:tc>
+        <w:tc>
+          <w:tcPr>
+            <w:tcW w:type="dxa" w:w="1987"/>
+          </w:tcPr>
+          <w:p>
+            <w:pPr>
+              <w:jc w:val="left"/>
+            </w:pPr>
+            <w:r>
+              <w:rPr>
+                <w:rFonts w:ascii="TimeNewRoman" w:hAnsi="TimeNewRoman"/>
+                <w:sz w:val="30"/>
+              </w:rPr>
+              <w:t>9×6=</w:t>
+            </w:r>
+          </w:p>
+        </w:tc>
+        <w:tc>
+          <w:tcPr>
+            <w:tcW w:type="dxa" w:w="1987"/>
+          </w:tcPr>
+          <w:p>
+            <w:pPr>
+              <w:jc w:val="left"/>
+            </w:pPr>
+            <w:r>
+              <w:rPr>
+                <w:rFonts w:ascii="TimeNewRoman" w:hAnsi="TimeNewRoman"/>
+                <w:sz w:val="30"/>
+              </w:rPr>
+              <w:t>6×5=</w:t>
+            </w:r>
+          </w:p>
+        </w:tc>
+      </w:tr>
+      <w:tr>
+        <w:tc>
+          <w:tcPr>
+            <w:tcW w:type="dxa" w:w="1987"/>
+          </w:tcPr>
+          <w:p>
+            <w:pPr>
+              <w:jc w:val="left"/>
+            </w:pPr>
+            <w:r>
+              <w:rPr>
+                <w:rFonts w:ascii="TimeNewRoman" w:hAnsi="TimeNewRoman"/>
+                <w:sz w:val="30"/>
+              </w:rPr>
+              <w:t>2×8=</w:t>
+            </w:r>
+          </w:p>
+        </w:tc>
+        <w:tc>
+          <w:tcPr>
+            <w:tcW w:type="dxa" w:w="1987"/>
+          </w:tcPr>
+          <w:p>
+            <w:pPr>
+              <w:jc w:val="left"/>
+            </w:pPr>
+            <w:r>
+              <w:rPr>
+                <w:rFonts w:ascii="TimeNewRoman" w:hAnsi="TimeNewRoman"/>
+                <w:sz w:val="30"/>
+              </w:rPr>
+              <w:t>2×2=</w:t>
+            </w:r>
+          </w:p>
+        </w:tc>
+        <w:tc>
+          <w:tcPr>
+            <w:tcW w:type="dxa" w:w="1987"/>
+          </w:tcPr>
+          <w:p>
+            <w:pPr>
+              <w:jc w:val="left"/>
+            </w:pPr>
+            <w:r>
+              <w:rPr>
+                <w:rFonts w:ascii="TimeNewRoman" w:hAnsi="TimeNewRoman"/>
+                <w:sz w:val="30"/>
+              </w:rPr>
+              <w:t>24+38-13=</w:t>
+            </w:r>
+          </w:p>
+        </w:tc>
+        <w:tc>
+          <w:tcPr>
+            <w:tcW w:type="dxa" w:w="1987"/>
+          </w:tcPr>
+          <w:p>
+            <w:pPr>
+              <w:jc w:val="left"/>
+            </w:pPr>
+            <w:r>
+              <w:rPr>
+                <w:rFonts w:ascii="TimeNewRoman" w:hAnsi="TimeNewRoman"/>
+                <w:sz w:val="30"/>
+              </w:rPr>
+              <w:t>9×8=</w:t>
+            </w:r>
+          </w:p>
+        </w:tc>
+        <w:tc>
+          <w:tcPr>
+            <w:tcW w:type="dxa" w:w="1987"/>
+          </w:tcPr>
+          <w:p>
+            <w:pPr>
+              <w:jc w:val="left"/>
+            </w:pPr>
+            <w:r>
+              <w:rPr>
+                <w:rFonts w:ascii="TimeNewRoman" w:hAnsi="TimeNewRoman"/>
+                <w:sz w:val="30"/>
+              </w:rPr>
+              <w:t>45÷9=</w:t>
+            </w:r>
+          </w:p>
+        </w:tc>
+      </w:tr>
+      <w:tr>
+        <w:tc>
+          <w:tcPr>
+            <w:tcW w:type="dxa" w:w="1987"/>
+          </w:tcPr>
+          <w:p>
+            <w:pPr>
+              <w:jc w:val="left"/>
+            </w:pPr>
+            <w:r>
+              <w:rPr>
+                <w:rFonts w:ascii="TimeNewRoman" w:hAnsi="TimeNewRoman"/>
+                <w:sz w:val="30"/>
+              </w:rPr>
+              <w:t>28+1-25=</w:t>
+            </w:r>
+          </w:p>
+        </w:tc>
+        <w:tc>
+          <w:tcPr>
+            <w:tcW w:type="dxa" w:w="1987"/>
+          </w:tcPr>
+          <w:p>
+            <w:pPr>
+              <w:jc w:val="left"/>
+            </w:pPr>
+            <w:r>
+              <w:rPr>
+                <w:rFonts w:ascii="TimeNewRoman" w:hAnsi="TimeNewRoman"/>
+                <w:sz w:val="30"/>
+              </w:rPr>
+              <w:t>4×9=</w:t>
+            </w:r>
+          </w:p>
+        </w:tc>
+        <w:tc>
+          <w:tcPr>
+            <w:tcW w:type="dxa" w:w="1987"/>
+          </w:tcPr>
+          <w:p>
+            <w:pPr>
+              <w:jc w:val="left"/>
+            </w:pPr>
+            <w:r>
+              <w:rPr>
+                <w:rFonts w:ascii="TimeNewRoman" w:hAnsi="TimeNewRoman"/>
+                <w:sz w:val="30"/>
+              </w:rPr>
+              <w:t>37+57+49=</w:t>
+            </w:r>
+          </w:p>
+        </w:tc>
+        <w:tc>
+          <w:tcPr>
+            <w:tcW w:type="dxa" w:w="1987"/>
+          </w:tcPr>
+          <w:p>
+            <w:pPr>
+              <w:jc w:val="left"/>
+            </w:pPr>
+            <w:r>
+              <w:rPr>
+                <w:rFonts w:ascii="TimeNewRoman" w:hAnsi="TimeNewRoman"/>
+                <w:sz w:val="30"/>
+              </w:rPr>
+              <w:t>27+5=</w:t>
+            </w:r>
+          </w:p>
+        </w:tc>
+        <w:tc>
+          <w:tcPr>
+            <w:tcW w:type="dxa" w:w="1987"/>
+          </w:tcPr>
+          <w:p>
+            <w:pPr>
+              <w:jc w:val="left"/>
+            </w:pPr>
+            <w:r>
+              <w:rPr>
+                <w:rFonts w:ascii="TimeNewRoman" w:hAnsi="TimeNewRoman"/>
+                <w:sz w:val="30"/>
+              </w:rPr>
+              <w:t>75+61-30=</w:t>
+            </w:r>
+          </w:p>
+        </w:tc>
+      </w:tr>
+      <w:tr>
+        <w:tc>
+          <w:tcPr>
+            <w:tcW w:type="dxa" w:w="1987"/>
+          </w:tcPr>
+          <w:p>
+            <w:pPr>
+              <w:jc w:val="left"/>
+            </w:pPr>
+            <w:r>
+              <w:rPr>
+                <w:rFonts w:ascii="TimeNewRoman" w:hAnsi="TimeNewRoman"/>
+                <w:sz w:val="30"/>
+              </w:rPr>
+              <w:t>5×7=</w:t>
             </w:r>
           </w:p>
         </w:tc>
@@ -195,7 +1466,41 @@
                 <w:rFonts w:ascii="TimeNewRoman" w:hAnsi="TimeNewRoman"/>
                 <w:sz w:val="30"/>
               </w:rPr>
-              <w:t>61-19=</w:t>
+              <w:t>6×7=</w:t>
+            </w:r>
+          </w:p>
+        </w:tc>
+        <w:tc>
+          <w:tcPr>
+            <w:tcW w:type="dxa" w:w="1987"/>
+          </w:tcPr>
+          <w:p>
+            <w:pPr>
+              <w:jc w:val="left"/>
+            </w:pPr>
+            <w:r>
+              <w:rPr>
+                <w:rFonts w:ascii="TimeNewRoman" w:hAnsi="TimeNewRoman"/>
+                <w:sz w:val="30"/>
+              </w:rPr>
+              <w:t>8×8-51=</w:t>
+            </w:r>
+          </w:p>
+        </w:tc>
+        <w:tc>
+          <w:tcPr>
+            <w:tcW w:type="dxa" w:w="1987"/>
+          </w:tcPr>
+          <w:p>
+            <w:pPr>
+              <w:jc w:val="left"/>
+            </w:pPr>
+            <w:r>
+              <w:rPr>
+                <w:rFonts w:ascii="TimeNewRoman" w:hAnsi="TimeNewRoman"/>
+                <w:sz w:val="30"/>
+              </w:rPr>
+              <w:t>9×5=</w:t>
             </w:r>
           </w:p>
         </w:tc>
@@ -214,7 +1519,7 @@
                 <w:rFonts w:ascii="TimeNewRoman" w:hAnsi="TimeNewRoman"/>
                 <w:sz w:val="30"/>
               </w:rPr>
-              <w:t>8×9-13=</w:t>
+              <w:t>7×3=</w:t>
             </w:r>
           </w:p>
         </w:tc>
@@ -231,7 +1536,7 @@
                 <w:rFonts w:ascii="TimeNewRoman" w:hAnsi="TimeNewRoman"/>
                 <w:sz w:val="30"/>
               </w:rPr>
-              <w:t>47+40=</w:t>
+              <w:t>9×9-25=</w:t>
             </w:r>
           </w:p>
         </w:tc>
@@ -248,7 +1553,7 @@
                 <w:rFonts w:ascii="TimeNewRoman" w:hAnsi="TimeNewRoman"/>
                 <w:sz w:val="30"/>
               </w:rPr>
-              <w:t>6×2=</w:t>
+              <w:t>16+51=</w:t>
             </w:r>
           </w:p>
         </w:tc>
@@ -265,7 +1570,7 @@
                 <w:rFonts w:ascii="TimeNewRoman" w:hAnsi="TimeNewRoman"/>
                 <w:sz w:val="30"/>
               </w:rPr>
-              <w:t>23+39+11=</w:t>
+              <w:t>9÷3=</w:t>
             </w:r>
           </w:p>
         </w:tc>
@@ -282,7 +1587,7 @@
                 <w:rFonts w:ascii="TimeNewRoman" w:hAnsi="TimeNewRoman"/>
                 <w:sz w:val="30"/>
               </w:rPr>
-              <w:t>6×9=</w:t>
+              <w:t>2×4=</w:t>
             </w:r>
           </w:p>
         </w:tc>
@@ -301,7 +1606,7 @@
                 <w:rFonts w:ascii="TimeNewRoman" w:hAnsi="TimeNewRoman"/>
                 <w:sz w:val="30"/>
               </w:rPr>
-              <w:t>13+15=</w:t>
+              <w:t>53+15=</w:t>
             </w:r>
           </w:p>
         </w:tc>
@@ -318,807 +1623,7 @@
                 <w:rFonts w:ascii="TimeNewRoman" w:hAnsi="TimeNewRoman"/>
                 <w:sz w:val="30"/>
               </w:rPr>
-              <w:t>3×6=</w:t>
-            </w:r>
-          </w:p>
-        </w:tc>
-        <w:tc>
-          <w:tcPr>
-            <w:tcW w:type="dxa" w:w="1987"/>
-          </w:tcPr>
-          <w:p>
-            <w:pPr>
-              <w:jc w:val="left"/>
-            </w:pPr>
-            <w:r>
-              <w:rPr>
-                <w:rFonts w:ascii="TimeNewRoman" w:hAnsi="TimeNewRoman"/>
-                <w:sz w:val="30"/>
-              </w:rPr>
-              <w:t>10+21-27=</w:t>
-            </w:r>
-          </w:p>
-        </w:tc>
-        <w:tc>
-          <w:tcPr>
-            <w:tcW w:type="dxa" w:w="1987"/>
-          </w:tcPr>
-          <w:p>
-            <w:pPr>
-              <w:jc w:val="left"/>
-            </w:pPr>
-            <w:r>
-              <w:rPr>
-                <w:rFonts w:ascii="TimeNewRoman" w:hAnsi="TimeNewRoman"/>
-                <w:sz w:val="30"/>
-              </w:rPr>
-              <w:t>12÷2=</w:t>
-            </w:r>
-          </w:p>
-        </w:tc>
-        <w:tc>
-          <w:tcPr>
-            <w:tcW w:type="dxa" w:w="1987"/>
-          </w:tcPr>
-          <w:p>
-            <w:pPr>
-              <w:jc w:val="left"/>
-            </w:pPr>
-            <w:r>
-              <w:rPr>
-                <w:rFonts w:ascii="TimeNewRoman" w:hAnsi="TimeNewRoman"/>
-                <w:sz w:val="30"/>
-              </w:rPr>
-              <w:t>4×7=</w:t>
-            </w:r>
-          </w:p>
-        </w:tc>
-      </w:tr>
-      <w:tr>
-        <w:tc>
-          <w:tcPr>
-            <w:tcW w:type="dxa" w:w="1987"/>
-          </w:tcPr>
-          <w:p>
-            <w:pPr>
-              <w:jc w:val="left"/>
-            </w:pPr>
-            <w:r>
-              <w:rPr>
-                <w:rFonts w:ascii="TimeNewRoman" w:hAnsi="TimeNewRoman"/>
-                <w:sz w:val="30"/>
-              </w:rPr>
-              <w:t>46+19=</w:t>
-            </w:r>
-          </w:p>
-        </w:tc>
-        <w:tc>
-          <w:tcPr>
-            <w:tcW w:type="dxa" w:w="1987"/>
-          </w:tcPr>
-          <w:p>
-            <w:pPr>
-              <w:jc w:val="left"/>
-            </w:pPr>
-            <w:r>
-              <w:rPr>
-                <w:rFonts w:ascii="TimeNewRoman" w:hAnsi="TimeNewRoman"/>
-                <w:sz w:val="30"/>
-              </w:rPr>
-              <w:t>88-74=</w:t>
-            </w:r>
-          </w:p>
-        </w:tc>
-        <w:tc>
-          <w:tcPr>
-            <w:tcW w:type="dxa" w:w="1987"/>
-          </w:tcPr>
-          <w:p>
-            <w:pPr>
-              <w:jc w:val="left"/>
-            </w:pPr>
-            <w:r>
-              <w:rPr>
-                <w:rFonts w:ascii="TimeNewRoman" w:hAnsi="TimeNewRoman"/>
-                <w:sz w:val="30"/>
-              </w:rPr>
-              <w:t>74+53-56=</w:t>
-            </w:r>
-          </w:p>
-        </w:tc>
-        <w:tc>
-          <w:tcPr>
-            <w:tcW w:type="dxa" w:w="1987"/>
-          </w:tcPr>
-          <w:p>
-            <w:pPr>
-              <w:jc w:val="left"/>
-            </w:pPr>
-            <w:r>
-              <w:rPr>
-                <w:rFonts w:ascii="TimeNewRoman" w:hAnsi="TimeNewRoman"/>
-                <w:sz w:val="30"/>
-              </w:rPr>
-              <w:t>5×7=</w:t>
-            </w:r>
-          </w:p>
-        </w:tc>
-        <w:tc>
-          <w:tcPr>
-            <w:tcW w:type="dxa" w:w="1987"/>
-          </w:tcPr>
-          <w:p>
-            <w:pPr>
-              <w:jc w:val="left"/>
-            </w:pPr>
-            <w:r>
-              <w:rPr>
-                <w:rFonts w:ascii="TimeNewRoman" w:hAnsi="TimeNewRoman"/>
-                <w:sz w:val="30"/>
-              </w:rPr>
-              <w:t>4×8+65=</w:t>
-            </w:r>
-          </w:p>
-        </w:tc>
-      </w:tr>
-      <w:tr>
-        <w:tc>
-          <w:tcPr>
-            <w:tcW w:type="dxa" w:w="1987"/>
-          </w:tcPr>
-          <w:p>
-            <w:pPr>
-              <w:jc w:val="left"/>
-            </w:pPr>
-            <w:r>
-              <w:rPr>
-                <w:rFonts w:ascii="TimeNewRoman" w:hAnsi="TimeNewRoman"/>
-                <w:sz w:val="30"/>
-              </w:rPr>
-              <w:t>99-41=</w:t>
-            </w:r>
-          </w:p>
-        </w:tc>
-        <w:tc>
-          <w:tcPr>
-            <w:tcW w:type="dxa" w:w="1987"/>
-          </w:tcPr>
-          <w:p>
-            <w:pPr>
-              <w:jc w:val="left"/>
-            </w:pPr>
-            <w:r>
-              <w:rPr>
-                <w:rFonts w:ascii="TimeNewRoman" w:hAnsi="TimeNewRoman"/>
-                <w:sz w:val="30"/>
-              </w:rPr>
-              <w:t>14+18+41=</w:t>
-            </w:r>
-          </w:p>
-        </w:tc>
-        <w:tc>
-          <w:tcPr>
-            <w:tcW w:type="dxa" w:w="1987"/>
-          </w:tcPr>
-          <w:p>
-            <w:pPr>
-              <w:jc w:val="left"/>
-            </w:pPr>
-            <w:r>
-              <w:rPr>
-                <w:rFonts w:ascii="TimeNewRoman" w:hAnsi="TimeNewRoman"/>
-                <w:sz w:val="30"/>
-              </w:rPr>
-              <w:t>7×3-5=</w:t>
-            </w:r>
-          </w:p>
-        </w:tc>
-        <w:tc>
-          <w:tcPr>
-            <w:tcW w:type="dxa" w:w="1987"/>
-          </w:tcPr>
-          <w:p>
-            <w:pPr>
-              <w:jc w:val="left"/>
-            </w:pPr>
-            <w:r>
-              <w:rPr>
-                <w:rFonts w:ascii="TimeNewRoman" w:hAnsi="TimeNewRoman"/>
-                <w:sz w:val="30"/>
-              </w:rPr>
-              <w:t>4×2-3=</w:t>
-            </w:r>
-          </w:p>
-        </w:tc>
-        <w:tc>
-          <w:tcPr>
-            <w:tcW w:type="dxa" w:w="1987"/>
-          </w:tcPr>
-          <w:p>
-            <w:pPr>
-              <w:jc w:val="left"/>
-            </w:pPr>
-            <w:r>
-              <w:rPr>
-                <w:rFonts w:ascii="TimeNewRoman" w:hAnsi="TimeNewRoman"/>
-                <w:sz w:val="30"/>
-              </w:rPr>
-              <w:t>84+10+45=</w:t>
-            </w:r>
-          </w:p>
-        </w:tc>
-      </w:tr>
-      <w:tr>
-        <w:tc>
-          <w:tcPr>
-            <w:tcW w:type="dxa" w:w="1987"/>
-          </w:tcPr>
-          <w:p>
-            <w:pPr>
-              <w:jc w:val="left"/>
-            </w:pPr>
-            <w:r>
-              <w:rPr>
-                <w:rFonts w:ascii="TimeNewRoman" w:hAnsi="TimeNewRoman"/>
-                <w:sz w:val="30"/>
-              </w:rPr>
-              <w:t>44+88+61=</w:t>
-            </w:r>
-          </w:p>
-        </w:tc>
-        <w:tc>
-          <w:tcPr>
-            <w:tcW w:type="dxa" w:w="1987"/>
-          </w:tcPr>
-          <w:p>
-            <w:pPr>
-              <w:jc w:val="left"/>
-            </w:pPr>
-            <w:r>
-              <w:rPr>
-                <w:rFonts w:ascii="TimeNewRoman" w:hAnsi="TimeNewRoman"/>
-                <w:sz w:val="30"/>
-              </w:rPr>
-              <w:t>5+48=</w:t>
-            </w:r>
-          </w:p>
-        </w:tc>
-        <w:tc>
-          <w:tcPr>
-            <w:tcW w:type="dxa" w:w="1987"/>
-          </w:tcPr>
-          <w:p>
-            <w:pPr>
-              <w:jc w:val="left"/>
-            </w:pPr>
-            <w:r>
-              <w:rPr>
-                <w:rFonts w:ascii="TimeNewRoman" w:hAnsi="TimeNewRoman"/>
-                <w:sz w:val="30"/>
-              </w:rPr>
-              <w:t>87+20-41=</w:t>
-            </w:r>
-          </w:p>
-        </w:tc>
-        <w:tc>
-          <w:tcPr>
-            <w:tcW w:type="dxa" w:w="1987"/>
-          </w:tcPr>
-          <w:p>
-            <w:pPr>
-              <w:jc w:val="left"/>
-            </w:pPr>
-            <w:r>
-              <w:rPr>
-                <w:rFonts w:ascii="TimeNewRoman" w:hAnsi="TimeNewRoman"/>
-                <w:sz w:val="30"/>
-              </w:rPr>
-              <w:t>3×3=</w:t>
-            </w:r>
-          </w:p>
-        </w:tc>
-        <w:tc>
-          <w:tcPr>
-            <w:tcW w:type="dxa" w:w="1987"/>
-          </w:tcPr>
-          <w:p>
-            <w:pPr>
-              <w:jc w:val="left"/>
-            </w:pPr>
-            <w:r>
-              <w:rPr>
-                <w:rFonts w:ascii="TimeNewRoman" w:hAnsi="TimeNewRoman"/>
-                <w:sz w:val="30"/>
-              </w:rPr>
-              <w:t>55-15=</w:t>
-            </w:r>
-          </w:p>
-        </w:tc>
-      </w:tr>
-      <w:tr>
-        <w:tc>
-          <w:tcPr>
-            <w:tcW w:type="dxa" w:w="1987"/>
-          </w:tcPr>
-          <w:p>
-            <w:pPr>
-              <w:jc w:val="left"/>
-            </w:pPr>
-            <w:r>
-              <w:rPr>
-                <w:rFonts w:ascii="TimeNewRoman" w:hAnsi="TimeNewRoman"/>
-                <w:sz w:val="30"/>
-              </w:rPr>
-              <w:t>4×8+5=</w:t>
-            </w:r>
-          </w:p>
-        </w:tc>
-        <w:tc>
-          <w:tcPr>
-            <w:tcW w:type="dxa" w:w="1987"/>
-          </w:tcPr>
-          <w:p>
-            <w:pPr>
-              <w:jc w:val="left"/>
-            </w:pPr>
-            <w:r>
-              <w:rPr>
-                <w:rFonts w:ascii="TimeNewRoman" w:hAnsi="TimeNewRoman"/>
-                <w:sz w:val="30"/>
-              </w:rPr>
-              <w:t>7×6=</w:t>
-            </w:r>
-          </w:p>
-        </w:tc>
-        <w:tc>
-          <w:tcPr>
-            <w:tcW w:type="dxa" w:w="1987"/>
-          </w:tcPr>
-          <w:p>
-            <w:pPr>
-              <w:jc w:val="left"/>
-            </w:pPr>
-            <w:r>
-              <w:rPr>
-                <w:rFonts w:ascii="TimeNewRoman" w:hAnsi="TimeNewRoman"/>
-                <w:sz w:val="30"/>
-              </w:rPr>
-              <w:t>44-15=</w:t>
-            </w:r>
-          </w:p>
-        </w:tc>
-        <w:tc>
-          <w:tcPr>
-            <w:tcW w:type="dxa" w:w="1987"/>
-          </w:tcPr>
-          <w:p>
-            <w:pPr>
-              <w:jc w:val="left"/>
-            </w:pPr>
-            <w:r>
-              <w:rPr>
-                <w:rFonts w:ascii="TimeNewRoman" w:hAnsi="TimeNewRoman"/>
-                <w:sz w:val="30"/>
-              </w:rPr>
-              <w:t>99+95-31=</w:t>
-            </w:r>
-          </w:p>
-        </w:tc>
-        <w:tc>
-          <w:tcPr>
-            <w:tcW w:type="dxa" w:w="1987"/>
-          </w:tcPr>
-          <w:p>
-            <w:pPr>
-              <w:jc w:val="left"/>
-            </w:pPr>
-            <w:r>
-              <w:rPr>
-                <w:rFonts w:ascii="TimeNewRoman" w:hAnsi="TimeNewRoman"/>
-                <w:sz w:val="30"/>
-              </w:rPr>
-              <w:t>82+73-64=</w:t>
-            </w:r>
-          </w:p>
-        </w:tc>
-      </w:tr>
-      <w:tr>
-        <w:tc>
-          <w:tcPr>
-            <w:tcW w:type="dxa" w:w="1987"/>
-          </w:tcPr>
-          <w:p>
-            <w:pPr>
-              <w:jc w:val="left"/>
-            </w:pPr>
-            <w:r>
-              <w:rPr>
-                <w:rFonts w:ascii="TimeNewRoman" w:hAnsi="TimeNewRoman"/>
-                <w:sz w:val="30"/>
-              </w:rPr>
-              <w:t>10÷5=</w:t>
-            </w:r>
-          </w:p>
-        </w:tc>
-        <w:tc>
-          <w:tcPr>
-            <w:tcW w:type="dxa" w:w="1987"/>
-          </w:tcPr>
-          <w:p>
-            <w:pPr>
-              <w:jc w:val="left"/>
-            </w:pPr>
-            <w:r>
-              <w:rPr>
-                <w:rFonts w:ascii="TimeNewRoman" w:hAnsi="TimeNewRoman"/>
-                <w:sz w:val="30"/>
-              </w:rPr>
-              <w:t>8×6+10=</w:t>
-            </w:r>
-          </w:p>
-        </w:tc>
-        <w:tc>
-          <w:tcPr>
-            <w:tcW w:type="dxa" w:w="1987"/>
-          </w:tcPr>
-          <w:p>
-            <w:pPr>
-              <w:jc w:val="left"/>
-            </w:pPr>
-            <w:r>
-              <w:rPr>
-                <w:rFonts w:ascii="TimeNewRoman" w:hAnsi="TimeNewRoman"/>
-                <w:sz w:val="30"/>
-              </w:rPr>
-              <w:t>61+27=</w:t>
-            </w:r>
-          </w:p>
-        </w:tc>
-        <w:tc>
-          <w:tcPr>
-            <w:tcW w:type="dxa" w:w="1987"/>
-          </w:tcPr>
-          <w:p>
-            <w:pPr>
-              <w:jc w:val="left"/>
-            </w:pPr>
-            <w:r>
-              <w:rPr>
-                <w:rFonts w:ascii="TimeNewRoman" w:hAnsi="TimeNewRoman"/>
-                <w:sz w:val="30"/>
-              </w:rPr>
-              <w:t>15-2=</w:t>
-            </w:r>
-          </w:p>
-        </w:tc>
-        <w:tc>
-          <w:tcPr>
-            <w:tcW w:type="dxa" w:w="1987"/>
-          </w:tcPr>
-          <w:p>
-            <w:pPr>
-              <w:jc w:val="left"/>
-            </w:pPr>
-            <w:r>
-              <w:rPr>
-                <w:rFonts w:ascii="TimeNewRoman" w:hAnsi="TimeNewRoman"/>
-                <w:sz w:val="30"/>
-              </w:rPr>
-              <w:t>50+48=</w:t>
-            </w:r>
-          </w:p>
-        </w:tc>
-      </w:tr>
-      <w:tr>
-        <w:tc>
-          <w:tcPr>
-            <w:tcW w:type="dxa" w:w="1987"/>
-          </w:tcPr>
-          <w:p>
-            <w:pPr>
-              <w:jc w:val="left"/>
-            </w:pPr>
-            <w:r>
-              <w:rPr>
-                <w:rFonts w:ascii="TimeNewRoman" w:hAnsi="TimeNewRoman"/>
-                <w:sz w:val="30"/>
-              </w:rPr>
-              <w:t>5×3+14=</w:t>
-            </w:r>
-          </w:p>
-        </w:tc>
-        <w:tc>
-          <w:tcPr>
-            <w:tcW w:type="dxa" w:w="1987"/>
-          </w:tcPr>
-          <w:p>
-            <w:pPr>
-              <w:jc w:val="left"/>
-            </w:pPr>
-            <w:r>
-              <w:rPr>
-                <w:rFonts w:ascii="TimeNewRoman" w:hAnsi="TimeNewRoman"/>
-                <w:sz w:val="30"/>
-              </w:rPr>
-              <w:t>9×7-25=</w:t>
-            </w:r>
-          </w:p>
-        </w:tc>
-        <w:tc>
-          <w:tcPr>
-            <w:tcW w:type="dxa" w:w="1987"/>
-          </w:tcPr>
-          <w:p>
-            <w:pPr>
-              <w:jc w:val="left"/>
-            </w:pPr>
-            <w:r>
-              <w:rPr>
-                <w:rFonts w:ascii="TimeNewRoman" w:hAnsi="TimeNewRoman"/>
-                <w:sz w:val="30"/>
-              </w:rPr>
-              <w:t>24+92-61=</w:t>
-            </w:r>
-          </w:p>
-        </w:tc>
-        <w:tc>
-          <w:tcPr>
-            <w:tcW w:type="dxa" w:w="1987"/>
-          </w:tcPr>
-          <w:p>
-            <w:pPr>
-              <w:jc w:val="left"/>
-            </w:pPr>
-            <w:r>
-              <w:rPr>
-                <w:rFonts w:ascii="TimeNewRoman" w:hAnsi="TimeNewRoman"/>
-                <w:sz w:val="30"/>
-              </w:rPr>
-              <w:t>6×4=</w:t>
-            </w:r>
-          </w:p>
-        </w:tc>
-        <w:tc>
-          <w:tcPr>
-            <w:tcW w:type="dxa" w:w="1987"/>
-          </w:tcPr>
-          <w:p>
-            <w:pPr>
-              <w:jc w:val="left"/>
-            </w:pPr>
-            <w:r>
-              <w:rPr>
-                <w:rFonts w:ascii="TimeNewRoman" w:hAnsi="TimeNewRoman"/>
-                <w:sz w:val="30"/>
-              </w:rPr>
-              <w:t>2×5=</w:t>
-            </w:r>
-          </w:p>
-        </w:tc>
-      </w:tr>
-      <w:tr>
-        <w:tc>
-          <w:tcPr>
-            <w:tcW w:type="dxa" w:w="1987"/>
-          </w:tcPr>
-          <w:p>
-            <w:pPr>
-              <w:jc w:val="left"/>
-            </w:pPr>
-            <w:r>
-              <w:rPr>
-                <w:rFonts w:ascii="TimeNewRoman" w:hAnsi="TimeNewRoman"/>
-                <w:sz w:val="30"/>
-              </w:rPr>
-              <w:t>8×6=</w:t>
-            </w:r>
-          </w:p>
-        </w:tc>
-        <w:tc>
-          <w:tcPr>
-            <w:tcW w:type="dxa" w:w="1987"/>
-          </w:tcPr>
-          <w:p>
-            <w:pPr>
-              <w:jc w:val="left"/>
-            </w:pPr>
-            <w:r>
-              <w:rPr>
-                <w:rFonts w:ascii="TimeNewRoman" w:hAnsi="TimeNewRoman"/>
-                <w:sz w:val="30"/>
-              </w:rPr>
-              <w:t>28÷7=</w:t>
-            </w:r>
-          </w:p>
-        </w:tc>
-        <w:tc>
-          <w:tcPr>
-            <w:tcW w:type="dxa" w:w="1987"/>
-          </w:tcPr>
-          <w:p>
-            <w:pPr>
-              <w:jc w:val="left"/>
-            </w:pPr>
-            <w:r>
-              <w:rPr>
-                <w:rFonts w:ascii="TimeNewRoman" w:hAnsi="TimeNewRoman"/>
-                <w:sz w:val="30"/>
-              </w:rPr>
-              <w:t>66+22=</w:t>
-            </w:r>
-          </w:p>
-        </w:tc>
-        <w:tc>
-          <w:tcPr>
-            <w:tcW w:type="dxa" w:w="1987"/>
-          </w:tcPr>
-          <w:p>
-            <w:pPr>
-              <w:jc w:val="left"/>
-            </w:pPr>
-            <w:r>
-              <w:rPr>
-                <w:rFonts w:ascii="TimeNewRoman" w:hAnsi="TimeNewRoman"/>
-                <w:sz w:val="30"/>
-              </w:rPr>
-              <w:t>58-37=</w:t>
-            </w:r>
-          </w:p>
-        </w:tc>
-        <w:tc>
-          <w:tcPr>
-            <w:tcW w:type="dxa" w:w="1987"/>
-          </w:tcPr>
-          <w:p>
-            <w:pPr>
-              <w:jc w:val="left"/>
-            </w:pPr>
-            <w:r>
-              <w:rPr>
-                <w:rFonts w:ascii="TimeNewRoman" w:hAnsi="TimeNewRoman"/>
-                <w:sz w:val="30"/>
-              </w:rPr>
-              <w:t>1+77=</w:t>
-            </w:r>
-          </w:p>
-        </w:tc>
-      </w:tr>
-      <w:tr>
-        <w:tc>
-          <w:tcPr>
-            <w:tcW w:type="dxa" w:w="1987"/>
-          </w:tcPr>
-          <w:p>
-            <w:pPr>
-              <w:jc w:val="left"/>
-            </w:pPr>
-            <w:r>
-              <w:rPr>
-                <w:rFonts w:ascii="TimeNewRoman" w:hAnsi="TimeNewRoman"/>
-                <w:sz w:val="30"/>
-              </w:rPr>
-              <w:t>4×6=</w:t>
-            </w:r>
-          </w:p>
-        </w:tc>
-        <w:tc>
-          <w:tcPr>
-            <w:tcW w:type="dxa" w:w="1987"/>
-          </w:tcPr>
-          <w:p>
-            <w:pPr>
-              <w:jc w:val="left"/>
-            </w:pPr>
-            <w:r>
-              <w:rPr>
-                <w:rFonts w:ascii="TimeNewRoman" w:hAnsi="TimeNewRoman"/>
-                <w:sz w:val="30"/>
-              </w:rPr>
-              <w:t>7×8=</w:t>
-            </w:r>
-          </w:p>
-        </w:tc>
-        <w:tc>
-          <w:tcPr>
-            <w:tcW w:type="dxa" w:w="1987"/>
-          </w:tcPr>
-          <w:p>
-            <w:pPr>
-              <w:jc w:val="left"/>
-            </w:pPr>
-            <w:r>
-              <w:rPr>
-                <w:rFonts w:ascii="TimeNewRoman" w:hAnsi="TimeNewRoman"/>
-                <w:sz w:val="30"/>
-              </w:rPr>
-              <w:t>4×9+22=</w:t>
-            </w:r>
-          </w:p>
-        </w:tc>
-        <w:tc>
-          <w:tcPr>
-            <w:tcW w:type="dxa" w:w="1987"/>
-          </w:tcPr>
-          <w:p>
-            <w:pPr>
-              <w:jc w:val="left"/>
-            </w:pPr>
-            <w:r>
-              <w:rPr>
-                <w:rFonts w:ascii="TimeNewRoman" w:hAnsi="TimeNewRoman"/>
-                <w:sz w:val="30"/>
-              </w:rPr>
-              <w:t>6×8+19=</w:t>
-            </w:r>
-          </w:p>
-        </w:tc>
-        <w:tc>
-          <w:tcPr>
-            <w:tcW w:type="dxa" w:w="1987"/>
-          </w:tcPr>
-          <w:p>
-            <w:pPr>
-              <w:jc w:val="left"/>
-            </w:pPr>
-            <w:r>
-              <w:rPr>
-                <w:rFonts w:ascii="TimeNewRoman" w:hAnsi="TimeNewRoman"/>
-                <w:sz w:val="30"/>
-              </w:rPr>
-              <w:t>3+87+8=</w:t>
-            </w:r>
-          </w:p>
-        </w:tc>
-      </w:tr>
-      <w:tr>
-        <w:tc>
-          <w:tcPr>
-            <w:tcW w:type="dxa" w:w="1987"/>
-          </w:tcPr>
-          <w:p>
-            <w:pPr>
-              <w:jc w:val="left"/>
-            </w:pPr>
-            <w:r>
-              <w:rPr>
-                <w:rFonts w:ascii="TimeNewRoman" w:hAnsi="TimeNewRoman"/>
-                <w:sz w:val="30"/>
-              </w:rPr>
-              <w:t>9×3=</w:t>
-            </w:r>
-          </w:p>
-        </w:tc>
-        <w:tc>
-          <w:tcPr>
-            <w:tcW w:type="dxa" w:w="1987"/>
-          </w:tcPr>
-          <w:p>
-            <w:pPr>
-              <w:jc w:val="left"/>
-            </w:pPr>
-            <w:r>
-              <w:rPr>
-                <w:rFonts w:ascii="TimeNewRoman" w:hAnsi="TimeNewRoman"/>
-                <w:sz w:val="30"/>
-              </w:rPr>
-              <w:t>4×3=</w:t>
-            </w:r>
-          </w:p>
-        </w:tc>
-        <w:tc>
-          <w:tcPr>
-            <w:tcW w:type="dxa" w:w="1987"/>
-          </w:tcPr>
-          <w:p>
-            <w:pPr>
-              <w:jc w:val="left"/>
-            </w:pPr>
-            <w:r>
-              <w:rPr>
-                <w:rFonts w:ascii="TimeNewRoman" w:hAnsi="TimeNewRoman"/>
-                <w:sz w:val="30"/>
-              </w:rPr>
-              <w:t>6×3-15=</w:t>
+              <w:t>14÷2=</w:t>
             </w:r>
           </w:p>
         </w:tc>
@@ -1152,7 +1657,24 @@
                 <w:rFonts w:ascii="TimeNewRoman" w:hAnsi="TimeNewRoman"/>
                 <w:sz w:val="30"/>
               </w:rPr>
-              <w:t>32÷4=</w:t>
+              <w:t>5×3=</w:t>
+            </w:r>
+          </w:p>
+        </w:tc>
+        <w:tc>
+          <w:tcPr>
+            <w:tcW w:type="dxa" w:w="1987"/>
+          </w:tcPr>
+          <w:p>
+            <w:pPr>
+              <w:jc w:val="left"/>
+            </w:pPr>
+            <w:r>
+              <w:rPr>
+                <w:rFonts w:ascii="TimeNewRoman" w:hAnsi="TimeNewRoman"/>
+                <w:sz w:val="30"/>
+              </w:rPr>
+              <w:t>6×2=</w:t>
             </w:r>
           </w:p>
         </w:tc>
@@ -1171,7 +1693,7 @@
                 <w:rFonts w:ascii="TimeNewRoman" w:hAnsi="TimeNewRoman"/>
                 <w:sz w:val="30"/>
               </w:rPr>
-              <w:t>76+31-77=</w:t>
+              <w:t>6×8+25=</w:t>
             </w:r>
           </w:p>
         </w:tc>
@@ -1188,7 +1710,7 @@
                 <w:rFonts w:ascii="TimeNewRoman" w:hAnsi="TimeNewRoman"/>
                 <w:sz w:val="30"/>
               </w:rPr>
-              <w:t>16+75+32=</w:t>
+              <w:t>34+4=</w:t>
             </w:r>
           </w:p>
         </w:tc>
@@ -1205,7 +1727,7 @@
                 <w:rFonts w:ascii="TimeNewRoman" w:hAnsi="TimeNewRoman"/>
                 <w:sz w:val="30"/>
               </w:rPr>
-              <w:t>4×5=</w:t>
+              <w:t>7+52=</w:t>
             </w:r>
           </w:p>
         </w:tc>
@@ -1222,7 +1744,7 @@
                 <w:rFonts w:ascii="TimeNewRoman" w:hAnsi="TimeNewRoman"/>
                 <w:sz w:val="30"/>
               </w:rPr>
-              <w:t>11+77=</w:t>
+              <w:t>42+24=</w:t>
             </w:r>
           </w:p>
         </w:tc>
@@ -1239,529 +1761,7 @@
                 <w:rFonts w:ascii="TimeNewRoman" w:hAnsi="TimeNewRoman"/>
                 <w:sz w:val="30"/>
               </w:rPr>
-              <w:t>2×8-8=</w:t>
-            </w:r>
-          </w:p>
-        </w:tc>
-      </w:tr>
-      <w:tr>
-        <w:tc>
-          <w:tcPr>
-            <w:tcW w:type="dxa" w:w="1987"/>
-          </w:tcPr>
-          <w:p>
-            <w:pPr>
-              <w:jc w:val="left"/>
-            </w:pPr>
-            <w:r>
-              <w:rPr>
-                <w:rFonts w:ascii="TimeNewRoman" w:hAnsi="TimeNewRoman"/>
-                <w:sz w:val="30"/>
-              </w:rPr>
-              <w:t>4×2=</w:t>
-            </w:r>
-          </w:p>
-        </w:tc>
-        <w:tc>
-          <w:tcPr>
-            <w:tcW w:type="dxa" w:w="1987"/>
-          </w:tcPr>
-          <w:p>
-            <w:pPr>
-              <w:jc w:val="left"/>
-            </w:pPr>
-            <w:r>
-              <w:rPr>
-                <w:rFonts w:ascii="TimeNewRoman" w:hAnsi="TimeNewRoman"/>
-                <w:sz w:val="30"/>
-              </w:rPr>
-              <w:t>4×8-23=</w:t>
-            </w:r>
-          </w:p>
-        </w:tc>
-        <w:tc>
-          <w:tcPr>
-            <w:tcW w:type="dxa" w:w="1987"/>
-          </w:tcPr>
-          <w:p>
-            <w:pPr>
-              <w:jc w:val="left"/>
-            </w:pPr>
-            <w:r>
-              <w:rPr>
-                <w:rFonts w:ascii="TimeNewRoman" w:hAnsi="TimeNewRoman"/>
-                <w:sz w:val="30"/>
-              </w:rPr>
-              <w:t>2×3=</w:t>
-            </w:r>
-          </w:p>
-        </w:tc>
-        <w:tc>
-          <w:tcPr>
-            <w:tcW w:type="dxa" w:w="1987"/>
-          </w:tcPr>
-          <w:p>
-            <w:pPr>
-              <w:jc w:val="left"/>
-            </w:pPr>
-            <w:r>
-              <w:rPr>
-                <w:rFonts w:ascii="TimeNewRoman" w:hAnsi="TimeNewRoman"/>
-                <w:sz w:val="30"/>
-              </w:rPr>
-              <w:t>5×3=</w:t>
-            </w:r>
-          </w:p>
-        </w:tc>
-        <w:tc>
-          <w:tcPr>
-            <w:tcW w:type="dxa" w:w="1987"/>
-          </w:tcPr>
-          <w:p>
-            <w:pPr>
-              <w:jc w:val="left"/>
-            </w:pPr>
-            <w:r>
-              <w:rPr>
-                <w:rFonts w:ascii="TimeNewRoman" w:hAnsi="TimeNewRoman"/>
-                <w:sz w:val="30"/>
-              </w:rPr>
-              <w:t>34+41+90=</w:t>
-            </w:r>
-          </w:p>
-        </w:tc>
-      </w:tr>
-      <w:tr>
-        <w:tc>
-          <w:tcPr>
-            <w:tcW w:type="dxa" w:w="1987"/>
-          </w:tcPr>
-          <w:p>
-            <w:pPr>
-              <w:jc w:val="left"/>
-            </w:pPr>
-            <w:r>
-              <w:rPr>
-                <w:rFonts w:ascii="TimeNewRoman" w:hAnsi="TimeNewRoman"/>
-                <w:sz w:val="30"/>
-              </w:rPr>
-              <w:t>3×2=</w:t>
-            </w:r>
-          </w:p>
-        </w:tc>
-        <w:tc>
-          <w:tcPr>
-            <w:tcW w:type="dxa" w:w="1987"/>
-          </w:tcPr>
-          <w:p>
-            <w:pPr>
-              <w:jc w:val="left"/>
-            </w:pPr>
-            <w:r>
-              <w:rPr>
-                <w:rFonts w:ascii="TimeNewRoman" w:hAnsi="TimeNewRoman"/>
-                <w:sz w:val="30"/>
-              </w:rPr>
-              <w:t>5×4=</w:t>
-            </w:r>
-          </w:p>
-        </w:tc>
-        <w:tc>
-          <w:tcPr>
-            <w:tcW w:type="dxa" w:w="1987"/>
-          </w:tcPr>
-          <w:p>
-            <w:pPr>
-              <w:jc w:val="left"/>
-            </w:pPr>
-            <w:r>
-              <w:rPr>
-                <w:rFonts w:ascii="TimeNewRoman" w:hAnsi="TimeNewRoman"/>
-                <w:sz w:val="30"/>
-              </w:rPr>
-              <w:t>4×4=</w:t>
-            </w:r>
-          </w:p>
-        </w:tc>
-        <w:tc>
-          <w:tcPr>
-            <w:tcW w:type="dxa" w:w="1987"/>
-          </w:tcPr>
-          <w:p>
-            <w:pPr>
-              <w:jc w:val="left"/>
-            </w:pPr>
-            <w:r>
-              <w:rPr>
-                <w:rFonts w:ascii="TimeNewRoman" w:hAnsi="TimeNewRoman"/>
-                <w:sz w:val="30"/>
-              </w:rPr>
-              <w:t>9×4=</w:t>
-            </w:r>
-          </w:p>
-        </w:tc>
-        <w:tc>
-          <w:tcPr>
-            <w:tcW w:type="dxa" w:w="1987"/>
-          </w:tcPr>
-          <w:p>
-            <w:pPr>
-              <w:jc w:val="left"/>
-            </w:pPr>
-            <w:r>
-              <w:rPr>
-                <w:rFonts w:ascii="TimeNewRoman" w:hAnsi="TimeNewRoman"/>
-                <w:sz w:val="30"/>
-              </w:rPr>
-              <w:t>64+2=</w:t>
-            </w:r>
-          </w:p>
-        </w:tc>
-      </w:tr>
-      <w:tr>
-        <w:tc>
-          <w:tcPr>
-            <w:tcW w:type="dxa" w:w="1987"/>
-          </w:tcPr>
-          <w:p>
-            <w:pPr>
-              <w:jc w:val="left"/>
-            </w:pPr>
-            <w:r>
-              <w:rPr>
-                <w:rFonts w:ascii="TimeNewRoman" w:hAnsi="TimeNewRoman"/>
-                <w:sz w:val="30"/>
-              </w:rPr>
-              <w:t>8×7=</w:t>
-            </w:r>
-          </w:p>
-        </w:tc>
-        <w:tc>
-          <w:tcPr>
-            <w:tcW w:type="dxa" w:w="1987"/>
-          </w:tcPr>
-          <w:p>
-            <w:pPr>
-              <w:jc w:val="left"/>
-            </w:pPr>
-            <w:r>
-              <w:rPr>
-                <w:rFonts w:ascii="TimeNewRoman" w:hAnsi="TimeNewRoman"/>
-                <w:sz w:val="30"/>
-              </w:rPr>
-              <w:t>15+1=</w:t>
-            </w:r>
-          </w:p>
-        </w:tc>
-        <w:tc>
-          <w:tcPr>
-            <w:tcW w:type="dxa" w:w="1987"/>
-          </w:tcPr>
-          <w:p>
-            <w:pPr>
-              <w:jc w:val="left"/>
-            </w:pPr>
-            <w:r>
-              <w:rPr>
-                <w:rFonts w:ascii="TimeNewRoman" w:hAnsi="TimeNewRoman"/>
-                <w:sz w:val="30"/>
-              </w:rPr>
-              <w:t>5×5=</w:t>
-            </w:r>
-          </w:p>
-        </w:tc>
-        <w:tc>
-          <w:tcPr>
-            <w:tcW w:type="dxa" w:w="1987"/>
-          </w:tcPr>
-          <w:p>
-            <w:pPr>
-              <w:jc w:val="left"/>
-            </w:pPr>
-            <w:r>
-              <w:rPr>
-                <w:rFonts w:ascii="TimeNewRoman" w:hAnsi="TimeNewRoman"/>
-                <w:sz w:val="30"/>
-              </w:rPr>
-              <w:t>7×8+63=</w:t>
-            </w:r>
-          </w:p>
-        </w:tc>
-        <w:tc>
-          <w:tcPr>
-            <w:tcW w:type="dxa" w:w="1987"/>
-          </w:tcPr>
-          <w:p>
-            <w:pPr>
-              <w:jc w:val="left"/>
-            </w:pPr>
-            <w:r>
-              <w:rPr>
-                <w:rFonts w:ascii="TimeNewRoman" w:hAnsi="TimeNewRoman"/>
-                <w:sz w:val="30"/>
-              </w:rPr>
-              <w:t>6×7=</w:t>
-            </w:r>
-          </w:p>
-        </w:tc>
-      </w:tr>
-      <w:tr>
-        <w:tc>
-          <w:tcPr>
-            <w:tcW w:type="dxa" w:w="1987"/>
-          </w:tcPr>
-          <w:p>
-            <w:pPr>
-              <w:jc w:val="left"/>
-            </w:pPr>
-            <w:r>
-              <w:rPr>
-                <w:rFonts w:ascii="TimeNewRoman" w:hAnsi="TimeNewRoman"/>
-                <w:sz w:val="30"/>
-              </w:rPr>
-              <w:t>4×1=</w:t>
-            </w:r>
-          </w:p>
-        </w:tc>
-        <w:tc>
-          <w:tcPr>
-            <w:tcW w:type="dxa" w:w="1987"/>
-          </w:tcPr>
-          <w:p>
-            <w:pPr>
-              <w:jc w:val="left"/>
-            </w:pPr>
-            <w:r>
-              <w:rPr>
-                <w:rFonts w:ascii="TimeNewRoman" w:hAnsi="TimeNewRoman"/>
-                <w:sz w:val="30"/>
-              </w:rPr>
-              <w:t>1×3=</w:t>
-            </w:r>
-          </w:p>
-        </w:tc>
-        <w:tc>
-          <w:tcPr>
-            <w:tcW w:type="dxa" w:w="1987"/>
-          </w:tcPr>
-          <w:p>
-            <w:pPr>
-              <w:jc w:val="left"/>
-            </w:pPr>
-            <w:r>
-              <w:rPr>
-                <w:rFonts w:ascii="TimeNewRoman" w:hAnsi="TimeNewRoman"/>
-                <w:sz w:val="30"/>
-              </w:rPr>
-              <w:t>71+1=</w:t>
-            </w:r>
-          </w:p>
-        </w:tc>
-        <w:tc>
-          <w:tcPr>
-            <w:tcW w:type="dxa" w:w="1987"/>
-          </w:tcPr>
-          <w:p>
-            <w:pPr>
-              <w:jc w:val="left"/>
-            </w:pPr>
-            <w:r>
-              <w:rPr>
-                <w:rFonts w:ascii="TimeNewRoman" w:hAnsi="TimeNewRoman"/>
-                <w:sz w:val="30"/>
-              </w:rPr>
-              <w:t>2×7=</w:t>
-            </w:r>
-          </w:p>
-        </w:tc>
-        <w:tc>
-          <w:tcPr>
-            <w:tcW w:type="dxa" w:w="1987"/>
-          </w:tcPr>
-          <w:p>
-            <w:pPr>
-              <w:jc w:val="left"/>
-            </w:pPr>
-            <w:r>
-              <w:rPr>
-                <w:rFonts w:ascii="TimeNewRoman" w:hAnsi="TimeNewRoman"/>
-                <w:sz w:val="30"/>
-              </w:rPr>
-              <w:t>41-18=</w:t>
-            </w:r>
-          </w:p>
-        </w:tc>
-      </w:tr>
-      <w:tr>
-        <w:tc>
-          <w:tcPr>
-            <w:tcW w:type="dxa" w:w="1987"/>
-          </w:tcPr>
-          <w:p>
-            <w:pPr>
-              <w:jc w:val="left"/>
-            </w:pPr>
-            <w:r>
-              <w:rPr>
-                <w:rFonts w:ascii="TimeNewRoman" w:hAnsi="TimeNewRoman"/>
-                <w:sz w:val="30"/>
-              </w:rPr>
-              <w:t>6×7+70=</w:t>
-            </w:r>
-          </w:p>
-        </w:tc>
-        <w:tc>
-          <w:tcPr>
-            <w:tcW w:type="dxa" w:w="1987"/>
-          </w:tcPr>
-          <w:p>
-            <w:pPr>
-              <w:jc w:val="left"/>
-            </w:pPr>
-            <w:r>
-              <w:rPr>
-                <w:rFonts w:ascii="TimeNewRoman" w:hAnsi="TimeNewRoman"/>
-                <w:sz w:val="30"/>
-              </w:rPr>
-              <w:t>79-52=</w:t>
-            </w:r>
-          </w:p>
-        </w:tc>
-        <w:tc>
-          <w:tcPr>
-            <w:tcW w:type="dxa" w:w="1987"/>
-          </w:tcPr>
-          <w:p>
-            <w:pPr>
-              <w:jc w:val="left"/>
-            </w:pPr>
-            <w:r>
-              <w:rPr>
-                <w:rFonts w:ascii="TimeNewRoman" w:hAnsi="TimeNewRoman"/>
-                <w:sz w:val="30"/>
-              </w:rPr>
-              <w:t>33+37=</w:t>
-            </w:r>
-          </w:p>
-        </w:tc>
-        <w:tc>
-          <w:tcPr>
-            <w:tcW w:type="dxa" w:w="1987"/>
-          </w:tcPr>
-          <w:p>
-            <w:pPr>
-              <w:jc w:val="left"/>
-            </w:pPr>
-            <w:r>
-              <w:rPr>
-                <w:rFonts w:ascii="TimeNewRoman" w:hAnsi="TimeNewRoman"/>
-                <w:sz w:val="30"/>
-              </w:rPr>
-              <w:t>30÷5=</w:t>
-            </w:r>
-          </w:p>
-        </w:tc>
-        <w:tc>
-          <w:tcPr>
-            <w:tcW w:type="dxa" w:w="1987"/>
-          </w:tcPr>
-          <w:p>
-            <w:pPr>
-              <w:jc w:val="left"/>
-            </w:pPr>
-            <w:r>
-              <w:rPr>
-                <w:rFonts w:ascii="TimeNewRoman" w:hAnsi="TimeNewRoman"/>
-                <w:sz w:val="30"/>
-              </w:rPr>
-              <w:t>36+32=</w:t>
-            </w:r>
-          </w:p>
-        </w:tc>
-      </w:tr>
-      <w:tr>
-        <w:tc>
-          <w:tcPr>
-            <w:tcW w:type="dxa" w:w="1987"/>
-          </w:tcPr>
-          <w:p>
-            <w:pPr>
-              <w:jc w:val="left"/>
-            </w:pPr>
-            <w:r>
-              <w:rPr>
-                <w:rFonts w:ascii="TimeNewRoman" w:hAnsi="TimeNewRoman"/>
-                <w:sz w:val="30"/>
-              </w:rPr>
-              <w:t>4×9+19=</w:t>
-            </w:r>
-          </w:p>
-        </w:tc>
-        <w:tc>
-          <w:tcPr>
-            <w:tcW w:type="dxa" w:w="1987"/>
-          </w:tcPr>
-          <w:p>
-            <w:pPr>
-              <w:jc w:val="left"/>
-            </w:pPr>
-            <w:r>
-              <w:rPr>
-                <w:rFonts w:ascii="TimeNewRoman" w:hAnsi="TimeNewRoman"/>
-                <w:sz w:val="30"/>
-              </w:rPr>
-              <w:t>75-40=</w:t>
-            </w:r>
-          </w:p>
-        </w:tc>
-        <w:tc>
-          <w:tcPr>
-            <w:tcW w:type="dxa" w:w="1987"/>
-          </w:tcPr>
-          <w:p>
-            <w:pPr>
-              <w:jc w:val="left"/>
-            </w:pPr>
-            <w:r>
-              <w:rPr>
-                <w:rFonts w:ascii="TimeNewRoman" w:hAnsi="TimeNewRoman"/>
-                <w:sz w:val="30"/>
-              </w:rPr>
-              <w:t>35+71-77=</w:t>
-            </w:r>
-          </w:p>
-        </w:tc>
-        <w:tc>
-          <w:tcPr>
-            <w:tcW w:type="dxa" w:w="1987"/>
-          </w:tcPr>
-          <w:p>
-            <w:pPr>
-              <w:jc w:val="left"/>
-            </w:pPr>
-            <w:r>
-              <w:rPr>
-                <w:rFonts w:ascii="TimeNewRoman" w:hAnsi="TimeNewRoman"/>
-                <w:sz w:val="30"/>
-              </w:rPr>
-              <w:t>3×7=</w:t>
-            </w:r>
-          </w:p>
-        </w:tc>
-        <w:tc>
-          <w:tcPr>
-            <w:tcW w:type="dxa" w:w="1987"/>
-          </w:tcPr>
-          <w:p>
-            <w:pPr>
-              <w:jc w:val="left"/>
-            </w:pPr>
-            <w:r>
-              <w:rPr>
-                <w:rFonts w:ascii="TimeNewRoman" w:hAnsi="TimeNewRoman"/>
-                <w:sz w:val="30"/>
-              </w:rPr>
-              <w:t>6×2+36=</w:t>
+              <w:t>37+98+41=</w:t>
             </w:r>
           </w:p>
         </w:tc>

--- a/mixed.docx
+++ b/mixed.docx
@@ -11,7 +11,7 @@
           <w:rFonts w:ascii="Arial" w:hAnsi="Arial"/>
           <w:sz w:val="30"/>
         </w:rPr>
-        <w:t>2026-09-27 Sunday</w:t>
+        <w:t>2026-09-28 Monday</w:t>
       </w:r>
     </w:p>
     <w:tbl>
@@ -40,7 +40,737 @@
                 <w:rFonts w:ascii="TimeNewRoman" w:hAnsi="TimeNewRoman"/>
                 <w:sz w:val="30"/>
               </w:rPr>
-              <w:t>50+78-30=</w:t>
+              <w:t>83+70+8=</w:t>
+            </w:r>
+          </w:p>
+        </w:tc>
+        <w:tc>
+          <w:tcPr>
+            <w:tcW w:type="dxa" w:w="1987"/>
+          </w:tcPr>
+          <w:p>
+            <w:pPr>
+              <w:jc w:val="left"/>
+            </w:pPr>
+            <w:r>
+              <w:rPr>
+                <w:rFonts w:ascii="TimeNewRoman" w:hAnsi="TimeNewRoman"/>
+                <w:sz w:val="30"/>
+              </w:rPr>
+              <w:t>94-6=</w:t>
+            </w:r>
+          </w:p>
+        </w:tc>
+        <w:tc>
+          <w:tcPr>
+            <w:tcW w:type="dxa" w:w="1987"/>
+          </w:tcPr>
+          <w:p>
+            <w:pPr>
+              <w:jc w:val="left"/>
+            </w:pPr>
+            <w:r>
+              <w:rPr>
+                <w:rFonts w:ascii="TimeNewRoman" w:hAnsi="TimeNewRoman"/>
+                <w:sz w:val="30"/>
+              </w:rPr>
+              <w:t>24+45-54=</w:t>
+            </w:r>
+          </w:p>
+        </w:tc>
+        <w:tc>
+          <w:tcPr>
+            <w:tcW w:type="dxa" w:w="1987"/>
+          </w:tcPr>
+          <w:p>
+            <w:pPr>
+              <w:jc w:val="left"/>
+            </w:pPr>
+            <w:r>
+              <w:rPr>
+                <w:rFonts w:ascii="TimeNewRoman" w:hAnsi="TimeNewRoman"/>
+                <w:sz w:val="30"/>
+              </w:rPr>
+              <w:t>95-31=</w:t>
+            </w:r>
+          </w:p>
+        </w:tc>
+        <w:tc>
+          <w:tcPr>
+            <w:tcW w:type="dxa" w:w="1987"/>
+          </w:tcPr>
+          <w:p>
+            <w:pPr>
+              <w:jc w:val="left"/>
+            </w:pPr>
+            <w:r>
+              <w:rPr>
+                <w:rFonts w:ascii="TimeNewRoman" w:hAnsi="TimeNewRoman"/>
+                <w:sz w:val="30"/>
+              </w:rPr>
+              <w:t>2×2=</w:t>
+            </w:r>
+          </w:p>
+        </w:tc>
+      </w:tr>
+      <w:tr>
+        <w:tc>
+          <w:tcPr>
+            <w:tcW w:type="dxa" w:w="1987"/>
+          </w:tcPr>
+          <w:p>
+            <w:pPr>
+              <w:jc w:val="left"/>
+            </w:pPr>
+            <w:r>
+              <w:rPr>
+                <w:rFonts w:ascii="TimeNewRoman" w:hAnsi="TimeNewRoman"/>
+                <w:sz w:val="30"/>
+              </w:rPr>
+              <w:t>3×5+72=</w:t>
+            </w:r>
+          </w:p>
+        </w:tc>
+        <w:tc>
+          <w:tcPr>
+            <w:tcW w:type="dxa" w:w="1987"/>
+          </w:tcPr>
+          <w:p>
+            <w:pPr>
+              <w:jc w:val="left"/>
+            </w:pPr>
+            <w:r>
+              <w:rPr>
+                <w:rFonts w:ascii="TimeNewRoman" w:hAnsi="TimeNewRoman"/>
+                <w:sz w:val="30"/>
+              </w:rPr>
+              <w:t>45÷9=</w:t>
+            </w:r>
+          </w:p>
+        </w:tc>
+        <w:tc>
+          <w:tcPr>
+            <w:tcW w:type="dxa" w:w="1987"/>
+          </w:tcPr>
+          <w:p>
+            <w:pPr>
+              <w:jc w:val="left"/>
+            </w:pPr>
+            <w:r>
+              <w:rPr>
+                <w:rFonts w:ascii="TimeNewRoman" w:hAnsi="TimeNewRoman"/>
+                <w:sz w:val="30"/>
+              </w:rPr>
+              <w:t>30-25=</w:t>
+            </w:r>
+          </w:p>
+        </w:tc>
+        <w:tc>
+          <w:tcPr>
+            <w:tcW w:type="dxa" w:w="1987"/>
+          </w:tcPr>
+          <w:p>
+            <w:pPr>
+              <w:jc w:val="left"/>
+            </w:pPr>
+            <w:r>
+              <w:rPr>
+                <w:rFonts w:ascii="TimeNewRoman" w:hAnsi="TimeNewRoman"/>
+                <w:sz w:val="30"/>
+              </w:rPr>
+              <w:t>8×5=</w:t>
+            </w:r>
+          </w:p>
+        </w:tc>
+        <w:tc>
+          <w:tcPr>
+            <w:tcW w:type="dxa" w:w="1987"/>
+          </w:tcPr>
+          <w:p>
+            <w:pPr>
+              <w:jc w:val="left"/>
+            </w:pPr>
+            <w:r>
+              <w:rPr>
+                <w:rFonts w:ascii="TimeNewRoman" w:hAnsi="TimeNewRoman"/>
+                <w:sz w:val="30"/>
+              </w:rPr>
+              <w:t>31+2+38=</w:t>
+            </w:r>
+          </w:p>
+        </w:tc>
+      </w:tr>
+      <w:tr>
+        <w:tc>
+          <w:tcPr>
+            <w:tcW w:type="dxa" w:w="1987"/>
+          </w:tcPr>
+          <w:p>
+            <w:pPr>
+              <w:jc w:val="left"/>
+            </w:pPr>
+            <w:r>
+              <w:rPr>
+                <w:rFonts w:ascii="TimeNewRoman" w:hAnsi="TimeNewRoman"/>
+                <w:sz w:val="30"/>
+              </w:rPr>
+              <w:t>5×4=</w:t>
+            </w:r>
+          </w:p>
+        </w:tc>
+        <w:tc>
+          <w:tcPr>
+            <w:tcW w:type="dxa" w:w="1987"/>
+          </w:tcPr>
+          <w:p>
+            <w:pPr>
+              <w:jc w:val="left"/>
+            </w:pPr>
+            <w:r>
+              <w:rPr>
+                <w:rFonts w:ascii="TimeNewRoman" w:hAnsi="TimeNewRoman"/>
+                <w:sz w:val="30"/>
+              </w:rPr>
+              <w:t>40+8=</w:t>
+            </w:r>
+          </w:p>
+        </w:tc>
+        <w:tc>
+          <w:tcPr>
+            <w:tcW w:type="dxa" w:w="1987"/>
+          </w:tcPr>
+          <w:p>
+            <w:pPr>
+              <w:jc w:val="left"/>
+            </w:pPr>
+            <w:r>
+              <w:rPr>
+                <w:rFonts w:ascii="TimeNewRoman" w:hAnsi="TimeNewRoman"/>
+                <w:sz w:val="30"/>
+              </w:rPr>
+              <w:t>38-24=</w:t>
+            </w:r>
+          </w:p>
+        </w:tc>
+        <w:tc>
+          <w:tcPr>
+            <w:tcW w:type="dxa" w:w="1987"/>
+          </w:tcPr>
+          <w:p>
+            <w:pPr>
+              <w:jc w:val="left"/>
+            </w:pPr>
+            <w:r>
+              <w:rPr>
+                <w:rFonts w:ascii="TimeNewRoman" w:hAnsi="TimeNewRoman"/>
+                <w:sz w:val="30"/>
+              </w:rPr>
+              <w:t>4×7=</w:t>
+            </w:r>
+          </w:p>
+        </w:tc>
+        <w:tc>
+          <w:tcPr>
+            <w:tcW w:type="dxa" w:w="1987"/>
+          </w:tcPr>
+          <w:p>
+            <w:pPr>
+              <w:jc w:val="left"/>
+            </w:pPr>
+            <w:r>
+              <w:rPr>
+                <w:rFonts w:ascii="TimeNewRoman" w:hAnsi="TimeNewRoman"/>
+                <w:sz w:val="30"/>
+              </w:rPr>
+              <w:t>41+34-33=</w:t>
+            </w:r>
+          </w:p>
+        </w:tc>
+      </w:tr>
+      <w:tr>
+        <w:tc>
+          <w:tcPr>
+            <w:tcW w:type="dxa" w:w="1987"/>
+          </w:tcPr>
+          <w:p>
+            <w:pPr>
+              <w:jc w:val="left"/>
+            </w:pPr>
+            <w:r>
+              <w:rPr>
+                <w:rFonts w:ascii="TimeNewRoman" w:hAnsi="TimeNewRoman"/>
+                <w:sz w:val="30"/>
+              </w:rPr>
+              <w:t>35÷5=</w:t>
+            </w:r>
+          </w:p>
+        </w:tc>
+        <w:tc>
+          <w:tcPr>
+            <w:tcW w:type="dxa" w:w="1987"/>
+          </w:tcPr>
+          <w:p>
+            <w:pPr>
+              <w:jc w:val="left"/>
+            </w:pPr>
+            <w:r>
+              <w:rPr>
+                <w:rFonts w:ascii="TimeNewRoman" w:hAnsi="TimeNewRoman"/>
+                <w:sz w:val="30"/>
+              </w:rPr>
+              <w:t>86-2=</w:t>
+            </w:r>
+          </w:p>
+        </w:tc>
+        <w:tc>
+          <w:tcPr>
+            <w:tcW w:type="dxa" w:w="1987"/>
+          </w:tcPr>
+          <w:p>
+            <w:pPr>
+              <w:jc w:val="left"/>
+            </w:pPr>
+            <w:r>
+              <w:rPr>
+                <w:rFonts w:ascii="TimeNewRoman" w:hAnsi="TimeNewRoman"/>
+                <w:sz w:val="30"/>
+              </w:rPr>
+              <w:t>4×2=</w:t>
+            </w:r>
+          </w:p>
+        </w:tc>
+        <w:tc>
+          <w:tcPr>
+            <w:tcW w:type="dxa" w:w="1987"/>
+          </w:tcPr>
+          <w:p>
+            <w:pPr>
+              <w:jc w:val="left"/>
+            </w:pPr>
+            <w:r>
+              <w:rPr>
+                <w:rFonts w:ascii="TimeNewRoman" w:hAnsi="TimeNewRoman"/>
+                <w:sz w:val="30"/>
+              </w:rPr>
+              <w:t>47-38=</w:t>
+            </w:r>
+          </w:p>
+        </w:tc>
+        <w:tc>
+          <w:tcPr>
+            <w:tcW w:type="dxa" w:w="1987"/>
+          </w:tcPr>
+          <w:p>
+            <w:pPr>
+              <w:jc w:val="left"/>
+            </w:pPr>
+            <w:r>
+              <w:rPr>
+                <w:rFonts w:ascii="TimeNewRoman" w:hAnsi="TimeNewRoman"/>
+                <w:sz w:val="30"/>
+              </w:rPr>
+              <w:t>4×3=</w:t>
+            </w:r>
+          </w:p>
+        </w:tc>
+      </w:tr>
+      <w:tr>
+        <w:tc>
+          <w:tcPr>
+            <w:tcW w:type="dxa" w:w="1987"/>
+          </w:tcPr>
+          <w:p>
+            <w:pPr>
+              <w:jc w:val="left"/>
+            </w:pPr>
+            <w:r>
+              <w:rPr>
+                <w:rFonts w:ascii="TimeNewRoman" w:hAnsi="TimeNewRoman"/>
+                <w:sz w:val="30"/>
+              </w:rPr>
+              <w:t>49÷7=</w:t>
+            </w:r>
+          </w:p>
+        </w:tc>
+        <w:tc>
+          <w:tcPr>
+            <w:tcW w:type="dxa" w:w="1987"/>
+          </w:tcPr>
+          <w:p>
+            <w:pPr>
+              <w:jc w:val="left"/>
+            </w:pPr>
+            <w:r>
+              <w:rPr>
+                <w:rFonts w:ascii="TimeNewRoman" w:hAnsi="TimeNewRoman"/>
+                <w:sz w:val="30"/>
+              </w:rPr>
+              <w:t>24÷4=</w:t>
+            </w:r>
+          </w:p>
+        </w:tc>
+        <w:tc>
+          <w:tcPr>
+            <w:tcW w:type="dxa" w:w="1987"/>
+          </w:tcPr>
+          <w:p>
+            <w:pPr>
+              <w:jc w:val="left"/>
+            </w:pPr>
+            <w:r>
+              <w:rPr>
+                <w:rFonts w:ascii="TimeNewRoman" w:hAnsi="TimeNewRoman"/>
+                <w:sz w:val="30"/>
+              </w:rPr>
+              <w:t>9×2-13=</w:t>
+            </w:r>
+          </w:p>
+        </w:tc>
+        <w:tc>
+          <w:tcPr>
+            <w:tcW w:type="dxa" w:w="1987"/>
+          </w:tcPr>
+          <w:p>
+            <w:pPr>
+              <w:jc w:val="left"/>
+            </w:pPr>
+            <w:r>
+              <w:rPr>
+                <w:rFonts w:ascii="TimeNewRoman" w:hAnsi="TimeNewRoman"/>
+                <w:sz w:val="30"/>
+              </w:rPr>
+              <w:t>14÷7=</w:t>
+            </w:r>
+          </w:p>
+        </w:tc>
+        <w:tc>
+          <w:tcPr>
+            <w:tcW w:type="dxa" w:w="1987"/>
+          </w:tcPr>
+          <w:p>
+            <w:pPr>
+              <w:jc w:val="left"/>
+            </w:pPr>
+            <w:r>
+              <w:rPr>
+                <w:rFonts w:ascii="TimeNewRoman" w:hAnsi="TimeNewRoman"/>
+                <w:sz w:val="30"/>
+              </w:rPr>
+              <w:t>95+47+14=</w:t>
+            </w:r>
+          </w:p>
+        </w:tc>
+      </w:tr>
+      <w:tr>
+        <w:tc>
+          <w:tcPr>
+            <w:tcW w:type="dxa" w:w="1987"/>
+          </w:tcPr>
+          <w:p>
+            <w:pPr>
+              <w:jc w:val="left"/>
+            </w:pPr>
+            <w:r>
+              <w:rPr>
+                <w:rFonts w:ascii="TimeNewRoman" w:hAnsi="TimeNewRoman"/>
+                <w:sz w:val="30"/>
+              </w:rPr>
+              <w:t>56÷7=</w:t>
+            </w:r>
+          </w:p>
+        </w:tc>
+        <w:tc>
+          <w:tcPr>
+            <w:tcW w:type="dxa" w:w="1987"/>
+          </w:tcPr>
+          <w:p>
+            <w:pPr>
+              <w:jc w:val="left"/>
+            </w:pPr>
+            <w:r>
+              <w:rPr>
+                <w:rFonts w:ascii="TimeNewRoman" w:hAnsi="TimeNewRoman"/>
+                <w:sz w:val="30"/>
+              </w:rPr>
+              <w:t>73+70-91=</w:t>
+            </w:r>
+          </w:p>
+        </w:tc>
+        <w:tc>
+          <w:tcPr>
+            <w:tcW w:type="dxa" w:w="1987"/>
+          </w:tcPr>
+          <w:p>
+            <w:pPr>
+              <w:jc w:val="left"/>
+            </w:pPr>
+            <w:r>
+              <w:rPr>
+                <w:rFonts w:ascii="TimeNewRoman" w:hAnsi="TimeNewRoman"/>
+                <w:sz w:val="30"/>
+              </w:rPr>
+              <w:t>4×6+97=</w:t>
+            </w:r>
+          </w:p>
+        </w:tc>
+        <w:tc>
+          <w:tcPr>
+            <w:tcW w:type="dxa" w:w="1987"/>
+          </w:tcPr>
+          <w:p>
+            <w:pPr>
+              <w:jc w:val="left"/>
+            </w:pPr>
+            <w:r>
+              <w:rPr>
+                <w:rFonts w:ascii="TimeNewRoman" w:hAnsi="TimeNewRoman"/>
+                <w:sz w:val="30"/>
+              </w:rPr>
+              <w:t>3×4=</w:t>
+            </w:r>
+          </w:p>
+        </w:tc>
+        <w:tc>
+          <w:tcPr>
+            <w:tcW w:type="dxa" w:w="1987"/>
+          </w:tcPr>
+          <w:p>
+            <w:pPr>
+              <w:jc w:val="left"/>
+            </w:pPr>
+            <w:r>
+              <w:rPr>
+                <w:rFonts w:ascii="TimeNewRoman" w:hAnsi="TimeNewRoman"/>
+                <w:sz w:val="30"/>
+              </w:rPr>
+              <w:t>29-21=</w:t>
+            </w:r>
+          </w:p>
+        </w:tc>
+      </w:tr>
+      <w:tr>
+        <w:tc>
+          <w:tcPr>
+            <w:tcW w:type="dxa" w:w="1987"/>
+          </w:tcPr>
+          <w:p>
+            <w:pPr>
+              <w:jc w:val="left"/>
+            </w:pPr>
+            <w:r>
+              <w:rPr>
+                <w:rFonts w:ascii="TimeNewRoman" w:hAnsi="TimeNewRoman"/>
+                <w:sz w:val="30"/>
+              </w:rPr>
+              <w:t>3×9=</w:t>
+            </w:r>
+          </w:p>
+        </w:tc>
+        <w:tc>
+          <w:tcPr>
+            <w:tcW w:type="dxa" w:w="1987"/>
+          </w:tcPr>
+          <w:p>
+            <w:pPr>
+              <w:jc w:val="left"/>
+            </w:pPr>
+            <w:r>
+              <w:rPr>
+                <w:rFonts w:ascii="TimeNewRoman" w:hAnsi="TimeNewRoman"/>
+                <w:sz w:val="30"/>
+              </w:rPr>
+              <w:t>2×5=</w:t>
+            </w:r>
+          </w:p>
+        </w:tc>
+        <w:tc>
+          <w:tcPr>
+            <w:tcW w:type="dxa" w:w="1987"/>
+          </w:tcPr>
+          <w:p>
+            <w:pPr>
+              <w:jc w:val="left"/>
+            </w:pPr>
+            <w:r>
+              <w:rPr>
+                <w:rFonts w:ascii="TimeNewRoman" w:hAnsi="TimeNewRoman"/>
+                <w:sz w:val="30"/>
+              </w:rPr>
+              <w:t>45-32=</w:t>
+            </w:r>
+          </w:p>
+        </w:tc>
+        <w:tc>
+          <w:tcPr>
+            <w:tcW w:type="dxa" w:w="1987"/>
+          </w:tcPr>
+          <w:p>
+            <w:pPr>
+              <w:jc w:val="left"/>
+            </w:pPr>
+            <w:r>
+              <w:rPr>
+                <w:rFonts w:ascii="TimeNewRoman" w:hAnsi="TimeNewRoman"/>
+                <w:sz w:val="30"/>
+              </w:rPr>
+              <w:t>6×7-35=</w:t>
+            </w:r>
+          </w:p>
+        </w:tc>
+        <w:tc>
+          <w:tcPr>
+            <w:tcW w:type="dxa" w:w="1987"/>
+          </w:tcPr>
+          <w:p>
+            <w:pPr>
+              <w:jc w:val="left"/>
+            </w:pPr>
+            <w:r>
+              <w:rPr>
+                <w:rFonts w:ascii="TimeNewRoman" w:hAnsi="TimeNewRoman"/>
+                <w:sz w:val="30"/>
+              </w:rPr>
+              <w:t>97-1=</w:t>
+            </w:r>
+          </w:p>
+        </w:tc>
+      </w:tr>
+      <w:tr>
+        <w:tc>
+          <w:tcPr>
+            <w:tcW w:type="dxa" w:w="1987"/>
+          </w:tcPr>
+          <w:p>
+            <w:pPr>
+              <w:jc w:val="left"/>
+            </w:pPr>
+            <w:r>
+              <w:rPr>
+                <w:rFonts w:ascii="TimeNewRoman" w:hAnsi="TimeNewRoman"/>
+                <w:sz w:val="30"/>
+              </w:rPr>
+              <w:t>6×6-13=</w:t>
+            </w:r>
+          </w:p>
+        </w:tc>
+        <w:tc>
+          <w:tcPr>
+            <w:tcW w:type="dxa" w:w="1987"/>
+          </w:tcPr>
+          <w:p>
+            <w:pPr>
+              <w:jc w:val="left"/>
+            </w:pPr>
+            <w:r>
+              <w:rPr>
+                <w:rFonts w:ascii="TimeNewRoman" w:hAnsi="TimeNewRoman"/>
+                <w:sz w:val="30"/>
+              </w:rPr>
+              <w:t>5×8=</w:t>
+            </w:r>
+          </w:p>
+        </w:tc>
+        <w:tc>
+          <w:tcPr>
+            <w:tcW w:type="dxa" w:w="1987"/>
+          </w:tcPr>
+          <w:p>
+            <w:pPr>
+              <w:jc w:val="left"/>
+            </w:pPr>
+            <w:r>
+              <w:rPr>
+                <w:rFonts w:ascii="TimeNewRoman" w:hAnsi="TimeNewRoman"/>
+                <w:sz w:val="30"/>
+              </w:rPr>
+              <w:t>4×2+67=</w:t>
+            </w:r>
+          </w:p>
+        </w:tc>
+        <w:tc>
+          <w:tcPr>
+            <w:tcW w:type="dxa" w:w="1987"/>
+          </w:tcPr>
+          <w:p>
+            <w:pPr>
+              <w:jc w:val="left"/>
+            </w:pPr>
+            <w:r>
+              <w:rPr>
+                <w:rFonts w:ascii="TimeNewRoman" w:hAnsi="TimeNewRoman"/>
+                <w:sz w:val="30"/>
+              </w:rPr>
+              <w:t>2×3=</w:t>
+            </w:r>
+          </w:p>
+        </w:tc>
+        <w:tc>
+          <w:tcPr>
+            <w:tcW w:type="dxa" w:w="1987"/>
+          </w:tcPr>
+          <w:p>
+            <w:pPr>
+              <w:jc w:val="left"/>
+            </w:pPr>
+            <w:r>
+              <w:rPr>
+                <w:rFonts w:ascii="TimeNewRoman" w:hAnsi="TimeNewRoman"/>
+                <w:sz w:val="30"/>
+              </w:rPr>
+              <w:t>4×9=</w:t>
+            </w:r>
+          </w:p>
+        </w:tc>
+      </w:tr>
+      <w:tr>
+        <w:tc>
+          <w:tcPr>
+            <w:tcW w:type="dxa" w:w="1987"/>
+          </w:tcPr>
+          <w:p>
+            <w:pPr>
+              <w:jc w:val="left"/>
+            </w:pPr>
+            <w:r>
+              <w:rPr>
+                <w:rFonts w:ascii="TimeNewRoman" w:hAnsi="TimeNewRoman"/>
+                <w:sz w:val="30"/>
+              </w:rPr>
+              <w:t>63÷7=</w:t>
+            </w:r>
+          </w:p>
+        </w:tc>
+        <w:tc>
+          <w:tcPr>
+            <w:tcW w:type="dxa" w:w="1987"/>
+          </w:tcPr>
+          <w:p>
+            <w:pPr>
+              <w:jc w:val="left"/>
+            </w:pPr>
+            <w:r>
+              <w:rPr>
+                <w:rFonts w:ascii="TimeNewRoman" w:hAnsi="TimeNewRoman"/>
+                <w:sz w:val="30"/>
+              </w:rPr>
+              <w:t>4×3-6=</w:t>
+            </w:r>
+          </w:p>
+        </w:tc>
+        <w:tc>
+          <w:tcPr>
+            <w:tcW w:type="dxa" w:w="1987"/>
+          </w:tcPr>
+          <w:p>
+            <w:pPr>
+              <w:jc w:val="left"/>
+            </w:pPr>
+            <w:r>
+              <w:rPr>
+                <w:rFonts w:ascii="TimeNewRoman" w:hAnsi="TimeNewRoman"/>
+                <w:sz w:val="30"/>
+              </w:rPr>
+              <w:t>4×7+19=</w:t>
             </w:r>
           </w:p>
         </w:tc>
@@ -74,41 +804,7 @@
                 <w:rFonts w:ascii="TimeNewRoman" w:hAnsi="TimeNewRoman"/>
                 <w:sz w:val="30"/>
               </w:rPr>
-              <w:t>89-73=</w:t>
-            </w:r>
-          </w:p>
-        </w:tc>
-        <w:tc>
-          <w:tcPr>
-            <w:tcW w:type="dxa" w:w="1987"/>
-          </w:tcPr>
-          <w:p>
-            <w:pPr>
-              <w:jc w:val="left"/>
-            </w:pPr>
-            <w:r>
-              <w:rPr>
-                <w:rFonts w:ascii="TimeNewRoman" w:hAnsi="TimeNewRoman"/>
-                <w:sz w:val="30"/>
-              </w:rPr>
-              <w:t>7×8=</w:t>
-            </w:r>
-          </w:p>
-        </w:tc>
-        <w:tc>
-          <w:tcPr>
-            <w:tcW w:type="dxa" w:w="1987"/>
-          </w:tcPr>
-          <w:p>
-            <w:pPr>
-              <w:jc w:val="left"/>
-            </w:pPr>
-            <w:r>
-              <w:rPr>
-                <w:rFonts w:ascii="TimeNewRoman" w:hAnsi="TimeNewRoman"/>
-                <w:sz w:val="30"/>
-              </w:rPr>
-              <w:t>3×3+57=</w:t>
+              <w:t>73-42=</w:t>
             </w:r>
           </w:p>
         </w:tc>
@@ -127,7 +823,7 @@
                 <w:rFonts w:ascii="TimeNewRoman" w:hAnsi="TimeNewRoman"/>
                 <w:sz w:val="30"/>
               </w:rPr>
-              <w:t>10+47=</w:t>
+              <w:t>9×8=</w:t>
             </w:r>
           </w:p>
         </w:tc>
@@ -144,7 +840,7 @@
                 <w:rFonts w:ascii="TimeNewRoman" w:hAnsi="TimeNewRoman"/>
                 <w:sz w:val="30"/>
               </w:rPr>
-              <w:t>38+49=</w:t>
+              <w:t>72÷9=</w:t>
             </w:r>
           </w:p>
         </w:tc>
@@ -161,7 +857,7 @@
                 <w:rFonts w:ascii="TimeNewRoman" w:hAnsi="TimeNewRoman"/>
                 <w:sz w:val="30"/>
               </w:rPr>
-              <w:t>93+10+93=</w:t>
+              <w:t>7×5=</w:t>
             </w:r>
           </w:p>
         </w:tc>
@@ -178,565 +874,7 @@
                 <w:rFonts w:ascii="TimeNewRoman" w:hAnsi="TimeNewRoman"/>
                 <w:sz w:val="30"/>
               </w:rPr>
-              <w:t>3+35=</w:t>
-            </w:r>
-          </w:p>
-        </w:tc>
-        <w:tc>
-          <w:tcPr>
-            <w:tcW w:type="dxa" w:w="1987"/>
-          </w:tcPr>
-          <w:p>
-            <w:pPr>
-              <w:jc w:val="left"/>
-            </w:pPr>
-            <w:r>
-              <w:rPr>
-                <w:rFonts w:ascii="TimeNewRoman" w:hAnsi="TimeNewRoman"/>
-                <w:sz w:val="30"/>
-              </w:rPr>
-              <w:t>3×7=</w:t>
-            </w:r>
-          </w:p>
-        </w:tc>
-      </w:tr>
-      <w:tr>
-        <w:tc>
-          <w:tcPr>
-            <w:tcW w:type="dxa" w:w="1987"/>
-          </w:tcPr>
-          <w:p>
-            <w:pPr>
-              <w:jc w:val="left"/>
-            </w:pPr>
-            <w:r>
-              <w:rPr>
-                <w:rFonts w:ascii="TimeNewRoman" w:hAnsi="TimeNewRoman"/>
-                <w:sz w:val="30"/>
-              </w:rPr>
-              <w:t>89+3-86=</w:t>
-            </w:r>
-          </w:p>
-        </w:tc>
-        <w:tc>
-          <w:tcPr>
-            <w:tcW w:type="dxa" w:w="1987"/>
-          </w:tcPr>
-          <w:p>
-            <w:pPr>
-              <w:jc w:val="left"/>
-            </w:pPr>
-            <w:r>
-              <w:rPr>
-                <w:rFonts w:ascii="TimeNewRoman" w:hAnsi="TimeNewRoman"/>
-                <w:sz w:val="30"/>
-              </w:rPr>
-              <w:t>46+35=</w:t>
-            </w:r>
-          </w:p>
-        </w:tc>
-        <w:tc>
-          <w:tcPr>
-            <w:tcW w:type="dxa" w:w="1987"/>
-          </w:tcPr>
-          <w:p>
-            <w:pPr>
-              <w:jc w:val="left"/>
-            </w:pPr>
-            <w:r>
-              <w:rPr>
-                <w:rFonts w:ascii="TimeNewRoman" w:hAnsi="TimeNewRoman"/>
-                <w:sz w:val="30"/>
-              </w:rPr>
-              <w:t>8×5-37=</w:t>
-            </w:r>
-          </w:p>
-        </w:tc>
-        <w:tc>
-          <w:tcPr>
-            <w:tcW w:type="dxa" w:w="1987"/>
-          </w:tcPr>
-          <w:p>
-            <w:pPr>
-              <w:jc w:val="left"/>
-            </w:pPr>
-            <w:r>
-              <w:rPr>
-                <w:rFonts w:ascii="TimeNewRoman" w:hAnsi="TimeNewRoman"/>
-                <w:sz w:val="30"/>
-              </w:rPr>
-              <w:t>8×9=</w:t>
-            </w:r>
-          </w:p>
-        </w:tc>
-        <w:tc>
-          <w:tcPr>
-            <w:tcW w:type="dxa" w:w="1987"/>
-          </w:tcPr>
-          <w:p>
-            <w:pPr>
-              <w:jc w:val="left"/>
-            </w:pPr>
-            <w:r>
-              <w:rPr>
-                <w:rFonts w:ascii="TimeNewRoman" w:hAnsi="TimeNewRoman"/>
-                <w:sz w:val="30"/>
-              </w:rPr>
-              <w:t>28+55=</w:t>
-            </w:r>
-          </w:p>
-        </w:tc>
-      </w:tr>
-      <w:tr>
-        <w:tc>
-          <w:tcPr>
-            <w:tcW w:type="dxa" w:w="1987"/>
-          </w:tcPr>
-          <w:p>
-            <w:pPr>
-              <w:jc w:val="left"/>
-            </w:pPr>
-            <w:r>
-              <w:rPr>
-                <w:rFonts w:ascii="TimeNewRoman" w:hAnsi="TimeNewRoman"/>
-                <w:sz w:val="30"/>
-              </w:rPr>
-              <w:t>99-6=</w:t>
-            </w:r>
-          </w:p>
-        </w:tc>
-        <w:tc>
-          <w:tcPr>
-            <w:tcW w:type="dxa" w:w="1987"/>
-          </w:tcPr>
-          <w:p>
-            <w:pPr>
-              <w:jc w:val="left"/>
-            </w:pPr>
-            <w:r>
-              <w:rPr>
-                <w:rFonts w:ascii="TimeNewRoman" w:hAnsi="TimeNewRoman"/>
-                <w:sz w:val="30"/>
-              </w:rPr>
-              <w:t>54÷6=</w:t>
-            </w:r>
-          </w:p>
-        </w:tc>
-        <w:tc>
-          <w:tcPr>
-            <w:tcW w:type="dxa" w:w="1987"/>
-          </w:tcPr>
-          <w:p>
-            <w:pPr>
-              <w:jc w:val="left"/>
-            </w:pPr>
-            <w:r>
-              <w:rPr>
-                <w:rFonts w:ascii="TimeNewRoman" w:hAnsi="TimeNewRoman"/>
-                <w:sz w:val="30"/>
-              </w:rPr>
-              <w:t>4×9-1=</w:t>
-            </w:r>
-          </w:p>
-        </w:tc>
-        <w:tc>
-          <w:tcPr>
-            <w:tcW w:type="dxa" w:w="1987"/>
-          </w:tcPr>
-          <w:p>
-            <w:pPr>
-              <w:jc w:val="left"/>
-            </w:pPr>
-            <w:r>
-              <w:rPr>
-                <w:rFonts w:ascii="TimeNewRoman" w:hAnsi="TimeNewRoman"/>
-                <w:sz w:val="30"/>
-              </w:rPr>
-              <w:t>2×7=</w:t>
-            </w:r>
-          </w:p>
-        </w:tc>
-        <w:tc>
-          <w:tcPr>
-            <w:tcW w:type="dxa" w:w="1987"/>
-          </w:tcPr>
-          <w:p>
-            <w:pPr>
-              <w:jc w:val="left"/>
-            </w:pPr>
-            <w:r>
-              <w:rPr>
-                <w:rFonts w:ascii="TimeNewRoman" w:hAnsi="TimeNewRoman"/>
-                <w:sz w:val="30"/>
-              </w:rPr>
-              <w:t>77+8-60=</w:t>
-            </w:r>
-          </w:p>
-        </w:tc>
-      </w:tr>
-      <w:tr>
-        <w:tc>
-          <w:tcPr>
-            <w:tcW w:type="dxa" w:w="1987"/>
-          </w:tcPr>
-          <w:p>
-            <w:pPr>
-              <w:jc w:val="left"/>
-            </w:pPr>
-            <w:r>
-              <w:rPr>
-                <w:rFonts w:ascii="TimeNewRoman" w:hAnsi="TimeNewRoman"/>
-                <w:sz w:val="30"/>
-              </w:rPr>
-              <w:t>2×3+36=</w:t>
-            </w:r>
-          </w:p>
-        </w:tc>
-        <w:tc>
-          <w:tcPr>
-            <w:tcW w:type="dxa" w:w="1987"/>
-          </w:tcPr>
-          <w:p>
-            <w:pPr>
-              <w:jc w:val="left"/>
-            </w:pPr>
-            <w:r>
-              <w:rPr>
-                <w:rFonts w:ascii="TimeNewRoman" w:hAnsi="TimeNewRoman"/>
-                <w:sz w:val="30"/>
-              </w:rPr>
-              <w:t>6×4+86=</w:t>
-            </w:r>
-          </w:p>
-        </w:tc>
-        <w:tc>
-          <w:tcPr>
-            <w:tcW w:type="dxa" w:w="1987"/>
-          </w:tcPr>
-          <w:p>
-            <w:pPr>
-              <w:jc w:val="left"/>
-            </w:pPr>
-            <w:r>
-              <w:rPr>
-                <w:rFonts w:ascii="TimeNewRoman" w:hAnsi="TimeNewRoman"/>
-                <w:sz w:val="30"/>
-              </w:rPr>
-              <w:t>4×4-2=</w:t>
-            </w:r>
-          </w:p>
-        </w:tc>
-        <w:tc>
-          <w:tcPr>
-            <w:tcW w:type="dxa" w:w="1987"/>
-          </w:tcPr>
-          <w:p>
-            <w:pPr>
-              <w:jc w:val="left"/>
-            </w:pPr>
-            <w:r>
-              <w:rPr>
-                <w:rFonts w:ascii="TimeNewRoman" w:hAnsi="TimeNewRoman"/>
-                <w:sz w:val="30"/>
-              </w:rPr>
-              <w:t>93-13=</w:t>
-            </w:r>
-          </w:p>
-        </w:tc>
-        <w:tc>
-          <w:tcPr>
-            <w:tcW w:type="dxa" w:w="1987"/>
-          </w:tcPr>
-          <w:p>
-            <w:pPr>
-              <w:jc w:val="left"/>
-            </w:pPr>
-            <w:r>
-              <w:rPr>
-                <w:rFonts w:ascii="TimeNewRoman" w:hAnsi="TimeNewRoman"/>
-                <w:sz w:val="30"/>
-              </w:rPr>
-              <w:t>34+19=</w:t>
-            </w:r>
-          </w:p>
-        </w:tc>
-      </w:tr>
-      <w:tr>
-        <w:tc>
-          <w:tcPr>
-            <w:tcW w:type="dxa" w:w="1987"/>
-          </w:tcPr>
-          <w:p>
-            <w:pPr>
-              <w:jc w:val="left"/>
-            </w:pPr>
-            <w:r>
-              <w:rPr>
-                <w:rFonts w:ascii="TimeNewRoman" w:hAnsi="TimeNewRoman"/>
-                <w:sz w:val="30"/>
-              </w:rPr>
-              <w:t>1+40=</w:t>
-            </w:r>
-          </w:p>
-        </w:tc>
-        <w:tc>
-          <w:tcPr>
-            <w:tcW w:type="dxa" w:w="1987"/>
-          </w:tcPr>
-          <w:p>
-            <w:pPr>
-              <w:jc w:val="left"/>
-            </w:pPr>
-            <w:r>
-              <w:rPr>
-                <w:rFonts w:ascii="TimeNewRoman" w:hAnsi="TimeNewRoman"/>
-                <w:sz w:val="30"/>
-              </w:rPr>
-              <w:t>63-15=</w:t>
-            </w:r>
-          </w:p>
-        </w:tc>
-        <w:tc>
-          <w:tcPr>
-            <w:tcW w:type="dxa" w:w="1987"/>
-          </w:tcPr>
-          <w:p>
-            <w:pPr>
-              <w:jc w:val="left"/>
-            </w:pPr>
-            <w:r>
-              <w:rPr>
-                <w:rFonts w:ascii="TimeNewRoman" w:hAnsi="TimeNewRoman"/>
-                <w:sz w:val="30"/>
-              </w:rPr>
-              <w:t>6×3=</w:t>
-            </w:r>
-          </w:p>
-        </w:tc>
-        <w:tc>
-          <w:tcPr>
-            <w:tcW w:type="dxa" w:w="1987"/>
-          </w:tcPr>
-          <w:p>
-            <w:pPr>
-              <w:jc w:val="left"/>
-            </w:pPr>
-            <w:r>
-              <w:rPr>
-                <w:rFonts w:ascii="TimeNewRoman" w:hAnsi="TimeNewRoman"/>
-                <w:sz w:val="30"/>
-              </w:rPr>
-              <w:t>51-7=</w:t>
-            </w:r>
-          </w:p>
-        </w:tc>
-        <w:tc>
-          <w:tcPr>
-            <w:tcW w:type="dxa" w:w="1987"/>
-          </w:tcPr>
-          <w:p>
-            <w:pPr>
-              <w:jc w:val="left"/>
-            </w:pPr>
-            <w:r>
-              <w:rPr>
-                <w:rFonts w:ascii="TimeNewRoman" w:hAnsi="TimeNewRoman"/>
-                <w:sz w:val="30"/>
-              </w:rPr>
-              <w:t>16÷4=</w:t>
-            </w:r>
-          </w:p>
-        </w:tc>
-      </w:tr>
-      <w:tr>
-        <w:tc>
-          <w:tcPr>
-            <w:tcW w:type="dxa" w:w="1987"/>
-          </w:tcPr>
-          <w:p>
-            <w:pPr>
-              <w:jc w:val="left"/>
-            </w:pPr>
-            <w:r>
-              <w:rPr>
-                <w:rFonts w:ascii="TimeNewRoman" w:hAnsi="TimeNewRoman"/>
-                <w:sz w:val="30"/>
-              </w:rPr>
-              <w:t>4×3=</w:t>
-            </w:r>
-          </w:p>
-        </w:tc>
-        <w:tc>
-          <w:tcPr>
-            <w:tcW w:type="dxa" w:w="1987"/>
-          </w:tcPr>
-          <w:p>
-            <w:pPr>
-              <w:jc w:val="left"/>
-            </w:pPr>
-            <w:r>
-              <w:rPr>
-                <w:rFonts w:ascii="TimeNewRoman" w:hAnsi="TimeNewRoman"/>
-                <w:sz w:val="30"/>
-              </w:rPr>
-              <w:t>4+8=</w:t>
-            </w:r>
-          </w:p>
-        </w:tc>
-        <w:tc>
-          <w:tcPr>
-            <w:tcW w:type="dxa" w:w="1987"/>
-          </w:tcPr>
-          <w:p>
-            <w:pPr>
-              <w:jc w:val="left"/>
-            </w:pPr>
-            <w:r>
-              <w:rPr>
-                <w:rFonts w:ascii="TimeNewRoman" w:hAnsi="TimeNewRoman"/>
-                <w:sz w:val="30"/>
-              </w:rPr>
-              <w:t>9×3=</w:t>
-            </w:r>
-          </w:p>
-        </w:tc>
-        <w:tc>
-          <w:tcPr>
-            <w:tcW w:type="dxa" w:w="1987"/>
-          </w:tcPr>
-          <w:p>
-            <w:pPr>
-              <w:jc w:val="left"/>
-            </w:pPr>
-            <w:r>
-              <w:rPr>
-                <w:rFonts w:ascii="TimeNewRoman" w:hAnsi="TimeNewRoman"/>
-                <w:sz w:val="30"/>
-              </w:rPr>
-              <w:t>28+53-42=</w:t>
-            </w:r>
-          </w:p>
-        </w:tc>
-        <w:tc>
-          <w:tcPr>
-            <w:tcW w:type="dxa" w:w="1987"/>
-          </w:tcPr>
-          <w:p>
-            <w:pPr>
-              <w:jc w:val="left"/>
-            </w:pPr>
-            <w:r>
-              <w:rPr>
-                <w:rFonts w:ascii="TimeNewRoman" w:hAnsi="TimeNewRoman"/>
-                <w:sz w:val="30"/>
-              </w:rPr>
-              <w:t>36÷9=</w:t>
-            </w:r>
-          </w:p>
-        </w:tc>
-      </w:tr>
-      <w:tr>
-        <w:tc>
-          <w:tcPr>
-            <w:tcW w:type="dxa" w:w="1987"/>
-          </w:tcPr>
-          <w:p>
-            <w:pPr>
-              <w:jc w:val="left"/>
-            </w:pPr>
-            <w:r>
-              <w:rPr>
-                <w:rFonts w:ascii="TimeNewRoman" w:hAnsi="TimeNewRoman"/>
-                <w:sz w:val="30"/>
-              </w:rPr>
-              <w:t>9×7=</w:t>
-            </w:r>
-          </w:p>
-        </w:tc>
-        <w:tc>
-          <w:tcPr>
-            <w:tcW w:type="dxa" w:w="1987"/>
-          </w:tcPr>
-          <w:p>
-            <w:pPr>
-              <w:jc w:val="left"/>
-            </w:pPr>
-            <w:r>
-              <w:rPr>
-                <w:rFonts w:ascii="TimeNewRoman" w:hAnsi="TimeNewRoman"/>
-                <w:sz w:val="30"/>
-              </w:rPr>
-              <w:t>81+68+82=</w:t>
-            </w:r>
-          </w:p>
-        </w:tc>
-        <w:tc>
-          <w:tcPr>
-            <w:tcW w:type="dxa" w:w="1987"/>
-          </w:tcPr>
-          <w:p>
-            <w:pPr>
-              <w:jc w:val="left"/>
-            </w:pPr>
-            <w:r>
-              <w:rPr>
-                <w:rFonts w:ascii="TimeNewRoman" w:hAnsi="TimeNewRoman"/>
-                <w:sz w:val="30"/>
-              </w:rPr>
-              <w:t>68-24=</w:t>
-            </w:r>
-          </w:p>
-        </w:tc>
-        <w:tc>
-          <w:tcPr>
-            <w:tcW w:type="dxa" w:w="1987"/>
-          </w:tcPr>
-          <w:p>
-            <w:pPr>
-              <w:jc w:val="left"/>
-            </w:pPr>
-            <w:r>
-              <w:rPr>
-                <w:rFonts w:ascii="TimeNewRoman" w:hAnsi="TimeNewRoman"/>
-                <w:sz w:val="30"/>
-              </w:rPr>
-              <w:t>89-27=</w:t>
-            </w:r>
-          </w:p>
-        </w:tc>
-        <w:tc>
-          <w:tcPr>
-            <w:tcW w:type="dxa" w:w="1987"/>
-          </w:tcPr>
-          <w:p>
-            <w:pPr>
-              <w:jc w:val="left"/>
-            </w:pPr>
-            <w:r>
-              <w:rPr>
-                <w:rFonts w:ascii="TimeNewRoman" w:hAnsi="TimeNewRoman"/>
-                <w:sz w:val="30"/>
-              </w:rPr>
-              <w:t>3+32+6=</w:t>
-            </w:r>
-          </w:p>
-        </w:tc>
-      </w:tr>
-      <w:tr>
-        <w:tc>
-          <w:tcPr>
-            <w:tcW w:type="dxa" w:w="1987"/>
-          </w:tcPr>
-          <w:p>
-            <w:pPr>
-              <w:jc w:val="left"/>
-            </w:pPr>
-            <w:r>
-              <w:rPr>
-                <w:rFonts w:ascii="TimeNewRoman" w:hAnsi="TimeNewRoman"/>
-                <w:sz w:val="30"/>
-              </w:rPr>
-              <w:t>6×7+31=</w:t>
+              <w:t>26+13=</w:t>
             </w:r>
           </w:p>
         </w:tc>
@@ -757,6 +895,8 @@
             </w:r>
           </w:p>
         </w:tc>
+      </w:tr>
+      <w:tr>
         <w:tc>
           <w:tcPr>
             <w:tcW w:type="dxa" w:w="1987"/>
@@ -770,7 +910,7 @@
                 <w:rFonts w:ascii="TimeNewRoman" w:hAnsi="TimeNewRoman"/>
                 <w:sz w:val="30"/>
               </w:rPr>
-              <w:t>28÷4=</w:t>
+              <w:t>9×5=</w:t>
             </w:r>
           </w:p>
         </w:tc>
@@ -787,7 +927,7 @@
                 <w:rFonts w:ascii="TimeNewRoman" w:hAnsi="TimeNewRoman"/>
                 <w:sz w:val="30"/>
               </w:rPr>
-              <w:t>7×4+75=</w:t>
+              <w:t>63+52-31=</w:t>
             </w:r>
           </w:p>
         </w:tc>
@@ -804,7 +944,41 @@
                 <w:rFonts w:ascii="TimeNewRoman" w:hAnsi="TimeNewRoman"/>
                 <w:sz w:val="30"/>
               </w:rPr>
-              <w:t>6×6=</w:t>
+              <w:t>85-1=</w:t>
+            </w:r>
+          </w:p>
+        </w:tc>
+        <w:tc>
+          <w:tcPr>
+            <w:tcW w:type="dxa" w:w="1987"/>
+          </w:tcPr>
+          <w:p>
+            <w:pPr>
+              <w:jc w:val="left"/>
+            </w:pPr>
+            <w:r>
+              <w:rPr>
+                <w:rFonts w:ascii="TimeNewRoman" w:hAnsi="TimeNewRoman"/>
+                <w:sz w:val="30"/>
+              </w:rPr>
+              <w:t>2+44=</w:t>
+            </w:r>
+          </w:p>
+        </w:tc>
+        <w:tc>
+          <w:tcPr>
+            <w:tcW w:type="dxa" w:w="1987"/>
+          </w:tcPr>
+          <w:p>
+            <w:pPr>
+              <w:jc w:val="left"/>
+            </w:pPr>
+            <w:r>
+              <w:rPr>
+                <w:rFonts w:ascii="TimeNewRoman" w:hAnsi="TimeNewRoman"/>
+                <w:sz w:val="30"/>
+              </w:rPr>
+              <w:t>15÷5=</w:t>
             </w:r>
           </w:p>
         </w:tc>
@@ -823,7 +997,7 @@
                 <w:rFonts w:ascii="TimeNewRoman" w:hAnsi="TimeNewRoman"/>
                 <w:sz w:val="30"/>
               </w:rPr>
-              <w:t>36÷6=</w:t>
+              <w:t>6×1=</w:t>
             </w:r>
           </w:p>
         </w:tc>
@@ -840,7 +1014,7 @@
                 <w:rFonts w:ascii="TimeNewRoman" w:hAnsi="TimeNewRoman"/>
                 <w:sz w:val="30"/>
               </w:rPr>
-              <w:t>60+66+28=</w:t>
+              <w:t>82+74+64=</w:t>
             </w:r>
           </w:p>
         </w:tc>
@@ -857,7 +1031,7 @@
                 <w:rFonts w:ascii="TimeNewRoman" w:hAnsi="TimeNewRoman"/>
                 <w:sz w:val="30"/>
               </w:rPr>
-              <w:t>7×2-4=</w:t>
+              <w:t>2×6=</w:t>
             </w:r>
           </w:p>
         </w:tc>
@@ -874,7 +1048,7 @@
                 <w:rFonts w:ascii="TimeNewRoman" w:hAnsi="TimeNewRoman"/>
                 <w:sz w:val="30"/>
               </w:rPr>
-              <w:t>2×4+83=</w:t>
+              <w:t>6×8+27=</w:t>
             </w:r>
           </w:p>
         </w:tc>
@@ -891,7 +1065,7 @@
                 <w:rFonts w:ascii="TimeNewRoman" w:hAnsi="TimeNewRoman"/>
                 <w:sz w:val="30"/>
               </w:rPr>
-              <w:t>2×4-4=</w:t>
+              <w:t>2×1=</w:t>
             </w:r>
           </w:p>
         </w:tc>
@@ -910,7 +1084,7 @@
                 <w:rFonts w:ascii="TimeNewRoman" w:hAnsi="TimeNewRoman"/>
                 <w:sz w:val="30"/>
               </w:rPr>
-              <w:t>5+62=</w:t>
+              <w:t>59-11=</w:t>
             </w:r>
           </w:p>
         </w:tc>
@@ -927,7 +1101,7 @@
                 <w:rFonts w:ascii="TimeNewRoman" w:hAnsi="TimeNewRoman"/>
                 <w:sz w:val="30"/>
               </w:rPr>
-              <w:t>49÷7=</w:t>
+              <w:t>8×2=</w:t>
             </w:r>
           </w:p>
         </w:tc>
@@ -944,7 +1118,7 @@
                 <w:rFonts w:ascii="TimeNewRoman" w:hAnsi="TimeNewRoman"/>
                 <w:sz w:val="30"/>
               </w:rPr>
-              <w:t>9×1=</w:t>
+              <w:t>69-5=</w:t>
             </w:r>
           </w:p>
         </w:tc>
@@ -961,7 +1135,7 @@
                 <w:rFonts w:ascii="TimeNewRoman" w:hAnsi="TimeNewRoman"/>
                 <w:sz w:val="30"/>
               </w:rPr>
-              <w:t>9×3-2=</w:t>
+              <w:t>14÷2=</w:t>
             </w:r>
           </w:p>
         </w:tc>
@@ -978,7 +1152,7 @@
                 <w:rFonts w:ascii="TimeNewRoman" w:hAnsi="TimeNewRoman"/>
                 <w:sz w:val="30"/>
               </w:rPr>
-              <w:t>7×5=</w:t>
+              <w:t>6×9-3=</w:t>
             </w:r>
           </w:p>
         </w:tc>
@@ -997,7 +1171,7 @@
                 <w:rFonts w:ascii="TimeNewRoman" w:hAnsi="TimeNewRoman"/>
                 <w:sz w:val="30"/>
               </w:rPr>
-              <w:t>3×7-11=</w:t>
+              <w:t>69-56=</w:t>
             </w:r>
           </w:p>
         </w:tc>
@@ -1014,7 +1188,7 @@
                 <w:rFonts w:ascii="TimeNewRoman" w:hAnsi="TimeNewRoman"/>
                 <w:sz w:val="30"/>
               </w:rPr>
-              <w:t>27+39=</w:t>
+              <w:t>90-79=</w:t>
             </w:r>
           </w:p>
         </w:tc>
@@ -1031,7 +1205,7 @@
                 <w:rFonts w:ascii="TimeNewRoman" w:hAnsi="TimeNewRoman"/>
                 <w:sz w:val="30"/>
               </w:rPr>
-              <w:t>14÷7=</w:t>
+              <w:t>5×5=</w:t>
             </w:r>
           </w:p>
         </w:tc>
@@ -1048,7 +1222,7 @@
                 <w:rFonts w:ascii="TimeNewRoman" w:hAnsi="TimeNewRoman"/>
                 <w:sz w:val="30"/>
               </w:rPr>
-              <w:t>70-20=</w:t>
+              <w:t>6+15=</w:t>
             </w:r>
           </w:p>
         </w:tc>
@@ -1065,7 +1239,7 @@
                 <w:rFonts w:ascii="TimeNewRoman" w:hAnsi="TimeNewRoman"/>
                 <w:sz w:val="30"/>
               </w:rPr>
-              <w:t>9+86=</w:t>
+              <w:t>89+96+65=</w:t>
             </w:r>
           </w:p>
         </w:tc>
@@ -1084,7 +1258,7 @@
                 <w:rFonts w:ascii="TimeNewRoman" w:hAnsi="TimeNewRoman"/>
                 <w:sz w:val="30"/>
               </w:rPr>
-              <w:t>10+18=</w:t>
+              <w:t>32÷4=</w:t>
             </w:r>
           </w:p>
         </w:tc>
@@ -1101,7 +1275,7 @@
                 <w:rFonts w:ascii="TimeNewRoman" w:hAnsi="TimeNewRoman"/>
                 <w:sz w:val="30"/>
               </w:rPr>
-              <w:t>3×3=</w:t>
+              <w:t>8+81=</w:t>
             </w:r>
           </w:p>
         </w:tc>
@@ -1118,7 +1292,7 @@
                 <w:rFonts w:ascii="TimeNewRoman" w:hAnsi="TimeNewRoman"/>
                 <w:sz w:val="30"/>
               </w:rPr>
-              <w:t>61+50+44=</w:t>
+              <w:t>8×4=</w:t>
             </w:r>
           </w:p>
         </w:tc>
@@ -1152,7 +1326,7 @@
                 <w:rFonts w:ascii="TimeNewRoman" w:hAnsi="TimeNewRoman"/>
                 <w:sz w:val="30"/>
               </w:rPr>
-              <w:t>28÷7=</w:t>
+              <w:t>8×5+61=</w:t>
             </w:r>
           </w:p>
         </w:tc>
@@ -1171,7 +1345,7 @@
                 <w:rFonts w:ascii="TimeNewRoman" w:hAnsi="TimeNewRoman"/>
                 <w:sz w:val="30"/>
               </w:rPr>
-              <w:t>5×9=</w:t>
+              <w:t>51+59+42=</w:t>
             </w:r>
           </w:p>
         </w:tc>
@@ -1188,7 +1362,285 @@
                 <w:rFonts w:ascii="TimeNewRoman" w:hAnsi="TimeNewRoman"/>
                 <w:sz w:val="30"/>
               </w:rPr>
-              <w:t>8×6=</w:t>
+              <w:t>44-33=</w:t>
+            </w:r>
+          </w:p>
+        </w:tc>
+        <w:tc>
+          <w:tcPr>
+            <w:tcW w:type="dxa" w:w="1987"/>
+          </w:tcPr>
+          <w:p>
+            <w:pPr>
+              <w:jc w:val="left"/>
+            </w:pPr>
+            <w:r>
+              <w:rPr>
+                <w:rFonts w:ascii="TimeNewRoman" w:hAnsi="TimeNewRoman"/>
+                <w:sz w:val="30"/>
+              </w:rPr>
+              <w:t>73-53=</w:t>
+            </w:r>
+          </w:p>
+        </w:tc>
+        <w:tc>
+          <w:tcPr>
+            <w:tcW w:type="dxa" w:w="1987"/>
+          </w:tcPr>
+          <w:p>
+            <w:pPr>
+              <w:jc w:val="left"/>
+            </w:pPr>
+            <w:r>
+              <w:rPr>
+                <w:rFonts w:ascii="TimeNewRoman" w:hAnsi="TimeNewRoman"/>
+                <w:sz w:val="30"/>
+              </w:rPr>
+              <w:t>5×6=</w:t>
+            </w:r>
+          </w:p>
+        </w:tc>
+        <w:tc>
+          <w:tcPr>
+            <w:tcW w:type="dxa" w:w="1987"/>
+          </w:tcPr>
+          <w:p>
+            <w:pPr>
+              <w:jc w:val="left"/>
+            </w:pPr>
+            <w:r>
+              <w:rPr>
+                <w:rFonts w:ascii="TimeNewRoman" w:hAnsi="TimeNewRoman"/>
+                <w:sz w:val="30"/>
+              </w:rPr>
+              <w:t>43+5+60=</w:t>
+            </w:r>
+          </w:p>
+        </w:tc>
+      </w:tr>
+      <w:tr>
+        <w:tc>
+          <w:tcPr>
+            <w:tcW w:type="dxa" w:w="1987"/>
+          </w:tcPr>
+          <w:p>
+            <w:pPr>
+              <w:jc w:val="left"/>
+            </w:pPr>
+            <w:r>
+              <w:rPr>
+                <w:rFonts w:ascii="TimeNewRoman" w:hAnsi="TimeNewRoman"/>
+                <w:sz w:val="30"/>
+              </w:rPr>
+              <w:t>53-19=</w:t>
+            </w:r>
+          </w:p>
+        </w:tc>
+        <w:tc>
+          <w:tcPr>
+            <w:tcW w:type="dxa" w:w="1987"/>
+          </w:tcPr>
+          <w:p>
+            <w:pPr>
+              <w:jc w:val="left"/>
+            </w:pPr>
+            <w:r>
+              <w:rPr>
+                <w:rFonts w:ascii="TimeNewRoman" w:hAnsi="TimeNewRoman"/>
+                <w:sz w:val="30"/>
+              </w:rPr>
+              <w:t>22+75-68=</w:t>
+            </w:r>
+          </w:p>
+        </w:tc>
+        <w:tc>
+          <w:tcPr>
+            <w:tcW w:type="dxa" w:w="1987"/>
+          </w:tcPr>
+          <w:p>
+            <w:pPr>
+              <w:jc w:val="left"/>
+            </w:pPr>
+            <w:r>
+              <w:rPr>
+                <w:rFonts w:ascii="TimeNewRoman" w:hAnsi="TimeNewRoman"/>
+                <w:sz w:val="30"/>
+              </w:rPr>
+              <w:t>25-1=</w:t>
+            </w:r>
+          </w:p>
+        </w:tc>
+        <w:tc>
+          <w:tcPr>
+            <w:tcW w:type="dxa" w:w="1987"/>
+          </w:tcPr>
+          <w:p>
+            <w:pPr>
+              <w:jc w:val="left"/>
+            </w:pPr>
+            <w:r>
+              <w:rPr>
+                <w:rFonts w:ascii="TimeNewRoman" w:hAnsi="TimeNewRoman"/>
+                <w:sz w:val="30"/>
+              </w:rPr>
+              <w:t>34+21=</w:t>
+            </w:r>
+          </w:p>
+        </w:tc>
+        <w:tc>
+          <w:tcPr>
+            <w:tcW w:type="dxa" w:w="1987"/>
+          </w:tcPr>
+          <w:p>
+            <w:pPr>
+              <w:jc w:val="left"/>
+            </w:pPr>
+            <w:r>
+              <w:rPr>
+                <w:rFonts w:ascii="TimeNewRoman" w:hAnsi="TimeNewRoman"/>
+                <w:sz w:val="30"/>
+              </w:rPr>
+              <w:t>64-31=</w:t>
+            </w:r>
+          </w:p>
+        </w:tc>
+      </w:tr>
+      <w:tr>
+        <w:tc>
+          <w:tcPr>
+            <w:tcW w:type="dxa" w:w="1987"/>
+          </w:tcPr>
+          <w:p>
+            <w:pPr>
+              <w:jc w:val="left"/>
+            </w:pPr>
+            <w:r>
+              <w:rPr>
+                <w:rFonts w:ascii="TimeNewRoman" w:hAnsi="TimeNewRoman"/>
+                <w:sz w:val="30"/>
+              </w:rPr>
+              <w:t>18÷6=</w:t>
+            </w:r>
+          </w:p>
+        </w:tc>
+        <w:tc>
+          <w:tcPr>
+            <w:tcW w:type="dxa" w:w="1987"/>
+          </w:tcPr>
+          <w:p>
+            <w:pPr>
+              <w:jc w:val="left"/>
+            </w:pPr>
+            <w:r>
+              <w:rPr>
+                <w:rFonts w:ascii="TimeNewRoman" w:hAnsi="TimeNewRoman"/>
+                <w:sz w:val="30"/>
+              </w:rPr>
+              <w:t>54+28-71=</w:t>
+            </w:r>
+          </w:p>
+        </w:tc>
+        <w:tc>
+          <w:tcPr>
+            <w:tcW w:type="dxa" w:w="1987"/>
+          </w:tcPr>
+          <w:p>
+            <w:pPr>
+              <w:jc w:val="left"/>
+            </w:pPr>
+            <w:r>
+              <w:rPr>
+                <w:rFonts w:ascii="TimeNewRoman" w:hAnsi="TimeNewRoman"/>
+                <w:sz w:val="30"/>
+              </w:rPr>
+              <w:t>64+6+4=</w:t>
+            </w:r>
+          </w:p>
+        </w:tc>
+        <w:tc>
+          <w:tcPr>
+            <w:tcW w:type="dxa" w:w="1987"/>
+          </w:tcPr>
+          <w:p>
+            <w:pPr>
+              <w:jc w:val="left"/>
+            </w:pPr>
+            <w:r>
+              <w:rPr>
+                <w:rFonts w:ascii="TimeNewRoman" w:hAnsi="TimeNewRoman"/>
+                <w:sz w:val="30"/>
+              </w:rPr>
+              <w:t>7×7=</w:t>
+            </w:r>
+          </w:p>
+        </w:tc>
+        <w:tc>
+          <w:tcPr>
+            <w:tcW w:type="dxa" w:w="1987"/>
+          </w:tcPr>
+          <w:p>
+            <w:pPr>
+              <w:jc w:val="left"/>
+            </w:pPr>
+            <w:r>
+              <w:rPr>
+                <w:rFonts w:ascii="TimeNewRoman" w:hAnsi="TimeNewRoman"/>
+                <w:sz w:val="30"/>
+              </w:rPr>
+              <w:t>3×2=</w:t>
+            </w:r>
+          </w:p>
+        </w:tc>
+      </w:tr>
+      <w:tr>
+        <w:tc>
+          <w:tcPr>
+            <w:tcW w:type="dxa" w:w="1987"/>
+          </w:tcPr>
+          <w:p>
+            <w:pPr>
+              <w:jc w:val="left"/>
+            </w:pPr>
+            <w:r>
+              <w:rPr>
+                <w:rFonts w:ascii="TimeNewRoman" w:hAnsi="TimeNewRoman"/>
+                <w:sz w:val="30"/>
+              </w:rPr>
+              <w:t>94-59=</w:t>
+            </w:r>
+          </w:p>
+        </w:tc>
+        <w:tc>
+          <w:tcPr>
+            <w:tcW w:type="dxa" w:w="1987"/>
+          </w:tcPr>
+          <w:p>
+            <w:pPr>
+              <w:jc w:val="left"/>
+            </w:pPr>
+            <w:r>
+              <w:rPr>
+                <w:rFonts w:ascii="TimeNewRoman" w:hAnsi="TimeNewRoman"/>
+                <w:sz w:val="30"/>
+              </w:rPr>
+              <w:t>62-9=</w:t>
+            </w:r>
+          </w:p>
+        </w:tc>
+        <w:tc>
+          <w:tcPr>
+            <w:tcW w:type="dxa" w:w="1987"/>
+          </w:tcPr>
+          <w:p>
+            <w:pPr>
+              <w:jc w:val="left"/>
+            </w:pPr>
+            <w:r>
+              <w:rPr>
+                <w:rFonts w:ascii="TimeNewRoman" w:hAnsi="TimeNewRoman"/>
+                <w:sz w:val="30"/>
+              </w:rPr>
+              <w:t>3×2-4=</w:t>
             </w:r>
           </w:p>
         </w:tc>
@@ -1222,24 +1674,7 @@
                 <w:rFonts w:ascii="TimeNewRoman" w:hAnsi="TimeNewRoman"/>
                 <w:sz w:val="30"/>
               </w:rPr>
-              <w:t>9×6=</w:t>
-            </w:r>
-          </w:p>
-        </w:tc>
-        <w:tc>
-          <w:tcPr>
-            <w:tcW w:type="dxa" w:w="1987"/>
-          </w:tcPr>
-          <w:p>
-            <w:pPr>
-              <w:jc w:val="left"/>
-            </w:pPr>
-            <w:r>
-              <w:rPr>
-                <w:rFonts w:ascii="TimeNewRoman" w:hAnsi="TimeNewRoman"/>
-                <w:sz w:val="30"/>
-              </w:rPr>
-              <w:t>6×5=</w:t>
+              <w:t>15÷3=</w:t>
             </w:r>
           </w:p>
         </w:tc>
@@ -1258,7 +1693,7 @@
                 <w:rFonts w:ascii="TimeNewRoman" w:hAnsi="TimeNewRoman"/>
                 <w:sz w:val="30"/>
               </w:rPr>
-              <w:t>2×8=</w:t>
+              <w:t>6×3+94=</w:t>
             </w:r>
           </w:p>
         </w:tc>
@@ -1275,7 +1710,7 @@
                 <w:rFonts w:ascii="TimeNewRoman" w:hAnsi="TimeNewRoman"/>
                 <w:sz w:val="30"/>
               </w:rPr>
-              <w:t>2×2=</w:t>
+              <w:t>77-33=</w:t>
             </w:r>
           </w:p>
         </w:tc>
@@ -1292,7 +1727,7 @@
                 <w:rFonts w:ascii="TimeNewRoman" w:hAnsi="TimeNewRoman"/>
                 <w:sz w:val="30"/>
               </w:rPr>
-              <w:t>24+38-13=</w:t>
+              <w:t>9×2+11=</w:t>
             </w:r>
           </w:p>
         </w:tc>
@@ -1309,7 +1744,7 @@
                 <w:rFonts w:ascii="TimeNewRoman" w:hAnsi="TimeNewRoman"/>
                 <w:sz w:val="30"/>
               </w:rPr>
-              <w:t>9×8=</w:t>
+              <w:t>15+69=</w:t>
             </w:r>
           </w:p>
         </w:tc>
@@ -1326,442 +1761,7 @@
                 <w:rFonts w:ascii="TimeNewRoman" w:hAnsi="TimeNewRoman"/>
                 <w:sz w:val="30"/>
               </w:rPr>
-              <w:t>45÷9=</w:t>
-            </w:r>
-          </w:p>
-        </w:tc>
-      </w:tr>
-      <w:tr>
-        <w:tc>
-          <w:tcPr>
-            <w:tcW w:type="dxa" w:w="1987"/>
-          </w:tcPr>
-          <w:p>
-            <w:pPr>
-              <w:jc w:val="left"/>
-            </w:pPr>
-            <w:r>
-              <w:rPr>
-                <w:rFonts w:ascii="TimeNewRoman" w:hAnsi="TimeNewRoman"/>
-                <w:sz w:val="30"/>
-              </w:rPr>
-              <w:t>28+1-25=</w:t>
-            </w:r>
-          </w:p>
-        </w:tc>
-        <w:tc>
-          <w:tcPr>
-            <w:tcW w:type="dxa" w:w="1987"/>
-          </w:tcPr>
-          <w:p>
-            <w:pPr>
-              <w:jc w:val="left"/>
-            </w:pPr>
-            <w:r>
-              <w:rPr>
-                <w:rFonts w:ascii="TimeNewRoman" w:hAnsi="TimeNewRoman"/>
-                <w:sz w:val="30"/>
-              </w:rPr>
-              <w:t>4×9=</w:t>
-            </w:r>
-          </w:p>
-        </w:tc>
-        <w:tc>
-          <w:tcPr>
-            <w:tcW w:type="dxa" w:w="1987"/>
-          </w:tcPr>
-          <w:p>
-            <w:pPr>
-              <w:jc w:val="left"/>
-            </w:pPr>
-            <w:r>
-              <w:rPr>
-                <w:rFonts w:ascii="TimeNewRoman" w:hAnsi="TimeNewRoman"/>
-                <w:sz w:val="30"/>
-              </w:rPr>
-              <w:t>37+57+49=</w:t>
-            </w:r>
-          </w:p>
-        </w:tc>
-        <w:tc>
-          <w:tcPr>
-            <w:tcW w:type="dxa" w:w="1987"/>
-          </w:tcPr>
-          <w:p>
-            <w:pPr>
-              <w:jc w:val="left"/>
-            </w:pPr>
-            <w:r>
-              <w:rPr>
-                <w:rFonts w:ascii="TimeNewRoman" w:hAnsi="TimeNewRoman"/>
-                <w:sz w:val="30"/>
-              </w:rPr>
-              <w:t>27+5=</w:t>
-            </w:r>
-          </w:p>
-        </w:tc>
-        <w:tc>
-          <w:tcPr>
-            <w:tcW w:type="dxa" w:w="1987"/>
-          </w:tcPr>
-          <w:p>
-            <w:pPr>
-              <w:jc w:val="left"/>
-            </w:pPr>
-            <w:r>
-              <w:rPr>
-                <w:rFonts w:ascii="TimeNewRoman" w:hAnsi="TimeNewRoman"/>
-                <w:sz w:val="30"/>
-              </w:rPr>
-              <w:t>75+61-30=</w:t>
-            </w:r>
-          </w:p>
-        </w:tc>
-      </w:tr>
-      <w:tr>
-        <w:tc>
-          <w:tcPr>
-            <w:tcW w:type="dxa" w:w="1987"/>
-          </w:tcPr>
-          <w:p>
-            <w:pPr>
-              <w:jc w:val="left"/>
-            </w:pPr>
-            <w:r>
-              <w:rPr>
-                <w:rFonts w:ascii="TimeNewRoman" w:hAnsi="TimeNewRoman"/>
-                <w:sz w:val="30"/>
-              </w:rPr>
-              <w:t>5×7=</w:t>
-            </w:r>
-          </w:p>
-        </w:tc>
-        <w:tc>
-          <w:tcPr>
-            <w:tcW w:type="dxa" w:w="1987"/>
-          </w:tcPr>
-          <w:p>
-            <w:pPr>
-              <w:jc w:val="left"/>
-            </w:pPr>
-            <w:r>
-              <w:rPr>
-                <w:rFonts w:ascii="TimeNewRoman" w:hAnsi="TimeNewRoman"/>
-                <w:sz w:val="30"/>
-              </w:rPr>
-              <w:t>5×8=</w:t>
-            </w:r>
-          </w:p>
-        </w:tc>
-        <w:tc>
-          <w:tcPr>
-            <w:tcW w:type="dxa" w:w="1987"/>
-          </w:tcPr>
-          <w:p>
-            <w:pPr>
-              <w:jc w:val="left"/>
-            </w:pPr>
-            <w:r>
-              <w:rPr>
-                <w:rFonts w:ascii="TimeNewRoman" w:hAnsi="TimeNewRoman"/>
-                <w:sz w:val="30"/>
-              </w:rPr>
-              <w:t>6×7=</w:t>
-            </w:r>
-          </w:p>
-        </w:tc>
-        <w:tc>
-          <w:tcPr>
-            <w:tcW w:type="dxa" w:w="1987"/>
-          </w:tcPr>
-          <w:p>
-            <w:pPr>
-              <w:jc w:val="left"/>
-            </w:pPr>
-            <w:r>
-              <w:rPr>
-                <w:rFonts w:ascii="TimeNewRoman" w:hAnsi="TimeNewRoman"/>
-                <w:sz w:val="30"/>
-              </w:rPr>
-              <w:t>8×8-51=</w:t>
-            </w:r>
-          </w:p>
-        </w:tc>
-        <w:tc>
-          <w:tcPr>
-            <w:tcW w:type="dxa" w:w="1987"/>
-          </w:tcPr>
-          <w:p>
-            <w:pPr>
-              <w:jc w:val="left"/>
-            </w:pPr>
-            <w:r>
-              <w:rPr>
-                <w:rFonts w:ascii="TimeNewRoman" w:hAnsi="TimeNewRoman"/>
-                <w:sz w:val="30"/>
-              </w:rPr>
-              <w:t>9×5=</w:t>
-            </w:r>
-          </w:p>
-        </w:tc>
-      </w:tr>
-      <w:tr>
-        <w:tc>
-          <w:tcPr>
-            <w:tcW w:type="dxa" w:w="1987"/>
-          </w:tcPr>
-          <w:p>
-            <w:pPr>
-              <w:jc w:val="left"/>
-            </w:pPr>
-            <w:r>
-              <w:rPr>
-                <w:rFonts w:ascii="TimeNewRoman" w:hAnsi="TimeNewRoman"/>
-                <w:sz w:val="30"/>
-              </w:rPr>
-              <w:t>7×3=</w:t>
-            </w:r>
-          </w:p>
-        </w:tc>
-        <w:tc>
-          <w:tcPr>
-            <w:tcW w:type="dxa" w:w="1987"/>
-          </w:tcPr>
-          <w:p>
-            <w:pPr>
-              <w:jc w:val="left"/>
-            </w:pPr>
-            <w:r>
-              <w:rPr>
-                <w:rFonts w:ascii="TimeNewRoman" w:hAnsi="TimeNewRoman"/>
-                <w:sz w:val="30"/>
-              </w:rPr>
-              <w:t>9×9-25=</w:t>
-            </w:r>
-          </w:p>
-        </w:tc>
-        <w:tc>
-          <w:tcPr>
-            <w:tcW w:type="dxa" w:w="1987"/>
-          </w:tcPr>
-          <w:p>
-            <w:pPr>
-              <w:jc w:val="left"/>
-            </w:pPr>
-            <w:r>
-              <w:rPr>
-                <w:rFonts w:ascii="TimeNewRoman" w:hAnsi="TimeNewRoman"/>
-                <w:sz w:val="30"/>
-              </w:rPr>
-              <w:t>16+51=</w:t>
-            </w:r>
-          </w:p>
-        </w:tc>
-        <w:tc>
-          <w:tcPr>
-            <w:tcW w:type="dxa" w:w="1987"/>
-          </w:tcPr>
-          <w:p>
-            <w:pPr>
-              <w:jc w:val="left"/>
-            </w:pPr>
-            <w:r>
-              <w:rPr>
-                <w:rFonts w:ascii="TimeNewRoman" w:hAnsi="TimeNewRoman"/>
-                <w:sz w:val="30"/>
-              </w:rPr>
-              <w:t>9÷3=</w:t>
-            </w:r>
-          </w:p>
-        </w:tc>
-        <w:tc>
-          <w:tcPr>
-            <w:tcW w:type="dxa" w:w="1987"/>
-          </w:tcPr>
-          <w:p>
-            <w:pPr>
-              <w:jc w:val="left"/>
-            </w:pPr>
-            <w:r>
-              <w:rPr>
-                <w:rFonts w:ascii="TimeNewRoman" w:hAnsi="TimeNewRoman"/>
-                <w:sz w:val="30"/>
-              </w:rPr>
-              <w:t>2×4=</w:t>
-            </w:r>
-          </w:p>
-        </w:tc>
-      </w:tr>
-      <w:tr>
-        <w:tc>
-          <w:tcPr>
-            <w:tcW w:type="dxa" w:w="1987"/>
-          </w:tcPr>
-          <w:p>
-            <w:pPr>
-              <w:jc w:val="left"/>
-            </w:pPr>
-            <w:r>
-              <w:rPr>
-                <w:rFonts w:ascii="TimeNewRoman" w:hAnsi="TimeNewRoman"/>
-                <w:sz w:val="30"/>
-              </w:rPr>
-              <w:t>53+15=</w:t>
-            </w:r>
-          </w:p>
-        </w:tc>
-        <w:tc>
-          <w:tcPr>
-            <w:tcW w:type="dxa" w:w="1987"/>
-          </w:tcPr>
-          <w:p>
-            <w:pPr>
-              <w:jc w:val="left"/>
-            </w:pPr>
-            <w:r>
-              <w:rPr>
-                <w:rFonts w:ascii="TimeNewRoman" w:hAnsi="TimeNewRoman"/>
-                <w:sz w:val="30"/>
-              </w:rPr>
-              <w:t>14÷2=</w:t>
-            </w:r>
-          </w:p>
-        </w:tc>
-        <w:tc>
-          <w:tcPr>
-            <w:tcW w:type="dxa" w:w="1987"/>
-          </w:tcPr>
-          <w:p>
-            <w:pPr>
-              <w:jc w:val="left"/>
-            </w:pPr>
-            <w:r>
-              <w:rPr>
-                <w:rFonts w:ascii="TimeNewRoman" w:hAnsi="TimeNewRoman"/>
-                <w:sz w:val="30"/>
-              </w:rPr>
-              <w:t>7×4=</w:t>
-            </w:r>
-          </w:p>
-        </w:tc>
-        <w:tc>
-          <w:tcPr>
-            <w:tcW w:type="dxa" w:w="1987"/>
-          </w:tcPr>
-          <w:p>
-            <w:pPr>
-              <w:jc w:val="left"/>
-            </w:pPr>
-            <w:r>
-              <w:rPr>
-                <w:rFonts w:ascii="TimeNewRoman" w:hAnsi="TimeNewRoman"/>
-                <w:sz w:val="30"/>
-              </w:rPr>
-              <w:t>5×3=</w:t>
-            </w:r>
-          </w:p>
-        </w:tc>
-        <w:tc>
-          <w:tcPr>
-            <w:tcW w:type="dxa" w:w="1987"/>
-          </w:tcPr>
-          <w:p>
-            <w:pPr>
-              <w:jc w:val="left"/>
-            </w:pPr>
-            <w:r>
-              <w:rPr>
-                <w:rFonts w:ascii="TimeNewRoman" w:hAnsi="TimeNewRoman"/>
-                <w:sz w:val="30"/>
-              </w:rPr>
-              <w:t>6×2=</w:t>
-            </w:r>
-          </w:p>
-        </w:tc>
-      </w:tr>
-      <w:tr>
-        <w:tc>
-          <w:tcPr>
-            <w:tcW w:type="dxa" w:w="1987"/>
-          </w:tcPr>
-          <w:p>
-            <w:pPr>
-              <w:jc w:val="left"/>
-            </w:pPr>
-            <w:r>
-              <w:rPr>
-                <w:rFonts w:ascii="TimeNewRoman" w:hAnsi="TimeNewRoman"/>
-                <w:sz w:val="30"/>
-              </w:rPr>
-              <w:t>6×8+25=</w:t>
-            </w:r>
-          </w:p>
-        </w:tc>
-        <w:tc>
-          <w:tcPr>
-            <w:tcW w:type="dxa" w:w="1987"/>
-          </w:tcPr>
-          <w:p>
-            <w:pPr>
-              <w:jc w:val="left"/>
-            </w:pPr>
-            <w:r>
-              <w:rPr>
-                <w:rFonts w:ascii="TimeNewRoman" w:hAnsi="TimeNewRoman"/>
-                <w:sz w:val="30"/>
-              </w:rPr>
-              <w:t>34+4=</w:t>
-            </w:r>
-          </w:p>
-        </w:tc>
-        <w:tc>
-          <w:tcPr>
-            <w:tcW w:type="dxa" w:w="1987"/>
-          </w:tcPr>
-          <w:p>
-            <w:pPr>
-              <w:jc w:val="left"/>
-            </w:pPr>
-            <w:r>
-              <w:rPr>
-                <w:rFonts w:ascii="TimeNewRoman" w:hAnsi="TimeNewRoman"/>
-                <w:sz w:val="30"/>
-              </w:rPr>
-              <w:t>7+52=</w:t>
-            </w:r>
-          </w:p>
-        </w:tc>
-        <w:tc>
-          <w:tcPr>
-            <w:tcW w:type="dxa" w:w="1987"/>
-          </w:tcPr>
-          <w:p>
-            <w:pPr>
-              <w:jc w:val="left"/>
-            </w:pPr>
-            <w:r>
-              <w:rPr>
-                <w:rFonts w:ascii="TimeNewRoman" w:hAnsi="TimeNewRoman"/>
-                <w:sz w:val="30"/>
-              </w:rPr>
-              <w:t>42+24=</w:t>
-            </w:r>
-          </w:p>
-        </w:tc>
-        <w:tc>
-          <w:tcPr>
-            <w:tcW w:type="dxa" w:w="1987"/>
-          </w:tcPr>
-          <w:p>
-            <w:pPr>
-              <w:jc w:val="left"/>
-            </w:pPr>
-            <w:r>
-              <w:rPr>
-                <w:rFonts w:ascii="TimeNewRoman" w:hAnsi="TimeNewRoman"/>
-                <w:sz w:val="30"/>
-              </w:rPr>
-              <w:t>37+98+41=</w:t>
+              <w:t>27+43=</w:t>
             </w:r>
           </w:p>
         </w:tc>

--- a/mixed.docx
+++ b/mixed.docx
@@ -40,7 +40,7 @@
                 <w:rFonts w:ascii="TimeNewRoman" w:hAnsi="TimeNewRoman"/>
                 <w:sz w:val="30"/>
               </w:rPr>
-              <w:t>83+70+8=</w:t>
+              <w:t>93-14=</w:t>
             </w:r>
           </w:p>
         </w:tc>
@@ -57,7 +57,7 @@
                 <w:rFonts w:ascii="TimeNewRoman" w:hAnsi="TimeNewRoman"/>
                 <w:sz w:val="30"/>
               </w:rPr>
-              <w:t>94-6=</w:t>
+              <w:t>56-8=</w:t>
             </w:r>
           </w:p>
         </w:tc>
@@ -74,7 +74,7 @@
                 <w:rFonts w:ascii="TimeNewRoman" w:hAnsi="TimeNewRoman"/>
                 <w:sz w:val="30"/>
               </w:rPr>
-              <w:t>24+45-54=</w:t>
+              <w:t>9÷3=</w:t>
             </w:r>
           </w:p>
         </w:tc>
@@ -91,7 +91,7 @@
                 <w:rFonts w:ascii="TimeNewRoman" w:hAnsi="TimeNewRoman"/>
                 <w:sz w:val="30"/>
               </w:rPr>
-              <w:t>95-31=</w:t>
+              <w:t>2+82+9=</w:t>
             </w:r>
           </w:p>
         </w:tc>
@@ -108,7 +108,7 @@
                 <w:rFonts w:ascii="TimeNewRoman" w:hAnsi="TimeNewRoman"/>
                 <w:sz w:val="30"/>
               </w:rPr>
-              <w:t>2×2=</w:t>
+              <w:t>97+28+87=</w:t>
             </w:r>
           </w:p>
         </w:tc>
@@ -127,7 +127,7 @@
                 <w:rFonts w:ascii="TimeNewRoman" w:hAnsi="TimeNewRoman"/>
                 <w:sz w:val="30"/>
               </w:rPr>
-              <w:t>3×5+72=</w:t>
+              <w:t>4×4-16=</w:t>
             </w:r>
           </w:p>
         </w:tc>
@@ -144,7 +144,7 @@
                 <w:rFonts w:ascii="TimeNewRoman" w:hAnsi="TimeNewRoman"/>
                 <w:sz w:val="30"/>
               </w:rPr>
-              <w:t>45÷9=</w:t>
+              <w:t>5×7=</w:t>
             </w:r>
           </w:p>
         </w:tc>
@@ -161,7 +161,7 @@
                 <w:rFonts w:ascii="TimeNewRoman" w:hAnsi="TimeNewRoman"/>
                 <w:sz w:val="30"/>
               </w:rPr>
-              <w:t>30-25=</w:t>
+              <w:t>3×8-7=</w:t>
             </w:r>
           </w:p>
         </w:tc>
@@ -178,7 +178,7 @@
                 <w:rFonts w:ascii="TimeNewRoman" w:hAnsi="TimeNewRoman"/>
                 <w:sz w:val="30"/>
               </w:rPr>
-              <w:t>8×5=</w:t>
+              <w:t>7×3+59=</w:t>
             </w:r>
           </w:p>
         </w:tc>
@@ -195,7 +195,7 @@
                 <w:rFonts w:ascii="TimeNewRoman" w:hAnsi="TimeNewRoman"/>
                 <w:sz w:val="30"/>
               </w:rPr>
-              <w:t>31+2+38=</w:t>
+              <w:t>15÷3=</w:t>
             </w:r>
           </w:p>
         </w:tc>
@@ -214,7 +214,7 @@
                 <w:rFonts w:ascii="TimeNewRoman" w:hAnsi="TimeNewRoman"/>
                 <w:sz w:val="30"/>
               </w:rPr>
-              <w:t>5×4=</w:t>
+              <w:t>31+42=</w:t>
             </w:r>
           </w:p>
         </w:tc>
@@ -231,7 +231,7 @@
                 <w:rFonts w:ascii="TimeNewRoman" w:hAnsi="TimeNewRoman"/>
                 <w:sz w:val="30"/>
               </w:rPr>
-              <w:t>40+8=</w:t>
+              <w:t>72+2=</w:t>
             </w:r>
           </w:p>
         </w:tc>
@@ -248,7 +248,7 @@
                 <w:rFonts w:ascii="TimeNewRoman" w:hAnsi="TimeNewRoman"/>
                 <w:sz w:val="30"/>
               </w:rPr>
-              <w:t>38-24=</w:t>
+              <w:t>71+14+51=</w:t>
             </w:r>
           </w:p>
         </w:tc>
@@ -265,7 +265,7 @@
                 <w:rFonts w:ascii="TimeNewRoman" w:hAnsi="TimeNewRoman"/>
                 <w:sz w:val="30"/>
               </w:rPr>
-              <w:t>4×7=</w:t>
+              <w:t>42÷6=</w:t>
             </w:r>
           </w:p>
         </w:tc>
@@ -282,7 +282,7 @@
                 <w:rFonts w:ascii="TimeNewRoman" w:hAnsi="TimeNewRoman"/>
                 <w:sz w:val="30"/>
               </w:rPr>
-              <w:t>41+34-33=</w:t>
+              <w:t>76-4=</w:t>
             </w:r>
           </w:p>
         </w:tc>
@@ -301,7 +301,7 @@
                 <w:rFonts w:ascii="TimeNewRoman" w:hAnsi="TimeNewRoman"/>
                 <w:sz w:val="30"/>
               </w:rPr>
-              <w:t>35÷5=</w:t>
+              <w:t>4+39=</w:t>
             </w:r>
           </w:p>
         </w:tc>
@@ -318,7 +318,7 @@
                 <w:rFonts w:ascii="TimeNewRoman" w:hAnsi="TimeNewRoman"/>
                 <w:sz w:val="30"/>
               </w:rPr>
-              <w:t>86-2=</w:t>
+              <w:t>2×4-2=</w:t>
             </w:r>
           </w:p>
         </w:tc>
@@ -335,7 +335,7 @@
                 <w:rFonts w:ascii="TimeNewRoman" w:hAnsi="TimeNewRoman"/>
                 <w:sz w:val="30"/>
               </w:rPr>
-              <w:t>4×2=</w:t>
+              <w:t>24÷8=</w:t>
             </w:r>
           </w:p>
         </w:tc>
@@ -352,7 +352,94 @@
                 <w:rFonts w:ascii="TimeNewRoman" w:hAnsi="TimeNewRoman"/>
                 <w:sz w:val="30"/>
               </w:rPr>
-              <w:t>47-38=</w:t>
+              <w:t>68+30-25=</w:t>
+            </w:r>
+          </w:p>
+        </w:tc>
+        <w:tc>
+          <w:tcPr>
+            <w:tcW w:type="dxa" w:w="1987"/>
+          </w:tcPr>
+          <w:p>
+            <w:pPr>
+              <w:jc w:val="left"/>
+            </w:pPr>
+            <w:r>
+              <w:rPr>
+                <w:rFonts w:ascii="TimeNewRoman" w:hAnsi="TimeNewRoman"/>
+                <w:sz w:val="30"/>
+              </w:rPr>
+              <w:t>56-50=</w:t>
+            </w:r>
+          </w:p>
+        </w:tc>
+      </w:tr>
+      <w:tr>
+        <w:tc>
+          <w:tcPr>
+            <w:tcW w:type="dxa" w:w="1987"/>
+          </w:tcPr>
+          <w:p>
+            <w:pPr>
+              <w:jc w:val="left"/>
+            </w:pPr>
+            <w:r>
+              <w:rPr>
+                <w:rFonts w:ascii="TimeNewRoman" w:hAnsi="TimeNewRoman"/>
+                <w:sz w:val="30"/>
+              </w:rPr>
+              <w:t>3×2+12=</w:t>
+            </w:r>
+          </w:p>
+        </w:tc>
+        <w:tc>
+          <w:tcPr>
+            <w:tcW w:type="dxa" w:w="1987"/>
+          </w:tcPr>
+          <w:p>
+            <w:pPr>
+              <w:jc w:val="left"/>
+            </w:pPr>
+            <w:r>
+              <w:rPr>
+                <w:rFonts w:ascii="TimeNewRoman" w:hAnsi="TimeNewRoman"/>
+                <w:sz w:val="30"/>
+              </w:rPr>
+              <w:t>34-14=</w:t>
+            </w:r>
+          </w:p>
+        </w:tc>
+        <w:tc>
+          <w:tcPr>
+            <w:tcW w:type="dxa" w:w="1987"/>
+          </w:tcPr>
+          <w:p>
+            <w:pPr>
+              <w:jc w:val="left"/>
+            </w:pPr>
+            <w:r>
+              <w:rPr>
+                <w:rFonts w:ascii="TimeNewRoman" w:hAnsi="TimeNewRoman"/>
+                <w:sz w:val="30"/>
+              </w:rPr>
+              <w:t>5×4+97=</w:t>
+            </w:r>
+          </w:p>
+        </w:tc>
+        <w:tc>
+          <w:tcPr>
+            <w:tcW w:type="dxa" w:w="1987"/>
+          </w:tcPr>
+          <w:p>
+            <w:pPr>
+              <w:jc w:val="left"/>
+            </w:pPr>
+            <w:r>
+              <w:rPr>
+                <w:rFonts w:ascii="TimeNewRoman" w:hAnsi="TimeNewRoman"/>
+                <w:sz w:val="30"/>
+              </w:rPr>
+              <w:t>37+35-43=</w:t>
             </w:r>
           </w:p>
         </w:tc>
@@ -388,7 +475,7 @@
                 <w:rFonts w:ascii="TimeNewRoman" w:hAnsi="TimeNewRoman"/>
                 <w:sz w:val="30"/>
               </w:rPr>
-              <w:t>49÷7=</w:t>
+              <w:t>5+32=</w:t>
             </w:r>
           </w:p>
         </w:tc>
@@ -405,7 +492,7 @@
                 <w:rFonts w:ascii="TimeNewRoman" w:hAnsi="TimeNewRoman"/>
                 <w:sz w:val="30"/>
               </w:rPr>
-              <w:t>24÷4=</w:t>
+              <w:t>9×5+99=</w:t>
             </w:r>
           </w:p>
         </w:tc>
@@ -422,7 +509,7 @@
                 <w:rFonts w:ascii="TimeNewRoman" w:hAnsi="TimeNewRoman"/>
                 <w:sz w:val="30"/>
               </w:rPr>
-              <w:t>9×2-13=</w:t>
+              <w:t>10+15+75=</w:t>
             </w:r>
           </w:p>
         </w:tc>
@@ -439,7 +526,7 @@
                 <w:rFonts w:ascii="TimeNewRoman" w:hAnsi="TimeNewRoman"/>
                 <w:sz w:val="30"/>
               </w:rPr>
-              <w:t>14÷7=</w:t>
+              <w:t>11+4+27=</w:t>
             </w:r>
           </w:p>
         </w:tc>
@@ -456,7 +543,7 @@
                 <w:rFonts w:ascii="TimeNewRoman" w:hAnsi="TimeNewRoman"/>
                 <w:sz w:val="30"/>
               </w:rPr>
-              <w:t>95+47+14=</w:t>
+              <w:t>3×5=</w:t>
             </w:r>
           </w:p>
         </w:tc>
@@ -475,7 +562,7 @@
                 <w:rFonts w:ascii="TimeNewRoman" w:hAnsi="TimeNewRoman"/>
                 <w:sz w:val="30"/>
               </w:rPr>
-              <w:t>56÷7=</w:t>
+              <w:t>24+98-49=</w:t>
             </w:r>
           </w:p>
         </w:tc>
@@ -492,7 +579,7 @@
                 <w:rFonts w:ascii="TimeNewRoman" w:hAnsi="TimeNewRoman"/>
                 <w:sz w:val="30"/>
               </w:rPr>
-              <w:t>73+70-91=</w:t>
+              <w:t>2×4=</w:t>
             </w:r>
           </w:p>
         </w:tc>
@@ -509,7 +596,7 @@
                 <w:rFonts w:ascii="TimeNewRoman" w:hAnsi="TimeNewRoman"/>
                 <w:sz w:val="30"/>
               </w:rPr>
-              <w:t>4×6+97=</w:t>
+              <w:t>8×5+74=</w:t>
             </w:r>
           </w:p>
         </w:tc>
@@ -526,7 +613,7 @@
                 <w:rFonts w:ascii="TimeNewRoman" w:hAnsi="TimeNewRoman"/>
                 <w:sz w:val="30"/>
               </w:rPr>
-              <w:t>3×4=</w:t>
+              <w:t>5×8+37=</w:t>
             </w:r>
           </w:p>
         </w:tc>
@@ -543,7 +630,616 @@
                 <w:rFonts w:ascii="TimeNewRoman" w:hAnsi="TimeNewRoman"/>
                 <w:sz w:val="30"/>
               </w:rPr>
-              <w:t>29-21=</w:t>
+              <w:t>6×3-1=</w:t>
+            </w:r>
+          </w:p>
+        </w:tc>
+      </w:tr>
+      <w:tr>
+        <w:tc>
+          <w:tcPr>
+            <w:tcW w:type="dxa" w:w="1987"/>
+          </w:tcPr>
+          <w:p>
+            <w:pPr>
+              <w:jc w:val="left"/>
+            </w:pPr>
+            <w:r>
+              <w:rPr>
+                <w:rFonts w:ascii="TimeNewRoman" w:hAnsi="TimeNewRoman"/>
+                <w:sz w:val="30"/>
+              </w:rPr>
+              <w:t>20+73-86=</w:t>
+            </w:r>
+          </w:p>
+        </w:tc>
+        <w:tc>
+          <w:tcPr>
+            <w:tcW w:type="dxa" w:w="1987"/>
+          </w:tcPr>
+          <w:p>
+            <w:pPr>
+              <w:jc w:val="left"/>
+            </w:pPr>
+            <w:r>
+              <w:rPr>
+                <w:rFonts w:ascii="TimeNewRoman" w:hAnsi="TimeNewRoman"/>
+                <w:sz w:val="30"/>
+              </w:rPr>
+              <w:t>53+37=</w:t>
+            </w:r>
+          </w:p>
+        </w:tc>
+        <w:tc>
+          <w:tcPr>
+            <w:tcW w:type="dxa" w:w="1987"/>
+          </w:tcPr>
+          <w:p>
+            <w:pPr>
+              <w:jc w:val="left"/>
+            </w:pPr>
+            <w:r>
+              <w:rPr>
+                <w:rFonts w:ascii="TimeNewRoman" w:hAnsi="TimeNewRoman"/>
+                <w:sz w:val="30"/>
+              </w:rPr>
+              <w:t>59-25=</w:t>
+            </w:r>
+          </w:p>
+        </w:tc>
+        <w:tc>
+          <w:tcPr>
+            <w:tcW w:type="dxa" w:w="1987"/>
+          </w:tcPr>
+          <w:p>
+            <w:pPr>
+              <w:jc w:val="left"/>
+            </w:pPr>
+            <w:r>
+              <w:rPr>
+                <w:rFonts w:ascii="TimeNewRoman" w:hAnsi="TimeNewRoman"/>
+                <w:sz w:val="30"/>
+              </w:rPr>
+              <w:t>4×6-19=</w:t>
+            </w:r>
+          </w:p>
+        </w:tc>
+        <w:tc>
+          <w:tcPr>
+            <w:tcW w:type="dxa" w:w="1987"/>
+          </w:tcPr>
+          <w:p>
+            <w:pPr>
+              <w:jc w:val="left"/>
+            </w:pPr>
+            <w:r>
+              <w:rPr>
+                <w:rFonts w:ascii="TimeNewRoman" w:hAnsi="TimeNewRoman"/>
+                <w:sz w:val="30"/>
+              </w:rPr>
+              <w:t>1×2=</w:t>
+            </w:r>
+          </w:p>
+        </w:tc>
+      </w:tr>
+      <w:tr>
+        <w:tc>
+          <w:tcPr>
+            <w:tcW w:type="dxa" w:w="1987"/>
+          </w:tcPr>
+          <w:p>
+            <w:pPr>
+              <w:jc w:val="left"/>
+            </w:pPr>
+            <w:r>
+              <w:rPr>
+                <w:rFonts w:ascii="TimeNewRoman" w:hAnsi="TimeNewRoman"/>
+                <w:sz w:val="30"/>
+              </w:rPr>
+              <w:t>18÷2=</w:t>
+            </w:r>
+          </w:p>
+        </w:tc>
+        <w:tc>
+          <w:tcPr>
+            <w:tcW w:type="dxa" w:w="1987"/>
+          </w:tcPr>
+          <w:p>
+            <w:pPr>
+              <w:jc w:val="left"/>
+            </w:pPr>
+            <w:r>
+              <w:rPr>
+                <w:rFonts w:ascii="TimeNewRoman" w:hAnsi="TimeNewRoman"/>
+                <w:sz w:val="30"/>
+              </w:rPr>
+              <w:t>7×6=</w:t>
+            </w:r>
+          </w:p>
+        </w:tc>
+        <w:tc>
+          <w:tcPr>
+            <w:tcW w:type="dxa" w:w="1987"/>
+          </w:tcPr>
+          <w:p>
+            <w:pPr>
+              <w:jc w:val="left"/>
+            </w:pPr>
+            <w:r>
+              <w:rPr>
+                <w:rFonts w:ascii="TimeNewRoman" w:hAnsi="TimeNewRoman"/>
+                <w:sz w:val="30"/>
+              </w:rPr>
+              <w:t>3×8=</w:t>
+            </w:r>
+          </w:p>
+        </w:tc>
+        <w:tc>
+          <w:tcPr>
+            <w:tcW w:type="dxa" w:w="1987"/>
+          </w:tcPr>
+          <w:p>
+            <w:pPr>
+              <w:jc w:val="left"/>
+            </w:pPr>
+            <w:r>
+              <w:rPr>
+                <w:rFonts w:ascii="TimeNew